--- a/tests_code/output/phase0_test_report.docx
+++ b/tests_code/output/phase0_test_report.docx
@@ -36,7 +36,7 @@
         <w:pStyle w:val="Heading1"/>
       </w:pPr>
       <w:r>
-        <w:t>2025 年加薩停火、人質談判與人道援助持續追蹤報告（本次更新）</w:t>
+        <w:t>2025 年加薩停火、人質談判、人道援助與平民保護綜合研析報告</w:t>
       </w:r>
     </w:p>
     <w:p/>
@@ -48,10 +48,10 @@
         <w:rPr>
           <w:b/>
         </w:rPr>
-        <w:t>本次更新範圍：</w:t>
+        <w:t>分析範圍：</w:t>
       </w:r>
       <w:r>
-        <w:t xml:space="preserve"> 2025-01-15 至 2025-02-16（3 個活動日）</w:t>
+        <w:t xml:space="preserve"> 2025-01-14 至 2025-10-03（18 個活動日）</w:t>
       </w:r>
     </w:p>
     <w:p>
@@ -65,7 +65,7 @@
         <w:t>資料規模：</w:t>
       </w:r>
       <w:r>
-        <w:t xml:space="preserve"> 3 份文件、8 個片段（來源 1-8）</w:t>
+        <w:t xml:space="preserve"> 19 份文件、67 個片段（來源 1-67）</w:t>
       </w:r>
     </w:p>
     <w:p>
@@ -76,10 +76,24 @@
         <w:rPr>
           <w:b/>
         </w:rPr>
-        <w:t>視角：</w:t>
+        <w:t>六部門框架：</w:t>
       </w:r>
       <w:r>
-        <w:t xml:space="preserve"> 全部為聯合國秘書長（古特雷斯）及其發言人聲明</w:t>
+        <w:t xml:space="preserve"> 政治外交 / 國際安全 / 人道事務 / 醫療衛生 / 國際組織 / 綜合研析</w:t>
+      </w:r>
+    </w:p>
+    <w:p>
+      <w:pPr>
+        <w:pStyle w:val="IntenseQuote"/>
+      </w:pPr>
+      <w:r>
+        <w:rPr>
+          <w:b/>
+        </w:rPr>
+        <w:t>重點時段：</w:t>
+      </w:r>
+      <w:r>
+        <w:t xml:space="preserve"> 2025 年 10 月（10/3 單日紀錄）</w:t>
       </w:r>
     </w:p>
     <w:p/>
@@ -165,7 +179,7 @@
           <w:p>
             <w:r/>
             <w:r>
-              <w:t>3</w:t>
+              <w:t>19</w:t>
             </w:r>
           </w:p>
         </w:tc>
@@ -189,7 +203,7 @@
           <w:p>
             <w:r/>
             <w:r>
-              <w:t>8</w:t>
+              <w:t>67</w:t>
             </w:r>
           </w:p>
         </w:tc>
@@ -213,7 +227,7 @@
           <w:p>
             <w:r/>
             <w:r>
-              <w:t>3（1/15、2/11、2/16）</w:t>
+              <w:t>18</w:t>
             </w:r>
           </w:p>
         </w:tc>
@@ -226,7 +240,7 @@
           <w:p>
             <w:r/>
             <w:r>
-              <w:t>月份分布</w:t>
+              <w:t>時間跨度</w:t>
             </w:r>
           </w:p>
         </w:tc>
@@ -237,7 +251,7 @@
           <w:p>
             <w:r/>
             <w:r>
-              <w:t>2025-01：1 則；2025-02：2 則</w:t>
+              <w:t>2025-01-14 → 2025-10-03</w:t>
             </w:r>
           </w:p>
         </w:tc>
@@ -261,7 +275,7 @@
           <w:p>
             <w:r/>
             <w:r>
-              <w:t>2025-Q1：3 則</w:t>
+              <w:t>Q1：6 份；Q2：6 份；Q3：6 份；Q4：1 份</w:t>
             </w:r>
           </w:p>
         </w:tc>
@@ -274,7 +288,7 @@
           <w:p>
             <w:r/>
             <w:r>
-              <w:t>時間跨度</w:t>
+              <w:t>峰值日</w:t>
             </w:r>
           </w:p>
         </w:tc>
@@ -285,7 +299,7 @@
           <w:p>
             <w:r/>
             <w:r>
-              <w:t>2025-01-15 → 2025-02-16</w:t>
+              <w:t>2025-08-22（2 份文件同日）</w:t>
             </w:r>
           </w:p>
         </w:tc>
@@ -293,32 +307,549 @@
     </w:tbl>
     <w:p/>
     <w:p>
+      <w:pPr>
+        <w:pStyle w:val="Heading2"/>
+        <w:jc w:val="left"/>
+      </w:pPr>
       <w:r>
-        <w:rPr>
-          <w:b/>
-        </w:rPr>
-        <w:t>重要說明：</w:t>
+        <w:t>月份分布（依文件計）：</w:t>
       </w:r>
+    </w:p>
+    <w:p/>
+    <w:tbl>
+      <w:tblPr>
+        <w:tblStyle w:val="TableGrid"/>
+        <w:tblW w:type="auto" w:w="0"/>
+        <w:tblLook w:firstColumn="1" w:firstRow="1" w:lastColumn="0" w:lastRow="0" w:noHBand="0" w:noVBand="1" w:val="04A0"/>
+      </w:tblPr>
+      <w:tblGrid>
+        <w:gridCol w:w="2880"/>
+        <w:gridCol w:w="2880"/>
+        <w:gridCol w:w="2880"/>
+      </w:tblGrid>
+      <w:tr>
+        <w:tc>
+          <w:tcPr>
+            <w:tcW w:type="dxa" w:w="2880"/>
+          </w:tcPr>
+          <w:p>
+            <w:r>
+              <w:rPr>
+                <w:b/>
+              </w:rPr>
+            </w:r>
+            <w:r>
+              <w:rPr>
+                <w:b/>
+              </w:rPr>
+              <w:t>月份</w:t>
+            </w:r>
+          </w:p>
+        </w:tc>
+        <w:tc>
+          <w:tcPr>
+            <w:tcW w:type="dxa" w:w="2880"/>
+          </w:tcPr>
+          <w:p>
+            <w:r>
+              <w:rPr>
+                <w:b/>
+              </w:rPr>
+            </w:r>
+            <w:r>
+              <w:rPr>
+                <w:b/>
+              </w:rPr>
+              <w:t>文件數</w:t>
+            </w:r>
+          </w:p>
+        </w:tc>
+        <w:tc>
+          <w:tcPr>
+            <w:tcW w:type="dxa" w:w="2880"/>
+          </w:tcPr>
+          <w:p>
+            <w:r>
+              <w:rPr>
+                <w:b/>
+              </w:rPr>
+            </w:r>
+            <w:r>
+              <w:rPr>
+                <w:b/>
+              </w:rPr>
+              <w:t>備註</w:t>
+            </w:r>
+          </w:p>
+        </w:tc>
+      </w:tr>
+      <w:tr>
+        <w:tc>
+          <w:tcPr>
+            <w:tcW w:type="dxa" w:w="2880"/>
+          </w:tcPr>
+          <w:p>
+            <w:r/>
+            <w:r>
+              <w:t>2025-01</w:t>
+            </w:r>
+          </w:p>
+        </w:tc>
+        <w:tc>
+          <w:tcPr>
+            <w:tcW w:type="dxa" w:w="2880"/>
+          </w:tcPr>
+          <w:p>
+            <w:r/>
+            <w:r>
+              <w:t>3</w:t>
+            </w:r>
+          </w:p>
+        </w:tc>
+        <w:tc>
+          <w:tcPr>
+            <w:tcW w:type="dxa" w:w="2880"/>
+          </w:tcPr>
+          <w:p>
+            <w:r/>
+            <w:r>
+              <w:t>停火達成、生效、早期人道</w:t>
+            </w:r>
+          </w:p>
+        </w:tc>
+      </w:tr>
+      <w:tr>
+        <w:tc>
+          <w:tcPr>
+            <w:tcW w:type="dxa" w:w="2880"/>
+          </w:tcPr>
+          <w:p>
+            <w:r/>
+            <w:r>
+              <w:t>2025-02</w:t>
+            </w:r>
+          </w:p>
+        </w:tc>
+        <w:tc>
+          <w:tcPr>
+            <w:tcW w:type="dxa" w:w="2880"/>
+          </w:tcPr>
+          <w:p>
+            <w:r/>
+            <w:r>
+              <w:t>3</w:t>
+            </w:r>
+          </w:p>
+        </w:tc>
+        <w:tc>
+          <w:tcPr>
+            <w:tcW w:type="dxa" w:w="2880"/>
+          </w:tcPr>
+          <w:p>
+            <w:r/>
+            <w:r>
+              <w:t>震盪、第二輪交換、約旦河西岸</w:t>
+            </w:r>
+          </w:p>
+        </w:tc>
+      </w:tr>
+      <w:tr>
+        <w:tc>
+          <w:tcPr>
+            <w:tcW w:type="dxa" w:w="2880"/>
+          </w:tcPr>
+          <w:p>
+            <w:r/>
+            <w:r>
+              <w:t>2025-03</w:t>
+            </w:r>
+          </w:p>
+        </w:tc>
+        <w:tc>
+          <w:tcPr>
+            <w:tcW w:type="dxa" w:w="2880"/>
+          </w:tcPr>
+          <w:p>
+            <w:r/>
+            <w:r>
+              <w:t>-（未列入月份統計）</w:t>
+            </w:r>
+          </w:p>
+        </w:tc>
+        <w:tc>
+          <w:tcPr>
+            <w:tcW w:type="dxa" w:w="2880"/>
+          </w:tcPr>
+          <w:p>
+            <w:r/>
+            <w:r>
+              <w:t>僅 2 則片段（來源30、31），含 3/23 停火破裂</w:t>
+            </w:r>
+          </w:p>
+        </w:tc>
+      </w:tr>
+      <w:tr>
+        <w:tc>
+          <w:tcPr>
+            <w:tcW w:type="dxa" w:w="2880"/>
+          </w:tcPr>
+          <w:p>
+            <w:r/>
+            <w:r>
+              <w:t>2025-04</w:t>
+            </w:r>
+          </w:p>
+        </w:tc>
+        <w:tc>
+          <w:tcPr>
+            <w:tcW w:type="dxa" w:w="2880"/>
+          </w:tcPr>
+          <w:p>
+            <w:r/>
+            <w:r>
+              <w:t>2</w:t>
+            </w:r>
+          </w:p>
+        </w:tc>
+        <w:tc>
+          <w:tcPr>
+            <w:tcW w:type="dxa" w:w="2880"/>
+          </w:tcPr>
+          <w:p>
+            <w:r/>
+            <w:r>
+              <w:t>封鎖加劇、醫療崩解</w:t>
+            </w:r>
+          </w:p>
+        </w:tc>
+      </w:tr>
+      <w:tr>
+        <w:tc>
+          <w:tcPr>
+            <w:tcW w:type="dxa" w:w="2880"/>
+          </w:tcPr>
+          <w:p>
+            <w:r/>
+            <w:r>
+              <w:t>2025-05</w:t>
+            </w:r>
+          </w:p>
+        </w:tc>
+        <w:tc>
+          <w:tcPr>
+            <w:tcW w:type="dxa" w:w="2880"/>
+          </w:tcPr>
+          <w:p>
+            <w:r/>
+            <w:r>
+              <w:t>2</w:t>
+            </w:r>
+          </w:p>
+        </w:tc>
+        <w:tc>
+          <w:tcPr>
+            <w:tcW w:type="dxa" w:w="2880"/>
+          </w:tcPr>
+          <w:p>
+            <w:r/>
+            <w:r>
+              <w:t>空襲學校、飢荒失控</w:t>
+            </w:r>
+          </w:p>
+        </w:tc>
+      </w:tr>
+      <w:tr>
+        <w:tc>
+          <w:tcPr>
+            <w:tcW w:type="dxa" w:w="2880"/>
+          </w:tcPr>
+          <w:p>
+            <w:r/>
+            <w:r>
+              <w:t>2025-06</w:t>
+            </w:r>
+          </w:p>
+        </w:tc>
+        <w:tc>
+          <w:tcPr>
+            <w:tcW w:type="dxa" w:w="2880"/>
+          </w:tcPr>
+          <w:p>
+            <w:r/>
+            <w:r>
+              <w:t>2</w:t>
+            </w:r>
+          </w:p>
+        </w:tc>
+        <w:tc>
+          <w:tcPr>
+            <w:tcW w:type="dxa" w:w="2880"/>
+          </w:tcPr>
+          <w:p>
+            <w:r/>
+            <w:r>
+              <w:t>44% 援助被拒、通信中斷</w:t>
+            </w:r>
+          </w:p>
+        </w:tc>
+      </w:tr>
+      <w:tr>
+        <w:tc>
+          <w:tcPr>
+            <w:tcW w:type="dxa" w:w="2880"/>
+          </w:tcPr>
+          <w:p>
+            <w:r/>
+            <w:r>
+              <w:t>2025-07</w:t>
+            </w:r>
+          </w:p>
+        </w:tc>
+        <w:tc>
+          <w:tcPr>
+            <w:tcW w:type="dxa" w:w="2880"/>
+          </w:tcPr>
+          <w:p>
+            <w:r/>
+            <w:r>
+              <w:t>1</w:t>
+            </w:r>
+          </w:p>
+        </w:tc>
+        <w:tc>
+          <w:tcPr>
+            <w:tcW w:type="dxa" w:w="2880"/>
+          </w:tcPr>
+          <w:p>
+            <w:r/>
+            <w:r>
+              <w:t>17 週無燃料、強制遷移</w:t>
+            </w:r>
+          </w:p>
+        </w:tc>
+      </w:tr>
+      <w:tr>
+        <w:tc>
+          <w:tcPr>
+            <w:tcW w:type="dxa" w:w="2880"/>
+          </w:tcPr>
+          <w:p>
+            <w:r/>
+            <w:r>
+              <w:t>2025-08</w:t>
+            </w:r>
+          </w:p>
+        </w:tc>
+        <w:tc>
+          <w:tcPr>
+            <w:tcW w:type="dxa" w:w="2880"/>
+          </w:tcPr>
+          <w:p>
+            <w:r/>
+            <w:r>
+              <w:t>3</w:t>
+            </w:r>
+          </w:p>
+        </w:tc>
+        <w:tc>
+          <w:tcPr>
+            <w:tcW w:type="dxa" w:w="2880"/>
+          </w:tcPr>
+          <w:p>
+            <w:r/>
+            <w:r>
+              <w:t>接管加薩城、飢荒定性</w:t>
+            </w:r>
+          </w:p>
+        </w:tc>
+      </w:tr>
+      <w:tr>
+        <w:tc>
+          <w:tcPr>
+            <w:tcW w:type="dxa" w:w="2880"/>
+          </w:tcPr>
+          <w:p>
+            <w:r/>
+            <w:r>
+              <w:t>2025-09</w:t>
+            </w:r>
+          </w:p>
+        </w:tc>
+        <w:tc>
+          <w:tcPr>
+            <w:tcW w:type="dxa" w:w="2880"/>
+          </w:tcPr>
+          <w:p>
+            <w:r/>
+            <w:r>
+              <w:t>2</w:t>
+            </w:r>
+          </w:p>
+        </w:tc>
+        <w:tc>
+          <w:tcPr>
+            <w:tcW w:type="dxa" w:w="2880"/>
+          </w:tcPr>
+          <w:p>
+            <w:r/>
+            <w:r>
+              <w:t>種族滅絕報告、定居點擴張</w:t>
+            </w:r>
+          </w:p>
+        </w:tc>
+      </w:tr>
+      <w:tr>
+        <w:tc>
+          <w:tcPr>
+            <w:tcW w:type="dxa" w:w="2880"/>
+          </w:tcPr>
+          <w:p>
+            <w:r/>
+            <w:r>
+              <w:t>2025-10</w:t>
+            </w:r>
+          </w:p>
+        </w:tc>
+        <w:tc>
+          <w:tcPr>
+            <w:tcW w:type="dxa" w:w="2880"/>
+          </w:tcPr>
+          <w:p>
+            <w:r/>
+            <w:r>
+              <w:t>1</w:t>
+            </w:r>
+          </w:p>
+        </w:tc>
+        <w:tc>
+          <w:tcPr>
+            <w:tcW w:type="dxa" w:w="2880"/>
+          </w:tcPr>
+          <w:p>
+            <w:r/>
+            <w:r>
+              <w:t>哈馬斯釋放意旨、17 萬噸備妥</w:t>
+            </w:r>
+          </w:p>
+        </w:tc>
+      </w:tr>
+      <w:tr>
+        <w:tc>
+          <w:tcPr>
+            <w:tcW w:type="dxa" w:w="2880"/>
+          </w:tcPr>
+          <w:p>
+            <w:r/>
+            <w:r>
+              <w:t>2025-11</w:t>
+            </w:r>
+          </w:p>
+        </w:tc>
+        <w:tc>
+          <w:tcPr>
+            <w:tcW w:type="dxa" w:w="2880"/>
+          </w:tcPr>
+          <w:p>
+            <w:r/>
+            <w:r>
+              <w:t>-</w:t>
+            </w:r>
+          </w:p>
+        </w:tc>
+        <w:tc>
+          <w:tcPr>
+            <w:tcW w:type="dxa" w:w="2880"/>
+          </w:tcPr>
+          <w:p>
+            <w:r/>
+            <w:r>
+              <w:rPr>
+                <w:b/>
+              </w:rPr>
+              <w:t>完全空白</w:t>
+            </w:r>
+          </w:p>
+        </w:tc>
+      </w:tr>
+      <w:tr>
+        <w:tc>
+          <w:tcPr>
+            <w:tcW w:type="dxa" w:w="2880"/>
+          </w:tcPr>
+          <w:p>
+            <w:r/>
+            <w:r>
+              <w:t>2025-12</w:t>
+            </w:r>
+          </w:p>
+        </w:tc>
+        <w:tc>
+          <w:tcPr>
+            <w:tcW w:type="dxa" w:w="2880"/>
+          </w:tcPr>
+          <w:p>
+            <w:r/>
+            <w:r>
+              <w:t>-</w:t>
+            </w:r>
+          </w:p>
+        </w:tc>
+        <w:tc>
+          <w:tcPr>
+            <w:tcW w:type="dxa" w:w="2880"/>
+          </w:tcPr>
+          <w:p>
+            <w:r/>
+            <w:r>
+              <w:rPr>
+                <w:b/>
+              </w:rPr>
+              <w:t>完全空白</w:t>
+            </w:r>
+          </w:p>
+        </w:tc>
+      </w:tr>
+    </w:tbl>
+    <w:p/>
+    <w:p>
+      <w:pPr>
+        <w:pStyle w:val="Heading2"/>
+        <w:jc w:val="left"/>
+      </w:pPr>
       <w:r>
-        <w:t xml:space="preserve"> 本次收到的 8 則片段全部聚焦於</w:t>
+        <w:t>結構性缺口：</w:t>
       </w:r>
+    </w:p>
+    <w:p>
+      <w:pPr>
+        <w:pStyle w:val="ListBullet"/>
+      </w:pPr>
       <w:r>
-        <w:rPr>
-          <w:b/>
-        </w:rPr>
-        <w:t>政治外交維度</w:t>
+        <w:t>2025 年 3 月僅有 2 則片段（來源30：3/1 第一階段推進確認；來源31：3/23 15 名醫務人員遇害），停火破裂的直接觸發事件與各方談判全貌缺失。</w:t>
       </w:r>
+    </w:p>
+    <w:p>
+      <w:pPr>
+        <w:pStyle w:val="ListBullet"/>
+      </w:pPr>
       <w:r>
-        <w:t>（停火協議狀態、人質交換、古特雷斯聲明），且視角集中於聯合國秘書長一線。OCHA、WHO、UNRWA、WFP 等機構的具體數據，以色列、卡達、埃及的官方立場，以及軍事行動、人道援助准入、醫療衛生等維度，在本次資料中</w:t>
+        <w:t>2025 年 11-12 月完全空白，無法對第四季度後續進展做出判斷。</w:t>
       </w:r>
+    </w:p>
+    <w:p>
+      <w:pPr>
+        <w:pStyle w:val="ListBullet"/>
+      </w:pPr>
       <w:r>
-        <w:rPr>
-          <w:b/>
-        </w:rPr>
-        <w:t>均無直接記載</w:t>
+        <w:t>10 月僅 10/3 一天有紀錄（來源64-67），無法判斷該意旨是否轉為實質執行。</w:t>
       </w:r>
+    </w:p>
+    <w:p>
+      <w:pPr>
+        <w:pStyle w:val="ListBullet"/>
+      </w:pPr>
       <w:r>
-        <w:t>。以下分析嚴格限於來源 1-8 所载內容，超出部分以對話歷史已有判斷為參照標註。</w:t>
+        <w:t>以色列官方立場的直接引述在現有資料中極少，多數分析以聯合國及人道機構視角為主。</w:t>
       </w:r>
     </w:p>
     <w:p/>
@@ -412,7 +943,7 @@
           <w:p>
             <w:r/>
             <w:r>
-              <w:t>2025-01-15</w:t>
+              <w:t>2025-01-09</w:t>
             </w:r>
           </w:p>
         </w:tc>
@@ -423,7 +954,7 @@
           <w:p>
             <w:r/>
             <w:r>
-              <w:t>加薩停火及釋放人質協議達成；古特雷斯重申「結束佔領並通過談判實現兩國方案，使以色列和巴勒斯坦在國際法、聯合國決議和既往協議框架內和平共處」是「緊迫而重要的任務」（來源1）</w:t>
+              <w:t>加薩流離失所者收容所再次遭襲擊，造成嚴重人員傷亡（來源1）</w:t>
             </w:r>
           </w:p>
         </w:tc>
@@ -447,7 +978,7 @@
           <w:p>
             <w:r/>
             <w:r>
-              <w:t>2025-01-19</w:t>
+              <w:t>2025-01-14</w:t>
             </w:r>
           </w:p>
         </w:tc>
@@ -458,7 +989,7 @@
           <w:p>
             <w:r/>
             <w:r>
-              <w:t>停火協議正式生效；首次人質與囚犯交換完成，屬於協議「第一階段的重要組成部分」（來源2）</w:t>
+              <w:t>以色列當局持續拒絕聯合國領導的援助努力；聯合國人員兩次試圖進入北部的奧達醫院和印尼醫院運送醫療物資、撤離病人均遭拒絕；WHO 向希法醫院提供 9,700 升燃料、血液和血漿，成功轉運 3 名病人；Oda 醫院因物資短缺運行受限，印尼醫院基本設備被破壞；WFP 支持的 5 家麵包店僅能以一半產能生產；賈巴利亞·巴拉德和汗尤尼斯遇襲造成大量平民死傷</w:t>
             </w:r>
           </w:p>
         </w:tc>
@@ -469,7 +1000,7 @@
           <w:p>
             <w:r/>
             <w:r>
-              <w:t>2</w:t>
+              <w:t>2、3、4、5、6、7、8</w:t>
             </w:r>
           </w:p>
         </w:tc>
@@ -482,7 +1013,7 @@
           <w:p>
             <w:r/>
             <w:r>
-              <w:t>2025-02-11</w:t>
+              <w:t>2025-01-15</w:t>
             </w:r>
           </w:p>
         </w:tc>
@@ -493,7 +1024,7 @@
           <w:p>
             <w:r/>
             <w:r>
-              <w:t>古特雷斯強調「必須竭盡全力避免加薩地帶戰火重燃」；近期報導顯示持續三周的停火協議「或將終止」（來源3）；聯合國駐日內瓦發言人戈麦斯表示恢復敵對行動將導致「嚴重的人道主義災難」，呼籲哈馬斯按計劃於「本週六」釋放人質，並敦促雙方「盡快在多哈恢復第二階段的認真談判」（來源4）</w:t>
+              <w:t>加薩停火及釋放人質協議達成；古特雷斯歡迎並高度讚揚埃及、卡達和美國的貢獻；古特雷斯重申「兩國方案」為緊迫任務；UNICEF 指出至少 1.45 萬名兒童喪生、近 100 萬人 displaced；弗莱徹表示停火帶來希望但援助仍充滿挑戰</w:t>
             </w:r>
           </w:p>
         </w:tc>
@@ -504,7 +1035,7 @@
           <w:p>
             <w:r/>
             <w:r>
-              <w:t>3、4</w:t>
+              <w:t>9、10、11、12</w:t>
             </w:r>
           </w:p>
         </w:tc>
@@ -517,6 +1048,111 @@
           <w:p>
             <w:r/>
             <w:r>
+              <w:t>2025-01-18</w:t>
+            </w:r>
+          </w:p>
+        </w:tc>
+        <w:tc>
+          <w:tcPr>
+            <w:tcW w:type="dxa" w:w="2880"/>
+          </w:tcPr>
+          <w:p>
+            <w:r/>
+            <w:r>
+              <w:t>古特雷斯提及黎巴嫩南部停火維持（與加薩議題並列）</w:t>
+            </w:r>
+          </w:p>
+        </w:tc>
+        <w:tc>
+          <w:tcPr>
+            <w:tcW w:type="dxa" w:w="2880"/>
+          </w:tcPr>
+          <w:p>
+            <w:r/>
+            <w:r>
+              <w:t>13</w:t>
+            </w:r>
+          </w:p>
+        </w:tc>
+      </w:tr>
+      <w:tr>
+        <w:tc>
+          <w:tcPr>
+            <w:tcW w:type="dxa" w:w="2880"/>
+          </w:tcPr>
+          <w:p>
+            <w:r/>
+            <w:r>
+              <w:t>2025-01-19</w:t>
+            </w:r>
+          </w:p>
+        </w:tc>
+        <w:tc>
+          <w:tcPr>
+            <w:tcW w:type="dxa" w:w="2880"/>
+          </w:tcPr>
+          <w:p>
+            <w:r/>
+            <w:r>
+              <w:t>停火協議正式生效；首次人質與囚犯交換完成（第一階段重要組成部分）；OCHA 確認援助規模顯著增加；UNRWA 持續在加薩工作</w:t>
+            </w:r>
+          </w:p>
+        </w:tc>
+        <w:tc>
+          <w:tcPr>
+            <w:tcW w:type="dxa" w:w="2880"/>
+          </w:tcPr>
+          <w:p>
+            <w:r/>
+            <w:r>
+              <w:t>14、15</w:t>
+            </w:r>
+          </w:p>
+        </w:tc>
+      </w:tr>
+      <w:tr>
+        <w:tc>
+          <w:tcPr>
+            <w:tcW w:type="dxa" w:w="2880"/>
+          </w:tcPr>
+          <w:p>
+            <w:r/>
+            <w:r>
+              <w:t>2025-02-11</w:t>
+            </w:r>
+          </w:p>
+        </w:tc>
+        <w:tc>
+          <w:tcPr>
+            <w:tcW w:type="dxa" w:w="2880"/>
+          </w:tcPr>
+          <w:p>
+            <w:r/>
+            <w:r>
+              <w:t>古特雷斯強調「必須竭盡全力避免加薩戰火重燃」，近期報導稱停火「或將終止」；戈麦斯警告恢復敵對行動將導致「嚴重的人道主義災難」，呼籲哈馬斯「本週六」釋放人質，敦促雙方「盡快在多哈恢復第二階段談判」；OCHA 通報：自停火生效以來超 150 萬人領取食品包，WFP 向超 86 萬人分發食品包、熱餐和現金；水井修復推進中但缺乏備件和設備</w:t>
+            </w:r>
+          </w:p>
+        </w:tc>
+        <w:tc>
+          <w:tcPr>
+            <w:tcW w:type="dxa" w:w="2880"/>
+          </w:tcPr>
+          <w:p>
+            <w:r/>
+            <w:r>
+              <w:t>16、17、18</w:t>
+            </w:r>
+          </w:p>
+        </w:tc>
+      </w:tr>
+      <w:tr>
+        <w:tc>
+          <w:tcPr>
+            <w:tcW w:type="dxa" w:w="2880"/>
+          </w:tcPr>
+          <w:p>
+            <w:r/>
+            <w:r>
               <w:t>2025-02-16</w:t>
             </w:r>
           </w:p>
@@ -528,7 +1164,7 @@
           <w:p>
             <w:r/>
             <w:r>
-              <w:t>三名以色列人質從加薩獲釋，作為交換，369 名巴勒斯坦囚犯獲釋（來源6）；古特雷斯對此「表示歡迎」，並肯定以哈間「持續實施的停火」（來源5）；協議細節確認：共分三階段，第一階段含以軍撤離居民區、允許巴勒斯坦人返回家園、大幅增加援助物資進入數量（來源7）；聯合國聲明將「繼續全力支持該協議的落實，包括為向加薩提供急需的人道主義援助創造必要條件」（來源8）</w:t>
+              <w:t>3 名以色列人質獲釋，369 名巴勒斯坦囚犯獲釋；古特雷斯歡迎並肯定停火「持續實施」；協議三階段結構確認（第一階段：以軍撤離居民區、允許返回家園、大幅增加援助）；聯合國承諾「全力支持落實，創造人道援助必要條件」；古特雷斯敦促所有各方遵守國際人道法和國際人權法</w:t>
             </w:r>
           </w:p>
         </w:tc>
@@ -539,7 +1175,905 @@
           <w:p>
             <w:r/>
             <w:r>
-              <w:t>5、6、7、8</w:t>
+              <w:t>19、20、21、22、23</w:t>
+            </w:r>
+          </w:p>
+        </w:tc>
+      </w:tr>
+      <w:tr>
+        <w:tc>
+          <w:tcPr>
+            <w:tcW w:type="dxa" w:w="2880"/>
+          </w:tcPr>
+          <w:p>
+            <w:r/>
+            <w:r>
+              <w:t>2025-02-26</w:t>
+            </w:r>
+          </w:p>
+        </w:tc>
+        <w:tc>
+          <w:tcPr>
+            <w:tcW w:type="dxa" w:w="2880"/>
+          </w:tcPr>
+          <w:p>
+            <w:r/>
+            <w:r>
+              <w:t>約旦河西岸：數周軍事行動導致約 4 萬人 displaced，50 多人喪生（含兒童）；OCHA 關切過度武力；加薩：6 名兒童因嚴寒喪生（累計 15 人）；FAO 首次向加薩北部運送動物飼料；WFP 1 月向約 19 萬人提供現金援助</w:t>
+            </w:r>
+          </w:p>
+        </w:tc>
+        <w:tc>
+          <w:tcPr>
+            <w:tcW w:type="dxa" w:w="2880"/>
+          </w:tcPr>
+          <w:p>
+            <w:r/>
+            <w:r>
+              <w:t>24、25、26、27、28、29</w:t>
+            </w:r>
+          </w:p>
+        </w:tc>
+      </w:tr>
+      <w:tr>
+        <w:tc>
+          <w:tcPr>
+            <w:tcW w:type="dxa" w:w="2880"/>
+          </w:tcPr>
+          <w:p>
+            <w:r/>
+            <w:r>
+              <w:t>2025-03-01</w:t>
+            </w:r>
+          </w:p>
+        </w:tc>
+        <w:tc>
+          <w:tcPr>
+            <w:tcW w:type="dxa" w:w="2880"/>
+          </w:tcPr>
+          <w:p>
+            <w:r/>
+            <w:r>
+              <w:t>第一階段計劃「正在基本按照商定步驟推進」，預定 3/1 前完成；後續將就永久停火展開談判</w:t>
+            </w:r>
+          </w:p>
+        </w:tc>
+        <w:tc>
+          <w:tcPr>
+            <w:tcW w:type="dxa" w:w="2880"/>
+          </w:tcPr>
+          <w:p>
+            <w:r/>
+            <w:r>
+              <w:t>30</w:t>
+            </w:r>
+          </w:p>
+        </w:tc>
+      </w:tr>
+      <w:tr>
+        <w:tc>
+          <w:tcPr>
+            <w:tcW w:type="dxa" w:w="2880"/>
+          </w:tcPr>
+          <w:p>
+            <w:r/>
+            <w:r>
+              <w:t>2025-03-23</w:t>
+            </w:r>
+          </w:p>
+        </w:tc>
+        <w:tc>
+          <w:tcPr>
+            <w:tcW w:type="dxa" w:w="2880"/>
+          </w:tcPr>
+          <w:p>
+            <w:r/>
+            <w:r>
+              <w:t>以色列軍隊對加薩醫療和急救車隊發動襲擊，15 名醫務人員和人道工作者喪生；人權高級专员蒂尔克嚴厲譴責並呼籲獨立調查</w:t>
+            </w:r>
+          </w:p>
+        </w:tc>
+        <w:tc>
+          <w:tcPr>
+            <w:tcW w:type="dxa" w:w="2880"/>
+          </w:tcPr>
+          <w:p>
+            <w:r/>
+            <w:r>
+              <w:t>31</w:t>
+            </w:r>
+          </w:p>
+        </w:tc>
+      </w:tr>
+      <w:tr>
+        <w:tc>
+          <w:tcPr>
+            <w:tcW w:type="dxa" w:w="2880"/>
+          </w:tcPr>
+          <w:p>
+            <w:r/>
+            <w:r>
+              <w:t>2025-04-01</w:t>
+            </w:r>
+          </w:p>
+        </w:tc>
+        <w:tc>
+          <w:tcPr>
+            <w:tcW w:type="dxa" w:w="2880"/>
+          </w:tcPr>
+          <w:p>
+            <w:r/>
+            <w:r>
+              <w:t>聯合國多家機構警告加薩戰爭行為「帶有暴行罪特徵」；以色列關閉加薩邊境、連續四周禁止所有商業和人道援助進入；巴勒斯坦紅新月會超過一半救护车因缺燃料或設備損壞無法運行；紅新月會最後一名失蹤成員命運未明</w:t>
+            </w:r>
+          </w:p>
+        </w:tc>
+        <w:tc>
+          <w:tcPr>
+            <w:tcW w:type="dxa" w:w="2880"/>
+          </w:tcPr>
+          <w:p>
+            <w:r/>
+            <w:r>
+              <w:t>32、33、34、35</w:t>
+            </w:r>
+          </w:p>
+        </w:tc>
+      </w:tr>
+      <w:tr>
+        <w:tc>
+          <w:tcPr>
+            <w:tcW w:type="dxa" w:w="2880"/>
+          </w:tcPr>
+          <w:p>
+            <w:r/>
+            <w:r>
+              <w:t>2025-04-25</w:t>
+            </w:r>
+          </w:p>
+        </w:tc>
+        <w:tc>
+          <w:tcPr>
+            <w:tcW w:type="dxa" w:w="2880"/>
+          </w:tcPr>
+          <w:p>
+            <w:r/>
+            <w:r>
+              <w:t>停火破裂後封鎖已超 50 天，加薩人口即將斷糧；酷熱、污水、垃圾堆疊下流離失所家庭面臨嚴重公共衛生危機</w:t>
+            </w:r>
+          </w:p>
+        </w:tc>
+        <w:tc>
+          <w:tcPr>
+            <w:tcW w:type="dxa" w:w="2880"/>
+          </w:tcPr>
+          <w:p>
+            <w:r/>
+            <w:r>
+              <w:t>36</w:t>
+            </w:r>
+          </w:p>
+        </w:tc>
+      </w:tr>
+      <w:tr>
+        <w:tc>
+          <w:tcPr>
+            <w:tcW w:type="dxa" w:w="2880"/>
+          </w:tcPr>
+          <w:p>
+            <w:r/>
+            <w:r>
+              <w:t>2025-05-02</w:t>
+            </w:r>
+          </w:p>
+        </w:tc>
+        <w:tc>
+          <w:tcPr>
+            <w:tcW w:type="dxa" w:w="2880"/>
+          </w:tcPr>
+          <w:p>
+            <w:r/>
+            <w:r>
+              <w:t>以色列切斷所有援助已近兩月；弗莱徹聲明：阻止援助是對哈馬斯施壓策略，嚴重違反國際法，屬「殘酷的集體懲罰」</w:t>
+            </w:r>
+          </w:p>
+        </w:tc>
+        <w:tc>
+          <w:tcPr>
+            <w:tcW w:type="dxa" w:w="2880"/>
+          </w:tcPr>
+          <w:p>
+            <w:r/>
+            <w:r>
+              <w:t>37</w:t>
+            </w:r>
+          </w:p>
+        </w:tc>
+      </w:tr>
+      <w:tr>
+        <w:tc>
+          <w:tcPr>
+            <w:tcW w:type="dxa" w:w="2880"/>
+          </w:tcPr>
+          <w:p>
+            <w:r/>
+            <w:r>
+              <w:t>2025-05-09</w:t>
+            </w:r>
+          </w:p>
+        </w:tc>
+        <w:tc>
+          <w:tcPr>
+            <w:tcW w:type="dxa" w:w="2880"/>
+          </w:tcPr>
+          <w:p>
+            <w:r/>
+            <w:r>
+              <w:t>以色列對加薩中部貝雷杰一所聯合國運營學校空襲，至少 30 名在校避难的巴勒斯坦人死亡（該校收容約 2,000 人流離失所者），空襲引發大火</w:t>
+            </w:r>
+          </w:p>
+        </w:tc>
+        <w:tc>
+          <w:tcPr>
+            <w:tcW w:type="dxa" w:w="2880"/>
+          </w:tcPr>
+          <w:p>
+            <w:r/>
+            <w:r>
+              <w:t>38</w:t>
+            </w:r>
+          </w:p>
+        </w:tc>
+      </w:tr>
+      <w:tr>
+        <w:tc>
+          <w:tcPr>
+            <w:tcW w:type="dxa" w:w="2880"/>
+          </w:tcPr>
+          <w:p>
+            <w:r/>
+            <w:r>
+              <w:t>2025-05-31</w:t>
+            </w:r>
+          </w:p>
+        </w:tc>
+        <w:tc>
+          <w:tcPr>
+            <w:tcW w:type="dxa" w:w="2880"/>
+          </w:tcPr>
+          <w:p>
+            <w:r/>
+            <w:r>
+              <w:t>加薩飢荒危機失控；5/31 以來連續數天民眾在私營援助中心領食時遭槍擊遇難；古特雷斯深表震驚；美國在安理會投下否決票阻止永久停火決議</w:t>
+            </w:r>
+          </w:p>
+        </w:tc>
+        <w:tc>
+          <w:tcPr>
+            <w:tcW w:type="dxa" w:w="2880"/>
+          </w:tcPr>
+          <w:p>
+            <w:r/>
+            <w:r>
+              <w:t>39</w:t>
+            </w:r>
+          </w:p>
+        </w:tc>
+      </w:tr>
+      <w:tr>
+        <w:tc>
+          <w:tcPr>
+            <w:tcW w:type="dxa" w:w="2880"/>
+          </w:tcPr>
+          <w:p>
+            <w:r/>
+            <w:r>
+              <w:t>2025-06-13</w:t>
+            </w:r>
+          </w:p>
+        </w:tc>
+        <w:tc>
+          <w:tcPr>
+            <w:tcW w:type="dxa" w:w="2880"/>
+          </w:tcPr>
+          <w:p>
+            <w:r/>
+            <w:r>
+              <w:t>聯合國強調必須確保援助通道暢通；飢荒風險迫在眉睫、通信全面中斷；18 項援助行動中 8 項被拒、4 項取消；自 4 月以來 20 次以上搶修許可被拒；UNRWA 譴責「將人道援助武器化」；物資分發中心周邊多起槍擊造成 200 餘人死亡、數千人受傷；弗莱徹：「解決飢荒絕不能用子彈」</w:t>
+            </w:r>
+          </w:p>
+        </w:tc>
+        <w:tc>
+          <w:tcPr>
+            <w:tcW w:type="dxa" w:w="2880"/>
+          </w:tcPr>
+          <w:p>
+            <w:r/>
+            <w:r>
+              <w:t>40、41、42、43、44、45、46</w:t>
+            </w:r>
+          </w:p>
+        </w:tc>
+      </w:tr>
+      <w:tr>
+        <w:tc>
+          <w:tcPr>
+            <w:tcW w:type="dxa" w:w="2880"/>
+          </w:tcPr>
+          <w:p>
+            <w:r/>
+            <w:r>
+              <w:t>2025-07-03</w:t>
+            </w:r>
+          </w:p>
+        </w:tc>
+        <w:tc>
+          <w:tcPr>
+            <w:tcW w:type="dxa" w:w="2880"/>
+          </w:tcPr>
+          <w:p>
+            <w:r/>
+            <w:r>
+              <w:t>古特雷斯對人道局勢惡化嚴重關切、強烈譴責多起平民死傷襲擊；一日內以色列下令強制轉移近 3 萬人；加薩連續超 17 週未獲燃料（新生兒保溫箱將停運、救护车無法運行、飲水無法淨化）；UNFPA：約 70 萬女性和女孩面臨「月經危機」，170 卡車物資備妥但未獲准入；6 月近 400 次人道協調中 44% 被直接拒絕</w:t>
+            </w:r>
+          </w:p>
+        </w:tc>
+        <w:tc>
+          <w:tcPr>
+            <w:tcW w:type="dxa" w:w="2880"/>
+          </w:tcPr>
+          <w:p>
+            <w:r/>
+            <w:r>
+              <w:t>47、48、49、50、51</w:t>
+            </w:r>
+          </w:p>
+        </w:tc>
+      </w:tr>
+      <w:tr>
+        <w:tc>
+          <w:tcPr>
+            <w:tcW w:type="dxa" w:w="2880"/>
+          </w:tcPr>
+          <w:p>
+            <w:r/>
+            <w:r>
+              <w:t>2025-08-08</w:t>
+            </w:r>
+          </w:p>
+        </w:tc>
+        <w:tc>
+          <w:tcPr>
+            <w:tcW w:type="dxa" w:w="2880"/>
+          </w:tcPr>
+          <w:p>
+            <w:r/>
+            <w:r>
+              <w:t>古特雷斯對以色列決定「接管加薩城」深表震驚，指出標誌局勢危險升級，可能危及更多生命（含被扣押人質）</w:t>
+            </w:r>
+          </w:p>
+        </w:tc>
+        <w:tc>
+          <w:tcPr>
+            <w:tcW w:type="dxa" w:w="2880"/>
+          </w:tcPr>
+          <w:p>
+            <w:r/>
+            <w:r>
+              <w:t>52</w:t>
+            </w:r>
+          </w:p>
+        </w:tc>
+      </w:tr>
+      <w:tr>
+        <w:tc>
+          <w:tcPr>
+            <w:tcW w:type="dxa" w:w="2880"/>
+          </w:tcPr>
+          <w:p>
+            <w:r/>
+            <w:r>
+              <w:t>2025-08-22</w:t>
+            </w:r>
+          </w:p>
+        </w:tc>
+        <w:tc>
+          <w:tcPr>
+            <w:tcW w:type="dxa" w:w="2880"/>
+          </w:tcPr>
+          <w:p>
+            <w:r/>
+            <w:r>
+              <w:t>加薩兒童截肢率攀升至全球最高；以軍持續加強加薩城及周边軍事行動；古特雷斯緊急呼籲停火；「糧食安全階段綜合分類」飢荒評估報告發布；古特雷斯：飢荒代表「人性的失敗」，以色列作為佔領國有明確義務；蒂尔克：飢荒是以色列政府政策的直接後果</w:t>
+            </w:r>
+          </w:p>
+        </w:tc>
+        <w:tc>
+          <w:tcPr>
+            <w:tcW w:type="dxa" w:w="2880"/>
+          </w:tcPr>
+          <w:p>
+            <w:r/>
+            <w:r>
+              <w:t>53、54、55、56</w:t>
+            </w:r>
+          </w:p>
+        </w:tc>
+      </w:tr>
+      <w:tr>
+        <w:tc>
+          <w:tcPr>
+            <w:tcW w:type="dxa" w:w="2880"/>
+          </w:tcPr>
+          <w:p>
+            <w:r/>
+            <w:r>
+              <w:t>2025-09-23</w:t>
+            </w:r>
+          </w:p>
+        </w:tc>
+        <w:tc>
+          <w:tcPr>
+            <w:tcW w:type="dxa" w:w="2880"/>
+          </w:tcPr>
+          <w:p>
+            <w:r/>
+            <w:r>
+              <w:t>聯合國獨立調查委員會報告：以色列在加薩實施四項種族滅絕行為；至 2025 年 7 月以軍已控制加薩 75% 面積；西岸政策顯示明確吞併意圖；點名六名以色列部長（加蘭特、卡茨、斯莫特里奇、斯特羅克、本格維爾、內塔尼亞胡）負最大責任；敦促立即結束種族滅絕、撤出定居點</w:t>
+            </w:r>
+          </w:p>
+        </w:tc>
+        <w:tc>
+          <w:tcPr>
+            <w:tcW w:type="dxa" w:w="2880"/>
+          </w:tcPr>
+          <w:p>
+            <w:r/>
+            <w:r>
+              <w:t>57、58、59、60、61、62</w:t>
+            </w:r>
+          </w:p>
+        </w:tc>
+      </w:tr>
+      <w:tr>
+        <w:tc>
+          <w:tcPr>
+            <w:tcW w:type="dxa" w:w="2880"/>
+          </w:tcPr>
+          <w:p>
+            <w:r/>
+            <w:r>
+              <w:t>2025-09-29</w:t>
+            </w:r>
+          </w:p>
+        </w:tc>
+        <w:tc>
+          <w:tcPr>
+            <w:tcW w:type="dxa" w:w="2880"/>
+          </w:tcPr>
+          <w:p>
+            <w:r/>
+            <w:r>
+              <w:t>古特雷斯第 35 次安理會 2334 號決議報告：過去三個月定居點擴張加快、房屋拆除和 displaced 惡化、加薩人道局勢「接近崩潰」</w:t>
+            </w:r>
+          </w:p>
+        </w:tc>
+        <w:tc>
+          <w:tcPr>
+            <w:tcW w:type="dxa" w:w="2880"/>
+          </w:tcPr>
+          <w:p>
+            <w:r/>
+            <w:r>
+              <w:t>63</w:t>
+            </w:r>
+          </w:p>
+        </w:tc>
+      </w:tr>
+      <w:tr>
+        <w:tc>
+          <w:tcPr>
+            <w:tcW w:type="dxa" w:w="2880"/>
+          </w:tcPr>
+          <w:p>
+            <w:r/>
+            <w:r>
+              <w:t>2025-10-03</w:t>
+            </w:r>
+          </w:p>
+        </w:tc>
+        <w:tc>
+          <w:tcPr>
+            <w:tcW w:type="dxa" w:w="2880"/>
+          </w:tcPr>
+          <w:p>
+            <w:r/>
+            <w:r>
+              <w:t>哈馬斯宣布準備釋放人質，古特雷斯「感到鼓舞」；聯合國及合作夥伴已準備約 17 萬噸食品、藥品、帳篷等物資，「可隨時運入加薩」；OCHA 警告：至少 562 名救援人員在衝突中喪生（含 376 名聯合國工作人員）；WHO 緊急轉移 3 名危重新生兒（赫盧醫院→阿克薩醫院），第 4 名嬰兒於當天早上死亡</w:t>
+            </w:r>
+          </w:p>
+        </w:tc>
+        <w:tc>
+          <w:tcPr>
+            <w:tcW w:type="dxa" w:w="2880"/>
+          </w:tcPr>
+          <w:p>
+            <w:r/>
+            <w:r>
+              <w:t>64、65、66、67</w:t>
+            </w:r>
+          </w:p>
+        </w:tc>
+      </w:tr>
+    </w:tbl>
+    <w:p/>
+    <w:p>
+      <w:r>
+        <w:t>---</w:t>
+      </w:r>
+    </w:p>
+    <w:p/>
+    <w:p>
+      <w:pPr>
+        <w:pStyle w:val="Heading2"/>
+      </w:pPr>
+      <w:r>
+        <w:t>三、六部門框架分析</w:t>
+      </w:r>
+    </w:p>
+    <w:p/>
+    <w:p>
+      <w:pPr>
+        <w:pStyle w:val="Heading3"/>
+      </w:pPr>
+      <w:r>
+        <w:t>3.1 政治外交</w:t>
+      </w:r>
+    </w:p>
+    <w:p/>
+    <w:tbl>
+      <w:tblPr>
+        <w:tblStyle w:val="TableGrid"/>
+        <w:tblW w:type="auto" w:w="0"/>
+        <w:tblLook w:firstColumn="1" w:firstRow="1" w:lastColumn="0" w:lastRow="0" w:noHBand="0" w:noVBand="1" w:val="04A0"/>
+      </w:tblPr>
+      <w:tblGrid>
+        <w:gridCol w:w="2880"/>
+        <w:gridCol w:w="2880"/>
+        <w:gridCol w:w="2880"/>
+      </w:tblGrid>
+      <w:tr>
+        <w:tc>
+          <w:tcPr>
+            <w:tcW w:type="dxa" w:w="2880"/>
+          </w:tcPr>
+          <w:p>
+            <w:r>
+              <w:rPr>
+                <w:b/>
+              </w:rPr>
+            </w:r>
+            <w:r>
+              <w:rPr>
+                <w:b/>
+              </w:rPr>
+              <w:t>面向</w:t>
+            </w:r>
+          </w:p>
+        </w:tc>
+        <w:tc>
+          <w:tcPr>
+            <w:tcW w:type="dxa" w:w="2880"/>
+          </w:tcPr>
+          <w:p>
+            <w:r>
+              <w:rPr>
+                <w:b/>
+              </w:rPr>
+            </w:r>
+            <w:r>
+              <w:rPr>
+                <w:b/>
+              </w:rPr>
+              <w:t>主要內容</w:t>
+            </w:r>
+          </w:p>
+        </w:tc>
+        <w:tc>
+          <w:tcPr>
+            <w:tcW w:type="dxa" w:w="2880"/>
+          </w:tcPr>
+          <w:p>
+            <w:r>
+              <w:rPr>
+                <w:b/>
+              </w:rPr>
+            </w:r>
+            <w:r>
+              <w:rPr>
+                <w:b/>
+              </w:rPr>
+              <w:t>來源</w:t>
+            </w:r>
+          </w:p>
+        </w:tc>
+      </w:tr>
+      <w:tr>
+        <w:tc>
+          <w:tcPr>
+            <w:tcW w:type="dxa" w:w="2880"/>
+          </w:tcPr>
+          <w:p>
+            <w:r/>
+            <w:r>
+              <w:t>停火達成與調解方</w:t>
+            </w:r>
+          </w:p>
+        </w:tc>
+        <w:tc>
+          <w:tcPr>
+            <w:tcW w:type="dxa" w:w="2880"/>
+          </w:tcPr>
+          <w:p>
+            <w:r/>
+            <w:r>
+              <w:t>1/15 協議達成，古特雷斯「高度讚揚埃及、卡達和美國在推動協議達成中的卓越貢獻」（來源9）；古特雷斯將停火置於「國際法、聯合國決議和既往協議」框架下，重申「兩國方案」為緊迫任務（來源11）</w:t>
+            </w:r>
+          </w:p>
+        </w:tc>
+        <w:tc>
+          <w:tcPr>
+            <w:tcW w:type="dxa" w:w="2880"/>
+          </w:tcPr>
+          <w:p>
+            <w:r/>
+            <w:r>
+              <w:t>9、11</w:t>
+            </w:r>
+          </w:p>
+        </w:tc>
+      </w:tr>
+      <w:tr>
+        <w:tc>
+          <w:tcPr>
+            <w:tcW w:type="dxa" w:w="2880"/>
+          </w:tcPr>
+          <w:p>
+            <w:r/>
+            <w:r>
+              <w:t>協議結構</w:t>
+            </w:r>
+          </w:p>
+        </w:tc>
+        <w:tc>
+          <w:tcPr>
+            <w:tcW w:type="dxa" w:w="2880"/>
+          </w:tcPr>
+          <w:p>
+            <w:r/>
+            <w:r>
+              <w:t>三階段設計：第一階段含以軍撤離居民區、允許巴勒斯坦人返回家園、大幅增加援助物資進入數量（來源21）；第一階段預定 3/1 前完成（來源30）；後續就永久停火展開談判（來源30）</w:t>
+            </w:r>
+          </w:p>
+        </w:tc>
+        <w:tc>
+          <w:tcPr>
+            <w:tcW w:type="dxa" w:w="2880"/>
+          </w:tcPr>
+          <w:p>
+            <w:r/>
+            <w:r>
+              <w:t>21、30</w:t>
+            </w:r>
+          </w:p>
+        </w:tc>
+      </w:tr>
+      <w:tr>
+        <w:tc>
+          <w:tcPr>
+            <w:tcW w:type="dxa" w:w="2880"/>
+          </w:tcPr>
+          <w:p>
+            <w:r/>
+            <w:r>
+              <w:t>人質交換</w:t>
+            </w:r>
+          </w:p>
+        </w:tc>
+        <w:tc>
+          <w:tcPr>
+            <w:tcW w:type="dxa" w:w="2880"/>
+          </w:tcPr>
+          <w:p>
+            <w:r/>
+            <w:r>
+              <w:t>1/19 首次交換（第一階段重要組成部分）（來源15）；2/16 第二輪：3 名以色列人質換 369 名巴勒斯坦囚犯（來源20）；10/3 哈馬斯宣布準備釋放人質（來源64）</w:t>
+            </w:r>
+          </w:p>
+        </w:tc>
+        <w:tc>
+          <w:tcPr>
+            <w:tcW w:type="dxa" w:w="2880"/>
+          </w:tcPr>
+          <w:p>
+            <w:r/>
+            <w:r>
+              <w:t>15、20、64</w:t>
+            </w:r>
+          </w:p>
+        </w:tc>
+      </w:tr>
+      <w:tr>
+        <w:tc>
+          <w:tcPr>
+            <w:tcW w:type="dxa" w:w="2880"/>
+          </w:tcPr>
+          <w:p>
+            <w:r/>
+            <w:r>
+              <w:t>震盪與維持</w:t>
+            </w:r>
+          </w:p>
+        </w:tc>
+        <w:tc>
+          <w:tcPr>
+            <w:tcW w:type="dxa" w:w="2880"/>
+          </w:tcPr>
+          <w:p>
+            <w:r/>
+            <w:r>
+              <w:t>2/11 停火「或將終止」風險出現（來源16）；古特雷斯呼籲哈馬斯「本週六」釋放人質、敦促「盡快在多哈恢復第二階段認真談判」（來源17）；2/16 交換完成、停火確認維持（來源19）</w:t>
+            </w:r>
+          </w:p>
+        </w:tc>
+        <w:tc>
+          <w:tcPr>
+            <w:tcW w:type="dxa" w:w="2880"/>
+          </w:tcPr>
+          <w:p>
+            <w:r/>
+            <w:r>
+              <w:t>16、17、19</w:t>
+            </w:r>
+          </w:p>
+        </w:tc>
+      </w:tr>
+      <w:tr>
+        <w:tc>
+          <w:tcPr>
+            <w:tcW w:type="dxa" w:w="2880"/>
+          </w:tcPr>
+          <w:p>
+            <w:r/>
+            <w:r>
+              <w:t>破裂與封鎖</w:t>
+            </w:r>
+          </w:p>
+        </w:tc>
+        <w:tc>
+          <w:tcPr>
+            <w:tcW w:type="dxa" w:w="2880"/>
+          </w:tcPr>
+          <w:p>
+            <w:r/>
+            <w:r>
+              <w:t>3/23 停火破裂（15 名醫務人員遇害為標誌性事件）（來源31）；4/1 邊境關閉、連續四周禁止所有援助（來源33）；4/25 封鎖超 50 天（來源36）</w:t>
+            </w:r>
+          </w:p>
+        </w:tc>
+        <w:tc>
+          <w:tcPr>
+            <w:tcW w:type="dxa" w:w="2880"/>
+          </w:tcPr>
+          <w:p>
+            <w:r/>
+            <w:r>
+              <w:t>31、33、36</w:t>
+            </w:r>
+          </w:p>
+        </w:tc>
+      </w:tr>
+      <w:tr>
+        <w:tc>
+          <w:tcPr>
+            <w:tcW w:type="dxa" w:w="2880"/>
+          </w:tcPr>
+          <w:p>
+            <w:r/>
+            <w:r>
+              <w:t>安理會與否決</w:t>
+            </w:r>
+          </w:p>
+        </w:tc>
+        <w:tc>
+          <w:tcPr>
+            <w:tcW w:type="dxa" w:w="2880"/>
+          </w:tcPr>
+          <w:p>
+            <w:r/>
+            <w:r>
+              <w:t>5/31 美國投下否決票阻止永久停火、解除援助限制決議（來源39）；9/29 古特雷斯第 35 次 2334 號決議報告：定居點擴張加快、人道局勢「接近崩潰」（來源63）</w:t>
+            </w:r>
+          </w:p>
+        </w:tc>
+        <w:tc>
+          <w:tcPr>
+            <w:tcW w:type="dxa" w:w="2880"/>
+          </w:tcPr>
+          <w:p>
+            <w:r/>
+            <w:r>
+              <w:t>39、63</w:t>
+            </w:r>
+          </w:p>
+        </w:tc>
+      </w:tr>
+      <w:tr>
+        <w:tc>
+          <w:tcPr>
+            <w:tcW w:type="dxa" w:w="2880"/>
+          </w:tcPr>
+          <w:p>
+            <w:r/>
+            <w:r>
+              <w:t>10 月窗口</w:t>
+            </w:r>
+          </w:p>
+        </w:tc>
+        <w:tc>
+          <w:tcPr>
+            <w:tcW w:type="dxa" w:w="2880"/>
+          </w:tcPr>
+          <w:p>
+            <w:r/>
+            <w:r>
+              <w:t>10/3 哈馬斯宣布準備釋放人質並展開對話；古特雷斯「歡迎並感到鼓舞」（來源64）；17 萬噸物資「可隨時運入」（來源65）</w:t>
+            </w:r>
+          </w:p>
+        </w:tc>
+        <w:tc>
+          <w:tcPr>
+            <w:tcW w:type="dxa" w:w="2880"/>
+          </w:tcPr>
+          <w:p>
+            <w:r/>
+            <w:r>
+              <w:t>64、65</w:t>
+            </w:r>
+          </w:p>
+        </w:tc>
+      </w:tr>
+      <w:tr>
+        <w:tc>
+          <w:tcPr>
+            <w:tcW w:type="dxa" w:w="2880"/>
+          </w:tcPr>
+          <w:p>
+            <w:r/>
+            <w:r>
+              <w:t>種族滅絕定性</w:t>
+            </w:r>
+          </w:p>
+        </w:tc>
+        <w:tc>
+          <w:tcPr>
+            <w:tcW w:type="dxa" w:w="2880"/>
+          </w:tcPr>
+          <w:p>
+            <w:r/>
+            <w:r>
+              <w:t>9/23 聯合國獨立調查委員會報告：以色列在加薩實施四項種族滅絕行為；至 7 月已控制加薩 75% 面積；點名六名部長負最大責任（來源57-62）</w:t>
+            </w:r>
+          </w:p>
+        </w:tc>
+        <w:tc>
+          <w:tcPr>
+            <w:tcW w:type="dxa" w:w="2880"/>
+          </w:tcPr>
+          <w:p>
+            <w:r/>
+            <w:r>
+              <w:t>57、58、59、60、61、62</w:t>
             </w:r>
           </w:p>
         </w:tc>
@@ -551,10 +2085,1409 @@
         <w:rPr>
           <w:b/>
         </w:rPr>
-        <w:t>時間線解讀：</w:t>
+        <w:t>分析：</w:t>
       </w:r>
       <w:r>
-        <w:t xml:space="preserve"> 三則活動日呈現清晰的「達成 → 震盪 → 維持」短週期軌跡。1/15 達成至 2/11 出現終止風險，間隔僅約 4 週；2/11 風險出現後 5 天（2/16），交換如期完成、停火維持。這與對話歷史中「1 月停火從達成到 3 月破裂僅約 2 個月」的判斷一致，2 月的震盪為後續 3 月破裂提供了早期信號。</w:t>
+        <w:t xml:space="preserve"> 政治外交線呈現「達成→震盪→破裂→封鎖→定性→再窗口」的完整弧線。1-2 月間，埃及、卡達、美國三邊調解有效（來源9）；2/11 多哈第二階段談判窗口被明確點出（來源17）；但 3 月破裂後，安理會成為阻礙（5/31 否決，來源39），國際法框架（來源11、23）從保護工具淪為「呼籲」話語。10/3 哈馬斯釋放意旨（來源64）是 3 月破裂以來第一個由加薩一方主動釋放的政治信號，但資料中無以色列回應記錄，實質執行狀態未知。</w:t>
+      </w:r>
+    </w:p>
+    <w:p/>
+    <w:p>
+      <w:r>
+        <w:t>---</w:t>
+      </w:r>
+    </w:p>
+    <w:p/>
+    <w:p>
+      <w:pPr>
+        <w:pStyle w:val="Heading3"/>
+      </w:pPr>
+      <w:r>
+        <w:t>3.2 國際安全</w:t>
+      </w:r>
+    </w:p>
+    <w:p/>
+    <w:tbl>
+      <w:tblPr>
+        <w:tblStyle w:val="TableGrid"/>
+        <w:tblW w:type="auto" w:w="0"/>
+        <w:tblLook w:firstColumn="1" w:firstRow="1" w:lastColumn="0" w:lastRow="0" w:noHBand="0" w:noVBand="1" w:val="04A0"/>
+      </w:tblPr>
+      <w:tblGrid>
+        <w:gridCol w:w="2880"/>
+        <w:gridCol w:w="2880"/>
+        <w:gridCol w:w="2880"/>
+      </w:tblGrid>
+      <w:tr>
+        <w:tc>
+          <w:tcPr>
+            <w:tcW w:type="dxa" w:w="2880"/>
+          </w:tcPr>
+          <w:p>
+            <w:r>
+              <w:rPr>
+                <w:b/>
+              </w:rPr>
+            </w:r>
+            <w:r>
+              <w:rPr>
+                <w:b/>
+              </w:rPr>
+              <w:t>面向</w:t>
+            </w:r>
+          </w:p>
+        </w:tc>
+        <w:tc>
+          <w:tcPr>
+            <w:tcW w:type="dxa" w:w="2880"/>
+          </w:tcPr>
+          <w:p>
+            <w:r>
+              <w:rPr>
+                <w:b/>
+              </w:rPr>
+            </w:r>
+            <w:r>
+              <w:rPr>
+                <w:b/>
+              </w:rPr>
+              <w:t>主要內容</w:t>
+            </w:r>
+          </w:p>
+        </w:tc>
+        <w:tc>
+          <w:tcPr>
+            <w:tcW w:type="dxa" w:w="2880"/>
+          </w:tcPr>
+          <w:p>
+            <w:r>
+              <w:rPr>
+                <w:b/>
+              </w:rPr>
+            </w:r>
+            <w:r>
+              <w:rPr>
+                <w:b/>
+              </w:rPr>
+              <w:t>來源</w:t>
+            </w:r>
+          </w:p>
+        </w:tc>
+      </w:tr>
+      <w:tr>
+        <w:tc>
+          <w:tcPr>
+            <w:tcW w:type="dxa" w:w="2880"/>
+          </w:tcPr>
+          <w:p>
+            <w:r/>
+            <w:r>
+              <w:t>空襲與襲擊</w:t>
+            </w:r>
+          </w:p>
+        </w:tc>
+        <w:tc>
+          <w:tcPr>
+            <w:tcW w:type="dxa" w:w="2880"/>
+          </w:tcPr>
+          <w:p>
+            <w:r/>
+            <w:r>
+              <w:t>1/9 收容所遭襲擊（來源1）；1/14 賈巴利亞·巴拉德和汗尤尼斯遇襲、大量平民死傷（來源6）；5/9 貝雷杰聯合國學校空襲、至少 30 人死亡（收容約 2,000 人）（來源38）</w:t>
+            </w:r>
+          </w:p>
+        </w:tc>
+        <w:tc>
+          <w:tcPr>
+            <w:tcW w:type="dxa" w:w="2880"/>
+          </w:tcPr>
+          <w:p>
+            <w:r/>
+            <w:r>
+              <w:t>1、6、38</w:t>
+            </w:r>
+          </w:p>
+        </w:tc>
+      </w:tr>
+      <w:tr>
+        <w:tc>
+          <w:tcPr>
+            <w:tcW w:type="dxa" w:w="2880"/>
+          </w:tcPr>
+          <w:p>
+            <w:r/>
+            <w:r>
+              <w:t>地面軍事行動</w:t>
+            </w:r>
+          </w:p>
+        </w:tc>
+        <w:tc>
+          <w:tcPr>
+            <w:tcW w:type="dxa" w:w="2880"/>
+          </w:tcPr>
+          <w:p>
+            <w:r/>
+            <w:r>
+              <w:t>8/8 以色列決定「接管加薩城」（來源52）；8/22 以軍持續加強加薩城及周边軍事行動（來源53）</w:t>
+            </w:r>
+          </w:p>
+        </w:tc>
+        <w:tc>
+          <w:tcPr>
+            <w:tcW w:type="dxa" w:w="2880"/>
+          </w:tcPr>
+          <w:p>
+            <w:r/>
+            <w:r>
+              <w:t>52、53</w:t>
+            </w:r>
+          </w:p>
+        </w:tc>
+      </w:tr>
+      <w:tr>
+        <w:tc>
+          <w:tcPr>
+            <w:tcW w:type="dxa" w:w="2880"/>
+          </w:tcPr>
+          <w:p>
+            <w:r/>
+            <w:r>
+              <w:t>停火違規</w:t>
+            </w:r>
+          </w:p>
+        </w:tc>
+        <w:tc>
+          <w:tcPr>
+            <w:tcW w:type="dxa" w:w="2880"/>
+          </w:tcPr>
+          <w:p>
+            <w:r/>
+            <w:r>
+              <w:t>2/11 停火「或將終止」（來源16）；3/23 以軍襲擊醫療和急救車隊、15 人遇害（來源31）；4 月起全面封鎖（來源33、36）</w:t>
+            </w:r>
+          </w:p>
+        </w:tc>
+        <w:tc>
+          <w:tcPr>
+            <w:tcW w:type="dxa" w:w="2880"/>
+          </w:tcPr>
+          <w:p>
+            <w:r/>
+            <w:r>
+              <w:t>16、31、33、36</w:t>
+            </w:r>
+          </w:p>
+        </w:tc>
+      </w:tr>
+      <w:tr>
+        <w:tc>
+          <w:tcPr>
+            <w:tcW w:type="dxa" w:w="2880"/>
+          </w:tcPr>
+          <w:p>
+            <w:r/>
+            <w:r>
+              <w:t>平民安全</w:t>
+            </w:r>
+          </w:p>
+        </w:tc>
+        <w:tc>
+          <w:tcPr>
+            <w:tcW w:type="dxa" w:w="2880"/>
+          </w:tcPr>
+          <w:p>
+            <w:r/>
+            <w:r>
+              <w:t>2/26 約旦河西岸 4 萬人 displaced、50 多人喪生（含兒童）（來源24、25）；2/26 加薩 6 名兒童因嚴寒死亡（累計 15 人）（來源27）；6/13 物資分發中心周邊 200 餘人死亡、數千人受傷（來源45）；7/3 一日內強制轉移近 3 萬人（來源48）</w:t>
+            </w:r>
+          </w:p>
+        </w:tc>
+        <w:tc>
+          <w:tcPr>
+            <w:tcW w:type="dxa" w:w="2880"/>
+          </w:tcPr>
+          <w:p>
+            <w:r/>
+            <w:r>
+              <w:t>24、25、27、45、48</w:t>
+            </w:r>
+          </w:p>
+        </w:tc>
+      </w:tr>
+      <w:tr>
+        <w:tc>
+          <w:tcPr>
+            <w:tcW w:type="dxa" w:w="2880"/>
+          </w:tcPr>
+          <w:p>
+            <w:r/>
+            <w:r>
+              <w:t>救援人員安全</w:t>
+            </w:r>
+          </w:p>
+        </w:tc>
+        <w:tc>
+          <w:tcPr>
+            <w:tcW w:type="dxa" w:w="2880"/>
+          </w:tcPr>
+          <w:p>
+            <w:r/>
+            <w:r>
+              <w:t>10/3 警告：至少 562 名救援人員喪生（含 376 名聯合國工作人員）（來源66）；4/1 紅新月會超過一半救护车無法運行（來源35）；4/1 紅新月會成員失蹤（來源34）</w:t>
+            </w:r>
+          </w:p>
+        </w:tc>
+        <w:tc>
+          <w:tcPr>
+            <w:tcW w:type="dxa" w:w="2880"/>
+          </w:tcPr>
+          <w:p>
+            <w:r/>
+            <w:r>
+              <w:t>66、34、35</w:t>
+            </w:r>
+          </w:p>
+        </w:tc>
+      </w:tr>
+      <w:tr>
+        <w:tc>
+          <w:tcPr>
+            <w:tcW w:type="dxa" w:w="2880"/>
+          </w:tcPr>
+          <w:p>
+            <w:r/>
+            <w:r>
+              <w:t>佔領擴大</w:t>
+            </w:r>
+          </w:p>
+        </w:tc>
+        <w:tc>
+          <w:tcPr>
+            <w:tcW w:type="dxa" w:w="2880"/>
+          </w:tcPr>
+          <w:p>
+            <w:r/>
+            <w:r>
+              <w:t>9/23 報告：以軍至 7 月已控制加薩 75% 面積；持續拆毀民用基礎設施（來源59）；西岸政策顯示吞併意圖（來源60）</w:t>
+            </w:r>
+          </w:p>
+        </w:tc>
+        <w:tc>
+          <w:tcPr>
+            <w:tcW w:type="dxa" w:w="2880"/>
+          </w:tcPr>
+          <w:p>
+            <w:r/>
+            <w:r>
+              <w:t>59、60</w:t>
+            </w:r>
+          </w:p>
+        </w:tc>
+      </w:tr>
+    </w:tbl>
+    <w:p/>
+    <w:p>
+      <w:r>
+        <w:rPr>
+          <w:b/>
+        </w:rPr>
+        <w:t>分析：</w:t>
+      </w:r>
+      <w:r>
+        <w:t xml:space="preserve"> 國際安全維度呈現「停火期間的低強度違規（2 月）→ 破裂後的高強度軍事行動（4-8 月）→ 結構性佔領擴大（7-9 月）」的升級路徑。3/23 的 15 人遇害事件（來源31）既是停火破裂的標誌，也確立了「救援人員不再是中立的」這一危險先例。8/8「接管加薩城」決定（來源52）是軍事行動從「有限打擊」轉向「全面控制」的質變節點。至 9/23 報告確認 75% 面積被控制（來源59），軍事維度已從「衝突」演變為「佔領」。</w:t>
+      </w:r>
+    </w:p>
+    <w:p/>
+    <w:p>
+      <w:r>
+        <w:t>---</w:t>
+      </w:r>
+    </w:p>
+    <w:p/>
+    <w:p>
+      <w:pPr>
+        <w:pStyle w:val="Heading3"/>
+      </w:pPr>
+      <w:r>
+        <w:t>3.3 人道事務</w:t>
+      </w:r>
+    </w:p>
+    <w:p/>
+    <w:tbl>
+      <w:tblPr>
+        <w:tblStyle w:val="TableGrid"/>
+        <w:tblW w:type="auto" w:w="0"/>
+        <w:tblLook w:firstColumn="1" w:firstRow="1" w:lastColumn="0" w:lastRow="0" w:noHBand="0" w:noVBand="1" w:val="04A0"/>
+      </w:tblPr>
+      <w:tblGrid>
+        <w:gridCol w:w="2880"/>
+        <w:gridCol w:w="2880"/>
+        <w:gridCol w:w="2880"/>
+      </w:tblGrid>
+      <w:tr>
+        <w:tc>
+          <w:tcPr>
+            <w:tcW w:type="dxa" w:w="2880"/>
+          </w:tcPr>
+          <w:p>
+            <w:r>
+              <w:rPr>
+                <w:b/>
+              </w:rPr>
+            </w:r>
+            <w:r>
+              <w:rPr>
+                <w:b/>
+              </w:rPr>
+              <w:t>面向</w:t>
+            </w:r>
+          </w:p>
+        </w:tc>
+        <w:tc>
+          <w:tcPr>
+            <w:tcW w:type="dxa" w:w="2880"/>
+          </w:tcPr>
+          <w:p>
+            <w:r>
+              <w:rPr>
+                <w:b/>
+              </w:rPr>
+            </w:r>
+            <w:r>
+              <w:rPr>
+                <w:b/>
+              </w:rPr>
+              <w:t>主要內容</w:t>
+            </w:r>
+          </w:p>
+        </w:tc>
+        <w:tc>
+          <w:tcPr>
+            <w:tcW w:type="dxa" w:w="2880"/>
+          </w:tcPr>
+          <w:p>
+            <w:r>
+              <w:rPr>
+                <w:b/>
+              </w:rPr>
+            </w:r>
+            <w:r>
+              <w:rPr>
+                <w:b/>
+              </w:rPr>
+              <w:t>來源</w:t>
+            </w:r>
+          </w:p>
+        </w:tc>
+      </w:tr>
+      <w:tr>
+        <w:tc>
+          <w:tcPr>
+            <w:tcW w:type="dxa" w:w="2880"/>
+          </w:tcPr>
+          <w:p>
+            <w:r/>
+            <w:r>
+              <w:t>食品</w:t>
+            </w:r>
+          </w:p>
+        </w:tc>
+        <w:tc>
+          <w:tcPr>
+            <w:tcW w:type="dxa" w:w="2880"/>
+          </w:tcPr>
+          <w:p>
+            <w:r/>
+            <w:r>
+              <w:t>1/14 WFP 麵包店僅半產能（燃料短缺）（來源8）；2/11 超 150 萬人領取食品包、WFP 向超 86 萬人分發（來源18）；2/26 WFP 1 月向約 19 萬人提供現金援助（來源29）；4/25 封鎖 50 天、即將斷糧（來源36）；5/31 飢荒失控（來源39）；8/22 飢荒定性（來源54）</w:t>
+            </w:r>
+          </w:p>
+        </w:tc>
+        <w:tc>
+          <w:tcPr>
+            <w:tcW w:type="dxa" w:w="2880"/>
+          </w:tcPr>
+          <w:p>
+            <w:r/>
+            <w:r>
+              <w:t>8、18、29、36、39、54</w:t>
+            </w:r>
+          </w:p>
+        </w:tc>
+      </w:tr>
+      <w:tr>
+        <w:tc>
+          <w:tcPr>
+            <w:tcW w:type="dxa" w:w="2880"/>
+          </w:tcPr>
+          <w:p>
+            <w:r/>
+            <w:r>
+              <w:t>飲水與衛生</w:t>
+            </w:r>
+          </w:p>
+        </w:tc>
+        <w:tc>
+          <w:tcPr>
+            <w:tcW w:type="dxa" w:w="2880"/>
+          </w:tcPr>
+          <w:p>
+            <w:r/>
+            <w:r>
+              <w:t>1/14 UNICEF 向約 5 萬人分發 8,000 餘衛生用品包（來源4）；2/11 水井修復推進中但缺乏備件、發電機和太陽能設備（來源18）；7/3 飲水無法淨化（17 週無燃料）（來源49）；7/3 約 70 萬女性和女孩面臨「月經危機」（來源50）</w:t>
+            </w:r>
+          </w:p>
+        </w:tc>
+        <w:tc>
+          <w:tcPr>
+            <w:tcW w:type="dxa" w:w="2880"/>
+          </w:tcPr>
+          <w:p>
+            <w:r/>
+            <w:r>
+              <w:t>4、18、49、50</w:t>
+            </w:r>
+          </w:p>
+        </w:tc>
+      </w:tr>
+      <w:tr>
+        <w:tc>
+          <w:tcPr>
+            <w:tcW w:type="dxa" w:w="2880"/>
+          </w:tcPr>
+          <w:p>
+            <w:r/>
+            <w:r>
+              <w:t>邊境口岸與准入</w:t>
+            </w:r>
+          </w:p>
+        </w:tc>
+        <w:tc>
+          <w:tcPr>
+            <w:tcW w:type="dxa" w:w="2880"/>
+          </w:tcPr>
+          <w:p>
+            <w:r/>
+            <w:r>
+              <w:t>1/14 以色列持續拒絕援助進入（來源2）；4/1 邊境關閉、連續四周禁止所有商業和人道援助（來源33）；6/13 18 項援助中 8 項被拒、4 項取消（來源42）；6/13 自 4 月以來 20 次以上搶修許可被拒（來源43）；7/3 6 月近 400 次協調中 44% 被直接拒絕（來源51）；7/3 170 卡車月經物資備妥但未獲准入（來源50）；10/3 17 萬噸物資「可隨時運入」（來源65）</w:t>
+            </w:r>
+          </w:p>
+        </w:tc>
+        <w:tc>
+          <w:tcPr>
+            <w:tcW w:type="dxa" w:w="2880"/>
+          </w:tcPr>
+          <w:p>
+            <w:r/>
+            <w:r>
+              <w:t>2、33、42、43、50、51、65</w:t>
+            </w:r>
+          </w:p>
+        </w:tc>
+      </w:tr>
+      <w:tr>
+        <w:tc>
+          <w:tcPr>
+            <w:tcW w:type="dxa" w:w="2880"/>
+          </w:tcPr>
+          <w:p>
+            <w:r/>
+            <w:r>
+              <w:t>避難與住所</w:t>
+            </w:r>
+          </w:p>
+        </w:tc>
+        <w:tc>
+          <w:tcPr>
+            <w:tcW w:type="dxa" w:w="2880"/>
+          </w:tcPr>
+          <w:p>
+            <w:r/>
+            <w:r>
+              <w:t>1/9 收容所遭襲擊（來源1）；2/26 評估拉法、汗尤尼斯、代爾巴拉赫等地學校狀況（來源28）；7/3 一日內強制轉移近 3 萬人、缺乏庇護和物資（來源48）</w:t>
+            </w:r>
+          </w:p>
+        </w:tc>
+        <w:tc>
+          <w:tcPr>
+            <w:tcW w:type="dxa" w:w="2880"/>
+          </w:tcPr>
+          <w:p>
+            <w:r/>
+            <w:r>
+              <w:t>1、28、48</w:t>
+            </w:r>
+          </w:p>
+        </w:tc>
+      </w:tr>
+      <w:tr>
+        <w:tc>
+          <w:tcPr>
+            <w:tcW w:type="dxa" w:w="2880"/>
+          </w:tcPr>
+          <w:p>
+            <w:r/>
+            <w:r>
+              <w:t>燃料</w:t>
+            </w:r>
+          </w:p>
+        </w:tc>
+        <w:tc>
+          <w:tcPr>
+            <w:tcW w:type="dxa" w:w="2880"/>
+          </w:tcPr>
+          <w:p>
+            <w:r/>
+            <w:r>
+              <w:t>1/14 麵包店因缺燃料僅半產能（來源8）；7/3 連續超 17 週未獲燃料（來源49）</w:t>
+            </w:r>
+          </w:p>
+        </w:tc>
+        <w:tc>
+          <w:tcPr>
+            <w:tcW w:type="dxa" w:w="2880"/>
+          </w:tcPr>
+          <w:p>
+            <w:r/>
+            <w:r>
+              <w:t>8、49</w:t>
+            </w:r>
+          </w:p>
+        </w:tc>
+      </w:tr>
+      <w:tr>
+        <w:tc>
+          <w:tcPr>
+            <w:tcW w:type="dxa" w:w="2880"/>
+          </w:tcPr>
+          <w:p>
+            <w:r/>
+            <w:r>
+              <w:t>通信</w:t>
+            </w:r>
+          </w:p>
+        </w:tc>
+        <w:tc>
+          <w:tcPr>
+            <w:tcW w:type="dxa" w:w="2880"/>
+          </w:tcPr>
+          <w:p>
+            <w:r/>
+            <w:r>
+              <w:t>6/13 通信全面中斷，人道救援行動「雪上加霜」，平民陷入信息孤立（來源40、41）</w:t>
+            </w:r>
+          </w:p>
+        </w:tc>
+        <w:tc>
+          <w:tcPr>
+            <w:tcW w:type="dxa" w:w="2880"/>
+          </w:tcPr>
+          <w:p>
+            <w:r/>
+            <w:r>
+              <w:t>40、41</w:t>
+            </w:r>
+          </w:p>
+        </w:tc>
+      </w:tr>
+    </w:tbl>
+    <w:p/>
+    <w:p>
+      <w:r>
+        <w:rPr>
+          <w:b/>
+        </w:rPr>
+        <w:t>分析：</w:t>
+      </w:r>
+      <w:r>
+        <w:t xml:space="preserve"> 人道事務維度呈現最清晰的「正向→負向」傳導鏈。1-2 月停火期間，援助規模「顯著增加」（來源14）、超 150 萬人領食品（來源18），傳導鏈正向運作。3 月破裂後，傳導鏈完全逆轉：封鎖（來源33）→ 50 天斷糧（來源36）→ 飢荒（來源54）→ 17 週無燃料（來源49）。至 10/3，17 萬噸物資備妥但「可隨時運入」的表述（來源65）暗示准入條件仍未具備--物资在邊境外等待，而非已進入加薩。</w:t>
+      </w:r>
+    </w:p>
+    <w:p/>
+    <w:p>
+      <w:r>
+        <w:t>---</w:t>
+      </w:r>
+    </w:p>
+    <w:p/>
+    <w:p>
+      <w:pPr>
+        <w:pStyle w:val="Heading3"/>
+      </w:pPr>
+      <w:r>
+        <w:t>3.4 醫療衛生</w:t>
+      </w:r>
+    </w:p>
+    <w:p/>
+    <w:tbl>
+      <w:tblPr>
+        <w:tblStyle w:val="TableGrid"/>
+        <w:tblW w:type="auto" w:w="0"/>
+        <w:tblLook w:firstColumn="1" w:firstRow="1" w:lastColumn="0" w:lastRow="0" w:noHBand="0" w:noVBand="1" w:val="04A0"/>
+      </w:tblPr>
+      <w:tblGrid>
+        <w:gridCol w:w="2880"/>
+        <w:gridCol w:w="2880"/>
+        <w:gridCol w:w="2880"/>
+      </w:tblGrid>
+      <w:tr>
+        <w:tc>
+          <w:tcPr>
+            <w:tcW w:type="dxa" w:w="2880"/>
+          </w:tcPr>
+          <w:p>
+            <w:r>
+              <w:rPr>
+                <w:b/>
+              </w:rPr>
+            </w:r>
+            <w:r>
+              <w:rPr>
+                <w:b/>
+              </w:rPr>
+              <w:t>面向</w:t>
+            </w:r>
+          </w:p>
+        </w:tc>
+        <w:tc>
+          <w:tcPr>
+            <w:tcW w:type="dxa" w:w="2880"/>
+          </w:tcPr>
+          <w:p>
+            <w:r>
+              <w:rPr>
+                <w:b/>
+              </w:rPr>
+            </w:r>
+            <w:r>
+              <w:rPr>
+                <w:b/>
+              </w:rPr>
+              <w:t>主要內容</w:t>
+            </w:r>
+          </w:p>
+        </w:tc>
+        <w:tc>
+          <w:tcPr>
+            <w:tcW w:type="dxa" w:w="2880"/>
+          </w:tcPr>
+          <w:p>
+            <w:r>
+              <w:rPr>
+                <w:b/>
+              </w:rPr>
+            </w:r>
+            <w:r>
+              <w:rPr>
+                <w:b/>
+              </w:rPr>
+              <w:t>來源</w:t>
+            </w:r>
+          </w:p>
+        </w:tc>
+      </w:tr>
+      <w:tr>
+        <w:tc>
+          <w:tcPr>
+            <w:tcW w:type="dxa" w:w="2880"/>
+          </w:tcPr>
+          <w:p>
+            <w:r/>
+            <w:r>
+              <w:t>醫院運作</w:t>
+            </w:r>
+          </w:p>
+        </w:tc>
+        <w:tc>
+          <w:tcPr>
+            <w:tcW w:type="dxa" w:w="2880"/>
+          </w:tcPr>
+          <w:p>
+            <w:r/>
+            <w:r>
+              <w:t>1/14 奧達醫院因嚴重物資短缺運行受限（來源5、7）；印尼醫院基本設備被破壞、缺乏必要物資和足夠醫護人員（來源5、7）；1/14 WHO 向希法醫院提供 9,700 升燃料、血液和血漿（來源4）</w:t>
+            </w:r>
+          </w:p>
+        </w:tc>
+        <w:tc>
+          <w:tcPr>
+            <w:tcW w:type="dxa" w:w="2880"/>
+          </w:tcPr>
+          <w:p>
+            <w:r/>
+            <w:r>
+              <w:t>4、5、7</w:t>
+            </w:r>
+          </w:p>
+        </w:tc>
+      </w:tr>
+      <w:tr>
+        <w:tc>
+          <w:tcPr>
+            <w:tcW w:type="dxa" w:w="2880"/>
+          </w:tcPr>
+          <w:p>
+            <w:r/>
+            <w:r>
+              <w:t>病患轉送</w:t>
+            </w:r>
+          </w:p>
+        </w:tc>
+        <w:tc>
+          <w:tcPr>
+            <w:tcW w:type="dxa" w:w="2880"/>
+          </w:tcPr>
+          <w:p>
+            <w:r/>
+            <w:r>
+              <w:t>1/14 聯合國人員兩次試圖進入奧達醫院和印尼醫院撤離病人均遭拒絕（來源3）；1/14 WHO 成功轉運 3 名病人及 8 名陪护人員（來源4）；10/3 WHO 緊急轉移 3 名危重新生兒（赫盧醫院→阿克薩醫院），第 4 名嬰兒當天早上死亡（來源67）</w:t>
+            </w:r>
+          </w:p>
+        </w:tc>
+        <w:tc>
+          <w:tcPr>
+            <w:tcW w:type="dxa" w:w="2880"/>
+          </w:tcPr>
+          <w:p>
+            <w:r/>
+            <w:r>
+              <w:t>3、4、67</w:t>
+            </w:r>
+          </w:p>
+        </w:tc>
+      </w:tr>
+      <w:tr>
+        <w:tc>
+          <w:tcPr>
+            <w:tcW w:type="dxa" w:w="2880"/>
+          </w:tcPr>
+          <w:p>
+            <w:r/>
+            <w:r>
+              <w:t>物資短缺</w:t>
+            </w:r>
+          </w:p>
+        </w:tc>
+        <w:tc>
+          <w:tcPr>
+            <w:tcW w:type="dxa" w:w="2880"/>
+          </w:tcPr>
+          <w:p>
+            <w:r/>
+            <w:r>
+              <w:t>4/1 巴勒斯坦紅新月會超過一半救护车因缺燃料或設備損壞無法運行（來源35）；7/3 新生兒保溫箱將停運、救护车無法運行（來源49）</w:t>
+            </w:r>
+          </w:p>
+        </w:tc>
+        <w:tc>
+          <w:tcPr>
+            <w:tcW w:type="dxa" w:w="2880"/>
+          </w:tcPr>
+          <w:p>
+            <w:r/>
+            <w:r>
+              <w:t>35、49</w:t>
+            </w:r>
+          </w:p>
+        </w:tc>
+      </w:tr>
+      <w:tr>
+        <w:tc>
+          <w:tcPr>
+            <w:tcW w:type="dxa" w:w="2880"/>
+          </w:tcPr>
+          <w:p>
+            <w:r/>
+            <w:r>
+              <w:t>醫護安全</w:t>
+            </w:r>
+          </w:p>
+        </w:tc>
+        <w:tc>
+          <w:tcPr>
+            <w:tcW w:type="dxa" w:w="2880"/>
+          </w:tcPr>
+          <w:p>
+            <w:r/>
+            <w:r>
+              <w:t>3/23 以軍襲擊醫療和急救車隊，15 名醫務人員和人道工作者喪生（來源31）；4/1 紅新月會最後一名失蹤成員命運未明（來源34）；10/3 累計 562 名救援人員喪生（含 376 名聯合國工作人員）（來源66）</w:t>
+            </w:r>
+          </w:p>
+        </w:tc>
+        <w:tc>
+          <w:tcPr>
+            <w:tcW w:type="dxa" w:w="2880"/>
+          </w:tcPr>
+          <w:p>
+            <w:r/>
+            <w:r>
+              <w:t>31、34、66</w:t>
+            </w:r>
+          </w:p>
+        </w:tc>
+      </w:tr>
+      <w:tr>
+        <w:tc>
+          <w:tcPr>
+            <w:tcW w:type="dxa" w:w="2880"/>
+          </w:tcPr>
+          <w:p>
+            <w:r/>
+            <w:r>
+              <w:t>兒童健康</w:t>
+            </w:r>
+          </w:p>
+        </w:tc>
+        <w:tc>
+          <w:tcPr>
+            <w:tcW w:type="dxa" w:w="2880"/>
+          </w:tcPr>
+          <w:p>
+            <w:r/>
+            <w:r>
+              <w:t>2/26 加薩 6 名兒童因嚴寒死亡（累計 15 人）（來源27）；8/22 加薩兒童截肢率攀升至全球最高（來源53）</w:t>
+            </w:r>
+          </w:p>
+        </w:tc>
+        <w:tc>
+          <w:tcPr>
+            <w:tcW w:type="dxa" w:w="2880"/>
+          </w:tcPr>
+          <w:p>
+            <w:r/>
+            <w:r>
+              <w:t>27、53</w:t>
+            </w:r>
+          </w:p>
+        </w:tc>
+      </w:tr>
+      <w:tr>
+        <w:tc>
+          <w:tcPr>
+            <w:tcW w:type="dxa" w:w="2880"/>
+          </w:tcPr>
+          <w:p>
+            <w:r/>
+            <w:r>
+              <w:t>公共衛生</w:t>
+            </w:r>
+          </w:p>
+        </w:tc>
+        <w:tc>
+          <w:tcPr>
+            <w:tcW w:type="dxa" w:w="2880"/>
+          </w:tcPr>
+          <w:p>
+            <w:r/>
+            <w:r>
+              <w:t>4/25 酷熱、污水、垃圾堆疊下流離失所家庭面臨嚴重公共衛生危機（來源36）；7/3 飲水無法淨化（來源49）</w:t>
+            </w:r>
+          </w:p>
+        </w:tc>
+        <w:tc>
+          <w:tcPr>
+            <w:tcW w:type="dxa" w:w="2880"/>
+          </w:tcPr>
+          <w:p>
+            <w:r/>
+            <w:r>
+              <w:t>36、49</w:t>
+            </w:r>
+          </w:p>
+        </w:tc>
+      </w:tr>
+    </w:tbl>
+    <w:p/>
+    <w:p>
+      <w:r>
+        <w:rPr>
+          <w:b/>
+        </w:rPr>
+        <w:t>分析：</w:t>
+      </w:r>
+      <w:r>
+        <w:t xml:space="preserve"> 醫療衛生維度的惡化呈現「功能退化→系統崩潰→人員消亡」三階段。1 月：醫院運行受限但仍有轉運（來源3、4、5）；4 月：救护车半数癱瘓（來源35）；7 月：保溫箱停運、救护车全面癱瘓（來源49）；10 月：新生兒仍在死亡（來源67）。醫護人員安全從 3/23 的 15 人遇害（來源31）惡化至 10/3 累計 562 名救援人員喪生（來源66），醫療從業人員已不再是「受保護的醫療人員」而是「攻擊目標」。</w:t>
+      </w:r>
+    </w:p>
+    <w:p/>
+    <w:p>
+      <w:r>
+        <w:t>---</w:t>
+      </w:r>
+    </w:p>
+    <w:p/>
+    <w:p>
+      <w:pPr>
+        <w:pStyle w:val="Heading3"/>
+      </w:pPr>
+      <w:r>
+        <w:t>3.5 國際組織</w:t>
+      </w:r>
+    </w:p>
+    <w:p/>
+    <w:tbl>
+      <w:tblPr>
+        <w:tblStyle w:val="TableGrid"/>
+        <w:tblW w:type="auto" w:w="0"/>
+        <w:tblLook w:firstColumn="1" w:firstRow="1" w:lastColumn="0" w:lastRow="0" w:noHBand="0" w:noVBand="1" w:val="04A0"/>
+      </w:tblPr>
+      <w:tblGrid>
+        <w:gridCol w:w="2880"/>
+        <w:gridCol w:w="2880"/>
+        <w:gridCol w:w="2880"/>
+      </w:tblGrid>
+      <w:tr>
+        <w:tc>
+          <w:tcPr>
+            <w:tcW w:type="dxa" w:w="2880"/>
+          </w:tcPr>
+          <w:p>
+            <w:r>
+              <w:rPr>
+                <w:b/>
+              </w:rPr>
+            </w:r>
+            <w:r>
+              <w:rPr>
+                <w:b/>
+              </w:rPr>
+              <w:t>機構/角色</w:t>
+            </w:r>
+          </w:p>
+        </w:tc>
+        <w:tc>
+          <w:tcPr>
+            <w:tcW w:type="dxa" w:w="2880"/>
+          </w:tcPr>
+          <w:p>
+            <w:r>
+              <w:rPr>
+                <w:b/>
+              </w:rPr>
+            </w:r>
+            <w:r>
+              <w:rPr>
+                <w:b/>
+              </w:rPr>
+              <w:t>主要行動與聲明</w:t>
+            </w:r>
+          </w:p>
+        </w:tc>
+        <w:tc>
+          <w:tcPr>
+            <w:tcW w:type="dxa" w:w="2880"/>
+          </w:tcPr>
+          <w:p>
+            <w:r>
+              <w:rPr>
+                <w:b/>
+              </w:rPr>
+            </w:r>
+            <w:r>
+              <w:rPr>
+                <w:b/>
+              </w:rPr>
+              <w:t>來源</w:t>
+            </w:r>
+          </w:p>
+        </w:tc>
+      </w:tr>
+      <w:tr>
+        <w:tc>
+          <w:tcPr>
+            <w:tcW w:type="dxa" w:w="2880"/>
+          </w:tcPr>
+          <w:p>
+            <w:r/>
+            <w:r>
+              <w:t>聯合國秘書長（古特雷斯）</w:t>
+            </w:r>
+          </w:p>
+        </w:tc>
+        <w:tc>
+          <w:tcPr>
+            <w:tcW w:type="dxa" w:w="2880"/>
+          </w:tcPr>
+          <w:p>
+            <w:r/>
+            <w:r>
+              <w:t>1/15 歡迎停火、重申兩國方案（來源9、11）；2/11 呼籲避免戰火重燃（來源16）；2/16 歡迎交換、敦促遵守國際法（來源19、23）；5/31 對飢荒深表震驚（來源39）；7/3 嚴厲譴責、呼籲永久停火和全面准入（來源47）；8/8 對「接管加薩城」深表震驚（來源52）；8/22 飢荒代表「人性的失敗」（來源54、55）；9/29 安理會報告（來源63）；10/3 對哈馬斯釋放意旨「感到鼓舞」（來源64）</w:t>
+            </w:r>
+          </w:p>
+        </w:tc>
+        <w:tc>
+          <w:tcPr>
+            <w:tcW w:type="dxa" w:w="2880"/>
+          </w:tcPr>
+          <w:p>
+            <w:r/>
+            <w:r>
+              <w:t>9、11、16、19、23、39、47、52、54、55、63、64</w:t>
+            </w:r>
+          </w:p>
+        </w:tc>
+      </w:tr>
+      <w:tr>
+        <w:tc>
+          <w:tcPr>
+            <w:tcW w:type="dxa" w:w="2880"/>
+          </w:tcPr>
+          <w:p>
+            <w:r/>
+            <w:r>
+              <w:t>發言人（戈麦斯/杜加里克）</w:t>
+            </w:r>
+          </w:p>
+        </w:tc>
+        <w:tc>
+          <w:tcPr>
+            <w:tcW w:type="dxa" w:w="2880"/>
+          </w:tcPr>
+          <w:p>
+            <w:r/>
+            <w:r>
+              <w:t>2/11 警告「嚴重人道主義災難」、呼籲多哈談判（來源17）；7/3 17 週無燃料、強制轉移 3 萬人（來源48、49）；7/3 6 月 44% 被拒數據（來源51）</w:t>
+            </w:r>
+          </w:p>
+        </w:tc>
+        <w:tc>
+          <w:tcPr>
+            <w:tcW w:type="dxa" w:w="2880"/>
+          </w:tcPr>
+          <w:p>
+            <w:r/>
+            <w:r>
+              <w:t>17、48、49、51</w:t>
+            </w:r>
+          </w:p>
+        </w:tc>
+      </w:tr>
+      <w:tr>
+        <w:tc>
+          <w:tcPr>
+            <w:tcW w:type="dxa" w:w="2880"/>
+          </w:tcPr>
+          <w:p>
+            <w:r/>
+            <w:r>
+              <w:t>OCHA / 人道協調廳</w:t>
+            </w:r>
+          </w:p>
+        </w:tc>
+        <w:tc>
+          <w:tcPr>
+            <w:tcW w:type="dxa" w:w="2880"/>
+          </w:tcPr>
+          <w:p>
+            <w:r/>
+            <w:r>
+              <w:t>1/15 弗莱徹：停火帶來希望但援助仍充滿挑戰（來源12）；1/19 確認援助規模顯著增加（來源14）；2/11 150 萬人食品包數據（來源18）；6/13 18 項中 8 項被拒（來源42）；6/13 通信中斷（來源40）；10/3 562 名救援人員喪生（來源66）</w:t>
+            </w:r>
+          </w:p>
+        </w:tc>
+        <w:tc>
+          <w:tcPr>
+            <w:tcW w:type="dxa" w:w="2880"/>
+          </w:tcPr>
+          <w:p>
+            <w:r/>
+            <w:r>
+              <w:t>12、14、18、40、42、66</w:t>
+            </w:r>
+          </w:p>
+        </w:tc>
+      </w:tr>
+      <w:tr>
+        <w:tc>
+          <w:tcPr>
+            <w:tcW w:type="dxa" w:w="2880"/>
+          </w:tcPr>
+          <w:p>
+            <w:r/>
+            <w:r>
+              <w:t>UNRWA</w:t>
+            </w:r>
+          </w:p>
+        </w:tc>
+        <w:tc>
+          <w:tcPr>
+            <w:tcW w:type="dxa" w:w="2880"/>
+          </w:tcPr>
+          <w:p>
+            <w:r/>
+            <w:r>
+              <w:t>1/19 持續在加薩工作（來源14）；2/26 西岸 50 多人喪生（來源25）；6/13 譴責「將人道援助武器化、系統性製造恐慌、歧視和絕望」（來源44）</w:t>
+            </w:r>
+          </w:p>
+        </w:tc>
+        <w:tc>
+          <w:tcPr>
+            <w:tcW w:type="dxa" w:w="2880"/>
+          </w:tcPr>
+          <w:p>
+            <w:r/>
+            <w:r>
+              <w:t>14、25、44</w:t>
+            </w:r>
+          </w:p>
+        </w:tc>
+      </w:tr>
+      <w:tr>
+        <w:tc>
+          <w:tcPr>
+            <w:tcW w:type="dxa" w:w="2880"/>
+          </w:tcPr>
+          <w:p>
+            <w:r/>
+            <w:r>
+              <w:t>WHO</w:t>
+            </w:r>
+          </w:p>
+        </w:tc>
+        <w:tc>
+          <w:tcPr>
+            <w:tcW w:type="dxa" w:w="2880"/>
+          </w:tcPr>
+          <w:p>
+            <w:r/>
+            <w:r>
+              <w:t>1/14 向希法醫院提供 9,700 升燃料、血液和血漿（來源4）；10/3 緊急轉移 3 名新生兒（來源67）</w:t>
+            </w:r>
+          </w:p>
+        </w:tc>
+        <w:tc>
+          <w:tcPr>
+            <w:tcW w:type="dxa" w:w="2880"/>
+          </w:tcPr>
+          <w:p>
+            <w:r/>
+            <w:r>
+              <w:t>4、67</w:t>
+            </w:r>
+          </w:p>
+        </w:tc>
+      </w:tr>
+      <w:tr>
+        <w:tc>
+          <w:tcPr>
+            <w:tcW w:type="dxa" w:w="2880"/>
+          </w:tcPr>
+          <w:p>
+            <w:r/>
+            <w:r>
+              <w:t>WFP</w:t>
+            </w:r>
+          </w:p>
+        </w:tc>
+        <w:tc>
+          <w:tcPr>
+            <w:tcW w:type="dxa" w:w="2880"/>
+          </w:tcPr>
+          <w:p>
+            <w:r/>
+            <w:r>
+              <w:t>1/14 麵包店半產能（來源8）；2/11 86 萬人分發（來源18）；2/26 19 萬人現金援助（來源29）</w:t>
+            </w:r>
+          </w:p>
+        </w:tc>
+        <w:tc>
+          <w:tcPr>
+            <w:tcW w:type="dxa" w:w="2880"/>
+          </w:tcPr>
+          <w:p>
+            <w:r/>
+            <w:r>
+              <w:t>8、18、29</w:t>
+            </w:r>
+          </w:p>
+        </w:tc>
+      </w:tr>
+      <w:tr>
+        <w:tc>
+          <w:tcPr>
+            <w:tcW w:type="dxa" w:w="2880"/>
+          </w:tcPr>
+          <w:p>
+            <w:r/>
+            <w:r>
+              <w:t>UNICEF</w:t>
+            </w:r>
+          </w:p>
+        </w:tc>
+        <w:tc>
+          <w:tcPr>
+            <w:tcW w:type="dxa" w:w="2880"/>
+          </w:tcPr>
+          <w:p>
+            <w:r/>
+            <w:r>
+              <w:t>1/15 1.45 萬名兒童喪生、近 100 萬人 displaced（來源10）；1/14 8,000 衛生用品包（來源4）</w:t>
+            </w:r>
+          </w:p>
+        </w:tc>
+        <w:tc>
+          <w:tcPr>
+            <w:tcW w:type="dxa" w:w="2880"/>
+          </w:tcPr>
+          <w:p>
+            <w:r/>
+            <w:r>
+              <w:t>10、4</w:t>
+            </w:r>
+          </w:p>
+        </w:tc>
+      </w:tr>
+      <w:tr>
+        <w:tc>
+          <w:tcPr>
+            <w:tcW w:type="dxa" w:w="2880"/>
+          </w:tcPr>
+          <w:p>
+            <w:r/>
+            <w:r>
+              <w:t>人權高級专员（蒂尔克）</w:t>
+            </w:r>
+          </w:p>
+        </w:tc>
+        <w:tc>
+          <w:tcPr>
+            <w:tcW w:type="dxa" w:w="2880"/>
+          </w:tcPr>
+          <w:p>
+            <w:r/>
+            <w:r>
+              <w:t>3/23 譴責 15 人遇害、呼籲獨立調查（來源31）；4/1 紅新月會失蹤成員（來源34）；8/22 飢荒是以色列政府政策直接後果（來源56）</w:t>
+            </w:r>
+          </w:p>
+        </w:tc>
+        <w:tc>
+          <w:tcPr>
+            <w:tcW w:type="dxa" w:w="2880"/>
+          </w:tcPr>
+          <w:p>
+            <w:r/>
+            <w:r>
+              <w:t>31、34、56</w:t>
+            </w:r>
+          </w:p>
+        </w:tc>
+      </w:tr>
+      <w:tr>
+        <w:tc>
+          <w:tcPr>
+            <w:tcW w:type="dxa" w:w="2880"/>
+          </w:tcPr>
+          <w:p>
+            <w:r/>
+            <w:r>
+              <w:t>FAO</w:t>
+            </w:r>
+          </w:p>
+        </w:tc>
+        <w:tc>
+          <w:tcPr>
+            <w:tcW w:type="dxa" w:w="2880"/>
+          </w:tcPr>
+          <w:p>
+            <w:r/>
+            <w:r>
+              <w:t>2/26 首次向加薩北部運送動物飼料（來源28）</w:t>
+            </w:r>
+          </w:p>
+        </w:tc>
+        <w:tc>
+          <w:tcPr>
+            <w:tcW w:type="dxa" w:w="2880"/>
+          </w:tcPr>
+          <w:p>
+            <w:r/>
+            <w:r>
+              <w:t>28</w:t>
+            </w:r>
+          </w:p>
+        </w:tc>
+      </w:tr>
+      <w:tr>
+        <w:tc>
+          <w:tcPr>
+            <w:tcW w:type="dxa" w:w="2880"/>
+          </w:tcPr>
+          <w:p>
+            <w:r/>
+            <w:r>
+              <w:t>UNFPA</w:t>
+            </w:r>
+          </w:p>
+        </w:tc>
+        <w:tc>
+          <w:tcPr>
+            <w:tcW w:type="dxa" w:w="2880"/>
+          </w:tcPr>
+          <w:p>
+            <w:r/>
+            <w:r>
+              <w:t>7/3 70 萬女性和女孩「月經危機」、170 卡車未獲准入（來源50）</w:t>
+            </w:r>
+          </w:p>
+        </w:tc>
+        <w:tc>
+          <w:tcPr>
+            <w:tcW w:type="dxa" w:w="2880"/>
+          </w:tcPr>
+          <w:p>
+            <w:r/>
+            <w:r>
+              <w:t>50</w:t>
+            </w:r>
+          </w:p>
+        </w:tc>
+      </w:tr>
+      <w:tr>
+        <w:tc>
+          <w:tcPr>
+            <w:tcW w:type="dxa" w:w="2880"/>
+          </w:tcPr>
+          <w:p>
+            <w:r/>
+            <w:r>
+              <w:t>聯合國獨立調查委員會</w:t>
+            </w:r>
+          </w:p>
+        </w:tc>
+        <w:tc>
+          <w:tcPr>
+            <w:tcW w:type="dxa" w:w="2880"/>
+          </w:tcPr>
+          <w:p>
+            <w:r/>
+            <w:r>
+              <w:t>9/23 種族滅絕報告、四項行為、75% 面積、六名部長（來源57-62）</w:t>
+            </w:r>
+          </w:p>
+        </w:tc>
+        <w:tc>
+          <w:tcPr>
+            <w:tcW w:type="dxa" w:w="2880"/>
+          </w:tcPr>
+          <w:p>
+            <w:r/>
+            <w:r>
+              <w:t>57、58、59、60、61、62</w:t>
+            </w:r>
+          </w:p>
+        </w:tc>
+      </w:tr>
+    </w:tbl>
+    <w:p/>
+    <w:p>
+      <w:r>
+        <w:rPr>
+          <w:b/>
+        </w:rPr>
+        <w:t>分析：</w:t>
+      </w:r>
+      <w:r>
+        <w:t xml:space="preserve"> 國際組織的行動譜系呈現「呼籲→數據→譴責→定性」的升級。1 月以「歡迎 + 呼籲」為主（來源9、12）；6 月開始出現系統性數據（44% 被拒，來源51）；8 月進入「飢荒定性」層面（來源54-56）；9 月達到「種族滅絕」法律定性（來源58）。然而，除 5/31 安理會否決（來源39）外，資料中無任何強制機制、制裁或執勤行動被觸發。國際組織的功能停留在「記錄 + 譴責 + 呼籲」，缺乏將話語轉化為行動的機制。</w:t>
       </w:r>
     </w:p>
     <w:p/>
@@ -569,7 +3502,160 @@
         <w:pStyle w:val="Heading2"/>
       </w:pPr>
       <w:r>
-        <w:t>三、六部門框架對接（本次資料覆蓋狀況）</w:t>
+        <w:t>四、停火→人道准入傳導鏈分析</w:t>
+      </w:r>
+    </w:p>
+    <w:p/>
+    <w:p>
+      <w:pPr>
+        <w:pStyle w:val="Heading3"/>
+      </w:pPr>
+      <w:r>
+        <w:t>4.1 正向傳導鏈（1/19-3/1 階段）</w:t>
+      </w:r>
+    </w:p>
+    <w:p/>
+    <w:p>
+      <w:r>
+        <w:t>```</w:t>
+      </w:r>
+    </w:p>
+    <w:p>
+      <w:r>
+        <w:t>停火協議生效（1/19，來源15）</w:t>
+      </w:r>
+    </w:p>
+    <w:p>
+      <w:r>
+        <w:t xml:space="preserve">  → 第一階段義務啟動：以軍撤離 + 返回家園 + 增加援助（來源21）</w:t>
+      </w:r>
+    </w:p>
+    <w:p>
+      <w:r>
+        <w:t xml:space="preserve">    → 援助規模「顯著增加」（1/19，來源14）</w:t>
+      </w:r>
+    </w:p>
+    <w:p>
+      <w:r>
+        <w:t xml:space="preserve">      → 超 150 萬人領食品、WFP 86 萬人分發（2/11，來源18）</w:t>
+      </w:r>
+    </w:p>
+    <w:p>
+      <w:r>
+        <w:t xml:space="preserve">        → 人質交換如期完成（1/19 來源15；2/16 來源20）</w:t>
+      </w:r>
+    </w:p>
+    <w:p>
+      <w:r>
+        <w:t xml:space="preserve">          → 停火維持確認（2/16，來源19）</w:t>
+      </w:r>
+    </w:p>
+    <w:p>
+      <w:r>
+        <w:t xml:space="preserve">            → 第一階段「基本按商定步驟推進」（3/1，來源30）</w:t>
+      </w:r>
+    </w:p>
+    <w:p>
+      <w:r>
+        <w:t>```</w:t>
+      </w:r>
+    </w:p>
+    <w:p/>
+    <w:p>
+      <w:r>
+        <w:rPr>
+          <w:b/>
+        </w:rPr>
+        <w:t>關鍵證據：</w:t>
+      </w:r>
+      <w:r>
+        <w:t xml:space="preserve"> 停火生效後，OCHA 立即確認「援助規模顯著增加」（來源14），且 2/11 的 150 萬人數據（來源18）驗證了傳導鏈的實際運作。人質交換與停火維持高度耦合：交換完成 = 停火維持（來源19、20）。</w:t>
+      </w:r>
+    </w:p>
+    <w:p/>
+    <w:p>
+      <w:pPr>
+        <w:pStyle w:val="Heading3"/>
+      </w:pPr>
+      <w:r>
+        <w:t>4.2 負向傳導鏈（3/23 以後）</w:t>
+      </w:r>
+    </w:p>
+    <w:p/>
+    <w:p>
+      <w:r>
+        <w:t>```</w:t>
+      </w:r>
+    </w:p>
+    <w:p>
+      <w:r>
+        <w:t>停火破裂（3/23，來源31）</w:t>
+      </w:r>
+    </w:p>
+    <w:p>
+      <w:r>
+        <w:t xml:space="preserve">  → 邊境全面關閉（4/1，來源33）</w:t>
+      </w:r>
+    </w:p>
+    <w:p>
+      <w:r>
+        <w:t xml:space="preserve">    → 封鎖 50+ 天（4/25，來源36）</w:t>
+      </w:r>
+    </w:p>
+    <w:p>
+      <w:r>
+        <w:t xml:space="preserve">      → 飢荒危機失控（5/31，來源39）</w:t>
+      </w:r>
+    </w:p>
+    <w:p>
+      <w:r>
+        <w:t xml:space="preserve">        → 44% 援助被拒（6/13，來源51）</w:t>
+      </w:r>
+    </w:p>
+    <w:p>
+      <w:r>
+        <w:t xml:space="preserve">          → 17 週無燃料（7/3，來源49）</w:t>
+      </w:r>
+    </w:p>
+    <w:p>
+      <w:r>
+        <w:t xml:space="preserve">            → 飢荒定性（8/22，來源54）</w:t>
+      </w:r>
+    </w:p>
+    <w:p>
+      <w:r>
+        <w:t xml:space="preserve">              → 75% 面積被控制（9/23，來源59）</w:t>
+      </w:r>
+    </w:p>
+    <w:p>
+      <w:r>
+        <w:t xml:space="preserve">                → 人道局勢「接近崩潰」（9/29，來源63）</w:t>
+      </w:r>
+    </w:p>
+    <w:p>
+      <w:r>
+        <w:t>```</w:t>
+      </w:r>
+    </w:p>
+    <w:p/>
+    <w:p>
+      <w:r>
+        <w:rPr>
+          <w:b/>
+        </w:rPr>
+        <w:t>關鍵證據：</w:t>
+      </w:r>
+      <w:r>
+        <w:t xml:space="preserve"> 傳導鏈的逆轉是「全有或全無」式的--停火存在時，援助流動；停火消失時，援助歸零。4/1 的「連續四周禁止所有商業和人道援助」（來源33）標誌著傳導鏈的完全斷裂。此後每一步都是上一步的必然結果：封鎖→斷糧→飢荒→醫療崩潰。</w:t>
+      </w:r>
+    </w:p>
+    <w:p/>
+    <w:p>
+      <w:pPr>
+        <w:pStyle w:val="Heading3"/>
+      </w:pPr>
+      <w:r>
+        <w:t>4.3 傳導鏈的中間環節：人質交換作為「錨點」</w:t>
       </w:r>
     </w:p>
     <w:p/>
@@ -600,7 +3686,7 @@
               <w:rPr>
                 <w:b/>
               </w:rPr>
-              <w:t>部門</w:t>
+              <w:t>時間</w:t>
             </w:r>
           </w:p>
         </w:tc>
@@ -618,7 +3704,7 @@
               <w:rPr>
                 <w:b/>
               </w:rPr>
-              <w:t>覆蓋狀態</w:t>
+              <w:t>交換事件</w:t>
             </w:r>
           </w:p>
         </w:tc>
@@ -636,7 +3722,7 @@
               <w:rPr>
                 <w:b/>
               </w:rPr>
-              <w:t>主要內容</w:t>
+              <w:t>停火狀態</w:t>
             </w:r>
           </w:p>
         </w:tc>
@@ -667,7 +3753,7 @@
           <w:p>
             <w:r/>
             <w:r>
-              <w:t>政治外交</w:t>
+              <w:t>1/19</w:t>
             </w:r>
           </w:p>
         </w:tc>
@@ -678,7 +3764,7 @@
           <w:p>
             <w:r/>
             <w:r>
-              <w:t>有覆蓋</w:t>
+              <w:t>首次交換（第一階段組成部分）</w:t>
             </w:r>
           </w:p>
         </w:tc>
@@ -689,7 +3775,7 @@
           <w:p>
             <w:r/>
             <w:r>
-              <w:t>停火協議三階段框架確認（來源7）；2/16 第二輪交換完成：3 名人質換 369 名囚犯（來源6）；2/11 停火或終止風險 + 多哈第二階段談判呼喚（來源3、4）；古特雷斯「兩國方案」定位（來源1）</w:t>
+              <w:t>停火生效、援助增加</w:t>
             </w:r>
           </w:p>
         </w:tc>
@@ -700,7 +3786,7 @@
           <w:p>
             <w:r/>
             <w:r>
-              <w:t>1、2、3、4、5、6、7、8</w:t>
+              <w:t>14、15</w:t>
             </w:r>
           </w:p>
         </w:tc>
@@ -713,23 +3799,19 @@
           <w:p>
             <w:r/>
             <w:r>
-              <w:t>國際安全</w:t>
+              <w:t>2/11</w:t>
             </w:r>
           </w:p>
         </w:tc>
         <w:tc>
           <w:tcPr>
             <w:tcW w:type="dxa" w:w="2160"/>
-            <w:vMerge w:val="restart"/>
-          </w:tcPr>
-          <w:p>
-            <w:r/>
-            <w:r>
-              <w:t>資料不足</w:t>
-            </w:r>
-          </w:p>
-          <w:p>
-            <w:r/>
+          </w:tcPr>
+          <w:p>
+            <w:r/>
+            <w:r>
+              <w:t>交換面臨風險（「本週六」到期）</w:t>
+            </w:r>
           </w:p>
         </w:tc>
         <w:tc>
@@ -739,7 +3821,7 @@
           <w:p>
             <w:r/>
             <w:r>
-              <w:t>本次 8 則片段無任何軍事行動、空襲、地面部隊、停火違規事件的具體記載。2/11 僅以「或將終止」概括性提及風險（來源3），未涉及具體軍事事件</w:t>
+              <w:t>停火「或將終止」</w:t>
             </w:r>
           </w:p>
         </w:tc>
@@ -750,7 +3832,7 @@
           <w:p>
             <w:r/>
             <w:r>
-              <w:t>3</w:t>
+              <w:t>16、17</w:t>
             </w:r>
           </w:p>
         </w:tc>
@@ -763,16 +3845,20 @@
           <w:p>
             <w:r/>
             <w:r>
-              <w:t>人道事務</w:t>
+              <w:t>2/16</w:t>
             </w:r>
           </w:p>
         </w:tc>
         <w:tc>
           <w:tcPr>
             <w:tcW w:type="dxa" w:w="2160"/>
-            <w:vMerge/>
-          </w:tcPr>
-          <w:p/>
+          </w:tcPr>
+          <w:p>
+            <w:r/>
+            <w:r>
+              <w:t>第二輪：3 換 369</w:t>
+            </w:r>
+          </w:p>
         </w:tc>
         <w:tc>
           <w:tcPr>
@@ -781,7 +3867,7 @@
           <w:p>
             <w:r/>
             <w:r>
-              <w:t>僅有原則性表述：協議第一階段含「大幅增加進入被占領土的援助物資數量」（來源7）；聯合國將「為向加薩提供急需的人道主義援助創造必要條件」（來源8）。無食品/藥品/飲水/邊境口岸具體數據</w:t>
+              <w:t>停火確認維持</w:t>
             </w:r>
           </w:p>
         </w:tc>
@@ -792,7 +3878,7 @@
           <w:p>
             <w:r/>
             <w:r>
-              <w:t>7、8</w:t>
+              <w:t>19、20</w:t>
             </w:r>
           </w:p>
         </w:tc>
@@ -805,7 +3891,7 @@
           <w:p>
             <w:r/>
             <w:r>
-              <w:t>醫療衛生</w:t>
+              <w:t>3/23</w:t>
             </w:r>
           </w:p>
         </w:tc>
@@ -816,7 +3902,7 @@
           <w:p>
             <w:r/>
             <w:r>
-              <w:t>無資料</w:t>
+              <w:t>交換機制中斷（停火破裂）</w:t>
             </w:r>
           </w:p>
         </w:tc>
@@ -827,7 +3913,7 @@
           <w:p>
             <w:r/>
             <w:r>
-              <w:t>本次 8 則片段中無任何醫院運作、物資短缺、病患轉運、醫護安全相關內容</w:t>
+              <w:t>封鎖開始</w:t>
             </w:r>
           </w:p>
         </w:tc>
@@ -838,7 +3924,7 @@
           <w:p>
             <w:r/>
             <w:r>
-              <w:t>-</w:t>
+              <w:t>31、33</w:t>
             </w:r>
           </w:p>
         </w:tc>
@@ -851,7 +3937,7 @@
           <w:p>
             <w:r/>
             <w:r>
-              <w:t>國際組織</w:t>
+              <w:t>10/3</w:t>
             </w:r>
           </w:p>
         </w:tc>
@@ -862,7 +3948,7 @@
           <w:p>
             <w:r/>
             <w:r>
-              <w:t>有限覆蓋</w:t>
+              <w:t>哈馬斯宣布準備釋放（未確認執行）</w:t>
             </w:r>
           </w:p>
         </w:tc>
@@ -873,7 +3959,7 @@
           <w:p>
             <w:r/>
             <w:r>
-              <w:t>僅聯合國秘書長及發言人（戈麦斯）的聲明（來源1、3、4、5、8）。OCHA、WHO、UNRWA、WFP、IPC、安理會均無獨立記載</w:t>
+              <w:t>無停火、17 萬噸物資等待</w:t>
             </w:r>
           </w:p>
         </w:tc>
@@ -884,7 +3970,135 @@
           <w:p>
             <w:r/>
             <w:r>
-              <w:t>1、3、4、5、8</w:t>
+              <w:t>64、65</w:t>
+            </w:r>
+          </w:p>
+        </w:tc>
+      </w:tr>
+    </w:tbl>
+    <w:p/>
+    <w:p>
+      <w:r>
+        <w:rPr>
+          <w:b/>
+        </w:rPr>
+        <w:t>推導：</w:t>
+      </w:r>
+      <w:r>
+        <w:t xml:space="preserve"> 人質交換在 1-2 月是停火維持的核心錨點--交換如期 = 停火維持 = 援助流動。3 月破裂後，錨點消失，傳導鏈全面逆轉。10/3 哈馬斯釋放意旨（來源64）是 3 月以來首次重新啟動錨點的嘗試，但資料中無以色列回應記錄，且 17 萬噸物資「可隨時運入」（來源65）的表述暗示准入條件仍未完全具備。</w:t>
+      </w:r>
+    </w:p>
+    <w:p/>
+    <w:p>
+      <w:pPr>
+        <w:pStyle w:val="Heading3"/>
+      </w:pPr>
+      <w:r>
+        <w:t>4.4 外交進展與軍事行動的傳導關係</w:t>
+      </w:r>
+    </w:p>
+    <w:p/>
+    <w:tbl>
+      <w:tblPr>
+        <w:tblStyle w:val="TableGrid"/>
+        <w:tblW w:type="auto" w:w="0"/>
+        <w:tblLook w:firstColumn="1" w:firstRow="1" w:lastColumn="0" w:lastRow="0" w:noHBand="0" w:noVBand="1" w:val="04A0"/>
+      </w:tblPr>
+      <w:tblGrid>
+        <w:gridCol w:w="1728"/>
+        <w:gridCol w:w="1728"/>
+        <w:gridCol w:w="1728"/>
+        <w:gridCol w:w="1728"/>
+        <w:gridCol w:w="1728"/>
+      </w:tblGrid>
+      <w:tr>
+        <w:tc>
+          <w:tcPr>
+            <w:tcW w:type="dxa" w:w="1728"/>
+          </w:tcPr>
+          <w:p>
+            <w:r>
+              <w:rPr>
+                <w:b/>
+              </w:rPr>
+            </w:r>
+            <w:r>
+              <w:rPr>
+                <w:b/>
+              </w:rPr>
+              <w:t>階段</w:t>
+            </w:r>
+          </w:p>
+        </w:tc>
+        <w:tc>
+          <w:tcPr>
+            <w:tcW w:type="dxa" w:w="1728"/>
+          </w:tcPr>
+          <w:p>
+            <w:r>
+              <w:rPr>
+                <w:b/>
+              </w:rPr>
+            </w:r>
+            <w:r>
+              <w:rPr>
+                <w:b/>
+              </w:rPr>
+              <w:t>外交動態</w:t>
+            </w:r>
+          </w:p>
+        </w:tc>
+        <w:tc>
+          <w:tcPr>
+            <w:tcW w:type="dxa" w:w="1728"/>
+          </w:tcPr>
+          <w:p>
+            <w:r>
+              <w:rPr>
+                <w:b/>
+              </w:rPr>
+            </w:r>
+            <w:r>
+              <w:rPr>
+                <w:b/>
+              </w:rPr>
+              <w:t>軍事動態</w:t>
+            </w:r>
+          </w:p>
+        </w:tc>
+        <w:tc>
+          <w:tcPr>
+            <w:tcW w:type="dxa" w:w="1728"/>
+          </w:tcPr>
+          <w:p>
+            <w:r>
+              <w:rPr>
+                <w:b/>
+              </w:rPr>
+            </w:r>
+            <w:r>
+              <w:rPr>
+                <w:b/>
+              </w:rPr>
+              <w:t>傳導方向</w:t>
+            </w:r>
+          </w:p>
+        </w:tc>
+        <w:tc>
+          <w:tcPr>
+            <w:tcW w:type="dxa" w:w="1728"/>
+          </w:tcPr>
+          <w:p>
+            <w:r>
+              <w:rPr>
+                <w:b/>
+              </w:rPr>
+            </w:r>
+            <w:r>
+              <w:rPr>
+                <w:b/>
+              </w:rPr>
+              <w:t>來源</w:t>
             </w:r>
           </w:p>
         </w:tc>
@@ -892,45 +4106,398 @@
       <w:tr>
         <w:tc>
           <w:tcPr>
-            <w:tcW w:type="dxa" w:w="2160"/>
-          </w:tcPr>
-          <w:p>
-            <w:r/>
-            <w:r>
-              <w:t>綜合研析</w:t>
-            </w:r>
-          </w:p>
-        </w:tc>
-        <w:tc>
-          <w:tcPr>
-            <w:tcW w:type="dxa" w:w="2160"/>
-          </w:tcPr>
-          <w:p>
-            <w:r/>
-            <w:r>
-              <w:t>可初步推導</w:t>
-            </w:r>
-          </w:p>
-        </w:tc>
-        <w:tc>
-          <w:tcPr>
-            <w:tcW w:type="dxa" w:w="2160"/>
-          </w:tcPr>
-          <w:p>
-            <w:r/>
-            <w:r>
-              <w:t>停火→援助傳導鏈的「正向條件」被確認（來源7、8），但「實際執行數據」缺失；2/11 震盪→2/16 維持的短期軌跡可作為傳導鏈脆弱性例證（來源3→5）</w:t>
-            </w:r>
-          </w:p>
-        </w:tc>
-        <w:tc>
-          <w:tcPr>
-            <w:tcW w:type="dxa" w:w="2160"/>
-          </w:tcPr>
-          <w:p>
-            <w:r/>
-            <w:r>
-              <w:t>3、5、7、8</w:t>
+            <w:tcW w:type="dxa" w:w="1728"/>
+          </w:tcPr>
+          <w:p>
+            <w:r/>
+            <w:r>
+              <w:t>1-2 月</w:t>
+            </w:r>
+          </w:p>
+        </w:tc>
+        <w:tc>
+          <w:tcPr>
+            <w:tcW w:type="dxa" w:w="1728"/>
+          </w:tcPr>
+          <w:p>
+            <w:r/>
+            <w:r>
+              <w:t>停火達成、交換運行、多哈談判</w:t>
+            </w:r>
+          </w:p>
+        </w:tc>
+        <w:tc>
+          <w:tcPr>
+            <w:tcW w:type="dxa" w:w="1728"/>
+          </w:tcPr>
+          <w:p>
+            <w:r/>
+            <w:r>
+              <w:t>低強度（無具體軍事事件記載）</w:t>
+            </w:r>
+          </w:p>
+        </w:tc>
+        <w:tc>
+          <w:tcPr>
+            <w:tcW w:type="dxa" w:w="1728"/>
+          </w:tcPr>
+          <w:p>
+            <w:r/>
+            <w:r>
+              <w:t>外交→停火→准入（正向）</w:t>
+            </w:r>
+          </w:p>
+        </w:tc>
+        <w:tc>
+          <w:tcPr>
+            <w:tcW w:type="dxa" w:w="1728"/>
+          </w:tcPr>
+          <w:p>
+            <w:r/>
+            <w:r>
+              <w:t>9、14、18、20</w:t>
+            </w:r>
+          </w:p>
+        </w:tc>
+      </w:tr>
+      <w:tr>
+        <w:tc>
+          <w:tcPr>
+            <w:tcW w:type="dxa" w:w="1728"/>
+          </w:tcPr>
+          <w:p>
+            <w:r/>
+            <w:r>
+              <w:t>2/11 震盪</w:t>
+            </w:r>
+          </w:p>
+        </w:tc>
+        <w:tc>
+          <w:tcPr>
+            <w:tcW w:type="dxa" w:w="1728"/>
+          </w:tcPr>
+          <w:p>
+            <w:r/>
+            <w:r>
+              <w:t>終止風險、古特雷斯干預</w:t>
+            </w:r>
+          </w:p>
+        </w:tc>
+        <w:tc>
+          <w:tcPr>
+            <w:tcW w:type="dxa" w:w="1728"/>
+          </w:tcPr>
+          <w:p>
+            <w:r/>
+            <w:r>
+              <w:t>未明載</w:t>
+            </w:r>
+          </w:p>
+        </w:tc>
+        <w:tc>
+          <w:tcPr>
+            <w:tcW w:type="dxa" w:w="1728"/>
+          </w:tcPr>
+          <w:p>
+            <w:r/>
+            <w:r>
+              <w:t>外交脆弱→軍事風險上升</w:t>
+            </w:r>
+          </w:p>
+        </w:tc>
+        <w:tc>
+          <w:tcPr>
+            <w:tcW w:type="dxa" w:w="1728"/>
+          </w:tcPr>
+          <w:p>
+            <w:r/>
+            <w:r>
+              <w:t>16、17</w:t>
+            </w:r>
+          </w:p>
+        </w:tc>
+      </w:tr>
+      <w:tr>
+        <w:tc>
+          <w:tcPr>
+            <w:tcW w:type="dxa" w:w="1728"/>
+          </w:tcPr>
+          <w:p>
+            <w:r/>
+            <w:r>
+              <w:t>3-4 月</w:t>
+            </w:r>
+          </w:p>
+        </w:tc>
+        <w:tc>
+          <w:tcPr>
+            <w:tcW w:type="dxa" w:w="1728"/>
+          </w:tcPr>
+          <w:p>
+            <w:r/>
+            <w:r>
+              <w:t>停火破裂、安理會無作為</w:t>
+            </w:r>
+          </w:p>
+        </w:tc>
+        <w:tc>
+          <w:tcPr>
+            <w:tcW w:type="dxa" w:w="1728"/>
+          </w:tcPr>
+          <w:p>
+            <w:r/>
+            <w:r>
+              <w:t>邊境關閉、封鎖</w:t>
+            </w:r>
+          </w:p>
+        </w:tc>
+        <w:tc>
+          <w:tcPr>
+            <w:tcW w:type="dxa" w:w="1728"/>
+          </w:tcPr>
+          <w:p>
+            <w:r/>
+            <w:r>
+              <w:t>外交失敗→軍事封鎖→人道崩潰</w:t>
+            </w:r>
+          </w:p>
+        </w:tc>
+        <w:tc>
+          <w:tcPr>
+            <w:tcW w:type="dxa" w:w="1728"/>
+          </w:tcPr>
+          <w:p>
+            <w:r/>
+            <w:r>
+              <w:t>31、33、36</w:t>
+            </w:r>
+          </w:p>
+        </w:tc>
+      </w:tr>
+      <w:tr>
+        <w:tc>
+          <w:tcPr>
+            <w:tcW w:type="dxa" w:w="1728"/>
+          </w:tcPr>
+          <w:p>
+            <w:r/>
+            <w:r>
+              <w:t>5-6 月</w:t>
+            </w:r>
+          </w:p>
+        </w:tc>
+        <w:tc>
+          <w:tcPr>
+            <w:tcW w:type="dxa" w:w="1728"/>
+          </w:tcPr>
+          <w:p>
+            <w:r/>
+            <w:r>
+              <w:t>美國否決停火決議</w:t>
+            </w:r>
+          </w:p>
+        </w:tc>
+        <w:tc>
+          <w:tcPr>
+            <w:tcW w:type="dxa" w:w="1728"/>
+          </w:tcPr>
+          <w:p>
+            <w:r/>
+            <w:r>
+              <w:t>空襲學校、分發中心槍擊</w:t>
+            </w:r>
+          </w:p>
+        </w:tc>
+        <w:tc>
+          <w:tcPr>
+            <w:tcW w:type="dxa" w:w="1728"/>
+          </w:tcPr>
+          <w:p>
+            <w:r/>
+            <w:r>
+              <w:t>外交阻礙→軍事持續→人道惡化</w:t>
+            </w:r>
+          </w:p>
+        </w:tc>
+        <w:tc>
+          <w:tcPr>
+            <w:tcW w:type="dxa" w:w="1728"/>
+          </w:tcPr>
+          <w:p>
+            <w:r/>
+            <w:r>
+              <w:t>38、39、45</w:t>
+            </w:r>
+          </w:p>
+        </w:tc>
+      </w:tr>
+      <w:tr>
+        <w:tc>
+          <w:tcPr>
+            <w:tcW w:type="dxa" w:w="1728"/>
+          </w:tcPr>
+          <w:p>
+            <w:r/>
+            <w:r>
+              <w:t>7-8 月</w:t>
+            </w:r>
+          </w:p>
+        </w:tc>
+        <w:tc>
+          <w:tcPr>
+            <w:tcW w:type="dxa" w:w="1728"/>
+          </w:tcPr>
+          <w:p>
+            <w:r/>
+            <w:r>
+              <w:t>古特雷斯緊急呼籲</w:t>
+            </w:r>
+          </w:p>
+        </w:tc>
+        <w:tc>
+          <w:tcPr>
+            <w:tcW w:type="dxa" w:w="1728"/>
+          </w:tcPr>
+          <w:p>
+            <w:r/>
+            <w:r>
+              <w:t>強制遷移、接管加薩城</w:t>
+            </w:r>
+          </w:p>
+        </w:tc>
+        <w:tc>
+          <w:tcPr>
+            <w:tcW w:type="dxa" w:w="1728"/>
+          </w:tcPr>
+          <w:p>
+            <w:r/>
+            <w:r>
+              <w:t>外交無力→軍事升級→佔領擴大</w:t>
+            </w:r>
+          </w:p>
+        </w:tc>
+        <w:tc>
+          <w:tcPr>
+            <w:tcW w:type="dxa" w:w="1728"/>
+          </w:tcPr>
+          <w:p>
+            <w:r/>
+            <w:r>
+              <w:t>48、52、53</w:t>
+            </w:r>
+          </w:p>
+        </w:tc>
+      </w:tr>
+      <w:tr>
+        <w:tc>
+          <w:tcPr>
+            <w:tcW w:type="dxa" w:w="1728"/>
+          </w:tcPr>
+          <w:p>
+            <w:r/>
+            <w:r>
+              <w:t>9 月</w:t>
+            </w:r>
+          </w:p>
+        </w:tc>
+        <w:tc>
+          <w:tcPr>
+            <w:tcW w:type="dxa" w:w="1728"/>
+          </w:tcPr>
+          <w:p>
+            <w:r/>
+            <w:r>
+              <w:t>種族滅絕定性</w:t>
+            </w:r>
+          </w:p>
+        </w:tc>
+        <w:tc>
+          <w:tcPr>
+            <w:tcW w:type="dxa" w:w="1728"/>
+          </w:tcPr>
+          <w:p>
+            <w:r/>
+            <w:r>
+              <w:t>75% 面積控制</w:t>
+            </w:r>
+          </w:p>
+        </w:tc>
+        <w:tc>
+          <w:tcPr>
+            <w:tcW w:type="dxa" w:w="1728"/>
+          </w:tcPr>
+          <w:p>
+            <w:r/>
+            <w:r>
+              <w:t>法律定性↔軍事現實（平行）</w:t>
+            </w:r>
+          </w:p>
+        </w:tc>
+        <w:tc>
+          <w:tcPr>
+            <w:tcW w:type="dxa" w:w="1728"/>
+          </w:tcPr>
+          <w:p>
+            <w:r/>
+            <w:r>
+              <w:t>57-62、59</w:t>
+            </w:r>
+          </w:p>
+        </w:tc>
+      </w:tr>
+      <w:tr>
+        <w:tc>
+          <w:tcPr>
+            <w:tcW w:type="dxa" w:w="1728"/>
+          </w:tcPr>
+          <w:p>
+            <w:r/>
+            <w:r>
+              <w:t>10 月</w:t>
+            </w:r>
+          </w:p>
+        </w:tc>
+        <w:tc>
+          <w:tcPr>
+            <w:tcW w:type="dxa" w:w="1728"/>
+          </w:tcPr>
+          <w:p>
+            <w:r/>
+            <w:r>
+              <w:t>哈馬斯釋放意旨</w:t>
+            </w:r>
+          </w:p>
+        </w:tc>
+        <w:tc>
+          <w:tcPr>
+            <w:tcW w:type="dxa" w:w="1728"/>
+          </w:tcPr>
+          <w:p>
+            <w:r/>
+            <w:r>
+              <w:t>無新軍事事件記載</w:t>
+            </w:r>
+          </w:p>
+        </w:tc>
+        <w:tc>
+          <w:tcPr>
+            <w:tcW w:type="dxa" w:w="1728"/>
+          </w:tcPr>
+          <w:p>
+            <w:r/>
+            <w:r>
+              <w:t>外交窗口→待觀察</w:t>
+            </w:r>
+          </w:p>
+        </w:tc>
+        <w:tc>
+          <w:tcPr>
+            <w:tcW w:type="dxa" w:w="1728"/>
+          </w:tcPr>
+          <w:p>
+            <w:r/>
+            <w:r>
+              <w:t>64、65</w:t>
             </w:r>
           </w:p>
         </w:tc>
@@ -948,430 +4515,7 @@
         <w:pStyle w:val="Heading2"/>
       </w:pPr>
       <w:r>
-        <w:t>四、趨勢分析（限本次資料範圍）</w:t>
-      </w:r>
-    </w:p>
-    <w:p/>
-    <w:p>
-      <w:pPr>
-        <w:pStyle w:val="Heading3"/>
-      </w:pPr>
-      <w:r>
-        <w:t>4.1 停火協議的「週期性震盪」模式</w:t>
-      </w:r>
-    </w:p>
-    <w:p/>
-    <w:p>
-      <w:r>
-        <w:t>從 8 則片段可觀察到一個明確的節奏：</w:t>
-      </w:r>
-    </w:p>
-    <w:p/>
-    <w:p>
-      <w:pPr>
-        <w:pStyle w:val="ListBullet"/>
-      </w:pPr>
-      <w:r>
-        <w:rPr>
-          <w:b/>
-        </w:rPr>
-        <w:t>1/15 達成 → 1/19 生效 → 2/11 震盪（或終止）→ 2/16 恢復（交換完成、停火維持）</w:t>
-      </w:r>
-    </w:p>
-    <w:p/>
-    <w:p>
-      <w:r>
-        <w:t>每一次震盪的觸發條件在資料中未明載（來源3 僅稱「近期有報導稱…或將終止」），但古特雷斯每次干預的訴求高度一致：</w:t>
-      </w:r>
-      <w:r>
-        <w:rPr>
-          <w:b/>
-        </w:rPr>
-        <w:t>呼籲雙方履行承諾 + 推進下一階段談判</w:t>
-      </w:r>
-      <w:r>
-        <w:t>（來源1、4、8）。這表明聯合國秘書長的角色定位是「維持者」而非「調解者」--後者由埃及、卡達、美國承擔（來源1 提及「兩國方案」框架，但未點名調解方）。</w:t>
-      </w:r>
-    </w:p>
-    <w:p/>
-    <w:p>
-      <w:pPr>
-        <w:pStyle w:val="Heading3"/>
-      </w:pPr>
-      <w:r>
-        <w:t>4.2 人質交換作為停火「錨點」</w:t>
-      </w:r>
-    </w:p>
-    <w:p/>
-    <w:p>
-      <w:pPr>
-        <w:pStyle w:val="ListBullet"/>
-      </w:pPr>
-      <w:r>
-        <w:t>1/19 首次交換（來源2）→ 2/16 第二輪 3 換 369（來源6）</w:t>
-      </w:r>
-    </w:p>
-    <w:p>
-      <w:pPr>
-        <w:pStyle w:val="ListBullet"/>
-      </w:pPr>
-      <w:r>
-        <w:t>2/11 震盪期間，古特雷斯「呼籲哈馬斯按計劃於本週六釋放人質」（來源4）--這表明</w:t>
-      </w:r>
-      <w:r>
-        <w:rPr>
-          <w:b/>
-        </w:rPr>
-        <w:t>人質釋放時間表本身成為停火是否維持的核心指標</w:t>
-      </w:r>
-    </w:p>
-    <w:p>
-      <w:pPr>
-        <w:pStyle w:val="ListBullet"/>
-      </w:pPr>
-      <w:r>
-        <w:t>2/16 交換如期完成後，古特雷斯立即「表示歡迎」（來源5），停火被描述為「持續實施」（來源5）</w:t>
-      </w:r>
-    </w:p>
-    <w:p/>
-    <w:p>
-      <w:r>
-        <w:rPr>
-          <w:b/>
-        </w:rPr>
-        <w:t>推導：</w:t>
-      </w:r>
-      <w:r>
-        <w:t xml:space="preserve"> 在 1-2 月的資料中，人質交換與停火維持呈現高度耦合關係。一旦交換暫停，停火即面臨終止風險（來源3、4）；交換完成，停火即被確認維持（來源5）。這為後續「停火→人道准入傳導鏈」中的「人質環節」提供了早期機制證據。</w:t>
-      </w:r>
-    </w:p>
-    <w:p/>
-    <w:p>
-      <w:pPr>
-        <w:pStyle w:val="Heading3"/>
-      </w:pPr>
-      <w:r>
-        <w:t>4.3 人道援助：「承諾」與「執行」的落差</w:t>
-      </w:r>
-    </w:p>
-    <w:p/>
-    <w:p>
-      <w:pPr>
-        <w:pStyle w:val="ListBullet"/>
-      </w:pPr>
-      <w:r>
-        <w:t>協議明文要求「大幅增加援助物資」（來源7）</w:t>
-      </w:r>
-    </w:p>
-    <w:p>
-      <w:pPr>
-        <w:pStyle w:val="ListBullet"/>
-      </w:pPr>
-      <w:r>
-        <w:t>聯合國承諾「創造必要條件」（來源8）</w:t>
-      </w:r>
-    </w:p>
-    <w:p>
-      <w:pPr>
-        <w:pStyle w:val="ListBullet"/>
-      </w:pPr>
-      <w:r>
-        <w:t>但本次資料中</w:t>
-      </w:r>
-      <w:r>
-        <w:rPr>
-          <w:b/>
-        </w:rPr>
-        <w:t>無任何具體數字</w:t>
-      </w:r>
-      <w:r>
-        <w:t>（無卡車數、無受益人數、無口岸開放狀態）</w:t>
-      </w:r>
-    </w:p>
-    <w:p/>
-    <w:p>
-      <w:r>
-        <w:t>這與對話歷史中 1-2 月「&gt;150 萬人領食品」（歷史來源18）、「&gt;86 萬人食品分發」（歷史來源18）的數據形成對照--本次收到的 3 份文件僅記錄了「承諾層面」，未涵蓋「執行數據層面」。</w:t>
-      </w:r>
-    </w:p>
-    <w:p/>
-    <w:p>
-      <w:pPr>
-        <w:pStyle w:val="Heading3"/>
-      </w:pPr>
-      <w:r>
-        <w:t>4.4 與對話歷史的對接與增量</w:t>
-      </w:r>
-    </w:p>
-    <w:p/>
-    <w:tbl>
-      <w:tblPr>
-        <w:tblStyle w:val="TableGrid"/>
-        <w:tblW w:type="auto" w:w="0"/>
-        <w:tblLook w:firstColumn="1" w:firstRow="1" w:lastColumn="0" w:lastRow="0" w:noHBand="0" w:noVBand="1" w:val="04A0"/>
-      </w:tblPr>
-      <w:tblGrid>
-        <w:gridCol w:w="2880"/>
-        <w:gridCol w:w="2880"/>
-        <w:gridCol w:w="2880"/>
-      </w:tblGrid>
-      <w:tr>
-        <w:tc>
-          <w:tcPr>
-            <w:tcW w:type="dxa" w:w="2880"/>
-          </w:tcPr>
-          <w:p>
-            <w:r>
-              <w:rPr>
-                <w:b/>
-              </w:rPr>
-            </w:r>
-            <w:r>
-              <w:rPr>
-                <w:b/>
-              </w:rPr>
-              <w:t>對話歷史已有判斷</w:t>
-            </w:r>
-          </w:p>
-        </w:tc>
-        <w:tc>
-          <w:tcPr>
-            <w:tcW w:type="dxa" w:w="2880"/>
-          </w:tcPr>
-          <w:p>
-            <w:r>
-              <w:rPr>
-                <w:b/>
-              </w:rPr>
-            </w:r>
-            <w:r>
-              <w:rPr>
-                <w:b/>
-              </w:rPr>
-              <w:t>本次資料對應</w:t>
-            </w:r>
-          </w:p>
-        </w:tc>
-        <w:tc>
-          <w:tcPr>
-            <w:tcW w:type="dxa" w:w="2880"/>
-          </w:tcPr>
-          <w:p>
-            <w:r>
-              <w:rPr>
-                <w:b/>
-              </w:rPr>
-            </w:r>
-            <w:r>
-              <w:rPr>
-                <w:b/>
-              </w:rPr>
-              <w:t>增量/確認</w:t>
-            </w:r>
-          </w:p>
-        </w:tc>
-      </w:tr>
-      <w:tr>
-        <w:tc>
-          <w:tcPr>
-            <w:tcW w:type="dxa" w:w="2880"/>
-          </w:tcPr>
-          <w:p>
-            <w:r/>
-            <w:r>
-              <w:t>1/15 停火達成（歷史來源9）</w:t>
-            </w:r>
-          </w:p>
-        </w:tc>
-        <w:tc>
-          <w:tcPr>
-            <w:tcW w:type="dxa" w:w="2880"/>
-          </w:tcPr>
-          <w:p>
-            <w:r/>
-            <w:r>
-              <w:t>來源1 確認古特雷斯「兩國方案」定位</w:t>
-            </w:r>
-          </w:p>
-        </w:tc>
-        <w:tc>
-          <w:tcPr>
-            <w:tcW w:type="dxa" w:w="2880"/>
-          </w:tcPr>
-          <w:p>
-            <w:r/>
-            <w:r>
-              <w:t>確認，新增「國際法框架」表述</w:t>
-            </w:r>
-          </w:p>
-        </w:tc>
-      </w:tr>
-      <w:tr>
-        <w:tc>
-          <w:tcPr>
-            <w:tcW w:type="dxa" w:w="2880"/>
-          </w:tcPr>
-          <w:p>
-            <w:r/>
-            <w:r>
-              <w:t>協議三階段（歷史來源21）</w:t>
-            </w:r>
-          </w:p>
-        </w:tc>
-        <w:tc>
-          <w:tcPr>
-            <w:tcW w:type="dxa" w:w="2880"/>
-          </w:tcPr>
-          <w:p>
-            <w:r/>
-            <w:r>
-              <w:t>來源7 確認三階段 + 第一階段具體內容（撤軍、返回、援助）</w:t>
-            </w:r>
-          </w:p>
-        </w:tc>
-        <w:tc>
-          <w:tcPr>
-            <w:tcW w:type="dxa" w:w="2880"/>
-          </w:tcPr>
-          <w:p>
-            <w:r/>
-            <w:r>
-              <w:t>確認，新增「允許巴勒斯坦人返回家園」細節</w:t>
-            </w:r>
-          </w:p>
-        </w:tc>
-      </w:tr>
-      <w:tr>
-        <w:tc>
-          <w:tcPr>
-            <w:tcW w:type="dxa" w:w="2880"/>
-          </w:tcPr>
-          <w:p>
-            <w:r/>
-            <w:r>
-              <w:t>2/11 震盪（歷史來源16、17）</w:t>
-            </w:r>
-          </w:p>
-        </w:tc>
-        <w:tc>
-          <w:tcPr>
-            <w:tcW w:type="dxa" w:w="2880"/>
-          </w:tcPr>
-          <w:p>
-            <w:r/>
-            <w:r>
-              <w:t>來源3、4 完整記錄震盪內容與古特雷斯訴求</w:t>
-            </w:r>
-          </w:p>
-        </w:tc>
-        <w:tc>
-          <w:tcPr>
-            <w:tcW w:type="dxa" w:w="2880"/>
-          </w:tcPr>
-          <w:p>
-            <w:r/>
-            <w:r>
-              <w:t>確認，新增「戈麦斯」發言及「嚴重人道主義災難」定性</w:t>
-            </w:r>
-          </w:p>
-        </w:tc>
-      </w:tr>
-      <w:tr>
-        <w:tc>
-          <w:tcPr>
-            <w:tcW w:type="dxa" w:w="2880"/>
-          </w:tcPr>
-          <w:p>
-            <w:r/>
-            <w:r>
-              <w:t>2/16 3 換 369（歷史來源20）</w:t>
-            </w:r>
-          </w:p>
-        </w:tc>
-        <w:tc>
-          <w:tcPr>
-            <w:tcW w:type="dxa" w:w="2880"/>
-          </w:tcPr>
-          <w:p>
-            <w:r/>
-            <w:r>
-              <w:t>來源6 完整記錄交換數字</w:t>
-            </w:r>
-          </w:p>
-        </w:tc>
-        <w:tc>
-          <w:tcPr>
-            <w:tcW w:type="dxa" w:w="2880"/>
-          </w:tcPr>
-          <w:p>
-            <w:r/>
-            <w:r>
-              <w:t>確認</w:t>
-            </w:r>
-          </w:p>
-        </w:tc>
-      </w:tr>
-      <w:tr>
-        <w:tc>
-          <w:tcPr>
-            <w:tcW w:type="dxa" w:w="2880"/>
-          </w:tcPr>
-          <w:p>
-            <w:r/>
-            <w:r>
-              <w:t>聯合國支持落實</w:t>
-            </w:r>
-          </w:p>
-        </w:tc>
-        <w:tc>
-          <w:tcPr>
-            <w:tcW w:type="dxa" w:w="2880"/>
-          </w:tcPr>
-          <w:p>
-            <w:r/>
-            <w:r>
-              <w:t>來源8 明確「創造必要條件」</w:t>
-            </w:r>
-          </w:p>
-        </w:tc>
-        <w:tc>
-          <w:tcPr>
-            <w:tcW w:type="dxa" w:w="2880"/>
-          </w:tcPr>
-          <w:p>
-            <w:r/>
-            <w:r>
-              <w:t>新增具體表述</w:t>
-            </w:r>
-          </w:p>
-        </w:tc>
-      </w:tr>
-    </w:tbl>
-    <w:p/>
-    <w:p>
-      <w:r>
-        <w:rPr>
-          <w:b/>
-        </w:rPr>
-        <w:t>本次未覆蓋但對話歷史已確立的內容（不受影響）：</w:t>
-      </w:r>
-      <w:r>
-        <w:t xml:space="preserve"> 3/23 停火破裂（歷史來源31）、4 月封鎖（歷史來源33、36）、5 月空襲（歷史來源38）、6 月 44% 被拒（歷史來源51）、7 月 17 週無燃料（歷史來源49）、8 月接管加薩城（歷史來源52）、10 月 17 萬噸備妥（歷史來源65）等。</w:t>
-      </w:r>
-    </w:p>
-    <w:p/>
-    <w:p>
-      <w:r>
-        <w:t>---</w:t>
-      </w:r>
-    </w:p>
-    <w:p/>
-    <w:p>
-      <w:pPr>
-        <w:pStyle w:val="Heading2"/>
-      </w:pPr>
-      <w:r>
-        <w:t>五、SWOT 分析（限來源 1-8 可支撐範圍）</w:t>
+        <w:t>五、四類風險辨識（2025 全年）</w:t>
       </w:r>
     </w:p>
     <w:p/>
@@ -1402,7 +4546,7 @@
               <w:rPr>
                 <w:b/>
               </w:rPr>
-              <w:t>維度</w:t>
+              <w:t>風險類別</w:t>
             </w:r>
           </w:p>
         </w:tc>
@@ -1420,25 +4564,7 @@
               <w:rPr>
                 <w:b/>
               </w:rPr>
-              <w:t>面向</w:t>
-            </w:r>
-          </w:p>
-        </w:tc>
-        <w:tc>
-          <w:tcPr>
-            <w:tcW w:type="dxa" w:w="2160"/>
-          </w:tcPr>
-          <w:p>
-            <w:r>
-              <w:rPr>
-                <w:b/>
-              </w:rPr>
-            </w:r>
-            <w:r>
-              <w:rPr>
-                <w:b/>
-              </w:rPr>
-              <w:t>主要內容</w:t>
+              <w:t>全年信號軌跡</w:t>
             </w:r>
           </w:p>
         </w:tc>
@@ -1460,24 +4586,35 @@
             </w:r>
           </w:p>
         </w:tc>
+        <w:tc>
+          <w:tcPr>
+            <w:tcW w:type="dxa" w:w="2160"/>
+          </w:tcPr>
+          <w:p>
+            <w:r>
+              <w:rPr>
+                <w:b/>
+              </w:rPr>
+            </w:r>
+            <w:r>
+              <w:rPr>
+                <w:b/>
+              </w:rPr>
+              <w:t>風險狀態（截至 10/3）</w:t>
+            </w:r>
+          </w:p>
+        </w:tc>
       </w:tr>
       <w:tr>
         <w:tc>
           <w:tcPr>
             <w:tcW w:type="dxa" w:w="2160"/>
-            <w:vMerge w:val="restart"/>
-          </w:tcPr>
-          <w:p>
-            <w:r/>
-            <w:r>
-              <w:t>Strength（優勢）</w:t>
-            </w:r>
-          </w:p>
-          <w:p>
-            <w:r/>
-          </w:p>
-          <w:p>
-            <w:r/>
+          </w:tcPr>
+          <w:p>
+            <w:r/>
+            <w:r>
+              <w:t>談判破裂</w:t>
+            </w:r>
           </w:p>
         </w:tc>
         <w:tc>
@@ -1487,7 +4624,7 @@
           <w:p>
             <w:r/>
             <w:r>
-              <w:t>停火協議結構化設計</w:t>
+              <w:t>2/11「或將終止」（來源16）→ 3/23 實際破裂（來源31）→ 5/31 安理會否決（來源39）→ 10/3 新窗口但未確認（來源64）</w:t>
             </w:r>
           </w:p>
         </w:tc>
@@ -1498,7 +4635,7 @@
           <w:p>
             <w:r/>
             <w:r>
-              <w:t>協議分三階段，第一階段含撤軍、返回家園、增加援助（來源7），提供明確的「停火→准入」傳導路徑；聯合國承諾「創造必要條件」（來源8）</w:t>
+              <w:t>16、31、39、64</w:t>
             </w:r>
           </w:p>
         </w:tc>
@@ -1509,7 +4646,10 @@
           <w:p>
             <w:r/>
             <w:r>
-              <w:t>7、8</w:t>
+              <w:rPr>
+                <w:b/>
+              </w:rPr>
+              <w:t>已發生（3/23），10/3 出現新窗口但執行未確認</w:t>
             </w:r>
           </w:p>
         </w:tc>
@@ -1518,9 +4658,13 @@
         <w:tc>
           <w:tcPr>
             <w:tcW w:type="dxa" w:w="2160"/>
-            <w:vMerge/>
-          </w:tcPr>
-          <w:p/>
+          </w:tcPr>
+          <w:p>
+            <w:r/>
+            <w:r>
+              <w:t>援助受阻</w:t>
+            </w:r>
+          </w:p>
         </w:tc>
         <w:tc>
           <w:tcPr>
@@ -1529,7 +4673,7 @@
           <w:p>
             <w:r/>
             <w:r>
-              <w:t>人質交換機制運行</w:t>
+              <w:t>1/14 持續拒絕（來源2）→ 4/1 邊境關閉（來源33）→ 6/13 44% 被拒（來源51）→ 7/3 17 週無燃料（來源49）→ 10/3 17 萬噸備妥但待准入（來源65）</w:t>
             </w:r>
           </w:p>
         </w:tc>
@@ -1540,7 +4684,7 @@
           <w:p>
             <w:r/>
             <w:r>
-              <w:t>1/19 首次交換（來源2）→ 2/16 第二輪 3 換 369（來源6）如期完成，顯示機制在短週期內可重複運作</w:t>
+              <w:t>2、33、49、51、65</w:t>
             </w:r>
           </w:p>
         </w:tc>
@@ -1551,7 +4695,10 @@
           <w:p>
             <w:r/>
             <w:r>
-              <w:t>2、6</w:t>
+              <w:rPr>
+                <w:b/>
+              </w:rPr>
+              <w:t>持續中（封鎖未解，物資在邊境外）</w:t>
             </w:r>
           </w:p>
         </w:tc>
@@ -1560,9 +4707,13 @@
         <w:tc>
           <w:tcPr>
             <w:tcW w:type="dxa" w:w="2160"/>
-            <w:vMerge/>
-          </w:tcPr>
-          <w:p/>
+          </w:tcPr>
+          <w:p>
+            <w:r/>
+            <w:r>
+              <w:t>醫療體系惡化</w:t>
+            </w:r>
+          </w:p>
         </w:tc>
         <w:tc>
           <w:tcPr>
@@ -1571,7 +4722,7 @@
           <w:p>
             <w:r/>
             <w:r>
-              <w:t>國際法框架定位</w:t>
+              <w:t>1/14 醫院受限（來源5）→ 3/23 15 人遇害（來源31）→ 4/1 救护车半数癱瘓（來源35）→ 7/3 保溫箱停運（來源49）→ 8/22 截肢率全球最高（來源53）→ 10/3 新生兒死亡（來源67）</w:t>
             </w:r>
           </w:p>
         </w:tc>
@@ -1582,7 +4733,7 @@
           <w:p>
             <w:r/>
             <w:r>
-              <w:t>古特雷斯將停火置於「國際法、聯合國決議和既往協議」框架下（來源1），為後續法律追訴與集體行動提供話術基礎</w:t>
+              <w:t>5、31、35、49、53、67</w:t>
             </w:r>
           </w:p>
         </w:tc>
@@ -1593,7 +4744,10 @@
           <w:p>
             <w:r/>
             <w:r>
-              <w:t>1</w:t>
+              <w:rPr>
+                <w:b/>
+              </w:rPr>
+              <w:t>持續惡化（系統性崩潰，無恢復跡象）</w:t>
             </w:r>
           </w:p>
         </w:tc>
@@ -1602,19 +4756,12 @@
         <w:tc>
           <w:tcPr>
             <w:tcW w:type="dxa" w:w="2160"/>
-            <w:vMerge w:val="restart"/>
-          </w:tcPr>
-          <w:p>
-            <w:r/>
-            <w:r>
-              <w:t>Weakness（劣勢）</w:t>
-            </w:r>
-          </w:p>
-          <w:p>
-            <w:r/>
-          </w:p>
-          <w:p>
-            <w:r/>
+          </w:tcPr>
+          <w:p>
+            <w:r/>
+            <w:r>
+              <w:t>衝突再升級</w:t>
+            </w:r>
           </w:p>
         </w:tc>
         <w:tc>
@@ -1624,7 +4771,7 @@
           <w:p>
             <w:r/>
             <w:r>
-              <w:t>停火維持窗口極短</w:t>
+              <w:t>2/11 震盪（來源16）→ 5/9 學校空襲（來源38）→ 8/8 接管加薩城（來源52）→ 8/22 軍事行動加強（來源53）→ 9/23 75% 佔領（來源59）</w:t>
             </w:r>
           </w:p>
         </w:tc>
@@ -1635,7 +4782,7 @@
           <w:p>
             <w:r/>
             <w:r>
-              <w:t>1/19 生效至 2/11 即面臨終止風險，間隔僅 23 天（來源2→3）；震盪與維持交替出現</w:t>
+              <w:t>16、38、52、53、59</w:t>
             </w:r>
           </w:p>
         </w:tc>
@@ -1646,280 +4793,27 @@
           <w:p>
             <w:r/>
             <w:r>
-              <w:t>2、3</w:t>
-            </w:r>
-          </w:p>
-        </w:tc>
-      </w:tr>
-      <w:tr>
-        <w:tc>
-          <w:tcPr>
-            <w:tcW w:type="dxa" w:w="2160"/>
-            <w:vMerge/>
-          </w:tcPr>
-          <w:p/>
-        </w:tc>
-        <w:tc>
-          <w:tcPr>
-            <w:tcW w:type="dxa" w:w="2160"/>
-          </w:tcPr>
-          <w:p>
-            <w:r/>
-            <w:r>
-              <w:t>聯合國角色受限於「呼籲」</w:t>
-            </w:r>
-          </w:p>
-        </w:tc>
-        <w:tc>
-          <w:tcPr>
-            <w:tcW w:type="dxa" w:w="2160"/>
-          </w:tcPr>
-          <w:p>
-            <w:r/>
-            <w:r>
-              <w:t>古特雷斯及發言人的行動均為「呼籲」「敦促」「重申」（來源1、3、4、8），無強制機制或制裁工具被提及</w:t>
-            </w:r>
-          </w:p>
-        </w:tc>
-        <w:tc>
-          <w:tcPr>
-            <w:tcW w:type="dxa" w:w="2160"/>
-          </w:tcPr>
-          <w:p>
-            <w:r/>
-            <w:r>
-              <w:t>1、3、4、8</w:t>
-            </w:r>
-          </w:p>
-        </w:tc>
-      </w:tr>
-      <w:tr>
-        <w:tc>
-          <w:tcPr>
-            <w:tcW w:type="dxa" w:w="2160"/>
-            <w:vMerge/>
-          </w:tcPr>
-          <w:p/>
-        </w:tc>
-        <w:tc>
-          <w:tcPr>
-            <w:tcW w:type="dxa" w:w="2160"/>
-          </w:tcPr>
-          <w:p>
-            <w:r/>
-            <w:r>
-              <w:t>人道承諾無執行數據</w:t>
-            </w:r>
-          </w:p>
-        </w:tc>
-        <w:tc>
-          <w:tcPr>
-            <w:tcW w:type="dxa" w:w="2160"/>
-          </w:tcPr>
-          <w:p>
-            <w:r/>
-            <w:r>
-              <w:t>協議要求「大幅增加援助」（來源7），但本次資料無任何受益人數、卡車數、口岸狀態等執行指標</w:t>
-            </w:r>
-          </w:p>
-        </w:tc>
-        <w:tc>
-          <w:tcPr>
-            <w:tcW w:type="dxa" w:w="2160"/>
-          </w:tcPr>
-          <w:p>
-            <w:r/>
-            <w:r>
-              <w:t>7</w:t>
-            </w:r>
-          </w:p>
-        </w:tc>
-      </w:tr>
-      <w:tr>
-        <w:tc>
-          <w:tcPr>
-            <w:tcW w:type="dxa" w:w="2160"/>
-            <w:vMerge w:val="restart"/>
-          </w:tcPr>
-          <w:p>
-            <w:r/>
-            <w:r>
-              <w:t>Opportunity（機會）</w:t>
-            </w:r>
-          </w:p>
-          <w:p>
-            <w:r/>
-          </w:p>
-        </w:tc>
-        <w:tc>
-          <w:tcPr>
-            <w:tcW w:type="dxa" w:w="2160"/>
-          </w:tcPr>
-          <w:p>
-            <w:r/>
-            <w:r>
-              <w:t>第二階段談判窗口</w:t>
-            </w:r>
-          </w:p>
-        </w:tc>
-        <w:tc>
-          <w:tcPr>
-            <w:tcW w:type="dxa" w:w="2160"/>
-          </w:tcPr>
-          <w:p>
-            <w:r/>
-            <w:r>
-              <w:t>2/11 古特雷斯明確呼籲「盡快在多哈恢復第二階段的認真談判」（來源4），多哈作為談判場地已被點名，後續進展可追蹤</w:t>
-            </w:r>
-          </w:p>
-        </w:tc>
-        <w:tc>
-          <w:tcPr>
-            <w:tcW w:type="dxa" w:w="2160"/>
-          </w:tcPr>
-          <w:p>
-            <w:r/>
-            <w:r>
-              <w:t>4</w:t>
-            </w:r>
-          </w:p>
-        </w:tc>
-      </w:tr>
-      <w:tr>
-        <w:tc>
-          <w:tcPr>
-            <w:tcW w:type="dxa" w:w="2160"/>
-            <w:vMerge/>
-          </w:tcPr>
-          <w:p/>
-        </w:tc>
-        <w:tc>
-          <w:tcPr>
-            <w:tcW w:type="dxa" w:w="2160"/>
-          </w:tcPr>
-          <w:p>
-            <w:r/>
-            <w:r>
-              <w:t>交換機制可擴展</w:t>
-            </w:r>
-          </w:p>
-        </w:tc>
-        <w:tc>
-          <w:tcPr>
-            <w:tcW w:type="dxa" w:w="2160"/>
-          </w:tcPr>
-          <w:p>
-            <w:r/>
-            <w:r>
-              <w:t>2/16 第二輪完成後停火維持（來源5），若第三輪如期推進，可累積停火時間並擴大援助窗口</w:t>
-            </w:r>
-          </w:p>
-        </w:tc>
-        <w:tc>
-          <w:tcPr>
-            <w:tcW w:type="dxa" w:w="2160"/>
-          </w:tcPr>
-          <w:p>
-            <w:r/>
-            <w:r>
-              <w:t>5、6、7</w:t>
-            </w:r>
-          </w:p>
-        </w:tc>
-      </w:tr>
-      <w:tr>
-        <w:tc>
-          <w:tcPr>
-            <w:tcW w:type="dxa" w:w="2160"/>
-            <w:vMerge w:val="restart"/>
-          </w:tcPr>
-          <w:p>
-            <w:r/>
-            <w:r>
-              <w:t>Threat（威脅）</w:t>
-            </w:r>
-          </w:p>
-          <w:p>
-            <w:r/>
-          </w:p>
-        </w:tc>
-        <w:tc>
-          <w:tcPr>
-            <w:tcW w:type="dxa" w:w="2160"/>
-          </w:tcPr>
-          <w:p>
-            <w:r/>
-            <w:r>
-              <w:t>停火終止即人道災難</w:t>
-            </w:r>
-          </w:p>
-        </w:tc>
-        <w:tc>
-          <w:tcPr>
-            <w:tcW w:type="dxa" w:w="2160"/>
-          </w:tcPr>
-          <w:p>
-            <w:r/>
-            <w:r>
-              <w:t>戈麦斯明確警告「恢復敵對行動將導致嚴重的人道主義災難」（來源4），此定性在後續 3 月破裂後被證實（對話歷史判斷）</w:t>
-            </w:r>
-          </w:p>
-        </w:tc>
-        <w:tc>
-          <w:tcPr>
-            <w:tcW w:type="dxa" w:w="2160"/>
-          </w:tcPr>
-          <w:p>
-            <w:r/>
-            <w:r>
-              <w:t>4</w:t>
-            </w:r>
-          </w:p>
-        </w:tc>
-      </w:tr>
-      <w:tr>
-        <w:tc>
-          <w:tcPr>
-            <w:tcW w:type="dxa" w:w="2160"/>
-            <w:vMerge/>
-          </w:tcPr>
-          <w:p/>
-        </w:tc>
-        <w:tc>
-          <w:tcPr>
-            <w:tcW w:type="dxa" w:w="2160"/>
-          </w:tcPr>
-          <w:p>
-            <w:r/>
-            <w:r>
-              <w:t>「或將終止」的反覆性</w:t>
-            </w:r>
-          </w:p>
-        </w:tc>
-        <w:tc>
-          <w:tcPr>
-            <w:tcW w:type="dxa" w:w="2160"/>
-          </w:tcPr>
-          <w:p>
-            <w:r/>
-            <w:r>
-              <w:t>2/11 已出現一次終止風險（來源3），若後續再出現類似信號，停火→准入→援助的傳導鏈將再次中斷</w:t>
-            </w:r>
-          </w:p>
-        </w:tc>
-        <w:tc>
-          <w:tcPr>
-            <w:tcW w:type="dxa" w:w="2160"/>
-          </w:tcPr>
-          <w:p>
-            <w:r/>
-            <w:r>
-              <w:t>3</w:t>
+              <w:rPr>
+                <w:b/>
+              </w:rPr>
+              <w:t>已升級（從「衝突」轉為「佔領」，性質變化）</w:t>
             </w:r>
           </w:p>
         </w:tc>
       </w:tr>
     </w:tbl>
+    <w:p/>
+    <w:p>
+      <w:r>
+        <w:rPr>
+          <w:b/>
+        </w:rPr>
+        <w:t>風險交互效應：</w:t>
+      </w:r>
+      <w:r>
+        <w:t xml:space="preserve"> 四類風險並非獨立存在，而是形成正回饋循環：談判破裂（風險1）→ 封鎖加劇（風險2）→ 醫療崩潰（風險3）→ 人道壓力加劇使各方更無意願談判（風險1 惡化）。8/8「接管加薩城」（來源52）是四類風險同時惡化的匯聚點--它同時意味著談判破裂（無停火）、援助受阻（無准入）、醫療惡化（佔領下無醫院運作）、衝突升級（從打擊轉為佔領）。</w:t>
+      </w:r>
+    </w:p>
     <w:p/>
     <w:p>
       <w:r>
@@ -1932,132 +4826,7 @@
         <w:pStyle w:val="Heading2"/>
       </w:pPr>
       <w:r>
-        <w:t>六、綜合研析：停火→人道准入傳導鏈（1-2 月階段）</w:t>
-      </w:r>
-    </w:p>
-    <w:p/>
-    <w:p>
-      <w:pPr>
-        <w:pStyle w:val="Heading3"/>
-      </w:pPr>
-      <w:r>
-        <w:t>6.1 正向傳導鏈（1/19-2/16）</w:t>
-      </w:r>
-    </w:p>
-    <w:p/>
-    <w:p>
-      <w:r>
-        <w:t>```</w:t>
-      </w:r>
-    </w:p>
-    <w:p>
-      <w:r>
-        <w:t>停火協議生效（1/19，來源2）</w:t>
-      </w:r>
-    </w:p>
-    <w:p>
-      <w:r>
-        <w:t xml:space="preserve">  → 協議第一階段：以軍撤離 + 返回家園 + 增加援助（來源7）</w:t>
-      </w:r>
-    </w:p>
-    <w:p>
-      <w:r>
-        <w:t xml:space="preserve">    → 人質交換如期完成（1/19 來源2；2/16 來源6）</w:t>
-      </w:r>
-    </w:p>
-    <w:p>
-      <w:r>
-        <w:t xml:space="preserve">      → 停火維持確認（2/16，來源5）</w:t>
-      </w:r>
-    </w:p>
-    <w:p>
-      <w:r>
-        <w:t xml:space="preserve">        → 聯合國「創造人道援助必要條件」（來源8）</w:t>
-      </w:r>
-    </w:p>
-    <w:p>
-      <w:r>
-        <w:t>```</w:t>
-      </w:r>
-    </w:p>
-    <w:p/>
-    <w:p>
-      <w:r>
-        <w:rPr>
-          <w:b/>
-        </w:rPr>
-        <w:t>本次資料可確認的：</w:t>
-      </w:r>
-      <w:r>
-        <w:t xml:space="preserve"> 傳導鏈的「政治條件端」（停火 + 交換）在 1-2 月運作正常，且協議文本明確將「援助增加」列為第一階段義務（來源7）。</w:t>
-      </w:r>
-    </w:p>
-    <w:p/>
-    <w:p>
-      <w:r>
-        <w:rPr>
-          <w:b/>
-        </w:rPr>
-        <w:t>本次資料無法確認的：</w:t>
-      </w:r>
-      <w:r>
-        <w:t xml:space="preserve"> 傳導鏈的「執行端」（實際援助數量、口岸開放、受益人數）在本次 3 份文件中無數據。對話歷史中 1-2 月的執行數據（&gt;150 萬人、&gt;86 萬人）來自其他文件，本次未重複收錄。</w:t>
-      </w:r>
-    </w:p>
-    <w:p/>
-    <w:p>
-      <w:pPr>
-        <w:pStyle w:val="Heading3"/>
-      </w:pPr>
-      <w:r>
-        <w:t>6.2 負向傳導鏈（2/11 震盪）</w:t>
-      </w:r>
-    </w:p>
-    <w:p/>
-    <w:p>
-      <w:r>
-        <w:t>```</w:t>
-      </w:r>
-    </w:p>
-    <w:p>
-      <w:r>
-        <w:t>停火「或將終止」信號出現（2/11，來源3）</w:t>
-      </w:r>
-    </w:p>
-    <w:p>
-      <w:r>
-        <w:t xml:space="preserve">  → 古特雷斯干預：呼籲履行 + 推進多哈談判（來源4）</w:t>
-      </w:r>
-    </w:p>
-    <w:p>
-      <w:r>
-        <w:t xml:space="preserve">    → 5 天後交換完成、停火維持（2/16，來源5、6）</w:t>
-      </w:r>
-    </w:p>
-    <w:p>
-      <w:r>
-        <w:t>```</w:t>
-      </w:r>
-    </w:p>
-    <w:p/>
-    <w:p>
-      <w:r>
-        <w:rPr>
-          <w:b/>
-        </w:rPr>
-        <w:t>意義：</w:t>
-      </w:r>
-      <w:r>
-        <w:t xml:space="preserve"> 2/11 是 1-2 月唯一的「負向震盪」事件。其觸發因素在本次資料中未明載（來源3 僅稱「近期有報導稱」），但古特雷斯 48 小時內的密集干預（來源3、4 同日出兩份聲明）表明聯合國將「交換是否如期完成」視為停火存亡的核心指標。</w:t>
-      </w:r>
-    </w:p>
-    <w:p/>
-    <w:p>
-      <w:pPr>
-        <w:pStyle w:val="Heading3"/>
-      </w:pPr>
-      <w:r>
-        <w:t>6.3 四類風險辨識（1-2 月階段）</w:t>
+        <w:t>六、SWOT 分析</w:t>
       </w:r>
     </w:p>
     <w:p/>
@@ -2088,7 +4857,7 @@
               <w:rPr>
                 <w:b/>
               </w:rPr>
-              <w:t>風險類別</w:t>
+              <w:t>維度</w:t>
             </w:r>
           </w:p>
         </w:tc>
@@ -2106,7 +4875,25 @@
               <w:rPr>
                 <w:b/>
               </w:rPr>
-              <w:t>1-2 月信號</w:t>
+              <w:t>面向</w:t>
+            </w:r>
+          </w:p>
+        </w:tc>
+        <w:tc>
+          <w:tcPr>
+            <w:tcW w:type="dxa" w:w="2160"/>
+          </w:tcPr>
+          <w:p>
+            <w:r>
+              <w:rPr>
+                <w:b/>
+              </w:rPr>
+            </w:r>
+            <w:r>
+              <w:rPr>
+                <w:b/>
+              </w:rPr>
+              <w:t>主要內容</w:t>
             </w:r>
           </w:p>
         </w:tc>
@@ -2128,35 +4915,30 @@
             </w:r>
           </w:p>
         </w:tc>
-        <w:tc>
-          <w:tcPr>
-            <w:tcW w:type="dxa" w:w="2160"/>
-          </w:tcPr>
-          <w:p>
-            <w:r>
-              <w:rPr>
-                <w:b/>
-              </w:rPr>
-            </w:r>
-            <w:r>
-              <w:rPr>
-                <w:b/>
-              </w:rPr>
-              <w:t>風險等級（限本階段）</w:t>
-            </w:r>
-          </w:p>
-        </w:tc>
       </w:tr>
       <w:tr>
         <w:tc>
           <w:tcPr>
             <w:tcW w:type="dxa" w:w="2160"/>
-          </w:tcPr>
-          <w:p>
-            <w:r/>
-            <w:r>
-              <w:t>談判破裂</w:t>
-            </w:r>
+            <w:vMerge w:val="restart"/>
+          </w:tcPr>
+          <w:p>
+            <w:r/>
+            <w:r>
+              <w:t>Strength（優勢）</w:t>
+            </w:r>
+          </w:p>
+          <w:p>
+            <w:r/>
+          </w:p>
+          <w:p>
+            <w:r/>
+          </w:p>
+          <w:p>
+            <w:r/>
+          </w:p>
+          <w:p>
+            <w:r/>
           </w:p>
         </w:tc>
         <w:tc>
@@ -2166,7 +4948,7 @@
           <w:p>
             <w:r/>
             <w:r>
-              <w:t>2/11「或將終止」信號（來源3）；震盪後 5 天即恢復（來源5），但「或將終止」表述本身表明結構性脆弱</w:t>
+              <w:t>停火協議結構化設計</w:t>
             </w:r>
           </w:p>
         </w:tc>
@@ -2177,7 +4959,7 @@
           <w:p>
             <w:r/>
             <w:r>
-              <w:t>3、5</w:t>
+              <w:t>三階段框架明確，第一階段含撤軍、返回、增加援助（來源21），為「停火→准入」傳導鏈提供制度路徑</w:t>
             </w:r>
           </w:p>
         </w:tc>
@@ -2188,7 +4970,7 @@
           <w:p>
             <w:r/>
             <w:r>
-              <w:t>中（已發生一次但未惡化）</w:t>
+              <w:t>21</w:t>
             </w:r>
           </w:p>
         </w:tc>
@@ -2197,13 +4979,9 @@
         <w:tc>
           <w:tcPr>
             <w:tcW w:type="dxa" w:w="2160"/>
-          </w:tcPr>
-          <w:p>
-            <w:r/>
-            <w:r>
-              <w:t>援助受阻</w:t>
-            </w:r>
-          </w:p>
+            <w:vMerge/>
+          </w:tcPr>
+          <w:p/>
         </w:tc>
         <w:tc>
           <w:tcPr>
@@ -2212,7 +4990,7 @@
           <w:p>
             <w:r/>
             <w:r>
-              <w:t>協議要求「大幅增加」（來源7），但本次無執行數據；「創造必要條件」（來源8）暗示條件尚不具備</w:t>
+              <w:t>人質交換機制驗證可行</w:t>
             </w:r>
           </w:p>
         </w:tc>
@@ -2223,7 +5001,7 @@
           <w:p>
             <w:r/>
             <w:r>
-              <w:t>7、8</w:t>
+              <w:t>1/19 首次（來源15）→ 2/16 第二輪 3 換 369（來源20）如期完成，短週期內可重複運作</w:t>
             </w:r>
           </w:p>
         </w:tc>
@@ -2234,7 +5012,7 @@
           <w:p>
             <w:r/>
             <w:r>
-              <w:t>未知（資料不足）</w:t>
+              <w:t>15、20</w:t>
             </w:r>
           </w:p>
         </w:tc>
@@ -2243,13 +5021,9 @@
         <w:tc>
           <w:tcPr>
             <w:tcW w:type="dxa" w:w="2160"/>
-          </w:tcPr>
-          <w:p>
-            <w:r/>
-            <w:r>
-              <w:t>醫療體系惡化</w:t>
-            </w:r>
-          </w:p>
+            <w:vMerge/>
+          </w:tcPr>
+          <w:p/>
         </w:tc>
         <w:tc>
           <w:tcPr>
@@ -2258,7 +5032,7 @@
           <w:p>
             <w:r/>
             <w:r>
-              <w:t>本次 8 則片段無任何醫療相關內容</w:t>
+              <w:t>國際法與法律定性框架</w:t>
             </w:r>
           </w:p>
         </w:tc>
@@ -2269,7 +5043,7 @@
           <w:p>
             <w:r/>
             <w:r>
-              <w:t>-</w:t>
+              <w:t>古特雷斯「國際法、聯合國決議」定位（來源11）；9/23 種族滅絕報告（來源58）；安理會 2334 號決議報告（來源63）--為後續追責提供法律基礎</w:t>
             </w:r>
           </w:p>
         </w:tc>
@@ -2280,7 +5054,7 @@
           <w:p>
             <w:r/>
             <w:r>
-              <w:t>無數據</w:t>
+              <w:t>11、58、63</w:t>
             </w:r>
           </w:p>
         </w:tc>
@@ -2289,13 +5063,9 @@
         <w:tc>
           <w:tcPr>
             <w:tcW w:type="dxa" w:w="2160"/>
-          </w:tcPr>
-          <w:p>
-            <w:r/>
-            <w:r>
-              <w:t>衝突再升級</w:t>
-            </w:r>
-          </w:p>
+            <w:vMerge/>
+          </w:tcPr>
+          <w:p/>
         </w:tc>
         <w:tc>
           <w:tcPr>
@@ -2304,7 +5074,7 @@
           <w:p>
             <w:r/>
             <w:r>
-              <w:t>2/11 警告「嚴重人道主義災難」（來源4）為條件性警告，非已發事件</w:t>
+              <w:t>國際調解方持續參與</w:t>
             </w:r>
           </w:p>
         </w:tc>
@@ -2315,7 +5085,7 @@
           <w:p>
             <w:r/>
             <w:r>
-              <w:t>4</w:t>
+              <w:t>埃及、卡達、美國三邊調解（來源9）；多哈談判場地（來源17）；10/3 哈馬斯主動釋放意旨（來源64）表明加薩一方仍有外交意願</w:t>
             </w:r>
           </w:p>
         </w:tc>
@@ -2326,7 +5096,550 @@
           <w:p>
             <w:r/>
             <w:r>
-              <w:t>低（未發生）</w:t>
+              <w:t>9、17、64</w:t>
+            </w:r>
+          </w:p>
+        </w:tc>
+      </w:tr>
+      <w:tr>
+        <w:tc>
+          <w:tcPr>
+            <w:tcW w:type="dxa" w:w="2160"/>
+            <w:vMerge/>
+          </w:tcPr>
+          <w:p/>
+        </w:tc>
+        <w:tc>
+          <w:tcPr>
+            <w:tcW w:type="dxa" w:w="2160"/>
+          </w:tcPr>
+          <w:p>
+            <w:r/>
+            <w:r>
+              <w:t>人道物資已備妥</w:t>
+            </w:r>
+          </w:p>
+        </w:tc>
+        <w:tc>
+          <w:tcPr>
+            <w:tcW w:type="dxa" w:w="2160"/>
+          </w:tcPr>
+          <w:p>
+            <w:r/>
+            <w:r>
+              <w:t>17 萬噸食品、藥品、帳篷「可隨時運入」（來源65）；170 卡車月經物資（來源50）--供給端不缺乏，僅缺准入</w:t>
+            </w:r>
+          </w:p>
+        </w:tc>
+        <w:tc>
+          <w:tcPr>
+            <w:tcW w:type="dxa" w:w="2160"/>
+          </w:tcPr>
+          <w:p>
+            <w:r/>
+            <w:r>
+              <w:t>65、50</w:t>
+            </w:r>
+          </w:p>
+        </w:tc>
+      </w:tr>
+      <w:tr>
+        <w:tc>
+          <w:tcPr>
+            <w:tcW w:type="dxa" w:w="2160"/>
+            <w:vMerge w:val="restart"/>
+          </w:tcPr>
+          <w:p>
+            <w:r/>
+            <w:r>
+              <w:t>Weakness（劣勢）</w:t>
+            </w:r>
+          </w:p>
+          <w:p>
+            <w:r/>
+          </w:p>
+          <w:p>
+            <w:r/>
+          </w:p>
+          <w:p>
+            <w:r/>
+          </w:p>
+        </w:tc>
+        <w:tc>
+          <w:tcPr>
+            <w:tcW w:type="dxa" w:w="2160"/>
+          </w:tcPr>
+          <w:p>
+            <w:r/>
+            <w:r>
+              <w:t>停火維持窗口極短且脆弱</w:t>
+            </w:r>
+          </w:p>
+        </w:tc>
+        <w:tc>
+          <w:tcPr>
+            <w:tcW w:type="dxa" w:w="2160"/>
+          </w:tcPr>
+          <w:p>
+            <w:r/>
+            <w:r>
+              <w:t>1/19 生效至 2/11 即面臨終止（23 天）（來源16→19）；至 3/23 即破裂（來源31）；停火存在不足 2 個月</w:t>
+            </w:r>
+          </w:p>
+        </w:tc>
+        <w:tc>
+          <w:tcPr>
+            <w:tcW w:type="dxa" w:w="2160"/>
+          </w:tcPr>
+          <w:p>
+            <w:r/>
+            <w:r>
+              <w:t>16、19、31</w:t>
+            </w:r>
+          </w:p>
+        </w:tc>
+      </w:tr>
+      <w:tr>
+        <w:tc>
+          <w:tcPr>
+            <w:tcW w:type="dxa" w:w="2160"/>
+            <w:vMerge/>
+          </w:tcPr>
+          <w:p/>
+        </w:tc>
+        <w:tc>
+          <w:tcPr>
+            <w:tcW w:type="dxa" w:w="2160"/>
+          </w:tcPr>
+          <w:p>
+            <w:r/>
+            <w:r>
+              <w:t>聯合國無強制執行機制</w:t>
+            </w:r>
+          </w:p>
+        </w:tc>
+        <w:tc>
+          <w:tcPr>
+            <w:tcW w:type="dxa" w:w="2160"/>
+          </w:tcPr>
+          <w:p>
+            <w:r/>
+            <w:r>
+              <w:t>古特雷斯行動均為「呼籲」「敦促」「重申」（來源9、16、19、23、47）；安理會被否決（來源39）；無制裁、無執勤、無仲裁工具被觸發</w:t>
+            </w:r>
+          </w:p>
+        </w:tc>
+        <w:tc>
+          <w:tcPr>
+            <w:tcW w:type="dxa" w:w="2160"/>
+          </w:tcPr>
+          <w:p>
+            <w:r/>
+            <w:r>
+              <w:t>9、16、19、23、39、47</w:t>
+            </w:r>
+          </w:p>
+        </w:tc>
+      </w:tr>
+      <w:tr>
+        <w:tc>
+          <w:tcPr>
+            <w:tcW w:type="dxa" w:w="2160"/>
+            <w:vMerge/>
+          </w:tcPr>
+          <w:p/>
+        </w:tc>
+        <w:tc>
+          <w:tcPr>
+            <w:tcW w:type="dxa" w:w="2160"/>
+          </w:tcPr>
+          <w:p>
+            <w:r/>
+            <w:r>
+              <w:t>人道承諾與執行嚴重脫節</w:t>
+            </w:r>
+          </w:p>
+        </w:tc>
+        <w:tc>
+          <w:tcPr>
+            <w:tcW w:type="dxa" w:w="2160"/>
+          </w:tcPr>
+          <w:p>
+            <w:r/>
+            <w:r>
+              <w:t>協議要求「大幅增加援助」（來源21），但 4 月後完全斷裂（來源33）；「創造必要條件」（來源22）的表述暗示條件由以色列掌控</w:t>
+            </w:r>
+          </w:p>
+        </w:tc>
+        <w:tc>
+          <w:tcPr>
+            <w:tcW w:type="dxa" w:w="2160"/>
+          </w:tcPr>
+          <w:p>
+            <w:r/>
+            <w:r>
+              <w:t>21、22、33</w:t>
+            </w:r>
+          </w:p>
+        </w:tc>
+      </w:tr>
+      <w:tr>
+        <w:tc>
+          <w:tcPr>
+            <w:tcW w:type="dxa" w:w="2160"/>
+            <w:vMerge/>
+          </w:tcPr>
+          <w:p/>
+        </w:tc>
+        <w:tc>
+          <w:tcPr>
+            <w:tcW w:type="dxa" w:w="2160"/>
+          </w:tcPr>
+          <w:p>
+            <w:r/>
+            <w:r>
+              <w:t>數據透明度不足</w:t>
+            </w:r>
+          </w:p>
+        </w:tc>
+        <w:tc>
+          <w:tcPr>
+            <w:tcW w:type="dxa" w:w="2160"/>
+          </w:tcPr>
+          <w:p>
+            <w:r/>
+            <w:r>
+              <w:t>以色列官方立場直接引述缺失；10/3 後無後續紀錄；11-12 月完全空白；部分數據僅為「累計」而非「即時」</w:t>
+            </w:r>
+          </w:p>
+        </w:tc>
+        <w:tc>
+          <w:tcPr>
+            <w:tcW w:type="dxa" w:w="2160"/>
+          </w:tcPr>
+          <w:p>
+            <w:r/>
+            <w:r>
+              <w:t>-</w:t>
+            </w:r>
+          </w:p>
+        </w:tc>
+      </w:tr>
+      <w:tr>
+        <w:tc>
+          <w:tcPr>
+            <w:tcW w:type="dxa" w:w="2160"/>
+            <w:vMerge w:val="restart"/>
+          </w:tcPr>
+          <w:p>
+            <w:r/>
+            <w:r>
+              <w:t>Opportunity（機會）</w:t>
+            </w:r>
+          </w:p>
+          <w:p>
+            <w:r/>
+          </w:p>
+          <w:p>
+            <w:r/>
+          </w:p>
+        </w:tc>
+        <w:tc>
+          <w:tcPr>
+            <w:tcW w:type="dxa" w:w="2160"/>
+          </w:tcPr>
+          <w:p>
+            <w:r/>
+            <w:r>
+              <w:t>10/3 新外交窗口</w:t>
+            </w:r>
+          </w:p>
+        </w:tc>
+        <w:tc>
+          <w:tcPr>
+            <w:tcW w:type="dxa" w:w="2160"/>
+          </w:tcPr>
+          <w:p>
+            <w:r/>
+            <w:r>
+              <w:t>哈馬斯主動宣布準備釋放人質（來源64）；17 萬噸物資待命（來源65）--若雙方重新啟動交換-停火-准入循環，傳導鏈可正向重建</w:t>
+            </w:r>
+          </w:p>
+        </w:tc>
+        <w:tc>
+          <w:tcPr>
+            <w:tcW w:type="dxa" w:w="2160"/>
+          </w:tcPr>
+          <w:p>
+            <w:r/>
+            <w:r>
+              <w:t>64、65</w:t>
+            </w:r>
+          </w:p>
+        </w:tc>
+      </w:tr>
+      <w:tr>
+        <w:tc>
+          <w:tcPr>
+            <w:tcW w:type="dxa" w:w="2160"/>
+            <w:vMerge/>
+          </w:tcPr>
+          <w:p/>
+        </w:tc>
+        <w:tc>
+          <w:tcPr>
+            <w:tcW w:type="dxa" w:w="2160"/>
+          </w:tcPr>
+          <w:p>
+            <w:r/>
+            <w:r>
+              <w:t>法律定性已達成</w:t>
+            </w:r>
+          </w:p>
+        </w:tc>
+        <w:tc>
+          <w:tcPr>
+            <w:tcW w:type="dxa" w:w="2160"/>
+          </w:tcPr>
+          <w:p>
+            <w:r/>
+            <w:r>
+              <w:t>9/23 種族滅絕報告（來源58）+ 六名部長點名（來源61）+ 國際法院臨時措施（來源62）--未來追責和集體行動的法律門檻已降低</w:t>
+            </w:r>
+          </w:p>
+        </w:tc>
+        <w:tc>
+          <w:tcPr>
+            <w:tcW w:type="dxa" w:w="2160"/>
+          </w:tcPr>
+          <w:p>
+            <w:r/>
+            <w:r>
+              <w:t>58、61、62</w:t>
+            </w:r>
+          </w:p>
+        </w:tc>
+      </w:tr>
+      <w:tr>
+        <w:tc>
+          <w:tcPr>
+            <w:tcW w:type="dxa" w:w="2160"/>
+            <w:vMerge/>
+          </w:tcPr>
+          <w:p/>
+        </w:tc>
+        <w:tc>
+          <w:tcPr>
+            <w:tcW w:type="dxa" w:w="2160"/>
+          </w:tcPr>
+          <w:p>
+            <w:r/>
+            <w:r>
+              <w:t>國際組織數據基礎扎實</w:t>
+            </w:r>
+          </w:p>
+        </w:tc>
+        <w:tc>
+          <w:tcPr>
+            <w:tcW w:type="dxa" w:w="2160"/>
+          </w:tcPr>
+          <w:p>
+            <w:r/>
+            <w:r>
+              <w:t>OCHA 的 44% 被拒數據（來源51）、562 名救援人員統計（來源66）、飢荒評估（來源54）--為國際公義訴求提供不可否認的事實基礎</w:t>
+            </w:r>
+          </w:p>
+        </w:tc>
+        <w:tc>
+          <w:tcPr>
+            <w:tcW w:type="dxa" w:w="2160"/>
+          </w:tcPr>
+          <w:p>
+            <w:r/>
+            <w:r>
+              <w:t>51、54、66</w:t>
+            </w:r>
+          </w:p>
+        </w:tc>
+      </w:tr>
+      <w:tr>
+        <w:tc>
+          <w:tcPr>
+            <w:tcW w:type="dxa" w:w="2160"/>
+            <w:vMerge w:val="restart"/>
+          </w:tcPr>
+          <w:p>
+            <w:r/>
+            <w:r>
+              <w:t>Threat（威脅）</w:t>
+            </w:r>
+          </w:p>
+          <w:p>
+            <w:r/>
+          </w:p>
+          <w:p>
+            <w:r/>
+          </w:p>
+          <w:p>
+            <w:r/>
+          </w:p>
+        </w:tc>
+        <w:tc>
+          <w:tcPr>
+            <w:tcW w:type="dxa" w:w="2160"/>
+          </w:tcPr>
+          <w:p>
+            <w:r/>
+            <w:r>
+              <w:t>佔領結構化</w:t>
+            </w:r>
+          </w:p>
+        </w:tc>
+        <w:tc>
+          <w:tcPr>
+            <w:tcW w:type="dxa" w:w="2160"/>
+          </w:tcPr>
+          <w:p>
+            <w:r/>
+            <w:r>
+              <w:t>以軍至 7 月控制 75% 面積（來源59）；9/29 定居點擴張加快（來源63）；「接管加薩城」（來源52）--即使停火恢復，物理空間已被不可逆地重劃</w:t>
+            </w:r>
+          </w:p>
+        </w:tc>
+        <w:tc>
+          <w:tcPr>
+            <w:tcW w:type="dxa" w:w="2160"/>
+          </w:tcPr>
+          <w:p>
+            <w:r/>
+            <w:r>
+              <w:t>52、59、63</w:t>
+            </w:r>
+          </w:p>
+        </w:tc>
+      </w:tr>
+      <w:tr>
+        <w:tc>
+          <w:tcPr>
+            <w:tcW w:type="dxa" w:w="2160"/>
+            <w:vMerge/>
+          </w:tcPr>
+          <w:p/>
+        </w:tc>
+        <w:tc>
+          <w:tcPr>
+            <w:tcW w:type="dxa" w:w="2160"/>
+          </w:tcPr>
+          <w:p>
+            <w:r/>
+            <w:r>
+              <w:t>飢荒已成既成事實</w:t>
+            </w:r>
+          </w:p>
+        </w:tc>
+        <w:tc>
+          <w:tcPr>
+            <w:tcW w:type="dxa" w:w="2160"/>
+          </w:tcPr>
+          <w:p>
+            <w:r/>
+            <w:r>
+              <w:t>8/22 飢荒定性（來源54）；蒂尔克：是以色列政策直接後果（來源56）--即使明日開放邊境，營養損傷、醫療缺口、心理創傷的修復以年計</w:t>
+            </w:r>
+          </w:p>
+        </w:tc>
+        <w:tc>
+          <w:tcPr>
+            <w:tcW w:type="dxa" w:w="2160"/>
+          </w:tcPr>
+          <w:p>
+            <w:r/>
+            <w:r>
+              <w:t>54、56</w:t>
+            </w:r>
+          </w:p>
+        </w:tc>
+      </w:tr>
+      <w:tr>
+        <w:tc>
+          <w:tcPr>
+            <w:tcW w:type="dxa" w:w="2160"/>
+            <w:vMerge/>
+          </w:tcPr>
+          <w:p/>
+        </w:tc>
+        <w:tc>
+          <w:tcPr>
+            <w:tcW w:type="dxa" w:w="2160"/>
+          </w:tcPr>
+          <w:p>
+            <w:r/>
+            <w:r>
+              <w:t>醫療體系不可逆損毀</w:t>
+            </w:r>
+          </w:p>
+        </w:tc>
+        <w:tc>
+          <w:tcPr>
+            <w:tcW w:type="dxa" w:w="2160"/>
+          </w:tcPr>
+          <w:p>
+            <w:r/>
+            <w:r>
+              <w:t>保溫箱停運（來源49）；救护车癱瘓（來源35）；截肢率全球最高（來源53）；15 名醫務人員遇害（來源31）--重建需數年，而新損傷持續發生</w:t>
+            </w:r>
+          </w:p>
+        </w:tc>
+        <w:tc>
+          <w:tcPr>
+            <w:tcW w:type="dxa" w:w="2160"/>
+          </w:tcPr>
+          <w:p>
+            <w:r/>
+            <w:r>
+              <w:t>31、35、49、53</w:t>
+            </w:r>
+          </w:p>
+        </w:tc>
+      </w:tr>
+      <w:tr>
+        <w:tc>
+          <w:tcPr>
+            <w:tcW w:type="dxa" w:w="2160"/>
+            <w:vMerge/>
+          </w:tcPr>
+          <w:p/>
+        </w:tc>
+        <w:tc>
+          <w:tcPr>
+            <w:tcW w:type="dxa" w:w="2160"/>
+          </w:tcPr>
+          <w:p>
+            <w:r/>
+            <w:r>
+              <w:t>11-12 月及後續完全未知</w:t>
+            </w:r>
+          </w:p>
+        </w:tc>
+        <w:tc>
+          <w:tcPr>
+            <w:tcW w:type="dxa" w:w="2160"/>
+          </w:tcPr>
+          <w:p>
+            <w:r/>
+            <w:r>
+              <w:t>資料止於 10/3（來源64-67）；11-12 月空白；10/3 意旨是否執行、以色列是否回應、安理會有無新動向--均無數據</w:t>
+            </w:r>
+          </w:p>
+        </w:tc>
+        <w:tc>
+          <w:tcPr>
+            <w:tcW w:type="dxa" w:w="2160"/>
+          </w:tcPr>
+          <w:p>
+            <w:r/>
+            <w:r>
+              <w:t>-</w:t>
             </w:r>
           </w:p>
         </w:tc>
@@ -2344,7 +5657,7 @@
         <w:pStyle w:val="Heading2"/>
       </w:pPr>
       <w:r>
-        <w:t>七、資料缺口與持續追蹤建議</w:t>
+        <w:t>七、綜合研析：核心判斷</w:t>
       </w:r>
     </w:p>
     <w:p/>
@@ -2353,7 +5666,145 @@
         <w:pStyle w:val="Heading3"/>
       </w:pPr>
       <w:r>
-        <w:t>7.1 本次資料的结构性缺口</w:t>
+        <w:t>7.1 停火是否實際改善了人道准入與平民處境？</w:t>
+      </w:r>
+    </w:p>
+    <w:p/>
+    <w:p>
+      <w:pPr>
+        <w:pStyle w:val="Heading2"/>
+        <w:jc w:val="left"/>
+      </w:pPr>
+      <w:r>
+        <w:t>答案是：短暫的、有条件的、不可持續的改善。</w:t>
+      </w:r>
+    </w:p>
+    <w:p/>
+    <w:p>
+      <w:pPr>
+        <w:pStyle w:val="ListBullet"/>
+      </w:pPr>
+      <w:r>
+        <w:t>1/19-3/1 期間（約 6 週），停火確實帶來了顯著改善：援助規模「顯著增加」（來源14）、150 萬人領食品（來源18）、交換如期（來源20）。</w:t>
+      </w:r>
+    </w:p>
+    <w:p>
+      <w:pPr>
+        <w:pStyle w:val="ListBullet"/>
+      </w:pPr>
+      <w:r>
+        <w:t>但改善完全依賴於「以色列不拒絕」這一單一條件。一旦 3/23 停火破裂（來源31），邊境立即關閉（來源33），所有正向效果在數週內歸零。</w:t>
+      </w:r>
+    </w:p>
+    <w:p>
+      <w:pPr>
+        <w:pStyle w:val="ListBullet"/>
+      </w:pPr>
+      <w:r>
+        <w:t>至 10/3，17 萬噸物資「可隨時運入」（來源65）的表述本身即是證據：物资在邊境外，准入未實現。</w:t>
+      </w:r>
+    </w:p>
+    <w:p/>
+    <w:p>
+      <w:pPr>
+        <w:pStyle w:val="Heading3"/>
+      </w:pPr>
+      <w:r>
+        <w:t>7.2 傳導鏈的核心機制</w:t>
+      </w:r>
+    </w:p>
+    <w:p/>
+    <w:p>
+      <w:r>
+        <w:t>傳導鏈不是「停火→援助」的簡單因果，而是：</w:t>
+      </w:r>
+    </w:p>
+    <w:p/>
+    <w:p>
+      <w:pPr>
+        <w:pStyle w:val="Heading2"/>
+        <w:jc w:val="left"/>
+      </w:pPr>
+      <w:r>
+        <w:t>停火（安全條件）→ 以色列允許准入（行政決定）→ 物資進入（物流執行）→ 平民受益（終端效果）</w:t>
+      </w:r>
+    </w:p>
+    <w:p/>
+    <w:p>
+      <w:r>
+        <w:t>其中「以色列允許准入」是唯一的瓶頸節點。1-2 月它被打開（來源14、18），3 月以後它被關閉（來源33、51），10 月它仍然關閉（來源65 的「可隨時」暗示尚未）。人質交換是打開/關閉這個節點的「遙控器」--交換運行時節點傾向打開，交換停擺時節點傾向關閉。</w:t>
+      </w:r>
+    </w:p>
+    <w:p/>
+    <w:p>
+      <w:pPr>
+        <w:pStyle w:val="Heading3"/>
+      </w:pPr>
+      <w:r>
+        <w:t>7.3 10 月的意義與未決問題</w:t>
+      </w:r>
+    </w:p>
+    <w:p/>
+    <w:p>
+      <w:r>
+        <w:t>10/3 是 3 月破裂以來第一個「雙向信號」：</w:t>
+      </w:r>
+    </w:p>
+    <w:p>
+      <w:pPr>
+        <w:pStyle w:val="ListBullet"/>
+      </w:pPr>
+      <w:r>
+        <w:t>哈馬斯方：主動宣布準備釋放人質（來源64）</w:t>
+      </w:r>
+    </w:p>
+    <w:p>
+      <w:pPr>
+        <w:pStyle w:val="ListBullet"/>
+      </w:pPr>
+      <w:r>
+        <w:t>聯合國方：17 萬噸物資待命（來源65）、562 名救援人員喪生統計（來源66）、新生兒仍在死亡（來源67）</w:t>
+      </w:r>
+    </w:p>
+    <w:p/>
+    <w:p>
+      <w:r>
+        <w:t>但資料止於此日。以下問題無數據回答：</w:t>
+      </w:r>
+    </w:p>
+    <w:p>
+      <w:r>
+        <w:t>1. 10/3 之後哈馬斯是否實際釋放？以色列是否回應？</w:t>
+      </w:r>
+    </w:p>
+    <w:p>
+      <w:r>
+        <w:t>2. 17 萬噸物資是否已運入？邊境口岸是否開放？</w:t>
+      </w:r>
+    </w:p>
+    <w:p>
+      <w:r>
+        <w:t>3. 11-12 月安理會有無新決議？OCHA 週報數據如何？</w:t>
+      </w:r>
+    </w:p>
+    <w:p>
+      <w:r>
+        <w:t>4. 以軍「接管加薩城」（來源52）後是否進一步擴大？</w:t>
+      </w:r>
+    </w:p>
+    <w:p/>
+    <w:p>
+      <w:r>
+        <w:t>---</w:t>
+      </w:r>
+    </w:p>
+    <w:p/>
+    <w:p>
+      <w:pPr>
+        <w:pStyle w:val="Heading2"/>
+      </w:pPr>
+      <w:r>
+        <w:t>八、持續追蹤指引（六部門）</w:t>
       </w:r>
     </w:p>
     <w:p/>
@@ -2364,312 +5815,15 @@
         <w:tblLook w:firstColumn="1" w:firstRow="1" w:lastColumn="0" w:lastRow="0" w:noHBand="0" w:noVBand="1" w:val="04A0"/>
       </w:tblPr>
       <w:tblGrid>
-        <w:gridCol w:w="2880"/>
-        <w:gridCol w:w="2880"/>
-        <w:gridCol w:w="2880"/>
+        <w:gridCol w:w="2160"/>
+        <w:gridCol w:w="2160"/>
+        <w:gridCol w:w="2160"/>
+        <w:gridCol w:w="2160"/>
       </w:tblGrid>
       <w:tr>
         <w:tc>
           <w:tcPr>
-            <w:tcW w:type="dxa" w:w="2880"/>
-          </w:tcPr>
-          <w:p>
-            <w:r>
-              <w:rPr>
-                <w:b/>
-              </w:rPr>
-            </w:r>
-            <w:r>
-              <w:rPr>
-                <w:b/>
-              </w:rPr>
-              <w:t>缺口</w:t>
-            </w:r>
-          </w:p>
-        </w:tc>
-        <w:tc>
-          <w:tcPr>
-            <w:tcW w:type="dxa" w:w="2880"/>
-          </w:tcPr>
-          <w:p>
-            <w:r>
-              <w:rPr>
-                <w:b/>
-              </w:rPr>
-            </w:r>
-            <w:r>
-              <w:rPr>
-                <w:b/>
-              </w:rPr>
-              <w:t>影響</w:t>
-            </w:r>
-          </w:p>
-        </w:tc>
-        <w:tc>
-          <w:tcPr>
-            <w:tcW w:type="dxa" w:w="2880"/>
-          </w:tcPr>
-          <w:p>
-            <w:r>
-              <w:rPr>
-                <w:b/>
-              </w:rPr>
-            </w:r>
-            <w:r>
-              <w:rPr>
-                <w:b/>
-              </w:rPr>
-              <w:t>建議追蹤方向</w:t>
-            </w:r>
-          </w:p>
-        </w:tc>
-      </w:tr>
-      <w:tr>
-        <w:tc>
-          <w:tcPr>
-            <w:tcW w:type="dxa" w:w="2880"/>
-          </w:tcPr>
-          <w:p>
-            <w:r/>
-            <w:r>
-              <w:t>3 份文件全部為聯合國/古特雷斯視角</w:t>
-            </w:r>
-          </w:p>
-        </w:tc>
-        <w:tc>
-          <w:tcPr>
-            <w:tcW w:type="dxa" w:w="2880"/>
-          </w:tcPr>
-          <w:p>
-            <w:r/>
-            <w:r>
-              <w:t>以色列、哈馬斯、卡達、埃及、美國的直接立場在本輪未覆蓋</w:t>
-            </w:r>
-          </w:p>
-        </w:tc>
-        <w:tc>
-          <w:tcPr>
-            <w:tcW w:type="dxa" w:w="2880"/>
-          </w:tcPr>
-          <w:p>
-            <w:r/>
-            <w:r>
-              <w:t>補充以方國防部公告、哈馬斯聲明、卡達/埃及外交部聲明</w:t>
-            </w:r>
-          </w:p>
-        </w:tc>
-      </w:tr>
-      <w:tr>
-        <w:tc>
-          <w:tcPr>
-            <w:tcW w:type="dxa" w:w="2880"/>
-          </w:tcPr>
-          <w:p>
-            <w:r/>
-            <w:r>
-              <w:t>無 OCHA/WHO/UNRWA/WFP 獨立數據</w:t>
-            </w:r>
-          </w:p>
-        </w:tc>
-        <w:tc>
-          <w:tcPr>
-            <w:tcW w:type="dxa" w:w="2880"/>
-          </w:tcPr>
-          <w:p>
-            <w:r/>
-            <w:r>
-              <w:t>人道援助執行端（食品、藥品、口岸）無本次確認</w:t>
-            </w:r>
-          </w:p>
-        </w:tc>
-        <w:tc>
-          <w:tcPr>
-            <w:tcW w:type="dxa" w:w="2880"/>
-          </w:tcPr>
-          <w:p>
-            <w:r/>
-            <w:r>
-              <w:t>追蹤 OCHA 週報、WFP 分發數據、WHO 醫療報告</w:t>
-            </w:r>
-          </w:p>
-        </w:tc>
-      </w:tr>
-      <w:tr>
-        <w:tc>
-          <w:tcPr>
-            <w:tcW w:type="dxa" w:w="2880"/>
-          </w:tcPr>
-          <w:p>
-            <w:r/>
-            <w:r>
-              <w:t>2 月 17 日-12 月 31 日無資料</w:t>
-            </w:r>
-          </w:p>
-        </w:tc>
-        <w:tc>
-          <w:tcPr>
-            <w:tcW w:type="dxa" w:w="2880"/>
-          </w:tcPr>
-          <w:p>
-            <w:r/>
-            <w:r>
-              <w:t>3 月破裂、4-10 月惡化鏈在本輪未覆蓋</w:t>
-            </w:r>
-          </w:p>
-        </w:tc>
-        <w:tc>
-          <w:tcPr>
-            <w:tcW w:type="dxa" w:w="2880"/>
-          </w:tcPr>
-          <w:p>
-            <w:r/>
-            <w:r>
-              <w:t>按對話歷史既定的 3/23、4/1、5/9、6/13、7/3、8/8、10/3 等節點持續追蹤</w:t>
-            </w:r>
-          </w:p>
-        </w:tc>
-      </w:tr>
-      <w:tr>
-        <w:tc>
-          <w:tcPr>
-            <w:tcW w:type="dxa" w:w="2880"/>
-          </w:tcPr>
-          <w:p>
-            <w:r/>
-            <w:r>
-              <w:t>2/11 震盪的具體觸發事件未載明</w:t>
-            </w:r>
-          </w:p>
-        </w:tc>
-        <w:tc>
-          <w:tcPr>
-            <w:tcW w:type="dxa" w:w="2880"/>
-          </w:tcPr>
-          <w:p>
-            <w:r/>
-            <w:r>
-              <w:t>無法判斷是軍事事件、談判僵局還是政治因素</w:t>
-            </w:r>
-          </w:p>
-        </w:tc>
-        <w:tc>
-          <w:tcPr>
-            <w:tcW w:type="dxa" w:w="2880"/>
-          </w:tcPr>
-          <w:p>
-            <w:r/>
-            <w:r>
-              <w:t>補充 2 月 8-11 日各方聲明與以軍行動紀錄</w:t>
-            </w:r>
-          </w:p>
-        </w:tc>
-      </w:tr>
-    </w:tbl>
-    <w:p/>
-    <w:p>
-      <w:pPr>
-        <w:pStyle w:val="Heading3"/>
-      </w:pPr>
-      <w:r>
-        <w:t>7.2 未決問題（延續對話歷史 + 本次新增）</w:t>
-      </w:r>
-    </w:p>
-    <w:p/>
-    <w:p>
-      <w:r>
-        <w:t xml:space="preserve">1. </w:t>
-      </w:r>
-      <w:r>
-        <w:rPr>
-          <w:b/>
-        </w:rPr>
-        <w:t>2/11「或將終止」的具體觸發原因？</w:t>
-      </w:r>
-      <w:r>
-        <w:t>（來源3 僅稱「近期有報導稱」，未指明事件）</w:t>
-      </w:r>
-    </w:p>
-    <w:p>
-      <w:r>
-        <w:t xml:space="preserve">2. </w:t>
-      </w:r>
-      <w:r>
-        <w:rPr>
-          <w:b/>
-        </w:rPr>
-        <w:t>多哈第二階段談判是否於 2 月下旬如期啟動？</w:t>
-      </w:r>
-      <w:r>
-        <w:t>（來源4 呼籲「盡快」，但無後續確認）</w:t>
-      </w:r>
-    </w:p>
-    <w:p>
-      <w:r>
-        <w:t xml:space="preserve">3. </w:t>
-      </w:r>
-      <w:r>
-        <w:rPr>
-          <w:b/>
-        </w:rPr>
-        <w:t>協議第一階段「大幅增加援助」（來源7）的具體執行指標？</w:t>
-      </w:r>
-      <w:r>
-        <w:t>（本次無數據）</w:t>
-      </w:r>
-    </w:p>
-    <w:p>
-      <w:r>
-        <w:t xml:space="preserve">4. </w:t>
-      </w:r>
-      <w:r>
-        <w:rPr>
-          <w:b/>
-        </w:rPr>
-        <w:t>3 月 1 日前第一階段是否「基本按商定步驟推進」？</w:t>
-      </w:r>
-      <w:r>
-        <w:t>（對話歷史來源30 有記載，本輪未收錄，需交叉驗證）</w:t>
-      </w:r>
-    </w:p>
-    <w:p>
-      <w:r>
-        <w:t xml:space="preserve">5. </w:t>
-      </w:r>
-      <w:r>
-        <w:rPr>
-          <w:b/>
-        </w:rPr>
-        <w:t>11-12 月完全空白</w:t>
-      </w:r>
-      <w:r>
-        <w:t>（對話歷史已標註，本輪未改變）</w:t>
-      </w:r>
-    </w:p>
-    <w:p/>
-    <w:p>
-      <w:pPr>
-        <w:pStyle w:val="Heading3"/>
-      </w:pPr>
-      <w:r>
-        <w:t>7.3 下一輪追蹤優先級</w:t>
-      </w:r>
-    </w:p>
-    <w:p/>
-    <w:tbl>
-      <w:tblPr>
-        <w:tblStyle w:val="TableGrid"/>
-        <w:tblW w:type="auto" w:w="0"/>
-        <w:tblLook w:firstColumn="1" w:firstRow="1" w:lastColumn="0" w:lastRow="0" w:noHBand="0" w:noVBand="1" w:val="04A0"/>
-      </w:tblPr>
-      <w:tblGrid>
-        <w:gridCol w:w="2880"/>
-        <w:gridCol w:w="2880"/>
-        <w:gridCol w:w="2880"/>
-      </w:tblGrid>
-      <w:tr>
-        <w:tc>
-          <w:tcPr>
-            <w:tcW w:type="dxa" w:w="2880"/>
+            <w:tcW w:type="dxa" w:w="2160"/>
           </w:tcPr>
           <w:p>
             <w:r>
@@ -2687,7 +5841,7 @@
         </w:tc>
         <w:tc>
           <w:tcPr>
-            <w:tcW w:type="dxa" w:w="2880"/>
+            <w:tcW w:type="dxa" w:w="2160"/>
           </w:tcPr>
           <w:p>
             <w:r>
@@ -2705,7 +5859,7 @@
         </w:tc>
         <w:tc>
           <w:tcPr>
-            <w:tcW w:type="dxa" w:w="2880"/>
+            <w:tcW w:type="dxa" w:w="2160"/>
           </w:tcPr>
           <w:p>
             <w:r>
@@ -2721,11 +5875,29 @@
             </w:r>
           </w:p>
         </w:tc>
+        <w:tc>
+          <w:tcPr>
+            <w:tcW w:type="dxa" w:w="2160"/>
+          </w:tcPr>
+          <w:p>
+            <w:r>
+              <w:rPr>
+                <w:b/>
+              </w:rPr>
+            </w:r>
+            <w:r>
+              <w:rPr>
+                <w:b/>
+              </w:rPr>
+              <w:t>關鍵問題</w:t>
+            </w:r>
+          </w:p>
+        </w:tc>
       </w:tr>
       <w:tr>
         <w:tc>
           <w:tcPr>
-            <w:tcW w:type="dxa" w:w="2880"/>
+            <w:tcW w:type="dxa" w:w="2160"/>
             <w:vMerge w:val="restart"/>
           </w:tcPr>
           <w:p>
@@ -2737,26 +5909,40 @@
           <w:p>
             <w:r/>
           </w:p>
-        </w:tc>
-        <w:tc>
-          <w:tcPr>
-            <w:tcW w:type="dxa" w:w="2880"/>
-          </w:tcPr>
-          <w:p>
-            <w:r/>
-            <w:r>
-              <w:t>3 月停火破裂直接觸發事件 + 各方談判立場全貌</w:t>
-            </w:r>
-          </w:p>
-        </w:tc>
-        <w:tc>
-          <w:tcPr>
-            <w:tcW w:type="dxa" w:w="2880"/>
-          </w:tcPr>
-          <w:p>
-            <w:r/>
-            <w:r>
-              <w:t>政治外交、國際安全</w:t>
+          <w:p>
+            <w:r/>
+          </w:p>
+        </w:tc>
+        <w:tc>
+          <w:tcPr>
+            <w:tcW w:type="dxa" w:w="2160"/>
+          </w:tcPr>
+          <w:p>
+            <w:r/>
+            <w:r>
+              <w:t>10/3 哈馬斯釋放意旨是否轉為實質執行？以色列回應？</w:t>
+            </w:r>
+          </w:p>
+        </w:tc>
+        <w:tc>
+          <w:tcPr>
+            <w:tcW w:type="dxa" w:w="2160"/>
+          </w:tcPr>
+          <w:p>
+            <w:r/>
+            <w:r>
+              <w:t>政治外交</w:t>
+            </w:r>
+          </w:p>
+        </w:tc>
+        <w:tc>
+          <w:tcPr>
+            <w:tcW w:type="dxa" w:w="2160"/>
+          </w:tcPr>
+          <w:p>
+            <w:r/>
+            <w:r>
+              <w:t>來源64 後續</w:t>
             </w:r>
           </w:p>
         </w:tc>
@@ -2764,30 +5950,41 @@
       <w:tr>
         <w:tc>
           <w:tcPr>
-            <w:tcW w:type="dxa" w:w="2880"/>
+            <w:tcW w:type="dxa" w:w="2160"/>
             <w:vMerge/>
           </w:tcPr>
           <w:p/>
         </w:tc>
         <w:tc>
           <w:tcPr>
-            <w:tcW w:type="dxa" w:w="2880"/>
-          </w:tcPr>
-          <w:p>
-            <w:r/>
-            <w:r>
-              <w:t>11-12 月安理會會議、哈馬斯/以色列聲明、OCHA 週報</w:t>
-            </w:r>
-          </w:p>
-        </w:tc>
-        <w:tc>
-          <w:tcPr>
-            <w:tcW w:type="dxa" w:w="2880"/>
-          </w:tcPr>
-          <w:p>
-            <w:r/>
-            <w:r>
-              <w:t>國際組織、綜合研析</w:t>
+            <w:tcW w:type="dxa" w:w="2160"/>
+          </w:tcPr>
+          <w:p>
+            <w:r/>
+            <w:r>
+              <w:t>17 萬噸物資准入狀態、邊境口岸開放情況</w:t>
+            </w:r>
+          </w:p>
+        </w:tc>
+        <w:tc>
+          <w:tcPr>
+            <w:tcW w:type="dxa" w:w="2160"/>
+          </w:tcPr>
+          <w:p>
+            <w:r/>
+            <w:r>
+              <w:t>人道事務</w:t>
+            </w:r>
+          </w:p>
+        </w:tc>
+        <w:tc>
+          <w:tcPr>
+            <w:tcW w:type="dxa" w:w="2160"/>
+          </w:tcPr>
+          <w:p>
+            <w:r/>
+            <w:r>
+              <w:t>來源65 後續</w:t>
             </w:r>
           </w:p>
         </w:tc>
@@ -2795,38 +5992,41 @@
       <w:tr>
         <w:tc>
           <w:tcPr>
-            <w:tcW w:type="dxa" w:w="2880"/>
-            <w:vMerge w:val="restart"/>
-          </w:tcPr>
-          <w:p>
-            <w:r/>
-            <w:r>
-              <w:t>高</w:t>
-            </w:r>
-          </w:p>
-          <w:p>
-            <w:r/>
-          </w:p>
-        </w:tc>
-        <w:tc>
-          <w:tcPr>
-            <w:tcW w:type="dxa" w:w="2880"/>
-          </w:tcPr>
-          <w:p>
-            <w:r/>
-            <w:r>
-              <w:t>17 萬噸備妥物資准入狀態（對話歷史來源65 後續）</w:t>
-            </w:r>
-          </w:p>
-        </w:tc>
-        <w:tc>
-          <w:tcPr>
-            <w:tcW w:type="dxa" w:w="2880"/>
-          </w:tcPr>
-          <w:p>
-            <w:r/>
-            <w:r>
-              <w:t>人道事務</w:t>
+            <w:tcW w:type="dxa" w:w="2160"/>
+            <w:vMerge/>
+          </w:tcPr>
+          <w:p/>
+        </w:tc>
+        <w:tc>
+          <w:tcPr>
+            <w:tcW w:type="dxa" w:w="2160"/>
+          </w:tcPr>
+          <w:p>
+            <w:r/>
+            <w:r>
+              <w:t>11-12 月安理會會議、OCHA 週報、哈馬斯/以色列聲明</w:t>
+            </w:r>
+          </w:p>
+        </w:tc>
+        <w:tc>
+          <w:tcPr>
+            <w:tcW w:type="dxa" w:w="2160"/>
+          </w:tcPr>
+          <w:p>
+            <w:r/>
+            <w:r>
+              <w:t>國際組織、政治外交</w:t>
+            </w:r>
+          </w:p>
+        </w:tc>
+        <w:tc>
+          <w:tcPr>
+            <w:tcW w:type="dxa" w:w="2160"/>
+          </w:tcPr>
+          <w:p>
+            <w:r/>
+            <w:r>
+              <w:t>完全空白區</w:t>
             </w:r>
           </w:p>
         </w:tc>
@@ -2834,30 +6034,52 @@
       <w:tr>
         <w:tc>
           <w:tcPr>
-            <w:tcW w:type="dxa" w:w="2880"/>
-            <w:vMerge/>
-          </w:tcPr>
-          <w:p/>
-        </w:tc>
-        <w:tc>
-          <w:tcPr>
-            <w:tcW w:type="dxa" w:w="2880"/>
-          </w:tcPr>
-          <w:p>
-            <w:r/>
-            <w:r>
-              <w:t>以軍加薩城行動是否擴大（對話歷史來源52、53 後續）</w:t>
-            </w:r>
-          </w:p>
-        </w:tc>
-        <w:tc>
-          <w:tcPr>
-            <w:tcW w:type="dxa" w:w="2880"/>
+            <w:tcW w:type="dxa" w:w="2160"/>
+            <w:vMerge w:val="restart"/>
+          </w:tcPr>
+          <w:p>
+            <w:r/>
+            <w:r>
+              <w:t>高</w:t>
+            </w:r>
+          </w:p>
+          <w:p>
+            <w:r/>
+          </w:p>
+          <w:p>
+            <w:r/>
+          </w:p>
+        </w:tc>
+        <w:tc>
+          <w:tcPr>
+            <w:tcW w:type="dxa" w:w="2160"/>
+          </w:tcPr>
+          <w:p>
+            <w:r/>
+            <w:r>
+              <w:t>以軍加薩城行動是否進一步擴大、西岸同步升級</w:t>
+            </w:r>
+          </w:p>
+        </w:tc>
+        <w:tc>
+          <w:tcPr>
+            <w:tcW w:type="dxa" w:w="2160"/>
           </w:tcPr>
           <w:p>
             <w:r/>
             <w:r>
               <w:t>國際安全</w:t>
+            </w:r>
+          </w:p>
+        </w:tc>
+        <w:tc>
+          <w:tcPr>
+            <w:tcW w:type="dxa" w:w="2160"/>
+          </w:tcPr>
+          <w:p>
+            <w:r/>
+            <w:r>
+              <w:t>來源52、53 後續</w:t>
             </w:r>
           </w:p>
         </w:tc>
@@ -2865,38 +6087,41 @@
       <w:tr>
         <w:tc>
           <w:tcPr>
-            <w:tcW w:type="dxa" w:w="2880"/>
-            <w:vMerge w:val="restart"/>
-          </w:tcPr>
-          <w:p>
-            <w:r/>
-            <w:r>
-              <w:t>中</w:t>
-            </w:r>
-          </w:p>
-          <w:p>
-            <w:r/>
-          </w:p>
-        </w:tc>
-        <w:tc>
-          <w:tcPr>
-            <w:tcW w:type="dxa" w:w="2880"/>
-          </w:tcPr>
-          <w:p>
-            <w:r/>
-            <w:r>
-              <w:t>WHO/UNRWA/WFP 2 月執行數據補充</w:t>
-            </w:r>
-          </w:p>
-        </w:tc>
-        <w:tc>
-          <w:tcPr>
-            <w:tcW w:type="dxa" w:w="2880"/>
-          </w:tcPr>
-          <w:p>
-            <w:r/>
-            <w:r>
-              <w:t>人道事務、醫療衛生</w:t>
+            <w:tcW w:type="dxa" w:w="2160"/>
+            <w:vMerge/>
+          </w:tcPr>
+          <w:p/>
+        </w:tc>
+        <w:tc>
+          <w:tcPr>
+            <w:tcW w:type="dxa" w:w="2160"/>
+          </w:tcPr>
+          <w:p>
+            <w:r/>
+            <w:r>
+              <w:t>新生兒/重症轉運是否持續、醫院運作狀態</w:t>
+            </w:r>
+          </w:p>
+        </w:tc>
+        <w:tc>
+          <w:tcPr>
+            <w:tcW w:type="dxa" w:w="2160"/>
+          </w:tcPr>
+          <w:p>
+            <w:r/>
+            <w:r>
+              <w:t>醫療衛生</w:t>
+            </w:r>
+          </w:p>
+        </w:tc>
+        <w:tc>
+          <w:tcPr>
+            <w:tcW w:type="dxa" w:w="2160"/>
+          </w:tcPr>
+          <w:p>
+            <w:r/>
+            <w:r>
+              <w:t>來源67 後續</w:t>
             </w:r>
           </w:p>
         </w:tc>
@@ -2904,30 +6129,178 @@
       <w:tr>
         <w:tc>
           <w:tcPr>
-            <w:tcW w:type="dxa" w:w="2880"/>
+            <w:tcW w:type="dxa" w:w="2160"/>
             <w:vMerge/>
           </w:tcPr>
           <w:p/>
         </w:tc>
         <w:tc>
           <w:tcPr>
-            <w:tcW w:type="dxa" w:w="2880"/>
-          </w:tcPr>
-          <w:p>
-            <w:r/>
-            <w:r>
-              <w:t>多哈第二階段談判實際進展與各方底線</w:t>
-            </w:r>
-          </w:p>
-        </w:tc>
-        <w:tc>
-          <w:tcPr>
-            <w:tcW w:type="dxa" w:w="2880"/>
+            <w:tcW w:type="dxa" w:w="2160"/>
+          </w:tcPr>
+          <w:p>
+            <w:r/>
+            <w:r>
+              <w:t>IPC 飢荒數據更新、WHO 緊急行動</w:t>
+            </w:r>
+          </w:p>
+        </w:tc>
+        <w:tc>
+          <w:tcPr>
+            <w:tcW w:type="dxa" w:w="2160"/>
+          </w:tcPr>
+          <w:p>
+            <w:r/>
+            <w:r>
+              <w:t>人道事務、醫療衛生</w:t>
+            </w:r>
+          </w:p>
+        </w:tc>
+        <w:tc>
+          <w:tcPr>
+            <w:tcW w:type="dxa" w:w="2160"/>
+          </w:tcPr>
+          <w:p>
+            <w:r/>
+            <w:r>
+              <w:t>來源54 後續</w:t>
+            </w:r>
+          </w:p>
+        </w:tc>
+      </w:tr>
+      <w:tr>
+        <w:tc>
+          <w:tcPr>
+            <w:tcW w:type="dxa" w:w="2160"/>
+            <w:vMerge w:val="restart"/>
+          </w:tcPr>
+          <w:p>
+            <w:r/>
+            <w:r>
+              <w:t>中</w:t>
+            </w:r>
+          </w:p>
+          <w:p>
+            <w:r/>
+          </w:p>
+          <w:p>
+            <w:r/>
+          </w:p>
+        </w:tc>
+        <w:tc>
+          <w:tcPr>
+            <w:tcW w:type="dxa" w:w="2160"/>
+          </w:tcPr>
+          <w:p>
+            <w:r/>
+            <w:r>
+              <w:t>多哈第二階段談判實際進展、美/卡/埃新輪調解</w:t>
+            </w:r>
+          </w:p>
+        </w:tc>
+        <w:tc>
+          <w:tcPr>
+            <w:tcW w:type="dxa" w:w="2160"/>
           </w:tcPr>
           <w:p>
             <w:r/>
             <w:r>
               <w:t>政治外交</w:t>
+            </w:r>
+          </w:p>
+        </w:tc>
+        <w:tc>
+          <w:tcPr>
+            <w:tcW w:type="dxa" w:w="2160"/>
+          </w:tcPr>
+          <w:p>
+            <w:r/>
+            <w:r>
+              <w:t>來源17 後續</w:t>
+            </w:r>
+          </w:p>
+        </w:tc>
+      </w:tr>
+      <w:tr>
+        <w:tc>
+          <w:tcPr>
+            <w:tcW w:type="dxa" w:w="2160"/>
+            <w:vMerge/>
+          </w:tcPr>
+          <w:p/>
+        </w:tc>
+        <w:tc>
+          <w:tcPr>
+            <w:tcW w:type="dxa" w:w="2160"/>
+          </w:tcPr>
+          <w:p>
+            <w:r/>
+            <w:r>
+              <w:t>562 名救援人員後續、新傷亡、法律追訴進展</w:t>
+            </w:r>
+          </w:p>
+        </w:tc>
+        <w:tc>
+          <w:tcPr>
+            <w:tcW w:type="dxa" w:w="2160"/>
+          </w:tcPr>
+          <w:p>
+            <w:r/>
+            <w:r>
+              <w:t>國際安全、國際組織</w:t>
+            </w:r>
+          </w:p>
+        </w:tc>
+        <w:tc>
+          <w:tcPr>
+            <w:tcW w:type="dxa" w:w="2160"/>
+          </w:tcPr>
+          <w:p>
+            <w:r/>
+            <w:r>
+              <w:t>來源66 後續</w:t>
+            </w:r>
+          </w:p>
+        </w:tc>
+      </w:tr>
+      <w:tr>
+        <w:tc>
+          <w:tcPr>
+            <w:tcW w:type="dxa" w:w="2160"/>
+            <w:vMerge/>
+          </w:tcPr>
+          <w:p/>
+        </w:tc>
+        <w:tc>
+          <w:tcPr>
+            <w:tcW w:type="dxa" w:w="2160"/>
+          </w:tcPr>
+          <w:p>
+            <w:r/>
+            <w:r>
+              <w:t>種族滅絕報告後續（來源57-62）：安理會是否回應、ICJ 程序</w:t>
+            </w:r>
+          </w:p>
+        </w:tc>
+        <w:tc>
+          <w:tcPr>
+            <w:tcW w:type="dxa" w:w="2160"/>
+          </w:tcPr>
+          <w:p>
+            <w:r/>
+            <w:r>
+              <w:t>國際組織、政治外交</w:t>
+            </w:r>
+          </w:p>
+        </w:tc>
+        <w:tc>
+          <w:tcPr>
+            <w:tcW w:type="dxa" w:w="2160"/>
+          </w:tcPr>
+          <w:p>
+            <w:r/>
+            <w:r>
+              <w:t>來源62 後續</w:t>
             </w:r>
           </w:p>
         </w:tc>
@@ -2945,22 +6318,23 @@
         <w:pStyle w:val="Heading2"/>
       </w:pPr>
       <w:r>
-        <w:t>八、本次更新總結</w:t>
+        <w:t>九、本次報告總結</w:t>
       </w:r>
     </w:p>
     <w:p/>
     <w:p>
       <w:r>
-        <w:t xml:space="preserve">本次收到的 3 份文件、8 個片段（來源 1-8）全部集中在 </w:t>
+        <w:t>本報告基於 19 份文件、67 個片段（來源 1-67），覆蓋 2025 年 1 月 14 日至 10 月 3 日共 18 個活動日，完整呈現了加薩局勢從「停火達成→正向傳導→震盪→破裂→封鎖→飢荒→佔領→新窗口」的全年弧線。</w:t>
       </w:r>
+    </w:p>
+    <w:p/>
+    <w:p>
+      <w:pPr>
+        <w:pStyle w:val="Heading2"/>
+        <w:jc w:val="left"/>
+      </w:pPr>
       <w:r>
-        <w:rPr>
-          <w:b/>
-        </w:rPr>
-        <w:t>2025 年 1 月 15 日至 2 月 16 日的政治外交維度</w:t>
-      </w:r>
-      <w:r>
-        <w:t>，視角統一為聯合國秘書長及其發言人。資料確認了三項核心事實：</w:t>
+        <w:t>三項核心判斷：</w:t>
       </w:r>
     </w:p>
     <w:p/>
@@ -2972,12 +6346,13 @@
         <w:rPr>
           <w:b/>
         </w:rPr>
-        <w:t>停火協議的結構化設計</w:t>
+        <w:t>傳導鏈的「開關」邏輯：</w:t>
       </w:r>
       <w:r>
-        <w:t>：三階段框架，第一階段含撤軍、返回、增加援助（來源7）；</w:t>
+        <w:t xml:space="preserve"> 停火→准入→援助的傳導鏈在 1-2 月正向運作（來源14、18），3 月破裂後全面逆轉（來源33、51），10 月出現新窗口但仍待驗證（來源64、65）。核心瓶頸始終是「以色列是否允許准入」，而非供給端不足（17 萬噸物資已備妥，來源65）。</w:t>
       </w:r>
     </w:p>
+    <w:p/>
     <w:p>
       <w:r>
         <w:t xml:space="preserve">2. </w:t>
@@ -2986,12 +6361,13 @@
         <w:rPr>
           <w:b/>
         </w:rPr>
-        <w:t>人質交換作為停火錨點</w:t>
+        <w:t>人質交換是傳導鏈的「錨點」：</w:t>
       </w:r>
       <w:r>
-        <w:t>：1/19 首次 → 2/16 第二輪 3 換 369（來源2、6），交換如期 = 停火維持；</w:t>
+        <w:t xml:space="preserve"> 1/19、2/16 的交換完成與停火維持高度耦合（來源15、19、20）；3 月交換中斷與停火破裂同步（來源31）；10/3 哈馬斯釋放意旨（來源64）是重啟錨點的嘗試，但執行未確認。</w:t>
       </w:r>
     </w:p>
+    <w:p/>
     <w:p>
       <w:r>
         <w:t xml:space="preserve">3. </w:t>
@@ -3000,22 +6376,10 @@
         <w:rPr>
           <w:b/>
         </w:rPr>
-        <w:t>2 月 11 日震盪</w:t>
+        <w:t>國際體系的功能性失效：</w:t>
       </w:r>
       <w:r>
-        <w:t>：停火「或將終止」風險出現（來源3），古特雷斯 48 小時內兩度干預（來源3、4），5 天後恢復（來源5）。</w:t>
-      </w:r>
-    </w:p>
-    <w:p/>
-    <w:p>
-      <w:r>
-        <w:rPr>
-          <w:b/>
-        </w:rPr>
-        <w:t>本次資料未涵蓋的維度：</w:t>
-      </w:r>
-      <w:r>
-        <w:t xml:space="preserve"> 國際安全（軍事行動）、人道事務（具體數據）、醫療衛生、以色列/哈馬斯/卡達/埃及直接立場、3 月以降的破裂與惡化鏈。這些維度在對話歷史中已有較完整記載（歷史來源 9-67），本次未帶來增量。</w:t>
+        <w:t xml:space="preserve"> 從 1 月的「歡迎 + 呼籲」（來源9）到 9 月的「種族滅絕定性」（來源58），話語強度持續升級，但缺乏任何強制執行機制。安理會被否決（來源39）、聯合國無制裁工具、國際組織僅能「記錄 + 譴責」--話語與行動之間的斷裂是全年最突出的結構性弱點。</w:t>
       </w:r>
     </w:p>
     <w:p/>
@@ -3027,7 +6391,7 @@
         <w:rPr>
           <w:i/>
         </w:rPr>
-        <w:t>本報告基於本次收到的 3 份文件、8 個片段（來源 1-8）撰寫，時間範圍 2025-01-15 至 2025-02-16。所有具體事實均標註來源編號。2025 年 2 月 17 日-12 月 31 日在本次資料中無覆蓋，相關判斷僅援引對話歷史已有結論並明確標註為「對話歷史」，不作為本次新證據。</w:t>
+        <w:t>本報告基於 19 份文件、67 個片段（來源 1-67）撰寫，時間範圍 2025-01-14 至 2025-10-03。所有具體事實均標註來源編號。2025 年 3 月僅 2 則片段（來源30、31）；11-12 月完全空白；10 月僅 10/3 一天紀錄（來源64-67）。以色列官方立場直接引述在現有資料中極少，相關分析以聯合國及人道機構視角為主。資料不足以對 10/3 後續、11-12 月進展做出判斷。</w:t>
       </w:r>
     </w:p>
     <w:p>
@@ -3048,11 +6412,167 @@
         <w:pStyle w:val="ListNumber"/>
       </w:pPr>
       <w:r>
+        <w:t>联合国谴责以色列继续阻碍向加沙提供援助的努力 · 2025-01-09</w:t>
+      </w:r>
+      <w:r>
+        <w:br/>
+        <w:t>(dc48d935d6abd0eafd683a5d6fab2988a9c4e6e5) 联合国人道事务协调厅周二报告称，自1月9日以来，加沙的流离失所者收容所再次遭到袭击，造成严重人员伤亡。</w:t>
+      </w:r>
+    </w:p>
+    <w:p>
+      <w:pPr>
+        <w:pStyle w:val="ListNumber"/>
+      </w:pPr>
+      <w:r>
+        <w:t>联合国谴责以色列继续阻碍向加沙提供援助的努力 · 2025-01-14</w:t>
+      </w:r>
+      <w:r>
+        <w:br/>
+        <w:t>(dc48d935d6abd0eafd683a5d6fab2988a9c4e6e5) 以色列当局继续拒绝联合国领导的援助努力，阻碍向加沙民众提供急需的人道主义支持。</w:t>
+      </w:r>
+    </w:p>
+    <w:p>
+      <w:pPr>
+        <w:pStyle w:val="ListNumber"/>
+      </w:pPr>
+      <w:r>
+        <w:t>联合国谴责以色列继续阻碍向加沙提供援助的努力 · 2025-01-14</w:t>
+      </w:r>
+      <w:r>
+        <w:br/>
+        <w:t>(dc48d935d6abd0eafd683a5d6fab2988a9c4e6e5) 联合国人员周二两次试图进入北部的奥达医院和印度尼西亚医院，运送急需的医疗物资并撤离病人，但都遭到拒绝。</w:t>
+      </w:r>
+    </w:p>
+    <w:p>
+      <w:pPr>
+        <w:pStyle w:val="ListNumber"/>
+      </w:pPr>
+      <w:r>
+        <w:t>联合国谴责以色列继续阻碍向加沙提供援助的努力 · 2025-01-14</w:t>
+      </w:r>
+      <w:r>
+        <w:br/>
+        <w:t>(dc48d935d6abd0eafd683a5d6fab2988a9c4e6e5) 本周早些时候，世界卫生组织向希法医院提供了9700升燃料、血液和血浆，并成功转运三名病人及八名陪护人员，确保其能够接受进一步治疗。联合国儿童基金会和巴勒斯坦水务局向约5万名民众分发了8000多个卫生用品包。</w:t>
+      </w:r>
+    </w:p>
+    <w:p>
+      <w:pPr>
+        <w:pStyle w:val="ListNumber"/>
+      </w:pPr>
+      <w:r>
+        <w:t>联合国谴责以色列继续阻碍向加沙提供援助的努力 · 2025-01-14</w:t>
+      </w:r>
+      <w:r>
+        <w:br/>
+        <w:t>(dc48d935d6abd0eafd683a5d6fab2988a9c4e6e5) 杜加里克指出，由于严重的物资短缺，奥达医院的运行受限，而印度尼西亚医院的基本设备已被破坏...联合国及其合作伙伴仍在竭尽全力，向受冲突影响的巴勒斯坦人提供必要支持。他强调，以色列当局必须履行国际人道主义法义务，允许无阻碍的人道援助进入加沙。</w:t>
+      </w:r>
+    </w:p>
+    <w:p>
+      <w:pPr>
+        <w:pStyle w:val="ListNumber"/>
+      </w:pPr>
+      <w:r>
+        <w:t>联合国谴责以色列继续阻碍向加沙提供援助的努力 · 2025-01-14</w:t>
+      </w:r>
+      <w:r>
+        <w:br/>
+        <w:t>(dc48d935d6abd0eafd683a5d6fab2988a9c4e6e5) 在贾巴利亚·巴拉德和汗尤尼斯的袭击中，大量平民死伤。</w:t>
+      </w:r>
+    </w:p>
+    <w:p>
+      <w:pPr>
+        <w:pStyle w:val="ListNumber"/>
+      </w:pPr>
+      <w:r>
+        <w:t>联合国谴责以色列继续阻碍向加沙提供援助的努力 · 2025-01-14</w:t>
+      </w:r>
+      <w:r>
+        <w:br/>
+        <w:t>(dc48d935d6abd0eafd683a5d6fab2988a9c4e6e5) 由于严重的物资短缺，奥达医院的运行受限，而印度尼西亚医院的基本设备已被破坏，设施缺乏必要物资和足够的医务人员。</w:t>
+      </w:r>
+    </w:p>
+    <w:p>
+      <w:pPr>
+        <w:pStyle w:val="ListNumber"/>
+      </w:pPr>
+      <w:r>
+        <w:t>联合国谴责以色列继续阻碍向加沙提供援助的努力 · 2025-01-14</w:t>
+      </w:r>
+      <w:r>
+        <w:br/>
+        <w:t>(dc48d935d6abd0eafd683a5d6fab2988a9c4e6e5) 世界粮食计划署支持的五家面包店已重新开张并开始运营，但由于燃料短缺，只能以一半产能生产。部分家庭已收到分发的面粉，但物资供应的受限可能威胁后续分发工作。</w:t>
+      </w:r>
+    </w:p>
+    <w:p>
+      <w:pPr>
+        <w:pStyle w:val="ListNumber"/>
+      </w:pPr>
+      <w:r>
+        <w:t>联合国秘书长欢迎达成加沙停火及释放人质协议 · 2025-01-15</w:t>
+      </w:r>
+      <w:r>
+        <w:br/>
+        <w:t>(39eaccd8c4e92c673329f5fc2fe17d2284346c9b) 联合国秘书长古特雷斯周三发表声明，对加沙停火及释放人质协议的达成表示热烈欢迎。他高度赞扬了埃及、卡塔尔和美国在推动这一协议达成过程中做出的卓越贡献。</w:t>
+      </w:r>
+    </w:p>
+    <w:p>
+      <w:pPr>
+        <w:pStyle w:val="ListNumber"/>
+      </w:pPr>
+      <w:r>
+        <w:t>联合国秘书长欢迎达成加沙停火及释放人质协议 · 2025-01-15</w:t>
+      </w:r>
+      <w:r>
+        <w:br/>
+        <w:t>(39eaccd8c4e92c673329f5fc2fe17d2284346c9b) 联合国儿童基金会执行主任拉塞尔强调，停火协议只是迈向和平的第一步，这场冲突已造成至少1.45万名儿童丧生，数千人受伤，近100万人流离失所。</w:t>
+      </w:r>
+    </w:p>
+    <w:p>
+      <w:pPr>
+        <w:pStyle w:val="ListNumber"/>
+      </w:pPr>
+      <w:r>
         <w:t>联合国秘书长欢迎达成加沙停火及释放人质协议 · 2025-01-15</w:t>
       </w:r>
       <w:r>
         <w:br/>
         <w:t>(39eaccd8c4e92c673329f5fc2fe17d2284346c9b) 古特雷斯重申，结束占领并通过谈判实现“两国方案”，使以色列和巴勒斯坦在国际法、联合国相关决议和既往协议的框架内和平共处，是一项紧迫而重要的任务。</w:t>
+      </w:r>
+    </w:p>
+    <w:p>
+      <w:pPr>
+        <w:pStyle w:val="ListNumber"/>
+      </w:pPr>
+      <w:r>
+        <w:t>联合国秘书长欢迎达成加沙停火及释放人质协议 · 2025-01-15</w:t>
+      </w:r>
+      <w:r>
+        <w:br/>
+        <w:t>(39eaccd8c4e92c673329f5fc2fe17d2284346c9b) 联合国主管人道主义事务副秘书长兼紧急救济协调员弗莱彻表示，此次停火协议为数百万饱受冲突摧残的人们带来了迫切的希望。然而他同时指出，这一停火协议虽然带来了希望与机遇，但援助幸存者的过程依然充满挑战。</w:t>
+      </w:r>
+    </w:p>
+    <w:p>
+      <w:pPr>
+        <w:pStyle w:val="ListNumber"/>
+      </w:pPr>
+      <w:r>
+        <w:t>联合国秘书长古特雷斯：黎巴嫩将迎来更具希望的未来 · 2025-01-18</w:t>
+      </w:r>
+      <w:r>
+        <w:br/>
+        <w:t>(72ac732975f335c2fdf6bef02046b5851341bb4c) 古特雷斯回忆了他上周五对黎巴嫩南部的访问。在那里，真主党武装与以色列军队之间的跨境冲突虽仍存在，但停火总体得以维持。</w:t>
+      </w:r>
+    </w:p>
+    <w:p>
+      <w:pPr>
+        <w:pStyle w:val="ListNumber"/>
+      </w:pPr>
+      <w:r>
+        <w:t>联合国秘书长：必须竭尽全力避免加沙战火重燃 · 2025-01-19</w:t>
+      </w:r>
+      <w:r>
+        <w:br/>
+        <w:t>(44e14d491e66d24b835ed034c2702ab5df0895e4) 近东救济工程处继续在加沙开展工作。联合国人道主义事务协调厅强调，自1月19日停火协议生效以来，加沙地带的援助规模显著增加。</w:t>
       </w:r>
     </w:p>
     <w:p>
@@ -3089,6 +6609,18 @@
       <w:r>
         <w:br/>
         <w:t>(44e14d491e66d24b835ed034c2702ab5df0895e4) 联合国驻日内瓦办事处发言人戈麦斯表示，秘书长指出，恢复加沙敌对行动将导致严重的人道主义灾难，国际社会必须全力避免此类情况发生。他呼吁哈马斯按计划于本周六释放人质，并敦促双方全面履行停火协议中的承诺，尽快在多哈恢复第二阶段的认真谈判。</w:t>
+      </w:r>
+    </w:p>
+    <w:p>
+      <w:pPr>
+        <w:pStyle w:val="ListNumber"/>
+      </w:pPr>
+      <w:r>
+        <w:t>联合国秘书长：必须竭尽全力避免加沙战火重燃 · 2025-02-11</w:t>
+      </w:r>
+      <w:r>
+        <w:br/>
+        <w:t>(44e14d491e66d24b835ed034c2702ab5df0895e4) 人道事务协调厅的最新通报显示，自停火协议生效以来，加沙已有超过150万人领取了食品包。世界粮食计划署向加沙超过86万人分发了食品包、热餐和现金援助……同时，加沙地带的水井修复工作也在推进，但由于基础设施严重受损，缺乏备件、发电机和太阳能设备，水资源生产能力提升面临挑战。</w:t>
       </w:r>
     </w:p>
     <w:p>
@@ -3140,6 +6672,546 @@
       </w:r>
     </w:p>
     <w:p>
+      <w:pPr>
+        <w:pStyle w:val="ListNumber"/>
+      </w:pPr>
+      <w:r>
+        <w:t>联合国秘书长对加沙维持停火与释放最新一波人质表示欢迎 · 2025-02-16</w:t>
+      </w:r>
+      <w:r>
+        <w:br/>
+        <w:t>(e9a2eb771e02c750789b2c7fabffd4ca16c0027b) 古特雷斯秘书长再次敦促所有各方信守承诺，并严格遵守国际人道法和国际人权法。</w:t>
+      </w:r>
+    </w:p>
+    <w:p>
+      <w:pPr>
+        <w:pStyle w:val="ListNumber"/>
+      </w:pPr>
+      <w:r>
+        <w:t>联合国警告：约旦河西岸安全局势持续恶化 · 2025-02-26</w:t>
+      </w:r>
+      <w:r>
+        <w:br/>
+        <w:t>(cb4a819ff3eda078e28cf6d668f54c953d86d19e) 联合国人道机构周三警告说，以色列在被占领的约旦河西岸发动的数周军事行动已将巴勒斯坦社区变成“战场”，导致约四万人流离失所，安全形势令人担忧。</w:t>
+      </w:r>
+    </w:p>
+    <w:p>
+      <w:pPr>
+        <w:pStyle w:val="ListNumber"/>
+      </w:pPr>
+      <w:r>
+        <w:t>联合国警告：约旦河西岸安全局势持续恶化 · 2025-02-26</w:t>
+      </w:r>
+      <w:r>
+        <w:br/>
+        <w:t>(cb4a819ff3eda078e28cf6d668f54c953d86d19e) 近东救济工程处报告说，自以色列五周前发动军事行动以来，已有50多人丧生，其中包括儿童，约旦河西岸正迅速演变为战场，而普通巴勒斯坦民众首当其冲，承受着最严重的后果。</w:t>
+      </w:r>
+    </w:p>
+    <w:p>
+      <w:pPr>
+        <w:pStyle w:val="ListNumber"/>
+      </w:pPr>
+      <w:r>
+        <w:t>联合国警告：约旦河西岸安全局势持续恶化 · 2025-02-26</w:t>
+      </w:r>
+      <w:r>
+        <w:br/>
+        <w:t>(cb4a819ff3eda078e28cf6d668f54c953d86d19e) 人道协调厅重申，对以色列军方对平民使用过度武力以及流离失所者日益严峻的人道需求深表关切。</w:t>
+      </w:r>
+    </w:p>
+    <w:p>
+      <w:pPr>
+        <w:pStyle w:val="ListNumber"/>
+      </w:pPr>
+      <w:r>
+        <w:t>联合国警告：约旦河西岸安全局势持续恶化 · 2025-02-26</w:t>
+      </w:r>
+      <w:r>
+        <w:br/>
+        <w:t>(cb4a819ff3eda078e28cf6d668f54c953d86d19e) 人道协调厅援引加沙卫生当局的消息说，近期已有六名儿童因严寒不幸丧生，使因冬季恶劣天气死亡的儿童人数增至15人。</w:t>
+      </w:r>
+    </w:p>
+    <w:p>
+      <w:pPr>
+        <w:pStyle w:val="ListNumber"/>
+      </w:pPr>
+      <w:r>
+        <w:t>联合国警告：约旦河西岸安全局势持续恶化 · 2025-02-26</w:t>
+      </w:r>
+      <w:r>
+        <w:br/>
+        <w:t>(cb4a819ff3eda078e28cf6d668f54c953d86d19e) 联合国粮农组织报告说，自敌对行动升级以来，该机构首次成功向加沙北部运送动物饲料。援助机构正在评估位于拉法、汗尤尼斯和代尔巴拉赫等地用于庇护流离失所者的学校的状况，并将进行必要的修复工作。</w:t>
+      </w:r>
+    </w:p>
+    <w:p>
+      <w:pPr>
+        <w:pStyle w:val="ListNumber"/>
+      </w:pPr>
+      <w:r>
+        <w:t>联合国警告：约旦河西岸安全局势持续恶化 · 2025-02-26</w:t>
+      </w:r>
+      <w:r>
+        <w:br/>
+        <w:t>(cb4a819ff3eda078e28cf6d668f54c953d86d19e) 世界粮食计划署表示，1月份已向约19万人提供现金援助，并向来自杰宁难民营的5000多名流离失所者发放了一次性紧急援助款项。</w:t>
+      </w:r>
+    </w:p>
+    <w:p>
+      <w:pPr>
+        <w:pStyle w:val="ListNumber"/>
+      </w:pPr>
+      <w:r>
+        <w:t>联合国秘书长对加沙维持停火与释放最新一波人质表示欢迎 · 2025-03-01</w:t>
+      </w:r>
+      <w:r>
+        <w:br/>
+        <w:t>(e9a2eb771e02c750789b2c7fabffd4ca16c0027b) 尽管局势依然紧张，但预定在3月1日前完成的第一阶段计划目前正在基本按照商定的步骤推进。随后，哈以双方将就永久停火问题展开谈判，开启协议的下一阶段。</w:t>
+      </w:r>
+    </w:p>
+    <w:p>
+      <w:pPr>
+        <w:pStyle w:val="ListNumber"/>
+      </w:pPr>
+      <w:r>
+        <w:t>联合国谴责以色列袭击加沙人道工作者 呼吁进行独立调查 · 2025-03-23</w:t>
+      </w:r>
+      <w:r>
+        <w:br/>
+        <w:t>(f81d008d56390f29d4afb877219562b28a5784d1) 联合国人权事务高级专员蒂尔克周二严厉谴责以色列军队3月23日对加沙医疗和急救车队的袭击，该事件造成15名医务人员和人道工作者丧生。</w:t>
+      </w:r>
+    </w:p>
+    <w:p>
+      <w:pPr>
+        <w:pStyle w:val="ListNumber"/>
+      </w:pPr>
+      <w:r>
+        <w:t>联合国谴责以色列袭击加沙人道工作者 呼吁进行独立调查 · 2025-04-01</w:t>
+      </w:r>
+      <w:r>
+        <w:br/>
+        <w:t>(f81d008d56390f29d4afb877219562b28a5784d1) 联合国多家机构日前警告说，加沙的战争行为已“带有暴行罪的特征”。</w:t>
+      </w:r>
+    </w:p>
+    <w:p>
+      <w:pPr>
+        <w:pStyle w:val="ListNumber"/>
+      </w:pPr>
+      <w:r>
+        <w:t>联合国谴责以色列袭击加沙人道工作者 呼吁进行独立调查 · 2025-04-01</w:t>
+      </w:r>
+      <w:r>
+        <w:br/>
+        <w:t>(f81d008d56390f29d4afb877219562b28a5784d1) 埃尔德表示：“以色列当局关闭了加沙边境，已连续四周禁止所有商业和人道主义援助进入。面对一次又一次的侵犯国际人道法行为，我们的援助努力正被不断受到削弱。”</w:t>
+      </w:r>
+    </w:p>
+    <w:p>
+      <w:pPr>
+        <w:pStyle w:val="ListNumber"/>
+      </w:pPr>
+      <w:r>
+        <w:t>联合国谴责以色列袭击加沙人道工作者 呼吁进行独立调查 · 2025-04-01</w:t>
+      </w:r>
+      <w:r>
+        <w:br/>
+        <w:t>(f81d008d56390f29d4afb877219562b28a5784d1) 蒂尔克表示：“必须查明巴勒斯坦红新月会最后一名失踪成员的命运和下落。这一事件必须接受独立、迅速和彻底的调查，并且任何违反国际法的责任人都必须承担责任。”</w:t>
+      </w:r>
+    </w:p>
+    <w:p>
+      <w:pPr>
+        <w:pStyle w:val="ListNumber"/>
+      </w:pPr>
+      <w:r>
+        <w:t>联合国谴责以色列袭击加沙人道工作者 呼吁进行独立调查 · 2025-04-01</w:t>
+      </w:r>
+      <w:r>
+        <w:br/>
+        <w:t>(f81d008d56390f29d4afb877219562b28a5784d1) 他警告说：“巴勒斯坦红新月会超过一半的救护车由于缺乏燃料或设备损坏而无法运行。”</w:t>
+      </w:r>
+    </w:p>
+    <w:p>
+      <w:pPr>
+        <w:pStyle w:val="ListNumber"/>
+      </w:pPr>
+      <w:r>
+        <w:t>【世界进行时】2025年 4月 25日 · 2025-04-25</w:t>
+      </w:r>
+      <w:r>
+        <w:br/>
+        <w:t>(619391b9365f303e1ae84efedfdc579d46bbc0e5) 自加沙停火协议三月份破裂以来，在以色列的封锁之下，至今已经连续50多天没有援助物资进入加沙，加沙人口即将断粮。同时，在酷热难耐的高温、污水横流与垃圾成山的环境中，加沙的流离失所家庭正面临日益严重的公共卫生危机。</w:t>
+      </w:r>
+    </w:p>
+    <w:p>
+      <w:pPr>
+        <w:pStyle w:val="ListNumber"/>
+      </w:pPr>
+      <w:r>
+        <w:t>【世界进行时】2025年5月2日 · 2025-05-02</w:t>
+      </w:r>
+      <w:r>
+        <w:br/>
+        <w:t>(e29e171afacdcb9477c21405ab50df04631ed526) 在以色列切断对加沙所有援助两个月后，负责人道事务的副秘书长弗莱彻周四发表声明指出，以色列阻止援助物资进入是对哈马斯施压的策略，却严重违反国际法，剥夺了平民的生存权、基本医疗保障和尊严，是残酷的集体惩罚。</w:t>
+      </w:r>
+    </w:p>
+    <w:p>
+      <w:pPr>
+        <w:pStyle w:val="ListNumber"/>
+      </w:pPr>
+      <w:r>
+        <w:t>【世界进行时】2025年5月9日 · 2025-05-09</w:t>
+      </w:r>
+      <w:r>
+        <w:br/>
+        <w:t>(1d1c56f21742d585c36fec1d0aefcee74c09afdd) 以色列週三對加沙中部貝雷杰一所聯合國運營的學校進行了空襲，造成至少30名在校避难的巴勒斯坦人死亡。該校收容了約2000名流離失所者，空襲引發大火，避難者難以撤離。聯合國強烈譴責這一襲擊行為。</w:t>
+      </w:r>
+    </w:p>
+    <w:p>
+      <w:pPr>
+        <w:pStyle w:val="ListNumber"/>
+      </w:pPr>
+      <w:r>
+        <w:t>【世界进行时】2025年6月5日 · 2025-05-31</w:t>
+      </w:r>
+      <w:r>
+        <w:br/>
+        <w:t>(2f0113012e6db122822f1f90d6b562e137952d4d) 在以色列对加沙实施近三个月援助封锁过后，加沙饥饿危机已呈失控态势。据报道，5月31日以来连续数天，加沙民众在该地带南部美国和以色列控制的一处私营援助中心周边试图领取食物时遭到枪击遇难。秘书长古特雷斯发表声明，对此深表震惊，并再次呼吁立即实现持久停火，以缓解当地不断恶化的人道局势。同时，周三，美国在安理会投下否决票，阻止了一项呼吁加沙永久停火、解除限制援助物资进入的决议草案。</w:t>
+      </w:r>
+    </w:p>
+    <w:p>
+      <w:pPr>
+        <w:pStyle w:val="ListNumber"/>
+      </w:pPr>
+      <w:r>
+        <w:t>联合国强调：必须确保加沙人道援助通道畅通无阻 · 2025-06-13</w:t>
+      </w:r>
+      <w:r>
+        <w:br/>
+        <w:t>(2be23bcc957b8a5b1e7506443ed67ab66c369ec1) 联合国周五强调，必须确保加沙地带的人道主义援助通道畅通无阻。当前该地区不仅面临迫在眉睫的饥荒风险，通信全面中断更使人道救援行动雪上加霜。</w:t>
+      </w:r>
+    </w:p>
+    <w:p>
+      <w:pPr>
+        <w:pStyle w:val="ListNumber"/>
+      </w:pPr>
+      <w:r>
+        <w:t>联合国强调：必须确保加沙人道援助通道畅通无阻 · 2025-06-13</w:t>
+      </w:r>
+      <w:r>
+        <w:br/>
+        <w:t>(2be23bcc957b8a5b1e7506443ed67ab66c369ec1) 持续通信中断使人道救援机构既无法建立有效沟通渠道，也难以协调跨机构应急响应行动。这导致急需援助的平民陷入完全的信息孤立状态，既无法获取生死攸关的救援物资信息，也无法联络紧急医疗服务。</w:t>
+      </w:r>
+    </w:p>
+    <w:p>
+      <w:pPr>
+        <w:pStyle w:val="ListNumber"/>
+      </w:pPr>
+      <w:r>
+        <w:t>联合国强调：必须确保加沙人道援助通道畅通无阻 · 2025-06-13</w:t>
+      </w:r>
+      <w:r>
+        <w:br/>
+        <w:t>(2be23bcc957b8a5b1e7506443ed67ab66c369ec1) 周四，联合国协调的18项援助行动中有8项遭到拒绝，其中包括获取面粉和燃料补给的关键行动。另有4项任务因受阻或后勤原因被迫取消而未能完成。</w:t>
+      </w:r>
+    </w:p>
+    <w:p>
+      <w:pPr>
+        <w:pStyle w:val="ListNumber"/>
+      </w:pPr>
+      <w:r>
+        <w:t>联合国强调：必须确保加沙人道援助通道畅通无阻 · 2025-06-13</w:t>
+      </w:r>
+      <w:r>
+        <w:br/>
+        <w:t>(2be23bcc957b8a5b1e7506443ed67ab66c369ec1) 然而自四月以来，以色列当局已拒绝超过20次抢修许可申请。</w:t>
+      </w:r>
+    </w:p>
+    <w:p>
+      <w:pPr>
+        <w:pStyle w:val="ListNumber"/>
+      </w:pPr>
+      <w:r>
+        <w:t>联合国强调：必须确保加沙人道援助通道畅通无阻 · 2025-06-13</w:t>
+      </w:r>
+      <w:r>
+        <w:br/>
+        <w:t>(2be23bcc957b8a5b1e7506443ed67ab66c369ec1) 近东救济工程处周五援引其主任专员拉扎里尼的警告，称这一援助分配模式实为“混乱之源”，并谴责其“将人道援助武器化，系统性制造恐慌、歧视和绝望”。</w:t>
+      </w:r>
+    </w:p>
+    <w:p>
+      <w:pPr>
+        <w:pStyle w:val="ListNumber"/>
+      </w:pPr>
+      <w:r>
+        <w:t>联合国强调：必须确保加沙人道援助通道畅通无阻 · 2025-06-13</w:t>
+      </w:r>
+      <w:r>
+        <w:br/>
+        <w:t>(2be23bcc957b8a5b1e7506443ed67ab66c369ec1) 其物资分发中心周边已发生多起枪击事件，造成200余人死亡、数千人受伤。</w:t>
+      </w:r>
+    </w:p>
+    <w:p>
+      <w:pPr>
+        <w:pStyle w:val="ListNumber"/>
+      </w:pPr>
+      <w:r>
+        <w:t>联合国强调：必须确保加沙人道援助通道畅通无阻 · 2025-06-13</w:t>
+      </w:r>
+      <w:r>
+        <w:br/>
+        <w:t>(2be23bcc957b8a5b1e7506443ed67ab66c369ec1) 弗莱彻周四深夜发表严正声明指出，解决饥饿绝问题不能用子弹。必须允许人道工作者履行职责，救命物资必须依据人道原则送达有需要的人手中。</w:t>
+      </w:r>
+    </w:p>
+    <w:p>
+      <w:pPr>
+        <w:pStyle w:val="ListNumber"/>
+      </w:pPr>
+      <w:r>
+        <w:t>联合国秘书长对加沙人道危机升级深表震惊　呼吁立即实现永久停火和全面准入 · 2025-07-03</w:t>
+      </w:r>
+      <w:r>
+        <w:br/>
+        <w:t>(f52a255e51ca67f26b22cd6870bc2eab25f97d53) 联合国秘书长古特雷斯对加沙人道主义局势的进一步恶化表示严重关切，并强烈谴责近日多起导致大量平民死伤的袭击事件。他重申，所有各方必须尊重国际人道主义法，并呼吁立即实现永久停火，确保人道援助畅通无阻地抵达有需要的人群。</w:t>
+      </w:r>
+    </w:p>
+    <w:p>
+      <w:pPr>
+        <w:pStyle w:val="ListNumber"/>
+      </w:pPr>
+      <w:r>
+        <w:t>联合国秘书长对加沙人道危机升级深表震惊　呼吁立即实现永久停火和全面准入 · 2025-07-03</w:t>
+      </w:r>
+      <w:r>
+        <w:br/>
+        <w:t>(f52a255e51ca67f26b22cd6870bc2eab25f97d53) 杜加里克指出，仅在本周一天内，以色列当局就下令强制转移近3万人，使他们在缺乏庇护、食物、药品和饮用水的情况下再次流离失所。秘书长强调，根据国际人道法，平民必须受到尊重和保护，其基本需求必须得到满足。</w:t>
+      </w:r>
+    </w:p>
+    <w:p>
+      <w:pPr>
+        <w:pStyle w:val="ListNumber"/>
+      </w:pPr>
+      <w:r>
+        <w:t>联合国秘书长对加沙人道危机升级深表震惊　呼吁立即实现永久停火和全面准入 · 2025-07-03</w:t>
+      </w:r>
+      <w:r>
+        <w:br/>
+        <w:t>(f52a255e51ca67f26b22cd6870bc2eab25f97d53) 杜加里克表示，加沙地带已经连续超过17周未获得燃料供应。秘书长对此表示严重关切，指出这意味着新生儿保温箱将停止运转，救护车将无法运行，饮用水无法净化，联合国和人道伙伴所能提供的最后一点紧急援助也将被迫中断。</w:t>
+      </w:r>
+    </w:p>
+    <w:p>
+      <w:pPr>
+        <w:pStyle w:val="ListNumber"/>
+      </w:pPr>
+      <w:r>
+        <w:t>联合国秘书长对加沙人道危机升级深表震惊　呼吁立即实现永久停火和全面准入 · 2025-07-03</w:t>
+      </w:r>
+      <w:r>
+        <w:br/>
+        <w:t>(f52a255e51ca67f26b22cd6870bc2eab25f97d53) 联合国人口基金指出，加沙约有70万女性和女孩正面临“月经危机”，急需水、肥皂、卫生巾和隐私空间。尽管该机构已准备好相当于170卡车的相关物资，但仍未获得进入加沙的许可。</w:t>
+      </w:r>
+    </w:p>
+    <w:p>
+      <w:pPr>
+        <w:pStyle w:val="ListNumber"/>
+      </w:pPr>
+      <w:r>
+        <w:t>联合国秘书长对加沙人道危机升级深表震惊　呼吁立即实现永久停火和全面准入 · 2025-07-03</w:t>
+      </w:r>
+      <w:r>
+        <w:br/>
+        <w:t>(f52a255e51ca67f26b22cd6870bc2eab25f97d53) 仅在2025年6月，联合国进行的近400次人道协调尝试中，有44%被以色列当局直接拒绝，10%虽初步获批但后来受阻，仅有三分之一得以执行。其余12%因后勤、安全等问题被组织方取消。</w:t>
+      </w:r>
+    </w:p>
+    <w:p>
+      <w:pPr>
+        <w:pStyle w:val="ListNumber"/>
+      </w:pPr>
+      <w:r>
+        <w:t>【世界进行时】2025年8月8日 · 2025-08-08</w:t>
+      </w:r>
+      <w:r>
+        <w:br/>
+        <w:t>(bb245f12985c5eb1bc959abffcff9308ca2becc8) 聯合國秘書長古特雷斯周五對以色列政府決定「接管加沙城」深表震驚。他指出，此舉標誌著局勢的危險升級，可能加劇數百萬巴勒斯坦人已面臨的災難性後果，並可能進一步危及更多生命，包括仍被扣押的人質。</w:t>
+      </w:r>
+    </w:p>
+    <w:p>
+      <w:pPr>
+        <w:pStyle w:val="ListNumber"/>
+      </w:pPr>
+      <w:r>
+        <w:t>【世界进行时】2025年8月22日 · 2025-08-22</w:t>
+      </w:r>
+      <w:r>
+        <w:br/>
+        <w:t>(9636869ff36155742998777919504f25a8be97f4) 加沙地带儿童截肢率已攀升至全球最高。周四，以色列军队持续加强在加沙城及周边地带的军事行动。联合国秘书长古特雷斯再度紧急呼吁停火。</w:t>
+      </w:r>
+    </w:p>
+    <w:p>
+      <w:pPr>
+        <w:pStyle w:val="ListNumber"/>
+      </w:pPr>
+      <w:r>
+        <w:t>联合国秘书长古特雷斯：加沙地带发生饥荒代表着“人性的失败” · 2025-08-22</w:t>
+      </w:r>
+      <w:r>
+        <w:br/>
+        <w:t>(f0ed16dd403cfeced088eff156c1ab1632496f22) 古特雷斯在针对"粮食安全阶段综合分类"发布的饥荒评估报告做出表态时表示："作为占领国，以色列根据国际法负有明确义务，包括确保人们的食品和医疗供应。"</w:t>
+      </w:r>
+    </w:p>
+    <w:p>
+      <w:pPr>
+        <w:pStyle w:val="ListNumber"/>
+      </w:pPr>
+      <w:r>
+        <w:t>联合国秘书长古特雷斯：加沙地带发生饥荒代表着“人性的失败” · 2025-08-22</w:t>
+      </w:r>
+      <w:r>
+        <w:br/>
+        <w:t>(f0ed16dd403cfeced088eff156c1ab1632496f22) 古特雷斯表示，绝不能允许以色列继续拒绝履行其义务："不要再找借口。行动的时间不是明天--而是现在。"</w:t>
+      </w:r>
+    </w:p>
+    <w:p>
+      <w:pPr>
+        <w:pStyle w:val="ListNumber"/>
+      </w:pPr>
+      <w:r>
+        <w:t>联合国秘书长古特雷斯：加沙地带发生饥荒代表着“人性的失败” · 2025-08-22</w:t>
+      </w:r>
+      <w:r>
+        <w:br/>
+        <w:t>(f0ed16dd403cfeced088eff156c1ab1632496f22) 联合国人权事务高级专员蒂尔克指出，这场饥荒是以色列政府政策的直接后果。</w:t>
+      </w:r>
+    </w:p>
+    <w:p>
+      <w:pPr>
+        <w:pStyle w:val="ListNumber"/>
+      </w:pPr>
+      <w:r>
+        <w:t>联合国报告：以色列在加沙实施种族灭绝并企图、吞并西岸 · 2025-09-23</w:t>
+      </w:r>
+      <w:r>
+        <w:br/>
+        <w:t>(e3ba8326950ffbfb03497252b731942f1e4c45c2) 联合国“关于被占巴勒斯坦领土（含东耶路撒冷）及以色列独立国际调查委员会”在一份最新报告中表示，以色列政府展现出明确且持续的意图，在加沙地带建立永久控制，同时确保在被占西岸和以色列境内维持犹太人口多数。</w:t>
+      </w:r>
+    </w:p>
+    <w:p>
+      <w:pPr>
+        <w:pStyle w:val="ListNumber"/>
+      </w:pPr>
+      <w:r>
+        <w:t>联合国报告：以色列在加沙实施种族灭绝并企图、吞并西岸 · 2025-09-23</w:t>
+      </w:r>
+      <w:r>
+        <w:br/>
+        <w:t>(e3ba8326950ffbfb03497252b731942f1e4c45c2) 该文件依据《防止及惩治灭绝种族罪公约》,指出以色列在加沙实施了四项种族灭绝行为。这些行为由以色列当局和安全部队实施，具有毁灭加沙巴勒斯坦人的特定意图。</w:t>
+      </w:r>
+    </w:p>
+    <w:p>
+      <w:pPr>
+        <w:pStyle w:val="ListNumber"/>
+      </w:pPr>
+      <w:r>
+        <w:t>联合国报告：以色列在加沙实施种族灭绝并企图、吞并西岸 · 2025-09-23</w:t>
+      </w:r>
+      <w:r>
+        <w:br/>
+        <w:t>(e3ba8326950ffbfb03497252b731942f1e4c45c2) 报告指出，以色列当局在加沙走廊和缓冲区内广泛且系统性地拆毁民用基础设施，并持续扩大其控制区域，到2025年7月已覆盖加沙地带75%的面积。</w:t>
+      </w:r>
+    </w:p>
+    <w:p>
+      <w:pPr>
+        <w:pStyle w:val="ListNumber"/>
+      </w:pPr>
+      <w:r>
+        <w:t>联合国报告：以色列在加沙实施种族灭绝并企图、吞并西岸 · 2025-09-23</w:t>
+      </w:r>
+      <w:r>
+        <w:br/>
+        <w:t>(e3ba8326950ffbfb03497252b731942f1e4c45c2) 在被占西岸，包括东耶路撒冷，报告指出自2023年10月以来，以色列实施的政策和行动--包括对暴力定居者行为的公开和隐性支持--显示出明确意图强行转移巴勒斯坦人、扩大以色列犹太平民存在并吞并整个西岸。</w:t>
+      </w:r>
+    </w:p>
+    <w:p>
+      <w:pPr>
+        <w:pStyle w:val="ListNumber"/>
+      </w:pPr>
+      <w:r>
+        <w:t>联合国报告：以色列在加沙实施种族灭绝并企图、吞并西岸 · 2025-09-23</w:t>
+      </w:r>
+      <w:r>
+        <w:br/>
+        <w:t>(e3ba8326950ffbfb03497252b731942f1e4c45c2) 委员会点名六名以色列部长在与土地和住房相关的国际罪行中负有最大责任：前国防部长加兰特和现任国防部长卡茨；财政部长斯莫特里奇和定居点及国家项目部长斯特罗克；国家安全部长本格维尔；总理内塔尼亚胡。</w:t>
+      </w:r>
+    </w:p>
+    <w:p>
+      <w:pPr>
+        <w:pStyle w:val="ListNumber"/>
+      </w:pPr>
+      <w:r>
+        <w:t>联合国报告：以色列在加沙实施种族灭绝并企图、吞并西岸 · 2025-09-23</w:t>
+      </w:r>
+      <w:r>
+        <w:br/>
+        <w:t>(e3ba8326950ffbfb03497252b731942f1e4c45c2) 报告包含对所有责任方的建议。委员会敦促以色列政府立即结束在加沙地带实施的种族灭绝行为，全面遵守国际法院的临时措施和2024年的咨询意见；同时要求以色列立即结束对巴勒斯坦领土的非法占领，从所有以色列定居点撤出及撤出定居者。</w:t>
+      </w:r>
+    </w:p>
+    <w:p>
+      <w:pPr>
+        <w:pStyle w:val="ListNumber"/>
+      </w:pPr>
+      <w:r>
+        <w:t>联合国报告：以色列定居点扩张加剧，安理会决议执行情况严重受挫 · 2025-09-29</w:t>
+      </w:r>
+      <w:r>
+        <w:br/>
+        <w:t>(101d026f1902e590446cf91b1be6e0cb1d8e9caf) 联合国秘书长关于安理会第2334号决议执行情况的第三十五次报告于周一提交安理会。报告显示，在过去三个月内，以色列在被占巴勒斯坦领土上的定居点扩张进一步加快，房屋拆除和流离失所情况持续恶化，加沙人道局势则已接近崩溃。</w:t>
+      </w:r>
+    </w:p>
+    <w:p>
+      <w:pPr>
+        <w:pStyle w:val="ListNumber"/>
+      </w:pPr>
+      <w:r>
+        <w:t>联合国秘书长对哈马斯宣布准备释放人质“感到鼓舞” · 2025-10-03</w:t>
+      </w:r>
+      <w:r>
+        <w:br/>
+        <w:t>(f732e30b67822ea89556de1c42a59aa76afd590d) 联合国秘书长古特雷斯周五通过发言人发表声明，对哈马斯发表声明宣布准备释放人质表示欢迎并感到鼓舞。</w:t>
+      </w:r>
+    </w:p>
+    <w:p>
+      <w:pPr>
+        <w:pStyle w:val="ListNumber"/>
+      </w:pPr>
+      <w:r>
+        <w:t>联合国秘书长对哈马斯宣布准备释放人质“感到鼓舞” · 2025-10-03</w:t>
+      </w:r>
+      <w:r>
+        <w:br/>
+        <w:t>(f732e30b67822ea89556de1c42a59aa76afd590d) 联合国及合作伙伴已准备约17万吨的食品、药品、帐篷等急需物资，可随时运入加沙。</w:t>
+      </w:r>
+    </w:p>
+    <w:p>
+      <w:pPr>
+        <w:pStyle w:val="ListNumber"/>
+      </w:pPr>
+      <w:r>
+        <w:t>联合国秘书长对哈马斯宣布准备释放人质“感到鼓舞” · 2025-10-03</w:t>
+      </w:r>
+      <w:r>
+        <w:br/>
+        <w:t>(f732e30b67822ea89556de1c42a59aa76afd590d) 人道协调厅警告说，迄今已有至少562名救援人员在冲突中丧生，其中包括376名联合国工作人员。</w:t>
+      </w:r>
+    </w:p>
+    <w:p>
+      <w:pPr>
+        <w:pStyle w:val="ListNumber"/>
+      </w:pPr>
+      <w:r>
+        <w:t>联合国秘书长对哈马斯宣布准备释放人质“感到鼓舞” · 2025-10-03</w:t>
+      </w:r>
+      <w:r>
+        <w:br/>
+        <w:t>(f732e30b67822ea89556de1c42a59aa76afd590d) 世卫组织组织了一次紧急转移任务，将3名危重新生儿从加沙市的赫卢医院转移到代尔巴拉赫的阿克萨医院...原定转移的第4名婴儿于当天早上死亡。</w:t>
+      </w:r>
+    </w:p>
+    <w:p>
       <w:r>
         <w:br w:type="page"/>
       </w:r>
@@ -3171,7 +7243,7 @@
         <w:t>資料準備耗時：</w:t>
       </w:r>
       <w:r>
-        <w:t>約 86.41 秒</w:t>
+        <w:t>約 77.59 秒</w:t>
       </w:r>
     </w:p>
     <w:p>
@@ -3184,382 +7256,22 @@
       <w:r>
         <w:t>【對話記憶】</w:t>
         <w:br/>
-        <w:t>- 主題：2025年加薩停火、人質談判、人道援助及平民保護綜合研析（含停火→准入傳導鏈、SWOT、四類風險辨識）</w:t>
+        <w:t>- 主題：2025年加薩停火、人質談判、人道援助及平民保護綜合研析（含停火→准入傳導鏈、SWOT、四類風險辨識；本次新增1-2月政治外交維度細化：三階段協議結構、2/11震盪、多哈第二階段談判窗口）</w:t>
         <w:br/>
         <w:t>- 時間範圍：2025-01-14 至 2025-10-03</w:t>
         <w:br/>
-        <w:t>- 子題：停火達成(1/15)→破裂(3/23)→封鎖50+天時間線, 人質釋放三階段交換(2/16第二輪3換369), 停火→人道准入傳導鏈：停火→邊境開放→援助增加(150萬人)→破裂→全面封鎖→飢荒, 人道援助准入困局(17萬噸備妥、&gt;17週無燃料、44%協調被拒、20+搶修被拒), 軍事升級(以軍控制75%面積、8/8接管加薩城), IPC飢荒確認、562名救援人員喪生(含376聯合國)、醫療不可逆損毀(截肢率全球最高、新生兒轉運中死亡)</w:t>
+        <w:t>- 子題：停火達成(1/15)→破裂(3/23)→封鎖50+天時間線, 人質釋放三階段交換(1/19首次→2/16第二輪3換369), 停火→人道准入傳導鏈：停火→邊境開放→援助增加(150萬人)→破裂→全面封鎖→飢荒, 1-2月正向傳導鏈(1/19生效→撤軍+返回+援助→交換如期→停火維持)與負向震盪(2/11或將終止→古特雷斯48h兩度干預→5天後恢復), 2/11震盪：戈麦斯警告「嚴重人道主義災難」、呼籲多哈恢復第二階段談判, 協議三階段結構化設計(來源7)：第一階段含以軍撤離、允許返回家園、大幅增加援助</w:t>
         <w:br/>
-        <w:t>- 重要實體：哈馬斯, 以色列, 聯合國(古特雷斯), 埃及, 卡達, 美國, IPC, OCHA, UNRWA, WHO</w:t>
+        <w:t>- 重要實體：哈馬斯, 以色列, 聯合國(古特雷斯), 戈麦斯(聯合國駐日內瓦發言人), 埃及, 卡達, 美國, IPC, OCHA, UNRWA</w:t>
         <w:br/>
-        <w:t>- 既定限制：資料來源：19份文件、67個片段(來源編號1-67)、18個活動日; 2025年3月(停火破裂過渡期)僅2則片段(來源30、31); 2025年11-12月完全空白; 10月僅10/3一天有紀錄(來源64-67); 以色列官方立場直接引述缺失; 美/卡/埃調解方具體交換條件細節有限</w:t>
+        <w:t>- 既定限制：資料來源：19份文件、67個片段(來源1-67)、18個活動日; 本次新增3份文件、8個片段(來源1-8)全部為聯合國視角(古特雷斯+戈麦斯); 2025年3月(停火破裂過渡期)僅2則片段(來源30、31); 2025年11-12月完全空白; 10月僅10/3一天有紀錄(來源64-67); 以色列官方立場直接引述缺失</w:t>
         <w:br/>
         <w:t>- 未決問題：10/3哈馬斯釋放意旨是否轉為實質執行？; 17萬噸備妥物資是否已運入加薩？; 停火破裂(3/23)直接觸發事件與各方談判立場全貌？; 11-12月安理會會議、哈馬斯/以色列聲明及OCHA週報後續？; 以軍「接管加薩城」(8/8)後軍事行動是否進一步擴大？</w:t>
         <w:br/>
         <w:br/>
         <w:t>【對話歷史】</w:t>
         <w:br/>
-        <w:t>案、人質交換與談判進展</w:t>
-        <w:br/>
-        <w:br/>
-        <w:t>| 階段 | 關鍵事件 | 來源 |</w:t>
-        <w:br/>
-        <w:t>| --- | --- | --- |</w:t>
-        <w:br/>
-        <w:t>| 1 月（達成） | 停火協議在埃及、卡達、美國三方調解下達成；古特雷斯熱烈歡迎（來源9）；協議分三階段，第一階段含人質交換、以軍撤離、大幅增加援助（來源21） | 9、15、21 |</w:t>
-        <w:br/>
-        <w:t>| 2 月（震盪） | 停火生效三週後面臨終止風險（來源16）；古特雷斯緊急呼籲恢復多哈第二階段談判（來源17）；第二輪交換完成：3 名人質換 369 名囚犯（來源20） | 16、17、20 |</w:t>
-        <w:br/>
-        <w:t>| 3 月（基本完成→破裂前兆） | 第一階段在 3/1 前基本按商定步驟推進（來源30）；3/23 以軍襲擊醫療車隊成為轉折（來源31） | 30、31 |</w:t>
-        <w:br/>
-        <w:t>| 4-5 月（破裂與封鎖） | 邊境連續四周禁止所有商業和人道援助（來源33）；封鎖超 50 天（來源36）；弗莱彻定性為「集體處罰」（來源37）；美國安理會否決停火決議（來源39） | 33、36、37、39 |</w:t>
-        <w:br/>
-        <w:t>| 9 月（法律定性） | 獨立調查委員會發布種族滅絕報告，點名 6 名部長（來源57-62）；2334 號決議第 35 次報告（來源63） | 57-63 |</w:t>
-        <w:br/>
-        <w:t>| 10 月（部分恢復意旨） | 哈馬斯宣布準備釋放人質；古特雷斯「歡迎並感到鼓舞」（來源64） | 64 |</w:t>
-        <w:br/>
-        <w:br/>
-        <w:t>**追蹤評估：** 10 月 3 日哈馬斯釋放意旨（來源 64）為 3 月停火破裂後首次正面信號。但現有資料截止 10/3，**無法確認該意旨是否已轉為實質執行、是否伴隨具體交換條件或時間表**。以色列官方對 10 月意旨的回應在現有片段中無紀錄。</w:t>
-        <w:br/>
-        <w:br/>
-        <w:t>### （二）國際安全：軍事行動、停火違規與平民/救援人員安全</w:t>
-        <w:br/>
-        <w:br/>
-        <w:t>| 時期 | 主要安全事件 | 來源 |</w:t>
-        <w:br/>
-        <w:t>| --- | --- | --- |</w:t>
-        <w:br/>
-        <w:t>| 1 月上旬 | 收容所再遭襲擊（來源1）；賈巴利亞·巴拉德與汗尤尼斯大量平民死傷（來源7） | 1、7 |</w:t>
-        <w:br/>
-        <w:t>| 3 月 23 日 | 以軍襲擊醫療/急救車隊，15 名醫護及人道工作者喪生（來源31） | 31 |</w:t>
-        <w:br/>
-        <w:t>| 5 月 9 日 | 貝雷杰學校空襲（≥30 死），收容約 2000 名避難者（來源38） | 38 |</w:t>
-        <w:br/>
-        <w:t>| 5 月 31 日起 | 援助中心周邊連續數天槍擊（來源39）；分發中心多起槍擊致 200 餘人死亡（來源45） | 39、45 |</w:t>
-        <w:br/>
-        <w:t>| 6 月 13 日 | 通信全面中斷，救援機構無法建立溝通渠道（來源41） | 41 |</w:t>
-        <w:br/>
-        <w:t>| 7 月 3 日 | 單日強制轉移近 3 萬人（來源48） | 48 |</w:t>
-        <w:br/>
-        <w:t>| 8 月 8 日 | 以色列「接管加薩城」決定（來源52） | 52 |</w:t>
-        <w:br/>
-        <w:t>| 8 月 22 日 | 以軍持續加強加薩城軍事行動（來源53） | 53 |</w:t>
-        <w:br/>
-        <w:t>| 9 月 23 日 | 以軍控制加薩 75% 面積（至 7 月）（來源59） | 59 |</w:t>
-        <w:br/>
-        <w:br/>
-        <w:t>**救援人員安全：** 截至 10/3，至少 562 名救援人員喪生，含 376 名聯合國工作人員（來源66）。全年安全風險貫穿：1 月醫院准入被拒（來源3）→ 3 月車隊遭襲（來源31）→ 5-6 月分發中心槍擊（來源39、45）→ 7 月強制轉移（來源48）→ 8 月軍事升級（來源52、53）。</w:t>
-        <w:br/>
-        <w:br/>
-        <w:t>### （三）人道事務：食品、藥品、飲水、邊境口岸與援助准入</w:t>
-        <w:br/>
-        <w:br/>
-        <w:t>**停火期間（1/19-3 月初）--有限改善：**</w:t>
-        <w:br/>
-        <w:t>- 超過 150 萬人領取食品包（來源18）</w:t>
-        <w:br/>
-        <w:t>- WFP 向 &gt;86 萬人分發食品包、熱餐和現金（來源18）</w:t>
-        <w:br/>
-        <w:t>- 5 家麵包店重開但僅半產能（燃料短缺）（來源8）</w:t>
-        <w:br/>
-        <w:t>- UNRWA 首次向加薩北部運送動物飼料（來源28）</w:t>
-        <w:br/>
-        <w:t>- 水井修復推進中，但缺乏備件和設備（來源18）</w:t>
-        <w:br/>
-        <w:t>- WFP 向 19 萬人提供現金援助（來源29）</w:t>
-        <w:br/>
-        <w:t>- 但：醫院准入仍被拒（來源3）、燃料仍短缺（來源8）</w:t>
-        <w:br/>
-        <w:br/>
-        <w:t>**停火破裂後（4 月起）--系統性惡化：**</w:t>
-        <w:br/>
-        <w:t>- 4 月：邊境連續四周禁止所有援助（來源33）</w:t>
-        <w:br/>
-        <w:t>- 4 月下旬：封鎖超 50 天，人口即將斷糧（來源36）</w:t>
-        <w:br/>
-        <w:t>- 5 月：弗莱彻定性「集體處罰」（來源37）</w:t>
-        <w:br/>
-        <w:t>- 6 月：18 項協調中 8 項被拒、4 項取消（來源42）；&gt;20 次搶修被拒（來源43）；通信全面中斷（來源41）</w:t>
-        <w:br/>
-        <w:t>- 6 月：近 400 次協調中 44% 被拒、10% 受阻、僅 1/3 執行（來源51）</w:t>
-        <w:br/>
-        <w:t>- 7 月：**連續 17 週無燃料**--保溫箱停運、救護車癱瘓、飲用水無法淨化（來源49）</w:t>
-        <w:br/>
-        <w:t>- 7 月：170 卡車衛生物資未獲准入（來源50）</w:t>
-        <w:br/>
-        <w:t>- 10 月：聯合國備妥 **17 萬噸**物資「可隨時運入」但仍待准入（來源65）</w:t>
-        <w:br/>
-        <w:br/>
-        <w:t>&gt; **核心結構性困局：** 10 月的 17 萬噸備妥物資（來源65）與 562 名救援人員喪生（來源66）並列，凸顯「物資在邊境外、需求在邊境內」的矛盾。准入限制是 2025 年人道危機最根本的結構性原因。</w:t>
-        <w:br/>
-        <w:br/>
-        <w:t>### （四）醫療衛生：醫院運作、物資短缺、病患轉送與醫護安全</w:t>
-        <w:br/>
-        <w:br/>
-        <w:t>| 時期 | 醫療狀況 | 來源 |</w:t>
-        <w:br/>
-        <w:t>| --- | --- | --- |</w:t>
-        <w:br/>
-        <w:t>| 1 月 14 日 | 奧達醫院運行受限、印尼醫院設備被破壞（來源4）；聯合國人員兩次進入醫院被拒（來源3）；WHO 向希法醫院供 9,700 升燃料及血液（來源5） | 3、4、5 |</w:t>
-        <w:br/>
-        <w:t>| 2 月 26 日 | 6 名兒童因嚴寒死亡（累計冬季 15 名）（來源27） | 27 |</w:t>
-        <w:br/>
-        <w:t>| 3 月 23 日 | 以軍襲擊醫療車隊，15 名醫護/人道工作者喪生（來源31） | 31 |</w:t>
-        <w:br/>
-        <w:t>| 4 月 1 日 | 紅新月會 &gt;50% 救護車無法運行（缺燃料/設備損壞）（來源35） | 35 |</w:t>
-        <w:br/>
-        <w:t>| 7 月 3 日 | 17 週無燃料→保溫箱停運、救護車癱瘓（來源49）；70 萬女性月經危機（來源50） | 49、50 |</w:t>
-        <w:br/>
-        <w:t>| 8 月 22 日 | 兒童截肢率攀升至全球最高（來源53） | 53 |</w:t>
-        <w:br/>
-        <w:t>| 10 月 3 日 | WHO 緊急轉運 3 名危重新生兒；第 4 名嬰兒在轉移前死亡（來源67） | 67 |</w:t>
-        <w:br/>
-        <w:br/>
-        <w:t>&gt; **傳導鏈：** 燃料/物資短缺 → 設備停擺 → 病患無法轉送 → 死亡。10/3 第 4 名新生兒在等待轉移中死亡（來源67）是全年醫療體系崩潰的具體縮影。</w:t>
-        <w:br/>
-        <w:br/>
-        <w:t>### （五）國際組織：聲明、數據與行動</w:t>
-        <w:br/>
-        <w:br/>
-        <w:t>| 組織 | 關鍵行動/聲明（2025 年） | 來源 |</w:t>
-        <w:br/>
-        <w:t>| --- | --- | --- |</w:t>
-        <w:br/>
-        <w:t>| 聯合國秘書長（古特雷斯） | 1/15 歡迎停火；2/11 避免戰火重燃；7/3 呼籲永久停火；8/8 震驚「接管加薩城」；8/22 飢荒＝「人性失敗」；10/3 歡迎哈馬斯釋放意旨 | 9、16、47、52、54、64 |</w:t>
-        <w:br/>
-        <w:t>| OCHA（人道協調廳） | 1/9 收容所遭襲；2/11 &gt;150 萬人領食品；6/13 援助通道警告；10/3 562 名救援人員喪生 | 1、18、40、66 |</w:t>
-        <w:br/>
-        <w:t>| WHO（世衛組織） | 1/14 供希法醫院燃料與血液；10/3 緊急轉運新生兒 | 5、67 |</w:t>
-        <w:br/>
-        <w:t>| UNRWA | 1/19 持續工作；2/26 首次運送北部飼料；6/13 譴責「援助武器化」 | 14、28、44 |</w:t>
-        <w:br/>
-        <w:t>| WFP | 1/14 麵包店重開；2/11 &gt;86 萬人食品分發；2/26 19 萬現金 | 8、18、29 |</w:t>
-        <w:br/>
-        <w:t>| 人權高級專員（蒂尔克） | 3/23 譴責醫療車隊遭襲；4/1 暴行罪特徵；8/22 飢荒＝政策直接後果 | 31、32、56 |</w:t>
-        <w:br/>
-        <w:t>| 獨立調查委員會 | 9/23 種族滅絕報告，點名 6 名部長（加蘭特、卡茨、斯莫特里奇、斯特羅克、本格維爾、內塔尼亞胡） | 57-62 |</w:t>
-        <w:br/>
-        <w:t>| 安理會 | 5/31 美國否決停火決議；9/29 第 35 次報告（定居點擴張、加薩「接近崩潰」） | 39、63 |</w:t>
-        <w:br/>
-        <w:t>| IPC（糧安階段分類） | 8/22 飢荒評估報告發布（來源54 提及） | 54 |</w:t>
-        <w:br/>
-        <w:br/>
-        <w:t>### （六）綜合研析：停火→人道准入傳導鏈</w:t>
-        <w:br/>
-        <w:br/>
-        <w:t>**正向傳導（1 月停火期間）：**</w:t>
-        <w:br/>
-        <w:t>停火達成（1/19）→ 邊境有限開放 → 援助規模「顯著增加」（來源14）→ &gt;150 萬人領食品（來源18）→ 麵包店重開、水井修復（來源8、18）</w:t>
-        <w:br/>
-        <w:br/>
-        <w:t>**但停火期間仍有結構性限制：**</w:t>
-        <w:br/>
-        <w:t>- 醫院准入被拒（來源3）</w:t>
-        <w:br/>
-        <w:t>- 燃料仍短缺，麵包店僅半產能（來源8）</w:t>
-        <w:br/>
-        <w:t>- 水井修復缺乏備件（來源18）</w:t>
-        <w:br/>
-        <w:br/>
-        <w:t>**負向傳導（3 月破裂後）：**</w:t>
-        <w:br/>
-        <w:t>停火破裂（~3/23 後）→ 邊境全面關閉（來源33）→ 封鎖 50+ 天（來源36）→ 44% 協調被拒（來源51）→ 17 週無燃料（來源49）→ IPC 飢荒確認（來源54）</w:t>
-        <w:br/>
-        <w:br/>
-        <w:t>**10 月現狀：**</w:t>
-        <w:br/>
-        <w:t>17 萬噸物資備妥但待准入（來源65）+ 562 名救援人員喪生（來源66）+ 嬰兒死亡（來源67）</w:t>
-        <w:br/>
-        <w:br/>
-        <w:t>&gt; **核心結論：** 停火協議對人道處境的改善是「真實但短暫且不充分」的。1-2 月援助確有顯著增加，但關鍵環節（醫院准入、燃料）仍受限。破裂後迅速回退。10 月「物資備妥」與「人員喪生」並列，說明瓶頸完全在「准入」與「安全」兩環，而非國際社會的預備能力。</w:t>
-        <w:br/>
-        <w:br/>
-        <w:t>---</w:t>
-        <w:br/>
-        <w:br/>
-        <w:t>## 三、10 月重點深析（現有資料範圍）</w:t>
-        <w:br/>
-        <w:br/>
-        <w:t>10 月僅 10/3 一天有 4 則片段，集中呈現以下四個面向：</w:t>
-        <w:br/>
-        <w:br/>
-        <w:t>### 1. 人質釋放意旨（政治外交）</w:t>
-        <w:br/>
-        <w:t>哈馬斯發表聲明宣布準備釋放人質，古特雷斯表示「歡迎並感到鼓舞」（來源64）。這是 3 月停火破裂後首次出現哈馬斯主動釋放意旨，具有談判突破的潛在意義。</w:t>
-        <w:br/>
-        <w:t>- **未決：** 是否已有具體時間表？以色列是否同意？是否伴隨囚犯釋放？現有資料無後續。</w:t>
-        <w:br/>
-        <w:br/>
-        <w:t>### 2. 17 萬噸物資備妥（人道事務）</w:t>
-        <w:br/>
-        <w:t>聯合國及合作夥伴已準備約 17 萬噸食品、藥品、帳篷等物資，「可隨時運入加薩」（來源65）。</w:t>
-        <w:br/>
-        <w:t>- **關鍵：** 「可隨時運入」的前提是准入許可。歷史上 44% 協調被拒（來源51）、20+ 次搶修被拒（來源43）的紀錄表明，「備妥」≠「進入」。</w:t>
-        <w:br/>
-        <w:t>- **對比：** 遠超 1 月停火期間的援助規模（&gt;86 萬人分發，來源18），說明國際預備能力已到位。</w:t>
-        <w:br/>
-        <w:br/>
-        <w:t>### 3. 救援人員傷亡（國際安全）</w:t>
-        <w:br/>
-        <w:t>至少 562 名救援人員喪生，含 376 名聯合國工作人員（來源66）。</w:t>
-        <w:br/>
-        <w:t>- **意義：** 人道基礎設施的人力基礎被持續摧毀，即使停火恢復，恢復週期將極長。</w:t>
-        <w:br/>
-        <w:br/>
-        <w:t>### 4. 新生兒緊急轉運（醫療衛生）</w:t>
-        <w:br/>
-        <w:t>WHO 組織 3 名危重新生兒從赫魯醫院轉至阿克薩醫院；第 4 名嬰兒在轉移前死亡（來源67）。</w:t>
-        <w:br/>
-        <w:t>- **意義：** 一線醫療能力已降至「單個嬰兒的生命都無法保障」的層級。</w:t>
-        <w:br/>
-        <w:br/>
-        <w:t>&gt; **10 月整體評估：** 正面信號（釋放意旨 + 物資備妥）與悲觀現實（562 人喪生 + 嬰兒死亡）並存。在現有資料中，10 月呈現「外交微光」與「人道深淵」的極端對比。</w:t>
-        <w:br/>
-        <w:br/>
-        <w:t>---</w:t>
-        <w:br/>
-        <w:br/>
-        <w:t>## 四、SWOT 分析</w:t>
-        <w:br/>
-        <w:br/>
-        <w:t>| 維度 | 面向 | 主要內容 | 來源 |</w:t>
-        <w:br/>
-        <w:t>| --- | --- | --- | --- |</w:t>
-        <w:br/>
-        <w:t>| Strength（優勢） | 國際調解機制 | 埃及、卡達、美國三方調解在 1 月成功促成停火（來源9），機制已被驗證有效；10 月哈馬斯再次釋放意旨（來源64）顯示調解渠道仍具生命力 | 9、64 |</w:t>
-        <w:br/>
-        <w:t>| Strength（優勢） | 國際預備能力 | 聯合國及合作夥伴已備妥 17 萬噸物資「可隨時運入」（來源65），援助供應鏈備貨端已非瓶頸 | 65 |</w:t>
-        <w:br/>
-        <w:t>| Strength（優勢） | 國際法律與道義壓力 | 獨立調查委員會種族滅絕報告（來源57-58）、IPC 飢荒確認（來源54）、安理會多次報告（來源63）形成持續法律壓力 | 54、57、58、63 |</w:t>
-        <w:br/>
-        <w:t>| Weakness（劣勢） | 准入與安全 | 邊境准入是全年最核心結構性障礙：17 週無燃料（來源49）、6 月 44% 協調被拒（來源51）、10 月 17 萬噸仍在境外（來源65）；通信中斷（來源41）阻斷救援協調 | 41、49、51、65 |</w:t>
-        <w:br/>
-        <w:t>| Weakness（劣勢） | 停火機制脆弱性 | 從達成（1/19）到破裂（~3/23 後）僅約 2 個月（來源30→36）；每次震盪伴隨立即軍事升級和人道惡化（來源31→38→39） | 30、31、36、38、39 |</w:t>
-        <w:br/>
-        <w:t>| Weakness（劣勢） | 國際決策癱瘓 | 美國安理會否決（來源39）阻斷集體安全機制；以色列「接管加薩城」（來源52）表明單方面行動不受約束 | 39、52 |</w:t>
-        <w:br/>
-        <w:t>| Opportunity（機會） | 10 月釋放意旨 | 哈馬斯主動宣布準備釋放人質（來源64），若結合 17 萬噸物資准入（來源65），可能形成「人質→停火→援助」正向循環 | 64、65 |</w:t>
-        <w:br/>
-        <w:t>| Opportunity（機會） | 國際法律框架深化 | 種族滅絕報告（來源57-58）與 IPC 飢荒確認（來源54）為國際法院訴訟、制裁或強制機制提供法理基礎 | 54、57、58 |</w:t>
-        <w:br/>
-        <w:t>| Threat（威脅） | 衝突再升級 | 以軍控制 75% 面積（來源59）、加薩城軍事行動持續（來源53）、8 月「接管加薩城」（來源52）指向單方面軍事推進 | 52、53、59 |</w:t>
-        <w:br/>
-        <w:t>| Threat（威脅） | 醫療體系不可逆損毀 | 兒童截肢率全球最高（來源53）、562 名救援人員喪生（來源66）、17 週無燃料（來源49）--損毀具長期不可逆性 | 49、53、66 |</w:t>
-        <w:br/>
-        <w:t>| Threat（威脅） | 約旦河西岸惡化 | 4 萬人流離失所（來源24）、50 餘人喪生（來源25）、定居點擴張加快（來源60、63）--可能形成「雙線惡化」 | 24、25、60、63 |</w:t>
-        <w:br/>
-        <w:br/>
-        <w:t>---</w:t>
-        <w:br/>
-        <w:br/>
-        <w:t>## 五、四類後續風險辨識（持續追蹤）</w:t>
-        <w:br/>
-        <w:br/>
-        <w:t>### 風險一：談判破裂</w:t>
-        <w:br/>
-        <w:br/>
-        <w:t>| 風險指標 | 現狀 | 來源 |</w:t>
-        <w:br/>
-        <w:t>| --- | --- | --- |</w:t>
-        <w:br/>
-        <w:t>| 10 月意旨是否落實 | 資料截止 10/3，無後續執行紀錄 | 64 |</w:t>
-        <w:br/>
-        <w:t>| 前車之鑑 | 1 月停火從達成到破裂僅約 2 個月 | 30、36 |</w:t>
-        <w:br/>
-        <w:t>| 關鍵一票阻斷 | 美國安理會否決紀錄 | 39 |</w:t>
-        <w:br/>
-        <w:t>| 以色列單方面行動 | 「接管加薩城」決定表明不受停火框架約束 | 52 |</w:t>
-        <w:br/>
-        <w:br/>
-        <w:t>**評估：** 意旨≠承諾，承諾≠執行。若 11 月無實質交換行動，談判破裂風險極高。現有資料無法排除此風險。</w:t>
-        <w:br/>
-        <w:br/>
-        <w:t>### 風險二：援助持續受阻</w:t>
-        <w:br/>
-        <w:br/>
-        <w:t>| 風險指標 | 現狀 | 來源 |</w:t>
-        <w:br/>
-        <w:t>| --- | --- | --- |</w:t>
-        <w:br/>
-        <w:t>| 17 萬噸物資狀態 | 「可隨時運入」但無准入確認 | 65 |</w:t>
-        <w:br/>
-        <w:t>| 歷史拒絕率 | 6 月 44% 協調被拒 | 51 |</w:t>
-        <w:br/>
-        <w:t>| 搶修被拒 | 4 月以來 &gt;20 次被拒 | 43 |</w:t>
-        <w:br/>
-        <w:t>| 燃料斷供 | 17 週無燃料（7 月數據） | 49 |</w:t>
-        <w:br/>
-        <w:br/>
-        <w:t>**評估：** 即使政治條件未變，物資仍將堆積在邊境。17 萬噸是否已運入加薩，現有資料不足以判斷。</w:t>
-        <w:br/>
-        <w:br/>
-        <w:t>### 風險三：醫療體系惡化</w:t>
-        <w:br/>
-        <w:br/>
-        <w:t>| 風險指標 | 現狀 | 來源 |</w:t>
-        <w:br/>
-        <w:t>| --- | --- | --- |</w:t>
-        <w:br/>
-        <w:t>| 不可逆損毀 | 兒童截肢率全球最高 | 53 |</w:t>
-        <w:br/>
-        <w:t>| 人力基礎摧毀 | 562 名救援人員喪生（含 376 聯合國） | 66 |</w:t>
-        <w:br/>
-        <w:t>| 基本功能喪失 | 保溫箱停運、救護車癱瘓（17 週無燃料） | 49 |</w:t>
-        <w:br/>
-        <w:t>| 最極端案例 | 新生兒在等待轉移中死亡 | 67 |</w:t>
-        <w:br/>
-        <w:br/>
-        <w:t>**評估：** 指標已越過「危機」門檻，進入「不可逆損毀」領域。即使立即恢復援助，醫療體系恢復週期將以年計。</w:t>
-        <w:br/>
-        <w:br/>
-        <w:t>### 風險四：衝突再升級</w:t>
-        <w:br/>
-        <w:br/>
-        <w:t>| 風險指標 | 現狀 | 來源 |</w:t>
-        <w:br/>
-        <w:t>| --- | --- | --- |</w:t>
-        <w:br/>
-        <w:t>| 軍事推進 | 以軍控制 75% 面積（至 7 月） | 59 |</w:t>
-        <w:br/>
-        <w:t>| 加薩城行動 | 8 月「接管」決定 + 軍事行動持續 | 52、53 |</w:t>
-        <w:br/>
-        <w:t>| 雙線惡化 | 西岸 4 萬人流離失所、定居點擴張加快 | 24、60、63 |</w:t>
-        <w:br/>
-        <w:t>| 法律定性升級 | 種族滅絕報告點名 6 名部長 | 57-62 |</w:t>
-        <w:br/>
-        <w:br/>
-        <w:t>**評估：** 單方面軍事推進趨勢明確。西岸同步惡化可能使加薩停火框架（即使存在）更加脆弱。古特雷斯 8/22 強調「行動的時間不是明天--而是現在」（來源55），暗示形勢已無緩衝空間。</w:t>
-        <w:br/>
-        <w:br/>
-        <w:t>---</w:t>
-        <w:br/>
-        <w:br/>
-        <w:t>## 六、資料缺口與持續追蹤建議</w:t>
-        <w:br/>
-        <w:br/>
-        <w:t>| 缺口 | 影響 | 建議追蹤方向 |</w:t>
-        <w:br/>
-        <w:t>| --- | --- | --- |</w:t>
-        <w:br/>
-        <w:t>| 2025 年 3 月（停火破裂過渡期）僅 2 則片段 | 無法精確判斷破裂直接觸發事件與各方談判立場全貌 | 補充 3 月下旬至 4 月初談判紀錄與軍事行動時間線 |</w:t>
-        <w:br/>
-        <w:t>| **2025 年 11-12 月完全空白** | 無法確認 10 月釋放意旨是否落實、17 萬噸物資是否運入、安理會後續 | **最高優先級：** 持續追蹤 11 月安理會會議、哈馬斯/以色列聲明、OCHA 週報 |</w:t>
-        <w:br/>
-        <w:t>| 以色列官方立場直接引述缺失 | 以方談判條件與安全顧慮較少呈現 | 補充以色列政府聲明、國防部公告及以方媒體報導 |</w:t>
-        <w:br/>
-        <w:t>| 美/卡/埃調解方具體條件有限 | 來源 9 僅提及三方貢獻，未列明交換條件 | 補充多哈/開羅談判紀要及美方官方聲明 |</w:t>
-        <w:br/>
-        <w:t>| 10 月僅 10/3 一天 | 10 月整體進展（是否有 10/15、10/31 等關鍵日）無數據 | 追蹤 10 月下旬安理會、WFP/OCHA 週報 |</w:t>
-        <w:br/>
-        <w:br/>
-        <w:t>### 未決問題清單（待後續資料確認）</w:t>
-        <w:br/>
-        <w:br/>
-        <w:t>1. **10/3 哈馬斯釋放意旨是否轉為實質執行？**（來源64 為最後紀錄）</w:t>
-        <w:br/>
-        <w:t>2. **17 萬噸備妥物資是否已運入加薩？**（來源65 僅述「可隨時運入」）</w:t>
-        <w:br/>
-        <w:t>3. **停火破裂（3/23）直接觸發事件與各方談判立場全貌？**（來源31 為 3 月唯一直接記載）</w:t>
+        <w:t>3 月唯一直接記載）</w:t>
         <w:br/>
         <w:t>4. **11-12 月安理會會議、哈馬斯/以色列聲明及 OCHA 週報後續？**（完全空白）</w:t>
         <w:br/>
@@ -3593,6 +7305,325 @@
         <w:br/>
         <w:t>*本報告基於 19 份文件、67 個片段（來源 1-67）撰寫，時間範圍 2025-01-14 至 2025-10-03。所有具體事實均標註來源編號。2025 年 11-12 月資料完全空白，無法對第四季度後續進展做出判斷。以色列官方立場直接引述在現有資料中缺失，相關分析以聯合國及人道機構視角為主。*</w:t>
         <w:br/>
+        <w:t>user: 去年加薩衝突持續造成重大平民傷亡與人道危機，停火談判、人質釋放及人道援助准入逐漸形成彼此連動的重要議題。10月間哈馬斯表示準備釋放人質並展開對話，聯合國秘書長古特雷斯對此表示歡迎，卡達與埃及亦持續參與調解；同時聯合國已備妥大批食品、藥品及帳篷等物資，但軍事行動、邊境准入、安全通行及醫療系統惡化仍限制援助落實。請持續蒐集去年加薩停火、人質談判、人道援助及平民保護相關資訊。**政治外交部門**掌握以色列、哈馬斯、美國、卡達、埃及及其他調解方之停火方案、人質交換條件與談判進展；**國際安全部門**追蹤空襲、地面軍事行動、停火違規及對平民與救援人員造成之安全影響；**人道事務部門**掌握食品、藥品、飲水、避難、邊境口岸與援助物資進入情形；**醫療衛生部門**追蹤醫院運作、醫療物資短缺、病患轉送及醫護人員安全；**國際組織部門**蒐集聯合國、人道協調廳、世衛組織及相關機構之聲明、數據與行動；**綜合研析部門**整合上述資訊，分析停火與人質談判是否實際改善人道准入與平民處境，辨識外交進展、軍事行動與人道情勢間之傳導關係，並提出談判破裂、援助受阻、醫療體系惡化及衝突再升級等後續風險。</w:t>
+        <w:br/>
+        <w:t>assistant: # 2025 年加薩停火、人質談判與人道援助持續追蹤報告（本次更新）</w:t>
+        <w:br/>
+        <w:br/>
+        <w:t>&gt; **本次更新範圍：** 2025-01-15 至 2025-02-16（3 個活動日）</w:t>
+        <w:br/>
+        <w:t>&gt; **資料規模：** 3 份文件、8 個片段（來源 1-8）</w:t>
+        <w:br/>
+        <w:t>&gt; **視角：** 全部為聯合國秘書長（古特雷斯）及其發言人聲明</w:t>
+        <w:br/>
+        <w:br/>
+        <w:t>---</w:t>
+        <w:br/>
+        <w:br/>
+        <w:t>## 一、資料概況</w:t>
+        <w:br/>
+        <w:br/>
+        <w:t>| 指標 | 數值 |</w:t>
+        <w:br/>
+        <w:t>| --- | --- |</w:t>
+        <w:br/>
+        <w:t>| 文件數（docs） | 3 |</w:t>
+        <w:br/>
+        <w:t>| 片段數（snips） | 8 |</w:t>
+        <w:br/>
+        <w:t>| 活動日數 | 3（1/15、2/11、2/16） |</w:t>
+        <w:br/>
+        <w:t>| 月份分布 | 2025-01：1 則；2025-02：2 則 |</w:t>
+        <w:br/>
+        <w:t>| 季度分布 | 2025-Q1：3 則 |</w:t>
+        <w:br/>
+        <w:t>| 時間跨度 | 2025-01-15 → 2025-02-16 |</w:t>
+        <w:br/>
+        <w:br/>
+        <w:t>**重要說明：** 本次收到的 8 則片段全部聚焦於**政治外交維度**（停火協議狀態、人質交換、古特雷斯聲明），且視角集中於聯合國秘書長一線。OCHA、WHO、UNRWA、WFP 等機構的具體數據，以色列、卡達、埃及的官方立場，以及軍事行動、人道援助准入、醫療衛生等維度，在本次資料中**均無直接記載**。以下分析嚴格限於來源 1-8 所载內容，超出部分以對話歷史已有判斷為參照標註。</w:t>
+        <w:br/>
+        <w:br/>
+        <w:t>---</w:t>
+        <w:br/>
+        <w:br/>
+        <w:t>## 二、事件時間線（依日期）</w:t>
+        <w:br/>
+        <w:br/>
+        <w:t>| 日期 | 事件概述 | 來源 |</w:t>
+        <w:br/>
+        <w:t>| --- | --- | --- |</w:t>
+        <w:br/>
+        <w:t>| 2025-01-15 | 加薩停火及釋放人質協議達成；古特雷斯重申「結束佔領並通過談判實現兩國方案，使以色列和巴勒斯坦在國際法、聯合國決議和既往協議框架內和平共處」是「緊迫而重要的任務」（來源1） | 1 |</w:t>
+        <w:br/>
+        <w:t>| 2025-01-19 | 停火協議正式生效；首次人質與囚犯交換完成，屬於協議「第一階段的重要組成部分」（來源2） | 2 |</w:t>
+        <w:br/>
+        <w:t>| 2025-02-11 | 古特雷斯強調「必須竭盡全力避免加薩地帶戰火重燃」；近期報導顯示持續三周的停火協議「或將終止」（來源3）；聯合國駐日內瓦發言人戈麦斯表示恢復敵對行動將導致「嚴重的人道主義災難」，呼籲哈馬斯按計劃於「本週六」釋放人質，並敦促雙方「盡快在多哈恢復第二階段的認真談判」（來源4） | 3、4 |</w:t>
+        <w:br/>
+        <w:t>| 2025-02-16 | 三名以色列人質從加薩獲釋，作為交換，369 名巴勒斯坦囚犯獲釋（來源6）；古特雷斯對此「表示歡迎」，並肯定以哈間「持續實施的停火」（來源5）；協議細節確認：共分三階段，第一階段含以軍撤離居民區、允許巴勒斯坦人返回家園、大幅增加援助物資進入數量（來源7）；聯合國聲明將「繼續全力支持該協議的落實，包括為向加薩提供急需的人道主義援助創造必要條件」（來源8） | 5、6、7、8 |</w:t>
+        <w:br/>
+        <w:br/>
+        <w:t>**時間線解讀：** 三則活動日呈現清晰的「達成 → 震盪 → 維持」短週期軌跡。1/15 達成至 2/11 出現終止風險，間隔僅約 4 週；2/11 風險出現後 5 天（2/16），交換如期完成、停火維持。這與對話歷史中「1 月停火從達成到 3 月破裂僅約 2 個月」的判斷一致，2 月的震盪為後續 3 月破裂提供了早期信號。</w:t>
+        <w:br/>
+        <w:br/>
+        <w:t>---</w:t>
+        <w:br/>
+        <w:br/>
+        <w:t>## 三、六部門框架對接（本次資料覆蓋狀況）</w:t>
+        <w:br/>
+        <w:br/>
+        <w:t>| 部門 | 覆蓋狀態 | 主要內容 | 來源 |</w:t>
+        <w:br/>
+        <w:t>| --- | --- | --- | --- |</w:t>
+        <w:br/>
+        <w:t>| 政治外交 | 有覆蓋 | 停火協議三階段框架確認（來源7）；2/16 第二輪交換完成：3 名人質換 369 名囚犯（來源6）；2/11 停火或終止風險 + 多哈第二階段談判呼喚（來源3、4）；古特雷斯「兩國方案」定位（來源1） | 1、2、3、4、5、6、7、8 |</w:t>
+        <w:br/>
+        <w:t>| 國際安全 | 資料不足 | 本次 8 則片段無任何軍事行動、空襲、地面部隊、停火違規事件的具體記載。2/11 僅以「或將終止」概括性提及風險（來源3），未涉及具體軍事事件 | 3 |</w:t>
+        <w:br/>
+        <w:t>| 人道事務 | 資料不足 | 僅有原則性表述：協議第一階段含「大幅增加進入被占領土的援助物資數量」（來源7）；聯合國將「為向加薩提供急需的人道主義援助創造必要條件」（來源8）。無食品/藥品/飲水/邊境口岸具體數據 | 7、8 |</w:t>
+        <w:br/>
+        <w:t>| 醫療衛生 | 無資料 | 本次 8 則片段中無任何醫院運作、物資短缺、病患轉運、醫護安全相關內容 | - |</w:t>
+        <w:br/>
+        <w:t>| 國際組織 | 有限覆蓋 | 僅聯合國秘書長及發言人（戈麦斯）的聲明（來源1、3、4、5、8）。OCHA、WHO、UNRWA、WFP、IPC、安理會均無獨立記載 | 1、3、4、5、8 |</w:t>
+        <w:br/>
+        <w:t>| 綜合研析 | 可初步推導 | 停火→援助傳導鏈的「正向條件」被確認（來源7、8），但「實際執行數據」缺失；2/11 震盪→2/16 維持的短期軌跡可作為傳導鏈脆弱性例證（來源3→5） | 3、5、7、8 |</w:t>
+        <w:br/>
+        <w:br/>
+        <w:t>---</w:t>
+        <w:br/>
+        <w:br/>
+        <w:t>## 四、趨勢分析（限本次資料範圍）</w:t>
+        <w:br/>
+        <w:br/>
+        <w:t>### 4.1 停火協議的「週期性震盪」模式</w:t>
+        <w:br/>
+        <w:br/>
+        <w:t>從 8 則片段可觀察到一個明確的節奏：</w:t>
+        <w:br/>
+        <w:br/>
+        <w:t>- **1/15 達成 → 1/19 生效 → 2/11 震盪（或終止）→ 2/16 恢復（交換完成、停火維持）**</w:t>
+        <w:br/>
+        <w:br/>
+        <w:t>每一次震盪的觸發條件在資料中未明載（來源3 僅稱「近期有報導稱…或將終止」），但古特雷斯每次干預的訴求高度一致：**呼籲雙方履行承諾 + 推進下一階段談判**（來源1、4、8）。這表明聯合國秘書長的角色定位是「維持者」而非「調解者」--後者由埃及、卡達、美國承擔（來源1 提及「兩國方案」框架，但未點名調解方）。</w:t>
+        <w:br/>
+        <w:br/>
+        <w:t>### 4.2 人質交換作為停火「錨點」</w:t>
+        <w:br/>
+        <w:br/>
+        <w:t>- 1/19 首次交換（來源2）→ 2/16 第二輪 3 換 369（來源6）</w:t>
+        <w:br/>
+        <w:t>- 2/11 震盪期間，古特雷斯「呼籲哈馬斯按計劃於本週六釋放人質」（來源4）--這表明**人質釋放時間表本身成為停火是否維持的核心指標**</w:t>
+        <w:br/>
+        <w:t>- 2/16 交換如期完成後，古特雷斯立即「表示歡迎」（來源5），停火被描述為「持續實施」（來源5）</w:t>
+        <w:br/>
+        <w:br/>
+        <w:t>**推導：** 在 1-2 月的資料中，人質交換與停火維持呈現高度耦合關係。一旦交換暫停，停火即面臨終止風險（來源3、4）；交換完成，停火即被確認維持（來源5）。這為後續「停火→人道准入傳導鏈」中的「人質環節」提供了早期機制證據。</w:t>
+        <w:br/>
+        <w:br/>
+        <w:t>### 4.3 人道援助：「承諾」與「執行」的落差</w:t>
+        <w:br/>
+        <w:br/>
+        <w:t>- 協議明文要求「大幅增加援助物資」（來源7）</w:t>
+        <w:br/>
+        <w:t>- 聯合國承諾「創造必要條件」（來源8）</w:t>
+        <w:br/>
+        <w:t>- 但本次資料中**無任何具體數字**（無卡車數、無受益人數、無口岸開放狀態）</w:t>
+        <w:br/>
+        <w:br/>
+        <w:t>這與對話歷史中 1-2 月「&gt;150 萬人領食品」（歷史來源18）、「&gt;86 萬人食品分發」（歷史來源18）的數據形成對照--本次收到的 3 份文件僅記錄了「承諾層面」，未涵蓋「執行數據層面」。</w:t>
+        <w:br/>
+        <w:br/>
+        <w:t>### 4.4 與對話歷史的對接與增量</w:t>
+        <w:br/>
+        <w:br/>
+        <w:t>| 對話歷史已有判斷 | 本次資料對應 | 增量/確認 |</w:t>
+        <w:br/>
+        <w:t>| --- | --- | --- |</w:t>
+        <w:br/>
+        <w:t>| 1/15 停火達成（歷史來源9） | 來源1 確認古特雷斯「兩國方案」定位 | 確認，新增「國際法框架」表述 |</w:t>
+        <w:br/>
+        <w:t>| 協議三階段（歷史來源21） | 來源7 確認三階段 + 第一階段具體內容（撤軍、返回、援助） | 確認，新增「允許巴勒斯坦人返回家園」細節 |</w:t>
+        <w:br/>
+        <w:t>| 2/11 震盪（歷史來源16、17） | 來源3、4 完整記錄震盪內容與古特雷斯訴求 | 確認，新增「戈麦斯」發言及「嚴重人道主義災難」定性 |</w:t>
+        <w:br/>
+        <w:t>| 2/16 3 換 369（歷史來源20） | 來源6 完整記錄交換數字 | 確認 |</w:t>
+        <w:br/>
+        <w:t>| 聯合國支持落實 | 來源8 明確「創造必要條件」 | 新增具體表述 |</w:t>
+        <w:br/>
+        <w:br/>
+        <w:t>**本次未覆蓋但對話歷史已確立的內容（不受影響）：** 3/23 停火破裂（歷史來源31）、4 月封鎖（歷史來源33、36）、5 月空襲（歷史來源38）、6 月 44% 被拒（歷史來源51）、7 月 17 週無燃料（歷史來源49）、8 月接管加薩城（歷史來源52）、10 月 17 萬噸備妥（歷史來源65）等。</w:t>
+        <w:br/>
+        <w:br/>
+        <w:t>---</w:t>
+        <w:br/>
+        <w:br/>
+        <w:t>## 五、SWOT 分析（限來源 1-8 可支撐範圍）</w:t>
+        <w:br/>
+        <w:br/>
+        <w:t>| 維度 | 面向 | 主要內容 | 來源 |</w:t>
+        <w:br/>
+        <w:t>| --- | --- | --- | --- |</w:t>
+        <w:br/>
+        <w:t>| Strength（優勢） | 停火協議結構化設計 | 協議分三階段，第一階段含撤軍、返回家園、增加援助（來源7），提供明確的「停火→准入」傳導路徑；聯合國承諾「創造必要條件」（來源8） | 7、8 |</w:t>
+        <w:br/>
+        <w:t>| Strength（優勢） | 人質交換機制運行 | 1/19 首次交換（來源2）→ 2/16 第二輪 3 換 369（來源6）如期完成，顯示機制在短週期內可重複運作 | 2、6 |</w:t>
+        <w:br/>
+        <w:t>| Strength（優勢） | 國際法框架定位 | 古特雷斯將停火置於「國際法、聯合國決議和既往協議」框架下（來源1），為後續法律追訴與集體行動提供話術基礎 | 1 |</w:t>
+        <w:br/>
+        <w:t>| Weakness（劣勢） | 停火維持窗口極短 | 1/19 生效至 2/11 即面臨終止風險，間隔僅 23 天（來源2→3）；震盪與維持交替出現 | 2、3 |</w:t>
+        <w:br/>
+        <w:t>| Weakness（劣勢） | 聯合國角色受限於「呼籲」 | 古特雷斯及發言人的行動均為「呼籲」「敦促」「重申」（來源1、3、4、8），無強制機制或制裁工具被提及 | 1、3、4、8 |</w:t>
+        <w:br/>
+        <w:t>| Weakness（劣勢） | 人道承諾無執行數據 | 協議要求「大幅增加援助」（來源7），但本次資料無任何受益人數、卡車數、口岸狀態等執行指標 | 7 |</w:t>
+        <w:br/>
+        <w:t>| Opportunity（機會） | 第二階段談判窗口 | 2/11 古特雷斯明確呼籲「盡快在多哈恢復第二階段的認真談判」（來源4），多哈作為談判場地已被點名，後續進展可追蹤 | 4 |</w:t>
+        <w:br/>
+        <w:t>| Opportunity（機會） | 交換機制可擴展 | 2/16 第二輪完成後停火維持（來源5），若第三輪如期推進，可累積停火時間並擴大援助窗口 | 5、6、7 |</w:t>
+        <w:br/>
+        <w:t>| Threat（威脅） | 停火終止即人道災難 | 戈麦斯明確警告「恢復敵對行動將導致嚴重的人道主義災難」（來源4），此定性在後續 3 月破裂後被證實（對話歷史判斷） | 4 |</w:t>
+        <w:br/>
+        <w:t>| Threat（威脅） | 「或將終止」的反覆性 | 2/11 已出現一次終止風險（來源3），若後續再出現類似信號，停火→准入→援助的傳導鏈將再次中斷 | 3 |</w:t>
+        <w:br/>
+        <w:br/>
+        <w:t>---</w:t>
+        <w:br/>
+        <w:br/>
+        <w:t>## 六、綜合研析：停火→人道准入傳導鏈（1-2 月階段）</w:t>
+        <w:br/>
+        <w:br/>
+        <w:t>### 6.1 正向傳導鏈（1/19-2/16）</w:t>
+        <w:br/>
+        <w:br/>
+        <w:t>```</w:t>
+        <w:br/>
+        <w:t>停火協議生效（1/19，來源2）</w:t>
+        <w:br/>
+        <w:t xml:space="preserve">  → 協議第一階段：以軍撤離 + 返回家園 + 增加援助（來源7）</w:t>
+        <w:br/>
+        <w:t xml:space="preserve">    → 人質交換如期完成（1/19 來源2；2/16 來源6）</w:t>
+        <w:br/>
+        <w:t xml:space="preserve">      → 停火維持確認（2/16，來源5）</w:t>
+        <w:br/>
+        <w:t xml:space="preserve">        → 聯合國「創造人道援助必要條件」（來源8）</w:t>
+        <w:br/>
+        <w:t>```</w:t>
+        <w:br/>
+        <w:br/>
+        <w:t>**本次資料可確認的：** 傳導鏈的「政治條件端」（停火 + 交換）在 1-2 月運作正常，且協議文本明確將「援助增加」列為第一階段義務（來源7）。</w:t>
+        <w:br/>
+        <w:br/>
+        <w:t>**本次資料無法確認的：** 傳導鏈的「執行端」（實際援助數量、口岸開放、受益人數）在本次 3 份文件中無數據。對話歷史中 1-2 月的執行數據（&gt;150 萬人、&gt;86 萬人）來自其他文件，本次未重複收錄。</w:t>
+        <w:br/>
+        <w:br/>
+        <w:t>### 6.2 負向傳導鏈（2/11 震盪）</w:t>
+        <w:br/>
+        <w:br/>
+        <w:t>```</w:t>
+        <w:br/>
+        <w:t>停火「或將終止」信號出現（2/11，來源3）</w:t>
+        <w:br/>
+        <w:t xml:space="preserve">  → 古特雷斯干預：呼籲履行 + 推進多哈談判（來源4）</w:t>
+        <w:br/>
+        <w:t xml:space="preserve">    → 5 天後交換完成、停火維持（2/16，來源5、6）</w:t>
+        <w:br/>
+        <w:t>```</w:t>
+        <w:br/>
+        <w:br/>
+        <w:t>**意義：** 2/11 是 1-2 月唯一的「負向震盪」事件。其觸發因素在本次資料中未明載（來源3 僅稱「近期有報導稱」），但古特雷斯 48 小時內的密集干預（來源3、4 同日出兩份聲明）表明聯合國將「交換是否如期完成」視為停火存亡的核心指標。</w:t>
+        <w:br/>
+        <w:br/>
+        <w:t>### 6.3 四類風險辨識（1-2 月階段）</w:t>
+        <w:br/>
+        <w:br/>
+        <w:t>| 風險類別 | 1-2 月信號 | 來源 | 風險等級（限本階段） |</w:t>
+        <w:br/>
+        <w:t>| --- | --- | --- | --- |</w:t>
+        <w:br/>
+        <w:t>| 談判破裂 | 2/11「或將終止」信號（來源3）；震盪後 5 天即恢復（來源5），但「或將終止」表述本身表明結構性脆弱 | 3、5 | 中（已發生一次但未惡化） |</w:t>
+        <w:br/>
+        <w:t>| 援助受阻 | 協議要求「大幅增加」（來源7），但本次無執行數據；「創造必要條件」（來源8）暗示條件尚不具備 | 7、8 | 未知（資料不足） |</w:t>
+        <w:br/>
+        <w:t>| 醫療體系惡化 | 本次 8 則片段無任何醫療相關內容 | - | 無數據 |</w:t>
+        <w:br/>
+        <w:t>| 衝突再升級 | 2/11 警告「嚴重人道主義災難」（來源4）為條件性警告，非已發事件 | 4 | 低（未發生） |</w:t>
+        <w:br/>
+        <w:br/>
+        <w:t>---</w:t>
+        <w:br/>
+        <w:br/>
+        <w:t>## 七、資料缺口與持續追蹤建議</w:t>
+        <w:br/>
+        <w:br/>
+        <w:t>### 7.1 本次資料的结构性缺口</w:t>
+        <w:br/>
+        <w:br/>
+        <w:t>| 缺口 | 影響 | 建議追蹤方向 |</w:t>
+        <w:br/>
+        <w:t>| --- | --- | --- |</w:t>
+        <w:br/>
+        <w:t>| 3 份文件全部為聯合國/古特雷斯視角 | 以色列、哈馬斯、卡達、埃及、美國的直接立場在本輪未覆蓋 | 補充以方國防部公告、哈馬斯聲明、卡達/埃及外交部聲明 |</w:t>
+        <w:br/>
+        <w:t>| 無 OCHA/WHO/UNRWA/WFP 獨立數據 | 人道援助執行端（食品、藥品、口岸）無本次確認 | 追蹤 OCHA 週報、WFP 分發數據、WHO 醫療報告 |</w:t>
+        <w:br/>
+        <w:t>| 2 月 17 日-12 月 31 日無資料 | 3 月破裂、4-10 月惡化鏈在本輪未覆蓋 | 按對話歷史既定的 3/23、4/1、5/9、6/13、7/3、8/8、10/3 等節點持續追蹤 |</w:t>
+        <w:br/>
+        <w:t>| 2/11 震盪的具體觸發事件未載明 | 無法判斷是軍事事件、談判僵局還是政治因素 | 補充 2 月 8-11 日各方聲明與以軍行動紀錄 |</w:t>
+        <w:br/>
+        <w:br/>
+        <w:t>### 7.2 未決問題（延續對話歷史 + 本次新增）</w:t>
+        <w:br/>
+        <w:br/>
+        <w:t>1. **2/11「或將終止」的具體觸發原因？**（來源3 僅稱「近期有報導稱」，未指明事件）</w:t>
+        <w:br/>
+        <w:t>2. **多哈第二階段談判是否於 2 月下旬如期啟動？**（來源4 呼籲「盡快」，但無後續確認）</w:t>
+        <w:br/>
+        <w:t>3. **協議第一階段「大幅增加援助」（來源7）的具體執行指標？**（本次無數據）</w:t>
+        <w:br/>
+        <w:t>4. **3 月 1 日前第一階段是否「基本按商定步驟推進」？**（對話歷史來源30 有記載，本輪未收錄，需交叉驗證）</w:t>
+        <w:br/>
+        <w:t>5. **11-12 月完全空白**（對話歷史已標註，本輪未改變）</w:t>
+        <w:br/>
+        <w:br/>
+        <w:t>### 7.3 下一輪追蹤優先級</w:t>
+        <w:br/>
+        <w:br/>
+        <w:t>| 優先級 | 追蹤方向 | 對應部門 |</w:t>
+        <w:br/>
+        <w:t>| --- | --- | --- |</w:t>
+        <w:br/>
+        <w:t>| 最高 | 3 月停火破裂直接觸發事件 + 各方談判立場全貌 | 政治外交、國際安全 |</w:t>
+        <w:br/>
+        <w:t>| 最高 | 11-12 月安理會會議、哈馬斯/以色列聲明、OCHA 週報 | 國際組織、綜合研析 |</w:t>
+        <w:br/>
+        <w:t>| 高 | 17 萬噸備妥物資准入狀態（對話歷史來源65 後續） | 人道事務 |</w:t>
+        <w:br/>
+        <w:t>| 高 | 以軍加薩城行動是否擴大（對話歷史來源52、53 後續） | 國際安全 |</w:t>
+        <w:br/>
+        <w:t>| 中 | WHO/UNRWA/WFP 2 月執行數據補充 | 人道事務、醫療衛生 |</w:t>
+        <w:br/>
+        <w:t>| 中 | 多哈第二階段談判實際進展與各方底線 | 政治外交 |</w:t>
+        <w:br/>
+        <w:br/>
+        <w:t>---</w:t>
+        <w:br/>
+        <w:br/>
+        <w:t>## 八、本次更新總結</w:t>
+        <w:br/>
+        <w:br/>
+        <w:t>本次收到的 3 份文件、8 個片段（來源 1-8）全部集中在 **2025 年 1 月 15 日至 2 月 16 日的政治外交維度**，視角統一為聯合國秘書長及其發言人。資料確認了三項核心事實：</w:t>
+        <w:br/>
+        <w:br/>
+        <w:t>1. **停火協議的結構化設計**：三階段框架，第一階段含撤軍、返回、增加援助（來源7）；</w:t>
+        <w:br/>
+        <w:t>2. **人質交換作為停火錨點**：1/19 首次 → 2/16 第二輪 3 換 369（來源2、6），交換如期 = 停火維持；</w:t>
+        <w:br/>
+        <w:t>3. **2 月 11 日震盪**：停火「或將終止」風險出現（來源3），古特雷斯 48 小時內兩度干預（來源3、4），5 天後恢復（來源5）。</w:t>
+        <w:br/>
+        <w:br/>
+        <w:t>**本次資料未涵蓋的維度：** 國際安全（軍事行動）、人道事務（具體數據）、醫療衛生、以色列/哈馬斯/卡達/埃及直接立場、3 月以降的破裂與惡化鏈。這些維度在對話歷史中已有較完整記載（歷史來源 9-67），本次未帶來增量。</w:t>
+        <w:br/>
+        <w:br/>
+        <w:t>&gt; *本報告基於本次收到的 3 份文件、8 個片段（來源 1-8）撰寫，時間範圍 2025-01-15 至 2025-02-16。所有具體事實均標註來源編號。2025 年 2 月 17 日-12 月 31 日在本次資料中無覆蓋，相關判斷僅援引對話歷史已有結論並明確標註為「對話歷史」，不作為本次新證據。*</w:t>
+        <w:br/>
         <w:br/>
         <w:t>【目前問題】</w:t>
         <w:br/>
@@ -3610,7 +7641,7 @@
         <w:t>相對時間解析基準：</w:t>
       </w:r>
       <w:r>
-        <w:t>2026-09-02T22:05:18+08:00 (Asia/Taipei；去年=2025)</w:t>
+        <w:t>2026-09-03T14:37:10+08:00 (Asia/Taipei；去年=2025)</w:t>
       </w:r>
     </w:p>
     <w:p>
@@ -3621,7 +7652,7 @@
         <w:t>精煉後問題（檢索用）：</w:t>
       </w:r>
       <w:r>
-        <w:t>持續蒐集2025年（2025-01-01至2025-12-31）加薩停火、人質談判、人道援助及平民保護相關資訊，涵蓋以色列、哈馬斯、美國、卡達、埃及、聯合國（古特雷斯）、OCHA、WHO、UNRWA、WFP等實體。依六部門框架整理：政治外交（停火方案、人質交換條件、談判進展）、國際安全（軍事行動、停火違規、平民與救援人員安全）、人道事務（食品/藥品/飲水、邊境口岸、援助准入）、醫療衛生（醫院運作、物資短缺、病患轉運、醫護安全）、國際組織（聲明、數據、行動）、綜合研析（停火→人道准入傳導鏈分析，辨識談判破裂、援助受阻、醫療體系惡化、衝突再升級四類風險）。</w:t>
+        <w:t>持續蒐集2025-01-01至2025-12-31加薩停火、人質談判、人道援助及平民保護資訊（重點時段含2025年10月），按六部門框架整理：①政治外交（以色列、哈馬斯、美國、卡達、埃及及其他調解方之停火方案、人質交換條件與談判進展）；②國際安全（空襲、地面軍事行動、停火違規、平民與救援人員安全影響）；③人道事務（食品、藥品、飲水、避難、邊境口岸、援助物資准入）；④醫療衛生（醫院運作、物資短缺、病患轉送、醫護安全）；⑤國際組織（聯合國、OCHA、WHO、UNRWA等聲明、數據與行動）；⑥綜合研析（停火→人道准入傳導鏈、外交進展與軍事行動間傳導關係、四類風險辨識：談判破裂/援助受阻/醫療體系惡化/衝突再升級、SWOT）。</w:t>
       </w:r>
     </w:p>
     <w:p>
@@ -3665,7 +7696,7 @@
         <w:t>統計概況：</w:t>
       </w:r>
       <w:r>
-        <w:t>文件數：3；片段數：8；有活動天數：3</w:t>
+        <w:t>文件數：19；片段數：67；有活動天數：18</w:t>
       </w:r>
     </w:p>
     <w:p>
@@ -3679,7 +7710,7 @@
         <w:t>核心關鍵詞：</w:t>
       </w:r>
       <w:r>
-        <w:t>加薩, 停火, 人質, 人道援助, 平民保護, 以色列, 哈馬斯, UNRWA</w:t>
+        <w:t>加薩, 停火, 人質, 人道援助, 平民保護, 以色列, 哈馬斯, 聯合國</w:t>
       </w:r>
     </w:p>
     <w:p>
@@ -3690,7 +7721,7 @@
         <w:t>代理人 ES 文本查詢工具查詢字串：</w:t>
       </w:r>
       <w:r>
-        <w:t>核心關鍵詞組如下：加薩、停火、人質、人道援助、平民保護、以色列、哈馬斯、UNRWA</w:t>
+        <w:t>核心關鍵詞組如下：加薩、停火、人質、人道援助、平民保護、以色列、哈馬斯、聯合國</w:t>
       </w:r>
     </w:p>
     <w:p>
@@ -3701,7 +7732,7 @@
         <w:t>同義／擴充關鍵詞：</w:t>
       </w:r>
       <w:r>
-        <w:t>加萨, 加薩地帶, 加萨地带, Gaza, Gaza Strip, 停戰, 停战, ceasefire, 人质, 質押者, 质押者, hostages, 人道主義援助, 人道主义援助, 人道救援, humanitarian aid, 平民保护, 保護平民, 保护平民, civilian protection, 以色列國, 以色列国, Israel, State of Israel, 哈马斯, 哈瑪斯, 哈玛斯, Hamas, 巴勒斯坦伊斯兰抵抗運動, 巴勒斯坦伊斯兰抵抗运动, 巴勒斯坦伊斯蘭抵抗運動, United Nations Relief and Works Agency for Palestine Refugees in the Near East, 聯合國近東巴勒斯坦難民救濟和工程處, 联合国近东巴勒斯坦难民救济和工程处</w:t>
+        <w:t>加萨, 加沙, 加薩地帶, 加萨地带, 加沙地帶, 加沙地带, Gaza, Gaza Strip, ceasefire, 人质, 被扣人員, 被扣人员, 被擄人員, 被掳人员, hostages, 人道主義援助, 人道主义援助, 人道救援, humanitarian aid, humanitarian assistance, 平民保护, 保護平民, 保护平民, civilian protection, 以色列國, 以色列国, Israel, 哈马斯, 哈瑪斯, 哈玛斯, Hamas, 伊斯蘭抵抗運動, 伊斯兰抵抗运动, 巴勒斯坦伊斯蘭抵抗運動, 巴勒斯坦伊斯兰抵抗运动, 联合国, UN, United Nations</w:t>
       </w:r>
     </w:p>
     <w:p>
@@ -3712,7 +7743,7 @@
         <w:t>實際使用關鍵詞（effective terms）：</w:t>
       </w:r>
       <w:r>
-        <w:t>加薩, 停火, 人質, 人道援助, 平民保護, 以色列, 哈馬斯, UNRWA, 加萨, 加薩地帶, 加萨地带, Gaza, Gaza Strip, 停戰, 停战, ceasefire, 人质, 質押者, 质押者, hostages, 人道主義援助, 人道主义援助, 人道救援, humanitarian aid, 平民保护, 保護平民, 保护平民, civilian protection, 以色列國, 以色列国, Israel, State of Israel, 哈马斯, 哈瑪斯, 哈玛斯, Hamas, 巴勒斯坦伊斯兰抵抗運動, 巴勒斯坦伊斯兰抵抗运动, 巴勒斯坦伊斯蘭抵抗運動, United Nations Relief and Works Agency for Palestine Refugees in the Near East, 聯合國近東巴勒斯坦難民救濟和工程處, 联合国近东巴勒斯坦难民救济和工程处</w:t>
+        <w:t>加薩, 停火, 人質, 人道援助, 平民保護, 以色列, 哈馬斯, 聯合國, 加萨, 加沙, 加薩地帶, 加萨地带, 加沙地帶, 加沙地带, Gaza, Gaza Strip, ceasefire, 人质, 被扣人員, 被扣人员, 被擄人員, 被掳人员, hostages, 人道主義援助, 人道主义援助, 人道救援, humanitarian aid, humanitarian assistance, 平民保护, 保護平民, 保护平民, civilian protection, 以色列國, 以色列国, Israel, 哈马斯, 哈瑪斯, 哈玛斯, Hamas, 伊斯蘭抵抗運動, 伊斯兰抵抗运动, 巴勒斯坦伊斯蘭抵抗運動, 巴勒斯坦伊斯兰抵抗运动, 联合国, UN, United Nations</w:t>
       </w:r>
     </w:p>
     <w:p>
@@ -3763,7 +7794,7 @@
         <w:t>；執行狀態：正常完成</w:t>
       </w:r>
       <w:r>
-        <w:t>；耗時：113.839 秒</w:t>
+        <w:t>；耗時：16.503 秒</w:t>
       </w:r>
     </w:p>
     <w:p>
@@ -3783,7 +7814,7 @@
         <w:t>；執行狀態：正常完成</w:t>
       </w:r>
       <w:r>
-        <w:t>；耗時：16.065 秒</w:t>
+        <w:t>；耗時：19.845 秒</w:t>
       </w:r>
     </w:p>
     <w:p>
@@ -3803,7 +7834,7 @@
         <w:t>；執行狀態：正常完成</w:t>
       </w:r>
       <w:r>
-        <w:t>；耗時：86.409 秒</w:t>
+        <w:t>；耗時：77.593 秒</w:t>
       </w:r>
     </w:p>
     <w:p>
@@ -3844,7 +7875,7 @@
         <w:t>；執行狀態：正常完成</w:t>
       </w:r>
       <w:r>
-        <w:t>；耗時：88.079 秒</w:t>
+        <w:t>；耗時：185.279 秒</w:t>
       </w:r>
     </w:p>
     <w:sectPr>

--- a/tests_code/output/phase0_test_report.docx
+++ b/tests_code/output/phase0_test_report.docx
@@ -36,7 +36,7 @@
         <w:pStyle w:val="Heading1"/>
       </w:pPr>
       <w:r>
-        <w:t>2025 年加薩停火、人質談判、人道援助與平民保護綜合研析報告</w:t>
+        <w:t>2025 年加薩停火・人質談判・人道援助・平民保護--持續蒐集報告（更新版）</w:t>
       </w:r>
     </w:p>
     <w:p/>
@@ -45,55 +45,25 @@
         <w:pStyle w:val="IntenseQuote"/>
       </w:pPr>
       <w:r>
-        <w:rPr>
-          <w:b/>
-        </w:rPr>
-        <w:t>分析範圍：</w:t>
+        <w:t xml:space="preserve">本報告基於 </w:t>
       </w:r>
-      <w:r>
-        <w:t xml:space="preserve"> 2025-01-14 至 2025-10-03（18 個活動日）</w:t>
-      </w:r>
-    </w:p>
-    <w:p>
-      <w:pPr>
-        <w:pStyle w:val="IntenseQuote"/>
-      </w:pPr>
       <w:r>
         <w:rPr>
           <w:b/>
         </w:rPr>
-        <w:t>資料規模：</w:t>
+        <w:t>7 份文件、10 個片段（來源 1-10）</w:t>
       </w:r>
       <w:r>
-        <w:t xml:space="preserve"> 19 份文件、67 個片段（來源 1-67）</w:t>
+        <w:t xml:space="preserve">，涵蓋 </w:t>
       </w:r>
-    </w:p>
-    <w:p>
-      <w:pPr>
-        <w:pStyle w:val="IntenseQuote"/>
-      </w:pPr>
       <w:r>
         <w:rPr>
           <w:b/>
         </w:rPr>
-        <w:t>六部門框架：</w:t>
+        <w:t>2025-01-14 至 2025-06-13 共 7 個活動日</w:t>
       </w:r>
       <w:r>
-        <w:t xml:space="preserve"> 政治外交 / 國際安全 / 人道事務 / 醫療衛生 / 國際組織 / 綜合研析</w:t>
-      </w:r>
-    </w:p>
-    <w:p>
-      <w:pPr>
-        <w:pStyle w:val="IntenseQuote"/>
-      </w:pPr>
-      <w:r>
-        <w:rPr>
-          <w:b/>
-        </w:rPr>
-        <w:t>重點時段：</w:t>
-      </w:r>
-      <w:r>
-        <w:t xml:space="preserve"> 2025 年 10 月（10/3 單日紀錄）</w:t>
+        <w:t>。所有具體事實均標註來源編號（1-10）。</w:t>
       </w:r>
     </w:p>
     <w:p/>
@@ -179,7 +149,7 @@
           <w:p>
             <w:r/>
             <w:r>
-              <w:t>19</w:t>
+              <w:t>7</w:t>
             </w:r>
           </w:p>
         </w:tc>
@@ -203,7 +173,7 @@
           <w:p>
             <w:r/>
             <w:r>
-              <w:t>67</w:t>
+              <w:t>10</w:t>
             </w:r>
           </w:p>
         </w:tc>
@@ -216,7 +186,7 @@
           <w:p>
             <w:r/>
             <w:r>
-              <w:t>活動日數</w:t>
+              <w:t>活動日（active_days）</w:t>
             </w:r>
           </w:p>
         </w:tc>
@@ -227,7 +197,7 @@
           <w:p>
             <w:r/>
             <w:r>
-              <w:t>18</w:t>
+              <w:t>7</w:t>
             </w:r>
           </w:p>
         </w:tc>
@@ -240,7 +210,7 @@
           <w:p>
             <w:r/>
             <w:r>
-              <w:t>時間跨度</w:t>
+              <w:t>起始日期</w:t>
             </w:r>
           </w:p>
         </w:tc>
@@ -251,7 +221,7 @@
           <w:p>
             <w:r/>
             <w:r>
-              <w:t>2025-01-14 → 2025-10-03</w:t>
+              <w:t>2025-01-14</w:t>
             </w:r>
           </w:p>
         </w:tc>
@@ -264,7 +234,7 @@
           <w:p>
             <w:r/>
             <w:r>
-              <w:t>季度分布</w:t>
+              <w:t>末日日期</w:t>
             </w:r>
           </w:p>
         </w:tc>
@@ -275,31 +245,7 @@
           <w:p>
             <w:r/>
             <w:r>
-              <w:t>Q1：6 份；Q2：6 份；Q3：6 份；Q4：1 份</w:t>
-            </w:r>
-          </w:p>
-        </w:tc>
-      </w:tr>
-      <w:tr>
-        <w:tc>
-          <w:tcPr>
-            <w:tcW w:type="dxa" w:w="4320"/>
-          </w:tcPr>
-          <w:p>
-            <w:r/>
-            <w:r>
-              <w:t>峰值日</w:t>
-            </w:r>
-          </w:p>
-        </w:tc>
-        <w:tc>
-          <w:tcPr>
-            <w:tcW w:type="dxa" w:w="4320"/>
-          </w:tcPr>
-          <w:p>
-            <w:r/>
-            <w:r>
-              <w:t>2025-08-22（2 份文件同日）</w:t>
+              <w:t>2025-06-13</w:t>
             </w:r>
           </w:p>
         </w:tc>
@@ -312,7 +258,7 @@
         <w:jc w:val="left"/>
       </w:pPr>
       <w:r>
-        <w:t>月份分布（依文件計）：</w:t>
+        <w:t>月份分布：</w:t>
       </w:r>
     </w:p>
     <w:p/>
@@ -360,7 +306,7 @@
               <w:rPr>
                 <w:b/>
               </w:rPr>
-              <w:t>文件數</w:t>
+              <w:t>片段數</w:t>
             </w:r>
           </w:p>
         </w:tc>
@@ -402,7 +348,7 @@
           <w:p>
             <w:r/>
             <w:r>
-              <w:t>3</w:t>
+              <w:t>1</w:t>
             </w:r>
           </w:p>
         </w:tc>
@@ -413,7 +359,7 @@
           <w:p>
             <w:r/>
             <w:r>
-              <w:t>停火達成、生效、早期人道</w:t>
+              <w:t>1/14（來源1）、1/19（來源2）→ 計 2 則</w:t>
             </w:r>
           </w:p>
         </w:tc>
@@ -448,7 +394,7 @@
           <w:p>
             <w:r/>
             <w:r>
-              <w:t>震盪、第二輪交換、約旦河西岸</w:t>
+              <w:t>2/11（來源3）、2/16（來源4）、2/26（來源5-7）→ 計 5 則</w:t>
             </w:r>
           </w:p>
         </w:tc>
@@ -472,287 +418,7 @@
           <w:p>
             <w:r/>
             <w:r>
-              <w:t>-（未列入月份統計）</w:t>
-            </w:r>
-          </w:p>
-        </w:tc>
-        <w:tc>
-          <w:tcPr>
-            <w:tcW w:type="dxa" w:w="2880"/>
-          </w:tcPr>
-          <w:p>
-            <w:r/>
-            <w:r>
-              <w:t>僅 2 則片段（來源30、31），含 3/23 停火破裂</w:t>
-            </w:r>
-          </w:p>
-        </w:tc>
-      </w:tr>
-      <w:tr>
-        <w:tc>
-          <w:tcPr>
-            <w:tcW w:type="dxa" w:w="2880"/>
-          </w:tcPr>
-          <w:p>
-            <w:r/>
-            <w:r>
-              <w:t>2025-04</w:t>
-            </w:r>
-          </w:p>
-        </w:tc>
-        <w:tc>
-          <w:tcPr>
-            <w:tcW w:type="dxa" w:w="2880"/>
-          </w:tcPr>
-          <w:p>
-            <w:r/>
-            <w:r>
-              <w:t>2</w:t>
-            </w:r>
-          </w:p>
-        </w:tc>
-        <w:tc>
-          <w:tcPr>
-            <w:tcW w:type="dxa" w:w="2880"/>
-          </w:tcPr>
-          <w:p>
-            <w:r/>
-            <w:r>
-              <w:t>封鎖加劇、醫療崩解</w:t>
-            </w:r>
-          </w:p>
-        </w:tc>
-      </w:tr>
-      <w:tr>
-        <w:tc>
-          <w:tcPr>
-            <w:tcW w:type="dxa" w:w="2880"/>
-          </w:tcPr>
-          <w:p>
-            <w:r/>
-            <w:r>
-              <w:t>2025-05</w:t>
-            </w:r>
-          </w:p>
-        </w:tc>
-        <w:tc>
-          <w:tcPr>
-            <w:tcW w:type="dxa" w:w="2880"/>
-          </w:tcPr>
-          <w:p>
-            <w:r/>
-            <w:r>
-              <w:t>2</w:t>
-            </w:r>
-          </w:p>
-        </w:tc>
-        <w:tc>
-          <w:tcPr>
-            <w:tcW w:type="dxa" w:w="2880"/>
-          </w:tcPr>
-          <w:p>
-            <w:r/>
-            <w:r>
-              <w:t>空襲學校、飢荒失控</w:t>
-            </w:r>
-          </w:p>
-        </w:tc>
-      </w:tr>
-      <w:tr>
-        <w:tc>
-          <w:tcPr>
-            <w:tcW w:type="dxa" w:w="2880"/>
-          </w:tcPr>
-          <w:p>
-            <w:r/>
-            <w:r>
-              <w:t>2025-06</w:t>
-            </w:r>
-          </w:p>
-        </w:tc>
-        <w:tc>
-          <w:tcPr>
-            <w:tcW w:type="dxa" w:w="2880"/>
-          </w:tcPr>
-          <w:p>
-            <w:r/>
-            <w:r>
-              <w:t>2</w:t>
-            </w:r>
-          </w:p>
-        </w:tc>
-        <w:tc>
-          <w:tcPr>
-            <w:tcW w:type="dxa" w:w="2880"/>
-          </w:tcPr>
-          <w:p>
-            <w:r/>
-            <w:r>
-              <w:t>44% 援助被拒、通信中斷</w:t>
-            </w:r>
-          </w:p>
-        </w:tc>
-      </w:tr>
-      <w:tr>
-        <w:tc>
-          <w:tcPr>
-            <w:tcW w:type="dxa" w:w="2880"/>
-          </w:tcPr>
-          <w:p>
-            <w:r/>
-            <w:r>
-              <w:t>2025-07</w:t>
-            </w:r>
-          </w:p>
-        </w:tc>
-        <w:tc>
-          <w:tcPr>
-            <w:tcW w:type="dxa" w:w="2880"/>
-          </w:tcPr>
-          <w:p>
-            <w:r/>
-            <w:r>
-              <w:t>1</w:t>
-            </w:r>
-          </w:p>
-        </w:tc>
-        <w:tc>
-          <w:tcPr>
-            <w:tcW w:type="dxa" w:w="2880"/>
-          </w:tcPr>
-          <w:p>
-            <w:r/>
-            <w:r>
-              <w:t>17 週無燃料、強制遷移</w:t>
-            </w:r>
-          </w:p>
-        </w:tc>
-      </w:tr>
-      <w:tr>
-        <w:tc>
-          <w:tcPr>
-            <w:tcW w:type="dxa" w:w="2880"/>
-          </w:tcPr>
-          <w:p>
-            <w:r/>
-            <w:r>
-              <w:t>2025-08</w:t>
-            </w:r>
-          </w:p>
-        </w:tc>
-        <w:tc>
-          <w:tcPr>
-            <w:tcW w:type="dxa" w:w="2880"/>
-          </w:tcPr>
-          <w:p>
-            <w:r/>
-            <w:r>
-              <w:t>3</w:t>
-            </w:r>
-          </w:p>
-        </w:tc>
-        <w:tc>
-          <w:tcPr>
-            <w:tcW w:type="dxa" w:w="2880"/>
-          </w:tcPr>
-          <w:p>
-            <w:r/>
-            <w:r>
-              <w:t>接管加薩城、飢荒定性</w:t>
-            </w:r>
-          </w:p>
-        </w:tc>
-      </w:tr>
-      <w:tr>
-        <w:tc>
-          <w:tcPr>
-            <w:tcW w:type="dxa" w:w="2880"/>
-          </w:tcPr>
-          <w:p>
-            <w:r/>
-            <w:r>
-              <w:t>2025-09</w:t>
-            </w:r>
-          </w:p>
-        </w:tc>
-        <w:tc>
-          <w:tcPr>
-            <w:tcW w:type="dxa" w:w="2880"/>
-          </w:tcPr>
-          <w:p>
-            <w:r/>
-            <w:r>
-              <w:t>2</w:t>
-            </w:r>
-          </w:p>
-        </w:tc>
-        <w:tc>
-          <w:tcPr>
-            <w:tcW w:type="dxa" w:w="2880"/>
-          </w:tcPr>
-          <w:p>
-            <w:r/>
-            <w:r>
-              <w:t>種族滅絕報告、定居點擴張</w:t>
-            </w:r>
-          </w:p>
-        </w:tc>
-      </w:tr>
-      <w:tr>
-        <w:tc>
-          <w:tcPr>
-            <w:tcW w:type="dxa" w:w="2880"/>
-          </w:tcPr>
-          <w:p>
-            <w:r/>
-            <w:r>
-              <w:t>2025-10</w:t>
-            </w:r>
-          </w:p>
-        </w:tc>
-        <w:tc>
-          <w:tcPr>
-            <w:tcW w:type="dxa" w:w="2880"/>
-          </w:tcPr>
-          <w:p>
-            <w:r/>
-            <w:r>
-              <w:t>1</w:t>
-            </w:r>
-          </w:p>
-        </w:tc>
-        <w:tc>
-          <w:tcPr>
-            <w:tcW w:type="dxa" w:w="2880"/>
-          </w:tcPr>
-          <w:p>
-            <w:r/>
-            <w:r>
-              <w:t>哈馬斯釋放意旨、17 萬噸備妥</w:t>
-            </w:r>
-          </w:p>
-        </w:tc>
-      </w:tr>
-      <w:tr>
-        <w:tc>
-          <w:tcPr>
-            <w:tcW w:type="dxa" w:w="2880"/>
-          </w:tcPr>
-          <w:p>
-            <w:r/>
-            <w:r>
-              <w:t>2025-11</w:t>
-            </w:r>
-          </w:p>
-        </w:tc>
-        <w:tc>
-          <w:tcPr>
-            <w:tcW w:type="dxa" w:w="2880"/>
-          </w:tcPr>
-          <w:p>
-            <w:r/>
-            <w:r>
-              <w:t>-</w:t>
+              <w:t>0</w:t>
             </w:r>
           </w:p>
         </w:tc>
@@ -766,7 +432,7 @@
               <w:rPr>
                 <w:b/>
               </w:rPr>
-              <w:t>完全空白</w:t>
+              <w:t>空白</w:t>
             </w:r>
           </w:p>
         </w:tc>
@@ -779,7 +445,7 @@
           <w:p>
             <w:r/>
             <w:r>
-              <w:t>2025-12</w:t>
+              <w:t>2025-04</w:t>
             </w:r>
           </w:p>
         </w:tc>
@@ -790,7 +456,112 @@
           <w:p>
             <w:r/>
             <w:r>
-              <w:t>-</w:t>
+              <w:t>1</w:t>
+            </w:r>
+          </w:p>
+        </w:tc>
+        <w:tc>
+          <w:tcPr>
+            <w:tcW w:type="dxa" w:w="2880"/>
+          </w:tcPr>
+          <w:p>
+            <w:r/>
+            <w:r>
+              <w:t>4/1（來源8）</w:t>
+            </w:r>
+          </w:p>
+        </w:tc>
+      </w:tr>
+      <w:tr>
+        <w:tc>
+          <w:tcPr>
+            <w:tcW w:type="dxa" w:w="2880"/>
+          </w:tcPr>
+          <w:p>
+            <w:r/>
+            <w:r>
+              <w:t>2025-05</w:t>
+            </w:r>
+          </w:p>
+        </w:tc>
+        <w:tc>
+          <w:tcPr>
+            <w:tcW w:type="dxa" w:w="2880"/>
+          </w:tcPr>
+          <w:p>
+            <w:r/>
+            <w:r>
+              <w:t>1</w:t>
+            </w:r>
+          </w:p>
+        </w:tc>
+        <w:tc>
+          <w:tcPr>
+            <w:tcW w:type="dxa" w:w="2880"/>
+          </w:tcPr>
+          <w:p>
+            <w:r/>
+            <w:r>
+              <w:t>5/2（來源9）</w:t>
+            </w:r>
+          </w:p>
+        </w:tc>
+      </w:tr>
+      <w:tr>
+        <w:tc>
+          <w:tcPr>
+            <w:tcW w:type="dxa" w:w="2880"/>
+          </w:tcPr>
+          <w:p>
+            <w:r/>
+            <w:r>
+              <w:t>2025-06</w:t>
+            </w:r>
+          </w:p>
+        </w:tc>
+        <w:tc>
+          <w:tcPr>
+            <w:tcW w:type="dxa" w:w="2880"/>
+          </w:tcPr>
+          <w:p>
+            <w:r/>
+            <w:r>
+              <w:t>1</w:t>
+            </w:r>
+          </w:p>
+        </w:tc>
+        <w:tc>
+          <w:tcPr>
+            <w:tcW w:type="dxa" w:w="2880"/>
+          </w:tcPr>
+          <w:p>
+            <w:r/>
+            <w:r>
+              <w:t>6/13（來源10）</w:t>
+            </w:r>
+          </w:p>
+        </w:tc>
+      </w:tr>
+      <w:tr>
+        <w:tc>
+          <w:tcPr>
+            <w:tcW w:type="dxa" w:w="2880"/>
+          </w:tcPr>
+          <w:p>
+            <w:r/>
+            <w:r>
+              <w:t>2025-07 至 2025-12</w:t>
+            </w:r>
+          </w:p>
+        </w:tc>
+        <w:tc>
+          <w:tcPr>
+            <w:tcW w:type="dxa" w:w="2880"/>
+          </w:tcPr>
+          <w:p>
+            <w:r/>
+            <w:r>
+              <w:t>0</w:t>
             </w:r>
           </w:p>
         </w:tc>
@@ -813,43 +584,43 @@
     <w:p/>
     <w:p>
       <w:pPr>
-        <w:pStyle w:val="Heading2"/>
-        <w:jc w:val="left"/>
+        <w:pStyle w:val="IntenseQuote"/>
       </w:pPr>
       <w:r>
-        <w:t>結構性缺口：</w:t>
+        <w:t>修正：agg 中 month 欄位為 2025-01(1)、2025-02(3)、2025-04(1)、2025-05(1)、2025-06(1)，合計 7 則按「活動日」計。實際片段 10 則因 2/26 一天含 3 則（來源5、6、7）。</w:t>
       </w:r>
     </w:p>
+    <w:p/>
     <w:p>
-      <w:pPr>
-        <w:pStyle w:val="ListBullet"/>
-      </w:pPr>
       <w:r>
-        <w:t>2025 年 3 月僅有 2 則片段（來源30：3/1 第一階段推進確認；來源31：3/23 15 名醫務人員遇害），停火破裂的直接觸發事件與各方談判全貌缺失。</w:t>
+        <w:rPr>
+          <w:b/>
+        </w:rPr>
+        <w:t>季度分布：</w:t>
+      </w:r>
+      <w:r>
+        <w:t xml:space="preserve"> Q1 計 4 則、Q2 計 3 則；Q3、Q4 為 0。</w:t>
       </w:r>
     </w:p>
+    <w:p/>
     <w:p>
-      <w:pPr>
-        <w:pStyle w:val="ListBullet"/>
-      </w:pPr>
       <w:r>
-        <w:t>2025 年 11-12 月完全空白，無法對第四季度後續進展做出判斷。</w:t>
+        <w:rPr>
+          <w:b/>
+        </w:rPr>
+        <w:t>核心觀察：</w:t>
       </w:r>
-    </w:p>
-    <w:p>
-      <w:pPr>
-        <w:pStyle w:val="ListBullet"/>
-      </w:pPr>
       <w:r>
-        <w:t>10 月僅 10/3 一天有紀錄（來源64-67），無法判斷該意旨是否轉為實質執行。</w:t>
+        <w:t xml:space="preserve"> 本次資料止於 6 月中旬。7-12 月（含 q 中重點關注的 10/3 哈馬斯釋放意旨、11-12 月安理會）在當前收集中</w:t>
       </w:r>
-    </w:p>
-    <w:p>
-      <w:pPr>
-        <w:pStyle w:val="ListBullet"/>
-      </w:pPr>
       <w:r>
-        <w:t>以色列官方立場的直接引述在現有資料中極少，多數分析以聯合國及人道機構視角為主。</w:t>
+        <w:rPr>
+          <w:b/>
+        </w:rPr>
+        <w:t>完全無資料</w:t>
+      </w:r>
+      <w:r>
+        <w:t>。3 月亦無片段。</w:t>
       </w:r>
     </w:p>
     <w:p/>
@@ -864,7 +635,7 @@
         <w:pStyle w:val="Heading2"/>
       </w:pPr>
       <w:r>
-        <w:t>二、事件時間線（依日期）</w:t>
+        <w:t>二、事件時間線</w:t>
       </w:r>
     </w:p>
     <w:p/>
@@ -943,7 +714,7 @@
           <w:p>
             <w:r/>
             <w:r>
-              <w:t>2025-01-09</w:t>
+              <w:t>2025-01-14</w:t>
             </w:r>
           </w:p>
         </w:tc>
@@ -954,7 +725,7 @@
           <w:p>
             <w:r/>
             <w:r>
-              <w:t>加薩流離失所者收容所再次遭襲擊，造成嚴重人員傷亡（來源1）</w:t>
+              <w:t>杜加里克指出加薩嚴重物資短缺：奧達醫院運行受限、印尼醫院基本設備已被破壞；強調以色列當局必須履行國際人道主義法義務，允許無阻礙的人道援助進入加薩（來源1）</w:t>
             </w:r>
           </w:p>
         </w:tc>
@@ -978,7 +749,7 @@
           <w:p>
             <w:r/>
             <w:r>
-              <w:t>2025-01-14</w:t>
+              <w:t>2025-01-19</w:t>
             </w:r>
           </w:p>
         </w:tc>
@@ -989,7 +760,7 @@
           <w:p>
             <w:r/>
             <w:r>
-              <w:t>以色列當局持續拒絕聯合國領導的援助努力；聯合國人員兩次試圖進入北部的奧達醫院和印尼醫院運送醫療物資、撤離病人均遭拒絕；WHO 向希法醫院提供 9,700 升燃料、血液和血漿，成功轉運 3 名病人；Oda 醫院因物資短缺運行受限，印尼醫院基本設備被破壞；WFP 支持的 5 家麵包店僅能以一半產能生產；賈巴利亞·巴拉德和汗尤尼斯遇襲造成大量平民死傷</w:t>
+              <w:t>人質與囚犯交換屬停火協議第一階段重要組成部分；古特雷斯對加薩維持停火與釋放最新一組人質表示歡迎（來源2）</w:t>
             </w:r>
           </w:p>
         </w:tc>
@@ -1000,7 +771,7 @@
           <w:p>
             <w:r/>
             <w:r>
-              <w:t>2、3、4、5、6、7、8</w:t>
+              <w:t>2</w:t>
             </w:r>
           </w:p>
         </w:tc>
@@ -1013,7 +784,7 @@
           <w:p>
             <w:r/>
             <w:r>
-              <w:t>2025-01-15</w:t>
+              <w:t>2025-02-11</w:t>
             </w:r>
           </w:p>
         </w:tc>
@@ -1024,7 +795,7 @@
           <w:p>
             <w:r/>
             <w:r>
-              <w:t>加薩停火及釋放人質協議達成；古特雷斯歡迎並高度讚揚埃及、卡達和美國的貢獻；古特雷斯重申「兩國方案」為緊迫任務；UNICEF 指出至少 1.45 萬名兒童喪生、近 100 萬人 displaced；弗莱徹表示停火帶來希望但援助仍充滿挑戰</w:t>
+              <w:t>古特雷斯強調「必須竭盡全力避免加薩戰火重燃」，近期報導指持續三周的停火協議或將終止（來源3）</w:t>
             </w:r>
           </w:p>
         </w:tc>
@@ -1035,7 +806,7 @@
           <w:p>
             <w:r/>
             <w:r>
-              <w:t>9、10、11、12</w:t>
+              <w:t>3</w:t>
             </w:r>
           </w:p>
         </w:tc>
@@ -1048,7 +819,7 @@
           <w:p>
             <w:r/>
             <w:r>
-              <w:t>2025-01-18</w:t>
+              <w:t>2025-02-16</w:t>
             </w:r>
           </w:p>
         </w:tc>
@@ -1059,7 +830,7 @@
           <w:p>
             <w:r/>
             <w:r>
-              <w:t>古特雷斯提及黎巴嫩南部停火維持（與加薩議題並列）</w:t>
+              <w:t>古特雷斯對加薩最新一輪人質釋放及以哈間持續實施的停火表示歡迎（來源4）</w:t>
             </w:r>
           </w:p>
         </w:tc>
@@ -1070,7 +841,7 @@
           <w:p>
             <w:r/>
             <w:r>
-              <w:t>13</w:t>
+              <w:t>4</w:t>
             </w:r>
           </w:p>
         </w:tc>
@@ -1083,7 +854,7 @@
           <w:p>
             <w:r/>
             <w:r>
-              <w:t>2025-01-19</w:t>
+              <w:t>2025-02-26</w:t>
             </w:r>
           </w:p>
         </w:tc>
@@ -1094,7 +865,7 @@
           <w:p>
             <w:r/>
             <w:r>
-              <w:t>停火協議正式生效；首次人質與囚犯交換完成（第一階段重要組成部分）；OCHA 確認援助規模顯著增加；UNRWA 持續在加薩工作</w:t>
+              <w:t>聯合國人道機構警告：以色列在西岸數周軍事行動已將巴勒斯坦社區變成「戰場」，約四萬人流離失所（來源5）；UNRWA 報告五周來 50 多人喪生含兒童（來源6）；人道協調廳對以色列军方對平民使用過度武力及流離失所者需求深表關切（來源7）</w:t>
             </w:r>
           </w:p>
         </w:tc>
@@ -1105,7 +876,7 @@
           <w:p>
             <w:r/>
             <w:r>
-              <w:t>14、15</w:t>
+              <w:t>5、6、7</w:t>
             </w:r>
           </w:p>
         </w:tc>
@@ -1118,7 +889,7 @@
           <w:p>
             <w:r/>
             <w:r>
-              <w:t>2025-02-11</w:t>
+              <w:t>2025-04-01</w:t>
             </w:r>
           </w:p>
         </w:tc>
@@ -1129,7 +900,7 @@
           <w:p>
             <w:r/>
             <w:r>
-              <w:t>古特雷斯強調「必須竭盡全力避免加薩戰火重燃」，近期報導稱停火「或將終止」；戈麦斯警告恢復敵對行動將導致「嚴重的人道主義災難」，呼籲哈馬斯「本週六」釋放人質，敦促雙方「盡快在多哈恢復第二階段談判」；OCHA 通報：自停火生效以來超 150 萬人領取食品包，WFP 向超 86 萬人分發食品包、熱餐和現金；水井修復推進中但缺乏備件和設備</w:t>
+              <w:t>埃爾德表示以色列關閉加薩邊境，連續四周禁止所有商業和人道主義援助進入，援助努力不斷被削弱（來源8）</w:t>
             </w:r>
           </w:p>
         </w:tc>
@@ -1140,7 +911,7 @@
           <w:p>
             <w:r/>
             <w:r>
-              <w:t>16、17、18</w:t>
+              <w:t>8</w:t>
             </w:r>
           </w:p>
         </w:tc>
@@ -1153,7 +924,7 @@
           <w:p>
             <w:r/>
             <w:r>
-              <w:t>2025-02-16</w:t>
+              <w:t>2025-05-02</w:t>
             </w:r>
           </w:p>
         </w:tc>
@@ -1164,7 +935,7 @@
           <w:p>
             <w:r/>
             <w:r>
-              <w:t>3 名以色列人質獲釋，369 名巴勒斯坦囚犯獲釋；古特雷斯歡迎並肯定停火「持續實施」；協議三階段結構確認（第一階段：以軍撤離居民區、允許返回家園、大幅增加援助）；聯合國承諾「全力支持落實，創造人道援助必要條件」；古特雷斯敦促所有各方遵守國際人道法和國際人權法</w:t>
+              <w:t>弗萊徹指出以色列阻止援助是對哈馬斯施壓的策略，嚴重違反國際法，剝奪平民生存權、基本醫療保障和尊嚴，是「殘酷的集體懲罰」（來源9）</w:t>
             </w:r>
           </w:p>
         </w:tc>
@@ -1175,7 +946,7 @@
           <w:p>
             <w:r/>
             <w:r>
-              <w:t>19、20、21、22、23</w:t>
+              <w:t>9</w:t>
             </w:r>
           </w:p>
         </w:tc>
@@ -1188,7 +959,7 @@
           <w:p>
             <w:r/>
             <w:r>
-              <w:t>2025-02-26</w:t>
+              <w:t>2025-06-13</w:t>
             </w:r>
           </w:p>
         </w:tc>
@@ -1199,7 +970,7 @@
           <w:p>
             <w:r/>
             <w:r>
-              <w:t>約旦河西岸：數周軍事行動導致約 4 萬人 displaced，50 多人喪生（含兒童）；OCHA 關切過度武力；加薩：6 名兒童因嚴寒喪生（累計 15 人）；FAO 首次向加薩北部運送動物飼料；WFP 1 月向約 19 萬人提供現金援助</w:t>
+              <w:t>自四月以來以色列當局已拒絕超過 20 次搶修許可申請（來源10）</w:t>
             </w:r>
           </w:p>
         </w:tc>
@@ -1210,497 +981,7 @@
           <w:p>
             <w:r/>
             <w:r>
-              <w:t>24、25、26、27、28、29</w:t>
-            </w:r>
-          </w:p>
-        </w:tc>
-      </w:tr>
-      <w:tr>
-        <w:tc>
-          <w:tcPr>
-            <w:tcW w:type="dxa" w:w="2880"/>
-          </w:tcPr>
-          <w:p>
-            <w:r/>
-            <w:r>
-              <w:t>2025-03-01</w:t>
-            </w:r>
-          </w:p>
-        </w:tc>
-        <w:tc>
-          <w:tcPr>
-            <w:tcW w:type="dxa" w:w="2880"/>
-          </w:tcPr>
-          <w:p>
-            <w:r/>
-            <w:r>
-              <w:t>第一階段計劃「正在基本按照商定步驟推進」，預定 3/1 前完成；後續將就永久停火展開談判</w:t>
-            </w:r>
-          </w:p>
-        </w:tc>
-        <w:tc>
-          <w:tcPr>
-            <w:tcW w:type="dxa" w:w="2880"/>
-          </w:tcPr>
-          <w:p>
-            <w:r/>
-            <w:r>
-              <w:t>30</w:t>
-            </w:r>
-          </w:p>
-        </w:tc>
-      </w:tr>
-      <w:tr>
-        <w:tc>
-          <w:tcPr>
-            <w:tcW w:type="dxa" w:w="2880"/>
-          </w:tcPr>
-          <w:p>
-            <w:r/>
-            <w:r>
-              <w:t>2025-03-23</w:t>
-            </w:r>
-          </w:p>
-        </w:tc>
-        <w:tc>
-          <w:tcPr>
-            <w:tcW w:type="dxa" w:w="2880"/>
-          </w:tcPr>
-          <w:p>
-            <w:r/>
-            <w:r>
-              <w:t>以色列軍隊對加薩醫療和急救車隊發動襲擊，15 名醫務人員和人道工作者喪生；人權高級专员蒂尔克嚴厲譴責並呼籲獨立調查</w:t>
-            </w:r>
-          </w:p>
-        </w:tc>
-        <w:tc>
-          <w:tcPr>
-            <w:tcW w:type="dxa" w:w="2880"/>
-          </w:tcPr>
-          <w:p>
-            <w:r/>
-            <w:r>
-              <w:t>31</w:t>
-            </w:r>
-          </w:p>
-        </w:tc>
-      </w:tr>
-      <w:tr>
-        <w:tc>
-          <w:tcPr>
-            <w:tcW w:type="dxa" w:w="2880"/>
-          </w:tcPr>
-          <w:p>
-            <w:r/>
-            <w:r>
-              <w:t>2025-04-01</w:t>
-            </w:r>
-          </w:p>
-        </w:tc>
-        <w:tc>
-          <w:tcPr>
-            <w:tcW w:type="dxa" w:w="2880"/>
-          </w:tcPr>
-          <w:p>
-            <w:r/>
-            <w:r>
-              <w:t>聯合國多家機構警告加薩戰爭行為「帶有暴行罪特徵」；以色列關閉加薩邊境、連續四周禁止所有商業和人道援助進入；巴勒斯坦紅新月會超過一半救护车因缺燃料或設備損壞無法運行；紅新月會最後一名失蹤成員命運未明</w:t>
-            </w:r>
-          </w:p>
-        </w:tc>
-        <w:tc>
-          <w:tcPr>
-            <w:tcW w:type="dxa" w:w="2880"/>
-          </w:tcPr>
-          <w:p>
-            <w:r/>
-            <w:r>
-              <w:t>32、33、34、35</w:t>
-            </w:r>
-          </w:p>
-        </w:tc>
-      </w:tr>
-      <w:tr>
-        <w:tc>
-          <w:tcPr>
-            <w:tcW w:type="dxa" w:w="2880"/>
-          </w:tcPr>
-          <w:p>
-            <w:r/>
-            <w:r>
-              <w:t>2025-04-25</w:t>
-            </w:r>
-          </w:p>
-        </w:tc>
-        <w:tc>
-          <w:tcPr>
-            <w:tcW w:type="dxa" w:w="2880"/>
-          </w:tcPr>
-          <w:p>
-            <w:r/>
-            <w:r>
-              <w:t>停火破裂後封鎖已超 50 天，加薩人口即將斷糧；酷熱、污水、垃圾堆疊下流離失所家庭面臨嚴重公共衛生危機</w:t>
-            </w:r>
-          </w:p>
-        </w:tc>
-        <w:tc>
-          <w:tcPr>
-            <w:tcW w:type="dxa" w:w="2880"/>
-          </w:tcPr>
-          <w:p>
-            <w:r/>
-            <w:r>
-              <w:t>36</w:t>
-            </w:r>
-          </w:p>
-        </w:tc>
-      </w:tr>
-      <w:tr>
-        <w:tc>
-          <w:tcPr>
-            <w:tcW w:type="dxa" w:w="2880"/>
-          </w:tcPr>
-          <w:p>
-            <w:r/>
-            <w:r>
-              <w:t>2025-05-02</w:t>
-            </w:r>
-          </w:p>
-        </w:tc>
-        <w:tc>
-          <w:tcPr>
-            <w:tcW w:type="dxa" w:w="2880"/>
-          </w:tcPr>
-          <w:p>
-            <w:r/>
-            <w:r>
-              <w:t>以色列切斷所有援助已近兩月；弗莱徹聲明：阻止援助是對哈馬斯施壓策略，嚴重違反國際法，屬「殘酷的集體懲罰」</w:t>
-            </w:r>
-          </w:p>
-        </w:tc>
-        <w:tc>
-          <w:tcPr>
-            <w:tcW w:type="dxa" w:w="2880"/>
-          </w:tcPr>
-          <w:p>
-            <w:r/>
-            <w:r>
-              <w:t>37</w:t>
-            </w:r>
-          </w:p>
-        </w:tc>
-      </w:tr>
-      <w:tr>
-        <w:tc>
-          <w:tcPr>
-            <w:tcW w:type="dxa" w:w="2880"/>
-          </w:tcPr>
-          <w:p>
-            <w:r/>
-            <w:r>
-              <w:t>2025-05-09</w:t>
-            </w:r>
-          </w:p>
-        </w:tc>
-        <w:tc>
-          <w:tcPr>
-            <w:tcW w:type="dxa" w:w="2880"/>
-          </w:tcPr>
-          <w:p>
-            <w:r/>
-            <w:r>
-              <w:t>以色列對加薩中部貝雷杰一所聯合國運營學校空襲，至少 30 名在校避难的巴勒斯坦人死亡（該校收容約 2,000 人流離失所者），空襲引發大火</w:t>
-            </w:r>
-          </w:p>
-        </w:tc>
-        <w:tc>
-          <w:tcPr>
-            <w:tcW w:type="dxa" w:w="2880"/>
-          </w:tcPr>
-          <w:p>
-            <w:r/>
-            <w:r>
-              <w:t>38</w:t>
-            </w:r>
-          </w:p>
-        </w:tc>
-      </w:tr>
-      <w:tr>
-        <w:tc>
-          <w:tcPr>
-            <w:tcW w:type="dxa" w:w="2880"/>
-          </w:tcPr>
-          <w:p>
-            <w:r/>
-            <w:r>
-              <w:t>2025-05-31</w:t>
-            </w:r>
-          </w:p>
-        </w:tc>
-        <w:tc>
-          <w:tcPr>
-            <w:tcW w:type="dxa" w:w="2880"/>
-          </w:tcPr>
-          <w:p>
-            <w:r/>
-            <w:r>
-              <w:t>加薩飢荒危機失控；5/31 以來連續數天民眾在私營援助中心領食時遭槍擊遇難；古特雷斯深表震驚；美國在安理會投下否決票阻止永久停火決議</w:t>
-            </w:r>
-          </w:p>
-        </w:tc>
-        <w:tc>
-          <w:tcPr>
-            <w:tcW w:type="dxa" w:w="2880"/>
-          </w:tcPr>
-          <w:p>
-            <w:r/>
-            <w:r>
-              <w:t>39</w:t>
-            </w:r>
-          </w:p>
-        </w:tc>
-      </w:tr>
-      <w:tr>
-        <w:tc>
-          <w:tcPr>
-            <w:tcW w:type="dxa" w:w="2880"/>
-          </w:tcPr>
-          <w:p>
-            <w:r/>
-            <w:r>
-              <w:t>2025-06-13</w:t>
-            </w:r>
-          </w:p>
-        </w:tc>
-        <w:tc>
-          <w:tcPr>
-            <w:tcW w:type="dxa" w:w="2880"/>
-          </w:tcPr>
-          <w:p>
-            <w:r/>
-            <w:r>
-              <w:t>聯合國強調必須確保援助通道暢通；飢荒風險迫在眉睫、通信全面中斷；18 項援助行動中 8 項被拒、4 項取消；自 4 月以來 20 次以上搶修許可被拒；UNRWA 譴責「將人道援助武器化」；物資分發中心周邊多起槍擊造成 200 餘人死亡、數千人受傷；弗莱徹：「解決飢荒絕不能用子彈」</w:t>
-            </w:r>
-          </w:p>
-        </w:tc>
-        <w:tc>
-          <w:tcPr>
-            <w:tcW w:type="dxa" w:w="2880"/>
-          </w:tcPr>
-          <w:p>
-            <w:r/>
-            <w:r>
-              <w:t>40、41、42、43、44、45、46</w:t>
-            </w:r>
-          </w:p>
-        </w:tc>
-      </w:tr>
-      <w:tr>
-        <w:tc>
-          <w:tcPr>
-            <w:tcW w:type="dxa" w:w="2880"/>
-          </w:tcPr>
-          <w:p>
-            <w:r/>
-            <w:r>
-              <w:t>2025-07-03</w:t>
-            </w:r>
-          </w:p>
-        </w:tc>
-        <w:tc>
-          <w:tcPr>
-            <w:tcW w:type="dxa" w:w="2880"/>
-          </w:tcPr>
-          <w:p>
-            <w:r/>
-            <w:r>
-              <w:t>古特雷斯對人道局勢惡化嚴重關切、強烈譴責多起平民死傷襲擊；一日內以色列下令強制轉移近 3 萬人；加薩連續超 17 週未獲燃料（新生兒保溫箱將停運、救护车無法運行、飲水無法淨化）；UNFPA：約 70 萬女性和女孩面臨「月經危機」，170 卡車物資備妥但未獲准入；6 月近 400 次人道協調中 44% 被直接拒絕</w:t>
-            </w:r>
-          </w:p>
-        </w:tc>
-        <w:tc>
-          <w:tcPr>
-            <w:tcW w:type="dxa" w:w="2880"/>
-          </w:tcPr>
-          <w:p>
-            <w:r/>
-            <w:r>
-              <w:t>47、48、49、50、51</w:t>
-            </w:r>
-          </w:p>
-        </w:tc>
-      </w:tr>
-      <w:tr>
-        <w:tc>
-          <w:tcPr>
-            <w:tcW w:type="dxa" w:w="2880"/>
-          </w:tcPr>
-          <w:p>
-            <w:r/>
-            <w:r>
-              <w:t>2025-08-08</w:t>
-            </w:r>
-          </w:p>
-        </w:tc>
-        <w:tc>
-          <w:tcPr>
-            <w:tcW w:type="dxa" w:w="2880"/>
-          </w:tcPr>
-          <w:p>
-            <w:r/>
-            <w:r>
-              <w:t>古特雷斯對以色列決定「接管加薩城」深表震驚，指出標誌局勢危險升級，可能危及更多生命（含被扣押人質）</w:t>
-            </w:r>
-          </w:p>
-        </w:tc>
-        <w:tc>
-          <w:tcPr>
-            <w:tcW w:type="dxa" w:w="2880"/>
-          </w:tcPr>
-          <w:p>
-            <w:r/>
-            <w:r>
-              <w:t>52</w:t>
-            </w:r>
-          </w:p>
-        </w:tc>
-      </w:tr>
-      <w:tr>
-        <w:tc>
-          <w:tcPr>
-            <w:tcW w:type="dxa" w:w="2880"/>
-          </w:tcPr>
-          <w:p>
-            <w:r/>
-            <w:r>
-              <w:t>2025-08-22</w:t>
-            </w:r>
-          </w:p>
-        </w:tc>
-        <w:tc>
-          <w:tcPr>
-            <w:tcW w:type="dxa" w:w="2880"/>
-          </w:tcPr>
-          <w:p>
-            <w:r/>
-            <w:r>
-              <w:t>加薩兒童截肢率攀升至全球最高；以軍持續加強加薩城及周边軍事行動；古特雷斯緊急呼籲停火；「糧食安全階段綜合分類」飢荒評估報告發布；古特雷斯：飢荒代表「人性的失敗」，以色列作為佔領國有明確義務；蒂尔克：飢荒是以色列政府政策的直接後果</w:t>
-            </w:r>
-          </w:p>
-        </w:tc>
-        <w:tc>
-          <w:tcPr>
-            <w:tcW w:type="dxa" w:w="2880"/>
-          </w:tcPr>
-          <w:p>
-            <w:r/>
-            <w:r>
-              <w:t>53、54、55、56</w:t>
-            </w:r>
-          </w:p>
-        </w:tc>
-      </w:tr>
-      <w:tr>
-        <w:tc>
-          <w:tcPr>
-            <w:tcW w:type="dxa" w:w="2880"/>
-          </w:tcPr>
-          <w:p>
-            <w:r/>
-            <w:r>
-              <w:t>2025-09-23</w:t>
-            </w:r>
-          </w:p>
-        </w:tc>
-        <w:tc>
-          <w:tcPr>
-            <w:tcW w:type="dxa" w:w="2880"/>
-          </w:tcPr>
-          <w:p>
-            <w:r/>
-            <w:r>
-              <w:t>聯合國獨立調查委員會報告：以色列在加薩實施四項種族滅絕行為；至 2025 年 7 月以軍已控制加薩 75% 面積；西岸政策顯示明確吞併意圖；點名六名以色列部長（加蘭特、卡茨、斯莫特里奇、斯特羅克、本格維爾、內塔尼亞胡）負最大責任；敦促立即結束種族滅絕、撤出定居點</w:t>
-            </w:r>
-          </w:p>
-        </w:tc>
-        <w:tc>
-          <w:tcPr>
-            <w:tcW w:type="dxa" w:w="2880"/>
-          </w:tcPr>
-          <w:p>
-            <w:r/>
-            <w:r>
-              <w:t>57、58、59、60、61、62</w:t>
-            </w:r>
-          </w:p>
-        </w:tc>
-      </w:tr>
-      <w:tr>
-        <w:tc>
-          <w:tcPr>
-            <w:tcW w:type="dxa" w:w="2880"/>
-          </w:tcPr>
-          <w:p>
-            <w:r/>
-            <w:r>
-              <w:t>2025-09-29</w:t>
-            </w:r>
-          </w:p>
-        </w:tc>
-        <w:tc>
-          <w:tcPr>
-            <w:tcW w:type="dxa" w:w="2880"/>
-          </w:tcPr>
-          <w:p>
-            <w:r/>
-            <w:r>
-              <w:t>古特雷斯第 35 次安理會 2334 號決議報告：過去三個月定居點擴張加快、房屋拆除和 displaced 惡化、加薩人道局勢「接近崩潰」</w:t>
-            </w:r>
-          </w:p>
-        </w:tc>
-        <w:tc>
-          <w:tcPr>
-            <w:tcW w:type="dxa" w:w="2880"/>
-          </w:tcPr>
-          <w:p>
-            <w:r/>
-            <w:r>
-              <w:t>63</w:t>
-            </w:r>
-          </w:p>
-        </w:tc>
-      </w:tr>
-      <w:tr>
-        <w:tc>
-          <w:tcPr>
-            <w:tcW w:type="dxa" w:w="2880"/>
-          </w:tcPr>
-          <w:p>
-            <w:r/>
-            <w:r>
-              <w:t>2025-10-03</w:t>
-            </w:r>
-          </w:p>
-        </w:tc>
-        <w:tc>
-          <w:tcPr>
-            <w:tcW w:type="dxa" w:w="2880"/>
-          </w:tcPr>
-          <w:p>
-            <w:r/>
-            <w:r>
-              <w:t>哈馬斯宣布準備釋放人質，古特雷斯「感到鼓舞」；聯合國及合作夥伴已準備約 17 萬噸食品、藥品、帳篷等物資，「可隨時運入加薩」；OCHA 警告：至少 562 名救援人員在衝突中喪生（含 376 名聯合國工作人員）；WHO 緊急轉移 3 名危重新生兒（赫盧醫院→阿克薩醫院），第 4 名嬰兒於當天早上死亡</w:t>
-            </w:r>
-          </w:p>
-        </w:tc>
-        <w:tc>
-          <w:tcPr>
-            <w:tcW w:type="dxa" w:w="2880"/>
-          </w:tcPr>
-          <w:p>
-            <w:r/>
-            <w:r>
-              <w:t>64、65、66、67</w:t>
+              <w:t>10</w:t>
             </w:r>
           </w:p>
         </w:tc>
@@ -1718,16 +999,7 @@
         <w:pStyle w:val="Heading2"/>
       </w:pPr>
       <w:r>
-        <w:t>三、六部門框架分析</w:t>
-      </w:r>
-    </w:p>
-    <w:p/>
-    <w:p>
-      <w:pPr>
-        <w:pStyle w:val="Heading3"/>
-      </w:pPr>
-      <w:r>
-        <w:t>3.1 政治外交</w:t>
+        <w:t>三、六部門追蹤（基於現有 10 則片段）</w:t>
       </w:r>
     </w:p>
     <w:p/>
@@ -1738,14 +1010,15 @@
         <w:tblLook w:firstColumn="1" w:firstRow="1" w:lastColumn="0" w:lastRow="0" w:noHBand="0" w:noVBand="1" w:val="04A0"/>
       </w:tblPr>
       <w:tblGrid>
-        <w:gridCol w:w="2880"/>
-        <w:gridCol w:w="2880"/>
-        <w:gridCol w:w="2880"/>
+        <w:gridCol w:w="2160"/>
+        <w:gridCol w:w="2160"/>
+        <w:gridCol w:w="2160"/>
+        <w:gridCol w:w="2160"/>
       </w:tblGrid>
       <w:tr>
         <w:tc>
           <w:tcPr>
-            <w:tcW w:type="dxa" w:w="2880"/>
+            <w:tcW w:type="dxa" w:w="2160"/>
           </w:tcPr>
           <w:p>
             <w:r>
@@ -1757,13 +1030,31 @@
               <w:rPr>
                 <w:b/>
               </w:rPr>
-              <w:t>面向</w:t>
-            </w:r>
-          </w:p>
-        </w:tc>
-        <w:tc>
-          <w:tcPr>
-            <w:tcW w:type="dxa" w:w="2880"/>
+              <w:t>部門</w:t>
+            </w:r>
+          </w:p>
+        </w:tc>
+        <w:tc>
+          <w:tcPr>
+            <w:tcW w:type="dxa" w:w="2160"/>
+          </w:tcPr>
+          <w:p>
+            <w:r>
+              <w:rPr>
+                <w:b/>
+              </w:rPr>
+            </w:r>
+            <w:r>
+              <w:rPr>
+                <w:b/>
+              </w:rPr>
+              <w:t>追蹤子項</w:t>
+            </w:r>
+          </w:p>
+        </w:tc>
+        <w:tc>
+          <w:tcPr>
+            <w:tcW w:type="dxa" w:w="2160"/>
           </w:tcPr>
           <w:p>
             <w:r>
@@ -1781,7 +1072,7 @@
         </w:tc>
         <w:tc>
           <w:tcPr>
-            <w:tcW w:type="dxa" w:w="2880"/>
+            <w:tcW w:type="dxa" w:w="2160"/>
           </w:tcPr>
           <w:p>
             <w:r>
@@ -1801,34 +1092,52 @@
       <w:tr>
         <w:tc>
           <w:tcPr>
-            <w:tcW w:type="dxa" w:w="2880"/>
+            <w:tcW w:type="dxa" w:w="2160"/>
+            <w:vMerge w:val="restart"/>
           </w:tcPr>
           <w:p>
             <w:r/>
             <w:r>
-              <w:t>停火達成與調解方</w:t>
-            </w:r>
-          </w:p>
-        </w:tc>
-        <w:tc>
-          <w:tcPr>
-            <w:tcW w:type="dxa" w:w="2880"/>
-          </w:tcPr>
+              <w:t>政治外交</w:t>
+            </w:r>
+          </w:p>
           <w:p>
             <w:r/>
-            <w:r>
-              <w:t>1/15 協議達成，古特雷斯「高度讚揚埃及、卡達和美國在推動協議達成中的卓越貢獻」（來源9）；古特雷斯將停火置於「國際法、聯合國決議和既往協議」框架下，重申「兩國方案」為緊迫任務（來源11）</w:t>
-            </w:r>
-          </w:p>
-        </w:tc>
-        <w:tc>
-          <w:tcPr>
-            <w:tcW w:type="dxa" w:w="2880"/>
-          </w:tcPr>
+          </w:p>
           <w:p>
             <w:r/>
-            <w:r>
-              <w:t>9、11</w:t>
+          </w:p>
+        </w:tc>
+        <w:tc>
+          <w:tcPr>
+            <w:tcW w:type="dxa" w:w="2160"/>
+          </w:tcPr>
+          <w:p>
+            <w:r/>
+            <w:r>
+              <w:t>停火協議與交換</w:t>
+            </w:r>
+          </w:p>
+        </w:tc>
+        <w:tc>
+          <w:tcPr>
+            <w:tcW w:type="dxa" w:w="2160"/>
+          </w:tcPr>
+          <w:p>
+            <w:r/>
+            <w:r>
+              <w:t>1/19 人質與囚犯交換完成，屬停火第一階段重要組成部分（來源2）；2/16 新一輪交換完成、停火確認維持（來源4）</w:t>
+            </w:r>
+          </w:p>
+        </w:tc>
+        <w:tc>
+          <w:tcPr>
+            <w:tcW w:type="dxa" w:w="2160"/>
+          </w:tcPr>
+          <w:p>
+            <w:r/>
+            <w:r>
+              <w:t>2、4</w:t>
             </w:r>
           </w:p>
         </w:tc>
@@ -1836,34 +1145,41 @@
       <w:tr>
         <w:tc>
           <w:tcPr>
-            <w:tcW w:type="dxa" w:w="2880"/>
+            <w:tcW w:type="dxa" w:w="2160"/>
+            <w:vMerge/>
+          </w:tcPr>
+          <w:p/>
+        </w:tc>
+        <w:tc>
+          <w:tcPr>
+            <w:tcW w:type="dxa" w:w="2160"/>
           </w:tcPr>
           <w:p>
             <w:r/>
             <w:r>
-              <w:t>協議結構</w:t>
-            </w:r>
-          </w:p>
-        </w:tc>
-        <w:tc>
-          <w:tcPr>
-            <w:tcW w:type="dxa" w:w="2880"/>
+              <w:t>停火震盪與破裂</w:t>
+            </w:r>
+          </w:p>
+        </w:tc>
+        <w:tc>
+          <w:tcPr>
+            <w:tcW w:type="dxa" w:w="2160"/>
           </w:tcPr>
           <w:p>
             <w:r/>
             <w:r>
-              <w:t>三階段設計：第一階段含以軍撤離居民區、允許巴勒斯坦人返回家園、大幅增加援助物資進入數量（來源21）；第一階段預定 3/1 前完成（來源30）；後續就永久停火展開談判（來源30）</w:t>
-            </w:r>
-          </w:p>
-        </w:tc>
-        <w:tc>
-          <w:tcPr>
-            <w:tcW w:type="dxa" w:w="2880"/>
+              <w:t>2/11 古特雷斯警告停火或將終止（來源3）；4/1 邊境連續四周關閉暗示停火已實質破裂（來源8）；5/2 以色列阻止援助被定性為「對哈馬斯施壓策略」（來源9）</w:t>
+            </w:r>
+          </w:p>
+        </w:tc>
+        <w:tc>
+          <w:tcPr>
+            <w:tcW w:type="dxa" w:w="2160"/>
           </w:tcPr>
           <w:p>
             <w:r/>
             <w:r>
-              <w:t>21、30</w:t>
+              <w:t>3、8、9</w:t>
             </w:r>
           </w:p>
         </w:tc>
@@ -1871,34 +1187,41 @@
       <w:tr>
         <w:tc>
           <w:tcPr>
-            <w:tcW w:type="dxa" w:w="2880"/>
+            <w:tcW w:type="dxa" w:w="2160"/>
+            <w:vMerge/>
+          </w:tcPr>
+          <w:p/>
+        </w:tc>
+        <w:tc>
+          <w:tcPr>
+            <w:tcW w:type="dxa" w:w="2160"/>
           </w:tcPr>
           <w:p>
             <w:r/>
             <w:r>
-              <w:t>人質交換</w:t>
-            </w:r>
-          </w:p>
-        </w:tc>
-        <w:tc>
-          <w:tcPr>
-            <w:tcW w:type="dxa" w:w="2880"/>
+              <w:t>調解方動向</w:t>
+            </w:r>
+          </w:p>
+        </w:tc>
+        <w:tc>
+          <w:tcPr>
+            <w:tcW w:type="dxa" w:w="2160"/>
           </w:tcPr>
           <w:p>
             <w:r/>
             <w:r>
-              <w:t>1/19 首次交換（第一階段重要組成部分）（來源15）；2/16 第二輪：3 名以色列人質換 369 名巴勒斯坦囚犯（來源20）；10/3 哈馬斯宣布準備釋放人質（來源64）</w:t>
-            </w:r>
-          </w:p>
-        </w:tc>
-        <w:tc>
-          <w:tcPr>
-            <w:tcW w:type="dxa" w:w="2880"/>
+              <w:t>本次資料中未直接收錄卡達、埃及、美國三方調解的獨立片段；2/11 停火談判場地相關資訊缺失（來源3 僅提及「停火協議或將終止」）</w:t>
+            </w:r>
+          </w:p>
+        </w:tc>
+        <w:tc>
+          <w:tcPr>
+            <w:tcW w:type="dxa" w:w="2160"/>
           </w:tcPr>
           <w:p>
             <w:r/>
             <w:r>
-              <w:t>15、20、64</w:t>
+              <w:t>3</w:t>
             </w:r>
           </w:p>
         </w:tc>
@@ -1906,34 +1229,49 @@
       <w:tr>
         <w:tc>
           <w:tcPr>
-            <w:tcW w:type="dxa" w:w="2880"/>
+            <w:tcW w:type="dxa" w:w="2160"/>
+            <w:vMerge w:val="restart"/>
           </w:tcPr>
           <w:p>
             <w:r/>
             <w:r>
-              <w:t>震盪與維持</w:t>
-            </w:r>
-          </w:p>
-        </w:tc>
-        <w:tc>
-          <w:tcPr>
-            <w:tcW w:type="dxa" w:w="2880"/>
-          </w:tcPr>
+              <w:t>國際安全</w:t>
+            </w:r>
+          </w:p>
           <w:p>
             <w:r/>
-            <w:r>
-              <w:t>2/11 停火「或將終止」風險出現（來源16）；古特雷斯呼籲哈馬斯「本週六」釋放人質、敦促「盡快在多哈恢復第二階段認真談判」（來源17）；2/16 交換完成、停火確認維持（來源19）</w:t>
-            </w:r>
-          </w:p>
-        </w:tc>
-        <w:tc>
-          <w:tcPr>
-            <w:tcW w:type="dxa" w:w="2880"/>
+          </w:p>
+        </w:tc>
+        <w:tc>
+          <w:tcPr>
+            <w:tcW w:type="dxa" w:w="2160"/>
           </w:tcPr>
           <w:p>
             <w:r/>
             <w:r>
-              <w:t>16、17、19</w:t>
+              <w:t>西岸軍事行動</w:t>
+            </w:r>
+          </w:p>
+        </w:tc>
+        <w:tc>
+          <w:tcPr>
+            <w:tcW w:type="dxa" w:w="2160"/>
+          </w:tcPr>
+          <w:p>
+            <w:r/>
+            <w:r>
+              <w:t>2/26 以色列數周軍事行動將西岸巴勒斯坦社區變成「戰場」（來源5）；UNRWA 報告 50 多人喪生含兒童（來源6）；人道協調廳關注過度武力（來源7）</w:t>
+            </w:r>
+          </w:p>
+        </w:tc>
+        <w:tc>
+          <w:tcPr>
+            <w:tcW w:type="dxa" w:w="2160"/>
+          </w:tcPr>
+          <w:p>
+            <w:r/>
+            <w:r>
+              <w:t>5、6、7</w:t>
             </w:r>
           </w:p>
         </w:tc>
@@ -1941,34 +1279,41 @@
       <w:tr>
         <w:tc>
           <w:tcPr>
-            <w:tcW w:type="dxa" w:w="2880"/>
+            <w:tcW w:type="dxa" w:w="2160"/>
+            <w:vMerge/>
+          </w:tcPr>
+          <w:p/>
+        </w:tc>
+        <w:tc>
+          <w:tcPr>
+            <w:tcW w:type="dxa" w:w="2160"/>
           </w:tcPr>
           <w:p>
             <w:r/>
             <w:r>
-              <w:t>破裂與封鎖</w:t>
-            </w:r>
-          </w:p>
-        </w:tc>
-        <w:tc>
-          <w:tcPr>
-            <w:tcW w:type="dxa" w:w="2880"/>
+              <w:t>加薩邊境控制</w:t>
+            </w:r>
+          </w:p>
+        </w:tc>
+        <w:tc>
+          <w:tcPr>
+            <w:tcW w:type="dxa" w:w="2160"/>
           </w:tcPr>
           <w:p>
             <w:r/>
             <w:r>
-              <w:t>3/23 停火破裂（15 名醫務人員遇害為標誌性事件）（來源31）；4/1 邊境關閉、連續四周禁止所有援助（來源33）；4/25 封鎖超 50 天（來源36）</w:t>
-            </w:r>
-          </w:p>
-        </w:tc>
-        <w:tc>
-          <w:tcPr>
-            <w:tcW w:type="dxa" w:w="2880"/>
+              <w:t>4/1 以色列關閉加薩邊境、禁止所有商業和人道援助（來源8）</w:t>
+            </w:r>
+          </w:p>
+        </w:tc>
+        <w:tc>
+          <w:tcPr>
+            <w:tcW w:type="dxa" w:w="2160"/>
           </w:tcPr>
           <w:p>
             <w:r/>
             <w:r>
-              <w:t>31、33、36</w:t>
+              <w:t>8</w:t>
             </w:r>
           </w:p>
         </w:tc>
@@ -1976,34 +1321,52 @@
       <w:tr>
         <w:tc>
           <w:tcPr>
-            <w:tcW w:type="dxa" w:w="2880"/>
+            <w:tcW w:type="dxa" w:w="2160"/>
+            <w:vMerge w:val="restart"/>
           </w:tcPr>
           <w:p>
             <w:r/>
             <w:r>
-              <w:t>安理會與否決</w:t>
-            </w:r>
-          </w:p>
-        </w:tc>
-        <w:tc>
-          <w:tcPr>
-            <w:tcW w:type="dxa" w:w="2880"/>
-          </w:tcPr>
+              <w:t>人道事務</w:t>
+            </w:r>
+          </w:p>
           <w:p>
             <w:r/>
-            <w:r>
-              <w:t>5/31 美國投下否決票阻止永久停火、解除援助限制決議（來源39）；9/29 古特雷斯第 35 次 2334 號決議報告：定居點擴張加快、人道局勢「接近崩潰」（來源63）</w:t>
-            </w:r>
-          </w:p>
-        </w:tc>
-        <w:tc>
-          <w:tcPr>
-            <w:tcW w:type="dxa" w:w="2880"/>
-          </w:tcPr>
+          </w:p>
           <w:p>
             <w:r/>
-            <w:r>
-              <w:t>39、63</w:t>
+          </w:p>
+        </w:tc>
+        <w:tc>
+          <w:tcPr>
+            <w:tcW w:type="dxa" w:w="2160"/>
+          </w:tcPr>
+          <w:p>
+            <w:r/>
+            <w:r>
+              <w:t>物資短缺</w:t>
+            </w:r>
+          </w:p>
+        </w:tc>
+        <w:tc>
+          <w:tcPr>
+            <w:tcW w:type="dxa" w:w="2160"/>
+          </w:tcPr>
+          <w:p>
+            <w:r/>
+            <w:r>
+              <w:t>1/14 嚴重物資短缺（來源1）；4/1 連續四周禁止所有援助（來源8）</w:t>
+            </w:r>
+          </w:p>
+        </w:tc>
+        <w:tc>
+          <w:tcPr>
+            <w:tcW w:type="dxa" w:w="2160"/>
+          </w:tcPr>
+          <w:p>
+            <w:r/>
+            <w:r>
+              <w:t>1、8</w:t>
             </w:r>
           </w:p>
         </w:tc>
@@ -2011,34 +1374,41 @@
       <w:tr>
         <w:tc>
           <w:tcPr>
-            <w:tcW w:type="dxa" w:w="2880"/>
+            <w:tcW w:type="dxa" w:w="2160"/>
+            <w:vMerge/>
+          </w:tcPr>
+          <w:p/>
+        </w:tc>
+        <w:tc>
+          <w:tcPr>
+            <w:tcW w:type="dxa" w:w="2160"/>
           </w:tcPr>
           <w:p>
             <w:r/>
             <w:r>
-              <w:t>10 月窗口</w:t>
-            </w:r>
-          </w:p>
-        </w:tc>
-        <w:tc>
-          <w:tcPr>
-            <w:tcW w:type="dxa" w:w="2880"/>
+              <w:t>邊境口岸</w:t>
+            </w:r>
+          </w:p>
+        </w:tc>
+        <w:tc>
+          <w:tcPr>
+            <w:tcW w:type="dxa" w:w="2160"/>
           </w:tcPr>
           <w:p>
             <w:r/>
             <w:r>
-              <w:t>10/3 哈馬斯宣布準備釋放人質並展開對話；古特雷斯「歡迎並感到鼓舞」（來源64）；17 萬噸物資「可隨時運入」（來源65）</w:t>
-            </w:r>
-          </w:p>
-        </w:tc>
-        <w:tc>
-          <w:tcPr>
-            <w:tcW w:type="dxa" w:w="2880"/>
+              <w:t>4/1 邊境全面關閉（來源8）；5/2 被定性為「集體懲罰」（來源9）；6/13 20 次搶修被拒（來源10）</w:t>
+            </w:r>
+          </w:p>
+        </w:tc>
+        <w:tc>
+          <w:tcPr>
+            <w:tcW w:type="dxa" w:w="2160"/>
           </w:tcPr>
           <w:p>
             <w:r/>
             <w:r>
-              <w:t>64、65</w:t>
+              <w:t>8、9、10</w:t>
             </w:r>
           </w:p>
         </w:tc>
@@ -2046,1450 +1416,457 @@
       <w:tr>
         <w:tc>
           <w:tcPr>
-            <w:tcW w:type="dxa" w:w="2880"/>
+            <w:tcW w:type="dxa" w:w="2160"/>
+            <w:vMerge/>
+          </w:tcPr>
+          <w:p/>
+        </w:tc>
+        <w:tc>
+          <w:tcPr>
+            <w:tcW w:type="dxa" w:w="2160"/>
           </w:tcPr>
           <w:p>
             <w:r/>
             <w:r>
-              <w:t>種族滅絕定性</w:t>
-            </w:r>
-          </w:p>
-        </w:tc>
-        <w:tc>
-          <w:tcPr>
-            <w:tcW w:type="dxa" w:w="2880"/>
+              <w:t>飲水與衛生</w:t>
+            </w:r>
+          </w:p>
+        </w:tc>
+        <w:tc>
+          <w:tcPr>
+            <w:tcW w:type="dxa" w:w="2160"/>
           </w:tcPr>
           <w:p>
             <w:r/>
             <w:r>
-              <w:t>9/23 聯合國獨立調查委員會報告：以色列在加薩實施四項種族滅絕行為；至 7 月已控制加薩 75% 面積；點名六名部長負最大責任（來源57-62）</w:t>
-            </w:r>
-          </w:p>
-        </w:tc>
-        <w:tc>
-          <w:tcPr>
-            <w:tcW w:type="dxa" w:w="2880"/>
+              <w:t>本次資料中無獨立飲水/衛生片段；1/14 物資短缺間接涵蓋（來源1）</w:t>
+            </w:r>
+          </w:p>
+        </w:tc>
+        <w:tc>
+          <w:tcPr>
+            <w:tcW w:type="dxa" w:w="2160"/>
           </w:tcPr>
           <w:p>
             <w:r/>
             <w:r>
-              <w:t>57、58、59、60、61、62</w:t>
+              <w:t>1</w:t>
+            </w:r>
+          </w:p>
+        </w:tc>
+      </w:tr>
+      <w:tr>
+        <w:tc>
+          <w:tcPr>
+            <w:tcW w:type="dxa" w:w="2160"/>
+            <w:vMerge w:val="restart"/>
+          </w:tcPr>
+          <w:p>
+            <w:r/>
+            <w:r>
+              <w:t>醫療衛生</w:t>
+            </w:r>
+          </w:p>
+          <w:p>
+            <w:r/>
+          </w:p>
+          <w:p>
+            <w:r/>
+          </w:p>
+        </w:tc>
+        <w:tc>
+          <w:tcPr>
+            <w:tcW w:type="dxa" w:w="2160"/>
+          </w:tcPr>
+          <w:p>
+            <w:r/>
+            <w:r>
+              <w:t>醫院運作</w:t>
+            </w:r>
+          </w:p>
+        </w:tc>
+        <w:tc>
+          <w:tcPr>
+            <w:tcW w:type="dxa" w:w="2160"/>
+          </w:tcPr>
+          <w:p>
+            <w:r/>
+            <w:r>
+              <w:t>1/14 奧達醫院運行受限、印尼醫院基本設備被破壞（來源1）</w:t>
+            </w:r>
+          </w:p>
+        </w:tc>
+        <w:tc>
+          <w:tcPr>
+            <w:tcW w:type="dxa" w:w="2160"/>
+          </w:tcPr>
+          <w:p>
+            <w:r/>
+            <w:r>
+              <w:t>1</w:t>
+            </w:r>
+          </w:p>
+        </w:tc>
+      </w:tr>
+      <w:tr>
+        <w:tc>
+          <w:tcPr>
+            <w:tcW w:type="dxa" w:w="2160"/>
+            <w:vMerge/>
+          </w:tcPr>
+          <w:p/>
+        </w:tc>
+        <w:tc>
+          <w:tcPr>
+            <w:tcW w:type="dxa" w:w="2160"/>
+          </w:tcPr>
+          <w:p>
+            <w:r/>
+            <w:r>
+              <w:t>醫護安全</w:t>
+            </w:r>
+          </w:p>
+        </w:tc>
+        <w:tc>
+          <w:tcPr>
+            <w:tcW w:type="dxa" w:w="2160"/>
+          </w:tcPr>
+          <w:p>
+            <w:r/>
+            <w:r>
+              <w:t>1/14 醫院設備被破壞暗示攻擊環境惡化（來源1）；2/26 人道協調廳對過度武力表達關切（來源7）</w:t>
+            </w:r>
+          </w:p>
+        </w:tc>
+        <w:tc>
+          <w:tcPr>
+            <w:tcW w:type="dxa" w:w="2160"/>
+          </w:tcPr>
+          <w:p>
+            <w:r/>
+            <w:r>
+              <w:t>1、7</w:t>
+            </w:r>
+          </w:p>
+        </w:tc>
+      </w:tr>
+      <w:tr>
+        <w:tc>
+          <w:tcPr>
+            <w:tcW w:type="dxa" w:w="2160"/>
+            <w:vMerge/>
+          </w:tcPr>
+          <w:p/>
+        </w:tc>
+        <w:tc>
+          <w:tcPr>
+            <w:tcW w:type="dxa" w:w="2160"/>
+          </w:tcPr>
+          <w:p>
+            <w:r/>
+            <w:r>
+              <w:t>病患轉送</w:t>
+            </w:r>
+          </w:p>
+        </w:tc>
+        <w:tc>
+          <w:tcPr>
+            <w:tcW w:type="dxa" w:w="2160"/>
+          </w:tcPr>
+          <w:p>
+            <w:r/>
+            <w:r>
+              <w:t>本次資料中未收錄病患轉送相關片段</w:t>
+            </w:r>
+          </w:p>
+        </w:tc>
+        <w:tc>
+          <w:tcPr>
+            <w:tcW w:type="dxa" w:w="2160"/>
+          </w:tcPr>
+          <w:p>
+            <w:r/>
+            <w:r>
+              <w:t>-</w:t>
+            </w:r>
+          </w:p>
+        </w:tc>
+      </w:tr>
+      <w:tr>
+        <w:tc>
+          <w:tcPr>
+            <w:tcW w:type="dxa" w:w="2160"/>
+            <w:vMerge w:val="restart"/>
+          </w:tcPr>
+          <w:p>
+            <w:r/>
+            <w:r>
+              <w:t>國際組織</w:t>
+            </w:r>
+          </w:p>
+          <w:p>
+            <w:r/>
+          </w:p>
+          <w:p>
+            <w:r/>
+          </w:p>
+          <w:p>
+            <w:r/>
+          </w:p>
+        </w:tc>
+        <w:tc>
+          <w:tcPr>
+            <w:tcW w:type="dxa" w:w="2160"/>
+          </w:tcPr>
+          <w:p>
+            <w:r/>
+            <w:r>
+              <w:t>古特雷斯</w:t>
+            </w:r>
+          </w:p>
+        </w:tc>
+        <w:tc>
+          <w:tcPr>
+            <w:tcW w:type="dxa" w:w="2160"/>
+          </w:tcPr>
+          <w:p>
+            <w:r/>
+            <w:r>
+              <w:t>1/19 歡迎停火與交換（來源2）；2/11 呼籲避免戰火重燃（來源3）；2/16 歡迎持續停火（來源4）</w:t>
+            </w:r>
+          </w:p>
+        </w:tc>
+        <w:tc>
+          <w:tcPr>
+            <w:tcW w:type="dxa" w:w="2160"/>
+          </w:tcPr>
+          <w:p>
+            <w:r/>
+            <w:r>
+              <w:t>2、3、4</w:t>
+            </w:r>
+          </w:p>
+        </w:tc>
+      </w:tr>
+      <w:tr>
+        <w:tc>
+          <w:tcPr>
+            <w:tcW w:type="dxa" w:w="2160"/>
+            <w:vMerge/>
+          </w:tcPr>
+          <w:p/>
+        </w:tc>
+        <w:tc>
+          <w:tcPr>
+            <w:tcW w:type="dxa" w:w="2160"/>
+          </w:tcPr>
+          <w:p>
+            <w:r/>
+            <w:r>
+              <w:t>OCHA（杜加里克/埃爾德/弗萊徹）</w:t>
+            </w:r>
+          </w:p>
+        </w:tc>
+        <w:tc>
+          <w:tcPr>
+            <w:tcW w:type="dxa" w:w="2160"/>
+          </w:tcPr>
+          <w:p>
+            <w:r/>
+            <w:r>
+              <w:t>1/14 杜加里克：物資短缺、醫院受限（來源1）；4/1 埃爾德：邊境四周關閉（來源8）；5/2 弗萊徹：集體懲罰定性（來源9）；6/13 20 次搶修被拒（來源10）</w:t>
+            </w:r>
+          </w:p>
+        </w:tc>
+        <w:tc>
+          <w:tcPr>
+            <w:tcW w:type="dxa" w:w="2160"/>
+          </w:tcPr>
+          <w:p>
+            <w:r/>
+            <w:r>
+              <w:t>1、8、9、10</w:t>
+            </w:r>
+          </w:p>
+        </w:tc>
+      </w:tr>
+      <w:tr>
+        <w:tc>
+          <w:tcPr>
+            <w:tcW w:type="dxa" w:w="2160"/>
+            <w:vMerge/>
+          </w:tcPr>
+          <w:p/>
+        </w:tc>
+        <w:tc>
+          <w:tcPr>
+            <w:tcW w:type="dxa" w:w="2160"/>
+          </w:tcPr>
+          <w:p>
+            <w:r/>
+            <w:r>
+              <w:t>UNRWA</w:t>
+            </w:r>
+          </w:p>
+        </w:tc>
+        <w:tc>
+          <w:tcPr>
+            <w:tcW w:type="dxa" w:w="2160"/>
+          </w:tcPr>
+          <w:p>
+            <w:r/>
+            <w:r>
+              <w:t>2/26 西岸 50 多人喪生、4 萬人流離失所（來源6）</w:t>
+            </w:r>
+          </w:p>
+        </w:tc>
+        <w:tc>
+          <w:tcPr>
+            <w:tcW w:type="dxa" w:w="2160"/>
+          </w:tcPr>
+          <w:p>
+            <w:r/>
+            <w:r>
+              <w:t>6</w:t>
+            </w:r>
+          </w:p>
+        </w:tc>
+      </w:tr>
+      <w:tr>
+        <w:tc>
+          <w:tcPr>
+            <w:tcW w:type="dxa" w:w="2160"/>
+            <w:vMerge/>
+          </w:tcPr>
+          <w:p/>
+        </w:tc>
+        <w:tc>
+          <w:tcPr>
+            <w:tcW w:type="dxa" w:w="2160"/>
+          </w:tcPr>
+          <w:p>
+            <w:r/>
+            <w:r>
+              <w:t>安理會</w:t>
+            </w:r>
+          </w:p>
+        </w:tc>
+        <w:tc>
+          <w:tcPr>
+            <w:tcW w:type="dxa" w:w="2160"/>
+          </w:tcPr>
+          <w:p>
+            <w:r/>
+            <w:r>
+              <w:t>本次資料中未收錄安理會決議或否決相關片段</w:t>
+            </w:r>
+          </w:p>
+        </w:tc>
+        <w:tc>
+          <w:tcPr>
+            <w:tcW w:type="dxa" w:w="2160"/>
+          </w:tcPr>
+          <w:p>
+            <w:r/>
+            <w:r>
+              <w:t>-</w:t>
+            </w:r>
+          </w:p>
+        </w:tc>
+      </w:tr>
+      <w:tr>
+        <w:tc>
+          <w:tcPr>
+            <w:tcW w:type="dxa" w:w="2160"/>
+            <w:vMerge w:val="restart"/>
+          </w:tcPr>
+          <w:p>
+            <w:r/>
+            <w:r>
+              <w:t>綜合研析</w:t>
+            </w:r>
+          </w:p>
+          <w:p>
+            <w:r/>
+          </w:p>
+        </w:tc>
+        <w:tc>
+          <w:tcPr>
+            <w:tcW w:type="dxa" w:w="2160"/>
+          </w:tcPr>
+          <w:p>
+            <w:r/>
+            <w:r>
+              <w:t>傳導鏈</w:t>
+            </w:r>
+          </w:p>
+        </w:tc>
+        <w:tc>
+          <w:tcPr>
+            <w:tcW w:type="dxa" w:w="2160"/>
+          </w:tcPr>
+          <w:p>
+            <w:r/>
+            <w:r>
+              <w:t>見第四節</w:t>
+            </w:r>
+          </w:p>
+        </w:tc>
+        <w:tc>
+          <w:tcPr>
+            <w:tcW w:type="dxa" w:w="2160"/>
+          </w:tcPr>
+          <w:p>
+            <w:r/>
+            <w:r>
+              <w:t>1、2、3、4、8、9、10</w:t>
+            </w:r>
+          </w:p>
+        </w:tc>
+      </w:tr>
+      <w:tr>
+        <w:tc>
+          <w:tcPr>
+            <w:tcW w:type="dxa" w:w="2160"/>
+            <w:vMerge/>
+          </w:tcPr>
+          <w:p/>
+        </w:tc>
+        <w:tc>
+          <w:tcPr>
+            <w:tcW w:type="dxa" w:w="2160"/>
+          </w:tcPr>
+          <w:p>
+            <w:r/>
+            <w:r>
+              <w:t>風險與 SWOT</w:t>
+            </w:r>
+          </w:p>
+        </w:tc>
+        <w:tc>
+          <w:tcPr>
+            <w:tcW w:type="dxa" w:w="2160"/>
+          </w:tcPr>
+          <w:p>
+            <w:r/>
+            <w:r>
+              <w:t>見第五、六節</w:t>
+            </w:r>
+          </w:p>
+        </w:tc>
+        <w:tc>
+          <w:tcPr>
+            <w:tcW w:type="dxa" w:w="2160"/>
+          </w:tcPr>
+          <w:p>
+            <w:r/>
+            <w:r>
+              <w:t>1-10</w:t>
             </w:r>
           </w:p>
         </w:tc>
       </w:tr>
     </w:tbl>
-    <w:p/>
-    <w:p>
-      <w:r>
-        <w:rPr>
-          <w:b/>
-        </w:rPr>
-        <w:t>分析：</w:t>
-      </w:r>
-      <w:r>
-        <w:t xml:space="preserve"> 政治外交線呈現「達成→震盪→破裂→封鎖→定性→再窗口」的完整弧線。1-2 月間，埃及、卡達、美國三邊調解有效（來源9）；2/11 多哈第二階段談判窗口被明確點出（來源17）；但 3 月破裂後，安理會成為阻礙（5/31 否決，來源39），國際法框架（來源11、23）從保護工具淪為「呼籲」話語。10/3 哈馬斯釋放意旨（來源64）是 3 月破裂以來第一個由加薩一方主動釋放的政治信號，但資料中無以色列回應記錄，實質執行狀態未知。</w:t>
-      </w:r>
-    </w:p>
-    <w:p/>
-    <w:p>
-      <w:r>
-        <w:t>---</w:t>
-      </w:r>
-    </w:p>
-    <w:p/>
-    <w:p>
-      <w:pPr>
-        <w:pStyle w:val="Heading3"/>
-      </w:pPr>
-      <w:r>
-        <w:t>3.2 國際安全</w:t>
-      </w:r>
-    </w:p>
-    <w:p/>
-    <w:tbl>
-      <w:tblPr>
-        <w:tblStyle w:val="TableGrid"/>
-        <w:tblW w:type="auto" w:w="0"/>
-        <w:tblLook w:firstColumn="1" w:firstRow="1" w:lastColumn="0" w:lastRow="0" w:noHBand="0" w:noVBand="1" w:val="04A0"/>
-      </w:tblPr>
-      <w:tblGrid>
-        <w:gridCol w:w="2880"/>
-        <w:gridCol w:w="2880"/>
-        <w:gridCol w:w="2880"/>
-      </w:tblGrid>
-      <w:tr>
-        <w:tc>
-          <w:tcPr>
-            <w:tcW w:type="dxa" w:w="2880"/>
-          </w:tcPr>
-          <w:p>
-            <w:r>
-              <w:rPr>
-                <w:b/>
-              </w:rPr>
-            </w:r>
-            <w:r>
-              <w:rPr>
-                <w:b/>
-              </w:rPr>
-              <w:t>面向</w:t>
-            </w:r>
-          </w:p>
-        </w:tc>
-        <w:tc>
-          <w:tcPr>
-            <w:tcW w:type="dxa" w:w="2880"/>
-          </w:tcPr>
-          <w:p>
-            <w:r>
-              <w:rPr>
-                <w:b/>
-              </w:rPr>
-            </w:r>
-            <w:r>
-              <w:rPr>
-                <w:b/>
-              </w:rPr>
-              <w:t>主要內容</w:t>
-            </w:r>
-          </w:p>
-        </w:tc>
-        <w:tc>
-          <w:tcPr>
-            <w:tcW w:type="dxa" w:w="2880"/>
-          </w:tcPr>
-          <w:p>
-            <w:r>
-              <w:rPr>
-                <w:b/>
-              </w:rPr>
-            </w:r>
-            <w:r>
-              <w:rPr>
-                <w:b/>
-              </w:rPr>
-              <w:t>來源</w:t>
-            </w:r>
-          </w:p>
-        </w:tc>
-      </w:tr>
-      <w:tr>
-        <w:tc>
-          <w:tcPr>
-            <w:tcW w:type="dxa" w:w="2880"/>
-          </w:tcPr>
-          <w:p>
-            <w:r/>
-            <w:r>
-              <w:t>空襲與襲擊</w:t>
-            </w:r>
-          </w:p>
-        </w:tc>
-        <w:tc>
-          <w:tcPr>
-            <w:tcW w:type="dxa" w:w="2880"/>
-          </w:tcPr>
-          <w:p>
-            <w:r/>
-            <w:r>
-              <w:t>1/9 收容所遭襲擊（來源1）；1/14 賈巴利亞·巴拉德和汗尤尼斯遇襲、大量平民死傷（來源6）；5/9 貝雷杰聯合國學校空襲、至少 30 人死亡（收容約 2,000 人）（來源38）</w:t>
-            </w:r>
-          </w:p>
-        </w:tc>
-        <w:tc>
-          <w:tcPr>
-            <w:tcW w:type="dxa" w:w="2880"/>
-          </w:tcPr>
-          <w:p>
-            <w:r/>
-            <w:r>
-              <w:t>1、6、38</w:t>
-            </w:r>
-          </w:p>
-        </w:tc>
-      </w:tr>
-      <w:tr>
-        <w:tc>
-          <w:tcPr>
-            <w:tcW w:type="dxa" w:w="2880"/>
-          </w:tcPr>
-          <w:p>
-            <w:r/>
-            <w:r>
-              <w:t>地面軍事行動</w:t>
-            </w:r>
-          </w:p>
-        </w:tc>
-        <w:tc>
-          <w:tcPr>
-            <w:tcW w:type="dxa" w:w="2880"/>
-          </w:tcPr>
-          <w:p>
-            <w:r/>
-            <w:r>
-              <w:t>8/8 以色列決定「接管加薩城」（來源52）；8/22 以軍持續加強加薩城及周边軍事行動（來源53）</w:t>
-            </w:r>
-          </w:p>
-        </w:tc>
-        <w:tc>
-          <w:tcPr>
-            <w:tcW w:type="dxa" w:w="2880"/>
-          </w:tcPr>
-          <w:p>
-            <w:r/>
-            <w:r>
-              <w:t>52、53</w:t>
-            </w:r>
-          </w:p>
-        </w:tc>
-      </w:tr>
-      <w:tr>
-        <w:tc>
-          <w:tcPr>
-            <w:tcW w:type="dxa" w:w="2880"/>
-          </w:tcPr>
-          <w:p>
-            <w:r/>
-            <w:r>
-              <w:t>停火違規</w:t>
-            </w:r>
-          </w:p>
-        </w:tc>
-        <w:tc>
-          <w:tcPr>
-            <w:tcW w:type="dxa" w:w="2880"/>
-          </w:tcPr>
-          <w:p>
-            <w:r/>
-            <w:r>
-              <w:t>2/11 停火「或將終止」（來源16）；3/23 以軍襲擊醫療和急救車隊、15 人遇害（來源31）；4 月起全面封鎖（來源33、36）</w:t>
-            </w:r>
-          </w:p>
-        </w:tc>
-        <w:tc>
-          <w:tcPr>
-            <w:tcW w:type="dxa" w:w="2880"/>
-          </w:tcPr>
-          <w:p>
-            <w:r/>
-            <w:r>
-              <w:t>16、31、33、36</w:t>
-            </w:r>
-          </w:p>
-        </w:tc>
-      </w:tr>
-      <w:tr>
-        <w:tc>
-          <w:tcPr>
-            <w:tcW w:type="dxa" w:w="2880"/>
-          </w:tcPr>
-          <w:p>
-            <w:r/>
-            <w:r>
-              <w:t>平民安全</w:t>
-            </w:r>
-          </w:p>
-        </w:tc>
-        <w:tc>
-          <w:tcPr>
-            <w:tcW w:type="dxa" w:w="2880"/>
-          </w:tcPr>
-          <w:p>
-            <w:r/>
-            <w:r>
-              <w:t>2/26 約旦河西岸 4 萬人 displaced、50 多人喪生（含兒童）（來源24、25）；2/26 加薩 6 名兒童因嚴寒死亡（累計 15 人）（來源27）；6/13 物資分發中心周邊 200 餘人死亡、數千人受傷（來源45）；7/3 一日內強制轉移近 3 萬人（來源48）</w:t>
-            </w:r>
-          </w:p>
-        </w:tc>
-        <w:tc>
-          <w:tcPr>
-            <w:tcW w:type="dxa" w:w="2880"/>
-          </w:tcPr>
-          <w:p>
-            <w:r/>
-            <w:r>
-              <w:t>24、25、27、45、48</w:t>
-            </w:r>
-          </w:p>
-        </w:tc>
-      </w:tr>
-      <w:tr>
-        <w:tc>
-          <w:tcPr>
-            <w:tcW w:type="dxa" w:w="2880"/>
-          </w:tcPr>
-          <w:p>
-            <w:r/>
-            <w:r>
-              <w:t>救援人員安全</w:t>
-            </w:r>
-          </w:p>
-        </w:tc>
-        <w:tc>
-          <w:tcPr>
-            <w:tcW w:type="dxa" w:w="2880"/>
-          </w:tcPr>
-          <w:p>
-            <w:r/>
-            <w:r>
-              <w:t>10/3 警告：至少 562 名救援人員喪生（含 376 名聯合國工作人員）（來源66）；4/1 紅新月會超過一半救护车無法運行（來源35）；4/1 紅新月會成員失蹤（來源34）</w:t>
-            </w:r>
-          </w:p>
-        </w:tc>
-        <w:tc>
-          <w:tcPr>
-            <w:tcW w:type="dxa" w:w="2880"/>
-          </w:tcPr>
-          <w:p>
-            <w:r/>
-            <w:r>
-              <w:t>66、34、35</w:t>
-            </w:r>
-          </w:p>
-        </w:tc>
-      </w:tr>
-      <w:tr>
-        <w:tc>
-          <w:tcPr>
-            <w:tcW w:type="dxa" w:w="2880"/>
-          </w:tcPr>
-          <w:p>
-            <w:r/>
-            <w:r>
-              <w:t>佔領擴大</w:t>
-            </w:r>
-          </w:p>
-        </w:tc>
-        <w:tc>
-          <w:tcPr>
-            <w:tcW w:type="dxa" w:w="2880"/>
-          </w:tcPr>
-          <w:p>
-            <w:r/>
-            <w:r>
-              <w:t>9/23 報告：以軍至 7 月已控制加薩 75% 面積；持續拆毀民用基礎設施（來源59）；西岸政策顯示吞併意圖（來源60）</w:t>
-            </w:r>
-          </w:p>
-        </w:tc>
-        <w:tc>
-          <w:tcPr>
-            <w:tcW w:type="dxa" w:w="2880"/>
-          </w:tcPr>
-          <w:p>
-            <w:r/>
-            <w:r>
-              <w:t>59、60</w:t>
-            </w:r>
-          </w:p>
-        </w:tc>
-      </w:tr>
-    </w:tbl>
-    <w:p/>
-    <w:p>
-      <w:r>
-        <w:rPr>
-          <w:b/>
-        </w:rPr>
-        <w:t>分析：</w:t>
-      </w:r>
-      <w:r>
-        <w:t xml:space="preserve"> 國際安全維度呈現「停火期間的低強度違規（2 月）→ 破裂後的高強度軍事行動（4-8 月）→ 結構性佔領擴大（7-9 月）」的升級路徑。3/23 的 15 人遇害事件（來源31）既是停火破裂的標誌，也確立了「救援人員不再是中立的」這一危險先例。8/8「接管加薩城」決定（來源52）是軍事行動從「有限打擊」轉向「全面控制」的質變節點。至 9/23 報告確認 75% 面積被控制（來源59），軍事維度已從「衝突」演變為「佔領」。</w:t>
-      </w:r>
-    </w:p>
-    <w:p/>
-    <w:p>
-      <w:r>
-        <w:t>---</w:t>
-      </w:r>
-    </w:p>
-    <w:p/>
-    <w:p>
-      <w:pPr>
-        <w:pStyle w:val="Heading3"/>
-      </w:pPr>
-      <w:r>
-        <w:t>3.3 人道事務</w:t>
-      </w:r>
-    </w:p>
-    <w:p/>
-    <w:tbl>
-      <w:tblPr>
-        <w:tblStyle w:val="TableGrid"/>
-        <w:tblW w:type="auto" w:w="0"/>
-        <w:tblLook w:firstColumn="1" w:firstRow="1" w:lastColumn="0" w:lastRow="0" w:noHBand="0" w:noVBand="1" w:val="04A0"/>
-      </w:tblPr>
-      <w:tblGrid>
-        <w:gridCol w:w="2880"/>
-        <w:gridCol w:w="2880"/>
-        <w:gridCol w:w="2880"/>
-      </w:tblGrid>
-      <w:tr>
-        <w:tc>
-          <w:tcPr>
-            <w:tcW w:type="dxa" w:w="2880"/>
-          </w:tcPr>
-          <w:p>
-            <w:r>
-              <w:rPr>
-                <w:b/>
-              </w:rPr>
-            </w:r>
-            <w:r>
-              <w:rPr>
-                <w:b/>
-              </w:rPr>
-              <w:t>面向</w:t>
-            </w:r>
-          </w:p>
-        </w:tc>
-        <w:tc>
-          <w:tcPr>
-            <w:tcW w:type="dxa" w:w="2880"/>
-          </w:tcPr>
-          <w:p>
-            <w:r>
-              <w:rPr>
-                <w:b/>
-              </w:rPr>
-            </w:r>
-            <w:r>
-              <w:rPr>
-                <w:b/>
-              </w:rPr>
-              <w:t>主要內容</w:t>
-            </w:r>
-          </w:p>
-        </w:tc>
-        <w:tc>
-          <w:tcPr>
-            <w:tcW w:type="dxa" w:w="2880"/>
-          </w:tcPr>
-          <w:p>
-            <w:r>
-              <w:rPr>
-                <w:b/>
-              </w:rPr>
-            </w:r>
-            <w:r>
-              <w:rPr>
-                <w:b/>
-              </w:rPr>
-              <w:t>來源</w:t>
-            </w:r>
-          </w:p>
-        </w:tc>
-      </w:tr>
-      <w:tr>
-        <w:tc>
-          <w:tcPr>
-            <w:tcW w:type="dxa" w:w="2880"/>
-          </w:tcPr>
-          <w:p>
-            <w:r/>
-            <w:r>
-              <w:t>食品</w:t>
-            </w:r>
-          </w:p>
-        </w:tc>
-        <w:tc>
-          <w:tcPr>
-            <w:tcW w:type="dxa" w:w="2880"/>
-          </w:tcPr>
-          <w:p>
-            <w:r/>
-            <w:r>
-              <w:t>1/14 WFP 麵包店僅半產能（燃料短缺）（來源8）；2/11 超 150 萬人領取食品包、WFP 向超 86 萬人分發（來源18）；2/26 WFP 1 月向約 19 萬人提供現金援助（來源29）；4/25 封鎖 50 天、即將斷糧（來源36）；5/31 飢荒失控（來源39）；8/22 飢荒定性（來源54）</w:t>
-            </w:r>
-          </w:p>
-        </w:tc>
-        <w:tc>
-          <w:tcPr>
-            <w:tcW w:type="dxa" w:w="2880"/>
-          </w:tcPr>
-          <w:p>
-            <w:r/>
-            <w:r>
-              <w:t>8、18、29、36、39、54</w:t>
-            </w:r>
-          </w:p>
-        </w:tc>
-      </w:tr>
-      <w:tr>
-        <w:tc>
-          <w:tcPr>
-            <w:tcW w:type="dxa" w:w="2880"/>
-          </w:tcPr>
-          <w:p>
-            <w:r/>
-            <w:r>
-              <w:t>飲水與衛生</w:t>
-            </w:r>
-          </w:p>
-        </w:tc>
-        <w:tc>
-          <w:tcPr>
-            <w:tcW w:type="dxa" w:w="2880"/>
-          </w:tcPr>
-          <w:p>
-            <w:r/>
-            <w:r>
-              <w:t>1/14 UNICEF 向約 5 萬人分發 8,000 餘衛生用品包（來源4）；2/11 水井修復推進中但缺乏備件、發電機和太陽能設備（來源18）；7/3 飲水無法淨化（17 週無燃料）（來源49）；7/3 約 70 萬女性和女孩面臨「月經危機」（來源50）</w:t>
-            </w:r>
-          </w:p>
-        </w:tc>
-        <w:tc>
-          <w:tcPr>
-            <w:tcW w:type="dxa" w:w="2880"/>
-          </w:tcPr>
-          <w:p>
-            <w:r/>
-            <w:r>
-              <w:t>4、18、49、50</w:t>
-            </w:r>
-          </w:p>
-        </w:tc>
-      </w:tr>
-      <w:tr>
-        <w:tc>
-          <w:tcPr>
-            <w:tcW w:type="dxa" w:w="2880"/>
-          </w:tcPr>
-          <w:p>
-            <w:r/>
-            <w:r>
-              <w:t>邊境口岸與准入</w:t>
-            </w:r>
-          </w:p>
-        </w:tc>
-        <w:tc>
-          <w:tcPr>
-            <w:tcW w:type="dxa" w:w="2880"/>
-          </w:tcPr>
-          <w:p>
-            <w:r/>
-            <w:r>
-              <w:t>1/14 以色列持續拒絕援助進入（來源2）；4/1 邊境關閉、連續四周禁止所有商業和人道援助（來源33）；6/13 18 項援助中 8 項被拒、4 項取消（來源42）；6/13 自 4 月以來 20 次以上搶修許可被拒（來源43）；7/3 6 月近 400 次協調中 44% 被直接拒絕（來源51）；7/3 170 卡車月經物資備妥但未獲准入（來源50）；10/3 17 萬噸物資「可隨時運入」（來源65）</w:t>
-            </w:r>
-          </w:p>
-        </w:tc>
-        <w:tc>
-          <w:tcPr>
-            <w:tcW w:type="dxa" w:w="2880"/>
-          </w:tcPr>
-          <w:p>
-            <w:r/>
-            <w:r>
-              <w:t>2、33、42、43、50、51、65</w:t>
-            </w:r>
-          </w:p>
-        </w:tc>
-      </w:tr>
-      <w:tr>
-        <w:tc>
-          <w:tcPr>
-            <w:tcW w:type="dxa" w:w="2880"/>
-          </w:tcPr>
-          <w:p>
-            <w:r/>
-            <w:r>
-              <w:t>避難與住所</w:t>
-            </w:r>
-          </w:p>
-        </w:tc>
-        <w:tc>
-          <w:tcPr>
-            <w:tcW w:type="dxa" w:w="2880"/>
-          </w:tcPr>
-          <w:p>
-            <w:r/>
-            <w:r>
-              <w:t>1/9 收容所遭襲擊（來源1）；2/26 評估拉法、汗尤尼斯、代爾巴拉赫等地學校狀況（來源28）；7/3 一日內強制轉移近 3 萬人、缺乏庇護和物資（來源48）</w:t>
-            </w:r>
-          </w:p>
-        </w:tc>
-        <w:tc>
-          <w:tcPr>
-            <w:tcW w:type="dxa" w:w="2880"/>
-          </w:tcPr>
-          <w:p>
-            <w:r/>
-            <w:r>
-              <w:t>1、28、48</w:t>
-            </w:r>
-          </w:p>
-        </w:tc>
-      </w:tr>
-      <w:tr>
-        <w:tc>
-          <w:tcPr>
-            <w:tcW w:type="dxa" w:w="2880"/>
-          </w:tcPr>
-          <w:p>
-            <w:r/>
-            <w:r>
-              <w:t>燃料</w:t>
-            </w:r>
-          </w:p>
-        </w:tc>
-        <w:tc>
-          <w:tcPr>
-            <w:tcW w:type="dxa" w:w="2880"/>
-          </w:tcPr>
-          <w:p>
-            <w:r/>
-            <w:r>
-              <w:t>1/14 麵包店因缺燃料僅半產能（來源8）；7/3 連續超 17 週未獲燃料（來源49）</w:t>
-            </w:r>
-          </w:p>
-        </w:tc>
-        <w:tc>
-          <w:tcPr>
-            <w:tcW w:type="dxa" w:w="2880"/>
-          </w:tcPr>
-          <w:p>
-            <w:r/>
-            <w:r>
-              <w:t>8、49</w:t>
-            </w:r>
-          </w:p>
-        </w:tc>
-      </w:tr>
-      <w:tr>
-        <w:tc>
-          <w:tcPr>
-            <w:tcW w:type="dxa" w:w="2880"/>
-          </w:tcPr>
-          <w:p>
-            <w:r/>
-            <w:r>
-              <w:t>通信</w:t>
-            </w:r>
-          </w:p>
-        </w:tc>
-        <w:tc>
-          <w:tcPr>
-            <w:tcW w:type="dxa" w:w="2880"/>
-          </w:tcPr>
-          <w:p>
-            <w:r/>
-            <w:r>
-              <w:t>6/13 通信全面中斷，人道救援行動「雪上加霜」，平民陷入信息孤立（來源40、41）</w:t>
-            </w:r>
-          </w:p>
-        </w:tc>
-        <w:tc>
-          <w:tcPr>
-            <w:tcW w:type="dxa" w:w="2880"/>
-          </w:tcPr>
-          <w:p>
-            <w:r/>
-            <w:r>
-              <w:t>40、41</w:t>
-            </w:r>
-          </w:p>
-        </w:tc>
-      </w:tr>
-    </w:tbl>
-    <w:p/>
-    <w:p>
-      <w:r>
-        <w:rPr>
-          <w:b/>
-        </w:rPr>
-        <w:t>分析：</w:t>
-      </w:r>
-      <w:r>
-        <w:t xml:space="preserve"> 人道事務維度呈現最清晰的「正向→負向」傳導鏈。1-2 月停火期間，援助規模「顯著增加」（來源14）、超 150 萬人領食品（來源18），傳導鏈正向運作。3 月破裂後，傳導鏈完全逆轉：封鎖（來源33）→ 50 天斷糧（來源36）→ 飢荒（來源54）→ 17 週無燃料（來源49）。至 10/3，17 萬噸物資備妥但「可隨時運入」的表述（來源65）暗示准入條件仍未具備--物资在邊境外等待，而非已進入加薩。</w:t>
-      </w:r>
-    </w:p>
-    <w:p/>
-    <w:p>
-      <w:r>
-        <w:t>---</w:t>
-      </w:r>
-    </w:p>
-    <w:p/>
-    <w:p>
-      <w:pPr>
-        <w:pStyle w:val="Heading3"/>
-      </w:pPr>
-      <w:r>
-        <w:t>3.4 醫療衛生</w:t>
-      </w:r>
-    </w:p>
-    <w:p/>
-    <w:tbl>
-      <w:tblPr>
-        <w:tblStyle w:val="TableGrid"/>
-        <w:tblW w:type="auto" w:w="0"/>
-        <w:tblLook w:firstColumn="1" w:firstRow="1" w:lastColumn="0" w:lastRow="0" w:noHBand="0" w:noVBand="1" w:val="04A0"/>
-      </w:tblPr>
-      <w:tblGrid>
-        <w:gridCol w:w="2880"/>
-        <w:gridCol w:w="2880"/>
-        <w:gridCol w:w="2880"/>
-      </w:tblGrid>
-      <w:tr>
-        <w:tc>
-          <w:tcPr>
-            <w:tcW w:type="dxa" w:w="2880"/>
-          </w:tcPr>
-          <w:p>
-            <w:r>
-              <w:rPr>
-                <w:b/>
-              </w:rPr>
-            </w:r>
-            <w:r>
-              <w:rPr>
-                <w:b/>
-              </w:rPr>
-              <w:t>面向</w:t>
-            </w:r>
-          </w:p>
-        </w:tc>
-        <w:tc>
-          <w:tcPr>
-            <w:tcW w:type="dxa" w:w="2880"/>
-          </w:tcPr>
-          <w:p>
-            <w:r>
-              <w:rPr>
-                <w:b/>
-              </w:rPr>
-            </w:r>
-            <w:r>
-              <w:rPr>
-                <w:b/>
-              </w:rPr>
-              <w:t>主要內容</w:t>
-            </w:r>
-          </w:p>
-        </w:tc>
-        <w:tc>
-          <w:tcPr>
-            <w:tcW w:type="dxa" w:w="2880"/>
-          </w:tcPr>
-          <w:p>
-            <w:r>
-              <w:rPr>
-                <w:b/>
-              </w:rPr>
-            </w:r>
-            <w:r>
-              <w:rPr>
-                <w:b/>
-              </w:rPr>
-              <w:t>來源</w:t>
-            </w:r>
-          </w:p>
-        </w:tc>
-      </w:tr>
-      <w:tr>
-        <w:tc>
-          <w:tcPr>
-            <w:tcW w:type="dxa" w:w="2880"/>
-          </w:tcPr>
-          <w:p>
-            <w:r/>
-            <w:r>
-              <w:t>醫院運作</w:t>
-            </w:r>
-          </w:p>
-        </w:tc>
-        <w:tc>
-          <w:tcPr>
-            <w:tcW w:type="dxa" w:w="2880"/>
-          </w:tcPr>
-          <w:p>
-            <w:r/>
-            <w:r>
-              <w:t>1/14 奧達醫院因嚴重物資短缺運行受限（來源5、7）；印尼醫院基本設備被破壞、缺乏必要物資和足夠醫護人員（來源5、7）；1/14 WHO 向希法醫院提供 9,700 升燃料、血液和血漿（來源4）</w:t>
-            </w:r>
-          </w:p>
-        </w:tc>
-        <w:tc>
-          <w:tcPr>
-            <w:tcW w:type="dxa" w:w="2880"/>
-          </w:tcPr>
-          <w:p>
-            <w:r/>
-            <w:r>
-              <w:t>4、5、7</w:t>
-            </w:r>
-          </w:p>
-        </w:tc>
-      </w:tr>
-      <w:tr>
-        <w:tc>
-          <w:tcPr>
-            <w:tcW w:type="dxa" w:w="2880"/>
-          </w:tcPr>
-          <w:p>
-            <w:r/>
-            <w:r>
-              <w:t>病患轉送</w:t>
-            </w:r>
-          </w:p>
-        </w:tc>
-        <w:tc>
-          <w:tcPr>
-            <w:tcW w:type="dxa" w:w="2880"/>
-          </w:tcPr>
-          <w:p>
-            <w:r/>
-            <w:r>
-              <w:t>1/14 聯合國人員兩次試圖進入奧達醫院和印尼醫院撤離病人均遭拒絕（來源3）；1/14 WHO 成功轉運 3 名病人及 8 名陪护人員（來源4）；10/3 WHO 緊急轉移 3 名危重新生兒（赫盧醫院→阿克薩醫院），第 4 名嬰兒當天早上死亡（來源67）</w:t>
-            </w:r>
-          </w:p>
-        </w:tc>
-        <w:tc>
-          <w:tcPr>
-            <w:tcW w:type="dxa" w:w="2880"/>
-          </w:tcPr>
-          <w:p>
-            <w:r/>
-            <w:r>
-              <w:t>3、4、67</w:t>
-            </w:r>
-          </w:p>
-        </w:tc>
-      </w:tr>
-      <w:tr>
-        <w:tc>
-          <w:tcPr>
-            <w:tcW w:type="dxa" w:w="2880"/>
-          </w:tcPr>
-          <w:p>
-            <w:r/>
-            <w:r>
-              <w:t>物資短缺</w:t>
-            </w:r>
-          </w:p>
-        </w:tc>
-        <w:tc>
-          <w:tcPr>
-            <w:tcW w:type="dxa" w:w="2880"/>
-          </w:tcPr>
-          <w:p>
-            <w:r/>
-            <w:r>
-              <w:t>4/1 巴勒斯坦紅新月會超過一半救护车因缺燃料或設備損壞無法運行（來源35）；7/3 新生兒保溫箱將停運、救护车無法運行（來源49）</w:t>
-            </w:r>
-          </w:p>
-        </w:tc>
-        <w:tc>
-          <w:tcPr>
-            <w:tcW w:type="dxa" w:w="2880"/>
-          </w:tcPr>
-          <w:p>
-            <w:r/>
-            <w:r>
-              <w:t>35、49</w:t>
-            </w:r>
-          </w:p>
-        </w:tc>
-      </w:tr>
-      <w:tr>
-        <w:tc>
-          <w:tcPr>
-            <w:tcW w:type="dxa" w:w="2880"/>
-          </w:tcPr>
-          <w:p>
-            <w:r/>
-            <w:r>
-              <w:t>醫護安全</w:t>
-            </w:r>
-          </w:p>
-        </w:tc>
-        <w:tc>
-          <w:tcPr>
-            <w:tcW w:type="dxa" w:w="2880"/>
-          </w:tcPr>
-          <w:p>
-            <w:r/>
-            <w:r>
-              <w:t>3/23 以軍襲擊醫療和急救車隊，15 名醫務人員和人道工作者喪生（來源31）；4/1 紅新月會最後一名失蹤成員命運未明（來源34）；10/3 累計 562 名救援人員喪生（含 376 名聯合國工作人員）（來源66）</w:t>
-            </w:r>
-          </w:p>
-        </w:tc>
-        <w:tc>
-          <w:tcPr>
-            <w:tcW w:type="dxa" w:w="2880"/>
-          </w:tcPr>
-          <w:p>
-            <w:r/>
-            <w:r>
-              <w:t>31、34、66</w:t>
-            </w:r>
-          </w:p>
-        </w:tc>
-      </w:tr>
-      <w:tr>
-        <w:tc>
-          <w:tcPr>
-            <w:tcW w:type="dxa" w:w="2880"/>
-          </w:tcPr>
-          <w:p>
-            <w:r/>
-            <w:r>
-              <w:t>兒童健康</w:t>
-            </w:r>
-          </w:p>
-        </w:tc>
-        <w:tc>
-          <w:tcPr>
-            <w:tcW w:type="dxa" w:w="2880"/>
-          </w:tcPr>
-          <w:p>
-            <w:r/>
-            <w:r>
-              <w:t>2/26 加薩 6 名兒童因嚴寒死亡（累計 15 人）（來源27）；8/22 加薩兒童截肢率攀升至全球最高（來源53）</w:t>
-            </w:r>
-          </w:p>
-        </w:tc>
-        <w:tc>
-          <w:tcPr>
-            <w:tcW w:type="dxa" w:w="2880"/>
-          </w:tcPr>
-          <w:p>
-            <w:r/>
-            <w:r>
-              <w:t>27、53</w:t>
-            </w:r>
-          </w:p>
-        </w:tc>
-      </w:tr>
-      <w:tr>
-        <w:tc>
-          <w:tcPr>
-            <w:tcW w:type="dxa" w:w="2880"/>
-          </w:tcPr>
-          <w:p>
-            <w:r/>
-            <w:r>
-              <w:t>公共衛生</w:t>
-            </w:r>
-          </w:p>
-        </w:tc>
-        <w:tc>
-          <w:tcPr>
-            <w:tcW w:type="dxa" w:w="2880"/>
-          </w:tcPr>
-          <w:p>
-            <w:r/>
-            <w:r>
-              <w:t>4/25 酷熱、污水、垃圾堆疊下流離失所家庭面臨嚴重公共衛生危機（來源36）；7/3 飲水無法淨化（來源49）</w:t>
-            </w:r>
-          </w:p>
-        </w:tc>
-        <w:tc>
-          <w:tcPr>
-            <w:tcW w:type="dxa" w:w="2880"/>
-          </w:tcPr>
-          <w:p>
-            <w:r/>
-            <w:r>
-              <w:t>36、49</w:t>
-            </w:r>
-          </w:p>
-        </w:tc>
-      </w:tr>
-    </w:tbl>
-    <w:p/>
-    <w:p>
-      <w:r>
-        <w:rPr>
-          <w:b/>
-        </w:rPr>
-        <w:t>分析：</w:t>
-      </w:r>
-      <w:r>
-        <w:t xml:space="preserve"> 醫療衛生維度的惡化呈現「功能退化→系統崩潰→人員消亡」三階段。1 月：醫院運行受限但仍有轉運（來源3、4、5）；4 月：救护车半数癱瘓（來源35）；7 月：保溫箱停運、救护车全面癱瘓（來源49）；10 月：新生兒仍在死亡（來源67）。醫護人員安全從 3/23 的 15 人遇害（來源31）惡化至 10/3 累計 562 名救援人員喪生（來源66），醫療從業人員已不再是「受保護的醫療人員」而是「攻擊目標」。</w:t>
-      </w:r>
-    </w:p>
-    <w:p/>
-    <w:p>
-      <w:r>
-        <w:t>---</w:t>
-      </w:r>
-    </w:p>
-    <w:p/>
-    <w:p>
-      <w:pPr>
-        <w:pStyle w:val="Heading3"/>
-      </w:pPr>
-      <w:r>
-        <w:t>3.5 國際組織</w:t>
-      </w:r>
-    </w:p>
-    <w:p/>
-    <w:tbl>
-      <w:tblPr>
-        <w:tblStyle w:val="TableGrid"/>
-        <w:tblW w:type="auto" w:w="0"/>
-        <w:tblLook w:firstColumn="1" w:firstRow="1" w:lastColumn="0" w:lastRow="0" w:noHBand="0" w:noVBand="1" w:val="04A0"/>
-      </w:tblPr>
-      <w:tblGrid>
-        <w:gridCol w:w="2880"/>
-        <w:gridCol w:w="2880"/>
-        <w:gridCol w:w="2880"/>
-      </w:tblGrid>
-      <w:tr>
-        <w:tc>
-          <w:tcPr>
-            <w:tcW w:type="dxa" w:w="2880"/>
-          </w:tcPr>
-          <w:p>
-            <w:r>
-              <w:rPr>
-                <w:b/>
-              </w:rPr>
-            </w:r>
-            <w:r>
-              <w:rPr>
-                <w:b/>
-              </w:rPr>
-              <w:t>機構/角色</w:t>
-            </w:r>
-          </w:p>
-        </w:tc>
-        <w:tc>
-          <w:tcPr>
-            <w:tcW w:type="dxa" w:w="2880"/>
-          </w:tcPr>
-          <w:p>
-            <w:r>
-              <w:rPr>
-                <w:b/>
-              </w:rPr>
-            </w:r>
-            <w:r>
-              <w:rPr>
-                <w:b/>
-              </w:rPr>
-              <w:t>主要行動與聲明</w:t>
-            </w:r>
-          </w:p>
-        </w:tc>
-        <w:tc>
-          <w:tcPr>
-            <w:tcW w:type="dxa" w:w="2880"/>
-          </w:tcPr>
-          <w:p>
-            <w:r>
-              <w:rPr>
-                <w:b/>
-              </w:rPr>
-            </w:r>
-            <w:r>
-              <w:rPr>
-                <w:b/>
-              </w:rPr>
-              <w:t>來源</w:t>
-            </w:r>
-          </w:p>
-        </w:tc>
-      </w:tr>
-      <w:tr>
-        <w:tc>
-          <w:tcPr>
-            <w:tcW w:type="dxa" w:w="2880"/>
-          </w:tcPr>
-          <w:p>
-            <w:r/>
-            <w:r>
-              <w:t>聯合國秘書長（古特雷斯）</w:t>
-            </w:r>
-          </w:p>
-        </w:tc>
-        <w:tc>
-          <w:tcPr>
-            <w:tcW w:type="dxa" w:w="2880"/>
-          </w:tcPr>
-          <w:p>
-            <w:r/>
-            <w:r>
-              <w:t>1/15 歡迎停火、重申兩國方案（來源9、11）；2/11 呼籲避免戰火重燃（來源16）；2/16 歡迎交換、敦促遵守國際法（來源19、23）；5/31 對飢荒深表震驚（來源39）；7/3 嚴厲譴責、呼籲永久停火和全面准入（來源47）；8/8 對「接管加薩城」深表震驚（來源52）；8/22 飢荒代表「人性的失敗」（來源54、55）；9/29 安理會報告（來源63）；10/3 對哈馬斯釋放意旨「感到鼓舞」（來源64）</w:t>
-            </w:r>
-          </w:p>
-        </w:tc>
-        <w:tc>
-          <w:tcPr>
-            <w:tcW w:type="dxa" w:w="2880"/>
-          </w:tcPr>
-          <w:p>
-            <w:r/>
-            <w:r>
-              <w:t>9、11、16、19、23、39、47、52、54、55、63、64</w:t>
-            </w:r>
-          </w:p>
-        </w:tc>
-      </w:tr>
-      <w:tr>
-        <w:tc>
-          <w:tcPr>
-            <w:tcW w:type="dxa" w:w="2880"/>
-          </w:tcPr>
-          <w:p>
-            <w:r/>
-            <w:r>
-              <w:t>發言人（戈麦斯/杜加里克）</w:t>
-            </w:r>
-          </w:p>
-        </w:tc>
-        <w:tc>
-          <w:tcPr>
-            <w:tcW w:type="dxa" w:w="2880"/>
-          </w:tcPr>
-          <w:p>
-            <w:r/>
-            <w:r>
-              <w:t>2/11 警告「嚴重人道主義災難」、呼籲多哈談判（來源17）；7/3 17 週無燃料、強制轉移 3 萬人（來源48、49）；7/3 6 月 44% 被拒數據（來源51）</w:t>
-            </w:r>
-          </w:p>
-        </w:tc>
-        <w:tc>
-          <w:tcPr>
-            <w:tcW w:type="dxa" w:w="2880"/>
-          </w:tcPr>
-          <w:p>
-            <w:r/>
-            <w:r>
-              <w:t>17、48、49、51</w:t>
-            </w:r>
-          </w:p>
-        </w:tc>
-      </w:tr>
-      <w:tr>
-        <w:tc>
-          <w:tcPr>
-            <w:tcW w:type="dxa" w:w="2880"/>
-          </w:tcPr>
-          <w:p>
-            <w:r/>
-            <w:r>
-              <w:t>OCHA / 人道協調廳</w:t>
-            </w:r>
-          </w:p>
-        </w:tc>
-        <w:tc>
-          <w:tcPr>
-            <w:tcW w:type="dxa" w:w="2880"/>
-          </w:tcPr>
-          <w:p>
-            <w:r/>
-            <w:r>
-              <w:t>1/15 弗莱徹：停火帶來希望但援助仍充滿挑戰（來源12）；1/19 確認援助規模顯著增加（來源14）；2/11 150 萬人食品包數據（來源18）；6/13 18 項中 8 項被拒（來源42）；6/13 通信中斷（來源40）；10/3 562 名救援人員喪生（來源66）</w:t>
-            </w:r>
-          </w:p>
-        </w:tc>
-        <w:tc>
-          <w:tcPr>
-            <w:tcW w:type="dxa" w:w="2880"/>
-          </w:tcPr>
-          <w:p>
-            <w:r/>
-            <w:r>
-              <w:t>12、14、18、40、42、66</w:t>
-            </w:r>
-          </w:p>
-        </w:tc>
-      </w:tr>
-      <w:tr>
-        <w:tc>
-          <w:tcPr>
-            <w:tcW w:type="dxa" w:w="2880"/>
-          </w:tcPr>
-          <w:p>
-            <w:r/>
-            <w:r>
-              <w:t>UNRWA</w:t>
-            </w:r>
-          </w:p>
-        </w:tc>
-        <w:tc>
-          <w:tcPr>
-            <w:tcW w:type="dxa" w:w="2880"/>
-          </w:tcPr>
-          <w:p>
-            <w:r/>
-            <w:r>
-              <w:t>1/19 持續在加薩工作（來源14）；2/26 西岸 50 多人喪生（來源25）；6/13 譴責「將人道援助武器化、系統性製造恐慌、歧視和絕望」（來源44）</w:t>
-            </w:r>
-          </w:p>
-        </w:tc>
-        <w:tc>
-          <w:tcPr>
-            <w:tcW w:type="dxa" w:w="2880"/>
-          </w:tcPr>
-          <w:p>
-            <w:r/>
-            <w:r>
-              <w:t>14、25、44</w:t>
-            </w:r>
-          </w:p>
-        </w:tc>
-      </w:tr>
-      <w:tr>
-        <w:tc>
-          <w:tcPr>
-            <w:tcW w:type="dxa" w:w="2880"/>
-          </w:tcPr>
-          <w:p>
-            <w:r/>
-            <w:r>
-              <w:t>WHO</w:t>
-            </w:r>
-          </w:p>
-        </w:tc>
-        <w:tc>
-          <w:tcPr>
-            <w:tcW w:type="dxa" w:w="2880"/>
-          </w:tcPr>
-          <w:p>
-            <w:r/>
-            <w:r>
-              <w:t>1/14 向希法醫院提供 9,700 升燃料、血液和血漿（來源4）；10/3 緊急轉移 3 名新生兒（來源67）</w:t>
-            </w:r>
-          </w:p>
-        </w:tc>
-        <w:tc>
-          <w:tcPr>
-            <w:tcW w:type="dxa" w:w="2880"/>
-          </w:tcPr>
-          <w:p>
-            <w:r/>
-            <w:r>
-              <w:t>4、67</w:t>
-            </w:r>
-          </w:p>
-        </w:tc>
-      </w:tr>
-      <w:tr>
-        <w:tc>
-          <w:tcPr>
-            <w:tcW w:type="dxa" w:w="2880"/>
-          </w:tcPr>
-          <w:p>
-            <w:r/>
-            <w:r>
-              <w:t>WFP</w:t>
-            </w:r>
-          </w:p>
-        </w:tc>
-        <w:tc>
-          <w:tcPr>
-            <w:tcW w:type="dxa" w:w="2880"/>
-          </w:tcPr>
-          <w:p>
-            <w:r/>
-            <w:r>
-              <w:t>1/14 麵包店半產能（來源8）；2/11 86 萬人分發（來源18）；2/26 19 萬人現金援助（來源29）</w:t>
-            </w:r>
-          </w:p>
-        </w:tc>
-        <w:tc>
-          <w:tcPr>
-            <w:tcW w:type="dxa" w:w="2880"/>
-          </w:tcPr>
-          <w:p>
-            <w:r/>
-            <w:r>
-              <w:t>8、18、29</w:t>
-            </w:r>
-          </w:p>
-        </w:tc>
-      </w:tr>
-      <w:tr>
-        <w:tc>
-          <w:tcPr>
-            <w:tcW w:type="dxa" w:w="2880"/>
-          </w:tcPr>
-          <w:p>
-            <w:r/>
-            <w:r>
-              <w:t>UNICEF</w:t>
-            </w:r>
-          </w:p>
-        </w:tc>
-        <w:tc>
-          <w:tcPr>
-            <w:tcW w:type="dxa" w:w="2880"/>
-          </w:tcPr>
-          <w:p>
-            <w:r/>
-            <w:r>
-              <w:t>1/15 1.45 萬名兒童喪生、近 100 萬人 displaced（來源10）；1/14 8,000 衛生用品包（來源4）</w:t>
-            </w:r>
-          </w:p>
-        </w:tc>
-        <w:tc>
-          <w:tcPr>
-            <w:tcW w:type="dxa" w:w="2880"/>
-          </w:tcPr>
-          <w:p>
-            <w:r/>
-            <w:r>
-              <w:t>10、4</w:t>
-            </w:r>
-          </w:p>
-        </w:tc>
-      </w:tr>
-      <w:tr>
-        <w:tc>
-          <w:tcPr>
-            <w:tcW w:type="dxa" w:w="2880"/>
-          </w:tcPr>
-          <w:p>
-            <w:r/>
-            <w:r>
-              <w:t>人權高級专员（蒂尔克）</w:t>
-            </w:r>
-          </w:p>
-        </w:tc>
-        <w:tc>
-          <w:tcPr>
-            <w:tcW w:type="dxa" w:w="2880"/>
-          </w:tcPr>
-          <w:p>
-            <w:r/>
-            <w:r>
-              <w:t>3/23 譴責 15 人遇害、呼籲獨立調查（來源31）；4/1 紅新月會失蹤成員（來源34）；8/22 飢荒是以色列政府政策直接後果（來源56）</w:t>
-            </w:r>
-          </w:p>
-        </w:tc>
-        <w:tc>
-          <w:tcPr>
-            <w:tcW w:type="dxa" w:w="2880"/>
-          </w:tcPr>
-          <w:p>
-            <w:r/>
-            <w:r>
-              <w:t>31、34、56</w:t>
-            </w:r>
-          </w:p>
-        </w:tc>
-      </w:tr>
-      <w:tr>
-        <w:tc>
-          <w:tcPr>
-            <w:tcW w:type="dxa" w:w="2880"/>
-          </w:tcPr>
-          <w:p>
-            <w:r/>
-            <w:r>
-              <w:t>FAO</w:t>
-            </w:r>
-          </w:p>
-        </w:tc>
-        <w:tc>
-          <w:tcPr>
-            <w:tcW w:type="dxa" w:w="2880"/>
-          </w:tcPr>
-          <w:p>
-            <w:r/>
-            <w:r>
-              <w:t>2/26 首次向加薩北部運送動物飼料（來源28）</w:t>
-            </w:r>
-          </w:p>
-        </w:tc>
-        <w:tc>
-          <w:tcPr>
-            <w:tcW w:type="dxa" w:w="2880"/>
-          </w:tcPr>
-          <w:p>
-            <w:r/>
-            <w:r>
-              <w:t>28</w:t>
-            </w:r>
-          </w:p>
-        </w:tc>
-      </w:tr>
-      <w:tr>
-        <w:tc>
-          <w:tcPr>
-            <w:tcW w:type="dxa" w:w="2880"/>
-          </w:tcPr>
-          <w:p>
-            <w:r/>
-            <w:r>
-              <w:t>UNFPA</w:t>
-            </w:r>
-          </w:p>
-        </w:tc>
-        <w:tc>
-          <w:tcPr>
-            <w:tcW w:type="dxa" w:w="2880"/>
-          </w:tcPr>
-          <w:p>
-            <w:r/>
-            <w:r>
-              <w:t>7/3 70 萬女性和女孩「月經危機」、170 卡車未獲准入（來源50）</w:t>
-            </w:r>
-          </w:p>
-        </w:tc>
-        <w:tc>
-          <w:tcPr>
-            <w:tcW w:type="dxa" w:w="2880"/>
-          </w:tcPr>
-          <w:p>
-            <w:r/>
-            <w:r>
-              <w:t>50</w:t>
-            </w:r>
-          </w:p>
-        </w:tc>
-      </w:tr>
-      <w:tr>
-        <w:tc>
-          <w:tcPr>
-            <w:tcW w:type="dxa" w:w="2880"/>
-          </w:tcPr>
-          <w:p>
-            <w:r/>
-            <w:r>
-              <w:t>聯合國獨立調查委員會</w:t>
-            </w:r>
-          </w:p>
-        </w:tc>
-        <w:tc>
-          <w:tcPr>
-            <w:tcW w:type="dxa" w:w="2880"/>
-          </w:tcPr>
-          <w:p>
-            <w:r/>
-            <w:r>
-              <w:t>9/23 種族滅絕報告、四項行為、75% 面積、六名部長（來源57-62）</w:t>
-            </w:r>
-          </w:p>
-        </w:tc>
-        <w:tc>
-          <w:tcPr>
-            <w:tcW w:type="dxa" w:w="2880"/>
-          </w:tcPr>
-          <w:p>
-            <w:r/>
-            <w:r>
-              <w:t>57、58、59、60、61、62</w:t>
-            </w:r>
-          </w:p>
-        </w:tc>
-      </w:tr>
-    </w:tbl>
-    <w:p/>
-    <w:p>
-      <w:r>
-        <w:rPr>
-          <w:b/>
-        </w:rPr>
-        <w:t>分析：</w:t>
-      </w:r>
-      <w:r>
-        <w:t xml:space="preserve"> 國際組織的行動譜系呈現「呼籲→數據→譴責→定性」的升級。1 月以「歡迎 + 呼籲」為主（來源9、12）；6 月開始出現系統性數據（44% 被拒，來源51）；8 月進入「飢荒定性」層面（來源54-56）；9 月達到「種族滅絕」法律定性（來源58）。然而，除 5/31 安理會否決（來源39）外，資料中無任何強制機制、制裁或執勤行動被觸發。國際組織的功能停留在「記錄 + 譴責 + 呼籲」，缺乏將話語轉化為行動的機制。</w:t>
-      </w:r>
-    </w:p>
     <w:p/>
     <w:p>
       <w:r>
@@ -3511,7 +1888,7 @@
         <w:pStyle w:val="Heading3"/>
       </w:pPr>
       <w:r>
-        <w:t>4.1 正向傳導鏈（1/19-3/1 階段）</w:t>
+        <w:t>4.1 正向鏈（1 月中-2 月中）</w:t>
       </w:r>
     </w:p>
     <w:p/>
@@ -3522,37 +1899,22 @@
     </w:p>
     <w:p>
       <w:r>
-        <w:t>停火協議生效（1/19，來源15）</w:t>
+        <w:t>停火協議生效（1/19，來源2）</w:t>
       </w:r>
     </w:p>
     <w:p>
       <w:r>
-        <w:t xml:space="preserve">  → 第一階段義務啟動：以軍撤離 + 返回家園 + 增加援助（來源21）</w:t>
+        <w:t xml:space="preserve">  → 第一階段人質交換如期完成（來源2）</w:t>
       </w:r>
     </w:p>
     <w:p>
       <w:r>
-        <w:t xml:space="preserve">    → 援助規模「顯著增加」（1/19，來源14）</w:t>
+        <w:t xml:space="preserve">    → 停火確認維持（2/16，來源4）</w:t>
       </w:r>
     </w:p>
     <w:p>
       <w:r>
-        <w:t xml:space="preserve">      → 超 150 萬人領食品、WFP 86 萬人分發（2/11，來源18）</w:t>
-      </w:r>
-    </w:p>
-    <w:p>
-      <w:r>
-        <w:t xml:space="preserve">        → 人質交換如期完成（1/19 來源15；2/16 來源20）</w:t>
-      </w:r>
-    </w:p>
-    <w:p>
-      <w:r>
-        <w:t xml:space="preserve">          → 停火維持確認（2/16，來源19）</w:t>
-      </w:r>
-    </w:p>
-    <w:p>
-      <w:r>
-        <w:t xml:space="preserve">            → 第一階段「基本按商定步驟推進」（3/1，來源30）</w:t>
+        <w:t xml:space="preserve">      → 新一輪交換完成（來源4）</w:t>
       </w:r>
     </w:p>
     <w:p>
@@ -3566,10 +1928,10 @@
         <w:rPr>
           <w:b/>
         </w:rPr>
-        <w:t>關鍵證據：</w:t>
+        <w:t>判斷：</w:t>
       </w:r>
       <w:r>
-        <w:t xml:space="preserve"> 停火生效後，OCHA 立即確認「援助規模顯著增加」（來源14），且 2/11 的 150 萬人數據（來源18）驗證了傳導鏈的實際運作。人質交換與停火維持高度耦合：交換完成 = 停火維持（來源19、20）。</w:t>
+        <w:t xml:space="preserve"> 1-2 月間，「交換→停火→（間接）援助通道維持」的正向循環運作正常。古特雷斯兩次表達歡迎（來源2、4），顯示該階段各方意願存在。</w:t>
       </w:r>
     </w:p>
     <w:p/>
@@ -3578,7 +1940,7 @@
         <w:pStyle w:val="Heading3"/>
       </w:pPr>
       <w:r>
-        <w:t>4.2 負向傳導鏈（3/23 以後）</w:t>
+        <w:t>4.2 負向鏈（3 月起，資料以 4/1 為證據起點）</w:t>
       </w:r>
     </w:p>
     <w:p/>
@@ -3589,47 +1951,22 @@
     </w:p>
     <w:p>
       <w:r>
-        <w:t>停火破裂（3/23，來源31）</w:t>
+        <w:t>停火破裂（3 月，本次資料無直接片段；4/1 邊境關閉為間接證據，來源8）</w:t>
       </w:r>
     </w:p>
     <w:p>
       <w:r>
-        <w:t xml:space="preserve">  → 邊境全面關閉（4/1，來源33）</w:t>
+        <w:t xml:space="preserve">  → 邊境連續四周禁止所有商業和人道援助（4/1，來源8）</w:t>
       </w:r>
     </w:p>
     <w:p>
       <w:r>
-        <w:t xml:space="preserve">    → 封鎖 50+ 天（4/25，來源36）</w:t>
+        <w:t xml:space="preserve">    → 定性為「對哈馬斯施壓」的「集體懲罰」（5/2，來源9）</w:t>
       </w:r>
     </w:p>
     <w:p>
       <w:r>
-        <w:t xml:space="preserve">      → 飢荒危機失控（5/31，來源39）</w:t>
-      </w:r>
-    </w:p>
-    <w:p>
-      <w:r>
-        <w:t xml:space="preserve">        → 44% 援助被拒（6/13，來源51）</w:t>
-      </w:r>
-    </w:p>
-    <w:p>
-      <w:r>
-        <w:t xml:space="preserve">          → 17 週無燃料（7/3，來源49）</w:t>
-      </w:r>
-    </w:p>
-    <w:p>
-      <w:r>
-        <w:t xml:space="preserve">            → 飢荒定性（8/22，來源54）</w:t>
-      </w:r>
-    </w:p>
-    <w:p>
-      <w:r>
-        <w:t xml:space="preserve">              → 75% 面積被控制（9/23，來源59）</w:t>
-      </w:r>
-    </w:p>
-    <w:p>
-      <w:r>
-        <w:t xml:space="preserve">                → 人道局勢「接近崩潰」（9/29，來源63）</w:t>
+        <w:t xml:space="preserve">      → 20 次搶修許可被拒（6/13，來源10）</w:t>
       </w:r>
     </w:p>
     <w:p>
@@ -3643,10 +1980,10 @@
         <w:rPr>
           <w:b/>
         </w:rPr>
-        <w:t>關鍵證據：</w:t>
+        <w:t>判斷：</w:t>
       </w:r>
       <w:r>
-        <w:t xml:space="preserve"> 傳導鏈的逆轉是「全有或全無」式的--停火存在時，援助流動；停火消失時，援助歸零。4/1 的「連續四周禁止所有商業和人道援助」（來源33）標誌著傳導鏈的完全斷裂。此後每一步都是上一步的必然結果：封鎖→斷糧→飢荒→醫療崩潰。</w:t>
+        <w:t xml:space="preserve"> 4 月以後，傳導鏈在「以色列是否允許准入」這一節點全面逆轉。供給端（人道機構）持續請求（來源8、9、10），但准入端持續拒絕。5/2 弗萊徹「集體懲罰」的定性（來源9）標誌國際話語從「呼籲」升級至「法律定性」。</w:t>
       </w:r>
     </w:p>
     <w:p/>
@@ -3655,7 +1992,37 @@
         <w:pStyle w:val="Heading3"/>
       </w:pPr>
       <w:r>
-        <w:t>4.3 傳導鏈的中間環節：人質交換作為「錨點」</w:t>
+        <w:t>4.3 傳導鏈瓶頸定位</w:t>
+      </w:r>
+    </w:p>
+    <w:p/>
+    <w:p>
+      <w:r>
+        <w:t>本次資料清晰顯示：</w:t>
+      </w:r>
+      <w:r>
+        <w:rPr>
+          <w:b/>
+        </w:rPr>
+        <w:t>瓶頸始終在「以色列是否允許准入」，而非人道機構的供給能力。</w:t>
+      </w:r>
+      <w:r>
+        <w:t xml:space="preserve"> 1/14 杜加里克即已強調「以色列必須履行國際人道主義法義務」（來源1）；4/1 埃爾德指出「以色列關閉了邊境」（來源8）；6/13 的 20 次被拒（來源10）進一步證實准入端是單一決定因素。</w:t>
+      </w:r>
+    </w:p>
+    <w:p/>
+    <w:p>
+      <w:r>
+        <w:t>---</w:t>
+      </w:r>
+    </w:p>
+    <w:p/>
+    <w:p>
+      <w:pPr>
+        <w:pStyle w:val="Heading2"/>
+      </w:pPr>
+      <w:r>
+        <w:t>五、四類風險辨識（基於現有資料）</w:t>
       </w:r>
     </w:p>
     <w:p/>
@@ -3686,7 +2053,7 @@
               <w:rPr>
                 <w:b/>
               </w:rPr>
-              <w:t>時間</w:t>
+              <w:t>風險類別</w:t>
             </w:r>
           </w:p>
         </w:tc>
@@ -3704,25 +2071,7 @@
               <w:rPr>
                 <w:b/>
               </w:rPr>
-              <w:t>交換事件</w:t>
-            </w:r>
-          </w:p>
-        </w:tc>
-        <w:tc>
-          <w:tcPr>
-            <w:tcW w:type="dxa" w:w="2160"/>
-          </w:tcPr>
-          <w:p>
-            <w:r>
-              <w:rPr>
-                <w:b/>
-              </w:rPr>
-            </w:r>
-            <w:r>
-              <w:rPr>
-                <w:b/>
-              </w:rPr>
-              <w:t>停火狀態</w:t>
+              <w:t>全年信號軌跡（限本次資料）</w:t>
             </w:r>
           </w:p>
         </w:tc>
@@ -3744,6 +2093,24 @@
             </w:r>
           </w:p>
         </w:tc>
+        <w:tc>
+          <w:tcPr>
+            <w:tcW w:type="dxa" w:w="2160"/>
+          </w:tcPr>
+          <w:p>
+            <w:r>
+              <w:rPr>
+                <w:b/>
+              </w:rPr>
+            </w:r>
+            <w:r>
+              <w:rPr>
+                <w:b/>
+              </w:rPr>
+              <w:t>風險狀態（截至 6/13）</w:t>
+            </w:r>
+          </w:p>
+        </w:tc>
       </w:tr>
       <w:tr>
         <w:tc>
@@ -3753,7 +2120,7 @@
           <w:p>
             <w:r/>
             <w:r>
-              <w:t>1/19</w:t>
+              <w:t>談判破裂</w:t>
             </w:r>
           </w:p>
         </w:tc>
@@ -3764,7 +2131,7 @@
           <w:p>
             <w:r/>
             <w:r>
-              <w:t>首次交換（第一階段組成部分）</w:t>
+              <w:t>2/11「或將終止」（來源3）→ 4/1 邊境關閉、四周禁止所有援助（來源8）→ 5/2 定性為施壓策略（來源9）</w:t>
             </w:r>
           </w:p>
         </w:tc>
@@ -3775,7 +2142,7 @@
           <w:p>
             <w:r/>
             <w:r>
-              <w:t>停火生效、援助增加</w:t>
+              <w:t>3、8、9</w:t>
             </w:r>
           </w:p>
         </w:tc>
@@ -3786,7 +2153,10 @@
           <w:p>
             <w:r/>
             <w:r>
-              <w:t>14、15</w:t>
+              <w:rPr>
+                <w:b/>
+              </w:rPr>
+              <w:t>已發生（3 月），4 月以後封鎖持續</w:t>
             </w:r>
           </w:p>
         </w:tc>
@@ -3799,7 +2169,7 @@
           <w:p>
             <w:r/>
             <w:r>
-              <w:t>2/11</w:t>
+              <w:t>援助受阻</w:t>
             </w:r>
           </w:p>
         </w:tc>
@@ -3810,7 +2180,7 @@
           <w:p>
             <w:r/>
             <w:r>
-              <w:t>交換面臨風險（「本週六」到期）</w:t>
+              <w:t>1/14 物資嚴重短缺（來源1）→ 4/1 四周禁止（來源8）→ 6/13 20 次搶修被拒（來源10）</w:t>
             </w:r>
           </w:p>
         </w:tc>
@@ -3821,7 +2191,7 @@
           <w:p>
             <w:r/>
             <w:r>
-              <w:t>停火「或將終止」</w:t>
+              <w:t>1、8、10</w:t>
             </w:r>
           </w:p>
         </w:tc>
@@ -3832,7 +2202,10 @@
           <w:p>
             <w:r/>
             <w:r>
-              <w:t>16、17</w:t>
+              <w:rPr>
+                <w:b/>
+              </w:rPr>
+              <w:t>持續中（封鎖未解）</w:t>
             </w:r>
           </w:p>
         </w:tc>
@@ -3845,7 +2218,7 @@
           <w:p>
             <w:r/>
             <w:r>
-              <w:t>2/16</w:t>
+              <w:t>醫療體系惡化</w:t>
             </w:r>
           </w:p>
         </w:tc>
@@ -3856,7 +2229,7 @@
           <w:p>
             <w:r/>
             <w:r>
-              <w:t>第二輪：3 換 369</w:t>
+              <w:t>1/14 醫院運行受限、設備被破壞（來源1）；本次資料止於此，後續惡化趨勢無直接片段</w:t>
             </w:r>
           </w:p>
         </w:tc>
@@ -3867,7 +2240,7 @@
           <w:p>
             <w:r/>
             <w:r>
-              <w:t>停火確認維持</w:t>
+              <w:t>1</w:t>
             </w:r>
           </w:p>
         </w:tc>
@@ -3878,7 +2251,10 @@
           <w:p>
             <w:r/>
             <w:r>
-              <w:t>19、20</w:t>
+              <w:rPr>
+                <w:b/>
+              </w:rPr>
+              <w:t>已惡化（系統性損毀起始）</w:t>
             </w:r>
           </w:p>
         </w:tc>
@@ -3891,7 +2267,7 @@
           <w:p>
             <w:r/>
             <w:r>
-              <w:t>3/23</w:t>
+              <w:t>衝突再升級</w:t>
             </w:r>
           </w:p>
         </w:tc>
@@ -3902,7 +2278,7 @@
           <w:p>
             <w:r/>
             <w:r>
-              <w:t>交換機制中斷（停火破裂）</w:t>
+              <w:t>2/26 西岸 50 多人喪生、4 萬人流離失所（來源5、6）；加薩方面 4/1 後以邊境封鎖形式持續（來源8）</w:t>
             </w:r>
           </w:p>
         </w:tc>
@@ -3913,7 +2289,7 @@
           <w:p>
             <w:r/>
             <w:r>
-              <w:t>封鎖開始</w:t>
+              <w:t>5、6、8</w:t>
             </w:r>
           </w:p>
         </w:tc>
@@ -3924,53 +2300,10 @@
           <w:p>
             <w:r/>
             <w:r>
-              <w:t>31、33</w:t>
-            </w:r>
-          </w:p>
-        </w:tc>
-      </w:tr>
-      <w:tr>
-        <w:tc>
-          <w:tcPr>
-            <w:tcW w:type="dxa" w:w="2160"/>
-          </w:tcPr>
-          <w:p>
-            <w:r/>
-            <w:r>
-              <w:t>10/3</w:t>
-            </w:r>
-          </w:p>
-        </w:tc>
-        <w:tc>
-          <w:tcPr>
-            <w:tcW w:type="dxa" w:w="2160"/>
-          </w:tcPr>
-          <w:p>
-            <w:r/>
-            <w:r>
-              <w:t>哈馬斯宣布準備釋放（未確認執行）</w:t>
-            </w:r>
-          </w:p>
-        </w:tc>
-        <w:tc>
-          <w:tcPr>
-            <w:tcW w:type="dxa" w:w="2160"/>
-          </w:tcPr>
-          <w:p>
-            <w:r/>
-            <w:r>
-              <w:t>無停火、17 萬噸物資等待</w:t>
-            </w:r>
-          </w:p>
-        </w:tc>
-        <w:tc>
-          <w:tcPr>
-            <w:tcW w:type="dxa" w:w="2160"/>
-          </w:tcPr>
-          <w:p>
-            <w:r/>
-            <w:r>
-              <w:t>64、65</w:t>
+              <w:rPr>
+                <w:b/>
+              </w:rPr>
+              <w:t>西岸已升級；加薩以「佔領式封鎖」持續</w:t>
             </w:r>
           </w:p>
         </w:tc>
@@ -3978,840 +2311,21 @@
     </w:tbl>
     <w:p/>
     <w:p>
+      <w:pPr>
+        <w:pStyle w:val="Heading2"/>
+        <w:jc w:val="left"/>
+      </w:pPr>
       <w:r>
-        <w:rPr>
-          <w:b/>
-        </w:rPr>
-        <w:t>推導：</w:t>
-      </w:r>
-      <w:r>
-        <w:t xml:space="preserve"> 人質交換在 1-2 月是停火維持的核心錨點--交換如期 = 停火維持 = 援助流動。3 月破裂後，錨點消失，傳導鏈全面逆轉。10/3 哈馬斯釋放意旨（來源64）是 3 月以來首次重新啟動錨點的嘗試，但資料中無以色列回應記錄，且 17 萬噸物資「可隨時運入」（來源65）的表述暗示准入條件仍未完全具備。</w:t>
+        <w:t>正回饋循環（基於現有資料可確認的環節）：</w:t>
       </w:r>
     </w:p>
     <w:p/>
     <w:p>
       <w:pPr>
-        <w:pStyle w:val="Heading3"/>
+        <w:pStyle w:val="IntenseQuote"/>
       </w:pPr>
       <w:r>
-        <w:t>4.4 外交進展與軍事行動的傳導關係</w:t>
-      </w:r>
-    </w:p>
-    <w:p/>
-    <w:tbl>
-      <w:tblPr>
-        <w:tblStyle w:val="TableGrid"/>
-        <w:tblW w:type="auto" w:w="0"/>
-        <w:tblLook w:firstColumn="1" w:firstRow="1" w:lastColumn="0" w:lastRow="0" w:noHBand="0" w:noVBand="1" w:val="04A0"/>
-      </w:tblPr>
-      <w:tblGrid>
-        <w:gridCol w:w="1728"/>
-        <w:gridCol w:w="1728"/>
-        <w:gridCol w:w="1728"/>
-        <w:gridCol w:w="1728"/>
-        <w:gridCol w:w="1728"/>
-      </w:tblGrid>
-      <w:tr>
-        <w:tc>
-          <w:tcPr>
-            <w:tcW w:type="dxa" w:w="1728"/>
-          </w:tcPr>
-          <w:p>
-            <w:r>
-              <w:rPr>
-                <w:b/>
-              </w:rPr>
-            </w:r>
-            <w:r>
-              <w:rPr>
-                <w:b/>
-              </w:rPr>
-              <w:t>階段</w:t>
-            </w:r>
-          </w:p>
-        </w:tc>
-        <w:tc>
-          <w:tcPr>
-            <w:tcW w:type="dxa" w:w="1728"/>
-          </w:tcPr>
-          <w:p>
-            <w:r>
-              <w:rPr>
-                <w:b/>
-              </w:rPr>
-            </w:r>
-            <w:r>
-              <w:rPr>
-                <w:b/>
-              </w:rPr>
-              <w:t>外交動態</w:t>
-            </w:r>
-          </w:p>
-        </w:tc>
-        <w:tc>
-          <w:tcPr>
-            <w:tcW w:type="dxa" w:w="1728"/>
-          </w:tcPr>
-          <w:p>
-            <w:r>
-              <w:rPr>
-                <w:b/>
-              </w:rPr>
-            </w:r>
-            <w:r>
-              <w:rPr>
-                <w:b/>
-              </w:rPr>
-              <w:t>軍事動態</w:t>
-            </w:r>
-          </w:p>
-        </w:tc>
-        <w:tc>
-          <w:tcPr>
-            <w:tcW w:type="dxa" w:w="1728"/>
-          </w:tcPr>
-          <w:p>
-            <w:r>
-              <w:rPr>
-                <w:b/>
-              </w:rPr>
-            </w:r>
-            <w:r>
-              <w:rPr>
-                <w:b/>
-              </w:rPr>
-              <w:t>傳導方向</w:t>
-            </w:r>
-          </w:p>
-        </w:tc>
-        <w:tc>
-          <w:tcPr>
-            <w:tcW w:type="dxa" w:w="1728"/>
-          </w:tcPr>
-          <w:p>
-            <w:r>
-              <w:rPr>
-                <w:b/>
-              </w:rPr>
-            </w:r>
-            <w:r>
-              <w:rPr>
-                <w:b/>
-              </w:rPr>
-              <w:t>來源</w:t>
-            </w:r>
-          </w:p>
-        </w:tc>
-      </w:tr>
-      <w:tr>
-        <w:tc>
-          <w:tcPr>
-            <w:tcW w:type="dxa" w:w="1728"/>
-          </w:tcPr>
-          <w:p>
-            <w:r/>
-            <w:r>
-              <w:t>1-2 月</w:t>
-            </w:r>
-          </w:p>
-        </w:tc>
-        <w:tc>
-          <w:tcPr>
-            <w:tcW w:type="dxa" w:w="1728"/>
-          </w:tcPr>
-          <w:p>
-            <w:r/>
-            <w:r>
-              <w:t>停火達成、交換運行、多哈談判</w:t>
-            </w:r>
-          </w:p>
-        </w:tc>
-        <w:tc>
-          <w:tcPr>
-            <w:tcW w:type="dxa" w:w="1728"/>
-          </w:tcPr>
-          <w:p>
-            <w:r/>
-            <w:r>
-              <w:t>低強度（無具體軍事事件記載）</w:t>
-            </w:r>
-          </w:p>
-        </w:tc>
-        <w:tc>
-          <w:tcPr>
-            <w:tcW w:type="dxa" w:w="1728"/>
-          </w:tcPr>
-          <w:p>
-            <w:r/>
-            <w:r>
-              <w:t>外交→停火→准入（正向）</w:t>
-            </w:r>
-          </w:p>
-        </w:tc>
-        <w:tc>
-          <w:tcPr>
-            <w:tcW w:type="dxa" w:w="1728"/>
-          </w:tcPr>
-          <w:p>
-            <w:r/>
-            <w:r>
-              <w:t>9、14、18、20</w:t>
-            </w:r>
-          </w:p>
-        </w:tc>
-      </w:tr>
-      <w:tr>
-        <w:tc>
-          <w:tcPr>
-            <w:tcW w:type="dxa" w:w="1728"/>
-          </w:tcPr>
-          <w:p>
-            <w:r/>
-            <w:r>
-              <w:t>2/11 震盪</w:t>
-            </w:r>
-          </w:p>
-        </w:tc>
-        <w:tc>
-          <w:tcPr>
-            <w:tcW w:type="dxa" w:w="1728"/>
-          </w:tcPr>
-          <w:p>
-            <w:r/>
-            <w:r>
-              <w:t>終止風險、古特雷斯干預</w:t>
-            </w:r>
-          </w:p>
-        </w:tc>
-        <w:tc>
-          <w:tcPr>
-            <w:tcW w:type="dxa" w:w="1728"/>
-          </w:tcPr>
-          <w:p>
-            <w:r/>
-            <w:r>
-              <w:t>未明載</w:t>
-            </w:r>
-          </w:p>
-        </w:tc>
-        <w:tc>
-          <w:tcPr>
-            <w:tcW w:type="dxa" w:w="1728"/>
-          </w:tcPr>
-          <w:p>
-            <w:r/>
-            <w:r>
-              <w:t>外交脆弱→軍事風險上升</w:t>
-            </w:r>
-          </w:p>
-        </w:tc>
-        <w:tc>
-          <w:tcPr>
-            <w:tcW w:type="dxa" w:w="1728"/>
-          </w:tcPr>
-          <w:p>
-            <w:r/>
-            <w:r>
-              <w:t>16、17</w:t>
-            </w:r>
-          </w:p>
-        </w:tc>
-      </w:tr>
-      <w:tr>
-        <w:tc>
-          <w:tcPr>
-            <w:tcW w:type="dxa" w:w="1728"/>
-          </w:tcPr>
-          <w:p>
-            <w:r/>
-            <w:r>
-              <w:t>3-4 月</w:t>
-            </w:r>
-          </w:p>
-        </w:tc>
-        <w:tc>
-          <w:tcPr>
-            <w:tcW w:type="dxa" w:w="1728"/>
-          </w:tcPr>
-          <w:p>
-            <w:r/>
-            <w:r>
-              <w:t>停火破裂、安理會無作為</w:t>
-            </w:r>
-          </w:p>
-        </w:tc>
-        <w:tc>
-          <w:tcPr>
-            <w:tcW w:type="dxa" w:w="1728"/>
-          </w:tcPr>
-          <w:p>
-            <w:r/>
-            <w:r>
-              <w:t>邊境關閉、封鎖</w:t>
-            </w:r>
-          </w:p>
-        </w:tc>
-        <w:tc>
-          <w:tcPr>
-            <w:tcW w:type="dxa" w:w="1728"/>
-          </w:tcPr>
-          <w:p>
-            <w:r/>
-            <w:r>
-              <w:t>外交失敗→軍事封鎖→人道崩潰</w:t>
-            </w:r>
-          </w:p>
-        </w:tc>
-        <w:tc>
-          <w:tcPr>
-            <w:tcW w:type="dxa" w:w="1728"/>
-          </w:tcPr>
-          <w:p>
-            <w:r/>
-            <w:r>
-              <w:t>31、33、36</w:t>
-            </w:r>
-          </w:p>
-        </w:tc>
-      </w:tr>
-      <w:tr>
-        <w:tc>
-          <w:tcPr>
-            <w:tcW w:type="dxa" w:w="1728"/>
-          </w:tcPr>
-          <w:p>
-            <w:r/>
-            <w:r>
-              <w:t>5-6 月</w:t>
-            </w:r>
-          </w:p>
-        </w:tc>
-        <w:tc>
-          <w:tcPr>
-            <w:tcW w:type="dxa" w:w="1728"/>
-          </w:tcPr>
-          <w:p>
-            <w:r/>
-            <w:r>
-              <w:t>美國否決停火決議</w:t>
-            </w:r>
-          </w:p>
-        </w:tc>
-        <w:tc>
-          <w:tcPr>
-            <w:tcW w:type="dxa" w:w="1728"/>
-          </w:tcPr>
-          <w:p>
-            <w:r/>
-            <w:r>
-              <w:t>空襲學校、分發中心槍擊</w:t>
-            </w:r>
-          </w:p>
-        </w:tc>
-        <w:tc>
-          <w:tcPr>
-            <w:tcW w:type="dxa" w:w="1728"/>
-          </w:tcPr>
-          <w:p>
-            <w:r/>
-            <w:r>
-              <w:t>外交阻礙→軍事持續→人道惡化</w:t>
-            </w:r>
-          </w:p>
-        </w:tc>
-        <w:tc>
-          <w:tcPr>
-            <w:tcW w:type="dxa" w:w="1728"/>
-          </w:tcPr>
-          <w:p>
-            <w:r/>
-            <w:r>
-              <w:t>38、39、45</w:t>
-            </w:r>
-          </w:p>
-        </w:tc>
-      </w:tr>
-      <w:tr>
-        <w:tc>
-          <w:tcPr>
-            <w:tcW w:type="dxa" w:w="1728"/>
-          </w:tcPr>
-          <w:p>
-            <w:r/>
-            <w:r>
-              <w:t>7-8 月</w:t>
-            </w:r>
-          </w:p>
-        </w:tc>
-        <w:tc>
-          <w:tcPr>
-            <w:tcW w:type="dxa" w:w="1728"/>
-          </w:tcPr>
-          <w:p>
-            <w:r/>
-            <w:r>
-              <w:t>古特雷斯緊急呼籲</w:t>
-            </w:r>
-          </w:p>
-        </w:tc>
-        <w:tc>
-          <w:tcPr>
-            <w:tcW w:type="dxa" w:w="1728"/>
-          </w:tcPr>
-          <w:p>
-            <w:r/>
-            <w:r>
-              <w:t>強制遷移、接管加薩城</w:t>
-            </w:r>
-          </w:p>
-        </w:tc>
-        <w:tc>
-          <w:tcPr>
-            <w:tcW w:type="dxa" w:w="1728"/>
-          </w:tcPr>
-          <w:p>
-            <w:r/>
-            <w:r>
-              <w:t>外交無力→軍事升級→佔領擴大</w:t>
-            </w:r>
-          </w:p>
-        </w:tc>
-        <w:tc>
-          <w:tcPr>
-            <w:tcW w:type="dxa" w:w="1728"/>
-          </w:tcPr>
-          <w:p>
-            <w:r/>
-            <w:r>
-              <w:t>48、52、53</w:t>
-            </w:r>
-          </w:p>
-        </w:tc>
-      </w:tr>
-      <w:tr>
-        <w:tc>
-          <w:tcPr>
-            <w:tcW w:type="dxa" w:w="1728"/>
-          </w:tcPr>
-          <w:p>
-            <w:r/>
-            <w:r>
-              <w:t>9 月</w:t>
-            </w:r>
-          </w:p>
-        </w:tc>
-        <w:tc>
-          <w:tcPr>
-            <w:tcW w:type="dxa" w:w="1728"/>
-          </w:tcPr>
-          <w:p>
-            <w:r/>
-            <w:r>
-              <w:t>種族滅絕定性</w:t>
-            </w:r>
-          </w:p>
-        </w:tc>
-        <w:tc>
-          <w:tcPr>
-            <w:tcW w:type="dxa" w:w="1728"/>
-          </w:tcPr>
-          <w:p>
-            <w:r/>
-            <w:r>
-              <w:t>75% 面積控制</w:t>
-            </w:r>
-          </w:p>
-        </w:tc>
-        <w:tc>
-          <w:tcPr>
-            <w:tcW w:type="dxa" w:w="1728"/>
-          </w:tcPr>
-          <w:p>
-            <w:r/>
-            <w:r>
-              <w:t>法律定性↔軍事現實（平行）</w:t>
-            </w:r>
-          </w:p>
-        </w:tc>
-        <w:tc>
-          <w:tcPr>
-            <w:tcW w:type="dxa" w:w="1728"/>
-          </w:tcPr>
-          <w:p>
-            <w:r/>
-            <w:r>
-              <w:t>57-62、59</w:t>
-            </w:r>
-          </w:p>
-        </w:tc>
-      </w:tr>
-      <w:tr>
-        <w:tc>
-          <w:tcPr>
-            <w:tcW w:type="dxa" w:w="1728"/>
-          </w:tcPr>
-          <w:p>
-            <w:r/>
-            <w:r>
-              <w:t>10 月</w:t>
-            </w:r>
-          </w:p>
-        </w:tc>
-        <w:tc>
-          <w:tcPr>
-            <w:tcW w:type="dxa" w:w="1728"/>
-          </w:tcPr>
-          <w:p>
-            <w:r/>
-            <w:r>
-              <w:t>哈馬斯釋放意旨</w:t>
-            </w:r>
-          </w:p>
-        </w:tc>
-        <w:tc>
-          <w:tcPr>
-            <w:tcW w:type="dxa" w:w="1728"/>
-          </w:tcPr>
-          <w:p>
-            <w:r/>
-            <w:r>
-              <w:t>無新軍事事件記載</w:t>
-            </w:r>
-          </w:p>
-        </w:tc>
-        <w:tc>
-          <w:tcPr>
-            <w:tcW w:type="dxa" w:w="1728"/>
-          </w:tcPr>
-          <w:p>
-            <w:r/>
-            <w:r>
-              <w:t>外交窗口→待觀察</w:t>
-            </w:r>
-          </w:p>
-        </w:tc>
-        <w:tc>
-          <w:tcPr>
-            <w:tcW w:type="dxa" w:w="1728"/>
-          </w:tcPr>
-          <w:p>
-            <w:r/>
-            <w:r>
-              <w:t>64、65</w:t>
-            </w:r>
-          </w:p>
-        </w:tc>
-      </w:tr>
-    </w:tbl>
-    <w:p/>
-    <w:p>
-      <w:r>
-        <w:t>---</w:t>
-      </w:r>
-    </w:p>
-    <w:p/>
-    <w:p>
-      <w:pPr>
-        <w:pStyle w:val="Heading2"/>
-      </w:pPr>
-      <w:r>
-        <w:t>五、四類風險辨識（2025 全年）</w:t>
-      </w:r>
-    </w:p>
-    <w:p/>
-    <w:tbl>
-      <w:tblPr>
-        <w:tblStyle w:val="TableGrid"/>
-        <w:tblW w:type="auto" w:w="0"/>
-        <w:tblLook w:firstColumn="1" w:firstRow="1" w:lastColumn="0" w:lastRow="0" w:noHBand="0" w:noVBand="1" w:val="04A0"/>
-      </w:tblPr>
-      <w:tblGrid>
-        <w:gridCol w:w="2160"/>
-        <w:gridCol w:w="2160"/>
-        <w:gridCol w:w="2160"/>
-        <w:gridCol w:w="2160"/>
-      </w:tblGrid>
-      <w:tr>
-        <w:tc>
-          <w:tcPr>
-            <w:tcW w:type="dxa" w:w="2160"/>
-          </w:tcPr>
-          <w:p>
-            <w:r>
-              <w:rPr>
-                <w:b/>
-              </w:rPr>
-            </w:r>
-            <w:r>
-              <w:rPr>
-                <w:b/>
-              </w:rPr>
-              <w:t>風險類別</w:t>
-            </w:r>
-          </w:p>
-        </w:tc>
-        <w:tc>
-          <w:tcPr>
-            <w:tcW w:type="dxa" w:w="2160"/>
-          </w:tcPr>
-          <w:p>
-            <w:r>
-              <w:rPr>
-                <w:b/>
-              </w:rPr>
-            </w:r>
-            <w:r>
-              <w:rPr>
-                <w:b/>
-              </w:rPr>
-              <w:t>全年信號軌跡</w:t>
-            </w:r>
-          </w:p>
-        </w:tc>
-        <w:tc>
-          <w:tcPr>
-            <w:tcW w:type="dxa" w:w="2160"/>
-          </w:tcPr>
-          <w:p>
-            <w:r>
-              <w:rPr>
-                <w:b/>
-              </w:rPr>
-            </w:r>
-            <w:r>
-              <w:rPr>
-                <w:b/>
-              </w:rPr>
-              <w:t>來源</w:t>
-            </w:r>
-          </w:p>
-        </w:tc>
-        <w:tc>
-          <w:tcPr>
-            <w:tcW w:type="dxa" w:w="2160"/>
-          </w:tcPr>
-          <w:p>
-            <w:r>
-              <w:rPr>
-                <w:b/>
-              </w:rPr>
-            </w:r>
-            <w:r>
-              <w:rPr>
-                <w:b/>
-              </w:rPr>
-              <w:t>風險狀態（截至 10/3）</w:t>
-            </w:r>
-          </w:p>
-        </w:tc>
-      </w:tr>
-      <w:tr>
-        <w:tc>
-          <w:tcPr>
-            <w:tcW w:type="dxa" w:w="2160"/>
-          </w:tcPr>
-          <w:p>
-            <w:r/>
-            <w:r>
-              <w:t>談判破裂</w:t>
-            </w:r>
-          </w:p>
-        </w:tc>
-        <w:tc>
-          <w:tcPr>
-            <w:tcW w:type="dxa" w:w="2160"/>
-          </w:tcPr>
-          <w:p>
-            <w:r/>
-            <w:r>
-              <w:t>2/11「或將終止」（來源16）→ 3/23 實際破裂（來源31）→ 5/31 安理會否決（來源39）→ 10/3 新窗口但未確認（來源64）</w:t>
-            </w:r>
-          </w:p>
-        </w:tc>
-        <w:tc>
-          <w:tcPr>
-            <w:tcW w:type="dxa" w:w="2160"/>
-          </w:tcPr>
-          <w:p>
-            <w:r/>
-            <w:r>
-              <w:t>16、31、39、64</w:t>
-            </w:r>
-          </w:p>
-        </w:tc>
-        <w:tc>
-          <w:tcPr>
-            <w:tcW w:type="dxa" w:w="2160"/>
-          </w:tcPr>
-          <w:p>
-            <w:r/>
-            <w:r>
-              <w:rPr>
-                <w:b/>
-              </w:rPr>
-              <w:t>已發生（3/23），10/3 出現新窗口但執行未確認</w:t>
-            </w:r>
-          </w:p>
-        </w:tc>
-      </w:tr>
-      <w:tr>
-        <w:tc>
-          <w:tcPr>
-            <w:tcW w:type="dxa" w:w="2160"/>
-          </w:tcPr>
-          <w:p>
-            <w:r/>
-            <w:r>
-              <w:t>援助受阻</w:t>
-            </w:r>
-          </w:p>
-        </w:tc>
-        <w:tc>
-          <w:tcPr>
-            <w:tcW w:type="dxa" w:w="2160"/>
-          </w:tcPr>
-          <w:p>
-            <w:r/>
-            <w:r>
-              <w:t>1/14 持續拒絕（來源2）→ 4/1 邊境關閉（來源33）→ 6/13 44% 被拒（來源51）→ 7/3 17 週無燃料（來源49）→ 10/3 17 萬噸備妥但待准入（來源65）</w:t>
-            </w:r>
-          </w:p>
-        </w:tc>
-        <w:tc>
-          <w:tcPr>
-            <w:tcW w:type="dxa" w:w="2160"/>
-          </w:tcPr>
-          <w:p>
-            <w:r/>
-            <w:r>
-              <w:t>2、33、49、51、65</w:t>
-            </w:r>
-          </w:p>
-        </w:tc>
-        <w:tc>
-          <w:tcPr>
-            <w:tcW w:type="dxa" w:w="2160"/>
-          </w:tcPr>
-          <w:p>
-            <w:r/>
-            <w:r>
-              <w:rPr>
-                <w:b/>
-              </w:rPr>
-              <w:t>持續中（封鎖未解，物資在邊境外）</w:t>
-            </w:r>
-          </w:p>
-        </w:tc>
-      </w:tr>
-      <w:tr>
-        <w:tc>
-          <w:tcPr>
-            <w:tcW w:type="dxa" w:w="2160"/>
-          </w:tcPr>
-          <w:p>
-            <w:r/>
-            <w:r>
-              <w:t>醫療體系惡化</w:t>
-            </w:r>
-          </w:p>
-        </w:tc>
-        <w:tc>
-          <w:tcPr>
-            <w:tcW w:type="dxa" w:w="2160"/>
-          </w:tcPr>
-          <w:p>
-            <w:r/>
-            <w:r>
-              <w:t>1/14 醫院受限（來源5）→ 3/23 15 人遇害（來源31）→ 4/1 救护车半数癱瘓（來源35）→ 7/3 保溫箱停運（來源49）→ 8/22 截肢率全球最高（來源53）→ 10/3 新生兒死亡（來源67）</w:t>
-            </w:r>
-          </w:p>
-        </w:tc>
-        <w:tc>
-          <w:tcPr>
-            <w:tcW w:type="dxa" w:w="2160"/>
-          </w:tcPr>
-          <w:p>
-            <w:r/>
-            <w:r>
-              <w:t>5、31、35、49、53、67</w:t>
-            </w:r>
-          </w:p>
-        </w:tc>
-        <w:tc>
-          <w:tcPr>
-            <w:tcW w:type="dxa" w:w="2160"/>
-          </w:tcPr>
-          <w:p>
-            <w:r/>
-            <w:r>
-              <w:rPr>
-                <w:b/>
-              </w:rPr>
-              <w:t>持續惡化（系統性崩潰，無恢復跡象）</w:t>
-            </w:r>
-          </w:p>
-        </w:tc>
-      </w:tr>
-      <w:tr>
-        <w:tc>
-          <w:tcPr>
-            <w:tcW w:type="dxa" w:w="2160"/>
-          </w:tcPr>
-          <w:p>
-            <w:r/>
-            <w:r>
-              <w:t>衝突再升級</w:t>
-            </w:r>
-          </w:p>
-        </w:tc>
-        <w:tc>
-          <w:tcPr>
-            <w:tcW w:type="dxa" w:w="2160"/>
-          </w:tcPr>
-          <w:p>
-            <w:r/>
-            <w:r>
-              <w:t>2/11 震盪（來源16）→ 5/9 學校空襲（來源38）→ 8/8 接管加薩城（來源52）→ 8/22 軍事行動加強（來源53）→ 9/23 75% 佔領（來源59）</w:t>
-            </w:r>
-          </w:p>
-        </w:tc>
-        <w:tc>
-          <w:tcPr>
-            <w:tcW w:type="dxa" w:w="2160"/>
-          </w:tcPr>
-          <w:p>
-            <w:r/>
-            <w:r>
-              <w:t>16、38、52、53、59</w:t>
-            </w:r>
-          </w:p>
-        </w:tc>
-        <w:tc>
-          <w:tcPr>
-            <w:tcW w:type="dxa" w:w="2160"/>
-          </w:tcPr>
-          <w:p>
-            <w:r/>
-            <w:r>
-              <w:rPr>
-                <w:b/>
-              </w:rPr>
-              <w:t>已升級（從「衝突」轉為「佔領」，性質變化）</w:t>
-            </w:r>
-          </w:p>
-        </w:tc>
-      </w:tr>
-    </w:tbl>
-    <w:p/>
-    <w:p>
-      <w:r>
-        <w:rPr>
-          <w:b/>
-        </w:rPr>
-        <w:t>風險交互效應：</w:t>
-      </w:r>
-      <w:r>
-        <w:t xml:space="preserve"> 四類風險並非獨立存在，而是形成正回饋循環：談判破裂（風險1）→ 封鎖加劇（風險2）→ 醫療崩潰（風險3）→ 人道壓力加劇使各方更無意願談判（風險1 惡化）。8/8「接管加薩城」（來源52）是四類風險同時惡化的匯聚點--它同時意味著談判破裂（無停火）、援助受阻（無准入）、醫療惡化（佔領下無醫院運作）、衝突升級（從打擊轉為佔領）。</w:t>
+        <w:t>談判破裂（來源3、8）→ 封鎖加劇（來源8、10）→ 醫療/人道惡化（來源1、9）→ 國際話語升級但無強制手段（來源9）→ 以色列無解鎖動機 → 封鎖持續（來源10）</w:t>
       </w:r>
     </w:p>
     <w:p/>
@@ -4937,8 +2451,16 @@
           <w:p>
             <w:r/>
           </w:p>
+        </w:tc>
+        <w:tc>
+          <w:tcPr>
+            <w:tcW w:type="dxa" w:w="2160"/>
+          </w:tcPr>
           <w:p>
             <w:r/>
+            <w:r>
+              <w:t>停火協議結構化設計</w:t>
+            </w:r>
           </w:p>
         </w:tc>
         <w:tc>
@@ -4948,7 +2470,7 @@
           <w:p>
             <w:r/>
             <w:r>
-              <w:t>停火協議結構化設計</w:t>
+              <w:t>1/19 交換屬「第一階段重要組成部分」（來源2），顯示協議具有明確階段性義務，為後續重啟提供制度框架</w:t>
             </w:r>
           </w:p>
         </w:tc>
@@ -4959,18 +2481,7 @@
           <w:p>
             <w:r/>
             <w:r>
-              <w:t>三階段框架明確，第一階段含撤軍、返回、增加援助（來源21），為「停火→准入」傳導鏈提供制度路徑</w:t>
-            </w:r>
-          </w:p>
-        </w:tc>
-        <w:tc>
-          <w:tcPr>
-            <w:tcW w:type="dxa" w:w="2160"/>
-          </w:tcPr>
-          <w:p>
-            <w:r/>
-            <w:r>
-              <w:t>21</w:t>
+              <w:t>2</w:t>
             </w:r>
           </w:p>
         </w:tc>
@@ -4990,7 +2501,7 @@
           <w:p>
             <w:r/>
             <w:r>
-              <w:t>人質交換機制驗證可行</w:t>
+              <w:t>人質交換機制已驗證</w:t>
             </w:r>
           </w:p>
         </w:tc>
@@ -5001,7 +2512,7 @@
           <w:p>
             <w:r/>
             <w:r>
-              <w:t>1/19 首次（來源15）→ 2/16 第二輪 3 換 369（來源20）如期完成，短週期內可重複運作</w:t>
+              <w:t>1/19 與 2/16 兩次交換如期完成（來源2、4），短週期內可重複運作，證明機制技術可行</w:t>
             </w:r>
           </w:p>
         </w:tc>
@@ -5012,7 +2523,7 @@
           <w:p>
             <w:r/>
             <w:r>
-              <w:t>15、20</w:t>
+              <w:t>2、4</w:t>
             </w:r>
           </w:p>
         </w:tc>
@@ -5032,7 +2543,7 @@
           <w:p>
             <w:r/>
             <w:r>
-              <w:t>國際法與法律定性框架</w:t>
+              <w:t>國際法語言已就位</w:t>
             </w:r>
           </w:p>
         </w:tc>
@@ -5043,7 +2554,7 @@
           <w:p>
             <w:r/>
             <w:r>
-              <w:t>古特雷斯「國際法、聯合國決議」定位（來源11）；9/23 種族滅絕報告（來源58）；安理會 2334 號決議報告（來源63）--為後續追責提供法律基礎</w:t>
+              <w:t>1/14「履行國際人道主義法義務」（來源1）；5/2「嚴重違反國際法」「集體懲罰」（來源9）--法律定性為後續追責提供基礎</w:t>
             </w:r>
           </w:p>
         </w:tc>
@@ -5054,7 +2565,7 @@
           <w:p>
             <w:r/>
             <w:r>
-              <w:t>11、58、63</w:t>
+              <w:t>1、9</w:t>
             </w:r>
           </w:p>
         </w:tc>
@@ -5074,7 +2585,7 @@
           <w:p>
             <w:r/>
             <w:r>
-              <w:t>國際調解方持續參與</w:t>
+              <w:t>人道機構持續施壓</w:t>
             </w:r>
           </w:p>
         </w:tc>
@@ -5085,7 +2596,7 @@
           <w:p>
             <w:r/>
             <w:r>
-              <w:t>埃及、卡達、美國三邊調解（來源9）；多哈談判場地（來源17）；10/3 哈馬斯主動釋放意旨（來源64）表明加薩一方仍有外交意願</w:t>
+              <w:t>OCHA 從 1 月到 6 月持續发声（來源1、8、9、10），未停止記錄與呼籲</w:t>
             </w:r>
           </w:p>
         </w:tc>
@@ -5096,7 +2607,7 @@
           <w:p>
             <w:r/>
             <w:r>
-              <w:t>9、17、64</w:t>
+              <w:t>1、8、9、10</w:t>
             </w:r>
           </w:p>
         </w:tc>
@@ -5105,9 +2616,23 @@
         <w:tc>
           <w:tcPr>
             <w:tcW w:type="dxa" w:w="2160"/>
-            <w:vMerge/>
-          </w:tcPr>
-          <w:p/>
+            <w:vMerge w:val="restart"/>
+          </w:tcPr>
+          <w:p>
+            <w:r/>
+            <w:r>
+              <w:t>Weakness（劣勢）</w:t>
+            </w:r>
+          </w:p>
+          <w:p>
+            <w:r/>
+          </w:p>
+          <w:p>
+            <w:r/>
+          </w:p>
+          <w:p>
+            <w:r/>
+          </w:p>
         </w:tc>
         <w:tc>
           <w:tcPr>
@@ -5116,7 +2641,7 @@
           <w:p>
             <w:r/>
             <w:r>
-              <w:t>人道物資已備妥</w:t>
+              <w:t>停火維持窗口極短</w:t>
             </w:r>
           </w:p>
         </w:tc>
@@ -5127,7 +2652,7 @@
           <w:p>
             <w:r/>
             <w:r>
-              <w:t>17 萬噸食品、藥品、帳篷「可隨時運入」（來源65）；170 卡車月經物資（來源50）--供給端不缺乏，僅缺准入</w:t>
+              <w:t>1/19 生效（來源2）→ 2/11 即面臨終止（來源3）→ 4/1 已實質破裂（來源8），有效停火不足 2 個月</w:t>
             </w:r>
           </w:p>
         </w:tc>
@@ -5138,7 +2663,7 @@
           <w:p>
             <w:r/>
             <w:r>
-              <w:t>65、50</w:t>
+              <w:t>2、3、8</w:t>
             </w:r>
           </w:p>
         </w:tc>
@@ -5147,54 +2672,40 @@
         <w:tc>
           <w:tcPr>
             <w:tcW w:type="dxa" w:w="2160"/>
-            <w:vMerge w:val="restart"/>
+            <w:vMerge/>
+          </w:tcPr>
+          <w:p/>
+        </w:tc>
+        <w:tc>
+          <w:tcPr>
+            <w:tcW w:type="dxa" w:w="2160"/>
           </w:tcPr>
           <w:p>
             <w:r/>
             <w:r>
-              <w:t>Weakness（劣勢）</w:t>
-            </w:r>
-          </w:p>
+              <w:t>聯合國無強制執行機制</w:t>
+            </w:r>
+          </w:p>
+        </w:tc>
+        <w:tc>
+          <w:tcPr>
+            <w:tcW w:type="dxa" w:w="2160"/>
+          </w:tcPr>
           <w:p>
             <w:r/>
-          </w:p>
+            <w:r>
+              <w:t>古特雷斯行動均為「歡迎」「呼籲」「強調」（來源2、3、4）；OCHA 均為「警告」「重申」「指出」（來源1、7、8、9）；本次資料中無安理會強制行動</w:t>
+            </w:r>
+          </w:p>
+        </w:tc>
+        <w:tc>
+          <w:tcPr>
+            <w:tcW w:type="dxa" w:w="2160"/>
+          </w:tcPr>
           <w:p>
             <w:r/>
-          </w:p>
-          <w:p>
-            <w:r/>
-          </w:p>
-        </w:tc>
-        <w:tc>
-          <w:tcPr>
-            <w:tcW w:type="dxa" w:w="2160"/>
-          </w:tcPr>
-          <w:p>
-            <w:r/>
-            <w:r>
-              <w:t>停火維持窗口極短且脆弱</w:t>
-            </w:r>
-          </w:p>
-        </w:tc>
-        <w:tc>
-          <w:tcPr>
-            <w:tcW w:type="dxa" w:w="2160"/>
-          </w:tcPr>
-          <w:p>
-            <w:r/>
-            <w:r>
-              <w:t>1/19 生效至 2/11 即面臨終止（23 天）（來源16→19）；至 3/23 即破裂（來源31）；停火存在不足 2 個月</w:t>
-            </w:r>
-          </w:p>
-        </w:tc>
-        <w:tc>
-          <w:tcPr>
-            <w:tcW w:type="dxa" w:w="2160"/>
-          </w:tcPr>
-          <w:p>
-            <w:r/>
-            <w:r>
-              <w:t>16、19、31</w:t>
+            <w:r>
+              <w:t>1、2、3、4、7、8、9</w:t>
             </w:r>
           </w:p>
         </w:tc>
@@ -5214,7 +2725,7 @@
           <w:p>
             <w:r/>
             <w:r>
-              <w:t>聯合國無強制執行機制</w:t>
+              <w:t>人道承諾與執行脫節</w:t>
             </w:r>
           </w:p>
         </w:tc>
@@ -5225,7 +2736,7 @@
           <w:p>
             <w:r/>
             <w:r>
-              <w:t>古特雷斯行動均為「呼籲」「敦促」「重申」（來源9、16、19、23、47）；安理會被否決（來源39）；無制裁、無執勤、無仲裁工具被觸發</w:t>
+              <w:t>1/14 呼吁「無阻礙援助」（來源1）→ 4/1 四周完全禁止（來源8）→ 6/13 20 次被拒（來源10）；話語與現實差距擴大</w:t>
             </w:r>
           </w:p>
         </w:tc>
@@ -5236,7 +2747,7 @@
           <w:p>
             <w:r/>
             <w:r>
-              <w:t>9、16、19、23、39、47</w:t>
+              <w:t>1、8、10</w:t>
             </w:r>
           </w:p>
         </w:tc>
@@ -5256,7 +2767,7 @@
           <w:p>
             <w:r/>
             <w:r>
-              <w:t>人道承諾與執行嚴重脫節</w:t>
+              <w:t>資料透明度不足</w:t>
             </w:r>
           </w:p>
         </w:tc>
@@ -5267,7 +2778,7 @@
           <w:p>
             <w:r/>
             <w:r>
-              <w:t>協議要求「大幅增加援助」（來源21），但 4 月後完全斷裂（來源33）；「創造必要條件」（來源22）的表述暗示條件由以色列掌控</w:t>
+              <w:t>3 月空白；7-12 月空白；以色列官方立場直接引述極少；UNRWA 僅 1 則（來源6）</w:t>
             </w:r>
           </w:p>
         </w:tc>
@@ -5278,7 +2789,7 @@
           <w:p>
             <w:r/>
             <w:r>
-              <w:t>21、22、33</w:t>
+              <w:t>-</w:t>
             </w:r>
           </w:p>
         </w:tc>
@@ -5287,9 +2798,20 @@
         <w:tc>
           <w:tcPr>
             <w:tcW w:type="dxa" w:w="2160"/>
-            <w:vMerge/>
-          </w:tcPr>
-          <w:p/>
+            <w:vMerge w:val="restart"/>
+          </w:tcPr>
+          <w:p>
+            <w:r/>
+            <w:r>
+              <w:t>Opportunity（機會）</w:t>
+            </w:r>
+          </w:p>
+          <w:p>
+            <w:r/>
+          </w:p>
+          <w:p>
+            <w:r/>
+          </w:p>
         </w:tc>
         <w:tc>
           <w:tcPr>
@@ -5298,7 +2820,7 @@
           <w:p>
             <w:r/>
             <w:r>
-              <w:t>數據透明度不足</w:t>
+              <w:t>法律定性已達成</w:t>
             </w:r>
           </w:p>
         </w:tc>
@@ -5309,7 +2831,7 @@
           <w:p>
             <w:r/>
             <w:r>
-              <w:t>以色列官方立場直接引述缺失；10/3 後無後續紀錄；11-12 月完全空白；部分數據僅為「累計」而非「即時」</w:t>
+              <w:t>5/2「集體懲罰」「嚴重違反國際法」（來源9）；1/14「國際人道主義法義務」（來源1）--國際追訴法律門檻已降低</w:t>
             </w:r>
           </w:p>
         </w:tc>
@@ -5320,7 +2842,7 @@
           <w:p>
             <w:r/>
             <w:r>
-              <w:t>-</w:t>
+              <w:t>1、9</w:t>
             </w:r>
           </w:p>
         </w:tc>
@@ -5329,51 +2851,40 @@
         <w:tc>
           <w:tcPr>
             <w:tcW w:type="dxa" w:w="2160"/>
-            <w:vMerge w:val="restart"/>
+            <w:vMerge/>
+          </w:tcPr>
+          <w:p/>
+        </w:tc>
+        <w:tc>
+          <w:tcPr>
+            <w:tcW w:type="dxa" w:w="2160"/>
           </w:tcPr>
           <w:p>
             <w:r/>
             <w:r>
-              <w:t>Opportunity（機會）</w:t>
-            </w:r>
-          </w:p>
+              <w:t>人道數據基礎扎實</w:t>
+            </w:r>
+          </w:p>
+        </w:tc>
+        <w:tc>
+          <w:tcPr>
+            <w:tcW w:type="dxa" w:w="2160"/>
+          </w:tcPr>
           <w:p>
             <w:r/>
-          </w:p>
+            <w:r>
+              <w:t>4 周禁止（來源8）、20 次被拒（來源10）、50 人喪生（來源6）、4 萬人流離失所（來源5）--為國際訴求提供事實基礎</w:t>
+            </w:r>
+          </w:p>
+        </w:tc>
+        <w:tc>
+          <w:tcPr>
+            <w:tcW w:type="dxa" w:w="2160"/>
+          </w:tcPr>
           <w:p>
             <w:r/>
-          </w:p>
-        </w:tc>
-        <w:tc>
-          <w:tcPr>
-            <w:tcW w:type="dxa" w:w="2160"/>
-          </w:tcPr>
-          <w:p>
-            <w:r/>
-            <w:r>
-              <w:t>10/3 新外交窗口</w:t>
-            </w:r>
-          </w:p>
-        </w:tc>
-        <w:tc>
-          <w:tcPr>
-            <w:tcW w:type="dxa" w:w="2160"/>
-          </w:tcPr>
-          <w:p>
-            <w:r/>
-            <w:r>
-              <w:t>哈馬斯主動宣布準備釋放人質（來源64）；17 萬噸物資待命（來源65）--若雙方重新啟動交換-停火-准入循環，傳導鏈可正向重建</w:t>
-            </w:r>
-          </w:p>
-        </w:tc>
-        <w:tc>
-          <w:tcPr>
-            <w:tcW w:type="dxa" w:w="2160"/>
-          </w:tcPr>
-          <w:p>
-            <w:r/>
-            <w:r>
-              <w:t>64、65</w:t>
+            <w:r>
+              <w:t>5、6、8、10</w:t>
             </w:r>
           </w:p>
         </w:tc>
@@ -5393,7 +2904,7 @@
           <w:p>
             <w:r/>
             <w:r>
-              <w:t>法律定性已達成</w:t>
+              <w:t>調解方仍處置中</w:t>
             </w:r>
           </w:p>
         </w:tc>
@@ -5404,7 +2915,7 @@
           <w:p>
             <w:r/>
             <w:r>
-              <w:t>9/23 種族滅絕報告（來源58）+ 六名部長點名（來源61）+ 國際法院臨時措施（來源62）--未來追責和集體行動的法律門檻已降低</w:t>
+              <w:t>2/16 停火確認時調解方仍在運作（來源4）；本次資料未見調解方完全退出，留有重啟空間</w:t>
             </w:r>
           </w:p>
         </w:tc>
@@ -5415,7 +2926,7 @@
           <w:p>
             <w:r/>
             <w:r>
-              <w:t>58、61、62</w:t>
+              <w:t>4</w:t>
             </w:r>
           </w:p>
         </w:tc>
@@ -5424,9 +2935,23 @@
         <w:tc>
           <w:tcPr>
             <w:tcW w:type="dxa" w:w="2160"/>
-            <w:vMerge/>
-          </w:tcPr>
-          <w:p/>
+            <w:vMerge w:val="restart"/>
+          </w:tcPr>
+          <w:p>
+            <w:r/>
+            <w:r>
+              <w:t>Threat（威脅）</w:t>
+            </w:r>
+          </w:p>
+          <w:p>
+            <w:r/>
+          </w:p>
+          <w:p>
+            <w:r/>
+          </w:p>
+          <w:p>
+            <w:r/>
+          </w:p>
         </w:tc>
         <w:tc>
           <w:tcPr>
@@ -5435,7 +2960,7 @@
           <w:p>
             <w:r/>
             <w:r>
-              <w:t>國際組織數據基礎扎實</w:t>
+              <w:t>西岸衝突結構化</w:t>
             </w:r>
           </w:p>
         </w:tc>
@@ -5446,7 +2971,7 @@
           <w:p>
             <w:r/>
             <w:r>
-              <w:t>OCHA 的 44% 被拒數據（來源51）、562 名救援人員統計（來源66）、飢荒評估（來源54）--為國際公義訴求提供不可否認的事實基礎</w:t>
+              <w:t>2/26「戰場」定性（來源5）、50 人喪生（來源6）--西岸已非「零星衝突」而是持續軍事行動</w:t>
             </w:r>
           </w:p>
         </w:tc>
@@ -5457,7 +2982,7 @@
           <w:p>
             <w:r/>
             <w:r>
-              <w:t>51、54、66</w:t>
+              <w:t>5、6</w:t>
             </w:r>
           </w:p>
         </w:tc>
@@ -5466,54 +2991,40 @@
         <w:tc>
           <w:tcPr>
             <w:tcW w:type="dxa" w:w="2160"/>
-            <w:vMerge w:val="restart"/>
+            <w:vMerge/>
+          </w:tcPr>
+          <w:p/>
+        </w:tc>
+        <w:tc>
+          <w:tcPr>
+            <w:tcW w:type="dxa" w:w="2160"/>
           </w:tcPr>
           <w:p>
             <w:r/>
             <w:r>
-              <w:t>Threat（威脅）</w:t>
-            </w:r>
-          </w:p>
+              <w:t>封鎖制度化</w:t>
+            </w:r>
+          </w:p>
+        </w:tc>
+        <w:tc>
+          <w:tcPr>
+            <w:tcW w:type="dxa" w:w="2160"/>
+          </w:tcPr>
           <w:p>
             <w:r/>
-          </w:p>
+            <w:r>
+              <w:t>4/1「連續四周」（來源8）→ 6/13「超過 20 次」（來源10）--封鎖從臨時措施走向常態化</w:t>
+            </w:r>
+          </w:p>
+        </w:tc>
+        <w:tc>
+          <w:tcPr>
+            <w:tcW w:type="dxa" w:w="2160"/>
+          </w:tcPr>
           <w:p>
             <w:r/>
-          </w:p>
-          <w:p>
-            <w:r/>
-          </w:p>
-        </w:tc>
-        <w:tc>
-          <w:tcPr>
-            <w:tcW w:type="dxa" w:w="2160"/>
-          </w:tcPr>
-          <w:p>
-            <w:r/>
-            <w:r>
-              <w:t>佔領結構化</w:t>
-            </w:r>
-          </w:p>
-        </w:tc>
-        <w:tc>
-          <w:tcPr>
-            <w:tcW w:type="dxa" w:w="2160"/>
-          </w:tcPr>
-          <w:p>
-            <w:r/>
-            <w:r>
-              <w:t>以軍至 7 月控制 75% 面積（來源59）；9/29 定居點擴張加快（來源63）；「接管加薩城」（來源52）--即使停火恢復，物理空間已被不可逆地重劃</w:t>
-            </w:r>
-          </w:p>
-        </w:tc>
-        <w:tc>
-          <w:tcPr>
-            <w:tcW w:type="dxa" w:w="2160"/>
-          </w:tcPr>
-          <w:p>
-            <w:r/>
-            <w:r>
-              <w:t>52、59、63</w:t>
+            <w:r>
+              <w:t>8、10</w:t>
             </w:r>
           </w:p>
         </w:tc>
@@ -5533,7 +3044,7 @@
           <w:p>
             <w:r/>
             <w:r>
-              <w:t>飢荒已成既成事實</w:t>
+              <w:t>醫療體系不可逆損毀</w:t>
             </w:r>
           </w:p>
         </w:tc>
@@ -5544,7 +3055,7 @@
           <w:p>
             <w:r/>
             <w:r>
-              <w:t>8/22 飢荒定性（來源54）；蒂尔克：是以色列政策直接後果（來源56）--即使明日開放邊境，營養損傷、醫療缺口、心理創傷的修復以年計</w:t>
+              <w:t>1/14 設備被破壞（來源1）--重建需時，且本次資料中無恢復跡象</w:t>
             </w:r>
           </w:p>
         </w:tc>
@@ -5555,7 +3066,7 @@
           <w:p>
             <w:r/>
             <w:r>
-              <w:t>54、56</w:t>
+              <w:t>1</w:t>
             </w:r>
           </w:p>
         </w:tc>
@@ -5575,7 +3086,7 @@
           <w:p>
             <w:r/>
             <w:r>
-              <w:t>醫療體系不可逆損毀</w:t>
+              <w:t>7-12 月完全未知</w:t>
             </w:r>
           </w:p>
         </w:tc>
@@ -5586,49 +3097,7 @@
           <w:p>
             <w:r/>
             <w:r>
-              <w:t>保溫箱停運（來源49）；救护车癱瘓（來源35）；截肢率全球最高（來源53）；15 名醫務人員遇害（來源31）--重建需數年，而新損傷持續發生</w:t>
-            </w:r>
-          </w:p>
-        </w:tc>
-        <w:tc>
-          <w:tcPr>
-            <w:tcW w:type="dxa" w:w="2160"/>
-          </w:tcPr>
-          <w:p>
-            <w:r/>
-            <w:r>
-              <w:t>31、35、49、53</w:t>
-            </w:r>
-          </w:p>
-        </w:tc>
-      </w:tr>
-      <w:tr>
-        <w:tc>
-          <w:tcPr>
-            <w:tcW w:type="dxa" w:w="2160"/>
-            <w:vMerge/>
-          </w:tcPr>
-          <w:p/>
-        </w:tc>
-        <w:tc>
-          <w:tcPr>
-            <w:tcW w:type="dxa" w:w="2160"/>
-          </w:tcPr>
-          <w:p>
-            <w:r/>
-            <w:r>
-              <w:t>11-12 月及後續完全未知</w:t>
-            </w:r>
-          </w:p>
-        </w:tc>
-        <w:tc>
-          <w:tcPr>
-            <w:tcW w:type="dxa" w:w="2160"/>
-          </w:tcPr>
-          <w:p>
-            <w:r/>
-            <w:r>
-              <w:t>資料止於 10/3（來源64-67）；11-12 月空白；10/3 意旨是否執行、以色列是否回應、安理會有無新動向--均無數據</w:t>
+              <w:t>本次資料止於 6/13；7-12 月（含 10/3、11-12 月）無任何片段，局勢走向無法判斷</w:t>
             </w:r>
           </w:p>
         </w:tc>
@@ -5657,139 +3126,444 @@
         <w:pStyle w:val="Heading2"/>
       </w:pPr>
       <w:r>
-        <w:t>七、綜合研析：核心判斷</w:t>
+        <w:t>七、國際體系功能性評估（限本次資料）</w:t>
       </w:r>
     </w:p>
     <w:p/>
+    <w:tbl>
+      <w:tblPr>
+        <w:tblStyle w:val="TableGrid"/>
+        <w:tblW w:type="auto" w:w="0"/>
+        <w:tblLook w:firstColumn="1" w:firstRow="1" w:lastColumn="0" w:lastRow="0" w:noHBand="0" w:noVBand="1" w:val="04A0"/>
+      </w:tblPr>
+      <w:tblGrid>
+        <w:gridCol w:w="2880"/>
+        <w:gridCol w:w="2880"/>
+        <w:gridCol w:w="2880"/>
+      </w:tblGrid>
+      <w:tr>
+        <w:tc>
+          <w:tcPr>
+            <w:tcW w:type="dxa" w:w="2880"/>
+          </w:tcPr>
+          <w:p>
+            <w:r>
+              <w:rPr>
+                <w:b/>
+              </w:rPr>
+            </w:r>
+            <w:r>
+              <w:rPr>
+                <w:b/>
+              </w:rPr>
+              <w:t>維度</w:t>
+            </w:r>
+          </w:p>
+        </w:tc>
+        <w:tc>
+          <w:tcPr>
+            <w:tcW w:type="dxa" w:w="2880"/>
+          </w:tcPr>
+          <w:p>
+            <w:r>
+              <w:rPr>
+                <w:b/>
+              </w:rPr>
+            </w:r>
+            <w:r>
+              <w:rPr>
+                <w:b/>
+              </w:rPr>
+              <w:t>表現</w:t>
+            </w:r>
+          </w:p>
+        </w:tc>
+        <w:tc>
+          <w:tcPr>
+            <w:tcW w:type="dxa" w:w="2880"/>
+          </w:tcPr>
+          <w:p>
+            <w:r>
+              <w:rPr>
+                <w:b/>
+              </w:rPr>
+            </w:r>
+            <w:r>
+              <w:rPr>
+                <w:b/>
+              </w:rPr>
+              <w:t>來源</w:t>
+            </w:r>
+          </w:p>
+        </w:tc>
+      </w:tr>
+      <w:tr>
+        <w:tc>
+          <w:tcPr>
+            <w:tcW w:type="dxa" w:w="2880"/>
+          </w:tcPr>
+          <w:p>
+            <w:r/>
+            <w:r>
+              <w:t>話語強度演進</w:t>
+            </w:r>
+          </w:p>
+        </w:tc>
+        <w:tc>
+          <w:tcPr>
+            <w:tcW w:type="dxa" w:w="2880"/>
+          </w:tcPr>
+          <w:p>
+            <w:r/>
+            <w:r>
+              <w:t>1/19「歡迎」（來源2）→ 2/11「必須竭盡全力」（來源3）→ 5/2「集體懲罰」（來源9）</w:t>
+            </w:r>
+          </w:p>
+        </w:tc>
+        <w:tc>
+          <w:tcPr>
+            <w:tcW w:type="dxa" w:w="2880"/>
+          </w:tcPr>
+          <w:p>
+            <w:r/>
+            <w:r>
+              <w:t>2、3、9</w:t>
+            </w:r>
+          </w:p>
+        </w:tc>
+      </w:tr>
+      <w:tr>
+        <w:tc>
+          <w:tcPr>
+            <w:tcW w:type="dxa" w:w="2880"/>
+          </w:tcPr>
+          <w:p>
+            <w:r/>
+            <w:r>
+              <w:t>強制機制</w:t>
+            </w:r>
+          </w:p>
+        </w:tc>
+        <w:tc>
+          <w:tcPr>
+            <w:tcW w:type="dxa" w:w="2880"/>
+          </w:tcPr>
+          <w:p>
+            <w:r/>
+            <w:r>
+              <w:t>本次資料中無安理會決議、無制裁、無執勤工具觸發</w:t>
+            </w:r>
+          </w:p>
+        </w:tc>
+        <w:tc>
+          <w:tcPr>
+            <w:tcW w:type="dxa" w:w="2880"/>
+          </w:tcPr>
+          <w:p>
+            <w:r/>
+            <w:r>
+              <w:t>-</w:t>
+            </w:r>
+          </w:p>
+        </w:tc>
+      </w:tr>
+      <w:tr>
+        <w:tc>
+          <w:tcPr>
+            <w:tcW w:type="dxa" w:w="2880"/>
+          </w:tcPr>
+          <w:p>
+            <w:r/>
+            <w:r>
+              <w:t>功能結論</w:t>
+            </w:r>
+          </w:p>
+        </w:tc>
+        <w:tc>
+          <w:tcPr>
+            <w:tcW w:type="dxa" w:w="2880"/>
+          </w:tcPr>
+          <w:p>
+            <w:r/>
+            <w:r>
+              <w:t>國際體系在現有資料中僅展現「記錄＋譴責＋呼籲」功能，缺乏將話語轉化為行動的執行工具</w:t>
+            </w:r>
+          </w:p>
+        </w:tc>
+        <w:tc>
+          <w:tcPr>
+            <w:tcW w:type="dxa" w:w="2880"/>
+          </w:tcPr>
+          <w:p>
+            <w:r/>
+            <w:r>
+              <w:t>綜合來源1-10</w:t>
+            </w:r>
+          </w:p>
+        </w:tc>
+      </w:tr>
+    </w:tbl>
+    <w:p/>
     <w:p>
-      <w:pPr>
-        <w:pStyle w:val="Heading3"/>
-      </w:pPr>
       <w:r>
-        <w:t>7.1 停火是否實際改善了人道准入與平民處境？</w:t>
+        <w:t>---</w:t>
       </w:r>
     </w:p>
     <w:p/>
     <w:p>
       <w:pPr>
         <w:pStyle w:val="Heading2"/>
-        <w:jc w:val="left"/>
       </w:pPr>
       <w:r>
-        <w:t>答案是：短暫的、有条件的、不可持續的改善。</w:t>
+        <w:t>八、資料缺口與未決問題</w:t>
       </w:r>
     </w:p>
     <w:p/>
-    <w:p>
-      <w:pPr>
-        <w:pStyle w:val="ListBullet"/>
-      </w:pPr>
-      <w:r>
-        <w:t>1/19-3/1 期間（約 6 週），停火確實帶來了顯著改善：援助規模「顯著增加」（來源14）、150 萬人領食品（來源18）、交換如期（來源20）。</w:t>
-      </w:r>
-    </w:p>
-    <w:p>
-      <w:pPr>
-        <w:pStyle w:val="ListBullet"/>
-      </w:pPr>
-      <w:r>
-        <w:t>但改善完全依賴於「以色列不拒絕」這一單一條件。一旦 3/23 停火破裂（來源31），邊境立即關閉（來源33），所有正向效果在數週內歸零。</w:t>
-      </w:r>
-    </w:p>
-    <w:p>
-      <w:pPr>
-        <w:pStyle w:val="ListBullet"/>
-      </w:pPr>
-      <w:r>
-        <w:t>至 10/3，17 萬噸物資「可隨時運入」（來源65）的表述本身即是證據：物资在邊境外，准入未實現。</w:t>
-      </w:r>
-    </w:p>
+    <w:tbl>
+      <w:tblPr>
+        <w:tblStyle w:val="TableGrid"/>
+        <w:tblW w:type="auto" w:w="0"/>
+        <w:tblLook w:firstColumn="1" w:firstRow="1" w:lastColumn="0" w:lastRow="0" w:noHBand="0" w:noVBand="1" w:val="04A0"/>
+      </w:tblPr>
+      <w:tblGrid>
+        <w:gridCol w:w="4320"/>
+        <w:gridCol w:w="4320"/>
+      </w:tblGrid>
+      <w:tr>
+        <w:tc>
+          <w:tcPr>
+            <w:tcW w:type="dxa" w:w="4320"/>
+          </w:tcPr>
+          <w:p>
+            <w:r>
+              <w:rPr>
+                <w:b/>
+              </w:rPr>
+            </w:r>
+            <w:r>
+              <w:rPr>
+                <w:b/>
+              </w:rPr>
+              <w:t>缺口</w:t>
+            </w:r>
+          </w:p>
+        </w:tc>
+        <w:tc>
+          <w:tcPr>
+            <w:tcW w:type="dxa" w:w="4320"/>
+          </w:tcPr>
+          <w:p>
+            <w:r>
+              <w:rPr>
+                <w:b/>
+              </w:rPr>
+            </w:r>
+            <w:r>
+              <w:rPr>
+                <w:b/>
+              </w:rPr>
+              <w:t>說明</w:t>
+            </w:r>
+          </w:p>
+        </w:tc>
+      </w:tr>
+      <w:tr>
+        <w:tc>
+          <w:tcPr>
+            <w:tcW w:type="dxa" w:w="4320"/>
+          </w:tcPr>
+          <w:p>
+            <w:r/>
+            <w:r>
+              <w:t>2025 年 3 月</w:t>
+            </w:r>
+          </w:p>
+        </w:tc>
+        <w:tc>
+          <w:tcPr>
+            <w:tcW w:type="dxa" w:w="4320"/>
+          </w:tcPr>
+          <w:p>
+            <w:r/>
+            <w:r>
+              <w:t>本次資料完全無 3 月片段。對話歷史提及 3 月停火破裂及第一部分完成，但本次 ev 中無對應片段，無法以來源編號佐證</w:t>
+            </w:r>
+          </w:p>
+        </w:tc>
+      </w:tr>
+      <w:tr>
+        <w:tc>
+          <w:tcPr>
+            <w:tcW w:type="dxa" w:w="4320"/>
+          </w:tcPr>
+          <w:p>
+            <w:r/>
+            <w:r>
+              <w:t>2025 年 7-12 月</w:t>
+            </w:r>
+          </w:p>
+        </w:tc>
+        <w:tc>
+          <w:tcPr>
+            <w:tcW w:type="dxa" w:w="4320"/>
+          </w:tcPr>
+          <w:p>
+            <w:r/>
+            <w:r>
+              <w:rPr>
+                <w:b/>
+              </w:rPr>
+              <w:t>完全空白。</w:t>
+            </w:r>
+            <w:r>
+              <w:t xml:space="preserve"> 包含 q 中重點關注的：10/3 哈馬斯釋放意旨、17 萬噸物資待命、以軍接管加薩城、飢荒定性、安理會 11-12 月會議、OCHA 週報--均不在本次收集中</w:t>
+            </w:r>
+          </w:p>
+        </w:tc>
+      </w:tr>
+      <w:tr>
+        <w:tc>
+          <w:tcPr>
+            <w:tcW w:type="dxa" w:w="4320"/>
+          </w:tcPr>
+          <w:p>
+            <w:r/>
+            <w:r>
+              <w:t>9 月</w:t>
+            </w:r>
+          </w:p>
+        </w:tc>
+        <w:tc>
+          <w:tcPr>
+            <w:tcW w:type="dxa" w:w="4320"/>
+            <w:vMerge w:val="restart"/>
+          </w:tcPr>
+          <w:p>
+            <w:r/>
+            <w:r>
+              <w:t>對話歷史確認完全空白，本次資料亦無，一致</w:t>
+            </w:r>
+          </w:p>
+          <w:p>
+            <w:r/>
+          </w:p>
+        </w:tc>
+      </w:tr>
+      <w:tr>
+        <w:tc>
+          <w:tcPr>
+            <w:tcW w:type="dxa" w:w="4320"/>
+          </w:tcPr>
+          <w:p>
+            <w:r/>
+            <w:r>
+              <w:t>11-12 月</w:t>
+            </w:r>
+          </w:p>
+        </w:tc>
+        <w:tc>
+          <w:tcPr>
+            <w:tcW w:type="dxa" w:w="4320"/>
+            <w:vMerge/>
+          </w:tcPr>
+          <w:p/>
+        </w:tc>
+      </w:tr>
+      <w:tr>
+        <w:tc>
+          <w:tcPr>
+            <w:tcW w:type="dxa" w:w="4320"/>
+          </w:tcPr>
+          <w:p>
+            <w:r/>
+            <w:r>
+              <w:t>以色列官方立場</w:t>
+            </w:r>
+          </w:p>
+        </w:tc>
+        <w:tc>
+          <w:tcPr>
+            <w:tcW w:type="dxa" w:w="4320"/>
+          </w:tcPr>
+          <w:p>
+            <w:r/>
+            <w:r>
+              <w:t>10 則片段均以聯合國/人道機構視角為主，以色列官方直接引述極少（僅以「以色列當局」被動提及）</w:t>
+            </w:r>
+          </w:p>
+        </w:tc>
+      </w:tr>
+      <w:tr>
+        <w:tc>
+          <w:tcPr>
+            <w:tcW w:type="dxa" w:w="4320"/>
+          </w:tcPr>
+          <w:p>
+            <w:r/>
+            <w:r>
+              <w:t>人質交換具體條件</w:t>
+            </w:r>
+          </w:p>
+        </w:tc>
+        <w:tc>
+          <w:tcPr>
+            <w:tcW w:type="dxa" w:w="4320"/>
+          </w:tcPr>
+          <w:p>
+            <w:r/>
+            <w:r>
+              <w:t>本次資料僅確認「交換完成」（來源2、4），未收錄交換條件細節（人數、對價、順序）</w:t>
+            </w:r>
+          </w:p>
+        </w:tc>
+      </w:tr>
+      <w:tr>
+        <w:tc>
+          <w:tcPr>
+            <w:tcW w:type="dxa" w:w="4320"/>
+          </w:tcPr>
+          <w:p>
+            <w:r/>
+            <w:r>
+              <w:t>卡達/埃及/美國調解細節</w:t>
+            </w:r>
+          </w:p>
+        </w:tc>
+        <w:tc>
+          <w:tcPr>
+            <w:tcW w:type="dxa" w:w="4320"/>
+          </w:tcPr>
+          <w:p>
+            <w:r/>
+            <w:r>
+              <w:t>本次資料未獨立收錄三方調解聲明</w:t>
+            </w:r>
+          </w:p>
+        </w:tc>
+      </w:tr>
+    </w:tbl>
     <w:p/>
     <w:p>
       <w:pPr>
-        <w:pStyle w:val="Heading3"/>
+        <w:pStyle w:val="IntenseQuote"/>
       </w:pPr>
       <w:r>
-        <w:t>7.2 傳導鏈的核心機制</w:t>
+        <w:rPr>
+          <w:b/>
+        </w:rPr>
+        <w:t>結論：</w:t>
       </w:r>
-    </w:p>
-    <w:p/>
-    <w:p>
       <w:r>
-        <w:t>傳導鏈不是「停火→援助」的簡單因果，而是：</w:t>
+        <w:t xml:space="preserve"> 以本次 7 份文件、10 個片段的資料量，</w:t>
       </w:r>
-    </w:p>
-    <w:p/>
-    <w:p>
-      <w:pPr>
-        <w:pStyle w:val="Heading2"/>
-        <w:jc w:val="left"/>
-      </w:pPr>
       <w:r>
-        <w:t>停火（安全條件）→ 以色列允許准入（行政決定）→ 物資進入（物流執行）→ 平民受益（終端效果）</w:t>
+        <w:rPr>
+          <w:b/>
+        </w:rPr>
+        <w:t>不足以完整覆蓋 2025 年全年弧線</w:t>
       </w:r>
-    </w:p>
-    <w:p/>
-    <w:p>
       <w:r>
-        <w:t>其中「以色列允許准入」是唯一的瓶頸節點。1-2 月它被打開（來源14、18），3 月以後它被關閉（來源33、51），10 月它仍然關閉（來源65 的「可隨時」暗示尚未）。人質交換是打開/關閉這個節點的「遙控器」--交換運行時節點傾向打開，交換停擺時節點傾向關閉。</w:t>
-      </w:r>
-    </w:p>
-    <w:p/>
-    <w:p>
-      <w:pPr>
-        <w:pStyle w:val="Heading3"/>
-      </w:pPr>
-      <w:r>
-        <w:t>7.3 10 月的意義與未決問題</w:t>
-      </w:r>
-    </w:p>
-    <w:p/>
-    <w:p>
-      <w:r>
-        <w:t>10/3 是 3 月破裂以來第一個「雙向信號」：</w:t>
-      </w:r>
-    </w:p>
-    <w:p>
-      <w:pPr>
-        <w:pStyle w:val="ListBullet"/>
-      </w:pPr>
-      <w:r>
-        <w:t>哈馬斯方：主動宣布準備釋放人質（來源64）</w:t>
-      </w:r>
-    </w:p>
-    <w:p>
-      <w:pPr>
-        <w:pStyle w:val="ListBullet"/>
-      </w:pPr>
-      <w:r>
-        <w:t>聯合國方：17 萬噸物資待命（來源65）、562 名救援人員喪生統計（來源66）、新生兒仍在死亡（來源67）</w:t>
-      </w:r>
-    </w:p>
-    <w:p/>
-    <w:p>
-      <w:r>
-        <w:t>但資料止於此日。以下問題無數據回答：</w:t>
-      </w:r>
-    </w:p>
-    <w:p>
-      <w:r>
-        <w:t>1. 10/3 之後哈馬斯是否實際釋放？以色列是否回應？</w:t>
-      </w:r>
-    </w:p>
-    <w:p>
-      <w:r>
-        <w:t>2. 17 萬噸物資是否已運入？邊境口岸是否開放？</w:t>
-      </w:r>
-    </w:p>
-    <w:p>
-      <w:r>
-        <w:t>3. 11-12 月安理會有無新決議？OCHA 週報數據如何？</w:t>
-      </w:r>
-    </w:p>
-    <w:p>
-      <w:r>
-        <w:t>4. 以軍「接管加薩城」（來源52）後是否進一步擴大？</w:t>
+        <w:t>。可確認的分析範圍為 1 月中至 6 月中旬（約 5 個月），其中 3 月存在斷層。7-12 月（含 q 中列為重點的 10/3、11-12 月）完全無資料，無法做出任何基於證據的判斷。</w:t>
       </w:r>
     </w:p>
     <w:p/>
@@ -5804,7 +3578,7 @@
         <w:pStyle w:val="Heading2"/>
       </w:pPr>
       <w:r>
-        <w:t>八、持續追蹤指引（六部門）</w:t>
+        <w:t>九、持續追蹤指引（更新）</w:t>
       </w:r>
     </w:p>
     <w:p/>
@@ -5815,15 +3589,16 @@
         <w:tblLook w:firstColumn="1" w:firstRow="1" w:lastColumn="0" w:lastRow="0" w:noHBand="0" w:noVBand="1" w:val="04A0"/>
       </w:tblPr>
       <w:tblGrid>
-        <w:gridCol w:w="2160"/>
-        <w:gridCol w:w="2160"/>
-        <w:gridCol w:w="2160"/>
-        <w:gridCol w:w="2160"/>
+        <w:gridCol w:w="1728"/>
+        <w:gridCol w:w="1728"/>
+        <w:gridCol w:w="1728"/>
+        <w:gridCol w:w="1728"/>
+        <w:gridCol w:w="1728"/>
       </w:tblGrid>
       <w:tr>
         <w:tc>
           <w:tcPr>
-            <w:tcW w:type="dxa" w:w="2160"/>
+            <w:tcW w:type="dxa" w:w="1728"/>
           </w:tcPr>
           <w:p>
             <w:r>
@@ -5841,7 +3616,7 @@
         </w:tc>
         <w:tc>
           <w:tcPr>
-            <w:tcW w:type="dxa" w:w="2160"/>
+            <w:tcW w:type="dxa" w:w="1728"/>
           </w:tcPr>
           <w:p>
             <w:r>
@@ -5859,7 +3634,7 @@
         </w:tc>
         <w:tc>
           <w:tcPr>
-            <w:tcW w:type="dxa" w:w="2160"/>
+            <w:tcW w:type="dxa" w:w="1728"/>
           </w:tcPr>
           <w:p>
             <w:r>
@@ -5877,7 +3652,7 @@
         </w:tc>
         <w:tc>
           <w:tcPr>
-            <w:tcW w:type="dxa" w:w="2160"/>
+            <w:tcW w:type="dxa" w:w="1728"/>
           </w:tcPr>
           <w:p>
             <w:r>
@@ -5893,11 +3668,29 @@
             </w:r>
           </w:p>
         </w:tc>
+        <w:tc>
+          <w:tcPr>
+            <w:tcW w:type="dxa" w:w="1728"/>
+          </w:tcPr>
+          <w:p>
+            <w:r>
+              <w:rPr>
+                <w:b/>
+              </w:rPr>
+            </w:r>
+            <w:r>
+              <w:rPr>
+                <w:b/>
+              </w:rPr>
+              <w:t>目前狀態</w:t>
+            </w:r>
+          </w:p>
+        </w:tc>
       </w:tr>
       <w:tr>
         <w:tc>
           <w:tcPr>
-            <w:tcW w:type="dxa" w:w="2160"/>
+            <w:tcW w:type="dxa" w:w="1728"/>
             <w:vMerge w:val="restart"/>
           </w:tcPr>
           <w:p>
@@ -5915,34 +3708,48 @@
         </w:tc>
         <w:tc>
           <w:tcPr>
-            <w:tcW w:type="dxa" w:w="2160"/>
+            <w:tcW w:type="dxa" w:w="1728"/>
           </w:tcPr>
           <w:p>
             <w:r/>
             <w:r>
-              <w:t>10/3 哈馬斯釋放意旨是否轉為實質執行？以色列回應？</w:t>
-            </w:r>
-          </w:p>
-        </w:tc>
-        <w:tc>
-          <w:tcPr>
-            <w:tcW w:type="dxa" w:w="2160"/>
+              <w:t>7-12 月全面資料補齊（含 10/3、11-12 月安理會）</w:t>
+            </w:r>
+          </w:p>
+        </w:tc>
+        <w:tc>
+          <w:tcPr>
+            <w:tcW w:type="dxa" w:w="1728"/>
           </w:tcPr>
           <w:p>
             <w:r/>
             <w:r>
-              <w:t>政治外交</w:t>
-            </w:r>
-          </w:p>
-        </w:tc>
-        <w:tc>
-          <w:tcPr>
-            <w:tcW w:type="dxa" w:w="2160"/>
+              <w:t>全部六部門</w:t>
+            </w:r>
+          </w:p>
+        </w:tc>
+        <w:tc>
+          <w:tcPr>
+            <w:tcW w:type="dxa" w:w="1728"/>
           </w:tcPr>
           <w:p>
             <w:r/>
             <w:r>
-              <w:t>來源64 後續</w:t>
+              <w:t>本次資料完全缺失</w:t>
+            </w:r>
+          </w:p>
+        </w:tc>
+        <w:tc>
+          <w:tcPr>
+            <w:tcW w:type="dxa" w:w="1728"/>
+          </w:tcPr>
+          <w:p>
+            <w:r/>
+            <w:r>
+              <w:rPr>
+                <w:b/>
+              </w:rPr>
+              <w:t>完全空白</w:t>
             </w:r>
           </w:p>
         </w:tc>
@@ -5950,41 +3757,55 @@
       <w:tr>
         <w:tc>
           <w:tcPr>
-            <w:tcW w:type="dxa" w:w="2160"/>
+            <w:tcW w:type="dxa" w:w="1728"/>
             <w:vMerge/>
           </w:tcPr>
           <w:p/>
         </w:tc>
         <w:tc>
           <w:tcPr>
-            <w:tcW w:type="dxa" w:w="2160"/>
+            <w:tcW w:type="dxa" w:w="1728"/>
           </w:tcPr>
           <w:p>
             <w:r/>
             <w:r>
-              <w:t>17 萬噸物資准入狀態、邊境口岸開放情況</w:t>
-            </w:r>
-          </w:p>
-        </w:tc>
-        <w:tc>
-          <w:tcPr>
-            <w:tcW w:type="dxa" w:w="2160"/>
+              <w:t>10/3 哈馬斯釋放意旨後續、以色列回應</w:t>
+            </w:r>
+          </w:p>
+        </w:tc>
+        <w:tc>
+          <w:tcPr>
+            <w:tcW w:type="dxa" w:w="1728"/>
           </w:tcPr>
           <w:p>
             <w:r/>
             <w:r>
-              <w:t>人道事務</w:t>
-            </w:r>
-          </w:p>
-        </w:tc>
-        <w:tc>
-          <w:tcPr>
-            <w:tcW w:type="dxa" w:w="2160"/>
+              <w:t>政治外交</w:t>
+            </w:r>
+          </w:p>
+        </w:tc>
+        <w:tc>
+          <w:tcPr>
+            <w:tcW w:type="dxa" w:w="1728"/>
           </w:tcPr>
           <w:p>
             <w:r/>
             <w:r>
-              <w:t>來源65 後續</w:t>
+              <w:t>本次資料中無此事件</w:t>
+            </w:r>
+          </w:p>
+        </w:tc>
+        <w:tc>
+          <w:tcPr>
+            <w:tcW w:type="dxa" w:w="1728"/>
+          </w:tcPr>
+          <w:p>
+            <w:r/>
+            <w:r>
+              <w:rPr>
+                <w:b/>
+              </w:rPr>
+              <w:t>無資料</w:t>
             </w:r>
           </w:p>
         </w:tc>
@@ -5992,41 +3813,55 @@
       <w:tr>
         <w:tc>
           <w:tcPr>
-            <w:tcW w:type="dxa" w:w="2160"/>
+            <w:tcW w:type="dxa" w:w="1728"/>
             <w:vMerge/>
           </w:tcPr>
           <w:p/>
         </w:tc>
         <w:tc>
           <w:tcPr>
-            <w:tcW w:type="dxa" w:w="2160"/>
+            <w:tcW w:type="dxa" w:w="1728"/>
           </w:tcPr>
           <w:p>
             <w:r/>
             <w:r>
-              <w:t>11-12 月安理會會議、OCHA 週報、哈馬斯/以色列聲明</w:t>
-            </w:r>
-          </w:p>
-        </w:tc>
-        <w:tc>
-          <w:tcPr>
-            <w:tcW w:type="dxa" w:w="2160"/>
+              <w:t>17 萬噸物資准入狀態、邊境口岸</w:t>
+            </w:r>
+          </w:p>
+        </w:tc>
+        <w:tc>
+          <w:tcPr>
+            <w:tcW w:type="dxa" w:w="1728"/>
           </w:tcPr>
           <w:p>
             <w:r/>
             <w:r>
-              <w:t>國際組織、政治外交</w:t>
-            </w:r>
-          </w:p>
-        </w:tc>
-        <w:tc>
-          <w:tcPr>
-            <w:tcW w:type="dxa" w:w="2160"/>
+              <w:t>人道事務</w:t>
+            </w:r>
+          </w:p>
+        </w:tc>
+        <w:tc>
+          <w:tcPr>
+            <w:tcW w:type="dxa" w:w="1728"/>
           </w:tcPr>
           <w:p>
             <w:r/>
             <w:r>
-              <w:t>完全空白區</w:t>
+              <w:t>本次資料中無此事件</w:t>
+            </w:r>
+          </w:p>
+        </w:tc>
+        <w:tc>
+          <w:tcPr>
+            <w:tcW w:type="dxa" w:w="1728"/>
+          </w:tcPr>
+          <w:p>
+            <w:r/>
+            <w:r>
+              <w:rPr>
+                <w:b/>
+              </w:rPr>
+              <w:t>無資料</w:t>
             </w:r>
           </w:p>
         </w:tc>
@@ -6034,7 +3869,7 @@
       <w:tr>
         <w:tc>
           <w:tcPr>
-            <w:tcW w:type="dxa" w:w="2160"/>
+            <w:tcW w:type="dxa" w:w="1728"/>
             <w:vMerge w:val="restart"/>
           </w:tcPr>
           <w:p>
@@ -6052,18 +3887,18 @@
         </w:tc>
         <w:tc>
           <w:tcPr>
-            <w:tcW w:type="dxa" w:w="2160"/>
+            <w:tcW w:type="dxa" w:w="1728"/>
           </w:tcPr>
           <w:p>
             <w:r/>
             <w:r>
-              <w:t>以軍加薩城行動是否進一步擴大、西岸同步升級</w:t>
-            </w:r>
-          </w:p>
-        </w:tc>
-        <w:tc>
-          <w:tcPr>
-            <w:tcW w:type="dxa" w:w="2160"/>
+              <w:t>以軍加薩城行動、西岸同步升級</w:t>
+            </w:r>
+          </w:p>
+        </w:tc>
+        <w:tc>
+          <w:tcPr>
+            <w:tcW w:type="dxa" w:w="1728"/>
           </w:tcPr>
           <w:p>
             <w:r/>
@@ -6074,12 +3909,26 @@
         </w:tc>
         <w:tc>
           <w:tcPr>
-            <w:tcW w:type="dxa" w:w="2160"/>
+            <w:tcW w:type="dxa" w:w="1728"/>
           </w:tcPr>
           <w:p>
             <w:r/>
             <w:r>
-              <w:t>來源52、53 後續</w:t>
+              <w:t>本次僅 2/26 西岸片段（來源5、6）</w:t>
+            </w:r>
+          </w:p>
+        </w:tc>
+        <w:tc>
+          <w:tcPr>
+            <w:tcW w:type="dxa" w:w="1728"/>
+          </w:tcPr>
+          <w:p>
+            <w:r/>
+            <w:r>
+              <w:rPr>
+                <w:b/>
+              </w:rPr>
+              <w:t>部分覆蓋</w:t>
             </w:r>
           </w:p>
         </w:tc>
@@ -6087,25 +3936,25 @@
       <w:tr>
         <w:tc>
           <w:tcPr>
-            <w:tcW w:type="dxa" w:w="2160"/>
+            <w:tcW w:type="dxa" w:w="1728"/>
             <w:vMerge/>
           </w:tcPr>
           <w:p/>
         </w:tc>
         <w:tc>
           <w:tcPr>
-            <w:tcW w:type="dxa" w:w="2160"/>
+            <w:tcW w:type="dxa" w:w="1728"/>
           </w:tcPr>
           <w:p>
             <w:r/>
             <w:r>
-              <w:t>新生兒/重症轉運是否持續、醫院運作狀態</w:t>
-            </w:r>
-          </w:p>
-        </w:tc>
-        <w:tc>
-          <w:tcPr>
-            <w:tcW w:type="dxa" w:w="2160"/>
+              <w:t>醫院運作、醫療物資、病患轉送</w:t>
+            </w:r>
+          </w:p>
+        </w:tc>
+        <w:tc>
+          <w:tcPr>
+            <w:tcW w:type="dxa" w:w="1728"/>
           </w:tcPr>
           <w:p>
             <w:r/>
@@ -6116,12 +3965,26 @@
         </w:tc>
         <w:tc>
           <w:tcPr>
-            <w:tcW w:type="dxa" w:w="2160"/>
+            <w:tcW w:type="dxa" w:w="1728"/>
           </w:tcPr>
           <w:p>
             <w:r/>
             <w:r>
-              <w:t>來源67 後續</w:t>
+              <w:t>本次僅 1/14 一段（來源1）</w:t>
+            </w:r>
+          </w:p>
+        </w:tc>
+        <w:tc>
+          <w:tcPr>
+            <w:tcW w:type="dxa" w:w="1728"/>
+          </w:tcPr>
+          <w:p>
+            <w:r/>
+            <w:r>
+              <w:rPr>
+                <w:b/>
+              </w:rPr>
+              <w:t>嚴重不足</w:t>
             </w:r>
           </w:p>
         </w:tc>
@@ -6129,25 +3992,25 @@
       <w:tr>
         <w:tc>
           <w:tcPr>
-            <w:tcW w:type="dxa" w:w="2160"/>
+            <w:tcW w:type="dxa" w:w="1728"/>
             <w:vMerge/>
           </w:tcPr>
           <w:p/>
         </w:tc>
         <w:tc>
           <w:tcPr>
-            <w:tcW w:type="dxa" w:w="2160"/>
+            <w:tcW w:type="dxa" w:w="1728"/>
           </w:tcPr>
           <w:p>
             <w:r/>
             <w:r>
-              <w:t>IPC 飢荒數據更新、WHO 緊急行動</w:t>
-            </w:r>
-          </w:p>
-        </w:tc>
-        <w:tc>
-          <w:tcPr>
-            <w:tcW w:type="dxa" w:w="2160"/>
+              <w:t>飢荒數據、WHO 緊急行動</w:t>
+            </w:r>
+          </w:p>
+        </w:tc>
+        <w:tc>
+          <w:tcPr>
+            <w:tcW w:type="dxa" w:w="1728"/>
           </w:tcPr>
           <w:p>
             <w:r/>
@@ -6158,12 +4021,26 @@
         </w:tc>
         <w:tc>
           <w:tcPr>
-            <w:tcW w:type="dxa" w:w="2160"/>
+            <w:tcW w:type="dxa" w:w="1728"/>
           </w:tcPr>
           <w:p>
             <w:r/>
             <w:r>
-              <w:t>來源54 後續</w:t>
+              <w:t>本次資料中無飢荒定性片段</w:t>
+            </w:r>
+          </w:p>
+        </w:tc>
+        <w:tc>
+          <w:tcPr>
+            <w:tcW w:type="dxa" w:w="1728"/>
+          </w:tcPr>
+          <w:p>
+            <w:r/>
+            <w:r>
+              <w:rPr>
+                <w:b/>
+              </w:rPr>
+              <w:t>無資料</w:t>
             </w:r>
           </w:p>
         </w:tc>
@@ -6171,7 +4048,7 @@
       <w:tr>
         <w:tc>
           <w:tcPr>
-            <w:tcW w:type="dxa" w:w="2160"/>
+            <w:tcW w:type="dxa" w:w="1728"/>
             <w:vMerge w:val="restart"/>
           </w:tcPr>
           <w:p>
@@ -6189,18 +4066,18 @@
         </w:tc>
         <w:tc>
           <w:tcPr>
-            <w:tcW w:type="dxa" w:w="2160"/>
+            <w:tcW w:type="dxa" w:w="1728"/>
           </w:tcPr>
           <w:p>
             <w:r/>
             <w:r>
-              <w:t>多哈第二階段談判實際進展、美/卡/埃新輪調解</w:t>
-            </w:r>
-          </w:p>
-        </w:tc>
-        <w:tc>
-          <w:tcPr>
-            <w:tcW w:type="dxa" w:w="2160"/>
+              <w:t>多哈談判、美/卡/埃調解</w:t>
+            </w:r>
+          </w:p>
+        </w:tc>
+        <w:tc>
+          <w:tcPr>
+            <w:tcW w:type="dxa" w:w="1728"/>
           </w:tcPr>
           <w:p>
             <w:r/>
@@ -6211,12 +4088,26 @@
         </w:tc>
         <w:tc>
           <w:tcPr>
-            <w:tcW w:type="dxa" w:w="2160"/>
+            <w:tcW w:type="dxa" w:w="1728"/>
           </w:tcPr>
           <w:p>
             <w:r/>
             <w:r>
-              <w:t>來源17 後續</w:t>
+              <w:t>本次資料中無獨立調解片段</w:t>
+            </w:r>
+          </w:p>
+        </w:tc>
+        <w:tc>
+          <w:tcPr>
+            <w:tcW w:type="dxa" w:w="1728"/>
+          </w:tcPr>
+          <w:p>
+            <w:r/>
+            <w:r>
+              <w:rPr>
+                <w:b/>
+              </w:rPr>
+              <w:t>無資料</w:t>
             </w:r>
           </w:p>
         </w:tc>
@@ -6224,41 +4115,55 @@
       <w:tr>
         <w:tc>
           <w:tcPr>
-            <w:tcW w:type="dxa" w:w="2160"/>
+            <w:tcW w:type="dxa" w:w="1728"/>
             <w:vMerge/>
           </w:tcPr>
           <w:p/>
         </w:tc>
         <w:tc>
           <w:tcPr>
-            <w:tcW w:type="dxa" w:w="2160"/>
+            <w:tcW w:type="dxa" w:w="1728"/>
           </w:tcPr>
           <w:p>
             <w:r/>
             <w:r>
-              <w:t>562 名救援人員後續、新傷亡、法律追訴進展</w:t>
-            </w:r>
-          </w:p>
-        </w:tc>
-        <w:tc>
-          <w:tcPr>
-            <w:tcW w:type="dxa" w:w="2160"/>
+              <w:t>佔領國義務法律追訴</w:t>
+            </w:r>
+          </w:p>
+        </w:tc>
+        <w:tc>
+          <w:tcPr>
+            <w:tcW w:type="dxa" w:w="1728"/>
           </w:tcPr>
           <w:p>
             <w:r/>
             <w:r>
-              <w:t>國際安全、國際組織</w:t>
-            </w:r>
-          </w:p>
-        </w:tc>
-        <w:tc>
-          <w:tcPr>
-            <w:tcW w:type="dxa" w:w="2160"/>
+              <w:t>國際組織</w:t>
+            </w:r>
+          </w:p>
+        </w:tc>
+        <w:tc>
+          <w:tcPr>
+            <w:tcW w:type="dxa" w:w="1728"/>
           </w:tcPr>
           <w:p>
             <w:r/>
             <w:r>
-              <w:t>來源66 後續</w:t>
+              <w:t>5/2「集體懲罰」定性（來源9）為基礎</w:t>
+            </w:r>
+          </w:p>
+        </w:tc>
+        <w:tc>
+          <w:tcPr>
+            <w:tcW w:type="dxa" w:w="1728"/>
+          </w:tcPr>
+          <w:p>
+            <w:r/>
+            <w:r>
+              <w:rPr>
+                <w:b/>
+              </w:rPr>
+              <w:t>有起點</w:t>
             </w:r>
           </w:p>
         </w:tc>
@@ -6266,41 +4171,55 @@
       <w:tr>
         <w:tc>
           <w:tcPr>
-            <w:tcW w:type="dxa" w:w="2160"/>
+            <w:tcW w:type="dxa" w:w="1728"/>
             <w:vMerge/>
           </w:tcPr>
           <w:p/>
         </w:tc>
         <w:tc>
           <w:tcPr>
-            <w:tcW w:type="dxa" w:w="2160"/>
+            <w:tcW w:type="dxa" w:w="1728"/>
           </w:tcPr>
           <w:p>
             <w:r/>
             <w:r>
-              <w:t>種族滅絕報告後續（來源57-62）：安理會是否回應、ICJ 程序</w:t>
-            </w:r>
-          </w:p>
-        </w:tc>
-        <w:tc>
-          <w:tcPr>
-            <w:tcW w:type="dxa" w:w="2160"/>
+              <w:t>OCHA/UNRWA/WHO 獨立即時數據</w:t>
+            </w:r>
+          </w:p>
+        </w:tc>
+        <w:tc>
+          <w:tcPr>
+            <w:tcW w:type="dxa" w:w="1728"/>
           </w:tcPr>
           <w:p>
             <w:r/>
             <w:r>
-              <w:t>國際組織、政治外交</w:t>
-            </w:r>
-          </w:p>
-        </w:tc>
-        <w:tc>
-          <w:tcPr>
-            <w:tcW w:type="dxa" w:w="2160"/>
+              <w:t>國際組織</w:t>
+            </w:r>
+          </w:p>
+        </w:tc>
+        <w:tc>
+          <w:tcPr>
+            <w:tcW w:type="dxa" w:w="1728"/>
           </w:tcPr>
           <w:p>
             <w:r/>
             <w:r>
-              <w:t>來源62 後續</w:t>
+              <w:t>本次多為累計或定性描述</w:t>
+            </w:r>
+          </w:p>
+        </w:tc>
+        <w:tc>
+          <w:tcPr>
+            <w:tcW w:type="dxa" w:w="1728"/>
+          </w:tcPr>
+          <w:p>
+            <w:r/>
+            <w:r>
+              <w:rPr>
+                <w:b/>
+              </w:rPr>
+              <w:t>數據有限</w:t>
             </w:r>
           </w:p>
         </w:tc>
@@ -6318,23 +4237,31 @@
         <w:pStyle w:val="Heading2"/>
       </w:pPr>
       <w:r>
-        <w:t>九、本次報告總結</w:t>
+        <w:t>十、本次報告總結</w:t>
       </w:r>
     </w:p>
     <w:p/>
     <w:p>
       <w:r>
-        <w:t>本報告基於 19 份文件、67 個片段（來源 1-67），覆蓋 2025 年 1 月 14 日至 10 月 3 日共 18 個活動日，完整呈現了加薩局勢從「停火達成→正向傳導→震盪→破裂→封鎖→飢荒→佔領→新窗口」的全年弧線。</w:t>
+        <w:t xml:space="preserve">本報告基於 </w:t>
       </w:r>
-    </w:p>
-    <w:p/>
-    <w:p>
-      <w:pPr>
-        <w:pStyle w:val="Heading2"/>
-        <w:jc w:val="left"/>
-      </w:pPr>
       <w:r>
-        <w:t>三項核心判斷：</w:t>
+        <w:rPr>
+          <w:b/>
+        </w:rPr>
+        <w:t>7 份文件、10 個片段（來源 1-10）</w:t>
+      </w:r>
+      <w:r>
+        <w:t xml:space="preserve">，覆蓋 </w:t>
+      </w:r>
+      <w:r>
+        <w:rPr>
+          <w:b/>
+        </w:rPr>
+        <w:t>2025-01-14 至 2025-06-13 共 7 個活動日</w:t>
+      </w:r>
+      <w:r>
+        <w:t>。在此範圍內可確認以下三項核心現象：</w:t>
       </w:r>
     </w:p>
     <w:p/>
@@ -6346,10 +4273,10 @@
         <w:rPr>
           <w:b/>
         </w:rPr>
-        <w:t>傳導鏈的「開關」邏輯：</w:t>
+        <w:t>停火正向窗口極短：</w:t>
       </w:r>
       <w:r>
-        <w:t xml:space="preserve"> 停火→准入→援助的傳導鏈在 1-2 月正向運作（來源14、18），3 月破裂後全面逆轉（來源33、51），10 月出現新窗口但仍待驗證（來源64、65）。核心瓶頸始終是「以色列是否允許准入」，而非供給端不足（17 萬噸物資已備妥，來源65）。</w:t>
+        <w:t xml:space="preserve"> 1/19 停火生效與首次交換（來源2）→ 2/16 確認維持（來源4）→ 2/11 即出現「或將終止」警告（來源3）→ 4/1 邊境全面關閉（來源8）。有效停火窗口不足 2 個月，且破裂後無恢復跡象。</w:t>
       </w:r>
     </w:p>
     <w:p/>
@@ -6361,10 +4288,10 @@
         <w:rPr>
           <w:b/>
         </w:rPr>
-        <w:t>人質交換是傳導鏈的「錨點」：</w:t>
+        <w:t>准入封鎖是全年核心瓶頸：</w:t>
       </w:r>
       <w:r>
-        <w:t xml:space="preserve"> 1/19、2/16 的交換完成與停火維持高度耦合（來源15、19、20）；3 月交換中斷與停火破裂同步（來源31）；10/3 哈馬斯釋放意旨（來源64）是重啟錨點的嘗試，但執行未確認。</w:t>
+        <w:t xml:space="preserve"> 從 1/14 的「物資嚴重短缺」（來源1）到 4/1 的「四周禁止」（來源8）、6/13 的「20 次被拒」（來源10），人道機構持續請求而准入端持續拒絕。5/2 弗萊徹「集體懲罰」的定性（來源9）標誌此事已從人道問題升級為國際法問題。</w:t>
       </w:r>
     </w:p>
     <w:p/>
@@ -6376,10 +4303,10 @@
         <w:rPr>
           <w:b/>
         </w:rPr>
-        <w:t>國際體系的功能性失效：</w:t>
+        <w:t>國際體系話語升級但執行缺位：</w:t>
       </w:r>
       <w:r>
-        <w:t xml:space="preserve"> 從 1 月的「歡迎 + 呼籲」（來源9）到 9 月的「種族滅絕定性」（來源58），話語強度持續升級，但缺乏任何強制執行機制。安理會被否決（來源39）、聯合國無制裁工具、國際組織僅能「記錄 + 譴責」--話語與行動之間的斷裂是全年最突出的結構性弱點。</w:t>
+        <w:t xml:space="preserve"> 古特雷斯從「歡迎」（來源2）到「必須竭盡全力」（來源3）再到 OCHA 的「集體懲罰」（來源9），話語強度逐月遞增，但 10 則片段中無任何強制機制觸發的記錄。話語與行動之間存在結構性斷裂。</w:t>
       </w:r>
     </w:p>
     <w:p/>
@@ -6391,7 +4318,7 @@
         <w:rPr>
           <w:i/>
         </w:rPr>
-        <w:t>本報告基於 19 份文件、67 個片段（來源 1-67）撰寫，時間範圍 2025-01-14 至 2025-10-03。所有具體事實均標註來源編號。2025 年 3 月僅 2 則片段（來源30、31）；11-12 月完全空白；10 月僅 10/3 一天紀錄（來源64-67）。以色列官方立場直接引述在現有資料中極少，相關分析以聯合國及人道機構視角為主。資料不足以對 10/3 後續、11-12 月進展做出判斷。</w:t>
+        <w:t>本報告所有具體事實均來自本次 payload 中 agg 與 ev（來源 1-10）。2025 年 3 月、7-12 月在本次收集中無資料，無法對 10/3 後續、飢荒定性、接管加薩城、安理會 11-12 月動向等做出基於證據的判斷。以色列官方立場直接引述在本次資料中極少，分析以聯合國及人道機構視角為主。資料不足以完整覆蓋全年弧線，建議優先補齊 7-12 月資料。</w:t>
       </w:r>
     </w:p>
     <w:p>
@@ -6412,167 +4339,11 @@
         <w:pStyle w:val="ListNumber"/>
       </w:pPr>
       <w:r>
-        <w:t>联合国谴责以色列继续阻碍向加沙提供援助的努力 · 2025-01-09</w:t>
-      </w:r>
-      <w:r>
-        <w:br/>
-        <w:t>(dc48d935d6abd0eafd683a5d6fab2988a9c4e6e5) 联合国人道事务协调厅周二报告称，自1月9日以来，加沙的流离失所者收容所再次遭到袭击，造成严重人员伤亡。</w:t>
-      </w:r>
-    </w:p>
-    <w:p>
-      <w:pPr>
-        <w:pStyle w:val="ListNumber"/>
-      </w:pPr>
-      <w:r>
-        <w:t>联合国谴责以色列继续阻碍向加沙提供援助的努力 · 2025-01-14</w:t>
-      </w:r>
-      <w:r>
-        <w:br/>
-        <w:t>(dc48d935d6abd0eafd683a5d6fab2988a9c4e6e5) 以色列当局继续拒绝联合国领导的援助努力，阻碍向加沙民众提供急需的人道主义支持。</w:t>
-      </w:r>
-    </w:p>
-    <w:p>
-      <w:pPr>
-        <w:pStyle w:val="ListNumber"/>
-      </w:pPr>
-      <w:r>
-        <w:t>联合国谴责以色列继续阻碍向加沙提供援助的努力 · 2025-01-14</w:t>
-      </w:r>
-      <w:r>
-        <w:br/>
-        <w:t>(dc48d935d6abd0eafd683a5d6fab2988a9c4e6e5) 联合国人员周二两次试图进入北部的奥达医院和印度尼西亚医院，运送急需的医疗物资并撤离病人，但都遭到拒绝。</w:t>
-      </w:r>
-    </w:p>
-    <w:p>
-      <w:pPr>
-        <w:pStyle w:val="ListNumber"/>
-      </w:pPr>
-      <w:r>
-        <w:t>联合国谴责以色列继续阻碍向加沙提供援助的努力 · 2025-01-14</w:t>
-      </w:r>
-      <w:r>
-        <w:br/>
-        <w:t>(dc48d935d6abd0eafd683a5d6fab2988a9c4e6e5) 本周早些时候，世界卫生组织向希法医院提供了9700升燃料、血液和血浆，并成功转运三名病人及八名陪护人员，确保其能够接受进一步治疗。联合国儿童基金会和巴勒斯坦水务局向约5万名民众分发了8000多个卫生用品包。</w:t>
-      </w:r>
-    </w:p>
-    <w:p>
-      <w:pPr>
-        <w:pStyle w:val="ListNumber"/>
-      </w:pPr>
-      <w:r>
         <w:t>联合国谴责以色列继续阻碍向加沙提供援助的努力 · 2025-01-14</w:t>
       </w:r>
       <w:r>
         <w:br/>
         <w:t>(dc48d935d6abd0eafd683a5d6fab2988a9c4e6e5) 杜加里克指出，由于严重的物资短缺，奥达医院的运行受限，而印度尼西亚医院的基本设备已被破坏...联合国及其合作伙伴仍在竭尽全力，向受冲突影响的巴勒斯坦人提供必要支持。他强调，以色列当局必须履行国际人道主义法义务，允许无阻碍的人道援助进入加沙。</w:t>
-      </w:r>
-    </w:p>
-    <w:p>
-      <w:pPr>
-        <w:pStyle w:val="ListNumber"/>
-      </w:pPr>
-      <w:r>
-        <w:t>联合国谴责以色列继续阻碍向加沙提供援助的努力 · 2025-01-14</w:t>
-      </w:r>
-      <w:r>
-        <w:br/>
-        <w:t>(dc48d935d6abd0eafd683a5d6fab2988a9c4e6e5) 在贾巴利亚·巴拉德和汗尤尼斯的袭击中，大量平民死伤。</w:t>
-      </w:r>
-    </w:p>
-    <w:p>
-      <w:pPr>
-        <w:pStyle w:val="ListNumber"/>
-      </w:pPr>
-      <w:r>
-        <w:t>联合国谴责以色列继续阻碍向加沙提供援助的努力 · 2025-01-14</w:t>
-      </w:r>
-      <w:r>
-        <w:br/>
-        <w:t>(dc48d935d6abd0eafd683a5d6fab2988a9c4e6e5) 由于严重的物资短缺，奥达医院的运行受限，而印度尼西亚医院的基本设备已被破坏，设施缺乏必要物资和足够的医务人员。</w:t>
-      </w:r>
-    </w:p>
-    <w:p>
-      <w:pPr>
-        <w:pStyle w:val="ListNumber"/>
-      </w:pPr>
-      <w:r>
-        <w:t>联合国谴责以色列继续阻碍向加沙提供援助的努力 · 2025-01-14</w:t>
-      </w:r>
-      <w:r>
-        <w:br/>
-        <w:t>(dc48d935d6abd0eafd683a5d6fab2988a9c4e6e5) 世界粮食计划署支持的五家面包店已重新开张并开始运营，但由于燃料短缺，只能以一半产能生产。部分家庭已收到分发的面粉，但物资供应的受限可能威胁后续分发工作。</w:t>
-      </w:r>
-    </w:p>
-    <w:p>
-      <w:pPr>
-        <w:pStyle w:val="ListNumber"/>
-      </w:pPr>
-      <w:r>
-        <w:t>联合国秘书长欢迎达成加沙停火及释放人质协议 · 2025-01-15</w:t>
-      </w:r>
-      <w:r>
-        <w:br/>
-        <w:t>(39eaccd8c4e92c673329f5fc2fe17d2284346c9b) 联合国秘书长古特雷斯周三发表声明，对加沙停火及释放人质协议的达成表示热烈欢迎。他高度赞扬了埃及、卡塔尔和美国在推动这一协议达成过程中做出的卓越贡献。</w:t>
-      </w:r>
-    </w:p>
-    <w:p>
-      <w:pPr>
-        <w:pStyle w:val="ListNumber"/>
-      </w:pPr>
-      <w:r>
-        <w:t>联合国秘书长欢迎达成加沙停火及释放人质协议 · 2025-01-15</w:t>
-      </w:r>
-      <w:r>
-        <w:br/>
-        <w:t>(39eaccd8c4e92c673329f5fc2fe17d2284346c9b) 联合国儿童基金会执行主任拉塞尔强调，停火协议只是迈向和平的第一步，这场冲突已造成至少1.45万名儿童丧生，数千人受伤，近100万人流离失所。</w:t>
-      </w:r>
-    </w:p>
-    <w:p>
-      <w:pPr>
-        <w:pStyle w:val="ListNumber"/>
-      </w:pPr>
-      <w:r>
-        <w:t>联合国秘书长欢迎达成加沙停火及释放人质协议 · 2025-01-15</w:t>
-      </w:r>
-      <w:r>
-        <w:br/>
-        <w:t>(39eaccd8c4e92c673329f5fc2fe17d2284346c9b) 古特雷斯重申，结束占领并通过谈判实现“两国方案”，使以色列和巴勒斯坦在国际法、联合国相关决议和既往协议的框架内和平共处，是一项紧迫而重要的任务。</w:t>
-      </w:r>
-    </w:p>
-    <w:p>
-      <w:pPr>
-        <w:pStyle w:val="ListNumber"/>
-      </w:pPr>
-      <w:r>
-        <w:t>联合国秘书长欢迎达成加沙停火及释放人质协议 · 2025-01-15</w:t>
-      </w:r>
-      <w:r>
-        <w:br/>
-        <w:t>(39eaccd8c4e92c673329f5fc2fe17d2284346c9b) 联合国主管人道主义事务副秘书长兼紧急救济协调员弗莱彻表示，此次停火协议为数百万饱受冲突摧残的人们带来了迫切的希望。然而他同时指出，这一停火协议虽然带来了希望与机遇，但援助幸存者的过程依然充满挑战。</w:t>
-      </w:r>
-    </w:p>
-    <w:p>
-      <w:pPr>
-        <w:pStyle w:val="ListNumber"/>
-      </w:pPr>
-      <w:r>
-        <w:t>联合国秘书长古特雷斯：黎巴嫩将迎来更具希望的未来 · 2025-01-18</w:t>
-      </w:r>
-      <w:r>
-        <w:br/>
-        <w:t>(72ac732975f335c2fdf6bef02046b5851341bb4c) 古特雷斯回忆了他上周五对黎巴嫩南部的访问。在那里，真主党武装与以色列军队之间的跨境冲突虽仍存在，但停火总体得以维持。</w:t>
-      </w:r>
-    </w:p>
-    <w:p>
-      <w:pPr>
-        <w:pStyle w:val="ListNumber"/>
-      </w:pPr>
-      <w:r>
-        <w:t>联合国秘书长：必须竭尽全力避免加沙战火重燃 · 2025-01-19</w:t>
-      </w:r>
-      <w:r>
-        <w:br/>
-        <w:t>(44e14d491e66d24b835ed034c2702ab5df0895e4) 近东救济工程处继续在加沙开展工作。联合国人道主义事务协调厅强调，自1月19日停火协议生效以来，加沙地带的援助规模显著增加。</w:t>
       </w:r>
     </w:p>
     <w:p>
@@ -6604,83 +4375,11 @@
         <w:pStyle w:val="ListNumber"/>
       </w:pPr>
       <w:r>
-        <w:t>联合国秘书长：必须竭尽全力避免加沙战火重燃 · 2025-02-11</w:t>
-      </w:r>
-      <w:r>
-        <w:br/>
-        <w:t>(44e14d491e66d24b835ed034c2702ab5df0895e4) 联合国驻日内瓦办事处发言人戈麦斯表示，秘书长指出，恢复加沙敌对行动将导致严重的人道主义灾难，国际社会必须全力避免此类情况发生。他呼吁哈马斯按计划于本周六释放人质，并敦促双方全面履行停火协议中的承诺，尽快在多哈恢复第二阶段的认真谈判。</w:t>
-      </w:r>
-    </w:p>
-    <w:p>
-      <w:pPr>
-        <w:pStyle w:val="ListNumber"/>
-      </w:pPr>
-      <w:r>
-        <w:t>联合国秘书长：必须竭尽全力避免加沙战火重燃 · 2025-02-11</w:t>
-      </w:r>
-      <w:r>
-        <w:br/>
-        <w:t>(44e14d491e66d24b835ed034c2702ab5df0895e4) 人道事务协调厅的最新通报显示，自停火协议生效以来，加沙已有超过150万人领取了食品包。世界粮食计划署向加沙超过86万人分发了食品包、热餐和现金援助……同时，加沙地带的水井修复工作也在推进，但由于基础设施严重受损，缺乏备件、发电机和太阳能设备，水资源生产能力提升面临挑战。</w:t>
-      </w:r>
-    </w:p>
-    <w:p>
-      <w:pPr>
-        <w:pStyle w:val="ListNumber"/>
-      </w:pPr>
-      <w:r>
         <w:t>联合国秘书长对加沙维持停火与释放最新一波人质表示欢迎 · 2025-02-16</w:t>
       </w:r>
       <w:r>
         <w:br/>
         <w:t>(e9a2eb771e02c750789b2c7fabffd4ca16c0027b) 联合国秘书长古特雷斯周日对加沙最新一轮人质释放行动以及以色列与哈马斯间持续实施的停火表示欢迎。</w:t>
-      </w:r>
-    </w:p>
-    <w:p>
-      <w:pPr>
-        <w:pStyle w:val="ListNumber"/>
-      </w:pPr>
-      <w:r>
-        <w:t>联合国秘书长对加沙维持停火与释放最新一波人质表示欢迎 · 2025-02-16</w:t>
-      </w:r>
-      <w:r>
-        <w:br/>
-        <w:t>(e9a2eb771e02c750789b2c7fabffd4ca16c0027b) 周六，三名以色列人质从加沙得以释放，作为交换，被关押在以色列监狱中的369名巴勒斯坦人也得以释放。</w:t>
-      </w:r>
-    </w:p>
-    <w:p>
-      <w:pPr>
-        <w:pStyle w:val="ListNumber"/>
-      </w:pPr>
-      <w:r>
-        <w:t>联合国秘书长对加沙维持停火与释放最新一波人质表示欢迎 · 2025-02-16</w:t>
-      </w:r>
-      <w:r>
-        <w:br/>
-        <w:t>(e9a2eb771e02c750789b2c7fabffd4ca16c0027b) 该协议共分三个阶段，第一阶段还包括以色列军队撤离加沙居民区、允许巴勒斯坦人返回家园，以及大幅增加进入被占领土的援助物资数量。</w:t>
-      </w:r>
-    </w:p>
-    <w:p>
-      <w:pPr>
-        <w:pStyle w:val="ListNumber"/>
-      </w:pPr>
-      <w:r>
-        <w:t>联合国秘书长对加沙维持停火与释放最新一波人质表示欢迎 · 2025-02-16</w:t>
-      </w:r>
-      <w:r>
-        <w:br/>
-        <w:t>(e9a2eb771e02c750789b2c7fabffd4ca16c0027b) 秘书长发言人在向记者散发的声明中表示，联合国将继续全力支持该协议的落实，包括为向加沙提供急需的人道主义援助创造必要条件。</w:t>
-      </w:r>
-    </w:p>
-    <w:p>
-      <w:pPr>
-        <w:pStyle w:val="ListNumber"/>
-      </w:pPr>
-      <w:r>
-        <w:t>联合国秘书长对加沙维持停火与释放最新一波人质表示欢迎 · 2025-02-16</w:t>
-      </w:r>
-      <w:r>
-        <w:br/>
-        <w:t>(e9a2eb771e02c750789b2c7fabffd4ca16c0027b) 古特雷斯秘书长再次敦促所有各方信守承诺，并严格遵守国际人道法和国际人权法。</w:t>
       </w:r>
     </w:p>
     <w:p>
@@ -6724,119 +4423,11 @@
         <w:pStyle w:val="ListNumber"/>
       </w:pPr>
       <w:r>
-        <w:t>联合国警告：约旦河西岸安全局势持续恶化 · 2025-02-26</w:t>
-      </w:r>
-      <w:r>
-        <w:br/>
-        <w:t>(cb4a819ff3eda078e28cf6d668f54c953d86d19e) 人道协调厅援引加沙卫生当局的消息说，近期已有六名儿童因严寒不幸丧生，使因冬季恶劣天气死亡的儿童人数增至15人。</w:t>
-      </w:r>
-    </w:p>
-    <w:p>
-      <w:pPr>
-        <w:pStyle w:val="ListNumber"/>
-      </w:pPr>
-      <w:r>
-        <w:t>联合国警告：约旦河西岸安全局势持续恶化 · 2025-02-26</w:t>
-      </w:r>
-      <w:r>
-        <w:br/>
-        <w:t>(cb4a819ff3eda078e28cf6d668f54c953d86d19e) 联合国粮农组织报告说，自敌对行动升级以来，该机构首次成功向加沙北部运送动物饲料。援助机构正在评估位于拉法、汗尤尼斯和代尔巴拉赫等地用于庇护流离失所者的学校的状况，并将进行必要的修复工作。</w:t>
-      </w:r>
-    </w:p>
-    <w:p>
-      <w:pPr>
-        <w:pStyle w:val="ListNumber"/>
-      </w:pPr>
-      <w:r>
-        <w:t>联合国警告：约旦河西岸安全局势持续恶化 · 2025-02-26</w:t>
-      </w:r>
-      <w:r>
-        <w:br/>
-        <w:t>(cb4a819ff3eda078e28cf6d668f54c953d86d19e) 世界粮食计划署表示，1月份已向约19万人提供现金援助，并向来自杰宁难民营的5000多名流离失所者发放了一次性紧急援助款项。</w:t>
-      </w:r>
-    </w:p>
-    <w:p>
-      <w:pPr>
-        <w:pStyle w:val="ListNumber"/>
-      </w:pPr>
-      <w:r>
-        <w:t>联合国秘书长对加沙维持停火与释放最新一波人质表示欢迎 · 2025-03-01</w:t>
-      </w:r>
-      <w:r>
-        <w:br/>
-        <w:t>(e9a2eb771e02c750789b2c7fabffd4ca16c0027b) 尽管局势依然紧张，但预定在3月1日前完成的第一阶段计划目前正在基本按照商定的步骤推进。随后，哈以双方将就永久停火问题展开谈判，开启协议的下一阶段。</w:t>
-      </w:r>
-    </w:p>
-    <w:p>
-      <w:pPr>
-        <w:pStyle w:val="ListNumber"/>
-      </w:pPr>
-      <w:r>
-        <w:t>联合国谴责以色列袭击加沙人道工作者 呼吁进行独立调查 · 2025-03-23</w:t>
-      </w:r>
-      <w:r>
-        <w:br/>
-        <w:t>(f81d008d56390f29d4afb877219562b28a5784d1) 联合国人权事务高级专员蒂尔克周二严厉谴责以色列军队3月23日对加沙医疗和急救车队的袭击，该事件造成15名医务人员和人道工作者丧生。</w:t>
-      </w:r>
-    </w:p>
-    <w:p>
-      <w:pPr>
-        <w:pStyle w:val="ListNumber"/>
-      </w:pPr>
-      <w:r>
-        <w:t>联合国谴责以色列袭击加沙人道工作者 呼吁进行独立调查 · 2025-04-01</w:t>
-      </w:r>
-      <w:r>
-        <w:br/>
-        <w:t>(f81d008d56390f29d4afb877219562b28a5784d1) 联合国多家机构日前警告说，加沙的战争行为已“带有暴行罪的特征”。</w:t>
-      </w:r>
-    </w:p>
-    <w:p>
-      <w:pPr>
-        <w:pStyle w:val="ListNumber"/>
-      </w:pPr>
-      <w:r>
         <w:t>联合国谴责以色列袭击加沙人道工作者 呼吁进行独立调查 · 2025-04-01</w:t>
       </w:r>
       <w:r>
         <w:br/>
         <w:t>(f81d008d56390f29d4afb877219562b28a5784d1) 埃尔德表示：“以色列当局关闭了加沙边境，已连续四周禁止所有商业和人道主义援助进入。面对一次又一次的侵犯国际人道法行为，我们的援助努力正被不断受到削弱。”</w:t>
-      </w:r>
-    </w:p>
-    <w:p>
-      <w:pPr>
-        <w:pStyle w:val="ListNumber"/>
-      </w:pPr>
-      <w:r>
-        <w:t>联合国谴责以色列袭击加沙人道工作者 呼吁进行独立调查 · 2025-04-01</w:t>
-      </w:r>
-      <w:r>
-        <w:br/>
-        <w:t>(f81d008d56390f29d4afb877219562b28a5784d1) 蒂尔克表示：“必须查明巴勒斯坦红新月会最后一名失踪成员的命运和下落。这一事件必须接受独立、迅速和彻底的调查，并且任何违反国际法的责任人都必须承担责任。”</w:t>
-      </w:r>
-    </w:p>
-    <w:p>
-      <w:pPr>
-        <w:pStyle w:val="ListNumber"/>
-      </w:pPr>
-      <w:r>
-        <w:t>联合国谴责以色列袭击加沙人道工作者 呼吁进行独立调查 · 2025-04-01</w:t>
-      </w:r>
-      <w:r>
-        <w:br/>
-        <w:t>(f81d008d56390f29d4afb877219562b28a5784d1) 他警告说：“巴勒斯坦红新月会超过一半的救护车由于缺乏燃料或设备损坏而无法运行。”</w:t>
-      </w:r>
-    </w:p>
-    <w:p>
-      <w:pPr>
-        <w:pStyle w:val="ListNumber"/>
-      </w:pPr>
-      <w:r>
-        <w:t>【世界进行时】2025年 4月 25日 · 2025-04-25</w:t>
-      </w:r>
-      <w:r>
-        <w:br/>
-        <w:t>(619391b9365f303e1ae84efedfdc579d46bbc0e5) 自加沙停火协议三月份破裂以来，在以色列的封锁之下，至今已经连续50多天没有援助物资进入加沙，加沙人口即将断粮。同时，在酷热难耐的高温、污水横流与垃圾成山的环境中，加沙的流离失所家庭正面临日益严重的公共卫生危机。</w:t>
       </w:r>
     </w:p>
     <w:p>
@@ -6856,359 +4447,11 @@
         <w:pStyle w:val="ListNumber"/>
       </w:pPr>
       <w:r>
-        <w:t>【世界进行时】2025年5月9日 · 2025-05-09</w:t>
-      </w:r>
-      <w:r>
-        <w:br/>
-        <w:t>(1d1c56f21742d585c36fec1d0aefcee74c09afdd) 以色列週三對加沙中部貝雷杰一所聯合國運營的學校進行了空襲，造成至少30名在校避难的巴勒斯坦人死亡。該校收容了約2000名流離失所者，空襲引發大火，避難者難以撤離。聯合國強烈譴責這一襲擊行為。</w:t>
-      </w:r>
-    </w:p>
-    <w:p>
-      <w:pPr>
-        <w:pStyle w:val="ListNumber"/>
-      </w:pPr>
-      <w:r>
-        <w:t>【世界进行时】2025年6月5日 · 2025-05-31</w:t>
-      </w:r>
-      <w:r>
-        <w:br/>
-        <w:t>(2f0113012e6db122822f1f90d6b562e137952d4d) 在以色列对加沙实施近三个月援助封锁过后，加沙饥饿危机已呈失控态势。据报道，5月31日以来连续数天，加沙民众在该地带南部美国和以色列控制的一处私营援助中心周边试图领取食物时遭到枪击遇难。秘书长古特雷斯发表声明，对此深表震惊，并再次呼吁立即实现持久停火，以缓解当地不断恶化的人道局势。同时，周三，美国在安理会投下否决票，阻止了一项呼吁加沙永久停火、解除限制援助物资进入的决议草案。</w:t>
-      </w:r>
-    </w:p>
-    <w:p>
-      <w:pPr>
-        <w:pStyle w:val="ListNumber"/>
-      </w:pPr>
-      <w:r>
-        <w:t>联合国强调：必须确保加沙人道援助通道畅通无阻 · 2025-06-13</w:t>
-      </w:r>
-      <w:r>
-        <w:br/>
-        <w:t>(2be23bcc957b8a5b1e7506443ed67ab66c369ec1) 联合国周五强调，必须确保加沙地带的人道主义援助通道畅通无阻。当前该地区不仅面临迫在眉睫的饥荒风险，通信全面中断更使人道救援行动雪上加霜。</w:t>
-      </w:r>
-    </w:p>
-    <w:p>
-      <w:pPr>
-        <w:pStyle w:val="ListNumber"/>
-      </w:pPr>
-      <w:r>
-        <w:t>联合国强调：必须确保加沙人道援助通道畅通无阻 · 2025-06-13</w:t>
-      </w:r>
-      <w:r>
-        <w:br/>
-        <w:t>(2be23bcc957b8a5b1e7506443ed67ab66c369ec1) 持续通信中断使人道救援机构既无法建立有效沟通渠道，也难以协调跨机构应急响应行动。这导致急需援助的平民陷入完全的信息孤立状态，既无法获取生死攸关的救援物资信息，也无法联络紧急医疗服务。</w:t>
-      </w:r>
-    </w:p>
-    <w:p>
-      <w:pPr>
-        <w:pStyle w:val="ListNumber"/>
-      </w:pPr>
-      <w:r>
-        <w:t>联合国强调：必须确保加沙人道援助通道畅通无阻 · 2025-06-13</w:t>
-      </w:r>
-      <w:r>
-        <w:br/>
-        <w:t>(2be23bcc957b8a5b1e7506443ed67ab66c369ec1) 周四，联合国协调的18项援助行动中有8项遭到拒绝，其中包括获取面粉和燃料补给的关键行动。另有4项任务因受阻或后勤原因被迫取消而未能完成。</w:t>
-      </w:r>
-    </w:p>
-    <w:p>
-      <w:pPr>
-        <w:pStyle w:val="ListNumber"/>
-      </w:pPr>
-      <w:r>
         <w:t>联合国强调：必须确保加沙人道援助通道畅通无阻 · 2025-06-13</w:t>
       </w:r>
       <w:r>
         <w:br/>
         <w:t>(2be23bcc957b8a5b1e7506443ed67ab66c369ec1) 然而自四月以来，以色列当局已拒绝超过20次抢修许可申请。</w:t>
-      </w:r>
-    </w:p>
-    <w:p>
-      <w:pPr>
-        <w:pStyle w:val="ListNumber"/>
-      </w:pPr>
-      <w:r>
-        <w:t>联合国强调：必须确保加沙人道援助通道畅通无阻 · 2025-06-13</w:t>
-      </w:r>
-      <w:r>
-        <w:br/>
-        <w:t>(2be23bcc957b8a5b1e7506443ed67ab66c369ec1) 近东救济工程处周五援引其主任专员拉扎里尼的警告，称这一援助分配模式实为“混乱之源”，并谴责其“将人道援助武器化，系统性制造恐慌、歧视和绝望”。</w:t>
-      </w:r>
-    </w:p>
-    <w:p>
-      <w:pPr>
-        <w:pStyle w:val="ListNumber"/>
-      </w:pPr>
-      <w:r>
-        <w:t>联合国强调：必须确保加沙人道援助通道畅通无阻 · 2025-06-13</w:t>
-      </w:r>
-      <w:r>
-        <w:br/>
-        <w:t>(2be23bcc957b8a5b1e7506443ed67ab66c369ec1) 其物资分发中心周边已发生多起枪击事件，造成200余人死亡、数千人受伤。</w:t>
-      </w:r>
-    </w:p>
-    <w:p>
-      <w:pPr>
-        <w:pStyle w:val="ListNumber"/>
-      </w:pPr>
-      <w:r>
-        <w:t>联合国强调：必须确保加沙人道援助通道畅通无阻 · 2025-06-13</w:t>
-      </w:r>
-      <w:r>
-        <w:br/>
-        <w:t>(2be23bcc957b8a5b1e7506443ed67ab66c369ec1) 弗莱彻周四深夜发表严正声明指出，解决饥饿绝问题不能用子弹。必须允许人道工作者履行职责，救命物资必须依据人道原则送达有需要的人手中。</w:t>
-      </w:r>
-    </w:p>
-    <w:p>
-      <w:pPr>
-        <w:pStyle w:val="ListNumber"/>
-      </w:pPr>
-      <w:r>
-        <w:t>联合国秘书长对加沙人道危机升级深表震惊　呼吁立即实现永久停火和全面准入 · 2025-07-03</w:t>
-      </w:r>
-      <w:r>
-        <w:br/>
-        <w:t>(f52a255e51ca67f26b22cd6870bc2eab25f97d53) 联合国秘书长古特雷斯对加沙人道主义局势的进一步恶化表示严重关切，并强烈谴责近日多起导致大量平民死伤的袭击事件。他重申，所有各方必须尊重国际人道主义法，并呼吁立即实现永久停火，确保人道援助畅通无阻地抵达有需要的人群。</w:t>
-      </w:r>
-    </w:p>
-    <w:p>
-      <w:pPr>
-        <w:pStyle w:val="ListNumber"/>
-      </w:pPr>
-      <w:r>
-        <w:t>联合国秘书长对加沙人道危机升级深表震惊　呼吁立即实现永久停火和全面准入 · 2025-07-03</w:t>
-      </w:r>
-      <w:r>
-        <w:br/>
-        <w:t>(f52a255e51ca67f26b22cd6870bc2eab25f97d53) 杜加里克指出，仅在本周一天内，以色列当局就下令强制转移近3万人，使他们在缺乏庇护、食物、药品和饮用水的情况下再次流离失所。秘书长强调，根据国际人道法，平民必须受到尊重和保护，其基本需求必须得到满足。</w:t>
-      </w:r>
-    </w:p>
-    <w:p>
-      <w:pPr>
-        <w:pStyle w:val="ListNumber"/>
-      </w:pPr>
-      <w:r>
-        <w:t>联合国秘书长对加沙人道危机升级深表震惊　呼吁立即实现永久停火和全面准入 · 2025-07-03</w:t>
-      </w:r>
-      <w:r>
-        <w:br/>
-        <w:t>(f52a255e51ca67f26b22cd6870bc2eab25f97d53) 杜加里克表示，加沙地带已经连续超过17周未获得燃料供应。秘书长对此表示严重关切，指出这意味着新生儿保温箱将停止运转，救护车将无法运行，饮用水无法净化，联合国和人道伙伴所能提供的最后一点紧急援助也将被迫中断。</w:t>
-      </w:r>
-    </w:p>
-    <w:p>
-      <w:pPr>
-        <w:pStyle w:val="ListNumber"/>
-      </w:pPr>
-      <w:r>
-        <w:t>联合国秘书长对加沙人道危机升级深表震惊　呼吁立即实现永久停火和全面准入 · 2025-07-03</w:t>
-      </w:r>
-      <w:r>
-        <w:br/>
-        <w:t>(f52a255e51ca67f26b22cd6870bc2eab25f97d53) 联合国人口基金指出，加沙约有70万女性和女孩正面临“月经危机”，急需水、肥皂、卫生巾和隐私空间。尽管该机构已准备好相当于170卡车的相关物资，但仍未获得进入加沙的许可。</w:t>
-      </w:r>
-    </w:p>
-    <w:p>
-      <w:pPr>
-        <w:pStyle w:val="ListNumber"/>
-      </w:pPr>
-      <w:r>
-        <w:t>联合国秘书长对加沙人道危机升级深表震惊　呼吁立即实现永久停火和全面准入 · 2025-07-03</w:t>
-      </w:r>
-      <w:r>
-        <w:br/>
-        <w:t>(f52a255e51ca67f26b22cd6870bc2eab25f97d53) 仅在2025年6月，联合国进行的近400次人道协调尝试中，有44%被以色列当局直接拒绝，10%虽初步获批但后来受阻，仅有三分之一得以执行。其余12%因后勤、安全等问题被组织方取消。</w:t>
-      </w:r>
-    </w:p>
-    <w:p>
-      <w:pPr>
-        <w:pStyle w:val="ListNumber"/>
-      </w:pPr>
-      <w:r>
-        <w:t>【世界进行时】2025年8月8日 · 2025-08-08</w:t>
-      </w:r>
-      <w:r>
-        <w:br/>
-        <w:t>(bb245f12985c5eb1bc959abffcff9308ca2becc8) 聯合國秘書長古特雷斯周五對以色列政府決定「接管加沙城」深表震驚。他指出，此舉標誌著局勢的危險升級，可能加劇數百萬巴勒斯坦人已面臨的災難性後果，並可能進一步危及更多生命，包括仍被扣押的人質。</w:t>
-      </w:r>
-    </w:p>
-    <w:p>
-      <w:pPr>
-        <w:pStyle w:val="ListNumber"/>
-      </w:pPr>
-      <w:r>
-        <w:t>【世界进行时】2025年8月22日 · 2025-08-22</w:t>
-      </w:r>
-      <w:r>
-        <w:br/>
-        <w:t>(9636869ff36155742998777919504f25a8be97f4) 加沙地带儿童截肢率已攀升至全球最高。周四，以色列军队持续加强在加沙城及周边地带的军事行动。联合国秘书长古特雷斯再度紧急呼吁停火。</w:t>
-      </w:r>
-    </w:p>
-    <w:p>
-      <w:pPr>
-        <w:pStyle w:val="ListNumber"/>
-      </w:pPr>
-      <w:r>
-        <w:t>联合国秘书长古特雷斯：加沙地带发生饥荒代表着“人性的失败” · 2025-08-22</w:t>
-      </w:r>
-      <w:r>
-        <w:br/>
-        <w:t>(f0ed16dd403cfeced088eff156c1ab1632496f22) 古特雷斯在针对"粮食安全阶段综合分类"发布的饥荒评估报告做出表态时表示："作为占领国，以色列根据国际法负有明确义务，包括确保人们的食品和医疗供应。"</w:t>
-      </w:r>
-    </w:p>
-    <w:p>
-      <w:pPr>
-        <w:pStyle w:val="ListNumber"/>
-      </w:pPr>
-      <w:r>
-        <w:t>联合国秘书长古特雷斯：加沙地带发生饥荒代表着“人性的失败” · 2025-08-22</w:t>
-      </w:r>
-      <w:r>
-        <w:br/>
-        <w:t>(f0ed16dd403cfeced088eff156c1ab1632496f22) 古特雷斯表示，绝不能允许以色列继续拒绝履行其义务："不要再找借口。行动的时间不是明天--而是现在。"</w:t>
-      </w:r>
-    </w:p>
-    <w:p>
-      <w:pPr>
-        <w:pStyle w:val="ListNumber"/>
-      </w:pPr>
-      <w:r>
-        <w:t>联合国秘书长古特雷斯：加沙地带发生饥荒代表着“人性的失败” · 2025-08-22</w:t>
-      </w:r>
-      <w:r>
-        <w:br/>
-        <w:t>(f0ed16dd403cfeced088eff156c1ab1632496f22) 联合国人权事务高级专员蒂尔克指出，这场饥荒是以色列政府政策的直接后果。</w:t>
-      </w:r>
-    </w:p>
-    <w:p>
-      <w:pPr>
-        <w:pStyle w:val="ListNumber"/>
-      </w:pPr>
-      <w:r>
-        <w:t>联合国报告：以色列在加沙实施种族灭绝并企图、吞并西岸 · 2025-09-23</w:t>
-      </w:r>
-      <w:r>
-        <w:br/>
-        <w:t>(e3ba8326950ffbfb03497252b731942f1e4c45c2) 联合国“关于被占巴勒斯坦领土（含东耶路撒冷）及以色列独立国际调查委员会”在一份最新报告中表示，以色列政府展现出明确且持续的意图，在加沙地带建立永久控制，同时确保在被占西岸和以色列境内维持犹太人口多数。</w:t>
-      </w:r>
-    </w:p>
-    <w:p>
-      <w:pPr>
-        <w:pStyle w:val="ListNumber"/>
-      </w:pPr>
-      <w:r>
-        <w:t>联合国报告：以色列在加沙实施种族灭绝并企图、吞并西岸 · 2025-09-23</w:t>
-      </w:r>
-      <w:r>
-        <w:br/>
-        <w:t>(e3ba8326950ffbfb03497252b731942f1e4c45c2) 该文件依据《防止及惩治灭绝种族罪公约》,指出以色列在加沙实施了四项种族灭绝行为。这些行为由以色列当局和安全部队实施，具有毁灭加沙巴勒斯坦人的特定意图。</w:t>
-      </w:r>
-    </w:p>
-    <w:p>
-      <w:pPr>
-        <w:pStyle w:val="ListNumber"/>
-      </w:pPr>
-      <w:r>
-        <w:t>联合国报告：以色列在加沙实施种族灭绝并企图、吞并西岸 · 2025-09-23</w:t>
-      </w:r>
-      <w:r>
-        <w:br/>
-        <w:t>(e3ba8326950ffbfb03497252b731942f1e4c45c2) 报告指出，以色列当局在加沙走廊和缓冲区内广泛且系统性地拆毁民用基础设施，并持续扩大其控制区域，到2025年7月已覆盖加沙地带75%的面积。</w:t>
-      </w:r>
-    </w:p>
-    <w:p>
-      <w:pPr>
-        <w:pStyle w:val="ListNumber"/>
-      </w:pPr>
-      <w:r>
-        <w:t>联合国报告：以色列在加沙实施种族灭绝并企图、吞并西岸 · 2025-09-23</w:t>
-      </w:r>
-      <w:r>
-        <w:br/>
-        <w:t>(e3ba8326950ffbfb03497252b731942f1e4c45c2) 在被占西岸，包括东耶路撒冷，报告指出自2023年10月以来，以色列实施的政策和行动--包括对暴力定居者行为的公开和隐性支持--显示出明确意图强行转移巴勒斯坦人、扩大以色列犹太平民存在并吞并整个西岸。</w:t>
-      </w:r>
-    </w:p>
-    <w:p>
-      <w:pPr>
-        <w:pStyle w:val="ListNumber"/>
-      </w:pPr>
-      <w:r>
-        <w:t>联合国报告：以色列在加沙实施种族灭绝并企图、吞并西岸 · 2025-09-23</w:t>
-      </w:r>
-      <w:r>
-        <w:br/>
-        <w:t>(e3ba8326950ffbfb03497252b731942f1e4c45c2) 委员会点名六名以色列部长在与土地和住房相关的国际罪行中负有最大责任：前国防部长加兰特和现任国防部长卡茨；财政部长斯莫特里奇和定居点及国家项目部长斯特罗克；国家安全部长本格维尔；总理内塔尼亚胡。</w:t>
-      </w:r>
-    </w:p>
-    <w:p>
-      <w:pPr>
-        <w:pStyle w:val="ListNumber"/>
-      </w:pPr>
-      <w:r>
-        <w:t>联合国报告：以色列在加沙实施种族灭绝并企图、吞并西岸 · 2025-09-23</w:t>
-      </w:r>
-      <w:r>
-        <w:br/>
-        <w:t>(e3ba8326950ffbfb03497252b731942f1e4c45c2) 报告包含对所有责任方的建议。委员会敦促以色列政府立即结束在加沙地带实施的种族灭绝行为，全面遵守国际法院的临时措施和2024年的咨询意见；同时要求以色列立即结束对巴勒斯坦领土的非法占领，从所有以色列定居点撤出及撤出定居者。</w:t>
-      </w:r>
-    </w:p>
-    <w:p>
-      <w:pPr>
-        <w:pStyle w:val="ListNumber"/>
-      </w:pPr>
-      <w:r>
-        <w:t>联合国报告：以色列定居点扩张加剧，安理会决议执行情况严重受挫 · 2025-09-29</w:t>
-      </w:r>
-      <w:r>
-        <w:br/>
-        <w:t>(101d026f1902e590446cf91b1be6e0cb1d8e9caf) 联合国秘书长关于安理会第2334号决议执行情况的第三十五次报告于周一提交安理会。报告显示，在过去三个月内，以色列在被占巴勒斯坦领土上的定居点扩张进一步加快，房屋拆除和流离失所情况持续恶化，加沙人道局势则已接近崩溃。</w:t>
-      </w:r>
-    </w:p>
-    <w:p>
-      <w:pPr>
-        <w:pStyle w:val="ListNumber"/>
-      </w:pPr>
-      <w:r>
-        <w:t>联合国秘书长对哈马斯宣布准备释放人质“感到鼓舞” · 2025-10-03</w:t>
-      </w:r>
-      <w:r>
-        <w:br/>
-        <w:t>(f732e30b67822ea89556de1c42a59aa76afd590d) 联合国秘书长古特雷斯周五通过发言人发表声明，对哈马斯发表声明宣布准备释放人质表示欢迎并感到鼓舞。</w:t>
-      </w:r>
-    </w:p>
-    <w:p>
-      <w:pPr>
-        <w:pStyle w:val="ListNumber"/>
-      </w:pPr>
-      <w:r>
-        <w:t>联合国秘书长对哈马斯宣布准备释放人质“感到鼓舞” · 2025-10-03</w:t>
-      </w:r>
-      <w:r>
-        <w:br/>
-        <w:t>(f732e30b67822ea89556de1c42a59aa76afd590d) 联合国及合作伙伴已准备约17万吨的食品、药品、帐篷等急需物资，可随时运入加沙。</w:t>
-      </w:r>
-    </w:p>
-    <w:p>
-      <w:pPr>
-        <w:pStyle w:val="ListNumber"/>
-      </w:pPr>
-      <w:r>
-        <w:t>联合国秘书长对哈马斯宣布准备释放人质“感到鼓舞” · 2025-10-03</w:t>
-      </w:r>
-      <w:r>
-        <w:br/>
-        <w:t>(f732e30b67822ea89556de1c42a59aa76afd590d) 人道协调厅警告说，迄今已有至少562名救援人员在冲突中丧生，其中包括376名联合国工作人员。</w:t>
-      </w:r>
-    </w:p>
-    <w:p>
-      <w:pPr>
-        <w:pStyle w:val="ListNumber"/>
-      </w:pPr>
-      <w:r>
-        <w:t>联合国秘书长对哈马斯宣布准备释放人质“感到鼓舞” · 2025-10-03</w:t>
-      </w:r>
-      <w:r>
-        <w:br/>
-        <w:t>(f732e30b67822ea89556de1c42a59aa76afd590d) 世卫组织组织了一次紧急转移任务，将3名危重新生儿从加沙市的赫卢医院转移到代尔巴拉赫的阿克萨医院...原定转移的第4名婴儿于当天早上死亡。</w:t>
       </w:r>
     </w:p>
     <w:p>
@@ -7243,7 +4486,7 @@
         <w:t>資料準備耗時：</w:t>
       </w:r>
       <w:r>
-        <w:t>約 77.59 秒</w:t>
+        <w:t>約 60.96 秒</w:t>
       </w:r>
     </w:p>
     <w:p>
@@ -7256,373 +4499,369 @@
       <w:r>
         <w:t>【對話記憶】</w:t>
         <w:br/>
-        <w:t>- 主題：2025年加薩停火、人質談判、人道援助及平民保護綜合研析（含停火→准入傳導鏈、SWOT、四類風險辨識；本次新增1-2月政治外交維度細化：三階段協議結構、2/11震盪、多哈第二階段談判窗口）</w:t>
+        <w:t>- 主題：2025年加薩停火、人質談判、人道援助及平民保護綜合研析（傳導鏈開關邏輯、四類風險正回饋、SWOT、10/3雙向信號、六部門追蹤、國際體系功能性失效）</w:t>
         <w:br/>
         <w:t>- 時間範圍：2025-01-14 至 2025-10-03</w:t>
         <w:br/>
-        <w:t>- 子題：停火達成(1/15)→破裂(3/23)→封鎖50+天時間線, 人質釋放三階段交換(1/19首次→2/16第二輪3換369), 停火→人道准入傳導鏈：停火→邊境開放→援助增加(150萬人)→破裂→全面封鎖→飢荒, 1-2月正向傳導鏈(1/19生效→撤軍+返回+援助→交換如期→停火維持)與負向震盪(2/11或將終止→古特雷斯48h兩度干預→5天後恢復), 2/11震盪：戈麦斯警告「嚴重人道主義災難」、呼籲多哈恢復第二階段談判, 協議三階段結構化設計(來源7)：第一階段含以軍撤離、允許返回家園、大幅增加援助</w:t>
+        <w:t>- 子題：全年弧線：停火(1/15)→生效(1/19)→震盪(2/11)→破裂(3/23)→封鎖50+天→飢荒(8/22)→佔領(8/8)→新窗口(10/3), 傳導鏈：停火→以色列准入(唯一瓶頸)→物流→平民受益；人質交換為錨點/遙控器, 四類風險正回饋：談判破裂→封鎖→醫療崩潰→人道壓力→意願更低；8/8為匯聚點, SWOT：S(結構化/交換可重複/法律框架/調解/17萬噸) W(窗口短/無強制力/執行脫節/數據不透明) O(10/3窗口/法律定性/OCHA數據) T(佔領結構化/飢荒既成/醫療不可逆/11-12月未知), 10/3雙向信號：哈馬斯釋放意旨+17萬噸待命+562救援人員+新生兒死亡, 國際體系功能性失效：話語升級但無強制執行；安理會否決(5/31)、無制裁</w:t>
         <w:br/>
-        <w:t>- 重要實體：哈馬斯, 以色列, 聯合國(古特雷斯), 戈麦斯(聯合國駐日內瓦發言人), 埃及, 卡達, 美國, IPC, OCHA, UNRWA</w:t>
+        <w:t>- 重要實體：哈馬斯, 以色列, 聯合國(古特雷斯), 戈麦斯, 埃及, 卡達, 美國, IPC, OCHA, UNRWA</w:t>
         <w:br/>
-        <w:t>- 既定限制：資料來源：19份文件、67個片段(來源1-67)、18個活動日; 本次新增3份文件、8個片段(來源1-8)全部為聯合國視角(古特雷斯+戈麦斯); 2025年3月(停火破裂過渡期)僅2則片段(來源30、31); 2025年11-12月完全空白; 10月僅10/3一天有紀錄(來源64-67); 以色列官方立場直接引述缺失</w:t>
+        <w:t>- 既定限制：19份文件、67片段(來源1-67)、18活動日; 視角以聯合國/人道機構為主；以色列官方立場直接引述極少; 3月僅2則(來源30、31)；9月完全空白；11-12月完全空白；10月僅10/3(來源64-67); 美/卡/埃調解方交換條件細節有限; 所有事實標註來源編號(1-67); 無OCHA/WHO/UNRWA/WFP獨立即時數據(多為累計)</w:t>
         <w:br/>
-        <w:t>- 未決問題：10/3哈馬斯釋放意旨是否轉為實質執行？; 17萬噸備妥物資是否已運入加薩？; 停火破裂(3/23)直接觸發事件與各方談判立場全貌？; 11-12月安理會會議、哈馬斯/以色列聲明及OCHA週報後續？; 以軍「接管加薩城」(8/8)後軍事行動是否進一步擴大？</w:t>
+        <w:t>- 未決問題：10/3哈馬斯釋放意旨是否轉為實質執行？以色列回應？; 17萬噸備妥物資是否已運入？邊境口岸狀態？; 11-12月安理會會議、OCHA週報、哈馬斯/以色列聲明(完全空白區); 以軍接管加薩城(8/8)後是否進一步擴大？西岸同步升級？; 多哈第二階段談判是否啟動？美/卡/埃新輪調解？</w:t>
         <w:br/>
         <w:br/>
         <w:t>【對話歷史】</w:t>
         <w:br/>
-        <w:t>3 月唯一直接記載）</w:t>
+        <w:t>10/3 哈馬斯宣布準備釋放（來源33） | 7、11、33 |</w:t>
         <w:br/>
-        <w:t>4. **11-12 月安理會會議、哈馬斯/以色列聲明及 OCHA 週報後續？**（完全空白）</w:t>
+        <w:t>| 震盪與破裂 | 2/11「或將終止」（來源8）→ 3/1 第一部分完成（來源18）→ 4/1 邊境關閉（來源19）→ 4/25 封鎖 50+ 天（來源20） | 8、18、19、20 |</w:t>
         <w:br/>
-        <w:t>5. **以軍「接管加薩城」（8/8）後軍事行動是否進一步擴大？**（來源52、53 為最後軍事紀錄）</w:t>
+        <w:t>| 安理會 | 5/31 美國否決停火決議（來源22）；6/27 安理會另就伊核問題開會（來源24） | 22、24 |</w:t>
+        <w:br/>
+        <w:t>| 10/3 新窗口 | 哈馬斯釋放意旨（來源33）；17 萬噸待命（來源34）；以色列回應未見於資料 | 33、34 |</w:t>
+        <w:br/>
+        <w:t>| 西岸同步 | 2/26 西岸 4 萬人流離失所、50 多人喪生（來源15、16） | 15、16 |</w:t>
+        <w:br/>
+        <w:br/>
+        <w:t>**未決：** 10/3 意旨是否轉為執行？以色列是否回應？多哈第二階段談判是否啟動？美/卡/埃新輪調解進展？</w:t>
+        <w:br/>
+        <w:br/>
+        <w:t>### 4.2 國際安全</w:t>
+        <w:br/>
+        <w:br/>
+        <w:t>| 子項 | 內容 | 來源 |</w:t>
+        <w:br/>
+        <w:t>| --- | --- | --- |</w:t>
+        <w:br/>
+        <w:t>| 軍事行動 | 7/3 一天內強制轉移近 3 萬人（來源26）；8/8 接管加薩城（來源28）；8/22 加強軍事行動（來源29） | 26、28、29 |</w:t>
+        <w:br/>
+        <w:t>| 平民傷亡 | 5/31 援助中心槍擊（來源22）；2/26 西岸 50 多人喪生（來源16）；1.45 萬兒童喪生（累計，來源3） | 3、16、22 |</w:t>
+        <w:br/>
+        <w:t>| 救援人員 | 1/14 醫院設備破壞暗示救援環境惡化（來源1）；10/3 新生兒死亡（來源35） | 1、35 |</w:t>
+        <w:br/>
+        <w:t>| 停火違規 | 3 月破裂後持續（來源19、20）；8/8 接管加薩城（來源28） | 19、20、28 |</w:t>
+        <w:br/>
+        <w:t>| 黎巴嫩（背景） | 1/18 真主黨與以色列停火「總體維持」（來源6） | 6 |</w:t>
+        <w:br/>
+        <w:br/>
+        <w:t>### 4.3 人道事務</w:t>
+        <w:br/>
+        <w:br/>
+        <w:t>| 子項 | 內容 | 來源 |</w:t>
+        <w:br/>
+        <w:t>| --- | --- | --- |</w:t>
+        <w:br/>
+        <w:t>| 邊境口岸 | 4/1 連續四周禁止所有商業和人道援助（來源19）；4/25 封鎖 50+ 天（來源20）；6/13 20 次搶修被拒（來源23） | 19、20、23 |</w:t>
+        <w:br/>
+        <w:t>| 食品 | 4/25 加薩人口即將斷糧（來源20）；5/31 飢荒失控（來源22）；8/22 飢荒定性（來源30） | 20、22、30 |</w:t>
+        <w:br/>
+        <w:t>| 物資准入 | 6 月 44% 被拒、10% 後受阻、僅 1/3 執行（來源27）；10/3 17 萬噸備妥可隨時運入（來源34） | 27、34 |</w:t>
+        <w:br/>
+        <w:t>| 飲水/衛生 | 4/25 酷熱、污水、垃圾堆積（來源20）；7/3 3 萬人缺乏飲水（來源26） | 20、26 |</w:t>
+        <w:br/>
+        <w:t>| 避難 | 7/3 強制轉移近 3 萬人（來源26）；1/15 近 100 萬人流離失所（來源3） | 3、26 |</w:t>
+        <w:br/>
+        <w:t>| 物資備妥 | 17 萬噸食品、藥品、帳篷「可隨時運入」（來源34） | 34 |</w:t>
+        <w:br/>
+        <w:br/>
+        <w:t>### 4.4 醫療衛生</w:t>
+        <w:br/>
+        <w:br/>
+        <w:t>| 子項 | 內容 | 來源 |</w:t>
+        <w:br/>
+        <w:t>| --- | --- | --- |</w:t>
+        <w:br/>
+        <w:t>| 醫院運作 | 1/14 奧達醫院運行受限、印尼醫院設備破壞（來源1） | 1 |</w:t>
+        <w:br/>
+        <w:t>| 物資短缺 | 1/14 嚴重物資短缺（來源1）；7/3 3 萬人缺乏藥品（來源26） | 1、26 |</w:t>
+        <w:br/>
+        <w:t>| 病患轉送 | 10/3 WHO 緊急轉移 3 名危重新生兒（來源35） | 35 |</w:t>
+        <w:br/>
+        <w:t>| 醫護安全 | 1/14 醫院設備被破壞暗示攻擊（來源1）；8/22 兒童截肢率全球最高（來源29） | 1、29 |</w:t>
+        <w:br/>
+        <w:t>| 飢荒相關 | 8/22 飢荒是以色列政策直接後果（來源32）；以色列有確保食品醫療供應義務（來源30） | 30、32 |</w:t>
+        <w:br/>
+        <w:br/>
+        <w:t>### 4.5 國際組織</w:t>
+        <w:br/>
+        <w:br/>
+        <w:t>| 機構/角色 | 主要行動與聲明 | 來源 |</w:t>
+        <w:br/>
+        <w:t>| --- | --- | --- |</w:t>
+        <w:br/>
+        <w:t>| 聯合國秘書長（古特雷斯） | 1/15 歡迎停火、重申兩國方案（來源2、4）；2/11 呼籲避免戰火重燃（來源8）；2/16 歡迎交換、敦促遵守國際法（來源10、14）；5/31 震驚、呼籲永久停火（來源22）；7/3 強烈譴責、呼籲全面准入（來源25）；8/8 對接管加薩城深表震驚（來源28）；8/22 飢荒「人性的失敗」、「不要再找借口」（來源30、31）；10/3 對哈馬斯釋放意旨「感到鼓舞」（來源33） | 2、4、8、10、14、22、25、28、30、31、33 |</w:t>
+        <w:br/>
+        <w:t>| OCHA（弗萊徹/杜加里克/埃爾德） | 1/15 停火帶來希望但援助仍充滿挑戰（來源5）；1/14 物資短缺、醫院受限（來源1）；2/11 恢復敵對將導致人道災難（來源9）；4/1 連續四周禁止所有援助（來源19）；5/2 阻止援助是「集體懲罰」（來源21）；6/13 20 次搶修被拒（來源23）；7/3 44% 被拒、3 萬強制轉移（來源26、27）；10/3 17 萬噸備妥（來源34） | 1、5、9、19、21、23、26、27、34 |</w:t>
+        <w:br/>
+        <w:t>| UNRWA | 2/26 西岸 50 多人喪生、4 萬人流離失所（來源15、16） | 15、16 |</w:t>
+        <w:br/>
+        <w:t>| WHO | 10/3 緊急轉移 3 名新生兒、第 4 名死亡（來源35） | 35 |</w:t>
+        <w:br/>
+        <w:t>| UNICEF（拉塞爾） | 1/15 1.45 萬兒童喪生、近 100 萬人流離失所（來源3） | 3 |</w:t>
+        <w:br/>
+        <w:t>| 人權高專（蒂爾克） | 8/22 飢荒是以色列政府政策直接後果（來源32） | 32 |</w:t>
+        <w:br/>
+        <w:t>| 安理會 | 5/31 美國否決停火決議（來源22）；6/27 伊核問題會議（背景，來源24） | 22、24 |</w:t>
+        <w:br/>
+        <w:br/>
+        <w:t>### 4.6 綜合研析</w:t>
+        <w:br/>
+        <w:br/>
+        <w:t>見第五節（傳導鏈）、第六節（四類風險）、第七節（SWOT）及第八節（核心判斷）。</w:t>
         <w:br/>
         <w:br/>
         <w:t>---</w:t>
         <w:br/>
         <w:br/>
-        <w:t>## 七、持續追蹤指引</w:t>
+        <w:t>## 五、停火→人道准入傳導鏈分析</w:t>
         <w:br/>
         <w:br/>
-        <w:t>基於現有資料與六部門框架，建議下一輪追蹤重點：</w:t>
+        <w:t>### 5.1 正向傳導鏈（1/19-3/1 階段）</w:t>
         <w:br/>
         <w:br/>
-        <w:t>1. **政治外交：** 10/3 之後哈馬斯釋放行動是否啟動？以色列是否回應？美/卡/埃是否有新輪調解？安理會是否有新決議或否決？</w:t>
+        <w:t>```</w:t>
         <w:br/>
-        <w:t>2. **國際安全：** 以軍是否進一步擴大加薩城行動？西岸是否同步升級？是否有新的救援人員傷亡？</w:t>
+        <w:t>停火協議生效（1/19，來源7）</w:t>
         <w:br/>
-        <w:t>3. **人道事務：** 17 萬噸物資准入狀態？邊境口岸是否開放？燃料供應是否恢復？</w:t>
+        <w:t xml:space="preserve">  → 第一部分義務啟動：撤軍 + 返回家園 + 大幅增加援助（來源12）</w:t>
         <w:br/>
-        <w:t>4. **醫療衛生：** 新生兒/重症轉運是否持續？醫院運作狀態？WHO 是否有新緊急行動？</w:t>
+        <w:t xml:space="preserve">    → 聯合國「創造必要條件」承諾（來源13）</w:t>
         <w:br/>
-        <w:t>5. **國際組織：** OCHA/WHO/UNRWA/WFP 週報數據更新？古特雷斯是否有新聲明？IPC 飢荒數據是否更新？</w:t>
+        <w:t xml:space="preserve">      → 第一部分「基本按商定步驟推進」（3/1，來源18）</w:t>
         <w:br/>
-        <w:t>6. **綜合研析：** 停火→准入傳導鏈是否出現正向/負向變化？四類風險是否兌現或緩解？</w:t>
+        <w:t xml:space="preserve">        → 人質交換如期完成（1/19 來源7；2/16 來源11）</w:t>
+        <w:br/>
+        <w:t xml:space="preserve">          → 停火維持確認（2/16，來源10）</w:t>
+        <w:br/>
+        <w:t>```</w:t>
+        <w:br/>
+        <w:br/>
+        <w:t>### 5.2 負向傳導鏈（3/23 以後，資料以 4/1 起為證據起點）</w:t>
+        <w:br/>
+        <w:br/>
+        <w:t>```</w:t>
+        <w:br/>
+        <w:t>停火破裂（3 月，來源19 暗示）</w:t>
+        <w:br/>
+        <w:t xml:space="preserve">  → 邊境全面關閉：連續四周禁止所有商業和人道援助（4/1，來源19）</w:t>
+        <w:br/>
+        <w:t xml:space="preserve">    → 封鎖 50+ 天、人口即將斷糧（4/25，來源20）</w:t>
+        <w:br/>
+        <w:t xml:space="preserve">      → 集體懲罰定性（5/2，來源21）</w:t>
+        <w:br/>
+        <w:t xml:space="preserve">        → 飢荒失控、援助中心槍擊（5/31，來源22）</w:t>
+        <w:br/>
+        <w:t xml:space="preserve">          → 44% 被拒、僅 1/3 執行（6/13，來源27）</w:t>
+        <w:br/>
+        <w:t xml:space="preserve">            → 強制轉移 3 萬人、無食品藥品飲水（7/3，來源26）</w:t>
+        <w:br/>
+        <w:t xml:space="preserve">              → 接管加薩城（8/8，來源28）</w:t>
+        <w:br/>
+        <w:t xml:space="preserve">                → 飢荒定性 + 截肢率全球最高（8/22，來源29-32）</w:t>
+        <w:br/>
+        <w:t>```</w:t>
+        <w:br/>
+        <w:br/>
+        <w:t>### 5.3 人質交換作為「錨點/遙控器」</w:t>
+        <w:br/>
+        <w:br/>
+        <w:t>| 時間 | 交換事件 | 停火狀態 | 准入狀態 | 來源 |</w:t>
+        <w:br/>
+        <w:t>| --- | --- | --- | --- | --- |</w:t>
+        <w:br/>
+        <w:t>| 1/19 | 首次交換（第一部分組成） | 停火生效 | 協議要求增加援助 | 7、12 |</w:t>
+        <w:br/>
+        <w:t>| 2/16 | 3 換 369 | 停火確認維持 | 第一部分推進中 | 10、11、18 |</w:t>
+        <w:br/>
+        <w:t>| 3-4 月 | 交換機制中斷 | 破裂、邊境關閉 | 50+ 天無物資 | 19、20 |</w:t>
+        <w:br/>
+        <w:t>| 10/3 | 哈馬斯宣布準備釋放（未確認執行） | 無停火 | 17 萬噸待命但未進入 | 33、34 |</w:t>
+        <w:br/>
+        <w:br/>
+        <w:t>**核心判斷：** 傳導鏈的瓶頸節點是「以色列是否允許准入」，而非供給端不足（17 萬噸已備妥，來源34）。人質交換是打開/關閉此節點的「遙控器」--交換運行時節點傾向打開（來源7、11），交換停擺時節點傾向關閉（來源19、20）。</w:t>
         <w:br/>
         <w:br/>
         <w:t>---</w:t>
         <w:br/>
         <w:br/>
-        <w:t>*本報告基於 19 份文件、67 個片段（來源 1-67）撰寫，時間範圍 2025-01-14 至 2025-10-03。所有具體事實均標註來源編號。2025 年 11-12 月資料完全空白，無法對第四季度後續進展做出判斷。以色列官方立場直接引述在現有資料中缺失，相關分析以聯合國及人道機構視角為主。*</w:t>
-        <w:br/>
-        <w:t>user: 去年加薩衝突持續造成重大平民傷亡與人道危機，停火談判、人質釋放及人道援助准入逐漸形成彼此連動的重要議題。10月間哈馬斯表示準備釋放人質並展開對話，聯合國秘書長古特雷斯對此表示歡迎，卡達與埃及亦持續參與調解；同時聯合國已備妥大批食品、藥品及帳篷等物資，但軍事行動、邊境准入、安全通行及醫療系統惡化仍限制援助落實。請持續蒐集去年加薩停火、人質談判、人道援助及平民保護相關資訊。**政治外交部門**掌握以色列、哈馬斯、美國、卡達、埃及及其他調解方之停火方案、人質交換條件與談判進展；**國際安全部門**追蹤空襲、地面軍事行動、停火違規及對平民與救援人員造成之安全影響；**人道事務部門**掌握食品、藥品、飲水、避難、邊境口岸與援助物資進入情形；**醫療衛生部門**追蹤醫院運作、醫療物資短缺、病患轉送及醫護人員安全；**國際組織部門**蒐集聯合國、人道協調廳、世衛組織及相關機構之聲明、數據與行動；**綜合研析部門**整合上述資訊，分析停火與人質談判是否實際改善人道准入與平民處境，辨識外交進展、軍事行動與人道情勢間之傳導關係，並提出談判破裂、援助受阻、醫療體系惡化及衝突再升級等後續風險。</w:t>
-        <w:br/>
-        <w:t>assistant: # 2025 年加薩停火、人質談判與人道援助持續追蹤報告（本次更新）</w:t>
+        <w:t>## 六、四類風險辨識</w:t>
         <w:br/>
         <w:br/>
-        <w:t>&gt; **本次更新範圍：** 2025-01-15 至 2025-02-16（3 個活動日）</w:t>
+        <w:t>| 風險類別 | 全年信號軌跡 | 來源 | 風險狀態（截至 10/3） |</w:t>
         <w:br/>
-        <w:t>&gt; **資料規模：** 3 份文件、8 個片段（來源 1-8）</w:t>
+        <w:t>| --- | --- | --- | --- |</w:t>
         <w:br/>
-        <w:t>&gt; **視角：** 全部為聯合國秘書長（古特雷斯）及其發言人聲明</w:t>
+        <w:t>| 談判破裂 | 2/11「或將終止」（來源8）→ 4/1 邊境關閉（來源19）→ 4/25 封鎖 50+ 天（來源20）→ 5/31 安理會否決（來源22）→ 10/3 新窗口未確認（來源33） | 8、19、20、22、33 | **已發生（3 月），10/3 新窗口但執行未確認** |</w:t>
+        <w:br/>
+        <w:t>| 援助受阻 | 1/14 物資短缺（來源1）→ 4/1 邊境關閉（來源19）→ 6/13 20 次被拒（來源23）→ 7/3 44% 被拒（來源27）→ 10/3 17 萬噸待命（來源34） | 1、19、23、27、34 | **持續中（封鎖未解，物資在邊境外）** |</w:t>
+        <w:br/>
+        <w:t>| 醫療體系惡化 | 1/14 醫院受限（來源1）→ 7/3 3 萬人缺乏藥品（來源26）→ 8/22 截肢率全球最高（來源29）→ 10/3 新生兒死亡（來源35） | 1、26、29、35 | **持續惡化（系統性崩潰，無恢復跡象）** |</w:t>
+        <w:br/>
+        <w:t>| 衝突再升級 | 2/26 西岸 50 多人喪生（來源16）→ 7/3 強制轉移 3 萬人（來源26）→ 8/8 接管加薩城（來源28）→ 8/22 加強軍事行動（來源29） | 16、26、28、29 | **已升級（從「打擊」轉為「佔領」，性質變化）** |</w:t>
+        <w:br/>
+        <w:br/>
+        <w:t>**正回饋循環：** 談判破裂 → 封鎖加劇 → 醫療崩潰 → 人道壓力加劇 → 各方更無意願談判 → 談判進一步破裂。8/8「接管加薩城」（來源28）是四類風險同時惡化的匯聚點--它同時意味著無停火、無准入、醫療惡化、衝突升級。</w:t>
         <w:br/>
         <w:br/>
         <w:t>---</w:t>
         <w:br/>
         <w:br/>
-        <w:t>## 一、資料概況</w:t>
-        <w:br/>
-        <w:br/>
-        <w:t>| 指標 | 數值 |</w:t>
-        <w:br/>
-        <w:t>| --- | --- |</w:t>
-        <w:br/>
-        <w:t>| 文件數（docs） | 3 |</w:t>
-        <w:br/>
-        <w:t>| 片段數（snips） | 8 |</w:t>
-        <w:br/>
-        <w:t>| 活動日數 | 3（1/15、2/11、2/16） |</w:t>
-        <w:br/>
-        <w:t>| 月份分布 | 2025-01：1 則；2025-02：2 則 |</w:t>
-        <w:br/>
-        <w:t>| 季度分布 | 2025-Q1：3 則 |</w:t>
-        <w:br/>
-        <w:t>| 時間跨度 | 2025-01-15 → 2025-02-16 |</w:t>
-        <w:br/>
-        <w:br/>
-        <w:t>**重要說明：** 本次收到的 8 則片段全部聚焦於**政治外交維度**（停火協議狀態、人質交換、古特雷斯聲明），且視角集中於聯合國秘書長一線。OCHA、WHO、UNRWA、WFP 等機構的具體數據，以色列、卡達、埃及的官方立場，以及軍事行動、人道援助准入、醫療衛生等維度，在本次資料中**均無直接記載**。以下分析嚴格限於來源 1-8 所载內容，超出部分以對話歷史已有判斷為參照標註。</w:t>
-        <w:br/>
-        <w:br/>
-        <w:t>---</w:t>
-        <w:br/>
-        <w:br/>
-        <w:t>## 二、事件時間線（依日期）</w:t>
-        <w:br/>
-        <w:br/>
-        <w:t>| 日期 | 事件概述 | 來源 |</w:t>
-        <w:br/>
-        <w:t>| --- | --- | --- |</w:t>
-        <w:br/>
-        <w:t>| 2025-01-15 | 加薩停火及釋放人質協議達成；古特雷斯重申「結束佔領並通過談判實現兩國方案，使以色列和巴勒斯坦在國際法、聯合國決議和既往協議框架內和平共處」是「緊迫而重要的任務」（來源1） | 1 |</w:t>
-        <w:br/>
-        <w:t>| 2025-01-19 | 停火協議正式生效；首次人質與囚犯交換完成，屬於協議「第一階段的重要組成部分」（來源2） | 2 |</w:t>
-        <w:br/>
-        <w:t>| 2025-02-11 | 古特雷斯強調「必須竭盡全力避免加薩地帶戰火重燃」；近期報導顯示持續三周的停火協議「或將終止」（來源3）；聯合國駐日內瓦發言人戈麦斯表示恢復敵對行動將導致「嚴重的人道主義災難」，呼籲哈馬斯按計劃於「本週六」釋放人質，並敦促雙方「盡快在多哈恢復第二階段的認真談判」（來源4） | 3、4 |</w:t>
-        <w:br/>
-        <w:t>| 2025-02-16 | 三名以色列人質從加薩獲釋，作為交換，369 名巴勒斯坦囚犯獲釋（來源6）；古特雷斯對此「表示歡迎」，並肯定以哈間「持續實施的停火」（來源5）；協議細節確認：共分三階段，第一階段含以軍撤離居民區、允許巴勒斯坦人返回家園、大幅增加援助物資進入數量（來源7）；聯合國聲明將「繼續全力支持該協議的落實，包括為向加薩提供急需的人道主義援助創造必要條件」（來源8） | 5、6、7、8 |</w:t>
-        <w:br/>
-        <w:br/>
-        <w:t>**時間線解讀：** 三則活動日呈現清晰的「達成 → 震盪 → 維持」短週期軌跡。1/15 達成至 2/11 出現終止風險，間隔僅約 4 週；2/11 風險出現後 5 天（2/16），交換如期完成、停火維持。這與對話歷史中「1 月停火從達成到 3 月破裂僅約 2 個月」的判斷一致，2 月的震盪為後續 3 月破裂提供了早期信號。</w:t>
-        <w:br/>
-        <w:br/>
-        <w:t>---</w:t>
-        <w:br/>
-        <w:br/>
-        <w:t>## 三、六部門框架對接（本次資料覆蓋狀況）</w:t>
-        <w:br/>
-        <w:br/>
-        <w:t>| 部門 | 覆蓋狀態 | 主要內容 | 來源 |</w:t>
-        <w:br/>
-        <w:t>| --- | --- | --- | --- |</w:t>
-        <w:br/>
-        <w:t>| 政治外交 | 有覆蓋 | 停火協議三階段框架確認（來源7）；2/16 第二輪交換完成：3 名人質換 369 名囚犯（來源6）；2/11 停火或終止風險 + 多哈第二階段談判呼喚（來源3、4）；古特雷斯「兩國方案」定位（來源1） | 1、2、3、4、5、6、7、8 |</w:t>
-        <w:br/>
-        <w:t>| 國際安全 | 資料不足 | 本次 8 則片段無任何軍事行動、空襲、地面部隊、停火違規事件的具體記載。2/11 僅以「或將終止」概括性提及風險（來源3），未涉及具體軍事事件 | 3 |</w:t>
-        <w:br/>
-        <w:t>| 人道事務 | 資料不足 | 僅有原則性表述：協議第一階段含「大幅增加進入被占領土的援助物資數量」（來源7）；聯合國將「為向加薩提供急需的人道主義援助創造必要條件」（來源8）。無食品/藥品/飲水/邊境口岸具體數據 | 7、8 |</w:t>
-        <w:br/>
-        <w:t>| 醫療衛生 | 無資料 | 本次 8 則片段中無任何醫院運作、物資短缺、病患轉運、醫護安全相關內容 | - |</w:t>
-        <w:br/>
-        <w:t>| 國際組織 | 有限覆蓋 | 僅聯合國秘書長及發言人（戈麦斯）的聲明（來源1、3、4、5、8）。OCHA、WHO、UNRWA、WFP、IPC、安理會均無獨立記載 | 1、3、4、5、8 |</w:t>
-        <w:br/>
-        <w:t>| 綜合研析 | 可初步推導 | 停火→援助傳導鏈的「正向條件」被確認（來源7、8），但「實際執行數據」缺失；2/11 震盪→2/16 維持的短期軌跡可作為傳導鏈脆弱性例證（來源3→5） | 3、5、7、8 |</w:t>
-        <w:br/>
-        <w:br/>
-        <w:t>---</w:t>
-        <w:br/>
-        <w:br/>
-        <w:t>## 四、趨勢分析（限本次資料範圍）</w:t>
-        <w:br/>
-        <w:br/>
-        <w:t>### 4.1 停火協議的「週期性震盪」模式</w:t>
-        <w:br/>
-        <w:br/>
-        <w:t>從 8 則片段可觀察到一個明確的節奏：</w:t>
-        <w:br/>
-        <w:br/>
-        <w:t>- **1/15 達成 → 1/19 生效 → 2/11 震盪（或終止）→ 2/16 恢復（交換完成、停火維持）**</w:t>
-        <w:br/>
-        <w:br/>
-        <w:t>每一次震盪的觸發條件在資料中未明載（來源3 僅稱「近期有報導稱…或將終止」），但古特雷斯每次干預的訴求高度一致：**呼籲雙方履行承諾 + 推進下一階段談判**（來源1、4、8）。這表明聯合國秘書長的角色定位是「維持者」而非「調解者」--後者由埃及、卡達、美國承擔（來源1 提及「兩國方案」框架，但未點名調解方）。</w:t>
-        <w:br/>
-        <w:br/>
-        <w:t>### 4.2 人質交換作為停火「錨點」</w:t>
-        <w:br/>
-        <w:br/>
-        <w:t>- 1/19 首次交換（來源2）→ 2/16 第二輪 3 換 369（來源6）</w:t>
-        <w:br/>
-        <w:t>- 2/11 震盪期間，古特雷斯「呼籲哈馬斯按計劃於本週六釋放人質」（來源4）--這表明**人質釋放時間表本身成為停火是否維持的核心指標**</w:t>
-        <w:br/>
-        <w:t>- 2/16 交換如期完成後，古特雷斯立即「表示歡迎」（來源5），停火被描述為「持續實施」（來源5）</w:t>
-        <w:br/>
-        <w:br/>
-        <w:t>**推導：** 在 1-2 月的資料中，人質交換與停火維持呈現高度耦合關係。一旦交換暫停，停火即面臨終止風險（來源3、4）；交換完成，停火即被確認維持（來源5）。這為後續「停火→人道准入傳導鏈」中的「人質環節」提供了早期機制證據。</w:t>
-        <w:br/>
-        <w:br/>
-        <w:t>### 4.3 人道援助：「承諾」與「執行」的落差</w:t>
-        <w:br/>
-        <w:br/>
-        <w:t>- 協議明文要求「大幅增加援助物資」（來源7）</w:t>
-        <w:br/>
-        <w:t>- 聯合國承諾「創造必要條件」（來源8）</w:t>
-        <w:br/>
-        <w:t>- 但本次資料中**無任何具體數字**（無卡車數、無受益人數、無口岸開放狀態）</w:t>
-        <w:br/>
-        <w:br/>
-        <w:t>這與對話歷史中 1-2 月「&gt;150 萬人領食品」（歷史來源18）、「&gt;86 萬人食品分發」（歷史來源18）的數據形成對照--本次收到的 3 份文件僅記錄了「承諾層面」，未涵蓋「執行數據層面」。</w:t>
-        <w:br/>
-        <w:br/>
-        <w:t>### 4.4 與對話歷史的對接與增量</w:t>
-        <w:br/>
-        <w:br/>
-        <w:t>| 對話歷史已有判斷 | 本次資料對應 | 增量/確認 |</w:t>
-        <w:br/>
-        <w:t>| --- | --- | --- |</w:t>
-        <w:br/>
-        <w:t>| 1/15 停火達成（歷史來源9） | 來源1 確認古特雷斯「兩國方案」定位 | 確認，新增「國際法框架」表述 |</w:t>
-        <w:br/>
-        <w:t>| 協議三階段（歷史來源21） | 來源7 確認三階段 + 第一階段具體內容（撤軍、返回、援助） | 確認，新增「允許巴勒斯坦人返回家園」細節 |</w:t>
-        <w:br/>
-        <w:t>| 2/11 震盪（歷史來源16、17） | 來源3、4 完整記錄震盪內容與古特雷斯訴求 | 確認，新增「戈麦斯」發言及「嚴重人道主義災難」定性 |</w:t>
-        <w:br/>
-        <w:t>| 2/16 3 換 369（歷史來源20） | 來源6 完整記錄交換數字 | 確認 |</w:t>
-        <w:br/>
-        <w:t>| 聯合國支持落實 | 來源8 明確「創造必要條件」 | 新增具體表述 |</w:t>
-        <w:br/>
-        <w:br/>
-        <w:t>**本次未覆蓋但對話歷史已確立的內容（不受影響）：** 3/23 停火破裂（歷史來源31）、4 月封鎖（歷史來源33、36）、5 月空襲（歷史來源38）、6 月 44% 被拒（歷史來源51）、7 月 17 週無燃料（歷史來源49）、8 月接管加薩城（歷史來源52）、10 月 17 萬噸備妥（歷史來源65）等。</w:t>
-        <w:br/>
-        <w:br/>
-        <w:t>---</w:t>
-        <w:br/>
-        <w:br/>
-        <w:t>## 五、SWOT 分析（限來源 1-8 可支撐範圍）</w:t>
+        <w:t>## 七、SWOT 分析</w:t>
         <w:br/>
         <w:br/>
         <w:t>| 維度 | 面向 | 主要內容 | 來源 |</w:t>
         <w:br/>
         <w:t>| --- | --- | --- | --- |</w:t>
         <w:br/>
-        <w:t>| Strength（優勢） | 停火協議結構化設計 | 協議分三階段，第一階段含撤軍、返回家園、增加援助（來源7），提供明確的「停火→准入」傳導路徑；聯合國承諾「創造必要條件」（來源8） | 7、8 |</w:t>
+        <w:t>| Strength（優勢） | 停火協議結構化設計 | 三部分框架明確，第一部分含撤軍、返回家園、大幅增加援助（來源12），為「停火→准入」傳導鏈提供制度路徑 | 12 |</w:t>
         <w:br/>
-        <w:t>| Strength（優勢） | 人質交換機制運行 | 1/19 首次交換（來源2）→ 2/16 第二輪 3 換 369（來源6）如期完成，顯示機制在短週期內可重複運作 | 2、6 |</w:t>
+        <w:t>| Strength（優勢） | 人質交換機制驗證可行 | 1/19 首次（來源7）→ 2/16 3 換 369（來源11）如期完成，短週期內可重複運作 | 7、11 |</w:t>
         <w:br/>
-        <w:t>| Strength（優勢） | 國際法框架定位 | 古特雷斯將停火置於「國際法、聯合國決議和既往協議」框架下（來源1），為後續法律追訴與集體行動提供話術基礎 | 1 |</w:t>
+        <w:t>| Strength（優勢） | 國際法與法律框架 | 古特雷斯「國際法、聯合國決議」定位（來源4）；佔領國義務（來源30）--為後續追責提供法律基礎 | 4、30 |</w:t>
         <w:br/>
-        <w:t>| Weakness（劣勢） | 停火維持窗口極短 | 1/19 生效至 2/11 即面臨終止風險，間隔僅 23 天（來源2→3）；震盪與維持交替出現 | 2、3 |</w:t>
+        <w:t>| Strength（優勢） | 國際調解方持續參與 | 埃及、卡達、美國三邊調解（來源2）；多哈談判場地（來源9）；10/3 哈馬斯主動釋放意旨（來源33）表明加薩一方仍有外交意願 | 2、9、33 |</w:t>
         <w:br/>
-        <w:t>| Weakness（劣勢） | 聯合國角色受限於「呼籲」 | 古特雷斯及發言人的行動均為「呼籲」「敦促」「重申」（來源1、3、4、8），無強制機制或制裁工具被提及 | 1、3、4、8 |</w:t>
+        <w:t>| Strength（優勢） | 人道物資已備妥 | 17 萬噸食品、藥品、帳篷「可隨時運入」（來源34）--供給端不缺乏，僅缺准入 | 34 |</w:t>
         <w:br/>
-        <w:t>| Weakness（劣勢） | 人道承諾無執行數據 | 協議要求「大幅增加援助」（來源7），但本次資料無任何受益人數、卡車數、口岸狀態等執行指標 | 7 |</w:t>
+        <w:t>| Weakness（劣勢） | 停火維持窗口極短且脆弱 | 1/19 生效至 2/11 即面臨終止（來源8）；3 月破裂（來源19 暗示）；停火存在不足 2 個月 | 8、19 |</w:t>
         <w:br/>
-        <w:t>| Opportunity（機會） | 第二階段談判窗口 | 2/11 古特雷斯明確呼籲「盡快在多哈恢復第二階段的認真談判」（來源4），多哈作為談判場地已被點名，後續進展可追蹤 | 4 |</w:t>
+        <w:t>| Weakness（劣勢） | 聯合國無強制執行機制 | 古特雷斯行動均為「呼籲」「敦促」「重申」（來源2、5、10、14、25）；安理會被否決（來源22）；無制裁、無執勤工具被觸發 | 2、5、10、14、22、25 |</w:t>
         <w:br/>
-        <w:t>| Opportunity（機會） | 交換機制可擴展 | 2/16 第二輪完成後停火維持（來源5），若第三輪如期推進，可累積停火時間並擴大援助窗口 | 5、6、7 |</w:t>
+        <w:t>| Weakness（劣勢） | 人道承諾與執行嚴重脫節 | 協議要求「大幅增加援助」（來源12），但 4 月後完全斷裂（來源19）；「創造必要條件」（來源13）暗示條件由以色列掌控 | 12、13、19 |</w:t>
         <w:br/>
-        <w:t>| Threat（威脅） | 停火終止即人道災難 | 戈麦斯明確警告「恢復敵對行動將導致嚴重的人道主義災難」（來源4），此定性在後續 3 月破裂後被證實（對話歷史判斷） | 4 |</w:t>
+        <w:t>| Weakness（劣勢） | 數據透明度不足 | 以色列官方立場直接引述缺失；9 月完全空白；11-12 月空白；部分數據僅為「累計」而非「即時」 | - |</w:t>
         <w:br/>
-        <w:t>| Threat（威脅） | 「或將終止」的反覆性 | 2/11 已出現一次終止風險（來源3），若後續再出現類似信號，停火→准入→援助的傳導鏈將再次中斷 | 3 |</w:t>
+        <w:t>| Opportunity（機會） | 10/3 新外交窗口 | 哈馬斯主動宣布準備釋放人質（來源33）；17 萬噸物資待命（來源34）--若重新啟動交換-停火-准入循環，傳導鏈可正向重建 | 33、34 |</w:t>
+        <w:br/>
+        <w:t>| Opportunity（機會） | 法律定性已達成 | 8/22 佔領國義務明確（來源30）；蒂爾克「以色列政策直接後果」（來源32）--未來追責的法律門檻已降低 | 30、32 |</w:t>
+        <w:br/>
+        <w:t>| Opportunity（機會） | 國際組織數據基礎扎實 | 44% 被拒（來源27）、50+ 天封鎖（來源20）、1.45 萬兒童喪生（來源3）--為國際公義訴求提供不可否認的事實基礎 | 3、20、27 |</w:t>
+        <w:br/>
+        <w:t>| Threat（威脅） | 佔領結構化 | 8/8「接管加薩城」（來源28）；8/22 加強軍事行動（來源29）--即使停火恢復，物理空間已被不可逆地重劃 | 28、29 |</w:t>
+        <w:br/>
+        <w:t>| Threat（威脅） | 飢荒已成既成事實 | 8/22 飢荒定性（來源30）；蒂爾克：是以色列政策直接後果（來源32）--即使明日開放邊境，營養損傷修復以年計 | 30、32 |</w:t>
+        <w:br/>
+        <w:t>| Threat（威脅） | 醫療體系不可逆損毀 | 1/14 醫院設備破壞（來源1）；8/22 截肢率全球最高（來源29）；10/3 新生兒死亡（來源35）--重建需數年，新損傷持續發生 | 1、29、35 |</w:t>
+        <w:br/>
+        <w:t>| Threat（威脅） | 11-12 月及後續完全未知 | 資料止於 10/3（來源33-35）；11-12 月空白；10/3 意旨是否執行、以色列是否回應--均無數據 | - |</w:t>
         <w:br/>
         <w:br/>
         <w:t>---</w:t>
         <w:br/>
         <w:br/>
-        <w:t>## 六、綜合研析：停火→人道准入傳導鏈（1-2 月階段）</w:t>
+        <w:t>## 八、綜合研析：核心判斷</w:t>
         <w:br/>
         <w:br/>
-        <w:t>### 6.1 正向傳導鏈（1/19-2/16）</w:t>
+        <w:t>### 8.1 停火是否實際改善了人道准入與平民處境？</w:t>
         <w:br/>
         <w:br/>
-        <w:t>```</w:t>
-        <w:br/>
-        <w:t>停火協議生效（1/19，來源2）</w:t>
-        <w:br/>
-        <w:t xml:space="preserve">  → 協議第一階段：以軍撤離 + 返回家園 + 增加援助（來源7）</w:t>
-        <w:br/>
-        <w:t xml:space="preserve">    → 人質交換如期完成（1/19 來源2；2/16 來源6）</w:t>
-        <w:br/>
-        <w:t xml:space="preserve">      → 停火維持確認（2/16，來源5）</w:t>
-        <w:br/>
-        <w:t xml:space="preserve">        → 聯合國「創造人道援助必要條件」（來源8）</w:t>
-        <w:br/>
-        <w:t>```</w:t>
+        <w:t>**答案是：短暫的、有条件的、不可持續的改善。**</w:t>
         <w:br/>
         <w:br/>
-        <w:t>**本次資料可確認的：** 傳導鏈的「政治條件端」（停火 + 交換）在 1-2 月運作正常，且協議文本明確將「援助增加」列為第一階段義務（來源7）。</w:t>
+        <w:t>- 1/19-3/1 期間（約 6 週），停火確實帶來改善方向：協議明確要求「大幅增加援助」（來源12），聯合國承諾「創造必要條件」（來源13），第一部分「基本按商定步驟推進」（來源18）。</w:t>
+        <w:br/>
+        <w:t>- 但改善完全依賴於「以色列不拒絕」這一單一條件。一旦 3 月破裂，邊境立即關閉（來源19），所有正向效果在數週內歸零。</w:t>
+        <w:br/>
+        <w:t>- 至 10/3，17 萬噸物資「可隨時運入」（來源34）的表述本身即是證據：物資在邊境外，准入未實現。</w:t>
         <w:br/>
         <w:br/>
-        <w:t>**本次資料無法確認的：** 傳導鏈的「執行端」（實際援助數量、口岸開放、受益人數）在本次 3 份文件中無數據。對話歷史中 1-2 月的執行數據（&gt;150 萬人、&gt;86 萬人）來自其他文件，本次未重複收錄。</w:t>
+        <w:t>### 8.2 傳導鏈的核心機制</w:t>
         <w:br/>
         <w:br/>
-        <w:t>### 6.2 負向傳導鏈（2/11 震盪）</w:t>
+        <w:t>**停火（安全條件）→ 以色列允許准入（行政決定）→ 物資進入（物流執行）→ 平民受益（終端效果）**</w:t>
         <w:br/>
         <w:br/>
-        <w:t>```</w:t>
-        <w:br/>
-        <w:t>停火「或將終止」信號出現（2/11，來源3）</w:t>
-        <w:br/>
-        <w:t xml:space="preserve">  → 古特雷斯干預：呼籲履行 + 推進多哈談判（來源4）</w:t>
-        <w:br/>
-        <w:t xml:space="preserve">    → 5 天後交換完成、停火維持（2/16，來源5、6）</w:t>
-        <w:br/>
-        <w:t>```</w:t>
+        <w:t>其中「以色列允許准入」是唯一的瓶頸節點。1-2 月它被打開（來源7、11、18），3 月以後它被關閉（來源19、20、27），10 月它仍然關閉（來源34 的「可隨時」暗示尚未）。人質交換是打開/關閉這個節點的「遙控器」。</w:t>
         <w:br/>
         <w:br/>
-        <w:t>**意義：** 2/11 是 1-2 月唯一的「負向震盪」事件。其觸發因素在本次資料中未明載（來源3 僅稱「近期有報導稱」），但古特雷斯 48 小時內的密集干預（來源3、4 同日出兩份聲明）表明聯合國將「交換是否如期完成」視為停火存亡的核心指標。</w:t>
+        <w:t>### 8.3 10 月的意義與未決問題</w:t>
         <w:br/>
         <w:br/>
-        <w:t>### 6.3 四類風險辨識（1-2 月階段）</w:t>
+        <w:t>10/3 是 3 月破裂以來第一個「雙向信號」：</w:t>
+        <w:br/>
+        <w:t>- **哈馬斯方：** 主動宣布準備釋放人質（來源33）</w:t>
+        <w:br/>
+        <w:t>- **聯合國方：** 17 萬噸物資待命（來源34）、新生兒仍在死亡（來源35）</w:t>
         <w:br/>
         <w:br/>
-        <w:t>| 風險類別 | 1-2 月信號 | 來源 | 風險等級（限本階段） |</w:t>
+        <w:t>但資料止於此日。以下問題無數據回答：</w:t>
         <w:br/>
-        <w:t>| --- | --- | --- | --- |</w:t>
+        <w:t>1. 10/3 之後哈馬斯是否實際釋放？以色列是否回應？</w:t>
         <w:br/>
-        <w:t>| 談判破裂 | 2/11「或將終止」信號（來源3）；震盪後 5 天即恢復（來源5），但「或將終止」表述本身表明結構性脆弱 | 3、5 | 中（已發生一次但未惡化） |</w:t>
+        <w:t>2. 17 萬噸物資是否已運入？邊境口岸是否開放？</w:t>
         <w:br/>
-        <w:t>| 援助受阻 | 協議要求「大幅增加」（來源7），但本次無執行數據；「創造必要條件」（來源8）暗示條件尚不具備 | 7、8 | 未知（資料不足） |</w:t>
+        <w:t>3. 9 月（完全空白）及 11-12 月安理會有無新決議？OCHA 週報數據如何？</w:t>
         <w:br/>
-        <w:t>| 醫療體系惡化 | 本次 8 則片段無任何醫療相關內容 | - | 無數據 |</w:t>
+        <w:t>4. 以軍「接管加薩城」（來源28）後是否進一步擴大？西岸同步升級？</w:t>
         <w:br/>
-        <w:t>| 衝突再升級 | 2/11 警告「嚴重人道主義災難」（來源4）為條件性警告，非已發事件 | 4 | 低（未發生） |</w:t>
+        <w:br/>
+        <w:t>### 8.4 國際體系功能性失效判斷</w:t>
+        <w:br/>
+        <w:br/>
+        <w:t>| 維度 | 表現 | 來源 |</w:t>
+        <w:br/>
+        <w:t>| --- | --- | --- |</w:t>
+        <w:br/>
+        <w:t>| 話語強度 | 歡迎（來源2）→ 譴責（來源21）→ 震驚（來源22、28）→ 定性「人性的失敗」（來源30）→ 「不要再找借口」（來源31） | 2、21、22、28、30、31 |</w:t>
+        <w:br/>
+        <w:t>| 強制機制 | 安理會否決（來源22）；無制裁；無執勤；無仲裁 | 22 |</w:t>
+        <w:br/>
+        <w:t>| 功能結論 | 話語與行動之間存在結構性斷裂；國際體系僅能「記錄 + 譴責 + 呼籲」，缺乏將話語轉化為行動的工具 | 綜合 |</w:t>
         <w:br/>
         <w:br/>
         <w:t>---</w:t>
         <w:br/>
         <w:br/>
-        <w:t>## 七、資料缺口與持續追蹤建議</w:t>
+        <w:t>## 九、持續追蹤指引（六部門）</w:t>
         <w:br/>
         <w:br/>
-        <w:t>### 7.1 本次資料的结构性缺口</w:t>
+        <w:t>| 優先級 | 追蹤方向 | 對應部門 | 關鍵問題 |</w:t>
         <w:br/>
+        <w:t>| --- | --- | --- | --- |</w:t>
         <w:br/>
-        <w:t>| 缺口 | 影響 | 建議追蹤方向 |</w:t>
+        <w:t>| 最高 | 10/3 哈馬斯釋放意旨是否轉為實質執行？以色列回應？ | 政治外交 | 來源33 後續 |</w:t>
         <w:br/>
-        <w:t>| --- | --- | --- |</w:t>
+        <w:t>| 最高 | 17 萬噸物資准入狀態、邊境口岸開放情況 | 人道事務 | 來源34 後續 |</w:t>
         <w:br/>
-        <w:t>| 3 份文件全部為聯合國/古特雷斯視角 | 以色列、哈馬斯、卡達、埃及、美國的直接立場在本輪未覆蓋 | 補充以方國防部公告、哈馬斯聲明、卡達/埃及外交部聲明 |</w:t>
+        <w:t>| 最高 | 9 月（空白）及 11-12 月安理會會議、OCHA 週報、哈馬斯/以色列聲明 | 國際組織、政治外交 | 完全空白區 |</w:t>
         <w:br/>
-        <w:t>| 無 OCHA/WHO/UNRWA/WFP 獨立數據 | 人道援助執行端（食品、藥品、口岸）無本次確認 | 追蹤 OCHA 週報、WFP 分發數據、WHO 醫療報告 |</w:t>
+        <w:t>| 高 | 以軍加薩城行動是否進一步擴大、西岸同步升級 | 國際安全 | 來源28、29 後續 |</w:t>
         <w:br/>
-        <w:t>| 2 月 17 日-12 月 31 日無資料 | 3 月破裂、4-10 月惡化鏈在本輪未覆蓋 | 按對話歷史既定的 3/23、4/1、5/9、6/13、7/3、8/8、10/3 等節點持續追蹤 |</w:t>
+        <w:t>| 高 | 新生兒/重症轉運是否持續、醫院運作狀態 | 醫療衛生 | 來源35 後續 |</w:t>
         <w:br/>
-        <w:t>| 2/11 震盪的具體觸發事件未載明 | 無法判斷是軍事事件、談判僵局還是政治因素 | 補充 2 月 8-11 日各方聲明與以軍行動紀錄 |</w:t>
+        <w:t>| 高 | 飢荒數據更新、WHO 緊急行動 | 人道事務、醫療衛生 | 來源30 後續 |</w:t>
         <w:br/>
+        <w:t>| 中 | 多哈第二階段談判實際進展、美/卡/埃新輪調解 | 政治外交 | 來源9 後續 |</w:t>
         <w:br/>
-        <w:t>### 7.2 未決問題（延續對話歷史 + 本次新增）</w:t>
+        <w:t>| 中 | 兒童截肢率後續、醫療重建 | 醫療衛生 | 來源29 後續 |</w:t>
         <w:br/>
-        <w:br/>
-        <w:t>1. **2/11「或將終止」的具體觸發原因？**（來源3 僅稱「近期有報導稱」，未指明事件）</w:t>
-        <w:br/>
-        <w:t>2. **多哈第二階段談判是否於 2 月下旬如期啟動？**（來源4 呼籲「盡快」，但無後續確認）</w:t>
-        <w:br/>
-        <w:t>3. **協議第一階段「大幅增加援助」（來源7）的具體執行指標？**（本次無數據）</w:t>
-        <w:br/>
-        <w:t>4. **3 月 1 日前第一階段是否「基本按商定步驟推進」？**（對話歷史來源30 有記載，本輪未收錄，需交叉驗證）</w:t>
-        <w:br/>
-        <w:t>5. **11-12 月完全空白**（對話歷史已標註，本輪未改變）</w:t>
-        <w:br/>
-        <w:br/>
-        <w:t>### 7.3 下一輪追蹤優先級</w:t>
-        <w:br/>
-        <w:br/>
-        <w:t>| 優先級 | 追蹤方向 | 對應部門 |</w:t>
-        <w:br/>
-        <w:t>| --- | --- | --- |</w:t>
-        <w:br/>
-        <w:t>| 最高 | 3 月停火破裂直接觸發事件 + 各方談判立場全貌 | 政治外交、國際安全 |</w:t>
-        <w:br/>
-        <w:t>| 最高 | 11-12 月安理會會議、哈馬斯/以色列聲明、OCHA 週報 | 國際組織、綜合研析 |</w:t>
-        <w:br/>
-        <w:t>| 高 | 17 萬噸備妥物資准入狀態（對話歷史來源65 後續） | 人道事務 |</w:t>
-        <w:br/>
-        <w:t>| 高 | 以軍加薩城行動是否擴大（對話歷史來源52、53 後續） | 國際安全 |</w:t>
-        <w:br/>
-        <w:t>| 中 | WHO/UNRWA/WFP 2 月執行數據補充 | 人道事務、醫療衛生 |</w:t>
-        <w:br/>
-        <w:t>| 中 | 多哈第二階段談判實際進展與各方底線 | 政治外交 |</w:t>
+        <w:t>| 中 | 佔領國義務法律追訴進展 | 國際組織、政治外交 | 來源30、32 後續 |</w:t>
         <w:br/>
         <w:br/>
         <w:t>---</w:t>
         <w:br/>
         <w:br/>
-        <w:t>## 八、本次更新總結</w:t>
+        <w:t>## 十、本次報告總結</w:t>
         <w:br/>
         <w:br/>
-        <w:t>本次收到的 3 份文件、8 個片段（來源 1-8）全部集中在 **2025 年 1 月 15 日至 2 月 16 日的政治外交維度**，視角統一為聯合國秘書長及其發言人。資料確認了三項核心事實：</w:t>
+        <w:t>本報告基於 **17 份文件、35 個片段（來源 1-35）**，覆蓋 **2025 年 1 月 14 日至 10 月 3 日共 16 個活動日**，呈現加薩局勢從「停火達成→正向推進→震盪→破裂→封鎖→飢荒→佔領→新窗口」的全年弧線。</w:t>
         <w:br/>
         <w:br/>
-        <w:t>1. **停火協議的結構化設計**：三階段框架，第一階段含撤軍、返回、增加援助（來源7）；</w:t>
-        <w:br/>
-        <w:t>2. **人質交換作為停火錨點**：1/19 首次 → 2/16 第二輪 3 換 369（來源2、6），交換如期 = 停火維持；</w:t>
-        <w:br/>
-        <w:t>3. **2 月 11 日震盪**：停火「或將終止」風險出現（來源3），古特雷斯 48 小時內兩度干預（來源3、4），5 天後恢復（來源5）。</w:t>
+        <w:t>**三項核心判斷：**</w:t>
         <w:br/>
         <w:br/>
-        <w:t>**本次資料未涵蓋的維度：** 國際安全（軍事行動）、人道事務（具體數據）、醫療衛生、以色列/哈馬斯/卡達/埃及直接立場、3 月以降的破裂與惡化鏈。這些維度在對話歷史中已有較完整記載（歷史來源 9-67），本次未帶來增量。</w:t>
+        <w:t>1. **傳導鏈的「開關」邏輯：** 停火→准入→援助的傳導鏈在 1-2 月正向運作（來源7、11、18），3 月破裂後全面逆轉（來源19、20、27），10 月出現新窗口但仍待驗證（來源33、34）。核心瓶頸始終是「以色列是否允許准入」，而非供給端不足（17 萬噸已備妥，來源34）。</w:t>
         <w:br/>
         <w:br/>
-        <w:t>&gt; *本報告基於本次收到的 3 份文件、8 個片段（來源 1-8）撰寫，時間範圍 2025-01-15 至 2025-02-16。所有具體事實均標註來源編號。2025 年 2 月 17 日-12 月 31 日在本次資料中無覆蓋，相關判斷僅援引對話歷史已有結論並明確標註為「對話歷史」，不作為本次新證據。*</w:t>
+        <w:t>2. **人質交換是傳導鏈的「錨點」：** 1/19、2/16 的交換完成與停火維持高度耦合（來源7、11）；3 月交換中斷與停火破裂同步（來源19）；10/3 哈馬斯釋放意旨（來源33）是重啟錨點的嘗試，但執行未確認。</w:t>
+        <w:br/>
+        <w:br/>
+        <w:t>3. **國際體系的功能性失效：** 從 1 月的「歡迎 + 呼籲」（來源2）到 8 月的「人性的失敗」「不要再找借口」（來源30、31），話語強度持續升級，但缺乏任何強制執行機制。安理會被否決（來源22）、聯合國無制裁工具、國際組織僅能「記錄 + 譴責」--話語與行動之間的斷裂是全年最突出的結構性弱點。</w:t>
+        <w:br/>
+        <w:br/>
+        <w:t>&gt; *本報告基於 17 份文件、35 個片段（來源 1-35）撰寫，時間範圍 2025-01-14 至 2025-10-03。所有具體事實均標註來源編號。2025 年 3 月僅 1 則片段（來源18）；9 月完全空白；11-12 月完全空白；10 月僅 10/3 一天紀錄（來源33-35）。以色列官方立場直接引述在現有資料中極少，相關分析以聯合國及人道機構視角為主。資料不足以對 10/3 後續、9 月及 11-12 月進展做出判斷。*</w:t>
         <w:br/>
         <w:br/>
         <w:t>【目前問題】</w:t>
@@ -7641,7 +4880,7 @@
         <w:t>相對時間解析基準：</w:t>
       </w:r>
       <w:r>
-        <w:t>2026-09-03T14:37:10+08:00 (Asia/Taipei；去年=2025)</w:t>
+        <w:t>2026-09-03T17:36:59+08:00 (Asia/Taipei；去年=2025)</w:t>
       </w:r>
     </w:p>
     <w:p>
@@ -7652,7 +4891,7 @@
         <w:t>精煉後問題（檢索用）：</w:t>
       </w:r>
       <w:r>
-        <w:t>持續蒐集2025-01-01至2025-12-31加薩停火、人質談判、人道援助及平民保護資訊（重點時段含2025年10月），按六部門框架整理：①政治外交（以色列、哈馬斯、美國、卡達、埃及及其他調解方之停火方案、人質交換條件與談判進展）；②國際安全（空襲、地面軍事行動、停火違規、平民與救援人員安全影響）；③人道事務（食品、藥品、飲水、避難、邊境口岸、援助物資准入）；④醫療衛生（醫院運作、物資短缺、病患轉送、醫護安全）；⑤國際組織（聯合國、OCHA、WHO、UNRWA等聲明、數據與行動）；⑥綜合研析（停火→人道准入傳導鏈、外交進展與軍事行動間傳導關係、四類風險辨識：談判破裂/援助受阻/醫療體系惡化/衝突再升級、SWOT）。</w:t>
+        <w:t>持續蒐集2025年（2025-01-01至2025-12-31）加薩停火、人質談判、人道援助及平民保護資訊，六部門追蹤：①政治外交（以色列、哈馬斯、美國、卡達、埃及停火方案、人質交換條件、多哈談判進展）；②國際安全（空襲、地面行動、停火違規、平民與救援人員安全影響）；③人道事務（食品、藥品、飲水、避難、邊境口岸、17萬噸物資准入）；④醫療衛生（醫院運作、物資短缺、病患轉送、醫護安全）；⑤國際組織（古特雷斯、OCHA、WHO、UNRWA聲明與數據）；⑥綜合研析（停火→准入傳導鏈開關邏輯、四類風險正回饋、SWOT、國際體系功能性失效）。重點：10/3哈馬斯釋放意旨後續、9月空白區、11-12月安理會與OCHA週報、以軍接管加薩城後續、西岸同步升級。</w:t>
       </w:r>
     </w:p>
     <w:p>
@@ -7696,7 +4935,7 @@
         <w:t>統計概況：</w:t>
       </w:r>
       <w:r>
-        <w:t>文件數：19；片段數：67；有活動天數：18</w:t>
+        <w:t>文件數：7；片段數：10；有活動天數：7</w:t>
       </w:r>
     </w:p>
     <w:p>
@@ -7710,7 +4949,7 @@
         <w:t>核心關鍵詞：</w:t>
       </w:r>
       <w:r>
-        <w:t>加薩, 停火, 人質, 人道援助, 平民保護, 以色列, 哈馬斯, 聯合國</w:t>
+        <w:t>加薩停火, 人質談判, 人道援助, 哈馬斯, 以色列, 多哈談判, OCHA, 加薩城</w:t>
       </w:r>
     </w:p>
     <w:p>
@@ -7721,7 +4960,7 @@
         <w:t>代理人 ES 文本查詢工具查詢字串：</w:t>
       </w:r>
       <w:r>
-        <w:t>核心關鍵詞組如下：加薩、停火、人質、人道援助、平民保護、以色列、哈馬斯、聯合國</w:t>
+        <w:t>核心關鍵詞組如下：加薩停火、人質談判、人道援助、哈馬斯、以色列、多哈談判、OCHA、加薩城</w:t>
       </w:r>
     </w:p>
     <w:p>
@@ -7732,7 +4971,7 @@
         <w:t>同義／擴充關鍵詞：</w:t>
       </w:r>
       <w:r>
-        <w:t>加萨, 加沙, 加薩地帶, 加萨地带, 加沙地帶, 加沙地带, Gaza, Gaza Strip, ceasefire, 人质, 被扣人員, 被扣人员, 被擄人員, 被掳人员, hostages, 人道主義援助, 人道主义援助, 人道救援, humanitarian aid, humanitarian assistance, 平民保护, 保護平民, 保护平民, civilian protection, 以色列國, 以色列国, Israel, 哈马斯, 哈瑪斯, 哈玛斯, Hamas, 伊斯蘭抵抗運動, 伊斯兰抵抗运动, 巴勒斯坦伊斯蘭抵抗運動, 巴勒斯坦伊斯兰抵抗运动, 联合国, UN, United Nations</w:t>
+        <w:t>加萨停火, 加薩休戰, 加萨休战, 人质谈判, 被扣押者談判, 被扣押者谈判, 人道主義援助, 人道主义援助, 人道救援, 哈马斯, 哈瑪斯, 哈玛斯, 伊斯蘭抵抗運動, 伊斯兰抵抗运动, 聯合國人道主義事務協調辦公室, 联合国人道主义事务协调办公室, 多哈谈判, 加萨城</w:t>
       </w:r>
     </w:p>
     <w:p>
@@ -7743,7 +4982,7 @@
         <w:t>實際使用關鍵詞（effective terms）：</w:t>
       </w:r>
       <w:r>
-        <w:t>加薩, 停火, 人質, 人道援助, 平民保護, 以色列, 哈馬斯, 聯合國, 加萨, 加沙, 加薩地帶, 加萨地带, 加沙地帶, 加沙地带, Gaza, Gaza Strip, ceasefire, 人质, 被扣人員, 被扣人员, 被擄人員, 被掳人员, hostages, 人道主義援助, 人道主义援助, 人道救援, humanitarian aid, humanitarian assistance, 平民保护, 保護平民, 保护平民, civilian protection, 以色列國, 以色列国, Israel, 哈马斯, 哈瑪斯, 哈玛斯, Hamas, 伊斯蘭抵抗運動, 伊斯兰抵抗运动, 巴勒斯坦伊斯蘭抵抗運動, 巴勒斯坦伊斯兰抵抗运动, 联合国, UN, United Nations</w:t>
+        <w:t>加薩停火, 人質談判, 人道援助, 哈馬斯, OCHA, 多哈談判, 加薩城, 以色列, 加萨停火, 加薩休戰, 加萨休战, 人质谈判, 被扣押者談判, 被扣押者谈判, 人道主義援助, 人道主义援助, 人道救援, 哈马斯, 哈瑪斯, 哈玛斯, 伊斯蘭抵抗運動, 伊斯兰抵抗运动, 聯合國人道主義事務協調辦公室, 联合国人道主义事务协调办公室, 多哈谈判, 加萨城</w:t>
       </w:r>
     </w:p>
     <w:p>
@@ -7794,7 +5033,7 @@
         <w:t>；執行狀態：正常完成</w:t>
       </w:r>
       <w:r>
-        <w:t>；耗時：16.503 秒</w:t>
+        <w:t>；耗時：9.689 秒</w:t>
       </w:r>
     </w:p>
     <w:p>
@@ -7814,7 +5053,7 @@
         <w:t>；執行狀態：正常完成</w:t>
       </w:r>
       <w:r>
-        <w:t>；耗時：19.845 秒</w:t>
+        <w:t>；耗時：15.404 秒</w:t>
       </w:r>
     </w:p>
     <w:p>
@@ -7834,7 +5073,7 @@
         <w:t>；執行狀態：正常完成</w:t>
       </w:r>
       <w:r>
-        <w:t>；耗時：77.593 秒</w:t>
+        <w:t>；耗時：60.956 秒</w:t>
       </w:r>
     </w:p>
     <w:p>
@@ -7875,7 +5114,7 @@
         <w:t>；執行狀態：正常完成</w:t>
       </w:r>
       <w:r>
-        <w:t>；耗時：185.279 秒</w:t>
+        <w:t>；耗時：114.713 秒</w:t>
       </w:r>
     </w:p>
     <w:sectPr>

--- a/tests_code/output/phase0_test_report.docx
+++ b/tests_code/output/phase0_test_report.docx
@@ -36,7 +36,7 @@
         <w:pStyle w:val="Heading1"/>
       </w:pPr>
       <w:r>
-        <w:t>2025 年加薩停火・人質談判・人道援助・平民保護--持續蒐集報告（更新版）</w:t>
+        <w:t>2025 年加薩停火・人質談判・人道援助・平民保護--全年持續蒐集報告（更新至 10/3）</w:t>
       </w:r>
     </w:p>
     <w:p/>
@@ -51,7 +51,7 @@
         <w:rPr>
           <w:b/>
         </w:rPr>
-        <w:t>7 份文件、10 個片段（來源 1-10）</w:t>
+        <w:t>16 份文件、31 個片段（來源 1-31）</w:t>
       </w:r>
       <w:r>
         <w:t xml:space="preserve">，涵蓋 </w:t>
@@ -60,10 +60,10 @@
         <w:rPr>
           <w:b/>
         </w:rPr>
-        <w:t>2025-01-14 至 2025-06-13 共 7 個活動日</w:t>
+        <w:t>2025-01-14 至 2025-10-03 共 16 個活動日</w:t>
       </w:r>
       <w:r>
-        <w:t>。所有具體事實均標註來源編號（1-10）。</w:t>
+        <w:t>。所有具體事實均標註來源編號（1-31），未標註處為 agg 統計或定性判斷。</w:t>
       </w:r>
     </w:p>
     <w:p/>
@@ -149,7 +149,7 @@
           <w:p>
             <w:r/>
             <w:r>
-              <w:t>7</w:t>
+              <w:t>16</w:t>
             </w:r>
           </w:p>
         </w:tc>
@@ -173,7 +173,7 @@
           <w:p>
             <w:r/>
             <w:r>
-              <w:t>10</w:t>
+              <w:t>31</w:t>
             </w:r>
           </w:p>
         </w:tc>
@@ -197,7 +197,7 @@
           <w:p>
             <w:r/>
             <w:r>
-              <w:t>7</w:t>
+              <w:t>16</w:t>
             </w:r>
           </w:p>
         </w:tc>
@@ -245,7 +245,55 @@
           <w:p>
             <w:r/>
             <w:r>
-              <w:t>2025-06-13</w:t>
+              <w:t>2025-10-03</w:t>
+            </w:r>
+          </w:p>
+        </w:tc>
+      </w:tr>
+      <w:tr>
+        <w:tc>
+          <w:tcPr>
+            <w:tcW w:type="dxa" w:w="4320"/>
+          </w:tcPr>
+          <w:p>
+            <w:r/>
+            <w:r>
+              <w:t>資料覆蓋月數</w:t>
+            </w:r>
+          </w:p>
+        </w:tc>
+        <w:tc>
+          <w:tcPr>
+            <w:tcW w:type="dxa" w:w="4320"/>
+          </w:tcPr>
+          <w:p>
+            <w:r/>
+            <w:r>
+              <w:t>9 個月（1、2、4、5、6、7、8、9、10 月）</w:t>
+            </w:r>
+          </w:p>
+        </w:tc>
+      </w:tr>
+      <w:tr>
+        <w:tc>
+          <w:tcPr>
+            <w:tcW w:type="dxa" w:w="4320"/>
+          </w:tcPr>
+          <w:p>
+            <w:r/>
+            <w:r>
+              <w:t>完全空白月</w:t>
+            </w:r>
+          </w:p>
+        </w:tc>
+        <w:tc>
+          <w:tcPr>
+            <w:tcW w:type="dxa" w:w="4320"/>
+          </w:tcPr>
+          <w:p>
+            <w:r/>
+            <w:r>
+              <w:t>11 月、12 月</w:t>
             </w:r>
           </w:p>
         </w:tc>
@@ -258,7 +306,7 @@
         <w:jc w:val="left"/>
       </w:pPr>
       <w:r>
-        <w:t>月份分布：</w:t>
+        <w:t>月份分布（agg 為準）：</w:t>
       </w:r>
     </w:p>
     <w:p/>
@@ -306,7 +354,7 @@
               <w:rPr>
                 <w:b/>
               </w:rPr>
-              <w:t>片段數</w:t>
+              <w:t>活動日數</w:t>
             </w:r>
           </w:p>
         </w:tc>
@@ -324,7 +372,7 @@
               <w:rPr>
                 <w:b/>
               </w:rPr>
-              <w:t>備註</w:t>
+              <w:t>主要事件錨點</w:t>
             </w:r>
           </w:p>
         </w:tc>
@@ -348,7 +396,7 @@
           <w:p>
             <w:r/>
             <w:r>
-              <w:t>1</w:t>
+              <w:t>2</w:t>
             </w:r>
           </w:p>
         </w:tc>
@@ -359,7 +407,7 @@
           <w:p>
             <w:r/>
             <w:r>
-              <w:t>1/14（來源1）、1/19（來源2）→ 計 2 則</w:t>
+              <w:t>停火達成（1/15）、首次交換（1/19）（來源1-6）</w:t>
             </w:r>
           </w:p>
         </w:tc>
@@ -394,7 +442,7 @@
           <w:p>
             <w:r/>
             <w:r>
-              <w:t>2/11（來源3）、2/16（來源4）、2/26（來源5-7）→ 計 5 則</w:t>
+              <w:t>停火震盪（2/11）、二次交換（2/16）、西岸升級（2/26）（來源7-16）</w:t>
             </w:r>
           </w:p>
         </w:tc>
@@ -408,6 +456,286 @@
             <w:r/>
             <w:r>
               <w:t>2025-03</w:t>
+            </w:r>
+          </w:p>
+        </w:tc>
+        <w:tc>
+          <w:tcPr>
+            <w:tcW w:type="dxa" w:w="2880"/>
+          </w:tcPr>
+          <w:p>
+            <w:r/>
+            <w:r>
+              <w:t>-（agg 未單列）</w:t>
+            </w:r>
+          </w:p>
+        </w:tc>
+        <w:tc>
+          <w:tcPr>
+            <w:tcW w:type="dxa" w:w="2880"/>
+          </w:tcPr>
+          <w:p>
+            <w:r/>
+            <w:r>
+              <w:t>第一階段推進確認（3/1）（來源17）</w:t>
+            </w:r>
+          </w:p>
+        </w:tc>
+      </w:tr>
+      <w:tr>
+        <w:tc>
+          <w:tcPr>
+            <w:tcW w:type="dxa" w:w="2880"/>
+          </w:tcPr>
+          <w:p>
+            <w:r/>
+            <w:r>
+              <w:t>2025-04</w:t>
+            </w:r>
+          </w:p>
+        </w:tc>
+        <w:tc>
+          <w:tcPr>
+            <w:tcW w:type="dxa" w:w="2880"/>
+          </w:tcPr>
+          <w:p>
+            <w:r/>
+            <w:r>
+              <w:t>2</w:t>
+            </w:r>
+          </w:p>
+        </w:tc>
+        <w:tc>
+          <w:tcPr>
+            <w:tcW w:type="dxa" w:w="2880"/>
+          </w:tcPr>
+          <w:p>
+            <w:r/>
+            <w:r>
+              <w:t>邊境四周關閉（4/1）、50 天封鎖（4/25）（來源18-19）</w:t>
+            </w:r>
+          </w:p>
+        </w:tc>
+      </w:tr>
+      <w:tr>
+        <w:tc>
+          <w:tcPr>
+            <w:tcW w:type="dxa" w:w="2880"/>
+          </w:tcPr>
+          <w:p>
+            <w:r/>
+            <w:r>
+              <w:t>2025-05</w:t>
+            </w:r>
+          </w:p>
+        </w:tc>
+        <w:tc>
+          <w:tcPr>
+            <w:tcW w:type="dxa" w:w="2880"/>
+          </w:tcPr>
+          <w:p>
+            <w:r/>
+            <w:r>
+              <w:t>1</w:t>
+            </w:r>
+          </w:p>
+        </w:tc>
+        <w:tc>
+          <w:tcPr>
+            <w:tcW w:type="dxa" w:w="2880"/>
+          </w:tcPr>
+          <w:p>
+            <w:r/>
+            <w:r>
+              <w:t>集體懲罰定性（5/2）、安理會否決（5/31）（來源20-21）</w:t>
+            </w:r>
+          </w:p>
+        </w:tc>
+      </w:tr>
+      <w:tr>
+        <w:tc>
+          <w:tcPr>
+            <w:tcW w:type="dxa" w:w="2880"/>
+          </w:tcPr>
+          <w:p>
+            <w:r/>
+            <w:r>
+              <w:t>2025-06</w:t>
+            </w:r>
+          </w:p>
+        </w:tc>
+        <w:tc>
+          <w:tcPr>
+            <w:tcW w:type="dxa" w:w="2880"/>
+          </w:tcPr>
+          <w:p>
+            <w:r/>
+            <w:r>
+              <w:t>3</w:t>
+            </w:r>
+          </w:p>
+        </w:tc>
+        <w:tc>
+          <w:tcPr>
+            <w:tcW w:type="dxa" w:w="2880"/>
+          </w:tcPr>
+          <w:p>
+            <w:r/>
+            <w:r>
+              <w:t>20 次搶修被拒（6/13）、國際背景（6/27）（來源22-23）</w:t>
+            </w:r>
+          </w:p>
+        </w:tc>
+      </w:tr>
+      <w:tr>
+        <w:tc>
+          <w:tcPr>
+            <w:tcW w:type="dxa" w:w="2880"/>
+          </w:tcPr>
+          <w:p>
+            <w:r/>
+            <w:r>
+              <w:t>2025-07</w:t>
+            </w:r>
+          </w:p>
+        </w:tc>
+        <w:tc>
+          <w:tcPr>
+            <w:tcW w:type="dxa" w:w="2880"/>
+          </w:tcPr>
+          <w:p>
+            <w:r/>
+            <w:r>
+              <w:t>1</w:t>
+            </w:r>
+          </w:p>
+        </w:tc>
+        <w:tc>
+          <w:tcPr>
+            <w:tcW w:type="dxa" w:w="2880"/>
+          </w:tcPr>
+          <w:p>
+            <w:r/>
+            <w:r>
+              <w:t>強制轉移 3 萬人、44% 協調被拒（7/3）（來源24-26）</w:t>
+            </w:r>
+          </w:p>
+        </w:tc>
+      </w:tr>
+      <w:tr>
+        <w:tc>
+          <w:tcPr>
+            <w:tcW w:type="dxa" w:w="2880"/>
+          </w:tcPr>
+          <w:p>
+            <w:r/>
+            <w:r>
+              <w:t>2025-08</w:t>
+            </w:r>
+          </w:p>
+        </w:tc>
+        <w:tc>
+          <w:tcPr>
+            <w:tcW w:type="dxa" w:w="2880"/>
+          </w:tcPr>
+          <w:p>
+            <w:r/>
+            <w:r>
+              <w:t>2</w:t>
+            </w:r>
+          </w:p>
+        </w:tc>
+        <w:tc>
+          <w:tcPr>
+            <w:tcW w:type="dxa" w:w="2880"/>
+          </w:tcPr>
+          <w:p>
+            <w:r/>
+            <w:r>
+              <w:t>接管加薩城（8/8）、兒童截肢率（8/22）（來源27-28）</w:t>
+            </w:r>
+          </w:p>
+        </w:tc>
+      </w:tr>
+      <w:tr>
+        <w:tc>
+          <w:tcPr>
+            <w:tcW w:type="dxa" w:w="2880"/>
+          </w:tcPr>
+          <w:p>
+            <w:r/>
+            <w:r>
+              <w:t>2025-09</w:t>
+            </w:r>
+          </w:p>
+        </w:tc>
+        <w:tc>
+          <w:tcPr>
+            <w:tcW w:type="dxa" w:w="2880"/>
+          </w:tcPr>
+          <w:p>
+            <w:r/>
+            <w:r>
+              <w:t>1</w:t>
+            </w:r>
+          </w:p>
+        </w:tc>
+        <w:tc>
+          <w:tcPr>
+            <w:tcW w:type="dxa" w:w="2880"/>
+          </w:tcPr>
+          <w:p>
+            <w:r/>
+            <w:r>
+              <w:t>安理會 2334 號決議報告（9/29）（來源29）</w:t>
+            </w:r>
+          </w:p>
+        </w:tc>
+      </w:tr>
+      <w:tr>
+        <w:tc>
+          <w:tcPr>
+            <w:tcW w:type="dxa" w:w="2880"/>
+          </w:tcPr>
+          <w:p>
+            <w:r/>
+            <w:r>
+              <w:t>2025-10</w:t>
+            </w:r>
+          </w:p>
+        </w:tc>
+        <w:tc>
+          <w:tcPr>
+            <w:tcW w:type="dxa" w:w="2880"/>
+          </w:tcPr>
+          <w:p>
+            <w:r/>
+            <w:r>
+              <w:t>1</w:t>
+            </w:r>
+          </w:p>
+        </w:tc>
+        <w:tc>
+          <w:tcPr>
+            <w:tcW w:type="dxa" w:w="2880"/>
+          </w:tcPr>
+          <w:p>
+            <w:r/>
+            <w:r>
+              <w:t>17 萬噸備妥、哈馬斯釋放意旨、新生兒死亡（10/3）（來源30-31）</w:t>
+            </w:r>
+          </w:p>
+        </w:tc>
+      </w:tr>
+      <w:tr>
+        <w:tc>
+          <w:tcPr>
+            <w:tcW w:type="dxa" w:w="2880"/>
+          </w:tcPr>
+          <w:p>
+            <w:r/>
+            <w:r>
+              <w:t>2025-11</w:t>
             </w:r>
           </w:p>
         </w:tc>
@@ -432,7 +760,7 @@
               <w:rPr>
                 <w:b/>
               </w:rPr>
-              <w:t>空白</w:t>
+              <w:t>完全空白</w:t>
             </w:r>
           </w:p>
         </w:tc>
@@ -445,112 +773,7 @@
           <w:p>
             <w:r/>
             <w:r>
-              <w:t>2025-04</w:t>
-            </w:r>
-          </w:p>
-        </w:tc>
-        <w:tc>
-          <w:tcPr>
-            <w:tcW w:type="dxa" w:w="2880"/>
-          </w:tcPr>
-          <w:p>
-            <w:r/>
-            <w:r>
-              <w:t>1</w:t>
-            </w:r>
-          </w:p>
-        </w:tc>
-        <w:tc>
-          <w:tcPr>
-            <w:tcW w:type="dxa" w:w="2880"/>
-          </w:tcPr>
-          <w:p>
-            <w:r/>
-            <w:r>
-              <w:t>4/1（來源8）</w:t>
-            </w:r>
-          </w:p>
-        </w:tc>
-      </w:tr>
-      <w:tr>
-        <w:tc>
-          <w:tcPr>
-            <w:tcW w:type="dxa" w:w="2880"/>
-          </w:tcPr>
-          <w:p>
-            <w:r/>
-            <w:r>
-              <w:t>2025-05</w:t>
-            </w:r>
-          </w:p>
-        </w:tc>
-        <w:tc>
-          <w:tcPr>
-            <w:tcW w:type="dxa" w:w="2880"/>
-          </w:tcPr>
-          <w:p>
-            <w:r/>
-            <w:r>
-              <w:t>1</w:t>
-            </w:r>
-          </w:p>
-        </w:tc>
-        <w:tc>
-          <w:tcPr>
-            <w:tcW w:type="dxa" w:w="2880"/>
-          </w:tcPr>
-          <w:p>
-            <w:r/>
-            <w:r>
-              <w:t>5/2（來源9）</w:t>
-            </w:r>
-          </w:p>
-        </w:tc>
-      </w:tr>
-      <w:tr>
-        <w:tc>
-          <w:tcPr>
-            <w:tcW w:type="dxa" w:w="2880"/>
-          </w:tcPr>
-          <w:p>
-            <w:r/>
-            <w:r>
-              <w:t>2025-06</w:t>
-            </w:r>
-          </w:p>
-        </w:tc>
-        <w:tc>
-          <w:tcPr>
-            <w:tcW w:type="dxa" w:w="2880"/>
-          </w:tcPr>
-          <w:p>
-            <w:r/>
-            <w:r>
-              <w:t>1</w:t>
-            </w:r>
-          </w:p>
-        </w:tc>
-        <w:tc>
-          <w:tcPr>
-            <w:tcW w:type="dxa" w:w="2880"/>
-          </w:tcPr>
-          <w:p>
-            <w:r/>
-            <w:r>
-              <w:t>6/13（來源10）</w:t>
-            </w:r>
-          </w:p>
-        </w:tc>
-      </w:tr>
-      <w:tr>
-        <w:tc>
-          <w:tcPr>
-            <w:tcW w:type="dxa" w:w="2880"/>
-          </w:tcPr>
-          <w:p>
-            <w:r/>
-            <w:r>
-              <w:t>2025-07 至 2025-12</w:t>
+              <w:t>2025-12</w:t>
             </w:r>
           </w:p>
         </w:tc>
@@ -584,58 +807,11 @@
     <w:p/>
     <w:p>
       <w:pPr>
-        <w:pStyle w:val="IntenseQuote"/>
+        <w:pStyle w:val="Heading2"/>
+        <w:jc w:val="left"/>
       </w:pPr>
       <w:r>
-        <w:t>修正：agg 中 month 欄位為 2025-01(1)、2025-02(3)、2025-04(1)、2025-05(1)、2025-06(1)，合計 7 則按「活動日」計。實際片段 10 則因 2/26 一天含 3 則（來源5、6、7）。</w:t>
-      </w:r>
-    </w:p>
-    <w:p/>
-    <w:p>
-      <w:r>
-        <w:rPr>
-          <w:b/>
-        </w:rPr>
         <w:t>季度分布：</w:t>
-      </w:r>
-      <w:r>
-        <w:t xml:space="preserve"> Q1 計 4 則、Q2 計 3 則；Q3、Q4 為 0。</w:t>
-      </w:r>
-    </w:p>
-    <w:p/>
-    <w:p>
-      <w:r>
-        <w:rPr>
-          <w:b/>
-        </w:rPr>
-        <w:t>核心觀察：</w:t>
-      </w:r>
-      <w:r>
-        <w:t xml:space="preserve"> 本次資料止於 6 月中旬。7-12 月（含 q 中重點關注的 10/3 哈馬斯釋放意旨、11-12 月安理會）在當前收集中</w:t>
-      </w:r>
-      <w:r>
-        <w:rPr>
-          <w:b/>
-        </w:rPr>
-        <w:t>完全無資料</w:t>
-      </w:r>
-      <w:r>
-        <w:t>。3 月亦無片段。</w:t>
-      </w:r>
-    </w:p>
-    <w:p/>
-    <w:p>
-      <w:r>
-        <w:t>---</w:t>
-      </w:r>
-    </w:p>
-    <w:p/>
-    <w:p>
-      <w:pPr>
-        <w:pStyle w:val="Heading2"/>
-      </w:pPr>
-      <w:r>
-        <w:t>二、事件時間線</w:t>
       </w:r>
     </w:p>
     <w:p/>
@@ -665,6 +841,282 @@
               <w:rPr>
                 <w:b/>
               </w:rPr>
+              <w:t>季度</w:t>
+            </w:r>
+          </w:p>
+        </w:tc>
+        <w:tc>
+          <w:tcPr>
+            <w:tcW w:type="dxa" w:w="2880"/>
+          </w:tcPr>
+          <w:p>
+            <w:r>
+              <w:rPr>
+                <w:b/>
+              </w:rPr>
+            </w:r>
+            <w:r>
+              <w:rPr>
+                <w:b/>
+              </w:rPr>
+              <w:t>活動日數</w:t>
+            </w:r>
+          </w:p>
+        </w:tc>
+        <w:tc>
+          <w:tcPr>
+            <w:tcW w:type="dxa" w:w="2880"/>
+          </w:tcPr>
+          <w:p>
+            <w:r>
+              <w:rPr>
+                <w:b/>
+              </w:rPr>
+            </w:r>
+            <w:r>
+              <w:rPr>
+                <w:b/>
+              </w:rPr>
+              <w:t>定性</w:t>
+            </w:r>
+          </w:p>
+        </w:tc>
+      </w:tr>
+      <w:tr>
+        <w:tc>
+          <w:tcPr>
+            <w:tcW w:type="dxa" w:w="2880"/>
+          </w:tcPr>
+          <w:p>
+            <w:r/>
+            <w:r>
+              <w:t>2025-Q1（1-3 月）</w:t>
+            </w:r>
+          </w:p>
+        </w:tc>
+        <w:tc>
+          <w:tcPr>
+            <w:tcW w:type="dxa" w:w="2880"/>
+          </w:tcPr>
+          <w:p>
+            <w:r/>
+            <w:r>
+              <w:t>5</w:t>
+            </w:r>
+          </w:p>
+        </w:tc>
+        <w:tc>
+          <w:tcPr>
+            <w:tcW w:type="dxa" w:w="2880"/>
+          </w:tcPr>
+          <w:p>
+            <w:r/>
+            <w:r>
+              <w:t>停火達成→維持→震盪</w:t>
+            </w:r>
+          </w:p>
+        </w:tc>
+      </w:tr>
+      <w:tr>
+        <w:tc>
+          <w:tcPr>
+            <w:tcW w:type="dxa" w:w="2880"/>
+          </w:tcPr>
+          <w:p>
+            <w:r/>
+            <w:r>
+              <w:t>2025-Q2（4-6 月）</w:t>
+            </w:r>
+          </w:p>
+        </w:tc>
+        <w:tc>
+          <w:tcPr>
+            <w:tcW w:type="dxa" w:w="2880"/>
+          </w:tcPr>
+          <w:p>
+            <w:r/>
+            <w:r>
+              <w:t>6</w:t>
+            </w:r>
+          </w:p>
+        </w:tc>
+        <w:tc>
+          <w:tcPr>
+            <w:tcW w:type="dxa" w:w="2880"/>
+          </w:tcPr>
+          <w:p>
+            <w:r/>
+            <w:r>
+              <w:t>封鎖加劇→集體懲罰定性→安理會否決</w:t>
+            </w:r>
+          </w:p>
+        </w:tc>
+      </w:tr>
+      <w:tr>
+        <w:tc>
+          <w:tcPr>
+            <w:tcW w:type="dxa" w:w="2880"/>
+          </w:tcPr>
+          <w:p>
+            <w:r/>
+            <w:r>
+              <w:t>2025-Q3（7-9 月）</w:t>
+            </w:r>
+          </w:p>
+        </w:tc>
+        <w:tc>
+          <w:tcPr>
+            <w:tcW w:type="dxa" w:w="2880"/>
+          </w:tcPr>
+          <w:p>
+            <w:r/>
+            <w:r>
+              <w:t>4</w:t>
+            </w:r>
+          </w:p>
+        </w:tc>
+        <w:tc>
+          <w:tcPr>
+            <w:tcW w:type="dxa" w:w="2880"/>
+          </w:tcPr>
+          <w:p>
+            <w:r/>
+            <w:r>
+              <w:t>強制轉移→接管加薩城→截肢率→安理會報告</w:t>
+            </w:r>
+          </w:p>
+        </w:tc>
+      </w:tr>
+      <w:tr>
+        <w:tc>
+          <w:tcPr>
+            <w:tcW w:type="dxa" w:w="2880"/>
+          </w:tcPr>
+          <w:p>
+            <w:r/>
+            <w:r>
+              <w:t>2025-Q4（10-12 月）</w:t>
+            </w:r>
+          </w:p>
+        </w:tc>
+        <w:tc>
+          <w:tcPr>
+            <w:tcW w:type="dxa" w:w="2880"/>
+          </w:tcPr>
+          <w:p>
+            <w:r/>
+            <w:r>
+              <w:t>1</w:t>
+            </w:r>
+          </w:p>
+        </w:tc>
+        <w:tc>
+          <w:tcPr>
+            <w:tcW w:type="dxa" w:w="2880"/>
+          </w:tcPr>
+          <w:p>
+            <w:r/>
+            <w:r>
+              <w:t>僅 10/3 新窗口信號；11-12 月完全空白</w:t>
+            </w:r>
+          </w:p>
+        </w:tc>
+      </w:tr>
+    </w:tbl>
+    <w:p/>
+    <w:p>
+      <w:pPr>
+        <w:pStyle w:val="Heading2"/>
+        <w:jc w:val="left"/>
+      </w:pPr>
+      <w:r>
+        <w:t>核心觀察：</w:t>
+      </w:r>
+    </w:p>
+    <w:p>
+      <w:pPr>
+        <w:pStyle w:val="ListBullet"/>
+      </w:pPr>
+      <w:r>
+        <w:t xml:space="preserve">相比前次報告（7 文件、10 片段、止於 6/13），本次新增 </w:t>
+      </w:r>
+      <w:r>
+        <w:rPr>
+          <w:b/>
+        </w:rPr>
+        <w:t>7 月（3 則）、8 月（2 則）、9 月（1 則）、10 月（2 則）</w:t>
+      </w:r>
+      <w:r>
+        <w:t xml:space="preserve"> 共 8 個新片段，以及 3 月 1 則（來源17），整體資料量接近翻倍。</w:t>
+      </w:r>
+    </w:p>
+    <w:p>
+      <w:pPr>
+        <w:pStyle w:val="ListBullet"/>
+      </w:pPr>
+      <w:r>
+        <w:t>11-12 月仍</w:t>
+      </w:r>
+      <w:r>
+        <w:rPr>
+          <w:b/>
+        </w:rPr>
+        <w:t>完全空白</w:t>
+      </w:r>
+      <w:r>
+        <w:t>，無法對年末局勢做任何基於證據的判斷。</w:t>
+      </w:r>
+    </w:p>
+    <w:p>
+      <w:pPr>
+        <w:pStyle w:val="ListBullet"/>
+      </w:pPr>
+      <w:r>
+        <w:t>10 月僅 10/3 一天（來源30、31），即 q 中列為重點的「哈馬斯釋放意旨＋17 萬噸物資＋新生兒死亡」事件簇。</w:t>
+      </w:r>
+    </w:p>
+    <w:p/>
+    <w:p>
+      <w:r>
+        <w:t>---</w:t>
+      </w:r>
+    </w:p>
+    <w:p/>
+    <w:p>
+      <w:pPr>
+        <w:pStyle w:val="Heading2"/>
+      </w:pPr>
+      <w:r>
+        <w:t>二、全年事件時間線（31 則片段完整整理）</w:t>
+      </w:r>
+    </w:p>
+    <w:p/>
+    <w:tbl>
+      <w:tblPr>
+        <w:tblStyle w:val="TableGrid"/>
+        <w:tblW w:type="auto" w:w="0"/>
+        <w:tblLook w:firstColumn="1" w:firstRow="1" w:lastColumn="0" w:lastRow="0" w:noHBand="0" w:noVBand="1" w:val="04A0"/>
+      </w:tblPr>
+      <w:tblGrid>
+        <w:gridCol w:w="2880"/>
+        <w:gridCol w:w="2880"/>
+        <w:gridCol w:w="2880"/>
+      </w:tblGrid>
+      <w:tr>
+        <w:tc>
+          <w:tcPr>
+            <w:tcW w:type="dxa" w:w="2880"/>
+          </w:tcPr>
+          <w:p>
+            <w:r>
+              <w:rPr>
+                <w:b/>
+              </w:rPr>
+            </w:r>
+            <w:r>
+              <w:rPr>
+                <w:b/>
+              </w:rPr>
               <w:t>日期</w:t>
             </w:r>
           </w:p>
@@ -725,7 +1177,7 @@
           <w:p>
             <w:r/>
             <w:r>
-              <w:t>杜加里克指出加薩嚴重物資短缺：奧達醫院運行受限、印尼醫院基本設備已被破壞；強調以色列當局必須履行國際人道主義法義務，允許無阻礙的人道援助進入加薩（來源1）</w:t>
+              <w:t>杜加里克指出加薩嚴重物資短缺：奧達醫院運行受限、印尼醫院基本設備已被破壞；強調以色列當局必須履行國際人道主義法義務，允許無阻礙的人道援助進入加薩</w:t>
             </w:r>
           </w:p>
         </w:tc>
@@ -749,7 +1201,7 @@
           <w:p>
             <w:r/>
             <w:r>
-              <w:t>2025-01-19</w:t>
+              <w:t>2025-01-15</w:t>
             </w:r>
           </w:p>
         </w:tc>
@@ -760,7 +1212,7 @@
           <w:p>
             <w:r/>
             <w:r>
-              <w:t>人質與囚犯交換屬停火協議第一階段重要組成部分；古特雷斯對加薩維持停火與釋放最新一組人質表示歡迎（來源2）</w:t>
+              <w:t>古特雷斯對加薩停火及釋放人質協議的達成表示熱烈歡迎，高度赞扬埃及、卡達和美國在推動協議達成過程中的卓越貢獻</w:t>
             </w:r>
           </w:p>
         </w:tc>
@@ -784,7 +1236,7 @@
           <w:p>
             <w:r/>
             <w:r>
-              <w:t>2025-02-11</w:t>
+              <w:t>2025-01-15</w:t>
             </w:r>
           </w:p>
         </w:tc>
@@ -795,7 +1247,7 @@
           <w:p>
             <w:r/>
             <w:r>
-              <w:t>古特雷斯強調「必須竭盡全力避免加薩戰火重燃」，近期報導指持續三周的停火協議或將終止（來源3）</w:t>
+              <w:t>UNICEF 拉塞爾強調：停火只是邁向和平的第一步；衝突已造成至少 1.45 萬名兒童喪生、數千人受傷、近 100 萬人流離失所</w:t>
             </w:r>
           </w:p>
         </w:tc>
@@ -819,7 +1271,7 @@
           <w:p>
             <w:r/>
             <w:r>
-              <w:t>2025-02-16</w:t>
+              <w:t>2025-01-15</w:t>
             </w:r>
           </w:p>
         </w:tc>
@@ -830,7 +1282,7 @@
           <w:p>
             <w:r/>
             <w:r>
-              <w:t>古特雷斯對加薩最新一輪人質釋放及以哈間持續實施的停火表示歡迎（來源4）</w:t>
+              <w:t>古特雷斯重申：結束佔領並通過談判實現「兩國方案」是紧迫而重要的任務</w:t>
             </w:r>
           </w:p>
         </w:tc>
@@ -854,7 +1306,7 @@
           <w:p>
             <w:r/>
             <w:r>
-              <w:t>2025-02-26</w:t>
+              <w:t>2025-01-15</w:t>
             </w:r>
           </w:p>
         </w:tc>
@@ -865,7 +1317,7 @@
           <w:p>
             <w:r/>
             <w:r>
-              <w:t>聯合國人道機構警告：以色列在西岸數周軍事行動已將巴勒斯坦社區變成「戰場」，約四萬人流離失所（來源5）；UNRWA 報告五周來 50 多人喪生含兒童（來源6）；人道協調廳對以色列军方對平民使用過度武力及流離失所者需求深表關切（來源7）</w:t>
+              <w:t>弗萊徹表示停火為數百万人帶來希望，但援助幸存者的過程依然充滿挑戰</w:t>
             </w:r>
           </w:p>
         </w:tc>
@@ -876,7 +1328,7 @@
           <w:p>
             <w:r/>
             <w:r>
-              <w:t>5、6、7</w:t>
+              <w:t>5</w:t>
             </w:r>
           </w:p>
         </w:tc>
@@ -889,7 +1341,7 @@
           <w:p>
             <w:r/>
             <w:r>
-              <w:t>2025-04-01</w:t>
+              <w:t>2025-01-19</w:t>
             </w:r>
           </w:p>
         </w:tc>
@@ -900,7 +1352,7 @@
           <w:p>
             <w:r/>
             <w:r>
-              <w:t>埃爾德表示以色列關閉加薩邊境，連續四周禁止所有商業和人道主義援助進入，援助努力不斷被削弱（來源8）</w:t>
+              <w:t>人質與囚犯交換屬 1/19 生效的停火協議第一階段重要組成部分</w:t>
             </w:r>
           </w:p>
         </w:tc>
@@ -911,7 +1363,7 @@
           <w:p>
             <w:r/>
             <w:r>
-              <w:t>8</w:t>
+              <w:t>6</w:t>
             </w:r>
           </w:p>
         </w:tc>
@@ -924,7 +1376,7 @@
           <w:p>
             <w:r/>
             <w:r>
-              <w:t>2025-05-02</w:t>
+              <w:t>2025-02-11</w:t>
             </w:r>
           </w:p>
         </w:tc>
@@ -935,7 +1387,7 @@
           <w:p>
             <w:r/>
             <w:r>
-              <w:t>弗萊徹指出以色列阻止援助是對哈馬斯施壓的策略，嚴重違反國際法，剝奪平民生存權、基本醫療保障和尊嚴，是「殘酷的集體懲罰」（來源9）</w:t>
+              <w:t>古特雷斯強調必須竭盡全力避免加薩戰火重燃；近期報導指已持續三周的停火或將終止</w:t>
             </w:r>
           </w:p>
         </w:tc>
@@ -946,7 +1398,7 @@
           <w:p>
             <w:r/>
             <w:r>
-              <w:t>9</w:t>
+              <w:t>7</w:t>
             </w:r>
           </w:p>
         </w:tc>
@@ -959,6 +1411,496 @@
           <w:p>
             <w:r/>
             <w:r>
+              <w:t>2025-02-11</w:t>
+            </w:r>
+          </w:p>
+        </w:tc>
+        <w:tc>
+          <w:tcPr>
+            <w:tcW w:type="dxa" w:w="2880"/>
+          </w:tcPr>
+          <w:p>
+            <w:r/>
+            <w:r>
+              <w:t>戈麥斯轉述：恢復敵對將導致嚴重人道災難；呼籲哈馬斯按計劃釋放人質；敦促雙方在多哈恢復第二階段認真談判</w:t>
+            </w:r>
+          </w:p>
+        </w:tc>
+        <w:tc>
+          <w:tcPr>
+            <w:tcW w:type="dxa" w:w="2880"/>
+          </w:tcPr>
+          <w:p>
+            <w:r/>
+            <w:r>
+              <w:t>8</w:t>
+            </w:r>
+          </w:p>
+        </w:tc>
+      </w:tr>
+      <w:tr>
+        <w:tc>
+          <w:tcPr>
+            <w:tcW w:type="dxa" w:w="2880"/>
+          </w:tcPr>
+          <w:p>
+            <w:r/>
+            <w:r>
+              <w:t>2025-02-16</w:t>
+            </w:r>
+          </w:p>
+        </w:tc>
+        <w:tc>
+          <w:tcPr>
+            <w:tcW w:type="dxa" w:w="2880"/>
+          </w:tcPr>
+          <w:p>
+            <w:r/>
+            <w:r>
+              <w:t>古特雷斯對最新一輪人質釋放及以哈間持續停火表示歡迎</w:t>
+            </w:r>
+          </w:p>
+        </w:tc>
+        <w:tc>
+          <w:tcPr>
+            <w:tcW w:type="dxa" w:w="2880"/>
+          </w:tcPr>
+          <w:p>
+            <w:r/>
+            <w:r>
+              <w:t>9</w:t>
+            </w:r>
+          </w:p>
+        </w:tc>
+      </w:tr>
+      <w:tr>
+        <w:tc>
+          <w:tcPr>
+            <w:tcW w:type="dxa" w:w="2880"/>
+          </w:tcPr>
+          <w:p>
+            <w:r/>
+            <w:r>
+              <w:t>2025-02-16</w:t>
+            </w:r>
+          </w:p>
+        </w:tc>
+        <w:tc>
+          <w:tcPr>
+            <w:tcW w:type="dxa" w:w="2880"/>
+          </w:tcPr>
+          <w:p>
+            <w:r/>
+            <w:r>
+              <w:t>3 名以色列人質從加薩釋放；作為交換，369 名巴勒斯坦人從以色列監獄獲釋</w:t>
+            </w:r>
+          </w:p>
+        </w:tc>
+        <w:tc>
+          <w:tcPr>
+            <w:tcW w:type="dxa" w:w="2880"/>
+          </w:tcPr>
+          <w:p>
+            <w:r/>
+            <w:r>
+              <w:t>10</w:t>
+            </w:r>
+          </w:p>
+        </w:tc>
+      </w:tr>
+      <w:tr>
+        <w:tc>
+          <w:tcPr>
+            <w:tcW w:type="dxa" w:w="2880"/>
+          </w:tcPr>
+          <w:p>
+            <w:r/>
+            <w:r>
+              <w:t>2025-02-16</w:t>
+            </w:r>
+          </w:p>
+        </w:tc>
+        <w:tc>
+          <w:tcPr>
+            <w:tcW w:type="dxa" w:w="2880"/>
+          </w:tcPr>
+          <w:p>
+            <w:r/>
+            <w:r>
+              <w:t>協議共分三階段；第一階段包括以軍撤离加薩居民區、允許巴勒斯坦人返回家園、大幅增加援助物資數量</w:t>
+            </w:r>
+          </w:p>
+        </w:tc>
+        <w:tc>
+          <w:tcPr>
+            <w:tcW w:type="dxa" w:w="2880"/>
+          </w:tcPr>
+          <w:p>
+            <w:r/>
+            <w:r>
+              <w:t>11</w:t>
+            </w:r>
+          </w:p>
+        </w:tc>
+      </w:tr>
+      <w:tr>
+        <w:tc>
+          <w:tcPr>
+            <w:tcW w:type="dxa" w:w="2880"/>
+          </w:tcPr>
+          <w:p>
+            <w:r/>
+            <w:r>
+              <w:t>2025-02-16</w:t>
+            </w:r>
+          </w:p>
+        </w:tc>
+        <w:tc>
+          <w:tcPr>
+            <w:tcW w:type="dxa" w:w="2880"/>
+          </w:tcPr>
+          <w:p>
+            <w:r/>
+            <w:r>
+              <w:t>聯合國將繼續全力支持協議落實，為向加薩提供急需人道援助創造必要條件</w:t>
+            </w:r>
+          </w:p>
+        </w:tc>
+        <w:tc>
+          <w:tcPr>
+            <w:tcW w:type="dxa" w:w="2880"/>
+          </w:tcPr>
+          <w:p>
+            <w:r/>
+            <w:r>
+              <w:t>12</w:t>
+            </w:r>
+          </w:p>
+        </w:tc>
+      </w:tr>
+      <w:tr>
+        <w:tc>
+          <w:tcPr>
+            <w:tcW w:type="dxa" w:w="2880"/>
+          </w:tcPr>
+          <w:p>
+            <w:r/>
+            <w:r>
+              <w:t>2025-02-16</w:t>
+            </w:r>
+          </w:p>
+        </w:tc>
+        <w:tc>
+          <w:tcPr>
+            <w:tcW w:type="dxa" w:w="2880"/>
+          </w:tcPr>
+          <w:p>
+            <w:r/>
+            <w:r>
+              <w:t>古特雷斯敦促所有各方信守承諾，嚴格遵守國際人道法和國際人權法</w:t>
+            </w:r>
+          </w:p>
+        </w:tc>
+        <w:tc>
+          <w:tcPr>
+            <w:tcW w:type="dxa" w:w="2880"/>
+          </w:tcPr>
+          <w:p>
+            <w:r/>
+            <w:r>
+              <w:t>13</w:t>
+            </w:r>
+          </w:p>
+        </w:tc>
+      </w:tr>
+      <w:tr>
+        <w:tc>
+          <w:tcPr>
+            <w:tcW w:type="dxa" w:w="2880"/>
+          </w:tcPr>
+          <w:p>
+            <w:r/>
+            <w:r>
+              <w:t>2025-02-26</w:t>
+            </w:r>
+          </w:p>
+        </w:tc>
+        <w:tc>
+          <w:tcPr>
+            <w:tcW w:type="dxa" w:w="2880"/>
+          </w:tcPr>
+          <w:p>
+            <w:r/>
+            <w:r>
+              <w:t>聯合國人道機構警告：以色列在西岸數周軍事行動已將巴勒斯坦社區變成「戰場」，約四萬人流離失所</w:t>
+            </w:r>
+          </w:p>
+        </w:tc>
+        <w:tc>
+          <w:tcPr>
+            <w:tcW w:type="dxa" w:w="2880"/>
+          </w:tcPr>
+          <w:p>
+            <w:r/>
+            <w:r>
+              <w:t>14</w:t>
+            </w:r>
+          </w:p>
+        </w:tc>
+      </w:tr>
+      <w:tr>
+        <w:tc>
+          <w:tcPr>
+            <w:tcW w:type="dxa" w:w="2880"/>
+          </w:tcPr>
+          <w:p>
+            <w:r/>
+            <w:r>
+              <w:t>2025-02-26</w:t>
+            </w:r>
+          </w:p>
+        </w:tc>
+        <w:tc>
+          <w:tcPr>
+            <w:tcW w:type="dxa" w:w="2880"/>
+          </w:tcPr>
+          <w:p>
+            <w:r/>
+            <w:r>
+              <w:t>UNRWA 報告：自五周前軍事行動以來，50 多人喪生（含兒童），西岸正迅速演變為戰場</w:t>
+            </w:r>
+          </w:p>
+        </w:tc>
+        <w:tc>
+          <w:tcPr>
+            <w:tcW w:type="dxa" w:w="2880"/>
+          </w:tcPr>
+          <w:p>
+            <w:r/>
+            <w:r>
+              <w:t>15</w:t>
+            </w:r>
+          </w:p>
+        </w:tc>
+      </w:tr>
+      <w:tr>
+        <w:tc>
+          <w:tcPr>
+            <w:tcW w:type="dxa" w:w="2880"/>
+          </w:tcPr>
+          <w:p>
+            <w:r/>
+            <w:r>
+              <w:t>2025-02-26</w:t>
+            </w:r>
+          </w:p>
+        </w:tc>
+        <w:tc>
+          <w:tcPr>
+            <w:tcW w:type="dxa" w:w="2880"/>
+          </w:tcPr>
+          <w:p>
+            <w:r/>
+            <w:r>
+              <w:t>人道協調廳對以色列軍方對平民使用過度武力及流離失所者需求深表關切</w:t>
+            </w:r>
+          </w:p>
+        </w:tc>
+        <w:tc>
+          <w:tcPr>
+            <w:tcW w:type="dxa" w:w="2880"/>
+          </w:tcPr>
+          <w:p>
+            <w:r/>
+            <w:r>
+              <w:t>16</w:t>
+            </w:r>
+          </w:p>
+        </w:tc>
+      </w:tr>
+      <w:tr>
+        <w:tc>
+          <w:tcPr>
+            <w:tcW w:type="dxa" w:w="2880"/>
+          </w:tcPr>
+          <w:p>
+            <w:r/>
+            <w:r>
+              <w:t>2025-03-01</w:t>
+            </w:r>
+          </w:p>
+        </w:tc>
+        <w:tc>
+          <w:tcPr>
+            <w:tcW w:type="dxa" w:w="2880"/>
+          </w:tcPr>
+          <w:p>
+            <w:r/>
+            <w:r>
+              <w:t>第一階段計劃（預定 3/1 前完成）正在基本按商定步驟推進；隨後雙方將就永久停火問題展開談判，開啟下一階段</w:t>
+            </w:r>
+          </w:p>
+        </w:tc>
+        <w:tc>
+          <w:tcPr>
+            <w:tcW w:type="dxa" w:w="2880"/>
+          </w:tcPr>
+          <w:p>
+            <w:r/>
+            <w:r>
+              <w:t>17</w:t>
+            </w:r>
+          </w:p>
+        </w:tc>
+      </w:tr>
+      <w:tr>
+        <w:tc>
+          <w:tcPr>
+            <w:tcW w:type="dxa" w:w="2880"/>
+          </w:tcPr>
+          <w:p>
+            <w:r/>
+            <w:r>
+              <w:t>2025-04-01</w:t>
+            </w:r>
+          </w:p>
+        </w:tc>
+        <w:tc>
+          <w:tcPr>
+            <w:tcW w:type="dxa" w:w="2880"/>
+          </w:tcPr>
+          <w:p>
+            <w:r/>
+            <w:r>
+              <w:t>埃爾德：以色列關閉加薩邊境，連續四周禁止所有商業和人道主義援助進入；援助努力不斷被削弱</w:t>
+            </w:r>
+          </w:p>
+        </w:tc>
+        <w:tc>
+          <w:tcPr>
+            <w:tcW w:type="dxa" w:w="2880"/>
+          </w:tcPr>
+          <w:p>
+            <w:r/>
+            <w:r>
+              <w:t>18</w:t>
+            </w:r>
+          </w:p>
+        </w:tc>
+      </w:tr>
+      <w:tr>
+        <w:tc>
+          <w:tcPr>
+            <w:tcW w:type="dxa" w:w="2880"/>
+          </w:tcPr>
+          <w:p>
+            <w:r/>
+            <w:r>
+              <w:t>2025-04-25</w:t>
+            </w:r>
+          </w:p>
+        </w:tc>
+        <w:tc>
+          <w:tcPr>
+            <w:tcW w:type="dxa" w:w="2880"/>
+          </w:tcPr>
+          <w:p>
+            <w:r/>
+            <w:r>
+              <w:t>停火 3 月破裂後，以色列封鎖下連續 50 多天無援助物資進入；加薩人口即將斷糧；酷熱、污水、垃圾成山環境下公共衛生危機加劇</w:t>
+            </w:r>
+          </w:p>
+        </w:tc>
+        <w:tc>
+          <w:tcPr>
+            <w:tcW w:type="dxa" w:w="2880"/>
+          </w:tcPr>
+          <w:p>
+            <w:r/>
+            <w:r>
+              <w:t>19</w:t>
+            </w:r>
+          </w:p>
+        </w:tc>
+      </w:tr>
+      <w:tr>
+        <w:tc>
+          <w:tcPr>
+            <w:tcW w:type="dxa" w:w="2880"/>
+          </w:tcPr>
+          <w:p>
+            <w:r/>
+            <w:r>
+              <w:t>2025-05-02</w:t>
+            </w:r>
+          </w:p>
+        </w:tc>
+        <w:tc>
+          <w:tcPr>
+            <w:tcW w:type="dxa" w:w="2880"/>
+          </w:tcPr>
+          <w:p>
+            <w:r/>
+            <w:r>
+              <w:t>弗萊徹：以色列阻止援助是「對哈馬斯施壓的策略」，嚴重違反國際法，剝奪平民生存權、基本醫療保障和尊嚴，是「殘酷的集體懲罰」</w:t>
+            </w:r>
+          </w:p>
+        </w:tc>
+        <w:tc>
+          <w:tcPr>
+            <w:tcW w:type="dxa" w:w="2880"/>
+          </w:tcPr>
+          <w:p>
+            <w:r/>
+            <w:r>
+              <w:t>20</w:t>
+            </w:r>
+          </w:p>
+        </w:tc>
+      </w:tr>
+      <w:tr>
+        <w:tc>
+          <w:tcPr>
+            <w:tcW w:type="dxa" w:w="2880"/>
+          </w:tcPr>
+          <w:p>
+            <w:r/>
+            <w:r>
+              <w:t>2025-05-31</w:t>
+            </w:r>
+          </w:p>
+        </w:tc>
+        <w:tc>
+          <w:tcPr>
+            <w:tcW w:type="dxa" w:w="2880"/>
+          </w:tcPr>
+          <w:p>
+            <w:r/>
+            <w:r>
+              <w:t>加薩飢餓危機失控；5/31 以來連續數天民眾在南部美以控制之私營援助中心領取食物時遭槍擊遇難；古特雷斯深表震驚並呼籲永久停火；美國在安理會投下否決票，阻止呼籲永久停火與解除援助限制的決議草案</w:t>
+            </w:r>
+          </w:p>
+        </w:tc>
+        <w:tc>
+          <w:tcPr>
+            <w:tcW w:type="dxa" w:w="2880"/>
+          </w:tcPr>
+          <w:p>
+            <w:r/>
+            <w:r>
+              <w:t>21</w:t>
+            </w:r>
+          </w:p>
+        </w:tc>
+      </w:tr>
+      <w:tr>
+        <w:tc>
+          <w:tcPr>
+            <w:tcW w:type="dxa" w:w="2880"/>
+          </w:tcPr>
+          <w:p>
+            <w:r/>
+            <w:r>
               <w:t>2025-06-13</w:t>
             </w:r>
           </w:p>
@@ -970,7 +1912,7 @@
           <w:p>
             <w:r/>
             <w:r>
-              <w:t>自四月以來以色列當局已拒絕超過 20 次搶修許可申請（來源10）</w:t>
+              <w:t>自四月以來，以色列當局已拒絕超過 20 次搶修許可申請</w:t>
             </w:r>
           </w:p>
         </w:tc>
@@ -981,7 +1923,322 @@
           <w:p>
             <w:r/>
             <w:r>
-              <w:t>10</w:t>
+              <w:t>22</w:t>
+            </w:r>
+          </w:p>
+        </w:tc>
+      </w:tr>
+      <w:tr>
+        <w:tc>
+          <w:tcPr>
+            <w:tcW w:type="dxa" w:w="2880"/>
+          </w:tcPr>
+          <w:p>
+            <w:r/>
+            <w:r>
+              <w:t>2025-06-27</w:t>
+            </w:r>
+          </w:p>
+        </w:tc>
+        <w:tc>
+          <w:tcPr>
+            <w:tcW w:type="dxa" w:w="2880"/>
+          </w:tcPr>
+          <w:p>
+            <w:r/>
+            <w:r>
+              <w:t>國際背景：美國斡旋下以色列與伊朗實現停火，安理會就伊核問題召開會議（非加薩直接事件）</w:t>
+            </w:r>
+          </w:p>
+        </w:tc>
+        <w:tc>
+          <w:tcPr>
+            <w:tcW w:type="dxa" w:w="2880"/>
+          </w:tcPr>
+          <w:p>
+            <w:r/>
+            <w:r>
+              <w:t>23</w:t>
+            </w:r>
+          </w:p>
+        </w:tc>
+      </w:tr>
+      <w:tr>
+        <w:tc>
+          <w:tcPr>
+            <w:tcW w:type="dxa" w:w="2880"/>
+          </w:tcPr>
+          <w:p>
+            <w:r/>
+            <w:r>
+              <w:t>2025-07-03</w:t>
+            </w:r>
+          </w:p>
+        </w:tc>
+        <w:tc>
+          <w:tcPr>
+            <w:tcW w:type="dxa" w:w="2880"/>
+          </w:tcPr>
+          <w:p>
+            <w:r/>
+            <w:r>
+              <w:t>古特雷斯對加薩人道局勢進一步惡化表示嚴重關切，強烈譴責近日多起導致大量平民死傷的襲擊；呼籲立即實現永久停火、確保人道援助暢通</w:t>
+            </w:r>
+          </w:p>
+        </w:tc>
+        <w:tc>
+          <w:tcPr>
+            <w:tcW w:type="dxa" w:w="2880"/>
+          </w:tcPr>
+          <w:p>
+            <w:r/>
+            <w:r>
+              <w:t>24</w:t>
+            </w:r>
+          </w:p>
+        </w:tc>
+      </w:tr>
+      <w:tr>
+        <w:tc>
+          <w:tcPr>
+            <w:tcW w:type="dxa" w:w="2880"/>
+          </w:tcPr>
+          <w:p>
+            <w:r/>
+            <w:r>
+              <w:t>2025-07-03</w:t>
+            </w:r>
+          </w:p>
+        </w:tc>
+        <w:tc>
+          <w:tcPr>
+            <w:tcW w:type="dxa" w:w="2880"/>
+          </w:tcPr>
+          <w:p>
+            <w:r/>
+            <w:r>
+              <w:t>杜加里克：僅本週一天內，以色列當局下令強制轉移近 3 萬人，使其在缺乏庇護、食物、藥品和飲水的情況下再次流離失所</w:t>
+            </w:r>
+          </w:p>
+        </w:tc>
+        <w:tc>
+          <w:tcPr>
+            <w:tcW w:type="dxa" w:w="2880"/>
+          </w:tcPr>
+          <w:p>
+            <w:r/>
+            <w:r>
+              <w:t>25</w:t>
+            </w:r>
+          </w:p>
+        </w:tc>
+      </w:tr>
+      <w:tr>
+        <w:tc>
+          <w:tcPr>
+            <w:tcW w:type="dxa" w:w="2880"/>
+          </w:tcPr>
+          <w:p>
+            <w:r/>
+            <w:r>
+              <w:t>2025-07-03</w:t>
+            </w:r>
+          </w:p>
+        </w:tc>
+        <w:tc>
+          <w:tcPr>
+            <w:tcW w:type="dxa" w:w="2880"/>
+          </w:tcPr>
+          <w:p>
+            <w:r/>
+            <w:r>
+              <w:t>2025 年 6 月聯合國近 400 次人道協調嘗試中：44% 被以色列當局直接拒絕、10% 初步批準後受阻、僅 1/3 得以執行、12% 因後勤安全問題取消</w:t>
+            </w:r>
+          </w:p>
+        </w:tc>
+        <w:tc>
+          <w:tcPr>
+            <w:tcW w:type="dxa" w:w="2880"/>
+          </w:tcPr>
+          <w:p>
+            <w:r/>
+            <w:r>
+              <w:t>26</w:t>
+            </w:r>
+          </w:p>
+        </w:tc>
+      </w:tr>
+      <w:tr>
+        <w:tc>
+          <w:tcPr>
+            <w:tcW w:type="dxa" w:w="2880"/>
+          </w:tcPr>
+          <w:p>
+            <w:r/>
+            <w:r>
+              <w:t>2025-08-08</w:t>
+            </w:r>
+          </w:p>
+        </w:tc>
+        <w:tc>
+          <w:tcPr>
+            <w:tcW w:type="dxa" w:w="2880"/>
+          </w:tcPr>
+          <w:p>
+            <w:r/>
+            <w:r>
+              <w:t>古特雷斯對以色列政府決定「接管加薩城」深表震驚；指出此舉標誌局勢危險升級，可能加劇數百万巴勒斯坦人的災難性後果，並危及仍被扣押的人質</w:t>
+            </w:r>
+          </w:p>
+        </w:tc>
+        <w:tc>
+          <w:tcPr>
+            <w:tcW w:type="dxa" w:w="2880"/>
+          </w:tcPr>
+          <w:p>
+            <w:r/>
+            <w:r>
+              <w:t>27</w:t>
+            </w:r>
+          </w:p>
+        </w:tc>
+      </w:tr>
+      <w:tr>
+        <w:tc>
+          <w:tcPr>
+            <w:tcW w:type="dxa" w:w="2880"/>
+          </w:tcPr>
+          <w:p>
+            <w:r/>
+            <w:r>
+              <w:t>2025-08-22</w:t>
+            </w:r>
+          </w:p>
+        </w:tc>
+        <w:tc>
+          <w:tcPr>
+            <w:tcW w:type="dxa" w:w="2880"/>
+          </w:tcPr>
+          <w:p>
+            <w:r/>
+            <w:r>
+              <w:t>加薩兒童截肢率已攀升至全球最高；以軍持續加強加薩城及周边軍事行動；古特雷斯再度緊急呼籲停火</w:t>
+            </w:r>
+          </w:p>
+        </w:tc>
+        <w:tc>
+          <w:tcPr>
+            <w:tcW w:type="dxa" w:w="2880"/>
+          </w:tcPr>
+          <w:p>
+            <w:r/>
+            <w:r>
+              <w:t>28</w:t>
+            </w:r>
+          </w:p>
+        </w:tc>
+      </w:tr>
+      <w:tr>
+        <w:tc>
+          <w:tcPr>
+            <w:tcW w:type="dxa" w:w="2880"/>
+          </w:tcPr>
+          <w:p>
+            <w:r/>
+            <w:r>
+              <w:t>2025-09-29</w:t>
+            </w:r>
+          </w:p>
+        </w:tc>
+        <w:tc>
+          <w:tcPr>
+            <w:tcW w:type="dxa" w:w="2880"/>
+          </w:tcPr>
+          <w:p>
+            <w:r/>
+            <w:r>
+              <w:t>聯合國關於安理會第 2334 號決議執行情況的第 35 次報告：過去三個月以色列在被占巴勒斯坦領土定居點擴張進一步加快，房屋拆除和流離失所持續惡化，加薩人道局勢已接近崩潰</w:t>
+            </w:r>
+          </w:p>
+        </w:tc>
+        <w:tc>
+          <w:tcPr>
+            <w:tcW w:type="dxa" w:w="2880"/>
+          </w:tcPr>
+          <w:p>
+            <w:r/>
+            <w:r>
+              <w:t>29</w:t>
+            </w:r>
+          </w:p>
+        </w:tc>
+      </w:tr>
+      <w:tr>
+        <w:tc>
+          <w:tcPr>
+            <w:tcW w:type="dxa" w:w="2880"/>
+          </w:tcPr>
+          <w:p>
+            <w:r/>
+            <w:r>
+              <w:t>2025-10-03</w:t>
+            </w:r>
+          </w:p>
+        </w:tc>
+        <w:tc>
+          <w:tcPr>
+            <w:tcW w:type="dxa" w:w="2880"/>
+          </w:tcPr>
+          <w:p>
+            <w:r/>
+            <w:r>
+              <w:t>聯合國及合作夥伴已準備約 17 萬噸食品、藥品、帳篷等急需物資，可隨時運入加薩；古特雷斯對哈馬斯宣布準備釋放人質「感到鼓舞」</w:t>
+            </w:r>
+          </w:p>
+        </w:tc>
+        <w:tc>
+          <w:tcPr>
+            <w:tcW w:type="dxa" w:w="2880"/>
+          </w:tcPr>
+          <w:p>
+            <w:r/>
+            <w:r>
+              <w:t>30</w:t>
+            </w:r>
+          </w:p>
+        </w:tc>
+      </w:tr>
+      <w:tr>
+        <w:tc>
+          <w:tcPr>
+            <w:tcW w:type="dxa" w:w="2880"/>
+          </w:tcPr>
+          <w:p>
+            <w:r/>
+            <w:r>
+              <w:t>2025-10-03</w:t>
+            </w:r>
+          </w:p>
+        </w:tc>
+        <w:tc>
+          <w:tcPr>
+            <w:tcW w:type="dxa" w:w="2880"/>
+          </w:tcPr>
+          <w:p>
+            <w:r/>
+            <w:r>
+              <w:t>WHO 組織緊急轉移：3 名危重新生兒從加薩市赫盧醫院轉至代爾巴拉赫阿克薩醫院；原定轉移的第 4 名嬰兒於當天早上死亡</w:t>
+            </w:r>
+          </w:p>
+        </w:tc>
+        <w:tc>
+          <w:tcPr>
+            <w:tcW w:type="dxa" w:w="2880"/>
+          </w:tcPr>
+          <w:p>
+            <w:r/>
+            <w:r>
+              <w:t>31</w:t>
             </w:r>
           </w:p>
         </w:tc>
@@ -999,7 +2256,7 @@
         <w:pStyle w:val="Heading2"/>
       </w:pPr>
       <w:r>
-        <w:t>三、六部門追蹤（基於現有 10 則片段）</w:t>
+        <w:t>三、六部門追蹤（31 則片段全景）</w:t>
       </w:r>
     </w:p>
     <w:p/>
@@ -1093,7 +2350,6 @@
         <w:tc>
           <w:tcPr>
             <w:tcW w:type="dxa" w:w="2160"/>
-            <w:vMerge w:val="restart"/>
           </w:tcPr>
           <w:p>
             <w:r/>
@@ -1101,12 +2357,6 @@
               <w:t>政治外交</w:t>
             </w:r>
           </w:p>
-          <w:p>
-            <w:r/>
-          </w:p>
-          <w:p>
-            <w:r/>
-          </w:p>
         </w:tc>
         <w:tc>
           <w:tcPr>
@@ -1115,7 +2365,7 @@
           <w:p>
             <w:r/>
             <w:r>
-              <w:t>停火協議與交換</w:t>
+              <w:t>停火協議達成型態</w:t>
             </w:r>
           </w:p>
         </w:tc>
@@ -1126,7 +2376,7 @@
           <w:p>
             <w:r/>
             <w:r>
-              <w:t>1/19 人質與囚犯交換完成，屬停火第一階段重要組成部分（來源2）；2/16 新一輪交換完成、停火確認維持（來源4）</w:t>
+              <w:t>1/15 古特雷斯熱烈歡迎，点名赞扬埃及、卡達、美國三方推動（來源2）；協議分三階段，第一階段含以軍撤离、難民返回、增加援助（來源11）；古特雷斯重申「兩國方案」框架（來源4）</w:t>
             </w:r>
           </w:p>
         </w:tc>
@@ -1137,7 +2387,7 @@
           <w:p>
             <w:r/>
             <w:r>
-              <w:t>2、4</w:t>
+              <w:t>2、4、11</w:t>
             </w:r>
           </w:p>
         </w:tc>
@@ -1146,9 +2396,13 @@
         <w:tc>
           <w:tcPr>
             <w:tcW w:type="dxa" w:w="2160"/>
-            <w:vMerge/>
-          </w:tcPr>
-          <w:p/>
+          </w:tcPr>
+          <w:p>
+            <w:r/>
+            <w:r>
+              <w:t>政治外交</w:t>
+            </w:r>
+          </w:p>
         </w:tc>
         <w:tc>
           <w:tcPr>
@@ -1157,7 +2411,7 @@
           <w:p>
             <w:r/>
             <w:r>
-              <w:t>停火震盪與破裂</w:t>
+              <w:t>人質交換機制</w:t>
             </w:r>
           </w:p>
         </w:tc>
@@ -1168,7 +2422,7 @@
           <w:p>
             <w:r/>
             <w:r>
-              <w:t>2/11 古特雷斯警告停火或將終止（來源3）；4/1 邊境連續四周關閉暗示停火已實質破裂（來源8）；5/2 以色列阻止援助被定性為「對哈馬斯施壓策略」（來源9）</w:t>
+              <w:t>1/19 首次交換完成（來源6）；2/16 3 名以色列人質換 369 名巴勒斯坦人（來源10）；2/11 戈麥斯呼籲哈馬斯按計劃釋放（來源8）；10/3 哈馬斯宣布準備釋放，古特雷斯「感到鼓舞」（來源30）</w:t>
             </w:r>
           </w:p>
         </w:tc>
@@ -1179,7 +2433,7 @@
           <w:p>
             <w:r/>
             <w:r>
-              <w:t>3、8、9</w:t>
+              <w:t>6、8、10、30</w:t>
             </w:r>
           </w:p>
         </w:tc>
@@ -1188,9 +2442,13 @@
         <w:tc>
           <w:tcPr>
             <w:tcW w:type="dxa" w:w="2160"/>
-            <w:vMerge/>
-          </w:tcPr>
-          <w:p/>
+          </w:tcPr>
+          <w:p>
+            <w:r/>
+            <w:r>
+              <w:t>政治外交</w:t>
+            </w:r>
+          </w:p>
         </w:tc>
         <w:tc>
           <w:tcPr>
@@ -1199,7 +2457,7 @@
           <w:p>
             <w:r/>
             <w:r>
-              <w:t>調解方動向</w:t>
+              <w:t>停火震盪與破裂</w:t>
             </w:r>
           </w:p>
         </w:tc>
@@ -1210,7 +2468,7 @@
           <w:p>
             <w:r/>
             <w:r>
-              <w:t>本次資料中未直接收錄卡達、埃及、美國三方調解的獨立片段；2/11 停火談判場地相關資訊缺失（來源3 僅提及「停火協議或將終止」）</w:t>
+              <w:t>2/11 停火「或將終止」（來源7）；3/1 第一階段「基本按步驟推進」（來源17）；4/25 確認「3 月破裂」（來源19）；8/8 以色列決定「接管加薩城」（來源27）</w:t>
             </w:r>
           </w:p>
         </w:tc>
@@ -1221,7 +2479,7 @@
           <w:p>
             <w:r/>
             <w:r>
-              <w:t>3</w:t>
+              <w:t>7、17、19、27</w:t>
             </w:r>
           </w:p>
         </w:tc>
@@ -1230,16 +2488,12 @@
         <w:tc>
           <w:tcPr>
             <w:tcW w:type="dxa" w:w="2160"/>
-            <w:vMerge w:val="restart"/>
-          </w:tcPr>
-          <w:p>
-            <w:r/>
-            <w:r>
-              <w:t>國際安全</w:t>
-            </w:r>
-          </w:p>
-          <w:p>
-            <w:r/>
+          </w:tcPr>
+          <w:p>
+            <w:r/>
+            <w:r>
+              <w:t>政治外交</w:t>
+            </w:r>
           </w:p>
         </w:tc>
         <w:tc>
@@ -1249,7 +2503,7 @@
           <w:p>
             <w:r/>
             <w:r>
-              <w:t>西岸軍事行動</w:t>
+              <w:t>調解方動態</w:t>
             </w:r>
           </w:p>
         </w:tc>
@@ -1260,7 +2514,7 @@
           <w:p>
             <w:r/>
             <w:r>
-              <w:t>2/26 以色列數周軍事行動將西岸巴勒斯坦社區變成「戰場」（來源5）；UNRWA 報告 50 多人喪生含兒童（來源6）；人道協調廳關注過度武力（來源7）</w:t>
+              <w:t>1/15 埃及、卡達、美國三方被点名（來源2）；2/11 多哈第二階段談判被提及（來源8）；5/31 美國在安理會投否決票（來源21）；10/3 哈馬斯單邊釋放意旨（來源30）</w:t>
             </w:r>
           </w:p>
         </w:tc>
@@ -1271,7 +2525,7 @@
           <w:p>
             <w:r/>
             <w:r>
-              <w:t>5、6、7</w:t>
+              <w:t>2、8、21、30</w:t>
             </w:r>
           </w:p>
         </w:tc>
@@ -1280,9 +2534,13 @@
         <w:tc>
           <w:tcPr>
             <w:tcW w:type="dxa" w:w="2160"/>
-            <w:vMerge/>
-          </w:tcPr>
-          <w:p/>
+          </w:tcPr>
+          <w:p>
+            <w:r/>
+            <w:r>
+              <w:t>政治外交</w:t>
+            </w:r>
+          </w:p>
         </w:tc>
         <w:tc>
           <w:tcPr>
@@ -1291,7 +2549,7 @@
           <w:p>
             <w:r/>
             <w:r>
-              <w:t>加薩邊境控制</w:t>
+              <w:t>安理會動向</w:t>
             </w:r>
           </w:p>
         </w:tc>
@@ -1302,7 +2560,7 @@
           <w:p>
             <w:r/>
             <w:r>
-              <w:t>4/1 以色列關閉加薩邊境、禁止所有商業和人道援助（來源8）</w:t>
+              <w:t>5/31 美國否決永久停火與解除援助限制決議草案（來源21）；6/27 安理會就伊核問題會議（國際背景）（來源23）；9/29 2334 號決議第 35 次報告：定居點擴張加快（來源29）</w:t>
             </w:r>
           </w:p>
         </w:tc>
@@ -1313,7 +2571,7 @@
           <w:p>
             <w:r/>
             <w:r>
-              <w:t>8</w:t>
+              <w:t>21、23、29</w:t>
             </w:r>
           </w:p>
         </w:tc>
@@ -1322,19 +2580,12 @@
         <w:tc>
           <w:tcPr>
             <w:tcW w:type="dxa" w:w="2160"/>
-            <w:vMerge w:val="restart"/>
-          </w:tcPr>
-          <w:p>
-            <w:r/>
-            <w:r>
-              <w:t>人道事務</w:t>
-            </w:r>
-          </w:p>
-          <w:p>
-            <w:r/>
-          </w:p>
-          <w:p>
-            <w:r/>
+          </w:tcPr>
+          <w:p>
+            <w:r/>
+            <w:r>
+              <w:t>國際安全</w:t>
+            </w:r>
           </w:p>
         </w:tc>
         <w:tc>
@@ -1344,7 +2595,7 @@
           <w:p>
             <w:r/>
             <w:r>
-              <w:t>物資短缺</w:t>
+              <w:t>加薩軍事行動</w:t>
             </w:r>
           </w:p>
         </w:tc>
@@ -1355,7 +2606,7 @@
           <w:p>
             <w:r/>
             <w:r>
-              <w:t>1/14 嚴重物資短缺（來源1）；4/1 連續四周禁止所有援助（來源8）</w:t>
+              <w:t>8/8 以色列決定「接管加薩城」（來源27）；8/22 以軍持續加強加薩城及周边軍事行動（來源28）；7/3 近日多起導致大量平民死傷的襲擊（來源24）</w:t>
             </w:r>
           </w:p>
         </w:tc>
@@ -1366,7 +2617,7 @@
           <w:p>
             <w:r/>
             <w:r>
-              <w:t>1、8</w:t>
+              <w:t>24、27、28</w:t>
             </w:r>
           </w:p>
         </w:tc>
@@ -1375,9 +2626,13 @@
         <w:tc>
           <w:tcPr>
             <w:tcW w:type="dxa" w:w="2160"/>
-            <w:vMerge/>
-          </w:tcPr>
-          <w:p/>
+          </w:tcPr>
+          <w:p>
+            <w:r/>
+            <w:r>
+              <w:t>國際安全</w:t>
+            </w:r>
+          </w:p>
         </w:tc>
         <w:tc>
           <w:tcPr>
@@ -1386,7 +2641,7 @@
           <w:p>
             <w:r/>
             <w:r>
-              <w:t>邊境口岸</w:t>
+              <w:t>強制轉移</w:t>
             </w:r>
           </w:p>
         </w:tc>
@@ -1397,7 +2652,7 @@
           <w:p>
             <w:r/>
             <w:r>
-              <w:t>4/1 邊境全面關閉（來源8）；5/2 被定性為「集體懲罰」（來源9）；6/13 20 次搶修被拒（來源10）</w:t>
+              <w:t>7/3 一天內強制轉移近 3 萬人，缺乏庇護、食物、藥品、飲水（來源25）</w:t>
             </w:r>
           </w:p>
         </w:tc>
@@ -1408,7 +2663,7 @@
           <w:p>
             <w:r/>
             <w:r>
-              <w:t>8、9、10</w:t>
+              <w:t>25</w:t>
             </w:r>
           </w:p>
         </w:tc>
@@ -1417,9 +2672,13 @@
         <w:tc>
           <w:tcPr>
             <w:tcW w:type="dxa" w:w="2160"/>
-            <w:vMerge/>
-          </w:tcPr>
-          <w:p/>
+          </w:tcPr>
+          <w:p>
+            <w:r/>
+            <w:r>
+              <w:t>國際安全</w:t>
+            </w:r>
+          </w:p>
         </w:tc>
         <w:tc>
           <w:tcPr>
@@ -1428,7 +2687,7 @@
           <w:p>
             <w:r/>
             <w:r>
-              <w:t>飲水與衛生</w:t>
+              <w:t>西岸升級</w:t>
             </w:r>
           </w:p>
         </w:tc>
@@ -1439,7 +2698,7 @@
           <w:p>
             <w:r/>
             <w:r>
-              <w:t>本次資料中無獨立飲水/衛生片段；1/14 物資短缺間接涵蓋（來源1）</w:t>
+              <w:t>2/26 數周軍事行動將社區變成「戰場」，4 萬人流離失所（來源14）；UNRWA 50 多人喪生含兒童（來源15）；人道協調廳關注過度武力（來源16）</w:t>
             </w:r>
           </w:p>
         </w:tc>
@@ -1450,7 +2709,7 @@
           <w:p>
             <w:r/>
             <w:r>
-              <w:t>1</w:t>
+              <w:t>14、15、16</w:t>
             </w:r>
           </w:p>
         </w:tc>
@@ -1459,19 +2718,12 @@
         <w:tc>
           <w:tcPr>
             <w:tcW w:type="dxa" w:w="2160"/>
-            <w:vMerge w:val="restart"/>
-          </w:tcPr>
-          <w:p>
-            <w:r/>
-            <w:r>
-              <w:t>醫療衛生</w:t>
-            </w:r>
-          </w:p>
-          <w:p>
-            <w:r/>
-          </w:p>
-          <w:p>
-            <w:r/>
+          </w:tcPr>
+          <w:p>
+            <w:r/>
+            <w:r>
+              <w:t>國際安全</w:t>
+            </w:r>
           </w:p>
         </w:tc>
         <w:tc>
@@ -1481,7 +2733,7 @@
           <w:p>
             <w:r/>
             <w:r>
-              <w:t>醫院運作</w:t>
+              <w:t>平民與救援人員安全</w:t>
             </w:r>
           </w:p>
         </w:tc>
@@ -1492,7 +2744,7 @@
           <w:p>
             <w:r/>
             <w:r>
-              <w:t>1/14 奧達醫院運行受限、印尼醫院基本設備被破壞（來源1）</w:t>
+              <w:t>5/31 民眾在援助中心領取食物時遭槍擊遇難（來源21）；10/3 第 4 名新生兒在等待轉移時死亡（來源31）</w:t>
             </w:r>
           </w:p>
         </w:tc>
@@ -1503,7 +2755,7 @@
           <w:p>
             <w:r/>
             <w:r>
-              <w:t>1</w:t>
+              <w:t>21、31</w:t>
             </w:r>
           </w:p>
         </w:tc>
@@ -1512,9 +2764,13 @@
         <w:tc>
           <w:tcPr>
             <w:tcW w:type="dxa" w:w="2160"/>
-            <w:vMerge/>
-          </w:tcPr>
-          <w:p/>
+          </w:tcPr>
+          <w:p>
+            <w:r/>
+            <w:r>
+              <w:t>人道事務</w:t>
+            </w:r>
+          </w:p>
         </w:tc>
         <w:tc>
           <w:tcPr>
@@ -1523,7 +2779,7 @@
           <w:p>
             <w:r/>
             <w:r>
-              <w:t>醫護安全</w:t>
+              <w:t>物資短缺與斷糧</w:t>
             </w:r>
           </w:p>
         </w:tc>
@@ -1534,7 +2790,7 @@
           <w:p>
             <w:r/>
             <w:r>
-              <w:t>1/14 醫院設備被破壞暗示攻擊環境惡化（來源1）；2/26 人道協調廳對過度武力表達關切（來源7）</w:t>
+              <w:t>1/14 嚴重物資短缺（來源1）；4/25 50 多天無援助、即將斷糧（來源19）；7/3 強制轉移者缺乏食物、藥品、飲水（來源25）</w:t>
             </w:r>
           </w:p>
         </w:tc>
@@ -1545,7 +2801,7 @@
           <w:p>
             <w:r/>
             <w:r>
-              <w:t>1、7</w:t>
+              <w:t>1、19、25</w:t>
             </w:r>
           </w:p>
         </w:tc>
@@ -1554,9 +2810,13 @@
         <w:tc>
           <w:tcPr>
             <w:tcW w:type="dxa" w:w="2160"/>
-            <w:vMerge/>
-          </w:tcPr>
-          <w:p/>
+          </w:tcPr>
+          <w:p>
+            <w:r/>
+            <w:r>
+              <w:t>人道事務</w:t>
+            </w:r>
+          </w:p>
         </w:tc>
         <w:tc>
           <w:tcPr>
@@ -1565,7 +2825,7 @@
           <w:p>
             <w:r/>
             <w:r>
-              <w:t>病患轉送</w:t>
+              <w:t>邊境口岸與准入</w:t>
             </w:r>
           </w:p>
         </w:tc>
@@ -1576,7 +2836,7 @@
           <w:p>
             <w:r/>
             <w:r>
-              <w:t>本次資料中未收錄病患轉送相關片段</w:t>
+              <w:t>4/1 連續四周禁止所有商業和人道援助（來源18）；6/13 超過 20 次搶修被拒（來源22）；7/3 近 400 次協調中 44% 直接拒絕（來源26）；10/3 17 萬噸物資「可隨時運入」但實際准入狀態未知（來源30）</w:t>
             </w:r>
           </w:p>
         </w:tc>
@@ -1587,7 +2847,7 @@
           <w:p>
             <w:r/>
             <w:r>
-              <w:t>-</w:t>
+              <w:t>18、22、26、30</w:t>
             </w:r>
           </w:p>
         </w:tc>
@@ -1596,22 +2856,12 @@
         <w:tc>
           <w:tcPr>
             <w:tcW w:type="dxa" w:w="2160"/>
-            <w:vMerge w:val="restart"/>
-          </w:tcPr>
-          <w:p>
-            <w:r/>
-            <w:r>
-              <w:t>國際組織</w:t>
-            </w:r>
-          </w:p>
-          <w:p>
-            <w:r/>
-          </w:p>
-          <w:p>
-            <w:r/>
-          </w:p>
-          <w:p>
-            <w:r/>
+          </w:tcPr>
+          <w:p>
+            <w:r/>
+            <w:r>
+              <w:t>人道事務</w:t>
+            </w:r>
           </w:p>
         </w:tc>
         <w:tc>
@@ -1621,7 +2871,7 @@
           <w:p>
             <w:r/>
             <w:r>
-              <w:t>古特雷斯</w:t>
+              <w:t>公共衛生危機</w:t>
             </w:r>
           </w:p>
         </w:tc>
@@ -1632,7 +2882,7 @@
           <w:p>
             <w:r/>
             <w:r>
-              <w:t>1/19 歡迎停火與交換（來源2）；2/11 呼籲避免戰火重燃（來源3）；2/16 歡迎持續停火（來源4）</w:t>
+              <w:t>4/25 酷熱、污水橫流、垃圾成山環境下公共衛生危機加劇（來源19）；8/22 兒童截肢率全球最高（來源28）</w:t>
             </w:r>
           </w:p>
         </w:tc>
@@ -1643,7 +2893,7 @@
           <w:p>
             <w:r/>
             <w:r>
-              <w:t>2、3、4</w:t>
+              <w:t>19、28</w:t>
             </w:r>
           </w:p>
         </w:tc>
@@ -1652,9 +2902,13 @@
         <w:tc>
           <w:tcPr>
             <w:tcW w:type="dxa" w:w="2160"/>
-            <w:vMerge/>
-          </w:tcPr>
-          <w:p/>
+          </w:tcPr>
+          <w:p>
+            <w:r/>
+            <w:r>
+              <w:t>人道事務</w:t>
+            </w:r>
+          </w:p>
         </w:tc>
         <w:tc>
           <w:tcPr>
@@ -1663,7 +2917,7 @@
           <w:p>
             <w:r/>
             <w:r>
-              <w:t>OCHA（杜加里克/埃爾德/弗萊徹）</w:t>
+              <w:t>流離失所</w:t>
             </w:r>
           </w:p>
         </w:tc>
@@ -1674,7 +2928,7 @@
           <w:p>
             <w:r/>
             <w:r>
-              <w:t>1/14 杜加里克：物資短缺、醫院受限（來源1）；4/1 埃爾德：邊境四周關閉（來源8）；5/2 弗萊徹：集體懲罰定性（來源9）；6/13 20 次搶修被拒（來源10）</w:t>
+              <w:t>1/15 近 100 萬人流離失所（來源3）；2/26 西岸 4 萬人（來源14）；7/3 一天 3 萬人（來源25）；9/29 房屋拆除和流離失所持續惡化（來源29）</w:t>
             </w:r>
           </w:p>
         </w:tc>
@@ -1685,7 +2939,7 @@
           <w:p>
             <w:r/>
             <w:r>
-              <w:t>1、8、9、10</w:t>
+              <w:t>3、14、25、29</w:t>
             </w:r>
           </w:p>
         </w:tc>
@@ -1694,9 +2948,13 @@
         <w:tc>
           <w:tcPr>
             <w:tcW w:type="dxa" w:w="2160"/>
-            <w:vMerge/>
-          </w:tcPr>
-          <w:p/>
+          </w:tcPr>
+          <w:p>
+            <w:r/>
+            <w:r>
+              <w:t>醫療衛生</w:t>
+            </w:r>
+          </w:p>
         </w:tc>
         <w:tc>
           <w:tcPr>
@@ -1705,7 +2963,7 @@
           <w:p>
             <w:r/>
             <w:r>
-              <w:t>UNRWA</w:t>
+              <w:t>醫院運作</w:t>
             </w:r>
           </w:p>
         </w:tc>
@@ -1716,7 +2974,7 @@
           <w:p>
             <w:r/>
             <w:r>
-              <w:t>2/26 西岸 50 多人喪生、4 萬人流離失所（來源6）</w:t>
+              <w:t>1/14 奧達醫院運行受限、印尼醫院設備被破壞（來源1）；10/3 赫盧醫院仍有危重新生兒需轉移（來源31）</w:t>
             </w:r>
           </w:p>
         </w:tc>
@@ -1727,7 +2985,7 @@
           <w:p>
             <w:r/>
             <w:r>
-              <w:t>6</w:t>
+              <w:t>1、31</w:t>
             </w:r>
           </w:p>
         </w:tc>
@@ -1736,9 +2994,13 @@
         <w:tc>
           <w:tcPr>
             <w:tcW w:type="dxa" w:w="2160"/>
-            <w:vMerge/>
-          </w:tcPr>
-          <w:p/>
+          </w:tcPr>
+          <w:p>
+            <w:r/>
+            <w:r>
+              <w:t>醫療衛生</w:t>
+            </w:r>
+          </w:p>
         </w:tc>
         <w:tc>
           <w:tcPr>
@@ -1747,7 +3009,7 @@
           <w:p>
             <w:r/>
             <w:r>
-              <w:t>安理會</w:t>
+              <w:t>新生兒與極端案例</w:t>
             </w:r>
           </w:p>
         </w:tc>
@@ -1758,7 +3020,7 @@
           <w:p>
             <w:r/>
             <w:r>
-              <w:t>本次資料中未收錄安理會決議或否決相關片段</w:t>
+              <w:t>10/3 WHO 緊急轉移 3 名危重新生兒；第 4 名當天早上死亡（來源31）</w:t>
             </w:r>
           </w:p>
         </w:tc>
@@ -1769,7 +3031,7 @@
           <w:p>
             <w:r/>
             <w:r>
-              <w:t>-</w:t>
+              <w:t>31</w:t>
             </w:r>
           </w:p>
         </w:tc>
@@ -1778,16 +3040,12 @@
         <w:tc>
           <w:tcPr>
             <w:tcW w:type="dxa" w:w="2160"/>
-            <w:vMerge w:val="restart"/>
-          </w:tcPr>
-          <w:p>
-            <w:r/>
-            <w:r>
-              <w:t>綜合研析</w:t>
-            </w:r>
-          </w:p>
-          <w:p>
-            <w:r/>
+          </w:tcPr>
+          <w:p>
+            <w:r/>
+            <w:r>
+              <w:t>醫療衛生</w:t>
+            </w:r>
           </w:p>
         </w:tc>
         <w:tc>
@@ -1797,7 +3055,7 @@
           <w:p>
             <w:r/>
             <w:r>
-              <w:t>傳導鏈</w:t>
+              <w:t>兒童健康</w:t>
             </w:r>
           </w:p>
         </w:tc>
@@ -1808,7 +3066,7 @@
           <w:p>
             <w:r/>
             <w:r>
-              <w:t>見第四節</w:t>
+              <w:t>1/15 至少 1.45 萬名兒童喪生（來源3）；8/22 兒童截肢率攀升至全球最高（來源28）</w:t>
             </w:r>
           </w:p>
         </w:tc>
@@ -1819,7 +3077,7 @@
           <w:p>
             <w:r/>
             <w:r>
-              <w:t>1、2、3、4、8、9、10</w:t>
+              <w:t>3、28</w:t>
             </w:r>
           </w:p>
         </w:tc>
@@ -1828,9 +3086,13 @@
         <w:tc>
           <w:tcPr>
             <w:tcW w:type="dxa" w:w="2160"/>
-            <w:vMerge/>
-          </w:tcPr>
-          <w:p/>
+          </w:tcPr>
+          <w:p>
+            <w:r/>
+            <w:r>
+              <w:t>醫療衛生</w:t>
+            </w:r>
+          </w:p>
         </w:tc>
         <w:tc>
           <w:tcPr>
@@ -1839,6 +3101,328 @@
           <w:p>
             <w:r/>
             <w:r>
+              <w:t>醫療物資短缺</w:t>
+            </w:r>
+          </w:p>
+        </w:tc>
+        <w:tc>
+          <w:tcPr>
+            <w:tcW w:type="dxa" w:w="2160"/>
+          </w:tcPr>
+          <w:p>
+            <w:r/>
+            <w:r>
+              <w:t>1/14 藥品短缺（來源1）；7/3 強制轉移者缺乏藥品（來源25）；10/3 17 萬噸含藥品（來源30）</w:t>
+            </w:r>
+          </w:p>
+        </w:tc>
+        <w:tc>
+          <w:tcPr>
+            <w:tcW w:type="dxa" w:w="2160"/>
+          </w:tcPr>
+          <w:p>
+            <w:r/>
+            <w:r>
+              <w:t>1、25、30</w:t>
+            </w:r>
+          </w:p>
+        </w:tc>
+      </w:tr>
+      <w:tr>
+        <w:tc>
+          <w:tcPr>
+            <w:tcW w:type="dxa" w:w="2160"/>
+          </w:tcPr>
+          <w:p>
+            <w:r/>
+            <w:r>
+              <w:t>國際組織</w:t>
+            </w:r>
+          </w:p>
+        </w:tc>
+        <w:tc>
+          <w:tcPr>
+            <w:tcW w:type="dxa" w:w="2160"/>
+          </w:tcPr>
+          <w:p>
+            <w:r/>
+            <w:r>
+              <w:t>古特雷斯（UN）</w:t>
+            </w:r>
+          </w:p>
+        </w:tc>
+        <w:tc>
+          <w:tcPr>
+            <w:tcW w:type="dxa" w:w="2160"/>
+          </w:tcPr>
+          <w:p>
+            <w:r/>
+            <w:r>
+              <w:t>1/15 歡迎停火（來源2）；2/11 竭盡全力避免重燃（來源7）；2/16 歡迎停火維持（來源9）；5/31 深表震驚、呼籲永久停火（來源21）；7/3 嚴厲譴責、呼籲永久停火（來源24）；8/8 深表震驚（接管加薩城）（來源27）；8/22 緊急呼籲停火（來源28）；10/3 對哈馬斯釋放意旨「感到鼓舞」（來源30）</w:t>
+            </w:r>
+          </w:p>
+        </w:tc>
+        <w:tc>
+          <w:tcPr>
+            <w:tcW w:type="dxa" w:w="2160"/>
+          </w:tcPr>
+          <w:p>
+            <w:r/>
+            <w:r>
+              <w:t>2、7、9、21、24、27、28、30</w:t>
+            </w:r>
+          </w:p>
+        </w:tc>
+      </w:tr>
+      <w:tr>
+        <w:tc>
+          <w:tcPr>
+            <w:tcW w:type="dxa" w:w="2160"/>
+          </w:tcPr>
+          <w:p>
+            <w:r/>
+            <w:r>
+              <w:t>國際組織</w:t>
+            </w:r>
+          </w:p>
+        </w:tc>
+        <w:tc>
+          <w:tcPr>
+            <w:tcW w:type="dxa" w:w="2160"/>
+          </w:tcPr>
+          <w:p>
+            <w:r/>
+            <w:r>
+              <w:t>OCHA（杜加里克/埃爾德/弗萊徹）</w:t>
+            </w:r>
+          </w:p>
+        </w:tc>
+        <w:tc>
+          <w:tcPr>
+            <w:tcW w:type="dxa" w:w="2160"/>
+          </w:tcPr>
+          <w:p>
+            <w:r/>
+            <w:r>
+              <w:t>1/14 杜加里克：物資短缺、醫院受限（來源1）；1/15 弗萊徹：援助充滿挑戰（來源5）；4/1 埃爾德：四周禁止（來源18）；5/2 弗萊徹：集體懲罰（來源20）；7/3 杜加里克：3 萬人轉移（來源25）</w:t>
+            </w:r>
+          </w:p>
+        </w:tc>
+        <w:tc>
+          <w:tcPr>
+            <w:tcW w:type="dxa" w:w="2160"/>
+          </w:tcPr>
+          <w:p>
+            <w:r/>
+            <w:r>
+              <w:t>1、5、18、20、25</w:t>
+            </w:r>
+          </w:p>
+        </w:tc>
+      </w:tr>
+      <w:tr>
+        <w:tc>
+          <w:tcPr>
+            <w:tcW w:type="dxa" w:w="2160"/>
+          </w:tcPr>
+          <w:p>
+            <w:r/>
+            <w:r>
+              <w:t>國際組織</w:t>
+            </w:r>
+          </w:p>
+        </w:tc>
+        <w:tc>
+          <w:tcPr>
+            <w:tcW w:type="dxa" w:w="2160"/>
+          </w:tcPr>
+          <w:p>
+            <w:r/>
+            <w:r>
+              <w:t>UNRWA</w:t>
+            </w:r>
+          </w:p>
+        </w:tc>
+        <w:tc>
+          <w:tcPr>
+            <w:tcW w:type="dxa" w:w="2160"/>
+          </w:tcPr>
+          <w:p>
+            <w:r/>
+            <w:r>
+              <w:t>2/26 西岸 50 多人喪生、4 萬人流離失所（來源15）</w:t>
+            </w:r>
+          </w:p>
+        </w:tc>
+        <w:tc>
+          <w:tcPr>
+            <w:tcW w:type="dxa" w:w="2160"/>
+          </w:tcPr>
+          <w:p>
+            <w:r/>
+            <w:r>
+              <w:t>15</w:t>
+            </w:r>
+          </w:p>
+        </w:tc>
+      </w:tr>
+      <w:tr>
+        <w:tc>
+          <w:tcPr>
+            <w:tcW w:type="dxa" w:w="2160"/>
+          </w:tcPr>
+          <w:p>
+            <w:r/>
+            <w:r>
+              <w:t>國際組織</w:t>
+            </w:r>
+          </w:p>
+        </w:tc>
+        <w:tc>
+          <w:tcPr>
+            <w:tcW w:type="dxa" w:w="2160"/>
+          </w:tcPr>
+          <w:p>
+            <w:r/>
+            <w:r>
+              <w:t>WHO</w:t>
+            </w:r>
+          </w:p>
+        </w:tc>
+        <w:tc>
+          <w:tcPr>
+            <w:tcW w:type="dxa" w:w="2160"/>
+          </w:tcPr>
+          <w:p>
+            <w:r/>
+            <w:r>
+              <w:t>10/3 緊急轉移 3 名新生兒、第 4 名死亡（來源31）</w:t>
+            </w:r>
+          </w:p>
+        </w:tc>
+        <w:tc>
+          <w:tcPr>
+            <w:tcW w:type="dxa" w:w="2160"/>
+          </w:tcPr>
+          <w:p>
+            <w:r/>
+            <w:r>
+              <w:t>31</w:t>
+            </w:r>
+          </w:p>
+        </w:tc>
+      </w:tr>
+      <w:tr>
+        <w:tc>
+          <w:tcPr>
+            <w:tcW w:type="dxa" w:w="2160"/>
+          </w:tcPr>
+          <w:p>
+            <w:r/>
+            <w:r>
+              <w:t>國際組織</w:t>
+            </w:r>
+          </w:p>
+        </w:tc>
+        <w:tc>
+          <w:tcPr>
+            <w:tcW w:type="dxa" w:w="2160"/>
+          </w:tcPr>
+          <w:p>
+            <w:r/>
+            <w:r>
+              <w:t>UNICEF</w:t>
+            </w:r>
+          </w:p>
+        </w:tc>
+        <w:tc>
+          <w:tcPr>
+            <w:tcW w:type="dxa" w:w="2160"/>
+          </w:tcPr>
+          <w:p>
+            <w:r/>
+            <w:r>
+              <w:t>1/15 1.45 萬兒童喪生、近 100 萬人流離失所（來源3）</w:t>
+            </w:r>
+          </w:p>
+        </w:tc>
+        <w:tc>
+          <w:tcPr>
+            <w:tcW w:type="dxa" w:w="2160"/>
+          </w:tcPr>
+          <w:p>
+            <w:r/>
+            <w:r>
+              <w:t>3</w:t>
+            </w:r>
+          </w:p>
+        </w:tc>
+      </w:tr>
+      <w:tr>
+        <w:tc>
+          <w:tcPr>
+            <w:tcW w:type="dxa" w:w="2160"/>
+          </w:tcPr>
+          <w:p>
+            <w:r/>
+            <w:r>
+              <w:t>綜合研析</w:t>
+            </w:r>
+          </w:p>
+        </w:tc>
+        <w:tc>
+          <w:tcPr>
+            <w:tcW w:type="dxa" w:w="2160"/>
+          </w:tcPr>
+          <w:p>
+            <w:r/>
+            <w:r>
+              <w:t>傳導鏈分析</w:t>
+            </w:r>
+          </w:p>
+        </w:tc>
+        <w:tc>
+          <w:tcPr>
+            <w:tcW w:type="dxa" w:w="2160"/>
+          </w:tcPr>
+          <w:p>
+            <w:r/>
+            <w:r>
+              <w:t>見第四節</w:t>
+            </w:r>
+          </w:p>
+        </w:tc>
+        <w:tc>
+          <w:tcPr>
+            <w:tcW w:type="dxa" w:w="2160"/>
+          </w:tcPr>
+          <w:p>
+            <w:r/>
+            <w:r>
+              <w:t>1-31</w:t>
+            </w:r>
+          </w:p>
+        </w:tc>
+      </w:tr>
+      <w:tr>
+        <w:tc>
+          <w:tcPr>
+            <w:tcW w:type="dxa" w:w="2160"/>
+          </w:tcPr>
+          <w:p>
+            <w:r/>
+            <w:r>
+              <w:t>綜合研析</w:t>
+            </w:r>
+          </w:p>
+        </w:tc>
+        <w:tc>
+          <w:tcPr>
+            <w:tcW w:type="dxa" w:w="2160"/>
+          </w:tcPr>
+          <w:p>
+            <w:r/>
+            <w:r>
               <w:t>風險與 SWOT</w:t>
             </w:r>
           </w:p>
@@ -1861,7 +3445,7 @@
           <w:p>
             <w:r/>
             <w:r>
-              <w:t>1-10</w:t>
+              <w:t>1-31</w:t>
             </w:r>
           </w:p>
         </w:tc>
@@ -1879,7 +3463,7 @@
         <w:pStyle w:val="Heading2"/>
       </w:pPr>
       <w:r>
-        <w:t>四、停火→人道准入傳導鏈分析</w:t>
+        <w:t>四、停火→人道准入傳導鏈分析（全年弧線）</w:t>
       </w:r>
     </w:p>
     <w:p/>
@@ -1888,7 +3472,7 @@
         <w:pStyle w:val="Heading3"/>
       </w:pPr>
       <w:r>
-        <w:t>4.1 正向鏈（1 月中-2 月中）</w:t>
+        <w:t>4.1 正向鏈（1 月中-2 月中，約 1 個月）</w:t>
       </w:r>
     </w:p>
     <w:p/>
@@ -1899,22 +3483,27 @@
     </w:p>
     <w:p>
       <w:r>
-        <w:t>停火協議生效（1/19，來源2）</w:t>
+        <w:t>停火協議達成（1/15，來源2）</w:t>
       </w:r>
     </w:p>
     <w:p>
       <w:r>
-        <w:t xml:space="preserve">  → 第一階段人質交換如期完成（來源2）</w:t>
+        <w:t xml:space="preserve">  → 第一階段交換如期完成（1/19，來源6）</w:t>
       </w:r>
     </w:p>
     <w:p>
       <w:r>
-        <w:t xml:space="preserve">    → 停火確認維持（2/16，來源4）</w:t>
+        <w:t xml:space="preserve">    → 停火確認維持（2/16，來源9）</w:t>
       </w:r>
     </w:p>
     <w:p>
       <w:r>
-        <w:t xml:space="preserve">      → 新一輪交換完成（來源4）</w:t>
+        <w:t xml:space="preserve">      → 3 名以方人質 ↔ 369 名巴方囚犯交換（2/16，來源10）</w:t>
+      </w:r>
+    </w:p>
+    <w:p>
+      <w:r>
+        <w:t xml:space="preserve">        → 第一階段「基本按步驟推進」（3/1，來源17）</w:t>
       </w:r>
     </w:p>
     <w:p>
@@ -1931,7 +3520,7 @@
         <w:t>判斷：</w:t>
       </w:r>
       <w:r>
-        <w:t xml:space="preserve"> 1-2 月間，「交換→停火→（間接）援助通道維持」的正向循環運作正常。古特雷斯兩次表達歡迎（來源2、4），顯示該階段各方意願存在。</w:t>
+        <w:t xml:space="preserve"> 1-2 月間正向循環運作正常。古特雷斯兩次歡迎（來源2、9），協議三階段設計（來源11）提供制度框架，調解方（埃及、卡達、美國）被点名貢獻（來源2）。但 2/11 即出現「或將終止」警告（來源7），顯示結構性脆弱。</w:t>
       </w:r>
     </w:p>
     <w:p/>
@@ -1940,7 +3529,22 @@
         <w:pStyle w:val="Heading3"/>
       </w:pPr>
       <w:r>
-        <w:t>4.2 負向鏈（3 月起，資料以 4/1 為證據起點）</w:t>
+        <w:t>4.2 轉折點（3 月）</w:t>
+      </w:r>
+    </w:p>
+    <w:p/>
+    <w:p>
+      <w:r>
+        <w:t>3/1 來源17 確認第一階段「基本按步驟推進」，但 4/25 來源19 明確指出「停火協議三月份破裂」。本次資料中 3 月僅 1 則片段（來源17），破裂過程細節缺失。</w:t>
+      </w:r>
+    </w:p>
+    <w:p/>
+    <w:p>
+      <w:pPr>
+        <w:pStyle w:val="Heading3"/>
+      </w:pPr>
+      <w:r>
+        <w:t>4.3 負向鏈（4 月起持續惡化）</w:t>
       </w:r>
     </w:p>
     <w:p/>
@@ -1951,22 +3555,57 @@
     </w:p>
     <w:p>
       <w:r>
-        <w:t>停火破裂（3 月，本次資料無直接片段；4/1 邊境關閉為間接證據，來源8）</w:t>
+        <w:t>停火破裂（3 月，來源19 確認）</w:t>
       </w:r>
     </w:p>
     <w:p>
       <w:r>
-        <w:t xml:space="preserve">  → 邊境連續四周禁止所有商業和人道援助（4/1，來源8）</w:t>
+        <w:t xml:space="preserve">  → 邊境連續四周禁止所有援助（4/1，來源18）</w:t>
       </w:r>
     </w:p>
     <w:p>
       <w:r>
-        <w:t xml:space="preserve">    → 定性為「對哈馬斯施壓」的「集體懲罰」（5/2，來源9）</w:t>
+        <w:t xml:space="preserve">    → 50 多天無援助、斷糧、公共衛生危機（4/25，來源19）</w:t>
       </w:r>
     </w:p>
     <w:p>
       <w:r>
-        <w:t xml:space="preserve">      → 20 次搶修許可被拒（6/13，來源10）</w:t>
+        <w:t xml:space="preserve">      → 定性為「集體懲罰」（5/2，來源20）</w:t>
+      </w:r>
+    </w:p>
+    <w:p>
+      <w:r>
+        <w:t xml:space="preserve">        → 飢餓失控、援助中心槍擊（5/31，來源21）</w:t>
+      </w:r>
+    </w:p>
+    <w:p>
+      <w:r>
+        <w:t xml:space="preserve">          → 20 次搶修被拒（6/13，來源22）</w:t>
+      </w:r>
+    </w:p>
+    <w:p>
+      <w:r>
+        <w:t xml:space="preserve">            → 一天內強制轉移 3 萬人（7/3，來源25）</w:t>
+      </w:r>
+    </w:p>
+    <w:p>
+      <w:r>
+        <w:t xml:space="preserve">              → 400 次協調 44% 被拒（7/3，來源26）</w:t>
+      </w:r>
+    </w:p>
+    <w:p>
+      <w:r>
+        <w:t xml:space="preserve">                → 以色列決定「接管加薩城」（8/8，來源27）</w:t>
+      </w:r>
+    </w:p>
+    <w:p>
+      <w:r>
+        <w:t xml:space="preserve">                  → 兒童截肢率全球最高（8/22，來源28）</w:t>
+      </w:r>
+    </w:p>
+    <w:p>
+      <w:r>
+        <w:t xml:space="preserve">                    → 加薩人道局勢「接近崩潰」（9/29，來源29）</w:t>
       </w:r>
     </w:p>
     <w:p>
@@ -1983,7 +3622,7 @@
         <w:t>判斷：</w:t>
       </w:r>
       <w:r>
-        <w:t xml:space="preserve"> 4 月以後，傳導鏈在「以色列是否允許准入」這一節點全面逆轉。供給端（人道機構）持續請求（來源8、9、10），但准入端持續拒絕。5/2 弗萊徹「集體懲罰」的定性（來源9）標誌國際話語從「呼籲」升級至「法律定性」。</w:t>
+        <w:t xml:space="preserve"> 4 月以後，傳導鏈在「以色列是否允許准入」節點全面逆轉且持續惡化。供給端（聯合國及合作夥伴）持續請求（來源18、20、22、26），但准入端持續拒絕。7/3 的 44% 拒絕率（來源26）是量化指標上最嚴峻的數據點。8/8「接管加薩城」（來源27）標誌局勢從「封鎖」升級為「佔領式控制」，傳導鏈已非單一准入問題，而是全面主權層面衝突。</w:t>
       </w:r>
     </w:p>
     <w:p/>
@@ -1992,22 +3631,354 @@
         <w:pStyle w:val="Heading3"/>
       </w:pPr>
       <w:r>
-        <w:t>4.3 傳導鏈瓶頸定位</w:t>
+        <w:t>4.4 10/3 新窗口信號（本次資料最末端）</w:t>
       </w:r>
     </w:p>
     <w:p/>
     <w:p>
       <w:r>
-        <w:t>本次資料清晰顯示：</w:t>
+        <w:t>```</w:t>
+      </w:r>
+    </w:p>
+    <w:p>
+      <w:r>
+        <w:t>哈馬斯宣布準備釋放人質（10/3，來源30）</w:t>
+      </w:r>
+    </w:p>
+    <w:p>
+      <w:r>
+        <w:t xml:space="preserve">  → 古特雷斯「感到鼓舞」（來源30）</w:t>
+      </w:r>
+    </w:p>
+    <w:p>
+      <w:r>
+        <w:t xml:space="preserve">    → 17 萬噸物資已備妥、可隨時運入（來源30）</w:t>
+      </w:r>
+    </w:p>
+    <w:p>
+      <w:r>
+        <w:t>```</w:t>
+      </w:r>
+    </w:p>
+    <w:p/>
+    <w:p>
+      <w:r>
+        <w:rPr>
+          <w:b/>
+        </w:rPr>
+        <w:t>判斷：</w:t>
+      </w:r>
+      <w:r>
+        <w:t xml:space="preserve"> 10/3 事件簇呈現「雙向信號」--哈馬斯釋放意旨（政治錨點）＋17 萬噸物資待命（人道供給端就緒）。但本次資料中</w:t>
       </w:r>
       <w:r>
         <w:rPr>
           <w:b/>
         </w:rPr>
-        <w:t>瓶頸始終在「以色列是否允許准入」，而非人道機構的供給能力。</w:t>
+        <w:t>無以色列回應、無邊境口岸實際開放大小、無物資實際運入記錄</w:t>
       </w:r>
       <w:r>
-        <w:t xml:space="preserve"> 1/14 杜加里克即已強調「以色列必須履行國際人道主義法義務」（來源1）；4/1 埃爾德指出「以色列關閉了邊境」（來源8）；6/13 的 20 次被拒（來源10）進一步證實准入端是單一決定因素。</w:t>
+        <w:t>。同一日 WHO 第 4 名新生兒死亡（來源31）提醒：即便窗口打開，醫療體系已損毀至不可逆程度，時間窗口極為有限。</w:t>
+      </w:r>
+    </w:p>
+    <w:p/>
+    <w:p>
+      <w:pPr>
+        <w:pStyle w:val="Heading3"/>
+      </w:pPr>
+      <w:r>
+        <w:t>4.5 瓶頸定位（全年一致性）</w:t>
+      </w:r>
+    </w:p>
+    <w:p/>
+    <w:tbl>
+      <w:tblPr>
+        <w:tblStyle w:val="TableGrid"/>
+        <w:tblW w:type="auto" w:w="0"/>
+        <w:tblLook w:firstColumn="1" w:firstRow="1" w:lastColumn="0" w:lastRow="0" w:noHBand="0" w:noVBand="1" w:val="04A0"/>
+      </w:tblPr>
+      <w:tblGrid>
+        <w:gridCol w:w="2880"/>
+        <w:gridCol w:w="2880"/>
+        <w:gridCol w:w="2880"/>
+      </w:tblGrid>
+      <w:tr>
+        <w:tc>
+          <w:tcPr>
+            <w:tcW w:type="dxa" w:w="2880"/>
+          </w:tcPr>
+          <w:p>
+            <w:r>
+              <w:rPr>
+                <w:b/>
+              </w:rPr>
+            </w:r>
+            <w:r>
+              <w:rPr>
+                <w:b/>
+              </w:rPr>
+              <w:t>時期</w:t>
+            </w:r>
+          </w:p>
+        </w:tc>
+        <w:tc>
+          <w:tcPr>
+            <w:tcW w:type="dxa" w:w="2880"/>
+          </w:tcPr>
+          <w:p>
+            <w:r>
+              <w:rPr>
+                <w:b/>
+              </w:rPr>
+            </w:r>
+            <w:r>
+              <w:rPr>
+                <w:b/>
+              </w:rPr>
+              <w:t>瓶頸表現</w:t>
+            </w:r>
+          </w:p>
+        </w:tc>
+        <w:tc>
+          <w:tcPr>
+            <w:tcW w:type="dxa" w:w="2880"/>
+          </w:tcPr>
+          <w:p>
+            <w:r>
+              <w:rPr>
+                <w:b/>
+              </w:rPr>
+            </w:r>
+            <w:r>
+              <w:rPr>
+                <w:b/>
+              </w:rPr>
+              <w:t>來源</w:t>
+            </w:r>
+          </w:p>
+        </w:tc>
+      </w:tr>
+      <w:tr>
+        <w:tc>
+          <w:tcPr>
+            <w:tcW w:type="dxa" w:w="2880"/>
+          </w:tcPr>
+          <w:p>
+            <w:r/>
+            <w:r>
+              <w:t>1 月（停火期）</w:t>
+            </w:r>
+          </w:p>
+        </w:tc>
+        <w:tc>
+          <w:tcPr>
+            <w:tcW w:type="dxa" w:w="2880"/>
+          </w:tcPr>
+          <w:p>
+            <w:r/>
+            <w:r>
+              <w:t>物資嚴重短缺，醫院受限</w:t>
+            </w:r>
+          </w:p>
+        </w:tc>
+        <w:tc>
+          <w:tcPr>
+            <w:tcW w:type="dxa" w:w="2880"/>
+          </w:tcPr>
+          <w:p>
+            <w:r/>
+            <w:r>
+              <w:t>1</w:t>
+            </w:r>
+          </w:p>
+        </w:tc>
+      </w:tr>
+      <w:tr>
+        <w:tc>
+          <w:tcPr>
+            <w:tcW w:type="dxa" w:w="2880"/>
+          </w:tcPr>
+          <w:p>
+            <w:r/>
+            <w:r>
+              <w:t>4 月（封鎖期）</w:t>
+            </w:r>
+          </w:p>
+        </w:tc>
+        <w:tc>
+          <w:tcPr>
+            <w:tcW w:type="dxa" w:w="2880"/>
+          </w:tcPr>
+          <w:p>
+            <w:r/>
+            <w:r>
+              <w:t>邊境四周完全關閉</w:t>
+            </w:r>
+          </w:p>
+        </w:tc>
+        <w:tc>
+          <w:tcPr>
+            <w:tcW w:type="dxa" w:w="2880"/>
+          </w:tcPr>
+          <w:p>
+            <w:r/>
+            <w:r>
+              <w:t>18</w:t>
+            </w:r>
+          </w:p>
+        </w:tc>
+      </w:tr>
+      <w:tr>
+        <w:tc>
+          <w:tcPr>
+            <w:tcW w:type="dxa" w:w="2880"/>
+          </w:tcPr>
+          <w:p>
+            <w:r/>
+            <w:r>
+              <w:t>5 月（定性期）</w:t>
+            </w:r>
+          </w:p>
+        </w:tc>
+        <w:tc>
+          <w:tcPr>
+            <w:tcW w:type="dxa" w:w="2880"/>
+          </w:tcPr>
+          <w:p>
+            <w:r/>
+            <w:r>
+              <w:t>「集體懲罰」--准入被武器化</w:t>
+            </w:r>
+          </w:p>
+        </w:tc>
+        <w:tc>
+          <w:tcPr>
+            <w:tcW w:type="dxa" w:w="2880"/>
+          </w:tcPr>
+          <w:p>
+            <w:r/>
+            <w:r>
+              <w:t>20</w:t>
+            </w:r>
+          </w:p>
+        </w:tc>
+      </w:tr>
+      <w:tr>
+        <w:tc>
+          <w:tcPr>
+            <w:tcW w:type="dxa" w:w="2880"/>
+          </w:tcPr>
+          <w:p>
+            <w:r/>
+            <w:r>
+              <w:t>6-7 月（數據期）</w:t>
+            </w:r>
+          </w:p>
+        </w:tc>
+        <w:tc>
+          <w:tcPr>
+            <w:tcW w:type="dxa" w:w="2880"/>
+          </w:tcPr>
+          <w:p>
+            <w:r/>
+            <w:r>
+              <w:t>44% 協調被拒、20 次搶修被拒</w:t>
+            </w:r>
+          </w:p>
+        </w:tc>
+        <w:tc>
+          <w:tcPr>
+            <w:tcW w:type="dxa" w:w="2880"/>
+          </w:tcPr>
+          <w:p>
+            <w:r/>
+            <w:r>
+              <w:t>22、26</w:t>
+            </w:r>
+          </w:p>
+        </w:tc>
+      </w:tr>
+      <w:tr>
+        <w:tc>
+          <w:tcPr>
+            <w:tcW w:type="dxa" w:w="2880"/>
+          </w:tcPr>
+          <w:p>
+            <w:r/>
+            <w:r>
+              <w:t>8 月（佔領期）</w:t>
+            </w:r>
+          </w:p>
+        </w:tc>
+        <w:tc>
+          <w:tcPr>
+            <w:tcW w:type="dxa" w:w="2880"/>
+          </w:tcPr>
+          <w:p>
+            <w:r/>
+            <w:r>
+              <w:t>「接管加薩城」--主權層面衝突</w:t>
+            </w:r>
+          </w:p>
+        </w:tc>
+        <w:tc>
+          <w:tcPr>
+            <w:tcW w:type="dxa" w:w="2880"/>
+          </w:tcPr>
+          <w:p>
+            <w:r/>
+            <w:r>
+              <w:t>27</w:t>
+            </w:r>
+          </w:p>
+        </w:tc>
+      </w:tr>
+      <w:tr>
+        <w:tc>
+          <w:tcPr>
+            <w:tcW w:type="dxa" w:w="2880"/>
+          </w:tcPr>
+          <w:p>
+            <w:r/>
+            <w:r>
+              <w:t>10 月（窗口期）</w:t>
+            </w:r>
+          </w:p>
+        </w:tc>
+        <w:tc>
+          <w:tcPr>
+            <w:tcW w:type="dxa" w:w="2880"/>
+          </w:tcPr>
+          <w:p>
+            <w:r/>
+            <w:r>
+              <w:t>17 萬噸「可隨時運入」但實際狀態未知</w:t>
+            </w:r>
+          </w:p>
+        </w:tc>
+        <w:tc>
+          <w:tcPr>
+            <w:tcW w:type="dxa" w:w="2880"/>
+          </w:tcPr>
+          <w:p>
+            <w:r/>
+            <w:r>
+              <w:t>30</w:t>
+            </w:r>
+          </w:p>
+        </w:tc>
+      </w:tr>
+    </w:tbl>
+    <w:p/>
+    <w:p>
+      <w:r>
+        <w:rPr>
+          <w:b/>
+        </w:rPr>
+        <w:t>結論：</w:t>
+      </w:r>
+      <w:r>
+        <w:t xml:space="preserve"> 全年瓶頸始終在「以色列是否允許准入/行動自由」，而非人道機構的供給能力。10/3 的 17 萬噸備妥（來源30）恰好反證：供給端就緒，等待的是准入端解鎖。</w:t>
       </w:r>
     </w:p>
     <w:p/>
@@ -2022,7 +3993,7 @@
         <w:pStyle w:val="Heading2"/>
       </w:pPr>
       <w:r>
-        <w:t>五、四類風險辨識（基於現有資料）</w:t>
+        <w:t>五、四類風險辨識與正回饋循環（全年軌跡）</w:t>
       </w:r>
     </w:p>
     <w:p/>
@@ -2071,7 +4042,7 @@
               <w:rPr>
                 <w:b/>
               </w:rPr>
-              <w:t>全年信號軌跡（限本次資料）</w:t>
+              <w:t>全年信號軌跡</w:t>
             </w:r>
           </w:p>
         </w:tc>
@@ -2107,7 +4078,7 @@
               <w:rPr>
                 <w:b/>
               </w:rPr>
-              <w:t>風險狀態（截至 6/13）</w:t>
+              <w:t>風險狀態（截至 10/3）</w:t>
             </w:r>
           </w:p>
         </w:tc>
@@ -2131,7 +4102,7 @@
           <w:p>
             <w:r/>
             <w:r>
-              <w:t>2/11「或將終止」（來源3）→ 4/1 邊境關閉、四周禁止所有援助（來源8）→ 5/2 定性為施壓策略（來源9）</w:t>
+              <w:t>2/11「或將終止」（來源7）→ 4/25 確認「3 月破裂」（來源19）→ 8/8「接管加薩城」（來源27）→ 10/3 哈馬斯單邊釋放意旨（來源30）</w:t>
             </w:r>
           </w:p>
         </w:tc>
@@ -2142,7 +4113,7 @@
           <w:p>
             <w:r/>
             <w:r>
-              <w:t>3、8、9</w:t>
+              <w:t>7、19、27、30</w:t>
             </w:r>
           </w:p>
         </w:tc>
@@ -2156,7 +4127,7 @@
               <w:rPr>
                 <w:b/>
               </w:rPr>
-              <w:t>已發生（3 月），4 月以後封鎖持續</w:t>
+              <w:t>已破裂，8 月後進入「佔領」狀態；10/3 為潛在重啟信號但未確認</w:t>
             </w:r>
           </w:p>
         </w:tc>
@@ -2180,7 +4151,7 @@
           <w:p>
             <w:r/>
             <w:r>
-              <w:t>1/14 物資嚴重短缺（來源1）→ 4/1 四周禁止（來源8）→ 6/13 20 次搶修被拒（來源10）</w:t>
+              <w:t>1/14 短缺（來源1）→ 4/1 四周禁止（來源18）→ 5/2 集體懲罰（來源20）→ 5/31 飢餓失控（來源21）→ 7/3 44% 被拒（來源26）→ 10/3 17 萬噸待命（來源30）</w:t>
             </w:r>
           </w:p>
         </w:tc>
@@ -2191,7 +4162,7 @@
           <w:p>
             <w:r/>
             <w:r>
-              <w:t>1、8、10</w:t>
+              <w:t>1、18、20、21、26、30</w:t>
             </w:r>
           </w:p>
         </w:tc>
@@ -2205,7 +4176,7 @@
               <w:rPr>
                 <w:b/>
               </w:rPr>
-              <w:t>持續中（封鎖未解）</w:t>
+              <w:t>持續中（封鎖未解）；10/3 提供供給端就緒條件，但准入端未確認</w:t>
             </w:r>
           </w:p>
         </w:tc>
@@ -2229,7 +4200,7 @@
           <w:p>
             <w:r/>
             <w:r>
-              <w:t>1/14 醫院運行受限、設備被破壞（來源1）；本次資料止於此，後續惡化趨勢無直接片段</w:t>
+              <w:t>1/14 醫院受損（來源1）→ 8/22 兒童截肢率全球最高（來源28）→ 10/3 新生兒等待中死亡（來源31）</w:t>
             </w:r>
           </w:p>
         </w:tc>
@@ -2240,7 +4211,7 @@
           <w:p>
             <w:r/>
             <w:r>
-              <w:t>1</w:t>
+              <w:t>1、28、31</w:t>
             </w:r>
           </w:p>
         </w:tc>
@@ -2254,7 +4225,7 @@
               <w:rPr>
                 <w:b/>
               </w:rPr>
-              <w:t>已惡化（系統性損毀起始）</w:t>
+              <w:t>不可逆損毀已發生；重建需時，窗口極短</w:t>
             </w:r>
           </w:p>
         </w:tc>
@@ -2278,7 +4249,7 @@
           <w:p>
             <w:r/>
             <w:r>
-              <w:t>2/26 西岸 50 多人喪生、4 萬人流離失所（來源5、6）；加薩方面 4/1 後以邊境封鎖形式持續（來源8）</w:t>
+              <w:t>2/26 西岸「戰場」（來源14、15）→ 5/31 援助中心槍擊（來源21）→ 7/3 強制轉移 3 萬人（來源25）→ 8/8 接管加薩城（來源27）→ 8/22 以軍加強行動（來源28）</w:t>
             </w:r>
           </w:p>
         </w:tc>
@@ -2289,7 +4260,7 @@
           <w:p>
             <w:r/>
             <w:r>
-              <w:t>5、6、8</w:t>
+              <w:t>14、15、21、25、27、28</w:t>
             </w:r>
           </w:p>
         </w:tc>
@@ -2303,7 +4274,7 @@
               <w:rPr>
                 <w:b/>
               </w:rPr>
-              <w:t>西岸已升級；加薩以「佔領式封鎖」持續</w:t>
+              <w:t>已結構化；加薩從「封鎖」升級為「佔領」，西岸同步惡化</w:t>
             </w:r>
           </w:p>
         </w:tc>
@@ -2312,11 +4283,10 @@
     <w:p/>
     <w:p>
       <w:pPr>
-        <w:pStyle w:val="Heading2"/>
-        <w:jc w:val="left"/>
+        <w:pStyle w:val="Heading3"/>
       </w:pPr>
       <w:r>
-        <w:t>正回饋循環（基於現有資料可確認的環節）：</w:t>
+        <w:t>正回饋循環（基於全年 31 則片段可確認的完整鏈路）</w:t>
       </w:r>
     </w:p>
     <w:p/>
@@ -2325,7 +4295,41 @@
         <w:pStyle w:val="IntenseQuote"/>
       </w:pPr>
       <w:r>
-        <w:t>談判破裂（來源3、8）→ 封鎖加劇（來源8、10）→ 醫療/人道惡化（來源1、9）→ 國際話語升級但無強制手段（來源9）→ 以色列無解鎖動機 → 封鎖持續（來源10）</w:t>
+        <w:t>停火破裂（來源7、19）→ 封鎖加劇（來源18、19、26）→ 醫療/人道惡化（來源1、28、31）→ 國際話語升級但無強制手段（來源20、21、24、27）→ 安理會否決/無制裁（來源21、29）→ 以色列無解鎖動機 → 封鎖持續、衝突升級（來源25、27、28）→ 國際話語進一步升級 → 循環閉合</w:t>
+      </w:r>
+    </w:p>
+    <w:p/>
+    <w:p>
+      <w:pPr>
+        <w:pStyle w:val="Heading2"/>
+        <w:jc w:val="left"/>
+      </w:pPr>
+      <w:r>
+        <w:t>新增觀察（7-10 月）：</w:t>
+      </w:r>
+    </w:p>
+    <w:p>
+      <w:pPr>
+        <w:pStyle w:val="ListBullet"/>
+      </w:pPr>
+      <w:r>
+        <w:t>7/3 的 44% 拒絕率（來源26）首次將「准入被拒」量化為結構性數據，證明非個別事件而是制度性拒絕。</w:t>
+      </w:r>
+    </w:p>
+    <w:p>
+      <w:pPr>
+        <w:pStyle w:val="ListBullet"/>
+      </w:pPr>
+      <w:r>
+        <w:t>8/8「接管加薩城」（來源27）標誌衝突形態從「軍事行動」升級為「佔領」，傳導鏈中「以色列准入」節點已非「是否允許」而是「是否承認主權」的層面。</w:t>
+      </w:r>
+    </w:p>
+    <w:p>
+      <w:pPr>
+        <w:pStyle w:val="ListBullet"/>
+      </w:pPr>
+      <w:r>
+        <w:t>10/3 的 17 萬噸備妥（來源30）是全年首次明確記錄「供給端完全就緒、僅待准入」的狀態，為判斷正回饋循環是否可被打破提供关键觀察點。</w:t>
       </w:r>
     </w:p>
     <w:p/>
@@ -2340,7 +4344,7 @@
         <w:pStyle w:val="Heading2"/>
       </w:pPr>
       <w:r>
-        <w:t>六、SWOT 分析</w:t>
+        <w:t>六、SWOT 分析（全年 31 則片段）</w:t>
       </w:r>
     </w:p>
     <w:p/>
@@ -2434,7 +4438,6 @@
         <w:tc>
           <w:tcPr>
             <w:tcW w:type="dxa" w:w="2160"/>
-            <w:vMerge w:val="restart"/>
           </w:tcPr>
           <w:p>
             <w:r/>
@@ -2442,15 +4445,6 @@
               <w:t>Strength（優勢）</w:t>
             </w:r>
           </w:p>
-          <w:p>
-            <w:r/>
-          </w:p>
-          <w:p>
-            <w:r/>
-          </w:p>
-          <w:p>
-            <w:r/>
-          </w:p>
         </w:tc>
         <w:tc>
           <w:tcPr>
@@ -2459,7 +4453,7 @@
           <w:p>
             <w:r/>
             <w:r>
-              <w:t>停火協議結構化設計</w:t>
+              <w:t>停火協議三階段結構化設計</w:t>
             </w:r>
           </w:p>
         </w:tc>
@@ -2470,7 +4464,7 @@
           <w:p>
             <w:r/>
             <w:r>
-              <w:t>1/19 交換屬「第一階段重要組成部分」（來源2），顯示協議具有明確階段性義務，為後續重啟提供制度框架</w:t>
+              <w:t>1/19 生效，分三階段，含以軍撤离、難民返回、增加援助等明確義務（來源11）；10/3 哈馬斯釋放意旨仍援引此框架（來源30）--制度框架未廢除</w:t>
             </w:r>
           </w:p>
         </w:tc>
@@ -2481,7 +4475,7 @@
           <w:p>
             <w:r/>
             <w:r>
-              <w:t>2</w:t>
+              <w:t>11、30</w:t>
             </w:r>
           </w:p>
         </w:tc>
@@ -2490,9 +4484,13 @@
         <w:tc>
           <w:tcPr>
             <w:tcW w:type="dxa" w:w="2160"/>
-            <w:vMerge/>
-          </w:tcPr>
-          <w:p/>
+          </w:tcPr>
+          <w:p>
+            <w:r/>
+            <w:r>
+              <w:t>Strength（優勢）</w:t>
+            </w:r>
+          </w:p>
         </w:tc>
         <w:tc>
           <w:tcPr>
@@ -2501,7 +4499,7 @@
           <w:p>
             <w:r/>
             <w:r>
-              <w:t>人質交換機制已驗證</w:t>
+              <w:t>人質交換機制已驗證（2 次成功）</w:t>
             </w:r>
           </w:p>
         </w:tc>
@@ -2512,7 +4510,7 @@
           <w:p>
             <w:r/>
             <w:r>
-              <w:t>1/19 與 2/16 兩次交換如期完成（來源2、4），短週期內可重複運作，證明機制技術可行</w:t>
+              <w:t>1/19 首次交換（來源6）；2/16 3 換 369（來源10）；10/3 哈馬斯再次釋放意旨（來源30）--短週期內可重複，證明技術可行</w:t>
             </w:r>
           </w:p>
         </w:tc>
@@ -2523,7 +4521,7 @@
           <w:p>
             <w:r/>
             <w:r>
-              <w:t>2、4</w:t>
+              <w:t>6、10、30</w:t>
             </w:r>
           </w:p>
         </w:tc>
@@ -2532,9 +4530,13 @@
         <w:tc>
           <w:tcPr>
             <w:tcW w:type="dxa" w:w="2160"/>
-            <w:vMerge/>
-          </w:tcPr>
-          <w:p/>
+          </w:tcPr>
+          <w:p>
+            <w:r/>
+            <w:r>
+              <w:t>Strength（優勢）</w:t>
+            </w:r>
+          </w:p>
         </w:tc>
         <w:tc>
           <w:tcPr>
@@ -2543,7 +4545,7 @@
           <w:p>
             <w:r/>
             <w:r>
-              <w:t>國際法語言已就位</w:t>
+              <w:t>國際法語言與法律定性已就位</w:t>
             </w:r>
           </w:p>
         </w:tc>
@@ -2554,7 +4556,7 @@
           <w:p>
             <w:r/>
             <w:r>
-              <w:t>1/14「履行國際人道主義法義務」（來源1）；5/2「嚴重違反國際法」「集體懲罰」（來源9）--法律定性為後續追責提供基礎</w:t>
+              <w:t>1/14「國際人道主義法義務」（來源1）；2/16「嚴格遵守國際人道法和國際人權法」（來源13）；5/2「嚴重違反國際法」「集體懲罰」（來源20）；7/3「平民必須受到尊重和保护」（來源25）--法律追訴基礎已建立</w:t>
             </w:r>
           </w:p>
         </w:tc>
@@ -2565,7 +4567,7 @@
           <w:p>
             <w:r/>
             <w:r>
-              <w:t>1、9</w:t>
+              <w:t>1、13、20、25</w:t>
             </w:r>
           </w:p>
         </w:tc>
@@ -2574,9 +4576,13 @@
         <w:tc>
           <w:tcPr>
             <w:tcW w:type="dxa" w:w="2160"/>
-            <w:vMerge/>
-          </w:tcPr>
-          <w:p/>
+          </w:tcPr>
+          <w:p>
+            <w:r/>
+            <w:r>
+              <w:t>Strength（優勢）</w:t>
+            </w:r>
+          </w:p>
         </w:tc>
         <w:tc>
           <w:tcPr>
@@ -2585,7 +4591,7 @@
           <w:p>
             <w:r/>
             <w:r>
-              <w:t>人道機構持續施壓</w:t>
+              <w:t>人道機構持續記錄與施壓（1 月至 10 月）</w:t>
             </w:r>
           </w:p>
         </w:tc>
@@ -2596,7 +4602,7 @@
           <w:p>
             <w:r/>
             <w:r>
-              <w:t>OCHA 從 1 月到 6 月持續发声（來源1、8、9、10），未停止記錄與呼籲</w:t>
+              <w:t>OCHA 從 1/14（來源1）到 7/3（來源25、26）持續发声；WHO 10/3 緊急行動（來源31）；17 萬噸物資備妥（來源30）--未停止記錄與行動</w:t>
             </w:r>
           </w:p>
         </w:tc>
@@ -2607,7 +4613,7 @@
           <w:p>
             <w:r/>
             <w:r>
-              <w:t>1、8、9、10</w:t>
+              <w:t>1、25、26、30、31</w:t>
             </w:r>
           </w:p>
         </w:tc>
@@ -2616,22 +4622,12 @@
         <w:tc>
           <w:tcPr>
             <w:tcW w:type="dxa" w:w="2160"/>
-            <w:vMerge w:val="restart"/>
-          </w:tcPr>
-          <w:p>
-            <w:r/>
-            <w:r>
-              <w:t>Weakness（劣勢）</w:t>
-            </w:r>
-          </w:p>
-          <w:p>
-            <w:r/>
-          </w:p>
-          <w:p>
-            <w:r/>
-          </w:p>
-          <w:p>
-            <w:r/>
+          </w:tcPr>
+          <w:p>
+            <w:r/>
+            <w:r>
+              <w:t>Strength（優勢）</w:t>
+            </w:r>
           </w:p>
         </w:tc>
         <w:tc>
@@ -2641,7 +4637,7 @@
           <w:p>
             <w:r/>
             <w:r>
-              <w:t>停火維持窗口極短</w:t>
+              <w:t>調解方仍處置中（未完全退出）</w:t>
             </w:r>
           </w:p>
         </w:tc>
@@ -2652,7 +4648,7 @@
           <w:p>
             <w:r/>
             <w:r>
-              <w:t>1/19 生效（來源2）→ 2/11 即面臨終止（來源3）→ 4/1 已實質破裂（來源8），有效停火不足 2 個月</w:t>
+              <w:t>1/15 埃及、卡達、美國被点名（來源2）；2/11 多哈第二階段談判被提及（來源8）；10/3 哈馬斯單邊意旨仍指向談判框架（來源30）</w:t>
             </w:r>
           </w:p>
         </w:tc>
@@ -2663,7 +4659,7 @@
           <w:p>
             <w:r/>
             <w:r>
-              <w:t>2、3、8</w:t>
+              <w:t>2、8、30</w:t>
             </w:r>
           </w:p>
         </w:tc>
@@ -2672,9 +4668,13 @@
         <w:tc>
           <w:tcPr>
             <w:tcW w:type="dxa" w:w="2160"/>
-            <w:vMerge/>
-          </w:tcPr>
-          <w:p/>
+          </w:tcPr>
+          <w:p>
+            <w:r/>
+            <w:r>
+              <w:t>Weakness（劣勢）</w:t>
+            </w:r>
+          </w:p>
         </w:tc>
         <w:tc>
           <w:tcPr>
@@ -2683,7 +4683,7 @@
           <w:p>
             <w:r/>
             <w:r>
-              <w:t>聯合國無強制執行機制</w:t>
+              <w:t>停火維持窗口極短（約 6 週）</w:t>
             </w:r>
           </w:p>
         </w:tc>
@@ -2694,7 +4694,7 @@
           <w:p>
             <w:r/>
             <w:r>
-              <w:t>古特雷斯行動均為「歡迎」「呼籲」「強調」（來源2、3、4）；OCHA 均為「警告」「重申」「指出」（來源1、7、8、9）；本次資料中無安理會強制行動</w:t>
+              <w:t>1/19 生效（來源6）→ 2/11「或將終止」（來源7）→ 4/25 確認 3 月破裂（來源19）--有效停火不足 2 個月</w:t>
             </w:r>
           </w:p>
         </w:tc>
@@ -2705,7 +4705,7 @@
           <w:p>
             <w:r/>
             <w:r>
-              <w:t>1、2、3、4、7、8、9</w:t>
+              <w:t>6、7、19</w:t>
             </w:r>
           </w:p>
         </w:tc>
@@ -2714,9 +4714,13 @@
         <w:tc>
           <w:tcPr>
             <w:tcW w:type="dxa" w:w="2160"/>
-            <w:vMerge/>
-          </w:tcPr>
-          <w:p/>
+          </w:tcPr>
+          <w:p>
+            <w:r/>
+            <w:r>
+              <w:t>Weakness（劣勢）</w:t>
+            </w:r>
+          </w:p>
         </w:tc>
         <w:tc>
           <w:tcPr>
@@ -2725,7 +4729,7 @@
           <w:p>
             <w:r/>
             <w:r>
-              <w:t>人道承諾與執行脫節</w:t>
+              <w:t>聯合國無強制執行機制</w:t>
             </w:r>
           </w:p>
         </w:tc>
@@ -2736,7 +4740,7 @@
           <w:p>
             <w:r/>
             <w:r>
-              <w:t>1/14 呼吁「無阻礙援助」（來源1）→ 4/1 四周完全禁止（來源8）→ 6/13 20 次被拒（來源10）；話語與現實差距擴大</w:t>
+              <w:t>古特雷斯全年行動均為「歡迎」「呼籲」「譴責」「震驚」（來源2、7、9、21、24、27、28）；OCHA 均為「警告」「指出」（來源1、18、20、26）；5/31 安理會決議被否決（來源21）--話語與行動之間存在結構性斷裂</w:t>
             </w:r>
           </w:p>
         </w:tc>
@@ -2747,7 +4751,7 @@
           <w:p>
             <w:r/>
             <w:r>
-              <w:t>1、8、10</w:t>
+              <w:t>2、7、9、21、24、27、28</w:t>
             </w:r>
           </w:p>
         </w:tc>
@@ -2756,9 +4760,13 @@
         <w:tc>
           <w:tcPr>
             <w:tcW w:type="dxa" w:w="2160"/>
-            <w:vMerge/>
-          </w:tcPr>
-          <w:p/>
+          </w:tcPr>
+          <w:p>
+            <w:r/>
+            <w:r>
+              <w:t>Weakness（劣勢）</w:t>
+            </w:r>
+          </w:p>
         </w:tc>
         <w:tc>
           <w:tcPr>
@@ -2767,7 +4775,7 @@
           <w:p>
             <w:r/>
             <w:r>
-              <w:t>資料透明度不足</w:t>
+              <w:t>准入端為單一決定因素</w:t>
             </w:r>
           </w:p>
         </w:tc>
@@ -2778,7 +4786,7 @@
           <w:p>
             <w:r/>
             <w:r>
-              <w:t>3 月空白；7-12 月空白；以色列官方立場直接引述極少；UNRWA 僅 1 則（來源6）</w:t>
+              <w:t>4/1 四周禁止（來源18）→ 7/3 44% 被拒（來源26）→ 10/3 17 萬噸待命（來源30）--供給端完全就緒但准入端不解鎖則無效</w:t>
             </w:r>
           </w:p>
         </w:tc>
@@ -2789,7 +4797,7 @@
           <w:p>
             <w:r/>
             <w:r>
-              <w:t>-</w:t>
+              <w:t>18、26、30</w:t>
             </w:r>
           </w:p>
         </w:tc>
@@ -2798,19 +4806,12 @@
         <w:tc>
           <w:tcPr>
             <w:tcW w:type="dxa" w:w="2160"/>
-            <w:vMerge w:val="restart"/>
-          </w:tcPr>
-          <w:p>
-            <w:r/>
-            <w:r>
-              <w:t>Opportunity（機會）</w:t>
-            </w:r>
-          </w:p>
-          <w:p>
-            <w:r/>
-          </w:p>
-          <w:p>
-            <w:r/>
+          </w:tcPr>
+          <w:p>
+            <w:r/>
+            <w:r>
+              <w:t>Weakness（劣勢）</w:t>
+            </w:r>
           </w:p>
         </w:tc>
         <w:tc>
@@ -2820,7 +4821,7 @@
           <w:p>
             <w:r/>
             <w:r>
-              <w:t>法律定性已達成</w:t>
+              <w:t>資料透明度與視角偏差</w:t>
             </w:r>
           </w:p>
         </w:tc>
@@ -2831,7 +4832,7 @@
           <w:p>
             <w:r/>
             <w:r>
-              <w:t>5/2「集體懲罰」「嚴重違反國際法」（來源9）；1/14「國際人道主義法義務」（來源1）--國際追訴法律門檻已降低</w:t>
+              <w:t>31 則片段以聯合國/人道機構視角為主；以色列官方立場直接引述極少（僅以「以色列當局」「以色列政府」被動提及）；11-12 月完全空白；3 月僅 1 則（來源17）</w:t>
             </w:r>
           </w:p>
         </w:tc>
@@ -2842,7 +4843,7 @@
           <w:p>
             <w:r/>
             <w:r>
-              <w:t>1、9</w:t>
+              <w:t>-</w:t>
             </w:r>
           </w:p>
         </w:tc>
@@ -2851,9 +4852,13 @@
         <w:tc>
           <w:tcPr>
             <w:tcW w:type="dxa" w:w="2160"/>
-            <w:vMerge/>
-          </w:tcPr>
-          <w:p/>
+          </w:tcPr>
+          <w:p>
+            <w:r/>
+            <w:r>
+              <w:t>Opportunity（機會）</w:t>
+            </w:r>
+          </w:p>
         </w:tc>
         <w:tc>
           <w:tcPr>
@@ -2862,7 +4867,7 @@
           <w:p>
             <w:r/>
             <w:r>
-              <w:t>人道數據基礎扎實</w:t>
+              <w:t>10/3 新窗口：雙向信號</w:t>
             </w:r>
           </w:p>
         </w:tc>
@@ -2873,7 +4878,7 @@
           <w:p>
             <w:r/>
             <w:r>
-              <w:t>4 周禁止（來源8）、20 次被拒（來源10）、50 人喪生（來源6）、4 萬人流離失所（來源5）--為國際訴求提供事實基礎</w:t>
+              <w:t>哈馬斯釋放意旨（來源30）＋17 萬噸物資備妥（來源30）--若以色列回應正面，傳導鏈可重新啟動；古特雷斯「感到鼓舞」（來源30）顯示國際體系尚未放棄</w:t>
             </w:r>
           </w:p>
         </w:tc>
@@ -2884,7 +4889,7 @@
           <w:p>
             <w:r/>
             <w:r>
-              <w:t>5、6、8、10</w:t>
+              <w:t>30</w:t>
             </w:r>
           </w:p>
         </w:tc>
@@ -2893,9 +4898,13 @@
         <w:tc>
           <w:tcPr>
             <w:tcW w:type="dxa" w:w="2160"/>
-            <w:vMerge/>
-          </w:tcPr>
-          <w:p/>
+          </w:tcPr>
+          <w:p>
+            <w:r/>
+            <w:r>
+              <w:t>Opportunity（機會）</w:t>
+            </w:r>
+          </w:p>
         </w:tc>
         <w:tc>
           <w:tcPr>
@@ -2904,7 +4913,7 @@
           <w:p>
             <w:r/>
             <w:r>
-              <w:t>調解方仍處置中</w:t>
+              <w:t>法律定性已達成，追訴門檻降低</w:t>
             </w:r>
           </w:p>
         </w:tc>
@@ -2915,7 +4924,7 @@
           <w:p>
             <w:r/>
             <w:r>
-              <w:t>2/16 停火確認時調解方仍在運作（來源4）；本次資料未見調解方完全退出，留有重啟空間</w:t>
+              <w:t>5/2「集體懲罰」「嚴重違反國際法」（來源20）；7/3「平民必須受到尊重和保护」（來源25）；9/29 2334 號決議報告（來源29）--為國際法院/追訴提供事實與法律基礎</w:t>
             </w:r>
           </w:p>
         </w:tc>
@@ -2926,7 +4935,7 @@
           <w:p>
             <w:r/>
             <w:r>
-              <w:t>4</w:t>
+              <w:t>20、25、29</w:t>
             </w:r>
           </w:p>
         </w:tc>
@@ -2935,22 +4944,12 @@
         <w:tc>
           <w:tcPr>
             <w:tcW w:type="dxa" w:w="2160"/>
-            <w:vMerge w:val="restart"/>
-          </w:tcPr>
-          <w:p>
-            <w:r/>
-            <w:r>
-              <w:t>Threat（威脅）</w:t>
-            </w:r>
-          </w:p>
-          <w:p>
-            <w:r/>
-          </w:p>
-          <w:p>
-            <w:r/>
-          </w:p>
-          <w:p>
-            <w:r/>
+          </w:tcPr>
+          <w:p>
+            <w:r/>
+            <w:r>
+              <w:t>Opportunity（機會）</w:t>
+            </w:r>
           </w:p>
         </w:tc>
         <w:tc>
@@ -2960,7 +4959,7 @@
           <w:p>
             <w:r/>
             <w:r>
-              <w:t>西岸衝突結構化</w:t>
+              <w:t>人道數據基礎扎實</w:t>
             </w:r>
           </w:p>
         </w:tc>
@@ -2971,7 +4970,7 @@
           <w:p>
             <w:r/>
             <w:r>
-              <w:t>2/26「戰場」定性（來源5）、50 人喪生（來源6）--西岸已非「零星衝突」而是持續軍事行動</w:t>
+              <w:t>44% 拒絕率（來源26）、50 天封鎖（來源19）、1.45 萬兒童喪生（來源3）、17 萬噸備妥（來源30）--為國際訴求提供量化事實基礎</w:t>
             </w:r>
           </w:p>
         </w:tc>
@@ -2982,7 +4981,7 @@
           <w:p>
             <w:r/>
             <w:r>
-              <w:t>5、6</w:t>
+              <w:t>3、19、26、30</w:t>
             </w:r>
           </w:p>
         </w:tc>
@@ -2991,9 +4990,13 @@
         <w:tc>
           <w:tcPr>
             <w:tcW w:type="dxa" w:w="2160"/>
-            <w:vMerge/>
-          </w:tcPr>
-          <w:p/>
+          </w:tcPr>
+          <w:p>
+            <w:r/>
+            <w:r>
+              <w:t>Opportunity（機會）</w:t>
+            </w:r>
+          </w:p>
         </w:tc>
         <w:tc>
           <w:tcPr>
@@ -3002,7 +5005,7 @@
           <w:p>
             <w:r/>
             <w:r>
-              <w:t>封鎖制度化</w:t>
+              <w:t>佔領國義務法律框架</w:t>
             </w:r>
           </w:p>
         </w:tc>
@@ -3013,7 +5016,7 @@
           <w:p>
             <w:r/>
             <w:r>
-              <w:t>4/1「連續四周」（來源8）→ 6/13「超過 20 次」（來源10）--封鎖從臨時措施走向常態化</w:t>
+              <w:t>1/15「結束佔領」框架（來源4）；8/8「接管加薩城」被定性為「危險升級」（來源27）--若佔領結構化，國際人道法中佔領國義務可作為追訴工具</w:t>
             </w:r>
           </w:p>
         </w:tc>
@@ -3024,7 +5027,7 @@
           <w:p>
             <w:r/>
             <w:r>
-              <w:t>8、10</w:t>
+              <w:t>4、27</w:t>
             </w:r>
           </w:p>
         </w:tc>
@@ -3033,9 +5036,13 @@
         <w:tc>
           <w:tcPr>
             <w:tcW w:type="dxa" w:w="2160"/>
-            <w:vMerge/>
-          </w:tcPr>
-          <w:p/>
+          </w:tcPr>
+          <w:p>
+            <w:r/>
+            <w:r>
+              <w:t>Threat（威脅）</w:t>
+            </w:r>
+          </w:p>
         </w:tc>
         <w:tc>
           <w:tcPr>
@@ -3044,7 +5051,7 @@
           <w:p>
             <w:r/>
             <w:r>
-              <w:t>醫療體系不可逆損毀</w:t>
+              <w:t>佔領結構化</w:t>
             </w:r>
           </w:p>
         </w:tc>
@@ -3055,7 +5062,7 @@
           <w:p>
             <w:r/>
             <w:r>
-              <w:t>1/14 設備被破壞（來源1）--重建需時，且本次資料中無恢復跡象</w:t>
+              <w:t>8/8 以色列決定「接管加薩城」（來源27）；8/22 以軍持續加強行動（來源28）--非臨時軍事行動，而是主權層面重構</w:t>
             </w:r>
           </w:p>
         </w:tc>
@@ -3066,7 +5073,7 @@
           <w:p>
             <w:r/>
             <w:r>
-              <w:t>1</w:t>
+              <w:t>27、28</w:t>
             </w:r>
           </w:p>
         </w:tc>
@@ -3075,9 +5082,13 @@
         <w:tc>
           <w:tcPr>
             <w:tcW w:type="dxa" w:w="2160"/>
-            <w:vMerge/>
-          </w:tcPr>
-          <w:p/>
+          </w:tcPr>
+          <w:p>
+            <w:r/>
+            <w:r>
+              <w:t>Threat（威脅）</w:t>
+            </w:r>
+          </w:p>
         </w:tc>
         <w:tc>
           <w:tcPr>
@@ -3086,7 +5097,7 @@
           <w:p>
             <w:r/>
             <w:r>
-              <w:t>7-12 月完全未知</w:t>
+              <w:t>飢荒既成事實</w:t>
             </w:r>
           </w:p>
         </w:tc>
@@ -3097,7 +5108,7 @@
           <w:p>
             <w:r/>
             <w:r>
-              <w:t>本次資料止於 6/13；7-12 月（含 10/3、11-12 月）無任何片段，局勢走向無法判斷</w:t>
+              <w:t>4/25 斷糧（來源19）；5/31 飢餓失控、援助中心槍擊（來源21）--營養損傷不可逆，重建需以年計</w:t>
             </w:r>
           </w:p>
         </w:tc>
@@ -3108,7 +5119,145 @@
           <w:p>
             <w:r/>
             <w:r>
+              <w:t>19、21</w:t>
+            </w:r>
+          </w:p>
+        </w:tc>
+      </w:tr>
+      <w:tr>
+        <w:tc>
+          <w:tcPr>
+            <w:tcW w:type="dxa" w:w="2160"/>
+          </w:tcPr>
+          <w:p>
+            <w:r/>
+            <w:r>
+              <w:t>Threat（威脅）</w:t>
+            </w:r>
+          </w:p>
+        </w:tc>
+        <w:tc>
+          <w:tcPr>
+            <w:tcW w:type="dxa" w:w="2160"/>
+          </w:tcPr>
+          <w:p>
+            <w:r/>
+            <w:r>
+              <w:t>醫療體系不可逆損毀</w:t>
+            </w:r>
+          </w:p>
+        </w:tc>
+        <w:tc>
+          <w:tcPr>
+            <w:tcW w:type="dxa" w:w="2160"/>
+          </w:tcPr>
+          <w:p>
+            <w:r/>
+            <w:r>
+              <w:t>1/14 設備被破壞（來源1）→ 8/22 兒童截肢率全球最高（來源28）→ 10/3 新生兒等待中死亡（來源31）--從設備損毀到死亡結果，惡化不可逆</w:t>
+            </w:r>
+          </w:p>
+        </w:tc>
+        <w:tc>
+          <w:tcPr>
+            <w:tcW w:type="dxa" w:w="2160"/>
+          </w:tcPr>
+          <w:p>
+            <w:r/>
+            <w:r>
+              <w:t>1、28、31</w:t>
+            </w:r>
+          </w:p>
+        </w:tc>
+      </w:tr>
+      <w:tr>
+        <w:tc>
+          <w:tcPr>
+            <w:tcW w:type="dxa" w:w="2160"/>
+          </w:tcPr>
+          <w:p>
+            <w:r/>
+            <w:r>
+              <w:t>Threat（威脅）</w:t>
+            </w:r>
+          </w:p>
+        </w:tc>
+        <w:tc>
+          <w:tcPr>
+            <w:tcW w:type="dxa" w:w="2160"/>
+          </w:tcPr>
+          <w:p>
+            <w:r/>
+            <w:r>
+              <w:t>11-12 月完全未知</w:t>
+            </w:r>
+          </w:p>
+        </w:tc>
+        <w:tc>
+          <w:tcPr>
+            <w:tcW w:type="dxa" w:w="2160"/>
+          </w:tcPr>
+          <w:p>
+            <w:r/>
+            <w:r>
+              <w:t>本次資料止於 10/3；11-12 月（含安理會會議、OCHA 週報、可能的第二階段談判）無任何片段，局勢走向無法判斷</w:t>
+            </w:r>
+          </w:p>
+        </w:tc>
+        <w:tc>
+          <w:tcPr>
+            <w:tcW w:type="dxa" w:w="2160"/>
+          </w:tcPr>
+          <w:p>
+            <w:r/>
+            <w:r>
               <w:t>-</w:t>
+            </w:r>
+          </w:p>
+        </w:tc>
+      </w:tr>
+      <w:tr>
+        <w:tc>
+          <w:tcPr>
+            <w:tcW w:type="dxa" w:w="2160"/>
+          </w:tcPr>
+          <w:p>
+            <w:r/>
+            <w:r>
+              <w:t>Threat（威脅）</w:t>
+            </w:r>
+          </w:p>
+        </w:tc>
+        <w:tc>
+          <w:tcPr>
+            <w:tcW w:type="dxa" w:w="2160"/>
+          </w:tcPr>
+          <w:p>
+            <w:r/>
+            <w:r>
+              <w:t>正回饋循環閉合風險</w:t>
+            </w:r>
+          </w:p>
+        </w:tc>
+        <w:tc>
+          <w:tcPr>
+            <w:tcW w:type="dxa" w:w="2160"/>
+          </w:tcPr>
+          <w:p>
+            <w:r/>
+            <w:r>
+              <w:t>談判破裂→封鎖→人道惡化→話語升級→無強制力→繼續封鎖→惡化加劇（來源7、19、20、21、26、27、28）--若 10/3 窗口未開，循環將進入更嚴重階段</w:t>
+            </w:r>
+          </w:p>
+        </w:tc>
+        <w:tc>
+          <w:tcPr>
+            <w:tcW w:type="dxa" w:w="2160"/>
+          </w:tcPr>
+          <w:p>
+            <w:r/>
+            <w:r>
+              <w:t>7、19、20、21、26、27、28</w:t>
             </w:r>
           </w:p>
         </w:tc>
@@ -3126,7 +5275,7 @@
         <w:pStyle w:val="Heading2"/>
       </w:pPr>
       <w:r>
-        <w:t>七、國際體系功能性評估（限本次資料）</w:t>
+        <w:t>七、國際體系功能性評估（全年 31 則片段）</w:t>
       </w:r>
     </w:p>
     <w:p/>
@@ -3205,7 +5354,7 @@
           <w:p>
             <w:r/>
             <w:r>
-              <w:t>話語強度演進</w:t>
+              <w:t>話語強度演進（全年）</w:t>
             </w:r>
           </w:p>
         </w:tc>
@@ -3216,7 +5365,7 @@
           <w:p>
             <w:r/>
             <w:r>
-              <w:t>1/19「歡迎」（來源2）→ 2/11「必須竭盡全力」（來源3）→ 5/2「集體懲罰」（來源9）</w:t>
+              <w:t>1/15「熱烈歡迎」（來源2）→ 2/11「必須竭盡全力」（來源7）→ 5/2「集體懲罰」（來源20）→ 5/31「深表震驚」（來源21）→ 7/3「強烈譴責」（來源24）→ 8/8「深表震驚」（接管加薩城）（來源27）→ 8/22「緊急呼籲」（來源28）→ 10/3「感到鼓舞」（來源30）</w:t>
             </w:r>
           </w:p>
         </w:tc>
@@ -3227,7 +5376,7 @@
           <w:p>
             <w:r/>
             <w:r>
-              <w:t>2、3、9</w:t>
+              <w:t>2、7、20、21、24、27、28、30</w:t>
             </w:r>
           </w:p>
         </w:tc>
@@ -3240,7 +5389,7 @@
           <w:p>
             <w:r/>
             <w:r>
-              <w:t>強制機制</w:t>
+              <w:t>強制機制（安理會）</w:t>
             </w:r>
           </w:p>
         </w:tc>
@@ -3251,7 +5400,7 @@
           <w:p>
             <w:r/>
             <w:r>
-              <w:t>本次資料中無安理會決議、無制裁、無執勤工具觸發</w:t>
+              <w:t>5/31 美國否決永久停火與解除援助限制決議草案（來源21）；9/29 2334 號決議第 35 次報告：定居點擴張加快（來源29）；6/27 伊核問題會議（國際背景）（來源23）</w:t>
             </w:r>
           </w:p>
         </w:tc>
@@ -3262,7 +5411,7 @@
           <w:p>
             <w:r/>
             <w:r>
-              <w:t>-</w:t>
+              <w:t>21、23、29</w:t>
             </w:r>
           </w:p>
         </w:tc>
@@ -3275,6 +5424,111 @@
           <w:p>
             <w:r/>
             <w:r>
+              <w:t>制裁/執勤工具</w:t>
+            </w:r>
+          </w:p>
+        </w:tc>
+        <w:tc>
+          <w:tcPr>
+            <w:tcW w:type="dxa" w:w="2880"/>
+          </w:tcPr>
+          <w:p>
+            <w:r/>
+            <w:r>
+              <w:t>31 則片段中無任何制裁、武器禁運、執勤工具觸發記錄</w:t>
+            </w:r>
+          </w:p>
+        </w:tc>
+        <w:tc>
+          <w:tcPr>
+            <w:tcW w:type="dxa" w:w="2880"/>
+          </w:tcPr>
+          <w:p>
+            <w:r/>
+            <w:r>
+              <w:t>-</w:t>
+            </w:r>
+          </w:p>
+        </w:tc>
+      </w:tr>
+      <w:tr>
+        <w:tc>
+          <w:tcPr>
+            <w:tcW w:type="dxa" w:w="2880"/>
+          </w:tcPr>
+          <w:p>
+            <w:r/>
+            <w:r>
+              <w:t>調解機制</w:t>
+            </w:r>
+          </w:p>
+        </w:tc>
+        <w:tc>
+          <w:tcPr>
+            <w:tcW w:type="dxa" w:w="2880"/>
+          </w:tcPr>
+          <w:p>
+            <w:r/>
+            <w:r>
+              <w:t>1/15 埃及、卡達、美國三方被点名（來源2）；2/11 多哈第二階段（來源8）；10/3 哈馬斯單邊意旨（來源30）--調解方未完全退出，但缺少以色列主動參與的記錄</w:t>
+            </w:r>
+          </w:p>
+        </w:tc>
+        <w:tc>
+          <w:tcPr>
+            <w:tcW w:type="dxa" w:w="2880"/>
+          </w:tcPr>
+          <w:p>
+            <w:r/>
+            <w:r>
+              <w:t>2、8、30</w:t>
+            </w:r>
+          </w:p>
+        </w:tc>
+      </w:tr>
+      <w:tr>
+        <w:tc>
+          <w:tcPr>
+            <w:tcW w:type="dxa" w:w="2880"/>
+          </w:tcPr>
+          <w:p>
+            <w:r/>
+            <w:r>
+              <w:t>人道協調</w:t>
+            </w:r>
+          </w:p>
+        </w:tc>
+        <w:tc>
+          <w:tcPr>
+            <w:tcW w:type="dxa" w:w="2880"/>
+          </w:tcPr>
+          <w:p>
+            <w:r/>
+            <w:r>
+              <w:t>1/15 弗萊徹「全力支持」（來源5）；2/16 聯合國支持協議落實（來源12）；10/3 WHO 緊急行動（來源31）；17 萬噸備妥（來源30）</w:t>
+            </w:r>
+          </w:p>
+        </w:tc>
+        <w:tc>
+          <w:tcPr>
+            <w:tcW w:type="dxa" w:w="2880"/>
+          </w:tcPr>
+          <w:p>
+            <w:r/>
+            <w:r>
+              <w:t>5、12、30、31</w:t>
+            </w:r>
+          </w:p>
+        </w:tc>
+      </w:tr>
+      <w:tr>
+        <w:tc>
+          <w:tcPr>
+            <w:tcW w:type="dxa" w:w="2880"/>
+          </w:tcPr>
+          <w:p>
+            <w:r/>
+            <w:r>
               <w:t>功能結論</w:t>
             </w:r>
           </w:p>
@@ -3286,7 +5540,7 @@
           <w:p>
             <w:r/>
             <w:r>
-              <w:t>國際體系在現有資料中僅展現「記錄＋譴責＋呼籲」功能，缺乏將話語轉化為行動的執行工具</w:t>
+              <w:t>國際體系在現有 31 則資料中展現「記錄＋譴責＋呼籲＋備妥物資」功能，但缺乏將話語轉化為強制行動的執行工具。5/31 安理會否決（來源21）是全年唯一的「行動嘗試」，且失敗。10/3 的 17 萬噸備妥（來源30）顯示「準備就緒」與「實際執行」之間仍存在制度性斷層</w:t>
             </w:r>
           </w:p>
         </w:tc>
@@ -3297,7 +5551,7 @@
           <w:p>
             <w:r/>
             <w:r>
-              <w:t>綜合來源1-10</w:t>
+              <w:t>綜合來源1-31</w:t>
             </w:r>
           </w:p>
         </w:tc>
@@ -3326,13 +5580,14 @@
         <w:tblLook w:firstColumn="1" w:firstRow="1" w:lastColumn="0" w:lastRow="0" w:noHBand="0" w:noVBand="1" w:val="04A0"/>
       </w:tblPr>
       <w:tblGrid>
-        <w:gridCol w:w="4320"/>
-        <w:gridCol w:w="4320"/>
+        <w:gridCol w:w="2880"/>
+        <w:gridCol w:w="2880"/>
+        <w:gridCol w:w="2880"/>
       </w:tblGrid>
       <w:tr>
         <w:tc>
           <w:tcPr>
-            <w:tcW w:type="dxa" w:w="4320"/>
+            <w:tcW w:type="dxa" w:w="2880"/>
           </w:tcPr>
           <w:p>
             <w:r>
@@ -3344,13 +5599,13 @@
               <w:rPr>
                 <w:b/>
               </w:rPr>
-              <w:t>缺口</w:t>
-            </w:r>
-          </w:p>
-        </w:tc>
-        <w:tc>
-          <w:tcPr>
-            <w:tcW w:type="dxa" w:w="4320"/>
+              <w:t>缺口/問題</w:t>
+            </w:r>
+          </w:p>
+        </w:tc>
+        <w:tc>
+          <w:tcPr>
+            <w:tcW w:type="dxa" w:w="2880"/>
           </w:tcPr>
           <w:p>
             <w:r>
@@ -3366,46 +5621,40 @@
             </w:r>
           </w:p>
         </w:tc>
+        <w:tc>
+          <w:tcPr>
+            <w:tcW w:type="dxa" w:w="2880"/>
+          </w:tcPr>
+          <w:p>
+            <w:r>
+              <w:rPr>
+                <w:b/>
+              </w:rPr>
+            </w:r>
+            <w:r>
+              <w:rPr>
+                <w:b/>
+              </w:rPr>
+              <w:t>影響</w:t>
+            </w:r>
+          </w:p>
+        </w:tc>
       </w:tr>
       <w:tr>
         <w:tc>
           <w:tcPr>
-            <w:tcW w:type="dxa" w:w="4320"/>
-          </w:tcPr>
-          <w:p>
-            <w:r/>
-            <w:r>
-              <w:t>2025 年 3 月</w:t>
-            </w:r>
-          </w:p>
-        </w:tc>
-        <w:tc>
-          <w:tcPr>
-            <w:tcW w:type="dxa" w:w="4320"/>
-          </w:tcPr>
-          <w:p>
-            <w:r/>
-            <w:r>
-              <w:t>本次資料完全無 3 月片段。對話歷史提及 3 月停火破裂及第一部分完成，但本次 ev 中無對應片段，無法以來源編號佐證</w:t>
-            </w:r>
-          </w:p>
-        </w:tc>
-      </w:tr>
-      <w:tr>
-        <w:tc>
-          <w:tcPr>
-            <w:tcW w:type="dxa" w:w="4320"/>
-          </w:tcPr>
-          <w:p>
-            <w:r/>
-            <w:r>
-              <w:t>2025 年 7-12 月</w:t>
-            </w:r>
-          </w:p>
-        </w:tc>
-        <w:tc>
-          <w:tcPr>
-            <w:tcW w:type="dxa" w:w="4320"/>
+            <w:tcW w:type="dxa" w:w="2880"/>
+          </w:tcPr>
+          <w:p>
+            <w:r/>
+            <w:r>
+              <w:t>2025 年 11-12 月</w:t>
+            </w:r>
+          </w:p>
+        </w:tc>
+        <w:tc>
+          <w:tcPr>
+            <w:tcW w:type="dxa" w:w="2880"/>
           </w:tcPr>
           <w:p>
             <w:r/>
@@ -3416,7 +5665,18 @@
               <w:t>完全空白。</w:t>
             </w:r>
             <w:r>
-              <w:t xml:space="preserve"> 包含 q 中重點關注的：10/3 哈馬斯釋放意旨、17 萬噸物資待命、以軍接管加薩城、飢荒定性、安理會 11-12 月會議、OCHA 週報--均不在本次收集中</w:t>
+              <w:t xml:space="preserve"> 無法判斷：10/3 窗口是否打開、17 萬噸是否運入、安理會後續會議、第二階段談判是否啟動、以軍是否進一步擴大行動</w:t>
+            </w:r>
+          </w:p>
+        </w:tc>
+        <w:tc>
+          <w:tcPr>
+            <w:tcW w:type="dxa" w:w="2880"/>
+          </w:tcPr>
+          <w:p>
+            <w:r/>
+            <w:r>
+              <w:t>全年弧線最關鍵的「結果端」缺失</w:t>
             </w:r>
           </w:p>
         </w:tc>
@@ -3424,71 +5684,104 @@
       <w:tr>
         <w:tc>
           <w:tcPr>
-            <w:tcW w:type="dxa" w:w="4320"/>
-          </w:tcPr>
-          <w:p>
-            <w:r/>
-            <w:r>
-              <w:t>9 月</w:t>
-            </w:r>
-          </w:p>
-        </w:tc>
-        <w:tc>
-          <w:tcPr>
-            <w:tcW w:type="dxa" w:w="4320"/>
-            <w:vMerge w:val="restart"/>
-          </w:tcPr>
-          <w:p>
-            <w:r/>
-            <w:r>
-              <w:t>對話歷史確認完全空白，本次資料亦無，一致</w:t>
-            </w:r>
-          </w:p>
-          <w:p>
-            <w:r/>
+            <w:tcW w:type="dxa" w:w="2880"/>
+          </w:tcPr>
+          <w:p>
+            <w:r/>
+            <w:r>
+              <w:t>2025 年 3 月</w:t>
+            </w:r>
+          </w:p>
+        </w:tc>
+        <w:tc>
+          <w:tcPr>
+            <w:tcW w:type="dxa" w:w="2880"/>
+          </w:tcPr>
+          <w:p>
+            <w:r/>
+            <w:r>
+              <w:t>僅 1 則（來源17，3/1）。停火破裂具體日期、過程、各方聲明均缺失（4/25 來源19 僅回顧性確認「3 月破裂」）</w:t>
+            </w:r>
+          </w:p>
+        </w:tc>
+        <w:tc>
+          <w:tcPr>
+            <w:tcW w:type="dxa" w:w="2880"/>
+          </w:tcPr>
+          <w:p>
+            <w:r/>
+            <w:r>
+              <w:t>轉折點細節不清</w:t>
+            </w:r>
           </w:p>
         </w:tc>
       </w:tr>
       <w:tr>
         <w:tc>
           <w:tcPr>
-            <w:tcW w:type="dxa" w:w="4320"/>
-          </w:tcPr>
-          <w:p>
-            <w:r/>
-            <w:r>
-              <w:t>11-12 月</w:t>
-            </w:r>
-          </w:p>
-        </w:tc>
-        <w:tc>
-          <w:tcPr>
-            <w:tcW w:type="dxa" w:w="4320"/>
-            <w:vMerge/>
-          </w:tcPr>
-          <w:p/>
+            <w:tcW w:type="dxa" w:w="2880"/>
+          </w:tcPr>
+          <w:p>
+            <w:r/>
+            <w:r>
+              <w:t>以色列官方立場</w:t>
+            </w:r>
+          </w:p>
+        </w:tc>
+        <w:tc>
+          <w:tcPr>
+            <w:tcW w:type="dxa" w:w="2880"/>
+          </w:tcPr>
+          <w:p>
+            <w:r/>
+            <w:r>
+              <w:t>31 則片段中以色列官方直接引述極少，僅以「以色列當局」（來源1、18、22、25、26）、「以色列政府」（來源27）被動提及；無以色列外交部、國防部獨立聲明</w:t>
+            </w:r>
+          </w:p>
+        </w:tc>
+        <w:tc>
+          <w:tcPr>
+            <w:tcW w:type="dxa" w:w="2880"/>
+          </w:tcPr>
+          <w:p>
+            <w:r/>
+            <w:r>
+              <w:t>傳導鏈「准入端」決策邏輯無法直接驗證</w:t>
+            </w:r>
+          </w:p>
         </w:tc>
       </w:tr>
       <w:tr>
         <w:tc>
           <w:tcPr>
-            <w:tcW w:type="dxa" w:w="4320"/>
-          </w:tcPr>
-          <w:p>
-            <w:r/>
-            <w:r>
-              <w:t>以色列官方立場</w:t>
-            </w:r>
-          </w:p>
-        </w:tc>
-        <w:tc>
-          <w:tcPr>
-            <w:tcW w:type="dxa" w:w="4320"/>
-          </w:tcPr>
-          <w:p>
-            <w:r/>
-            <w:r>
-              <w:t>10 則片段均以聯合國/人道機構視角為主，以色列官方直接引述極少（僅以「以色列當局」被動提及）</w:t>
+            <w:tcW w:type="dxa" w:w="2880"/>
+          </w:tcPr>
+          <w:p>
+            <w:r/>
+            <w:r>
+              <w:t>人質交換具體條件</w:t>
+            </w:r>
+          </w:p>
+        </w:tc>
+        <w:tc>
+          <w:tcPr>
+            <w:tcW w:type="dxa" w:w="2880"/>
+          </w:tcPr>
+          <w:p>
+            <w:r/>
+            <w:r>
+              <w:t>2/16 確認 3 換 369（來源10），但交換條件細節（順序、對價、時間表）未收錄；10/3 哈馬斯釋放意旨的具體人數、條件未知</w:t>
+            </w:r>
+          </w:p>
+        </w:tc>
+        <w:tc>
+          <w:tcPr>
+            <w:tcW w:type="dxa" w:w="2880"/>
+          </w:tcPr>
+          <w:p>
+            <w:r/>
+            <w:r>
+              <w:t>政治錨點分析深度受限</w:t>
             </w:r>
           </w:p>
         </w:tc>
@@ -3496,23 +5789,34 @@
       <w:tr>
         <w:tc>
           <w:tcPr>
-            <w:tcW w:type="dxa" w:w="4320"/>
-          </w:tcPr>
-          <w:p>
-            <w:r/>
-            <w:r>
-              <w:t>人質交換具體條件</w:t>
-            </w:r>
-          </w:p>
-        </w:tc>
-        <w:tc>
-          <w:tcPr>
-            <w:tcW w:type="dxa" w:w="4320"/>
-          </w:tcPr>
-          <w:p>
-            <w:r/>
-            <w:r>
-              <w:t>本次資料僅確認「交換完成」（來源2、4），未收錄交換條件細節（人數、對價、順序）</w:t>
+            <w:tcW w:type="dxa" w:w="2880"/>
+          </w:tcPr>
+          <w:p>
+            <w:r/>
+            <w:r>
+              <w:t>卡達/埃及/美國調解細節</w:t>
+            </w:r>
+          </w:p>
+        </w:tc>
+        <w:tc>
+          <w:tcPr>
+            <w:tcW w:type="dxa" w:w="2880"/>
+          </w:tcPr>
+          <w:p>
+            <w:r/>
+            <w:r>
+              <w:t>1/15 三方被点名（來源2）、2/11 多哈提及（來源8）、5/31 美國否決（來源21），但三方獨立調解聲明、交換條件提案未收錄</w:t>
+            </w:r>
+          </w:p>
+        </w:tc>
+        <w:tc>
+          <w:tcPr>
+            <w:tcW w:type="dxa" w:w="2880"/>
+          </w:tcPr>
+          <w:p>
+            <w:r/>
+            <w:r>
+              <w:t>調解方動向僅有間接信號</w:t>
             </w:r>
           </w:p>
         </w:tc>
@@ -3520,23 +5824,139 @@
       <w:tr>
         <w:tc>
           <w:tcPr>
-            <w:tcW w:type="dxa" w:w="4320"/>
-          </w:tcPr>
-          <w:p>
-            <w:r/>
-            <w:r>
-              <w:t>卡達/埃及/美國調解細節</w:t>
-            </w:r>
-          </w:p>
-        </w:tc>
-        <w:tc>
-          <w:tcPr>
-            <w:tcW w:type="dxa" w:w="4320"/>
-          </w:tcPr>
-          <w:p>
-            <w:r/>
-            <w:r>
-              <w:t>本次資料未獨立收錄三方調解聲明</w:t>
+            <w:tcW w:type="dxa" w:w="2880"/>
+          </w:tcPr>
+          <w:p>
+            <w:r/>
+            <w:r>
+              <w:t>17 萬噸物資實際狀態</w:t>
+            </w:r>
+          </w:p>
+        </w:tc>
+        <w:tc>
+          <w:tcPr>
+            <w:tcW w:type="dxa" w:w="2880"/>
+          </w:tcPr>
+          <w:p>
+            <w:r/>
+            <w:r>
+              <w:t>10/3 確認「已準備約 17 萬噸……可隨時運入」（來源30），但後續是否實際進入加薩、邊境口岸狀態、以色列是否批準--完全未知</w:t>
+            </w:r>
+          </w:p>
+        </w:tc>
+        <w:tc>
+          <w:tcPr>
+            <w:tcW w:type="dxa" w:w="2880"/>
+          </w:tcPr>
+          <w:p>
+            <w:r/>
+            <w:r>
+              <w:t>10/3 窗口是否真正打開無法判斷</w:t>
+            </w:r>
+          </w:p>
+        </w:tc>
+      </w:tr>
+      <w:tr>
+        <w:tc>
+          <w:tcPr>
+            <w:tcW w:type="dxa" w:w="2880"/>
+          </w:tcPr>
+          <w:p>
+            <w:r/>
+            <w:r>
+              <w:t>以軍加薩城行動後續</w:t>
+            </w:r>
+          </w:p>
+        </w:tc>
+        <w:tc>
+          <w:tcPr>
+            <w:tcW w:type="dxa" w:w="2880"/>
+          </w:tcPr>
+          <w:p>
+            <w:r/>
+            <w:r>
+              <w:t>8/8 決定「接管」（來源27）、8/22 持續加強（來源28），此後 9-12 月行動範圍、規模未知</w:t>
+            </w:r>
+          </w:p>
+        </w:tc>
+        <w:tc>
+          <w:tcPr>
+            <w:tcW w:type="dxa" w:w="2880"/>
+          </w:tcPr>
+          <w:p>
+            <w:r/>
+            <w:r>
+              <w:t>佔領是否進一步擴大無法判斷</w:t>
+            </w:r>
+          </w:p>
+        </w:tc>
+      </w:tr>
+      <w:tr>
+        <w:tc>
+          <w:tcPr>
+            <w:tcW w:type="dxa" w:w="2880"/>
+          </w:tcPr>
+          <w:p>
+            <w:r/>
+            <w:r>
+              <w:t>WHO 全年數據</w:t>
+            </w:r>
+          </w:p>
+        </w:tc>
+        <w:tc>
+          <w:tcPr>
+            <w:tcW w:type="dxa" w:w="2880"/>
+          </w:tcPr>
+          <w:p>
+            <w:r/>
+            <w:r>
+              <w:t>僅 10/3 新生兒轉移 1 則（來源31）；全年醫療數據（住院數、手術量、藥品庫存）缺失</w:t>
+            </w:r>
+          </w:p>
+        </w:tc>
+        <w:tc>
+          <w:tcPr>
+            <w:tcW w:type="dxa" w:w="2880"/>
+          </w:tcPr>
+          <w:p>
+            <w:r/>
+            <w:r>
+              <w:t>醫療體系惡化趨勢僅有極端案例佐證</w:t>
+            </w:r>
+          </w:p>
+        </w:tc>
+      </w:tr>
+      <w:tr>
+        <w:tc>
+          <w:tcPr>
+            <w:tcW w:type="dxa" w:w="2880"/>
+          </w:tcPr>
+          <w:p>
+            <w:r/>
+            <w:r>
+              <w:t>飢荒/營養數據</w:t>
+            </w:r>
+          </w:p>
+        </w:tc>
+        <w:tc>
+          <w:tcPr>
+            <w:tcW w:type="dxa" w:w="2880"/>
+          </w:tcPr>
+          <w:p>
+            <w:r/>
+            <w:r>
+              <w:t>4/25「即將斷糧」（來源19）、5/31「飢餓失控」（來源21），但無 IPC/UNICEF 量化飢荒級別數據</w:t>
+            </w:r>
+          </w:p>
+        </w:tc>
+        <w:tc>
+          <w:tcPr>
+            <w:tcW w:type="dxa" w:w="2880"/>
+          </w:tcPr>
+          <w:p>
+            <w:r/>
+            <w:r>
+              <w:t>飢荒嚴重度無法精确定位</w:t>
             </w:r>
           </w:p>
         </w:tc>
@@ -3554,16 +5974,34 @@
         <w:t>結論：</w:t>
       </w:r>
       <w:r>
-        <w:t xml:space="preserve"> 以本次 7 份文件、10 個片段的資料量，</w:t>
+        <w:t xml:space="preserve"> 以本次 16 份文件、31 個片段的資料量，可覆蓋 </w:t>
       </w:r>
       <w:r>
         <w:rPr>
           <w:b/>
         </w:rPr>
-        <w:t>不足以完整覆蓋 2025 年全年弧線</w:t>
+        <w:t>1 月至 10 月初（約 9 個月）</w:t>
       </w:r>
       <w:r>
-        <w:t>。可確認的分析範圍為 1 月中至 6 月中旬（約 5 個月），其中 3 月存在斷層。7-12 月（含 q 中列為重點的 10/3、11-12 月）完全無資料，無法做出任何基於證據的判斷。</w:t>
+        <w:t xml:space="preserve"> 的主要事件脈絡，但 </w:t>
+      </w:r>
+      <w:r>
+        <w:rPr>
+          <w:b/>
+        </w:rPr>
+        <w:t>11-12 月完全空白</w:t>
+      </w:r>
+      <w:r>
+        <w:t>，3 月僅 1 則。q 中列為重點的「10/3 哈馬斯釋放意旨後續、以色列回應、17 萬噸是否運入、邊境口岸狀態」在本次資料中</w:t>
+      </w:r>
+      <w:r>
+        <w:rPr>
+          <w:b/>
+        </w:rPr>
+        <w:t>僅有 10/3 當日的起始信號（來源30、31），後續發展完全缺失</w:t>
+      </w:r>
+      <w:r>
+        <w:t>。無法對年末局勢做出基於證據的判斷。</w:t>
       </w:r>
     </w:p>
     <w:p/>
@@ -3578,7 +6016,7 @@
         <w:pStyle w:val="Heading2"/>
       </w:pPr>
       <w:r>
-        <w:t>九、持續追蹤指引（更新）</w:t>
+        <w:t>九、持續追蹤指引（更新版）</w:t>
       </w:r>
     </w:p>
     <w:p/>
@@ -3705,6 +6143,9 @@
           <w:p>
             <w:r/>
           </w:p>
+          <w:p>
+            <w:r/>
+          </w:p>
         </w:tc>
         <w:tc>
           <w:tcPr>
@@ -3713,7 +6154,7 @@
           <w:p>
             <w:r/>
             <w:r>
-              <w:t>7-12 月全面資料補齊（含 10/3、11-12 月安理會）</w:t>
+              <w:t>11-12 月全面資料補齊</w:t>
             </w:r>
           </w:p>
         </w:tc>
@@ -3735,7 +6176,7 @@
           <w:p>
             <w:r/>
             <w:r>
-              <w:t>本次資料完全缺失</w:t>
+              <w:t>10/3 窗口後續、安理會會議、OCHA 週報、哈馬斯/以色列聲明</w:t>
             </w:r>
           </w:p>
         </w:tc>
@@ -3769,7 +6210,7 @@
           <w:p>
             <w:r/>
             <w:r>
-              <w:t>10/3 哈馬斯釋放意旨後續、以色列回應</w:t>
+              <w:t>17 萬噸物資是否已運入、邊境口岸狀態</w:t>
             </w:r>
           </w:p>
         </w:tc>
@@ -3780,6 +6221,62 @@
           <w:p>
             <w:r/>
             <w:r>
+              <w:t>人道事務</w:t>
+            </w:r>
+          </w:p>
+        </w:tc>
+        <w:tc>
+          <w:tcPr>
+            <w:tcW w:type="dxa" w:w="1728"/>
+          </w:tcPr>
+          <w:p>
+            <w:r/>
+            <w:r>
+              <w:t>來源30 確認備妥，後續？</w:t>
+            </w:r>
+          </w:p>
+        </w:tc>
+        <w:tc>
+          <w:tcPr>
+            <w:tcW w:type="dxa" w:w="1728"/>
+          </w:tcPr>
+          <w:p>
+            <w:r/>
+            <w:r>
+              <w:rPr>
+                <w:b/>
+              </w:rPr>
+              <w:t>無後續資料</w:t>
+            </w:r>
+          </w:p>
+        </w:tc>
+      </w:tr>
+      <w:tr>
+        <w:tc>
+          <w:tcPr>
+            <w:tcW w:type="dxa" w:w="1728"/>
+            <w:vMerge/>
+          </w:tcPr>
+          <w:p/>
+        </w:tc>
+        <w:tc>
+          <w:tcPr>
+            <w:tcW w:type="dxa" w:w="1728"/>
+          </w:tcPr>
+          <w:p>
+            <w:r/>
+            <w:r>
+              <w:t>10/3 哈馬斯釋放意旨是否轉為實質執行、以色列回應</w:t>
+            </w:r>
+          </w:p>
+        </w:tc>
+        <w:tc>
+          <w:tcPr>
+            <w:tcW w:type="dxa" w:w="1728"/>
+          </w:tcPr>
+          <w:p>
+            <w:r/>
+            <w:r>
               <w:t>政治外交</w:t>
             </w:r>
           </w:p>
@@ -3791,7 +6288,133 @@
           <w:p>
             <w:r/>
             <w:r>
-              <w:t>本次資料中無此事件</w:t>
+              <w:t>來源30 僅記錄「宣布準備釋放」</w:t>
+            </w:r>
+          </w:p>
+        </w:tc>
+        <w:tc>
+          <w:tcPr>
+            <w:tcW w:type="dxa" w:w="1728"/>
+          </w:tcPr>
+          <w:p>
+            <w:r/>
+            <w:r>
+              <w:rPr>
+                <w:b/>
+              </w:rPr>
+              <w:t>無後續資料</w:t>
+            </w:r>
+          </w:p>
+        </w:tc>
+      </w:tr>
+      <w:tr>
+        <w:tc>
+          <w:tcPr>
+            <w:tcW w:type="dxa" w:w="1728"/>
+            <w:vMerge/>
+          </w:tcPr>
+          <w:p/>
+        </w:tc>
+        <w:tc>
+          <w:tcPr>
+            <w:tcW w:type="dxa" w:w="1728"/>
+          </w:tcPr>
+          <w:p>
+            <w:r/>
+            <w:r>
+              <w:t>以軍「接管加薩城」後行動範圍</w:t>
+            </w:r>
+          </w:p>
+        </w:tc>
+        <w:tc>
+          <w:tcPr>
+            <w:tcW w:type="dxa" w:w="1728"/>
+          </w:tcPr>
+          <w:p>
+            <w:r/>
+            <w:r>
+              <w:t>國際安全</w:t>
+            </w:r>
+          </w:p>
+        </w:tc>
+        <w:tc>
+          <w:tcPr>
+            <w:tcW w:type="dxa" w:w="1728"/>
+          </w:tcPr>
+          <w:p>
+            <w:r/>
+            <w:r>
+              <w:t>8/8 決定（來源27）、8/22 加強（來源28），此後？</w:t>
+            </w:r>
+          </w:p>
+        </w:tc>
+        <w:tc>
+          <w:tcPr>
+            <w:tcW w:type="dxa" w:w="1728"/>
+          </w:tcPr>
+          <w:p>
+            <w:r/>
+            <w:r>
+              <w:rPr>
+                <w:b/>
+              </w:rPr>
+              <w:t>無後續資料</w:t>
+            </w:r>
+          </w:p>
+        </w:tc>
+      </w:tr>
+      <w:tr>
+        <w:tc>
+          <w:tcPr>
+            <w:tcW w:type="dxa" w:w="1728"/>
+            <w:vMerge w:val="restart"/>
+          </w:tcPr>
+          <w:p>
+            <w:r/>
+            <w:r>
+              <w:t>高</w:t>
+            </w:r>
+          </w:p>
+          <w:p>
+            <w:r/>
+          </w:p>
+          <w:p>
+            <w:r/>
+          </w:p>
+          <w:p>
+            <w:r/>
+          </w:p>
+        </w:tc>
+        <w:tc>
+          <w:tcPr>
+            <w:tcW w:type="dxa" w:w="1728"/>
+          </w:tcPr>
+          <w:p>
+            <w:r/>
+            <w:r>
+              <w:t>第二階段/多哈談判是否啟動</w:t>
+            </w:r>
+          </w:p>
+        </w:tc>
+        <w:tc>
+          <w:tcPr>
+            <w:tcW w:type="dxa" w:w="1728"/>
+          </w:tcPr>
+          <w:p>
+            <w:r/>
+            <w:r>
+              <w:t>政治外交</w:t>
+            </w:r>
+          </w:p>
+        </w:tc>
+        <w:tc>
+          <w:tcPr>
+            <w:tcW w:type="dxa" w:w="1728"/>
+          </w:tcPr>
+          <w:p>
+            <w:r/>
+            <w:r>
+              <w:t>2/11 提及（來源8），此後無記錄</w:t>
             </w:r>
           </w:p>
         </w:tc>
@@ -3825,7 +6448,7 @@
           <w:p>
             <w:r/>
             <w:r>
-              <w:t>17 萬噸物資准入狀態、邊境口岸</w:t>
+              <w:t>醫療體系全年數據（住院、手術、藥品、截肢）</w:t>
             </w:r>
           </w:p>
         </w:tc>
@@ -3836,7 +6459,7 @@
           <w:p>
             <w:r/>
             <w:r>
-              <w:t>人道事務</w:t>
+              <w:t>醫療衛生</w:t>
             </w:r>
           </w:p>
         </w:tc>
@@ -3847,130 +6470,7 @@
           <w:p>
             <w:r/>
             <w:r>
-              <w:t>本次資料中無此事件</w:t>
-            </w:r>
-          </w:p>
-        </w:tc>
-        <w:tc>
-          <w:tcPr>
-            <w:tcW w:type="dxa" w:w="1728"/>
-          </w:tcPr>
-          <w:p>
-            <w:r/>
-            <w:r>
-              <w:rPr>
-                <w:b/>
-              </w:rPr>
-              <w:t>無資料</w:t>
-            </w:r>
-          </w:p>
-        </w:tc>
-      </w:tr>
-      <w:tr>
-        <w:tc>
-          <w:tcPr>
-            <w:tcW w:type="dxa" w:w="1728"/>
-            <w:vMerge w:val="restart"/>
-          </w:tcPr>
-          <w:p>
-            <w:r/>
-            <w:r>
-              <w:t>高</w:t>
-            </w:r>
-          </w:p>
-          <w:p>
-            <w:r/>
-          </w:p>
-          <w:p>
-            <w:r/>
-          </w:p>
-        </w:tc>
-        <w:tc>
-          <w:tcPr>
-            <w:tcW w:type="dxa" w:w="1728"/>
-          </w:tcPr>
-          <w:p>
-            <w:r/>
-            <w:r>
-              <w:t>以軍加薩城行動、西岸同步升級</w:t>
-            </w:r>
-          </w:p>
-        </w:tc>
-        <w:tc>
-          <w:tcPr>
-            <w:tcW w:type="dxa" w:w="1728"/>
-          </w:tcPr>
-          <w:p>
-            <w:r/>
-            <w:r>
-              <w:t>國際安全</w:t>
-            </w:r>
-          </w:p>
-        </w:tc>
-        <w:tc>
-          <w:tcPr>
-            <w:tcW w:type="dxa" w:w="1728"/>
-          </w:tcPr>
-          <w:p>
-            <w:r/>
-            <w:r>
-              <w:t>本次僅 2/26 西岸片段（來源5、6）</w:t>
-            </w:r>
-          </w:p>
-        </w:tc>
-        <w:tc>
-          <w:tcPr>
-            <w:tcW w:type="dxa" w:w="1728"/>
-          </w:tcPr>
-          <w:p>
-            <w:r/>
-            <w:r>
-              <w:rPr>
-                <w:b/>
-              </w:rPr>
-              <w:t>部分覆蓋</w:t>
-            </w:r>
-          </w:p>
-        </w:tc>
-      </w:tr>
-      <w:tr>
-        <w:tc>
-          <w:tcPr>
-            <w:tcW w:type="dxa" w:w="1728"/>
-            <w:vMerge/>
-          </w:tcPr>
-          <w:p/>
-        </w:tc>
-        <w:tc>
-          <w:tcPr>
-            <w:tcW w:type="dxa" w:w="1728"/>
-          </w:tcPr>
-          <w:p>
-            <w:r/>
-            <w:r>
-              <w:t>醫院運作、醫療物資、病患轉送</w:t>
-            </w:r>
-          </w:p>
-        </w:tc>
-        <w:tc>
-          <w:tcPr>
-            <w:tcW w:type="dxa" w:w="1728"/>
-          </w:tcPr>
-          <w:p>
-            <w:r/>
-            <w:r>
-              <w:t>醫療衛生</w:t>
-            </w:r>
-          </w:p>
-        </w:tc>
-        <w:tc>
-          <w:tcPr>
-            <w:tcW w:type="dxa" w:w="1728"/>
-          </w:tcPr>
-          <w:p>
-            <w:r/>
-            <w:r>
-              <w:t>本次僅 1/14 一段（來源1）</w:t>
+              <w:t>僅 1/14（來源1）、8/22（來源28）、10/3（來源31）</w:t>
             </w:r>
           </w:p>
         </w:tc>
@@ -4004,7 +6504,7 @@
           <w:p>
             <w:r/>
             <w:r>
-              <w:t>飢荒數據、WHO 緊急行動</w:t>
+              <w:t>飢荒量化數據（IPC/UNICEF 級別）</w:t>
             </w:r>
           </w:p>
         </w:tc>
@@ -4026,7 +6526,7 @@
           <w:p>
             <w:r/>
             <w:r>
-              <w:t>本次資料中無飢荒定性片段</w:t>
+              <w:t>4/25（來源19）、5/31（來源21）為定性描述</w:t>
             </w:r>
           </w:p>
         </w:tc>
@@ -4040,7 +6540,7 @@
               <w:rPr>
                 <w:b/>
               </w:rPr>
-              <w:t>無資料</w:t>
+              <w:t>無量化數據</w:t>
             </w:r>
           </w:p>
         </w:tc>
@@ -4049,20 +6549,9 @@
         <w:tc>
           <w:tcPr>
             <w:tcW w:type="dxa" w:w="1728"/>
-            <w:vMerge w:val="restart"/>
-          </w:tcPr>
-          <w:p>
-            <w:r/>
-            <w:r>
-              <w:t>中</w:t>
-            </w:r>
-          </w:p>
-          <w:p>
-            <w:r/>
-          </w:p>
-          <w:p>
-            <w:r/>
-          </w:p>
+            <w:vMerge/>
+          </w:tcPr>
+          <w:p/>
         </w:tc>
         <w:tc>
           <w:tcPr>
@@ -4071,7 +6560,7 @@
           <w:p>
             <w:r/>
             <w:r>
-              <w:t>多哈談判、美/卡/埃調解</w:t>
+              <w:t>西岸同步升級態勢</w:t>
             </w:r>
           </w:p>
         </w:tc>
@@ -4082,7 +6571,7 @@
           <w:p>
             <w:r/>
             <w:r>
-              <w:t>政治外交</w:t>
+              <w:t>國際安全</w:t>
             </w:r>
           </w:p>
         </w:tc>
@@ -4093,7 +6582,7 @@
           <w:p>
             <w:r/>
             <w:r>
-              <w:t>本次資料中無獨立調解片段</w:t>
+              <w:t>2/26（來源14-16）後無加薩以外片段</w:t>
             </w:r>
           </w:p>
         </w:tc>
@@ -4107,7 +6596,7 @@
               <w:rPr>
                 <w:b/>
               </w:rPr>
-              <w:t>無資料</w:t>
+              <w:t>嚴重不足</w:t>
             </w:r>
           </w:p>
         </w:tc>
@@ -4116,9 +6605,20 @@
         <w:tc>
           <w:tcPr>
             <w:tcW w:type="dxa" w:w="1728"/>
-            <w:vMerge/>
-          </w:tcPr>
-          <w:p/>
+            <w:vMerge w:val="restart"/>
+          </w:tcPr>
+          <w:p>
+            <w:r/>
+            <w:r>
+              <w:t>中</w:t>
+            </w:r>
+          </w:p>
+          <w:p>
+            <w:r/>
+          </w:p>
+          <w:p>
+            <w:r/>
+          </w:p>
         </w:tc>
         <w:tc>
           <w:tcPr>
@@ -4127,7 +6627,7 @@
           <w:p>
             <w:r/>
             <w:r>
-              <w:t>佔領國義務法律追訴</w:t>
+              <w:t>卡達/埃及/美國三方調解獨立聲明</w:t>
             </w:r>
           </w:p>
         </w:tc>
@@ -4138,7 +6638,7 @@
           <w:p>
             <w:r/>
             <w:r>
-              <w:t>國際組織</w:t>
+              <w:t>政治外交</w:t>
             </w:r>
           </w:p>
         </w:tc>
@@ -4149,7 +6649,7 @@
           <w:p>
             <w:r/>
             <w:r>
-              <w:t>5/2「集體懲罰」定性（來源9）為基礎</w:t>
+              <w:t>僅 1/15 被点名（來源2）、5/31 美國否決（來源21）</w:t>
             </w:r>
           </w:p>
         </w:tc>
@@ -4163,7 +6663,7 @@
               <w:rPr>
                 <w:b/>
               </w:rPr>
-              <w:t>有起點</w:t>
+              <w:t>間接信號有限</w:t>
             </w:r>
           </w:p>
         </w:tc>
@@ -4183,7 +6683,7 @@
           <w:p>
             <w:r/>
             <w:r>
-              <w:t>OCHA/UNRWA/WHO 獨立即時數據</w:t>
+              <w:t>安理會後續決議/報告（2334 號、加薩專項）</w:t>
             </w:r>
           </w:p>
         </w:tc>
@@ -4205,7 +6705,7 @@
           <w:p>
             <w:r/>
             <w:r>
-              <w:t>本次多為累計或定性描述</w:t>
+              <w:t>5/31 否決（來源21）、9/29 第 35 次報告（來源29）</w:t>
             </w:r>
           </w:p>
         </w:tc>
@@ -4219,7 +6719,123 @@
               <w:rPr>
                 <w:b/>
               </w:rPr>
-              <w:t>數據有限</w:t>
+              <w:t>有 2 個錨點</w:t>
+            </w:r>
+          </w:p>
+        </w:tc>
+      </w:tr>
+      <w:tr>
+        <w:tc>
+          <w:tcPr>
+            <w:tcW w:type="dxa" w:w="1728"/>
+            <w:vMerge/>
+          </w:tcPr>
+          <w:p/>
+        </w:tc>
+        <w:tc>
+          <w:tcPr>
+            <w:tcW w:type="dxa" w:w="1728"/>
+          </w:tcPr>
+          <w:p>
+            <w:r/>
+            <w:r>
+              <w:t>以色列官方立場（外交部、國防部、司法）</w:t>
+            </w:r>
+          </w:p>
+        </w:tc>
+        <w:tc>
+          <w:tcPr>
+            <w:tcW w:type="dxa" w:w="1728"/>
+          </w:tcPr>
+          <w:p>
+            <w:r/>
+            <w:r>
+              <w:t>政治外交、國際組織</w:t>
+            </w:r>
+          </w:p>
+        </w:tc>
+        <w:tc>
+          <w:tcPr>
+            <w:tcW w:type="dxa" w:w="1728"/>
+          </w:tcPr>
+          <w:p>
+            <w:r/>
+            <w:r>
+              <w:t>31 則中直接引述極少</w:t>
+            </w:r>
+          </w:p>
+        </w:tc>
+        <w:tc>
+          <w:tcPr>
+            <w:tcW w:type="dxa" w:w="1728"/>
+          </w:tcPr>
+          <w:p>
+            <w:r/>
+            <w:r>
+              <w:rPr>
+                <w:b/>
+              </w:rPr>
+              <w:t>視角嚴重偏頗</w:t>
+            </w:r>
+          </w:p>
+        </w:tc>
+      </w:tr>
+      <w:tr>
+        <w:tc>
+          <w:tcPr>
+            <w:tcW w:type="dxa" w:w="1728"/>
+          </w:tcPr>
+          <w:p>
+            <w:r/>
+            <w:r>
+              <w:t>低</w:t>
+            </w:r>
+          </w:p>
+        </w:tc>
+        <w:tc>
+          <w:tcPr>
+            <w:tcW w:type="dxa" w:w="1728"/>
+          </w:tcPr>
+          <w:p>
+            <w:r/>
+            <w:r>
+              <w:t>國際背景（伊以停火、伊核）</w:t>
+            </w:r>
+          </w:p>
+        </w:tc>
+        <w:tc>
+          <w:tcPr>
+            <w:tcW w:type="dxa" w:w="1728"/>
+          </w:tcPr>
+          <w:p>
+            <w:r/>
+            <w:r>
+              <w:t>綜合研析</w:t>
+            </w:r>
+          </w:p>
+        </w:tc>
+        <w:tc>
+          <w:tcPr>
+            <w:tcW w:type="dxa" w:w="1728"/>
+          </w:tcPr>
+          <w:p>
+            <w:r/>
+            <w:r>
+              <w:t>6/27（來源23）為唯一</w:t>
+            </w:r>
+          </w:p>
+        </w:tc>
+        <w:tc>
+          <w:tcPr>
+            <w:tcW w:type="dxa" w:w="1728"/>
+          </w:tcPr>
+          <w:p>
+            <w:r/>
+            <w:r>
+              <w:rPr>
+                <w:b/>
+              </w:rPr>
+              <w:t>少量</w:t>
             </w:r>
           </w:p>
         </w:tc>
@@ -4237,7 +6853,7 @@
         <w:pStyle w:val="Heading2"/>
       </w:pPr>
       <w:r>
-        <w:t>十、本次報告總結</w:t>
+        <w:t>十、全年綜合研判（總結）</w:t>
       </w:r>
     </w:p>
     <w:p/>
@@ -4249,7 +6865,7 @@
         <w:rPr>
           <w:b/>
         </w:rPr>
-        <w:t>7 份文件、10 個片段（來源 1-10）</w:t>
+        <w:t>16 份文件、31 個片段（來源 1-31）</w:t>
       </w:r>
       <w:r>
         <w:t xml:space="preserve">，覆蓋 </w:t>
@@ -4258,55 +6874,118 @@
         <w:rPr>
           <w:b/>
         </w:rPr>
-        <w:t>2025-01-14 至 2025-06-13 共 7 個活動日</w:t>
+        <w:t>2025-01-14 至 2025-10-03 共 16 個活動日、9 個月份</w:t>
       </w:r>
       <w:r>
-        <w:t>。在此範圍內可確認以下三項核心現象：</w:t>
+        <w:t>。在此範圍內可確認以下五項核心現象：</w:t>
+      </w:r>
+    </w:p>
+    <w:p/>
+    <w:p>
+      <w:pPr>
+        <w:pStyle w:val="Heading3"/>
+      </w:pPr>
+      <w:r>
+        <w:t>1. 停火正向窗口極短，且破裂後不可逆</w:t>
       </w:r>
     </w:p>
     <w:p/>
     <w:p>
       <w:r>
-        <w:t xml:space="preserve">1. </w:t>
+        <w:t>1/19 停火生效與首次交換（來源6）→ 2/16 二次交換（來源10）→ 2/11 即出現「或將終止」警告（來源7）→ 3 月破裂（來源19 確認）→ 8/8「接管加薩城」（來源27）。有效停火窗口不足 2 個月，且破裂後局勢並非「回到戰前」，而是升級為佔領式控制（來源27、28）。10/3 哈馬斯釋放意旨（來源30）是全年唯一可能的重啟信號，但後續完全未知。</w:t>
+      </w:r>
+    </w:p>
+    <w:p/>
+    <w:p>
+      <w:pPr>
+        <w:pStyle w:val="Heading3"/>
+      </w:pPr>
+      <w:r>
+        <w:t>2. 准入封鎖是全年核心瓶頸，且已量化</w:t>
+      </w:r>
+    </w:p>
+    <w:p/>
+    <w:p>
+      <w:r>
+        <w:t>從 1/14 的「物資嚴重短缺」（來源1）到 4/1 的「四周禁止」（來源18）、5/2 的「集體懲罰」定性（來源20）、7/3 的「44% 協調被拒」（來源26），到 10/3 的「17 萬噸可隨時運入」（來源30）--全年證據一致指向：</w:t>
       </w:r>
       <w:r>
         <w:rPr>
           <w:b/>
         </w:rPr>
-        <w:t>停火正向窗口極短：</w:t>
+        <w:t>瓶頸在准入端，而非供給端。</w:t>
       </w:r>
       <w:r>
-        <w:t xml:space="preserve"> 1/19 停火生效與首次交換（來源2）→ 2/16 確認維持（來源4）→ 2/11 即出現「或將終止」警告（來源3）→ 4/1 邊境全面關閉（來源8）。有效停火窗口不足 2 個月，且破裂後無恢復跡象。</w:t>
+        <w:t xml:space="preserve"> 7/3 的 44% 拒絕率（來源26）是將「封鎖」從定性描述轉化為結構性數據的關鍵節點。</w:t>
+      </w:r>
+    </w:p>
+    <w:p/>
+    <w:p>
+      <w:pPr>
+        <w:pStyle w:val="Heading3"/>
+      </w:pPr>
+      <w:r>
+        <w:t>3. 醫療體系損毀已達不可逆程度</w:t>
       </w:r>
     </w:p>
     <w:p/>
     <w:p>
       <w:r>
-        <w:t xml:space="preserve">2. </w:t>
+        <w:t>1/14 醫院設備被破壞（來源1）→ 8/22 兒童截肢率「全球最高」（來源28）→ 10/3 第 4 名新生兒在等待轉移時死亡（來源31）。從「設備受損」到「截肢率最高」到「等待中死亡」，全年呈現逐層惡化且無恢復跡象。WHO 的緊急行動（來源31）僅能應對個別極端案例，無法扭轉系統性崩潰。</w:t>
+      </w:r>
+    </w:p>
+    <w:p/>
+    <w:p>
+      <w:pPr>
+        <w:pStyle w:val="Heading3"/>
+      </w:pPr>
+      <w:r>
+        <w:t>4. 國際體系話語持續升級但執行始終缺位</w:t>
+      </w:r>
+    </w:p>
+    <w:p/>
+    <w:p>
+      <w:r>
+        <w:t>古特雷斯從「熱烈歡迎」（來源2）到「必須竭盡全力」（來源7）到「深表震驚」（來源21、27）到「緊急呼籲」（來源28）再到「感到鼓舞」（來源30），話語強度全年遞增。但 31 則片段中：安理會唯一「行動嘗試」被否決（5/31，來源21）；無制裁；無武器禁運；無執勤工具觸發。</w:t>
       </w:r>
       <w:r>
         <w:rPr>
           <w:b/>
         </w:rPr>
-        <w:t>准入封鎖是全年核心瓶頸：</w:t>
+        <w:t>話語與行動之間的結構性斷裂是全年最突出的體系性問題。</w:t>
       </w:r>
+    </w:p>
+    <w:p/>
+    <w:p>
+      <w:pPr>
+        <w:pStyle w:val="Heading3"/>
+      </w:pPr>
       <w:r>
-        <w:t xml:space="preserve"> 從 1/14 的「物資嚴重短缺」（來源1）到 4/1 的「四周禁止」（來源8）、6/13 的「20 次被拒」（來源10），人道機構持續請求而准入端持續拒絕。5/2 弗萊徹「集體懲罰」的定性（來源9）標誌此事已從人道問題升級為國際法問題。</w:t>
+        <w:t>5. 正回饋循環已閉合，10/3 是唯一的「開關」測試點</w:t>
+      </w:r>
+    </w:p>
+    <w:p/>
+    <w:p>
+      <w:pPr>
+        <w:pStyle w:val="IntenseQuote"/>
+      </w:pPr>
+      <w:r>
+        <w:t>停火破裂（來源7、19）→ 封鎖加劇（來源18、26）→ 人道/醫療惡化（來源19、28、31）→ 國際話語升級（來源20、24、27）→ 安理會否決/無強制力（來源21、29）→ 以色列無解鎖動機 → 封鎖持續、佔領深化（來源25、27、28）→ 惡化加劇 → 循環閉合</w:t>
       </w:r>
     </w:p>
     <w:p/>
     <w:p>
       <w:r>
-        <w:t xml:space="preserve">3. </w:t>
+        <w:t>10/3 的「哈馬斯釋放意旨＋17 萬噸備妥」（來源30）是全年唯一可能打破此循環的外生變量。但本次資料止於 10/3 當日，</w:t>
       </w:r>
       <w:r>
         <w:rPr>
           <w:b/>
         </w:rPr>
-        <w:t>國際體系話語升級但執行缺位：</w:t>
+        <w:t>無法判斷此開關是否被按動</w:t>
       </w:r>
       <w:r>
-        <w:t xml:space="preserve"> 古特雷斯從「歡迎」（來源2）到「必須竭盡全力」（來源3）再到 OCHA 的「集體懲罰」（來源9），話語強度逐月遞增，但 10 則片段中無任何強制機制觸發的記錄。話語與行動之間存在結構性斷裂。</w:t>
+        <w:t>。11-12 月的完全空白使全年弧線的「結果端」無法確認。</w:t>
       </w:r>
     </w:p>
     <w:p/>
@@ -4318,7 +6997,7 @@
         <w:rPr>
           <w:i/>
         </w:rPr>
-        <w:t>本報告所有具體事實均來自本次 payload 中 agg 與 ev（來源 1-10）。2025 年 3 月、7-12 月在本次收集中無資料，無法對 10/3 後續、飢荒定性、接管加薩城、安理會 11-12 月動向等做出基於證據的判斷。以色列官方立場直接引述在本次資料中極少，分析以聯合國及人道機構視角為主。資料不足以完整覆蓋全年弧線，建議優先補齊 7-12 月資料。</w:t>
+        <w:t>本報告所有具體事實均來自本次 payload 中 agg 與 ev（來源 1-31）。2025 年 3 月僅 1 則（來源17）、11-12 月完全空白。10 月僅 10/3 一天（來源30、31）。以色列官方立場直接引述在 31 則片段中極少，分析以聯合國及人道機構視角為主。資料不足以完整覆蓋全年弧線的「結果端」（11-12 月），建議最高優先級補齊 10/3 之後的資料。</w:t>
       </w:r>
     </w:p>
     <w:p>
@@ -4351,6 +7030,54 @@
         <w:pStyle w:val="ListNumber"/>
       </w:pPr>
       <w:r>
+        <w:t>联合国秘书长欢迎达成加沙停火及释放人质协议 · 2025-01-15</w:t>
+      </w:r>
+      <w:r>
+        <w:br/>
+        <w:t>(39eaccd8c4e92c673329f5fc2fe17d2284346c9b) 联合国秘书长古特雷斯周三发表声明，对加沙停火及释放人质协议的达成表示热烈欢迎。他高度赞扬了埃及、卡塔尔和美国在推动这一协议达成过程中做出的卓越贡献。</w:t>
+      </w:r>
+    </w:p>
+    <w:p>
+      <w:pPr>
+        <w:pStyle w:val="ListNumber"/>
+      </w:pPr>
+      <w:r>
+        <w:t>联合国秘书长欢迎达成加沙停火及释放人质协议 · 2025-01-15</w:t>
+      </w:r>
+      <w:r>
+        <w:br/>
+        <w:t>(39eaccd8c4e92c673329f5fc2fe17d2284346c9b) 联合国儿童基金会执行主任拉塞尔强调，停火协议只是迈向和平的第一步，这场冲突已造成至少1.45万名儿童丧生，数千人受伤，近100万人流离失所。</w:t>
+      </w:r>
+    </w:p>
+    <w:p>
+      <w:pPr>
+        <w:pStyle w:val="ListNumber"/>
+      </w:pPr>
+      <w:r>
+        <w:t>联合国秘书长欢迎达成加沙停火及释放人质协议 · 2025-01-15</w:t>
+      </w:r>
+      <w:r>
+        <w:br/>
+        <w:t>(39eaccd8c4e92c673329f5fc2fe17d2284346c9b) 古特雷斯重申，结束占领并通过谈判实现“两国方案”，使以色列和巴勒斯坦在国际法、联合国相关决议和既往协议的框架内和平共处，是一项紧迫而重要的任务。</w:t>
+      </w:r>
+    </w:p>
+    <w:p>
+      <w:pPr>
+        <w:pStyle w:val="ListNumber"/>
+      </w:pPr>
+      <w:r>
+        <w:t>联合国秘书长欢迎达成加沙停火及释放人质协议 · 2025-01-15</w:t>
+      </w:r>
+      <w:r>
+        <w:br/>
+        <w:t>(39eaccd8c4e92c673329f5fc2fe17d2284346c9b) 联合国主管人道主义事务副秘书长兼紧急救济协调员弗莱彻表示，此次停火协议为数百万饱受冲突摧残的人们带来了迫切的希望。然而他同时指出，这一停火协议虽然带来了希望与机遇，但援助幸存者的过程依然充满挑战。</w:t>
+      </w:r>
+    </w:p>
+    <w:p>
+      <w:pPr>
+        <w:pStyle w:val="ListNumber"/>
+      </w:pPr>
+      <w:r>
         <w:t>联合国秘书长对加沙维持停火与释放最新一波人质表示欢迎 · 2025-01-19</w:t>
       </w:r>
       <w:r>
@@ -4375,11 +7102,71 @@
         <w:pStyle w:val="ListNumber"/>
       </w:pPr>
       <w:r>
+        <w:t>联合国秘书长：必须竭尽全力避免加沙战火重燃 · 2025-02-11</w:t>
+      </w:r>
+      <w:r>
+        <w:br/>
+        <w:t>(44e14d491e66d24b835ed034c2702ab5df0895e4) 联合国驻日内瓦办事处发言人戈麦斯表示，秘书长指出，恢复加沙敌对行动将导致严重的人道主义灾难，国际社会必须全力避免此类情况发生。他呼吁哈马斯按计划于本周六释放人质，并敦促双方全面履行停火协议中的承诺，尽快在多哈恢复第二阶段的认真谈判。</w:t>
+      </w:r>
+    </w:p>
+    <w:p>
+      <w:pPr>
+        <w:pStyle w:val="ListNumber"/>
+      </w:pPr>
+      <w:r>
         <w:t>联合国秘书长对加沙维持停火与释放最新一波人质表示欢迎 · 2025-02-16</w:t>
       </w:r>
       <w:r>
         <w:br/>
         <w:t>(e9a2eb771e02c750789b2c7fabffd4ca16c0027b) 联合国秘书长古特雷斯周日对加沙最新一轮人质释放行动以及以色列与哈马斯间持续实施的停火表示欢迎。</w:t>
+      </w:r>
+    </w:p>
+    <w:p>
+      <w:pPr>
+        <w:pStyle w:val="ListNumber"/>
+      </w:pPr>
+      <w:r>
+        <w:t>联合国秘书长对加沙维持停火与释放最新一波人质表示欢迎 · 2025-02-16</w:t>
+      </w:r>
+      <w:r>
+        <w:br/>
+        <w:t>(e9a2eb771e02c750789b2c7fabffd4ca16c0027b) 周六，三名以色列人质从加沙得以释放，作为交换，被关押在以色列监狱中的369名巴勒斯坦人也得以释放。</w:t>
+      </w:r>
+    </w:p>
+    <w:p>
+      <w:pPr>
+        <w:pStyle w:val="ListNumber"/>
+      </w:pPr>
+      <w:r>
+        <w:t>联合国秘书长对加沙维持停火与释放最新一波人质表示欢迎 · 2025-02-16</w:t>
+      </w:r>
+      <w:r>
+        <w:br/>
+        <w:t>(e9a2eb771e02c750789b2c7fabffd4ca16c0027b) 该协议共分三个阶段，第一阶段还包括以色列军队撤离加沙居民区、允许巴勒斯坦人返回家园，以及大幅增加进入被占领土的援助物资数量。</w:t>
+      </w:r>
+    </w:p>
+    <w:p>
+      <w:pPr>
+        <w:pStyle w:val="ListNumber"/>
+      </w:pPr>
+      <w:r>
+        <w:t>联合国秘书长对加沙维持停火与释放最新一波人质表示欢迎 · 2025-02-16</w:t>
+      </w:r>
+      <w:r>
+        <w:br/>
+        <w:t>(e9a2eb771e02c750789b2c7fabffd4ca16c0027b) 秘书长发言人在向记者散发的声明中表示，联合国将继续全力支持该协议的落实，包括为向加沙提供急需的人道主义援助创造必要条件。</w:t>
+      </w:r>
+    </w:p>
+    <w:p>
+      <w:pPr>
+        <w:pStyle w:val="ListNumber"/>
+      </w:pPr>
+      <w:r>
+        <w:t>联合国秘书长对加沙维持停火与释放最新一波人质表示欢迎 · 2025-02-16</w:t>
+      </w:r>
+      <w:r>
+        <w:br/>
+        <w:t>(e9a2eb771e02c750789b2c7fabffd4ca16c0027b) 古特雷斯秘书长再次敦促所有各方信守承诺，并严格遵守国际人道法和国际人权法。</w:t>
       </w:r>
     </w:p>
     <w:p>
@@ -4423,11 +7210,35 @@
         <w:pStyle w:val="ListNumber"/>
       </w:pPr>
       <w:r>
+        <w:t>联合国秘书长对加沙维持停火与释放最新一波人质表示欢迎 · 2025-03-01</w:t>
+      </w:r>
+      <w:r>
+        <w:br/>
+        <w:t>(e9a2eb771e02c750789b2c7fabffd4ca16c0027b) 尽管局势依然紧张，但预定在3月1日前完成的第一阶段计划目前正在基本按照商定的步骤推进。随后，哈以双方将就永久停火问题展开谈判，开启协议的下一阶段。</w:t>
+      </w:r>
+    </w:p>
+    <w:p>
+      <w:pPr>
+        <w:pStyle w:val="ListNumber"/>
+      </w:pPr>
+      <w:r>
         <w:t>联合国谴责以色列袭击加沙人道工作者 呼吁进行独立调查 · 2025-04-01</w:t>
       </w:r>
       <w:r>
         <w:br/>
         <w:t>(f81d008d56390f29d4afb877219562b28a5784d1) 埃尔德表示：“以色列当局关闭了加沙边境，已连续四周禁止所有商业和人道主义援助进入。面对一次又一次的侵犯国际人道法行为，我们的援助努力正被不断受到削弱。”</w:t>
+      </w:r>
+    </w:p>
+    <w:p>
+      <w:pPr>
+        <w:pStyle w:val="ListNumber"/>
+      </w:pPr>
+      <w:r>
+        <w:t>【世界进行时】2025年 4月 25日 · 2025-04-25</w:t>
+      </w:r>
+      <w:r>
+        <w:br/>
+        <w:t>(619391b9365f303e1ae84efedfdc579d46bbc0e5) 自加沙停火协议三月份破裂以来，在以色列的封锁之下，至今已经连续50多天没有援助物资进入加沙，加沙人口即将断粮。同时，在酷热难耐的高温、污水横流与垃圾成山的环境中，加沙的流离失所家庭正面临日益严重的公共卫生危机。</w:t>
       </w:r>
     </w:p>
     <w:p>
@@ -4447,11 +7258,131 @@
         <w:pStyle w:val="ListNumber"/>
       </w:pPr>
       <w:r>
+        <w:t>【世界进行时】2025年6月5日 · 2025-05-31</w:t>
+      </w:r>
+      <w:r>
+        <w:br/>
+        <w:t>(2f0113012e6db122822f1f90d6b562e137952d4d) 在以色列对加沙实施近三个月援助封锁过后，加沙饥饿危机已呈失控态势。据报道，5月31日以来连续数天，加沙民众在该地带南部美国和以色列控制的一处私营援助中心周边试图领取食物时遭到枪击遇难。秘书长古特雷斯发表声明，对此深表震惊，并再次呼吁立即实现持久停火，以缓解当地不断恶化的人道局势。同时，周三，美国在安理会投下否决票，阻止了一项呼吁加沙永久停火、解除限制援助物资进入的决议草案。</w:t>
+      </w:r>
+    </w:p>
+    <w:p>
+      <w:pPr>
+        <w:pStyle w:val="ListNumber"/>
+      </w:pPr>
+      <w:r>
         <w:t>联合国强调：必须确保加沙人道援助通道畅通无阻 · 2025-06-13</w:t>
       </w:r>
       <w:r>
         <w:br/>
         <w:t>(2be23bcc957b8a5b1e7506443ed67ab66c369ec1) 然而自四月以来，以色列当局已拒绝超过20次抢修许可申请。</w:t>
+      </w:r>
+    </w:p>
+    <w:p>
+      <w:pPr>
+        <w:pStyle w:val="ListNumber"/>
+      </w:pPr>
+      <w:r>
+        <w:t>【世界进行时】2025年6月27日 · 2025-06-27</w:t>
+      </w:r>
+      <w:r>
+        <w:br/>
+        <w:t>(5f001e9f9e83af9c3abffd16a99b7bb31a0ec4ef) 本周，在美国斡旋下，以色列和伊朗实现了停火，安理会再次就伊核问题召开会议。</w:t>
+      </w:r>
+    </w:p>
+    <w:p>
+      <w:pPr>
+        <w:pStyle w:val="ListNumber"/>
+      </w:pPr>
+      <w:r>
+        <w:t>联合国秘书长对加沙人道危机升级深表震惊　呼吁立即实现永久停火和全面准入 · 2025-07-03</w:t>
+      </w:r>
+      <w:r>
+        <w:br/>
+        <w:t>(f52a255e51ca67f26b22cd6870bc2eab25f97d53) 联合国秘书长古特雷斯对加沙人道主义局势的进一步恶化表示严重关切，并强烈谴责近日多起导致大量平民死伤的袭击事件。他重申，所有各方必须尊重国际人道主义法，并呼吁立即实现永久停火，确保人道援助畅通无阻地抵达有需要的人群。</w:t>
+      </w:r>
+    </w:p>
+    <w:p>
+      <w:pPr>
+        <w:pStyle w:val="ListNumber"/>
+      </w:pPr>
+      <w:r>
+        <w:t>联合国秘书长对加沙人道危机升级深表震惊　呼吁立即实现永久停火和全面准入 · 2025-07-03</w:t>
+      </w:r>
+      <w:r>
+        <w:br/>
+        <w:t>(f52a255e51ca67f26b22cd6870bc2eab25f97d53) 杜加里克指出，仅在本周一天内，以色列当局就下令强制转移近3万人，使他们在缺乏庇护、食物、药品和饮用水的情况下再次流离失所。秘书长强调，根据国际人道法，平民必须受到尊重和保护，其基本需求必须得到满足。</w:t>
+      </w:r>
+    </w:p>
+    <w:p>
+      <w:pPr>
+        <w:pStyle w:val="ListNumber"/>
+      </w:pPr>
+      <w:r>
+        <w:t>联合国秘书长对加沙人道危机升级深表震惊　呼吁立即实现永久停火和全面准入 · 2025-07-03</w:t>
+      </w:r>
+      <w:r>
+        <w:br/>
+        <w:t>(f52a255e51ca67f26b22cd6870bc2eab25f97d53) 仅在2025年6月，联合国进行的近400次人道协调尝试中，有44%被以色列当局直接拒绝，10%虽初步获批但后来受阻，仅有三分之一得以执行。其余12%因后勤、安全等问题被组织方取消。</w:t>
+      </w:r>
+    </w:p>
+    <w:p>
+      <w:pPr>
+        <w:pStyle w:val="ListNumber"/>
+      </w:pPr>
+      <w:r>
+        <w:t>【世界进行时】2025年8月8日 · 2025-08-08</w:t>
+      </w:r>
+      <w:r>
+        <w:br/>
+        <w:t>(bb245f12985c5eb1bc959abffcff9308ca2becc8) 聯合國秘書長古特雷斯周五對以色列政府決定「接管加沙城」深表震驚。他指出，此舉標誌著局勢的危險升級，可能加劇數百萬巴勒斯坦人已面臨的災難性後果，並可能進一步危及更多生命，包括仍被扣押的人質。</w:t>
+      </w:r>
+    </w:p>
+    <w:p>
+      <w:pPr>
+        <w:pStyle w:val="ListNumber"/>
+      </w:pPr>
+      <w:r>
+        <w:t>【世界进行时】2025年8月22日 · 2025-08-22</w:t>
+      </w:r>
+      <w:r>
+        <w:br/>
+        <w:t>(9636869ff36155742998777919504f25a8be97f4) 加沙地带儿童截肢率已攀升至全球最高。周四，以色列军队持续加强在加沙城及周边地带的军事行动。联合国秘书长古特雷斯再度紧急呼吁停火。</w:t>
+      </w:r>
+    </w:p>
+    <w:p>
+      <w:pPr>
+        <w:pStyle w:val="ListNumber"/>
+      </w:pPr>
+      <w:r>
+        <w:t>联合国报告：以色列定居点扩张加剧，安理会决议执行情况严重受挫 · 2025-09-29</w:t>
+      </w:r>
+      <w:r>
+        <w:br/>
+        <w:t>(101d026f1902e590446cf91b1be6e0cb1d8e9caf) 联合国秘书长关于安理会第2334号决议执行情况的第三十五次报告于周一提交安理会。报告显示，在过去三个月内，以色列在被占巴勒斯坦领土上的定居点扩张进一步加快，房屋拆除和流离失所情况持续恶化，加沙人道局势则已接近崩溃。</w:t>
+      </w:r>
+    </w:p>
+    <w:p>
+      <w:pPr>
+        <w:pStyle w:val="ListNumber"/>
+      </w:pPr>
+      <w:r>
+        <w:t>联合国秘书长对哈马斯宣布准备释放人质“感到鼓舞” · 2025-10-03</w:t>
+      </w:r>
+      <w:r>
+        <w:br/>
+        <w:t>(f732e30b67822ea89556de1c42a59aa76afd590d) 联合国及合作伙伴已准备约17万吨的食品、药品、帐篷等急需物资，可随时运入加沙。</w:t>
+      </w:r>
+    </w:p>
+    <w:p>
+      <w:pPr>
+        <w:pStyle w:val="ListNumber"/>
+      </w:pPr>
+      <w:r>
+        <w:t>联合国秘书长对哈马斯宣布准备释放人质“感到鼓舞” · 2025-10-03</w:t>
+      </w:r>
+      <w:r>
+        <w:br/>
+        <w:t>(f732e30b67822ea89556de1c42a59aa76afd590d) 世卫组织组织了一次紧急转移任务，将3名危重新生儿从加沙市的赫卢医院转移到代尔巴拉赫的阿克萨医院...原定转移的第4名婴儿于当天早上死亡。</w:t>
       </w:r>
     </w:p>
     <w:p>
@@ -4486,7 +7417,7 @@
         <w:t>資料準備耗時：</w:t>
       </w:r>
       <w:r>
-        <w:t>約 60.96 秒</w:t>
+        <w:t>約 91.42 秒</w:t>
       </w:r>
     </w:p>
     <w:p>
@@ -4501,343 +7432,339 @@
         <w:br/>
         <w:t>- 主題：2025年加薩停火、人質談判、人道援助及平民保護綜合研析（傳導鏈開關邏輯、四類風險正回饋、SWOT、10/3雙向信號、六部門追蹤、國際體系功能性失效）</w:t>
         <w:br/>
-        <w:t>- 時間範圍：2025-01-14 至 2025-10-03</w:t>
+        <w:t>- 時間範圍：2025-01-14 至 2025-10-03（本次聚焦1/14-6/13，7-12月完全空白）</w:t>
         <w:br/>
-        <w:t>- 子題：全年弧線：停火(1/15)→生效(1/19)→震盪(2/11)→破裂(3/23)→封鎖50+天→飢荒(8/22)→佔領(8/8)→新窗口(10/3), 傳導鏈：停火→以色列准入(唯一瓶頸)→物流→平民受益；人質交換為錨點/遙控器, 四類風險正回饋：談判破裂→封鎖→醫療崩潰→人道壓力→意願更低；8/8為匯聚點, SWOT：S(結構化/交換可重複/法律框架/調解/17萬噸) W(窗口短/無強制力/執行脫節/數據不透明) O(10/3窗口/法律定性/OCHA數據) T(佔領結構化/飢荒既成/醫療不可逆/11-12月未知), 10/3雙向信號：哈馬斯釋放意旨+17萬噸待命+562救援人員+新生兒死亡, 國際體系功能性失效：話語升級但無強制執行；安理會否決(5/31)、無制裁</w:t>
+        <w:t>- 子題：全年弧線：停火(1/15)→生效(1/19)→震盪(2/11)→破裂(3/23)→封鎖50+天→飢荒(8/22)→佔領(8/8)→新窗口(10/3), 傳導鏈：停火→以色列准入(唯一瓶頸)→物流→平民受益；人質交換為錨點/遙控器, 正回饋循環：談判破裂→封鎖加劇→醫療/人道惡化→國際話語升級但無強制手段→以色列無解鎖動機→封鎖持續, SWOT：S(結構化/交換可重複/法律框架/調解/17萬噸) W(窗口&lt;2月/無強制力/執行脫節/數據不透明) O(10/3窗口/法律定性/OCHA數據) T(佔領結構化/飢荒既成/醫療不可逆/11-12月未知), 10/3雙向信號：哈馬斯釋放意旨+17萬噸待命+562救援人員+新生兒死亡, 國際體系功能性失效：話語升級(歡迎→竭盡全力→集體懲罰)但無強制執行；安理會否決(5/31)、無制裁</w:t>
         <w:br/>
         <w:t>- 重要實體：哈馬斯, 以色列, 聯合國(古特雷斯), 戈麦斯, 埃及, 卡達, 美國, IPC, OCHA, UNRWA</w:t>
         <w:br/>
-        <w:t>- 既定限制：19份文件、67片段(來源1-67)、18活動日; 視角以聯合國/人道機構為主；以色列官方立場直接引述極少; 3月僅2則(來源30、31)；9月完全空白；11-12月完全空白；10月僅10/3(來源64-67); 美/卡/埃調解方交換條件細節有限; 所有事實標註來源編號(1-67); 無OCHA/WHO/UNRWA/WFP獨立即時數據(多為累計)</w:t>
+        <w:t>- 既定限制：既有：19份文件、67片段(來源1-67)、18活動日; 本次聚焦：7份文件、10片段(來源1-10)、7活動日(1/14-6/13); 視角以聯合國/人道機構為主；以色列官方立場直接引述極少; 3月僅2則(來源30、31)；9月完全空白；11-12月完全空白；10月僅10/3(來源64-67); 本次10片段中3月、7-12月完全無資料; 美/卡/埃調解方交換條件細節有限</w:t>
         <w:br/>
         <w:t>- 未決問題：10/3哈馬斯釋放意旨是否轉為實質執行？以色列回應？; 17萬噸備妥物資是否已運入？邊境口岸狀態？; 11-12月安理會會議、OCHA週報、哈馬斯/以色列聲明(完全空白區); 以軍接管加薩城(8/8)後是否進一步擴大？西岸同步升級？; 多哈第二階段談判是否啟動？美/卡/埃新輪調解？</w:t>
         <w:br/>
         <w:br/>
         <w:t>【對話歷史】</w:t>
         <w:br/>
-        <w:t>10/3 哈馬斯宣布準備釋放（來源33） | 7、11、33 |</w:t>
+        <w:t>系統惡化仍限制援助落實。請持續蒐集去年加薩停火、人質談判、人道援助及平民保護相關資訊。**政治外交部門**掌握以色列、哈馬斯、美國、卡達、埃及及其他調解方之停火方案、人質交換條件與談判進展；**國際安全部門**追蹤空襲、地面軍事行動、停火違規及對平民與救援人員造成之安全影響；**人道事務部門**掌握食品、藥品、飲水、避難、邊境口岸與援助物資進入情形；**醫療衛生部門**追蹤醫院運作、醫療物資短缺、病患轉送及醫護人員安全；**國際組織部門**蒐集聯合國、人道協調廳、世衛組織及相關機構之聲明、數據與行動；**綜合研析部門**整合上述資訊，分析停火與人質談判是否實際改善人道准入與平民處境，辨識外交進展、軍事行動與人道情勢間之傳導關係，並提出談判破裂、援助受阻、醫療體系惡化及衝突再升級等後續風險。</w:t>
         <w:br/>
-        <w:t>| 震盪與破裂 | 2/11「或將終止」（來源8）→ 3/1 第一部分完成（來源18）→ 4/1 邊境關閉（來源19）→ 4/25 封鎖 50+ 天（來源20） | 8、18、19、20 |</w:t>
-        <w:br/>
-        <w:t>| 安理會 | 5/31 美國否決停火決議（來源22）；6/27 安理會另就伊核問題開會（來源24） | 22、24 |</w:t>
-        <w:br/>
-        <w:t>| 10/3 新窗口 | 哈馬斯釋放意旨（來源33）；17 萬噸待命（來源34）；以色列回應未見於資料 | 33、34 |</w:t>
-        <w:br/>
-        <w:t>| 西岸同步 | 2/26 西岸 4 萬人流離失所、50 多人喪生（來源15、16） | 15、16 |</w:t>
+        <w:t>assistant: # 2025 年加薩停火・人質談判・人道援助・平民保護--持續蒐集報告（更新版）</w:t>
         <w:br/>
         <w:br/>
-        <w:t>**未決：** 10/3 意旨是否轉為執行？以色列是否回應？多哈第二階段談判是否啟動？美/卡/埃新輪調解進展？</w:t>
-        <w:br/>
-        <w:br/>
-        <w:t>### 4.2 國際安全</w:t>
-        <w:br/>
-        <w:br/>
-        <w:t>| 子項 | 內容 | 來源 |</w:t>
-        <w:br/>
-        <w:t>| --- | --- | --- |</w:t>
-        <w:br/>
-        <w:t>| 軍事行動 | 7/3 一天內強制轉移近 3 萬人（來源26）；8/8 接管加薩城（來源28）；8/22 加強軍事行動（來源29） | 26、28、29 |</w:t>
-        <w:br/>
-        <w:t>| 平民傷亡 | 5/31 援助中心槍擊（來源22）；2/26 西岸 50 多人喪生（來源16）；1.45 萬兒童喪生（累計，來源3） | 3、16、22 |</w:t>
-        <w:br/>
-        <w:t>| 救援人員 | 1/14 醫院設備破壞暗示救援環境惡化（來源1）；10/3 新生兒死亡（來源35） | 1、35 |</w:t>
-        <w:br/>
-        <w:t>| 停火違規 | 3 月破裂後持續（來源19、20）；8/8 接管加薩城（來源28） | 19、20、28 |</w:t>
-        <w:br/>
-        <w:t>| 黎巴嫩（背景） | 1/18 真主黨與以色列停火「總體維持」（來源6） | 6 |</w:t>
-        <w:br/>
-        <w:br/>
-        <w:t>### 4.3 人道事務</w:t>
-        <w:br/>
-        <w:br/>
-        <w:t>| 子項 | 內容 | 來源 |</w:t>
-        <w:br/>
-        <w:t>| --- | --- | --- |</w:t>
-        <w:br/>
-        <w:t>| 邊境口岸 | 4/1 連續四周禁止所有商業和人道援助（來源19）；4/25 封鎖 50+ 天（來源20）；6/13 20 次搶修被拒（來源23） | 19、20、23 |</w:t>
-        <w:br/>
-        <w:t>| 食品 | 4/25 加薩人口即將斷糧（來源20）；5/31 飢荒失控（來源22）；8/22 飢荒定性（來源30） | 20、22、30 |</w:t>
-        <w:br/>
-        <w:t>| 物資准入 | 6 月 44% 被拒、10% 後受阻、僅 1/3 執行（來源27）；10/3 17 萬噸備妥可隨時運入（來源34） | 27、34 |</w:t>
-        <w:br/>
-        <w:t>| 飲水/衛生 | 4/25 酷熱、污水、垃圾堆積（來源20）；7/3 3 萬人缺乏飲水（來源26） | 20、26 |</w:t>
-        <w:br/>
-        <w:t>| 避難 | 7/3 強制轉移近 3 萬人（來源26）；1/15 近 100 萬人流離失所（來源3） | 3、26 |</w:t>
-        <w:br/>
-        <w:t>| 物資備妥 | 17 萬噸食品、藥品、帳篷「可隨時運入」（來源34） | 34 |</w:t>
-        <w:br/>
-        <w:br/>
-        <w:t>### 4.4 醫療衛生</w:t>
-        <w:br/>
-        <w:br/>
-        <w:t>| 子項 | 內容 | 來源 |</w:t>
-        <w:br/>
-        <w:t>| --- | --- | --- |</w:t>
-        <w:br/>
-        <w:t>| 醫院運作 | 1/14 奧達醫院運行受限、印尼醫院設備破壞（來源1） | 1 |</w:t>
-        <w:br/>
-        <w:t>| 物資短缺 | 1/14 嚴重物資短缺（來源1）；7/3 3 萬人缺乏藥品（來源26） | 1、26 |</w:t>
-        <w:br/>
-        <w:t>| 病患轉送 | 10/3 WHO 緊急轉移 3 名危重新生兒（來源35） | 35 |</w:t>
-        <w:br/>
-        <w:t>| 醫護安全 | 1/14 醫院設備被破壞暗示攻擊（來源1）；8/22 兒童截肢率全球最高（來源29） | 1、29 |</w:t>
-        <w:br/>
-        <w:t>| 飢荒相關 | 8/22 飢荒是以色列政策直接後果（來源32）；以色列有確保食品醫療供應義務（來源30） | 30、32 |</w:t>
-        <w:br/>
-        <w:br/>
-        <w:t>### 4.5 國際組織</w:t>
-        <w:br/>
-        <w:br/>
-        <w:t>| 機構/角色 | 主要行動與聲明 | 來源 |</w:t>
-        <w:br/>
-        <w:t>| --- | --- | --- |</w:t>
-        <w:br/>
-        <w:t>| 聯合國秘書長（古特雷斯） | 1/15 歡迎停火、重申兩國方案（來源2、4）；2/11 呼籲避免戰火重燃（來源8）；2/16 歡迎交換、敦促遵守國際法（來源10、14）；5/31 震驚、呼籲永久停火（來源22）；7/3 強烈譴責、呼籲全面准入（來源25）；8/8 對接管加薩城深表震驚（來源28）；8/22 飢荒「人性的失敗」、「不要再找借口」（來源30、31）；10/3 對哈馬斯釋放意旨「感到鼓舞」（來源33） | 2、4、8、10、14、22、25、28、30、31、33 |</w:t>
-        <w:br/>
-        <w:t>| OCHA（弗萊徹/杜加里克/埃爾德） | 1/15 停火帶來希望但援助仍充滿挑戰（來源5）；1/14 物資短缺、醫院受限（來源1）；2/11 恢復敵對將導致人道災難（來源9）；4/1 連續四周禁止所有援助（來源19）；5/2 阻止援助是「集體懲罰」（來源21）；6/13 20 次搶修被拒（來源23）；7/3 44% 被拒、3 萬強制轉移（來源26、27）；10/3 17 萬噸備妥（來源34） | 1、5、9、19、21、23、26、27、34 |</w:t>
-        <w:br/>
-        <w:t>| UNRWA | 2/26 西岸 50 多人喪生、4 萬人流離失所（來源15、16） | 15、16 |</w:t>
-        <w:br/>
-        <w:t>| WHO | 10/3 緊急轉移 3 名新生兒、第 4 名死亡（來源35） | 35 |</w:t>
-        <w:br/>
-        <w:t>| UNICEF（拉塞爾） | 1/15 1.45 萬兒童喪生、近 100 萬人流離失所（來源3） | 3 |</w:t>
-        <w:br/>
-        <w:t>| 人權高專（蒂爾克） | 8/22 飢荒是以色列政府政策直接後果（來源32） | 32 |</w:t>
-        <w:br/>
-        <w:t>| 安理會 | 5/31 美國否決停火決議（來源22）；6/27 伊核問題會議（背景，來源24） | 22、24 |</w:t>
-        <w:br/>
-        <w:br/>
-        <w:t>### 4.6 綜合研析</w:t>
-        <w:br/>
-        <w:br/>
-        <w:t>見第五節（傳導鏈）、第六節（四類風險）、第七節（SWOT）及第八節（核心判斷）。</w:t>
+        <w:t>&gt; 本報告基於 **7 份文件、10 個片段（來源 1-10）**，涵蓋 **2025-01-14 至 2025-06-13 共 7 個活動日**。所有具體事實均標註來源編號（1-10）。</w:t>
         <w:br/>
         <w:br/>
         <w:t>---</w:t>
         <w:br/>
         <w:br/>
-        <w:t>## 五、停火→人道准入傳導鏈分析</w:t>
+        <w:t>## 一、資料概況</w:t>
         <w:br/>
         <w:br/>
-        <w:t>### 5.1 正向傳導鏈（1/19-3/1 階段）</w:t>
+        <w:t>| 指標 | 數值 |</w:t>
+        <w:br/>
+        <w:t>| --- | --- |</w:t>
+        <w:br/>
+        <w:t>| 文件數（docs） | 7 |</w:t>
+        <w:br/>
+        <w:t>| 片段數（snips） | 10 |</w:t>
+        <w:br/>
+        <w:t>| 活動日（active_days） | 7 |</w:t>
+        <w:br/>
+        <w:t>| 起始日期 | 2025-01-14 |</w:t>
+        <w:br/>
+        <w:t>| 末日日期 | 2025-06-13 |</w:t>
         <w:br/>
         <w:br/>
-        <w:t>```</w:t>
-        <w:br/>
-        <w:t>停火協議生效（1/19，來源7）</w:t>
-        <w:br/>
-        <w:t xml:space="preserve">  → 第一部分義務啟動：撤軍 + 返回家園 + 大幅增加援助（來源12）</w:t>
-        <w:br/>
-        <w:t xml:space="preserve">    → 聯合國「創造必要條件」承諾（來源13）</w:t>
-        <w:br/>
-        <w:t xml:space="preserve">      → 第一部分「基本按商定步驟推進」（3/1，來源18）</w:t>
-        <w:br/>
-        <w:t xml:space="preserve">        → 人質交換如期完成（1/19 來源7；2/16 來源11）</w:t>
-        <w:br/>
-        <w:t xml:space="preserve">          → 停火維持確認（2/16，來源10）</w:t>
-        <w:br/>
-        <w:t>```</w:t>
+        <w:t>**月份分布：**</w:t>
         <w:br/>
         <w:br/>
-        <w:t>### 5.2 負向傳導鏈（3/23 以後，資料以 4/1 起為證據起點）</w:t>
+        <w:t>| 月份 | 片段數 | 備註 |</w:t>
+        <w:br/>
+        <w:t>| --- | --- | --- |</w:t>
+        <w:br/>
+        <w:t>| 2025-01 | 1 | 1/14（來源1）、1/19（來源2）→ 計 2 則 |</w:t>
+        <w:br/>
+        <w:t>| 2025-02 | 3 | 2/11（來源3）、2/16（來源4）、2/26（來源5-7）→ 計 5 則 |</w:t>
+        <w:br/>
+        <w:t>| 2025-03 | 0 | **空白** |</w:t>
+        <w:br/>
+        <w:t>| 2025-04 | 1 | 4/1（來源8） |</w:t>
+        <w:br/>
+        <w:t>| 2025-05 | 1 | 5/2（來源9） |</w:t>
+        <w:br/>
+        <w:t>| 2025-06 | 1 | 6/13（來源10） |</w:t>
+        <w:br/>
+        <w:t>| 2025-07 至 2025-12 | 0 | **完全空白** |</w:t>
         <w:br/>
         <w:br/>
-        <w:t>```</w:t>
-        <w:br/>
-        <w:t>停火破裂（3 月，來源19 暗示）</w:t>
-        <w:br/>
-        <w:t xml:space="preserve">  → 邊境全面關閉：連續四周禁止所有商業和人道援助（4/1，來源19）</w:t>
-        <w:br/>
-        <w:t xml:space="preserve">    → 封鎖 50+ 天、人口即將斷糧（4/25，來源20）</w:t>
-        <w:br/>
-        <w:t xml:space="preserve">      → 集體懲罰定性（5/2，來源21）</w:t>
-        <w:br/>
-        <w:t xml:space="preserve">        → 飢荒失控、援助中心槍擊（5/31，來源22）</w:t>
-        <w:br/>
-        <w:t xml:space="preserve">          → 44% 被拒、僅 1/3 執行（6/13，來源27）</w:t>
-        <w:br/>
-        <w:t xml:space="preserve">            → 強制轉移 3 萬人、無食品藥品飲水（7/3，來源26）</w:t>
-        <w:br/>
-        <w:t xml:space="preserve">              → 接管加薩城（8/8，來源28）</w:t>
-        <w:br/>
-        <w:t xml:space="preserve">                → 飢荒定性 + 截肢率全球最高（8/22，來源29-32）</w:t>
-        <w:br/>
-        <w:t>```</w:t>
+        <w:t>&gt; 修正：agg 中 month 欄位為 2025-01(1)、2025-02(3)、2025-04(1)、2025-05(1)、2025-06(1)，合計 7 則按「活動日」計。實際片段 10 則因 2/26 一天含 3 則（來源5、6、7）。</w:t>
         <w:br/>
         <w:br/>
-        <w:t>### 5.3 人質交換作為「錨點/遙控器」</w:t>
+        <w:t>**季度分布：** Q1 計 4 則、Q2 計 3 則；Q3、Q4 為 0。</w:t>
         <w:br/>
         <w:br/>
-        <w:t>| 時間 | 交換事件 | 停火狀態 | 准入狀態 | 來源 |</w:t>
-        <w:br/>
-        <w:t>| --- | --- | --- | --- | --- |</w:t>
-        <w:br/>
-        <w:t>| 1/19 | 首次交換（第一部分組成） | 停火生效 | 協議要求增加援助 | 7、12 |</w:t>
-        <w:br/>
-        <w:t>| 2/16 | 3 換 369 | 停火確認維持 | 第一部分推進中 | 10、11、18 |</w:t>
-        <w:br/>
-        <w:t>| 3-4 月 | 交換機制中斷 | 破裂、邊境關閉 | 50+ 天無物資 | 19、20 |</w:t>
-        <w:br/>
-        <w:t>| 10/3 | 哈馬斯宣布準備釋放（未確認執行） | 無停火 | 17 萬噸待命但未進入 | 33、34 |</w:t>
-        <w:br/>
-        <w:br/>
-        <w:t>**核心判斷：** 傳導鏈的瓶頸節點是「以色列是否允許准入」，而非供給端不足（17 萬噸已備妥，來源34）。人質交換是打開/關閉此節點的「遙控器」--交換運行時節點傾向打開（來源7、11），交換停擺時節點傾向關閉（來源19、20）。</w:t>
+        <w:t>**核心觀察：** 本次資料止於 6 月中旬。7-12 月（含 q 中重點關注的 10/3 哈馬斯釋放意旨、11-12 月安理會）在當前收集中**完全無資料**。3 月亦無片段。</w:t>
         <w:br/>
         <w:br/>
         <w:t>---</w:t>
         <w:br/>
         <w:br/>
-        <w:t>## 六、四類風險辨識</w:t>
+        <w:t>## 二、事件時間線</w:t>
         <w:br/>
         <w:br/>
-        <w:t>| 風險類別 | 全年信號軌跡 | 來源 | 風險狀態（截至 10/3） |</w:t>
+        <w:t>| 日期 | 事件概述 | 來源 |</w:t>
         <w:br/>
-        <w:t>| --- | --- | --- | --- |</w:t>
+        <w:t>| --- | --- | --- |</w:t>
         <w:br/>
-        <w:t>| 談判破裂 | 2/11「或將終止」（來源8）→ 4/1 邊境關閉（來源19）→ 4/25 封鎖 50+ 天（來源20）→ 5/31 安理會否決（來源22）→ 10/3 新窗口未確認（來源33） | 8、19、20、22、33 | **已發生（3 月），10/3 新窗口但執行未確認** |</w:t>
+        <w:t>| 2025-01-14 | 杜加里克指出加薩嚴重物資短缺：奧達醫院運行受限、印尼醫院基本設備已被破壞；強調以色列當局必須履行國際人道主義法義務，允許無阻礙的人道援助進入加薩（來源1） | 1 |</w:t>
         <w:br/>
-        <w:t>| 援助受阻 | 1/14 物資短缺（來源1）→ 4/1 邊境關閉（來源19）→ 6/13 20 次被拒（來源23）→ 7/3 44% 被拒（來源27）→ 10/3 17 萬噸待命（來源34） | 1、19、23、27、34 | **持續中（封鎖未解，物資在邊境外）** |</w:t>
+        <w:t>| 2025-01-19 | 人質與囚犯交換屬停火協議第一階段重要組成部分；古特雷斯對加薩維持停火與釋放最新一組人質表示歡迎（來源2） | 2 |</w:t>
         <w:br/>
-        <w:t>| 醫療體系惡化 | 1/14 醫院受限（來源1）→ 7/3 3 萬人缺乏藥品（來源26）→ 8/22 截肢率全球最高（來源29）→ 10/3 新生兒死亡（來源35） | 1、26、29、35 | **持續惡化（系統性崩潰，無恢復跡象）** |</w:t>
+        <w:t>| 2025-02-11 | 古特雷斯強調「必須竭盡全力避免加薩戰火重燃」，近期報導指持續三周的停火協議或將終止（來源3） | 3 |</w:t>
         <w:br/>
-        <w:t>| 衝突再升級 | 2/26 西岸 50 多人喪生（來源16）→ 7/3 強制轉移 3 萬人（來源26）→ 8/8 接管加薩城（來源28）→ 8/22 加強軍事行動（來源29） | 16、26、28、29 | **已升級（從「打擊」轉為「佔領」，性質變化）** |</w:t>
+        <w:t>| 2025-02-16 | 古特雷斯對加薩最新一輪人質釋放及以哈間持續實施的停火表示歡迎（來源4） | 4 |</w:t>
         <w:br/>
+        <w:t>| 2025-02-26 | 聯合國人道機構警告：以色列在西岸數周軍事行動已將巴勒斯坦社區變成「戰場」，約四萬人流離失所（來源5）；UNRWA 報告五周來 50 多人喪生含兒童（來源6）；人道協調廳對以色列军方對平民使用過度武力及流離失所者需求深表關切（來源7） | 5、6、7 |</w:t>
         <w:br/>
-        <w:t>**正回饋循環：** 談判破裂 → 封鎖加劇 → 醫療崩潰 → 人道壓力加劇 → 各方更無意願談判 → 談判進一步破裂。8/8「接管加薩城」（來源28）是四類風險同時惡化的匯聚點--它同時意味著無停火、無准入、醫療惡化、衝突升級。</w:t>
+        <w:t>| 2025-04-01 | 埃爾德表示以色列關閉加薩邊境，連續四周禁止所有商業和人道主義援助進入，援助努力不斷被削弱（來源8） | 8 |</w:t>
+        <w:br/>
+        <w:t>| 2025-05-02 | 弗萊徹指出以色列阻止援助是對哈馬斯施壓的策略，嚴重違反國際法，剝奪平民生存權、基本醫療保障和尊嚴，是「殘酷的集體懲罰」（來源9） | 9 |</w:t>
+        <w:br/>
+        <w:t>| 2025-06-13 | 自四月以來以色列當局已拒絕超過 20 次搶修許可申請（來源10） | 10 |</w:t>
         <w:br/>
         <w:br/>
         <w:t>---</w:t>
         <w:br/>
         <w:br/>
-        <w:t>## 七、SWOT 分析</w:t>
+        <w:t>## 三、六部門追蹤（基於現有 10 則片段）</w:t>
+        <w:br/>
+        <w:br/>
+        <w:t>| 部門 | 追蹤子項 | 主要內容 | 來源 |</w:t>
+        <w:br/>
+        <w:t>| --- | --- | --- | --- |</w:t>
+        <w:br/>
+        <w:t>| 政治外交 | 停火協議與交換 | 1/19 人質與囚犯交換完成，屬停火第一階段重要組成部分（來源2）；2/16 新一輪交換完成、停火確認維持（來源4） | 2、4 |</w:t>
+        <w:br/>
+        <w:t>| 政治外交 | 停火震盪與破裂 | 2/11 古特雷斯警告停火或將終止（來源3）；4/1 邊境連續四周關閉暗示停火已實質破裂（來源8）；5/2 以色列阻止援助被定性為「對哈馬斯施壓策略」（來源9） | 3、8、9 |</w:t>
+        <w:br/>
+        <w:t>| 政治外交 | 調解方動向 | 本次資料中未直接收錄卡達、埃及、美國三方調解的獨立片段；2/11 停火談判場地相關資訊缺失（來源3 僅提及「停火協議或將終止」） | 3 |</w:t>
+        <w:br/>
+        <w:t>| 國際安全 | 西岸軍事行動 | 2/26 以色列數周軍事行動將西岸巴勒斯坦社區變成「戰場」（來源5）；UNRWA 報告 50 多人喪生含兒童（來源6）；人道協調廳關注過度武力（來源7） | 5、6、7 |</w:t>
+        <w:br/>
+        <w:t>| 國際安全 | 加薩邊境控制 | 4/1 以色列關閉加薩邊境、禁止所有商業和人道援助（來源8） | 8 |</w:t>
+        <w:br/>
+        <w:t>| 人道事務 | 物資短缺 | 1/14 嚴重物資短缺（來源1）；4/1 連續四周禁止所有援助（來源8） | 1、8 |</w:t>
+        <w:br/>
+        <w:t>| 人道事務 | 邊境口岸 | 4/1 邊境全面關閉（來源8）；5/2 被定性為「集體懲罰」（來源9）；6/13 20 次搶修被拒（來源10） | 8、9、10 |</w:t>
+        <w:br/>
+        <w:t>| 人道事務 | 飲水與衛生 | 本次資料中無獨立飲水/衛生片段；1/14 物資短缺間接涵蓋（來源1） | 1 |</w:t>
+        <w:br/>
+        <w:t>| 醫療衛生 | 醫院運作 | 1/14 奧達醫院運行受限、印尼醫院基本設備被破壞（來源1） | 1 |</w:t>
+        <w:br/>
+        <w:t>| 醫療衛生 | 醫護安全 | 1/14 醫院設備被破壞暗示攻擊環境惡化（來源1）；2/26 人道協調廳對過度武力表達關切（來源7） | 1、7 |</w:t>
+        <w:br/>
+        <w:t>| 醫療衛生 | 病患轉送 | 本次資料中未收錄病患轉送相關片段 | - |</w:t>
+        <w:br/>
+        <w:t>| 國際組織 | 古特雷斯 | 1/19 歡迎停火與交換（來源2）；2/11 呼籲避免戰火重燃（來源3）；2/16 歡迎持續停火（來源4） | 2、3、4 |</w:t>
+        <w:br/>
+        <w:t>| 國際組織 | OCHA（杜加里克/埃爾德/弗萊徹） | 1/14 杜加里克：物資短缺、醫院受限（來源1）；4/1 埃爾德：邊境四周關閉（來源8）；5/2 弗萊徹：集體懲罰定性（來源9）；6/13 20 次搶修被拒（來源10） | 1、8、9、10 |</w:t>
+        <w:br/>
+        <w:t>| 國際組織 | UNRWA | 2/26 西岸 50 多人喪生、4 萬人流離失所（來源6） | 6 |</w:t>
+        <w:br/>
+        <w:t>| 國際組織 | 安理會 | 本次資料中未收錄安理會決議或否決相關片段 | - |</w:t>
+        <w:br/>
+        <w:t>| 綜合研析 | 傳導鏈 | 見第四節 | 1、2、3、4、8、9、10 |</w:t>
+        <w:br/>
+        <w:t>| 綜合研析 | 風險與 SWOT | 見第五、六節 | 1-10 |</w:t>
+        <w:br/>
+        <w:br/>
+        <w:t>---</w:t>
+        <w:br/>
+        <w:br/>
+        <w:t>## 四、停火→人道准入傳導鏈分析</w:t>
+        <w:br/>
+        <w:br/>
+        <w:t>### 4.1 正向鏈（1 月中-2 月中）</w:t>
+        <w:br/>
+        <w:br/>
+        <w:t>```</w:t>
+        <w:br/>
+        <w:t>停火協議生效（1/19，來源2）</w:t>
+        <w:br/>
+        <w:t xml:space="preserve">  → 第一階段人質交換如期完成（來源2）</w:t>
+        <w:br/>
+        <w:t xml:space="preserve">    → 停火確認維持（2/16，來源4）</w:t>
+        <w:br/>
+        <w:t xml:space="preserve">      → 新一輪交換完成（來源4）</w:t>
+        <w:br/>
+        <w:t>```</w:t>
+        <w:br/>
+        <w:br/>
+        <w:t>**判斷：** 1-2 月間，「交換→停火→（間接）援助通道維持」的正向循環運作正常。古特雷斯兩次表達歡迎（來源2、4），顯示該階段各方意願存在。</w:t>
+        <w:br/>
+        <w:br/>
+        <w:t>### 4.2 負向鏈（3 月起，資料以 4/1 為證據起點）</w:t>
+        <w:br/>
+        <w:br/>
+        <w:t>```</w:t>
+        <w:br/>
+        <w:t>停火破裂（3 月，本次資料無直接片段；4/1 邊境關閉為間接證據，來源8）</w:t>
+        <w:br/>
+        <w:t xml:space="preserve">  → 邊境連續四周禁止所有商業和人道援助（4/1，來源8）</w:t>
+        <w:br/>
+        <w:t xml:space="preserve">    → 定性為「對哈馬斯施壓」的「集體懲罰」（5/2，來源9）</w:t>
+        <w:br/>
+        <w:t xml:space="preserve">      → 20 次搶修許可被拒（6/13，來源10）</w:t>
+        <w:br/>
+        <w:t>```</w:t>
+        <w:br/>
+        <w:br/>
+        <w:t>**判斷：** 4 月以後，傳導鏈在「以色列是否允許准入」這一節點全面逆轉。供給端（人道機構）持續請求（來源8、9、10），但准入端持續拒絕。5/2 弗萊徹「集體懲罰」的定性（來源9）標誌國際話語從「呼籲」升級至「法律定性」。</w:t>
+        <w:br/>
+        <w:br/>
+        <w:t>### 4.3 傳導鏈瓶頸定位</w:t>
+        <w:br/>
+        <w:br/>
+        <w:t>本次資料清晰顯示：**瓶頸始終在「以色列是否允許准入」，而非人道機構的供給能力。** 1/14 杜加里克即已強調「以色列必須履行國際人道主義法義務」（來源1）；4/1 埃爾德指出「以色列關閉了邊境」（來源8）；6/13 的 20 次被拒（來源10）進一步證實准入端是單一決定因素。</w:t>
+        <w:br/>
+        <w:br/>
+        <w:t>---</w:t>
+        <w:br/>
+        <w:br/>
+        <w:t>## 五、四類風險辨識（基於現有資料）</w:t>
+        <w:br/>
+        <w:br/>
+        <w:t>| 風險類別 | 全年信號軌跡（限本次資料） | 來源 | 風險狀態（截至 6/13） |</w:t>
+        <w:br/>
+        <w:t>| --- | --- | --- | --- |</w:t>
+        <w:br/>
+        <w:t>| 談判破裂 | 2/11「或將終止」（來源3）→ 4/1 邊境關閉、四周禁止所有援助（來源8）→ 5/2 定性為施壓策略（來源9） | 3、8、9 | **已發生（3 月），4 月以後封鎖持續** |</w:t>
+        <w:br/>
+        <w:t>| 援助受阻 | 1/14 物資嚴重短缺（來源1）→ 4/1 四周禁止（來源8）→ 6/13 20 次搶修被拒（來源10） | 1、8、10 | **持續中（封鎖未解）** |</w:t>
+        <w:br/>
+        <w:t>| 醫療體系惡化 | 1/14 醫院運行受限、設備被破壞（來源1）；本次資料止於此，後續惡化趨勢無直接片段 | 1 | **已惡化（系統性損毀起始）** |</w:t>
+        <w:br/>
+        <w:t>| 衝突再升級 | 2/26 西岸 50 多人喪生、4 萬人流離失所（來源5、6）；加薩方面 4/1 後以邊境封鎖形式持續（來源8） | 5、6、8 | **西岸已升級；加薩以「佔領式封鎖」持續** |</w:t>
+        <w:br/>
+        <w:br/>
+        <w:t>**正回饋循環（基於現有資料可確認的環節）：**</w:t>
+        <w:br/>
+        <w:br/>
+        <w:t>&gt; 談判破裂（來源3、8）→ 封鎖加劇（來源8、10）→ 醫療/人道惡化（來源1、9）→ 國際話語升級但無強制手段（來源9）→ 以色列無解鎖動機 → 封鎖持續（來源10）</w:t>
+        <w:br/>
+        <w:br/>
+        <w:t>---</w:t>
+        <w:br/>
+        <w:br/>
+        <w:t>## 六、SWOT 分析</w:t>
         <w:br/>
         <w:br/>
         <w:t>| 維度 | 面向 | 主要內容 | 來源 |</w:t>
         <w:br/>
         <w:t>| --- | --- | --- | --- |</w:t>
         <w:br/>
-        <w:t>| Strength（優勢） | 停火協議結構化設計 | 三部分框架明確，第一部分含撤軍、返回家園、大幅增加援助（來源12），為「停火→准入」傳導鏈提供制度路徑 | 12 |</w:t>
+        <w:t>| Strength（優勢） | 停火協議結構化設計 | 1/19 交換屬「第一階段重要組成部分」（來源2），顯示協議具有明確階段性義務，為後續重啟提供制度框架 | 2 |</w:t>
         <w:br/>
-        <w:t>| Strength（優勢） | 人質交換機制驗證可行 | 1/19 首次（來源7）→ 2/16 3 換 369（來源11）如期完成，短週期內可重複運作 | 7、11 |</w:t>
+        <w:t>| Strength（優勢） | 人質交換機制已驗證 | 1/19 與 2/16 兩次交換如期完成（來源2、4），短週期內可重複運作，證明機制技術可行 | 2、4 |</w:t>
         <w:br/>
-        <w:t>| Strength（優勢） | 國際法與法律框架 | 古特雷斯「國際法、聯合國決議」定位（來源4）；佔領國義務（來源30）--為後續追責提供法律基礎 | 4、30 |</w:t>
+        <w:t>| Strength（優勢） | 國際法語言已就位 | 1/14「履行國際人道主義法義務」（來源1）；5/2「嚴重違反國際法」「集體懲罰」（來源9）--法律定性為後續追責提供基礎 | 1、9 |</w:t>
         <w:br/>
-        <w:t>| Strength（優勢） | 國際調解方持續參與 | 埃及、卡達、美國三邊調解（來源2）；多哈談判場地（來源9）；10/3 哈馬斯主動釋放意旨（來源33）表明加薩一方仍有外交意願 | 2、9、33 |</w:t>
+        <w:t>| Strength（優勢） | 人道機構持續施壓 | OCHA 從 1 月到 6 月持續发声（來源1、8、9、10），未停止記錄與呼籲 | 1、8、9、10 |</w:t>
         <w:br/>
-        <w:t>| Strength（優勢） | 人道物資已備妥 | 17 萬噸食品、藥品、帳篷「可隨時運入」（來源34）--供給端不缺乏，僅缺准入 | 34 |</w:t>
+        <w:t>| Weakness（劣勢） | 停火維持窗口極短 | 1/19 生效（來源2）→ 2/11 即面臨終止（來源3）→ 4/1 已實質破裂（來源8），有效停火不足 2 個月 | 2、3、8 |</w:t>
         <w:br/>
-        <w:t>| Weakness（劣勢） | 停火維持窗口極短且脆弱 | 1/19 生效至 2/11 即面臨終止（來源8）；3 月破裂（來源19 暗示）；停火存在不足 2 個月 | 8、19 |</w:t>
+        <w:t>| Weakness（劣勢） | 聯合國無強制執行機制 | 古特雷斯行動均為「歡迎」「呼籲」「強調」（來源2、3、4）；OCHA 均為「警告」「重申」「指出」（來源1、7、8、9）；本次資料中無安理會強制行動 | 1、2、3、4、7、8、9 |</w:t>
         <w:br/>
-        <w:t>| Weakness（劣勢） | 聯合國無強制執行機制 | 古特雷斯行動均為「呼籲」「敦促」「重申」（來源2、5、10、14、25）；安理會被否決（來源22）；無制裁、無執勤工具被觸發 | 2、5、10、14、22、25 |</w:t>
+        <w:t>| Weakness（劣勢） | 人道承諾與執行脫節 | 1/14 呼吁「無阻礙援助」（來源1）→ 4/1 四周完全禁止（來源8）→ 6/13 20 次被拒（來源10）；話語與現實差距擴大 | 1、8、10 |</w:t>
         <w:br/>
-        <w:t>| Weakness（劣勢） | 人道承諾與執行嚴重脫節 | 協議要求「大幅增加援助」（來源12），但 4 月後完全斷裂（來源19）；「創造必要條件」（來源13）暗示條件由以色列掌控 | 12、13、19 |</w:t>
+        <w:t>| Weakness（劣勢） | 資料透明度不足 | 3 月空白；7-12 月空白；以色列官方立場直接引述極少；UNRWA 僅 1 則（來源6） | - |</w:t>
         <w:br/>
-        <w:t>| Weakness（劣勢） | 數據透明度不足 | 以色列官方立場直接引述缺失；9 月完全空白；11-12 月空白；部分數據僅為「累計」而非「即時」 | - |</w:t>
+        <w:t>| Opportunity（機會） | 法律定性已達成 | 5/2「集體懲罰」「嚴重違反國際法」（來源9）；1/14「國際人道主義法義務」（來源1）--國際追訴法律門檻已降低 | 1、9 |</w:t>
         <w:br/>
-        <w:t>| Opportunity（機會） | 10/3 新外交窗口 | 哈馬斯主動宣布準備釋放人質（來源33）；17 萬噸物資待命（來源34）--若重新啟動交換-停火-准入循環，傳導鏈可正向重建 | 33、34 |</w:t>
+        <w:t>| Opportunity（機會） | 人道數據基礎扎實 | 4 周禁止（來源8）、20 次被拒（來源10）、50 人喪生（來源6）、4 萬人流離失所（來源5）--為國際訴求提供事實基礎 | 5、6、8、10 |</w:t>
         <w:br/>
-        <w:t>| Opportunity（機會） | 法律定性已達成 | 8/22 佔領國義務明確（來源30）；蒂爾克「以色列政策直接後果」（來源32）--未來追責的法律門檻已降低 | 30、32 |</w:t>
+        <w:t>| Opportunity（機會） | 調解方仍處置中 | 2/16 停火確認時調解方仍在運作（來源4）；本次資料未見調解方完全退出，留有重啟空間 | 4 |</w:t>
         <w:br/>
-        <w:t>| Opportunity（機會） | 國際組織數據基礎扎實 | 44% 被拒（來源27）、50+ 天封鎖（來源20）、1.45 萬兒童喪生（來源3）--為國際公義訴求提供不可否認的事實基礎 | 3、20、27 |</w:t>
+        <w:t>| Threat（威脅） | 西岸衝突結構化 | 2/26「戰場」定性（來源5）、50 人喪生（來源6）--西岸已非「零星衝突」而是持續軍事行動 | 5、6 |</w:t>
         <w:br/>
-        <w:t>| Threat（威脅） | 佔領結構化 | 8/8「接管加薩城」（來源28）；8/22 加強軍事行動（來源29）--即使停火恢復，物理空間已被不可逆地重劃 | 28、29 |</w:t>
+        <w:t>| Threat（威脅） | 封鎖制度化 | 4/1「連續四周」（來源8）→ 6/13「超過 20 次」（來源10）--封鎖從臨時措施走向常態化 | 8、10 |</w:t>
         <w:br/>
-        <w:t>| Threat（威脅） | 飢荒已成既成事實 | 8/22 飢荒定性（來源30）；蒂爾克：是以色列政策直接後果（來源32）--即使明日開放邊境，營養損傷修復以年計 | 30、32 |</w:t>
+        <w:t>| Threat（威脅） | 醫療體系不可逆損毀 | 1/14 設備被破壞（來源1）--重建需時，且本次資料中無恢復跡象 | 1 |</w:t>
         <w:br/>
-        <w:t>| Threat（威脅） | 醫療體系不可逆損毀 | 1/14 醫院設備破壞（來源1）；8/22 截肢率全球最高（來源29）；10/3 新生兒死亡（來源35）--重建需數年，新損傷持續發生 | 1、29、35 |</w:t>
-        <w:br/>
-        <w:t>| Threat（威脅） | 11-12 月及後續完全未知 | 資料止於 10/3（來源33-35）；11-12 月空白；10/3 意旨是否執行、以色列是否回應--均無數據 | - |</w:t>
+        <w:t>| Threat（威脅） | 7-12 月完全未知 | 本次資料止於 6/13；7-12 月（含 10/3、11-12 月）無任何片段，局勢走向無法判斷 | - |</w:t>
         <w:br/>
         <w:br/>
         <w:t>---</w:t>
         <w:br/>
         <w:br/>
-        <w:t>## 八、綜合研析：核心判斷</w:t>
-        <w:br/>
-        <w:br/>
-        <w:t>### 8.1 停火是否實際改善了人道准入與平民處境？</w:t>
-        <w:br/>
-        <w:br/>
-        <w:t>**答案是：短暫的、有条件的、不可持續的改善。**</w:t>
-        <w:br/>
-        <w:br/>
-        <w:t>- 1/19-3/1 期間（約 6 週），停火確實帶來改善方向：協議明確要求「大幅增加援助」（來源12），聯合國承諾「創造必要條件」（來源13），第一部分「基本按商定步驟推進」（來源18）。</w:t>
-        <w:br/>
-        <w:t>- 但改善完全依賴於「以色列不拒絕」這一單一條件。一旦 3 月破裂，邊境立即關閉（來源19），所有正向效果在數週內歸零。</w:t>
-        <w:br/>
-        <w:t>- 至 10/3，17 萬噸物資「可隨時運入」（來源34）的表述本身即是證據：物資在邊境外，准入未實現。</w:t>
-        <w:br/>
-        <w:br/>
-        <w:t>### 8.2 傳導鏈的核心機制</w:t>
-        <w:br/>
-        <w:br/>
-        <w:t>**停火（安全條件）→ 以色列允許准入（行政決定）→ 物資進入（物流執行）→ 平民受益（終端效果）**</w:t>
-        <w:br/>
-        <w:br/>
-        <w:t>其中「以色列允許准入」是唯一的瓶頸節點。1-2 月它被打開（來源7、11、18），3 月以後它被關閉（來源19、20、27），10 月它仍然關閉（來源34 的「可隨時」暗示尚未）。人質交換是打開/關閉這個節點的「遙控器」。</w:t>
-        <w:br/>
-        <w:br/>
-        <w:t>### 8.3 10 月的意義與未決問題</w:t>
-        <w:br/>
-        <w:br/>
-        <w:t>10/3 是 3 月破裂以來第一個「雙向信號」：</w:t>
-        <w:br/>
-        <w:t>- **哈馬斯方：** 主動宣布準備釋放人質（來源33）</w:t>
-        <w:br/>
-        <w:t>- **聯合國方：** 17 萬噸物資待命（來源34）、新生兒仍在死亡（來源35）</w:t>
-        <w:br/>
-        <w:br/>
-        <w:t>但資料止於此日。以下問題無數據回答：</w:t>
-        <w:br/>
-        <w:t>1. 10/3 之後哈馬斯是否實際釋放？以色列是否回應？</w:t>
-        <w:br/>
-        <w:t>2. 17 萬噸物資是否已運入？邊境口岸是否開放？</w:t>
-        <w:br/>
-        <w:t>3. 9 月（完全空白）及 11-12 月安理會有無新決議？OCHA 週報數據如何？</w:t>
-        <w:br/>
-        <w:t>4. 以軍「接管加薩城」（來源28）後是否進一步擴大？西岸同步升級？</w:t>
-        <w:br/>
-        <w:br/>
-        <w:t>### 8.4 國際體系功能性失效判斷</w:t>
+        <w:t>## 七、國際體系功能性評估（限本次資料）</w:t>
         <w:br/>
         <w:br/>
         <w:t>| 維度 | 表現 | 來源 |</w:t>
         <w:br/>
         <w:t>| --- | --- | --- |</w:t>
         <w:br/>
-        <w:t>| 話語強度 | 歡迎（來源2）→ 譴責（來源21）→ 震驚（來源22、28）→ 定性「人性的失敗」（來源30）→ 「不要再找借口」（來源31） | 2、21、22、28、30、31 |</w:t>
+        <w:t>| 話語強度演進 | 1/19「歡迎」（來源2）→ 2/11「必須竭盡全力」（來源3）→ 5/2「集體懲罰」（來源9） | 2、3、9 |</w:t>
         <w:br/>
-        <w:t>| 強制機制 | 安理會否決（來源22）；無制裁；無執勤；無仲裁 | 22 |</w:t>
+        <w:t>| 強制機制 | 本次資料中無安理會決議、無制裁、無執勤工具觸發 | - |</w:t>
         <w:br/>
-        <w:t>| 功能結論 | 話語與行動之間存在結構性斷裂；國際體系僅能「記錄 + 譴責 + 呼籲」，缺乏將話語轉化為行動的工具 | 綜合 |</w:t>
+        <w:t>| 功能結論 | 國際體系在現有資料中僅展現「記錄＋譴責＋呼籲」功能，缺乏將話語轉化為行動的執行工具 | 綜合來源1-10 |</w:t>
         <w:br/>
         <w:br/>
         <w:t>---</w:t>
         <w:br/>
         <w:br/>
-        <w:t>## 九、持續追蹤指引（六部門）</w:t>
+        <w:t>## 八、資料缺口與未決問題</w:t>
         <w:br/>
         <w:br/>
-        <w:t>| 優先級 | 追蹤方向 | 對應部門 | 關鍵問題 |</w:t>
+        <w:t>| 缺口 | 說明 |</w:t>
         <w:br/>
-        <w:t>| --- | --- | --- | --- |</w:t>
+        <w:t>| --- | --- |</w:t>
         <w:br/>
-        <w:t>| 最高 | 10/3 哈馬斯釋放意旨是否轉為實質執行？以色列回應？ | 政治外交 | 來源33 後續 |</w:t>
+        <w:t>| 2025 年 3 月 | 本次資料完全無 3 月片段。對話歷史提及 3 月停火破裂及第一部分完成，但本次 ev 中無對應片段，無法以來源編號佐證 |</w:t>
         <w:br/>
-        <w:t>| 最高 | 17 萬噸物資准入狀態、邊境口岸開放情況 | 人道事務 | 來源34 後續 |</w:t>
+        <w:t>| 2025 年 7-12 月 | **完全空白。** 包含 q 中重點關注的：10/3 哈馬斯釋放意旨、17 萬噸物資待命、以軍接管加薩城、飢荒定性、安理會 11-12 月會議、OCHA 週報--均不在本次收集中 |</w:t>
         <w:br/>
-        <w:t>| 最高 | 9 月（空白）及 11-12 月安理會會議、OCHA 週報、哈馬斯/以色列聲明 | 國際組織、政治外交 | 完全空白區 |</w:t>
+        <w:t>| 9 月 | 對話歷史確認完全空白，本次資料亦無，一致 |</w:t>
         <w:br/>
-        <w:t>| 高 | 以軍加薩城行動是否進一步擴大、西岸同步升級 | 國際安全 | 來源28、29 後續 |</w:t>
+        <w:t>| 11-12 月 | 對話歷史確認完全空白，本次資料亦無，一致 |</w:t>
         <w:br/>
-        <w:t>| 高 | 新生兒/重症轉運是否持續、醫院運作狀態 | 醫療衛生 | 來源35 後續 |</w:t>
+        <w:t>| 以色列官方立場 | 10 則片段均以聯合國/人道機構視角為主，以色列官方直接引述極少（僅以「以色列當局」被動提及） |</w:t>
         <w:br/>
-        <w:t>| 高 | 飢荒數據更新、WHO 緊急行動 | 人道事務、醫療衛生 | 來源30 後續 |</w:t>
+        <w:t>| 人質交換具體條件 | 本次資料僅確認「交換完成」（來源2、4），未收錄交換條件細節（人數、對價、順序） |</w:t>
         <w:br/>
-        <w:t>| 中 | 多哈第二階段談判實際進展、美/卡/埃新輪調解 | 政治外交 | 來源9 後續 |</w:t>
+        <w:t>| 卡達/埃及/美國調解細節 | 本次資料未獨立收錄三方調解聲明 |</w:t>
         <w:br/>
-        <w:t>| 中 | 兒童截肢率後續、醫療重建 | 醫療衛生 | 來源29 後續 |</w:t>
         <w:br/>
-        <w:t>| 中 | 佔領國義務法律追訴進展 | 國際組織、政治外交 | 來源30、32 後續 |</w:t>
+        <w:t>&gt; **結論：** 以本次 7 份文件、10 個片段的資料量，**不足以完整覆蓋 2025 年全年弧線**。可確認的分析範圍為 1 月中至 6 月中旬（約 5 個月），其中 3 月存在斷層。7-12 月（含 q 中列為重點的 10/3、11-12 月）完全無資料，無法做出任何基於證據的判斷。</w:t>
+        <w:br/>
+        <w:br/>
+        <w:t>---</w:t>
+        <w:br/>
+        <w:br/>
+        <w:t>## 九、持續追蹤指引（更新）</w:t>
+        <w:br/>
+        <w:br/>
+        <w:t>| 優先級 | 追蹤方向 | 對應部門 | 關鍵問題 | 目前狀態 |</w:t>
+        <w:br/>
+        <w:t>| --- | --- | --- | --- | --- |</w:t>
+        <w:br/>
+        <w:t>| 最高 | 7-12 月全面資料補齊（含 10/3、11-12 月安理會） | 全部六部門 | 本次資料完全缺失 | **完全空白** |</w:t>
+        <w:br/>
+        <w:t>| 最高 | 10/3 哈馬斯釋放意旨後續、以色列回應 | 政治外交 | 本次資料中無此事件 | **無資料** |</w:t>
+        <w:br/>
+        <w:t>| 最高 | 17 萬噸物資准入狀態、邊境口岸 | 人道事務 | 本次資料中無此事件 | **無資料** |</w:t>
+        <w:br/>
+        <w:t>| 高 | 以軍加薩城行動、西岸同步升級 | 國際安全 | 本次僅 2/26 西岸片段（來源5、6） | **部分覆蓋** |</w:t>
+        <w:br/>
+        <w:t>| 高 | 醫院運作、醫療物資、病患轉送 | 醫療衛生 | 本次僅 1/14 一段（來源1） | **嚴重不足** |</w:t>
+        <w:br/>
+        <w:t>| 高 | 飢荒數據、WHO 緊急行動 | 人道事務、醫療衛生 | 本次資料中無飢荒定性片段 | **無資料** |</w:t>
+        <w:br/>
+        <w:t>| 中 | 多哈談判、美/卡/埃調解 | 政治外交 | 本次資料中無獨立調解片段 | **無資料** |</w:t>
+        <w:br/>
+        <w:t>| 中 | 佔領國義務法律追訴 | 國際組織 | 5/2「集體懲罰」定性（來源9）為基礎 | **有起點** |</w:t>
+        <w:br/>
+        <w:t>| 中 | OCHA/UNRWA/WHO 獨立即時數據 | 國際組織 | 本次多為累計或定性描述 | **數據有限** |</w:t>
         <w:br/>
         <w:br/>
         <w:t>---</w:t>
@@ -4846,22 +7773,19 @@
         <w:t>## 十、本次報告總結</w:t>
         <w:br/>
         <w:br/>
-        <w:t>本報告基於 **17 份文件、35 個片段（來源 1-35）**，覆蓋 **2025 年 1 月 14 日至 10 月 3 日共 16 個活動日**，呈現加薩局勢從「停火達成→正向推進→震盪→破裂→封鎖→飢荒→佔領→新窗口」的全年弧線。</w:t>
+        <w:t>本報告基於 **7 份文件、10 個片段（來源 1-10）**，覆蓋 **2025-01-14 至 2025-06-13 共 7 個活動日**。在此範圍內可確認以下三項核心現象：</w:t>
         <w:br/>
         <w:br/>
-        <w:t>**三項核心判斷：**</w:t>
+        <w:t>1. **停火正向窗口極短：** 1/19 停火生效與首次交換（來源2）→ 2/16 確認維持（來源4）→ 2/11 即出現「或將終止」警告（來源3）→ 4/1 邊境全面關閉（來源8）。有效停火窗口不足 2 個月，且破裂後無恢復跡象。</w:t>
         <w:br/>
         <w:br/>
-        <w:t>1. **傳導鏈的「開關」邏輯：** 停火→准入→援助的傳導鏈在 1-2 月正向運作（來源7、11、18），3 月破裂後全面逆轉（來源19、20、27），10 月出現新窗口但仍待驗證（來源33、34）。核心瓶頸始終是「以色列是否允許准入」，而非供給端不足（17 萬噸已備妥，來源34）。</w:t>
+        <w:t>2. **准入封鎖是全年核心瓶頸：** 從 1/14 的「物資嚴重短缺」（來源1）到 4/1 的「四周禁止」（來源8）、6/13 的「20 次被拒」（來源10），人道機構持續請求而准入端持續拒絕。5/2 弗萊徹「集體懲罰」的定性（來源9）標誌此事已從人道問題升級為國際法問題。</w:t>
         <w:br/>
         <w:br/>
-        <w:t>2. **人質交換是傳導鏈的「錨點」：** 1/19、2/16 的交換完成與停火維持高度耦合（來源7、11）；3 月交換中斷與停火破裂同步（來源19）；10/3 哈馬斯釋放意旨（來源33）是重啟錨點的嘗試，但執行未確認。</w:t>
+        <w:t>3. **國際體系話語升級但執行缺位：** 古特雷斯從「歡迎」（來源2）到「必須竭盡全力」（來源3）再到 OCHA 的「集體懲罰」（來源9），話語強度逐月遞增，但 10 則片段中無任何強制機制觸發的記錄。話語與行動之間存在結構性斷裂。</w:t>
         <w:br/>
         <w:br/>
-        <w:t>3. **國際體系的功能性失效：** 從 1 月的「歡迎 + 呼籲」（來源2）到 8 月的「人性的失敗」「不要再找借口」（來源30、31），話語強度持續升級，但缺乏任何強制執行機制。安理會被否決（來源22）、聯合國無制裁工具、國際組織僅能「記錄 + 譴責」--話語與行動之間的斷裂是全年最突出的結構性弱點。</w:t>
-        <w:br/>
-        <w:br/>
-        <w:t>&gt; *本報告基於 17 份文件、35 個片段（來源 1-35）撰寫，時間範圍 2025-01-14 至 2025-10-03。所有具體事實均標註來源編號。2025 年 3 月僅 1 則片段（來源18）；9 月完全空白；11-12 月完全空白；10 月僅 10/3 一天紀錄（來源33-35）。以色列官方立場直接引述在現有資料中極少，相關分析以聯合國及人道機構視角為主。資料不足以對 10/3 後續、9 月及 11-12 月進展做出判斷。*</w:t>
+        <w:t>&gt; *本報告所有具體事實均來自本次 payload 中 agg 與 ev（來源 1-10）。2025 年 3 月、7-12 月在本次收集中無資料，無法對 10/3 後續、飢荒定性、接管加薩城、安理會 11-12 月動向等做出基於證據的判斷。以色列官方立場直接引述在本次資料中極少，分析以聯合國及人道機構視角為主。資料不足以完整覆蓋全年弧線，建議優先補齊 7-12 月資料。*</w:t>
         <w:br/>
         <w:br/>
         <w:t>【目前問題】</w:t>
@@ -4880,7 +7804,7 @@
         <w:t>相對時間解析基準：</w:t>
       </w:r>
       <w:r>
-        <w:t>2026-09-03T17:36:59+08:00 (Asia/Taipei；去年=2025)</w:t>
+        <w:t>2026-09-04T13:54:22+08:00 (Asia/Taipei；去年=2025)</w:t>
       </w:r>
     </w:p>
     <w:p>
@@ -4891,7 +7815,7 @@
         <w:t>精煉後問題（檢索用）：</w:t>
       </w:r>
       <w:r>
-        <w:t>持續蒐集2025年（2025-01-01至2025-12-31）加薩停火、人質談判、人道援助及平民保護資訊，六部門追蹤：①政治外交（以色列、哈馬斯、美國、卡達、埃及停火方案、人質交換條件、多哈談判進展）；②國際安全（空襲、地面行動、停火違規、平民與救援人員安全影響）；③人道事務（食品、藥品、飲水、避難、邊境口岸、17萬噸物資准入）；④醫療衛生（醫院運作、物資短缺、病患轉送、醫護安全）；⑤國際組織（古特雷斯、OCHA、WHO、UNRWA聲明與數據）；⑥綜合研析（停火→准入傳導鏈開關邏輯、四類風險正回饋、SWOT、國際體系功能性失效）。重點：10/3哈馬斯釋放意旨後續、9月空白區、11-12月安理會與OCHA週報、以軍接管加薩城後續、西岸同步升級。</w:t>
+        <w:t>2025年（2025-01-01至2025-12-31，10月為重點時段）加薩停火、人質談判、人道援助及平民保護持續蒐集。六部門追蹤：①政治外交（以色列、哈馬斯、美國、卡達、埃及之停火方案、人質交換條件、調解進展）；②國際安全（空襲、地面軍事行動、停火違規、平民與救援人員安全影響）；③人道事務（食品、藥品、飲水、避難、邊境口岸、援助物資進入情形）；④醫療衛生（醫院運作、醫療物資短缺、病患轉送、醫護人員安全）；⑤國際組織（聯合國/古特雷斯、OCHA、WHO、UNRWA聲明、數據與行動）；⑥綜合研析（停火→人道准入傳導鏈、四類風險正回饋循環、SWOT、國際體系功能性失效）。延續前次已覆蓋1/14-6/13基線，重點補齊7-12月資料（含10/3哈馬斯釋放意旨、17萬噸備妥物資、邊境口岸狀態、安理會動向）及全年風險研判。</w:t>
       </w:r>
     </w:p>
     <w:p>
@@ -4935,7 +7859,7 @@
         <w:t>統計概況：</w:t>
       </w:r>
       <w:r>
-        <w:t>文件數：7；片段數：10；有活動天數：7</w:t>
+        <w:t>文件數：16；片段數：31；有活動天數：16</w:t>
       </w:r>
     </w:p>
     <w:p>
@@ -4949,7 +7873,7 @@
         <w:t>核心關鍵詞：</w:t>
       </w:r>
       <w:r>
-        <w:t>加薩停火, 人質談判, 人道援助, 哈馬斯, 以色列, 多哈談判, OCHA, 加薩城</w:t>
+        <w:t>加薩, 停火, 人質, 人道援助, 以色列, 哈馬斯, 邊境口岸, 安理會</w:t>
       </w:r>
     </w:p>
     <w:p>
@@ -4960,7 +7884,7 @@
         <w:t>代理人 ES 文本查詢工具查詢字串：</w:t>
       </w:r>
       <w:r>
-        <w:t>核心關鍵詞組如下：加薩停火、人質談判、人道援助、哈馬斯、以色列、多哈談判、OCHA、加薩城</w:t>
+        <w:t>核心關鍵詞組如下：加薩、停火、人質、人道援助、以色列、哈馬斯、邊境口岸、安理會</w:t>
       </w:r>
     </w:p>
     <w:p>
@@ -4971,7 +7895,7 @@
         <w:t>同義／擴充關鍵詞：</w:t>
       </w:r>
       <w:r>
-        <w:t>加萨停火, 加薩休戰, 加萨休战, 人质谈判, 被扣押者談判, 被扣押者谈判, 人道主義援助, 人道主义援助, 人道救援, 哈马斯, 哈瑪斯, 哈玛斯, 伊斯蘭抵抗運動, 伊斯兰抵抗运动, 聯合國人道主義事務協調辦公室, 联合国人道主义事务协调办公室, 多哈谈判, 加萨城</w:t>
+        <w:t>加萨, 加沙, 加沙地帶, 加沙地带, 加薩地帶, 加萨地带, Gaza, Gaza Strip, 停戰, 停战, 停止交火, 休戰, 休战, ceasefire, 人质, 被扣人員, 被扣人员, 被綁架者, 被绑架者, 被擄人員, 被掳人员, hostages, 人道主義援助, 人道主义援助, 人道救援, 人道主義救援, 人道主义救援, humanitarian aid, humanitarian assistance, 以色列國, 以色列国, Israel, 哈马斯, 哈瑪斯, 哈玛斯, Hamas, 边境口岸, 口岸, 邊境通道, 边境通道, 边境信道, border crossing, border crossings, 安理会, 聯合國安全理事會, 联合国安全理事会, 聯合國安理會, 联合国安理会, 聯合國安全理事会, UN Security Council</w:t>
       </w:r>
     </w:p>
     <w:p>
@@ -4982,7 +7906,7 @@
         <w:t>實際使用關鍵詞（effective terms）：</w:t>
       </w:r>
       <w:r>
-        <w:t>加薩停火, 人質談判, 人道援助, 哈馬斯, OCHA, 多哈談判, 加薩城, 以色列, 加萨停火, 加薩休戰, 加萨休战, 人质谈判, 被扣押者談判, 被扣押者谈判, 人道主義援助, 人道主义援助, 人道救援, 哈马斯, 哈瑪斯, 哈玛斯, 伊斯蘭抵抗運動, 伊斯兰抵抗运动, 聯合國人道主義事務協調辦公室, 联合国人道主义事务协调办公室, 多哈谈判, 加萨城</w:t>
+        <w:t>加薩, 停火, 人質, 人道援助, 以色列, 哈馬斯, 邊境口岸, 安理會, 加萨, 加沙, 加沙地帶, 加沙地带, 加薩地帶, 加萨地带, Gaza, Gaza Strip, 停戰, 停战, 停止交火, 休戰, 休战, ceasefire, 人质, 被扣人員, 被扣人员, 被綁架者, 被绑架者, 被擄人員, 被掳人员, hostages, 人道主義援助, 人道主义援助, 人道救援, 人道主義救援, 人道主义救援, humanitarian aid, humanitarian assistance, 以色列國, 以色列国, Israel, 哈马斯, 哈瑪斯, 哈玛斯, Hamas, 边境口岸, 口岸, 邊境通道, 边境通道, 边境信道, border crossing, border crossings, 安理会, 聯合國安全理事會, 联合国安全理事会, 聯合國安理會, 联合国安理会, 聯合國安全理事会, UN Security Council</w:t>
       </w:r>
     </w:p>
     <w:p>
@@ -5033,7 +7957,7 @@
         <w:t>；執行狀態：正常完成</w:t>
       </w:r>
       <w:r>
-        <w:t>；耗時：9.689 秒</w:t>
+        <w:t>；耗時：15.869 秒</w:t>
       </w:r>
     </w:p>
     <w:p>
@@ -5053,7 +7977,7 @@
         <w:t>；執行狀態：正常完成</w:t>
       </w:r>
       <w:r>
-        <w:t>；耗時：15.404 秒</w:t>
+        <w:t>；耗時：23.731 秒</w:t>
       </w:r>
     </w:p>
     <w:p>
@@ -5073,7 +7997,7 @@
         <w:t>；執行狀態：正常完成</w:t>
       </w:r>
       <w:r>
-        <w:t>；耗時：60.956 秒</w:t>
+        <w:t>；耗時：91.415 秒</w:t>
       </w:r>
     </w:p>
     <w:p>
@@ -5114,7 +8038,7 @@
         <w:t>；執行狀態：正常完成</w:t>
       </w:r>
       <w:r>
-        <w:t>；耗時：114.713 秒</w:t>
+        <w:t>；耗時：177.508 秒</w:t>
       </w:r>
     </w:p>
     <w:sectPr>

--- a/tests_code/output/phase0_test_report.docx
+++ b/tests_code/output/phase0_test_report.docx
@@ -36,7 +36,7 @@
         <w:pStyle w:val="Heading1"/>
       </w:pPr>
       <w:r>
-        <w:t>2025 年加薩停火・人質談判・人道援助・平民保護--全年持續蒐集報告（更新至 10/3）</w:t>
+        <w:t>2025 年加薩停火、人質談判、人道援助及平民保護資訊彙報</w:t>
       </w:r>
     </w:p>
     <w:p/>
@@ -45,25 +45,15 @@
         <w:pStyle w:val="IntenseQuote"/>
       </w:pPr>
       <w:r>
-        <w:t xml:space="preserve">本報告基於 </w:t>
+        <w:t>分析期間：2025-01-01 至 2025-12-31（實際資料範圍：2025-01-14 至 2025-10-03）</w:t>
       </w:r>
+    </w:p>
+    <w:p>
+      <w:pPr>
+        <w:pStyle w:val="IntenseQuote"/>
+      </w:pPr>
       <w:r>
-        <w:rPr>
-          <w:b/>
-        </w:rPr>
-        <w:t>16 份文件、31 個片段（來源 1-31）</w:t>
-      </w:r>
-      <w:r>
-        <w:t xml:space="preserve">，涵蓋 </w:t>
-      </w:r>
-      <w:r>
-        <w:rPr>
-          <w:b/>
-        </w:rPr>
-        <w:t>2025-01-14 至 2025-10-03 共 16 個活動日</w:t>
-      </w:r>
-      <w:r>
-        <w:t>。所有具體事實均標註來源編號（1-31），未標註處為 agg 統計或定性判斷。</w:t>
+        <w:t>撰寫基準：本次收到的 14 篇文件、29 個片段（來源 1-29）</w:t>
       </w:r>
     </w:p>
     <w:p/>
@@ -89,234 +79,6 @@
         <w:tblLook w:firstColumn="1" w:firstRow="1" w:lastColumn="0" w:lastRow="0" w:noHBand="0" w:noVBand="1" w:val="04A0"/>
       </w:tblPr>
       <w:tblGrid>
-        <w:gridCol w:w="4320"/>
-        <w:gridCol w:w="4320"/>
-      </w:tblGrid>
-      <w:tr>
-        <w:tc>
-          <w:tcPr>
-            <w:tcW w:type="dxa" w:w="4320"/>
-          </w:tcPr>
-          <w:p>
-            <w:r>
-              <w:rPr>
-                <w:b/>
-              </w:rPr>
-            </w:r>
-            <w:r>
-              <w:rPr>
-                <w:b/>
-              </w:rPr>
-              <w:t>指標</w:t>
-            </w:r>
-          </w:p>
-        </w:tc>
-        <w:tc>
-          <w:tcPr>
-            <w:tcW w:type="dxa" w:w="4320"/>
-          </w:tcPr>
-          <w:p>
-            <w:r>
-              <w:rPr>
-                <w:b/>
-              </w:rPr>
-            </w:r>
-            <w:r>
-              <w:rPr>
-                <w:b/>
-              </w:rPr>
-              <w:t>數值</w:t>
-            </w:r>
-          </w:p>
-        </w:tc>
-      </w:tr>
-      <w:tr>
-        <w:tc>
-          <w:tcPr>
-            <w:tcW w:type="dxa" w:w="4320"/>
-          </w:tcPr>
-          <w:p>
-            <w:r/>
-            <w:r>
-              <w:t>文件數（docs）</w:t>
-            </w:r>
-          </w:p>
-        </w:tc>
-        <w:tc>
-          <w:tcPr>
-            <w:tcW w:type="dxa" w:w="4320"/>
-          </w:tcPr>
-          <w:p>
-            <w:r/>
-            <w:r>
-              <w:t>16</w:t>
-            </w:r>
-          </w:p>
-        </w:tc>
-      </w:tr>
-      <w:tr>
-        <w:tc>
-          <w:tcPr>
-            <w:tcW w:type="dxa" w:w="4320"/>
-          </w:tcPr>
-          <w:p>
-            <w:r/>
-            <w:r>
-              <w:t>片段數（snips）</w:t>
-            </w:r>
-          </w:p>
-        </w:tc>
-        <w:tc>
-          <w:tcPr>
-            <w:tcW w:type="dxa" w:w="4320"/>
-          </w:tcPr>
-          <w:p>
-            <w:r/>
-            <w:r>
-              <w:t>31</w:t>
-            </w:r>
-          </w:p>
-        </w:tc>
-      </w:tr>
-      <w:tr>
-        <w:tc>
-          <w:tcPr>
-            <w:tcW w:type="dxa" w:w="4320"/>
-          </w:tcPr>
-          <w:p>
-            <w:r/>
-            <w:r>
-              <w:t>活動日（active_days）</w:t>
-            </w:r>
-          </w:p>
-        </w:tc>
-        <w:tc>
-          <w:tcPr>
-            <w:tcW w:type="dxa" w:w="4320"/>
-          </w:tcPr>
-          <w:p>
-            <w:r/>
-            <w:r>
-              <w:t>16</w:t>
-            </w:r>
-          </w:p>
-        </w:tc>
-      </w:tr>
-      <w:tr>
-        <w:tc>
-          <w:tcPr>
-            <w:tcW w:type="dxa" w:w="4320"/>
-          </w:tcPr>
-          <w:p>
-            <w:r/>
-            <w:r>
-              <w:t>起始日期</w:t>
-            </w:r>
-          </w:p>
-        </w:tc>
-        <w:tc>
-          <w:tcPr>
-            <w:tcW w:type="dxa" w:w="4320"/>
-          </w:tcPr>
-          <w:p>
-            <w:r/>
-            <w:r>
-              <w:t>2025-01-14</w:t>
-            </w:r>
-          </w:p>
-        </w:tc>
-      </w:tr>
-      <w:tr>
-        <w:tc>
-          <w:tcPr>
-            <w:tcW w:type="dxa" w:w="4320"/>
-          </w:tcPr>
-          <w:p>
-            <w:r/>
-            <w:r>
-              <w:t>末日日期</w:t>
-            </w:r>
-          </w:p>
-        </w:tc>
-        <w:tc>
-          <w:tcPr>
-            <w:tcW w:type="dxa" w:w="4320"/>
-          </w:tcPr>
-          <w:p>
-            <w:r/>
-            <w:r>
-              <w:t>2025-10-03</w:t>
-            </w:r>
-          </w:p>
-        </w:tc>
-      </w:tr>
-      <w:tr>
-        <w:tc>
-          <w:tcPr>
-            <w:tcW w:type="dxa" w:w="4320"/>
-          </w:tcPr>
-          <w:p>
-            <w:r/>
-            <w:r>
-              <w:t>資料覆蓋月數</w:t>
-            </w:r>
-          </w:p>
-        </w:tc>
-        <w:tc>
-          <w:tcPr>
-            <w:tcW w:type="dxa" w:w="4320"/>
-          </w:tcPr>
-          <w:p>
-            <w:r/>
-            <w:r>
-              <w:t>9 個月（1、2、4、5、6、7、8、9、10 月）</w:t>
-            </w:r>
-          </w:p>
-        </w:tc>
-      </w:tr>
-      <w:tr>
-        <w:tc>
-          <w:tcPr>
-            <w:tcW w:type="dxa" w:w="4320"/>
-          </w:tcPr>
-          <w:p>
-            <w:r/>
-            <w:r>
-              <w:t>完全空白月</w:t>
-            </w:r>
-          </w:p>
-        </w:tc>
-        <w:tc>
-          <w:tcPr>
-            <w:tcW w:type="dxa" w:w="4320"/>
-          </w:tcPr>
-          <w:p>
-            <w:r/>
-            <w:r>
-              <w:t>11 月、12 月</w:t>
-            </w:r>
-          </w:p>
-        </w:tc>
-      </w:tr>
-    </w:tbl>
-    <w:p/>
-    <w:p>
-      <w:pPr>
-        <w:pStyle w:val="Heading2"/>
-        <w:jc w:val="left"/>
-      </w:pPr>
-      <w:r>
-        <w:t>月份分布（agg 為準）：</w:t>
-      </w:r>
-    </w:p>
-    <w:p/>
-    <w:tbl>
-      <w:tblPr>
-        <w:tblStyle w:val="TableGrid"/>
-        <w:tblW w:type="auto" w:w="0"/>
-        <w:tblLook w:firstColumn="1" w:firstRow="1" w:lastColumn="0" w:lastRow="0" w:noHBand="0" w:noVBand="1" w:val="04A0"/>
-      </w:tblPr>
-      <w:tblGrid>
         <w:gridCol w:w="2880"/>
         <w:gridCol w:w="2880"/>
         <w:gridCol w:w="2880"/>
@@ -336,7 +98,7 @@
               <w:rPr>
                 <w:b/>
               </w:rPr>
-              <w:t>月份</w:t>
+              <w:t>指標</w:t>
             </w:r>
           </w:p>
         </w:tc>
@@ -354,7 +116,7 @@
               <w:rPr>
                 <w:b/>
               </w:rPr>
-              <w:t>活動日數</w:t>
+              <w:t>數值</w:t>
             </w:r>
           </w:p>
         </w:tc>
@@ -372,7 +134,7 @@
               <w:rPr>
                 <w:b/>
               </w:rPr>
-              <w:t>主要事件錨點</w:t>
+              <w:t>說明</w:t>
             </w:r>
           </w:p>
         </w:tc>
@@ -385,7 +147,7 @@
           <w:p>
             <w:r/>
             <w:r>
-              <w:t>2025-01</w:t>
+              <w:t>文件數（docs）</w:t>
             </w:r>
           </w:p>
         </w:tc>
@@ -396,7 +158,7 @@
           <w:p>
             <w:r/>
             <w:r>
-              <w:t>2</w:t>
+              <w:t>14</w:t>
             </w:r>
           </w:p>
         </w:tc>
@@ -407,7 +169,7 @@
           <w:p>
             <w:r/>
             <w:r>
-              <w:t>停火達成（1/15）、首次交換（1/19）（來源1-6）</w:t>
+              <w:t>涵蓋 8 個月份</w:t>
             </w:r>
           </w:p>
         </w:tc>
@@ -420,7 +182,7 @@
           <w:p>
             <w:r/>
             <w:r>
-              <w:t>2025-02</w:t>
+              <w:t>片段數（snips）</w:t>
             </w:r>
           </w:p>
         </w:tc>
@@ -431,7 +193,7 @@
           <w:p>
             <w:r/>
             <w:r>
-              <w:t>3</w:t>
+              <w:t>29</w:t>
             </w:r>
           </w:p>
         </w:tc>
@@ -442,7 +204,7 @@
           <w:p>
             <w:r/>
             <w:r>
-              <w:t>停火震盪（2/11）、二次交換（2/16）、西岸升級（2/26）（來源7-16）</w:t>
+              <w:t>每篇文件平均約 2 個片段</w:t>
             </w:r>
           </w:p>
         </w:tc>
@@ -455,7 +217,7 @@
           <w:p>
             <w:r/>
             <w:r>
-              <w:t>2025-03</w:t>
+              <w:t>活動日數（active_days）</w:t>
             </w:r>
           </w:p>
         </w:tc>
@@ -466,7 +228,7 @@
           <w:p>
             <w:r/>
             <w:r>
-              <w:t>-（agg 未單列）</w:t>
+              <w:t>14</w:t>
             </w:r>
           </w:p>
         </w:tc>
@@ -477,7 +239,7 @@
           <w:p>
             <w:r/>
             <w:r>
-              <w:t>第一階段推進確認（3/1）（來源17）</w:t>
+              <w:t>有資料紀錄的天數</w:t>
             </w:r>
           </w:p>
         </w:tc>
@@ -490,7 +252,7 @@
           <w:p>
             <w:r/>
             <w:r>
-              <w:t>2025-04</w:t>
+              <w:t>時間範圍</w:t>
             </w:r>
           </w:p>
         </w:tc>
@@ -501,7 +263,7 @@
           <w:p>
             <w:r/>
             <w:r>
-              <w:t>2</w:t>
+              <w:t>2025-01-14 ～ 2025-10-03</w:t>
             </w:r>
           </w:p>
         </w:tc>
@@ -512,7 +274,7 @@
           <w:p>
             <w:r/>
             <w:r>
-              <w:t>邊境四周關閉（4/1）、50 天封鎖（4/25）（來源18-19）</w:t>
+              <w:t>11-12 月完全無資料</w:t>
             </w:r>
           </w:p>
         </w:tc>
@@ -525,7 +287,7 @@
           <w:p>
             <w:r/>
             <w:r>
-              <w:t>2025-05</w:t>
+              <w:t>季度分布</w:t>
             </w:r>
           </w:p>
         </w:tc>
@@ -536,7 +298,7 @@
           <w:p>
             <w:r/>
             <w:r>
-              <w:t>1</w:t>
+              <w:t>Q1＝5、Q2＝5、Q3＝3、Q4＝1</w:t>
             </w:r>
           </w:p>
         </w:tc>
@@ -547,7 +309,7 @@
           <w:p>
             <w:r/>
             <w:r>
-              <w:t>集體懲罰定性（5/2）、安理會否決（5/31）（來源20-21）</w:t>
+              <w:t>上半年資料較密集，下半年急遽稀薄</w:t>
             </w:r>
           </w:p>
         </w:tc>
@@ -560,7 +322,7 @@
           <w:p>
             <w:r/>
             <w:r>
-              <w:t>2025-06</w:t>
+              <w:t>活動峰值日</w:t>
             </w:r>
           </w:p>
         </w:tc>
@@ -571,7 +333,7 @@
           <w:p>
             <w:r/>
             <w:r>
-              <w:t>3</w:t>
+              <w:t>01-14、01-15、02-11、02-16、02-26</w:t>
             </w:r>
           </w:p>
         </w:tc>
@@ -582,7 +344,7 @@
           <w:p>
             <w:r/>
             <w:r>
-              <w:t>20 次搶修被拒（6/13）、國際背景（6/27）（來源22-23）</w:t>
+              <w:t>集中於停火達成與首輪交換週期</w:t>
             </w:r>
           </w:p>
         </w:tc>
@@ -595,7 +357,7 @@
           <w:p>
             <w:r/>
             <w:r>
-              <w:t>2025-07</w:t>
+              <w:t>月份分布</w:t>
             </w:r>
           </w:p>
         </w:tc>
@@ -606,7 +368,7 @@
           <w:p>
             <w:r/>
             <w:r>
-              <w:t>1</w:t>
+              <w:t>1 月(2)、2 月(3)、4 月(2)、5 月(1)、6 月(2)、7 月(1)、8 月(2)、10 月(1)</w:t>
             </w:r>
           </w:p>
         </w:tc>
@@ -617,188 +379,7 @@
           <w:p>
             <w:r/>
             <w:r>
-              <w:t>強制轉移 3 萬人、44% 協調被拒（7/3）（來源24-26）</w:t>
-            </w:r>
-          </w:p>
-        </w:tc>
-      </w:tr>
-      <w:tr>
-        <w:tc>
-          <w:tcPr>
-            <w:tcW w:type="dxa" w:w="2880"/>
-          </w:tcPr>
-          <w:p>
-            <w:r/>
-            <w:r>
-              <w:t>2025-08</w:t>
-            </w:r>
-          </w:p>
-        </w:tc>
-        <w:tc>
-          <w:tcPr>
-            <w:tcW w:type="dxa" w:w="2880"/>
-          </w:tcPr>
-          <w:p>
-            <w:r/>
-            <w:r>
-              <w:t>2</w:t>
-            </w:r>
-          </w:p>
-        </w:tc>
-        <w:tc>
-          <w:tcPr>
-            <w:tcW w:type="dxa" w:w="2880"/>
-          </w:tcPr>
-          <w:p>
-            <w:r/>
-            <w:r>
-              <w:t>接管加薩城（8/8）、兒童截肢率（8/22）（來源27-28）</w:t>
-            </w:r>
-          </w:p>
-        </w:tc>
-      </w:tr>
-      <w:tr>
-        <w:tc>
-          <w:tcPr>
-            <w:tcW w:type="dxa" w:w="2880"/>
-          </w:tcPr>
-          <w:p>
-            <w:r/>
-            <w:r>
-              <w:t>2025-09</w:t>
-            </w:r>
-          </w:p>
-        </w:tc>
-        <w:tc>
-          <w:tcPr>
-            <w:tcW w:type="dxa" w:w="2880"/>
-          </w:tcPr>
-          <w:p>
-            <w:r/>
-            <w:r>
-              <w:t>1</w:t>
-            </w:r>
-          </w:p>
-        </w:tc>
-        <w:tc>
-          <w:tcPr>
-            <w:tcW w:type="dxa" w:w="2880"/>
-          </w:tcPr>
-          <w:p>
-            <w:r/>
-            <w:r>
-              <w:t>安理會 2334 號決議報告（9/29）（來源29）</w:t>
-            </w:r>
-          </w:p>
-        </w:tc>
-      </w:tr>
-      <w:tr>
-        <w:tc>
-          <w:tcPr>
-            <w:tcW w:type="dxa" w:w="2880"/>
-          </w:tcPr>
-          <w:p>
-            <w:r/>
-            <w:r>
-              <w:t>2025-10</w:t>
-            </w:r>
-          </w:p>
-        </w:tc>
-        <w:tc>
-          <w:tcPr>
-            <w:tcW w:type="dxa" w:w="2880"/>
-          </w:tcPr>
-          <w:p>
-            <w:r/>
-            <w:r>
-              <w:t>1</w:t>
-            </w:r>
-          </w:p>
-        </w:tc>
-        <w:tc>
-          <w:tcPr>
-            <w:tcW w:type="dxa" w:w="2880"/>
-          </w:tcPr>
-          <w:p>
-            <w:r/>
-            <w:r>
-              <w:t>17 萬噸備妥、哈馬斯釋放意旨、新生兒死亡（10/3）（來源30-31）</w:t>
-            </w:r>
-          </w:p>
-        </w:tc>
-      </w:tr>
-      <w:tr>
-        <w:tc>
-          <w:tcPr>
-            <w:tcW w:type="dxa" w:w="2880"/>
-          </w:tcPr>
-          <w:p>
-            <w:r/>
-            <w:r>
-              <w:t>2025-11</w:t>
-            </w:r>
-          </w:p>
-        </w:tc>
-        <w:tc>
-          <w:tcPr>
-            <w:tcW w:type="dxa" w:w="2880"/>
-          </w:tcPr>
-          <w:p>
-            <w:r/>
-            <w:r>
-              <w:t>0</w:t>
-            </w:r>
-          </w:p>
-        </w:tc>
-        <w:tc>
-          <w:tcPr>
-            <w:tcW w:type="dxa" w:w="2880"/>
-          </w:tcPr>
-          <w:p>
-            <w:r/>
-            <w:r>
-              <w:rPr>
-                <w:b/>
-              </w:rPr>
-              <w:t>完全空白</w:t>
-            </w:r>
-          </w:p>
-        </w:tc>
-      </w:tr>
-      <w:tr>
-        <w:tc>
-          <w:tcPr>
-            <w:tcW w:type="dxa" w:w="2880"/>
-          </w:tcPr>
-          <w:p>
-            <w:r/>
-            <w:r>
-              <w:t>2025-12</w:t>
-            </w:r>
-          </w:p>
-        </w:tc>
-        <w:tc>
-          <w:tcPr>
-            <w:tcW w:type="dxa" w:w="2880"/>
-          </w:tcPr>
-          <w:p>
-            <w:r/>
-            <w:r>
-              <w:t>0</w:t>
-            </w:r>
-          </w:p>
-        </w:tc>
-        <w:tc>
-          <w:tcPr>
-            <w:tcW w:type="dxa" w:w="2880"/>
-          </w:tcPr>
-          <w:p>
-            <w:r/>
-            <w:r>
-              <w:rPr>
-                <w:b/>
-              </w:rPr>
-              <w:t>完全空白</w:t>
+              <w:t>3 月僅 1 篇（03-01），9 月無資料</w:t>
             </w:r>
           </w:p>
         </w:tc>
@@ -806,273 +387,14 @@
     </w:tbl>
     <w:p/>
     <w:p>
-      <w:pPr>
-        <w:pStyle w:val="Heading2"/>
-        <w:jc w:val="left"/>
-      </w:pPr>
-      <w:r>
-        <w:t>季度分布：</w:t>
-      </w:r>
-    </w:p>
-    <w:p/>
-    <w:tbl>
-      <w:tblPr>
-        <w:tblStyle w:val="TableGrid"/>
-        <w:tblW w:type="auto" w:w="0"/>
-        <w:tblLook w:firstColumn="1" w:firstRow="1" w:lastColumn="0" w:lastRow="0" w:noHBand="0" w:noVBand="1" w:val="04A0"/>
-      </w:tblPr>
-      <w:tblGrid>
-        <w:gridCol w:w="2880"/>
-        <w:gridCol w:w="2880"/>
-        <w:gridCol w:w="2880"/>
-      </w:tblGrid>
-      <w:tr>
-        <w:tc>
-          <w:tcPr>
-            <w:tcW w:type="dxa" w:w="2880"/>
-          </w:tcPr>
-          <w:p>
-            <w:r>
-              <w:rPr>
-                <w:b/>
-              </w:rPr>
-            </w:r>
-            <w:r>
-              <w:rPr>
-                <w:b/>
-              </w:rPr>
-              <w:t>季度</w:t>
-            </w:r>
-          </w:p>
-        </w:tc>
-        <w:tc>
-          <w:tcPr>
-            <w:tcW w:type="dxa" w:w="2880"/>
-          </w:tcPr>
-          <w:p>
-            <w:r>
-              <w:rPr>
-                <w:b/>
-              </w:rPr>
-            </w:r>
-            <w:r>
-              <w:rPr>
-                <w:b/>
-              </w:rPr>
-              <w:t>活動日數</w:t>
-            </w:r>
-          </w:p>
-        </w:tc>
-        <w:tc>
-          <w:tcPr>
-            <w:tcW w:type="dxa" w:w="2880"/>
-          </w:tcPr>
-          <w:p>
-            <w:r>
-              <w:rPr>
-                <w:b/>
-              </w:rPr>
-            </w:r>
-            <w:r>
-              <w:rPr>
-                <w:b/>
-              </w:rPr>
-              <w:t>定性</w:t>
-            </w:r>
-          </w:p>
-        </w:tc>
-      </w:tr>
-      <w:tr>
-        <w:tc>
-          <w:tcPr>
-            <w:tcW w:type="dxa" w:w="2880"/>
-          </w:tcPr>
-          <w:p>
-            <w:r/>
-            <w:r>
-              <w:t>2025-Q1（1-3 月）</w:t>
-            </w:r>
-          </w:p>
-        </w:tc>
-        <w:tc>
-          <w:tcPr>
-            <w:tcW w:type="dxa" w:w="2880"/>
-          </w:tcPr>
-          <w:p>
-            <w:r/>
-            <w:r>
-              <w:t>5</w:t>
-            </w:r>
-          </w:p>
-        </w:tc>
-        <w:tc>
-          <w:tcPr>
-            <w:tcW w:type="dxa" w:w="2880"/>
-          </w:tcPr>
-          <w:p>
-            <w:r/>
-            <w:r>
-              <w:t>停火達成→維持→震盪</w:t>
-            </w:r>
-          </w:p>
-        </w:tc>
-      </w:tr>
-      <w:tr>
-        <w:tc>
-          <w:tcPr>
-            <w:tcW w:type="dxa" w:w="2880"/>
-          </w:tcPr>
-          <w:p>
-            <w:r/>
-            <w:r>
-              <w:t>2025-Q2（4-6 月）</w:t>
-            </w:r>
-          </w:p>
-        </w:tc>
-        <w:tc>
-          <w:tcPr>
-            <w:tcW w:type="dxa" w:w="2880"/>
-          </w:tcPr>
-          <w:p>
-            <w:r/>
-            <w:r>
-              <w:t>6</w:t>
-            </w:r>
-          </w:p>
-        </w:tc>
-        <w:tc>
-          <w:tcPr>
-            <w:tcW w:type="dxa" w:w="2880"/>
-          </w:tcPr>
-          <w:p>
-            <w:r/>
-            <w:r>
-              <w:t>封鎖加劇→集體懲罰定性→安理會否決</w:t>
-            </w:r>
-          </w:p>
-        </w:tc>
-      </w:tr>
-      <w:tr>
-        <w:tc>
-          <w:tcPr>
-            <w:tcW w:type="dxa" w:w="2880"/>
-          </w:tcPr>
-          <w:p>
-            <w:r/>
-            <w:r>
-              <w:t>2025-Q3（7-9 月）</w:t>
-            </w:r>
-          </w:p>
-        </w:tc>
-        <w:tc>
-          <w:tcPr>
-            <w:tcW w:type="dxa" w:w="2880"/>
-          </w:tcPr>
-          <w:p>
-            <w:r/>
-            <w:r>
-              <w:t>4</w:t>
-            </w:r>
-          </w:p>
-        </w:tc>
-        <w:tc>
-          <w:tcPr>
-            <w:tcW w:type="dxa" w:w="2880"/>
-          </w:tcPr>
-          <w:p>
-            <w:r/>
-            <w:r>
-              <w:t>強制轉移→接管加薩城→截肢率→安理會報告</w:t>
-            </w:r>
-          </w:p>
-        </w:tc>
-      </w:tr>
-      <w:tr>
-        <w:tc>
-          <w:tcPr>
-            <w:tcW w:type="dxa" w:w="2880"/>
-          </w:tcPr>
-          <w:p>
-            <w:r/>
-            <w:r>
-              <w:t>2025-Q4（10-12 月）</w:t>
-            </w:r>
-          </w:p>
-        </w:tc>
-        <w:tc>
-          <w:tcPr>
-            <w:tcW w:type="dxa" w:w="2880"/>
-          </w:tcPr>
-          <w:p>
-            <w:r/>
-            <w:r>
-              <w:t>1</w:t>
-            </w:r>
-          </w:p>
-        </w:tc>
-        <w:tc>
-          <w:tcPr>
-            <w:tcW w:type="dxa" w:w="2880"/>
-          </w:tcPr>
-          <w:p>
-            <w:r/>
-            <w:r>
-              <w:t>僅 10/3 新窗口信號；11-12 月完全空白</w:t>
-            </w:r>
-          </w:p>
-        </w:tc>
-      </w:tr>
-    </w:tbl>
-    <w:p/>
-    <w:p>
-      <w:pPr>
-        <w:pStyle w:val="Heading2"/>
-        <w:jc w:val="left"/>
-      </w:pPr>
-      <w:r>
-        <w:t>核心觀察：</w:t>
-      </w:r>
-    </w:p>
-    <w:p>
-      <w:pPr>
-        <w:pStyle w:val="ListBullet"/>
-      </w:pPr>
-      <w:r>
-        <w:t xml:space="preserve">相比前次報告（7 文件、10 片段、止於 6/13），本次新增 </w:t>
-      </w:r>
       <w:r>
         <w:rPr>
           <w:b/>
         </w:rPr>
-        <w:t>7 月（3 則）、8 月（2 則）、9 月（1 則）、10 月（2 則）</w:t>
+        <w:t>關鍵觀察：</w:t>
       </w:r>
       <w:r>
-        <w:t xml:space="preserve"> 共 8 個新片段，以及 3 月 1 則（來源17），整體資料量接近翻倍。</w:t>
-      </w:r>
-    </w:p>
-    <w:p>
-      <w:pPr>
-        <w:pStyle w:val="ListBullet"/>
-      </w:pPr>
-      <w:r>
-        <w:t>11-12 月仍</w:t>
-      </w:r>
-      <w:r>
-        <w:rPr>
-          <w:b/>
-        </w:rPr>
-        <w:t>完全空白</w:t>
-      </w:r>
-      <w:r>
-        <w:t>，無法對年末局勢做任何基於證據的判斷。</w:t>
-      </w:r>
-    </w:p>
-    <w:p>
-      <w:pPr>
-        <w:pStyle w:val="ListBullet"/>
-      </w:pPr>
-      <w:r>
-        <w:t>10 月僅 10/3 一天（來源30、31），即 q 中列為重點的「哈馬斯釋放意旨＋17 萬噸物資＋新生兒死亡」事件簇。</w:t>
+        <w:t xml:space="preserve"> 資料在 2025 年 3 月（僅 03-01 一則）、9 月（完全空白）、11-12 月（完全空白）存在明顯缺口。10 月重點時段僅有 10-03 一組片段（來源 28、29），無法完整呈現該月全貌。</w:t>
       </w:r>
     </w:p>
     <w:p/>
@@ -1087,1176 +409,7 @@
         <w:pStyle w:val="Heading2"/>
       </w:pPr>
       <w:r>
-        <w:t>二、全年事件時間線（31 則片段完整整理）</w:t>
-      </w:r>
-    </w:p>
-    <w:p/>
-    <w:tbl>
-      <w:tblPr>
-        <w:tblStyle w:val="TableGrid"/>
-        <w:tblW w:type="auto" w:w="0"/>
-        <w:tblLook w:firstColumn="1" w:firstRow="1" w:lastColumn="0" w:lastRow="0" w:noHBand="0" w:noVBand="1" w:val="04A0"/>
-      </w:tblPr>
-      <w:tblGrid>
-        <w:gridCol w:w="2880"/>
-        <w:gridCol w:w="2880"/>
-        <w:gridCol w:w="2880"/>
-      </w:tblGrid>
-      <w:tr>
-        <w:tc>
-          <w:tcPr>
-            <w:tcW w:type="dxa" w:w="2880"/>
-          </w:tcPr>
-          <w:p>
-            <w:r>
-              <w:rPr>
-                <w:b/>
-              </w:rPr>
-            </w:r>
-            <w:r>
-              <w:rPr>
-                <w:b/>
-              </w:rPr>
-              <w:t>日期</w:t>
-            </w:r>
-          </w:p>
-        </w:tc>
-        <w:tc>
-          <w:tcPr>
-            <w:tcW w:type="dxa" w:w="2880"/>
-          </w:tcPr>
-          <w:p>
-            <w:r>
-              <w:rPr>
-                <w:b/>
-              </w:rPr>
-            </w:r>
-            <w:r>
-              <w:rPr>
-                <w:b/>
-              </w:rPr>
-              <w:t>事件概述</w:t>
-            </w:r>
-          </w:p>
-        </w:tc>
-        <w:tc>
-          <w:tcPr>
-            <w:tcW w:type="dxa" w:w="2880"/>
-          </w:tcPr>
-          <w:p>
-            <w:r>
-              <w:rPr>
-                <w:b/>
-              </w:rPr>
-            </w:r>
-            <w:r>
-              <w:rPr>
-                <w:b/>
-              </w:rPr>
-              <w:t>來源</w:t>
-            </w:r>
-          </w:p>
-        </w:tc>
-      </w:tr>
-      <w:tr>
-        <w:tc>
-          <w:tcPr>
-            <w:tcW w:type="dxa" w:w="2880"/>
-          </w:tcPr>
-          <w:p>
-            <w:r/>
-            <w:r>
-              <w:t>2025-01-14</w:t>
-            </w:r>
-          </w:p>
-        </w:tc>
-        <w:tc>
-          <w:tcPr>
-            <w:tcW w:type="dxa" w:w="2880"/>
-          </w:tcPr>
-          <w:p>
-            <w:r/>
-            <w:r>
-              <w:t>杜加里克指出加薩嚴重物資短缺：奧達醫院運行受限、印尼醫院基本設備已被破壞；強調以色列當局必須履行國際人道主義法義務，允許無阻礙的人道援助進入加薩</w:t>
-            </w:r>
-          </w:p>
-        </w:tc>
-        <w:tc>
-          <w:tcPr>
-            <w:tcW w:type="dxa" w:w="2880"/>
-          </w:tcPr>
-          <w:p>
-            <w:r/>
-            <w:r>
-              <w:t>1</w:t>
-            </w:r>
-          </w:p>
-        </w:tc>
-      </w:tr>
-      <w:tr>
-        <w:tc>
-          <w:tcPr>
-            <w:tcW w:type="dxa" w:w="2880"/>
-          </w:tcPr>
-          <w:p>
-            <w:r/>
-            <w:r>
-              <w:t>2025-01-15</w:t>
-            </w:r>
-          </w:p>
-        </w:tc>
-        <w:tc>
-          <w:tcPr>
-            <w:tcW w:type="dxa" w:w="2880"/>
-          </w:tcPr>
-          <w:p>
-            <w:r/>
-            <w:r>
-              <w:t>古特雷斯對加薩停火及釋放人質協議的達成表示熱烈歡迎，高度赞扬埃及、卡達和美國在推動協議達成過程中的卓越貢獻</w:t>
-            </w:r>
-          </w:p>
-        </w:tc>
-        <w:tc>
-          <w:tcPr>
-            <w:tcW w:type="dxa" w:w="2880"/>
-          </w:tcPr>
-          <w:p>
-            <w:r/>
-            <w:r>
-              <w:t>2</w:t>
-            </w:r>
-          </w:p>
-        </w:tc>
-      </w:tr>
-      <w:tr>
-        <w:tc>
-          <w:tcPr>
-            <w:tcW w:type="dxa" w:w="2880"/>
-          </w:tcPr>
-          <w:p>
-            <w:r/>
-            <w:r>
-              <w:t>2025-01-15</w:t>
-            </w:r>
-          </w:p>
-        </w:tc>
-        <w:tc>
-          <w:tcPr>
-            <w:tcW w:type="dxa" w:w="2880"/>
-          </w:tcPr>
-          <w:p>
-            <w:r/>
-            <w:r>
-              <w:t>UNICEF 拉塞爾強調：停火只是邁向和平的第一步；衝突已造成至少 1.45 萬名兒童喪生、數千人受傷、近 100 萬人流離失所</w:t>
-            </w:r>
-          </w:p>
-        </w:tc>
-        <w:tc>
-          <w:tcPr>
-            <w:tcW w:type="dxa" w:w="2880"/>
-          </w:tcPr>
-          <w:p>
-            <w:r/>
-            <w:r>
-              <w:t>3</w:t>
-            </w:r>
-          </w:p>
-        </w:tc>
-      </w:tr>
-      <w:tr>
-        <w:tc>
-          <w:tcPr>
-            <w:tcW w:type="dxa" w:w="2880"/>
-          </w:tcPr>
-          <w:p>
-            <w:r/>
-            <w:r>
-              <w:t>2025-01-15</w:t>
-            </w:r>
-          </w:p>
-        </w:tc>
-        <w:tc>
-          <w:tcPr>
-            <w:tcW w:type="dxa" w:w="2880"/>
-          </w:tcPr>
-          <w:p>
-            <w:r/>
-            <w:r>
-              <w:t>古特雷斯重申：結束佔領並通過談判實現「兩國方案」是紧迫而重要的任務</w:t>
-            </w:r>
-          </w:p>
-        </w:tc>
-        <w:tc>
-          <w:tcPr>
-            <w:tcW w:type="dxa" w:w="2880"/>
-          </w:tcPr>
-          <w:p>
-            <w:r/>
-            <w:r>
-              <w:t>4</w:t>
-            </w:r>
-          </w:p>
-        </w:tc>
-      </w:tr>
-      <w:tr>
-        <w:tc>
-          <w:tcPr>
-            <w:tcW w:type="dxa" w:w="2880"/>
-          </w:tcPr>
-          <w:p>
-            <w:r/>
-            <w:r>
-              <w:t>2025-01-15</w:t>
-            </w:r>
-          </w:p>
-        </w:tc>
-        <w:tc>
-          <w:tcPr>
-            <w:tcW w:type="dxa" w:w="2880"/>
-          </w:tcPr>
-          <w:p>
-            <w:r/>
-            <w:r>
-              <w:t>弗萊徹表示停火為數百万人帶來希望，但援助幸存者的過程依然充滿挑戰</w:t>
-            </w:r>
-          </w:p>
-        </w:tc>
-        <w:tc>
-          <w:tcPr>
-            <w:tcW w:type="dxa" w:w="2880"/>
-          </w:tcPr>
-          <w:p>
-            <w:r/>
-            <w:r>
-              <w:t>5</w:t>
-            </w:r>
-          </w:p>
-        </w:tc>
-      </w:tr>
-      <w:tr>
-        <w:tc>
-          <w:tcPr>
-            <w:tcW w:type="dxa" w:w="2880"/>
-          </w:tcPr>
-          <w:p>
-            <w:r/>
-            <w:r>
-              <w:t>2025-01-19</w:t>
-            </w:r>
-          </w:p>
-        </w:tc>
-        <w:tc>
-          <w:tcPr>
-            <w:tcW w:type="dxa" w:w="2880"/>
-          </w:tcPr>
-          <w:p>
-            <w:r/>
-            <w:r>
-              <w:t>人質與囚犯交換屬 1/19 生效的停火協議第一階段重要組成部分</w:t>
-            </w:r>
-          </w:p>
-        </w:tc>
-        <w:tc>
-          <w:tcPr>
-            <w:tcW w:type="dxa" w:w="2880"/>
-          </w:tcPr>
-          <w:p>
-            <w:r/>
-            <w:r>
-              <w:t>6</w:t>
-            </w:r>
-          </w:p>
-        </w:tc>
-      </w:tr>
-      <w:tr>
-        <w:tc>
-          <w:tcPr>
-            <w:tcW w:type="dxa" w:w="2880"/>
-          </w:tcPr>
-          <w:p>
-            <w:r/>
-            <w:r>
-              <w:t>2025-02-11</w:t>
-            </w:r>
-          </w:p>
-        </w:tc>
-        <w:tc>
-          <w:tcPr>
-            <w:tcW w:type="dxa" w:w="2880"/>
-          </w:tcPr>
-          <w:p>
-            <w:r/>
-            <w:r>
-              <w:t>古特雷斯強調必須竭盡全力避免加薩戰火重燃；近期報導指已持續三周的停火或將終止</w:t>
-            </w:r>
-          </w:p>
-        </w:tc>
-        <w:tc>
-          <w:tcPr>
-            <w:tcW w:type="dxa" w:w="2880"/>
-          </w:tcPr>
-          <w:p>
-            <w:r/>
-            <w:r>
-              <w:t>7</w:t>
-            </w:r>
-          </w:p>
-        </w:tc>
-      </w:tr>
-      <w:tr>
-        <w:tc>
-          <w:tcPr>
-            <w:tcW w:type="dxa" w:w="2880"/>
-          </w:tcPr>
-          <w:p>
-            <w:r/>
-            <w:r>
-              <w:t>2025-02-11</w:t>
-            </w:r>
-          </w:p>
-        </w:tc>
-        <w:tc>
-          <w:tcPr>
-            <w:tcW w:type="dxa" w:w="2880"/>
-          </w:tcPr>
-          <w:p>
-            <w:r/>
-            <w:r>
-              <w:t>戈麥斯轉述：恢復敵對將導致嚴重人道災難；呼籲哈馬斯按計劃釋放人質；敦促雙方在多哈恢復第二階段認真談判</w:t>
-            </w:r>
-          </w:p>
-        </w:tc>
-        <w:tc>
-          <w:tcPr>
-            <w:tcW w:type="dxa" w:w="2880"/>
-          </w:tcPr>
-          <w:p>
-            <w:r/>
-            <w:r>
-              <w:t>8</w:t>
-            </w:r>
-          </w:p>
-        </w:tc>
-      </w:tr>
-      <w:tr>
-        <w:tc>
-          <w:tcPr>
-            <w:tcW w:type="dxa" w:w="2880"/>
-          </w:tcPr>
-          <w:p>
-            <w:r/>
-            <w:r>
-              <w:t>2025-02-16</w:t>
-            </w:r>
-          </w:p>
-        </w:tc>
-        <w:tc>
-          <w:tcPr>
-            <w:tcW w:type="dxa" w:w="2880"/>
-          </w:tcPr>
-          <w:p>
-            <w:r/>
-            <w:r>
-              <w:t>古特雷斯對最新一輪人質釋放及以哈間持續停火表示歡迎</w:t>
-            </w:r>
-          </w:p>
-        </w:tc>
-        <w:tc>
-          <w:tcPr>
-            <w:tcW w:type="dxa" w:w="2880"/>
-          </w:tcPr>
-          <w:p>
-            <w:r/>
-            <w:r>
-              <w:t>9</w:t>
-            </w:r>
-          </w:p>
-        </w:tc>
-      </w:tr>
-      <w:tr>
-        <w:tc>
-          <w:tcPr>
-            <w:tcW w:type="dxa" w:w="2880"/>
-          </w:tcPr>
-          <w:p>
-            <w:r/>
-            <w:r>
-              <w:t>2025-02-16</w:t>
-            </w:r>
-          </w:p>
-        </w:tc>
-        <w:tc>
-          <w:tcPr>
-            <w:tcW w:type="dxa" w:w="2880"/>
-          </w:tcPr>
-          <w:p>
-            <w:r/>
-            <w:r>
-              <w:t>3 名以色列人質從加薩釋放；作為交換，369 名巴勒斯坦人從以色列監獄獲釋</w:t>
-            </w:r>
-          </w:p>
-        </w:tc>
-        <w:tc>
-          <w:tcPr>
-            <w:tcW w:type="dxa" w:w="2880"/>
-          </w:tcPr>
-          <w:p>
-            <w:r/>
-            <w:r>
-              <w:t>10</w:t>
-            </w:r>
-          </w:p>
-        </w:tc>
-      </w:tr>
-      <w:tr>
-        <w:tc>
-          <w:tcPr>
-            <w:tcW w:type="dxa" w:w="2880"/>
-          </w:tcPr>
-          <w:p>
-            <w:r/>
-            <w:r>
-              <w:t>2025-02-16</w:t>
-            </w:r>
-          </w:p>
-        </w:tc>
-        <w:tc>
-          <w:tcPr>
-            <w:tcW w:type="dxa" w:w="2880"/>
-          </w:tcPr>
-          <w:p>
-            <w:r/>
-            <w:r>
-              <w:t>協議共分三階段；第一階段包括以軍撤离加薩居民區、允許巴勒斯坦人返回家園、大幅增加援助物資數量</w:t>
-            </w:r>
-          </w:p>
-        </w:tc>
-        <w:tc>
-          <w:tcPr>
-            <w:tcW w:type="dxa" w:w="2880"/>
-          </w:tcPr>
-          <w:p>
-            <w:r/>
-            <w:r>
-              <w:t>11</w:t>
-            </w:r>
-          </w:p>
-        </w:tc>
-      </w:tr>
-      <w:tr>
-        <w:tc>
-          <w:tcPr>
-            <w:tcW w:type="dxa" w:w="2880"/>
-          </w:tcPr>
-          <w:p>
-            <w:r/>
-            <w:r>
-              <w:t>2025-02-16</w:t>
-            </w:r>
-          </w:p>
-        </w:tc>
-        <w:tc>
-          <w:tcPr>
-            <w:tcW w:type="dxa" w:w="2880"/>
-          </w:tcPr>
-          <w:p>
-            <w:r/>
-            <w:r>
-              <w:t>聯合國將繼續全力支持協議落實，為向加薩提供急需人道援助創造必要條件</w:t>
-            </w:r>
-          </w:p>
-        </w:tc>
-        <w:tc>
-          <w:tcPr>
-            <w:tcW w:type="dxa" w:w="2880"/>
-          </w:tcPr>
-          <w:p>
-            <w:r/>
-            <w:r>
-              <w:t>12</w:t>
-            </w:r>
-          </w:p>
-        </w:tc>
-      </w:tr>
-      <w:tr>
-        <w:tc>
-          <w:tcPr>
-            <w:tcW w:type="dxa" w:w="2880"/>
-          </w:tcPr>
-          <w:p>
-            <w:r/>
-            <w:r>
-              <w:t>2025-02-16</w:t>
-            </w:r>
-          </w:p>
-        </w:tc>
-        <w:tc>
-          <w:tcPr>
-            <w:tcW w:type="dxa" w:w="2880"/>
-          </w:tcPr>
-          <w:p>
-            <w:r/>
-            <w:r>
-              <w:t>古特雷斯敦促所有各方信守承諾，嚴格遵守國際人道法和國際人權法</w:t>
-            </w:r>
-          </w:p>
-        </w:tc>
-        <w:tc>
-          <w:tcPr>
-            <w:tcW w:type="dxa" w:w="2880"/>
-          </w:tcPr>
-          <w:p>
-            <w:r/>
-            <w:r>
-              <w:t>13</w:t>
-            </w:r>
-          </w:p>
-        </w:tc>
-      </w:tr>
-      <w:tr>
-        <w:tc>
-          <w:tcPr>
-            <w:tcW w:type="dxa" w:w="2880"/>
-          </w:tcPr>
-          <w:p>
-            <w:r/>
-            <w:r>
-              <w:t>2025-02-26</w:t>
-            </w:r>
-          </w:p>
-        </w:tc>
-        <w:tc>
-          <w:tcPr>
-            <w:tcW w:type="dxa" w:w="2880"/>
-          </w:tcPr>
-          <w:p>
-            <w:r/>
-            <w:r>
-              <w:t>聯合國人道機構警告：以色列在西岸數周軍事行動已將巴勒斯坦社區變成「戰場」，約四萬人流離失所</w:t>
-            </w:r>
-          </w:p>
-        </w:tc>
-        <w:tc>
-          <w:tcPr>
-            <w:tcW w:type="dxa" w:w="2880"/>
-          </w:tcPr>
-          <w:p>
-            <w:r/>
-            <w:r>
-              <w:t>14</w:t>
-            </w:r>
-          </w:p>
-        </w:tc>
-      </w:tr>
-      <w:tr>
-        <w:tc>
-          <w:tcPr>
-            <w:tcW w:type="dxa" w:w="2880"/>
-          </w:tcPr>
-          <w:p>
-            <w:r/>
-            <w:r>
-              <w:t>2025-02-26</w:t>
-            </w:r>
-          </w:p>
-        </w:tc>
-        <w:tc>
-          <w:tcPr>
-            <w:tcW w:type="dxa" w:w="2880"/>
-          </w:tcPr>
-          <w:p>
-            <w:r/>
-            <w:r>
-              <w:t>UNRWA 報告：自五周前軍事行動以來，50 多人喪生（含兒童），西岸正迅速演變為戰場</w:t>
-            </w:r>
-          </w:p>
-        </w:tc>
-        <w:tc>
-          <w:tcPr>
-            <w:tcW w:type="dxa" w:w="2880"/>
-          </w:tcPr>
-          <w:p>
-            <w:r/>
-            <w:r>
-              <w:t>15</w:t>
-            </w:r>
-          </w:p>
-        </w:tc>
-      </w:tr>
-      <w:tr>
-        <w:tc>
-          <w:tcPr>
-            <w:tcW w:type="dxa" w:w="2880"/>
-          </w:tcPr>
-          <w:p>
-            <w:r/>
-            <w:r>
-              <w:t>2025-02-26</w:t>
-            </w:r>
-          </w:p>
-        </w:tc>
-        <w:tc>
-          <w:tcPr>
-            <w:tcW w:type="dxa" w:w="2880"/>
-          </w:tcPr>
-          <w:p>
-            <w:r/>
-            <w:r>
-              <w:t>人道協調廳對以色列軍方對平民使用過度武力及流離失所者需求深表關切</w:t>
-            </w:r>
-          </w:p>
-        </w:tc>
-        <w:tc>
-          <w:tcPr>
-            <w:tcW w:type="dxa" w:w="2880"/>
-          </w:tcPr>
-          <w:p>
-            <w:r/>
-            <w:r>
-              <w:t>16</w:t>
-            </w:r>
-          </w:p>
-        </w:tc>
-      </w:tr>
-      <w:tr>
-        <w:tc>
-          <w:tcPr>
-            <w:tcW w:type="dxa" w:w="2880"/>
-          </w:tcPr>
-          <w:p>
-            <w:r/>
-            <w:r>
-              <w:t>2025-03-01</w:t>
-            </w:r>
-          </w:p>
-        </w:tc>
-        <w:tc>
-          <w:tcPr>
-            <w:tcW w:type="dxa" w:w="2880"/>
-          </w:tcPr>
-          <w:p>
-            <w:r/>
-            <w:r>
-              <w:t>第一階段計劃（預定 3/1 前完成）正在基本按商定步驟推進；隨後雙方將就永久停火問題展開談判，開啟下一階段</w:t>
-            </w:r>
-          </w:p>
-        </w:tc>
-        <w:tc>
-          <w:tcPr>
-            <w:tcW w:type="dxa" w:w="2880"/>
-          </w:tcPr>
-          <w:p>
-            <w:r/>
-            <w:r>
-              <w:t>17</w:t>
-            </w:r>
-          </w:p>
-        </w:tc>
-      </w:tr>
-      <w:tr>
-        <w:tc>
-          <w:tcPr>
-            <w:tcW w:type="dxa" w:w="2880"/>
-          </w:tcPr>
-          <w:p>
-            <w:r/>
-            <w:r>
-              <w:t>2025-04-01</w:t>
-            </w:r>
-          </w:p>
-        </w:tc>
-        <w:tc>
-          <w:tcPr>
-            <w:tcW w:type="dxa" w:w="2880"/>
-          </w:tcPr>
-          <w:p>
-            <w:r/>
-            <w:r>
-              <w:t>埃爾德：以色列關閉加薩邊境，連續四周禁止所有商業和人道主義援助進入；援助努力不斷被削弱</w:t>
-            </w:r>
-          </w:p>
-        </w:tc>
-        <w:tc>
-          <w:tcPr>
-            <w:tcW w:type="dxa" w:w="2880"/>
-          </w:tcPr>
-          <w:p>
-            <w:r/>
-            <w:r>
-              <w:t>18</w:t>
-            </w:r>
-          </w:p>
-        </w:tc>
-      </w:tr>
-      <w:tr>
-        <w:tc>
-          <w:tcPr>
-            <w:tcW w:type="dxa" w:w="2880"/>
-          </w:tcPr>
-          <w:p>
-            <w:r/>
-            <w:r>
-              <w:t>2025-04-25</w:t>
-            </w:r>
-          </w:p>
-        </w:tc>
-        <w:tc>
-          <w:tcPr>
-            <w:tcW w:type="dxa" w:w="2880"/>
-          </w:tcPr>
-          <w:p>
-            <w:r/>
-            <w:r>
-              <w:t>停火 3 月破裂後，以色列封鎖下連續 50 多天無援助物資進入；加薩人口即將斷糧；酷熱、污水、垃圾成山環境下公共衛生危機加劇</w:t>
-            </w:r>
-          </w:p>
-        </w:tc>
-        <w:tc>
-          <w:tcPr>
-            <w:tcW w:type="dxa" w:w="2880"/>
-          </w:tcPr>
-          <w:p>
-            <w:r/>
-            <w:r>
-              <w:t>19</w:t>
-            </w:r>
-          </w:p>
-        </w:tc>
-      </w:tr>
-      <w:tr>
-        <w:tc>
-          <w:tcPr>
-            <w:tcW w:type="dxa" w:w="2880"/>
-          </w:tcPr>
-          <w:p>
-            <w:r/>
-            <w:r>
-              <w:t>2025-05-02</w:t>
-            </w:r>
-          </w:p>
-        </w:tc>
-        <w:tc>
-          <w:tcPr>
-            <w:tcW w:type="dxa" w:w="2880"/>
-          </w:tcPr>
-          <w:p>
-            <w:r/>
-            <w:r>
-              <w:t>弗萊徹：以色列阻止援助是「對哈馬斯施壓的策略」，嚴重違反國際法，剝奪平民生存權、基本醫療保障和尊嚴，是「殘酷的集體懲罰」</w:t>
-            </w:r>
-          </w:p>
-        </w:tc>
-        <w:tc>
-          <w:tcPr>
-            <w:tcW w:type="dxa" w:w="2880"/>
-          </w:tcPr>
-          <w:p>
-            <w:r/>
-            <w:r>
-              <w:t>20</w:t>
-            </w:r>
-          </w:p>
-        </w:tc>
-      </w:tr>
-      <w:tr>
-        <w:tc>
-          <w:tcPr>
-            <w:tcW w:type="dxa" w:w="2880"/>
-          </w:tcPr>
-          <w:p>
-            <w:r/>
-            <w:r>
-              <w:t>2025-05-31</w:t>
-            </w:r>
-          </w:p>
-        </w:tc>
-        <w:tc>
-          <w:tcPr>
-            <w:tcW w:type="dxa" w:w="2880"/>
-          </w:tcPr>
-          <w:p>
-            <w:r/>
-            <w:r>
-              <w:t>加薩飢餓危機失控；5/31 以來連續數天民眾在南部美以控制之私營援助中心領取食物時遭槍擊遇難；古特雷斯深表震驚並呼籲永久停火；美國在安理會投下否決票，阻止呼籲永久停火與解除援助限制的決議草案</w:t>
-            </w:r>
-          </w:p>
-        </w:tc>
-        <w:tc>
-          <w:tcPr>
-            <w:tcW w:type="dxa" w:w="2880"/>
-          </w:tcPr>
-          <w:p>
-            <w:r/>
-            <w:r>
-              <w:t>21</w:t>
-            </w:r>
-          </w:p>
-        </w:tc>
-      </w:tr>
-      <w:tr>
-        <w:tc>
-          <w:tcPr>
-            <w:tcW w:type="dxa" w:w="2880"/>
-          </w:tcPr>
-          <w:p>
-            <w:r/>
-            <w:r>
-              <w:t>2025-06-13</w:t>
-            </w:r>
-          </w:p>
-        </w:tc>
-        <w:tc>
-          <w:tcPr>
-            <w:tcW w:type="dxa" w:w="2880"/>
-          </w:tcPr>
-          <w:p>
-            <w:r/>
-            <w:r>
-              <w:t>自四月以來，以色列當局已拒絕超過 20 次搶修許可申請</w:t>
-            </w:r>
-          </w:p>
-        </w:tc>
-        <w:tc>
-          <w:tcPr>
-            <w:tcW w:type="dxa" w:w="2880"/>
-          </w:tcPr>
-          <w:p>
-            <w:r/>
-            <w:r>
-              <w:t>22</w:t>
-            </w:r>
-          </w:p>
-        </w:tc>
-      </w:tr>
-      <w:tr>
-        <w:tc>
-          <w:tcPr>
-            <w:tcW w:type="dxa" w:w="2880"/>
-          </w:tcPr>
-          <w:p>
-            <w:r/>
-            <w:r>
-              <w:t>2025-06-27</w:t>
-            </w:r>
-          </w:p>
-        </w:tc>
-        <w:tc>
-          <w:tcPr>
-            <w:tcW w:type="dxa" w:w="2880"/>
-          </w:tcPr>
-          <w:p>
-            <w:r/>
-            <w:r>
-              <w:t>國際背景：美國斡旋下以色列與伊朗實現停火，安理會就伊核問題召開會議（非加薩直接事件）</w:t>
-            </w:r>
-          </w:p>
-        </w:tc>
-        <w:tc>
-          <w:tcPr>
-            <w:tcW w:type="dxa" w:w="2880"/>
-          </w:tcPr>
-          <w:p>
-            <w:r/>
-            <w:r>
-              <w:t>23</w:t>
-            </w:r>
-          </w:p>
-        </w:tc>
-      </w:tr>
-      <w:tr>
-        <w:tc>
-          <w:tcPr>
-            <w:tcW w:type="dxa" w:w="2880"/>
-          </w:tcPr>
-          <w:p>
-            <w:r/>
-            <w:r>
-              <w:t>2025-07-03</w:t>
-            </w:r>
-          </w:p>
-        </w:tc>
-        <w:tc>
-          <w:tcPr>
-            <w:tcW w:type="dxa" w:w="2880"/>
-          </w:tcPr>
-          <w:p>
-            <w:r/>
-            <w:r>
-              <w:t>古特雷斯對加薩人道局勢進一步惡化表示嚴重關切，強烈譴責近日多起導致大量平民死傷的襲擊；呼籲立即實現永久停火、確保人道援助暢通</w:t>
-            </w:r>
-          </w:p>
-        </w:tc>
-        <w:tc>
-          <w:tcPr>
-            <w:tcW w:type="dxa" w:w="2880"/>
-          </w:tcPr>
-          <w:p>
-            <w:r/>
-            <w:r>
-              <w:t>24</w:t>
-            </w:r>
-          </w:p>
-        </w:tc>
-      </w:tr>
-      <w:tr>
-        <w:tc>
-          <w:tcPr>
-            <w:tcW w:type="dxa" w:w="2880"/>
-          </w:tcPr>
-          <w:p>
-            <w:r/>
-            <w:r>
-              <w:t>2025-07-03</w:t>
-            </w:r>
-          </w:p>
-        </w:tc>
-        <w:tc>
-          <w:tcPr>
-            <w:tcW w:type="dxa" w:w="2880"/>
-          </w:tcPr>
-          <w:p>
-            <w:r/>
-            <w:r>
-              <w:t>杜加里克：僅本週一天內，以色列當局下令強制轉移近 3 萬人，使其在缺乏庇護、食物、藥品和飲水的情況下再次流離失所</w:t>
-            </w:r>
-          </w:p>
-        </w:tc>
-        <w:tc>
-          <w:tcPr>
-            <w:tcW w:type="dxa" w:w="2880"/>
-          </w:tcPr>
-          <w:p>
-            <w:r/>
-            <w:r>
-              <w:t>25</w:t>
-            </w:r>
-          </w:p>
-        </w:tc>
-      </w:tr>
-      <w:tr>
-        <w:tc>
-          <w:tcPr>
-            <w:tcW w:type="dxa" w:w="2880"/>
-          </w:tcPr>
-          <w:p>
-            <w:r/>
-            <w:r>
-              <w:t>2025-07-03</w:t>
-            </w:r>
-          </w:p>
-        </w:tc>
-        <w:tc>
-          <w:tcPr>
-            <w:tcW w:type="dxa" w:w="2880"/>
-          </w:tcPr>
-          <w:p>
-            <w:r/>
-            <w:r>
-              <w:t>2025 年 6 月聯合國近 400 次人道協調嘗試中：44% 被以色列當局直接拒絕、10% 初步批準後受阻、僅 1/3 得以執行、12% 因後勤安全問題取消</w:t>
-            </w:r>
-          </w:p>
-        </w:tc>
-        <w:tc>
-          <w:tcPr>
-            <w:tcW w:type="dxa" w:w="2880"/>
-          </w:tcPr>
-          <w:p>
-            <w:r/>
-            <w:r>
-              <w:t>26</w:t>
-            </w:r>
-          </w:p>
-        </w:tc>
-      </w:tr>
-      <w:tr>
-        <w:tc>
-          <w:tcPr>
-            <w:tcW w:type="dxa" w:w="2880"/>
-          </w:tcPr>
-          <w:p>
-            <w:r/>
-            <w:r>
-              <w:t>2025-08-08</w:t>
-            </w:r>
-          </w:p>
-        </w:tc>
-        <w:tc>
-          <w:tcPr>
-            <w:tcW w:type="dxa" w:w="2880"/>
-          </w:tcPr>
-          <w:p>
-            <w:r/>
-            <w:r>
-              <w:t>古特雷斯對以色列政府決定「接管加薩城」深表震驚；指出此舉標誌局勢危險升級，可能加劇數百万巴勒斯坦人的災難性後果，並危及仍被扣押的人質</w:t>
-            </w:r>
-          </w:p>
-        </w:tc>
-        <w:tc>
-          <w:tcPr>
-            <w:tcW w:type="dxa" w:w="2880"/>
-          </w:tcPr>
-          <w:p>
-            <w:r/>
-            <w:r>
-              <w:t>27</w:t>
-            </w:r>
-          </w:p>
-        </w:tc>
-      </w:tr>
-      <w:tr>
-        <w:tc>
-          <w:tcPr>
-            <w:tcW w:type="dxa" w:w="2880"/>
-          </w:tcPr>
-          <w:p>
-            <w:r/>
-            <w:r>
-              <w:t>2025-08-22</w:t>
-            </w:r>
-          </w:p>
-        </w:tc>
-        <w:tc>
-          <w:tcPr>
-            <w:tcW w:type="dxa" w:w="2880"/>
-          </w:tcPr>
-          <w:p>
-            <w:r/>
-            <w:r>
-              <w:t>加薩兒童截肢率已攀升至全球最高；以軍持續加強加薩城及周边軍事行動；古特雷斯再度緊急呼籲停火</w:t>
-            </w:r>
-          </w:p>
-        </w:tc>
-        <w:tc>
-          <w:tcPr>
-            <w:tcW w:type="dxa" w:w="2880"/>
-          </w:tcPr>
-          <w:p>
-            <w:r/>
-            <w:r>
-              <w:t>28</w:t>
-            </w:r>
-          </w:p>
-        </w:tc>
-      </w:tr>
-      <w:tr>
-        <w:tc>
-          <w:tcPr>
-            <w:tcW w:type="dxa" w:w="2880"/>
-          </w:tcPr>
-          <w:p>
-            <w:r/>
-            <w:r>
-              <w:t>2025-09-29</w:t>
-            </w:r>
-          </w:p>
-        </w:tc>
-        <w:tc>
-          <w:tcPr>
-            <w:tcW w:type="dxa" w:w="2880"/>
-          </w:tcPr>
-          <w:p>
-            <w:r/>
-            <w:r>
-              <w:t>聯合國關於安理會第 2334 號決議執行情況的第 35 次報告：過去三個月以色列在被占巴勒斯坦領土定居點擴張進一步加快，房屋拆除和流離失所持續惡化，加薩人道局勢已接近崩潰</w:t>
-            </w:r>
-          </w:p>
-        </w:tc>
-        <w:tc>
-          <w:tcPr>
-            <w:tcW w:type="dxa" w:w="2880"/>
-          </w:tcPr>
-          <w:p>
-            <w:r/>
-            <w:r>
-              <w:t>29</w:t>
-            </w:r>
-          </w:p>
-        </w:tc>
-      </w:tr>
-      <w:tr>
-        <w:tc>
-          <w:tcPr>
-            <w:tcW w:type="dxa" w:w="2880"/>
-          </w:tcPr>
-          <w:p>
-            <w:r/>
-            <w:r>
-              <w:t>2025-10-03</w:t>
-            </w:r>
-          </w:p>
-        </w:tc>
-        <w:tc>
-          <w:tcPr>
-            <w:tcW w:type="dxa" w:w="2880"/>
-          </w:tcPr>
-          <w:p>
-            <w:r/>
-            <w:r>
-              <w:t>聯合國及合作夥伴已準備約 17 萬噸食品、藥品、帳篷等急需物資，可隨時運入加薩；古特雷斯對哈馬斯宣布準備釋放人質「感到鼓舞」</w:t>
-            </w:r>
-          </w:p>
-        </w:tc>
-        <w:tc>
-          <w:tcPr>
-            <w:tcW w:type="dxa" w:w="2880"/>
-          </w:tcPr>
-          <w:p>
-            <w:r/>
-            <w:r>
-              <w:t>30</w:t>
-            </w:r>
-          </w:p>
-        </w:tc>
-      </w:tr>
-      <w:tr>
-        <w:tc>
-          <w:tcPr>
-            <w:tcW w:type="dxa" w:w="2880"/>
-          </w:tcPr>
-          <w:p>
-            <w:r/>
-            <w:r>
-              <w:t>2025-10-03</w:t>
-            </w:r>
-          </w:p>
-        </w:tc>
-        <w:tc>
-          <w:tcPr>
-            <w:tcW w:type="dxa" w:w="2880"/>
-          </w:tcPr>
-          <w:p>
-            <w:r/>
-            <w:r>
-              <w:t>WHO 組織緊急轉移：3 名危重新生兒從加薩市赫盧醫院轉至代爾巴拉赫阿克薩醫院；原定轉移的第 4 名嬰兒於當天早上死亡</w:t>
-            </w:r>
-          </w:p>
-        </w:tc>
-        <w:tc>
-          <w:tcPr>
-            <w:tcW w:type="dxa" w:w="2880"/>
-          </w:tcPr>
-          <w:p>
-            <w:r/>
-            <w:r>
-              <w:t>31</w:t>
-            </w:r>
-          </w:p>
-        </w:tc>
-      </w:tr>
-    </w:tbl>
-    <w:p/>
-    <w:p>
-      <w:r>
-        <w:t>---</w:t>
-      </w:r>
-    </w:p>
-    <w:p/>
-    <w:p>
-      <w:pPr>
-        <w:pStyle w:val="Heading2"/>
-      </w:pPr>
-      <w:r>
-        <w:t>三、六部門追蹤（31 則片段全景）</w:t>
+        <w:t>二、① 政治外交：停火方案、人質交換與談判進展</w:t>
       </w:r>
     </w:p>
     <w:p/>
@@ -2287,7 +440,7 @@
               <w:rPr>
                 <w:b/>
               </w:rPr>
-              <w:t>部門</w:t>
+              <w:t>時間</w:t>
             </w:r>
           </w:p>
         </w:tc>
@@ -2305,7 +458,7 @@
               <w:rPr>
                 <w:b/>
               </w:rPr>
-              <w:t>追蹤子項</w:t>
+              <w:t>面向</w:t>
             </w:r>
           </w:p>
         </w:tc>
@@ -2354,7 +507,7 @@
           <w:p>
             <w:r/>
             <w:r>
-              <w:t>政治外交</w:t>
+              <w:t>2025-01-15</w:t>
             </w:r>
           </w:p>
         </w:tc>
@@ -2365,7 +518,7 @@
           <w:p>
             <w:r/>
             <w:r>
-              <w:t>停火協議達成型態</w:t>
+              <w:t>停火達成</w:t>
             </w:r>
           </w:p>
         </w:tc>
@@ -2376,7 +529,7 @@
           <w:p>
             <w:r/>
             <w:r>
-              <w:t>1/15 古特雷斯熱烈歡迎，点名赞扬埃及、卡達、美國三方推動（來源2）；協議分三階段，第一階段含以軍撤离、難民返回、增加援助（來源11）；古特雷斯重申「兩國方案」框架（來源4）</w:t>
+              <w:t>聯合國秘書長古特雷斯對加薩停火及釋放人質協議的達成表示歡迎，高度讚揚埃及、卡達、美國三方調解貢獻；同時重申「結束佔領」並推動「兩國方案」為緊迫任務</w:t>
             </w:r>
           </w:p>
         </w:tc>
@@ -2387,7 +540,7 @@
           <w:p>
             <w:r/>
             <w:r>
-              <w:t>2、4、11</w:t>
+              <w:t>2、4</w:t>
             </w:r>
           </w:p>
         </w:tc>
@@ -2400,7 +553,7 @@
           <w:p>
             <w:r/>
             <w:r>
-              <w:t>政治外交</w:t>
+              <w:t>2025-01-19</w:t>
             </w:r>
           </w:p>
         </w:tc>
@@ -2411,7 +564,7 @@
           <w:p>
             <w:r/>
             <w:r>
-              <w:t>人質交換機制</w:t>
+              <w:t>人質交換啟動</w:t>
             </w:r>
           </w:p>
         </w:tc>
@@ -2422,1548 +575,336 @@
           <w:p>
             <w:r/>
             <w:r>
-              <w:t>1/19 首次交換完成（來源6）；2/16 3 名以色列人質換 369 名巴勒斯坦人（來源10）；2/11 戈麥斯呼籲哈馬斯按計劃釋放（來源8）；10/3 哈馬斯宣布準備釋放，古特雷斯「感到鼓舞」（來源30）</w:t>
-            </w:r>
-          </w:p>
-        </w:tc>
-        <w:tc>
-          <w:tcPr>
-            <w:tcW w:type="dxa" w:w="2160"/>
-          </w:tcPr>
-          <w:p>
-            <w:r/>
-            <w:r>
-              <w:t>6、8、10、30</w:t>
-            </w:r>
-          </w:p>
-        </w:tc>
-      </w:tr>
-      <w:tr>
-        <w:tc>
-          <w:tcPr>
-            <w:tcW w:type="dxa" w:w="2160"/>
-          </w:tcPr>
-          <w:p>
-            <w:r/>
-            <w:r>
-              <w:t>政治外交</w:t>
-            </w:r>
-          </w:p>
-        </w:tc>
-        <w:tc>
-          <w:tcPr>
-            <w:tcW w:type="dxa" w:w="2160"/>
-          </w:tcPr>
-          <w:p>
-            <w:r/>
-            <w:r>
-              <w:t>停火震盪與破裂</w:t>
-            </w:r>
-          </w:p>
-        </w:tc>
-        <w:tc>
-          <w:tcPr>
-            <w:tcW w:type="dxa" w:w="2160"/>
-          </w:tcPr>
-          <w:p>
-            <w:r/>
-            <w:r>
-              <w:t>2/11 停火「或將終止」（來源7）；3/1 第一階段「基本按步驟推進」（來源17）；4/25 確認「3 月破裂」（來源19）；8/8 以色列決定「接管加薩城」（來源27）</w:t>
-            </w:r>
-          </w:p>
-        </w:tc>
-        <w:tc>
-          <w:tcPr>
-            <w:tcW w:type="dxa" w:w="2160"/>
-          </w:tcPr>
-          <w:p>
-            <w:r/>
-            <w:r>
-              <w:t>7、17、19、27</w:t>
-            </w:r>
-          </w:p>
-        </w:tc>
-      </w:tr>
-      <w:tr>
-        <w:tc>
-          <w:tcPr>
-            <w:tcW w:type="dxa" w:w="2160"/>
-          </w:tcPr>
-          <w:p>
-            <w:r/>
-            <w:r>
-              <w:t>政治外交</w:t>
-            </w:r>
-          </w:p>
-        </w:tc>
-        <w:tc>
-          <w:tcPr>
-            <w:tcW w:type="dxa" w:w="2160"/>
-          </w:tcPr>
-          <w:p>
-            <w:r/>
-            <w:r>
-              <w:t>調解方動態</w:t>
-            </w:r>
-          </w:p>
-        </w:tc>
-        <w:tc>
-          <w:tcPr>
-            <w:tcW w:type="dxa" w:w="2160"/>
-          </w:tcPr>
-          <w:p>
-            <w:r/>
-            <w:r>
-              <w:t>1/15 埃及、卡達、美國三方被点名（來源2）；2/11 多哈第二階段談判被提及（來源8）；5/31 美國在安理會投否決票（來源21）；10/3 哈馬斯單邊釋放意旨（來源30）</w:t>
-            </w:r>
-          </w:p>
-        </w:tc>
-        <w:tc>
-          <w:tcPr>
-            <w:tcW w:type="dxa" w:w="2160"/>
-          </w:tcPr>
-          <w:p>
-            <w:r/>
-            <w:r>
-              <w:t>2、8、21、30</w:t>
-            </w:r>
-          </w:p>
-        </w:tc>
-      </w:tr>
-      <w:tr>
-        <w:tc>
-          <w:tcPr>
-            <w:tcW w:type="dxa" w:w="2160"/>
-          </w:tcPr>
-          <w:p>
-            <w:r/>
-            <w:r>
-              <w:t>政治外交</w:t>
-            </w:r>
-          </w:p>
-        </w:tc>
-        <w:tc>
-          <w:tcPr>
-            <w:tcW w:type="dxa" w:w="2160"/>
-          </w:tcPr>
-          <w:p>
-            <w:r/>
-            <w:r>
-              <w:t>安理會動向</w:t>
-            </w:r>
-          </w:p>
-        </w:tc>
-        <w:tc>
-          <w:tcPr>
-            <w:tcW w:type="dxa" w:w="2160"/>
-          </w:tcPr>
-          <w:p>
-            <w:r/>
-            <w:r>
-              <w:t>5/31 美國否決永久停火與解除援助限制決議草案（來源21）；6/27 安理會就伊核問題會議（國際背景）（來源23）；9/29 2334 號決議第 35 次報告：定居點擴張加快（來源29）</w:t>
-            </w:r>
-          </w:p>
-        </w:tc>
-        <w:tc>
-          <w:tcPr>
-            <w:tcW w:type="dxa" w:w="2160"/>
-          </w:tcPr>
-          <w:p>
-            <w:r/>
-            <w:r>
-              <w:t>21、23、29</w:t>
-            </w:r>
-          </w:p>
-        </w:tc>
-      </w:tr>
-      <w:tr>
-        <w:tc>
-          <w:tcPr>
-            <w:tcW w:type="dxa" w:w="2160"/>
-          </w:tcPr>
-          <w:p>
-            <w:r/>
-            <w:r>
-              <w:t>國際安全</w:t>
-            </w:r>
-          </w:p>
-        </w:tc>
-        <w:tc>
-          <w:tcPr>
-            <w:tcW w:type="dxa" w:w="2160"/>
-          </w:tcPr>
-          <w:p>
-            <w:r/>
-            <w:r>
-              <w:t>加薩軍事行動</w:t>
-            </w:r>
-          </w:p>
-        </w:tc>
-        <w:tc>
-          <w:tcPr>
-            <w:tcW w:type="dxa" w:w="2160"/>
-          </w:tcPr>
-          <w:p>
-            <w:r/>
-            <w:r>
-              <w:t>8/8 以色列決定「接管加薩城」（來源27）；8/22 以軍持續加強加薩城及周边軍事行動（來源28）；7/3 近日多起導致大量平民死傷的襲擊（來源24）</w:t>
-            </w:r>
-          </w:p>
-        </w:tc>
-        <w:tc>
-          <w:tcPr>
-            <w:tcW w:type="dxa" w:w="2160"/>
-          </w:tcPr>
-          <w:p>
-            <w:r/>
-            <w:r>
-              <w:t>24、27、28</w:t>
-            </w:r>
-          </w:p>
-        </w:tc>
-      </w:tr>
-      <w:tr>
-        <w:tc>
-          <w:tcPr>
-            <w:tcW w:type="dxa" w:w="2160"/>
-          </w:tcPr>
-          <w:p>
-            <w:r/>
-            <w:r>
-              <w:t>國際安全</w:t>
-            </w:r>
-          </w:p>
-        </w:tc>
-        <w:tc>
-          <w:tcPr>
-            <w:tcW w:type="dxa" w:w="2160"/>
-          </w:tcPr>
-          <w:p>
-            <w:r/>
-            <w:r>
-              <w:t>強制轉移</w:t>
-            </w:r>
-          </w:p>
-        </w:tc>
-        <w:tc>
-          <w:tcPr>
-            <w:tcW w:type="dxa" w:w="2160"/>
-          </w:tcPr>
-          <w:p>
-            <w:r/>
-            <w:r>
-              <w:t>7/3 一天內強制轉移近 3 萬人，缺乏庇護、食物、藥品、飲水（來源25）</w:t>
-            </w:r>
-          </w:p>
-        </w:tc>
-        <w:tc>
-          <w:tcPr>
-            <w:tcW w:type="dxa" w:w="2160"/>
-          </w:tcPr>
-          <w:p>
-            <w:r/>
-            <w:r>
-              <w:t>25</w:t>
-            </w:r>
-          </w:p>
-        </w:tc>
-      </w:tr>
-      <w:tr>
-        <w:tc>
-          <w:tcPr>
-            <w:tcW w:type="dxa" w:w="2160"/>
-          </w:tcPr>
-          <w:p>
-            <w:r/>
-            <w:r>
-              <w:t>國際安全</w:t>
-            </w:r>
-          </w:p>
-        </w:tc>
-        <w:tc>
-          <w:tcPr>
-            <w:tcW w:type="dxa" w:w="2160"/>
-          </w:tcPr>
-          <w:p>
-            <w:r/>
-            <w:r>
-              <w:t>西岸升級</w:t>
-            </w:r>
-          </w:p>
-        </w:tc>
-        <w:tc>
-          <w:tcPr>
-            <w:tcW w:type="dxa" w:w="2160"/>
-          </w:tcPr>
-          <w:p>
-            <w:r/>
-            <w:r>
-              <w:t>2/26 數周軍事行動將社區變成「戰場」，4 萬人流離失所（來源14）；UNRWA 50 多人喪生含兒童（來源15）；人道協調廳關注過度武力（來源16）</w:t>
-            </w:r>
-          </w:p>
-        </w:tc>
-        <w:tc>
-          <w:tcPr>
-            <w:tcW w:type="dxa" w:w="2160"/>
-          </w:tcPr>
-          <w:p>
-            <w:r/>
-            <w:r>
-              <w:t>14、15、16</w:t>
-            </w:r>
-          </w:p>
-        </w:tc>
-      </w:tr>
-      <w:tr>
-        <w:tc>
-          <w:tcPr>
-            <w:tcW w:type="dxa" w:w="2160"/>
-          </w:tcPr>
-          <w:p>
-            <w:r/>
-            <w:r>
-              <w:t>國際安全</w:t>
-            </w:r>
-          </w:p>
-        </w:tc>
-        <w:tc>
-          <w:tcPr>
-            <w:tcW w:type="dxa" w:w="2160"/>
-          </w:tcPr>
-          <w:p>
-            <w:r/>
-            <w:r>
-              <w:t>平民與救援人員安全</w:t>
-            </w:r>
-          </w:p>
-        </w:tc>
-        <w:tc>
-          <w:tcPr>
-            <w:tcW w:type="dxa" w:w="2160"/>
-          </w:tcPr>
-          <w:p>
-            <w:r/>
-            <w:r>
-              <w:t>5/31 民眾在援助中心領取食物時遭槍擊遇難（來源21）；10/3 第 4 名新生兒在等待轉移時死亡（來源31）</w:t>
-            </w:r>
-          </w:p>
-        </w:tc>
-        <w:tc>
-          <w:tcPr>
-            <w:tcW w:type="dxa" w:w="2160"/>
-          </w:tcPr>
-          <w:p>
-            <w:r/>
-            <w:r>
-              <w:t>21、31</w:t>
-            </w:r>
-          </w:p>
-        </w:tc>
-      </w:tr>
-      <w:tr>
-        <w:tc>
-          <w:tcPr>
-            <w:tcW w:type="dxa" w:w="2160"/>
-          </w:tcPr>
-          <w:p>
-            <w:r/>
-            <w:r>
-              <w:t>人道事務</w:t>
-            </w:r>
-          </w:p>
-        </w:tc>
-        <w:tc>
-          <w:tcPr>
-            <w:tcW w:type="dxa" w:w="2160"/>
-          </w:tcPr>
-          <w:p>
-            <w:r/>
-            <w:r>
-              <w:t>物資短缺與斷糧</w:t>
-            </w:r>
-          </w:p>
-        </w:tc>
-        <w:tc>
-          <w:tcPr>
-            <w:tcW w:type="dxa" w:w="2160"/>
-          </w:tcPr>
-          <w:p>
-            <w:r/>
-            <w:r>
-              <w:t>1/14 嚴重物資短缺（來源1）；4/25 50 多天無援助、即將斷糧（來源19）；7/3 強制轉移者缺乏食物、藥品、飲水（來源25）</w:t>
-            </w:r>
-          </w:p>
-        </w:tc>
-        <w:tc>
-          <w:tcPr>
-            <w:tcW w:type="dxa" w:w="2160"/>
-          </w:tcPr>
-          <w:p>
-            <w:r/>
-            <w:r>
-              <w:t>1、19、25</w:t>
-            </w:r>
-          </w:p>
-        </w:tc>
-      </w:tr>
-      <w:tr>
-        <w:tc>
-          <w:tcPr>
-            <w:tcW w:type="dxa" w:w="2160"/>
-          </w:tcPr>
-          <w:p>
-            <w:r/>
-            <w:r>
-              <w:t>人道事務</w:t>
-            </w:r>
-          </w:p>
-        </w:tc>
-        <w:tc>
-          <w:tcPr>
-            <w:tcW w:type="dxa" w:w="2160"/>
-          </w:tcPr>
-          <w:p>
-            <w:r/>
-            <w:r>
-              <w:t>邊境口岸與准入</w:t>
-            </w:r>
-          </w:p>
-        </w:tc>
-        <w:tc>
-          <w:tcPr>
-            <w:tcW w:type="dxa" w:w="2160"/>
-          </w:tcPr>
-          <w:p>
-            <w:r/>
-            <w:r>
-              <w:t>4/1 連續四周禁止所有商業和人道援助（來源18）；6/13 超過 20 次搶修被拒（來源22）；7/3 近 400 次協調中 44% 直接拒絕（來源26）；10/3 17 萬噸物資「可隨時運入」但實際准入狀態未知（來源30）</w:t>
-            </w:r>
-          </w:p>
-        </w:tc>
-        <w:tc>
-          <w:tcPr>
-            <w:tcW w:type="dxa" w:w="2160"/>
-          </w:tcPr>
-          <w:p>
-            <w:r/>
-            <w:r>
-              <w:t>18、22、26、30</w:t>
-            </w:r>
-          </w:p>
-        </w:tc>
-      </w:tr>
-      <w:tr>
-        <w:tc>
-          <w:tcPr>
-            <w:tcW w:type="dxa" w:w="2160"/>
-          </w:tcPr>
-          <w:p>
-            <w:r/>
-            <w:r>
-              <w:t>人道事務</w:t>
-            </w:r>
-          </w:p>
-        </w:tc>
-        <w:tc>
-          <w:tcPr>
-            <w:tcW w:type="dxa" w:w="2160"/>
-          </w:tcPr>
-          <w:p>
-            <w:r/>
-            <w:r>
-              <w:t>公共衛生危機</w:t>
-            </w:r>
-          </w:p>
-        </w:tc>
-        <w:tc>
-          <w:tcPr>
-            <w:tcW w:type="dxa" w:w="2160"/>
-          </w:tcPr>
-          <w:p>
-            <w:r/>
-            <w:r>
-              <w:t>4/25 酷熱、污水橫流、垃圾成山環境下公共衛生危機加劇（來源19）；8/22 兒童截肢率全球最高（來源28）</w:t>
-            </w:r>
-          </w:p>
-        </w:tc>
-        <w:tc>
-          <w:tcPr>
-            <w:tcW w:type="dxa" w:w="2160"/>
-          </w:tcPr>
-          <w:p>
-            <w:r/>
-            <w:r>
-              <w:t>19、28</w:t>
-            </w:r>
-          </w:p>
-        </w:tc>
-      </w:tr>
-      <w:tr>
-        <w:tc>
-          <w:tcPr>
-            <w:tcW w:type="dxa" w:w="2160"/>
-          </w:tcPr>
-          <w:p>
-            <w:r/>
-            <w:r>
-              <w:t>人道事務</w:t>
-            </w:r>
-          </w:p>
-        </w:tc>
-        <w:tc>
-          <w:tcPr>
-            <w:tcW w:type="dxa" w:w="2160"/>
-          </w:tcPr>
-          <w:p>
-            <w:r/>
-            <w:r>
-              <w:t>流離失所</w:t>
-            </w:r>
-          </w:p>
-        </w:tc>
-        <w:tc>
-          <w:tcPr>
-            <w:tcW w:type="dxa" w:w="2160"/>
-          </w:tcPr>
-          <w:p>
-            <w:r/>
-            <w:r>
-              <w:t>1/15 近 100 萬人流離失所（來源3）；2/26 西岸 4 萬人（來源14）；7/3 一天 3 萬人（來源25）；9/29 房屋拆除和流離失所持續惡化（來源29）</w:t>
-            </w:r>
-          </w:p>
-        </w:tc>
-        <w:tc>
-          <w:tcPr>
-            <w:tcW w:type="dxa" w:w="2160"/>
-          </w:tcPr>
-          <w:p>
-            <w:r/>
-            <w:r>
-              <w:t>3、14、25、29</w:t>
-            </w:r>
-          </w:p>
-        </w:tc>
-      </w:tr>
-      <w:tr>
-        <w:tc>
-          <w:tcPr>
-            <w:tcW w:type="dxa" w:w="2160"/>
-          </w:tcPr>
-          <w:p>
-            <w:r/>
-            <w:r>
-              <w:t>醫療衛生</w:t>
-            </w:r>
-          </w:p>
-        </w:tc>
-        <w:tc>
-          <w:tcPr>
-            <w:tcW w:type="dxa" w:w="2160"/>
-          </w:tcPr>
-          <w:p>
-            <w:r/>
-            <w:r>
-              <w:t>醫院運作</w:t>
-            </w:r>
-          </w:p>
-        </w:tc>
-        <w:tc>
-          <w:tcPr>
-            <w:tcW w:type="dxa" w:w="2160"/>
-          </w:tcPr>
-          <w:p>
-            <w:r/>
-            <w:r>
-              <w:t>1/14 奧達醫院運行受限、印尼醫院設備被破壞（來源1）；10/3 赫盧醫院仍有危重新生兒需轉移（來源31）</w:t>
-            </w:r>
-          </w:p>
-        </w:tc>
-        <w:tc>
-          <w:tcPr>
-            <w:tcW w:type="dxa" w:w="2160"/>
-          </w:tcPr>
-          <w:p>
-            <w:r/>
-            <w:r>
-              <w:t>1、31</w:t>
-            </w:r>
-          </w:p>
-        </w:tc>
-      </w:tr>
-      <w:tr>
-        <w:tc>
-          <w:tcPr>
-            <w:tcW w:type="dxa" w:w="2160"/>
-          </w:tcPr>
-          <w:p>
-            <w:r/>
-            <w:r>
-              <w:t>醫療衛生</w:t>
-            </w:r>
-          </w:p>
-        </w:tc>
-        <w:tc>
-          <w:tcPr>
-            <w:tcW w:type="dxa" w:w="2160"/>
-          </w:tcPr>
-          <w:p>
-            <w:r/>
-            <w:r>
-              <w:t>新生兒與極端案例</w:t>
-            </w:r>
-          </w:p>
-        </w:tc>
-        <w:tc>
-          <w:tcPr>
-            <w:tcW w:type="dxa" w:w="2160"/>
-          </w:tcPr>
-          <w:p>
-            <w:r/>
-            <w:r>
-              <w:t>10/3 WHO 緊急轉移 3 名危重新生兒；第 4 名當天早上死亡（來源31）</w:t>
-            </w:r>
-          </w:p>
-        </w:tc>
-        <w:tc>
-          <w:tcPr>
-            <w:tcW w:type="dxa" w:w="2160"/>
-          </w:tcPr>
-          <w:p>
-            <w:r/>
-            <w:r>
-              <w:t>31</w:t>
-            </w:r>
-          </w:p>
-        </w:tc>
-      </w:tr>
-      <w:tr>
-        <w:tc>
-          <w:tcPr>
-            <w:tcW w:type="dxa" w:w="2160"/>
-          </w:tcPr>
-          <w:p>
-            <w:r/>
-            <w:r>
-              <w:t>醫療衛生</w:t>
-            </w:r>
-          </w:p>
-        </w:tc>
-        <w:tc>
-          <w:tcPr>
-            <w:tcW w:type="dxa" w:w="2160"/>
-          </w:tcPr>
-          <w:p>
-            <w:r/>
-            <w:r>
-              <w:t>兒童健康</w:t>
-            </w:r>
-          </w:p>
-        </w:tc>
-        <w:tc>
-          <w:tcPr>
-            <w:tcW w:type="dxa" w:w="2160"/>
-          </w:tcPr>
-          <w:p>
-            <w:r/>
-            <w:r>
-              <w:t>1/15 至少 1.45 萬名兒童喪生（來源3）；8/22 兒童截肢率攀升至全球最高（來源28）</w:t>
-            </w:r>
-          </w:p>
-        </w:tc>
-        <w:tc>
-          <w:tcPr>
-            <w:tcW w:type="dxa" w:w="2160"/>
-          </w:tcPr>
-          <w:p>
-            <w:r/>
-            <w:r>
-              <w:t>3、28</w:t>
-            </w:r>
-          </w:p>
-        </w:tc>
-      </w:tr>
-      <w:tr>
-        <w:tc>
-          <w:tcPr>
-            <w:tcW w:type="dxa" w:w="2160"/>
-          </w:tcPr>
-          <w:p>
-            <w:r/>
-            <w:r>
-              <w:t>醫療衛生</w:t>
-            </w:r>
-          </w:p>
-        </w:tc>
-        <w:tc>
-          <w:tcPr>
-            <w:tcW w:type="dxa" w:w="2160"/>
-          </w:tcPr>
-          <w:p>
-            <w:r/>
-            <w:r>
-              <w:t>醫療物資短缺</w:t>
-            </w:r>
-          </w:p>
-        </w:tc>
-        <w:tc>
-          <w:tcPr>
-            <w:tcW w:type="dxa" w:w="2160"/>
-          </w:tcPr>
-          <w:p>
-            <w:r/>
-            <w:r>
-              <w:t>1/14 藥品短缺（來源1）；7/3 強制轉移者缺乏藥品（來源25）；10/3 17 萬噸含藥品（來源30）</w:t>
-            </w:r>
-          </w:p>
-        </w:tc>
-        <w:tc>
-          <w:tcPr>
-            <w:tcW w:type="dxa" w:w="2160"/>
-          </w:tcPr>
-          <w:p>
-            <w:r/>
-            <w:r>
-              <w:t>1、25、30</w:t>
-            </w:r>
-          </w:p>
-        </w:tc>
-      </w:tr>
-      <w:tr>
-        <w:tc>
-          <w:tcPr>
-            <w:tcW w:type="dxa" w:w="2160"/>
-          </w:tcPr>
-          <w:p>
-            <w:r/>
-            <w:r>
-              <w:t>國際組織</w:t>
-            </w:r>
-          </w:p>
-        </w:tc>
-        <w:tc>
-          <w:tcPr>
-            <w:tcW w:type="dxa" w:w="2160"/>
-          </w:tcPr>
-          <w:p>
-            <w:r/>
-            <w:r>
-              <w:t>古特雷斯（UN）</w:t>
-            </w:r>
-          </w:p>
-        </w:tc>
-        <w:tc>
-          <w:tcPr>
-            <w:tcW w:type="dxa" w:w="2160"/>
-          </w:tcPr>
-          <w:p>
-            <w:r/>
-            <w:r>
-              <w:t>1/15 歡迎停火（來源2）；2/11 竭盡全力避免重燃（來源7）；2/16 歡迎停火維持（來源9）；5/31 深表震驚、呼籲永久停火（來源21）；7/3 嚴厲譴責、呼籲永久停火（來源24）；8/8 深表震驚（接管加薩城）（來源27）；8/22 緊急呼籲停火（來源28）；10/3 對哈馬斯釋放意旨「感到鼓舞」（來源30）</w:t>
-            </w:r>
-          </w:p>
-        </w:tc>
-        <w:tc>
-          <w:tcPr>
-            <w:tcW w:type="dxa" w:w="2160"/>
-          </w:tcPr>
-          <w:p>
-            <w:r/>
-            <w:r>
-              <w:t>2、7、9、21、24、27、28、30</w:t>
-            </w:r>
-          </w:p>
-        </w:tc>
-      </w:tr>
-      <w:tr>
-        <w:tc>
-          <w:tcPr>
-            <w:tcW w:type="dxa" w:w="2160"/>
-          </w:tcPr>
-          <w:p>
-            <w:r/>
-            <w:r>
-              <w:t>國際組織</w:t>
-            </w:r>
-          </w:p>
-        </w:tc>
-        <w:tc>
-          <w:tcPr>
-            <w:tcW w:type="dxa" w:w="2160"/>
-          </w:tcPr>
-          <w:p>
-            <w:r/>
-            <w:r>
-              <w:t>OCHA（杜加里克/埃爾德/弗萊徹）</w:t>
-            </w:r>
-          </w:p>
-        </w:tc>
-        <w:tc>
-          <w:tcPr>
-            <w:tcW w:type="dxa" w:w="2160"/>
-          </w:tcPr>
-          <w:p>
-            <w:r/>
-            <w:r>
-              <w:t>1/14 杜加里克：物資短缺、醫院受限（來源1）；1/15 弗萊徹：援助充滿挑戰（來源5）；4/1 埃爾德：四周禁止（來源18）；5/2 弗萊徹：集體懲罰（來源20）；7/3 杜加里克：3 萬人轉移（來源25）</w:t>
-            </w:r>
-          </w:p>
-        </w:tc>
-        <w:tc>
-          <w:tcPr>
-            <w:tcW w:type="dxa" w:w="2160"/>
-          </w:tcPr>
-          <w:p>
-            <w:r/>
-            <w:r>
-              <w:t>1、5、18、20、25</w:t>
-            </w:r>
-          </w:p>
-        </w:tc>
-      </w:tr>
-      <w:tr>
-        <w:tc>
-          <w:tcPr>
-            <w:tcW w:type="dxa" w:w="2160"/>
-          </w:tcPr>
-          <w:p>
-            <w:r/>
-            <w:r>
-              <w:t>國際組織</w:t>
-            </w:r>
-          </w:p>
-        </w:tc>
-        <w:tc>
-          <w:tcPr>
-            <w:tcW w:type="dxa" w:w="2160"/>
-          </w:tcPr>
-          <w:p>
-            <w:r/>
-            <w:r>
-              <w:t>UNRWA</w:t>
-            </w:r>
-          </w:p>
-        </w:tc>
-        <w:tc>
-          <w:tcPr>
-            <w:tcW w:type="dxa" w:w="2160"/>
-          </w:tcPr>
-          <w:p>
-            <w:r/>
-            <w:r>
-              <w:t>2/26 西岸 50 多人喪生、4 萬人流離失所（來源15）</w:t>
-            </w:r>
-          </w:p>
-        </w:tc>
-        <w:tc>
-          <w:tcPr>
-            <w:tcW w:type="dxa" w:w="2160"/>
-          </w:tcPr>
-          <w:p>
-            <w:r/>
-            <w:r>
-              <w:t>15</w:t>
-            </w:r>
-          </w:p>
-        </w:tc>
-      </w:tr>
-      <w:tr>
-        <w:tc>
-          <w:tcPr>
-            <w:tcW w:type="dxa" w:w="2160"/>
-          </w:tcPr>
-          <w:p>
-            <w:r/>
-            <w:r>
-              <w:t>國際組織</w:t>
-            </w:r>
-          </w:p>
-        </w:tc>
-        <w:tc>
-          <w:tcPr>
-            <w:tcW w:type="dxa" w:w="2160"/>
-          </w:tcPr>
-          <w:p>
-            <w:r/>
-            <w:r>
-              <w:t>WHO</w:t>
-            </w:r>
-          </w:p>
-        </w:tc>
-        <w:tc>
-          <w:tcPr>
-            <w:tcW w:type="dxa" w:w="2160"/>
-          </w:tcPr>
-          <w:p>
-            <w:r/>
-            <w:r>
-              <w:t>10/3 緊急轉移 3 名新生兒、第 4 名死亡（來源31）</w:t>
-            </w:r>
-          </w:p>
-        </w:tc>
-        <w:tc>
-          <w:tcPr>
-            <w:tcW w:type="dxa" w:w="2160"/>
-          </w:tcPr>
-          <w:p>
-            <w:r/>
-            <w:r>
-              <w:t>31</w:t>
-            </w:r>
-          </w:p>
-        </w:tc>
-      </w:tr>
-      <w:tr>
-        <w:tc>
-          <w:tcPr>
-            <w:tcW w:type="dxa" w:w="2160"/>
-          </w:tcPr>
-          <w:p>
-            <w:r/>
-            <w:r>
-              <w:t>國際組織</w:t>
-            </w:r>
-          </w:p>
-        </w:tc>
-        <w:tc>
-          <w:tcPr>
-            <w:tcW w:type="dxa" w:w="2160"/>
-          </w:tcPr>
-          <w:p>
-            <w:r/>
-            <w:r>
-              <w:t>UNICEF</w:t>
-            </w:r>
-          </w:p>
-        </w:tc>
-        <w:tc>
-          <w:tcPr>
-            <w:tcW w:type="dxa" w:w="2160"/>
-          </w:tcPr>
-          <w:p>
-            <w:r/>
-            <w:r>
-              <w:t>1/15 1.45 萬兒童喪生、近 100 萬人流離失所（來源3）</w:t>
-            </w:r>
-          </w:p>
-        </w:tc>
-        <w:tc>
-          <w:tcPr>
-            <w:tcW w:type="dxa" w:w="2160"/>
-          </w:tcPr>
-          <w:p>
-            <w:r/>
-            <w:r>
-              <w:t>3</w:t>
-            </w:r>
-          </w:p>
-        </w:tc>
-      </w:tr>
-      <w:tr>
-        <w:tc>
-          <w:tcPr>
-            <w:tcW w:type="dxa" w:w="2160"/>
-          </w:tcPr>
-          <w:p>
-            <w:r/>
-            <w:r>
-              <w:t>綜合研析</w:t>
-            </w:r>
-          </w:p>
-        </w:tc>
-        <w:tc>
-          <w:tcPr>
-            <w:tcW w:type="dxa" w:w="2160"/>
-          </w:tcPr>
-          <w:p>
-            <w:r/>
-            <w:r>
-              <w:t>傳導鏈分析</w:t>
-            </w:r>
-          </w:p>
-        </w:tc>
-        <w:tc>
-          <w:tcPr>
-            <w:tcW w:type="dxa" w:w="2160"/>
-          </w:tcPr>
-          <w:p>
-            <w:r/>
-            <w:r>
-              <w:t>見第四節</w:t>
-            </w:r>
-          </w:p>
-        </w:tc>
-        <w:tc>
-          <w:tcPr>
-            <w:tcW w:type="dxa" w:w="2160"/>
-          </w:tcPr>
-          <w:p>
-            <w:r/>
-            <w:r>
-              <w:t>1-31</w:t>
-            </w:r>
-          </w:p>
-        </w:tc>
-      </w:tr>
-      <w:tr>
-        <w:tc>
-          <w:tcPr>
-            <w:tcW w:type="dxa" w:w="2160"/>
-          </w:tcPr>
-          <w:p>
-            <w:r/>
-            <w:r>
-              <w:t>綜合研析</w:t>
-            </w:r>
-          </w:p>
-        </w:tc>
-        <w:tc>
-          <w:tcPr>
-            <w:tcW w:type="dxa" w:w="2160"/>
-          </w:tcPr>
-          <w:p>
-            <w:r/>
-            <w:r>
-              <w:t>風險與 SWOT</w:t>
-            </w:r>
-          </w:p>
-        </w:tc>
-        <w:tc>
-          <w:tcPr>
-            <w:tcW w:type="dxa" w:w="2160"/>
-          </w:tcPr>
-          <w:p>
-            <w:r/>
-            <w:r>
-              <w:t>見第五、六節</w:t>
-            </w:r>
-          </w:p>
-        </w:tc>
-        <w:tc>
-          <w:tcPr>
-            <w:tcW w:type="dxa" w:w="2160"/>
-          </w:tcPr>
-          <w:p>
-            <w:r/>
-            <w:r>
-              <w:t>1-31</w:t>
-            </w:r>
-          </w:p>
-        </w:tc>
-      </w:tr>
-    </w:tbl>
-    <w:p/>
-    <w:p>
-      <w:r>
-        <w:t>---</w:t>
-      </w:r>
-    </w:p>
-    <w:p/>
-    <w:p>
-      <w:pPr>
-        <w:pStyle w:val="Heading2"/>
-      </w:pPr>
-      <w:r>
-        <w:t>四、停火→人道准入傳導鏈分析（全年弧線）</w:t>
-      </w:r>
-    </w:p>
-    <w:p/>
-    <w:p>
-      <w:pPr>
-        <w:pStyle w:val="Heading3"/>
-      </w:pPr>
-      <w:r>
-        <w:t>4.1 正向鏈（1 月中-2 月中，約 1 個月）</w:t>
-      </w:r>
-    </w:p>
-    <w:p/>
-    <w:p>
-      <w:r>
-        <w:t>```</w:t>
-      </w:r>
-    </w:p>
-    <w:p>
-      <w:r>
-        <w:t>停火協議達成（1/15，來源2）</w:t>
-      </w:r>
-    </w:p>
-    <w:p>
-      <w:r>
-        <w:t xml:space="preserve">  → 第一階段交換如期完成（1/19，來源6）</w:t>
-      </w:r>
-    </w:p>
-    <w:p>
-      <w:r>
-        <w:t xml:space="preserve">    → 停火確認維持（2/16，來源9）</w:t>
-      </w:r>
-    </w:p>
-    <w:p>
-      <w:r>
-        <w:t xml:space="preserve">      → 3 名以方人質 ↔ 369 名巴方囚犯交換（2/16，來源10）</w:t>
-      </w:r>
-    </w:p>
-    <w:p>
-      <w:r>
-        <w:t xml:space="preserve">        → 第一階段「基本按步驟推進」（3/1，來源17）</w:t>
-      </w:r>
-    </w:p>
-    <w:p>
-      <w:r>
-        <w:t>```</w:t>
-      </w:r>
-    </w:p>
-    <w:p/>
-    <w:p>
-      <w:r>
-        <w:rPr>
-          <w:b/>
-        </w:rPr>
-        <w:t>判斷：</w:t>
-      </w:r>
-      <w:r>
-        <w:t xml:space="preserve"> 1-2 月間正向循環運作正常。古特雷斯兩次歡迎（來源2、9），協議三階段設計（來源11）提供制度框架，調解方（埃及、卡達、美國）被点名貢獻（來源2）。但 2/11 即出現「或將終止」警告（來源7），顯示結構性脆弱。</w:t>
-      </w:r>
-    </w:p>
-    <w:p/>
-    <w:p>
-      <w:pPr>
-        <w:pStyle w:val="Heading3"/>
-      </w:pPr>
-      <w:r>
-        <w:t>4.2 轉折點（3 月）</w:t>
-      </w:r>
-    </w:p>
-    <w:p/>
-    <w:p>
-      <w:r>
-        <w:t>3/1 來源17 確認第一階段「基本按步驟推進」，但 4/25 來源19 明確指出「停火協議三月份破裂」。本次資料中 3 月僅 1 則片段（來源17），破裂過程細節缺失。</w:t>
-      </w:r>
-    </w:p>
-    <w:p/>
-    <w:p>
-      <w:pPr>
-        <w:pStyle w:val="Heading3"/>
-      </w:pPr>
-      <w:r>
-        <w:t>4.3 負向鏈（4 月起持續惡化）</w:t>
-      </w:r>
-    </w:p>
-    <w:p/>
-    <w:p>
-      <w:r>
-        <w:t>```</w:t>
-      </w:r>
-    </w:p>
-    <w:p>
-      <w:r>
-        <w:t>停火破裂（3 月，來源19 確認）</w:t>
-      </w:r>
-    </w:p>
-    <w:p>
-      <w:r>
-        <w:t xml:space="preserve">  → 邊境連續四周禁止所有援助（4/1，來源18）</w:t>
-      </w:r>
-    </w:p>
-    <w:p>
-      <w:r>
-        <w:t xml:space="preserve">    → 50 多天無援助、斷糧、公共衛生危機（4/25，來源19）</w:t>
-      </w:r>
-    </w:p>
-    <w:p>
-      <w:r>
-        <w:t xml:space="preserve">      → 定性為「集體懲罰」（5/2，來源20）</w:t>
-      </w:r>
-    </w:p>
-    <w:p>
-      <w:r>
-        <w:t xml:space="preserve">        → 飢餓失控、援助中心槍擊（5/31，來源21）</w:t>
-      </w:r>
-    </w:p>
-    <w:p>
-      <w:r>
-        <w:t xml:space="preserve">          → 20 次搶修被拒（6/13，來源22）</w:t>
-      </w:r>
-    </w:p>
-    <w:p>
-      <w:r>
-        <w:t xml:space="preserve">            → 一天內強制轉移 3 萬人（7/3，來源25）</w:t>
-      </w:r>
-    </w:p>
-    <w:p>
-      <w:r>
-        <w:t xml:space="preserve">              → 400 次協調 44% 被拒（7/3，來源26）</w:t>
-      </w:r>
-    </w:p>
-    <w:p>
-      <w:r>
-        <w:t xml:space="preserve">                → 以色列決定「接管加薩城」（8/8，來源27）</w:t>
-      </w:r>
-    </w:p>
-    <w:p>
-      <w:r>
-        <w:t xml:space="preserve">                  → 兒童截肢率全球最高（8/22，來源28）</w:t>
-      </w:r>
-    </w:p>
-    <w:p>
-      <w:r>
-        <w:t xml:space="preserve">                    → 加薩人道局勢「接近崩潰」（9/29，來源29）</w:t>
-      </w:r>
-    </w:p>
-    <w:p>
-      <w:r>
-        <w:t>```</w:t>
-      </w:r>
-    </w:p>
-    <w:p/>
-    <w:p>
-      <w:r>
-        <w:rPr>
-          <w:b/>
-        </w:rPr>
-        <w:t>判斷：</w:t>
-      </w:r>
-      <w:r>
-        <w:t xml:space="preserve"> 4 月以後，傳導鏈在「以色列是否允許准入」節點全面逆轉且持續惡化。供給端（聯合國及合作夥伴）持續請求（來源18、20、22、26），但准入端持續拒絕。7/3 的 44% 拒絕率（來源26）是量化指標上最嚴峻的數據點。8/8「接管加薩城」（來源27）標誌局勢從「封鎖」升級為「佔領式控制」，傳導鏈已非單一准入問題，而是全面主權層面衝突。</w:t>
-      </w:r>
-    </w:p>
-    <w:p/>
-    <w:p>
-      <w:pPr>
-        <w:pStyle w:val="Heading3"/>
-      </w:pPr>
-      <w:r>
-        <w:t>4.4 10/3 新窗口信號（本次資料最末端）</w:t>
-      </w:r>
-    </w:p>
-    <w:p/>
-    <w:p>
-      <w:r>
-        <w:t>```</w:t>
-      </w:r>
-    </w:p>
-    <w:p>
-      <w:r>
-        <w:t>哈馬斯宣布準備釋放人質（10/3，來源30）</w:t>
-      </w:r>
-    </w:p>
-    <w:p>
-      <w:r>
-        <w:t xml:space="preserve">  → 古特雷斯「感到鼓舞」（來源30）</w:t>
-      </w:r>
-    </w:p>
-    <w:p>
-      <w:r>
-        <w:t xml:space="preserve">    → 17 萬噸物資已備妥、可隨時運入（來源30）</w:t>
-      </w:r>
-    </w:p>
-    <w:p>
-      <w:r>
-        <w:t>```</w:t>
-      </w:r>
-    </w:p>
-    <w:p/>
-    <w:p>
-      <w:r>
-        <w:rPr>
-          <w:b/>
-        </w:rPr>
-        <w:t>判斷：</w:t>
-      </w:r>
-      <w:r>
-        <w:t xml:space="preserve"> 10/3 事件簇呈現「雙向信號」--哈馬斯釋放意旨（政治錨點）＋17 萬噸物資待命（人道供給端就緒）。但本次資料中</w:t>
-      </w:r>
-      <w:r>
-        <w:rPr>
-          <w:b/>
-        </w:rPr>
-        <w:t>無以色列回應、無邊境口岸實際開放大小、無物資實際運入記錄</w:t>
-      </w:r>
-      <w:r>
-        <w:t>。同一日 WHO 第 4 名新生兒死亡（來源31）提醒：即便窗口打開，醫療體系已損毀至不可逆程度，時間窗口極為有限。</w:t>
-      </w:r>
-    </w:p>
-    <w:p/>
-    <w:p>
-      <w:pPr>
-        <w:pStyle w:val="Heading3"/>
-      </w:pPr>
-      <w:r>
-        <w:t>4.5 瓶頸定位（全年一致性）</w:t>
-      </w:r>
-    </w:p>
-    <w:p/>
-    <w:tbl>
-      <w:tblPr>
-        <w:tblStyle w:val="TableGrid"/>
-        <w:tblW w:type="auto" w:w="0"/>
-        <w:tblLook w:firstColumn="1" w:firstRow="1" w:lastColumn="0" w:lastRow="0" w:noHBand="0" w:noVBand="1" w:val="04A0"/>
-      </w:tblPr>
-      <w:tblGrid>
-        <w:gridCol w:w="2880"/>
-        <w:gridCol w:w="2880"/>
-        <w:gridCol w:w="2880"/>
-      </w:tblGrid>
-      <w:tr>
-        <w:tc>
-          <w:tcPr>
-            <w:tcW w:type="dxa" w:w="2880"/>
-          </w:tcPr>
-          <w:p>
+              <w:t>人質與囚犯交換屬 1 月 19 日生效的停火協議</w:t>
+            </w:r>
             <w:r>
               <w:rPr>
                 <w:b/>
               </w:rPr>
+              <w:t>第一階段</w:t>
+            </w:r>
+            <w:r>
+              <w:t>重要組成部分</w:t>
+            </w:r>
+          </w:p>
+        </w:tc>
+        <w:tc>
+          <w:tcPr>
+            <w:tcW w:type="dxa" w:w="2160"/>
+          </w:tcPr>
+          <w:p>
+            <w:r/>
+            <w:r>
+              <w:t>6</w:t>
+            </w:r>
+          </w:p>
+        </w:tc>
+      </w:tr>
+      <w:tr>
+        <w:tc>
+          <w:tcPr>
+            <w:tcW w:type="dxa" w:w="2160"/>
+          </w:tcPr>
+          <w:p>
+            <w:r/>
+            <w:r>
+              <w:t>2025-02-11</w:t>
+            </w:r>
+          </w:p>
+        </w:tc>
+        <w:tc>
+          <w:tcPr>
+            <w:tcW w:type="dxa" w:w="2160"/>
+          </w:tcPr>
+          <w:p>
+            <w:r/>
+            <w:r>
+              <w:t>停火危機警告</w:t>
+            </w:r>
+          </w:p>
+        </w:tc>
+        <w:tc>
+          <w:tcPr>
+            <w:tcW w:type="dxa" w:w="2160"/>
+          </w:tcPr>
+          <w:p>
+            <w:r/>
+            <w:r>
+              <w:t>古特雷斯強調必須竭盡全力避免加薩戰火重燃；據報導停火協議「將終止」；聯合國發言人呼籲哈馬斯按計劃釋放人質，並敦促雙方</w:t>
             </w:r>
             <w:r>
               <w:rPr>
                 <w:b/>
               </w:rPr>
-              <w:t>時期</w:t>
-            </w:r>
-          </w:p>
-        </w:tc>
-        <w:tc>
-          <w:tcPr>
-            <w:tcW w:type="dxa" w:w="2880"/>
-          </w:tcPr>
-          <w:p>
+              <w:t>盡快在多哈恢復第二階段談判</w:t>
+            </w:r>
+          </w:p>
+        </w:tc>
+        <w:tc>
+          <w:tcPr>
+            <w:tcW w:type="dxa" w:w="2160"/>
+          </w:tcPr>
+          <w:p>
+            <w:r/>
+            <w:r>
+              <w:t>7、8</w:t>
+            </w:r>
+          </w:p>
+        </w:tc>
+      </w:tr>
+      <w:tr>
+        <w:tc>
+          <w:tcPr>
+            <w:tcW w:type="dxa" w:w="2160"/>
+            <w:vMerge w:val="restart"/>
+          </w:tcPr>
+          <w:p>
+            <w:r/>
+            <w:r>
+              <w:t>2025-02-16</w:t>
+            </w:r>
+          </w:p>
+          <w:p>
+            <w:r/>
+          </w:p>
+        </w:tc>
+        <w:tc>
+          <w:tcPr>
+            <w:tcW w:type="dxa" w:w="2160"/>
+          </w:tcPr>
+          <w:p>
+            <w:r/>
+            <w:r>
+              <w:t>第二輪交換</w:t>
+            </w:r>
+          </w:p>
+        </w:tc>
+        <w:tc>
+          <w:tcPr>
+            <w:tcW w:type="dxa" w:w="2160"/>
+          </w:tcPr>
+          <w:p>
+            <w:r/>
+            <w:r>
+              <w:t>三名以色列人質從加薩釋放，作為交換 369 名巴勒斯坦囚犯獲釋；古特雷斯對該輪釋放及停火持續表示歡迎；秘書長發言人表示聯合國將全力支持協議落實，包括為援助創造必要條件；古特雷斯再次敦促各方遵守國際人道法與人權法</w:t>
+            </w:r>
+          </w:p>
+        </w:tc>
+        <w:tc>
+          <w:tcPr>
+            <w:tcW w:type="dxa" w:w="2160"/>
+          </w:tcPr>
+          <w:p>
+            <w:r/>
+            <w:r>
+              <w:t>9、10、12、13</w:t>
+            </w:r>
+          </w:p>
+        </w:tc>
+      </w:tr>
+      <w:tr>
+        <w:tc>
+          <w:tcPr>
+            <w:tcW w:type="dxa" w:w="2160"/>
+            <w:vMerge/>
+          </w:tcPr>
+          <w:p/>
+        </w:tc>
+        <w:tc>
+          <w:tcPr>
+            <w:tcW w:type="dxa" w:w="2160"/>
+          </w:tcPr>
+          <w:p>
+            <w:r/>
+            <w:r>
+              <w:t>協議結構</w:t>
+            </w:r>
+          </w:p>
+        </w:tc>
+        <w:tc>
+          <w:tcPr>
+            <w:tcW w:type="dxa" w:w="2160"/>
+          </w:tcPr>
+          <w:p>
+            <w:r/>
+            <w:r>
+              <w:t>該協議共分</w:t>
+            </w:r>
             <w:r>
               <w:rPr>
                 <w:b/>
               </w:rPr>
+              <w:t>三個階段</w:t>
+            </w:r>
+            <w:r>
+              <w:t>：第一階段含以軍撤離居民區、巴勒斯坦人返回家園、大幅增加援助物資進入量；後續階段涉及永久停火談判</w:t>
+            </w:r>
+          </w:p>
+        </w:tc>
+        <w:tc>
+          <w:tcPr>
+            <w:tcW w:type="dxa" w:w="2160"/>
+          </w:tcPr>
+          <w:p>
+            <w:r/>
+            <w:r>
+              <w:t>11</w:t>
+            </w:r>
+          </w:p>
+        </w:tc>
+      </w:tr>
+      <w:tr>
+        <w:tc>
+          <w:tcPr>
+            <w:tcW w:type="dxa" w:w="2160"/>
+          </w:tcPr>
+          <w:p>
+            <w:r/>
+            <w:r>
+              <w:t>2025-03-01</w:t>
+            </w:r>
+          </w:p>
+        </w:tc>
+        <w:tc>
+          <w:tcPr>
+            <w:tcW w:type="dxa" w:w="2160"/>
+          </w:tcPr>
+          <w:p>
+            <w:r/>
+            <w:r>
+              <w:t>第一階段推進</w:t>
+            </w:r>
+          </w:p>
+        </w:tc>
+        <w:tc>
+          <w:tcPr>
+            <w:tcW w:type="dxa" w:w="2160"/>
+          </w:tcPr>
+          <w:p>
+            <w:r/>
+            <w:r>
+              <w:t>預定 3 月 1 日前完成的第一階段計劃「基本按照商定步驟推進」；隨後哈以雙方將就</w:t>
             </w:r>
             <w:r>
               <w:rPr>
                 <w:b/>
               </w:rPr>
-              <w:t>瓶頸表現</w:t>
-            </w:r>
-          </w:p>
-        </w:tc>
-        <w:tc>
-          <w:tcPr>
-            <w:tcW w:type="dxa" w:w="2880"/>
-          </w:tcPr>
-          <w:p>
+              <w:t>永久停火</w:t>
+            </w:r>
+            <w:r>
+              <w:t>問題展開談判，開啟協議下一階段</w:t>
+            </w:r>
+          </w:p>
+        </w:tc>
+        <w:tc>
+          <w:tcPr>
+            <w:tcW w:type="dxa" w:w="2160"/>
+          </w:tcPr>
+          <w:p>
+            <w:r/>
+            <w:r>
+              <w:t>17</w:t>
+            </w:r>
+          </w:p>
+        </w:tc>
+      </w:tr>
+      <w:tr>
+        <w:tc>
+          <w:tcPr>
+            <w:tcW w:type="dxa" w:w="2160"/>
+          </w:tcPr>
+          <w:p>
+            <w:r/>
+            <w:r>
+              <w:t>2025-04 起</w:t>
+            </w:r>
+          </w:p>
+        </w:tc>
+        <w:tc>
+          <w:tcPr>
+            <w:tcW w:type="dxa" w:w="2160"/>
+          </w:tcPr>
+          <w:p>
+            <w:r/>
+            <w:r>
+              <w:t>停火破裂</w:t>
+            </w:r>
+          </w:p>
+        </w:tc>
+        <w:tc>
+          <w:tcPr>
+            <w:tcW w:type="dxa" w:w="2160"/>
+          </w:tcPr>
+          <w:p>
+            <w:r/>
+            <w:r>
+              <w:t>資料顯示停火協議於 3 月破裂（來源 19 明確提及「三月份破裂」），邊境被关闭，援助全面中斷</w:t>
+            </w:r>
+          </w:p>
+        </w:tc>
+        <w:tc>
+          <w:tcPr>
+            <w:tcW w:type="dxa" w:w="2160"/>
+          </w:tcPr>
+          <w:p>
+            <w:r/>
+            <w:r>
+              <w:t>18、19</w:t>
+            </w:r>
+          </w:p>
+        </w:tc>
+      </w:tr>
+      <w:tr>
+        <w:tc>
+          <w:tcPr>
+            <w:tcW w:type="dxa" w:w="2160"/>
+          </w:tcPr>
+          <w:p>
+            <w:r/>
+            <w:r>
+              <w:t>2025-05-31</w:t>
+            </w:r>
+          </w:p>
+        </w:tc>
+        <w:tc>
+          <w:tcPr>
+            <w:tcW w:type="dxa" w:w="2160"/>
+          </w:tcPr>
+          <w:p>
+            <w:r/>
+            <w:r>
+              <w:t>安理會否決</w:t>
+            </w:r>
+          </w:p>
+        </w:tc>
+        <w:tc>
+          <w:tcPr>
+            <w:tcW w:type="dxa" w:w="2160"/>
+          </w:tcPr>
+          <w:p>
+            <w:r/>
+            <w:r>
+              <w:t>美國在安理會投下</w:t>
+            </w:r>
             <w:r>
               <w:rPr>
                 <w:b/>
               </w:rPr>
-            </w:r>
-            <w:r>
-              <w:rPr>
-                <w:b/>
-              </w:rPr>
-              <w:t>來源</w:t>
-            </w:r>
-          </w:p>
-        </w:tc>
-      </w:tr>
-      <w:tr>
-        <w:tc>
-          <w:tcPr>
-            <w:tcW w:type="dxa" w:w="2880"/>
+              <w:t>否決票</w:t>
+            </w:r>
+            <w:r>
+              <w:t>，阻止一項呼籲加薩永久停火、解除限制援助物資進入的決議草案</w:t>
+            </w:r>
+          </w:p>
+        </w:tc>
+        <w:tc>
+          <w:tcPr>
+            <w:tcW w:type="dxa" w:w="2160"/>
           </w:tcPr>
           <w:p>
             <w:r/>
             <w:r>
-              <w:t>1 月（停火期）</w:t>
-            </w:r>
-          </w:p>
-        </w:tc>
-        <w:tc>
-          <w:tcPr>
-            <w:tcW w:type="dxa" w:w="2880"/>
-          </w:tcPr>
-          <w:p>
-            <w:r/>
-            <w:r>
-              <w:t>物資嚴重短缺，醫院受限</w:t>
-            </w:r>
-          </w:p>
-        </w:tc>
-        <w:tc>
-          <w:tcPr>
-            <w:tcW w:type="dxa" w:w="2880"/>
-          </w:tcPr>
-          <w:p>
-            <w:r/>
-            <w:r>
-              <w:t>1</w:t>
-            </w:r>
-          </w:p>
-        </w:tc>
-      </w:tr>
-      <w:tr>
-        <w:tc>
-          <w:tcPr>
-            <w:tcW w:type="dxa" w:w="2880"/>
-          </w:tcPr>
-          <w:p>
-            <w:r/>
-            <w:r>
-              <w:t>4 月（封鎖期）</w:t>
-            </w:r>
-          </w:p>
-        </w:tc>
-        <w:tc>
-          <w:tcPr>
-            <w:tcW w:type="dxa" w:w="2880"/>
-          </w:tcPr>
-          <w:p>
-            <w:r/>
-            <w:r>
-              <w:t>邊境四周完全關閉</w:t>
-            </w:r>
-          </w:p>
-        </w:tc>
-        <w:tc>
-          <w:tcPr>
-            <w:tcW w:type="dxa" w:w="2880"/>
-          </w:tcPr>
-          <w:p>
-            <w:r/>
-            <w:r>
-              <w:t>18</w:t>
-            </w:r>
-          </w:p>
-        </w:tc>
-      </w:tr>
-      <w:tr>
-        <w:tc>
-          <w:tcPr>
-            <w:tcW w:type="dxa" w:w="2880"/>
-          </w:tcPr>
-          <w:p>
-            <w:r/>
-            <w:r>
-              <w:t>5 月（定性期）</w:t>
-            </w:r>
-          </w:p>
-        </w:tc>
-        <w:tc>
-          <w:tcPr>
-            <w:tcW w:type="dxa" w:w="2880"/>
-          </w:tcPr>
-          <w:p>
-            <w:r/>
-            <w:r>
-              <w:t>「集體懲罰」--准入被武器化</w:t>
-            </w:r>
-          </w:p>
-        </w:tc>
-        <w:tc>
-          <w:tcPr>
-            <w:tcW w:type="dxa" w:w="2880"/>
-          </w:tcPr>
-          <w:p>
-            <w:r/>
-            <w:r>
-              <w:t>20</w:t>
-            </w:r>
-          </w:p>
-        </w:tc>
-      </w:tr>
-      <w:tr>
-        <w:tc>
-          <w:tcPr>
-            <w:tcW w:type="dxa" w:w="2880"/>
-          </w:tcPr>
-          <w:p>
-            <w:r/>
-            <w:r>
-              <w:t>6-7 月（數據期）</w:t>
-            </w:r>
-          </w:p>
-        </w:tc>
-        <w:tc>
-          <w:tcPr>
-            <w:tcW w:type="dxa" w:w="2880"/>
-          </w:tcPr>
-          <w:p>
-            <w:r/>
-            <w:r>
-              <w:t>44% 協調被拒、20 次搶修被拒</w:t>
-            </w:r>
-          </w:p>
-        </w:tc>
-        <w:tc>
-          <w:tcPr>
-            <w:tcW w:type="dxa" w:w="2880"/>
-          </w:tcPr>
-          <w:p>
-            <w:r/>
-            <w:r>
-              <w:t>22、26</w:t>
-            </w:r>
-          </w:p>
-        </w:tc>
-      </w:tr>
-      <w:tr>
-        <w:tc>
-          <w:tcPr>
-            <w:tcW w:type="dxa" w:w="2880"/>
-          </w:tcPr>
-          <w:p>
-            <w:r/>
-            <w:r>
-              <w:t>8 月（佔領期）</w:t>
-            </w:r>
-          </w:p>
-        </w:tc>
-        <w:tc>
-          <w:tcPr>
-            <w:tcW w:type="dxa" w:w="2880"/>
-          </w:tcPr>
-          <w:p>
-            <w:r/>
-            <w:r>
-              <w:t>「接管加薩城」--主權層面衝突</w:t>
-            </w:r>
-          </w:p>
-        </w:tc>
-        <w:tc>
-          <w:tcPr>
-            <w:tcW w:type="dxa" w:w="2880"/>
-          </w:tcPr>
-          <w:p>
-            <w:r/>
-            <w:r>
-              <w:t>27</w:t>
-            </w:r>
-          </w:p>
-        </w:tc>
-      </w:tr>
-      <w:tr>
-        <w:tc>
-          <w:tcPr>
-            <w:tcW w:type="dxa" w:w="2880"/>
-          </w:tcPr>
-          <w:p>
-            <w:r/>
-            <w:r>
-              <w:t>10 月（窗口期）</w:t>
-            </w:r>
-          </w:p>
-        </w:tc>
-        <w:tc>
-          <w:tcPr>
-            <w:tcW w:type="dxa" w:w="2880"/>
-          </w:tcPr>
-          <w:p>
-            <w:r/>
-            <w:r>
-              <w:t>17 萬噸「可隨時運入」但實際狀態未知</w:t>
-            </w:r>
-          </w:p>
-        </w:tc>
-        <w:tc>
-          <w:tcPr>
-            <w:tcW w:type="dxa" w:w="2880"/>
-          </w:tcPr>
-          <w:p>
-            <w:r/>
-            <w:r>
-              <w:t>30</w:t>
+              <w:t>21</w:t>
             </w:r>
           </w:p>
         </w:tc>
@@ -3975,10 +916,10 @@
         <w:rPr>
           <w:b/>
         </w:rPr>
-        <w:t>結論：</w:t>
+        <w:t>小結：</w:t>
       </w:r>
       <w:r>
-        <w:t xml:space="preserve"> 全年瓶頸始終在「以色列是否允許准入/行動自由」，而非人道機構的供給能力。10/3 的 17 萬噸備妥（來源30）恰好反證：供給端就緒，等待的是准入端解鎖。</w:t>
+        <w:t xml:space="preserve"> 2025 年上半年形成「停火達成（1 月中）→首輪交換（1 月下旬、2 月中）→停火危機（2 月中）→第一階段收尾（3 月初）→停火破裂（3 月）→安理會否決（5 月末）」的外交節奏。10 月 3 日資料顯示哈馬斯「準備釋放人質」，但本次 ev 中未出現後續實際交換的確認（來源 28 僅提及物資備妥，未直接描述人質交換完成）。</w:t>
       </w:r>
     </w:p>
     <w:p/>
@@ -3993,7 +934,7 @@
         <w:pStyle w:val="Heading2"/>
       </w:pPr>
       <w:r>
-        <w:t>五、四類風險辨識與正回饋循環（全年軌跡）</w:t>
+        <w:t>三、② 國際安全：軍事行動、平民與救援人員安全</w:t>
       </w:r>
     </w:p>
     <w:p/>
@@ -4024,7 +965,7 @@
               <w:rPr>
                 <w:b/>
               </w:rPr>
-              <w:t>風險類別</w:t>
+              <w:t>時間</w:t>
             </w:r>
           </w:p>
         </w:tc>
@@ -4042,7 +983,25 @@
               <w:rPr>
                 <w:b/>
               </w:rPr>
-              <w:t>全年信號軌跡</w:t>
+              <w:t>面向</w:t>
+            </w:r>
+          </w:p>
+        </w:tc>
+        <w:tc>
+          <w:tcPr>
+            <w:tcW w:type="dxa" w:w="2160"/>
+          </w:tcPr>
+          <w:p>
+            <w:r>
+              <w:rPr>
+                <w:b/>
+              </w:rPr>
+            </w:r>
+            <w:r>
+              <w:rPr>
+                <w:b/>
+              </w:rPr>
+              <w:t>主要內容</w:t>
             </w:r>
           </w:p>
         </w:tc>
@@ -4064,21 +1023,154 @@
             </w:r>
           </w:p>
         </w:tc>
+      </w:tr>
+      <w:tr>
         <w:tc>
           <w:tcPr>
             <w:tcW w:type="dxa" w:w="2160"/>
           </w:tcPr>
           <w:p>
+            <w:r/>
+            <w:r>
+              <w:t>2025-02-26</w:t>
+            </w:r>
+          </w:p>
+        </w:tc>
+        <w:tc>
+          <w:tcPr>
+            <w:tcW w:type="dxa" w:w="2160"/>
+          </w:tcPr>
+          <w:p>
+            <w:r/>
+            <w:r>
+              <w:t>約旦河西岸軍事行動</w:t>
+            </w:r>
+          </w:p>
+        </w:tc>
+        <w:tc>
+          <w:tcPr>
+            <w:tcW w:type="dxa" w:w="2160"/>
+          </w:tcPr>
+          <w:p>
+            <w:r/>
+            <w:r>
+              <w:t>以色列在西岸發動數周軍事行動，約四萬人流離失所；UNRWA 報告五週內 50 多人喪生（含兒童）；OCHA 對對平民使用過當武力表示深表關切</w:t>
+            </w:r>
+          </w:p>
+        </w:tc>
+        <w:tc>
+          <w:tcPr>
+            <w:tcW w:type="dxa" w:w="2160"/>
+          </w:tcPr>
+          <w:p>
+            <w:r/>
+            <w:r>
+              <w:t>14、15、16</w:t>
+            </w:r>
+          </w:p>
+        </w:tc>
+      </w:tr>
+      <w:tr>
+        <w:tc>
+          <w:tcPr>
+            <w:tcW w:type="dxa" w:w="2160"/>
+          </w:tcPr>
+          <w:p>
+            <w:r/>
+            <w:r>
+              <w:t>2025-05-31 前後</w:t>
+            </w:r>
+          </w:p>
+        </w:tc>
+        <w:tc>
+          <w:tcPr>
+            <w:tcW w:type="dxa" w:w="2160"/>
+          </w:tcPr>
+          <w:p>
+            <w:r/>
+            <w:r>
+              <w:t>物資分發點槍擊</w:t>
+            </w:r>
+          </w:p>
+        </w:tc>
+        <w:tc>
+          <w:tcPr>
+            <w:tcW w:type="dxa" w:w="2160"/>
+          </w:tcPr>
+          <w:p>
+            <w:r/>
+            <w:r>
+              <w:t>加薩南部美以控制的私營援助中心周邊，民眾領取食物時遭槍擊遇難；古特雷斯「深表震驚」，呼籲立即實現持久停火</w:t>
+            </w:r>
+          </w:p>
+        </w:tc>
+        <w:tc>
+          <w:tcPr>
+            <w:tcW w:type="dxa" w:w="2160"/>
+          </w:tcPr>
+          <w:p>
+            <w:r/>
+            <w:r>
+              <w:t>21</w:t>
+            </w:r>
+          </w:p>
+        </w:tc>
+      </w:tr>
+      <w:tr>
+        <w:tc>
+          <w:tcPr>
+            <w:tcW w:type="dxa" w:w="2160"/>
+            <w:vMerge w:val="restart"/>
+          </w:tcPr>
+          <w:p>
+            <w:r/>
+            <w:r>
+              <w:t>2025-07-03</w:t>
+            </w:r>
+          </w:p>
+          <w:p>
+            <w:r/>
+          </w:p>
+        </w:tc>
+        <w:tc>
+          <w:tcPr>
+            <w:tcW w:type="dxa" w:w="2160"/>
+          </w:tcPr>
+          <w:p>
+            <w:r/>
+            <w:r>
+              <w:t>強制遷移</w:t>
+            </w:r>
+          </w:p>
+        </w:tc>
+        <w:tc>
+          <w:tcPr>
+            <w:tcW w:type="dxa" w:w="2160"/>
+          </w:tcPr>
+          <w:p>
+            <w:r/>
+            <w:r>
+              <w:t>杜加里克指出，僅在該週一天內，以色列當局即下令</w:t>
+            </w:r>
             <w:r>
               <w:rPr>
                 <w:b/>
               </w:rPr>
-            </w:r>
-            <w:r>
-              <w:rPr>
-                <w:b/>
-              </w:rPr>
-              <w:t>風險狀態（截至 10/3）</w:t>
+              <w:t>強制轉移近 3 萬人</w:t>
+            </w:r>
+            <w:r>
+              <w:t>，使其在缺乏庇護、食物、藥品及飲水的情況下再次流離失所</w:t>
+            </w:r>
+          </w:p>
+        </w:tc>
+        <w:tc>
+          <w:tcPr>
+            <w:tcW w:type="dxa" w:w="2160"/>
+          </w:tcPr>
+          <w:p>
+            <w:r/>
+            <w:r>
+              <w:t>24</w:t>
             </w:r>
           </w:p>
         </w:tc>
@@ -4087,11 +1179,18 @@
         <w:tc>
           <w:tcPr>
             <w:tcW w:type="dxa" w:w="2160"/>
+            <w:vMerge/>
+          </w:tcPr>
+          <w:p/>
+        </w:tc>
+        <w:tc>
+          <w:tcPr>
+            <w:tcW w:type="dxa" w:w="2160"/>
           </w:tcPr>
           <w:p>
             <w:r/>
             <w:r>
-              <w:t>談判破裂</w:t>
+              <w:t>平民死傷</w:t>
             </w:r>
           </w:p>
         </w:tc>
@@ -4102,7 +1201,7 @@
           <w:p>
             <w:r/>
             <w:r>
-              <w:t>2/11「或將終止」（來源7）→ 4/25 確認「3 月破裂」（來源19）→ 8/8「接管加薩城」（來源27）→ 10/3 哈馬斯單邊釋放意旨（來源30）</w:t>
+              <w:t>古特雷斯強烈譴責近日多起導致大量平民死傷的襲擊事件，重申各方必須尊重國際人道法，呼籲立即實現永久停火</w:t>
             </w:r>
           </w:p>
         </w:tc>
@@ -4113,21 +1212,7 @@
           <w:p>
             <w:r/>
             <w:r>
-              <w:t>7、19、27、30</w:t>
-            </w:r>
-          </w:p>
-        </w:tc>
-        <w:tc>
-          <w:tcPr>
-            <w:tcW w:type="dxa" w:w="2160"/>
-          </w:tcPr>
-          <w:p>
-            <w:r/>
-            <w:r>
-              <w:rPr>
-                <w:b/>
-              </w:rPr>
-              <w:t>已破裂，8 月後進入「佔領」狀態；10/3 為潛在重啟信號但未確認</w:t>
+              <w:t>23</w:t>
             </w:r>
           </w:p>
         </w:tc>
@@ -4140,7 +1225,7 @@
           <w:p>
             <w:r/>
             <w:r>
-              <w:t>援助受阻</w:t>
+              <w:t>2025-08-08</w:t>
             </w:r>
           </w:p>
         </w:tc>
@@ -4151,7 +1236,7 @@
           <w:p>
             <w:r/>
             <w:r>
-              <w:t>1/14 短缺（來源1）→ 4/1 四周禁止（來源18）→ 5/2 集體懲罰（來源20）→ 5/31 飢餓失控（來源21）→ 7/3 44% 被拒（來源26）→ 10/3 17 萬噸待命（來源30）</w:t>
+              <w:t>「接管加薩城」</w:t>
             </w:r>
           </w:p>
         </w:tc>
@@ -4162,7 +1247,7 @@
           <w:p>
             <w:r/>
             <w:r>
-              <w:t>1、18、20、21、26、30</w:t>
+              <w:t>古特雷斯對以色列政府決定「接管加薩城」深表震驚，指出此舉標誌局勢的危險升級，可能加劇數百萬巴勒斯坦人的災難性後果，並危及仍被扣押的人質</w:t>
             </w:r>
           </w:p>
         </w:tc>
@@ -4173,10 +1258,7 @@
           <w:p>
             <w:r/>
             <w:r>
-              <w:rPr>
-                <w:b/>
-              </w:rPr>
-              <w:t>持續中（封鎖未解）；10/3 提供供給端就緒條件，但准入端未確認</w:t>
+              <w:t>26</w:t>
             </w:r>
           </w:p>
         </w:tc>
@@ -4189,7 +1271,7 @@
           <w:p>
             <w:r/>
             <w:r>
-              <w:t>醫療體系惡化</w:t>
+              <w:t>2025-08-22</w:t>
             </w:r>
           </w:p>
         </w:tc>
@@ -4200,7 +1282,7 @@
           <w:p>
             <w:r/>
             <w:r>
-              <w:t>1/14 醫院受損（來源1）→ 8/22 兒童截肢率全球最高（來源28）→ 10/3 新生兒等待中死亡（來源31）</w:t>
+              <w:t>軍事行動升級</w:t>
             </w:r>
           </w:p>
         </w:tc>
@@ -4211,7 +1293,7 @@
           <w:p>
             <w:r/>
             <w:r>
-              <w:t>1、28、31</w:t>
+              <w:t>以軍持續加強加薩城及周边地帶軍事行動；古特雷斯再度緊急呼籲停火</w:t>
             </w:r>
           </w:p>
         </w:tc>
@@ -4222,59 +1304,7 @@
           <w:p>
             <w:r/>
             <w:r>
-              <w:rPr>
-                <w:b/>
-              </w:rPr>
-              <w:t>不可逆損毀已發生；重建需時，窗口極短</w:t>
-            </w:r>
-          </w:p>
-        </w:tc>
-      </w:tr>
-      <w:tr>
-        <w:tc>
-          <w:tcPr>
-            <w:tcW w:type="dxa" w:w="2160"/>
-          </w:tcPr>
-          <w:p>
-            <w:r/>
-            <w:r>
-              <w:t>衝突再升級</w:t>
-            </w:r>
-          </w:p>
-        </w:tc>
-        <w:tc>
-          <w:tcPr>
-            <w:tcW w:type="dxa" w:w="2160"/>
-          </w:tcPr>
-          <w:p>
-            <w:r/>
-            <w:r>
-              <w:t>2/26 西岸「戰場」（來源14、15）→ 5/31 援助中心槍擊（來源21）→ 7/3 強制轉移 3 萬人（來源25）→ 8/8 接管加薩城（來源27）→ 8/22 以軍加強行動（來源28）</w:t>
-            </w:r>
-          </w:p>
-        </w:tc>
-        <w:tc>
-          <w:tcPr>
-            <w:tcW w:type="dxa" w:w="2160"/>
-          </w:tcPr>
-          <w:p>
-            <w:r/>
-            <w:r>
-              <w:t>14、15、21、25、27、28</w:t>
-            </w:r>
-          </w:p>
-        </w:tc>
-        <w:tc>
-          <w:tcPr>
-            <w:tcW w:type="dxa" w:w="2160"/>
-          </w:tcPr>
-          <w:p>
-            <w:r/>
-            <w:r>
-              <w:rPr>
-                <w:b/>
-              </w:rPr>
-              <w:t>已結構化；加薩從「封鎖」升級為「佔領」，西岸同步惡化</w:t>
+              <w:t>27</w:t>
             </w:r>
           </w:p>
         </w:tc>
@@ -4282,54 +1312,23 @@
     </w:tbl>
     <w:p/>
     <w:p>
-      <w:pPr>
-        <w:pStyle w:val="Heading3"/>
-      </w:pPr>
       <w:r>
-        <w:t>正回饋循環（基於全年 31 則片段可確認的完整鏈路）</w:t>
+        <w:rPr>
+          <w:b/>
+        </w:rPr>
+        <w:t>小結：</w:t>
       </w:r>
-    </w:p>
-    <w:p/>
-    <w:p>
-      <w:pPr>
-        <w:pStyle w:val="IntenseQuote"/>
-      </w:pPr>
       <w:r>
-        <w:t>停火破裂（來源7、19）→ 封鎖加劇（來源18、19、26）→ 醫療/人道惡化（來源1、28、31）→ 國際話語升級但無強制手段（來源20、21、24、27）→ 安理會否決/無制裁（來源21、29）→ 以色列無解鎖動機 → 封鎖持續、衝突升級（來源25、27、28）→ 國際話語進一步升級 → 循環閉合</w:t>
+        <w:t xml:space="preserve"> 安全態勢呈</w:t>
       </w:r>
-    </w:p>
-    <w:p/>
-    <w:p>
-      <w:pPr>
-        <w:pStyle w:val="Heading2"/>
-        <w:jc w:val="left"/>
-      </w:pPr>
       <w:r>
-        <w:t>新增觀察（7-10 月）：</w:t>
+        <w:rPr>
+          <w:b/>
+        </w:rPr>
+        <w:t>持續惡化</w:t>
       </w:r>
-    </w:p>
-    <w:p>
-      <w:pPr>
-        <w:pStyle w:val="ListBullet"/>
-      </w:pPr>
       <w:r>
-        <w:t>7/3 的 44% 拒絕率（來源26）首次將「准入被拒」量化為結構性數據，證明非個別事件而是制度性拒絕。</w:t>
-      </w:r>
-    </w:p>
-    <w:p>
-      <w:pPr>
-        <w:pStyle w:val="ListBullet"/>
-      </w:pPr>
-      <w:r>
-        <w:t>8/8「接管加薩城」（來源27）標誌衝突形態從「軍事行動」升級為「佔領」，傳導鏈中「以色列准入」節點已非「是否允許」而是「是否承認主權」的層面。</w:t>
-      </w:r>
-    </w:p>
-    <w:p>
-      <w:pPr>
-        <w:pStyle w:val="ListBullet"/>
-      </w:pPr>
-      <w:r>
-        <w:t>10/3 的 17 萬噸備妥（來源30）是全年首次明確記錄「供給端完全就緒、僅待准入」的狀態，為判斷正回饋循環是否可被打破提供关键觀察點。</w:t>
+        <w:t>曲線--2 月西岸軍事行動 → 5 月物資分發點槍擊 → 7 月大規模強制遷移與平民死傷 → 8 月「接管加薩城」與軍事行動升級。本次 ev 中未出現具體空襲座標、傷亡總數或救援人員累計喪生數（對話歷史中提及的 562 名等數字不在本次 29 個片段內，不予引用）。</w:t>
       </w:r>
     </w:p>
     <w:p/>
@@ -4344,7 +1343,7 @@
         <w:pStyle w:val="Heading2"/>
       </w:pPr>
       <w:r>
-        <w:t>六、SWOT 分析（全年 31 則片段）</w:t>
+        <w:t>四、③ 人道事務：食品、飲水、邊境口岸與援助物資</w:t>
       </w:r>
     </w:p>
     <w:p/>
@@ -4375,7 +1374,7 @@
               <w:rPr>
                 <w:b/>
               </w:rPr>
-              <w:t>維度</w:t>
+              <w:t>時間</w:t>
             </w:r>
           </w:p>
         </w:tc>
@@ -4442,7 +1441,7 @@
           <w:p>
             <w:r/>
             <w:r>
-              <w:t>Strength（優勢）</w:t>
+              <w:t>2025-01-14</w:t>
             </w:r>
           </w:p>
         </w:tc>
@@ -4453,7 +1452,7 @@
           <w:p>
             <w:r/>
             <w:r>
-              <w:t>停火協議三階段結構化設計</w:t>
+              <w:t>物資短缺（停火初期）</w:t>
             </w:r>
           </w:p>
         </w:tc>
@@ -4464,7 +1463,7 @@
           <w:p>
             <w:r/>
             <w:r>
-              <w:t>1/19 生效，分三階段，含以軍撤离、難民返回、增加援助等明確義務（來源11）；10/3 哈馬斯釋放意旨仍援引此框架（來源30）--制度框架未廢除</w:t>
+              <w:t>杜加里克指出嚴重物資短缺導致奧達醫院運行受限；聯合國及合作夥伴仍全力提供必要支持；強調以色列須允許無阻礙人道援助進入</w:t>
             </w:r>
           </w:p>
         </w:tc>
@@ -4475,7 +1474,7 @@
           <w:p>
             <w:r/>
             <w:r>
-              <w:t>11、30</w:t>
+              <w:t>1</w:t>
             </w:r>
           </w:p>
         </w:tc>
@@ -4488,7 +1487,7 @@
           <w:p>
             <w:r/>
             <w:r>
-              <w:t>Strength（優勢）</w:t>
+              <w:t>2025-01-15</w:t>
             </w:r>
           </w:p>
         </w:tc>
@@ -4499,7 +1498,7 @@
           <w:p>
             <w:r/>
             <w:r>
-              <w:t>人質交換機制已驗證（2 次成功）</w:t>
+              <w:t>援助挑戰</w:t>
             </w:r>
           </w:p>
         </w:tc>
@@ -4510,7 +1509,7 @@
           <w:p>
             <w:r/>
             <w:r>
-              <w:t>1/19 首次交換（來源6）；2/16 3 換 369（來源10）；10/3 哈馬斯再次釋放意旨（來源30）--短週期內可重複，證明技術可行</w:t>
+              <w:t>弗萊切表示停火帶來希望，但援助過程「依然充滿挑戰」</w:t>
             </w:r>
           </w:p>
         </w:tc>
@@ -4521,7 +1520,7 @@
           <w:p>
             <w:r/>
             <w:r>
-              <w:t>6、10、30</w:t>
+              <w:t>5</w:t>
             </w:r>
           </w:p>
         </w:tc>
@@ -4534,7 +1533,7 @@
           <w:p>
             <w:r/>
             <w:r>
-              <w:t>Strength（優勢）</w:t>
+              <w:t>2025-02-16</w:t>
             </w:r>
           </w:p>
         </w:tc>
@@ -4545,7 +1544,7 @@
           <w:p>
             <w:r/>
             <w:r>
-              <w:t>國際法語言與法律定性已就位</w:t>
+              <w:t>增援條款</w:t>
             </w:r>
           </w:p>
         </w:tc>
@@ -4556,7 +1555,7 @@
           <w:p>
             <w:r/>
             <w:r>
-              <w:t>1/14「國際人道主義法義務」（來源1）；2/16「嚴格遵守國際人道法和國際人權法」（來源13）；5/2「嚴重違反國際法」「集體懲罰」（來源20）；7/3「平民必須受到尊重和保护」（來源25）--法律追訴基礎已建立</w:t>
+              <w:t>第一階段協議明確包含「大幅增加進入被佔領土的援助物資數量」；聯合國承諾為提供急需援助創造必要條件</w:t>
             </w:r>
           </w:p>
         </w:tc>
@@ -4567,7 +1566,7 @@
           <w:p>
             <w:r/>
             <w:r>
-              <w:t>1、13、20、25</w:t>
+              <w:t>11、12</w:t>
             </w:r>
           </w:p>
         </w:tc>
@@ -4580,7 +1579,7 @@
           <w:p>
             <w:r/>
             <w:r>
-              <w:t>Strength（優勢）</w:t>
+              <w:t>2025-04-01</w:t>
             </w:r>
           </w:p>
         </w:tc>
@@ -4591,7 +1590,7 @@
           <w:p>
             <w:r/>
             <w:r>
-              <w:t>人道機構持續記錄與施壓（1 月至 10 月）</w:t>
+              <w:t>邊境關閉（四周）</w:t>
             </w:r>
           </w:p>
         </w:tc>
@@ -4602,7 +1601,16 @@
           <w:p>
             <w:r/>
             <w:r>
-              <w:t>OCHA 從 1/14（來源1）到 7/3（來源25、26）持續发声；WHO 10/3 緊急行動（來源31）；17 萬噸物資備妥（來源30）--未停止記錄與行動</w:t>
+              <w:t>以色列關閉加薩邊境，連續</w:t>
+            </w:r>
+            <w:r>
+              <w:rPr>
+                <w:b/>
+              </w:rPr>
+              <w:t>四周</w:t>
+            </w:r>
+            <w:r>
+              <w:t>禁止所有商業和人道援助進入；援助努力被不斷削弱</w:t>
             </w:r>
           </w:p>
         </w:tc>
@@ -4613,7 +1621,7 @@
           <w:p>
             <w:r/>
             <w:r>
-              <w:t>1、25、26、30、31</w:t>
+              <w:t>18</w:t>
             </w:r>
           </w:p>
         </w:tc>
@@ -4626,7 +1634,7 @@
           <w:p>
             <w:r/>
             <w:r>
-              <w:t>Strength（優勢）</w:t>
+              <w:t>2025-04-25</w:t>
             </w:r>
           </w:p>
         </w:tc>
@@ -4637,7 +1645,7 @@
           <w:p>
             <w:r/>
             <w:r>
-              <w:t>調解方仍處置中（未完全退出）</w:t>
+              <w:t>50 天斷援</w:t>
             </w:r>
           </w:p>
         </w:tc>
@@ -4648,7 +1656,16 @@
           <w:p>
             <w:r/>
             <w:r>
-              <w:t>1/15 埃及、卡達、美國被点名（來源2）；2/11 多哈第二階段談判被提及（來源8）；10/3 哈馬斯單邊意旨仍指向談判框架（來源30）</w:t>
+              <w:t xml:space="preserve">停火三月破裂後，連續 </w:t>
+            </w:r>
+            <w:r>
+              <w:rPr>
+                <w:b/>
+              </w:rPr>
+              <w:t>50 多天</w:t>
+            </w:r>
+            <w:r>
+              <w:t>無援助進入；加薩人口即將斷糧；酷熱、污水、垃圾環境下公共衛生危機加劇</w:t>
             </w:r>
           </w:p>
         </w:tc>
@@ -4659,7 +1676,7 @@
           <w:p>
             <w:r/>
             <w:r>
-              <w:t>2、8、30</w:t>
+              <w:t>19</w:t>
             </w:r>
           </w:p>
         </w:tc>
@@ -4672,7 +1689,7 @@
           <w:p>
             <w:r/>
             <w:r>
-              <w:t>Weakness（劣勢）</w:t>
+              <w:t>2025-05-02</w:t>
             </w:r>
           </w:p>
         </w:tc>
@@ -4683,7 +1700,7 @@
           <w:p>
             <w:r/>
             <w:r>
-              <w:t>停火維持窗口極短（約 6 週）</w:t>
+              <w:t>兩個月斷援</w:t>
             </w:r>
           </w:p>
         </w:tc>
@@ -4694,7 +1711,16 @@
           <w:p>
             <w:r/>
             <w:r>
-              <w:t>1/19 生效（來源6）→ 2/11「或將終止」（來源7）→ 4/25 確認 3 月破裂（來源19）--有效停火不足 2 個月</w:t>
+              <w:t>弗萊切指以色列阻止援助進入是對哈馬斯施壓的策略，嚴重違反國際法，剝奪平民生存權，是「殘酷的</w:t>
+            </w:r>
+            <w:r>
+              <w:rPr>
+                <w:b/>
+              </w:rPr>
+              <w:t>集體懲罰</w:t>
+            </w:r>
+            <w:r>
+              <w:t>」</w:t>
             </w:r>
           </w:p>
         </w:tc>
@@ -4705,7 +1731,7 @@
           <w:p>
             <w:r/>
             <w:r>
-              <w:t>6、7、19</w:t>
+              <w:t>20</w:t>
             </w:r>
           </w:p>
         </w:tc>
@@ -4718,7 +1744,7 @@
           <w:p>
             <w:r/>
             <w:r>
-              <w:t>Weakness（劣勢）</w:t>
+              <w:t>2025-05-31</w:t>
             </w:r>
           </w:p>
         </w:tc>
@@ -4729,7 +1755,7 @@
           <w:p>
             <w:r/>
             <w:r>
-              <w:t>聯合國無強制執行機制</w:t>
+              <w:t>近三個月斷援＋飢餓失控</w:t>
             </w:r>
           </w:p>
         </w:tc>
@@ -4740,7 +1766,7 @@
           <w:p>
             <w:r/>
             <w:r>
-              <w:t>古特雷斯全年行動均為「歡迎」「呼籲」「譴責」「震驚」（來源2、7、9、21、24、27、28）；OCHA 均為「警告」「指出」（來源1、18、20、26）；5/31 安理會決議被否決（來源21）--話語與行動之間存在結構性斷裂</w:t>
+              <w:t>加薩饑餓危機呈失控態勢；安理會否決後局勢進一步惡化</w:t>
             </w:r>
           </w:p>
         </w:tc>
@@ -4751,7 +1777,7 @@
           <w:p>
             <w:r/>
             <w:r>
-              <w:t>2、7、9、21、24、27、28</w:t>
+              <w:t>21</w:t>
             </w:r>
           </w:p>
         </w:tc>
@@ -4764,7 +1790,7 @@
           <w:p>
             <w:r/>
             <w:r>
-              <w:t>Weakness（劣勢）</w:t>
+              <w:t>2025-06-13</w:t>
             </w:r>
           </w:p>
         </w:tc>
@@ -4775,7 +1801,7 @@
           <w:p>
             <w:r/>
             <w:r>
-              <w:t>准入端為單一決定因素</w:t>
+              <w:t>搶修被拒</w:t>
             </w:r>
           </w:p>
         </w:tc>
@@ -4786,7 +1812,16 @@
           <w:p>
             <w:r/>
             <w:r>
-              <w:t>4/1 四周禁止（來源18）→ 7/3 44% 被拒（來源26）→ 10/3 17 萬噸待命（來源30）--供給端完全就緒但准入端不解鎖則無效</w:t>
+              <w:t>自 4 月以來，以色列當局已拒絕</w:t>
+            </w:r>
+            <w:r>
+              <w:rPr>
+                <w:b/>
+              </w:rPr>
+              <w:t>超過 20 次</w:t>
+            </w:r>
+            <w:r>
+              <w:t>搶修許可申請</w:t>
             </w:r>
           </w:p>
         </w:tc>
@@ -4797,7 +1832,7 @@
           <w:p>
             <w:r/>
             <w:r>
-              <w:t>18、26、30</w:t>
+              <w:t>22</w:t>
             </w:r>
           </w:p>
         </w:tc>
@@ -4810,7 +1845,7 @@
           <w:p>
             <w:r/>
             <w:r>
-              <w:t>Weakness（劣勢）</w:t>
+              <w:t>2025-07-03</w:t>
             </w:r>
           </w:p>
         </w:tc>
@@ -4821,7 +1856,7 @@
           <w:p>
             <w:r/>
             <w:r>
-              <w:t>資料透明度與視角偏差</w:t>
+              <w:t>協調拒絕率</w:t>
             </w:r>
           </w:p>
         </w:tc>
@@ -4832,7 +1867,16 @@
           <w:p>
             <w:r/>
             <w:r>
-              <w:t>31 則片段以聯合國/人道機構視角為主；以色列官方立場直接引述極少（僅以「以色列當局」「以色列政府」被動提及）；11-12 月完全空白；3 月僅 1 則（來源17）</w:t>
+              <w:t>2025 年 6 月，聯合國近 400 次人道協調嘗試中，</w:t>
+            </w:r>
+            <w:r>
+              <w:rPr>
+                <w:b/>
+              </w:rPr>
+              <w:t>44% 被直接拒絕</w:t>
+            </w:r>
+            <w:r>
+              <w:t>、10% 初步获批後受阻、僅約 1/3 得以執行、12% 因後勤安全問題取消</w:t>
             </w:r>
           </w:p>
         </w:tc>
@@ -4843,7 +1887,7 @@
           <w:p>
             <w:r/>
             <w:r>
-              <w:t>-</w:t>
+              <w:t>25</w:t>
             </w:r>
           </w:p>
         </w:tc>
@@ -4856,7 +1900,7 @@
           <w:p>
             <w:r/>
             <w:r>
-              <w:t>Opportunity（機會）</w:t>
+              <w:t>2025-10-03</w:t>
             </w:r>
           </w:p>
         </w:tc>
@@ -4867,7 +1911,7 @@
           <w:p>
             <w:r/>
             <w:r>
-              <w:t>10/3 新窗口：雙向信號</w:t>
+              <w:t>物資預備</w:t>
             </w:r>
           </w:p>
         </w:tc>
@@ -4878,7 +1922,16 @@
           <w:p>
             <w:r/>
             <w:r>
-              <w:t>哈馬斯釋放意旨（來源30）＋17 萬噸物資備妥（來源30）--若以色列回應正面，傳導鏈可重新啟動；古特雷斯「感到鼓舞」（來源30）顯示國際體系尚未放棄</w:t>
+              <w:t xml:space="preserve">聯合國及合作夥伴已準備約 </w:t>
+            </w:r>
+            <w:r>
+              <w:rPr>
+                <w:b/>
+              </w:rPr>
+              <w:t>17 萬噸</w:t>
+            </w:r>
+            <w:r>
+              <w:t>食品、藥品、帳篷等急需物資，「隨時可運入加薩」</w:t>
             </w:r>
           </w:p>
         </w:tc>
@@ -4889,380 +1942,24 @@
           <w:p>
             <w:r/>
             <w:r>
-              <w:t>30</w:t>
-            </w:r>
-          </w:p>
-        </w:tc>
-      </w:tr>
-      <w:tr>
-        <w:tc>
-          <w:tcPr>
-            <w:tcW w:type="dxa" w:w="2160"/>
-          </w:tcPr>
-          <w:p>
-            <w:r/>
-            <w:r>
-              <w:t>Opportunity（機會）</w:t>
-            </w:r>
-          </w:p>
-        </w:tc>
-        <w:tc>
-          <w:tcPr>
-            <w:tcW w:type="dxa" w:w="2160"/>
-          </w:tcPr>
-          <w:p>
-            <w:r/>
-            <w:r>
-              <w:t>法律定性已達成，追訴門檻降低</w:t>
-            </w:r>
-          </w:p>
-        </w:tc>
-        <w:tc>
-          <w:tcPr>
-            <w:tcW w:type="dxa" w:w="2160"/>
-          </w:tcPr>
-          <w:p>
-            <w:r/>
-            <w:r>
-              <w:t>5/2「集體懲罰」「嚴重違反國際法」（來源20）；7/3「平民必須受到尊重和保护」（來源25）；9/29 2334 號決議報告（來源29）--為國際法院/追訴提供事實與法律基礎</w:t>
-            </w:r>
-          </w:p>
-        </w:tc>
-        <w:tc>
-          <w:tcPr>
-            <w:tcW w:type="dxa" w:w="2160"/>
-          </w:tcPr>
-          <w:p>
-            <w:r/>
-            <w:r>
-              <w:t>20、25、29</w:t>
-            </w:r>
-          </w:p>
-        </w:tc>
-      </w:tr>
-      <w:tr>
-        <w:tc>
-          <w:tcPr>
-            <w:tcW w:type="dxa" w:w="2160"/>
-          </w:tcPr>
-          <w:p>
-            <w:r/>
-            <w:r>
-              <w:t>Opportunity（機會）</w:t>
-            </w:r>
-          </w:p>
-        </w:tc>
-        <w:tc>
-          <w:tcPr>
-            <w:tcW w:type="dxa" w:w="2160"/>
-          </w:tcPr>
-          <w:p>
-            <w:r/>
-            <w:r>
-              <w:t>人道數據基礎扎實</w:t>
-            </w:r>
-          </w:p>
-        </w:tc>
-        <w:tc>
-          <w:tcPr>
-            <w:tcW w:type="dxa" w:w="2160"/>
-          </w:tcPr>
-          <w:p>
-            <w:r/>
-            <w:r>
-              <w:t>44% 拒絕率（來源26）、50 天封鎖（來源19）、1.45 萬兒童喪生（來源3）、17 萬噸備妥（來源30）--為國際訴求提供量化事實基礎</w:t>
-            </w:r>
-          </w:p>
-        </w:tc>
-        <w:tc>
-          <w:tcPr>
-            <w:tcW w:type="dxa" w:w="2160"/>
-          </w:tcPr>
-          <w:p>
-            <w:r/>
-            <w:r>
-              <w:t>3、19、26、30</w:t>
-            </w:r>
-          </w:p>
-        </w:tc>
-      </w:tr>
-      <w:tr>
-        <w:tc>
-          <w:tcPr>
-            <w:tcW w:type="dxa" w:w="2160"/>
-          </w:tcPr>
-          <w:p>
-            <w:r/>
-            <w:r>
-              <w:t>Opportunity（機會）</w:t>
-            </w:r>
-          </w:p>
-        </w:tc>
-        <w:tc>
-          <w:tcPr>
-            <w:tcW w:type="dxa" w:w="2160"/>
-          </w:tcPr>
-          <w:p>
-            <w:r/>
-            <w:r>
-              <w:t>佔領國義務法律框架</w:t>
-            </w:r>
-          </w:p>
-        </w:tc>
-        <w:tc>
-          <w:tcPr>
-            <w:tcW w:type="dxa" w:w="2160"/>
-          </w:tcPr>
-          <w:p>
-            <w:r/>
-            <w:r>
-              <w:t>1/15「結束佔領」框架（來源4）；8/8「接管加薩城」被定性為「危險升級」（來源27）--若佔領結構化，國際人道法中佔領國義務可作為追訴工具</w:t>
-            </w:r>
-          </w:p>
-        </w:tc>
-        <w:tc>
-          <w:tcPr>
-            <w:tcW w:type="dxa" w:w="2160"/>
-          </w:tcPr>
-          <w:p>
-            <w:r/>
-            <w:r>
-              <w:t>4、27</w:t>
-            </w:r>
-          </w:p>
-        </w:tc>
-      </w:tr>
-      <w:tr>
-        <w:tc>
-          <w:tcPr>
-            <w:tcW w:type="dxa" w:w="2160"/>
-          </w:tcPr>
-          <w:p>
-            <w:r/>
-            <w:r>
-              <w:t>Threat（威脅）</w:t>
-            </w:r>
-          </w:p>
-        </w:tc>
-        <w:tc>
-          <w:tcPr>
-            <w:tcW w:type="dxa" w:w="2160"/>
-          </w:tcPr>
-          <w:p>
-            <w:r/>
-            <w:r>
-              <w:t>佔領結構化</w:t>
-            </w:r>
-          </w:p>
-        </w:tc>
-        <w:tc>
-          <w:tcPr>
-            <w:tcW w:type="dxa" w:w="2160"/>
-          </w:tcPr>
-          <w:p>
-            <w:r/>
-            <w:r>
-              <w:t>8/8 以色列決定「接管加薩城」（來源27）；8/22 以軍持續加強行動（來源28）--非臨時軍事行動，而是主權層面重構</w:t>
-            </w:r>
-          </w:p>
-        </w:tc>
-        <w:tc>
-          <w:tcPr>
-            <w:tcW w:type="dxa" w:w="2160"/>
-          </w:tcPr>
-          <w:p>
-            <w:r/>
-            <w:r>
-              <w:t>27、28</w:t>
-            </w:r>
-          </w:p>
-        </w:tc>
-      </w:tr>
-      <w:tr>
-        <w:tc>
-          <w:tcPr>
-            <w:tcW w:type="dxa" w:w="2160"/>
-          </w:tcPr>
-          <w:p>
-            <w:r/>
-            <w:r>
-              <w:t>Threat（威脅）</w:t>
-            </w:r>
-          </w:p>
-        </w:tc>
-        <w:tc>
-          <w:tcPr>
-            <w:tcW w:type="dxa" w:w="2160"/>
-          </w:tcPr>
-          <w:p>
-            <w:r/>
-            <w:r>
-              <w:t>飢荒既成事實</w:t>
-            </w:r>
-          </w:p>
-        </w:tc>
-        <w:tc>
-          <w:tcPr>
-            <w:tcW w:type="dxa" w:w="2160"/>
-          </w:tcPr>
-          <w:p>
-            <w:r/>
-            <w:r>
-              <w:t>4/25 斷糧（來源19）；5/31 飢餓失控、援助中心槍擊（來源21）--營養損傷不可逆，重建需以年計</w:t>
-            </w:r>
-          </w:p>
-        </w:tc>
-        <w:tc>
-          <w:tcPr>
-            <w:tcW w:type="dxa" w:w="2160"/>
-          </w:tcPr>
-          <w:p>
-            <w:r/>
-            <w:r>
-              <w:t>19、21</w:t>
-            </w:r>
-          </w:p>
-        </w:tc>
-      </w:tr>
-      <w:tr>
-        <w:tc>
-          <w:tcPr>
-            <w:tcW w:type="dxa" w:w="2160"/>
-          </w:tcPr>
-          <w:p>
-            <w:r/>
-            <w:r>
-              <w:t>Threat（威脅）</w:t>
-            </w:r>
-          </w:p>
-        </w:tc>
-        <w:tc>
-          <w:tcPr>
-            <w:tcW w:type="dxa" w:w="2160"/>
-          </w:tcPr>
-          <w:p>
-            <w:r/>
-            <w:r>
-              <w:t>醫療體系不可逆損毀</w:t>
-            </w:r>
-          </w:p>
-        </w:tc>
-        <w:tc>
-          <w:tcPr>
-            <w:tcW w:type="dxa" w:w="2160"/>
-          </w:tcPr>
-          <w:p>
-            <w:r/>
-            <w:r>
-              <w:t>1/14 設備被破壞（來源1）→ 8/22 兒童截肢率全球最高（來源28）→ 10/3 新生兒等待中死亡（來源31）--從設備損毀到死亡結果，惡化不可逆</w:t>
-            </w:r>
-          </w:p>
-        </w:tc>
-        <w:tc>
-          <w:tcPr>
-            <w:tcW w:type="dxa" w:w="2160"/>
-          </w:tcPr>
-          <w:p>
-            <w:r/>
-            <w:r>
-              <w:t>1、28、31</w:t>
-            </w:r>
-          </w:p>
-        </w:tc>
-      </w:tr>
-      <w:tr>
-        <w:tc>
-          <w:tcPr>
-            <w:tcW w:type="dxa" w:w="2160"/>
-          </w:tcPr>
-          <w:p>
-            <w:r/>
-            <w:r>
-              <w:t>Threat（威脅）</w:t>
-            </w:r>
-          </w:p>
-        </w:tc>
-        <w:tc>
-          <w:tcPr>
-            <w:tcW w:type="dxa" w:w="2160"/>
-          </w:tcPr>
-          <w:p>
-            <w:r/>
-            <w:r>
-              <w:t>11-12 月完全未知</w:t>
-            </w:r>
-          </w:p>
-        </w:tc>
-        <w:tc>
-          <w:tcPr>
-            <w:tcW w:type="dxa" w:w="2160"/>
-          </w:tcPr>
-          <w:p>
-            <w:r/>
-            <w:r>
-              <w:t>本次資料止於 10/3；11-12 月（含安理會會議、OCHA 週報、可能的第二階段談判）無任何片段，局勢走向無法判斷</w:t>
-            </w:r>
-          </w:p>
-        </w:tc>
-        <w:tc>
-          <w:tcPr>
-            <w:tcW w:type="dxa" w:w="2160"/>
-          </w:tcPr>
-          <w:p>
-            <w:r/>
-            <w:r>
-              <w:t>-</w:t>
-            </w:r>
-          </w:p>
-        </w:tc>
-      </w:tr>
-      <w:tr>
-        <w:tc>
-          <w:tcPr>
-            <w:tcW w:type="dxa" w:w="2160"/>
-          </w:tcPr>
-          <w:p>
-            <w:r/>
-            <w:r>
-              <w:t>Threat（威脅）</w:t>
-            </w:r>
-          </w:p>
-        </w:tc>
-        <w:tc>
-          <w:tcPr>
-            <w:tcW w:type="dxa" w:w="2160"/>
-          </w:tcPr>
-          <w:p>
-            <w:r/>
-            <w:r>
-              <w:t>正回饋循環閉合風險</w:t>
-            </w:r>
-          </w:p>
-        </w:tc>
-        <w:tc>
-          <w:tcPr>
-            <w:tcW w:type="dxa" w:w="2160"/>
-          </w:tcPr>
-          <w:p>
-            <w:r/>
-            <w:r>
-              <w:t>談判破裂→封鎖→人道惡化→話語升級→無強制力→繼續封鎖→惡化加劇（來源7、19、20、21、26、27、28）--若 10/3 窗口未開，循環將進入更嚴重階段</w:t>
-            </w:r>
-          </w:p>
-        </w:tc>
-        <w:tc>
-          <w:tcPr>
-            <w:tcW w:type="dxa" w:w="2160"/>
-          </w:tcPr>
-          <w:p>
-            <w:r/>
-            <w:r>
-              <w:t>7、19、20、21、26、27、28</w:t>
+              <w:t>28</w:t>
             </w:r>
           </w:p>
         </w:tc>
       </w:tr>
     </w:tbl>
+    <w:p/>
+    <w:p>
+      <w:r>
+        <w:rPr>
+          <w:b/>
+        </w:rPr>
+        <w:t>小結：</w:t>
+      </w:r>
+      <w:r>
+        <w:t xml:space="preserve"> 人道准入呈「停火期間有限改善 → 破裂後系統性中斷（四周→50 天→兩個月→近三個月）→ 制度性阻礙（44% 拒絕率、20+ 次搶修被拒）→ 10 月物資備妥但缺乏安全通道確認」的惡化路徑。本次 ev 中未出現拉法口岸具體開閉日期、飲水設施受損細節或避難營容量數據。</w:t>
+      </w:r>
+    </w:p>
     <w:p/>
     <w:p>
       <w:r>
@@ -5275,7 +1972,284 @@
         <w:pStyle w:val="Heading2"/>
       </w:pPr>
       <w:r>
-        <w:t>七、國際體系功能性評估（全年 31 則片段）</w:t>
+        <w:t>五、④ 醫療衛生：醫院運作、物資短缺、病患轉送</w:t>
+      </w:r>
+    </w:p>
+    <w:p/>
+    <w:tbl>
+      <w:tblPr>
+        <w:tblStyle w:val="TableGrid"/>
+        <w:tblW w:type="auto" w:w="0"/>
+        <w:tblLook w:firstColumn="1" w:firstRow="1" w:lastColumn="0" w:lastRow="0" w:noHBand="0" w:noVBand="1" w:val="04A0"/>
+      </w:tblPr>
+      <w:tblGrid>
+        <w:gridCol w:w="2160"/>
+        <w:gridCol w:w="2160"/>
+        <w:gridCol w:w="2160"/>
+        <w:gridCol w:w="2160"/>
+      </w:tblGrid>
+      <w:tr>
+        <w:tc>
+          <w:tcPr>
+            <w:tcW w:type="dxa" w:w="2160"/>
+          </w:tcPr>
+          <w:p>
+            <w:r>
+              <w:rPr>
+                <w:b/>
+              </w:rPr>
+            </w:r>
+            <w:r>
+              <w:rPr>
+                <w:b/>
+              </w:rPr>
+              <w:t>時間</w:t>
+            </w:r>
+          </w:p>
+        </w:tc>
+        <w:tc>
+          <w:tcPr>
+            <w:tcW w:type="dxa" w:w="2160"/>
+          </w:tcPr>
+          <w:p>
+            <w:r>
+              <w:rPr>
+                <w:b/>
+              </w:rPr>
+            </w:r>
+            <w:r>
+              <w:rPr>
+                <w:b/>
+              </w:rPr>
+              <w:t>面向</w:t>
+            </w:r>
+          </w:p>
+        </w:tc>
+        <w:tc>
+          <w:tcPr>
+            <w:tcW w:type="dxa" w:w="2160"/>
+          </w:tcPr>
+          <w:p>
+            <w:r>
+              <w:rPr>
+                <w:b/>
+              </w:rPr>
+            </w:r>
+            <w:r>
+              <w:rPr>
+                <w:b/>
+              </w:rPr>
+              <w:t>主要內容</w:t>
+            </w:r>
+          </w:p>
+        </w:tc>
+        <w:tc>
+          <w:tcPr>
+            <w:tcW w:type="dxa" w:w="2160"/>
+          </w:tcPr>
+          <w:p>
+            <w:r>
+              <w:rPr>
+                <w:b/>
+              </w:rPr>
+            </w:r>
+            <w:r>
+              <w:rPr>
+                <w:b/>
+              </w:rPr>
+              <w:t>來源</w:t>
+            </w:r>
+          </w:p>
+        </w:tc>
+      </w:tr>
+      <w:tr>
+        <w:tc>
+          <w:tcPr>
+            <w:tcW w:type="dxa" w:w="2160"/>
+          </w:tcPr>
+          <w:p>
+            <w:r/>
+            <w:r>
+              <w:t>2025-01-14</w:t>
+            </w:r>
+          </w:p>
+        </w:tc>
+        <w:tc>
+          <w:tcPr>
+            <w:tcW w:type="dxa" w:w="2160"/>
+          </w:tcPr>
+          <w:p>
+            <w:r/>
+            <w:r>
+              <w:t>醫院設備損毀</w:t>
+            </w:r>
+          </w:p>
+        </w:tc>
+        <w:tc>
+          <w:tcPr>
+            <w:tcW w:type="dxa" w:w="2160"/>
+          </w:tcPr>
+          <w:p>
+            <w:r/>
+            <w:r>
+              <w:t>奧達醫院因嚴重物資短缺運行受限；印尼醫院基本設備已被破壞</w:t>
+            </w:r>
+          </w:p>
+        </w:tc>
+        <w:tc>
+          <w:tcPr>
+            <w:tcW w:type="dxa" w:w="2160"/>
+          </w:tcPr>
+          <w:p>
+            <w:r/>
+            <w:r>
+              <w:t>1</w:t>
+            </w:r>
+          </w:p>
+        </w:tc>
+      </w:tr>
+      <w:tr>
+        <w:tc>
+          <w:tcPr>
+            <w:tcW w:type="dxa" w:w="2160"/>
+          </w:tcPr>
+          <w:p>
+            <w:r/>
+            <w:r>
+              <w:t>2025-08-22</w:t>
+            </w:r>
+          </w:p>
+        </w:tc>
+        <w:tc>
+          <w:tcPr>
+            <w:tcW w:type="dxa" w:w="2160"/>
+          </w:tcPr>
+          <w:p>
+            <w:r/>
+            <w:r>
+              <w:t>兒童醫療危機</w:t>
+            </w:r>
+          </w:p>
+        </w:tc>
+        <w:tc>
+          <w:tcPr>
+            <w:tcW w:type="dxa" w:w="2160"/>
+          </w:tcPr>
+          <w:p>
+            <w:r/>
+            <w:r>
+              <w:t>加薩地帶</w:t>
+            </w:r>
+            <w:r>
+              <w:rPr>
+                <w:b/>
+              </w:rPr>
+              <w:t>兒童截肢率已攀升至全球最高</w:t>
+            </w:r>
+            <w:r>
+              <w:t>（資料未提供具體比率數字）</w:t>
+            </w:r>
+          </w:p>
+        </w:tc>
+        <w:tc>
+          <w:tcPr>
+            <w:tcW w:type="dxa" w:w="2160"/>
+          </w:tcPr>
+          <w:p>
+            <w:r/>
+            <w:r>
+              <w:t>27</w:t>
+            </w:r>
+          </w:p>
+        </w:tc>
+      </w:tr>
+      <w:tr>
+        <w:tc>
+          <w:tcPr>
+            <w:tcW w:type="dxa" w:w="2160"/>
+          </w:tcPr>
+          <w:p>
+            <w:r/>
+            <w:r>
+              <w:t>2025-10-03</w:t>
+            </w:r>
+          </w:p>
+        </w:tc>
+        <w:tc>
+          <w:tcPr>
+            <w:tcW w:type="dxa" w:w="2160"/>
+          </w:tcPr>
+          <w:p>
+            <w:r/>
+            <w:r>
+              <w:t>危重病患轉送</w:t>
+            </w:r>
+          </w:p>
+        </w:tc>
+        <w:tc>
+          <w:tcPr>
+            <w:tcW w:type="dxa" w:w="2160"/>
+          </w:tcPr>
+          <w:p>
+            <w:r/>
+            <w:r>
+              <w:t>WHO 組織緊急轉移任務，將 3 名危重新生兒自加薩市赫盧醫院轉至代爾巴拉赫阿克薩醫院；原定轉移的</w:t>
+            </w:r>
+            <w:r>
+              <w:rPr>
+                <w:b/>
+              </w:rPr>
+              <w:t>第 4 名嬰兒於當天早上死亡</w:t>
+            </w:r>
+          </w:p>
+        </w:tc>
+        <w:tc>
+          <w:tcPr>
+            <w:tcW w:type="dxa" w:w="2160"/>
+          </w:tcPr>
+          <w:p>
+            <w:r/>
+            <w:r>
+              <w:t>29</w:t>
+            </w:r>
+          </w:p>
+        </w:tc>
+      </w:tr>
+    </w:tbl>
+    <w:p/>
+    <w:p>
+      <w:r>
+        <w:rPr>
+          <w:b/>
+        </w:rPr>
+        <w:t>小結：</w:t>
+      </w:r>
+      <w:r>
+        <w:t xml:space="preserve"> 本次 29 個片段中，醫療衛生類直接資料相對有限（3 則），但已呈現清晰惡化鏈：1 月設備被毀 → 8 月兒童截肢率全球最高 → 10 月新生兒轉送中仍有死亡。對話歷史中提及的救護車停擺、17 週無燃料、醫療車隊遇襲 15 人喪生等具體事件</w:t>
+      </w:r>
+      <w:r>
+        <w:rPr>
+          <w:b/>
+        </w:rPr>
+        <w:t>不在本次 ev 中</w:t>
+      </w:r>
+      <w:r>
+        <w:t>，不加以引用。醫療體系整體態勢可依現有資料定性判斷為「持續惡化、恢復困難」，但具體損傷程度（如多少家醫院停擺）資料不足，不予量化。</w:t>
+      </w:r>
+    </w:p>
+    <w:p/>
+    <w:p>
+      <w:r>
+        <w:t>---</w:t>
+      </w:r>
+    </w:p>
+    <w:p/>
+    <w:p>
+      <w:pPr>
+        <w:pStyle w:val="Heading2"/>
+      </w:pPr>
+      <w:r>
+        <w:t>六、⑤ 國際組織：聲明、數據與行動</w:t>
       </w:r>
     </w:p>
     <w:p/>
@@ -5305,7 +2279,7 @@
               <w:rPr>
                 <w:b/>
               </w:rPr>
-              <w:t>維度</w:t>
+              <w:t>機構 / 人物</w:t>
             </w:r>
           </w:p>
         </w:tc>
@@ -5323,7 +2297,7 @@
               <w:rPr>
                 <w:b/>
               </w:rPr>
-              <w:t>表現</w:t>
+              <w:t>主要行動與聲明</w:t>
             </w:r>
           </w:p>
         </w:tc>
@@ -5354,7 +2328,7 @@
           <w:p>
             <w:r/>
             <w:r>
-              <w:t>話語強度演進（全年）</w:t>
+              <w:t>聯合國秘書長古特雷斯</w:t>
             </w:r>
           </w:p>
         </w:tc>
@@ -5365,7 +2339,7 @@
           <w:p>
             <w:r/>
             <w:r>
-              <w:t>1/15「熱烈歡迎」（來源2）→ 2/11「必須竭盡全力」（來源7）→ 5/2「集體懲罰」（來源20）→ 5/31「深表震驚」（來源21）→ 7/3「強烈譴責」（來源24）→ 8/8「深表震驚」（接管加薩城）（來源27）→ 8/22「緊急呼籲」（來源28）→ 10/3「感到鼓舞」（來源30）</w:t>
+              <w:t>歡迎停火（01-15）；呼籲避免戰火重燃（02-11）；歡迎人質釋放（02-16）；敦促遵守國際法（02-16）；譴責平民死傷、呼籲永久停火（07-03）；對「接管加薩城」深表震驚（08-08）；對飢餓失控深表震驚（05-31）</w:t>
             </w:r>
           </w:p>
         </w:tc>
@@ -5376,7 +2350,7 @@
           <w:p>
             <w:r/>
             <w:r>
-              <w:t>2、7、20、21、24、27、28、30</w:t>
+              <w:t>2、7、9、13、21、23、26</w:t>
             </w:r>
           </w:p>
         </w:tc>
@@ -5389,7 +2363,7 @@
           <w:p>
             <w:r/>
             <w:r>
-              <w:t>強制機制（安理會）</w:t>
+              <w:t>OCHA（杜加里克）</w:t>
             </w:r>
           </w:p>
         </w:tc>
@@ -5400,7 +2374,7 @@
           <w:p>
             <w:r/>
             <w:r>
-              <w:t>5/31 美國否決永久停火與解除援助限制決議草案（來源21）；9/29 2334 號決議第 35 次報告：定居點擴張加快（來源29）；6/27 伊核問題會議（國際背景）（來源23）</w:t>
+              <w:t>物資短缺、醫院受限（01-14）；過當武力關切（02-26）；一天強制轉移 3 萬人（07-03）；6 月 400 次協調統計、44% 被拒（07-03）</w:t>
             </w:r>
           </w:p>
         </w:tc>
@@ -5411,7 +2385,7 @@
           <w:p>
             <w:r/>
             <w:r>
-              <w:t>21、23、29</w:t>
+              <w:t>1、16、24、25</w:t>
             </w:r>
           </w:p>
         </w:tc>
@@ -5424,7 +2398,7 @@
           <w:p>
             <w:r/>
             <w:r>
-              <w:t>制裁/執勤工具</w:t>
+              <w:t>弗萊切（人道副祕書長）</w:t>
             </w:r>
           </w:p>
         </w:tc>
@@ -5435,7 +2409,7 @@
           <w:p>
             <w:r/>
             <w:r>
-              <w:t>31 則片段中無任何制裁、武器禁運、執勤工具觸發記錄</w:t>
+              <w:t>停火帶來希望但挑戰仍在（01-15）；阻援為「集體懲罰」、剝奪生存權（05-02）</w:t>
             </w:r>
           </w:p>
         </w:tc>
@@ -5446,7 +2420,7 @@
           <w:p>
             <w:r/>
             <w:r>
-              <w:t>-</w:t>
+              <w:t>5、20</w:t>
             </w:r>
           </w:p>
         </w:tc>
@@ -5459,7 +2433,7 @@
           <w:p>
             <w:r/>
             <w:r>
-              <w:t>調解機制</w:t>
+              <w:t>UNICEF（拉塞爾）</w:t>
             </w:r>
           </w:p>
         </w:tc>
@@ -5470,7 +2444,7 @@
           <w:p>
             <w:r/>
             <w:r>
-              <w:t>1/15 埃及、卡達、美國三方被点名（來源2）；2/11 多哈第二階段（來源8）；10/3 哈馬斯單邊意旨（來源30）--調解方未完全退出，但缺少以色列主動參與的記錄</w:t>
+              <w:t>至少 1.45 萬名兒童喪生、數千人受傷、近 100 萬人流離失所；停火「只是邁向和平的第一步」（01-15）</w:t>
             </w:r>
           </w:p>
         </w:tc>
@@ -5481,7 +2455,7 @@
           <w:p>
             <w:r/>
             <w:r>
-              <w:t>2、8、30</w:t>
+              <w:t>3</w:t>
             </w:r>
           </w:p>
         </w:tc>
@@ -5494,7 +2468,7 @@
           <w:p>
             <w:r/>
             <w:r>
-              <w:t>人道協調</w:t>
+              <w:t>UNRWA（近東救濟工程處）</w:t>
             </w:r>
           </w:p>
         </w:tc>
@@ -5505,7 +2479,7 @@
           <w:p>
             <w:r/>
             <w:r>
-              <w:t>1/15 弗萊徹「全力支持」（來源5）；2/16 聯合國支持協議落實（來源12）；10/3 WHO 緊急行動（來源31）；17 萬噸備妥（來源30）</w:t>
+              <w:t>西岸五週軍事行動 50 多人喪生（含兒童），西岸「正迅速演變為戰場」（02-26）</w:t>
             </w:r>
           </w:p>
         </w:tc>
@@ -5516,7 +2490,7 @@
           <w:p>
             <w:r/>
             <w:r>
-              <w:t>5、12、30、31</w:t>
+              <w:t>15</w:t>
             </w:r>
           </w:p>
         </w:tc>
@@ -5529,7 +2503,7 @@
           <w:p>
             <w:r/>
             <w:r>
-              <w:t>功能結論</w:t>
+              <w:t>WHO（世衛組織）</w:t>
             </w:r>
           </w:p>
         </w:tc>
@@ -5540,7 +2514,13 @@
           <w:p>
             <w:r/>
             <w:r>
-              <w:t>國際體系在現有 31 則資料中展現「記錄＋譴責＋呼籲＋備妥物資」功能，但缺乏將話語轉化為強制行動的執行工具。5/31 安理會否決（來源21）是全年唯一的「行動嘗試」，且失敗。10/3 的 17 萬噸備妥（來源30）顯示「準備就緒」與「實際執行」之間仍存在制度性斷層</w:t>
+              <w:t>01-14 醫院受限背景下的援助支持；</w:t>
+            </w:r>
+            <w:r>
+              <w:rPr>
+                <w:b/>
+              </w:rPr>
+              <w:t>10-03 緊急轉移 3 名危重新生兒，第 4 名死亡</w:t>
             </w:r>
           </w:p>
         </w:tc>
@@ -5551,7 +2531,112 @@
           <w:p>
             <w:r/>
             <w:r>
-              <w:t>綜合來源1-31</w:t>
+              <w:t>1、29</w:t>
+            </w:r>
+          </w:p>
+        </w:tc>
+      </w:tr>
+      <w:tr>
+        <w:tc>
+          <w:tcPr>
+            <w:tcW w:type="dxa" w:w="2880"/>
+          </w:tcPr>
+          <w:p>
+            <w:r/>
+            <w:r>
+              <w:t>世界糧食計劃署（WFP）</w:t>
+            </w:r>
+          </w:p>
+        </w:tc>
+        <w:tc>
+          <w:tcPr>
+            <w:tcW w:type="dxa" w:w="2880"/>
+          </w:tcPr>
+          <w:p>
+            <w:r/>
+            <w:r>
+              <w:t>未見直接片段（本次 ev 中無 WFP 獨立條目）</w:t>
+            </w:r>
+          </w:p>
+        </w:tc>
+        <w:tc>
+          <w:tcPr>
+            <w:tcW w:type="dxa" w:w="2880"/>
+          </w:tcPr>
+          <w:p>
+            <w:r/>
+            <w:r>
+              <w:t>-</w:t>
+            </w:r>
+          </w:p>
+        </w:tc>
+      </w:tr>
+      <w:tr>
+        <w:tc>
+          <w:tcPr>
+            <w:tcW w:type="dxa" w:w="2880"/>
+          </w:tcPr>
+          <w:p>
+            <w:r/>
+            <w:r>
+              <w:t>聯合國安理會（美國）</w:t>
+            </w:r>
+          </w:p>
+        </w:tc>
+        <w:tc>
+          <w:tcPr>
+            <w:tcW w:type="dxa" w:w="2880"/>
+          </w:tcPr>
+          <w:p>
+            <w:r/>
+            <w:r>
+              <w:t>2025-05-31 投否決票，阻止加薩永久停火及解除援助限制決議</w:t>
+            </w:r>
+          </w:p>
+        </w:tc>
+        <w:tc>
+          <w:tcPr>
+            <w:tcW w:type="dxa" w:w="2880"/>
+          </w:tcPr>
+          <w:p>
+            <w:r/>
+            <w:r>
+              <w:t>21</w:t>
+            </w:r>
+          </w:p>
+        </w:tc>
+      </w:tr>
+      <w:tr>
+        <w:tc>
+          <w:tcPr>
+            <w:tcW w:type="dxa" w:w="2880"/>
+          </w:tcPr>
+          <w:p>
+            <w:r/>
+            <w:r>
+              <w:t>埃及、卡達（調解方）</w:t>
+            </w:r>
+          </w:p>
+        </w:tc>
+        <w:tc>
+          <w:tcPr>
+            <w:tcW w:type="dxa" w:w="2880"/>
+          </w:tcPr>
+          <w:p>
+            <w:r/>
+            <w:r>
+              <w:t>獲古特雷斯「高度讚揚」調解貢獻（01-15）；多哈被指定為第二階段談判場地（02-11）</w:t>
+            </w:r>
+          </w:p>
+        </w:tc>
+        <w:tc>
+          <w:tcPr>
+            <w:tcW w:type="dxa" w:w="2880"/>
+          </w:tcPr>
+          <w:p>
+            <w:r/>
+            <w:r>
+              <w:t>2、8</w:t>
             </w:r>
           </w:p>
         </w:tc>
@@ -5569,7 +2654,303 @@
         <w:pStyle w:val="Heading2"/>
       </w:pPr>
       <w:r>
-        <w:t>八、資料缺口與未決問題</w:t>
+        <w:t>七、⑥ 綜合研析</w:t>
+      </w:r>
+    </w:p>
+    <w:p/>
+    <w:p>
+      <w:pPr>
+        <w:pStyle w:val="Heading3"/>
+      </w:pPr>
+      <w:r>
+        <w:t>A. 停火-准入-援助-平民處境傳導鏈</w:t>
+      </w:r>
+    </w:p>
+    <w:p/>
+    <w:tbl>
+      <w:tblPr>
+        <w:tblStyle w:val="TableGrid"/>
+        <w:tblW w:type="auto" w:w="0"/>
+        <w:tblLook w:firstColumn="1" w:firstRow="1" w:lastColumn="0" w:lastRow="0" w:noHBand="0" w:noVBand="1" w:val="04A0"/>
+      </w:tblPr>
+      <w:tblGrid>
+        <w:gridCol w:w="2160"/>
+        <w:gridCol w:w="2160"/>
+        <w:gridCol w:w="2160"/>
+        <w:gridCol w:w="2160"/>
+      </w:tblGrid>
+      <w:tr>
+        <w:tc>
+          <w:tcPr>
+            <w:tcW w:type="dxa" w:w="2160"/>
+          </w:tcPr>
+          <w:p>
+            <w:r>
+              <w:rPr>
+                <w:b/>
+              </w:rPr>
+            </w:r>
+            <w:r>
+              <w:rPr>
+                <w:b/>
+              </w:rPr>
+              <w:t>階段</w:t>
+            </w:r>
+          </w:p>
+        </w:tc>
+        <w:tc>
+          <w:tcPr>
+            <w:tcW w:type="dxa" w:w="2160"/>
+          </w:tcPr>
+          <w:p>
+            <w:r>
+              <w:rPr>
+                <w:b/>
+              </w:rPr>
+            </w:r>
+            <w:r>
+              <w:rPr>
+                <w:b/>
+              </w:rPr>
+              <w:t>傳導關係</w:t>
+            </w:r>
+          </w:p>
+        </w:tc>
+        <w:tc>
+          <w:tcPr>
+            <w:tcW w:type="dxa" w:w="2160"/>
+          </w:tcPr>
+          <w:p>
+            <w:r>
+              <w:rPr>
+                <w:b/>
+              </w:rPr>
+            </w:r>
+            <w:r>
+              <w:rPr>
+                <w:b/>
+              </w:rPr>
+              <w:t>具體表現</w:t>
+            </w:r>
+          </w:p>
+        </w:tc>
+        <w:tc>
+          <w:tcPr>
+            <w:tcW w:type="dxa" w:w="2160"/>
+          </w:tcPr>
+          <w:p>
+            <w:r>
+              <w:rPr>
+                <w:b/>
+              </w:rPr>
+            </w:r>
+            <w:r>
+              <w:rPr>
+                <w:b/>
+              </w:rPr>
+              <w:t>來源</w:t>
+            </w:r>
+          </w:p>
+        </w:tc>
+      </w:tr>
+      <w:tr>
+        <w:tc>
+          <w:tcPr>
+            <w:tcW w:type="dxa" w:w="2160"/>
+          </w:tcPr>
+          <w:p>
+            <w:r/>
+            <w:r>
+              <w:t>停火初期（1 月中-2 月中）</w:t>
+            </w:r>
+          </w:p>
+        </w:tc>
+        <w:tc>
+          <w:tcPr>
+            <w:tcW w:type="dxa" w:w="2160"/>
+          </w:tcPr>
+          <w:p>
+            <w:r/>
+            <w:r>
+              <w:t>停火 → 准入有限改善 → 援助推進</w:t>
+            </w:r>
+          </w:p>
+        </w:tc>
+        <w:tc>
+          <w:tcPr>
+            <w:tcW w:type="dxa" w:w="2160"/>
+          </w:tcPr>
+          <w:p>
+            <w:r/>
+            <w:r>
+              <w:t>第一階段含增援條款；聯合國承諾為援助創造條件；但 01-14 醫院仍因物資短缺受限，顯示安全環境未立即改善</w:t>
+            </w:r>
+          </w:p>
+        </w:tc>
+        <w:tc>
+          <w:tcPr>
+            <w:tcW w:type="dxa" w:w="2160"/>
+          </w:tcPr>
+          <w:p>
+            <w:r/>
+            <w:r>
+              <w:t>1、5、11、12</w:t>
+            </w:r>
+          </w:p>
+        </w:tc>
+      </w:tr>
+      <w:tr>
+        <w:tc>
+          <w:tcPr>
+            <w:tcW w:type="dxa" w:w="2160"/>
+          </w:tcPr>
+          <w:p>
+            <w:r/>
+            <w:r>
+              <w:t>停火破裂（4 月起）</w:t>
+            </w:r>
+          </w:p>
+        </w:tc>
+        <w:tc>
+          <w:tcPr>
+            <w:tcW w:type="dxa" w:w="2160"/>
+          </w:tcPr>
+          <w:p>
+            <w:r/>
+            <w:r>
+              <w:t>停火破裂 → 邊境關閉 → 斷援 → 飢餓 → 醫療惡化</w:t>
+            </w:r>
+          </w:p>
+        </w:tc>
+        <w:tc>
+          <w:tcPr>
+            <w:tcW w:type="dxa" w:w="2160"/>
+          </w:tcPr>
+          <w:p>
+            <w:r/>
+            <w:r>
+              <w:t>四周禁止援助（04-01）→ 50 天斷援（04-25）→ 兩月斷援（05-02）→ 近三月飢餓失控（05-31）→ 兒童截肢率全球最高（08-22）</w:t>
+            </w:r>
+          </w:p>
+        </w:tc>
+        <w:tc>
+          <w:tcPr>
+            <w:tcW w:type="dxa" w:w="2160"/>
+          </w:tcPr>
+          <w:p>
+            <w:r/>
+            <w:r>
+              <w:t>18、19、20、21、27</w:t>
+            </w:r>
+          </w:p>
+        </w:tc>
+      </w:tr>
+      <w:tr>
+        <w:tc>
+          <w:tcPr>
+            <w:tcW w:type="dxa" w:w="2160"/>
+          </w:tcPr>
+          <w:p>
+            <w:r/>
+            <w:r>
+              <w:t>軍事升級期（7 月-8 月）</w:t>
+            </w:r>
+          </w:p>
+        </w:tc>
+        <w:tc>
+          <w:tcPr>
+            <w:tcW w:type="dxa" w:w="2160"/>
+          </w:tcPr>
+          <w:p>
+            <w:r/>
+            <w:r>
+              <w:t>軍事行動升級 → 人道全面惡化</w:t>
+            </w:r>
+          </w:p>
+        </w:tc>
+        <w:tc>
+          <w:tcPr>
+            <w:tcW w:type="dxa" w:w="2160"/>
+          </w:tcPr>
+          <w:p>
+            <w:r/>
+            <w:r>
+              <w:t>一天強制轉移 3 萬人（07-03）→ 44% 協調被拒（07-03）→「接管加薩城」（08-08）→ 軍事行動持續加強（08-22）</w:t>
+            </w:r>
+          </w:p>
+        </w:tc>
+        <w:tc>
+          <w:tcPr>
+            <w:tcW w:type="dxa" w:w="2160"/>
+          </w:tcPr>
+          <w:p>
+            <w:r/>
+            <w:r>
+              <w:t>24、25、26、27</w:t>
+            </w:r>
+          </w:p>
+        </w:tc>
+      </w:tr>
+      <w:tr>
+        <w:tc>
+          <w:tcPr>
+            <w:tcW w:type="dxa" w:w="2160"/>
+          </w:tcPr>
+          <w:p>
+            <w:r/>
+            <w:r>
+              <w:t>10 月初（有限資料）</w:t>
+            </w:r>
+          </w:p>
+        </w:tc>
+        <w:tc>
+          <w:tcPr>
+            <w:tcW w:type="dxa" w:w="2160"/>
+          </w:tcPr>
+          <w:p>
+            <w:r/>
+            <w:r>
+              <w:t>談判窗口重開 → 物資備妥</w:t>
+            </w:r>
+          </w:p>
+        </w:tc>
+        <w:tc>
+          <w:tcPr>
+            <w:tcW w:type="dxa" w:w="2160"/>
+          </w:tcPr>
+          <w:p>
+            <w:r/>
+            <w:r>
+              <w:t>17 萬噸物資「隨時可運入」（10-03）；WHO 執行新生兒緊急轉送（10-03）；但</w:t>
+            </w:r>
+            <w:r>
+              <w:rPr>
+                <w:b/>
+              </w:rPr>
+              <w:t>無後續資料確認是否實際執行</w:t>
+            </w:r>
+          </w:p>
+        </w:tc>
+        <w:tc>
+          <w:tcPr>
+            <w:tcW w:type="dxa" w:w="2160"/>
+          </w:tcPr>
+          <w:p>
+            <w:r/>
+            <w:r>
+              <w:t>28、29</w:t>
+            </w:r>
+          </w:p>
+        </w:tc>
+      </w:tr>
+    </w:tbl>
+    <w:p/>
+    <w:p>
+      <w:pPr>
+        <w:pStyle w:val="Heading3"/>
+      </w:pPr>
+      <w:r>
+        <w:t>B. 外交-軍事-人道傳導關係</w:t>
       </w:r>
     </w:p>
     <w:p/>
@@ -5599,7 +2980,7 @@
               <w:rPr>
                 <w:b/>
               </w:rPr>
-              <w:t>缺口/問題</w:t>
+              <w:t>傳導環節</w:t>
             </w:r>
           </w:p>
         </w:tc>
@@ -5617,7 +2998,7 @@
               <w:rPr>
                 <w:b/>
               </w:rPr>
-              <w:t>說明</w:t>
+              <w:t>具體表現</w:t>
             </w:r>
           </w:p>
         </w:tc>
@@ -5635,7 +3016,7 @@
               <w:rPr>
                 <w:b/>
               </w:rPr>
-              <w:t>影響</w:t>
+              <w:t>來源</w:t>
             </w:r>
           </w:p>
         </w:tc>
@@ -5648,7 +3029,7 @@
           <w:p>
             <w:r/>
             <w:r>
-              <w:t>2025 年 11-12 月</w:t>
+              <w:t>外交進展 → 人道改善</w:t>
             </w:r>
           </w:p>
         </w:tc>
@@ -5659,13 +3040,7 @@
           <w:p>
             <w:r/>
             <w:r>
-              <w:rPr>
-                <w:b/>
-              </w:rPr>
-              <w:t>完全空白。</w:t>
-            </w:r>
-            <w:r>
-              <w:t xml:space="preserve"> 無法判斷：10/3 窗口是否打開、17 萬噸是否運入、安理會後續會議、第二階段談判是否啟動、以軍是否進一步擴大行動</w:t>
+              <w:t>停火第一階段含增援條款（02-16）；聯合國全力支持落實（02-16）</w:t>
             </w:r>
           </w:p>
         </w:tc>
@@ -5676,7 +3051,7 @@
           <w:p>
             <w:r/>
             <w:r>
-              <w:t>全年弧線最關鍵的「結果端」缺失</w:t>
+              <w:t>11、12</w:t>
             </w:r>
           </w:p>
         </w:tc>
@@ -5689,7 +3064,7 @@
           <w:p>
             <w:r/>
             <w:r>
-              <w:t>2025 年 3 月</w:t>
+              <w:t>軍事行動 → 人道惡化</w:t>
             </w:r>
           </w:p>
         </w:tc>
@@ -5700,7 +3075,7 @@
           <w:p>
             <w:r/>
             <w:r>
-              <w:t>僅 1 則（來源17，3/1）。停火破裂具體日期、過程、各方聲明均缺失（4/25 來源19 僅回顧性確認「3 月破裂」）</w:t>
+              <w:t>強制轉移 3 萬人（07-03）；「接管加薩城」（08-08）；兒童截肢率全球最高（08-22）；物資分發點槍擊（05-31）</w:t>
             </w:r>
           </w:p>
         </w:tc>
@@ -5711,7 +3086,7 @@
           <w:p>
             <w:r/>
             <w:r>
-              <w:t>轉折點細節不清</w:t>
+              <w:t>21、24、26、27</w:t>
             </w:r>
           </w:p>
         </w:tc>
@@ -5724,7 +3099,7 @@
           <w:p>
             <w:r/>
             <w:r>
-              <w:t>以色列官方立場</w:t>
+              <w:t>外交阻礙 → 軍事升級空間</w:t>
             </w:r>
           </w:p>
         </w:tc>
@@ -5735,7 +3110,7 @@
           <w:p>
             <w:r/>
             <w:r>
-              <w:t>31 則片段中以色列官方直接引述極少，僅以「以色列當局」（來源1、18、22、25、26）、「以色列政府」（來源27）被動提及；無以色列外交部、國防部獨立聲明</w:t>
+              <w:t>美國安理會否決（05-31）削弱國際制衡，與後續「接管加薩城」（08-08）在時間上相繼</w:t>
             </w:r>
           </w:p>
         </w:tc>
@@ -5746,7 +3121,7 @@
           <w:p>
             <w:r/>
             <w:r>
-              <w:t>傳導鏈「准入端」決策邏輯無法直接驗證</w:t>
+              <w:t>21、26</w:t>
             </w:r>
           </w:p>
         </w:tc>
@@ -5759,7 +3134,7 @@
           <w:p>
             <w:r/>
             <w:r>
-              <w:t>人質交換具體條件</w:t>
+              <w:t>人道惡化 → 國際壓力累積</w:t>
             </w:r>
           </w:p>
         </w:tc>
@@ -5770,7 +3145,7 @@
           <w:p>
             <w:r/>
             <w:r>
-              <w:t>2/16 確認 3 換 369（來源10），但交換條件細節（順序、對價、時間表）未收錄；10/3 哈馬斯釋放意旨的具體人數、條件未知</w:t>
+              <w:t>飢餓失控（05-31）→ 集體懲罰認定（05-02）→ 44% 拒絕率（07-03）→「接管加薩城」（08-08）→ 兒童截肢率（08-22），國際譴責持續升級</w:t>
             </w:r>
           </w:p>
         </w:tc>
@@ -5781,182 +3156,7 @@
           <w:p>
             <w:r/>
             <w:r>
-              <w:t>政治錨點分析深度受限</w:t>
-            </w:r>
-          </w:p>
-        </w:tc>
-      </w:tr>
-      <w:tr>
-        <w:tc>
-          <w:tcPr>
-            <w:tcW w:type="dxa" w:w="2880"/>
-          </w:tcPr>
-          <w:p>
-            <w:r/>
-            <w:r>
-              <w:t>卡達/埃及/美國調解細節</w:t>
-            </w:r>
-          </w:p>
-        </w:tc>
-        <w:tc>
-          <w:tcPr>
-            <w:tcW w:type="dxa" w:w="2880"/>
-          </w:tcPr>
-          <w:p>
-            <w:r/>
-            <w:r>
-              <w:t>1/15 三方被点名（來源2）、2/11 多哈提及（來源8）、5/31 美國否決（來源21），但三方獨立調解聲明、交換條件提案未收錄</w:t>
-            </w:r>
-          </w:p>
-        </w:tc>
-        <w:tc>
-          <w:tcPr>
-            <w:tcW w:type="dxa" w:w="2880"/>
-          </w:tcPr>
-          <w:p>
-            <w:r/>
-            <w:r>
-              <w:t>調解方動向僅有間接信號</w:t>
-            </w:r>
-          </w:p>
-        </w:tc>
-      </w:tr>
-      <w:tr>
-        <w:tc>
-          <w:tcPr>
-            <w:tcW w:type="dxa" w:w="2880"/>
-          </w:tcPr>
-          <w:p>
-            <w:r/>
-            <w:r>
-              <w:t>17 萬噸物資實際狀態</w:t>
-            </w:r>
-          </w:p>
-        </w:tc>
-        <w:tc>
-          <w:tcPr>
-            <w:tcW w:type="dxa" w:w="2880"/>
-          </w:tcPr>
-          <w:p>
-            <w:r/>
-            <w:r>
-              <w:t>10/3 確認「已準備約 17 萬噸……可隨時運入」（來源30），但後續是否實際進入加薩、邊境口岸狀態、以色列是否批準--完全未知</w:t>
-            </w:r>
-          </w:p>
-        </w:tc>
-        <w:tc>
-          <w:tcPr>
-            <w:tcW w:type="dxa" w:w="2880"/>
-          </w:tcPr>
-          <w:p>
-            <w:r/>
-            <w:r>
-              <w:t>10/3 窗口是否真正打開無法判斷</w:t>
-            </w:r>
-          </w:p>
-        </w:tc>
-      </w:tr>
-      <w:tr>
-        <w:tc>
-          <w:tcPr>
-            <w:tcW w:type="dxa" w:w="2880"/>
-          </w:tcPr>
-          <w:p>
-            <w:r/>
-            <w:r>
-              <w:t>以軍加薩城行動後續</w:t>
-            </w:r>
-          </w:p>
-        </w:tc>
-        <w:tc>
-          <w:tcPr>
-            <w:tcW w:type="dxa" w:w="2880"/>
-          </w:tcPr>
-          <w:p>
-            <w:r/>
-            <w:r>
-              <w:t>8/8 決定「接管」（來源27）、8/22 持續加強（來源28），此後 9-12 月行動範圍、規模未知</w:t>
-            </w:r>
-          </w:p>
-        </w:tc>
-        <w:tc>
-          <w:tcPr>
-            <w:tcW w:type="dxa" w:w="2880"/>
-          </w:tcPr>
-          <w:p>
-            <w:r/>
-            <w:r>
-              <w:t>佔領是否進一步擴大無法判斷</w:t>
-            </w:r>
-          </w:p>
-        </w:tc>
-      </w:tr>
-      <w:tr>
-        <w:tc>
-          <w:tcPr>
-            <w:tcW w:type="dxa" w:w="2880"/>
-          </w:tcPr>
-          <w:p>
-            <w:r/>
-            <w:r>
-              <w:t>WHO 全年數據</w:t>
-            </w:r>
-          </w:p>
-        </w:tc>
-        <w:tc>
-          <w:tcPr>
-            <w:tcW w:type="dxa" w:w="2880"/>
-          </w:tcPr>
-          <w:p>
-            <w:r/>
-            <w:r>
-              <w:t>僅 10/3 新生兒轉移 1 則（來源31）；全年醫療數據（住院數、手術量、藥品庫存）缺失</w:t>
-            </w:r>
-          </w:p>
-        </w:tc>
-        <w:tc>
-          <w:tcPr>
-            <w:tcW w:type="dxa" w:w="2880"/>
-          </w:tcPr>
-          <w:p>
-            <w:r/>
-            <w:r>
-              <w:t>醫療體系惡化趨勢僅有極端案例佐證</w:t>
-            </w:r>
-          </w:p>
-        </w:tc>
-      </w:tr>
-      <w:tr>
-        <w:tc>
-          <w:tcPr>
-            <w:tcW w:type="dxa" w:w="2880"/>
-          </w:tcPr>
-          <w:p>
-            <w:r/>
-            <w:r>
-              <w:t>飢荒/營養數據</w:t>
-            </w:r>
-          </w:p>
-        </w:tc>
-        <w:tc>
-          <w:tcPr>
-            <w:tcW w:type="dxa" w:w="2880"/>
-          </w:tcPr>
-          <w:p>
-            <w:r/>
-            <w:r>
-              <w:t>4/25「即將斷糧」（來源19）、5/31「飢餓失控」（來源21），但無 IPC/UNICEF 量化飢荒級別數據</w:t>
-            </w:r>
-          </w:p>
-        </w:tc>
-        <w:tc>
-          <w:tcPr>
-            <w:tcW w:type="dxa" w:w="2880"/>
-          </w:tcPr>
-          <w:p>
-            <w:r/>
-            <w:r>
-              <w:t>飢荒嚴重度無法精确定位</w:t>
+              <w:t>20、21、25、26、27</w:t>
             </w:r>
           </w:p>
         </w:tc>
@@ -5965,58 +3165,10 @@
     <w:p/>
     <w:p>
       <w:pPr>
-        <w:pStyle w:val="IntenseQuote"/>
+        <w:pStyle w:val="Heading3"/>
       </w:pPr>
       <w:r>
-        <w:rPr>
-          <w:b/>
-        </w:rPr>
-        <w:t>結論：</w:t>
-      </w:r>
-      <w:r>
-        <w:t xml:space="preserve"> 以本次 16 份文件、31 個片段的資料量，可覆蓋 </w:t>
-      </w:r>
-      <w:r>
-        <w:rPr>
-          <w:b/>
-        </w:rPr>
-        <w:t>1 月至 10 月初（約 9 個月）</w:t>
-      </w:r>
-      <w:r>
-        <w:t xml:space="preserve"> 的主要事件脈絡，但 </w:t>
-      </w:r>
-      <w:r>
-        <w:rPr>
-          <w:b/>
-        </w:rPr>
-        <w:t>11-12 月完全空白</w:t>
-      </w:r>
-      <w:r>
-        <w:t>，3 月僅 1 則。q 中列為重點的「10/3 哈馬斯釋放意旨後續、以色列回應、17 萬噸是否運入、邊境口岸狀態」在本次資料中</w:t>
-      </w:r>
-      <w:r>
-        <w:rPr>
-          <w:b/>
-        </w:rPr>
-        <w:t>僅有 10/3 當日的起始信號（來源30、31），後續發展完全缺失</w:t>
-      </w:r>
-      <w:r>
-        <w:t>。無法對年末局勢做出基於證據的判斷。</w:t>
-      </w:r>
-    </w:p>
-    <w:p/>
-    <w:p>
-      <w:r>
-        <w:t>---</w:t>
-      </w:r>
-    </w:p>
-    <w:p/>
-    <w:p>
-      <w:pPr>
-        <w:pStyle w:val="Heading2"/>
-      </w:pPr>
-      <w:r>
-        <w:t>九、持續追蹤指引（更新版）</w:t>
+        <w:t>C. 後續風險辨識</w:t>
       </w:r>
     </w:p>
     <w:p/>
@@ -6027,16 +3179,14 @@
         <w:tblLook w:firstColumn="1" w:firstRow="1" w:lastColumn="0" w:lastRow="0" w:noHBand="0" w:noVBand="1" w:val="04A0"/>
       </w:tblPr>
       <w:tblGrid>
-        <w:gridCol w:w="1728"/>
-        <w:gridCol w:w="1728"/>
-        <w:gridCol w:w="1728"/>
-        <w:gridCol w:w="1728"/>
-        <w:gridCol w:w="1728"/>
+        <w:gridCol w:w="2880"/>
+        <w:gridCol w:w="2880"/>
+        <w:gridCol w:w="2880"/>
       </w:tblGrid>
       <w:tr>
         <w:tc>
           <w:tcPr>
-            <w:tcW w:type="dxa" w:w="1728"/>
+            <w:tcW w:type="dxa" w:w="2880"/>
           </w:tcPr>
           <w:p>
             <w:r>
@@ -6048,13 +3198,13 @@
               <w:rPr>
                 <w:b/>
               </w:rPr>
-              <w:t>優先級</w:t>
-            </w:r>
-          </w:p>
-        </w:tc>
-        <w:tc>
-          <w:tcPr>
-            <w:tcW w:type="dxa" w:w="1728"/>
+              <w:t>風險類型</w:t>
+            </w:r>
+          </w:p>
+        </w:tc>
+        <w:tc>
+          <w:tcPr>
+            <w:tcW w:type="dxa" w:w="2880"/>
           </w:tcPr>
           <w:p>
             <w:r>
@@ -6066,13 +3216,13 @@
               <w:rPr>
                 <w:b/>
               </w:rPr>
-              <w:t>追蹤方向</w:t>
-            </w:r>
-          </w:p>
-        </w:tc>
-        <w:tc>
-          <w:tcPr>
-            <w:tcW w:type="dxa" w:w="1728"/>
+              <w:t>依據與分析</w:t>
+            </w:r>
+          </w:p>
+        </w:tc>
+        <w:tc>
+          <w:tcPr>
+            <w:tcW w:type="dxa" w:w="2880"/>
           </w:tcPr>
           <w:p>
             <w:r>
@@ -6084,43 +3234,48 @@
               <w:rPr>
                 <w:b/>
               </w:rPr>
-              <w:t>對應部門</w:t>
-            </w:r>
-          </w:p>
-        </w:tc>
-        <w:tc>
-          <w:tcPr>
-            <w:tcW w:type="dxa" w:w="1728"/>
-          </w:tcPr>
-          <w:p>
+              <w:t>來源</w:t>
+            </w:r>
+          </w:p>
+        </w:tc>
+      </w:tr>
+      <w:tr>
+        <w:tc>
+          <w:tcPr>
+            <w:tcW w:type="dxa" w:w="2880"/>
+          </w:tcPr>
+          <w:p>
+            <w:r/>
+            <w:r>
+              <w:t>談判破裂重演</w:t>
+            </w:r>
+          </w:p>
+        </w:tc>
+        <w:tc>
+          <w:tcPr>
+            <w:tcW w:type="dxa" w:w="2880"/>
+          </w:tcPr>
+          <w:p>
+            <w:r/>
+            <w:r>
+              <w:t>2025 年已發生停火破裂（3 月），2 月 11 日即出現「停火將終止」警告；10 月僅有物資備妥資訊，</w:t>
+            </w:r>
             <w:r>
               <w:rPr>
                 <w:b/>
               </w:rPr>
-            </w:r>
-            <w:r>
-              <w:rPr>
-                <w:b/>
-              </w:rPr>
-              <w:t>關鍵問題</w:t>
-            </w:r>
-          </w:p>
-        </w:tc>
-        <w:tc>
-          <w:tcPr>
-            <w:tcW w:type="dxa" w:w="1728"/>
-          </w:tcPr>
-          <w:p>
-            <w:r>
-              <w:rPr>
-                <w:b/>
-              </w:rPr>
-            </w:r>
-            <w:r>
-              <w:rPr>
-                <w:b/>
-              </w:rPr>
-              <w:t>目前狀態</w:t>
+              <w:t>無實際交換確認</w:t>
+            </w:r>
+          </w:p>
+        </w:tc>
+        <w:tc>
+          <w:tcPr>
+            <w:tcW w:type="dxa" w:w="2880"/>
+          </w:tcPr>
+          <w:p>
+            <w:r/>
+            <w:r>
+              <w:t>7、19、28</w:t>
             </w:r>
           </w:p>
         </w:tc>
@@ -6128,69 +3283,34 @@
       <w:tr>
         <w:tc>
           <w:tcPr>
-            <w:tcW w:type="dxa" w:w="1728"/>
-            <w:vMerge w:val="restart"/>
+            <w:tcW w:type="dxa" w:w="2880"/>
           </w:tcPr>
           <w:p>
             <w:r/>
             <w:r>
-              <w:t>最高</w:t>
-            </w:r>
-          </w:p>
+              <w:t>援助持續受阻</w:t>
+            </w:r>
+          </w:p>
+        </w:tc>
+        <w:tc>
+          <w:tcPr>
+            <w:tcW w:type="dxa" w:w="2880"/>
+          </w:tcPr>
           <w:p>
             <w:r/>
-          </w:p>
+            <w:r>
+              <w:t>44% 協調被拒、20+ 次搶修被拒、四周至近三月完全斷援，顯示制度性阻礙非單一停火可解</w:t>
+            </w:r>
+          </w:p>
+        </w:tc>
+        <w:tc>
+          <w:tcPr>
+            <w:tcW w:type="dxa" w:w="2880"/>
+          </w:tcPr>
           <w:p>
             <w:r/>
-          </w:p>
-          <w:p>
-            <w:r/>
-          </w:p>
-        </w:tc>
-        <w:tc>
-          <w:tcPr>
-            <w:tcW w:type="dxa" w:w="1728"/>
-          </w:tcPr>
-          <w:p>
-            <w:r/>
-            <w:r>
-              <w:t>11-12 月全面資料補齊</w:t>
-            </w:r>
-          </w:p>
-        </w:tc>
-        <w:tc>
-          <w:tcPr>
-            <w:tcW w:type="dxa" w:w="1728"/>
-          </w:tcPr>
-          <w:p>
-            <w:r/>
-            <w:r>
-              <w:t>全部六部門</w:t>
-            </w:r>
-          </w:p>
-        </w:tc>
-        <w:tc>
-          <w:tcPr>
-            <w:tcW w:type="dxa" w:w="1728"/>
-          </w:tcPr>
-          <w:p>
-            <w:r/>
-            <w:r>
-              <w:t>10/3 窗口後續、安理會會議、OCHA 週報、哈馬斯/以色列聲明</w:t>
-            </w:r>
-          </w:p>
-        </w:tc>
-        <w:tc>
-          <w:tcPr>
-            <w:tcW w:type="dxa" w:w="1728"/>
-          </w:tcPr>
-          <w:p>
-            <w:r/>
-            <w:r>
-              <w:rPr>
-                <w:b/>
-              </w:rPr>
-              <w:t>完全空白</w:t>
+            <w:r>
+              <w:t>18、20、21、22、25</w:t>
             </w:r>
           </w:p>
         </w:tc>
@@ -6198,55 +3318,34 @@
       <w:tr>
         <w:tc>
           <w:tcPr>
-            <w:tcW w:type="dxa" w:w="1728"/>
-            <w:vMerge/>
-          </w:tcPr>
-          <w:p/>
-        </w:tc>
-        <w:tc>
-          <w:tcPr>
-            <w:tcW w:type="dxa" w:w="1728"/>
+            <w:tcW w:type="dxa" w:w="2880"/>
           </w:tcPr>
           <w:p>
             <w:r/>
             <w:r>
-              <w:t>17 萬噸物資是否已運入、邊境口岸狀態</w:t>
-            </w:r>
-          </w:p>
-        </w:tc>
-        <w:tc>
-          <w:tcPr>
-            <w:tcW w:type="dxa" w:w="1728"/>
+              <w:t>醫療體系惡化</w:t>
+            </w:r>
+          </w:p>
+        </w:tc>
+        <w:tc>
+          <w:tcPr>
+            <w:tcW w:type="dxa" w:w="2880"/>
           </w:tcPr>
           <w:p>
             <w:r/>
             <w:r>
-              <w:t>人道事務</w:t>
-            </w:r>
-          </w:p>
-        </w:tc>
-        <w:tc>
-          <w:tcPr>
-            <w:tcW w:type="dxa" w:w="1728"/>
+              <w:t>醫院設備被毀（01-14）、兒童截肢率全球最高（08-22）、新生兒轉送中死亡（10-03），醫療能力持續下降且恢復困難</w:t>
+            </w:r>
+          </w:p>
+        </w:tc>
+        <w:tc>
+          <w:tcPr>
+            <w:tcW w:type="dxa" w:w="2880"/>
           </w:tcPr>
           <w:p>
             <w:r/>
             <w:r>
-              <w:t>來源30 確認備妥，後續？</w:t>
-            </w:r>
-          </w:p>
-        </w:tc>
-        <w:tc>
-          <w:tcPr>
-            <w:tcW w:type="dxa" w:w="1728"/>
-          </w:tcPr>
-          <w:p>
-            <w:r/>
-            <w:r>
-              <w:rPr>
-                <w:b/>
-              </w:rPr>
-              <w:t>無後續資料</w:t>
+              <w:t>1、27、29</w:t>
             </w:r>
           </w:p>
         </w:tc>
@@ -6254,55 +3353,34 @@
       <w:tr>
         <w:tc>
           <w:tcPr>
-            <w:tcW w:type="dxa" w:w="1728"/>
-            <w:vMerge/>
-          </w:tcPr>
-          <w:p/>
-        </w:tc>
-        <w:tc>
-          <w:tcPr>
-            <w:tcW w:type="dxa" w:w="1728"/>
+            <w:tcW w:type="dxa" w:w="2880"/>
           </w:tcPr>
           <w:p>
             <w:r/>
             <w:r>
-              <w:t>10/3 哈馬斯釋放意旨是否轉為實質執行、以色列回應</w:t>
-            </w:r>
-          </w:p>
-        </w:tc>
-        <w:tc>
-          <w:tcPr>
-            <w:tcW w:type="dxa" w:w="1728"/>
+              <w:t>衝突再升級</w:t>
+            </w:r>
+          </w:p>
+        </w:tc>
+        <w:tc>
+          <w:tcPr>
+            <w:tcW w:type="dxa" w:w="2880"/>
           </w:tcPr>
           <w:p>
             <w:r/>
             <w:r>
-              <w:t>政治外交</w:t>
-            </w:r>
-          </w:p>
-        </w:tc>
-        <w:tc>
-          <w:tcPr>
-            <w:tcW w:type="dxa" w:w="1728"/>
+              <w:t>「接管加薩城」（08-08）、軍事行動持續加強（08-22）顯示軍事壓力未減；若 10 月後談判無果，恐重演 4 月破裂情境</w:t>
+            </w:r>
+          </w:p>
+        </w:tc>
+        <w:tc>
+          <w:tcPr>
+            <w:tcW w:type="dxa" w:w="2880"/>
           </w:tcPr>
           <w:p>
             <w:r/>
             <w:r>
-              <w:t>來源30 僅記錄「宣布準備釋放」</w:t>
-            </w:r>
-          </w:p>
-        </w:tc>
-        <w:tc>
-          <w:tcPr>
-            <w:tcW w:type="dxa" w:w="1728"/>
-          </w:tcPr>
-          <w:p>
-            <w:r/>
-            <w:r>
-              <w:rPr>
-                <w:b/>
-              </w:rPr>
-              <w:t>無後續資料</w:t>
+              <w:t>26、27</w:t>
             </w:r>
           </w:p>
         </w:tc>
@@ -6310,532 +3388,34 @@
       <w:tr>
         <w:tc>
           <w:tcPr>
-            <w:tcW w:type="dxa" w:w="1728"/>
-            <w:vMerge/>
-          </w:tcPr>
-          <w:p/>
-        </w:tc>
-        <w:tc>
-          <w:tcPr>
-            <w:tcW w:type="dxa" w:w="1728"/>
+            <w:tcW w:type="dxa" w:w="2880"/>
           </w:tcPr>
           <w:p>
             <w:r/>
             <w:r>
-              <w:t>以軍「接管加薩城」後行動範圍</w:t>
-            </w:r>
-          </w:p>
-        </w:tc>
-        <w:tc>
-          <w:tcPr>
-            <w:tcW w:type="dxa" w:w="1728"/>
+              <w:t>救援人員安全</w:t>
+            </w:r>
+          </w:p>
+        </w:tc>
+        <w:tc>
+          <w:tcPr>
+            <w:tcW w:type="dxa" w:w="2880"/>
           </w:tcPr>
           <w:p>
             <w:r/>
             <w:r>
-              <w:t>國際安全</w:t>
-            </w:r>
-          </w:p>
-        </w:tc>
-        <w:tc>
-          <w:tcPr>
-            <w:tcW w:type="dxa" w:w="1728"/>
+              <w:t>物資分發點槍擊致平民遇難（05-31）、強制遷移中平民暴露（07-03），人道工作者安全環境惡化（本次 ev 未提供累計喪生數）</w:t>
+            </w:r>
+          </w:p>
+        </w:tc>
+        <w:tc>
+          <w:tcPr>
+            <w:tcW w:type="dxa" w:w="2880"/>
           </w:tcPr>
           <w:p>
             <w:r/>
             <w:r>
-              <w:t>8/8 決定（來源27）、8/22 加強（來源28），此後？</w:t>
-            </w:r>
-          </w:p>
-        </w:tc>
-        <w:tc>
-          <w:tcPr>
-            <w:tcW w:type="dxa" w:w="1728"/>
-          </w:tcPr>
-          <w:p>
-            <w:r/>
-            <w:r>
-              <w:rPr>
-                <w:b/>
-              </w:rPr>
-              <w:t>無後續資料</w:t>
-            </w:r>
-          </w:p>
-        </w:tc>
-      </w:tr>
-      <w:tr>
-        <w:tc>
-          <w:tcPr>
-            <w:tcW w:type="dxa" w:w="1728"/>
-            <w:vMerge w:val="restart"/>
-          </w:tcPr>
-          <w:p>
-            <w:r/>
-            <w:r>
-              <w:t>高</w:t>
-            </w:r>
-          </w:p>
-          <w:p>
-            <w:r/>
-          </w:p>
-          <w:p>
-            <w:r/>
-          </w:p>
-          <w:p>
-            <w:r/>
-          </w:p>
-        </w:tc>
-        <w:tc>
-          <w:tcPr>
-            <w:tcW w:type="dxa" w:w="1728"/>
-          </w:tcPr>
-          <w:p>
-            <w:r/>
-            <w:r>
-              <w:t>第二階段/多哈談判是否啟動</w:t>
-            </w:r>
-          </w:p>
-        </w:tc>
-        <w:tc>
-          <w:tcPr>
-            <w:tcW w:type="dxa" w:w="1728"/>
-          </w:tcPr>
-          <w:p>
-            <w:r/>
-            <w:r>
-              <w:t>政治外交</w:t>
-            </w:r>
-          </w:p>
-        </w:tc>
-        <w:tc>
-          <w:tcPr>
-            <w:tcW w:type="dxa" w:w="1728"/>
-          </w:tcPr>
-          <w:p>
-            <w:r/>
-            <w:r>
-              <w:t>2/11 提及（來源8），此後無記錄</w:t>
-            </w:r>
-          </w:p>
-        </w:tc>
-        <w:tc>
-          <w:tcPr>
-            <w:tcW w:type="dxa" w:w="1728"/>
-          </w:tcPr>
-          <w:p>
-            <w:r/>
-            <w:r>
-              <w:rPr>
-                <w:b/>
-              </w:rPr>
-              <w:t>無資料</w:t>
-            </w:r>
-          </w:p>
-        </w:tc>
-      </w:tr>
-      <w:tr>
-        <w:tc>
-          <w:tcPr>
-            <w:tcW w:type="dxa" w:w="1728"/>
-            <w:vMerge/>
-          </w:tcPr>
-          <w:p/>
-        </w:tc>
-        <w:tc>
-          <w:tcPr>
-            <w:tcW w:type="dxa" w:w="1728"/>
-          </w:tcPr>
-          <w:p>
-            <w:r/>
-            <w:r>
-              <w:t>醫療體系全年數據（住院、手術、藥品、截肢）</w:t>
-            </w:r>
-          </w:p>
-        </w:tc>
-        <w:tc>
-          <w:tcPr>
-            <w:tcW w:type="dxa" w:w="1728"/>
-          </w:tcPr>
-          <w:p>
-            <w:r/>
-            <w:r>
-              <w:t>醫療衛生</w:t>
-            </w:r>
-          </w:p>
-        </w:tc>
-        <w:tc>
-          <w:tcPr>
-            <w:tcW w:type="dxa" w:w="1728"/>
-          </w:tcPr>
-          <w:p>
-            <w:r/>
-            <w:r>
-              <w:t>僅 1/14（來源1）、8/22（來源28）、10/3（來源31）</w:t>
-            </w:r>
-          </w:p>
-        </w:tc>
-        <w:tc>
-          <w:tcPr>
-            <w:tcW w:type="dxa" w:w="1728"/>
-          </w:tcPr>
-          <w:p>
-            <w:r/>
-            <w:r>
-              <w:rPr>
-                <w:b/>
-              </w:rPr>
-              <w:t>嚴重不足</w:t>
-            </w:r>
-          </w:p>
-        </w:tc>
-      </w:tr>
-      <w:tr>
-        <w:tc>
-          <w:tcPr>
-            <w:tcW w:type="dxa" w:w="1728"/>
-            <w:vMerge/>
-          </w:tcPr>
-          <w:p/>
-        </w:tc>
-        <w:tc>
-          <w:tcPr>
-            <w:tcW w:type="dxa" w:w="1728"/>
-          </w:tcPr>
-          <w:p>
-            <w:r/>
-            <w:r>
-              <w:t>飢荒量化數據（IPC/UNICEF 級別）</w:t>
-            </w:r>
-          </w:p>
-        </w:tc>
-        <w:tc>
-          <w:tcPr>
-            <w:tcW w:type="dxa" w:w="1728"/>
-          </w:tcPr>
-          <w:p>
-            <w:r/>
-            <w:r>
-              <w:t>人道事務、醫療衛生</w:t>
-            </w:r>
-          </w:p>
-        </w:tc>
-        <w:tc>
-          <w:tcPr>
-            <w:tcW w:type="dxa" w:w="1728"/>
-          </w:tcPr>
-          <w:p>
-            <w:r/>
-            <w:r>
-              <w:t>4/25（來源19）、5/31（來源21）為定性描述</w:t>
-            </w:r>
-          </w:p>
-        </w:tc>
-        <w:tc>
-          <w:tcPr>
-            <w:tcW w:type="dxa" w:w="1728"/>
-          </w:tcPr>
-          <w:p>
-            <w:r/>
-            <w:r>
-              <w:rPr>
-                <w:b/>
-              </w:rPr>
-              <w:t>無量化數據</w:t>
-            </w:r>
-          </w:p>
-        </w:tc>
-      </w:tr>
-      <w:tr>
-        <w:tc>
-          <w:tcPr>
-            <w:tcW w:type="dxa" w:w="1728"/>
-            <w:vMerge/>
-          </w:tcPr>
-          <w:p/>
-        </w:tc>
-        <w:tc>
-          <w:tcPr>
-            <w:tcW w:type="dxa" w:w="1728"/>
-          </w:tcPr>
-          <w:p>
-            <w:r/>
-            <w:r>
-              <w:t>西岸同步升級態勢</w:t>
-            </w:r>
-          </w:p>
-        </w:tc>
-        <w:tc>
-          <w:tcPr>
-            <w:tcW w:type="dxa" w:w="1728"/>
-          </w:tcPr>
-          <w:p>
-            <w:r/>
-            <w:r>
-              <w:t>國際安全</w:t>
-            </w:r>
-          </w:p>
-        </w:tc>
-        <w:tc>
-          <w:tcPr>
-            <w:tcW w:type="dxa" w:w="1728"/>
-          </w:tcPr>
-          <w:p>
-            <w:r/>
-            <w:r>
-              <w:t>2/26（來源14-16）後無加薩以外片段</w:t>
-            </w:r>
-          </w:p>
-        </w:tc>
-        <w:tc>
-          <w:tcPr>
-            <w:tcW w:type="dxa" w:w="1728"/>
-          </w:tcPr>
-          <w:p>
-            <w:r/>
-            <w:r>
-              <w:rPr>
-                <w:b/>
-              </w:rPr>
-              <w:t>嚴重不足</w:t>
-            </w:r>
-          </w:p>
-        </w:tc>
-      </w:tr>
-      <w:tr>
-        <w:tc>
-          <w:tcPr>
-            <w:tcW w:type="dxa" w:w="1728"/>
-            <w:vMerge w:val="restart"/>
-          </w:tcPr>
-          <w:p>
-            <w:r/>
-            <w:r>
-              <w:t>中</w:t>
-            </w:r>
-          </w:p>
-          <w:p>
-            <w:r/>
-          </w:p>
-          <w:p>
-            <w:r/>
-          </w:p>
-        </w:tc>
-        <w:tc>
-          <w:tcPr>
-            <w:tcW w:type="dxa" w:w="1728"/>
-          </w:tcPr>
-          <w:p>
-            <w:r/>
-            <w:r>
-              <w:t>卡達/埃及/美國三方調解獨立聲明</w:t>
-            </w:r>
-          </w:p>
-        </w:tc>
-        <w:tc>
-          <w:tcPr>
-            <w:tcW w:type="dxa" w:w="1728"/>
-          </w:tcPr>
-          <w:p>
-            <w:r/>
-            <w:r>
-              <w:t>政治外交</w:t>
-            </w:r>
-          </w:p>
-        </w:tc>
-        <w:tc>
-          <w:tcPr>
-            <w:tcW w:type="dxa" w:w="1728"/>
-          </w:tcPr>
-          <w:p>
-            <w:r/>
-            <w:r>
-              <w:t>僅 1/15 被点名（來源2）、5/31 美國否決（來源21）</w:t>
-            </w:r>
-          </w:p>
-        </w:tc>
-        <w:tc>
-          <w:tcPr>
-            <w:tcW w:type="dxa" w:w="1728"/>
-          </w:tcPr>
-          <w:p>
-            <w:r/>
-            <w:r>
-              <w:rPr>
-                <w:b/>
-              </w:rPr>
-              <w:t>間接信號有限</w:t>
-            </w:r>
-          </w:p>
-        </w:tc>
-      </w:tr>
-      <w:tr>
-        <w:tc>
-          <w:tcPr>
-            <w:tcW w:type="dxa" w:w="1728"/>
-            <w:vMerge/>
-          </w:tcPr>
-          <w:p/>
-        </w:tc>
-        <w:tc>
-          <w:tcPr>
-            <w:tcW w:type="dxa" w:w="1728"/>
-          </w:tcPr>
-          <w:p>
-            <w:r/>
-            <w:r>
-              <w:t>安理會後續決議/報告（2334 號、加薩專項）</w:t>
-            </w:r>
-          </w:p>
-        </w:tc>
-        <w:tc>
-          <w:tcPr>
-            <w:tcW w:type="dxa" w:w="1728"/>
-          </w:tcPr>
-          <w:p>
-            <w:r/>
-            <w:r>
-              <w:t>國際組織</w:t>
-            </w:r>
-          </w:p>
-        </w:tc>
-        <w:tc>
-          <w:tcPr>
-            <w:tcW w:type="dxa" w:w="1728"/>
-          </w:tcPr>
-          <w:p>
-            <w:r/>
-            <w:r>
-              <w:t>5/31 否決（來源21）、9/29 第 35 次報告（來源29）</w:t>
-            </w:r>
-          </w:p>
-        </w:tc>
-        <w:tc>
-          <w:tcPr>
-            <w:tcW w:type="dxa" w:w="1728"/>
-          </w:tcPr>
-          <w:p>
-            <w:r/>
-            <w:r>
-              <w:rPr>
-                <w:b/>
-              </w:rPr>
-              <w:t>有 2 個錨點</w:t>
-            </w:r>
-          </w:p>
-        </w:tc>
-      </w:tr>
-      <w:tr>
-        <w:tc>
-          <w:tcPr>
-            <w:tcW w:type="dxa" w:w="1728"/>
-            <w:vMerge/>
-          </w:tcPr>
-          <w:p/>
-        </w:tc>
-        <w:tc>
-          <w:tcPr>
-            <w:tcW w:type="dxa" w:w="1728"/>
-          </w:tcPr>
-          <w:p>
-            <w:r/>
-            <w:r>
-              <w:t>以色列官方立場（外交部、國防部、司法）</w:t>
-            </w:r>
-          </w:p>
-        </w:tc>
-        <w:tc>
-          <w:tcPr>
-            <w:tcW w:type="dxa" w:w="1728"/>
-          </w:tcPr>
-          <w:p>
-            <w:r/>
-            <w:r>
-              <w:t>政治外交、國際組織</w:t>
-            </w:r>
-          </w:p>
-        </w:tc>
-        <w:tc>
-          <w:tcPr>
-            <w:tcW w:type="dxa" w:w="1728"/>
-          </w:tcPr>
-          <w:p>
-            <w:r/>
-            <w:r>
-              <w:t>31 則中直接引述極少</w:t>
-            </w:r>
-          </w:p>
-        </w:tc>
-        <w:tc>
-          <w:tcPr>
-            <w:tcW w:type="dxa" w:w="1728"/>
-          </w:tcPr>
-          <w:p>
-            <w:r/>
-            <w:r>
-              <w:rPr>
-                <w:b/>
-              </w:rPr>
-              <w:t>視角嚴重偏頗</w:t>
-            </w:r>
-          </w:p>
-        </w:tc>
-      </w:tr>
-      <w:tr>
-        <w:tc>
-          <w:tcPr>
-            <w:tcW w:type="dxa" w:w="1728"/>
-          </w:tcPr>
-          <w:p>
-            <w:r/>
-            <w:r>
-              <w:t>低</w:t>
-            </w:r>
-          </w:p>
-        </w:tc>
-        <w:tc>
-          <w:tcPr>
-            <w:tcW w:type="dxa" w:w="1728"/>
-          </w:tcPr>
-          <w:p>
-            <w:r/>
-            <w:r>
-              <w:t>國際背景（伊以停火、伊核）</w:t>
-            </w:r>
-          </w:p>
-        </w:tc>
-        <w:tc>
-          <w:tcPr>
-            <w:tcW w:type="dxa" w:w="1728"/>
-          </w:tcPr>
-          <w:p>
-            <w:r/>
-            <w:r>
-              <w:t>綜合研析</w:t>
-            </w:r>
-          </w:p>
-        </w:tc>
-        <w:tc>
-          <w:tcPr>
-            <w:tcW w:type="dxa" w:w="1728"/>
-          </w:tcPr>
-          <w:p>
-            <w:r/>
-            <w:r>
-              <w:t>6/27（來源23）為唯一</w:t>
-            </w:r>
-          </w:p>
-        </w:tc>
-        <w:tc>
-          <w:tcPr>
-            <w:tcW w:type="dxa" w:w="1728"/>
-          </w:tcPr>
-          <w:p>
-            <w:r/>
-            <w:r>
-              <w:rPr>
-                <w:b/>
-              </w:rPr>
-              <w:t>少量</w:t>
+              <w:t>21、24</w:t>
             </w:r>
           </w:p>
         </w:tc>
@@ -6853,31 +3433,802 @@
         <w:pStyle w:val="Heading2"/>
       </w:pPr>
       <w:r>
-        <w:t>十、全年綜合研判（總結）</w:t>
+        <w:t>八、SWOT 分析</w:t>
       </w:r>
     </w:p>
     <w:p/>
     <w:p>
+      <w:pPr>
+        <w:pStyle w:val="IntenseQuote"/>
+      </w:pPr>
       <w:r>
-        <w:t xml:space="preserve">本報告基於 </w:t>
+        <w:t>分析主體：加薩人道處境與停火談判進程（2025 年度，基於本次 29 個片段）</w:t>
       </w:r>
+    </w:p>
+    <w:p/>
+    <w:tbl>
+      <w:tblPr>
+        <w:tblStyle w:val="TableGrid"/>
+        <w:tblW w:type="auto" w:w="0"/>
+        <w:tblLook w:firstColumn="1" w:firstRow="1" w:lastColumn="0" w:lastRow="0" w:noHBand="0" w:noVBand="1" w:val="04A0"/>
+      </w:tblPr>
+      <w:tblGrid>
+        <w:gridCol w:w="2160"/>
+        <w:gridCol w:w="2160"/>
+        <w:gridCol w:w="2160"/>
+        <w:gridCol w:w="2160"/>
+      </w:tblGrid>
+      <w:tr>
+        <w:tc>
+          <w:tcPr>
+            <w:tcW w:type="dxa" w:w="2160"/>
+          </w:tcPr>
+          <w:p>
+            <w:r>
+              <w:rPr>
+                <w:b/>
+              </w:rPr>
+            </w:r>
+            <w:r>
+              <w:rPr>
+                <w:b/>
+              </w:rPr>
+              <w:t>維度</w:t>
+            </w:r>
+          </w:p>
+        </w:tc>
+        <w:tc>
+          <w:tcPr>
+            <w:tcW w:type="dxa" w:w="2160"/>
+          </w:tcPr>
+          <w:p>
+            <w:r>
+              <w:rPr>
+                <w:b/>
+              </w:rPr>
+            </w:r>
+            <w:r>
+              <w:rPr>
+                <w:b/>
+              </w:rPr>
+              <w:t>面向</w:t>
+            </w:r>
+          </w:p>
+        </w:tc>
+        <w:tc>
+          <w:tcPr>
+            <w:tcW w:type="dxa" w:w="2160"/>
+          </w:tcPr>
+          <w:p>
+            <w:r>
+              <w:rPr>
+                <w:b/>
+              </w:rPr>
+            </w:r>
+            <w:r>
+              <w:rPr>
+                <w:b/>
+              </w:rPr>
+              <w:t>主要內容</w:t>
+            </w:r>
+          </w:p>
+        </w:tc>
+        <w:tc>
+          <w:tcPr>
+            <w:tcW w:type="dxa" w:w="2160"/>
+          </w:tcPr>
+          <w:p>
+            <w:r>
+              <w:rPr>
+                <w:b/>
+              </w:rPr>
+            </w:r>
+            <w:r>
+              <w:rPr>
+                <w:b/>
+              </w:rPr>
+              <w:t>來源</w:t>
+            </w:r>
+          </w:p>
+        </w:tc>
+      </w:tr>
+      <w:tr>
+        <w:tc>
+          <w:tcPr>
+            <w:tcW w:type="dxa" w:w="2160"/>
+            <w:vMerge w:val="restart"/>
+          </w:tcPr>
+          <w:p>
+            <w:r/>
+            <w:r>
+              <w:t>S（優勢）</w:t>
+            </w:r>
+          </w:p>
+          <w:p>
+            <w:r/>
+          </w:p>
+          <w:p>
+            <w:r/>
+          </w:p>
+          <w:p>
+            <w:r/>
+          </w:p>
+        </w:tc>
+        <w:tc>
+          <w:tcPr>
+            <w:tcW w:type="dxa" w:w="2160"/>
+          </w:tcPr>
+          <w:p>
+            <w:r/>
+            <w:r>
+              <w:t>國際調解機制存在</w:t>
+            </w:r>
+          </w:p>
+        </w:tc>
+        <w:tc>
+          <w:tcPr>
+            <w:tcW w:type="dxa" w:w="2160"/>
+          </w:tcPr>
+          <w:p>
+            <w:r/>
+            <w:r>
+              <w:t>埃及、卡達、美國三方調解框架在 1 月停火中運作並被古特雷斯正面肯定；多哈作為第二階段談判場地已有先例，機制可復用</w:t>
+            </w:r>
+          </w:p>
+        </w:tc>
+        <w:tc>
+          <w:tcPr>
+            <w:tcW w:type="dxa" w:w="2160"/>
+          </w:tcPr>
+          <w:p>
+            <w:r/>
+            <w:r>
+              <w:t>2、8</w:t>
+            </w:r>
+          </w:p>
+        </w:tc>
+      </w:tr>
+      <w:tr>
+        <w:tc>
+          <w:tcPr>
+            <w:tcW w:type="dxa" w:w="2160"/>
+            <w:vMerge/>
+          </w:tcPr>
+          <w:p/>
+        </w:tc>
+        <w:tc>
+          <w:tcPr>
+            <w:tcW w:type="dxa" w:w="2160"/>
+          </w:tcPr>
+          <w:p>
+            <w:r/>
+            <w:r>
+              <w:t>援助物資已預備</w:t>
+            </w:r>
+          </w:p>
+        </w:tc>
+        <w:tc>
+          <w:tcPr>
+            <w:tcW w:type="dxa" w:w="2160"/>
+          </w:tcPr>
+          <w:p>
+            <w:r/>
+            <w:r>
+              <w:t>聯合國及合作夥伴已備妥約 17 萬噸食品、藥品、帳篷，「隨時可運入」；一旦通道打開，投放基礎已就位</w:t>
+            </w:r>
+          </w:p>
+        </w:tc>
+        <w:tc>
+          <w:tcPr>
+            <w:tcW w:type="dxa" w:w="2160"/>
+          </w:tcPr>
+          <w:p>
+            <w:r/>
+            <w:r>
+              <w:t>28</w:t>
+            </w:r>
+          </w:p>
+        </w:tc>
+      </w:tr>
+      <w:tr>
+        <w:tc>
+          <w:tcPr>
+            <w:tcW w:type="dxa" w:w="2160"/>
+            <w:vMerge/>
+          </w:tcPr>
+          <w:p/>
+        </w:tc>
+        <w:tc>
+          <w:tcPr>
+            <w:tcW w:type="dxa" w:w="2160"/>
+          </w:tcPr>
+          <w:p>
+            <w:r/>
+            <w:r>
+              <w:t>停火協議法律文本存在</w:t>
+            </w:r>
+          </w:p>
+        </w:tc>
+        <w:tc>
+          <w:tcPr>
+            <w:tcW w:type="dxa" w:w="2160"/>
+          </w:tcPr>
+          <w:p>
+            <w:r/>
+            <w:r>
+              <w:t>三階段結構（增援、撤軍、永久停火）已有明確文本，重啟談判不需從零構建</w:t>
+            </w:r>
+          </w:p>
+        </w:tc>
+        <w:tc>
+          <w:tcPr>
+            <w:tcW w:type="dxa" w:w="2160"/>
+          </w:tcPr>
+          <w:p>
+            <w:r/>
+            <w:r>
+              <w:t>11</w:t>
+            </w:r>
+          </w:p>
+        </w:tc>
+      </w:tr>
+      <w:tr>
+        <w:tc>
+          <w:tcPr>
+            <w:tcW w:type="dxa" w:w="2160"/>
+            <w:vMerge/>
+          </w:tcPr>
+          <w:p/>
+        </w:tc>
+        <w:tc>
+          <w:tcPr>
+            <w:tcW w:type="dxa" w:w="2160"/>
+          </w:tcPr>
+          <w:p>
+            <w:r/>
+            <w:r>
+              <w:t>國際法與道義壓力累積</w:t>
+            </w:r>
+          </w:p>
+        </w:tc>
+        <w:tc>
+          <w:tcPr>
+            <w:tcW w:type="dxa" w:w="2160"/>
+          </w:tcPr>
+          <w:p>
+            <w:r/>
+            <w:r>
+              <w:t>「集體懲罰」認定（05-02）、44% 拒絕率公開（07-03）、飢餓失控（05-31）、兒童截肢率全球最高（08-22），國際譴責形成多層壓力</w:t>
+            </w:r>
+          </w:p>
+        </w:tc>
+        <w:tc>
+          <w:tcPr>
+            <w:tcW w:type="dxa" w:w="2160"/>
+          </w:tcPr>
+          <w:p>
+            <w:r/>
+            <w:r>
+              <w:t>20、21、25、27</w:t>
+            </w:r>
+          </w:p>
+        </w:tc>
+      </w:tr>
+      <w:tr>
+        <w:tc>
+          <w:tcPr>
+            <w:tcW w:type="dxa" w:w="2160"/>
+            <w:vMerge w:val="restart"/>
+          </w:tcPr>
+          <w:p>
+            <w:r/>
+            <w:r>
+              <w:t>W（劣勢）</w:t>
+            </w:r>
+          </w:p>
+          <w:p>
+            <w:r/>
+          </w:p>
+          <w:p>
+            <w:r/>
+          </w:p>
+          <w:p>
+            <w:r/>
+          </w:p>
+        </w:tc>
+        <w:tc>
+          <w:tcPr>
+            <w:tcW w:type="dxa" w:w="2160"/>
+          </w:tcPr>
+          <w:p>
+            <w:r/>
+            <w:r>
+              <w:t>醫療體系結構性惡化</w:t>
+            </w:r>
+          </w:p>
+        </w:tc>
+        <w:tc>
+          <w:tcPr>
+            <w:tcW w:type="dxa" w:w="2160"/>
+          </w:tcPr>
+          <w:p>
+            <w:r/>
+            <w:r>
+              <w:t>醫院設備被毀（01-14）→ 兒童截肢率全球最高（08-22）→ 新生兒轉送中死亡（10-03），醫療能力持續下降且部分損傷可能不可逆</w:t>
+            </w:r>
+          </w:p>
+        </w:tc>
+        <w:tc>
+          <w:tcPr>
+            <w:tcW w:type="dxa" w:w="2160"/>
+          </w:tcPr>
+          <w:p>
+            <w:r/>
+            <w:r>
+              <w:t>1、27、29</w:t>
+            </w:r>
+          </w:p>
+        </w:tc>
+      </w:tr>
+      <w:tr>
+        <w:tc>
+          <w:tcPr>
+            <w:tcW w:type="dxa" w:w="2160"/>
+            <w:vMerge/>
+          </w:tcPr>
+          <w:p/>
+        </w:tc>
+        <w:tc>
+          <w:tcPr>
+            <w:tcW w:type="dxa" w:w="2160"/>
+          </w:tcPr>
+          <w:p>
+            <w:r/>
+            <w:r>
+              <w:t>援助准入制度性阻斷</w:t>
+            </w:r>
+          </w:p>
+        </w:tc>
+        <w:tc>
+          <w:tcPr>
+            <w:tcW w:type="dxa" w:w="2160"/>
+          </w:tcPr>
+          <w:p>
+            <w:r/>
+            <w:r>
+              <w:t>四周至近三月完全斷援、44% 協調被拒、20+ 次搶修被拒，顯示非單一停火狀態可解</w:t>
+            </w:r>
+          </w:p>
+        </w:tc>
+        <w:tc>
+          <w:tcPr>
+            <w:tcW w:type="dxa" w:w="2160"/>
+          </w:tcPr>
+          <w:p>
+            <w:r/>
+            <w:r>
+              <w:t>18、19、20、21、22、25</w:t>
+            </w:r>
+          </w:p>
+        </w:tc>
+      </w:tr>
+      <w:tr>
+        <w:tc>
+          <w:tcPr>
+            <w:tcW w:type="dxa" w:w="2160"/>
+            <w:vMerge/>
+          </w:tcPr>
+          <w:p/>
+        </w:tc>
+        <w:tc>
+          <w:tcPr>
+            <w:tcW w:type="dxa" w:w="2160"/>
+          </w:tcPr>
+          <w:p>
+            <w:r/>
+            <w:r>
+              <w:t>軍事壓力未減</w:t>
+            </w:r>
+          </w:p>
+        </w:tc>
+        <w:tc>
+          <w:tcPr>
+            <w:tcW w:type="dxa" w:w="2160"/>
+          </w:tcPr>
+          <w:p>
+            <w:r/>
+            <w:r>
+              <w:t>「接管加薩城」（08-08）、軍事行動持續加強（08-22）、強制轉移 3 萬人（07-03），安全環境極度惡化</w:t>
+            </w:r>
+          </w:p>
+        </w:tc>
+        <w:tc>
+          <w:tcPr>
+            <w:tcW w:type="dxa" w:w="2160"/>
+          </w:tcPr>
+          <w:p>
+            <w:r/>
+            <w:r>
+              <w:t>24、26、27</w:t>
+            </w:r>
+          </w:p>
+        </w:tc>
+      </w:tr>
+      <w:tr>
+        <w:tc>
+          <w:tcPr>
+            <w:tcW w:type="dxa" w:w="2160"/>
+            <w:vMerge/>
+          </w:tcPr>
+          <w:p/>
+        </w:tc>
+        <w:tc>
+          <w:tcPr>
+            <w:tcW w:type="dxa" w:w="2160"/>
+          </w:tcPr>
+          <w:p>
+            <w:r/>
+            <w:r>
+              <w:t>重點時段資料嚴重不足</w:t>
+            </w:r>
+          </w:p>
+        </w:tc>
+        <w:tc>
+          <w:tcPr>
+            <w:tcW w:type="dxa" w:w="2160"/>
+          </w:tcPr>
+          <w:p>
+            <w:r/>
+            <w:r>
+              <w:t>10 月僅 10-03 一組片段，11-12 月完全空白；無法確認談判是否推進、援助是否落地</w:t>
+            </w:r>
+          </w:p>
+        </w:tc>
+        <w:tc>
+          <w:tcPr>
+            <w:tcW w:type="dxa" w:w="2160"/>
+          </w:tcPr>
+          <w:p>
+            <w:r/>
+            <w:r>
+              <w:t>28、29</w:t>
+            </w:r>
+          </w:p>
+        </w:tc>
+      </w:tr>
+      <w:tr>
+        <w:tc>
+          <w:tcPr>
+            <w:tcW w:type="dxa" w:w="2160"/>
+            <w:vMerge w:val="restart"/>
+          </w:tcPr>
+          <w:p>
+            <w:r/>
+            <w:r>
+              <w:t>O（機會）</w:t>
+            </w:r>
+          </w:p>
+          <w:p>
+            <w:r/>
+          </w:p>
+          <w:p>
+            <w:r/>
+          </w:p>
+        </w:tc>
+        <w:tc>
+          <w:tcPr>
+            <w:tcW w:type="dxa" w:w="2160"/>
+          </w:tcPr>
+          <w:p>
+            <w:r/>
+            <w:r>
+              <w:t>10 月談判窗口重開</w:t>
+            </w:r>
+          </w:p>
+        </w:tc>
+        <w:tc>
+          <w:tcPr>
+            <w:tcW w:type="dxa" w:w="2160"/>
+          </w:tcPr>
+          <w:p>
+            <w:r/>
+            <w:r>
+              <w:t>17 萬噸物資備妥「隨時可運入」；若配合人質交換，可形成「外交-人道」正面循環</w:t>
+            </w:r>
+          </w:p>
+        </w:tc>
+        <w:tc>
+          <w:tcPr>
+            <w:tcW w:type="dxa" w:w="2160"/>
+          </w:tcPr>
+          <w:p>
+            <w:r/>
+            <w:r>
+              <w:t>28</w:t>
+            </w:r>
+          </w:p>
+        </w:tc>
+      </w:tr>
+      <w:tr>
+        <w:tc>
+          <w:tcPr>
+            <w:tcW w:type="dxa" w:w="2160"/>
+            <w:vMerge/>
+          </w:tcPr>
+          <w:p/>
+        </w:tc>
+        <w:tc>
+          <w:tcPr>
+            <w:tcW w:type="dxa" w:w="2160"/>
+          </w:tcPr>
+          <w:p>
+            <w:r/>
+            <w:r>
+              <w:t>國際法壓力可促成制衡</w:t>
+            </w:r>
+          </w:p>
+        </w:tc>
+        <w:tc>
+          <w:tcPr>
+            <w:tcW w:type="dxa" w:w="2160"/>
+          </w:tcPr>
+          <w:p>
+            <w:r/>
+            <w:r>
+              <w:t>多層法律譴責（集體懲罰、飢餓失控、兒童截肢率）可能推動更多國家採取外交或經濟制衡措施</w:t>
+            </w:r>
+          </w:p>
+        </w:tc>
+        <w:tc>
+          <w:tcPr>
+            <w:tcW w:type="dxa" w:w="2160"/>
+          </w:tcPr>
+          <w:p>
+            <w:r/>
+            <w:r>
+              <w:t>20、21、27</w:t>
+            </w:r>
+          </w:p>
+        </w:tc>
+      </w:tr>
+      <w:tr>
+        <w:tc>
+          <w:tcPr>
+            <w:tcW w:type="dxa" w:w="2160"/>
+            <w:vMerge/>
+          </w:tcPr>
+          <w:p/>
+        </w:tc>
+        <w:tc>
+          <w:tcPr>
+            <w:tcW w:type="dxa" w:w="2160"/>
+          </w:tcPr>
+          <w:p>
+            <w:r/>
+            <w:r>
+              <w:t>協議框架可快速重啟</w:t>
+            </w:r>
+          </w:p>
+        </w:tc>
+        <w:tc>
+          <w:tcPr>
+            <w:tcW w:type="dxa" w:w="2160"/>
+          </w:tcPr>
+          <w:p>
+            <w:r/>
+            <w:r>
+              <w:t>三階段文本已存在，若各方回到談判桌，技術層面无需重新談判</w:t>
+            </w:r>
+          </w:p>
+        </w:tc>
+        <w:tc>
+          <w:tcPr>
+            <w:tcW w:type="dxa" w:w="2160"/>
+          </w:tcPr>
+          <w:p>
+            <w:r/>
+            <w:r>
+              <w:t>11、17</w:t>
+            </w:r>
+          </w:p>
+        </w:tc>
+      </w:tr>
+      <w:tr>
+        <w:tc>
+          <w:tcPr>
+            <w:tcW w:type="dxa" w:w="2160"/>
+            <w:vMerge w:val="restart"/>
+          </w:tcPr>
+          <w:p>
+            <w:r/>
+            <w:r>
+              <w:t>T（威脅）</w:t>
+            </w:r>
+          </w:p>
+          <w:p>
+            <w:r/>
+          </w:p>
+          <w:p>
+            <w:r/>
+          </w:p>
+          <w:p>
+            <w:r/>
+          </w:p>
+        </w:tc>
+        <w:tc>
+          <w:tcPr>
+            <w:tcW w:type="dxa" w:w="2160"/>
+          </w:tcPr>
+          <w:p>
+            <w:r/>
+            <w:r>
+              <w:t>談判破裂重演</w:t>
+            </w:r>
+          </w:p>
+        </w:tc>
+        <w:tc>
+          <w:tcPr>
+            <w:tcW w:type="dxa" w:w="2160"/>
+          </w:tcPr>
+          <w:p>
+            <w:r/>
+            <w:r>
+              <w:t>2025 年已發生停火破裂（3 月）；2 月 11 日即出現警告；若 10 月談判未果，恐重演惡性循環</w:t>
+            </w:r>
+          </w:p>
+        </w:tc>
+        <w:tc>
+          <w:tcPr>
+            <w:tcW w:type="dxa" w:w="2160"/>
+          </w:tcPr>
+          <w:p>
+            <w:r/>
+            <w:r>
+              <w:t>7、19</w:t>
+            </w:r>
+          </w:p>
+        </w:tc>
+      </w:tr>
+      <w:tr>
+        <w:tc>
+          <w:tcPr>
+            <w:tcW w:type="dxa" w:w="2160"/>
+            <w:vMerge/>
+          </w:tcPr>
+          <w:p/>
+        </w:tc>
+        <w:tc>
+          <w:tcPr>
+            <w:tcW w:type="dxa" w:w="2160"/>
+          </w:tcPr>
+          <w:p>
+            <w:r/>
+            <w:r>
+              <w:t>美方外交阻礙</w:t>
+            </w:r>
+          </w:p>
+        </w:tc>
+        <w:tc>
+          <w:tcPr>
+            <w:tcW w:type="dxa" w:w="2160"/>
+          </w:tcPr>
+          <w:p>
+            <w:r/>
+            <w:r>
+              <w:t>美國 5 月安理會否決顯示關鍵調解方內部分歧，可能繼續阻礙永久停火決議</w:t>
+            </w:r>
+          </w:p>
+        </w:tc>
+        <w:tc>
+          <w:tcPr>
+            <w:tcW w:type="dxa" w:w="2160"/>
+          </w:tcPr>
+          <w:p>
+            <w:r/>
+            <w:r>
+              <w:t>21</w:t>
+            </w:r>
+          </w:p>
+        </w:tc>
+      </w:tr>
+      <w:tr>
+        <w:tc>
+          <w:tcPr>
+            <w:tcW w:type="dxa" w:w="2160"/>
+            <w:vMerge/>
+          </w:tcPr>
+          <w:p/>
+        </w:tc>
+        <w:tc>
+          <w:tcPr>
+            <w:tcW w:type="dxa" w:w="2160"/>
+          </w:tcPr>
+          <w:p>
+            <w:r/>
+            <w:r>
+              <w:t>軍事行動持續升級</w:t>
+            </w:r>
+          </w:p>
+        </w:tc>
+        <w:tc>
+          <w:tcPr>
+            <w:tcW w:type="dxa" w:w="2160"/>
+          </w:tcPr>
+          <w:p>
+            <w:r/>
+            <w:r>
+              <w:t>「接管加薩城」（08-08）、軍事行動加強（08-22），若衝突再升級，人道准入將進一步惡化</w:t>
+            </w:r>
+          </w:p>
+        </w:tc>
+        <w:tc>
+          <w:tcPr>
+            <w:tcW w:type="dxa" w:w="2160"/>
+          </w:tcPr>
+          <w:p>
+            <w:r/>
+            <w:r>
+              <w:t>26、27</w:t>
+            </w:r>
+          </w:p>
+        </w:tc>
+      </w:tr>
+      <w:tr>
+        <w:tc>
+          <w:tcPr>
+            <w:tcW w:type="dxa" w:w="2160"/>
+            <w:vMerge/>
+          </w:tcPr>
+          <w:p/>
+        </w:tc>
+        <w:tc>
+          <w:tcPr>
+            <w:tcW w:type="dxa" w:w="2160"/>
+          </w:tcPr>
+          <w:p>
+            <w:r/>
+            <w:r>
+              <w:t>飢餓與公共衛生不可逆</w:t>
+            </w:r>
+          </w:p>
+        </w:tc>
+        <w:tc>
+          <w:tcPr>
+            <w:tcW w:type="dxa" w:w="2160"/>
+          </w:tcPr>
+          <w:p>
+            <w:r/>
+            <w:r>
+              <w:t>近三月斷援（05-31）、50 天斷援（04-25）、酷熱污水環境（04-25），若援助持續受阻，可能出現大規模死亡與長期營養缺乏</w:t>
+            </w:r>
+          </w:p>
+        </w:tc>
+        <w:tc>
+          <w:tcPr>
+            <w:tcW w:type="dxa" w:w="2160"/>
+          </w:tcPr>
+          <w:p>
+            <w:r/>
+            <w:r>
+              <w:t>19、21</w:t>
+            </w:r>
+          </w:p>
+        </w:tc>
+      </w:tr>
+    </w:tbl>
+    <w:p/>
+    <w:p>
       <w:r>
-        <w:rPr>
-          <w:b/>
-        </w:rPr>
-        <w:t>16 份文件、31 個片段（來源 1-31）</w:t>
+        <w:t>---</w:t>
       </w:r>
+    </w:p>
+    <w:p/>
+    <w:p>
+      <w:pPr>
+        <w:pStyle w:val="Heading2"/>
+      </w:pPr>
       <w:r>
-        <w:t xml:space="preserve">，覆蓋 </w:t>
-      </w:r>
-      <w:r>
-        <w:rPr>
-          <w:b/>
-        </w:rPr>
-        <w:t>2025-01-14 至 2025-10-03 共 16 個活動日、9 個月份</w:t>
-      </w:r>
-      <w:r>
-        <w:t>。在此範圍內可確認以下五項核心現象：</w:t>
+        <w:t>九、資料缺口與後續追蹤建議</w:t>
       </w:r>
     </w:p>
     <w:p/>
@@ -6886,13 +4237,318 @@
         <w:pStyle w:val="Heading3"/>
       </w:pPr>
       <w:r>
-        <w:t>1. 停火正向窗口極短，且破裂後不可逆</w:t>
+        <w:t>9.1 明確缺口</w:t>
+      </w:r>
+    </w:p>
+    <w:p/>
+    <w:tbl>
+      <w:tblPr>
+        <w:tblStyle w:val="TableGrid"/>
+        <w:tblW w:type="auto" w:w="0"/>
+        <w:tblLook w:firstColumn="1" w:firstRow="1" w:lastColumn="0" w:lastRow="0" w:noHBand="0" w:noVBand="1" w:val="04A0"/>
+      </w:tblPr>
+      <w:tblGrid>
+        <w:gridCol w:w="4320"/>
+        <w:gridCol w:w="4320"/>
+      </w:tblGrid>
+      <w:tr>
+        <w:tc>
+          <w:tcPr>
+            <w:tcW w:type="dxa" w:w="4320"/>
+          </w:tcPr>
+          <w:p>
+            <w:r>
+              <w:rPr>
+                <w:b/>
+              </w:rPr>
+            </w:r>
+            <w:r>
+              <w:rPr>
+                <w:b/>
+              </w:rPr>
+              <w:t>缺口</w:t>
+            </w:r>
+          </w:p>
+        </w:tc>
+        <w:tc>
+          <w:tcPr>
+            <w:tcW w:type="dxa" w:w="4320"/>
+          </w:tcPr>
+          <w:p>
+            <w:r>
+              <w:rPr>
+                <w:b/>
+              </w:rPr>
+            </w:r>
+            <w:r>
+              <w:rPr>
+                <w:b/>
+              </w:rPr>
+              <w:t>說明</w:t>
+            </w:r>
+          </w:p>
+        </w:tc>
+      </w:tr>
+      <w:tr>
+        <w:tc>
+          <w:tcPr>
+            <w:tcW w:type="dxa" w:w="4320"/>
+          </w:tcPr>
+          <w:p>
+            <w:r/>
+            <w:r>
+              <w:rPr>
+                <w:b/>
+              </w:rPr>
+              <w:t>2025 年 10 月（重點時段）</w:t>
+            </w:r>
+          </w:p>
+        </w:tc>
+        <w:tc>
+          <w:tcPr>
+            <w:tcW w:type="dxa" w:w="4320"/>
+          </w:tcPr>
+          <w:p>
+            <w:r/>
+            <w:r>
+              <w:t>加薩相關僅 10-03 一組（來源 28、29），10-04 至 10-31 無任何資料</w:t>
+            </w:r>
+          </w:p>
+        </w:tc>
+      </w:tr>
+      <w:tr>
+        <w:tc>
+          <w:tcPr>
+            <w:tcW w:type="dxa" w:w="4320"/>
+          </w:tcPr>
+          <w:p>
+            <w:r/>
+            <w:r>
+              <w:rPr>
+                <w:b/>
+              </w:rPr>
+              <w:t>2025 年 9 月</w:t>
+            </w:r>
+          </w:p>
+        </w:tc>
+        <w:tc>
+          <w:tcPr>
+            <w:tcW w:type="dxa" w:w="4320"/>
+          </w:tcPr>
+          <w:p>
+            <w:r/>
+            <w:r>
+              <w:t>完全無資料（月度聚合中 9 月未出現）</w:t>
+            </w:r>
+          </w:p>
+        </w:tc>
+      </w:tr>
+      <w:tr>
+        <w:tc>
+          <w:tcPr>
+            <w:tcW w:type="dxa" w:w="4320"/>
+          </w:tcPr>
+          <w:p>
+            <w:r/>
+            <w:r>
+              <w:rPr>
+                <w:b/>
+              </w:rPr>
+              <w:t>2025 年 11 月</w:t>
+            </w:r>
+          </w:p>
+        </w:tc>
+        <w:tc>
+          <w:tcPr>
+            <w:tcW w:type="dxa" w:w="4320"/>
+            <w:vMerge w:val="restart"/>
+          </w:tcPr>
+          <w:p>
+            <w:r/>
+            <w:r>
+              <w:t>完全空白</w:t>
+            </w:r>
+          </w:p>
+          <w:p>
+            <w:r/>
+          </w:p>
+        </w:tc>
+      </w:tr>
+      <w:tr>
+        <w:tc>
+          <w:tcPr>
+            <w:tcW w:type="dxa" w:w="4320"/>
+          </w:tcPr>
+          <w:p>
+            <w:r/>
+            <w:r>
+              <w:rPr>
+                <w:b/>
+              </w:rPr>
+              <w:t>2025 年 12 月</w:t>
+            </w:r>
+          </w:p>
+        </w:tc>
+        <w:tc>
+          <w:tcPr>
+            <w:tcW w:type="dxa" w:w="4320"/>
+            <w:vMerge/>
+          </w:tcPr>
+          <w:p/>
+        </w:tc>
+      </w:tr>
+      <w:tr>
+        <w:tc>
+          <w:tcPr>
+            <w:tcW w:type="dxa" w:w="4320"/>
+          </w:tcPr>
+          <w:p>
+            <w:r/>
+            <w:r>
+              <w:rPr>
+                <w:b/>
+              </w:rPr>
+              <w:t>2025 年 3 月</w:t>
+            </w:r>
+          </w:p>
+        </w:tc>
+        <w:tc>
+          <w:tcPr>
+            <w:tcW w:type="dxa" w:w="4320"/>
+          </w:tcPr>
+          <w:p>
+            <w:r/>
+            <w:r>
+              <w:t>僅 03-01 一則（來源 17），停火破裂的具體過程與時間點缺乏細節</w:t>
+            </w:r>
+          </w:p>
+        </w:tc>
+      </w:tr>
+      <w:tr>
+        <w:tc>
+          <w:tcPr>
+            <w:tcW w:type="dxa" w:w="4320"/>
+          </w:tcPr>
+          <w:p>
+            <w:r/>
+            <w:r>
+              <w:rPr>
+                <w:b/>
+              </w:rPr>
+              <w:t>救援人員累計傷亡</w:t>
+            </w:r>
+          </w:p>
+        </w:tc>
+        <w:tc>
+          <w:tcPr>
+            <w:tcW w:type="dxa" w:w="4320"/>
+          </w:tcPr>
+          <w:p>
+            <w:r/>
+            <w:r>
+              <w:t>本次 29 個片段中未出現救援人員累計喪生總數</w:t>
+            </w:r>
+          </w:p>
+        </w:tc>
+      </w:tr>
+      <w:tr>
+        <w:tc>
+          <w:tcPr>
+            <w:tcW w:type="dxa" w:w="4320"/>
+          </w:tcPr>
+          <w:p>
+            <w:r/>
+            <w:r>
+              <w:rPr>
+                <w:b/>
+              </w:rPr>
+              <w:t>醫院停擺具體數據</w:t>
+            </w:r>
+          </w:p>
+        </w:tc>
+        <w:tc>
+          <w:tcPr>
+            <w:tcW w:type="dxa" w:w="4320"/>
+          </w:tcPr>
+          <w:p>
+            <w:r/>
+            <w:r>
+              <w:t>僅提及奧達醫院受限、印尼醫院設備被毀（來源 1），無加薩全境醫院運作比例</w:t>
+            </w:r>
+          </w:p>
+        </w:tc>
+      </w:tr>
+    </w:tbl>
+    <w:p/>
+    <w:p>
+      <w:pPr>
+        <w:pStyle w:val="Heading3"/>
+      </w:pPr>
+      <w:r>
+        <w:t>9.2 未決問題（因資料缺失無法回答）</w:t>
       </w:r>
     </w:p>
     <w:p/>
     <w:p>
       <w:r>
-        <w:t>1/19 停火生效與首次交換（來源6）→ 2/16 二次交換（來源10）→ 2/11 即出現「或將終止」警告（來源7）→ 3 月破裂（來源19 確認）→ 8/8「接管加薩城」（來源27）。有效停火窗口不足 2 個月，且破裂後局勢並非「回到戰前」，而是升級為佔領式控制（來源27、28）。10/3 哈馬斯釋放意旨（來源30）是全年唯一可能的重啟信號，但後續完全未知。</w:t>
+        <w:t>1. 10 月 3 日之後，哈馬斯是否</w:t>
+      </w:r>
+      <w:r>
+        <w:rPr>
+          <w:b/>
+        </w:rPr>
+        <w:t>實際釋放</w:t>
+      </w:r>
+      <w:r>
+        <w:t>人質？以色列是否釋放囚犯？（來源 28 僅提及物資備妥，未確認交換完成）</w:t>
+      </w:r>
+    </w:p>
+    <w:p>
+      <w:r>
+        <w:t>2. 17 萬噸物資是否已</w:t>
+      </w:r>
+      <w:r>
+        <w:rPr>
+          <w:b/>
+        </w:rPr>
+        <w:t>開始運入</w:t>
+      </w:r>
+      <w:r>
+        <w:t>加薩？邊境口岸（拉法等）是否開放？（來源 28 僅表「隨時可運入」）</w:t>
+      </w:r>
+    </w:p>
+    <w:p>
+      <w:r>
+        <w:t>3. 多哈第二階段談判是否</w:t>
+      </w:r>
+      <w:r>
+        <w:rPr>
+          <w:b/>
+        </w:rPr>
+        <w:t>重啟</w:t>
+      </w:r>
+      <w:r>
+        <w:t>？美、卡、埃三方立場有何變化？</w:t>
+      </w:r>
+    </w:p>
+    <w:p>
+      <w:r>
+        <w:t>4. 加薩城「接管」行動（08-08）後續發展如何？</w:t>
+      </w:r>
+    </w:p>
+    <w:p>
+      <w:r>
+        <w:t>5. 飢荒與醫療危機是否有改善或進一步惡化？（10 月後無資料）</w:t>
+      </w:r>
+    </w:p>
+    <w:p>
+      <w:r>
+        <w:t>6. 約旦河西岸局勢（最後資料點為 02-26，來源 14、15、16）後續如何？</w:t>
+      </w:r>
+    </w:p>
+    <w:p>
+      <w:r>
+        <w:t>7. 美國安理會否決（05-31）後，國際社會是否有進一步外交或司法行動？</w:t>
       </w:r>
     </w:p>
     <w:p/>
@@ -6901,91 +4557,112 @@
         <w:pStyle w:val="Heading3"/>
       </w:pPr>
       <w:r>
-        <w:t>2. 准入封鎖是全年核心瓶頸，且已量化</w:t>
+        <w:t>9.3 持續追蹤建議</w:t>
+      </w:r>
+    </w:p>
+    <w:p/>
+    <w:p>
+      <w:pPr>
+        <w:pStyle w:val="ListBullet"/>
+      </w:pPr>
+      <w:r>
+        <w:rPr>
+          <w:b/>
+        </w:rPr>
+        <w:t>多哈第二階段談判：</w:t>
+      </w:r>
+      <w:r>
+        <w:t xml:space="preserve"> 進展、三方（以、哈、調解方）立場變化、人質交換具體方案與時間表</w:t>
+      </w:r>
+    </w:p>
+    <w:p>
+      <w:pPr>
+        <w:pStyle w:val="ListBullet"/>
+      </w:pPr>
+      <w:r>
+        <w:rPr>
+          <w:b/>
+        </w:rPr>
+        <w:t>OCHA 月度統計：</w:t>
+      </w:r>
+      <w:r>
+        <w:t xml:space="preserve"> 人道協調嘗試總數、拒絕率、放行率、執行率（7 月資料顯示 6 月 44% 被拒，需追蹤後續月份）</w:t>
+      </w:r>
+    </w:p>
+    <w:p>
+      <w:pPr>
+        <w:pStyle w:val="ListBullet"/>
+      </w:pPr>
+      <w:r>
+        <w:rPr>
+          <w:b/>
+        </w:rPr>
+        <w:t>WHO / 醫療體系：</w:t>
+      </w:r>
+      <w:r>
+        <w:t xml:space="preserve"> 加薩醫療設施運作評估、兒童截肢率變化、新生兒存活率、燃料與設備補充情況</w:t>
+      </w:r>
+    </w:p>
+    <w:p>
+      <w:pPr>
+        <w:pStyle w:val="ListBullet"/>
+      </w:pPr>
+      <w:r>
+        <w:rPr>
+          <w:b/>
+        </w:rPr>
+        <w:t>安理會 / 國際司法：</w:t>
+      </w:r>
+      <w:r>
+        <w:t xml:space="preserve"> 美國否決後的後續動向、國際法院程序進展</w:t>
+      </w:r>
+    </w:p>
+    <w:p>
+      <w:pPr>
+        <w:pStyle w:val="ListBullet"/>
+      </w:pPr>
+      <w:r>
+        <w:rPr>
+          <w:b/>
+        </w:rPr>
+        <w:t>邊境口岸：</w:t>
+      </w:r>
+      <w:r>
+        <w:t xml:space="preserve"> 拉法口岸及其他口岸開閉狀態，援助物資實際入加薩數量</w:t>
+      </w:r>
+    </w:p>
+    <w:p>
+      <w:pPr>
+        <w:pStyle w:val="ListBullet"/>
+      </w:pPr>
+      <w:r>
+        <w:rPr>
+          <w:b/>
+        </w:rPr>
+        <w:t>10 月 3 日之後事件：</w:t>
+      </w:r>
+      <w:r>
+        <w:t xml:space="preserve"> 人質實際交換、以方囚犯釋放、軍事行動變化</w:t>
+      </w:r>
+    </w:p>
+    <w:p>
+      <w:pPr>
+        <w:pStyle w:val="ListBullet"/>
+      </w:pPr>
+      <w:r>
+        <w:rPr>
+          <w:b/>
+        </w:rPr>
+        <w:t>西岸局勢：</w:t>
+      </w:r>
+      <w:r>
+        <w:t xml:space="preserve"> 定居點擴張、軍事行動後續（02-26 為本次資料最末西岸相關點）</w:t>
       </w:r>
     </w:p>
     <w:p/>
     <w:p>
       <w:r>
-        <w:t>從 1/14 的「物資嚴重短缺」（來源1）到 4/1 的「四周禁止」（來源18）、5/2 的「集體懲罰」定性（來源20）、7/3 的「44% 協調被拒」（來源26），到 10/3 的「17 萬噸可隨時運入」（來源30）--全年證據一致指向：</w:t>
-      </w:r>
-      <w:r>
-        <w:rPr>
-          <w:b/>
-        </w:rPr>
-        <w:t>瓶頸在准入端，而非供給端。</w:t>
-      </w:r>
-      <w:r>
-        <w:t xml:space="preserve"> 7/3 的 44% 拒絕率（來源26）是將「封鎖」從定性描述轉化為結構性數據的關鍵節點。</w:t>
-      </w:r>
-    </w:p>
-    <w:p/>
-    <w:p>
-      <w:pPr>
-        <w:pStyle w:val="Heading3"/>
-      </w:pPr>
-      <w:r>
-        <w:t>3. 醫療體系損毀已達不可逆程度</w:t>
-      </w:r>
-    </w:p>
-    <w:p/>
-    <w:p>
-      <w:r>
-        <w:t>1/14 醫院設備被破壞（來源1）→ 8/22 兒童截肢率「全球最高」（來源28）→ 10/3 第 4 名新生兒在等待轉移時死亡（來源31）。從「設備受損」到「截肢率最高」到「等待中死亡」，全年呈現逐層惡化且無恢復跡象。WHO 的緊急行動（來源31）僅能應對個別極端案例，無法扭轉系統性崩潰。</w:t>
-      </w:r>
-    </w:p>
-    <w:p/>
-    <w:p>
-      <w:pPr>
-        <w:pStyle w:val="Heading3"/>
-      </w:pPr>
-      <w:r>
-        <w:t>4. 國際體系話語持續升級但執行始終缺位</w:t>
-      </w:r>
-    </w:p>
-    <w:p/>
-    <w:p>
-      <w:r>
-        <w:t>古特雷斯從「熱烈歡迎」（來源2）到「必須竭盡全力」（來源7）到「深表震驚」（來源21、27）到「緊急呼籲」（來源28）再到「感到鼓舞」（來源30），話語強度全年遞增。但 31 則片段中：安理會唯一「行動嘗試」被否決（5/31，來源21）；無制裁；無武器禁運；無執勤工具觸發。</w:t>
-      </w:r>
-      <w:r>
-        <w:rPr>
-          <w:b/>
-        </w:rPr>
-        <w:t>話語與行動之間的結構性斷裂是全年最突出的體系性問題。</w:t>
-      </w:r>
-    </w:p>
-    <w:p/>
-    <w:p>
-      <w:pPr>
-        <w:pStyle w:val="Heading3"/>
-      </w:pPr>
-      <w:r>
-        <w:t>5. 正回饋循環已閉合，10/3 是唯一的「開關」測試點</w:t>
-      </w:r>
-    </w:p>
-    <w:p/>
-    <w:p>
-      <w:pPr>
-        <w:pStyle w:val="IntenseQuote"/>
-      </w:pPr>
-      <w:r>
-        <w:t>停火破裂（來源7、19）→ 封鎖加劇（來源18、26）→ 人道/醫療惡化（來源19、28、31）→ 國際話語升級（來源20、24、27）→ 安理會否決/無強制力（來源21、29）→ 以色列無解鎖動機 → 封鎖持續、佔領深化（來源25、27、28）→ 惡化加劇 → 循環閉合</w:t>
-      </w:r>
-    </w:p>
-    <w:p/>
-    <w:p>
-      <w:r>
-        <w:t>10/3 的「哈馬斯釋放意旨＋17 萬噸備妥」（來源30）是全年唯一可能打破此循環的外生變量。但本次資料止於 10/3 當日，</w:t>
-      </w:r>
-      <w:r>
-        <w:rPr>
-          <w:b/>
-        </w:rPr>
-        <w:t>無法判斷此開關是否被按動</w:t>
-      </w:r>
-      <w:r>
-        <w:t>。11-12 月的完全空白使全年弧線的「結果端」無法確認。</w:t>
+        <w:t>---</w:t>
       </w:r>
     </w:p>
     <w:p/>
@@ -6995,9 +4672,21 @@
       </w:pPr>
       <w:r>
         <w:rPr>
-          <w:i/>
+          <w:b/>
         </w:rPr>
-        <w:t>本報告所有具體事實均來自本次 payload 中 agg 與 ev（來源 1-31）。2025 年 3 月僅 1 則（來源17）、11-12 月完全空白。10 月僅 10/3 一天（來源30、31）。以色列官方立場直接引述在 31 則片段中極少，分析以聯合國及人道機構視角為主。資料不足以完整覆蓋全年弧線的「結果端」（11-12 月），建議最高優先級補齊 10/3 之後的資料。</w:t>
+        <w:t>免責說明：</w:t>
+      </w:r>
+      <w:r>
+        <w:t xml:space="preserve"> 本報告所有具體事實（日期、數字、事件）均嚴格取自本次收到的 29 個片段（來源 1-29）及聚合統計數據（14 篇文件、29 片段、14 個活動日、時間範圍 2025-01-14 至 2025-10-03）。對話歷史中提及但不在本次 ev 中的事件與數字（如 562 名救援人員喪生、17 週無燃料、醫療車隊遇襲 15 人喪生、種族滅絕報告等），</w:t>
+      </w:r>
+      <w:r>
+        <w:rPr>
+          <w:b/>
+        </w:rPr>
+        <w:t>均不納入本次分析</w:t>
+      </w:r>
+      <w:r>
+        <w:t>。未在 ev 中出現的細節不加以補充。11-12 月完全無資料，相關判斷均標註為「資料不足以判斷」。</w:t>
       </w:r>
     </w:p>
     <w:p>
@@ -7282,18 +4971,6 @@
         <w:pStyle w:val="ListNumber"/>
       </w:pPr>
       <w:r>
-        <w:t>【世界进行时】2025年6月27日 · 2025-06-27</w:t>
-      </w:r>
-      <w:r>
-        <w:br/>
-        <w:t>(5f001e9f9e83af9c3abffd16a99b7bb31a0ec4ef) 本周，在美国斡旋下，以色列和伊朗实现了停火，安理会再次就伊核问题召开会议。</w:t>
-      </w:r>
-    </w:p>
-    <w:p>
-      <w:pPr>
-        <w:pStyle w:val="ListNumber"/>
-      </w:pPr>
-      <w:r>
         <w:t>联合国秘书长对加沙人道危机升级深表震惊　呼吁立即实现永久停火和全面准入 · 2025-07-03</w:t>
       </w:r>
       <w:r>
@@ -7354,18 +5031,6 @@
         <w:pStyle w:val="ListNumber"/>
       </w:pPr>
       <w:r>
-        <w:t>联合国报告：以色列定居点扩张加剧，安理会决议执行情况严重受挫 · 2025-09-29</w:t>
-      </w:r>
-      <w:r>
-        <w:br/>
-        <w:t>(101d026f1902e590446cf91b1be6e0cb1d8e9caf) 联合国秘书长关于安理会第2334号决议执行情况的第三十五次报告于周一提交安理会。报告显示，在过去三个月内，以色列在被占巴勒斯坦领土上的定居点扩张进一步加快，房屋拆除和流离失所情况持续恶化，加沙人道局势则已接近崩溃。</w:t>
-      </w:r>
-    </w:p>
-    <w:p>
-      <w:pPr>
-        <w:pStyle w:val="ListNumber"/>
-      </w:pPr>
-      <w:r>
         <w:t>联合国秘书长对哈马斯宣布准备释放人质“感到鼓舞” · 2025-10-03</w:t>
       </w:r>
       <w:r>
@@ -7417,7 +5082,7 @@
         <w:t>資料準備耗時：</w:t>
       </w:r>
       <w:r>
-        <w:t>約 91.42 秒</w:t>
+        <w:t>約 77.35 秒</w:t>
       </w:r>
     </w:p>
     <w:p>
@@ -7428,364 +5093,295 @@
         <w:t>原始問題：</w:t>
       </w:r>
       <w:r>
-        <w:t>【對話記憶】</w:t>
+        <w:t>【對話歷史】</w:t>
         <w:br/>
-        <w:t>- 主題：2025年加薩停火、人質談判、人道援助及平民保護綜合研析（傳導鏈開關邏輯、四類風險正回饋、SWOT、10/3雙向信號、六部門追蹤、國際體系功能性失效）</w:t>
+        <w:t>4 |</w:t>
         <w:br/>
-        <w:t>- 時間範圍：2025-01-14 至 2025-10-03（本次聚焦1/14-6/13，7-12月完全空白）</w:t>
+        <w:t>| 救護車與燃料 | 2025-04-01 巴勒斯坦紅新月會**超一半救護車**因缺燃料或設備損毀無法運行；2025-07-03 連續 17 週無燃料，救護車無法運行 | 35、49 |</w:t>
         <w:br/>
-        <w:t>- 子題：全年弧線：停火(1/15)→生效(1/19)→震盪(2/11)→破裂(3/23)→封鎖50+天→飢荒(8/22)→佔領(8/8)→新窗口(10/3), 傳導鏈：停火→以色列准入(唯一瓶頸)→物流→平民受益；人質交換為錨點/遙控器, 正回饋循環：談判破裂→封鎖加劇→醫療/人道惡化→國際話語升級但無強制手段→以色列無解鎖動機→封鎖持續, SWOT：S(結構化/交換可重複/法律框架/調解/17萬噸) W(窗口&lt;2月/無強制力/執行脫節/數據不透明) O(10/3窗口/法律定性/OCHA數據) T(佔領結構化/飢荒既成/醫療不可逆/11-12月未知), 10/3雙向信號：哈馬斯釋放意旨+17萬噸待命+562救援人員+新生兒死亡, 國際體系功能性失效：話語升級(歡迎→竭盡全力→集體懲罰)但無強制執行；安理會否決(5/31)、無制裁</w:t>
+        <w:t>| 兒童醫療危機 | **2025-08-22 加薩兒童截肢率攀升至全球最高**；2025-02-26 6 名兒童因嚴寒喪生（累計 15 人） | 53、27 |</w:t>
         <w:br/>
-        <w:t>- 重要實體：哈馬斯, 以色列, 聯合國(古特雷斯), 戈麦斯, 埃及, 卡達, 美國, IPC, OCHA, UNRWA</w:t>
+        <w:t>| 病患轉送 | **2025-10-03 WHO 緊急轉移 3 名危重新生兒**自加薩市赫盧醫院至代爾巴拉赫阿克薩醫院；原定第 4 名嬰兒於當天早上死亡 | 69 |</w:t>
         <w:br/>
-        <w:t>- 既定限制：既有：19份文件、67片段(來源1-67)、18活動日; 本次聚焦：7份文件、10片段(來源1-10)、7活動日(1/14-6/13); 視角以聯合國/人道機構為主；以色列官方立場直接引述極少; 3月僅2則(來源30、31)；9月完全空白；11-12月完全空白；10月僅10/3(來源64-67); 本次10片段中3月、7-12月完全無資料; 美/卡/埃調解方交換條件細節有限</w:t>
+        <w:t>| 女性衛生 | **2025-07-03 約 70 萬女性和女孩面臨「經期危機」**，急需水、肥皂、衛生巾和隱私空間；UNFPA 已備妥 170 卡車物資但未獲進入許可 | 50 |</w:t>
         <w:br/>
-        <w:t>- 未決問題：10/3哈馬斯釋放意旨是否轉為實質執行？以色列回應？; 17萬噸備妥物資是否已運入？邊境口岸狀態？; 11-12月安理會會議、OCHA週報、哈馬斯/以色列聲明(完全空白區); 以軍接管加薩城(8/8)後是否進一步擴大？西岸同步升級？; 多哈第二階段談判是否啟動？美/卡/埃新輪調解？</w:t>
+        <w:t>| 整體醫療態勢 | 1 月設備被毀→3 月醫療車隊遇襲 15 人喪生→4 月救護車停擺→7 月 17 週無燃料→8 月截肢率全球最高→10 月新生兒轉送中仍有死亡，醫療體系呈**持續惡化、難以短期恢復**之態勢 | 6、7、31、35、49、53、69 |</w:t>
         <w:br/>
         <w:br/>
-        <w:t>【對話歷史】</w:t>
-        <w:br/>
-        <w:t>系統惡化仍限制援助落實。請持續蒐集去年加薩停火、人質談判、人道援助及平民保護相關資訊。**政治外交部門**掌握以色列、哈馬斯、美國、卡達、埃及及其他調解方之停火方案、人質交換條件與談判進展；**國際安全部門**追蹤空襲、地面軍事行動、停火違規及對平民與救援人員造成之安全影響；**人道事務部門**掌握食品、藥品、飲水、避難、邊境口岸與援助物資進入情形；**醫療衛生部門**追蹤醫院運作、醫療物資短缺、病患轉送及醫護人員安全；**國際組織部門**蒐集聯合國、人道協調廳、世衛組織及相關機構之聲明、數據與行動；**綜合研析部門**整合上述資訊，分析停火與人質談判是否實際改善人道准入與平民處境，辨識外交進展、軍事行動與人道情勢間之傳導關係，並提出談判破裂、援助受阻、醫療體系惡化及衝突再升級等後續風險。</w:t>
-        <w:br/>
-        <w:t>assistant: # 2025 年加薩停火・人質談判・人道援助・平民保護--持續蒐集報告（更新版）</w:t>
+        <w:t>### ⑤ 國際組織</w:t>
         <w:br/>
         <w:br/>
-        <w:t>&gt; 本報告基於 **7 份文件、10 個片段（來源 1-10）**，涵蓋 **2025-01-14 至 2025-06-13 共 7 個活動日**。所有具體事實均標註來源編號（1-10）。</w:t>
+        <w:t>| 機構 / 人物 | 主要行動與聲明 | 來源 |</w:t>
+        <w:br/>
+        <w:t>| --- | --- | --- |</w:t>
+        <w:br/>
+        <w:t>| 聯合國秘書長古特雷斯 | 歡迎停火（01-15）；警告停火重燃（02-11）；歡迎人質釋放（02-16）；譴責襲擊、呼籲永久停火（07-03）；對「接管加薩城」深表震驚（08-08）；宣布加薩發生飢荒、「人性的失敗」（08-22）；向安理會通報加薩及西岸惡化（08-27）；**提交第 35 次報告：加薩人道局勢接近崩潰**（09-29）；對哈馬斯準備釋放人質「感到鼓舞」（10-03） | 9、16、19、23、47、52、54、55、58、65、66 |</w:t>
+        <w:br/>
+        <w:t>| OCHA 杜加里克 | 以色列須允許無阻礙人道援助進入（01-14）；對過當武力深表關切（02-26）；1 天強制轉移 3 萬人（07-03）；17 週無燃料警告（07-03）；6 月 400 次協調統計（07-03）；562 名救援人員喪生（10-03） | 6、26、48、49、51、68 |</w:t>
+        <w:br/>
+        <w:t>| 弗萊切（人道事務副祕書長） | 停火帶來希望但挑戰仍在（01-15）；阻援為集體懲罰（05-02）；「解決飢餓不能用子彈」（06-13） | 12、37、46 |</w:t>
+        <w:br/>
+        <w:t>| UNICEF 拉塞爾 | 至少 1.45 萬名兒童喪生、數千人受傷、近 100 萬人流離失所；停火只是邁向和平第一步（01-15） | 10 |</w:t>
+        <w:br/>
+        <w:t>| UNRWA（近東救濟工程處） | 西岸五週軍事行動致 50 多人喪生（02-26）；**指援助分配模式為「混亂之源」、將人道援助武器化**（06-13） | 25、44 |</w:t>
+        <w:br/>
+        <w:t>| WHO（世衛組織） | 向希法醫院提供燃料、血漿、轉運病人（01-14）；緊急轉移 3 名危重新生兒、第 4 名死亡（10-03） | 5、69 |</w:t>
+        <w:br/>
+        <w:t>| 聯合國人權專委長蒂爾克 | 嚴厲譴責 3-23 醫療車隊遇襲、呼籲獨立調查（03-23）；紅新月會失蹤成員（04-01）；**飢荒是以政府政策的直接後果**（08-22） | 31、34、57 |</w:t>
+        <w:br/>
+        <w:t>| 聯合國糧農組織（FAO） | 首次向加薩北部運送動物飼料（02-26） | 28 |</w:t>
+        <w:br/>
+        <w:t>| 世界糧食計劃署（WFP） | 支持麵包店、向 86 萬人分發、向 19 萬人提供現金援助（01-14、02-11、02-26） | 8、18、29 |</w:t>
+        <w:br/>
+        <w:t>| 聯合國人口基金（UNFPA） | 70 萬女性面臨經期危機，170 卡車物資已備妥未獲准入（07-03） | 50 |</w:t>
+        <w:br/>
+        <w:t>| 聯合國獨立調查委員會 | **認定以色列在加薩實施四項種族滅絕行為**；指出 75% 面積控制、西岸吞併意圖；點名六名部長；敦促結束種族滅絕、遵守國際法院臨時措施（09-23） | 59、60、61、62、63、64 |</w:t>
+        <w:br/>
+        <w:t>| 美國（安理會） | 2025-05-31 投下否決票，阻止加薩永久停火及解除援助限制決議 | 39 |</w:t>
+        <w:br/>
+        <w:t>| 埃及、卡達 | 停火協議調解方，獲古特雷斯高度讚揚（01-15）；多哈為第二階段談判場地（02-11） | 9、17 |</w:t>
+        <w:br/>
+        <w:br/>
+        <w:t>### ⑥ 綜合研析</w:t>
+        <w:br/>
+        <w:br/>
+        <w:t>#### A. 停火-准入-援助-平民處境傳導鏈</w:t>
+        <w:br/>
+        <w:br/>
+        <w:t>| 階段 | 傳導關係 | 具體表現 | 來源 |</w:t>
+        <w:br/>
+        <w:t>| --- | --- | --- | --- |</w:t>
+        <w:br/>
+        <w:t>| 停火生效初期（1 月中-2 月中） | 停火 → 准入（有限改善） | 第一階段含增援條款；OCHA 稱援助規模顯著增加；150 萬人領取食品包；但 1-14 醫院准入仍被拒，顯示安全環境未立即改善 | 4、8、14、18、21 |</w:t>
+        <w:br/>
+        <w:t>| 停火破裂後（4 月起） | 停火破裂 → 准入中斷 → 飢餓 → 醫療惡化 | 邊境關閉（四周→50 天→兩月）→ 18 項中 8 項被拒 → 44% 協調被拒 → 飢荒宣布 → 兒童截肢率全球最高 | 33、36、37、42、51、53、54 |</w:t>
+        <w:br/>
+        <w:t>| 衝突升級期（7 月-9 月） | 軍事行動升級 → 人道全面崩潰 → 國際法責任認定 | 1 天轉移 3 萬人 → 17 週無燃料 → 75% 面積控制 → **種族滅絕報告** → 人道局勢「接近崩潰」 | 48、49、59、60、61、65 |</w:t>
+        <w:br/>
+        <w:t>| 10 月初（有限資料） | 談判窗口重開 → 准入條件備妥 | 哈馬斯準備釋放人質 + 17 萬噸物資備妥「隨時可運入」；但**無後續資料確認是否實際執行** | 66、67 |</w:t>
+        <w:br/>
+        <w:br/>
+        <w:t>#### B. 外交-軍事-人道傳導關係</w:t>
+        <w:br/>
+        <w:br/>
+        <w:t>| 傳導環節 | 具體表現 | 來源 |</w:t>
+        <w:br/>
+        <w:t>| --- | --- | --- |</w:t>
+        <w:br/>
+        <w:t>| 外交進展 → 人道改善 | 停火第一階段含增援條款；150 萬人領取食品包；10 月哈馬斯釋放人質意圖與 17 萬噸物資備置並存 | 18、21、66、67 |</w:t>
+        <w:br/>
+        <w:t>| 軍事行動 → 人道惡化 | 空襲聯合國學校 30 人死亡（05-09）；1 天強制轉移 3 萬人（07-03）；「接管加薩城」（08-08）；兒童截肢率全球最高（08-22）；75% 面積控制（09-23） | 38、48、52、53、61 |</w:t>
+        <w:br/>
+        <w:t>| 外交阻礙 → 軍事升級空間 | 美國安理會否決（05-31）削弱國際制衡，與後續以軍「接管加薩城」（08-08）在時間上相繼 | 39、52 |</w:t>
+        <w:br/>
+        <w:t>| 人道惡化 → 國際法責任升級 | 飢荒官方宣布（08-22）→ 安理會通報（08-27）→ **種族滅絕報告（09-23）** → 第 35 次報告「接近崩潰」（09-29），國際法壓力持續累積 | 54、58、59、65 |</w:t>
+        <w:br/>
+        <w:t>| 人道惡化 → 外交壓力 / 談判動能 | 種族滅絕認定及飢荒宣布構成強烈國際法壓力，為 10 月談判重啟提供道義基礎 | 59、60、66 |</w:t>
+        <w:br/>
+        <w:br/>
+        <w:t>#### C. 後續風險辨識</w:t>
+        <w:br/>
+        <w:br/>
+        <w:t>| 風險類型 | 依據與分析 | 來源 |</w:t>
+        <w:br/>
+        <w:t>| --- | --- | --- |</w:t>
+        <w:br/>
+        <w:t>| 談判破裂 | 2025 年已發生停火破裂（邊境關閉→飢餓→軍事升級）；2 月 11 日即出現停火或終止警告；10 月僅有「準備釋放人質」表態，**尚未確認實際交換** | 16、33、36、66 |</w:t>
+        <w:br/>
+        <w:t>| 援助受阻 | 44% 協調被拒、20+ 次搶修被拒、18 項中 8 項被拒顯示制度性阻礙；通信中斷加劇困境；17 萬噸物資雖已備妥但缺乏安全通道則無法落實 | 41、42、43、51、67 |</w:t>
+        <w:br/>
+        <w:t>| 醫療體系惡化 | 醫院設備被毀、醫療車隊遇襲 15 人喪生、救護車停擺、17 週無燃料、兒童截肢率全球最高、新生兒轉送中死亡--醫療體系已處於極度脆弱、部分不可逆損傷狀態 | 6、7、31、35、49、53、69 |</w:t>
+        <w:br/>
+        <w:t>| 衝突再升級 | 「接管加薩城」、75% 面積控制、兒童截肢率攀升、飢荒宣布均指向衝突強度未降反升；若 10 月談判無果，恐重演 4 月破裂情境 | 52、53、54、61 |</w:t>
+        <w:br/>
+        <w:t>| 國際法與司法升級 | 種族滅絕報告已發布、六名部長被點名、國際法院臨時措施被引用，可能引發更多司法與外交行動，亦可能刺激以方更強硬反應 | 59、60、63、64 |</w:t>
+        <w:br/>
+        <w:t>| 救援人員安全 | 562 名救援人員喪生（含 376 名聯合國人員）、醫療車隊遇襲、物資分發點槍擊 200 餘人死亡--人道工作者已成為攻擊目標 | 31、45、68 |</w:t>
         <w:br/>
         <w:br/>
         <w:t>---</w:t>
         <w:br/>
         <w:br/>
-        <w:t>## 一、資料概況</w:t>
+        <w:t>## 四、趨勢分析</w:t>
         <w:br/>
         <w:br/>
-        <w:t>| 指標 | 數值 |</w:t>
-        <w:br/>
-        <w:t>| --- | --- |</w:t>
-        <w:br/>
-        <w:t>| 文件數（docs） | 7 |</w:t>
-        <w:br/>
-        <w:t>| 片段數（snips） | 10 |</w:t>
-        <w:br/>
-        <w:t>| 活動日（active_days） | 7 |</w:t>
-        <w:br/>
-        <w:t>| 起始日期 | 2025-01-14 |</w:t>
-        <w:br/>
-        <w:t>| 末日日期 | 2025-06-13 |</w:t>
+        <w:t>### 4.1 國際關注度與干預強度（依季度）</w:t>
         <w:br/>
         <w:br/>
-        <w:t>**月份分布：**</w:t>
+        <w:t>- **Q1（1-3 月，6 篇文件）：** 停火協議達成與初步執行，國際關注高度集中於談判進展與首批人質交換。古特雷斯、UNICEF、OCHA、WFP 密集發聲（來源 9-12、14-20）。1 月 15 日為停火宣布日，1 月 19 日交換啟動，2 月 16 日第二輪交換完成。3 月 23 日醫療車隊遇襲為 Q1 最嚴重安全事件（來源 31）。</w:t>
+        <w:br/>
+        <w:t>- **Q2（4-6 月，6 篇文件）：** 停火破裂後，焦點急轉為**援助阻斷與飢餓**。邊境關閉→50 天無援助→兩月無援助→空襲聯合國學校→美國安理會否決→通信中斷→44% 協調被拒→200 餘人在物資分發點遇難。外交路徑明顯受阻（來源 32-46）。</w:t>
+        <w:br/>
+        <w:t>- **Q3（7-9 月，7 篇文件）：** 軍事行動升級（強制遷移、接管加薩城）與人道危機疊加。7 月 17 週無燃料、8 月飢荒宣布與兒童截肢率全球最高、**9 月 23 日種族滅絕報告為全年最具分量的國際法認定**、9 月 29 日第 35 次報告確認「接近崩潰」（來源 47-65）。</w:t>
+        <w:br/>
+        <w:t>- **Q4（10 月，2 篇文件）：** 10-03 哈馬斯釋放人質意圖與 17 萬噸物資備置並現（來源 66-69）；10-26 為泰柬聯合宣言（與加薩無直接關聯，來源 70）。**11-12 月完全空白，無法判斷趨勢走向。**</w:t>
         <w:br/>
         <w:br/>
-        <w:t>| 月份 | 片段數 | 備註 |</w:t>
-        <w:br/>
-        <w:t>| --- | --- | --- |</w:t>
-        <w:br/>
-        <w:t>| 2025-01 | 1 | 1/14（來源1）、1/19（來源2）→ 計 2 則 |</w:t>
-        <w:br/>
-        <w:t>| 2025-02 | 3 | 2/11（來源3）、2/16（來源4）、2/26（來源5-7）→ 計 5 則 |</w:t>
-        <w:br/>
-        <w:t>| 2025-03 | 0 | **空白** |</w:t>
-        <w:br/>
-        <w:t>| 2025-04 | 1 | 4/1（來源8） |</w:t>
-        <w:br/>
-        <w:t>| 2025-05 | 1 | 5/2（來源9） |</w:t>
-        <w:br/>
-        <w:t>| 2025-06 | 1 | 6/13（來源10） |</w:t>
-        <w:br/>
-        <w:t>| 2025-07 至 2025-12 | 0 | **完全空白** |</w:t>
+        <w:t>### 4.2 人道准入的結構性困境</w:t>
         <w:br/>
         <w:br/>
-        <w:t>&gt; 修正：agg 中 month 欄位為 2025-01(1)、2025-02(3)、2025-04(1)、2025-05(1)、2025-06(1)，合計 7 則按「活動日」計。實際片段 10 則因 2/26 一天含 3 則（來源5、6、7）。</w:t>
+        <w:t>資料顯示，即便在停火期間（1-2 月），醫院准入仍遭拒絕（來源 4）；停火破裂後更出現系統性阻斷（四周、50 天、兩月、18 項中 8 項被拒、44% 拒絕率、20+ 次搶修被拒、通信中斷、17 週無燃料）。這表明**人道准入並非單純取決於停火狀態，更受制於安全許可、物流、通信、燃料等結構性條件**（來源 41、42、43、49、51）。</w:t>
         <w:br/>
         <w:br/>
-        <w:t>**季度分布：** Q1 計 4 則、Q2 計 3 則；Q3、Q4 為 0。</w:t>
+        <w:t>### 4.3 醫療體系的不可逆損傷</w:t>
         <w:br/>
         <w:br/>
-        <w:t>**核心觀察：** 本次資料止於 6 月中旬。7-12 月（含 q 中重點關注的 10/3 哈馬斯釋放意旨、11-12 月安理會）在當前收集中**完全無資料**。3 月亦無片段。</w:t>
+        <w:t>從 1 月醫院設備被毀（來源 6、7）→ 3 月醫療車隊遇襲 15 人喪生（來源 31）→ 4 月救護車停擺（來源 35）→ 7 月 17 週無燃料（來源 49）→ 8 月兒童截肢率全球最高（來源 53）→ 10 月危重新生兒轉送中仍有死亡（來源 69），醫療體系呈**持續惡化、難以短期恢復**的態勢。</w:t>
+        <w:br/>
+        <w:br/>
+        <w:t>### 4.4 國際法責任的階梯式升級</w:t>
+        <w:br/>
+        <w:br/>
+        <w:t>本次資料清晰呈現國際法責任認定的階梯式升級路徑：</w:t>
+        <w:br/>
+        <w:br/>
+        <w:t>1. **1 月：** 國際人道法義務（來源 6、23）</w:t>
+        <w:br/>
+        <w:t>2. **4 月：** 「暴行罪特徵」（來源 32）</w:t>
+        <w:br/>
+        <w:t>3. **5 月：** 集體懲罰（來源 37）</w:t>
+        <w:br/>
+        <w:t>4. **8 月：** 飢荒官方認定 + 佔領國義務（來源 54、57）</w:t>
+        <w:br/>
+        <w:t>5. **9 月：** **種族滅絕認定（四項行為）+ 六名部長點名 + 國際法院臨時措施引用**（來源 59-64）</w:t>
+        <w:br/>
+        <w:t>6. **9 月：** 第 35 次報告確認「接近崩潰」（來源 65）</w:t>
+        <w:br/>
+        <w:br/>
+        <w:t>這一升級路徑為 10 月談判重啟提供了前所未有的道義與法律基礎（來源 66）。</w:t>
+        <w:br/>
+        <w:br/>
+        <w:t>### 4.5 10 月重點時段評估</w:t>
+        <w:br/>
+        <w:br/>
+        <w:t>10 月加薩相關僅 10-03 一則（來源 66-69），可確認的事實：</w:t>
+        <w:br/>
+        <w:t>- 哈馬斯宣布準備釋放人質（**意圖層面，非已完成**）（來源 66）</w:t>
+        <w:br/>
+        <w:t>- 聯合國及夥伴已備妥約 17 萬噸物資（來源 67）</w:t>
+        <w:br/>
+        <w:t>- 562 名救援人員喪生（含 376 名聯合國人員）（來源 68）</w:t>
+        <w:br/>
+        <w:t>- WHO 執行了一次新生兒緊急轉送（3 名成功、1 名死亡）（來源 69）</w:t>
+        <w:br/>
+        <w:br/>
+        <w:t>**無法確認的事實：** 人質是否實際釋放、以方是否釋放囚犯、17 萬噸物資是否已開始運入、多哈第二階段談判是否重啟、加薩城「接管」行動後續發展。以上均因 10 月 3 日之後完全無加薩資料而**不足以判斷**。</w:t>
         <w:br/>
         <w:br/>
         <w:t>---</w:t>
         <w:br/>
         <w:br/>
-        <w:t>## 二、事件時間線</w:t>
+        <w:t>## 五、SWOT 分析</w:t>
         <w:br/>
         <w:br/>
-        <w:t>| 日期 | 事件概述 | 來源 |</w:t>
-        <w:br/>
-        <w:t>| --- | --- | --- |</w:t>
-        <w:br/>
-        <w:t>| 2025-01-14 | 杜加里克指出加薩嚴重物資短缺：奧達醫院運行受限、印尼醫院基本設備已被破壞；強調以色列當局必須履行國際人道主義法義務，允許無阻礙的人道援助進入加薩（來源1） | 1 |</w:t>
-        <w:br/>
-        <w:t>| 2025-01-19 | 人質與囚犯交換屬停火協議第一階段重要組成部分；古特雷斯對加薩維持停火與釋放最新一組人質表示歡迎（來源2） | 2 |</w:t>
-        <w:br/>
-        <w:t>| 2025-02-11 | 古特雷斯強調「必須竭盡全力避免加薩戰火重燃」，近期報導指持續三周的停火協議或將終止（來源3） | 3 |</w:t>
-        <w:br/>
-        <w:t>| 2025-02-16 | 古特雷斯對加薩最新一輪人質釋放及以哈間持續實施的停火表示歡迎（來源4） | 4 |</w:t>
-        <w:br/>
-        <w:t>| 2025-02-26 | 聯合國人道機構警告：以色列在西岸數周軍事行動已將巴勒斯坦社區變成「戰場」，約四萬人流離失所（來源5）；UNRWA 報告五周來 50 多人喪生含兒童（來源6）；人道協調廳對以色列军方對平民使用過度武力及流離失所者需求深表關切（來源7） | 5、6、7 |</w:t>
-        <w:br/>
-        <w:t>| 2025-04-01 | 埃爾德表示以色列關閉加薩邊境，連續四周禁止所有商業和人道主義援助進入，援助努力不斷被削弱（來源8） | 8 |</w:t>
-        <w:br/>
-        <w:t>| 2025-05-02 | 弗萊徹指出以色列阻止援助是對哈馬斯施壓的策略，嚴重違反國際法，剝奪平民生存權、基本醫療保障和尊嚴，是「殘酷的集體懲罰」（來源9） | 9 |</w:t>
-        <w:br/>
-        <w:t>| 2025-06-13 | 自四月以來以色列當局已拒絕超過 20 次搶修許可申請（來源10） | 10 |</w:t>
-        <w:br/>
-        <w:br/>
-        <w:t>---</w:t>
-        <w:br/>
-        <w:br/>
-        <w:t>## 三、六部門追蹤（基於現有 10 則片段）</w:t>
-        <w:br/>
-        <w:br/>
-        <w:t>| 部門 | 追蹤子項 | 主要內容 | 來源 |</w:t>
-        <w:br/>
-        <w:t>| --- | --- | --- | --- |</w:t>
-        <w:br/>
-        <w:t>| 政治外交 | 停火協議與交換 | 1/19 人質與囚犯交換完成，屬停火第一階段重要組成部分（來源2）；2/16 新一輪交換完成、停火確認維持（來源4） | 2、4 |</w:t>
-        <w:br/>
-        <w:t>| 政治外交 | 停火震盪與破裂 | 2/11 古特雷斯警告停火或將終止（來源3）；4/1 邊境連續四周關閉暗示停火已實質破裂（來源8）；5/2 以色列阻止援助被定性為「對哈馬斯施壓策略」（來源9） | 3、8、9 |</w:t>
-        <w:br/>
-        <w:t>| 政治外交 | 調解方動向 | 本次資料中未直接收錄卡達、埃及、美國三方調解的獨立片段；2/11 停火談判場地相關資訊缺失（來源3 僅提及「停火協議或將終止」） | 3 |</w:t>
-        <w:br/>
-        <w:t>| 國際安全 | 西岸軍事行動 | 2/26 以色列數周軍事行動將西岸巴勒斯坦社區變成「戰場」（來源5）；UNRWA 報告 50 多人喪生含兒童（來源6）；人道協調廳關注過度武力（來源7） | 5、6、7 |</w:t>
-        <w:br/>
-        <w:t>| 國際安全 | 加薩邊境控制 | 4/1 以色列關閉加薩邊境、禁止所有商業和人道援助（來源8） | 8 |</w:t>
-        <w:br/>
-        <w:t>| 人道事務 | 物資短缺 | 1/14 嚴重物資短缺（來源1）；4/1 連續四周禁止所有援助（來源8） | 1、8 |</w:t>
-        <w:br/>
-        <w:t>| 人道事務 | 邊境口岸 | 4/1 邊境全面關閉（來源8）；5/2 被定性為「集體懲罰」（來源9）；6/13 20 次搶修被拒（來源10） | 8、9、10 |</w:t>
-        <w:br/>
-        <w:t>| 人道事務 | 飲水與衛生 | 本次資料中無獨立飲水/衛生片段；1/14 物資短缺間接涵蓋（來源1） | 1 |</w:t>
-        <w:br/>
-        <w:t>| 醫療衛生 | 醫院運作 | 1/14 奧達醫院運行受限、印尼醫院基本設備被破壞（來源1） | 1 |</w:t>
-        <w:br/>
-        <w:t>| 醫療衛生 | 醫護安全 | 1/14 醫院設備被破壞暗示攻擊環境惡化（來源1）；2/26 人道協調廳對過度武力表達關切（來源7） | 1、7 |</w:t>
-        <w:br/>
-        <w:t>| 醫療衛生 | 病患轉送 | 本次資料中未收錄病患轉送相關片段 | - |</w:t>
-        <w:br/>
-        <w:t>| 國際組織 | 古特雷斯 | 1/19 歡迎停火與交換（來源2）；2/11 呼籲避免戰火重燃（來源3）；2/16 歡迎持續停火（來源4） | 2、3、4 |</w:t>
-        <w:br/>
-        <w:t>| 國際組織 | OCHA（杜加里克/埃爾德/弗萊徹） | 1/14 杜加里克：物資短缺、醫院受限（來源1）；4/1 埃爾德：邊境四周關閉（來源8）；5/2 弗萊徹：集體懲罰定性（來源9）；6/13 20 次搶修被拒（來源10） | 1、8、9、10 |</w:t>
-        <w:br/>
-        <w:t>| 國際組織 | UNRWA | 2/26 西岸 50 多人喪生、4 萬人流離失所（來源6） | 6 |</w:t>
-        <w:br/>
-        <w:t>| 國際組織 | 安理會 | 本次資料中未收錄安理會決議或否決相關片段 | - |</w:t>
-        <w:br/>
-        <w:t>| 綜合研析 | 傳導鏈 | 見第四節 | 1、2、3、4、8、9、10 |</w:t>
-        <w:br/>
-        <w:t>| 綜合研析 | 風險與 SWOT | 見第五、六節 | 1-10 |</w:t>
-        <w:br/>
-        <w:br/>
-        <w:t>---</w:t>
-        <w:br/>
-        <w:br/>
-        <w:t>## 四、停火→人道准入傳導鏈分析</w:t>
-        <w:br/>
-        <w:br/>
-        <w:t>### 4.1 正向鏈（1 月中-2 月中）</w:t>
-        <w:br/>
-        <w:br/>
-        <w:t>```</w:t>
-        <w:br/>
-        <w:t>停火協議生效（1/19，來源2）</w:t>
-        <w:br/>
-        <w:t xml:space="preserve">  → 第一階段人質交換如期完成（來源2）</w:t>
-        <w:br/>
-        <w:t xml:space="preserve">    → 停火確認維持（2/16，來源4）</w:t>
-        <w:br/>
-        <w:t xml:space="preserve">      → 新一輪交換完成（來源4）</w:t>
-        <w:br/>
-        <w:t>```</w:t>
-        <w:br/>
-        <w:br/>
-        <w:t>**判斷：** 1-2 月間，「交換→停火→（間接）援助通道維持」的正向循環運作正常。古特雷斯兩次表達歡迎（來源2、4），顯示該階段各方意願存在。</w:t>
-        <w:br/>
-        <w:br/>
-        <w:t>### 4.2 負向鏈（3 月起，資料以 4/1 為證據起點）</w:t>
-        <w:br/>
-        <w:br/>
-        <w:t>```</w:t>
-        <w:br/>
-        <w:t>停火破裂（3 月，本次資料無直接片段；4/1 邊境關閉為間接證據，來源8）</w:t>
-        <w:br/>
-        <w:t xml:space="preserve">  → 邊境連續四周禁止所有商業和人道援助（4/1，來源8）</w:t>
-        <w:br/>
-        <w:t xml:space="preserve">    → 定性為「對哈馬斯施壓」的「集體懲罰」（5/2，來源9）</w:t>
-        <w:br/>
-        <w:t xml:space="preserve">      → 20 次搶修許可被拒（6/13，來源10）</w:t>
-        <w:br/>
-        <w:t>```</w:t>
-        <w:br/>
-        <w:br/>
-        <w:t>**判斷：** 4 月以後，傳導鏈在「以色列是否允許准入」這一節點全面逆轉。供給端（人道機構）持續請求（來源8、9、10），但准入端持續拒絕。5/2 弗萊徹「集體懲罰」的定性（來源9）標誌國際話語從「呼籲」升級至「法律定性」。</w:t>
-        <w:br/>
-        <w:br/>
-        <w:t>### 4.3 傳導鏈瓶頸定位</w:t>
-        <w:br/>
-        <w:br/>
-        <w:t>本次資料清晰顯示：**瓶頸始終在「以色列是否允許准入」，而非人道機構的供給能力。** 1/14 杜加里克即已強調「以色列必須履行國際人道主義法義務」（來源1）；4/1 埃爾德指出「以色列關閉了邊境」（來源8）；6/13 的 20 次被拒（來源10）進一步證實准入端是單一決定因素。</w:t>
-        <w:br/>
-        <w:br/>
-        <w:t>---</w:t>
-        <w:br/>
-        <w:br/>
-        <w:t>## 五、四類風險辨識（基於現有資料）</w:t>
-        <w:br/>
-        <w:br/>
-        <w:t>| 風險類別 | 全年信號軌跡（限本次資料） | 來源 | 風險狀態（截至 6/13） |</w:t>
-        <w:br/>
-        <w:t>| --- | --- | --- | --- |</w:t>
-        <w:br/>
-        <w:t>| 談判破裂 | 2/11「或將終止」（來源3）→ 4/1 邊境關閉、四周禁止所有援助（來源8）→ 5/2 定性為施壓策略（來源9） | 3、8、9 | **已發生（3 月），4 月以後封鎖持續** |</w:t>
-        <w:br/>
-        <w:t>| 援助受阻 | 1/14 物資嚴重短缺（來源1）→ 4/1 四周禁止（來源8）→ 6/13 20 次搶修被拒（來源10） | 1、8、10 | **持續中（封鎖未解）** |</w:t>
-        <w:br/>
-        <w:t>| 醫療體系惡化 | 1/14 醫院運行受限、設備被破壞（來源1）；本次資料止於此，後續惡化趨勢無直接片段 | 1 | **已惡化（系統性損毀起始）** |</w:t>
-        <w:br/>
-        <w:t>| 衝突再升級 | 2/26 西岸 50 多人喪生、4 萬人流離失所（來源5、6）；加薩方面 4/1 後以邊境封鎖形式持續（來源8） | 5、6、8 | **西岸已升級；加薩以「佔領式封鎖」持續** |</w:t>
-        <w:br/>
-        <w:br/>
-        <w:t>**正回饋循環（基於現有資料可確認的環節）：**</w:t>
-        <w:br/>
-        <w:br/>
-        <w:t>&gt; 談判破裂（來源3、8）→ 封鎖加劇（來源8、10）→ 醫療/人道惡化（來源1、9）→ 國際話語升級但無強制手段（來源9）→ 以色列無解鎖動機 → 封鎖持續（來源10）</w:t>
-        <w:br/>
-        <w:br/>
-        <w:t>---</w:t>
-        <w:br/>
-        <w:br/>
-        <w:t>## 六、SWOT 分析</w:t>
+        <w:t>&gt; 分析主體：加薩人道處境與停火談判進程（2025 年度）</w:t>
         <w:br/>
         <w:br/>
         <w:t>| 維度 | 面向 | 主要內容 | 來源 |</w:t>
         <w:br/>
         <w:t>| --- | --- | --- | --- |</w:t>
         <w:br/>
-        <w:t>| Strength（優勢） | 停火協議結構化設計 | 1/19 交換屬「第一階段重要組成部分」（來源2），顯示協議具有明確階段性義務，為後續重啟提供制度框架 | 2 |</w:t>
+        <w:t>| S（優勢） | 國際調解機制存在 | 埃及、卡達、美國三方調解框架已在 1 月停火中運作並被古特雷斯正面肯定；多哈作為第二階段談判場地已有先例，機制可复用 | 9、17 |</w:t>
         <w:br/>
-        <w:t>| Strength（優勢） | 人質交換機制已驗證 | 1/19 與 2/16 兩次交換如期完成（來源2、4），短週期內可重複運作，證明機制技術可行 | 2、4 |</w:t>
+        <w:t>| S（優勢） | 援助物資已預備 | 聯合國及夥伴已備妥約 17 萬噸食品、藥品、帳篷，隨時可運入；UNFPA 170 卡車經期物資亦已備妥；一旦通道打開，投放速度可大幅快於此前 | 50、67 |</w:t>
         <w:br/>
-        <w:t>| Strength（優勢） | 國際法語言已就位 | 1/14「履行國際人道主義法義務」（來源1）；5/2「嚴重違反國際法」「集體懲罰」（來源9）--法律定性為後續追責提供基礎 | 1、9 |</w:t>
+        <w:t>| S（優勢） | 國際法與道義壓力累積至歷史高位 | 飢荒官方認定、**種族滅絕報告（四項行為）**、六名部長點名、國際法院臨時措施引用，形成多層法律壓力，為後續談判增添強大籌碼 | 54、57、59、60、63、64 |</w:t>
         <w:br/>
-        <w:t>| Strength（優勢） | 人道機構持續施壓 | OCHA 從 1 月到 6 月持續发声（來源1、8、9、10），未停止記錄與呼籲 | 1、8、9、10 |</w:t>
+        <w:t>| S（優勢） | 停火協議框架存在 | 原協議三階段結構（增援、撤軍、永久停火）已有法律文本基礎，重啟談判不需從零構建 | 21、30 |</w:t>
         <w:br/>
-        <w:t>| Weakness（劣勢） | 停火維持窗口極短 | 1/19 生效（來源2）→ 2/11 即面臨終止（來源3）→ 4/1 已實質破裂（來源8），有效停火不足 2 個月 | 2、3、8 |</w:t>
+        <w:t>| W（劣勢） | 醫療體系結構性崩潰 | 醫院設備被毀（01-14）、醫療車隊遇襲 15 人喪生（03-23）、救護車停擺（04-01）、17 週無燃料（07-03）、兒童截肢率全球最高（08-22）、危重新生兒轉送中死亡（10-03），醫療能力已近不可逆損傷 | 6、7、31、35、49、53、69 |</w:t>
         <w:br/>
-        <w:t>| Weakness（劣勢） | 聯合國無強制執行機制 | 古特雷斯行動均為「歡迎」「呼籲」「強調」（來源2、3、4）；OCHA 均為「警告」「重申」「指出」（來源1、7、8、9）；本次資料中無安理會強制行動 | 1、2、3、4、7、8、9 |</w:t>
+        <w:t>| W（劣勢） | 援助准入制度性阻斷 | 44% 協調被拒、20+ 次搶修被拒、18 項中 8 項被拒、四周至兩月完全斷援、通信中斷，顯示非單一停火狀態可解 | 33、36、37、41、42、43、51 |</w:t>
         <w:br/>
-        <w:t>| Weakness（劣勢） | 人道承諾與執行脫節 | 1/14 呼吁「無阻礙援助」（來源1）→ 4/1 四周完全禁止（來源8）→ 6/13 20 次被拒（來源10）；話語與現實差距擴大 | 1、8、10 |</w:t>
+        <w:t>| W（劣勢） | 救援人員大量喪生 | 562 名救援人員喪生（含 376 名聯合國人員）、物資分發點周邊 200 餘人死亡，人道工作者安全環境極度惡化 | 45、68 |</w:t>
         <w:br/>
-        <w:t>| Weakness（劣勢） | 資料透明度不足 | 3 月空白；7-12 月空白；以色列官方立場直接引述極少；UNRWA 僅 1 則（來源6） | - |</w:t>
+        <w:t>| W（劣勢） | 重點時段資料嚴重不足 | 10 月僅 10-03 一則（加薩相關），11-12 月完全空白；無法確認談判是否推進、援助是否落地、人質是否實際釋放 | 66、67、68、69 |</w:t>
         <w:br/>
-        <w:t>| Opportunity（機會） | 法律定性已達成 | 5/2「集體懲罰」「嚴重違反國際法」（來源9）；1/14「國際人道主義法義務」（來源1）--國際追訴法律門檻已降低 | 1、9 |</w:t>
+        <w:t>| O（機會） | 10 月談判窗口重開 | 哈馬斯宣布準備釋放人質、古特雷斯「感到鼓舞」；若配合 17 萬噸物資投放，可形成「人質-援助」正面互換循環 | 66、67 |</w:t>
         <w:br/>
-        <w:t>| Opportunity（機會） | 人道數據基礎扎實 | 4 周禁止（來源8）、20 次被拒（來源10）、50 人喪生（來源6）、4 萬人流離失所（來源5）--為國際訴求提供事實基礎 | 5、6、8、10 |</w:t>
+        <w:t>| O（機會） | 種族滅絕認定或促成制衡 | 四項種族滅絕行為認定及六名部長點名可能推動更多國家採取外交、司法或經濟制衡措施，增加繼續封鎖的代價 | 59、60、63、64 |</w:t>
         <w:br/>
-        <w:t>| Opportunity（機會） | 調解方仍處置中 | 2/16 停火確認時調解方仍在運作（來源4）；本次資料未見調解方完全退出，留有重啟空間 | 4 |</w:t>
+        <w:t>| O（機會） | 人道局勢「接近崩潰」構成極端壓力 | 第 35 次報告正式確認人道局勢接近崩潰，此認定可能觸發安理會或會員國緊急行動 | 65 |</w:t>
         <w:br/>
-        <w:t>| Threat（威脅） | 西岸衝突結構化 | 2/26「戰場」定性（來源5）、50 人喪生（來源6）--西岸已非「零星衝突」而是持續軍事行動 | 5、6 |</w:t>
+        <w:t>| T（威脅） | 談判破裂重演 | 2025 年已發生停火破裂（邊境關閉→飢餓→軍事升級）；2 月 11 日即出現警告；若 10 月談判未果，恐重演惡性循環 | 16、33、36 |</w:t>
         <w:br/>
-        <w:t>| Threat（威脅） | 封鎖制度化 | 4/1「連續四周」（來源8）→ 6/13「超過 20 次」（來源10）--封鎖從臨時措施走向常態化 | 8、10 |</w:t>
+        <w:t>| T（威脅） | 美方外交阻礙 | 美國 5 月安理會否決顯示關鍵調解方內部分歧，可能繼續阻礙國際制衡與永久停火決議 | 39 |</w:t>
         <w:br/>
-        <w:t>| Threat（威脅） | 醫療體系不可逆損毀 | 1/14 設備被破壞（來源1）--重建需時，且本次資料中無恢復跡象 | 1 |</w:t>
+        <w:t>| T（威脅） | 軍事行動持續升級 | 「接管加薩城」（08-08）、75% 面積控制（09-23）、兒童截肢率攀升（08-22）顯示軍事壓力未減；若衝突再升級，人道准入將進一步惡化 | 52、53、61 |</w:t>
         <w:br/>
-        <w:t>| Threat（威脅） | 7-12 月完全未知 | 本次資料止於 6/13；7-12 月（含 10/3、11-12 月）無任何片段，局勢走向無法判斷 | - |</w:t>
+        <w:t>| T（威脅） | 公共衛生與飢荒不可逆 | 飢荒已獲官方認定、17 週無燃料、公共衛生危機（酷熱、污水、垃圾），若援助持續受阻，可能出現大規模死亡與長期營養缺乏，恢復成本極高 | 36、49、54 |</w:t>
+        <w:br/>
+        <w:t>| T（威脅） | 司法行動升級 | 六名部長被點名、國際法院臨時措施被引用，若進一步司法行動展開，可能引發以方更強硬反應，加劇衝突 | 63、64 |</w:t>
         <w:br/>
         <w:br/>
         <w:t>---</w:t>
         <w:br/>
         <w:br/>
-        <w:t>## 七、國際體系功能性評估（限本次資料）</w:t>
+        <w:t>## 六、資料缺口與後續追蹤建議</w:t>
         <w:br/>
         <w:br/>
-        <w:t>| 維度 | 表現 | 來源 |</w:t>
-        <w:br/>
-        <w:t>| --- | --- | --- |</w:t>
-        <w:br/>
-        <w:t>| 話語強度演進 | 1/19「歡迎」（來源2）→ 2/11「必須竭盡全力」（來源3）→ 5/2「集體懲罰」（來源9） | 2、3、9 |</w:t>
-        <w:br/>
-        <w:t>| 強制機制 | 本次資料中無安理會決議、無制裁、無執勤工具觸發 | - |</w:t>
-        <w:br/>
-        <w:t>| 功能結論 | 國際體系在現有資料中僅展現「記錄＋譴責＋呼籲」功能，缺乏將話語轉化為行動的執行工具 | 綜合來源1-10 |</w:t>
-        <w:br/>
-        <w:br/>
-        <w:t>---</w:t>
-        <w:br/>
-        <w:br/>
-        <w:t>## 八、資料缺口與未決問題</w:t>
+        <w:t>### 6.1 明確缺口</w:t>
         <w:br/>
         <w:br/>
         <w:t>| 缺口 | 說明 |</w:t>
         <w:br/>
         <w:t>| --- | --- |</w:t>
         <w:br/>
-        <w:t>| 2025 年 3 月 | 本次資料完全無 3 月片段。對話歷史提及 3 月停火破裂及第一部分完成，但本次 ev 中無對應片段，無法以來源編號佐證 |</w:t>
+        <w:t>| **2025 年 10 月（重點時段）** | 加薩相關僅 10-03 一則（來源 66-69），10-04 至 10-31 無任何加薩資料 |</w:t>
         <w:br/>
-        <w:t>| 2025 年 7-12 月 | **完全空白。** 包含 q 中重點關注的：10/3 哈馬斯釋放意旨、17 萬噸物資待命、以軍接管加薩城、飢荒定性、安理會 11-12 月會議、OCHA 週報--均不在本次收集中 |</w:t>
+        <w:t>| **2025 年 11 月** | 完全空白，無法判斷任何趨勢走向 |</w:t>
         <w:br/>
-        <w:t>| 9 月 | 對話歷史確認完全空白，本次資料亦無，一致 |</w:t>
+        <w:t>| **2025 年 12 月** | 完全空白 |</w:t>
         <w:br/>
-        <w:t>| 11-12 月 | 對話歷史確認完全空白，本次資料亦無，一致 |</w:t>
+        <w:t>| **2025 年 3 月** | 僅 03-01 一則（來源 30）及 03-23 醫療車隊遇襲（來源 31），停火破裂的具體過程與時間點缺乏細節 |</w:t>
         <w:br/>
-        <w:t>| 以色列官方立場 | 10 則片段均以聯合國/人道機構視角為主，以色列官方直接引述極少（僅以「以色列當局」被動提及） |</w:t>
-        <w:br/>
-        <w:t>| 人質交換具體條件 | 本次資料僅確認「交換完成」（來源2、4），未收錄交換條件細節（人數、對價、順序） |</w:t>
-        <w:br/>
-        <w:t>| 卡達/埃及/美國調解細節 | 本次資料未獨立收錄三方調解聲明 |</w:t>
+        <w:t>| **2025 年 9 月** | 月度聚合 2 篇，但僅 09-23（種族滅絕報告，來源 59-64）和 09-29（第 35 次報告，來源 65），9 月其他事件缺失 |</w:t>
         <w:br/>
         <w:br/>
-        <w:t>&gt; **結論：** 以本次 7 份文件、10 個片段的資料量，**不足以完整覆蓋 2025 年全年弧線**。可確認的分析範圍為 1 月中至 6 月中旬（約 5 個月），其中 3 月存在斷層。7-12 月（含 q 中列為重點的 10/3、11-12 月）完全無資料，無法做出任何基於證據的判斷。</w:t>
+        <w:t>### 6.2 未決問題（均因資料缺失而無法回答）</w:t>
+        <w:br/>
+        <w:br/>
+        <w:t>1. 哈馬斯是否**實際釋放**人質？以色列是否釋放囚犯？（來源 66 僅表「準備釋放」之意圖）</w:t>
+        <w:br/>
+        <w:t>2. 17 萬噸物資是否已**開始運入**加薩？（來源 67 僅表「已備妥、隨時可運入」）</w:t>
+        <w:br/>
+        <w:t>3. 多哈第二階段談判是否**重啟**？美、卡、埃三方立場有何變化？</w:t>
+        <w:br/>
+        <w:t>4. 加薩城「接管」行動（08-08）後續發展如何？</w:t>
+        <w:br/>
+        <w:t>5. 飢荒與醫療危機是否有改善或進一步惡化？</w:t>
+        <w:br/>
+        <w:t>6. 約旦河西岸局勢（加薩相關最後資料點為 02-26，西岸相關最末為 08-27、09-23）後續如何？</w:t>
+        <w:br/>
+        <w:t>7. 種族滅絕報告發布後，各方的具體外交與司法反應為何？</w:t>
+        <w:br/>
+        <w:t>8. 562 名救援人員喪生後，聯合國是否調整人道行動策略？</w:t>
+        <w:br/>
+        <w:br/>
+        <w:t>### 6.3 持續追蹤建議</w:t>
+        <w:br/>
+        <w:br/>
+        <w:t>- **多哈第二階段談判：** 進展、三方（以、哈、調解方）立場變化、人質交換具體方案</w:t>
+        <w:br/>
+        <w:t>- **OCHA 月度統計：** 人道協調嘗試總數、拒絕率、放行率、執行率</w:t>
+        <w:br/>
+        <w:t>- **WHO / 醫療體系：** 加薩醫療設施運作評估、兒童截肢率變化、新生兒存活率、燃料供應恢復情況</w:t>
+        <w:br/>
+        <w:t>- **安理會 / ICJ / 調查委員會後續：** 種族滅絕報告發布後的成員國反應、國際法院程序進展、六名部長相關司法程序</w:t>
+        <w:br/>
+        <w:t>- **邊境口岸：** 拉法口岸、其他口岸開閉狀態，援助物資實際入加薩數量</w:t>
+        <w:br/>
+        <w:t>- **燃料與通信：** 17 週燃料中斷是否恢復、通信中斷是否解除</w:t>
+        <w:br/>
+        <w:t>- **10 月 3 日之後事件：** 人質實際交換、以方囚犯釋放、軍事行動變化</w:t>
+        <w:br/>
+        <w:t>- **西岸局勢：** 定居點擴張、軍事行動、吞併政策進展（來源 62、65）</w:t>
         <w:br/>
         <w:br/>
         <w:t>---</w:t>
         <w:br/>
         <w:br/>
-        <w:t>## 九、持續追蹤指引（更新）</w:t>
-        <w:br/>
-        <w:br/>
-        <w:t>| 優先級 | 追蹤方向 | 對應部門 | 關鍵問題 | 目前狀態 |</w:t>
-        <w:br/>
-        <w:t>| --- | --- | --- | --- | --- |</w:t>
-        <w:br/>
-        <w:t>| 最高 | 7-12 月全面資料補齊（含 10/3、11-12 月安理會） | 全部六部門 | 本次資料完全缺失 | **完全空白** |</w:t>
-        <w:br/>
-        <w:t>| 最高 | 10/3 哈馬斯釋放意旨後續、以色列回應 | 政治外交 | 本次資料中無此事件 | **無資料** |</w:t>
-        <w:br/>
-        <w:t>| 最高 | 17 萬噸物資准入狀態、邊境口岸 | 人道事務 | 本次資料中無此事件 | **無資料** |</w:t>
-        <w:br/>
-        <w:t>| 高 | 以軍加薩城行動、西岸同步升級 | 國際安全 | 本次僅 2/26 西岸片段（來源5、6） | **部分覆蓋** |</w:t>
-        <w:br/>
-        <w:t>| 高 | 醫院運作、醫療物資、病患轉送 | 醫療衛生 | 本次僅 1/14 一段（來源1） | **嚴重不足** |</w:t>
-        <w:br/>
-        <w:t>| 高 | 飢荒數據、WHO 緊急行動 | 人道事務、醫療衛生 | 本次資料中無飢荒定性片段 | **無資料** |</w:t>
-        <w:br/>
-        <w:t>| 中 | 多哈談判、美/卡/埃調解 | 政治外交 | 本次資料中無獨立調解片段 | **無資料** |</w:t>
-        <w:br/>
-        <w:t>| 中 | 佔領國義務法律追訴 | 國際組織 | 5/2「集體懲罰」定性（來源9）為基礎 | **有起點** |</w:t>
-        <w:br/>
-        <w:t>| 中 | OCHA/UNRWA/WHO 獨立即時數據 | 國際組織 | 本次多為累計或定性描述 | **數據有限** |</w:t>
-        <w:br/>
-        <w:br/>
-        <w:t>---</w:t>
-        <w:br/>
-        <w:br/>
-        <w:t>## 十、本次報告總結</w:t>
-        <w:br/>
-        <w:br/>
-        <w:t>本報告基於 **7 份文件、10 個片段（來源 1-10）**，覆蓋 **2025-01-14 至 2025-06-13 共 7 個活動日**。在此範圍內可確認以下三項核心現象：</w:t>
-        <w:br/>
-        <w:br/>
-        <w:t>1. **停火正向窗口極短：** 1/19 停火生效與首次交換（來源2）→ 2/16 確認維持（來源4）→ 2/11 即出現「或將終止」警告（來源3）→ 4/1 邊境全面關閉（來源8）。有效停火窗口不足 2 個月，且破裂後無恢復跡象。</w:t>
-        <w:br/>
-        <w:br/>
-        <w:t>2. **准入封鎖是全年核心瓶頸：** 從 1/14 的「物資嚴重短缺」（來源1）到 4/1 的「四周禁止」（來源8）、6/13 的「20 次被拒」（來源10），人道機構持續請求而准入端持續拒絕。5/2 弗萊徹「集體懲罰」的定性（來源9）標誌此事已從人道問題升級為國際法問題。</w:t>
-        <w:br/>
-        <w:br/>
-        <w:t>3. **國際體系話語升級但執行缺位：** 古特雷斯從「歡迎」（來源2）到「必須竭盡全力」（來源3）再到 OCHA 的「集體懲罰」（來源9），話語強度逐月遞增，但 10 則片段中無任何強制機制觸發的記錄。話語與行動之間存在結構性斷裂。</w:t>
-        <w:br/>
-        <w:br/>
-        <w:t>&gt; *本報告所有具體事實均來自本次 payload 中 agg 與 ev（來源 1-10）。2025 年 3 月、7-12 月在本次收集中無資料，無法對 10/3 後續、飢荒定性、接管加薩城、安理會 11-12 月動向等做出基於證據的判斷。以色列官方立場直接引述在本次資料中極少，分析以聯合國及人道機構視角為主。資料不足以完整覆蓋全年弧線，建議優先補齊 7-12 月資料。*</w:t>
+        <w:t>&gt; **免責說明：** 本報告所有具體事實（日期、數字、事件）均嚴格取自本次收到的 70 個片段（來源 1-70）及聚合統計數據（21 篇文件、70 片段、20 個活動日、時間範圍 2025-01-14 至 2025-10-26）。來源 13（2025-01-18）為黎巴嫩相關、來源 70（2025-10-26）為泰柬相關，均非加薩議題，未納入加薩分析。未在 ev 中出現的細節不加以補充。11-12 月完全無資料，相關判斷均標註為「資料不足以判斷」。</w:t>
         <w:br/>
         <w:br/>
         <w:t>【目前問題】</w:t>
@@ -7804,7 +5400,7 @@
         <w:t>相對時間解析基準：</w:t>
       </w:r>
       <w:r>
-        <w:t>2026-09-04T13:54:22+08:00 (Asia/Taipei；去年=2025)</w:t>
+        <w:t>2026-09-09T15:36:10+08:00 (Asia/Taipei；去年=2025)</w:t>
       </w:r>
     </w:p>
     <w:p>
@@ -7815,7 +5411,7 @@
         <w:t>精煉後問題（檢索用）：</w:t>
       </w:r>
       <w:r>
-        <w:t>2025年（2025-01-01至2025-12-31，10月為重點時段）加薩停火、人質談判、人道援助及平民保護持續蒐集。六部門追蹤：①政治外交（以色列、哈馬斯、美國、卡達、埃及之停火方案、人質交換條件、調解進展）；②國際安全（空襲、地面軍事行動、停火違規、平民與救援人員安全影響）；③人道事務（食品、藥品、飲水、避難、邊境口岸、援助物資進入情形）；④醫療衛生（醫院運作、醫療物資短缺、病患轉送、醫護人員安全）；⑤國際組織（聯合國/古特雷斯、OCHA、WHO、UNRWA聲明、數據與行動）；⑥綜合研析（停火→人道准入傳導鏈、四類風險正回饋循環、SWOT、國際體系功能性失效）。延續前次已覆蓋1/14-6/13基線，重點補齊7-12月資料（含10/3哈馬斯釋放意旨、17萬噸備妥物資、邊境口岸狀態、安理會動向）及全年風險研判。</w:t>
+        <w:t>持續蒐集 2025-01-01 至 2025-12-31 加薩停火、人質談判、人道援助及平民保護資訊（重點時段：2025-10），按以下六部門分類整理：①政治外交：以色列、哈馬斯、美國、卡達、埃及及調解方之停火方案、人質交換條件與談判進展；②國際安全：空襲、地面軍事行動、停火違規、平民與救援人員安全影響；③人道事務：食品、藥品、飲水、避難、邊境口岸開閉與援助物資實際進入情形；④醫療衛生：醫院運作、醫療物資短缺、病患轉送、醫護人員安全；⑤國際組織：聯合國、OCHA、WHO 等聲明、數據與行動；⑥綜合研析：停火與人質談判是否實際改善人道准入與平民處境、外交進展/軍事行動/人道情勢間傳導關係、後續風險（談判破裂、援助受阻、醫療體系惡化、衝突再升級）。</w:t>
       </w:r>
     </w:p>
     <w:p>
@@ -7859,7 +5455,7 @@
         <w:t>統計概況：</w:t>
       </w:r>
       <w:r>
-        <w:t>文件數：16；片段數：31；有活動天數：16</w:t>
+        <w:t>文件數：14；片段數：29；有活動天數：14</w:t>
       </w:r>
     </w:p>
     <w:p>
@@ -7873,7 +5469,7 @@
         <w:t>核心關鍵詞：</w:t>
       </w:r>
       <w:r>
-        <w:t>加薩, 停火, 人質, 人道援助, 以色列, 哈馬斯, 邊境口岸, 安理會</w:t>
+        <w:t>加薩, 停火, 人質, 人道援助, 平民保護, 以色列, 哈馬斯, 邊境口岸</w:t>
       </w:r>
     </w:p>
     <w:p>
@@ -7884,7 +5480,7 @@
         <w:t>代理人 ES 文本查詢工具查詢字串：</w:t>
       </w:r>
       <w:r>
-        <w:t>核心關鍵詞組如下：加薩、停火、人質、人道援助、以色列、哈馬斯、邊境口岸、安理會</w:t>
+        <w:t>核心關鍵詞組如下：加薩、停火、人質、人道援助、平民保護、以色列、哈馬斯、邊境口岸</w:t>
       </w:r>
     </w:p>
     <w:p>
@@ -7895,7 +5491,7 @@
         <w:t>同義／擴充關鍵詞：</w:t>
       </w:r>
       <w:r>
-        <w:t>加萨, 加沙, 加沙地帶, 加沙地带, 加薩地帶, 加萨地带, Gaza, Gaza Strip, 停戰, 停战, 停止交火, 休戰, 休战, ceasefire, 人质, 被扣人員, 被扣人员, 被綁架者, 被绑架者, 被擄人員, 被掳人员, hostages, 人道主義援助, 人道主义援助, 人道救援, 人道主義救援, 人道主义救援, humanitarian aid, humanitarian assistance, 以色列國, 以色列国, Israel, 哈马斯, 哈瑪斯, 哈玛斯, Hamas, 边境口岸, 口岸, 邊境通道, 边境通道, 边境信道, border crossing, border crossings, 安理会, 聯合國安全理事會, 联合国安全理事会, 聯合國安理會, 联合国安理会, 聯合國安全理事会, UN Security Council</w:t>
+        <w:t>加萨, 加沙, 加薩地帶, 加萨地带, 人道主義援助, 人道主义援助, 人道救援, 以色列國, 以色列国, 哈马斯, 哈瑪斯, 哈玛斯, 伊斯蘭抵抗運動, 伊斯兰抵抗运动, 人质, 平民保护, 边境口岸</w:t>
       </w:r>
     </w:p>
     <w:p>
@@ -7906,7 +5502,7 @@
         <w:t>實際使用關鍵詞（effective terms）：</w:t>
       </w:r>
       <w:r>
-        <w:t>加薩, 停火, 人質, 人道援助, 以色列, 哈馬斯, 邊境口岸, 安理會, 加萨, 加沙, 加沙地帶, 加沙地带, 加薩地帶, 加萨地带, Gaza, Gaza Strip, 停戰, 停战, 停止交火, 休戰, 休战, ceasefire, 人质, 被扣人員, 被扣人员, 被綁架者, 被绑架者, 被擄人員, 被掳人员, hostages, 人道主義援助, 人道主义援助, 人道救援, 人道主義救援, 人道主义救援, humanitarian aid, humanitarian assistance, 以色列國, 以色列国, Israel, 哈马斯, 哈瑪斯, 哈玛斯, Hamas, 边境口岸, 口岸, 邊境通道, 边境通道, 边境信道, border crossing, border crossings, 安理会, 聯合國安全理事會, 联合国安全理事会, 聯合國安理會, 联合国安理会, 聯合國安全理事会, UN Security Council</w:t>
+        <w:t>加薩, 人道援助, 以色列, 哈馬斯, 人質, 平民保護, 邊境口岸, 停火, 加萨, 加沙, 加薩地帶, 加萨地带, 人道主義援助, 人道主义援助, 人道救援, 以色列國, 以色列国, 哈马斯, 哈瑪斯, 哈玛斯, 伊斯蘭抵抗運動, 伊斯兰抵抗运动, 人质, 平民保护, 边境口岸</w:t>
       </w:r>
     </w:p>
     <w:p>
@@ -7957,7 +5553,7 @@
         <w:t>；執行狀態：正常完成</w:t>
       </w:r>
       <w:r>
-        <w:t>；耗時：15.869 秒</w:t>
+        <w:t>；耗時：15.941 秒</w:t>
       </w:r>
     </w:p>
     <w:p>
@@ -7977,7 +5573,7 @@
         <w:t>；執行狀態：正常完成</w:t>
       </w:r>
       <w:r>
-        <w:t>；耗時：23.731 秒</w:t>
+        <w:t>；耗時：19.228 秒</w:t>
       </w:r>
     </w:p>
     <w:p>
@@ -7997,7 +5593,7 @@
         <w:t>；執行狀態：正常完成</w:t>
       </w:r>
       <w:r>
-        <w:t>；耗時：91.415 秒</w:t>
+        <w:t>；耗時：77.348 秒</w:t>
       </w:r>
     </w:p>
     <w:p>
@@ -8038,7 +5634,7 @@
         <w:t>；執行狀態：正常完成</w:t>
       </w:r>
       <w:r>
-        <w:t>；耗時：177.508 秒</w:t>
+        <w:t>；耗時：100.592 秒</w:t>
       </w:r>
     </w:p>
     <w:sectPr>

--- a/tests_code/output/phase0_test_report.docx
+++ b/tests_code/output/phase0_test_report.docx
@@ -36,7 +36,7 @@
         <w:pStyle w:val="Heading1"/>
       </w:pPr>
       <w:r>
-        <w:t>2025 年加薩停火、人質談判、人道援助及平民保護情勢分析報告</w:t>
+        <w:t>2025 年加薩停火、人質談判、人道援助及平民保護情勢分析（持續追蹤）</w:t>
       </w:r>
     </w:p>
     <w:p/>
@@ -56,51 +56,415 @@
     </w:p>
     <w:p/>
     <w:p>
-      <w:pPr>
-        <w:pStyle w:val="ListBullet"/>
-      </w:pPr>
+      <w:r>
+        <w:t xml:space="preserve">本次持續蒐集共檢得 </w:t>
+      </w:r>
       <w:r>
         <w:rPr>
           <w:b/>
         </w:rPr>
-        <w:t>涵蓋期間</w:t>
+        <w:t>10 份文件、19 個片段</w:t>
       </w:r>
       <w:r>
-        <w:t>：2025-01-14 至 2025-10-03（實際有活動紀錄的天數共 15 天）</w:t>
+        <w:t xml:space="preserve">，活動日數為 </w:t>
       </w:r>
-    </w:p>
-    <w:p>
-      <w:pPr>
-        <w:pStyle w:val="ListBullet"/>
-      </w:pPr>
       <w:r>
         <w:rPr>
           <w:b/>
         </w:rPr>
-        <w:t>文件與片段</w:t>
+        <w:t>10 天</w:t>
       </w:r>
       <w:r>
-        <w:t>：共 16 份文件、35 個分析片段</w:t>
+        <w:t xml:space="preserve">，資料覆蓋期為 </w:t>
       </w:r>
-    </w:p>
-    <w:p>
-      <w:pPr>
-        <w:pStyle w:val="ListBullet"/>
-      </w:pPr>
       <w:r>
         <w:rPr>
           <w:b/>
         </w:rPr>
-        <w:t>月度分布</w:t>
+        <w:t>2025-01-14 至 2025-08-22</w:t>
       </w:r>
       <w:r>
-        <w:t>：1 月（2 篇）、2 月（3 篇）、4 月（2 篇）、5 月（1 篇）、6 月（2 篇）、7 月（1 篇）、8 月（3 篇）、9 月（1 篇）、10 月（1 篇）；3 月雖無獨立文件計入月度統計，但事件片段涉及 3 月初至 3 月下旬之關鍵轉折</w:t>
+        <w:t>。</w:t>
       </w:r>
     </w:p>
+    <w:p/>
+    <w:tbl>
+      <w:tblPr>
+        <w:tblStyle w:val="TableGrid"/>
+        <w:tblW w:type="auto" w:w="0"/>
+        <w:tblLook w:firstColumn="1" w:firstRow="1" w:lastColumn="0" w:lastRow="0" w:noHBand="0" w:noVBand="1" w:val="04A0"/>
+      </w:tblPr>
+      <w:tblGrid>
+        <w:gridCol w:w="4320"/>
+        <w:gridCol w:w="4320"/>
+      </w:tblGrid>
+      <w:tr>
+        <w:tc>
+          <w:tcPr>
+            <w:tcW w:type="dxa" w:w="4320"/>
+          </w:tcPr>
+          <w:p>
+            <w:r>
+              <w:rPr>
+                <w:b/>
+              </w:rPr>
+            </w:r>
+            <w:r>
+              <w:rPr>
+                <w:b/>
+              </w:rPr>
+              <w:t>統計面向</w:t>
+            </w:r>
+          </w:p>
+        </w:tc>
+        <w:tc>
+          <w:tcPr>
+            <w:tcW w:type="dxa" w:w="4320"/>
+          </w:tcPr>
+          <w:p>
+            <w:r>
+              <w:rPr>
+                <w:b/>
+              </w:rPr>
+            </w:r>
+            <w:r>
+              <w:rPr>
+                <w:b/>
+              </w:rPr>
+              <w:t>數據</w:t>
+            </w:r>
+          </w:p>
+        </w:tc>
+      </w:tr>
+      <w:tr>
+        <w:tc>
+          <w:tcPr>
+            <w:tcW w:type="dxa" w:w="4320"/>
+          </w:tcPr>
+          <w:p>
+            <w:r/>
+            <w:r>
+              <w:t>文件數（docs）</w:t>
+            </w:r>
+          </w:p>
+        </w:tc>
+        <w:tc>
+          <w:tcPr>
+            <w:tcW w:type="dxa" w:w="4320"/>
+          </w:tcPr>
+          <w:p>
+            <w:r/>
+            <w:r>
+              <w:t>10</w:t>
+            </w:r>
+          </w:p>
+        </w:tc>
+      </w:tr>
+      <w:tr>
+        <w:tc>
+          <w:tcPr>
+            <w:tcW w:type="dxa" w:w="4320"/>
+          </w:tcPr>
+          <w:p>
+            <w:r/>
+            <w:r>
+              <w:t>片段數（snips）</w:t>
+            </w:r>
+          </w:p>
+        </w:tc>
+        <w:tc>
+          <w:tcPr>
+            <w:tcW w:type="dxa" w:w="4320"/>
+          </w:tcPr>
+          <w:p>
+            <w:r/>
+            <w:r>
+              <w:t>19</w:t>
+            </w:r>
+          </w:p>
+        </w:tc>
+      </w:tr>
+      <w:tr>
+        <w:tc>
+          <w:tcPr>
+            <w:tcW w:type="dxa" w:w="4320"/>
+          </w:tcPr>
+          <w:p>
+            <w:r/>
+            <w:r>
+              <w:t>活動日數（active_days）</w:t>
+            </w:r>
+          </w:p>
+        </w:tc>
+        <w:tc>
+          <w:tcPr>
+            <w:tcW w:type="dxa" w:w="4320"/>
+          </w:tcPr>
+          <w:p>
+            <w:r/>
+            <w:r>
+              <w:t>10</w:t>
+            </w:r>
+          </w:p>
+        </w:tc>
+      </w:tr>
+      <w:tr>
+        <w:tc>
+          <w:tcPr>
+            <w:tcW w:type="dxa" w:w="4320"/>
+          </w:tcPr>
+          <w:p>
+            <w:r/>
+            <w:r>
+              <w:t>最早片段日期</w:t>
+            </w:r>
+          </w:p>
+        </w:tc>
+        <w:tc>
+          <w:tcPr>
+            <w:tcW w:type="dxa" w:w="4320"/>
+          </w:tcPr>
+          <w:p>
+            <w:r/>
+            <w:r>
+              <w:t>2025-01-14</w:t>
+            </w:r>
+          </w:p>
+        </w:tc>
+      </w:tr>
+      <w:tr>
+        <w:tc>
+          <w:tcPr>
+            <w:tcW w:type="dxa" w:w="4320"/>
+          </w:tcPr>
+          <w:p>
+            <w:r/>
+            <w:r>
+              <w:t>最晚片段日期</w:t>
+            </w:r>
+          </w:p>
+        </w:tc>
+        <w:tc>
+          <w:tcPr>
+            <w:tcW w:type="dxa" w:w="4320"/>
+          </w:tcPr>
+          <w:p>
+            <w:r/>
+            <w:r>
+              <w:t>2025-08-22</w:t>
+            </w:r>
+          </w:p>
+        </w:tc>
+      </w:tr>
+    </w:tbl>
+    <w:p/>
     <w:p>
-      <w:pPr>
-        <w:pStyle w:val="ListBullet"/>
-      </w:pPr>
+      <w:r>
+        <w:rPr>
+          <w:b/>
+        </w:rPr>
+        <w:t>月份分布</w:t>
+      </w:r>
+      <w:r>
+        <w:t>：</w:t>
+      </w:r>
+    </w:p>
+    <w:p/>
+    <w:tbl>
+      <w:tblPr>
+        <w:tblStyle w:val="TableGrid"/>
+        <w:tblW w:type="auto" w:w="0"/>
+        <w:tblLook w:firstColumn="1" w:firstRow="1" w:lastColumn="0" w:lastRow="0" w:noHBand="0" w:noVBand="1" w:val="04A0"/>
+      </w:tblPr>
+      <w:tblGrid>
+        <w:gridCol w:w="4320"/>
+        <w:gridCol w:w="4320"/>
+      </w:tblGrid>
+      <w:tr>
+        <w:tc>
+          <w:tcPr>
+            <w:tcW w:type="dxa" w:w="4320"/>
+          </w:tcPr>
+          <w:p>
+            <w:r>
+              <w:rPr>
+                <w:b/>
+              </w:rPr>
+            </w:r>
+            <w:r>
+              <w:rPr>
+                <w:b/>
+              </w:rPr>
+              <w:t>月份</w:t>
+            </w:r>
+          </w:p>
+        </w:tc>
+        <w:tc>
+          <w:tcPr>
+            <w:tcW w:type="dxa" w:w="4320"/>
+          </w:tcPr>
+          <w:p>
+            <w:r>
+              <w:rPr>
+                <w:b/>
+              </w:rPr>
+            </w:r>
+            <w:r>
+              <w:rPr>
+                <w:b/>
+              </w:rPr>
+              <w:t>片段數</w:t>
+            </w:r>
+          </w:p>
+        </w:tc>
+      </w:tr>
+      <w:tr>
+        <w:tc>
+          <w:tcPr>
+            <w:tcW w:type="dxa" w:w="4320"/>
+          </w:tcPr>
+          <w:p>
+            <w:r/>
+            <w:r>
+              <w:t>2025-01</w:t>
+            </w:r>
+          </w:p>
+        </w:tc>
+        <w:tc>
+          <w:tcPr>
+            <w:tcW w:type="dxa" w:w="4320"/>
+          </w:tcPr>
+          <w:p>
+            <w:r/>
+            <w:r>
+              <w:t>3</w:t>
+            </w:r>
+          </w:p>
+        </w:tc>
+      </w:tr>
+      <w:tr>
+        <w:tc>
+          <w:tcPr>
+            <w:tcW w:type="dxa" w:w="4320"/>
+          </w:tcPr>
+          <w:p>
+            <w:r/>
+            <w:r>
+              <w:t>2025-02</w:t>
+            </w:r>
+          </w:p>
+        </w:tc>
+        <w:tc>
+          <w:tcPr>
+            <w:tcW w:type="dxa" w:w="4320"/>
+          </w:tcPr>
+          <w:p>
+            <w:r/>
+            <w:r>
+              <w:t>3</w:t>
+            </w:r>
+          </w:p>
+        </w:tc>
+      </w:tr>
+      <w:tr>
+        <w:tc>
+          <w:tcPr>
+            <w:tcW w:type="dxa" w:w="4320"/>
+          </w:tcPr>
+          <w:p>
+            <w:r/>
+            <w:r>
+              <w:t>2025-04</w:t>
+            </w:r>
+          </w:p>
+        </w:tc>
+        <w:tc>
+          <w:tcPr>
+            <w:tcW w:type="dxa" w:w="4320"/>
+          </w:tcPr>
+          <w:p>
+            <w:r/>
+            <w:r>
+              <w:t>1</w:t>
+            </w:r>
+          </w:p>
+        </w:tc>
+      </w:tr>
+      <w:tr>
+        <w:tc>
+          <w:tcPr>
+            <w:tcW w:type="dxa" w:w="4320"/>
+          </w:tcPr>
+          <w:p>
+            <w:r/>
+            <w:r>
+              <w:t>2025-06</w:t>
+            </w:r>
+          </w:p>
+        </w:tc>
+        <w:tc>
+          <w:tcPr>
+            <w:tcW w:type="dxa" w:w="4320"/>
+          </w:tcPr>
+          <w:p>
+            <w:r/>
+            <w:r>
+              <w:t>1</w:t>
+            </w:r>
+          </w:p>
+        </w:tc>
+      </w:tr>
+      <w:tr>
+        <w:tc>
+          <w:tcPr>
+            <w:tcW w:type="dxa" w:w="4320"/>
+          </w:tcPr>
+          <w:p>
+            <w:r/>
+            <w:r>
+              <w:t>2025-07</w:t>
+            </w:r>
+          </w:p>
+        </w:tc>
+        <w:tc>
+          <w:tcPr>
+            <w:tcW w:type="dxa" w:w="4320"/>
+          </w:tcPr>
+          <w:p>
+            <w:r/>
+            <w:r>
+              <w:t>1</w:t>
+            </w:r>
+          </w:p>
+        </w:tc>
+      </w:tr>
+      <w:tr>
+        <w:tc>
+          <w:tcPr>
+            <w:tcW w:type="dxa" w:w="4320"/>
+          </w:tcPr>
+          <w:p>
+            <w:r/>
+            <w:r>
+              <w:t>2025-08</w:t>
+            </w:r>
+          </w:p>
+        </w:tc>
+        <w:tc>
+          <w:tcPr>
+            <w:tcW w:type="dxa" w:w="4320"/>
+          </w:tcPr>
+          <w:p>
+            <w:r/>
+            <w:r>
+              <w:t>1</w:t>
+            </w:r>
+          </w:p>
+        </w:tc>
+      </w:tr>
+    </w:tbl>
+    <w:p/>
+    <w:p>
       <w:r>
         <w:rPr>
           <w:b/>
@@ -108,21 +472,141 @@
         <w:t>季度分布</w:t>
       </w:r>
       <w:r>
-        <w:t>：Q1（5 篇）、Q2（5 篇）、Q3（5 篇）、Q4（1 篇），呈現前三季相對均勻、第四季資料極度匱乏之態勢</w:t>
+        <w:t>：</w:t>
       </w:r>
     </w:p>
+    <w:p/>
+    <w:tbl>
+      <w:tblPr>
+        <w:tblStyle w:val="TableGrid"/>
+        <w:tblW w:type="auto" w:w="0"/>
+        <w:tblLook w:firstColumn="1" w:firstRow="1" w:lastColumn="0" w:lastRow="0" w:noHBand="0" w:noVBand="1" w:val="04A0"/>
+      </w:tblPr>
+      <w:tblGrid>
+        <w:gridCol w:w="4320"/>
+        <w:gridCol w:w="4320"/>
+      </w:tblGrid>
+      <w:tr>
+        <w:tc>
+          <w:tcPr>
+            <w:tcW w:type="dxa" w:w="4320"/>
+          </w:tcPr>
+          <w:p>
+            <w:r>
+              <w:rPr>
+                <w:b/>
+              </w:rPr>
+            </w:r>
+            <w:r>
+              <w:rPr>
+                <w:b/>
+              </w:rPr>
+              <w:t>季度</w:t>
+            </w:r>
+          </w:p>
+        </w:tc>
+        <w:tc>
+          <w:tcPr>
+            <w:tcW w:type="dxa" w:w="4320"/>
+          </w:tcPr>
+          <w:p>
+            <w:r>
+              <w:rPr>
+                <w:b/>
+              </w:rPr>
+            </w:r>
+            <w:r>
+              <w:rPr>
+                <w:b/>
+              </w:rPr>
+              <w:t>片段數</w:t>
+            </w:r>
+          </w:p>
+        </w:tc>
+      </w:tr>
+      <w:tr>
+        <w:tc>
+          <w:tcPr>
+            <w:tcW w:type="dxa" w:w="4320"/>
+          </w:tcPr>
+          <w:p>
+            <w:r/>
+            <w:r>
+              <w:t>2025-Q1（1-3 月）</w:t>
+            </w:r>
+          </w:p>
+        </w:tc>
+        <w:tc>
+          <w:tcPr>
+            <w:tcW w:type="dxa" w:w="4320"/>
+          </w:tcPr>
+          <w:p>
+            <w:r/>
+            <w:r>
+              <w:t>6</w:t>
+            </w:r>
+          </w:p>
+        </w:tc>
+      </w:tr>
+      <w:tr>
+        <w:tc>
+          <w:tcPr>
+            <w:tcW w:type="dxa" w:w="4320"/>
+          </w:tcPr>
+          <w:p>
+            <w:r/>
+            <w:r>
+              <w:t>2025-Q2（4-6 月）</w:t>
+            </w:r>
+          </w:p>
+        </w:tc>
+        <w:tc>
+          <w:tcPr>
+            <w:tcW w:type="dxa" w:w="4320"/>
+          </w:tcPr>
+          <w:p>
+            <w:r/>
+            <w:r>
+              <w:t>2</w:t>
+            </w:r>
+          </w:p>
+        </w:tc>
+      </w:tr>
+      <w:tr>
+        <w:tc>
+          <w:tcPr>
+            <w:tcW w:type="dxa" w:w="4320"/>
+          </w:tcPr>
+          <w:p>
+            <w:r/>
+            <w:r>
+              <w:t>2025-Q3（7-9 月）</w:t>
+            </w:r>
+          </w:p>
+        </w:tc>
+        <w:tc>
+          <w:tcPr>
+            <w:tcW w:type="dxa" w:w="4320"/>
+          </w:tcPr>
+          <w:p>
+            <w:r/>
+            <w:r>
+              <w:t>2</w:t>
+            </w:r>
+          </w:p>
+        </w:tc>
+      </w:tr>
+    </w:tbl>
+    <w:p/>
     <w:p>
-      <w:pPr>
-        <w:pStyle w:val="ListBullet"/>
-      </w:pPr>
       <w:r>
         <w:rPr>
           <w:b/>
         </w:rPr>
-        <w:t>活動峰值日</w:t>
+        <w:t>活動最集中之日</w:t>
       </w:r>
       <w:r>
-        <w:t>：2025-08-22（2 篇）、2025-01-14、2025-01-15、2025-02-11、2025-02-16（各 1 篇）</w:t>
+        <w:t>（peak_days）：2025-01-14、2025-01-15、2025-01-18、2025-02-11、2025-02-16（各 1 條片段）。</w:t>
       </w:r>
     </w:p>
     <w:p/>
@@ -134,10 +618,28 @@
         <w:rPr>
           <w:b/>
         </w:rPr>
-        <w:t>資料缺口提示</w:t>
+        <w:t>資料缺口說明</w:t>
       </w:r>
       <w:r>
-        <w:t>：目前資料不足以完整覆蓋 2025 年 11 月至 12 月之發展；3 月僅有事件片段而未形成獨立文件計數；整體而言，資料集中在衝突關鍵轉折節點，持續性監測紀錄有限。</w:t>
+        <w:t xml:space="preserve">：本次 payload 中 </w:t>
+      </w:r>
+      <w:r>
+        <w:rPr>
+          <w:b/>
+        </w:rPr>
+        <w:t>3 月、5 月、9 月、10 月、11 月、12 月均無片段</w:t>
+      </w:r>
+      <w:r>
+        <w:t>。任務問句指定「10 月為重點時段」，但目前資料完全未涵蓋 10 月，亦無 11-12 月數據。以下分析僅能基於 1-8 月（其中 3 月、5 月為空白）之現有資料展開，10 月及下半年末段情勢</w:t>
+      </w:r>
+      <w:r>
+        <w:rPr>
+          <w:b/>
+        </w:rPr>
+        <w:t>目前資料不足以判斷</w:t>
+      </w:r>
+      <w:r>
+        <w:t>。</w:t>
       </w:r>
     </w:p>
     <w:p/>
@@ -152,7 +654,13 @@
         <w:pStyle w:val="Heading2"/>
       </w:pPr>
       <w:r>
-        <w:t>二、重要事件時間線</w:t>
+        <w:t>二、事件時間線</w:t>
+      </w:r>
+    </w:p>
+    <w:p/>
+    <w:p>
+      <w:r>
+        <w:t>依日期整理，逐項附來源編號：</w:t>
       </w:r>
     </w:p>
     <w:p/>
@@ -242,7 +750,7 @@
           <w:p>
             <w:r/>
             <w:r>
-              <w:t>賈巴利亞·巴拉德與汗尤尼斯遭襲擊，大量平民死傷；聯合國人員兩次試圖進入奧達醫院及印度尼西亞醫院運送物資與撤離病患，均遭拒絕；奧達醫院因物資短缺運行受限，印尼醫院基本設備遭破壞</w:t>
+              <w:t>奧達醫院因嚴重物資短缺運行受限；印度尼西亞醫院基本設備被破壞；聯合國人員竭力提供必要支持；杜加里克強調以色列須允許無障礙人道援助進入加薩</w:t>
             </w:r>
           </w:p>
         </w:tc>
@@ -253,7 +761,7 @@
           <w:p>
             <w:r/>
             <w:r>
-              <w:t>來源1、2、3</w:t>
+              <w:t>來源1</w:t>
             </w:r>
           </w:p>
         </w:tc>
@@ -277,7 +785,7 @@
           <w:p>
             <w:r/>
             <w:r>
-              <w:t>加薩停火及釋放人質協議達成；古特雷斯熱烈歡迎，高度讚揚埃及、卡達、美國之貢獻；UNICEF 指出至少 1.45 萬名兒童喪生、數千人受傷、近 100 萬人流離失所；弗萊徹強調援助過程仍充滿挑戰</w:t>
+              <w:t>古特雷斯重申結束佔領、以談判實現「兩國方案」為緊迫任務</w:t>
             </w:r>
           </w:p>
         </w:tc>
@@ -288,7 +796,7 @@
           <w:p>
             <w:r/>
             <w:r>
-              <w:t>來源4、5、6、7</w:t>
+              <w:t>來源2</w:t>
             </w:r>
           </w:p>
         </w:tc>
@@ -301,7 +809,7 @@
           <w:p>
             <w:r/>
             <w:r>
-              <w:t>2025-01-19</w:t>
+              <w:t>2025-01-18</w:t>
             </w:r>
           </w:p>
         </w:tc>
@@ -312,7 +820,7 @@
           <w:p>
             <w:r/>
             <w:r>
-              <w:t>停火協議正式生效，人質與囚犯交換為第一階段重要組成部分</w:t>
+              <w:t>古特雷斯回顧對黎巴嫩南部之訪問，指出真主黨與以軍跨境衝突雖仍存在但停火總體得以維持</w:t>
             </w:r>
           </w:p>
         </w:tc>
@@ -323,7 +831,7 @@
           <w:p>
             <w:r/>
             <w:r>
-              <w:t>來源8</w:t>
+              <w:t>來源3</w:t>
             </w:r>
           </w:p>
         </w:tc>
@@ -336,7 +844,7 @@
           <w:p>
             <w:r/>
             <w:r>
-              <w:t>2025-02-11</w:t>
+              <w:t>2025-01-19</w:t>
             </w:r>
           </w:p>
         </w:tc>
@@ -347,7 +855,7 @@
           <w:p>
             <w:r/>
             <w:r>
-              <w:t>停火協議面臨終止風險（已持續約三周）；古特雷斯呼籲竭盡全力避免戰火重燃；要求哈馬斯按計劃釋放人質，敦促雙方在多哈恢復第二階段談判</w:t>
+              <w:t>哈馬斯與以色列於 1 月 19 日生效之停火協議第一階段啟動；人質與囚犯交換屬該階段重要組成部分</w:t>
             </w:r>
           </w:p>
         </w:tc>
@@ -358,7 +866,7 @@
           <w:p>
             <w:r/>
             <w:r>
-              <w:t>來源9、10</w:t>
+              <w:t>來源4</w:t>
             </w:r>
           </w:p>
         </w:tc>
@@ -371,7 +879,7 @@
           <w:p>
             <w:r/>
             <w:r>
-              <w:t>2025-02-16</w:t>
+              <w:t>2025-02-11</w:t>
             </w:r>
           </w:p>
         </w:tc>
@@ -382,7 +890,7 @@
           <w:p>
             <w:r/>
             <w:r>
-              <w:t>新一輪人質釋放：3 名以色列人質獲釋，交換 369 名巴勒斯坦囚犯；協議三階段說明（含以軍撤離、巴方返回、大幅增加援助物資）；聯合國承諾全力支持協議落實</w:t>
+              <w:t>古特雷斯緊急呼籲避免加薩戰火重燃；停火持續約三週後出現終止風險；聯合國呼籲哈馬斯按計劃釋放人質、敦促雙方在多哈恢復第二階段談判</w:t>
             </w:r>
           </w:p>
         </w:tc>
@@ -393,7 +901,7 @@
           <w:p>
             <w:r/>
             <w:r>
-              <w:t>來源11、12、13、14、15</w:t>
+              <w:t>來源5、6</w:t>
             </w:r>
           </w:p>
         </w:tc>
@@ -406,7 +914,7 @@
           <w:p>
             <w:r/>
             <w:r>
-              <w:t>2025-02-26</w:t>
+              <w:t>2025-02-16</w:t>
             </w:r>
           </w:p>
         </w:tc>
@@ -417,7 +925,7 @@
           <w:p>
             <w:r/>
             <w:r>
-              <w:t>約旦河西岸：以色列五周軍事行動致 50 多人喪生（含兒童）、約 4 萬人流離失所；人道協調廳對過度使用武力及流離失所者需求深表關切</w:t>
+              <w:t>第二波人質釋放：三名以色列人質獲釋，369 名巴勒斯坦囚犯獲釋；古特雷斯對停火持續及人質釋放表示歡迎；聯合國承諾全力支持協議落實並為援助創造條件</w:t>
             </w:r>
           </w:p>
         </w:tc>
@@ -428,7 +936,7 @@
           <w:p>
             <w:r/>
             <w:r>
-              <w:t>來源16、17、18</w:t>
+              <w:t>來源7、8、9、10</w:t>
             </w:r>
           </w:p>
         </w:tc>
@@ -441,7 +949,7 @@
           <w:p>
             <w:r/>
             <w:r>
-              <w:t>2025-03-01</w:t>
+              <w:t>2025-02-26</w:t>
             </w:r>
           </w:p>
         </w:tc>
@@ -452,7 +960,7 @@
           <w:p>
             <w:r/>
             <w:r>
-              <w:t>第一階段計劃基本按商定步驟推進（預定 3 月 1 日前完成），後續將就永久停火展開第二階段談判</w:t>
+              <w:t>約旦河西岸：以軍數周軍事行動致 50 多人喪生（含兒童）、約 4 萬人流離失所；OCHA 對過度使用武力深表關切</w:t>
             </w:r>
           </w:p>
         </w:tc>
@@ -463,7 +971,7 @@
           <w:p>
             <w:r/>
             <w:r>
-              <w:t>來源19</w:t>
+              <w:t>來源11、12、13</w:t>
             </w:r>
           </w:p>
         </w:tc>
@@ -476,7 +984,7 @@
           <w:p>
             <w:r/>
             <w:r>
-              <w:t>2025-03-23</w:t>
+              <w:t>2025-04-01</w:t>
             </w:r>
           </w:p>
         </w:tc>
@@ -487,7 +995,7 @@
           <w:p>
             <w:r/>
             <w:r>
-              <w:t>以色列軍隊襲擊加薩醫療和急救車隊，造成 15 名醫護人員和人道工作者喪生；聯合國人權事務高級專員嚴厲譴責並呼籲獨立調查</w:t>
+              <w:t>以色列關閉加薩邊境，連續四周禁止所有商業及人道主義援助進入；聯合國譴責此為不斷侵犯國際人道法之行為</w:t>
             </w:r>
           </w:p>
         </w:tc>
@@ -498,7 +1006,7 @@
           <w:p>
             <w:r/>
             <w:r>
-              <w:t>來源20</w:t>
+              <w:t>來源14</w:t>
             </w:r>
           </w:p>
         </w:tc>
@@ -511,7 +1019,7 @@
           <w:p>
             <w:r/>
             <w:r>
-              <w:t>2025-04-01</w:t>
+              <w:t>2025-06-13</w:t>
             </w:r>
           </w:p>
         </w:tc>
@@ -522,7 +1030,7 @@
           <w:p>
             <w:r/>
             <w:r>
-              <w:t>以色列關閉加薩邊境，連續四周禁止所有商業和人道主義援助進入</w:t>
+              <w:t>自 4 月以來，以色列已拒絕超過 20 次搶修許可申請</w:t>
             </w:r>
           </w:p>
         </w:tc>
@@ -533,7 +1041,7 @@
           <w:p>
             <w:r/>
             <w:r>
-              <w:t>來源21</w:t>
+              <w:t>來源15</w:t>
             </w:r>
           </w:p>
         </w:tc>
@@ -546,7 +1054,7 @@
           <w:p>
             <w:r/>
             <w:r>
-              <w:t>2025-04-25</w:t>
+              <w:t>2025-07-03</w:t>
             </w:r>
           </w:p>
         </w:tc>
@@ -557,7 +1065,7 @@
           <w:p>
             <w:r/>
             <w:r>
-              <w:t>停火協議於三月破裂後，連續 50 多天無援助物資進入加薩；酷熱、污水與垃圾環境加劇公共衛生危機</w:t>
+              <w:t>古特雷斯對加薩人道危機升級深表震驚，強烈譴責多起致平民死傷之攻擊，呼籲永久停火及全面准入；當日一天內以方下令強制轉移近 3 萬人；6 月近 400 次人道協調嘗試中 44% 被直接拒絕</w:t>
             </w:r>
           </w:p>
         </w:tc>
@@ -568,7 +1076,7 @@
           <w:p>
             <w:r/>
             <w:r>
-              <w:t>來源22</w:t>
+              <w:t>來源16、17、18</w:t>
             </w:r>
           </w:p>
         </w:tc>
@@ -581,7 +1089,7 @@
           <w:p>
             <w:r/>
             <w:r>
-              <w:t>2025-05-02</w:t>
+              <w:t>2025-08-22</w:t>
             </w:r>
           </w:p>
         </w:tc>
@@ -592,7 +1100,7 @@
           <w:p>
             <w:r/>
             <w:r>
-              <w:t>以色列切斷援助已達兩個月；弗萊徹指其為對哈馬斯施壓策略，屬嚴重違反國際法的集體懲罰</w:t>
+              <w:t>加薩兒童截肢率攀升至全球最高；以軍持續加強加薩城及周邊軍事行動；古特雷斯再度緊急呼籲停火</w:t>
             </w:r>
           </w:p>
         </w:tc>
@@ -603,252 +1111,7 @@
           <w:p>
             <w:r/>
             <w:r>
-              <w:t>來源23</w:t>
-            </w:r>
-          </w:p>
-        </w:tc>
-      </w:tr>
-      <w:tr>
-        <w:tc>
-          <w:tcPr>
-            <w:tcW w:type="dxa" w:w="2880"/>
-          </w:tcPr>
-          <w:p>
-            <w:r/>
-            <w:r>
-              <w:t>2025-05-31</w:t>
-            </w:r>
-          </w:p>
-        </w:tc>
-        <w:tc>
-          <w:tcPr>
-            <w:tcW w:type="dxa" w:w="2880"/>
-          </w:tcPr>
-          <w:p>
-            <w:r/>
-            <w:r>
-              <w:t>援助封鎖近三個月，加薩饑荒危機失控；南部私有援助中心周邊民眾領取食物時遭槍擊遇難；美國在安理會投下否決票，阻止加薩永久停火及解除援助限制之決議草案</w:t>
-            </w:r>
-          </w:p>
-        </w:tc>
-        <w:tc>
-          <w:tcPr>
-            <w:tcW w:type="dxa" w:w="2880"/>
-          </w:tcPr>
-          <w:p>
-            <w:r/>
-            <w:r>
-              <w:t>來源24</w:t>
-            </w:r>
-          </w:p>
-        </w:tc>
-      </w:tr>
-      <w:tr>
-        <w:tc>
-          <w:tcPr>
-            <w:tcW w:type="dxa" w:w="2880"/>
-          </w:tcPr>
-          <w:p>
-            <w:r/>
-            <w:r>
-              <w:t>2025-06-13</w:t>
-            </w:r>
-          </w:p>
-        </w:tc>
-        <w:tc>
-          <w:tcPr>
-            <w:tcW w:type="dxa" w:w="2880"/>
-          </w:tcPr>
-          <w:p>
-            <w:r/>
-            <w:r>
-              <w:t>持續通信中斷使人道救援機構無法建立溝通渠道、協調應急響應；自四月以來以色列拒絕超過 20 次搶修許可申請</w:t>
-            </w:r>
-          </w:p>
-        </w:tc>
-        <w:tc>
-          <w:tcPr>
-            <w:tcW w:type="dxa" w:w="2880"/>
-          </w:tcPr>
-          <w:p>
-            <w:r/>
-            <w:r>
-              <w:t>來源25、26</w:t>
-            </w:r>
-          </w:p>
-        </w:tc>
-      </w:tr>
-      <w:tr>
-        <w:tc>
-          <w:tcPr>
-            <w:tcW w:type="dxa" w:w="2880"/>
-          </w:tcPr>
-          <w:p>
-            <w:r/>
-            <w:r>
-              <w:t>2025-07-03</w:t>
-            </w:r>
-          </w:p>
-        </w:tc>
-        <w:tc>
-          <w:tcPr>
-            <w:tcW w:type="dxa" w:w="2880"/>
-          </w:tcPr>
-          <w:p>
-            <w:r/>
-            <w:r>
-              <w:t>人道危機進一步升級；僅一天內以色列下令強制轉移近 3 萬人；6 月近 400 次人道協調嘗試中 44% 被直接拒絕、10% 初步批覆後受阻、僅約三分之一得以執行</w:t>
-            </w:r>
-          </w:p>
-        </w:tc>
-        <w:tc>
-          <w:tcPr>
-            <w:tcW w:type="dxa" w:w="2880"/>
-          </w:tcPr>
-          <w:p>
-            <w:r/>
-            <w:r>
-              <w:t>來源27、28、29</w:t>
-            </w:r>
-          </w:p>
-        </w:tc>
-      </w:tr>
-      <w:tr>
-        <w:tc>
-          <w:tcPr>
-            <w:tcW w:type="dxa" w:w="2880"/>
-          </w:tcPr>
-          <w:p>
-            <w:r/>
-            <w:r>
-              <w:t>2025-08-08</w:t>
-            </w:r>
-          </w:p>
-        </w:tc>
-        <w:tc>
-          <w:tcPr>
-            <w:tcW w:type="dxa" w:w="2880"/>
-          </w:tcPr>
-          <w:p>
-            <w:r/>
-            <w:r>
-              <w:t>以色列政府決定「接管加薩城」；古特雷斯表示深表震驚，警告局勢危險升級，可能危及包括仍被扣押人質在內之更多生命</w:t>
-            </w:r>
-          </w:p>
-        </w:tc>
-        <w:tc>
-          <w:tcPr>
-            <w:tcW w:type="dxa" w:w="2880"/>
-          </w:tcPr>
-          <w:p>
-            <w:r/>
-            <w:r>
-              <w:t>來源30</w:t>
-            </w:r>
-          </w:p>
-        </w:tc>
-      </w:tr>
-      <w:tr>
-        <w:tc>
-          <w:tcPr>
-            <w:tcW w:type="dxa" w:w="2880"/>
-          </w:tcPr>
-          <w:p>
-            <w:r/>
-            <w:r>
-              <w:t>2025-08-22</w:t>
-            </w:r>
-          </w:p>
-        </w:tc>
-        <w:tc>
-          <w:tcPr>
-            <w:tcW w:type="dxa" w:w="2880"/>
-          </w:tcPr>
-          <w:p>
-            <w:r/>
-            <w:r>
-              <w:t>加薩兒童截肢率攀升至全球最高；以軍持續加強加薩城軍事行動；聯合國「糧食安全階段綜合分類」報告確認加薩發生飢荒；古特雷斯稱此為「人性的失敗」，強調以色列作為佔領國負有確保食品和醫療供應之義務</w:t>
-            </w:r>
-          </w:p>
-        </w:tc>
-        <w:tc>
-          <w:tcPr>
-            <w:tcW w:type="dxa" w:w="2880"/>
-          </w:tcPr>
-          <w:p>
-            <w:r/>
-            <w:r>
-              <w:t>來源31、32</w:t>
-            </w:r>
-          </w:p>
-        </w:tc>
-      </w:tr>
-      <w:tr>
-        <w:tc>
-          <w:tcPr>
-            <w:tcW w:type="dxa" w:w="2880"/>
-          </w:tcPr>
-          <w:p>
-            <w:r/>
-            <w:r>
-              <w:t>2025-09-23</w:t>
-            </w:r>
-          </w:p>
-        </w:tc>
-        <w:tc>
-          <w:tcPr>
-            <w:tcW w:type="dxa" w:w="2880"/>
-          </w:tcPr>
-          <w:p>
-            <w:r/>
-            <w:r>
-              <w:t>聯合國報告指出以色列在加薩實施種族滅絕，並對約旦河西岸（含東耶路撒冷）企圖強制轉移巴勒斯坦人、擴大猶太平民存在及吞併</w:t>
-            </w:r>
-          </w:p>
-        </w:tc>
-        <w:tc>
-          <w:tcPr>
-            <w:tcW w:type="dxa" w:w="2880"/>
-          </w:tcPr>
-          <w:p>
-            <w:r/>
-            <w:r>
-              <w:t>來源33</w:t>
-            </w:r>
-          </w:p>
-        </w:tc>
-      </w:tr>
-      <w:tr>
-        <w:tc>
-          <w:tcPr>
-            <w:tcW w:type="dxa" w:w="2880"/>
-          </w:tcPr>
-          <w:p>
-            <w:r/>
-            <w:r>
-              <w:t>2025-10-03</w:t>
-            </w:r>
-          </w:p>
-        </w:tc>
-        <w:tc>
-          <w:tcPr>
-            <w:tcW w:type="dxa" w:w="2880"/>
-          </w:tcPr>
-          <w:p>
-            <w:r/>
-            <w:r>
-              <w:t>哈馬斯宣布準備釋放人質，古特雷斯表示「感到鼓舞」；聯合國及合作夥伴已備妥約 17 萬噸食品、藥品、帳篷等物資隨時可運入；世衛組織緊急轉移 3 名危重新生兒，第 4 名嬰兒於當天早上死亡</w:t>
-            </w:r>
-          </w:p>
-        </w:tc>
-        <w:tc>
-          <w:tcPr>
-            <w:tcW w:type="dxa" w:w="2880"/>
-          </w:tcPr>
-          <w:p>
-            <w:r/>
-            <w:r>
-              <w:t>來源34、35</w:t>
+              <w:t>來源19</w:t>
             </w:r>
           </w:p>
         </w:tc>
@@ -866,7 +1129,7 @@
         <w:pStyle w:val="Heading2"/>
       </w:pPr>
       <w:r>
-        <w:t>三、分主題分析</w:t>
+        <w:t>三、分部門分析</w:t>
       </w:r>
     </w:p>
     <w:p/>
@@ -875,7 +1138,7 @@
         <w:pStyle w:val="Heading3"/>
       </w:pPr>
       <w:r>
-        <w:t>3.1 政治外交：停火方案與人質談判</w:t>
+        <w:t>3.1 政治外交：停火方案、人質交換與談判進展</w:t>
       </w:r>
     </w:p>
     <w:p/>
@@ -885,13 +1148,22 @@
         <w:jc w:val="left"/>
       </w:pPr>
       <w:r>
-        <w:t>協議架構與階段設計</w:t>
+        <w:t>協議架構</w:t>
       </w:r>
     </w:p>
     <w:p/>
     <w:p>
       <w:r>
-        <w:t>2025 年 1 月 19 日生效之加薩停火協議共分三個階段：第一階段包含人質與囚犯交換、以色列軍隊撤離加薩居民區、允許巴勒斯坦人返回家園，以及大幅增加進入被佔領土之援助物資數量（來源13）。協議的調解方包括埃及、卡達與美國，古特雷斯對三國推動協議達成之貢獻給予高度評價（來源4）。</w:t>
+        <w:t xml:space="preserve">2025 年 1 月 19 日生效之停火協議共分 </w:t>
+      </w:r>
+      <w:r>
+        <w:rPr>
+          <w:b/>
+        </w:rPr>
+        <w:t>三個階段</w:t>
+      </w:r>
+      <w:r>
+        <w:t>。第一階段除人質與囚犯交換外，尚包括：以色列軍隊撤離加薩居民區、允許巴勒斯坦人返回家園、大幅增加進入被佔領土之援助物資數量（來源4、9）。</w:t>
       </w:r>
     </w:p>
     <w:p/>
@@ -901,7 +1173,7 @@
         <w:jc w:val="left"/>
       </w:pPr>
       <w:r>
-        <w:t>談判進展與波折</w:t>
+        <w:t>調解方與國際立場</w:t>
       </w:r>
     </w:p>
     <w:p/>
@@ -910,13 +1182,7 @@
         <w:pStyle w:val="ListBullet"/>
       </w:pPr>
       <w:r>
-        <w:rPr>
-          <w:b/>
-        </w:rPr>
-        <w:t>1 月中旬</w:t>
-      </w:r>
-      <w:r>
-        <w:t>：協議達成並生效，首波人質交換啟動（來源4、8）。</w:t>
+        <w:t>古特雷斯於 1 月 15 日重申「兩國方案」為緊迫任務（來源2），為停火協議提供政治法理背景。</w:t>
       </w:r>
     </w:p>
     <w:p>
@@ -924,13 +1190,7 @@
         <w:pStyle w:val="ListBullet"/>
       </w:pPr>
       <w:r>
-        <w:rPr>
-          <w:b/>
-        </w:rPr>
-        <w:t>2 月上旬</w:t>
-      </w:r>
-      <w:r>
-        <w:t>：停火持續約三週後即出現終止風險，古特雷斯緊急呼籲避免戰火重燃，並要求在多哈恢復第二階段談判（來源9、10）。</w:t>
+        <w:t>聯合國承諾「全力支持該協議的落實，包括為向加薩提供急需的人道主義援助創造必要条件」（來源10），顯示國際組織將外交推進與人道准入直接掛鉤。</w:t>
       </w:r>
     </w:p>
     <w:p>
@@ -938,55 +1198,7 @@
         <w:pStyle w:val="ListBullet"/>
       </w:pPr>
       <w:r>
-        <w:rPr>
-          <w:b/>
-        </w:rPr>
-        <w:t>2 月中旬</w:t>
-      </w:r>
-      <w:r>
-        <w:t>：第二波人質釋放（3 名以色列人質 / 369 名巴勒斯坦囚犯），顯示第一階段仍按計劃推進（來源12、19）。</w:t>
-      </w:r>
-    </w:p>
-    <w:p>
-      <w:pPr>
-        <w:pStyle w:val="ListBullet"/>
-      </w:pPr>
-      <w:r>
-        <w:rPr>
-          <w:b/>
-        </w:rPr>
-        <w:t>3 月</w:t>
-      </w:r>
-      <w:r>
-        <w:t>：第一階段原定於 3 月 1 日前完成（來源19），但 3 月 23 日以色列襲擊醫療車隊事件（來源20）成為停火協議破裂之關鍵轉折點。</w:t>
-      </w:r>
-    </w:p>
-    <w:p>
-      <w:pPr>
-        <w:pStyle w:val="ListBullet"/>
-      </w:pPr>
-      <w:r>
-        <w:rPr>
-          <w:b/>
-        </w:rPr>
-        <w:t>4 月起</w:t>
-      </w:r>
-      <w:r>
-        <w:t>：停火正式破裂，以色列關閉邊境並持續封鎖援助（來源21、22），外交進展迅速逆轉。</w:t>
-      </w:r>
-    </w:p>
-    <w:p>
-      <w:pPr>
-        <w:pStyle w:val="ListBullet"/>
-      </w:pPr>
-      <w:r>
-        <w:rPr>
-          <w:b/>
-        </w:rPr>
-        <w:t>10 月初</w:t>
-      </w:r>
-      <w:r>
-        <w:t>：哈馬斯再度宣布準備釋放人質，古特雷斯表示「感到鼓舞」（來源34），暗示外交窗口可能重新開啟，但目前資料不足以判斷是否已進入實質談判階段。</w:t>
+        <w:t>2 月 11 日，聯合國明確呼籲「盡快在多哈恢復第二階段的認真談判」（來源6），點出多哈為第二階段談判之指定地點。</w:t>
       </w:r>
     </w:p>
     <w:p/>
@@ -996,13 +1208,268 @@
         <w:jc w:val="left"/>
       </w:pPr>
       <w:r>
-        <w:t>安理會層面</w:t>
+        <w:t>談判波折軌跡</w:t>
+      </w:r>
+    </w:p>
+    <w:p/>
+    <w:tbl>
+      <w:tblPr>
+        <w:tblStyle w:val="TableGrid"/>
+        <w:tblW w:type="auto" w:w="0"/>
+        <w:tblLook w:firstColumn="1" w:firstRow="1" w:lastColumn="0" w:lastRow="0" w:noHBand="0" w:noVBand="1" w:val="04A0"/>
+      </w:tblPr>
+      <w:tblGrid>
+        <w:gridCol w:w="2880"/>
+        <w:gridCol w:w="2880"/>
+        <w:gridCol w:w="2880"/>
+      </w:tblGrid>
+      <w:tr>
+        <w:tc>
+          <w:tcPr>
+            <w:tcW w:type="dxa" w:w="2880"/>
+          </w:tcPr>
+          <w:p>
+            <w:r>
+              <w:rPr>
+                <w:b/>
+              </w:rPr>
+            </w:r>
+            <w:r>
+              <w:rPr>
+                <w:b/>
+              </w:rPr>
+              <w:t>時間節點</w:t>
+            </w:r>
+          </w:p>
+        </w:tc>
+        <w:tc>
+          <w:tcPr>
+            <w:tcW w:type="dxa" w:w="2880"/>
+          </w:tcPr>
+          <w:p>
+            <w:r>
+              <w:rPr>
+                <w:b/>
+              </w:rPr>
+            </w:r>
+            <w:r>
+              <w:rPr>
+                <w:b/>
+              </w:rPr>
+              <w:t>進展 / 波折</w:t>
+            </w:r>
+          </w:p>
+        </w:tc>
+        <w:tc>
+          <w:tcPr>
+            <w:tcW w:type="dxa" w:w="2880"/>
+          </w:tcPr>
+          <w:p>
+            <w:r>
+              <w:rPr>
+                <w:b/>
+              </w:rPr>
+            </w:r>
+            <w:r>
+              <w:rPr>
+                <w:b/>
+              </w:rPr>
+              <w:t>來源</w:t>
+            </w:r>
+          </w:p>
+        </w:tc>
+      </w:tr>
+      <w:tr>
+        <w:tc>
+          <w:tcPr>
+            <w:tcW w:type="dxa" w:w="2880"/>
+          </w:tcPr>
+          <w:p>
+            <w:r/>
+            <w:r>
+              <w:t>1 月 19 日</w:t>
+            </w:r>
+          </w:p>
+        </w:tc>
+        <w:tc>
+          <w:tcPr>
+            <w:tcW w:type="dxa" w:w="2880"/>
+          </w:tcPr>
+          <w:p>
+            <w:r/>
+            <w:r>
+              <w:t>第一階段生效，首波人質交換啟動</w:t>
+            </w:r>
+          </w:p>
+        </w:tc>
+        <w:tc>
+          <w:tcPr>
+            <w:tcW w:type="dxa" w:w="2880"/>
+          </w:tcPr>
+          <w:p>
+            <w:r/>
+            <w:r>
+              <w:t>來源4</w:t>
+            </w:r>
+          </w:p>
+        </w:tc>
+      </w:tr>
+      <w:tr>
+        <w:tc>
+          <w:tcPr>
+            <w:tcW w:type="dxa" w:w="2880"/>
+          </w:tcPr>
+          <w:p>
+            <w:r/>
+            <w:r>
+              <w:t>2 月 11 日</w:t>
+            </w:r>
+          </w:p>
+        </w:tc>
+        <w:tc>
+          <w:tcPr>
+            <w:tcW w:type="dxa" w:w="2880"/>
+          </w:tcPr>
+          <w:p>
+            <w:r/>
+            <w:r>
+              <w:t>停火持續約三週後出現終止風險；古特雷斯緊急干預；呼籲多哈恢復第二階段談判</w:t>
+            </w:r>
+          </w:p>
+        </w:tc>
+        <w:tc>
+          <w:tcPr>
+            <w:tcW w:type="dxa" w:w="2880"/>
+          </w:tcPr>
+          <w:p>
+            <w:r/>
+            <w:r>
+              <w:t>來源5、6</w:t>
+            </w:r>
+          </w:p>
+        </w:tc>
+      </w:tr>
+      <w:tr>
+        <w:tc>
+          <w:tcPr>
+            <w:tcW w:type="dxa" w:w="2880"/>
+          </w:tcPr>
+          <w:p>
+            <w:r/>
+            <w:r>
+              <w:t>2 月 16 日</w:t>
+            </w:r>
+          </w:p>
+        </w:tc>
+        <w:tc>
+          <w:tcPr>
+            <w:tcW w:type="dxa" w:w="2880"/>
+          </w:tcPr>
+          <w:p>
+            <w:r/>
+            <w:r>
+              <w:t>第二波人質釋放順利完成（3 名以色列人質 / 369 名巴勒斯坦囚犯）；第一階段仍按計劃推進</w:t>
+            </w:r>
+          </w:p>
+        </w:tc>
+        <w:tc>
+          <w:tcPr>
+            <w:tcW w:type="dxa" w:w="2880"/>
+          </w:tcPr>
+          <w:p>
+            <w:r/>
+            <w:r>
+              <w:t>來源7、8、9</w:t>
+            </w:r>
+          </w:p>
+        </w:tc>
+      </w:tr>
+      <w:tr>
+        <w:tc>
+          <w:tcPr>
+            <w:tcW w:type="dxa" w:w="2880"/>
+          </w:tcPr>
+          <w:p>
+            <w:r/>
+            <w:r>
+              <w:t>4 月 1 日</w:t>
+            </w:r>
+          </w:p>
+        </w:tc>
+        <w:tc>
+          <w:tcPr>
+            <w:tcW w:type="dxa" w:w="2880"/>
+          </w:tcPr>
+          <w:p>
+            <w:r/>
+            <w:r>
+              <w:t>以色列關閉邊境，連續四周禁止一切援助進入--外交進展明顯逆轉</w:t>
+            </w:r>
+          </w:p>
+        </w:tc>
+        <w:tc>
+          <w:tcPr>
+            <w:tcW w:type="dxa" w:w="2880"/>
+          </w:tcPr>
+          <w:p>
+            <w:r/>
+            <w:r>
+              <w:t>來源14</w:t>
+            </w:r>
+          </w:p>
+        </w:tc>
+      </w:tr>
+    </w:tbl>
+    <w:p/>
+    <w:p>
+      <w:pPr>
+        <w:pStyle w:val="IntenseQuote"/>
+      </w:pPr>
+      <w:r>
+        <w:t xml:space="preserve">從現有資料看，停火協議在 1-2 月間有實質推進（兩波人質交換、第一階段基本按計劃執行），但至 4 月初即出現邊境全面關閉之局面（來源14），顯示 </w:t>
+      </w:r>
+      <w:r>
+        <w:rPr>
+          <w:b/>
+        </w:rPr>
+        <w:t>3 月為關鍵轉折期</w:t>
+      </w:r>
+      <w:r>
+        <w:t>，然而本次 payload 中 3 月無任何片段，無法具體判斷破裂原因與過程，僅能從 4 月邊境關閉之結果推斷停火已生嚴重危機。</w:t>
+      </w:r>
+    </w:p>
+    <w:p/>
+    <w:p>
+      <w:pPr>
+        <w:pStyle w:val="Heading2"/>
+        <w:jc w:val="left"/>
+      </w:pPr>
+      <w:r>
+        <w:t>安理會與大國層面</w:t>
       </w:r>
     </w:p>
     <w:p/>
     <w:p>
       <w:r>
-        <w:t>5 月 31 日，美國在安理會投下否決票，阻止了呼籲加薩永久停火及解除援助限制之決議草案（來源24），顯示大國外交協調出現嚴重裂痕。</w:t>
+        <w:t xml:space="preserve">本次 19 個片段中 </w:t>
+      </w:r>
+      <w:r>
+        <w:rPr>
+          <w:b/>
+        </w:rPr>
+        <w:t>未出現美國安理會否決、卡達與埃及具體調解動作、以色列政府內部決策</w:t>
+      </w:r>
+      <w:r>
+        <w:t xml:space="preserve"> 等資訊。q0 對話記憶提及 5 月 31 日美方否決，但該事件未包含於本次 payload 之 ev 中，故本報告不重複引用。就本次資料而言，大國外交協調的具體動態</w:t>
+      </w:r>
+      <w:r>
+        <w:rPr>
+          <w:b/>
+        </w:rPr>
+        <w:t>資料不足以判斷</w:t>
+      </w:r>
+      <w:r>
+        <w:t>。</w:t>
       </w:r>
     </w:p>
     <w:p/>
@@ -1017,7 +1484,7 @@
         <w:pStyle w:val="Heading3"/>
       </w:pPr>
       <w:r>
-        <w:t>3.2 國際安全：軍事行動與平民保護</w:t>
+        <w:t>3.2 國際安全：軍事行動、停火違規與平民/救援人員安全</w:t>
       </w:r>
     </w:p>
     <w:p/>
@@ -1027,7 +1494,7 @@
         <w:jc w:val="left"/>
       </w:pPr>
       <w:r>
-        <w:t>軍事行動升級軌跡</w:t>
+        <w:t>軍事行動與安全事件</w:t>
       </w:r>
     </w:p>
     <w:p/>
@@ -1076,7 +1543,7 @@
               <w:rPr>
                 <w:b/>
               </w:rPr>
-              <w:t>軍事行動 / 安全事件</w:t>
+              <w:t>事件</w:t>
             </w:r>
           </w:p>
         </w:tc>
@@ -1136,7 +1603,7 @@
           <w:p>
             <w:r/>
             <w:r>
-              <w:t>賈巴利亞·巴拉德、汗尤尼斯襲擊</w:t>
+              <w:t>加薩醫院運作受嚴重物資短缺影響，設備遭破壞</w:t>
             </w:r>
           </w:p>
         </w:tc>
@@ -1147,7 +1614,7 @@
           <w:p>
             <w:r/>
             <w:r>
-              <w:t>大量平民死傷</w:t>
+              <w:t>醫療體系功能受限</w:t>
             </w:r>
           </w:p>
         </w:tc>
@@ -1182,7 +1649,7 @@
           <w:p>
             <w:r/>
             <w:r>
-              <w:t>約旦河西岸五周軍事行動</w:t>
+              <w:t>約旦河西岸數周軍事行動</w:t>
             </w:r>
           </w:p>
         </w:tc>
@@ -1204,7 +1671,7 @@
           <w:p>
             <w:r/>
             <w:r>
-              <w:t>來源16、17</w:t>
+              <w:t>來源11、12</w:t>
             </w:r>
           </w:p>
         </w:tc>
@@ -1217,7 +1684,7 @@
           <w:p>
             <w:r/>
             <w:r>
-              <w:t>2025-03-23</w:t>
+              <w:t>2025-07-03</w:t>
             </w:r>
           </w:p>
         </w:tc>
@@ -1228,7 +1695,7 @@
           <w:p>
             <w:r/>
             <w:r>
-              <w:t>襲擊加薩醫療和急救車隊</w:t>
+              <w:t>古特雷斯譴責「多起導致大量平民死傷的攻擊事件」；同日一天內強制轉移近 3 萬人</w:t>
             </w:r>
           </w:p>
         </w:tc>
@@ -1239,7 +1706,7 @@
           <w:p>
             <w:r/>
             <w:r>
-              <w:t>15 名醫護人員和人道工作者喪生</w:t>
+              <w:t>平民失去庇護、食物、藥品、飲水</w:t>
             </w:r>
           </w:p>
         </w:tc>
@@ -1250,7 +1717,7 @@
           <w:p>
             <w:r/>
             <w:r>
-              <w:t>來源20</w:t>
+              <w:t>來源16、17</w:t>
             </w:r>
           </w:p>
         </w:tc>
@@ -1263,7 +1730,7 @@
           <w:p>
             <w:r/>
             <w:r>
-              <w:t>2025-05-31 前後</w:t>
+              <w:t>2025-08-22</w:t>
             </w:r>
           </w:p>
         </w:tc>
@@ -1274,7 +1741,7 @@
           <w:p>
             <w:r/>
             <w:r>
-              <w:t>南部援助中心周邊槍擊事件</w:t>
+              <w:t>以軍持續加強加薩城及周邊軍事行動</w:t>
             </w:r>
           </w:p>
         </w:tc>
@@ -1285,7 +1752,7 @@
           <w:p>
             <w:r/>
             <w:r>
-              <w:t>民眾領取食物時遇難</w:t>
+              <w:t>兒童截肢率達全球最高</w:t>
             </w:r>
           </w:p>
         </w:tc>
@@ -1296,145 +1763,7 @@
           <w:p>
             <w:r/>
             <w:r>
-              <w:t>來源24</w:t>
-            </w:r>
-          </w:p>
-        </w:tc>
-      </w:tr>
-      <w:tr>
-        <w:tc>
-          <w:tcPr>
-            <w:tcW w:type="dxa" w:w="2160"/>
-          </w:tcPr>
-          <w:p>
-            <w:r/>
-            <w:r>
-              <w:t>2025-07-03 前後</w:t>
-            </w:r>
-          </w:p>
-        </w:tc>
-        <w:tc>
-          <w:tcPr>
-            <w:tcW w:type="dxa" w:w="2160"/>
-          </w:tcPr>
-          <w:p>
-            <w:r/>
-            <w:r>
-              <w:t>一天內強制轉移近 3 萬人</w:t>
-            </w:r>
-          </w:p>
-        </w:tc>
-        <w:tc>
-          <w:tcPr>
-            <w:tcW w:type="dxa" w:w="2160"/>
-          </w:tcPr>
-          <w:p>
-            <w:r/>
-            <w:r>
-              <w:t>缺乏庇護、食物、藥品、飲水</w:t>
-            </w:r>
-          </w:p>
-        </w:tc>
-        <w:tc>
-          <w:tcPr>
-            <w:tcW w:type="dxa" w:w="2160"/>
-          </w:tcPr>
-          <w:p>
-            <w:r/>
-            <w:r>
-              <w:t>來源28</w:t>
-            </w:r>
-          </w:p>
-        </w:tc>
-      </w:tr>
-      <w:tr>
-        <w:tc>
-          <w:tcPr>
-            <w:tcW w:type="dxa" w:w="2160"/>
-          </w:tcPr>
-          <w:p>
-            <w:r/>
-            <w:r>
-              <w:t>2025-08-08</w:t>
-            </w:r>
-          </w:p>
-        </w:tc>
-        <w:tc>
-          <w:tcPr>
-            <w:tcW w:type="dxa" w:w="2160"/>
-          </w:tcPr>
-          <w:p>
-            <w:r/>
-            <w:r>
-              <w:t>以色列決定「接管加薩城」</w:t>
-            </w:r>
-          </w:p>
-        </w:tc>
-        <w:tc>
-          <w:tcPr>
-            <w:tcW w:type="dxa" w:w="2160"/>
-          </w:tcPr>
-          <w:p>
-            <w:r/>
-            <w:r>
-              <w:t>局勢危險升級，危及更多生命（含人質）</w:t>
-            </w:r>
-          </w:p>
-        </w:tc>
-        <w:tc>
-          <w:tcPr>
-            <w:tcW w:type="dxa" w:w="2160"/>
-          </w:tcPr>
-          <w:p>
-            <w:r/>
-            <w:r>
-              <w:t>來源30</w:t>
-            </w:r>
-          </w:p>
-        </w:tc>
-      </w:tr>
-      <w:tr>
-        <w:tc>
-          <w:tcPr>
-            <w:tcW w:type="dxa" w:w="2160"/>
-          </w:tcPr>
-          <w:p>
-            <w:r/>
-            <w:r>
-              <w:t>2025-08-22</w:t>
-            </w:r>
-          </w:p>
-        </w:tc>
-        <w:tc>
-          <w:tcPr>
-            <w:tcW w:type="dxa" w:w="2160"/>
-          </w:tcPr>
-          <w:p>
-            <w:r/>
-            <w:r>
-              <w:t>以軍持續加強加薩城及周邊軍事行動</w:t>
-            </w:r>
-          </w:p>
-        </w:tc>
-        <w:tc>
-          <w:tcPr>
-            <w:tcW w:type="dxa" w:w="2160"/>
-          </w:tcPr>
-          <w:p>
-            <w:r/>
-            <w:r>
-              <w:t>兒童截肢率達全球最高</w:t>
-            </w:r>
-          </w:p>
-        </w:tc>
-        <w:tc>
-          <w:tcPr>
-            <w:tcW w:type="dxa" w:w="2160"/>
-          </w:tcPr>
-          <w:p>
-            <w:r/>
-            <w:r>
-              <w:t>來源31</w:t>
+              <w:t>來源19</w:t>
             </w:r>
           </w:p>
         </w:tc>
@@ -1447,15 +1776,10 @@
         <w:jc w:val="left"/>
       </w:pPr>
       <w:r>
-        <w:t>停火違規模式</w:t>
+        <w:t>停火違規形態（可從資料中辨識）</w:t>
       </w:r>
     </w:p>
     <w:p/>
-    <w:p>
-      <w:r>
-        <w:t>從現有資料可辨識出以下反覆出現之違規形態：</w:t>
-      </w:r>
-    </w:p>
     <w:p>
       <w:r>
         <w:t xml:space="preserve">1. </w:t>
@@ -1464,10 +1788,10 @@
         <w:rPr>
           <w:b/>
         </w:rPr>
-        <w:t>軍事行動持續</w:t>
+        <w:t>邊境封鎖</w:t>
       </w:r>
       <w:r>
-        <w:t>：即使在停火期間（1-3 月），仍發生針對醫療車隊之致命襲擊（來源20）。</w:t>
+        <w:t>：4 月 1 日起連續四周禁止商業及人道援助進入（來源14）。</w:t>
       </w:r>
     </w:p>
     <w:p>
@@ -1478,10 +1802,10 @@
         <w:rPr>
           <w:b/>
         </w:rPr>
-        <w:t>邊境與准入封鎖</w:t>
+        <w:t>強制遷移</w:t>
       </w:r>
       <w:r>
-        <w:t>：4 月起連續四周、後續擴至近三個月完全禁止商業及人道援助進入（來源21、22、23）。</w:t>
+        <w:t>：7 月 3 日一天內強制轉移近 3 萬人（來源17）。</w:t>
       </w:r>
     </w:p>
     <w:p>
@@ -1492,10 +1816,10 @@
         <w:rPr>
           <w:b/>
         </w:rPr>
-        <w:t>強制遷移</w:t>
+        <w:t>搶修阻斷</w:t>
       </w:r>
       <w:r>
-        <w:t>：7 月單日即強制轉移近 3 萬人（來源28）。</w:t>
+        <w:t>：4 月起拒絕超過 20 次搶修許可（來源15），基礎設施持續惡化。</w:t>
       </w:r>
     </w:p>
     <w:p>
@@ -1506,24 +1830,10 @@
         <w:rPr>
           <w:b/>
         </w:rPr>
-        <w:t>通信中斷</w:t>
+        <w:t>軍事行動持續</w:t>
       </w:r>
       <w:r>
-        <w:t>：6 月持續通信中斷使平民陷入信息孤立（來源25）。</w:t>
-      </w:r>
-    </w:p>
-    <w:p>
-      <w:r>
-        <w:t xml:space="preserve">5. </w:t>
-      </w:r>
-      <w:r>
-        <w:rPr>
-          <w:b/>
-        </w:rPr>
-        <w:t>拒絕搶修</w:t>
-      </w:r>
-      <w:r>
-        <w:t>：自 4 月以來以色列拒絕超過 20 次搶修許可（來源26）。</w:t>
+        <w:t>：8 月 22 日以軍仍加強加薩城軍事行動（來源19），顯示至資料末期衝突未平息。</w:t>
       </w:r>
     </w:p>
     <w:p/>
@@ -1539,7 +1849,41 @@
     <w:p/>
     <w:p>
       <w:r>
-        <w:t>3 月 23 日 15 名醫護和人道工作者喪生事件（來源20）為 2025 年資料中最嚴重的針對救援人員之攻擊。世衛組織 10 月之新生兒緊急轉移任務中，第 4 名嬰兒於轉移當天早上死亡（來源35），反映醫療安全環境之極度脆弱。</w:t>
+        <w:t>本次資料中未出現針對醫護或人道工作者的直接致命攻擊事件（q0 對話記憶提及 3 月 23 日 15 名醫護喪生，但該事件不在本次 ev 中）。1 月 14 日醫院設備被破壞與物資短缺（來源1）間接反映救援環境之危險性，但具體傷亡數據</w:t>
+      </w:r>
+      <w:r>
+        <w:rPr>
+          <w:b/>
+        </w:rPr>
+        <w:t>本次資料不足以判斷</w:t>
+      </w:r>
+      <w:r>
+        <w:t>。</w:t>
+      </w:r>
+    </w:p>
+    <w:p/>
+    <w:p>
+      <w:pPr>
+        <w:pStyle w:val="Heading2"/>
+        <w:jc w:val="left"/>
+      </w:pPr>
+      <w:r>
+        <w:t>約旦河西岸溢出效應</w:t>
+      </w:r>
+    </w:p>
+    <w:p/>
+    <w:p>
+      <w:r>
+        <w:t xml:space="preserve">2 月 26 日片段顯示西岸已出現 50 多人喪生、4 萬人流離失所（來源11、12），OCHA 對「過度使用武力」表關切（來源13）。加薩與西岸之安全情勢呈現 </w:t>
+      </w:r>
+      <w:r>
+        <w:rPr>
+          <w:b/>
+        </w:rPr>
+        <w:t>同步惡化</w:t>
+      </w:r>
+      <w:r>
+        <w:t xml:space="preserve"> 趨勢。</w:t>
       </w:r>
     </w:p>
     <w:p/>
@@ -1554,7 +1898,7 @@
         <w:pStyle w:val="Heading3"/>
       </w:pPr>
       <w:r>
-        <w:t>3.3 人道事務：援助准入與物資供應</w:t>
+        <w:t>3.3 人道事務：援助准入、物資供應與邊境口岸</w:t>
       </w:r>
     </w:p>
     <w:p/>
@@ -1564,7 +1908,7 @@
         <w:jc w:val="left"/>
       </w:pPr>
       <w:r>
-        <w:t>封鎖時間線</w:t>
+        <w:t>封鎖與准入時間線</w:t>
       </w:r>
     </w:p>
     <w:p/>
@@ -1654,7 +1998,7 @@
           <w:p>
             <w:r/>
             <w:r>
-              <w:t>聯合國人員無法進入醫院，物資嚴重短缺</w:t>
+              <w:t>醫院物資嚴重短缺、設備破壞；聯合國人員竭力但受限</w:t>
             </w:r>
           </w:p>
         </w:tc>
@@ -1665,7 +2009,7 @@
           <w:p>
             <w:r/>
             <w:r>
-              <w:t>來源2、3</w:t>
+              <w:t>來源1</w:t>
             </w:r>
           </w:p>
         </w:tc>
@@ -1689,7 +2033,7 @@
           <w:p>
             <w:r/>
             <w:r>
-              <w:t>邊境關閉，連續四周禁止一切援助進入</w:t>
+              <w:t>以關加薩邊境，連續四周禁止一切商業及人道援助</w:t>
             </w:r>
           </w:p>
         </w:tc>
@@ -1700,7 +2044,7 @@
           <w:p>
             <w:r/>
             <w:r>
-              <w:t>來源21</w:t>
+              <w:t>來源14</w:t>
             </w:r>
           </w:p>
         </w:tc>
@@ -1713,7 +2057,7 @@
           <w:p>
             <w:r/>
             <w:r>
-              <w:t>4 月 25 日</w:t>
+              <w:t>6 月 13 日</w:t>
             </w:r>
           </w:p>
         </w:tc>
@@ -1724,7 +2068,7 @@
           <w:p>
             <w:r/>
             <w:r>
-              <w:t>停火破裂後連續 50 多天無物資進入，面臨斷糧</w:t>
+              <w:t>自 4 月起拒絕超過 20 次搶修許可</w:t>
             </w:r>
           </w:p>
         </w:tc>
@@ -1735,7 +2079,7 @@
           <w:p>
             <w:r/>
             <w:r>
-              <w:t>來源22</w:t>
+              <w:t>來源15</w:t>
             </w:r>
           </w:p>
         </w:tc>
@@ -1748,7 +2092,7 @@
           <w:p>
             <w:r/>
             <w:r>
-              <w:t>5 月 2 日</w:t>
+              <w:t>7 月 3 日</w:t>
             </w:r>
           </w:p>
         </w:tc>
@@ -1759,7 +2103,7 @@
           <w:p>
             <w:r/>
             <w:r>
-              <w:t>援助切斷已達兩月，被定性為集體懲罰</w:t>
+              <w:t>6 月近 400 次人道協調嘗試中僅約 1/3 得以執行</w:t>
             </w:r>
           </w:p>
         </w:tc>
@@ -1770,7 +2114,7 @@
           <w:p>
             <w:r/>
             <w:r>
-              <w:t>來源23</w:t>
+              <w:t>來源18</w:t>
             </w:r>
           </w:p>
         </w:tc>
@@ -1783,7 +2127,7 @@
           <w:p>
             <w:r/>
             <w:r>
-              <w:t>5 月 31 日</w:t>
+              <w:t>8 月 22 日</w:t>
             </w:r>
           </w:p>
         </w:tc>
@@ -1794,7 +2138,7 @@
           <w:p>
             <w:r/>
             <w:r>
-              <w:t>封鎖近三個月，饑荒失控，民眾在援助點遭槍擊</w:t>
+              <w:t>兒童截肢率全球最高--長期物資匱乏之累積後果</w:t>
             </w:r>
           </w:p>
         </w:tc>
@@ -1805,147 +2149,7 @@
           <w:p>
             <w:r/>
             <w:r>
-              <w:t>來源24</w:t>
-            </w:r>
-          </w:p>
-        </w:tc>
-      </w:tr>
-      <w:tr>
-        <w:tc>
-          <w:tcPr>
-            <w:tcW w:type="dxa" w:w="2880"/>
-          </w:tcPr>
-          <w:p>
-            <w:r/>
-            <w:r>
-              <w:t>6 月 13 日</w:t>
-            </w:r>
-          </w:p>
-        </w:tc>
-        <w:tc>
-          <w:tcPr>
-            <w:tcW w:type="dxa" w:w="2880"/>
-          </w:tcPr>
-          <w:p>
-            <w:r/>
-            <w:r>
-              <w:t>通信中斷，44% 協調嘗試被拒（6 月數據），20 次以上搶修被拒</w:t>
-            </w:r>
-          </w:p>
-        </w:tc>
-        <w:tc>
-          <w:tcPr>
-            <w:tcW w:type="dxa" w:w="2880"/>
-          </w:tcPr>
-          <w:p>
-            <w:r/>
-            <w:r>
-              <w:t>來源25、26、29</w:t>
-            </w:r>
-          </w:p>
-        </w:tc>
-      </w:tr>
-      <w:tr>
-        <w:tc>
-          <w:tcPr>
-            <w:tcW w:type="dxa" w:w="2880"/>
-          </w:tcPr>
-          <w:p>
-            <w:r/>
-            <w:r>
-              <w:t>7 月 3 日</w:t>
-            </w:r>
-          </w:p>
-        </w:tc>
-        <w:tc>
-          <w:tcPr>
-            <w:tcW w:type="dxa" w:w="2880"/>
-          </w:tcPr>
-          <w:p>
-            <w:r/>
-            <w:r>
-              <w:t>人道危機進一步升級，強制遷移加劇物資匱乏</w:t>
-            </w:r>
-          </w:p>
-        </w:tc>
-        <w:tc>
-          <w:tcPr>
-            <w:tcW w:type="dxa" w:w="2880"/>
-          </w:tcPr>
-          <w:p>
-            <w:r/>
-            <w:r>
-              <w:t>來源27、28、29</w:t>
-            </w:r>
-          </w:p>
-        </w:tc>
-      </w:tr>
-      <w:tr>
-        <w:tc>
-          <w:tcPr>
-            <w:tcW w:type="dxa" w:w="2880"/>
-          </w:tcPr>
-          <w:p>
-            <w:r/>
-            <w:r>
-              <w:t>8 月 22 日</w:t>
-            </w:r>
-          </w:p>
-        </w:tc>
-        <w:tc>
-          <w:tcPr>
-            <w:tcW w:type="dxa" w:w="2880"/>
-          </w:tcPr>
-          <w:p>
-            <w:r/>
-            <w:r>
-              <w:t>糧食安全報告確認加薩發生飢荒</w:t>
-            </w:r>
-          </w:p>
-        </w:tc>
-        <w:tc>
-          <w:tcPr>
-            <w:tcW w:type="dxa" w:w="2880"/>
-          </w:tcPr>
-          <w:p>
-            <w:r/>
-            <w:r>
-              <w:t>來源32</w:t>
-            </w:r>
-          </w:p>
-        </w:tc>
-      </w:tr>
-      <w:tr>
-        <w:tc>
-          <w:tcPr>
-            <w:tcW w:type="dxa" w:w="2880"/>
-          </w:tcPr>
-          <w:p>
-            <w:r/>
-            <w:r>
-              <w:t>10 月 3 日</w:t>
-            </w:r>
-          </w:p>
-        </w:tc>
-        <w:tc>
-          <w:tcPr>
-            <w:tcW w:type="dxa" w:w="2880"/>
-          </w:tcPr>
-          <w:p>
-            <w:r/>
-            <w:r>
-              <w:t>聯合國及合作夥伴已備妥約 17 萬噸物資隨時可運入</w:t>
-            </w:r>
-          </w:p>
-        </w:tc>
-        <w:tc>
-          <w:tcPr>
-            <w:tcW w:type="dxa" w:w="2880"/>
-          </w:tcPr>
-          <w:p>
-            <w:r/>
-            <w:r>
-              <w:t>來源34</w:t>
+              <w:t>來源19</w:t>
             </w:r>
           </w:p>
         </w:tc>
@@ -1958,7 +2162,7 @@
         <w:jc w:val="left"/>
       </w:pPr>
       <w:r>
-        <w:t>6 月人道協調數據（來源29）</w:t>
+        <w:t>6 月人道協調數據（來源18）</w:t>
       </w:r>
     </w:p>
     <w:p/>
@@ -2113,7 +2317,16 @@
         <w:pStyle w:val="IntenseQuote"/>
       </w:pPr>
       <w:r>
-        <w:t>以上數據合計 99%，剩餘 1% 未歸類。僅三分之一之協調嘗試得以落實，顯示系統性准入阻礙。</w:t>
+        <w:t xml:space="preserve">合計 99%，剩餘 1% 未歸類。僅約三分之一之協調嘗試得以落實，顯示 </w:t>
+      </w:r>
+      <w:r>
+        <w:rPr>
+          <w:b/>
+        </w:rPr>
+        <w:t>系統性准入阻礙</w:t>
+      </w:r>
+      <w:r>
+        <w:t xml:space="preserve"> 已成為常態而非偶發事件。</w:t>
       </w:r>
     </w:p>
     <w:p/>
@@ -2123,7 +2336,7 @@
         <w:jc w:val="left"/>
       </w:pPr>
       <w:r>
-        <w:t>邊境口岸與通信</w:t>
+        <w:t>邊境口岸與基礎設施</w:t>
       </w:r>
     </w:p>
     <w:p/>
@@ -2132,7 +2345,7 @@
         <w:pStyle w:val="ListBullet"/>
       </w:pPr>
       <w:r>
-        <w:t>以色列於 4 月關閉加薩邊境，禁止所有商業和人道主義援助進入（來源21）。</w:t>
+        <w:t>邊境自 4 月起全面關閉（來源14），至 8 月資料末期仍未見重新開放之紀錄。</w:t>
       </w:r>
     </w:p>
     <w:p>
@@ -2140,7 +2353,7 @@
         <w:pStyle w:val="ListBullet"/>
       </w:pPr>
       <w:r>
-        <w:t>自 4 月起拒絕超過 20 次搶修許可（來源26），暗示基礎設施（含通信、供水等）持續惡化。</w:t>
+        <w:t>搶修許可 20 次以上被拒（來源15），暗示供水、電力、通信等基礎設施持續處於不可修復狀態。</w:t>
       </w:r>
     </w:p>
     <w:p>
@@ -2148,7 +2361,7 @@
         <w:pStyle w:val="ListBullet"/>
       </w:pPr>
       <w:r>
-        <w:t>通信中斷使人道機構無法建立溝通渠道、平民陷入信息孤立（來源25）。</w:t>
+        <w:t>強制遷移（來源17）進一步加劇物資匱乏，被遷移者在缺乏基本生存條件下再次流離失所。</w:t>
       </w:r>
     </w:p>
     <w:p/>
@@ -2163,7 +2376,7 @@
         <w:pStyle w:val="Heading3"/>
       </w:pPr>
       <w:r>
-        <w:t>3.4 醫療衛生：醫院運作與醫療危機</w:t>
+        <w:t>3.4 醫療衛生：醫院運作、物資短缺與病患轉送</w:t>
       </w:r>
     </w:p>
     <w:p/>
@@ -2263,7 +2476,7 @@
           <w:p>
             <w:r/>
             <w:r>
-              <w:t>奧達醫院因嚴重物資短缺運行受限；印度尼西亞醫院基本設備被破壞；聯合國兩次試圖進入均遭拒</w:t>
+              <w:t>奧達醫院因嚴重物資短缺運行受限；印度尼西亞醫院基本設備被破壞</w:t>
             </w:r>
           </w:p>
         </w:tc>
@@ -2274,7 +2487,7 @@
           <w:p>
             <w:r/>
             <w:r>
-              <w:t>來源2、3</w:t>
+              <w:t>來源1</w:t>
             </w:r>
           </w:p>
         </w:tc>
@@ -2287,7 +2500,7 @@
           <w:p>
             <w:r/>
             <w:r>
-              <w:t>3 月 23 日</w:t>
+              <w:t>7 月 3 日</w:t>
             </w:r>
           </w:p>
         </w:tc>
@@ -2298,7 +2511,7 @@
           <w:p>
             <w:r/>
             <w:r>
-              <w:t>醫療和急救車隊遭襲擊，15 名醫護和人道工作者喪生</w:t>
+              <w:t>強制轉移近 3 萬人，被遷移者缺乏食物、藥品和飲水</w:t>
             </w:r>
           </w:p>
         </w:tc>
@@ -2309,7 +2522,7 @@
           <w:p>
             <w:r/>
             <w:r>
-              <w:t>來源20</w:t>
+              <w:t>來源17</w:t>
             </w:r>
           </w:p>
         </w:tc>
@@ -2322,7 +2535,7 @@
           <w:p>
             <w:r/>
             <w:r>
-              <w:t>10 月 3 日</w:t>
+              <w:t>8 月 22 日</w:t>
             </w:r>
           </w:p>
         </w:tc>
@@ -2333,7 +2546,7 @@
           <w:p>
             <w:r/>
             <w:r>
-              <w:t>世衛組織緊急轉移 3 名危重新生兒（赫盧醫院→阿克薩醫院），第 4 名嬰兒當天早上死亡</w:t>
+              <w:t>加薩兒童截肢率攀升至全球最高</w:t>
             </w:r>
           </w:p>
         </w:tc>
@@ -2344,7 +2557,7 @@
           <w:p>
             <w:r/>
             <w:r>
-              <w:t>來源35</w:t>
+              <w:t>來源19</w:t>
             </w:r>
           </w:p>
         </w:tc>
@@ -2357,7 +2570,7 @@
         <w:jc w:val="left"/>
       </w:pPr>
       <w:r>
-        <w:t>醫療物資與病患轉送</w:t>
+        <w:t>醫療物資與病患處境</w:t>
       </w:r>
     </w:p>
     <w:p/>
@@ -2366,7 +2579,7 @@
         <w:pStyle w:val="ListBullet"/>
       </w:pPr>
       <w:r>
-        <w:t>1 月 14 日即已出現嚴重物資短缺與設備破壞（來源3）。</w:t>
+        <w:t>1 月 14 日即已出現嚴重物資短缺與設備破壞（來源1），說明停火協議生效（1 月 19 日）前醫療體系已處極度脆弱狀態。</w:t>
       </w:r>
     </w:p>
     <w:p>
@@ -2374,7 +2587,7 @@
         <w:pStyle w:val="ListBullet"/>
       </w:pPr>
       <w:r>
-        <w:t>7 月強制轉移近 3 萬人時，被遷移者缺乏庇護、食物、藥品和飲水（來源28）。</w:t>
+        <w:t>7 月強制遷移事件中，被遷移者缺乏藥品（來源17），反映醫療供給鏈已完全中斷。</w:t>
       </w:r>
     </w:p>
     <w:p>
@@ -2382,15 +2595,16 @@
         <w:pStyle w:val="ListBullet"/>
       </w:pPr>
       <w:r>
-        <w:t>8 月 22 日，加薩兒童截肢率已攀升至全球最高（來源31），反映長期醫療資源匱乏之累積效應。</w:t>
+        <w:t xml:space="preserve">8 月 22 日兒童截肢率達全球最高（來源19），此為長期營養不良、外傷未獲治療、醫療資源匱乏之 </w:t>
       </w:r>
-    </w:p>
-    <w:p>
-      <w:pPr>
-        <w:pStyle w:val="ListBullet"/>
-      </w:pPr>
       <w:r>
-        <w:t>10 月 3 日，聯合國及合作夥伴備妥約 17 萬噸食品、藥品、帳篷等物資（來源34），但能否實際運入仍取決於准入條件。</w:t>
+        <w:rPr>
+          <w:b/>
+        </w:rPr>
+        <w:t>累積不可逆後果</w:t>
+      </w:r>
+      <w:r>
+        <w:t>。</w:t>
       </w:r>
     </w:p>
     <w:p/>
@@ -2406,7 +2620,16 @@
     <w:p/>
     <w:p>
       <w:r>
-        <w:t>3 月 23 日事件（來源20）為資料中最嚴重的醫護人員陣亡事件。10 月世衛組織之新生兒轉移（來源35）則顯示即使在停火談判窗口重新出現之階段，醫療轉送仍面臨極高風險。</w:t>
+        <w:t>本次資料中未出現醫護人員直接傷亡之具體事件。1 月 14 日醫院設備被破壞（來源1）間接反映醫療環境之不安全，但具體醫護傷亡數據</w:t>
+      </w:r>
+      <w:r>
+        <w:rPr>
+          <w:b/>
+        </w:rPr>
+        <w:t>本次資料不足以判斷</w:t>
+      </w:r>
+      <w:r>
+        <w:t>。</w:t>
       </w:r>
     </w:p>
     <w:p/>
@@ -2530,7 +2753,7 @@
           <w:p>
             <w:r/>
             <w:r>
-              <w:t>歡迎停火協議、敦促永久停火、譴責襲擊、警告飢荒為「人性的失敗」、對「接管加薩城」震驚、對哈馬斯準備釋放人質表示鼓舞</w:t>
+              <w:t>重申「兩國方案」；歡迎停火與人質釋放；緊急呼籲避免戰火重燃；對人道危機升級深表震驚並呼籲永久停火；對兒童截肢率再度緊急呼籲停火</w:t>
             </w:r>
           </w:p>
         </w:tc>
@@ -2541,7 +2764,7 @@
           <w:p>
             <w:r/>
             <w:r>
-              <w:t>1/15-10/3 多次</w:t>
+              <w:t>1/15-8/22 多次</w:t>
             </w:r>
           </w:p>
         </w:tc>
@@ -2552,7 +2775,7 @@
           <w:p>
             <w:r/>
             <w:r>
-              <w:t>來源4、6、9、11、15、24、27、30、32、34</w:t>
+              <w:t>來源2、4、5、7、16、19</w:t>
             </w:r>
           </w:p>
         </w:tc>
@@ -2565,7 +2788,7 @@
           <w:p>
             <w:r/>
             <w:r>
-              <w:t>緊急救濟協調員弗萊徹</w:t>
+              <w:t>聯合國（杜加里克）</w:t>
             </w:r>
           </w:p>
         </w:tc>
@@ -2576,7 +2799,7 @@
           <w:p>
             <w:r/>
             <w:r>
-              <w:t>指出停火帶來希望但援助仍充滿挑戰；定性封鎖為集體懲罰</w:t>
+              <w:t>指出醫院物資短缺與設備破壞；強調以色列須允許無障礙人道援助進入</w:t>
             </w:r>
           </w:p>
         </w:tc>
@@ -2587,7 +2810,7 @@
           <w:p>
             <w:r/>
             <w:r>
-              <w:t>1/15、5/2</w:t>
+              <w:t>1/14</w:t>
             </w:r>
           </w:p>
         </w:tc>
@@ -2598,7 +2821,7 @@
           <w:p>
             <w:r/>
             <w:r>
-              <w:t>來源7、23</w:t>
+              <w:t>來源1</w:t>
             </w:r>
           </w:p>
         </w:tc>
@@ -2611,7 +2834,7 @@
           <w:p>
             <w:r/>
             <w:r>
-              <w:t>人道協調廳（OCHA）</w:t>
+              <w:t>聯合國（戈麦斯）</w:t>
             </w:r>
           </w:p>
         </w:tc>
@@ -2622,7 +2845,7 @@
           <w:p>
             <w:r/>
             <w:r>
-              <w:t>對約旦河西岸過度使用武力深表關切；統計 6 月 44% 協調嘗試被拒</w:t>
+              <w:t>警告恢復敵對行動將導致嚴重人道災難；呼籲多哈恢復第二階段談判</w:t>
             </w:r>
           </w:p>
         </w:tc>
@@ -2633,7 +2856,7 @@
           <w:p>
             <w:r/>
             <w:r>
-              <w:t>2/26、7/3</w:t>
+              <w:t>2/11</w:t>
             </w:r>
           </w:p>
         </w:tc>
@@ -2644,7 +2867,7 @@
           <w:p>
             <w:r/>
             <w:r>
-              <w:t>來源18、29</w:t>
+              <w:t>來源6</w:t>
             </w:r>
           </w:p>
         </w:tc>
@@ -2657,7 +2880,7 @@
           <w:p>
             <w:r/>
             <w:r>
-              <w:t>近東救濟工程處（UNRWA）</w:t>
+              <w:t>聯合國（發言人）</w:t>
             </w:r>
           </w:p>
         </w:tc>
@@ -2668,7 +2891,7 @@
           <w:p>
             <w:r/>
             <w:r>
-              <w:t>報告約旦河西岸 50 多人喪生、4 萬人流離失所</w:t>
+              <w:t>承諾全力支持協議落實，為援助創造條件</w:t>
             </w:r>
           </w:p>
         </w:tc>
@@ -2679,7 +2902,7 @@
           <w:p>
             <w:r/>
             <w:r>
-              <w:t>2/26</w:t>
+              <w:t>2/16</w:t>
             </w:r>
           </w:p>
         </w:tc>
@@ -2690,7 +2913,7 @@
           <w:p>
             <w:r/>
             <w:r>
-              <w:t>來源17</w:t>
+              <w:t>來源10</w:t>
             </w:r>
           </w:p>
         </w:tc>
@@ -2703,7 +2926,7 @@
           <w:p>
             <w:r/>
             <w:r>
-              <w:t>UNICEF 執行主任拉塞尔</w:t>
+              <w:t>聯合國人道機構</w:t>
             </w:r>
           </w:p>
         </w:tc>
@@ -2714,7 +2937,7 @@
           <w:p>
             <w:r/>
             <w:r>
-              <w:t>指出至少 1.45 萬名兒童喪生、近 100 萬人流離失所</w:t>
+              <w:t>警告西岸數周軍事行動致 4 萬人流離失所</w:t>
             </w:r>
           </w:p>
         </w:tc>
@@ -2725,7 +2948,7 @@
           <w:p>
             <w:r/>
             <w:r>
-              <w:t>1/15</w:t>
+              <w:t>2/26</w:t>
             </w:r>
           </w:p>
         </w:tc>
@@ -2736,7 +2959,7 @@
           <w:p>
             <w:r/>
             <w:r>
-              <w:t>來源5</w:t>
+              <w:t>來源11</w:t>
             </w:r>
           </w:p>
         </w:tc>
@@ -2749,7 +2972,7 @@
           <w:p>
             <w:r/>
             <w:r>
-              <w:t>聯合國人權高級專員蒂尔克</w:t>
+              <w:t>近東救濟工程處（UNRWA）</w:t>
             </w:r>
           </w:p>
         </w:tc>
@@ -2760,7 +2983,7 @@
           <w:p>
             <w:r/>
             <w:r>
-              <w:t>嚴厲譴責 3/23 襲擊，呼籲獨立調查</w:t>
+              <w:t>報告西岸 50 多人喪生（含兒童）</w:t>
             </w:r>
           </w:p>
         </w:tc>
@@ -2771,7 +2994,7 @@
           <w:p>
             <w:r/>
             <w:r>
-              <w:t>3/23</w:t>
+              <w:t>2/26</w:t>
             </w:r>
           </w:p>
         </w:tc>
@@ -2782,7 +3005,7 @@
           <w:p>
             <w:r/>
             <w:r>
-              <w:t>來源20</w:t>
+              <w:t>來源12</w:t>
             </w:r>
           </w:p>
         </w:tc>
@@ -2795,7 +3018,7 @@
           <w:p>
             <w:r/>
             <w:r>
-              <w:t>世衛組織（WHO）</w:t>
+              <w:t>人道協調廳（OCHA）</w:t>
             </w:r>
           </w:p>
         </w:tc>
@@ -2806,7 +3029,7 @@
           <w:p>
             <w:r/>
             <w:r>
-              <w:t>組織新生兒緊急轉移任務</w:t>
+              <w:t>對西岸過度使用武力及流離失所者需求深表關切</w:t>
             </w:r>
           </w:p>
         </w:tc>
@@ -2817,7 +3040,7 @@
           <w:p>
             <w:r/>
             <w:r>
-              <w:t>10/3</w:t>
+              <w:t>2/26</w:t>
             </w:r>
           </w:p>
         </w:tc>
@@ -2828,7 +3051,7 @@
           <w:p>
             <w:r/>
             <w:r>
-              <w:t>來源35</w:t>
+              <w:t>來源13</w:t>
             </w:r>
           </w:p>
         </w:tc>
@@ -2841,7 +3064,7 @@
           <w:p>
             <w:r/>
             <w:r>
-              <w:t>聯合國「糧食安全階段綜合分類」</w:t>
+              <w:t>聯合國（埃尔德）</w:t>
             </w:r>
           </w:p>
         </w:tc>
@@ -2852,7 +3075,7 @@
           <w:p>
             <w:r/>
             <w:r>
-              <w:t>發布飢荒評估報告</w:t>
+              <w:t>譴責以關邊境、連續四周禁止援助為侵犯國際人道法</w:t>
             </w:r>
           </w:p>
         </w:tc>
@@ -2863,7 +3086,7 @@
           <w:p>
             <w:r/>
             <w:r>
-              <w:t>8/22</w:t>
+              <w:t>4/1</w:t>
             </w:r>
           </w:p>
         </w:tc>
@@ -2874,7 +3097,7 @@
           <w:p>
             <w:r/>
             <w:r>
-              <w:t>來源32</w:t>
+              <w:t>來源14</w:t>
             </w:r>
           </w:p>
         </w:tc>
@@ -2887,7 +3110,7 @@
           <w:p>
             <w:r/>
             <w:r>
-              <w:t>聯合國報告</w:t>
+              <w:t>聯合國</w:t>
             </w:r>
           </w:p>
         </w:tc>
@@ -2898,7 +3121,7 @@
           <w:p>
             <w:r/>
             <w:r>
-              <w:t>指出以色列在加薩實施種族滅絕、企圖吞併西岸</w:t>
+              <w:t>指出 4 月起 20 次以上搶修被拒</w:t>
             </w:r>
           </w:p>
         </w:tc>
@@ -2909,7 +3132,7 @@
           <w:p>
             <w:r/>
             <w:r>
-              <w:t>9/23</w:t>
+              <w:t>6/13</w:t>
             </w:r>
           </w:p>
         </w:tc>
@@ -2920,7 +3143,53 @@
           <w:p>
             <w:r/>
             <w:r>
-              <w:t>來源33</w:t>
+              <w:t>來源15</w:t>
+            </w:r>
+          </w:p>
+        </w:tc>
+      </w:tr>
+      <w:tr>
+        <w:tc>
+          <w:tcPr>
+            <w:tcW w:type="dxa" w:w="2160"/>
+          </w:tcPr>
+          <w:p>
+            <w:r/>
+            <w:r>
+              <w:t>聯合國（杜加里克）</w:t>
+            </w:r>
+          </w:p>
+        </w:tc>
+        <w:tc>
+          <w:tcPr>
+            <w:tcW w:type="dxa" w:w="2160"/>
+          </w:tcPr>
+          <w:p>
+            <w:r/>
+            <w:r>
+              <w:t>指出 6 月 44% 協調被拒、僅 1/3 執行</w:t>
+            </w:r>
+          </w:p>
+        </w:tc>
+        <w:tc>
+          <w:tcPr>
+            <w:tcW w:type="dxa" w:w="2160"/>
+          </w:tcPr>
+          <w:p>
+            <w:r/>
+            <w:r>
+              <w:t>7/3</w:t>
+            </w:r>
+          </w:p>
+        </w:tc>
+        <w:tc>
+          <w:tcPr>
+            <w:tcW w:type="dxa" w:w="2160"/>
+          </w:tcPr>
+          <w:p>
+            <w:r/>
+            <w:r>
+              <w:t>來源18</w:t>
             </w:r>
           </w:p>
         </w:tc>
@@ -2935,19 +3204,31 @@
     <w:p/>
     <w:p>
       <w:pPr>
-        <w:pStyle w:val="Heading2"/>
+        <w:pStyle w:val="Heading3"/>
       </w:pPr>
       <w:r>
-        <w:t>四、綜合趨勢分析：外交進展、軍事行動與人道情勢之傳導關係</w:t>
+        <w:t>3.6 綜合研析：傳導關係與風險評估</w:t>
       </w:r>
     </w:p>
     <w:p/>
     <w:p>
-      <w:pPr>
-        <w:pStyle w:val="Heading3"/>
-      </w:pPr>
       <w:r>
-        <w:t>4.1 三階段傳導模型（基於現有資料之定性判斷）</w:t>
+        <w:t>#### 3.6.1 外交進展與人道准入之傳導關係</w:t>
+      </w:r>
+    </w:p>
+    <w:p/>
+    <w:p>
+      <w:r>
+        <w:t xml:space="preserve">基於現有資料，可辨識以下 </w:t>
+      </w:r>
+      <w:r>
+        <w:rPr>
+          <w:b/>
+        </w:rPr>
+        <w:t>雙向傳導路徑</w:t>
+      </w:r>
+      <w:r>
+        <w:t>：</w:t>
       </w:r>
     </w:p>
     <w:p/>
@@ -2958,27 +3239,72 @@
     </w:p>
     <w:p>
       <w:r>
-        <w:t>外交進展（停火談判 / 人質交換）</w:t>
+        <w:t>外交進展（停火 / 人質交換）</w:t>
       </w:r>
     </w:p>
     <w:p>
       <w:r>
-        <w:t xml:space="preserve">    │</w:t>
+        <w:t xml:space="preserve">  │</w:t>
       </w:r>
     </w:p>
     <w:p>
       <w:r>
-        <w:t xml:space="preserve">    ├──【正面傳導】──→ 邊境開放 / 准入改善 ──→ 援助物資進入 ──→ 醫療恢復 / 平民處境改善</w:t>
+        <w:t xml:space="preserve">  ├──【正面傳導】</w:t>
       </w:r>
     </w:p>
     <w:p>
       <w:r>
-        <w:t xml:space="preserve">    │</w:t>
+        <w:t xml:space="preserve">  │     停火生效（1/19）→ 以軍撤離條款 + 援助增加條款（來源9）</w:t>
       </w:r>
     </w:p>
     <w:p>
       <w:r>
-        <w:t xml:space="preserve">    └──【負面傳導】──→ 停火破裂 / 談判中止 ──→ 邊境封鎖 / 軍事行動升級 ──→ 人道危機加劇 / 醫療體系崩潰</w:t>
+        <w:t xml:space="preserve">  │     → 聯合國為援助創造條件（來源10）</w:t>
+      </w:r>
+    </w:p>
+    <w:p>
+      <w:r>
+        <w:t xml:space="preserve">  │     → 人質交換順利推進（來源4、7、8）</w:t>
+      </w:r>
+    </w:p>
+    <w:p>
+      <w:r>
+        <w:t xml:space="preserve">  │</w:t>
+      </w:r>
+    </w:p>
+    <w:p>
+      <w:r>
+        <w:t xml:space="preserve">  └──【負面傳導】</w:t>
+      </w:r>
+    </w:p>
+    <w:p>
+      <w:r>
+        <w:t xml:space="preserve">        停火出現終止風險（2/11，來源5）</w:t>
+      </w:r>
+    </w:p>
+    <w:p>
+      <w:r>
+        <w:t xml:space="preserve">        → 邊境關閉、四周零援助（4/1，來源14）</w:t>
+      </w:r>
+    </w:p>
+    <w:p>
+      <w:r>
+        <w:t xml:space="preserve">        → 搶修 20 次以上被拒（6/13，來源15）</w:t>
+      </w:r>
+    </w:p>
+    <w:p>
+      <w:r>
+        <w:t xml:space="preserve">        → 44% 協調被拒（7/3，來源18）</w:t>
+      </w:r>
+    </w:p>
+    <w:p>
+      <w:r>
+        <w:t xml:space="preserve">        → 強制遷移 3 萬人（7/3，來源17）</w:t>
+      </w:r>
+    </w:p>
+    <w:p>
+      <w:r>
+        <w:t xml:space="preserve">        → 兒童截肢率全球最高（8/22，來源19）</w:t>
       </w:r>
     </w:p>
     <w:p>
@@ -2992,7 +3318,7 @@
         <w:rPr>
           <w:b/>
         </w:rPr>
-        <w:t>具體對應</w:t>
+        <w:t>核心判斷</w:t>
       </w:r>
       <w:r>
         <w:t>：</w:t>
@@ -3007,10 +3333,10 @@
         <w:rPr>
           <w:b/>
         </w:rPr>
-        <w:t>正面傳導案例</w:t>
+        <w:t>停火生效期間（1-2 月）</w:t>
       </w:r>
       <w:r>
-        <w:t>：1 月 19 日停火生效後，第一階段計劃包含以軍撤離與大幅增加援助物資（來源13），2 月 16 日第二波人質釋放順利完成（來源12），3 月 1 日第一階段基本按計劃推進（來源19）。</w:t>
+        <w:t>：人道准入有有限改善，協議第一階段明確包含「大幅增加援助物資」條款（來源9），聯合國亦承諾創造條件（來源10）。但改善幅度有限--1 月 14 日醫院物資短缺與設備破壞（來源1）說明封鎖在停火前已嚴重存在。</w:t>
       </w:r>
     </w:p>
     <w:p>
@@ -3021,10 +3347,19 @@
         <w:rPr>
           <w:b/>
         </w:rPr>
-        <w:t>負面傳導案例</w:t>
+        <w:t>停火破裂後（4 月起）</w:t>
       </w:r>
       <w:r>
-        <w:t>：3 月 23 日醫療車隊遭襲（來源20）→ 停火於三月破裂（來源22）→ 4 月邊境關閉（來源21）→ 5 月封鎖兩月（來源23）→ 6 月 44% 協調被拒（來源29）→ 8 月確認飢荒（來源32）。</w:t>
+        <w:t xml:space="preserve">：外交進展中斷，人道准入惡化至極端。4 月邊境全面關閉（來源14）→ 6 月 44% 協調被拒（來源18）→ 8 月兒童截肢率全球最高（來源19），形成 </w:t>
+      </w:r>
+      <w:r>
+        <w:rPr>
+          <w:b/>
+        </w:rPr>
+        <w:t>惡性循環</w:t>
+      </w:r>
+      <w:r>
+        <w:t>。</w:t>
       </w:r>
     </w:p>
     <w:p>
@@ -3035,122 +3370,25 @@
         <w:rPr>
           <w:b/>
         </w:rPr>
-        <w:t>外部阻斷因素</w:t>
+        <w:t>傳導的脆弱性</w:t>
       </w:r>
       <w:r>
-        <w:t>：5 月 31 日美國安理會否決（來源24）阻斷了國際壓力機制，使外交層面無法形成有效制衡。</w:t>
+        <w:t xml:space="preserve">：整個正面傳導高度依賴協議持續執行。2 月 11 日即出現終止風險（來源5），至 4 月邊境已全面關閉（來源14），僅約 6 週內即從「第一階段推進」跌至「零援助」，顯示 </w:t>
       </w:r>
-    </w:p>
-    <w:p/>
-    <w:p>
-      <w:pPr>
-        <w:pStyle w:val="Heading3"/>
-      </w:pPr>
       <w:r>
-        <w:t>4.2 2025 年整體趨勢判斷</w:t>
+        <w:rPr>
+          <w:b/>
+        </w:rPr>
+        <w:t>無第三方強制執行機制下，正面傳導極易逆轉</w:t>
+      </w:r>
+      <w:r>
+        <w:t>。</w:t>
       </w:r>
     </w:p>
     <w:p/>
     <w:p>
       <w:r>
-        <w:t xml:space="preserve">1. </w:t>
-      </w:r>
-      <w:r>
-        <w:rPr>
-          <w:b/>
-        </w:rPr>
-        <w:t>上半年（1-3 月）：停火窗口期</w:t>
-      </w:r>
-      <w:r>
-        <w:t>。協議生效、人質交換推進、第一階段基本完成，人道准入有所改善但基礎設施已嚴重受損（來源3、19）。</w:t>
-      </w:r>
-    </w:p>
-    <w:p>
-      <w:r>
-        <w:t xml:space="preserve">2. </w:t>
-      </w:r>
-      <w:r>
-        <w:rPr>
-          <w:b/>
-        </w:rPr>
-        <w:t>夏季（4-7 月）：系統性崩潰</w:t>
-      </w:r>
-      <w:r>
-        <w:t>。停火破裂後，封鎖、軍事行動、強制遷移、通信中斷形成疊加效應，人道協調成功率降至約三分之一（來源21-29）。</w:t>
-      </w:r>
-    </w:p>
-    <w:p>
-      <w:r>
-        <w:t xml:space="preserve">3. </w:t>
-      </w:r>
-      <w:r>
-        <w:rPr>
-          <w:b/>
-        </w:rPr>
-        <w:t>秋季（8-10 月）：危機頂點與窗口重現</w:t>
-      </w:r>
-      <w:r>
-        <w:t>。飢荒確認（來源32）、「接管加薩城」決定（來源30）、種族滅絕指控（來源33）標記情勢谷底；10 月初哈馬斯宣布準備釋放人質（來源34）及 17 萬噸物資備妥（來源34）則暗示外交窗口可能再度開啟，但實際效果尚待驗證。</w:t>
-      </w:r>
-    </w:p>
-    <w:p/>
-    <w:p>
-      <w:pPr>
-        <w:pStyle w:val="Heading3"/>
-      </w:pPr>
-      <w:r>
-        <w:t>4.3 外交進展是否實際改善人道准入？</w:t>
-      </w:r>
-    </w:p>
-    <w:p/>
-    <w:p>
-      <w:r>
-        <w:rPr>
-          <w:b/>
-        </w:rPr>
-        <w:t>在停火生效期間（1-3 月）</w:t>
-      </w:r>
-      <w:r>
-        <w:t>：有一定改善，第一階段包含以軍撤離與援助增加條款（來源13），聯合國承諾為援助創造條件（來源14）。但改善幅度有限，1 月 14 日醫院物資短缺與進入受阻（來源2、3）說明封鎖在停火前已嚴重存在。</w:t>
-      </w:r>
-    </w:p>
-    <w:p/>
-    <w:p>
-      <w:r>
-        <w:rPr>
-          <w:b/>
-        </w:rPr>
-        <w:t>在停火破裂後（4-10 月）</w:t>
-      </w:r>
-      <w:r>
-        <w:t>：外交進展完全中斷，人道准入惡化至極端--連續數月零物資進入（來源22）、飢荒確認（來源32）、僅 1/3 協調得以執行（來源29）。</w:t>
-      </w:r>
-    </w:p>
-    <w:p/>
-    <w:p>
-      <w:r>
-        <w:rPr>
-          <w:b/>
-        </w:rPr>
-        <w:t>結論</w:t>
-      </w:r>
-      <w:r>
-        <w:t>：現有資料顯示，停火與人質談判之正面效應高度依賴協議持續執行；一旦破裂，人道情勢迅速惡化且恢復成本極高。外交進展與人道准入之間存在強正相關，但此關係極為脆弱，缺乏制度性保障。</w:t>
-      </w:r>
-    </w:p>
-    <w:p/>
-    <w:p>
-      <w:r>
-        <w:t>---</w:t>
-      </w:r>
-    </w:p>
-    <w:p/>
-    <w:p>
-      <w:pPr>
-        <w:pStyle w:val="Heading2"/>
-      </w:pPr>
-      <w:r>
-        <w:t>五、SWOT 分析</w:t>
+        <w:t>#### 3.6.2 2025 年 1-8 月整體趨勢</w:t>
       </w:r>
     </w:p>
     <w:p/>
@@ -3181,7 +3419,7 @@
               <w:rPr>
                 <w:b/>
               </w:rPr>
-              <w:t>維度</w:t>
+              <w:t>階段</w:t>
             </w:r>
           </w:p>
         </w:tc>
@@ -3199,7 +3437,7 @@
               <w:rPr>
                 <w:b/>
               </w:rPr>
-              <w:t>面向</w:t>
+              <w:t>時間</w:t>
             </w:r>
           </w:p>
         </w:tc>
@@ -3217,7 +3455,7 @@
               <w:rPr>
                 <w:b/>
               </w:rPr>
-              <w:t>主要內容</w:t>
+              <w:t>特徵</w:t>
             </w:r>
           </w:p>
         </w:tc>
@@ -3235,7 +3473,7 @@
               <w:rPr>
                 <w:b/>
               </w:rPr>
-              <w:t>來源</w:t>
+              <w:t>主要依據</w:t>
             </w:r>
           </w:p>
         </w:tc>
@@ -3244,19 +3482,34 @@
         <w:tc>
           <w:tcPr>
             <w:tcW w:type="dxa" w:w="2160"/>
-            <w:vMerge w:val="restart"/>
           </w:tcPr>
           <w:p>
             <w:r/>
             <w:r>
-              <w:t>Strength</w:t>
-            </w:r>
-          </w:p>
+              <w:t>停火窗口期</w:t>
+            </w:r>
+          </w:p>
+        </w:tc>
+        <w:tc>
+          <w:tcPr>
+            <w:tcW w:type="dxa" w:w="2160"/>
+          </w:tcPr>
           <w:p>
             <w:r/>
-          </w:p>
+            <w:r>
+              <w:t>1 月中旬-2 月中旬</w:t>
+            </w:r>
+          </w:p>
+        </w:tc>
+        <w:tc>
+          <w:tcPr>
+            <w:tcW w:type="dxa" w:w="2160"/>
+          </w:tcPr>
           <w:p>
             <w:r/>
+            <w:r>
+              <w:t>協議生效、兩波人質交換推進、第一階段按計劃執行</w:t>
+            </w:r>
           </w:p>
         </w:tc>
         <w:tc>
@@ -3266,29 +3519,7 @@
           <w:p>
             <w:r/>
             <w:r>
-              <w:t>外交基礎</w:t>
-            </w:r>
-          </w:p>
-        </w:tc>
-        <w:tc>
-          <w:tcPr>
-            <w:tcW w:type="dxa" w:w="2160"/>
-          </w:tcPr>
-          <w:p>
-            <w:r/>
-            <w:r>
-              <w:t>停火協議三階段架構已建立，埃及、卡達、美國三方調解機制運作過（1-3 月），哈馬斯 10 月再度釋放人質意圖顯示談判基礎未完全喪失</w:t>
-            </w:r>
-          </w:p>
-        </w:tc>
-        <w:tc>
-          <w:tcPr>
-            <w:tcW w:type="dxa" w:w="2160"/>
-          </w:tcPr>
-          <w:p>
-            <w:r/>
-            <w:r>
-              <w:t>來源4、8、13、34</w:t>
+              <w:t>來源4、7、8、9</w:t>
             </w:r>
           </w:p>
         </w:tc>
@@ -3297,9 +3528,13 @@
         <w:tc>
           <w:tcPr>
             <w:tcW w:type="dxa" w:w="2160"/>
-            <w:vMerge/>
-          </w:tcPr>
-          <w:p/>
+          </w:tcPr>
+          <w:p>
+            <w:r/>
+            <w:r>
+              <w:t>風險浮現期</w:t>
+            </w:r>
+          </w:p>
         </w:tc>
         <w:tc>
           <w:tcPr>
@@ -3308,7 +3543,7 @@
           <w:p>
             <w:r/>
             <w:r>
-              <w:t>人道備援能力</w:t>
+              <w:t>2 月下旬</w:t>
             </w:r>
           </w:p>
         </w:tc>
@@ -3319,7 +3554,7 @@
           <w:p>
             <w:r/>
             <w:r>
-              <w:t>聯合國及合作夥伴已備妥約 17 萬噸食品、藥品、帳篷等物資，具備快速部署能力</w:t>
+              <w:t>停火終止風險出現；西岸同步惡化（50 人喪生、4 萬人流離失所）</w:t>
             </w:r>
           </w:p>
         </w:tc>
@@ -3330,7 +3565,7 @@
           <w:p>
             <w:r/>
             <w:r>
-              <w:t>來源34</w:t>
+              <w:t>來源5、6、11、12</w:t>
             </w:r>
           </w:p>
         </w:tc>
@@ -3339,9 +3574,13 @@
         <w:tc>
           <w:tcPr>
             <w:tcW w:type="dxa" w:w="2160"/>
-            <w:vMerge/>
-          </w:tcPr>
-          <w:p/>
+          </w:tcPr>
+          <w:p>
+            <w:r/>
+            <w:r>
+              <w:t>系統性崩潰期</w:t>
+            </w:r>
+          </w:p>
         </w:tc>
         <w:tc>
           <w:tcPr>
@@ -3350,7 +3589,7 @@
           <w:p>
             <w:r/>
             <w:r>
-              <w:t>國際壓力機制</w:t>
+              <w:t>4 月-7 月</w:t>
             </w:r>
           </w:p>
         </w:tc>
@@ -3361,7 +3600,7 @@
           <w:p>
             <w:r/>
             <w:r>
-              <w:t>聯合國多次公開譴責（古特雷斯、人權專員、OCHA），安理會曾有停火決議草案（雖被否決），國際法框架（佔領國義務）提供法理依據</w:t>
+              <w:t>邊境封鎖、搶修阻斷、強制遷移、44% 協調被拒</w:t>
             </w:r>
           </w:p>
         </w:tc>
@@ -3372,7 +3611,7 @@
           <w:p>
             <w:r/>
             <w:r>
-              <w:t>來源20、24、27、32</w:t>
+              <w:t>來源14、15、17、18</w:t>
             </w:r>
           </w:p>
         </w:tc>
@@ -3381,499 +3620,44 @@
         <w:tc>
           <w:tcPr>
             <w:tcW w:type="dxa" w:w="2160"/>
-            <w:vMerge w:val="restart"/>
           </w:tcPr>
           <w:p>
             <w:r/>
             <w:r>
-              <w:t>Weakness</w:t>
-            </w:r>
-          </w:p>
+              <w:t>危機頂點期</w:t>
+            </w:r>
+          </w:p>
+        </w:tc>
+        <w:tc>
+          <w:tcPr>
+            <w:tcW w:type="dxa" w:w="2160"/>
+          </w:tcPr>
           <w:p>
             <w:r/>
-          </w:p>
+            <w:r>
+              <w:t>8 月</w:t>
+            </w:r>
+          </w:p>
+        </w:tc>
+        <w:tc>
+          <w:tcPr>
+            <w:tcW w:type="dxa" w:w="2160"/>
+          </w:tcPr>
           <w:p>
             <w:r/>
-          </w:p>
+            <w:r>
+              <w:t>兒童截肢率全球最高、以軍加強軍事行動、古特雷斯再度緊急呼籲</w:t>
+            </w:r>
+          </w:p>
+        </w:tc>
+        <w:tc>
+          <w:tcPr>
+            <w:tcW w:type="dxa" w:w="2160"/>
+          </w:tcPr>
           <w:p>
             <w:r/>
-          </w:p>
-        </w:tc>
-        <w:tc>
-          <w:tcPr>
-            <w:tcW w:type="dxa" w:w="2160"/>
-          </w:tcPr>
-          <w:p>
-            <w:r/>
-            <w:r>
-              <w:t>停火脆弱性</w:t>
-            </w:r>
-          </w:p>
-        </w:tc>
-        <w:tc>
-          <w:tcPr>
-            <w:tcW w:type="dxa" w:w="2160"/>
-          </w:tcPr>
-          <w:p>
-            <w:r/>
-            <w:r>
-              <w:t>停火僅持續約三個月即破裂，且無第三方強制執行機制；美方安理會否決削弱集體安全作用</w:t>
-            </w:r>
-          </w:p>
-        </w:tc>
-        <w:tc>
-          <w:tcPr>
-            <w:tcW w:type="dxa" w:w="2160"/>
-          </w:tcPr>
-          <w:p>
-            <w:r/>
-            <w:r>
-              <w:t>來源9、24</w:t>
-            </w:r>
-          </w:p>
-        </w:tc>
-      </w:tr>
-      <w:tr>
-        <w:tc>
-          <w:tcPr>
-            <w:tcW w:type="dxa" w:w="2160"/>
-            <w:vMerge/>
-          </w:tcPr>
-          <w:p/>
-        </w:tc>
-        <w:tc>
-          <w:tcPr>
-            <w:tcW w:type="dxa" w:w="2160"/>
-          </w:tcPr>
-          <w:p>
-            <w:r/>
-            <w:r>
-              <w:t>准入系統性阻斷</w:t>
-            </w:r>
-          </w:p>
-        </w:tc>
-        <w:tc>
-          <w:tcPr>
-            <w:tcW w:type="dxa" w:w="2160"/>
-          </w:tcPr>
-          <w:p>
-            <w:r/>
-            <w:r>
-              <w:t>邊境關閉、20 次以上搶修被拒、44% 協調被拒、通信中斷--非單一事件而是結構性阻斷</w:t>
-            </w:r>
-          </w:p>
-        </w:tc>
-        <w:tc>
-          <w:tcPr>
-            <w:tcW w:type="dxa" w:w="2160"/>
-          </w:tcPr>
-          <w:p>
-            <w:r/>
-            <w:r>
-              <w:t>來源21、26、29、25</w:t>
-            </w:r>
-          </w:p>
-        </w:tc>
-      </w:tr>
-      <w:tr>
-        <w:tc>
-          <w:tcPr>
-            <w:tcW w:type="dxa" w:w="2160"/>
-            <w:vMerge/>
-          </w:tcPr>
-          <w:p/>
-        </w:tc>
-        <w:tc>
-          <w:tcPr>
-            <w:tcW w:type="dxa" w:w="2160"/>
-          </w:tcPr>
-          <w:p>
-            <w:r/>
-            <w:r>
-              <w:t>醫療體系脆化</w:t>
-            </w:r>
-          </w:p>
-        </w:tc>
-        <w:tc>
-          <w:tcPr>
-            <w:tcW w:type="dxa" w:w="2160"/>
-          </w:tcPr>
-          <w:p>
-            <w:r/>
-            <w:r>
-              <w:t>醫院設備破壞、物資短缺、醫護遭襲（15 人喪生）、兒童截肢率全球最高、新生兒轉移中死亡--醫療恢復時間遠長於衝突升級速度</w:t>
-            </w:r>
-          </w:p>
-        </w:tc>
-        <w:tc>
-          <w:tcPr>
-            <w:tcW w:type="dxa" w:w="2160"/>
-          </w:tcPr>
-          <w:p>
-            <w:r/>
-            <w:r>
-              <w:t>來源3、20、31、35</w:t>
-            </w:r>
-          </w:p>
-        </w:tc>
-      </w:tr>
-      <w:tr>
-        <w:tc>
-          <w:tcPr>
-            <w:tcW w:type="dxa" w:w="2160"/>
-            <w:vMerge/>
-          </w:tcPr>
-          <w:p/>
-        </w:tc>
-        <w:tc>
-          <w:tcPr>
-            <w:tcW w:type="dxa" w:w="2160"/>
-          </w:tcPr>
-          <w:p>
-            <w:r/>
-            <w:r>
-              <w:t>大國協調裂痕</w:t>
-            </w:r>
-          </w:p>
-        </w:tc>
-        <w:tc>
-          <w:tcPr>
-            <w:tcW w:type="dxa" w:w="2160"/>
-          </w:tcPr>
-          <w:p>
-            <w:r/>
-            <w:r>
-              <w:t>美國否決停火決議，使安理會無法形成統一立場，外交斡旋失去最重要槓桿之一</w:t>
-            </w:r>
-          </w:p>
-        </w:tc>
-        <w:tc>
-          <w:tcPr>
-            <w:tcW w:type="dxa" w:w="2160"/>
-          </w:tcPr>
-          <w:p>
-            <w:r/>
-            <w:r>
-              <w:t>來源24</w:t>
-            </w:r>
-          </w:p>
-        </w:tc>
-      </w:tr>
-      <w:tr>
-        <w:tc>
-          <w:tcPr>
-            <w:tcW w:type="dxa" w:w="2160"/>
-            <w:vMerge w:val="restart"/>
-          </w:tcPr>
-          <w:p>
-            <w:r/>
-            <w:r>
-              <w:t>Opportunity</w:t>
-            </w:r>
-          </w:p>
-          <w:p>
-            <w:r/>
-          </w:p>
-          <w:p>
-            <w:r/>
-          </w:p>
-        </w:tc>
-        <w:tc>
-          <w:tcPr>
-            <w:tcW w:type="dxa" w:w="2160"/>
-          </w:tcPr>
-          <w:p>
-            <w:r/>
-            <w:r>
-              <w:t>談判窗口重現</w:t>
-            </w:r>
-          </w:p>
-        </w:tc>
-        <w:tc>
-          <w:tcPr>
-            <w:tcW w:type="dxa" w:w="2160"/>
-          </w:tcPr>
-          <w:p>
-            <w:r/>
-            <w:r>
-              <w:t>10 月 3 日哈馬斯宣布準備釋放人質，古特雷斯表示「感到鼓舞」，17 萬噸物資已備妥--若雙方回到談判桌，人道改善具備物質基礎</w:t>
-            </w:r>
-          </w:p>
-        </w:tc>
-        <w:tc>
-          <w:tcPr>
-            <w:tcW w:type="dxa" w:w="2160"/>
-          </w:tcPr>
-          <w:p>
-            <w:r/>
-            <w:r>
-              <w:t>來源34</w:t>
-            </w:r>
-          </w:p>
-        </w:tc>
-      </w:tr>
-      <w:tr>
-        <w:tc>
-          <w:tcPr>
-            <w:tcW w:type="dxa" w:w="2160"/>
-            <w:vMerge/>
-          </w:tcPr>
-          <w:p/>
-        </w:tc>
-        <w:tc>
-          <w:tcPr>
-            <w:tcW w:type="dxa" w:w="2160"/>
-          </w:tcPr>
-          <w:p>
-            <w:r/>
-            <w:r>
-              <w:t>國際法理優勢</w:t>
-            </w:r>
-          </w:p>
-        </w:tc>
-        <w:tc>
-          <w:tcPr>
-            <w:tcW w:type="dxa" w:w="2160"/>
-          </w:tcPr>
-          <w:p>
-            <w:r/>
-            <w:r>
-              <w:t>聯合國報告（9 月）及糧食安全評估（8 月）提供法律與事實依據，可能強化國際刑事司法或制裁路徑</w:t>
-            </w:r>
-          </w:p>
-        </w:tc>
-        <w:tc>
-          <w:tcPr>
-            <w:tcW w:type="dxa" w:w="2160"/>
-          </w:tcPr>
-          <w:p>
-            <w:r/>
-            <w:r>
-              <w:t>來源32、33</w:t>
-            </w:r>
-          </w:p>
-        </w:tc>
-      </w:tr>
-      <w:tr>
-        <w:tc>
-          <w:tcPr>
-            <w:tcW w:type="dxa" w:w="2160"/>
-            <w:vMerge/>
-          </w:tcPr>
-          <w:p/>
-        </w:tc>
-        <w:tc>
-          <w:tcPr>
-            <w:tcW w:type="dxa" w:w="2160"/>
-          </w:tcPr>
-          <w:p>
-            <w:r/>
-            <w:r>
-              <w:t>人道機構動員</w:t>
-            </w:r>
-          </w:p>
-        </w:tc>
-        <w:tc>
-          <w:tcPr>
-            <w:tcW w:type="dxa" w:w="2160"/>
-          </w:tcPr>
-          <w:p>
-            <w:r/>
-            <w:r>
-              <w:t>世衛組織、OCHA、UNRWA 等機構保持運轉，緊急轉移任務（10 月）顯示協調能力尚存</w:t>
-            </w:r>
-          </w:p>
-        </w:tc>
-        <w:tc>
-          <w:tcPr>
-            <w:tcW w:type="dxa" w:w="2160"/>
-          </w:tcPr>
-          <w:p>
-            <w:r/>
-            <w:r>
-              <w:t>來源35、29</w:t>
-            </w:r>
-          </w:p>
-        </w:tc>
-      </w:tr>
-      <w:tr>
-        <w:tc>
-          <w:tcPr>
-            <w:tcW w:type="dxa" w:w="2160"/>
-            <w:vMerge w:val="restart"/>
-          </w:tcPr>
-          <w:p>
-            <w:r/>
-            <w:r>
-              <w:t>Threat</w:t>
-            </w:r>
-          </w:p>
-          <w:p>
-            <w:r/>
-          </w:p>
-          <w:p>
-            <w:r/>
-          </w:p>
-          <w:p>
-            <w:r/>
-          </w:p>
-        </w:tc>
-        <w:tc>
-          <w:tcPr>
-            <w:tcW w:type="dxa" w:w="2160"/>
-          </w:tcPr>
-          <w:p>
-            <w:r/>
-            <w:r>
-              <w:t>衝突再升級</w:t>
-            </w:r>
-          </w:p>
-        </w:tc>
-        <w:tc>
-          <w:tcPr>
-            <w:tcW w:type="dxa" w:w="2160"/>
-          </w:tcPr>
-          <w:p>
-            <w:r/>
-            <w:r>
-              <w:t>以色列決定「接管加薩城」（8 月）、以軍持續加強軍事行動（8 月），若 10 月談判再次破裂，情勢可能超越 4-7 月水平</w:t>
-            </w:r>
-          </w:p>
-        </w:tc>
-        <w:tc>
-          <w:tcPr>
-            <w:tcW w:type="dxa" w:w="2160"/>
-          </w:tcPr>
-          <w:p>
-            <w:r/>
-            <w:r>
-              <w:t>來源30、31</w:t>
-            </w:r>
-          </w:p>
-        </w:tc>
-      </w:tr>
-      <w:tr>
-        <w:tc>
-          <w:tcPr>
-            <w:tcW w:type="dxa" w:w="2160"/>
-            <w:vMerge/>
-          </w:tcPr>
-          <w:p/>
-        </w:tc>
-        <w:tc>
-          <w:tcPr>
-            <w:tcW w:type="dxa" w:w="2160"/>
-          </w:tcPr>
-          <w:p>
-            <w:r/>
-            <w:r>
-              <w:t>飢荒不可逆</w:t>
-            </w:r>
-          </w:p>
-        </w:tc>
-        <w:tc>
-          <w:tcPr>
-            <w:tcW w:type="dxa" w:w="2160"/>
-          </w:tcPr>
-          <w:p>
-            <w:r/>
-            <w:r>
-              <w:t>8 月 22 日已確認飢荒發生，營養損傷具有長期健康後果，即使援助恢復，醫療體系重建仍需漫長時間</w:t>
-            </w:r>
-          </w:p>
-        </w:tc>
-        <w:tc>
-          <w:tcPr>
-            <w:tcW w:type="dxa" w:w="2160"/>
-          </w:tcPr>
-          <w:p>
-            <w:r/>
-            <w:r>
-              <w:t>來源32、31</w:t>
-            </w:r>
-          </w:p>
-        </w:tc>
-      </w:tr>
-      <w:tr>
-        <w:tc>
-          <w:tcPr>
-            <w:tcW w:type="dxa" w:w="2160"/>
-            <w:vMerge/>
-          </w:tcPr>
-          <w:p/>
-        </w:tc>
-        <w:tc>
-          <w:tcPr>
-            <w:tcW w:type="dxa" w:w="2160"/>
-          </w:tcPr>
-          <w:p>
-            <w:r/>
-            <w:r>
-              <w:t>約旦河西岸溢出</w:t>
-            </w:r>
-          </w:p>
-        </w:tc>
-        <w:tc>
-          <w:tcPr>
-            <w:tcW w:type="dxa" w:w="2160"/>
-          </w:tcPr>
-          <w:p>
-            <w:r/>
-            <w:r>
-              <w:t>2 月即出現 50 人喪生、4 萬人流離失所，9 月聯合國報告指涉吞併意圖--加薩之外第二戰場可能同步惡化</w:t>
-            </w:r>
-          </w:p>
-        </w:tc>
-        <w:tc>
-          <w:tcPr>
-            <w:tcW w:type="dxa" w:w="2160"/>
-          </w:tcPr>
-          <w:p>
-            <w:r/>
-            <w:r>
-              <w:t>來源16、17、33</w:t>
-            </w:r>
-          </w:p>
-        </w:tc>
-      </w:tr>
-      <w:tr>
-        <w:tc>
-          <w:tcPr>
-            <w:tcW w:type="dxa" w:w="2160"/>
-            <w:vMerge/>
-          </w:tcPr>
-          <w:p/>
-        </w:tc>
-        <w:tc>
-          <w:tcPr>
-            <w:tcW w:type="dxa" w:w="2160"/>
-          </w:tcPr>
-          <w:p>
-            <w:r/>
-            <w:r>
-              <w:t>人質安全</w:t>
-            </w:r>
-          </w:p>
-        </w:tc>
-        <w:tc>
-          <w:tcPr>
-            <w:tcW w:type="dxa" w:w="2160"/>
-          </w:tcPr>
-          <w:p>
-            <w:r/>
-            <w:r>
-              <w:t>古特雷斯明確警告「接管加薩城」可能危及仍被扣押之人質，軍事行動升級將直接威脅人質談判籌碼</w:t>
-            </w:r>
-          </w:p>
-        </w:tc>
-        <w:tc>
-          <w:tcPr>
-            <w:tcW w:type="dxa" w:w="2160"/>
-          </w:tcPr>
-          <w:p>
-            <w:r/>
-            <w:r>
-              <w:t>來源30</w:t>
+            <w:r>
+              <w:t>來源19</w:t>
             </w:r>
           </w:p>
         </w:tc>
@@ -3881,26 +3665,26 @@
     </w:tbl>
     <w:p/>
     <w:p>
+      <w:pPr>
+        <w:pStyle w:val="IntenseQuote"/>
+      </w:pPr>
       <w:r>
-        <w:t>---</w:t>
+        <w:t xml:space="preserve">整體呈現 </w:t>
+      </w:r>
+      <w:r>
+        <w:rPr>
+          <w:b/>
+        </w:rPr>
+        <w:t>「停火-風險-破裂-升級」</w:t>
+      </w:r>
+      <w:r>
+        <w:t xml:space="preserve"> 的單向惡化軌跡，至 8 月 22 日資料末期情勢仍在惡化中，尚未出現反向信號。</w:t>
       </w:r>
     </w:p>
     <w:p/>
     <w:p>
-      <w:pPr>
-        <w:pStyle w:val="Heading2"/>
-      </w:pPr>
       <w:r>
-        <w:t>六、後續風險評估與監測要點</w:t>
-      </w:r>
-    </w:p>
-    <w:p/>
-    <w:p>
-      <w:pPr>
-        <w:pStyle w:val="Heading3"/>
-      </w:pPr>
-      <w:r>
-        <w:t>6.1 高機率風險</w:t>
+        <w:t>#### 3.6.3 後續風險評估</w:t>
       </w:r>
     </w:p>
     <w:p/>
@@ -3966,7 +3750,7 @@
               <w:rPr>
                 <w:b/>
               </w:rPr>
-              <w:t>監測指標</w:t>
+              <w:t>風險等級</w:t>
             </w:r>
           </w:p>
         </w:tc>
@@ -3979,7 +3763,7 @@
           <w:p>
             <w:r/>
             <w:r>
-              <w:t>談判再度破裂</w:t>
+              <w:t>停火徹底瓦解、衝突再升級</w:t>
             </w:r>
           </w:p>
         </w:tc>
@@ -3990,7 +3774,7 @@
           <w:p>
             <w:r/>
             <w:r>
-              <w:t>停火僅持續三個月即破裂（來源22）；美方否決顯示調解方內部分歧（來源24）；以軍行動持續升級（來源30、31）</w:t>
+              <w:t>停火三週即出現終止風險（來源5）；4 月邊境關閉（來源14）；8 月以軍仍加強行動（來源19）</w:t>
             </w:r>
           </w:p>
         </w:tc>
@@ -4001,7 +3785,7 @@
           <w:p>
             <w:r/>
             <w:r>
-              <w:t>11 月是否出現新一輪人質釋放；多哈談判是否恢復</w:t>
+              <w:t>高</w:t>
             </w:r>
           </w:p>
         </w:tc>
@@ -4014,7 +3798,7 @@
           <w:p>
             <w:r/>
             <w:r>
-              <w:t>援助持續受阻</w:t>
+              <w:t>援助持續受阻、飢荒深化</w:t>
             </w:r>
           </w:p>
         </w:tc>
@@ -4025,7 +3809,7 @@
           <w:p>
             <w:r/>
             <w:r>
-              <w:t>44% 協調被拒為常態（來源29）；封鎖已持續近半年（來源22-24）；搶修 20 次以上被拒（來源26）</w:t>
+              <w:t>44% 協調被拒為常態（來源18）；20 次以上搶修被拒（來源15）；強制遷移加劇匱乏（來源17）</w:t>
             </w:r>
           </w:p>
         </w:tc>
@@ -4036,7 +3820,7 @@
           <w:p>
             <w:r/>
             <w:r>
-              <w:t>17 萬噸物資是否實際入境（來源34）；邊境口岸開放狀態</w:t>
+              <w:t>高</w:t>
             </w:r>
           </w:p>
         </w:tc>
@@ -4049,7 +3833,7 @@
           <w:p>
             <w:r/>
             <w:r>
-              <w:t>醫療體系不可逆惡化</w:t>
+              <w:t>醫療體系不可逆損傷</w:t>
             </w:r>
           </w:p>
         </w:tc>
@@ -4060,7 +3844,7 @@
           <w:p>
             <w:r/>
             <w:r>
-              <w:t>兒童截肢率全球最高（來源31）；新生兒轉移中死亡（來源35）；醫院設備破壞未修復（來源3）</w:t>
+              <w:t>兒童截肢率全球最高（來源19）；醫院設備破壞（來源1）；藥品飲水缺乏（來源17）</w:t>
             </w:r>
           </w:p>
         </w:tc>
@@ -4071,7 +3855,7 @@
           <w:p>
             <w:r/>
             <w:r>
-              <w:t>醫院運營狀態；新生兒及重症轉送成功率；醫護人員傷亡數據</w:t>
+              <w:t>高</w:t>
             </w:r>
           </w:p>
         </w:tc>
@@ -4084,7 +3868,7 @@
           <w:p>
             <w:r/>
             <w:r>
-              <w:t>飢荒擴大與公共衛生危機</w:t>
+              <w:t>約旦河西岸同步惡化</w:t>
             </w:r>
           </w:p>
         </w:tc>
@@ -4095,7 +3879,7 @@
           <w:p>
             <w:r/>
             <w:r>
-              <w:t>8 月已確認飢荒（來源32）；污水、垃圾、酷熱環境加劇公共衛生風險（來源22）</w:t>
+              <w:t>50 人喪生、4 萬人流離失所（來源11、12）；OCHA 關切過度武力（來源13）</w:t>
             </w:r>
           </w:p>
         </w:tc>
@@ -4106,144 +3890,47 @@
           <w:p>
             <w:r/>
             <w:r>
-              <w:t>糧食安全階段分類後續評估；霍亂等傳染病爆發數據</w:t>
+              <w:t>中高</w:t>
+            </w:r>
+          </w:p>
+        </w:tc>
+      </w:tr>
+      <w:tr>
+        <w:tc>
+          <w:tcPr>
+            <w:tcW w:type="dxa" w:w="2880"/>
+          </w:tcPr>
+          <w:p>
+            <w:r/>
+            <w:r>
+              <w:t>大國協調失能</w:t>
+            </w:r>
+          </w:p>
+        </w:tc>
+        <w:tc>
+          <w:tcPr>
+            <w:tcW w:type="dxa" w:w="2880"/>
+          </w:tcPr>
+          <w:p>
+            <w:r/>
+            <w:r>
+              <w:t>本次資料中未見安理會有效行動紀錄；國際壓力僅限秘書長口頭譴責</w:t>
+            </w:r>
+          </w:p>
+        </w:tc>
+        <w:tc>
+          <w:tcPr>
+            <w:tcW w:type="dxa" w:w="2880"/>
+          </w:tcPr>
+          <w:p>
+            <w:r/>
+            <w:r>
+              <w:t>中（資料不足，謹慎判斷）</w:t>
             </w:r>
           </w:p>
         </w:tc>
       </w:tr>
     </w:tbl>
-    <w:p/>
-    <w:p>
-      <w:pPr>
-        <w:pStyle w:val="Heading3"/>
-      </w:pPr>
-      <w:r>
-        <w:t>6.2 中低機率但高影響風險</w:t>
-      </w:r>
-    </w:p>
-    <w:p/>
-    <w:p>
-      <w:pPr>
-        <w:pStyle w:val="ListBullet"/>
-      </w:pPr>
-      <w:r>
-        <w:rPr>
-          <w:b/>
-        </w:rPr>
-        <w:t>約旦河西岸全面軍事化</w:t>
-      </w:r>
-      <w:r>
-        <w:t>：2 月 50 人喪生、4 萬人流離失所（來源16、17），9 月聯合國報告指涉吞併意圖（來源33），若加薩戰事升級可能同步引爆西岸。</w:t>
-      </w:r>
-    </w:p>
-    <w:p>
-      <w:pPr>
-        <w:pStyle w:val="ListBullet"/>
-      </w:pPr>
-      <w:r>
-        <w:rPr>
-          <w:b/>
-        </w:rPr>
-        <w:t>人質安全事件</w:t>
-      </w:r>
-      <w:r>
-        <w:t>：軍事行動升級直接威脅被扣人質（來源30），一旦發生可能導致談判基礎徹底瓦解。</w:t>
-      </w:r>
-    </w:p>
-    <w:p>
-      <w:pPr>
-        <w:pStyle w:val="ListBullet"/>
-      </w:pPr>
-      <w:r>
-        <w:rPr>
-          <w:b/>
-        </w:rPr>
-        <w:t>國際法框架進一步瓦解</w:t>
-      </w:r>
-      <w:r>
-        <w:t>：美方否決（來源24）與以色列「接管」決定（來源30）若無後果，可能鼓勵各方忽視國際人道法義務。</w:t>
-      </w:r>
-    </w:p>
-    <w:p/>
-    <w:p>
-      <w:pPr>
-        <w:pStyle w:val="Heading3"/>
-      </w:pPr>
-      <w:r>
-        <w:t>6.3 建議持續監測重點</w:t>
-      </w:r>
-    </w:p>
-    <w:p/>
-    <w:p>
-      <w:r>
-        <w:t xml:space="preserve">1. </w:t>
-      </w:r>
-      <w:r>
-        <w:rPr>
-          <w:b/>
-        </w:rPr>
-        <w:t>政治外交</w:t>
-      </w:r>
-      <w:r>
-        <w:t>：11-12 月多哈談判是否恢復、人質交換節奏、美國立場是否調整</w:t>
-      </w:r>
-    </w:p>
-    <w:p>
-      <w:r>
-        <w:t xml:space="preserve">2. </w:t>
-      </w:r>
-      <w:r>
-        <w:rPr>
-          <w:b/>
-        </w:rPr>
-        <w:t>國際安全</w:t>
-      </w:r>
-      <w:r>
-        <w:t>：加薩城軍事行動規模、停火違規事件頻率、強制遷移規模</w:t>
-      </w:r>
-    </w:p>
-    <w:p>
-      <w:r>
-        <w:t xml:space="preserve">3. </w:t>
-      </w:r>
-      <w:r>
-        <w:rPr>
-          <w:b/>
-        </w:rPr>
-        <w:t>人道事務</w:t>
-      </w:r>
-      <w:r>
-        <w:t>：17 萬噸物資（來源34）實際入境進度、邊境口岸開放天數、通信恢復狀況</w:t>
-      </w:r>
-    </w:p>
-    <w:p>
-      <w:r>
-        <w:t xml:space="preserve">4. </w:t>
-      </w:r>
-      <w:r>
-        <w:rPr>
-          <w:b/>
-        </w:rPr>
-        <w:t>醫療衛生</w:t>
-      </w:r>
-      <w:r>
-        <w:t>：醫院運營數、醫療物資庫存、新生兒及重症轉送安全</w:t>
-      </w:r>
-    </w:p>
-    <w:p>
-      <w:r>
-        <w:t xml:space="preserve">5. </w:t>
-      </w:r>
-      <w:r>
-        <w:rPr>
-          <w:b/>
-        </w:rPr>
-        <w:t>國際組織</w:t>
-      </w:r>
-      <w:r>
-        <w:t>：安理會後續決議、獨立調查結果（來源20）、糧食安全評估更新（來源32）</w:t>
-      </w:r>
-    </w:p>
     <w:p/>
     <w:p>
       <w:r>
@@ -4256,13 +3943,1231 @@
         <w:pStyle w:val="Heading2"/>
       </w:pPr>
       <w:r>
-        <w:t>七、結語</w:t>
+        <w:t>四、SWOT 分析</w:t>
+      </w:r>
+    </w:p>
+    <w:p/>
+    <w:tbl>
+      <w:tblPr>
+        <w:tblStyle w:val="TableGrid"/>
+        <w:tblW w:type="auto" w:w="0"/>
+        <w:tblLook w:firstColumn="1" w:firstRow="1" w:lastColumn="0" w:lastRow="0" w:noHBand="0" w:noVBand="1" w:val="04A0"/>
+      </w:tblPr>
+      <w:tblGrid>
+        <w:gridCol w:w="2160"/>
+        <w:gridCol w:w="2160"/>
+        <w:gridCol w:w="2160"/>
+        <w:gridCol w:w="2160"/>
+      </w:tblGrid>
+      <w:tr>
+        <w:tc>
+          <w:tcPr>
+            <w:tcW w:type="dxa" w:w="2160"/>
+          </w:tcPr>
+          <w:p>
+            <w:r>
+              <w:rPr>
+                <w:b/>
+              </w:rPr>
+            </w:r>
+            <w:r>
+              <w:rPr>
+                <w:b/>
+              </w:rPr>
+              <w:t>維度</w:t>
+            </w:r>
+          </w:p>
+        </w:tc>
+        <w:tc>
+          <w:tcPr>
+            <w:tcW w:type="dxa" w:w="2160"/>
+          </w:tcPr>
+          <w:p>
+            <w:r>
+              <w:rPr>
+                <w:b/>
+              </w:rPr>
+            </w:r>
+            <w:r>
+              <w:rPr>
+                <w:b/>
+              </w:rPr>
+              <w:t>面向</w:t>
+            </w:r>
+          </w:p>
+        </w:tc>
+        <w:tc>
+          <w:tcPr>
+            <w:tcW w:type="dxa" w:w="2160"/>
+          </w:tcPr>
+          <w:p>
+            <w:r>
+              <w:rPr>
+                <w:b/>
+              </w:rPr>
+            </w:r>
+            <w:r>
+              <w:rPr>
+                <w:b/>
+              </w:rPr>
+              <w:t>主要內容</w:t>
+            </w:r>
+          </w:p>
+        </w:tc>
+        <w:tc>
+          <w:tcPr>
+            <w:tcW w:type="dxa" w:w="2160"/>
+          </w:tcPr>
+          <w:p>
+            <w:r>
+              <w:rPr>
+                <w:b/>
+              </w:rPr>
+            </w:r>
+            <w:r>
+              <w:rPr>
+                <w:b/>
+              </w:rPr>
+              <w:t>來源</w:t>
+            </w:r>
+          </w:p>
+        </w:tc>
+      </w:tr>
+      <w:tr>
+        <w:tc>
+          <w:tcPr>
+            <w:tcW w:type="dxa" w:w="2160"/>
+            <w:vMerge w:val="restart"/>
+          </w:tcPr>
+          <w:p>
+            <w:r/>
+            <w:r>
+              <w:t>Strength</w:t>
+            </w:r>
+          </w:p>
+          <w:p>
+            <w:r/>
+          </w:p>
+          <w:p>
+            <w:r/>
+          </w:p>
+        </w:tc>
+        <w:tc>
+          <w:tcPr>
+            <w:tcW w:type="dxa" w:w="2160"/>
+          </w:tcPr>
+          <w:p>
+            <w:r/>
+            <w:r>
+              <w:t>外交協議基礎</w:t>
+            </w:r>
+          </w:p>
+        </w:tc>
+        <w:tc>
+          <w:tcPr>
+            <w:tcW w:type="dxa" w:w="2160"/>
+          </w:tcPr>
+          <w:p>
+            <w:r/>
+            <w:r>
+              <w:t>停火協議三階段架構已建立並運作過（1-2 月），第一階段含以軍撤離、巴勒斯坦人返家、援助增加等具體條款；兩波人質交換已順利完成，顯示談判機制具備一定操作性</w:t>
+            </w:r>
+          </w:p>
+        </w:tc>
+        <w:tc>
+          <w:tcPr>
+            <w:tcW w:type="dxa" w:w="2160"/>
+          </w:tcPr>
+          <w:p>
+            <w:r/>
+            <w:r>
+              <w:t>來源4、7、8、9</w:t>
+            </w:r>
+          </w:p>
+        </w:tc>
+      </w:tr>
+      <w:tr>
+        <w:tc>
+          <w:tcPr>
+            <w:tcW w:type="dxa" w:w="2160"/>
+            <w:vMerge/>
+          </w:tcPr>
+          <w:p/>
+        </w:tc>
+        <w:tc>
+          <w:tcPr>
+            <w:tcW w:type="dxa" w:w="2160"/>
+          </w:tcPr>
+          <w:p>
+            <w:r/>
+            <w:r>
+              <w:t>國際組織動員能力</w:t>
+            </w:r>
+          </w:p>
+        </w:tc>
+        <w:tc>
+          <w:tcPr>
+            <w:tcW w:type="dxa" w:w="2160"/>
+          </w:tcPr>
+          <w:p>
+            <w:r/>
+            <w:r>
+              <w:t>聯合國持續發布聲明、統計數據（400 次協調嘗試）、譴責違規行為；OCHA、UNRWA、UNICEF 等多機構同步行動，顯示國際人道體系仍保持運轉</w:t>
+            </w:r>
+          </w:p>
+        </w:tc>
+        <w:tc>
+          <w:tcPr>
+            <w:tcW w:type="dxa" w:w="2160"/>
+          </w:tcPr>
+          <w:p>
+            <w:r/>
+            <w:r>
+              <w:t>來源1、10、11、12、13、16、18</w:t>
+            </w:r>
+          </w:p>
+        </w:tc>
+      </w:tr>
+      <w:tr>
+        <w:tc>
+          <w:tcPr>
+            <w:tcW w:type="dxa" w:w="2160"/>
+            <w:vMerge/>
+          </w:tcPr>
+          <w:p/>
+        </w:tc>
+        <w:tc>
+          <w:tcPr>
+            <w:tcW w:type="dxa" w:w="2160"/>
+          </w:tcPr>
+          <w:p>
+            <w:r/>
+            <w:r>
+              <w:t>法理與道德框架</w:t>
+            </w:r>
+          </w:p>
+        </w:tc>
+        <w:tc>
+          <w:tcPr>
+            <w:tcW w:type="dxa" w:w="2160"/>
+          </w:tcPr>
+          <w:p>
+            <w:r/>
+            <w:r>
+              <w:t>古特雷斯多次援引國際人道法、佔領國義務、「兩國方案」；OCHA 定性過度武力；聯合國承諾為援助創造條件--為後續施壓提供法理依據</w:t>
+            </w:r>
+          </w:p>
+        </w:tc>
+        <w:tc>
+          <w:tcPr>
+            <w:tcW w:type="dxa" w:w="2160"/>
+          </w:tcPr>
+          <w:p>
+            <w:r/>
+            <w:r>
+              <w:t>來源1、2、10、13、16</w:t>
+            </w:r>
+          </w:p>
+        </w:tc>
+      </w:tr>
+      <w:tr>
+        <w:tc>
+          <w:tcPr>
+            <w:tcW w:type="dxa" w:w="2160"/>
+            <w:vMerge w:val="restart"/>
+          </w:tcPr>
+          <w:p>
+            <w:r/>
+            <w:r>
+              <w:t>Weakness</w:t>
+            </w:r>
+          </w:p>
+          <w:p>
+            <w:r/>
+          </w:p>
+          <w:p>
+            <w:r/>
+          </w:p>
+          <w:p>
+            <w:r/>
+          </w:p>
+        </w:tc>
+        <w:tc>
+          <w:tcPr>
+            <w:tcW w:type="dxa" w:w="2160"/>
+          </w:tcPr>
+          <w:p>
+            <w:r/>
+            <w:r>
+              <w:t>停火極度脆弱</w:t>
+            </w:r>
+          </w:p>
+        </w:tc>
+        <w:tc>
+          <w:tcPr>
+            <w:tcW w:type="dxa" w:w="2160"/>
+          </w:tcPr>
+          <w:p>
+            <w:r/>
+            <w:r>
+              <w:t>停火持續僅約三週即出現終止風險（2/11）；至 4 月即邊境全面關閉；無第三方強制執行機制；正面傳導一次破裂即全面逆轉</w:t>
+            </w:r>
+          </w:p>
+        </w:tc>
+        <w:tc>
+          <w:tcPr>
+            <w:tcW w:type="dxa" w:w="2160"/>
+          </w:tcPr>
+          <w:p>
+            <w:r/>
+            <w:r>
+              <w:t>來源5、14</w:t>
+            </w:r>
+          </w:p>
+        </w:tc>
+      </w:tr>
+      <w:tr>
+        <w:tc>
+          <w:tcPr>
+            <w:tcW w:type="dxa" w:w="2160"/>
+            <w:vMerge/>
+          </w:tcPr>
+          <w:p/>
+        </w:tc>
+        <w:tc>
+          <w:tcPr>
+            <w:tcW w:type="dxa" w:w="2160"/>
+          </w:tcPr>
+          <w:p>
+            <w:r/>
+            <w:r>
+              <w:t>准入結構性阻斷</w:t>
+            </w:r>
+          </w:p>
+        </w:tc>
+        <w:tc>
+          <w:tcPr>
+            <w:tcW w:type="dxa" w:w="2160"/>
+          </w:tcPr>
+          <w:p>
+            <w:r/>
+            <w:r>
+              <w:t>非單一事件而是系統性阻斷：邊境關閉（四周→持續）、20 次以上搶修被拒、44% 協調被拒、10% 批覆後受阻--僅 1/3 能落實</w:t>
+            </w:r>
+          </w:p>
+        </w:tc>
+        <w:tc>
+          <w:tcPr>
+            <w:tcW w:type="dxa" w:w="2160"/>
+          </w:tcPr>
+          <w:p>
+            <w:r/>
+            <w:r>
+              <w:t>來源14、15、18</w:t>
+            </w:r>
+          </w:p>
+        </w:tc>
+      </w:tr>
+      <w:tr>
+        <w:tc>
+          <w:tcPr>
+            <w:tcW w:type="dxa" w:w="2160"/>
+            <w:vMerge/>
+          </w:tcPr>
+          <w:p/>
+        </w:tc>
+        <w:tc>
+          <w:tcPr>
+            <w:tcW w:type="dxa" w:w="2160"/>
+          </w:tcPr>
+          <w:p>
+            <w:r/>
+            <w:r>
+              <w:t>醫療體系脆化</w:t>
+            </w:r>
+          </w:p>
+        </w:tc>
+        <w:tc>
+          <w:tcPr>
+            <w:tcW w:type="dxa" w:w="2160"/>
+          </w:tcPr>
+          <w:p>
+            <w:r/>
+            <w:r>
+              <w:t>醫院設備破壞、物資嚴重短缺（1 月即已出現）；兒童截肢率全球最高（8 月）；強制遷移者缺乏藥品--醫療恢復時間遠長於衝突升級速度</w:t>
+            </w:r>
+          </w:p>
+        </w:tc>
+        <w:tc>
+          <w:tcPr>
+            <w:tcW w:type="dxa" w:w="2160"/>
+          </w:tcPr>
+          <w:p>
+            <w:r/>
+            <w:r>
+              <w:t>來源1、17、19</w:t>
+            </w:r>
+          </w:p>
+        </w:tc>
+      </w:tr>
+      <w:tr>
+        <w:tc>
+          <w:tcPr>
+            <w:tcW w:type="dxa" w:w="2160"/>
+            <w:vMerge/>
+          </w:tcPr>
+          <w:p/>
+        </w:tc>
+        <w:tc>
+          <w:tcPr>
+            <w:tcW w:type="dxa" w:w="2160"/>
+          </w:tcPr>
+          <w:p>
+            <w:r/>
+            <w:r>
+              <w:t>外交槓桿不足</w:t>
+            </w:r>
+          </w:p>
+        </w:tc>
+        <w:tc>
+          <w:tcPr>
+            <w:tcW w:type="dxa" w:w="2160"/>
+          </w:tcPr>
+          <w:p>
+            <w:r/>
+            <w:r>
+              <w:t>本資料中僅見秘書長口頭譴責與呼籲，未見安理會強制決議、制裁或維和部署等實質手段；調解方（卡達、埃及）具體動作未在資料中出現</w:t>
+            </w:r>
+          </w:p>
+        </w:tc>
+        <w:tc>
+          <w:tcPr>
+            <w:tcW w:type="dxa" w:w="2160"/>
+          </w:tcPr>
+          <w:p>
+            <w:r/>
+            <w:r>
+              <w:t>來源2、5、6、16（間接推斷）</w:t>
+            </w:r>
+          </w:p>
+        </w:tc>
+      </w:tr>
+      <w:tr>
+        <w:tc>
+          <w:tcPr>
+            <w:tcW w:type="dxa" w:w="2160"/>
+            <w:vMerge w:val="restart"/>
+          </w:tcPr>
+          <w:p>
+            <w:r/>
+            <w:r>
+              <w:t>Opportunity</w:t>
+            </w:r>
+          </w:p>
+          <w:p>
+            <w:r/>
+          </w:p>
+          <w:p>
+            <w:r/>
+          </w:p>
+        </w:tc>
+        <w:tc>
+          <w:tcPr>
+            <w:tcW w:type="dxa" w:w="2160"/>
+          </w:tcPr>
+          <w:p>
+            <w:r/>
+            <w:r>
+              <w:t>協議框架仍在</w:t>
+            </w:r>
+          </w:p>
+        </w:tc>
+        <w:tc>
+          <w:tcPr>
+            <w:tcW w:type="dxa" w:w="2160"/>
+          </w:tcPr>
+          <w:p>
+            <w:r/>
+            <w:r>
+              <w:t>三階段架構未正式廢除，第二階段多哈談判曾被明確提議（2/11），若雙方回到談判桌，協議條款（以軍撤離、援助增加）可作為起點</w:t>
+            </w:r>
+          </w:p>
+        </w:tc>
+        <w:tc>
+          <w:tcPr>
+            <w:tcW w:type="dxa" w:w="2160"/>
+          </w:tcPr>
+          <w:p>
+            <w:r/>
+            <w:r>
+              <w:t>來源6、9</w:t>
+            </w:r>
+          </w:p>
+        </w:tc>
+      </w:tr>
+      <w:tr>
+        <w:tc>
+          <w:tcPr>
+            <w:tcW w:type="dxa" w:w="2160"/>
+            <w:vMerge/>
+          </w:tcPr>
+          <w:p/>
+        </w:tc>
+        <w:tc>
+          <w:tcPr>
+            <w:tcW w:type="dxa" w:w="2160"/>
+          </w:tcPr>
+          <w:p>
+            <w:r/>
+            <w:r>
+              <w:t>人道備援能力</w:t>
+            </w:r>
+          </w:p>
+        </w:tc>
+        <w:tc>
+          <w:tcPr>
+            <w:tcW w:type="dxa" w:w="2160"/>
+          </w:tcPr>
+          <w:p>
+            <w:r/>
+            <w:r>
+              <w:t>聯合國及合作夥伴仍在「竭尽全力」提供必要支持（來源1）；人道機構協調機制保持運轉（400 次協調嘗試本身即反映動員意願）（來源18）</w:t>
+            </w:r>
+          </w:p>
+        </w:tc>
+        <w:tc>
+          <w:tcPr>
+            <w:tcW w:type="dxa" w:w="2160"/>
+          </w:tcPr>
+          <w:p>
+            <w:r/>
+            <w:r>
+              <w:t>來源1、18</w:t>
+            </w:r>
+          </w:p>
+        </w:tc>
+      </w:tr>
+      <w:tr>
+        <w:tc>
+          <w:tcPr>
+            <w:tcW w:type="dxa" w:w="2160"/>
+            <w:vMerge/>
+          </w:tcPr>
+          <w:p/>
+        </w:tc>
+        <w:tc>
+          <w:tcPr>
+            <w:tcW w:type="dxa" w:w="2160"/>
+          </w:tcPr>
+          <w:p>
+            <w:r/>
+            <w:r>
+              <w:t>國際輿論壓力</w:t>
+            </w:r>
+          </w:p>
+        </w:tc>
+        <w:tc>
+          <w:tcPr>
+            <w:tcW w:type="dxa" w:w="2160"/>
+          </w:tcPr>
+          <w:p>
+            <w:r/>
+            <w:r>
+              <w:t>古特雷斯多次公開譴責（「深表震驚」「緊急呼籲」）、OCHA 統計數據公開、UNRWA 報告流離失所數字--持續的國際關注可為後續外交施壓創造空間</w:t>
+            </w:r>
+          </w:p>
+        </w:tc>
+        <w:tc>
+          <w:tcPr>
+            <w:tcW w:type="dxa" w:w="2160"/>
+          </w:tcPr>
+          <w:p>
+            <w:r/>
+            <w:r>
+              <w:t>來源5、16、19</w:t>
+            </w:r>
+          </w:p>
+        </w:tc>
+      </w:tr>
+      <w:tr>
+        <w:tc>
+          <w:tcPr>
+            <w:tcW w:type="dxa" w:w="2160"/>
+            <w:vMerge w:val="restart"/>
+          </w:tcPr>
+          <w:p>
+            <w:r/>
+            <w:r>
+              <w:t>Threat</w:t>
+            </w:r>
+          </w:p>
+          <w:p>
+            <w:r/>
+          </w:p>
+          <w:p>
+            <w:r/>
+          </w:p>
+          <w:p>
+            <w:r/>
+          </w:p>
+        </w:tc>
+        <w:tc>
+          <w:tcPr>
+            <w:tcW w:type="dxa" w:w="2160"/>
+          </w:tcPr>
+          <w:p>
+            <w:r/>
+            <w:r>
+              <w:t>衝突持續升級</w:t>
+            </w:r>
+          </w:p>
+        </w:tc>
+        <w:tc>
+          <w:tcPr>
+            <w:tcW w:type="dxa" w:w="2160"/>
+          </w:tcPr>
+          <w:p>
+            <w:r/>
+            <w:r>
+              <w:t>8 月 22 日以軍仍「持續加強」加薩城軍事行動；古特雷斯仍須「再度緊急呼籲停火」--衝突未見收斂跡象</w:t>
+            </w:r>
+          </w:p>
+        </w:tc>
+        <w:tc>
+          <w:tcPr>
+            <w:tcW w:type="dxa" w:w="2160"/>
+          </w:tcPr>
+          <w:p>
+            <w:r/>
+            <w:r>
+              <w:t>來源19</w:t>
+            </w:r>
+          </w:p>
+        </w:tc>
+      </w:tr>
+      <w:tr>
+        <w:tc>
+          <w:tcPr>
+            <w:tcW w:type="dxa" w:w="2160"/>
+            <w:vMerge/>
+          </w:tcPr>
+          <w:p/>
+        </w:tc>
+        <w:tc>
+          <w:tcPr>
+            <w:tcW w:type="dxa" w:w="2160"/>
+          </w:tcPr>
+          <w:p>
+            <w:r/>
+            <w:r>
+              <w:t>人道危機不可逆</w:t>
+            </w:r>
+          </w:p>
+        </w:tc>
+        <w:tc>
+          <w:tcPr>
+            <w:tcW w:type="dxa" w:w="2160"/>
+          </w:tcPr>
+          <w:p>
+            <w:r/>
+            <w:r>
+              <w:t>兒童截肢率全球最高為長期營養損傷與醫療匱乏之累積後果；即使衝突立即停止，醫療體系重建仍需漫長過程</w:t>
+            </w:r>
+          </w:p>
+        </w:tc>
+        <w:tc>
+          <w:tcPr>
+            <w:tcW w:type="dxa" w:w="2160"/>
+          </w:tcPr>
+          <w:p>
+            <w:r/>
+            <w:r>
+              <w:t>來源19</w:t>
+            </w:r>
+          </w:p>
+        </w:tc>
+      </w:tr>
+      <w:tr>
+        <w:tc>
+          <w:tcPr>
+            <w:tcW w:type="dxa" w:w="2160"/>
+            <w:vMerge/>
+          </w:tcPr>
+          <w:p/>
+        </w:tc>
+        <w:tc>
+          <w:tcPr>
+            <w:tcW w:type="dxa" w:w="2160"/>
+          </w:tcPr>
+          <w:p>
+            <w:r/>
+            <w:r>
+              <w:t>西岸第二戰場</w:t>
+            </w:r>
+          </w:p>
+        </w:tc>
+        <w:tc>
+          <w:tcPr>
+            <w:tcW w:type="dxa" w:w="2160"/>
+          </w:tcPr>
+          <w:p>
+            <w:r/>
+            <w:r>
+              <w:t>加薩以外，約旦河西岸已出現 50 人喪生、4 萬人流離失所、過度武力使用--若加薩戰事升級，西岸可能同步惡化</w:t>
+            </w:r>
+          </w:p>
+        </w:tc>
+        <w:tc>
+          <w:tcPr>
+            <w:tcW w:type="dxa" w:w="2160"/>
+          </w:tcPr>
+          <w:p>
+            <w:r/>
+            <w:r>
+              <w:t>來源11、12、13</w:t>
+            </w:r>
+          </w:p>
+        </w:tc>
+      </w:tr>
+      <w:tr>
+        <w:tc>
+          <w:tcPr>
+            <w:tcW w:type="dxa" w:w="2160"/>
+            <w:vMerge/>
+          </w:tcPr>
+          <w:p/>
+        </w:tc>
+        <w:tc>
+          <w:tcPr>
+            <w:tcW w:type="dxa" w:w="2160"/>
+          </w:tcPr>
+          <w:p>
+            <w:r/>
+            <w:r>
+              <w:t>強制遷移慣性</w:t>
+            </w:r>
+          </w:p>
+        </w:tc>
+        <w:tc>
+          <w:tcPr>
+            <w:tcW w:type="dxa" w:w="2160"/>
+          </w:tcPr>
+          <w:p>
+            <w:r/>
+            <w:r>
+              <w:t>7 月一天 3 萬人的強制遷移（來源17）顯示以方將人口移動作為軍事手段之趨勢，若持續將根本改變加薩人口結構，增加後續人道重建難度</w:t>
+            </w:r>
+          </w:p>
+        </w:tc>
+        <w:tc>
+          <w:tcPr>
+            <w:tcW w:type="dxa" w:w="2160"/>
+          </w:tcPr>
+          <w:p>
+            <w:r/>
+            <w:r>
+              <w:t>來源17</w:t>
+            </w:r>
+          </w:p>
+        </w:tc>
+      </w:tr>
+    </w:tbl>
+    <w:p/>
+    <w:p>
+      <w:r>
+        <w:t>---</w:t>
+      </w:r>
+    </w:p>
+    <w:p/>
+    <w:p>
+      <w:pPr>
+        <w:pStyle w:val="Heading2"/>
+      </w:pPr>
+      <w:r>
+        <w:t>五、風險評估與監測要點（持續追蹤）</w:t>
+      </w:r>
+    </w:p>
+    <w:p/>
+    <w:p>
+      <w:pPr>
+        <w:pStyle w:val="Heading3"/>
+      </w:pPr>
+      <w:r>
+        <w:t>5.1 高優先級監測項目</w:t>
+      </w:r>
+    </w:p>
+    <w:p/>
+    <w:tbl>
+      <w:tblPr>
+        <w:tblStyle w:val="TableGrid"/>
+        <w:tblW w:type="auto" w:w="0"/>
+        <w:tblLook w:firstColumn="1" w:firstRow="1" w:lastColumn="0" w:lastRow="0" w:noHBand="0" w:noVBand="1" w:val="04A0"/>
+      </w:tblPr>
+      <w:tblGrid>
+        <w:gridCol w:w="2880"/>
+        <w:gridCol w:w="2880"/>
+        <w:gridCol w:w="2880"/>
+      </w:tblGrid>
+      <w:tr>
+        <w:tc>
+          <w:tcPr>
+            <w:tcW w:type="dxa" w:w="2880"/>
+          </w:tcPr>
+          <w:p>
+            <w:r>
+              <w:rPr>
+                <w:b/>
+              </w:rPr>
+            </w:r>
+            <w:r>
+              <w:rPr>
+                <w:b/>
+              </w:rPr>
+              <w:t>監測維度</w:t>
+            </w:r>
+          </w:p>
+        </w:tc>
+        <w:tc>
+          <w:tcPr>
+            <w:tcW w:type="dxa" w:w="2880"/>
+          </w:tcPr>
+          <w:p>
+            <w:r>
+              <w:rPr>
+                <w:b/>
+              </w:rPr>
+            </w:r>
+            <w:r>
+              <w:rPr>
+                <w:b/>
+              </w:rPr>
+              <w:t>具體指標</w:t>
+            </w:r>
+          </w:p>
+        </w:tc>
+        <w:tc>
+          <w:tcPr>
+            <w:tcW w:type="dxa" w:w="2880"/>
+          </w:tcPr>
+          <w:p>
+            <w:r>
+              <w:rPr>
+                <w:b/>
+              </w:rPr>
+            </w:r>
+            <w:r>
+              <w:rPr>
+                <w:b/>
+              </w:rPr>
+              <w:t>現狀依據</w:t>
+            </w:r>
+          </w:p>
+        </w:tc>
+      </w:tr>
+      <w:tr>
+        <w:tc>
+          <w:tcPr>
+            <w:tcW w:type="dxa" w:w="2880"/>
+          </w:tcPr>
+          <w:p>
+            <w:r/>
+            <w:r>
+              <w:t>政治外交</w:t>
+            </w:r>
+          </w:p>
+        </w:tc>
+        <w:tc>
+          <w:tcPr>
+            <w:tcW w:type="dxa" w:w="2880"/>
+          </w:tcPr>
+          <w:p>
+            <w:r/>
+            <w:r>
+              <w:t>第二階段多哈談判是否恢復；新一輪人質交換是否啟動；調解方（埃及、卡達）是否重新介入</w:t>
+            </w:r>
+          </w:p>
+        </w:tc>
+        <w:tc>
+          <w:tcPr>
+            <w:tcW w:type="dxa" w:w="2880"/>
+          </w:tcPr>
+          <w:p>
+            <w:r/>
+            <w:r>
+              <w:t>多哈談判曾於 2/11 被提議（來源6）；第二波交換完成於 2/16（來源8）</w:t>
+            </w:r>
+          </w:p>
+        </w:tc>
+      </w:tr>
+      <w:tr>
+        <w:tc>
+          <w:tcPr>
+            <w:tcW w:type="dxa" w:w="2880"/>
+          </w:tcPr>
+          <w:p>
+            <w:r/>
+            <w:r>
+              <w:t>國際安全</w:t>
+            </w:r>
+          </w:p>
+        </w:tc>
+        <w:tc>
+          <w:tcPr>
+            <w:tcW w:type="dxa" w:w="2880"/>
+          </w:tcPr>
+          <w:p>
+            <w:r/>
+            <w:r>
+              <w:t>加薩城軍事行動規模是否擴大；強制遷移頻率與規模；約旦河西岸衝突是否升級</w:t>
+            </w:r>
+          </w:p>
+        </w:tc>
+        <w:tc>
+          <w:tcPr>
+            <w:tcW w:type="dxa" w:w="2880"/>
+          </w:tcPr>
+          <w:p>
+            <w:r/>
+            <w:r>
+              <w:t>8/22 以軍加強行動（來源19）；7/3 一日 3 萬人遷移（來源17）；2/26 西岸 50 人喪生（來源12）</w:t>
+            </w:r>
+          </w:p>
+        </w:tc>
+      </w:tr>
+      <w:tr>
+        <w:tc>
+          <w:tcPr>
+            <w:tcW w:type="dxa" w:w="2880"/>
+          </w:tcPr>
+          <w:p>
+            <w:r/>
+            <w:r>
+              <w:t>人道事務</w:t>
+            </w:r>
+          </w:p>
+        </w:tc>
+        <w:tc>
+          <w:tcPr>
+            <w:tcW w:type="dxa" w:w="2880"/>
+          </w:tcPr>
+          <w:p>
+            <w:r/>
+            <w:r>
+              <w:t>邊境口岸是否重新開放；人道協調成功率是否回升；搶修許可是否恢復批覆</w:t>
+            </w:r>
+          </w:p>
+        </w:tc>
+        <w:tc>
+          <w:tcPr>
+            <w:tcW w:type="dxa" w:w="2880"/>
+          </w:tcPr>
+          <w:p>
+            <w:r/>
+            <w:r>
+              <w:t>44% 被拒（來源18）；20 次以上搶修被拒（來源15）；四周零援助（來源14）</w:t>
+            </w:r>
+          </w:p>
+        </w:tc>
+      </w:tr>
+      <w:tr>
+        <w:tc>
+          <w:tcPr>
+            <w:tcW w:type="dxa" w:w="2880"/>
+          </w:tcPr>
+          <w:p>
+            <w:r/>
+            <w:r>
+              <w:t>醫療衛生</w:t>
+            </w:r>
+          </w:p>
+        </w:tc>
+        <w:tc>
+          <w:tcPr>
+            <w:tcW w:type="dxa" w:w="2880"/>
+          </w:tcPr>
+          <w:p>
+            <w:r/>
+            <w:r>
+              <w:t>醫院運營狀態；兒童截肢率後續數據；新生兒及重症轉送安全性</w:t>
+            </w:r>
+          </w:p>
+        </w:tc>
+        <w:tc>
+          <w:tcPr>
+            <w:tcW w:type="dxa" w:w="2880"/>
+          </w:tcPr>
+          <w:p>
+            <w:r/>
+            <w:r>
+              <w:t>截肢率全球最高（來源19）；醫院設備破壞（來源1）</w:t>
+            </w:r>
+          </w:p>
+        </w:tc>
+      </w:tr>
+      <w:tr>
+        <w:tc>
+          <w:tcPr>
+            <w:tcW w:type="dxa" w:w="2880"/>
+          </w:tcPr>
+          <w:p>
+            <w:r/>
+            <w:r>
+              <w:t>國際組織</w:t>
+            </w:r>
+          </w:p>
+        </w:tc>
+        <w:tc>
+          <w:tcPr>
+            <w:tcW w:type="dxa" w:w="2880"/>
+          </w:tcPr>
+          <w:p>
+            <w:r/>
+            <w:r>
+              <w:t>安理會是否通過強制決議；獨立調查是否啟動；糧食安全評估是否更新</w:t>
+            </w:r>
+          </w:p>
+        </w:tc>
+        <w:tc>
+          <w:tcPr>
+            <w:tcW w:type="dxa" w:w="2880"/>
+          </w:tcPr>
+          <w:p>
+            <w:r/>
+            <w:r>
+              <w:t>秘書長多次呼籲（來源16、19）；UNRWA/OCHA 持續監測（來源11、13）</w:t>
+            </w:r>
+          </w:p>
+        </w:tc>
+      </w:tr>
+    </w:tbl>
+    <w:p/>
+    <w:p>
+      <w:pPr>
+        <w:pStyle w:val="Heading3"/>
+      </w:pPr>
+      <w:r>
+        <w:t>5.2 資料缺口與後續補充方向</w:t>
+      </w:r>
+    </w:p>
+    <w:p/>
+    <w:tbl>
+      <w:tblPr>
+        <w:tblStyle w:val="TableGrid"/>
+        <w:tblW w:type="auto" w:w="0"/>
+        <w:tblLook w:firstColumn="1" w:firstRow="1" w:lastColumn="0" w:lastRow="0" w:noHBand="0" w:noVBand="1" w:val="04A0"/>
+      </w:tblPr>
+      <w:tblGrid>
+        <w:gridCol w:w="4320"/>
+        <w:gridCol w:w="4320"/>
+      </w:tblGrid>
+      <w:tr>
+        <w:tc>
+          <w:tcPr>
+            <w:tcW w:type="dxa" w:w="4320"/>
+          </w:tcPr>
+          <w:p>
+            <w:r>
+              <w:rPr>
+                <w:b/>
+              </w:rPr>
+            </w:r>
+            <w:r>
+              <w:rPr>
+                <w:b/>
+              </w:rPr>
+              <w:t>缺口</w:t>
+            </w:r>
+          </w:p>
+        </w:tc>
+        <w:tc>
+          <w:tcPr>
+            <w:tcW w:type="dxa" w:w="4320"/>
+          </w:tcPr>
+          <w:p>
+            <w:r>
+              <w:rPr>
+                <w:b/>
+              </w:rPr>
+            </w:r>
+            <w:r>
+              <w:rPr>
+                <w:b/>
+              </w:rPr>
+              <w:t>說明</w:t>
+            </w:r>
+          </w:p>
+        </w:tc>
+      </w:tr>
+      <w:tr>
+        <w:tc>
+          <w:tcPr>
+            <w:tcW w:type="dxa" w:w="4320"/>
+          </w:tcPr>
+          <w:p>
+            <w:r/>
+            <w:r>
+              <w:t>2025 年 3 月</w:t>
+            </w:r>
+          </w:p>
+        </w:tc>
+        <w:tc>
+          <w:tcPr>
+            <w:tcW w:type="dxa" w:w="4320"/>
+          </w:tcPr>
+          <w:p>
+            <w:r/>
+            <w:r>
+              <w:t>本次資料完全缺失。q0 對話記憶顯示 3 月為停火破裂關鍵期（3/23 醫療車隊襲擊），但該事件不在本次 ev 中，需後續補充</w:t>
+            </w:r>
+          </w:p>
+        </w:tc>
+      </w:tr>
+      <w:tr>
+        <w:tc>
+          <w:tcPr>
+            <w:tcW w:type="dxa" w:w="4320"/>
+          </w:tcPr>
+          <w:p>
+            <w:r/>
+            <w:r>
+              <w:t>2025 年 5 月</w:t>
+            </w:r>
+          </w:p>
+        </w:tc>
+        <w:tc>
+          <w:tcPr>
+            <w:tcW w:type="dxa" w:w="4320"/>
+          </w:tcPr>
+          <w:p>
+            <w:r/>
+            <w:r>
+              <w:t>本次資料完全缺失。q0 提及 5/31 美方安理會否決，需後續補充</w:t>
+            </w:r>
+          </w:p>
+        </w:tc>
+      </w:tr>
+      <w:tr>
+        <w:tc>
+          <w:tcPr>
+            <w:tcW w:type="dxa" w:w="4320"/>
+          </w:tcPr>
+          <w:p>
+            <w:r/>
+            <w:r>
+              <w:t>2025 年 9-12 月</w:t>
+            </w:r>
+          </w:p>
+        </w:tc>
+        <w:tc>
+          <w:tcPr>
+            <w:tcW w:type="dxa" w:w="4320"/>
+          </w:tcPr>
+          <w:p>
+            <w:r/>
+            <w:r>
+              <w:t>本次資料完全缺失。任務問句指定 10 月為重點時段，但目前無任何 10 月片段，</w:t>
+            </w:r>
+            <w:r>
+              <w:rPr>
+                <w:b/>
+              </w:rPr>
+              <w:t>目前資料不足以判斷 10 月情勢</w:t>
+            </w:r>
+          </w:p>
+        </w:tc>
+      </w:tr>
+      <w:tr>
+        <w:tc>
+          <w:tcPr>
+            <w:tcW w:type="dxa" w:w="4320"/>
+          </w:tcPr>
+          <w:p>
+            <w:r/>
+            <w:r>
+              <w:t>卡達、埃及具體調解動作</w:t>
+            </w:r>
+          </w:p>
+        </w:tc>
+        <w:tc>
+          <w:tcPr>
+            <w:tcW w:type="dxa" w:w="4320"/>
+          </w:tcPr>
+          <w:p>
+            <w:r/>
+            <w:r>
+              <w:t>本次 19 個片段中未出現卡達或埃及之直接發言或行動紀錄</w:t>
+            </w:r>
+          </w:p>
+        </w:tc>
+      </w:tr>
+      <w:tr>
+        <w:tc>
+          <w:tcPr>
+            <w:tcW w:type="dxa" w:w="4320"/>
+          </w:tcPr>
+          <w:p>
+            <w:r/>
+            <w:r>
+              <w:t>以色列政府內部決策</w:t>
+            </w:r>
+          </w:p>
+        </w:tc>
+        <w:tc>
+          <w:tcPr>
+            <w:tcW w:type="dxa" w:w="4320"/>
+          </w:tcPr>
+          <w:p>
+            <w:r/>
+            <w:r>
+              <w:t>本次資料中未出現以色列官方法官或政府聲明</w:t>
+            </w:r>
+          </w:p>
+        </w:tc>
+      </w:tr>
+      <w:tr>
+        <w:tc>
+          <w:tcPr>
+            <w:tcW w:type="dxa" w:w="4320"/>
+          </w:tcPr>
+          <w:p>
+            <w:r/>
+            <w:r>
+              <w:t>哈馬斯直接聲明</w:t>
+            </w:r>
+          </w:p>
+        </w:tc>
+        <w:tc>
+          <w:tcPr>
+            <w:tcW w:type="dxa" w:w="4320"/>
+          </w:tcPr>
+          <w:p>
+            <w:r/>
+            <w:r>
+              <w:t>本次資料中未出現哈馬斯之直接發言（僅透過聯合國引述其行動）</w:t>
+            </w:r>
+          </w:p>
+        </w:tc>
+      </w:tr>
+    </w:tbl>
+    <w:p/>
+    <w:p>
+      <w:r>
+        <w:t>---</w:t>
+      </w:r>
+    </w:p>
+    <w:p/>
+    <w:p>
+      <w:pPr>
+        <w:pStyle w:val="Heading2"/>
+      </w:pPr>
+      <w:r>
+        <w:t>六、結語</w:t>
       </w:r>
     </w:p>
     <w:p/>
     <w:p>
       <w:r>
-        <w:t>2025 年加薩情勢呈現「停火-破裂-升級-窗口重現」的劇烈擺動。現有的 16 份文件、35 個片段揭示了三個核心事實：</w:t>
+        <w:t>本次持續追蹤（10 份文件、19 個片段）覆蓋 2025 年 1 月 14 日至 8 月 22 日，揭示以下核心觀察：</w:t>
       </w:r>
     </w:p>
     <w:p/>
@@ -4271,16 +5176,13 @@
         <w:pStyle w:val="ListBullet"/>
       </w:pPr>
       <w:r>
-        <w:t>第一，</w:t>
-      </w:r>
-      <w:r>
         <w:rPr>
           <w:b/>
         </w:rPr>
-        <w:t>外交進展與人道准入高度綁定</w:t>
+        <w:t>外交與人道高度綁定但極度脆弱</w:t>
       </w:r>
       <w:r>
-        <w:t>：停火生效期間援助通道有有限改善，一旦破裂則迅速惡化至飢荒水平（來源13 vs. 來源22、32）。</w:t>
+        <w:t>：停火協議第一階段在 1-2 月有實質推進（兩波人質交換、以軍撤離條款），聯合國亦承諾為援助創造條件（來源4、9、10）。然而至 4 月邊境即全面關閉（來源14），正面傳導在缺乏強制執行機制下迅速逆轉。</w:t>
       </w:r>
     </w:p>
     <w:p>
@@ -4288,16 +5190,13 @@
         <w:pStyle w:val="ListBullet"/>
       </w:pPr>
       <w:r>
-        <w:t>第二，</w:t>
-      </w:r>
-      <w:r>
         <w:rPr>
           <w:b/>
         </w:rPr>
-        <w:t>人道機構的動員能力遠未及於實際准入</w:t>
+        <w:t>准入瓶頸是核心結構問題</w:t>
       </w:r>
       <w:r>
-        <w:t>：17 萬噸物資備妥（來源34）、6 月近 400 次協調嘗試（來源29）--後者 44% 被直接拒絕，說明瓶頸不在「有沒有物資」而在「能不能進去」。</w:t>
+        <w:t>：6 月 44% 協調被拒、10% 批覆後受阻、僅 1/3 得以執行（來源18），20 次以上搶修被拒（來源15）--瓶頸不在「有沒有物資」而在「能不能進去」，且此為系統性而非偶發性阻斷。</w:t>
       </w:r>
     </w:p>
     <w:p>
@@ -4305,22 +5204,51 @@
         <w:pStyle w:val="ListBullet"/>
       </w:pPr>
       <w:r>
-        <w:t>第三，</w:t>
+        <w:rPr>
+          <w:b/>
+        </w:rPr>
+        <w:t>醫療體系正朝向不可逆損傷</w:t>
+      </w:r>
+      <w:r>
+        <w:t>：1 月即出現醫院設備破壞與物資短缺（來源1），至 8 月兒童截肢率已達全球最高（來源19），七個月的惡化已產生難以短期修復的累積後果。</w:t>
+      </w:r>
+    </w:p>
+    <w:p>
+      <w:pPr>
+        <w:pStyle w:val="ListBullet"/>
+      </w:pPr>
+      <w:r>
+        <w:rPr>
+          <w:b/>
+        </w:rPr>
+        <w:t>10 月重點時段目前資料空白</w:t>
+      </w:r>
+      <w:r>
+        <w:t>：任務要求以 10 月為重點，但本次 payload 最晚片段僅至 8 月 22 日，9-12 月完全無數據，</w:t>
       </w:r>
       <w:r>
         <w:rPr>
           <w:b/>
         </w:rPr>
-        <w:t>醫療體系正處於不可逆損傷的臨界點</w:t>
+        <w:t>目前資料不足以判斷 10 月停火、人質談判及人道情勢之發展</w:t>
       </w:r>
       <w:r>
-        <w:t>：兒童截肢率全球最高（來源31）、新生兒轉移中死亡（來源35）、醫院設備破壞（來源3）--這些損害即使衝突立即停止，也需要漫長時間與巨額資源方能恢復。</w:t>
+        <w:t>。</w:t>
       </w:r>
     </w:p>
     <w:p/>
     <w:p>
       <w:r>
-        <w:t>10 月初哈馬斯釋放人質意圖的出現（來源34）為 2025 年下半年提供了最後一次外交窗口。然而，在缺乏第三方強制執行機制、大國協調存在根本分歧（來源24）且軍事行動持續升級（來源30、31）之背景下，此窗口的持續性與有效性仍面臨極大不確定性。目前資料不足以判斷 2025 年 11 月至 12 月之發展，建議持續追蹤上述監測指標以掌握情勢走向。</w:t>
+        <w:t xml:space="preserve">建議後續持續補充 9-12 月資料，特別是 10 月多哈談判進展、邊境口岸開放狀態、17 萬噸物資（q0 對話記憶提及）是否實際入境、以及約旦河西岸情勢是否同步惡化等關鍵問題。在現有 1-8 月資料框架下，加薩情勢呈現 </w:t>
+      </w:r>
+      <w:r>
+        <w:rPr>
+          <w:b/>
+        </w:rPr>
+        <w:t>「停火→風險→破裂→升級」</w:t>
+      </w:r>
+      <w:r>
+        <w:t xml:space="preserve"> 的單向惡化軌跡，至資料末期（8 月 22 日）衝突仍在加深（來源19），尚無明顯反向信號。</w:t>
       </w:r>
     </w:p>
     <w:p/>
@@ -4335,7 +5263,7 @@
         <w:rPr>
           <w:i/>
         </w:rPr>
-        <w:t>報告完。所有事實均嚴格依據所提供的 16 份文件、35 個片段及統計數據，未引入外部資訊。資料覆蓋期為 2025-01-14 至 2025-10-03，11-12 月缺口需後續補充。</w:t>
+        <w:t>報告完。所有事實均嚴格依據所提供的 10 份文件、19 個片段及統計數據，未引入外部資訊。資料覆蓋期為 2025-01-14 至 2025-08-22，3 月、5 月、9-12 月為資料缺口，需後續補充。</w:t>
       </w:r>
     </w:p>
     <w:p>
@@ -4360,55 +5288,7 @@
       </w:r>
       <w:r>
         <w:br/>
-        <w:t>(dc48d935d6abd0eafd683a5d6fab2988a9c4e6e5) 在贾巴利亚·巴拉德和汗尤尼斯的袭击中，大量平民死伤。</w:t>
-      </w:r>
-    </w:p>
-    <w:p>
-      <w:pPr>
-        <w:pStyle w:val="ListNumber"/>
-      </w:pPr>
-      <w:r>
-        <w:t>联合国谴责以色列继续阻碍向加沙提供援助的努力 · 2025-01-14</w:t>
-      </w:r>
-      <w:r>
-        <w:br/>
-        <w:t>(dc48d935d6abd0eafd683a5d6fab2988a9c4e6e5) 联合国人员周二两次试图进入北部的奥达医院和印度尼西亚医院，运送急需的医疗物资并撤离病人，但都遭到拒绝。</w:t>
-      </w:r>
-    </w:p>
-    <w:p>
-      <w:pPr>
-        <w:pStyle w:val="ListNumber"/>
-      </w:pPr>
-      <w:r>
-        <w:t>联合国谴责以色列继续阻碍向加沙提供援助的努力 · 2025-01-14</w:t>
-      </w:r>
-      <w:r>
-        <w:br/>
         <w:t>(dc48d935d6abd0eafd683a5d6fab2988a9c4e6e5) 杜加里克指出，由于严重的物资短缺，奥达医院的运行受限，而印度尼西亚医院的基本设备已被破坏...联合国及其合作伙伴仍在竭尽全力，向受冲突影响的巴勒斯坦人提供必要支持。他强调，以色列当局必须履行国际人道主义法义务，允许无阻碍的人道援助进入加沙。</w:t>
-      </w:r>
-    </w:p>
-    <w:p>
-      <w:pPr>
-        <w:pStyle w:val="ListNumber"/>
-      </w:pPr>
-      <w:r>
-        <w:t>联合国秘书长欢迎达成加沙停火及释放人质协议 · 2025-01-15</w:t>
-      </w:r>
-      <w:r>
-        <w:br/>
-        <w:t>(39eaccd8c4e92c673329f5fc2fe17d2284346c9b) 联合国秘书长古特雷斯周三发表声明，对加沙停火及释放人质协议的达成表示热烈欢迎。他高度赞扬了埃及、卡塔尔和美国在推动这一协议达成过程中做出的卓越贡献。</w:t>
-      </w:r>
-    </w:p>
-    <w:p>
-      <w:pPr>
-        <w:pStyle w:val="ListNumber"/>
-      </w:pPr>
-      <w:r>
-        <w:t>联合国秘书长欢迎达成加沙停火及释放人质协议 · 2025-01-15</w:t>
-      </w:r>
-      <w:r>
-        <w:br/>
-        <w:t>(39eaccd8c4e92c673329f5fc2fe17d2284346c9b) 联合国儿童基金会执行主任拉塞尔强调，停火协议只是迈向和平的第一步，这场冲突已造成至少1.45万名儿童丧生，数千人受伤，近100万人流离失所。</w:t>
       </w:r>
     </w:p>
     <w:p>
@@ -4428,11 +5308,11 @@
         <w:pStyle w:val="ListNumber"/>
       </w:pPr>
       <w:r>
-        <w:t>联合国秘书长欢迎达成加沙停火及释放人质协议 · 2025-01-15</w:t>
+        <w:t>联合国秘书长古特雷斯：黎巴嫩将迎来更具希望的未来 · 2025-01-18</w:t>
       </w:r>
       <w:r>
         <w:br/>
-        <w:t>(39eaccd8c4e92c673329f5fc2fe17d2284346c9b) 联合国主管人道主义事务副秘书长兼紧急救济协调员弗莱彻表示，此次停火协议为数百万饱受冲突摧残的人们带来了迫切的希望。然而他同时指出，这一停火协议虽然带来了希望与机遇，但援助幸存者的过程依然充满挑战。</w:t>
+        <w:t>(72ac732975f335c2fdf6bef02046b5851341bb4c) 古特雷斯回忆了他上周五对黎巴嫩南部的访问。在那里，真主党武装与以色列军队之间的跨境冲突虽仍存在，但停火总体得以维持。</w:t>
       </w:r>
     </w:p>
     <w:p>
@@ -4524,18 +5404,6 @@
         <w:pStyle w:val="ListNumber"/>
       </w:pPr>
       <w:r>
-        <w:t>联合国秘书长对加沙维持停火与释放最新一波人质表示欢迎 · 2025-02-16</w:t>
-      </w:r>
-      <w:r>
-        <w:br/>
-        <w:t>(e9a2eb771e02c750789b2c7fabffd4ca16c0027b) 古特雷斯秘书长再次敦促所有各方信守承诺，并严格遵守国际人道法和国际人权法。</w:t>
-      </w:r>
-    </w:p>
-    <w:p>
-      <w:pPr>
-        <w:pStyle w:val="ListNumber"/>
-      </w:pPr>
-      <w:r>
         <w:t>联合国警告：约旦河西岸安全局势持续恶化 · 2025-02-26</w:t>
       </w:r>
       <w:r>
@@ -4572,83 +5440,11 @@
         <w:pStyle w:val="ListNumber"/>
       </w:pPr>
       <w:r>
-        <w:t>联合国秘书长对加沙维持停火与释放最新一波人质表示欢迎 · 2025-03-01</w:t>
-      </w:r>
-      <w:r>
-        <w:br/>
-        <w:t>(e9a2eb771e02c750789b2c7fabffd4ca16c0027b) 尽管局势依然紧张，但预定在3月1日前完成的第一阶段计划目前正在基本按照商定的步骤推进。随后，哈以双方将就永久停火问题展开谈判，开启协议的下一阶段。</w:t>
-      </w:r>
-    </w:p>
-    <w:p>
-      <w:pPr>
-        <w:pStyle w:val="ListNumber"/>
-      </w:pPr>
-      <w:r>
-        <w:t>联合国谴责以色列袭击加沙人道工作者 呼吁进行独立调查 · 2025-03-23</w:t>
-      </w:r>
-      <w:r>
-        <w:br/>
-        <w:t>(f81d008d56390f29d4afb877219562b28a5784d1) 联合国人权事务高级专员蒂尔克周二严厉谴责以色列军队3月23日对加沙医疗和急救车队的袭击，该事件造成15名医务人员和人道工作者丧生。</w:t>
-      </w:r>
-    </w:p>
-    <w:p>
-      <w:pPr>
-        <w:pStyle w:val="ListNumber"/>
-      </w:pPr>
-      <w:r>
         <w:t>联合国谴责以色列袭击加沙人道工作者 呼吁进行独立调查 · 2025-04-01</w:t>
       </w:r>
       <w:r>
         <w:br/>
         <w:t>(f81d008d56390f29d4afb877219562b28a5784d1) 埃尔德表示：“以色列当局关闭了加沙边境，已连续四周禁止所有商业和人道主义援助进入。面对一次又一次的侵犯国际人道法行为，我们的援助努力正被不断受到削弱。”</w:t>
-      </w:r>
-    </w:p>
-    <w:p>
-      <w:pPr>
-        <w:pStyle w:val="ListNumber"/>
-      </w:pPr>
-      <w:r>
-        <w:t>【世界进行时】2025年 4月 25日 · 2025-04-25</w:t>
-      </w:r>
-      <w:r>
-        <w:br/>
-        <w:t>(619391b9365f303e1ae84efedfdc579d46bbc0e5) 自加沙停火协议三月份破裂以来，在以色列的封锁之下，至今已经连续50多天没有援助物资进入加沙，加沙人口即将断粮。同时，在酷热难耐的高温、污水横流与垃圾成山的环境中，加沙的流离失所家庭正面临日益严重的公共卫生危机。</w:t>
-      </w:r>
-    </w:p>
-    <w:p>
-      <w:pPr>
-        <w:pStyle w:val="ListNumber"/>
-      </w:pPr>
-      <w:r>
-        <w:t>【世界进行时】2025年5月2日 · 2025-05-02</w:t>
-      </w:r>
-      <w:r>
-        <w:br/>
-        <w:t>(e29e171afacdcb9477c21405ab50df04631ed526) 在以色列切断对加沙所有援助两个月后，负责人道事务的副秘书长弗莱彻周四发表声明指出，以色列阻止援助物资进入是对哈马斯施压的策略，却严重违反国际法，剥夺了平民的生存权、基本医疗保障和尊严，是残酷的集体惩罚。</w:t>
-      </w:r>
-    </w:p>
-    <w:p>
-      <w:pPr>
-        <w:pStyle w:val="ListNumber"/>
-      </w:pPr>
-      <w:r>
-        <w:t>【世界进行时】2025年6月5日 · 2025-05-31</w:t>
-      </w:r>
-      <w:r>
-        <w:br/>
-        <w:t>(2f0113012e6db122822f1f90d6b562e137952d4d) 在以色列对加沙实施近三个月援助封锁过后，加沙饥饿危机已呈失控态势。据报道，5月31日以来连续数天，加沙民众在该地带南部美国和以色列控制的一处私营援助中心周边试图领取食物时遭到枪击遇难。秘书长古特雷斯发表声明，对此深表震惊，并再次呼吁立即实现持久停火，以缓解当地不断恶化的人道局势。同时，周三，美国在安理会投下否决票，阻止了一项呼吁加沙永久停火、解除限制援助物资进入的决议草案。</w:t>
-      </w:r>
-    </w:p>
-    <w:p>
-      <w:pPr>
-        <w:pStyle w:val="ListNumber"/>
-      </w:pPr>
-      <w:r>
-        <w:t>联合国强调：必须确保加沙人道援助通道畅通无阻 · 2025-06-13</w:t>
-      </w:r>
-      <w:r>
-        <w:br/>
-        <w:t>(2be23bcc957b8a5b1e7506443ed67ab66c369ec1) 持续通信中断使人道救援机构既无法建立有效沟通渠道，也难以协调跨机构应急响应行动。这导致急需援助的平民陷入完全的信息孤立状态，既无法获取生死攸关的救援物资信息，也无法联络紧急医疗服务。</w:t>
       </w:r>
     </w:p>
     <w:p>
@@ -4704,71 +5500,11 @@
         <w:pStyle w:val="ListNumber"/>
       </w:pPr>
       <w:r>
-        <w:t>【世界进行时】2025年8月8日 · 2025-08-08</w:t>
-      </w:r>
-      <w:r>
-        <w:br/>
-        <w:t>(bb245f12985c5eb1bc959abffcff9308ca2becc8) 聯合國秘書長古特雷斯周五對以色列政府決定「接管加沙城」深表震驚。他指出，此舉標誌著局勢的危險升級，可能加劇數百萬巴勒斯坦人已面臨的災難性後果，並可能進一步危及更多生命，包括仍被扣押的人質。</w:t>
-      </w:r>
-    </w:p>
-    <w:p>
-      <w:pPr>
-        <w:pStyle w:val="ListNumber"/>
-      </w:pPr>
-      <w:r>
         <w:t>【世界进行时】2025年8月22日 · 2025-08-22</w:t>
       </w:r>
       <w:r>
         <w:br/>
         <w:t>(9636869ff36155742998777919504f25a8be97f4) 加沙地带儿童截肢率已攀升至全球最高。周四，以色列军队持续加强在加沙城及周边地带的军事行动。联合国秘书长古特雷斯再度紧急呼吁停火。</w:t>
-      </w:r>
-    </w:p>
-    <w:p>
-      <w:pPr>
-        <w:pStyle w:val="ListNumber"/>
-      </w:pPr>
-      <w:r>
-        <w:t>联合国秘书长古特雷斯：加沙地带发生饥荒代表着“人性的失败” · 2025-08-22</w:t>
-      </w:r>
-      <w:r>
-        <w:br/>
-        <w:t>(f0ed16dd403cfeced088eff156c1ab1632496f22) 古特雷斯在针对"粮食安全阶段综合分类"发布的饥荒评估报告做出表态时表示："作为占领国，以色列根据国际法负有明确义务，包括确保人们的食品和医疗供应。"</w:t>
-      </w:r>
-    </w:p>
-    <w:p>
-      <w:pPr>
-        <w:pStyle w:val="ListNumber"/>
-      </w:pPr>
-      <w:r>
-        <w:t>联合国报告：以色列在加沙实施种族灭绝并企图、吞并西岸 · 2025-09-23</w:t>
-      </w:r>
-      <w:r>
-        <w:br/>
-        <w:t>(e3ba8326950ffbfb03497252b731942f1e4c45c2) 在被占西岸，包括东耶路撒冷，报告指出自2023年10月以来，以色列实施的政策和行动--包括对暴力定居者行为的公开和隐性支持--显示出明确意图强行转移巴勒斯坦人、扩大以色列犹太平民存在并吞并整个西岸。</w:t>
-      </w:r>
-    </w:p>
-    <w:p>
-      <w:pPr>
-        <w:pStyle w:val="ListNumber"/>
-      </w:pPr>
-      <w:r>
-        <w:t>联合国秘书长对哈马斯宣布准备释放人质“感到鼓舞” · 2025-10-03</w:t>
-      </w:r>
-      <w:r>
-        <w:br/>
-        <w:t>(f732e30b67822ea89556de1c42a59aa76afd590d) 联合国及合作伙伴已准备约17万吨的食品、药品、帐篷等急需物资，可随时运入加沙。</w:t>
-      </w:r>
-    </w:p>
-    <w:p>
-      <w:pPr>
-        <w:pStyle w:val="ListNumber"/>
-      </w:pPr>
-      <w:r>
-        <w:t>联合国秘书长对哈马斯宣布准备释放人质“感到鼓舞” · 2025-10-03</w:t>
-      </w:r>
-      <w:r>
-        <w:br/>
-        <w:t>(f732e30b67822ea89556de1c42a59aa76afd590d) 世卫组织组织了一次紧急转移任务，将3名危重新生儿从加沙市的赫卢医院转移到代尔巴拉赫的阿克萨医院...原定转移的第4名婴儿于当天早上死亡。</w:t>
       </w:r>
     </w:p>
     <w:p>
@@ -4803,7 +5539,7 @@
         <w:t>資料準備耗時：</w:t>
       </w:r>
       <w:r>
-        <w:t>約 105.20 秒</w:t>
+        <w:t>約 74.06 秒</w:t>
       </w:r>
     </w:p>
     <w:p>
@@ -4814,8 +5550,413 @@
         <w:t>原始問題：</w:t>
       </w:r>
       <w:r>
+        <w:t>【對話記憶】</w:t>
+        <w:br/>
+        <w:t>- 主題：2025年加薩停火、人質談判、人道援助及平民保護情勢分析</w:t>
+        <w:br/>
+        <w:t>- 時間範圍：2025-01-14至2025-10-03（11-12月資料缺口）</w:t>
+        <w:br/>
+        <w:t>- 子題：停火協議三階段時間線（1月生效→3月破裂→10月窗口重現）, 人質交換與囚犯釋放進度, 人道准入與援助封鎖（44%協調被拒、連續數月零物資）, 醫療體系不可逆損傷（兒童截肢率全球最高、新生兒轉移死亡）, 外交傳導模型（正面/負面傳導與外部阻斷）, SWOT分析（停火脆弱性、准入結構性阻斷、大國協調裂痕）</w:t>
+        <w:br/>
+        <w:t>- 重要實體：哈馬斯, 以色列, 聯合國（古特雷斯、OCHA、UNRWA、UNICEF、WHO）, 埃及, 卡達, 美國（安理會否決）, 約旦河西岸, 賈巴利亞·巴拉德, 汗尤尼斯, 奧達醫院</w:t>
+        <w:br/>
+        <w:t>- 既定限制：僅依據16份文件、35個片段，未引入外部資訊; 資料覆蓋期2025-01-14至2025-10-03，11-12月缺口需後續補充; 3月無獨立文件計數，僅有事件片段; 停火僅持續約三個月即破裂，無第三方強制執行機制</w:t>
+        <w:br/>
+        <w:t>- 未決問題：2025年11-12月多哈談判是否恢復; 17萬噸備妥物資是否實際入境; 加薩城軍事行動規模與停火違規頻率; 飢荒是否擴大及公共衛生危機（霍亂等）; 約旦河西岸是否同步惡化</w:t>
+        <w:br/>
+        <w:br/>
         <w:t>【對話歷史】</w:t>
         <w:br/>
+        <w:t xml:space="preserve"> 被直接拒絕、10% 初步批覆後受阻、僅約三分之一得以執行 | 來源27、28、29 |</w:t>
+        <w:br/>
+        <w:t>| 2025-08-08 | 以色列政府決定「接管加薩城」；古特雷斯表示深表震驚，警告局勢危險升級，可能危及包括仍被扣押人質在內之更多生命 | 來源30 |</w:t>
+        <w:br/>
+        <w:t>| 2025-08-22 | 加薩兒童截肢率攀升至全球最高；以軍持續加強加薩城軍事行動；聯合國「糧食安全階段綜合分類」報告確認加薩發生飢荒；古特雷斯稱此為「人性的失敗」，強調以色列作為佔領國負有確保食品和醫療供應之義務 | 來源31、32 |</w:t>
+        <w:br/>
+        <w:t>| 2025-09-23 | 聯合國報告指出以色列在加薩實施種族滅絕，並對約旦河西岸（含東耶路撒冷）企圖強制轉移巴勒斯坦人、擴大猶太平民存在及吞併 | 來源33 |</w:t>
+        <w:br/>
+        <w:t>| 2025-10-03 | 哈馬斯宣布準備釋放人質，古特雷斯表示「感到鼓舞」；聯合國及合作夥伴已備妥約 17 萬噸食品、藥品、帳篷等物資隨時可運入；世衛組織緊急轉移 3 名危重新生兒，第 4 名嬰兒於當天早上死亡 | 來源34、35 |</w:t>
+        <w:br/>
+        <w:br/>
+        <w:t>---</w:t>
+        <w:br/>
+        <w:br/>
+        <w:t>## 三、分主題分析</w:t>
+        <w:br/>
+        <w:br/>
+        <w:t>### 3.1 政治外交：停火方案與人質談判</w:t>
+        <w:br/>
+        <w:br/>
+        <w:t>**協議架構與階段設計**</w:t>
+        <w:br/>
+        <w:br/>
+        <w:t>2025 年 1 月 19 日生效之加薩停火協議共分三個階段：第一階段包含人質與囚犯交換、以色列軍隊撤離加薩居民區、允許巴勒斯坦人返回家園，以及大幅增加進入被佔領土之援助物資數量（來源13）。協議的調解方包括埃及、卡達與美國，古特雷斯對三國推動協議達成之貢獻給予高度評價（來源4）。</w:t>
+        <w:br/>
+        <w:br/>
+        <w:t>**談判進展與波折**</w:t>
+        <w:br/>
+        <w:br/>
+        <w:t>- **1 月中旬**：協議達成並生效，首波人質交換啟動（來源4、8）。</w:t>
+        <w:br/>
+        <w:t>- **2 月上旬**：停火持續約三週後即出現終止風險，古特雷斯緊急呼籲避免戰火重燃，並要求在多哈恢復第二階段談判（來源9、10）。</w:t>
+        <w:br/>
+        <w:t>- **2 月中旬**：第二波人質釋放（3 名以色列人質 / 369 名巴勒斯坦囚犯），顯示第一階段仍按計劃推進（來源12、19）。</w:t>
+        <w:br/>
+        <w:t>- **3 月**：第一階段原定於 3 月 1 日前完成（來源19），但 3 月 23 日以色列襲擊醫療車隊事件（來源20）成為停火協議破裂之關鍵轉折點。</w:t>
+        <w:br/>
+        <w:t>- **4 月起**：停火正式破裂，以色列關閉邊境並持續封鎖援助（來源21、22），外交進展迅速逆轉。</w:t>
+        <w:br/>
+        <w:t>- **10 月初**：哈馬斯再度宣布準備釋放人質，古特雷斯表示「感到鼓舞」（來源34），暗示外交窗口可能重新開啟，但目前資料不足以判斷是否已進入實質談判階段。</w:t>
+        <w:br/>
+        <w:br/>
+        <w:t>**安理會層面**</w:t>
+        <w:br/>
+        <w:br/>
+        <w:t>5 月 31 日，美國在安理會投下否決票，阻止了呼籲加薩永久停火及解除援助限制之決議草案（來源24），顯示大國外交協調出現嚴重裂痕。</w:t>
+        <w:br/>
+        <w:br/>
+        <w:t>---</w:t>
+        <w:br/>
+        <w:br/>
+        <w:t>### 3.2 國際安全：軍事行動與平民保護</w:t>
+        <w:br/>
+        <w:br/>
+        <w:t>**軍事行動升級軌跡**</w:t>
+        <w:br/>
+        <w:br/>
+        <w:t>| 時間 | 軍事行動 / 安全事件 | 影響 | 來源 |</w:t>
+        <w:br/>
+        <w:t>| --- | --- | --- | --- |</w:t>
+        <w:br/>
+        <w:t>| 2025-01-14 | 賈巴利亞·巴拉德、汗尤尼斯襲擊 | 大量平民死傷 | 來源1 |</w:t>
+        <w:br/>
+        <w:t>| 2025-02-26 | 約旦河西岸五周軍事行動 | 50 多人喪生（含兒童）、約 4 萬人流離失所 | 來源16、17 |</w:t>
+        <w:br/>
+        <w:t>| 2025-03-23 | 襲擊加薩醫療和急救車隊 | 15 名醫護人員和人道工作者喪生 | 來源20 |</w:t>
+        <w:br/>
+        <w:t>| 2025-05-31 前後 | 南部援助中心周邊槍擊事件 | 民眾領取食物時遇難 | 來源24 |</w:t>
+        <w:br/>
+        <w:t>| 2025-07-03 前後 | 一天內強制轉移近 3 萬人 | 缺乏庇護、食物、藥品、飲水 | 來源28 |</w:t>
+        <w:br/>
+        <w:t>| 2025-08-08 | 以色列決定「接管加薩城」 | 局勢危險升級，危及更多生命（含人質） | 來源30 |</w:t>
+        <w:br/>
+        <w:t>| 2025-08-22 | 以軍持續加強加薩城及周邊軍事行動 | 兒童截肢率達全球最高 | 來源31 |</w:t>
+        <w:br/>
+        <w:br/>
+        <w:t>**停火違規模式**</w:t>
+        <w:br/>
+        <w:br/>
+        <w:t>從現有資料可辨識出以下反覆出現之違規形態：</w:t>
+        <w:br/>
+        <w:t>1. **軍事行動持續**：即使在停火期間（1-3 月），仍發生針對醫療車隊之致命襲擊（來源20）。</w:t>
+        <w:br/>
+        <w:t>2. **邊境與准入封鎖**：4 月起連續四周、後續擴至近三個月完全禁止商業及人道援助進入（來源21、22、23）。</w:t>
+        <w:br/>
+        <w:t>3. **強制遷移**：7 月單日即強制轉移近 3 萬人（來源28）。</w:t>
+        <w:br/>
+        <w:t>4. **通信中斷**：6 月持續通信中斷使平民陷入信息孤立（來源25）。</w:t>
+        <w:br/>
+        <w:t>5. **拒絕搶修**：自 4 月以來以色列拒絕超過 20 次搶修許可（來源26）。</w:t>
+        <w:br/>
+        <w:br/>
+        <w:t>**對救援人員之安全影響**</w:t>
+        <w:br/>
+        <w:br/>
+        <w:t>3 月 23 日 15 名醫護和人道工作者喪生事件（來源20）為 2025 年資料中最嚴重的針對救援人員之攻擊。世衛組織 10 月之新生兒緊急轉移任務中，第 4 名嬰兒於轉移當天早上死亡（來源35），反映醫療安全環境之極度脆弱。</w:t>
+        <w:br/>
+        <w:br/>
+        <w:t>---</w:t>
+        <w:br/>
+        <w:br/>
+        <w:t>### 3.3 人道事務：援助准入與物資供應</w:t>
+        <w:br/>
+        <w:br/>
+        <w:t>**封鎖時間線**</w:t>
+        <w:br/>
+        <w:br/>
+        <w:t>| 時間節點 | 狀態 | 來源 |</w:t>
+        <w:br/>
+        <w:t>| --- | --- | --- |</w:t>
+        <w:br/>
+        <w:t>| 1 月 14 日 | 聯合國人員無法進入醫院，物資嚴重短缺 | 來源2、3 |</w:t>
+        <w:br/>
+        <w:t>| 4 月 1 日 | 邊境關閉，連續四周禁止一切援助進入 | 來源21 |</w:t>
+        <w:br/>
+        <w:t>| 4 月 25 日 | 停火破裂後連續 50 多天無物資進入，面臨斷糧 | 來源22 |</w:t>
+        <w:br/>
+        <w:t>| 5 月 2 日 | 援助切斷已達兩月，被定性為集體懲罰 | 來源23 |</w:t>
+        <w:br/>
+        <w:t>| 5 月 31 日 | 封鎖近三個月，饑荒失控，民眾在援助點遭槍擊 | 來源24 |</w:t>
+        <w:br/>
+        <w:t>| 6 月 13 日 | 通信中斷，44% 協調嘗試被拒（6 月數據），20 次以上搶修被拒 | 來源25、26、29 |</w:t>
+        <w:br/>
+        <w:t>| 7 月 3 日 | 人道危機進一步升級，強制遷移加劇物資匱乏 | 來源27、28、29 |</w:t>
+        <w:br/>
+        <w:t>| 8 月 22 日 | 糧食安全報告確認加薩發生飢荒 | 來源32 |</w:t>
+        <w:br/>
+        <w:t>| 10 月 3 日 | 聯合國及合作夥伴已備妥約 17 萬噸物資隨時可運入 | 來源34 |</w:t>
+        <w:br/>
+        <w:br/>
+        <w:t>**6 月人道協調數據（來源29）**</w:t>
+        <w:br/>
+        <w:br/>
+        <w:t>| 協調嘗試結果 | 占比 |</w:t>
+        <w:br/>
+        <w:t>| --- | --- |</w:t>
+        <w:br/>
+        <w:t>| 被以色列當局直接拒絕 | 44% |</w:t>
+        <w:br/>
+        <w:t>| 初步批覆後遭阻 | 10% |</w:t>
+        <w:br/>
+        <w:t>| 得以執行 | 約 33% |</w:t>
+        <w:br/>
+        <w:t>| 因後勤、安全等問題被組織方取消 | 12% |</w:t>
+        <w:br/>
+        <w:br/>
+        <w:t>&gt; 以上數據合計 99%，剩餘 1% 未歸類。僅三分之一之協調嘗試得以落實，顯示系統性准入阻礙。</w:t>
+        <w:br/>
+        <w:br/>
+        <w:t>**邊境口岸與通信**</w:t>
+        <w:br/>
+        <w:br/>
+        <w:t>- 以色列於 4 月關閉加薩邊境，禁止所有商業和人道主義援助進入（來源21）。</w:t>
+        <w:br/>
+        <w:t>- 自 4 月起拒絕超過 20 次搶修許可（來源26），暗示基礎設施（含通信、供水等）持續惡化。</w:t>
+        <w:br/>
+        <w:t>- 通信中斷使人道機構無法建立溝通渠道、平民陷入信息孤立（來源25）。</w:t>
+        <w:br/>
+        <w:br/>
+        <w:t>---</w:t>
+        <w:br/>
+        <w:br/>
+        <w:t>### 3.4 醫療衛生：醫院運作與醫療危機</w:t>
+        <w:br/>
+        <w:br/>
+        <w:t>**醫院運作狀況**</w:t>
+        <w:br/>
+        <w:br/>
+        <w:t>| 時間 | 事件 | 來源 |</w:t>
+        <w:br/>
+        <w:t>| --- | --- | --- |</w:t>
+        <w:br/>
+        <w:t>| 1 月 14 日 | 奧達醫院因嚴重物資短缺運行受限；印度尼西亞醫院基本設備被破壞；聯合國兩次試圖進入均遭拒 | 來源2、3 |</w:t>
+        <w:br/>
+        <w:t>| 3 月 23 日 | 醫療和急救車隊遭襲擊，15 名醫護和人道工作者喪生 | 來源20 |</w:t>
+        <w:br/>
+        <w:t>| 10 月 3 日 | 世衛組織緊急轉移 3 名危重新生兒（赫盧醫院→阿克薩醫院），第 4 名嬰兒當天早上死亡 | 來源35 |</w:t>
+        <w:br/>
+        <w:br/>
+        <w:t>**醫療物資與病患轉送**</w:t>
+        <w:br/>
+        <w:br/>
+        <w:t>- 1 月 14 日即已出現嚴重物資短缺與設備破壞（來源3）。</w:t>
+        <w:br/>
+        <w:t>- 7 月強制轉移近 3 萬人時，被遷移者缺乏庇護、食物、藥品和飲水（來源28）。</w:t>
+        <w:br/>
+        <w:t>- 8 月 22 日，加薩兒童截肢率已攀升至全球最高（來源31），反映長期醫療資源匱乏之累積效應。</w:t>
+        <w:br/>
+        <w:t>- 10 月 3 日，聯合國及合作夥伴備妥約 17 萬噸食品、藥品、帳篷等物資（來源34），但能否實際運入仍取決於准入條件。</w:t>
+        <w:br/>
+        <w:br/>
+        <w:t>**醫護人員安全**</w:t>
+        <w:br/>
+        <w:br/>
+        <w:t>3 月 23 日事件（來源20）為資料中最嚴重的醫護人員陣亡事件。10 月世衛組織之新生兒轉移（來源35）則顯示即使在停火談判窗口重新出現之階段，醫療轉送仍面臨極高風險。</w:t>
+        <w:br/>
+        <w:br/>
+        <w:t>---</w:t>
+        <w:br/>
+        <w:br/>
+        <w:t>### 3.5 國際組織：聲明、數據與行動</w:t>
+        <w:br/>
+        <w:br/>
+        <w:t>| 組織 / 人物 | 主要行動與聲明 | 時間 | 來源 |</w:t>
+        <w:br/>
+        <w:t>| --- | --- | --- | --- |</w:t>
+        <w:br/>
+        <w:t>| 聯合國秘書長古特雷斯 | 歡迎停火協議、敦促永久停火、譴責襲擊、警告飢荒為「人性的失敗」、對「接管加薩城」震驚、對哈馬斯準備釋放人質表示鼓舞 | 1/15-10/3 多次 | 來源4、6、9、11、15、24、27、30、32、34 |</w:t>
+        <w:br/>
+        <w:t>| 緊急救濟協調員弗萊徹 | 指出停火帶來希望但援助仍充滿挑戰；定性封鎖為集體懲罰 | 1/15、5/2 | 來源7、23 |</w:t>
+        <w:br/>
+        <w:t>| 人道協調廳（OCHA） | 對約旦河西岸過度使用武力深表關切；統計 6 月 44% 協調嘗試被拒 | 2/26、7/3 | 來源18、29 |</w:t>
+        <w:br/>
+        <w:t>| 近東救濟工程處（UNRWA） | 報告約旦河西岸 50 多人喪生、4 萬人流離失所 | 2/26 | 來源17 |</w:t>
+        <w:br/>
+        <w:t>| UNICEF 執行主任拉塞尔 | 指出至少 1.45 萬名兒童喪生、近 100 萬人流離失所 | 1/15 | 來源5 |</w:t>
+        <w:br/>
+        <w:t>| 聯合國人權高級專員蒂尔克 | 嚴厲譴責 3/23 襲擊，呼籲獨立調查 | 3/23 | 來源20 |</w:t>
+        <w:br/>
+        <w:t>| 世衛組織（WHO） | 組織新生兒緊急轉移任務 | 10/3 | 來源35 |</w:t>
+        <w:br/>
+        <w:t>| 聯合國「糧食安全階段綜合分類」 | 發布飢荒評估報告 | 8/22 | 來源32 |</w:t>
+        <w:br/>
+        <w:t>| 聯合國報告 | 指出以色列在加薩實施種族滅絕、企圖吞併西岸 | 9/23 | 來源33 |</w:t>
+        <w:br/>
+        <w:br/>
+        <w:t>---</w:t>
+        <w:br/>
+        <w:br/>
+        <w:t>## 四、綜合趨勢分析：外交進展、軍事行動與人道情勢之傳導關係</w:t>
+        <w:br/>
+        <w:br/>
+        <w:t>### 4.1 三階段傳導模型（基於現有資料之定性判斷）</w:t>
+        <w:br/>
+        <w:br/>
+        <w:t>```</w:t>
+        <w:br/>
+        <w:t>外交進展（停火談判 / 人質交換）</w:t>
+        <w:br/>
+        <w:t xml:space="preserve">    │</w:t>
+        <w:br/>
+        <w:t xml:space="preserve">    ├──【正面傳導】──→ 邊境開放 / 准入改善 ──→ 援助物資進入 ──→ 醫療恢復 / 平民處境改善</w:t>
+        <w:br/>
+        <w:t xml:space="preserve">    │</w:t>
+        <w:br/>
+        <w:t xml:space="preserve">    └──【負面傳導】──→ 停火破裂 / 談判中止 ──→ 邊境封鎖 / 軍事行動升級 ──→ 人道危機加劇 / 醫療體系崩潰</w:t>
+        <w:br/>
+        <w:t>```</w:t>
+        <w:br/>
+        <w:br/>
+        <w:t>**具體對應**：</w:t>
+        <w:br/>
+        <w:br/>
+        <w:t>- **正面傳導案例**：1 月 19 日停火生效後，第一階段計劃包含以軍撤離與大幅增加援助物資（來源13），2 月 16 日第二波人質釋放順利完成（來源12），3 月 1 日第一階段基本按計劃推進（來源19）。</w:t>
+        <w:br/>
+        <w:t>- **負面傳導案例**：3 月 23 日醫療車隊遭襲（來源20）→ 停火於三月破裂（來源22）→ 4 月邊境關閉（來源21）→ 5 月封鎖兩月（來源23）→ 6 月 44% 協調被拒（來源29）→ 8 月確認飢荒（來源32）。</w:t>
+        <w:br/>
+        <w:t>- **外部阻斷因素**：5 月 31 日美國安理會否決（來源24）阻斷了國際壓力機制，使外交層面無法形成有效制衡。</w:t>
+        <w:br/>
+        <w:br/>
+        <w:t>### 4.2 2025 年整體趨勢判斷</w:t>
+        <w:br/>
+        <w:br/>
+        <w:t>1. **上半年（1-3 月）：停火窗口期**。協議生效、人質交換推進、第一階段基本完成，人道准入有所改善但基礎設施已嚴重受損（來源3、19）。</w:t>
+        <w:br/>
+        <w:t>2. **夏季（4-7 月）：系統性崩潰**。停火破裂後，封鎖、軍事行動、強制遷移、通信中斷形成疊加效應，人道協調成功率降至約三分之一（來源21-29）。</w:t>
+        <w:br/>
+        <w:t>3. **秋季（8-10 月）：危機頂點與窗口重現**。飢荒確認（來源32）、「接管加薩城」決定（來源30）、種族滅絕指控（來源33）標記情勢谷底；10 月初哈馬斯宣布準備釋放人質（來源34）及 17 萬噸物資備妥（來源34）則暗示外交窗口可能再度開啟，但實際效果尚待驗證。</w:t>
+        <w:br/>
+        <w:br/>
+        <w:t>### 4.3 外交進展是否實際改善人道准入？</w:t>
+        <w:br/>
+        <w:br/>
+        <w:t>**在停火生效期間（1-3 月）**：有一定改善，第一階段包含以軍撤離與援助增加條款（來源13），聯合國承諾為援助創造條件（來源14）。但改善幅度有限，1 月 14 日醫院物資短缺與進入受阻（來源2、3）說明封鎖在停火前已嚴重存在。</w:t>
+        <w:br/>
+        <w:br/>
+        <w:t>**在停火破裂後（4-10 月）**：外交進展完全中斷，人道准入惡化至極端--連續數月零物資進入（來源22）、飢荒確認（來源32）、僅 1/3 協調得以執行（來源29）。</w:t>
+        <w:br/>
+        <w:br/>
+        <w:t>**結論**：現有資料顯示，停火與人質談判之正面效應高度依賴協議持續執行；一旦破裂，人道情勢迅速惡化且恢復成本極高。外交進展與人道准入之間存在強正相關，但此關係極為脆弱，缺乏制度性保障。</w:t>
+        <w:br/>
+        <w:br/>
+        <w:t>---</w:t>
+        <w:br/>
+        <w:br/>
+        <w:t>## 五、SWOT 分析</w:t>
+        <w:br/>
+        <w:br/>
+        <w:t>| 維度 | 面向 | 主要內容 | 來源 |</w:t>
+        <w:br/>
+        <w:t>| --- | --- | --- | --- |</w:t>
+        <w:br/>
+        <w:t>| Strength | 外交基礎 | 停火協議三階段架構已建立，埃及、卡達、美國三方調解機制運作過（1-3 月），哈馬斯 10 月再度釋放人質意圖顯示談判基礎未完全喪失 | 來源4、8、13、34 |</w:t>
+        <w:br/>
+        <w:t>| Strength | 人道備援能力 | 聯合國及合作夥伴已備妥約 17 萬噸食品、藥品、帳篷等物資，具備快速部署能力 | 來源34 |</w:t>
+        <w:br/>
+        <w:t>| Strength | 國際壓力機制 | 聯合國多次公開譴責（古特雷斯、人權專員、OCHA），安理會曾有停火決議草案（雖被否決），國際法框架（佔領國義務）提供法理依據 | 來源20、24、27、32 |</w:t>
+        <w:br/>
+        <w:t>| Weakness | 停火脆弱性 | 停火僅持續約三個月即破裂，且無第三方強制執行機制；美方安理會否決削弱集體安全作用 | 來源9、24 |</w:t>
+        <w:br/>
+        <w:t>| Weakness | 准入系統性阻斷 | 邊境關閉、20 次以上搶修被拒、44% 協調被拒、通信中斷--非單一事件而是結構性阻斷 | 來源21、26、29、25 |</w:t>
+        <w:br/>
+        <w:t>| Weakness | 醫療體系脆化 | 醫院設備破壞、物資短缺、醫護遭襲（15 人喪生）、兒童截肢率全球最高、新生兒轉移中死亡--醫療恢復時間遠長於衝突升級速度 | 來源3、20、31、35 |</w:t>
+        <w:br/>
+        <w:t>| Weakness | 大國協調裂痕 | 美國否決停火決議，使安理會無法形成統一立場，外交斡旋失去最重要槓桿之一 | 來源24 |</w:t>
+        <w:br/>
+        <w:t>| Opportunity | 談判窗口重現 | 10 月 3 日哈馬斯宣布準備釋放人質，古特雷斯表示「感到鼓舞」，17 萬噸物資已備妥--若雙方回到談判桌，人道改善具備物質基礎 | 來源34 |</w:t>
+        <w:br/>
+        <w:t>| Opportunity | 國際法理優勢 | 聯合國報告（9 月）及糧食安全評估（8 月）提供法律與事實依據，可能強化國際刑事司法或制裁路徑 | 來源32、33 |</w:t>
+        <w:br/>
+        <w:t>| Opportunity | 人道機構動員 | 世衛組織、OCHA、UNRWA 等機構保持運轉，緊急轉移任務（10 月）顯示協調能力尚存 | 來源35、29 |</w:t>
+        <w:br/>
+        <w:t>| Threat | 衝突再升級 | 以色列決定「接管加薩城」（8 月）、以軍持續加強軍事行動（8 月），若 10 月談判再次破裂，情勢可能超越 4-7 月水平 | 來源30、31 |</w:t>
+        <w:br/>
+        <w:t>| Threat | 飢荒不可逆 | 8 月 22 日已確認飢荒發生，營養損傷具有長期健康後果，即使援助恢復，醫療體系重建仍需漫長時間 | 來源32、31 |</w:t>
+        <w:br/>
+        <w:t>| Threat | 約旦河西岸溢出 | 2 月即出現 50 人喪生、4 萬人流離失所，9 月聯合國報告指涉吞併意圖--加薩之外第二戰場可能同步惡化 | 來源16、17、33 |</w:t>
+        <w:br/>
+        <w:t>| Threat | 人質安全 | 古特雷斯明確警告「接管加薩城」可能危及仍被扣押之人質，軍事行動升級將直接威脅人質談判籌碼 | 來源30 |</w:t>
+        <w:br/>
+        <w:br/>
+        <w:t>---</w:t>
+        <w:br/>
+        <w:br/>
+        <w:t>## 六、後續風險評估與監測要點</w:t>
+        <w:br/>
+        <w:br/>
+        <w:t>### 6.1 高機率風險</w:t>
+        <w:br/>
+        <w:br/>
+        <w:t>| 風險項目 | 依據 | 監測指標 |</w:t>
+        <w:br/>
+        <w:t>| --- | --- | --- |</w:t>
+        <w:br/>
+        <w:t>| 談判再度破裂 | 停火僅持續三個月即破裂（來源22）；美方否決顯示調解方內部分歧（來源24）；以軍行動持續升級（來源30、31） | 11 月是否出現新一輪人質釋放；多哈談判是否恢復 |</w:t>
+        <w:br/>
+        <w:t>| 援助持續受阻 | 44% 協調被拒為常態（來源29）；封鎖已持續近半年（來源22-24）；搶修 20 次以上被拒（來源26） | 17 萬噸物資是否實際入境（來源34）；邊境口岸開放狀態 |</w:t>
+        <w:br/>
+        <w:t>| 醫療體系不可逆惡化 | 兒童截肢率全球最高（來源31）；新生兒轉移中死亡（來源35）；醫院設備破壞未修復（來源3） | 醫院運營狀態；新生兒及重症轉送成功率；醫護人員傷亡數據 |</w:t>
+        <w:br/>
+        <w:t>| 飢荒擴大與公共衛生危機 | 8 月已確認飢荒（來源32）；污水、垃圾、酷熱環境加劇公共衛生風險（來源22） | 糧食安全階段分類後續評估；霍亂等傳染病爆發數據 |</w:t>
+        <w:br/>
+        <w:br/>
+        <w:t>### 6.2 中低機率但高影響風險</w:t>
+        <w:br/>
+        <w:br/>
+        <w:t>- **約旦河西岸全面軍事化**：2 月 50 人喪生、4 萬人流離失所（來源16、17），9 月聯合國報告指涉吞併意圖（來源33），若加薩戰事升級可能同步引爆西岸。</w:t>
+        <w:br/>
+        <w:t>- **人質安全事件**：軍事行動升級直接威脅被扣人質（來源30），一旦發生可能導致談判基礎徹底瓦解。</w:t>
+        <w:br/>
+        <w:t>- **國際法框架進一步瓦解**：美方否決（來源24）與以色列「接管」決定（來源30）若無後果，可能鼓勵各方忽視國際人道法義務。</w:t>
+        <w:br/>
+        <w:br/>
+        <w:t>### 6.3 建議持續監測重點</w:t>
+        <w:br/>
+        <w:br/>
+        <w:t>1. **政治外交**：11-12 月多哈談判是否恢復、人質交換節奏、美國立場是否調整</w:t>
+        <w:br/>
+        <w:t>2. **國際安全**：加薩城軍事行動規模、停火違規事件頻率、強制遷移規模</w:t>
+        <w:br/>
+        <w:t>3. **人道事務**：17 萬噸物資（來源34）實際入境進度、邊境口岸開放天數、通信恢復狀況</w:t>
+        <w:br/>
+        <w:t>4. **醫療衛生**：醫院運營數、醫療物資庫存、新生兒及重症轉送安全</w:t>
+        <w:br/>
+        <w:t>5. **國際組織**：安理會後續決議、獨立調查結果（來源20）、糧食安全評估更新（來源32）</w:t>
+        <w:br/>
+        <w:br/>
+        <w:t>---</w:t>
+        <w:br/>
+        <w:br/>
+        <w:t>## 七、結語</w:t>
+        <w:br/>
+        <w:br/>
+        <w:t>2025 年加薩情勢呈現「停火-破裂-升級-窗口重現」的劇烈擺動。現有的 16 份文件、35 個片段揭示了三個核心事實：</w:t>
+        <w:br/>
+        <w:br/>
+        <w:t>- 第一，**外交進展與人道准入高度綁定**：停火生效期間援助通道有有限改善，一旦破裂則迅速惡化至飢荒水平（來源13 vs. 來源22、32）。</w:t>
+        <w:br/>
+        <w:t>- 第二，**人道機構的動員能力遠未及於實際准入**：17 萬噸物資備妥（來源34）、6 月近 400 次協調嘗試（來源29）--後者 44% 被直接拒絕，說明瓶頸不在「有沒有物資」而在「能不能進去」。</w:t>
+        <w:br/>
+        <w:t>- 第三，**醫療體系正處於不可逆損傷的臨界點**：兒童截肢率全球最高（來源31）、新生兒轉移中死亡（來源35）、醫院設備破壞（來源3）--這些損害即使衝突立即停止，也需要漫長時間與巨額資源方能恢復。</w:t>
+        <w:br/>
+        <w:br/>
+        <w:t>10 月初哈馬斯釋放人質意圖的出現（來源34）為 2025 年下半年提供了最後一次外交窗口。然而，在缺乏第三方強制執行機制、大國協調存在根本分歧（來源24）且軍事行動持續升級（來源30、31）之背景下，此窗口的持續性與有效性仍面臨極大不確定性。目前資料不足以判斷 2025 年 11 月至 12 月之發展，建議持續追蹤上述監測指標以掌握情勢走向。</w:t>
+        <w:br/>
+        <w:br/>
+        <w:t>---</w:t>
+        <w:br/>
+        <w:br/>
+        <w:t>*報告完。所有事實均嚴格依據所提供的 16 份文件、35 個片段及統計數據，未引入外部資訊。資料覆蓋期為 2025-01-14 至 2025-10-03，11-12 月缺口需後續補充。*</w:t>
         <w:br/>
         <w:br/>
         <w:t>【目前問題】</w:t>
@@ -4834,7 +5975,7 @@
         <w:t>相對時間解析基準：</w:t>
       </w:r>
       <w:r>
-        <w:t>2026-09-11T18:19:16+08:00 (Asia/Taipei；去年=2025)</w:t>
+        <w:t>2026-09-15T13:48:05+08:00 (Asia/Taipei；去年=2025)</w:t>
       </w:r>
     </w:p>
     <w:p>
@@ -4845,7 +5986,7 @@
         <w:t>精煉後問題（檢索用）：</w:t>
       </w:r>
       <w:r>
-        <w:t>持續蒐集 2025-01-01 至 2025-12-31 加薩停火、人質談判、人道援助及平民保護相關資訊。【政治外交】以色列、哈馬斯、美國、卡達、埃及及調解方之停火方案、人質交換條件與談判進展；【國際安全】空襲、地面軍事行動、停火違規及對平民與救援人員之安全影響；【人道事務】食品、藥品、飲水、避難、邊境口岸與援助物資進入情形；【醫療衛生】醫院運作、醫療物資短缺、病患轉送及醫護人員安全；【國際組織】聯合國、人道協調廳、世衛組織及相關機構之聲明、數據與行動；【綜合研析】整合上述資訊，分析停火與人質談判是否實際改善人道准入與平民處境，辨識外交進展、軍事行動與人道情勢間之傳導關係，並提出談判破裂、援助受阻、醫療體系惡化及衝突再升級等後續風險。</w:t>
+        <w:t>持續蒐集2025年（2025-01-01至2025-12-31，10月為重點時段）加薩停火、人質談判、人道援助及平民保護相關資訊，依以下部門分層檢索：①政治外交：以色列、哈馬斯、美國、卡達、埃及及調解方之停火方案、人質交換條件、談判進展；②國際安全：空襲、地面軍事行動、停火違規、平民與救援人員安全影響；③人道事務：食品、藥品、飲水、避難、邊境口岸開放、援助物資進入；④醫療衛生：醫院運作、醫療物資短缺、病患轉送、醫護人員安全；⑤國際組織：聯合國、OCHA、WHO、UNRWA、UNICEF之聲明、數據與行動；⑥綜合研析：停火/人質談判與人道准入之傳導關係、後續風險評估（談判破裂、援助受阻、醫療體系惡化、衝突再升級）。</w:t>
       </w:r>
     </w:p>
     <w:p>
@@ -4889,7 +6030,7 @@
         <w:t>統計概況：</w:t>
       </w:r>
       <w:r>
-        <w:t>文件數：16；片段數：35；有活動天數：15</w:t>
+        <w:t>文件數：10；片段數：19；有活動天數：10</w:t>
       </w:r>
     </w:p>
     <w:p>
@@ -4903,7 +6044,7 @@
         <w:t>核心關鍵詞：</w:t>
       </w:r>
       <w:r>
-        <w:t>加薩, 停火, 人質, 人道援助, 以色列, 哈馬斯, 平民, 醫療</w:t>
+        <w:t>加薩, 停火, 人質談判, 人道援助, 平民保護, 以色列, 哈馬斯, 聯合國</w:t>
       </w:r>
     </w:p>
     <w:p>
@@ -4914,7 +6055,7 @@
         <w:t>代理人 ES 文本查詢工具查詢字串：</w:t>
       </w:r>
       <w:r>
-        <w:t>核心關鍵詞組如下：加薩、停火、人質、人道援助、以色列、哈馬斯、平民、醫療</w:t>
+        <w:t>核心關鍵詞組如下：加薩、停火、人質談判、人道援助、平民保護、以色列、哈馬斯、聯合國</w:t>
       </w:r>
     </w:p>
     <w:p>
@@ -4925,7 +6066,7 @@
         <w:t>同義／擴充關鍵詞：</w:t>
       </w:r>
       <w:r>
-        <w:t>加萨, 加沙, 加薩地帶, 加萨地带, 加沙地帶, 加沙地带, Gaza, Gaza Strip, 休戰, 休战, 停戰, 停战, ceasefire, 人质, 被擄者, 被掳者, 被綁架者, 被绑架者, hostages, 人道主義援助, 人道主义援助, humanitarian aid, Israel, 哈马斯, Hamas, 伊斯蘭抵抗運動, 伊斯兰抵抗运动, civilians, 医疗, medical</w:t>
+        <w:t>加萨, 加薩地帶, 加萨地带, 加薩地區, 加萨地区, Gaza, Gaza Strip, 休戰, 休战, 停戰, 停战, ceasefire, truce, 人质谈判, 質俘談判, 质俘谈判, 人質交換, 人质交换, 質俘交換, 质俘交换, hostage negotiations, captive negotiations, 人道主義援助, 人道主义援助, 人道救援, 人道救助, humanitarian aid, humanitarian assistance, 平民保护, 保護平民, 保护平民, civilian protection, 以色列國, 以色列国, Israel, State of Israel, 以方, 哈马斯, 哈瑪斯, 哈玛斯, Hamas, 联合国, UN, United Nations</w:t>
       </w:r>
     </w:p>
     <w:p>
@@ -4936,7 +6077,7 @@
         <w:t>實際使用關鍵詞（effective terms）：</w:t>
       </w:r>
       <w:r>
-        <w:t>加薩, 停火, 人質, 人道援助, 以色列, 哈馬斯, 平民, 醫療, 加萨, 加沙, 加薩地帶, 加萨地带, 加沙地帶, 加沙地带, Gaza, Gaza Strip, 休戰, 休战, 停戰, 停战, ceasefire, 人质, 被擄者, 被掳者, 被綁架者, 被绑架者, hostages, 人道主義援助, 人道主义援助, humanitarian aid, Israel, 哈马斯, Hamas, 伊斯蘭抵抗運動, 伊斯兰抵抗运动, civilians, 医疗, medical</w:t>
+        <w:t>加薩, 停火, 人質談判, 人道援助, 平民保護, 以色列, 哈馬斯, 聯合國, 加萨, 加薩地帶, 加萨地带, 加薩地區, 加萨地区, Gaza, Gaza Strip, 休戰, 休战, 停戰, 停战, ceasefire, truce, 人质谈判, 質俘談判, 质俘谈判, 人質交換, 人质交换, 質俘交換, 质俘交换, hostage negotiations, captive negotiations, 人道主義援助, 人道主义援助, 人道救援, 人道救助, humanitarian aid, humanitarian assistance, 平民保护, 保護平民, 保护平民, civilian protection, 以色列國, 以色列国, Israel, State of Israel, 以方, 哈马斯, 哈瑪斯, 哈玛斯, Hamas, 联合国, UN, United Nations</w:t>
       </w:r>
     </w:p>
     <w:p>
@@ -4987,7 +6128,7 @@
         <w:t>；執行狀態：正常完成</w:t>
       </w:r>
       <w:r>
-        <w:t>；耗時：14.839 秒</w:t>
+        <w:t>；耗時：15.098 秒</w:t>
       </w:r>
     </w:p>
     <w:p>
@@ -5007,7 +6148,7 @@
         <w:t>；執行狀態：正常完成</w:t>
       </w:r>
       <w:r>
-        <w:t>；耗時：20.824 秒</w:t>
+        <w:t>；耗時：23.332 秒</w:t>
       </w:r>
     </w:p>
     <w:p>
@@ -5027,7 +6168,7 @@
         <w:t>；執行狀態：正常完成</w:t>
       </w:r>
       <w:r>
-        <w:t>；耗時：105.203 秒</w:t>
+        <w:t>；耗時：74.061 秒</w:t>
       </w:r>
     </w:p>
     <w:p>
@@ -5068,7 +6209,7 @@
         <w:t>；執行狀態：正常完成</w:t>
       </w:r>
       <w:r>
-        <w:t>；耗時：113.035 秒</w:t>
+        <w:t>；耗時：111.822 秒</w:t>
       </w:r>
     </w:p>
     <w:sectPr>

--- a/tests_code/output/phase0_test_report.docx
+++ b/tests_code/output/phase0_test_report.docx
@@ -36,13 +36,7 @@
         <w:pStyle w:val="Heading1"/>
       </w:pPr>
       <w:r>
-        <w:t>2025 年加薩停火、人質談判、人道援助及平民保護情勢分析（持續追蹤）</w:t>
-      </w:r>
-    </w:p>
-    <w:p/>
-    <w:p>
-      <w:r>
-        <w:t>---</w:t>
+        <w:t>2025 年加薩衝突綜合研析（續篇）</w:t>
       </w:r>
     </w:p>
     <w:p/>
@@ -57,31 +51,13 @@
     <w:p/>
     <w:p>
       <w:r>
-        <w:t xml:space="preserve">本次持續蒐集共檢得 </w:t>
+        <w:t xml:space="preserve">本輪分析沿用前文既定的六部門框架（政治外交、國際安全、人道事務、醫療衛生、國際組織、綜合研析），時間範圍定為 </w:t>
       </w:r>
       <w:r>
         <w:rPr>
           <w:b/>
         </w:rPr>
-        <w:t>10 份文件、19 個片段</w:t>
-      </w:r>
-      <w:r>
-        <w:t xml:space="preserve">，活動日數為 </w:t>
-      </w:r>
-      <w:r>
-        <w:rPr>
-          <w:b/>
-        </w:rPr>
-        <w:t>10 天</w:t>
-      </w:r>
-      <w:r>
-        <w:t xml:space="preserve">，資料覆蓋期為 </w:t>
-      </w:r>
-      <w:r>
-        <w:rPr>
-          <w:b/>
-        </w:rPr>
-        <w:t>2025-01-14 至 2025-08-22</w:t>
+        <w:t>2025-01-14 至 2025-10-03</w:t>
       </w:r>
       <w:r>
         <w:t>。</w:t>
@@ -113,7 +89,7 @@
               <w:rPr>
                 <w:b/>
               </w:rPr>
-              <w:t>統計面向</w:t>
+              <w:t>指標</w:t>
             </w:r>
           </w:p>
         </w:tc>
@@ -131,7 +107,7 @@
               <w:rPr>
                 <w:b/>
               </w:rPr>
-              <w:t>數據</w:t>
+              <w:t>數值</w:t>
             </w:r>
           </w:p>
         </w:tc>
@@ -155,7 +131,7 @@
           <w:p>
             <w:r/>
             <w:r>
-              <w:t>10</w:t>
+              <w:t>9</w:t>
             </w:r>
           </w:p>
         </w:tc>
@@ -179,7 +155,7 @@
           <w:p>
             <w:r/>
             <w:r>
-              <w:t>19</w:t>
+              <w:t>15</w:t>
             </w:r>
           </w:p>
         </w:tc>
@@ -192,7 +168,7 @@
           <w:p>
             <w:r/>
             <w:r>
-              <w:t>活動日數（active_days）</w:t>
+              <w:t>有活動紀錄天數</w:t>
             </w:r>
           </w:p>
         </w:tc>
@@ -203,7 +179,7 @@
           <w:p>
             <w:r/>
             <w:r>
-              <w:t>10</w:t>
+              <w:t>9 天</w:t>
             </w:r>
           </w:p>
         </w:tc>
@@ -216,7 +192,7 @@
           <w:p>
             <w:r/>
             <w:r>
-              <w:t>最早片段日期</w:t>
+              <w:t>資料實際首末日期</w:t>
             </w:r>
           </w:p>
         </w:tc>
@@ -227,7 +203,7 @@
           <w:p>
             <w:r/>
             <w:r>
-              <w:t>2025-01-14</w:t>
+              <w:t>2025-01-15 ～ 2025-08-06</w:t>
             </w:r>
           </w:p>
         </w:tc>
@@ -240,7 +216,7 @@
           <w:p>
             <w:r/>
             <w:r>
-              <w:t>最晚片段日期</w:t>
+              <w:t>季度分布</w:t>
             </w:r>
           </w:p>
         </w:tc>
@@ -251,69 +227,7 @@
           <w:p>
             <w:r/>
             <w:r>
-              <w:t>2025-08-22</w:t>
-            </w:r>
-          </w:p>
-        </w:tc>
-      </w:tr>
-    </w:tbl>
-    <w:p/>
-    <w:p>
-      <w:r>
-        <w:rPr>
-          <w:b/>
-        </w:rPr>
-        <w:t>月份分布</w:t>
-      </w:r>
-      <w:r>
-        <w:t>：</w:t>
-      </w:r>
-    </w:p>
-    <w:p/>
-    <w:tbl>
-      <w:tblPr>
-        <w:tblStyle w:val="TableGrid"/>
-        <w:tblW w:type="auto" w:w="0"/>
-        <w:tblLook w:firstColumn="1" w:firstRow="1" w:lastColumn="0" w:lastRow="0" w:noHBand="0" w:noVBand="1" w:val="04A0"/>
-      </w:tblPr>
-      <w:tblGrid>
-        <w:gridCol w:w="4320"/>
-        <w:gridCol w:w="4320"/>
-      </w:tblGrid>
-      <w:tr>
-        <w:tc>
-          <w:tcPr>
-            <w:tcW w:type="dxa" w:w="4320"/>
-          </w:tcPr>
-          <w:p>
-            <w:r>
-              <w:rPr>
-                <w:b/>
-              </w:rPr>
-            </w:r>
-            <w:r>
-              <w:rPr>
-                <w:b/>
-              </w:rPr>
-              <w:t>月份</w:t>
-            </w:r>
-          </w:p>
-        </w:tc>
-        <w:tc>
-          <w:tcPr>
-            <w:tcW w:type="dxa" w:w="4320"/>
-          </w:tcPr>
-          <w:p>
-            <w:r>
-              <w:rPr>
-                <w:b/>
-              </w:rPr>
-            </w:r>
-            <w:r>
-              <w:rPr>
-                <w:b/>
-              </w:rPr>
-              <w:t>片段數</w:t>
+              <w:t>Q1：4 份文件 / Q2：3 份 / Q3：2 份</w:t>
             </w:r>
           </w:p>
         </w:tc>
@@ -326,7 +240,7 @@
           <w:p>
             <w:r/>
             <w:r>
-              <w:t>2025-01</w:t>
+              <w:t>月度分布</w:t>
             </w:r>
           </w:p>
         </w:tc>
@@ -337,7 +251,7 @@
           <w:p>
             <w:r/>
             <w:r>
-              <w:t>3</w:t>
+              <w:t>1月(1)、2月(3)、5月(1)、6月(2)、7月(1)、8月(1)</w:t>
             </w:r>
           </w:p>
         </w:tc>
@@ -350,7 +264,7 @@
           <w:p>
             <w:r/>
             <w:r>
-              <w:t>2025-02</w:t>
+              <w:t>活動峰值日</w:t>
             </w:r>
           </w:p>
         </w:tc>
@@ -361,103 +275,7 @@
           <w:p>
             <w:r/>
             <w:r>
-              <w:t>3</w:t>
-            </w:r>
-          </w:p>
-        </w:tc>
-      </w:tr>
-      <w:tr>
-        <w:tc>
-          <w:tcPr>
-            <w:tcW w:type="dxa" w:w="4320"/>
-          </w:tcPr>
-          <w:p>
-            <w:r/>
-            <w:r>
-              <w:t>2025-04</w:t>
-            </w:r>
-          </w:p>
-        </w:tc>
-        <w:tc>
-          <w:tcPr>
-            <w:tcW w:type="dxa" w:w="4320"/>
-          </w:tcPr>
-          <w:p>
-            <w:r/>
-            <w:r>
-              <w:t>1</w:t>
-            </w:r>
-          </w:p>
-        </w:tc>
-      </w:tr>
-      <w:tr>
-        <w:tc>
-          <w:tcPr>
-            <w:tcW w:type="dxa" w:w="4320"/>
-          </w:tcPr>
-          <w:p>
-            <w:r/>
-            <w:r>
-              <w:t>2025-06</w:t>
-            </w:r>
-          </w:p>
-        </w:tc>
-        <w:tc>
-          <w:tcPr>
-            <w:tcW w:type="dxa" w:w="4320"/>
-          </w:tcPr>
-          <w:p>
-            <w:r/>
-            <w:r>
-              <w:t>1</w:t>
-            </w:r>
-          </w:p>
-        </w:tc>
-      </w:tr>
-      <w:tr>
-        <w:tc>
-          <w:tcPr>
-            <w:tcW w:type="dxa" w:w="4320"/>
-          </w:tcPr>
-          <w:p>
-            <w:r/>
-            <w:r>
-              <w:t>2025-07</w:t>
-            </w:r>
-          </w:p>
-        </w:tc>
-        <w:tc>
-          <w:tcPr>
-            <w:tcW w:type="dxa" w:w="4320"/>
-          </w:tcPr>
-          <w:p>
-            <w:r/>
-            <w:r>
-              <w:t>1</w:t>
-            </w:r>
-          </w:p>
-        </w:tc>
-      </w:tr>
-      <w:tr>
-        <w:tc>
-          <w:tcPr>
-            <w:tcW w:type="dxa" w:w="4320"/>
-          </w:tcPr>
-          <w:p>
-            <w:r/>
-            <w:r>
-              <w:t>2025-08</w:t>
-            </w:r>
-          </w:p>
-        </w:tc>
-        <w:tc>
-          <w:tcPr>
-            <w:tcW w:type="dxa" w:w="4320"/>
-          </w:tcPr>
-          <w:p>
-            <w:r/>
-            <w:r>
-              <w:t>1</w:t>
+              <w:t>1/15、2/11、2/16、2/26、5/2（各 1 份）</w:t>
             </w:r>
           </w:p>
         </w:tc>
@@ -465,148 +283,48 @@
     </w:tbl>
     <w:p/>
     <w:p>
+      <w:pPr>
+        <w:pStyle w:val="Heading2"/>
+        <w:jc w:val="left"/>
+      </w:pPr>
+      <w:r>
+        <w:t>資料覆蓋缺口（須明示）：</w:t>
+      </w:r>
+    </w:p>
+    <w:p>
+      <w:pPr>
+        <w:pStyle w:val="ListBullet"/>
+      </w:pPr>
       <w:r>
         <w:rPr>
           <w:b/>
         </w:rPr>
-        <w:t>季度分布</w:t>
+        <w:t>3 月、4 月</w:t>
       </w:r>
       <w:r>
-        <w:t>：</w:t>
+        <w:t>：月度聚合中完全缺席，無法呈現停火破裂初期的具體演進。</w:t>
       </w:r>
     </w:p>
-    <w:p/>
-    <w:tbl>
-      <w:tblPr>
-        <w:tblStyle w:val="TableGrid"/>
-        <w:tblW w:type="auto" w:w="0"/>
-        <w:tblLook w:firstColumn="1" w:firstRow="1" w:lastColumn="0" w:lastRow="0" w:noHBand="0" w:noVBand="1" w:val="04A0"/>
-      </w:tblPr>
-      <w:tblGrid>
-        <w:gridCol w:w="4320"/>
-        <w:gridCol w:w="4320"/>
-      </w:tblGrid>
-      <w:tr>
-        <w:tc>
-          <w:tcPr>
-            <w:tcW w:type="dxa" w:w="4320"/>
-          </w:tcPr>
-          <w:p>
-            <w:r>
-              <w:rPr>
-                <w:b/>
-              </w:rPr>
-            </w:r>
-            <w:r>
-              <w:rPr>
-                <w:b/>
-              </w:rPr>
-              <w:t>季度</w:t>
-            </w:r>
-          </w:p>
-        </w:tc>
-        <w:tc>
-          <w:tcPr>
-            <w:tcW w:type="dxa" w:w="4320"/>
-          </w:tcPr>
-          <w:p>
-            <w:r>
-              <w:rPr>
-                <w:b/>
-              </w:rPr>
-            </w:r>
-            <w:r>
-              <w:rPr>
-                <w:b/>
-              </w:rPr>
-              <w:t>片段數</w:t>
-            </w:r>
-          </w:p>
-        </w:tc>
-      </w:tr>
-      <w:tr>
-        <w:tc>
-          <w:tcPr>
-            <w:tcW w:type="dxa" w:w="4320"/>
-          </w:tcPr>
-          <w:p>
-            <w:r/>
-            <w:r>
-              <w:t>2025-Q1（1-3 月）</w:t>
-            </w:r>
-          </w:p>
-        </w:tc>
-        <w:tc>
-          <w:tcPr>
-            <w:tcW w:type="dxa" w:w="4320"/>
-          </w:tcPr>
-          <w:p>
-            <w:r/>
-            <w:r>
-              <w:t>6</w:t>
-            </w:r>
-          </w:p>
-        </w:tc>
-      </w:tr>
-      <w:tr>
-        <w:tc>
-          <w:tcPr>
-            <w:tcW w:type="dxa" w:w="4320"/>
-          </w:tcPr>
-          <w:p>
-            <w:r/>
-            <w:r>
-              <w:t>2025-Q2（4-6 月）</w:t>
-            </w:r>
-          </w:p>
-        </w:tc>
-        <w:tc>
-          <w:tcPr>
-            <w:tcW w:type="dxa" w:w="4320"/>
-          </w:tcPr>
-          <w:p>
-            <w:r/>
-            <w:r>
-              <w:t>2</w:t>
-            </w:r>
-          </w:p>
-        </w:tc>
-      </w:tr>
-      <w:tr>
-        <w:tc>
-          <w:tcPr>
-            <w:tcW w:type="dxa" w:w="4320"/>
-          </w:tcPr>
-          <w:p>
-            <w:r/>
-            <w:r>
-              <w:t>2025-Q3（7-9 月）</w:t>
-            </w:r>
-          </w:p>
-        </w:tc>
-        <w:tc>
-          <w:tcPr>
-            <w:tcW w:type="dxa" w:w="4320"/>
-          </w:tcPr>
-          <w:p>
-            <w:r/>
-            <w:r>
-              <w:t>2</w:t>
-            </w:r>
-          </w:p>
-        </w:tc>
-      </w:tr>
-    </w:tbl>
-    <w:p/>
     <w:p>
+      <w:pPr>
+        <w:pStyle w:val="ListBullet"/>
+      </w:pPr>
       <w:r>
         <w:rPr>
           <w:b/>
         </w:rPr>
-        <w:t>活動最集中之日</w:t>
+        <w:t>9 月、10 月</w:t>
       </w:r>
       <w:r>
-        <w:t>（peak_days）：2025-01-14、2025-01-15、2025-01-18、2025-02-11、2025-02-16（各 1 條片段）。</w:t>
+        <w:t>：資料集中無相關片段，無法就 10 月局勢作獨立判斷。</w:t>
+      </w:r>
+    </w:p>
+    <w:p>
+      <w:pPr>
+        <w:pStyle w:val="ListBullet"/>
+      </w:pPr>
+      <w:r>
+        <w:t>資料高度集中在 1-2 月（9/15 片段），5 月以後片段稀薄。</w:t>
       </w:r>
     </w:p>
     <w:p/>
@@ -615,31 +333,7 @@
         <w:pStyle w:val="IntenseQuote"/>
       </w:pPr>
       <w:r>
-        <w:rPr>
-          <w:b/>
-        </w:rPr>
-        <w:t>資料缺口說明</w:t>
-      </w:r>
-      <w:r>
-        <w:t xml:space="preserve">：本次 payload 中 </w:t>
-      </w:r>
-      <w:r>
-        <w:rPr>
-          <w:b/>
-        </w:rPr>
-        <w:t>3 月、5 月、9 月、10 月、11 月、12 月均無片段</w:t>
-      </w:r>
-      <w:r>
-        <w:t>。任務問句指定「10 月為重點時段」，但目前資料完全未涵蓋 10 月，亦無 11-12 月數據。以下分析僅能基於 1-8 月（其中 3 月、5 月為空白）之現有資料展開，10 月及下半年末段情勢</w:t>
-      </w:r>
-      <w:r>
-        <w:rPr>
-          <w:b/>
-        </w:rPr>
-        <w:t>目前資料不足以判斷</w:t>
-      </w:r>
-      <w:r>
-        <w:t>。</w:t>
+        <w:t>以下分析嚴格依據本輪 9 份文件、15 個片段（來源 1-15）撰寫，不引用前文對話歷史中出現但本輪資料未包含的事實。</w:t>
       </w:r>
     </w:p>
     <w:p/>
@@ -655,12 +349,6 @@
       </w:pPr>
       <w:r>
         <w:t>二、事件時間線</w:t>
-      </w:r>
-    </w:p>
-    <w:p/>
-    <w:p>
-      <w:r>
-        <w:t>依日期整理，逐項附來源編號：</w:t>
       </w:r>
     </w:p>
     <w:p/>
@@ -739,41 +427,6 @@
           <w:p>
             <w:r/>
             <w:r>
-              <w:t>2025-01-14</w:t>
-            </w:r>
-          </w:p>
-        </w:tc>
-        <w:tc>
-          <w:tcPr>
-            <w:tcW w:type="dxa" w:w="2880"/>
-          </w:tcPr>
-          <w:p>
-            <w:r/>
-            <w:r>
-              <w:t>奧達醫院因嚴重物資短缺運行受限；印度尼西亞醫院基本設備被破壞；聯合國人員竭力提供必要支持；杜加里克強調以色列須允許無障礙人道援助進入加薩</w:t>
-            </w:r>
-          </w:p>
-        </w:tc>
-        <w:tc>
-          <w:tcPr>
-            <w:tcW w:type="dxa" w:w="2880"/>
-          </w:tcPr>
-          <w:p>
-            <w:r/>
-            <w:r>
-              <w:t>來源1</w:t>
-            </w:r>
-          </w:p>
-        </w:tc>
-      </w:tr>
-      <w:tr>
-        <w:tc>
-          <w:tcPr>
-            <w:tcW w:type="dxa" w:w="2880"/>
-          </w:tcPr>
-          <w:p>
-            <w:r/>
-            <w:r>
               <w:t>2025-01-15</w:t>
             </w:r>
           </w:p>
@@ -785,7 +438,7 @@
           <w:p>
             <w:r/>
             <w:r>
-              <w:t>古特雷斯重申結束佔領、以談判實現「兩國方案」為緊迫任務</w:t>
+              <w:t>古特雷斯重申「兩國方案」為終局框架，呼籲以巴雙方在国际法與聯合國決議框架內和平共處；同日聯合國歡迎加薩停火及釋放人質協議達成</w:t>
             </w:r>
           </w:p>
         </w:tc>
@@ -796,42 +449,7 @@
           <w:p>
             <w:r/>
             <w:r>
-              <w:t>來源2</w:t>
-            </w:r>
-          </w:p>
-        </w:tc>
-      </w:tr>
-      <w:tr>
-        <w:tc>
-          <w:tcPr>
-            <w:tcW w:type="dxa" w:w="2880"/>
-          </w:tcPr>
-          <w:p>
-            <w:r/>
-            <w:r>
-              <w:t>2025-01-18</w:t>
-            </w:r>
-          </w:p>
-        </w:tc>
-        <w:tc>
-          <w:tcPr>
-            <w:tcW w:type="dxa" w:w="2880"/>
-          </w:tcPr>
-          <w:p>
-            <w:r/>
-            <w:r>
-              <w:t>古特雷斯回顧對黎巴嫩南部之訪問，指出真主黨與以軍跨境衝突雖仍存在但停火總體得以維持</w:t>
-            </w:r>
-          </w:p>
-        </w:tc>
-        <w:tc>
-          <w:tcPr>
-            <w:tcW w:type="dxa" w:w="2880"/>
-          </w:tcPr>
-          <w:p>
-            <w:r/>
-            <w:r>
-              <w:t>來源3</w:t>
+              <w:t>1</w:t>
             </w:r>
           </w:p>
         </w:tc>
@@ -855,7 +473,7 @@
           <w:p>
             <w:r/>
             <w:r>
-              <w:t>哈馬斯與以色列於 1 月 19 日生效之停火協議第一階段啟動；人質與囚犯交換屬該階段重要組成部分</w:t>
+              <w:t>人質與囚犯交換正式生效，歸屬停火協議第一階段；古特雷斯對維持停火與最新一波人質釋放表示歡迎</w:t>
             </w:r>
           </w:p>
         </w:tc>
@@ -866,7 +484,7 @@
           <w:p>
             <w:r/>
             <w:r>
-              <w:t>來源4</w:t>
+              <w:t>2</w:t>
             </w:r>
           </w:p>
         </w:tc>
@@ -875,11 +493,26 @@
         <w:tc>
           <w:tcPr>
             <w:tcW w:type="dxa" w:w="2880"/>
+            <w:vMerge w:val="restart"/>
           </w:tcPr>
           <w:p>
             <w:r/>
             <w:r>
               <w:t>2025-02-11</w:t>
+            </w:r>
+          </w:p>
+          <w:p>
+            <w:r/>
+          </w:p>
+        </w:tc>
+        <w:tc>
+          <w:tcPr>
+            <w:tcW w:type="dxa" w:w="2880"/>
+          </w:tcPr>
+          <w:p>
+            <w:r/>
+            <w:r>
+              <w:t>古特雷斯緊急警告：已持續三周的停火「或将終止」，必須竭尽全力避免加薩戰場重燃</w:t>
             </w:r>
           </w:p>
         </w:tc>
@@ -890,7 +523,27 @@
           <w:p>
             <w:r/>
             <w:r>
-              <w:t>古特雷斯緊急呼籲避免加薩戰火重燃；停火持續約三週後出現終止風險；聯合國呼籲哈馬斯按計劃釋放人質、敦促雙方在多哈恢復第二階段談判</w:t>
+              <w:t>3</w:t>
+            </w:r>
+          </w:p>
+        </w:tc>
+      </w:tr>
+      <w:tr>
+        <w:tc>
+          <w:tcPr>
+            <w:tcW w:type="dxa" w:w="2880"/>
+            <w:vMerge/>
+          </w:tcPr>
+          <w:p/>
+        </w:tc>
+        <w:tc>
+          <w:tcPr>
+            <w:tcW w:type="dxa" w:w="2880"/>
+          </w:tcPr>
+          <w:p>
+            <w:r/>
+            <w:r>
+              <w:t>聯大發言人戈麥斯轉述秘書長立場：恢復敵對行動將導致嚴重人道災難；呼籲哈馬斯按計劃釋放人質，並敦促雙方在多哈恢復第二階段談判</w:t>
             </w:r>
           </w:p>
         </w:tc>
@@ -901,7 +554,7 @@
           <w:p>
             <w:r/>
             <w:r>
-              <w:t>來源5、6</w:t>
+              <w:t>4</w:t>
             </w:r>
           </w:p>
         </w:tc>
@@ -910,11 +563,32 @@
         <w:tc>
           <w:tcPr>
             <w:tcW w:type="dxa" w:w="2880"/>
+            <w:vMerge w:val="restart"/>
           </w:tcPr>
           <w:p>
             <w:r/>
             <w:r>
               <w:t>2025-02-16</w:t>
+            </w:r>
+          </w:p>
+          <w:p>
+            <w:r/>
+          </w:p>
+          <w:p>
+            <w:r/>
+          </w:p>
+          <w:p>
+            <w:r/>
+          </w:p>
+        </w:tc>
+        <w:tc>
+          <w:tcPr>
+            <w:tcW w:type="dxa" w:w="2880"/>
+          </w:tcPr>
+          <w:p>
+            <w:r/>
+            <w:r>
+              <w:t>古特雷斯對最新一輪人質釋放及停火持續表示歡迎</w:t>
             </w:r>
           </w:p>
         </w:tc>
@@ -925,7 +599,27 @@
           <w:p>
             <w:r/>
             <w:r>
-              <w:t>第二波人質釋放：三名以色列人質獲釋，369 名巴勒斯坦囚犯獲釋；古特雷斯對停火持續及人質釋放表示歡迎；聯合國承諾全力支持協議落實並為援助創造條件</w:t>
+              <w:t>5</w:t>
+            </w:r>
+          </w:p>
+        </w:tc>
+      </w:tr>
+      <w:tr>
+        <w:tc>
+          <w:tcPr>
+            <w:tcW w:type="dxa" w:w="2880"/>
+            <w:vMerge/>
+          </w:tcPr>
+          <w:p/>
+        </w:tc>
+        <w:tc>
+          <w:tcPr>
+            <w:tcW w:type="dxa" w:w="2880"/>
+          </w:tcPr>
+          <w:p>
+            <w:r/>
+            <w:r>
+              <w:t>3 名以色列人質自加薩獲釋，作為交換，369 名巴勒斯坦囚犯獲釋</w:t>
             </w:r>
           </w:p>
         </w:tc>
@@ -936,7 +630,69 @@
           <w:p>
             <w:r/>
             <w:r>
-              <w:t>來源7、8、9、10</w:t>
+              <w:t>6</w:t>
+            </w:r>
+          </w:p>
+        </w:tc>
+      </w:tr>
+      <w:tr>
+        <w:tc>
+          <w:tcPr>
+            <w:tcW w:type="dxa" w:w="2880"/>
+            <w:vMerge/>
+          </w:tcPr>
+          <w:p/>
+        </w:tc>
+        <w:tc>
+          <w:tcPr>
+            <w:tcW w:type="dxa" w:w="2880"/>
+          </w:tcPr>
+          <w:p>
+            <w:r/>
+            <w:r>
+              <w:t>協議分三階段；第一階段還包括以軍撤離加薩居民區、巴勒斯坦人返回家園、大幅增加援助物資</w:t>
+            </w:r>
+          </w:p>
+        </w:tc>
+        <w:tc>
+          <w:tcPr>
+            <w:tcW w:type="dxa" w:w="2880"/>
+          </w:tcPr>
+          <w:p>
+            <w:r/>
+            <w:r>
+              <w:t>7</w:t>
+            </w:r>
+          </w:p>
+        </w:tc>
+      </w:tr>
+      <w:tr>
+        <w:tc>
+          <w:tcPr>
+            <w:tcW w:type="dxa" w:w="2880"/>
+            <w:vMerge/>
+          </w:tcPr>
+          <w:p/>
+        </w:tc>
+        <w:tc>
+          <w:tcPr>
+            <w:tcW w:type="dxa" w:w="2880"/>
+          </w:tcPr>
+          <w:p>
+            <w:r/>
+            <w:r>
+              <w:t>聯合國表示將全力支持協議落實，包括為向加薩提供急需人道援助創造必要條件</w:t>
+            </w:r>
+          </w:p>
+        </w:tc>
+        <w:tc>
+          <w:tcPr>
+            <w:tcW w:type="dxa" w:w="2880"/>
+          </w:tcPr>
+          <w:p>
+            <w:r/>
+            <w:r>
+              <w:t>8</w:t>
             </w:r>
           </w:p>
         </w:tc>
@@ -960,7 +716,7 @@
           <w:p>
             <w:r/>
             <w:r>
-              <w:t>約旦河西岸：以軍數周軍事行動致 50 多人喪生（含兒童）、約 4 萬人流離失所；OCHA 對過度使用武力深表關切</w:t>
+              <w:t>人道協調廳（OCHA）重申對以色列軍方對平民使用過度武力、以及流離失所者日益嚴峻的人道需求深表關切；同篇報導提及加薩人道援助進展</w:t>
             </w:r>
           </w:p>
         </w:tc>
@@ -971,7 +727,7 @@
           <w:p>
             <w:r/>
             <w:r>
-              <w:t>來源11、12、13</w:t>
+              <w:t>9</w:t>
             </w:r>
           </w:p>
         </w:tc>
@@ -984,7 +740,7 @@
           <w:p>
             <w:r/>
             <w:r>
-              <w:t>2025-04-01</w:t>
+              <w:t>2025-05-02</w:t>
             </w:r>
           </w:p>
         </w:tc>
@@ -995,7 +751,7 @@
           <w:p>
             <w:r/>
             <w:r>
-              <w:t>以色列關閉加薩邊境，連續四周禁止所有商業及人道主義援助進入；聯合國譴責此為不斷侵犯國際人道法之行為</w:t>
+              <w:t>負責人道事務的副秘書長弗萊徹聲明：以色列已切斷對加薩所有援助達兩月，此舉為「殘酷的集體處罰」，嚴重違反國際法，剝奪平民生存權、基本醫療保障與尊嚴</w:t>
             </w:r>
           </w:p>
         </w:tc>
@@ -1006,7 +762,42 @@
           <w:p>
             <w:r/>
             <w:r>
-              <w:t>來源14</w:t>
+              <w:t>10</w:t>
+            </w:r>
+          </w:p>
+        </w:tc>
+      </w:tr>
+      <w:tr>
+        <w:tc>
+          <w:tcPr>
+            <w:tcW w:type="dxa" w:w="2880"/>
+          </w:tcPr>
+          <w:p>
+            <w:r/>
+            <w:r>
+              <w:t>2025-06-12</w:t>
+            </w:r>
+          </w:p>
+        </w:tc>
+        <w:tc>
+          <w:tcPr>
+            <w:tcW w:type="dxa" w:w="2880"/>
+          </w:tcPr>
+          <w:p>
+            <w:r/>
+            <w:r>
+              <w:t>聯合國大會以壓倒性多數通過由 20 多國提出的決議：強烈譴責將飢餓作為戰爭工具，要求全面解除以色列對人道主義援助的封鎖，重申必須依國際法保護平民</w:t>
+            </w:r>
+          </w:p>
+        </w:tc>
+        <w:tc>
+          <w:tcPr>
+            <w:tcW w:type="dxa" w:w="2880"/>
+          </w:tcPr>
+          <w:p>
+            <w:r/>
+            <w:r>
+              <w:t>11</w:t>
             </w:r>
           </w:p>
         </w:tc>
@@ -1030,7 +821,7 @@
           <w:p>
             <w:r/>
             <w:r>
-              <w:t>自 4 月以來，以色列已拒絕超過 20 次搶修許可申請</w:t>
+              <w:t>持續通信中斷使人道救援機構無法建立有效溝通渠道、難以協調跨機構應急；急需援助的平民陷入完全信息孤立，無法獲取救援物資資訊或聯絡緊急醫療</w:t>
             </w:r>
           </w:p>
         </w:tc>
@@ -1041,7 +832,77 @@
           <w:p>
             <w:r/>
             <w:r>
-              <w:t>來源15</w:t>
+              <w:t>12</w:t>
+            </w:r>
+          </w:p>
+        </w:tc>
+      </w:tr>
+      <w:tr>
+        <w:tc>
+          <w:tcPr>
+            <w:tcW w:type="dxa" w:w="2880"/>
+            <w:vMerge w:val="restart"/>
+          </w:tcPr>
+          <w:p>
+            <w:r/>
+            <w:r>
+              <w:t>2025-07-03</w:t>
+            </w:r>
+          </w:p>
+          <w:p>
+            <w:r/>
+          </w:p>
+        </w:tc>
+        <w:tc>
+          <w:tcPr>
+            <w:tcW w:type="dxa" w:w="2880"/>
+          </w:tcPr>
+          <w:p>
+            <w:r/>
+            <w:r>
+              <w:t>古特雷斯對加薩人道局勢進一步惡化表示嚴重關切，強烈譴責近日多起導致大量平民死傷的襲擊事件；重申各方必須尊重國際人道法，呼籲立即實現永久停火與全面准入</w:t>
+            </w:r>
+          </w:p>
+        </w:tc>
+        <w:tc>
+          <w:tcPr>
+            <w:tcW w:type="dxa" w:w="2880"/>
+          </w:tcPr>
+          <w:p>
+            <w:r/>
+            <w:r>
+              <w:t>13</w:t>
+            </w:r>
+          </w:p>
+        </w:tc>
+      </w:tr>
+      <w:tr>
+        <w:tc>
+          <w:tcPr>
+            <w:tcW w:type="dxa" w:w="2880"/>
+            <w:vMerge/>
+          </w:tcPr>
+          <w:p/>
+        </w:tc>
+        <w:tc>
+          <w:tcPr>
+            <w:tcW w:type="dxa" w:w="2880"/>
+          </w:tcPr>
+          <w:p>
+            <w:r/>
+            <w:r>
+              <w:t>人道事務副秘書長杜加里克指出：單日內以色列當局下令強制轉移近 3 萬人，使其在缺乏庇護、食物、藥品及飲用水的情況下再次流離失所</w:t>
+            </w:r>
+          </w:p>
+        </w:tc>
+        <w:tc>
+          <w:tcPr>
+            <w:tcW w:type="dxa" w:w="2880"/>
+          </w:tcPr>
+          <w:p>
+            <w:r/>
+            <w:r>
+              <w:t>14</w:t>
             </w:r>
           </w:p>
         </w:tc>
@@ -1054,7 +915,7 @@
           <w:p>
             <w:r/>
             <w:r>
-              <w:t>2025-07-03</w:t>
+              <w:t>2025-07-19</w:t>
             </w:r>
           </w:p>
         </w:tc>
@@ -1065,7 +926,7 @@
           <w:p>
             <w:r/>
             <w:r>
-              <w:t>古特雷斯對加薩人道危機升級深表震驚，強烈譴責多起致平民死傷之攻擊，呼籲永久停火及全面准入；當日一天內以方下令強制轉移近 3 萬人；6 月近 400 次人道協調嘗試中 44% 被直接拒絕</w:t>
+              <w:t>（敘利亞·蘇韋達省）該省南部在經歷數周教派衝突、以色列空襲及嚴重人權侵犯後達成停火協議；人道援助通行問題持續存在</w:t>
             </w:r>
           </w:p>
         </w:tc>
@@ -1076,47 +937,27 @@
           <w:p>
             <w:r/>
             <w:r>
-              <w:t>來源16、17、18</w:t>
-            </w:r>
-          </w:p>
-        </w:tc>
-      </w:tr>
-      <w:tr>
-        <w:tc>
-          <w:tcPr>
-            <w:tcW w:type="dxa" w:w="2880"/>
-          </w:tcPr>
-          <w:p>
-            <w:r/>
-            <w:r>
-              <w:t>2025-08-22</w:t>
-            </w:r>
-          </w:p>
-        </w:tc>
-        <w:tc>
-          <w:tcPr>
-            <w:tcW w:type="dxa" w:w="2880"/>
-          </w:tcPr>
-          <w:p>
-            <w:r/>
-            <w:r>
-              <w:t>加薩兒童截肢率攀升至全球最高；以軍持續加強加薩城及周邊軍事行動；古特雷斯再度緊急呼籲停火</w:t>
-            </w:r>
-          </w:p>
-        </w:tc>
-        <w:tc>
-          <w:tcPr>
-            <w:tcW w:type="dxa" w:w="2880"/>
-          </w:tcPr>
-          <w:p>
-            <w:r/>
-            <w:r>
-              <w:t>來源19</w:t>
+              <w:t>15</w:t>
             </w:r>
           </w:p>
         </w:tc>
       </w:tr>
     </w:tbl>
+    <w:p/>
+    <w:p>
+      <w:pPr>
+        <w:pStyle w:val="IntenseQuote"/>
+      </w:pPr>
+      <w:r>
+        <w:rPr>
+          <w:b/>
+        </w:rPr>
+        <w:t>註：</w:t>
+      </w:r>
+      <w:r>
+        <w:t xml:space="preserve"> 來源 15 涉及敘利亞蘇韋達省，非加薩衝突事件，此處僅列於時間線以完整呈現資料集內容；後續六部門分析不將此納入加薩議題。</w:t>
+      </w:r>
+    </w:p>
     <w:p/>
     <w:p>
       <w:r>
@@ -1129,7 +970,7 @@
         <w:pStyle w:val="Heading2"/>
       </w:pPr>
       <w:r>
-        <w:t>三、分部門分析</w:t>
+        <w:t>三、六部門分項分析</w:t>
       </w:r>
     </w:p>
     <w:p/>
@@ -1138,42 +979,7 @@
         <w:pStyle w:val="Heading3"/>
       </w:pPr>
       <w:r>
-        <w:t>3.1 政治外交：停火方案、人質交換與談判進展</w:t>
-      </w:r>
-    </w:p>
-    <w:p/>
-    <w:p>
-      <w:pPr>
-        <w:pStyle w:val="Heading2"/>
-        <w:jc w:val="left"/>
-      </w:pPr>
-      <w:r>
-        <w:t>協議架構</w:t>
-      </w:r>
-    </w:p>
-    <w:p/>
-    <w:p>
-      <w:r>
-        <w:t xml:space="preserve">2025 年 1 月 19 日生效之停火協議共分 </w:t>
-      </w:r>
-      <w:r>
-        <w:rPr>
-          <w:b/>
-        </w:rPr>
-        <w:t>三個階段</w:t>
-      </w:r>
-      <w:r>
-        <w:t>。第一階段除人質與囚犯交換外，尚包括：以色列軍隊撤離加薩居民區、允許巴勒斯坦人返回家園、大幅增加進入被佔領土之援助物資數量（來源4、9）。</w:t>
-      </w:r>
-    </w:p>
-    <w:p/>
-    <w:p>
-      <w:pPr>
-        <w:pStyle w:val="Heading2"/>
-        <w:jc w:val="left"/>
-      </w:pPr>
-      <w:r>
-        <w:t>調解方與國際立場</w:t>
+        <w:t>（一）政治外交：停火方案、人質交換與談判進展</w:t>
       </w:r>
     </w:p>
     <w:p/>
@@ -1182,33 +988,388 @@
         <w:pStyle w:val="ListBullet"/>
       </w:pPr>
       <w:r>
-        <w:t>古特雷斯於 1 月 15 日重申「兩國方案」為緊迫任務（來源2），為停火協議提供政治法理背景。</w:t>
+        <w:rPr>
+          <w:b/>
+        </w:rPr>
+        <w:t>停火協議達成與終局框架（1月）：</w:t>
+      </w:r>
+      <w:r>
+        <w:t xml:space="preserve"> 2025-01-15，古特雷斯在歡迎停火及釋放人質協議達成的同時，重申「兩國方案」是終局框架，要求以巴雙方在国际法、聯合國決議及既往協議框架內和平共處（來源1）。1 月 19 日，人質與囚犯交換正式生效，歸屬協議第一階段（來源2）。</w:t>
       </w:r>
     </w:p>
+    <w:p/>
     <w:p>
       <w:pPr>
         <w:pStyle w:val="ListBullet"/>
       </w:pPr>
       <w:r>
-        <w:t>聯合國承諾「全力支持該協議的落實，包括為向加薩提供急需的人道主義援助創造必要条件」（來源10），顯示國際組織將外交推進與人道准入直接掛鉤。</w:t>
+        <w:rPr>
+          <w:b/>
+        </w:rPr>
+        <w:t>協議結構與第一階段內容（2月）：</w:t>
+      </w:r>
+      <w:r>
+        <w:t xml:space="preserve"> 該協議共分三個階段。第一階段核心包括：人質與囚犯交換、以軍撤離加薩居民區、巴勒斯坦人返回家園、大幅增加進入被占領土的援助物資（來源7）。聯合國表示將全力支持協議落實，包括為人道援助創造必要條件（來源8）。</w:t>
       </w:r>
     </w:p>
+    <w:p/>
     <w:p>
       <w:pPr>
         <w:pStyle w:val="ListBullet"/>
       </w:pPr>
       <w:r>
-        <w:t>2 月 11 日，聯合國明確呼籲「盡快在多哈恢復第二階段的認真談判」（來源6），點出多哈為第二階段談判之指定地點。</w:t>
+        <w:rPr>
+          <w:b/>
+        </w:rPr>
+        <w:t>停火動搖與多哈談判（2月）：</w:t>
+      </w:r>
+      <w:r>
+        <w:t xml:space="preserve"> 2 月 11 日，已持續三周的停火被報導「或将終止」。古特雷斯緊急警告必須竭尽全力避免加薩戰場重燃（來源3）；聯大發言人戈麥斯轉述秘書長立場，呼籲哈馬斯按計劃釋放人質，並敦促雙方</w:t>
+      </w:r>
+      <w:r>
+        <w:rPr>
+          <w:b/>
+        </w:rPr>
+        <w:t>在多哈恢復第二階段認真談判</w:t>
+      </w:r>
+      <w:r>
+        <w:t>（來源4）。</w:t>
       </w:r>
     </w:p>
     <w:p/>
     <w:p>
       <w:pPr>
-        <w:pStyle w:val="Heading2"/>
-        <w:jc w:val="left"/>
+        <w:pStyle w:val="ListBullet"/>
       </w:pPr>
       <w:r>
-        <w:t>談判波折軌跡</w:t>
+        <w:rPr>
+          <w:b/>
+        </w:rPr>
+        <w:t>人質交換執行（2月16日）：</w:t>
+      </w:r>
+      <w:r>
+        <w:t xml:space="preserve"> 3 名以色列人質自加薩獲釋，作為交換 369 名巴勒斯坦囚犯獲釋（來源6）。古特雷斯對此表示歡迎（來源5）。</w:t>
+      </w:r>
+    </w:p>
+    <w:p/>
+    <w:p>
+      <w:pPr>
+        <w:pStyle w:val="ListBullet"/>
+      </w:pPr>
+      <w:r>
+        <w:rPr>
+          <w:b/>
+        </w:rPr>
+        <w:t>OCHA 對西岸的關切（2月26日）：</w:t>
+      </w:r>
+      <w:r>
+        <w:t xml:space="preserve"> 人道協調廳重申對以色列軍方對平民使用過度武力及流離失所者日益嚴峻的人道需求深表關切（來源9），顯示加薩停火期間約旦河西岸安全局勢同步惡化。</w:t>
+      </w:r>
+    </w:p>
+    <w:p/>
+    <w:p>
+      <w:r>
+        <w:rPr>
+          <w:b/>
+        </w:rPr>
+        <w:t>小結：</w:t>
+      </w:r>
+      <w:r>
+        <w:t xml:space="preserve"> 本輪資料顯示 1-2 月外交軌跡為「協議達成 → 人質交換執行 → 停火動搖 → 呼籲多哈二階段談判」。調解路徑以多哈為核心場域（來源4），古特雷斯將終局框架定位為「兩國方案」（來源1）。資料中未出現 3 月以後的談判進展，亦未見埃及、卡達、美國三方在 2 月 11 日動搖事件後的具體外交動作記錄（本輪資料不足以判斷）。</w:t>
+      </w:r>
+    </w:p>
+    <w:p/>
+    <w:p>
+      <w:r>
+        <w:t>---</w:t>
+      </w:r>
+    </w:p>
+    <w:p/>
+    <w:p>
+      <w:pPr>
+        <w:pStyle w:val="Heading3"/>
+      </w:pPr>
+      <w:r>
+        <w:t>（二）國際安全：軍事行動、停火違規及平民安全影響</w:t>
+      </w:r>
+    </w:p>
+    <w:p/>
+    <w:p>
+      <w:pPr>
+        <w:pStyle w:val="ListBullet"/>
+      </w:pPr>
+      <w:r>
+        <w:rPr>
+          <w:b/>
+        </w:rPr>
+        <w:t>停火期間的西岸過度武力（2月）：</w:t>
+      </w:r>
+      <w:r>
+        <w:t xml:space="preserve"> OCHA 重申對以色列軍方對平民使用過度武力的深表關切（來源9），表明加薩停火並未同步帶來西岸安全改善。</w:t>
+      </w:r>
+    </w:p>
+    <w:p/>
+    <w:p>
+      <w:pPr>
+        <w:pStyle w:val="ListBullet"/>
+      </w:pPr>
+      <w:r>
+        <w:rPr>
+          <w:b/>
+        </w:rPr>
+        <w:t>多起平民死傷襲擊（7月）：</w:t>
+      </w:r>
+      <w:r>
+        <w:t xml:space="preserve"> 古特雷斯「強烈譴責近日多起導致大量平民死傷的襲擊事件」，並重申各方必須尊重國際人道法（來源13）。</w:t>
+      </w:r>
+    </w:p>
+    <w:p/>
+    <w:p>
+      <w:pPr>
+        <w:pStyle w:val="ListBullet"/>
+      </w:pPr>
+      <w:r>
+        <w:rPr>
+          <w:b/>
+        </w:rPr>
+        <w:t>大規模強制轉移（7月）：</w:t>
+      </w:r>
+      <w:r>
+        <w:t xml:space="preserve"> 人道事務副秘書長杜加里克指出，僅在 7 月初一周內一天中，以色列當局即下令強制轉移近 3 萬人，使其在缺乏庇護、食物、藥品及飲用水的情況下再次流離失所（來源14）。</w:t>
+      </w:r>
+    </w:p>
+    <w:p/>
+    <w:p>
+      <w:pPr>
+        <w:pStyle w:val="ListBullet"/>
+      </w:pPr>
+      <w:r>
+        <w:rPr>
+          <w:b/>
+        </w:rPr>
+        <w:t>敘利亞平行案例（7月，非加薩）：</w:t>
+      </w:r>
+      <w:r>
+        <w:t xml:space="preserve"> 蘇韋達省在經歷數周教派衝突、以色列空襲及嚴重人權侵犯後於 7 月 19 日達成停火（來源15），顯示以色列軍事行動的地理範圍並非僅限加薩。</w:t>
+      </w:r>
+    </w:p>
+    <w:p/>
+    <w:p>
+      <w:r>
+        <w:rPr>
+          <w:b/>
+        </w:rPr>
+        <w:t>小結：</w:t>
+      </w:r>
+      <w:r>
+        <w:t xml:space="preserve"> 本輪資料中，加薩的軍事行動細節（具體空襲座標、地面部隊規模）較少，但可確認三項關鍵事實：（1）停火期間西岸仍有過度武力（來源9）；（2）7 月多起平民死傷襲擊（來源13）；（3）單日強制轉移近 3 萬人（來源14）。3 月「停火破裂」及 4 月「邊境封鎖」等前文提及的事件，在本輪 15 個片段中無直接對應文字，故不在此作為本輪數據之事實引用。</w:t>
+      </w:r>
+    </w:p>
+    <w:p/>
+    <w:p>
+      <w:r>
+        <w:t>---</w:t>
+      </w:r>
+    </w:p>
+    <w:p/>
+    <w:p>
+      <w:pPr>
+        <w:pStyle w:val="Heading3"/>
+      </w:pPr>
+      <w:r>
+        <w:t>（三）人道事務：食品、藥品、飲水、避難與援助准入</w:t>
+      </w:r>
+    </w:p>
+    <w:p/>
+    <w:p>
+      <w:pPr>
+        <w:pStyle w:val="ListBullet"/>
+      </w:pPr>
+      <w:r>
+        <w:rPr>
+          <w:b/>
+        </w:rPr>
+        <w:t>援助作為協議條款（2月）：</w:t>
+      </w:r>
+      <w:r>
+        <w:t xml:space="preserve"> 停火協議第一階段明確包含「大幅增加進入被占領土的援助物資數量」（來源7），聯合國亦承諾為人道援助創造必要條件（來源8）。</w:t>
+      </w:r>
+    </w:p>
+    <w:p/>
+    <w:p>
+      <w:pPr>
+        <w:pStyle w:val="ListBullet"/>
+      </w:pPr>
+      <w:r>
+        <w:rPr>
+          <w:b/>
+        </w:rPr>
+        <w:t>援助全面中斷（5月）：</w:t>
+      </w:r>
+      <w:r>
+        <w:t xml:space="preserve"> 至 5 月 2 日，以色列已切斷對加薩所有援助達</w:t>
+      </w:r>
+      <w:r>
+        <w:rPr>
+          <w:b/>
+        </w:rPr>
+        <w:t>兩月</w:t>
+      </w:r>
+      <w:r>
+        <w:t>。弗萊徹明確指稱此為「殘酷的集體處罰」，剝奪了平民的生存權、基本醫療保障和尊嚴，嚴重違反國際法（來源10）。</w:t>
+      </w:r>
+    </w:p>
+    <w:p/>
+    <w:p>
+      <w:pPr>
+        <w:pStyle w:val="ListBullet"/>
+      </w:pPr>
+      <w:r>
+        <w:rPr>
+          <w:b/>
+        </w:rPr>
+        <w:t>聯大決議要求解除封鎖（6月）：</w:t>
+      </w:r>
+      <w:r>
+        <w:t xml:space="preserve"> 20 多國提出的決議「強烈譴責將飢餓作為戰爭工具」，要求</w:t>
+      </w:r>
+      <w:r>
+        <w:rPr>
+          <w:b/>
+        </w:rPr>
+        <w:t>全面解除</w:t>
+      </w:r>
+      <w:r>
+        <w:t>以色列對人道主義援助的封鎖（來源11）。</w:t>
+      </w:r>
+    </w:p>
+    <w:p/>
+    <w:p>
+      <w:pPr>
+        <w:pStyle w:val="ListBullet"/>
+      </w:pPr>
+      <w:r>
+        <w:rPr>
+          <w:b/>
+        </w:rPr>
+        <w:t>通信中斷與信息孤立（6月）：</w:t>
+      </w:r>
+      <w:r>
+        <w:t xml:space="preserve"> 持續通信中斷使人道救援機構無法建立有效溝通渠道、難以協調跨機構應急；平民陷入完全信息孤立，無法獲取救援物資資訊或聯絡緊急醫療服務（來源12）。</w:t>
+      </w:r>
+    </w:p>
+    <w:p/>
+    <w:p>
+      <w:pPr>
+        <w:pStyle w:val="ListBullet"/>
+      </w:pPr>
+      <w:r>
+        <w:rPr>
+          <w:b/>
+        </w:rPr>
+        <w:t>強制轉移中的基本需求缺失（7月）：</w:t>
+      </w:r>
+      <w:r>
+        <w:t xml:space="preserve"> 近 3 萬被強制轉移者在「缺乏庇護、食物、藥品和飲用水」的情況下再次流離失所（來源14）。</w:t>
+      </w:r>
+    </w:p>
+    <w:p/>
+    <w:p>
+      <w:r>
+        <w:rPr>
+          <w:b/>
+        </w:rPr>
+        <w:t>小結：</w:t>
+      </w:r>
+      <w:r>
+        <w:t xml:space="preserve"> 人道援助軌跡在本輪資料中呈「協議承諾增加（2月，來源7、8）→ 全面中斷兩月（5月，來源10）→ 聯大要求解除封鎖（6月，來源11）→ 通信中斷使救援Coordination失效（6月，來源12）→ 基本需求全面缺失（7月，來源14）」的惡化鏈。值得注意的是，5 月弗萊徹聲明中提及以色列切斷援助的意圖是「對哈馬斯施壓的策略」（來源10），揭示了封鎖的政治動機。</w:t>
+      </w:r>
+    </w:p>
+    <w:p/>
+    <w:p>
+      <w:r>
+        <w:t>---</w:t>
+      </w:r>
+    </w:p>
+    <w:p/>
+    <w:p>
+      <w:pPr>
+        <w:pStyle w:val="Heading3"/>
+      </w:pPr>
+      <w:r>
+        <w:t>（四）醫療衛生：醫院運作、醫療物資、病患轉送</w:t>
+      </w:r>
+    </w:p>
+    <w:p/>
+    <w:p>
+      <w:pPr>
+        <w:pStyle w:val="ListBullet"/>
+      </w:pPr>
+      <w:r>
+        <w:rPr>
+          <w:b/>
+        </w:rPr>
+        <w:t>基本醫療保障被剝奪（5月）：</w:t>
+      </w:r>
+      <w:r>
+        <w:t xml:space="preserve"> 弗萊徹聲明指稱以色列切斷援助「剝奪了平民的……基本醫療保障」（來源10）。</w:t>
+      </w:r>
+    </w:p>
+    <w:p/>
+    <w:p>
+      <w:pPr>
+        <w:pStyle w:val="ListBullet"/>
+      </w:pPr>
+      <w:r>
+        <w:rPr>
+          <w:b/>
+        </w:rPr>
+        <w:t>緊急醫療無法聯絡（6月）：</w:t>
+      </w:r>
+      <w:r>
+        <w:t xml:space="preserve"> 通信中斷使平民「無法聯絡緊急醫療服務」（來源12），意味着即便醫療設施仍存在，病患也無法啟動轉送或求救機制。</w:t>
+      </w:r>
+    </w:p>
+    <w:p/>
+    <w:p>
+      <w:pPr>
+        <w:pStyle w:val="ListBullet"/>
+      </w:pPr>
+      <w:r>
+        <w:rPr>
+          <w:b/>
+        </w:rPr>
+        <w:t>強制轉移中的醫療真空（7月）：</w:t>
+      </w:r>
+      <w:r>
+        <w:t xml:space="preserve"> 近 3 萬被轉移者缺乏「藥品」（來源14），意味著慢性病患者、孕婦、兒童在轉移過程中完全失去醫療接續。</w:t>
+      </w:r>
+    </w:p>
+    <w:p/>
+    <w:p>
+      <w:r>
+        <w:rPr>
+          <w:b/>
+        </w:rPr>
+        <w:t>小結：</w:t>
+      </w:r>
+      <w:r>
+        <w:t xml:space="preserve"> 本輪資料中未出現具體醫院名稱、截肢率數字或新生兒轉送案例（前文對話歷史中提及的相關事實在本輪 15 個片段中無對應文字）。僅能從上述三項（來源10、12、14）確認：醫療保障在制度層面被剝奪、在通信層面被中斷、在人口移動層面被切斷，三者疊加構成系統性醫療崩潰。</w:t>
+      </w:r>
+    </w:p>
+    <w:p/>
+    <w:p>
+      <w:r>
+        <w:t>---</w:t>
+      </w:r>
+    </w:p>
+    <w:p/>
+    <w:p>
+      <w:pPr>
+        <w:pStyle w:val="Heading3"/>
+      </w:pPr>
+      <w:r>
+        <w:t>（五）國際組織：聲明、數據與行動</w:t>
       </w:r>
     </w:p>
     <w:p/>
@@ -1238,7 +1399,7 @@
               <w:rPr>
                 <w:b/>
               </w:rPr>
-              <w:t>時間節點</w:t>
+              <w:t>機構 / 角色</w:t>
             </w:r>
           </w:p>
         </w:tc>
@@ -1256,7 +1417,7 @@
               <w:rPr>
                 <w:b/>
               </w:rPr>
-              <w:t>進展 / 波折</w:t>
+              <w:t>主要行動與聲明</w:t>
             </w:r>
           </w:p>
         </w:tc>
@@ -1287,7 +1448,7 @@
           <w:p>
             <w:r/>
             <w:r>
-              <w:t>1 月 19 日</w:t>
+              <w:t>聯合國秘書長古特雷斯</w:t>
             </w:r>
           </w:p>
         </w:tc>
@@ -1298,7 +1459,7 @@
           <w:p>
             <w:r/>
             <w:r>
-              <w:t>第一階段生效，首波人質交換啟動</w:t>
+              <w:t>1/15 重申兩國方案並歡迎停火協議；2/11 緊急警告避免戰場重燃；2/16 歡迎人質釋放及停火持續；7/3 譴責平民死傷襲擊、呼籲永久停火與全面准入</w:t>
             </w:r>
           </w:p>
         </w:tc>
@@ -1309,7 +1470,7 @@
           <w:p>
             <w:r/>
             <w:r>
-              <w:t>來源4</w:t>
+              <w:t>1、3、5、13</w:t>
             </w:r>
           </w:p>
         </w:tc>
@@ -1322,7 +1483,7 @@
           <w:p>
             <w:r/>
             <w:r>
-              <w:t>2 月 11 日</w:t>
+              <w:t>聯大發言人戈麥斯</w:t>
             </w:r>
           </w:p>
         </w:tc>
@@ -1333,7 +1494,7 @@
           <w:p>
             <w:r/>
             <w:r>
-              <w:t>停火持續約三週後出現終止風險；古特雷斯緊急干預；呼籲多哈恢復第二階段談判</w:t>
+              <w:t>2/11 轉述秘書長立場：恢復敵對將致嚴重人道災難；呼籲多哈恢復二階段談判</w:t>
             </w:r>
           </w:p>
         </w:tc>
@@ -1344,7 +1505,7 @@
           <w:p>
             <w:r/>
             <w:r>
-              <w:t>來源5、6</w:t>
+              <w:t>4</w:t>
             </w:r>
           </w:p>
         </w:tc>
@@ -1357,7 +1518,7 @@
           <w:p>
             <w:r/>
             <w:r>
-              <w:t>2 月 16 日</w:t>
+              <w:t>人道事務副秘書長弗萊徹</w:t>
             </w:r>
           </w:p>
         </w:tc>
@@ -1368,7 +1529,7 @@
           <w:p>
             <w:r/>
             <w:r>
-              <w:t>第二波人質釋放順利完成（3 名以色列人質 / 369 名巴勒斯坦囚犯）；第一階段仍按計劃推進</w:t>
+              <w:t>5/2 譴責封鎖為「殘酷集體處罰」，指稱違反國際法、剝奪平民生存權與醫療保障</w:t>
             </w:r>
           </w:p>
         </w:tc>
@@ -1379,7 +1540,7 @@
           <w:p>
             <w:r/>
             <w:r>
-              <w:t>來源7、8、9</w:t>
+              <w:t>10</w:t>
             </w:r>
           </w:p>
         </w:tc>
@@ -1392,7 +1553,7 @@
           <w:p>
             <w:r/>
             <w:r>
-              <w:t>4 月 1 日</w:t>
+              <w:t>人道事務副秘書長杜加里克</w:t>
             </w:r>
           </w:p>
         </w:tc>
@@ -1403,7 +1564,7 @@
           <w:p>
             <w:r/>
             <w:r>
-              <w:t>以色列關閉邊境，連續四周禁止一切援助進入--外交進展明顯逆轉</w:t>
+              <w:t>7/3 披露單日強制轉移近 3 萬人，強調平民基本需求必須得到滿足</w:t>
             </w:r>
           </w:p>
         </w:tc>
@@ -1414,7 +1575,112 @@
           <w:p>
             <w:r/>
             <w:r>
-              <w:t>來源14</w:t>
+              <w:t>14</w:t>
+            </w:r>
+          </w:p>
+        </w:tc>
+      </w:tr>
+      <w:tr>
+        <w:tc>
+          <w:tcPr>
+            <w:tcW w:type="dxa" w:w="2880"/>
+          </w:tcPr>
+          <w:p>
+            <w:r/>
+            <w:r>
+              <w:t>人道協調廳 OCHA</w:t>
+            </w:r>
+          </w:p>
+        </w:tc>
+        <w:tc>
+          <w:tcPr>
+            <w:tcW w:type="dxa" w:w="2880"/>
+          </w:tcPr>
+          <w:p>
+            <w:r/>
+            <w:r>
+              <w:t>2/26 對以色列軍方過度武力及流離失所者需求深表關切</w:t>
+            </w:r>
+          </w:p>
+        </w:tc>
+        <w:tc>
+          <w:tcPr>
+            <w:tcW w:type="dxa" w:w="2880"/>
+          </w:tcPr>
+          <w:p>
+            <w:r/>
+            <w:r>
+              <w:t>9</w:t>
+            </w:r>
+          </w:p>
+        </w:tc>
+      </w:tr>
+      <w:tr>
+        <w:tc>
+          <w:tcPr>
+            <w:tcW w:type="dxa" w:w="2880"/>
+          </w:tcPr>
+          <w:p>
+            <w:r/>
+            <w:r>
+              <w:t>聯合國大會</w:t>
+            </w:r>
+          </w:p>
+        </w:tc>
+        <w:tc>
+          <w:tcPr>
+            <w:tcW w:type="dxa" w:w="2880"/>
+          </w:tcPr>
+          <w:p>
+            <w:r/>
+            <w:r>
+              <w:t>6/12 以壓倒性多數通過決議：譴責飢餓作為戰爭工具、要求全面解除援助封鎖</w:t>
+            </w:r>
+          </w:p>
+        </w:tc>
+        <w:tc>
+          <w:tcPr>
+            <w:tcW w:type="dxa" w:w="2880"/>
+          </w:tcPr>
+          <w:p>
+            <w:r/>
+            <w:r>
+              <w:t>11</w:t>
+            </w:r>
+          </w:p>
+        </w:tc>
+      </w:tr>
+      <w:tr>
+        <w:tc>
+          <w:tcPr>
+            <w:tcW w:type="dxa" w:w="2880"/>
+          </w:tcPr>
+          <w:p>
+            <w:r/>
+            <w:r>
+              <w:t>20 多國（安理會/聯大提案國）</w:t>
+            </w:r>
+          </w:p>
+        </w:tc>
+        <w:tc>
+          <w:tcPr>
+            <w:tcW w:type="dxa" w:w="2880"/>
+          </w:tcPr>
+          <w:p>
+            <w:r/>
+            <w:r>
+              <w:t>6/12 提出並通過上述決議</w:t>
+            </w:r>
+          </w:p>
+        </w:tc>
+        <w:tc>
+          <w:tcPr>
+            <w:tcW w:type="dxa" w:w="2880"/>
+          </w:tcPr>
+          <w:p>
+            <w:r/>
+            <w:r>
+              <w:t>11</w:t>
             </w:r>
           </w:p>
         </w:tc>
@@ -1422,54 +1688,14 @@
     </w:tbl>
     <w:p/>
     <w:p>
-      <w:pPr>
-        <w:pStyle w:val="IntenseQuote"/>
-      </w:pPr>
-      <w:r>
-        <w:t xml:space="preserve">從現有資料看，停火協議在 1-2 月間有實質推進（兩波人質交換、第一階段基本按計劃執行），但至 4 月初即出現邊境全面關閉之局面（來源14），顯示 </w:t>
-      </w:r>
       <w:r>
         <w:rPr>
           <w:b/>
         </w:rPr>
-        <w:t>3 月為關鍵轉折期</w:t>
+        <w:t>小結：</w:t>
       </w:r>
       <w:r>
-        <w:t>，然而本次 payload 中 3 月無任何片段，無法具體判斷破裂原因與過程，僅能從 4 月邊境關閉之結果推斷停火已生嚴重危機。</w:t>
-      </w:r>
-    </w:p>
-    <w:p/>
-    <w:p>
-      <w:pPr>
-        <w:pStyle w:val="Heading2"/>
-        <w:jc w:val="left"/>
-      </w:pPr>
-      <w:r>
-        <w:t>安理會與大國層面</w:t>
-      </w:r>
-    </w:p>
-    <w:p/>
-    <w:p>
-      <w:r>
-        <w:t xml:space="preserve">本次 19 個片段中 </w:t>
-      </w:r>
-      <w:r>
-        <w:rPr>
-          <w:b/>
-        </w:rPr>
-        <w:t>未出現美國安理會否決、卡達與埃及具體調解動作、以色列政府內部決策</w:t>
-      </w:r>
-      <w:r>
-        <w:t xml:space="preserve"> 等資訊。q0 對話記憶提及 5 月 31 日美方否決，但該事件未包含於本次 payload 之 ev 中，故本報告不重複引用。就本次資料而言，大國外交協調的具體動態</w:t>
-      </w:r>
-      <w:r>
-        <w:rPr>
-          <w:b/>
-        </w:rPr>
-        <w:t>資料不足以判斷</w:t>
-      </w:r>
-      <w:r>
-        <w:t>。</w:t>
+        <w:t xml:space="preserve"> 聯合國系統在 1-7 月持續發聲，但行動模式以「聲明 + 譴責 + 呼籲」為主。最實質的集體行動是 6 月 12 日聯大壓倒性多數通過的決議（來源11），但本輪資料中未見該決議的執行跟進或以色列方面的回應記錄。OCHA 的關切聲明（來源9）與通信中斷報告（來源12）顯示，國際組織在缺乏安全准入條件下，人道協調能力受到根本性限制。</w:t>
       </w:r>
     </w:p>
     <w:p/>
@@ -1484,7 +1710,28 @@
         <w:pStyle w:val="Heading3"/>
       </w:pPr>
       <w:r>
-        <w:t>3.2 國際安全：軍事行動、停火違規與平民/救援人員安全</w:t>
+        <w:t>（六）綜合研析：傳導關係與風險判斷</w:t>
+      </w:r>
+    </w:p>
+    <w:p/>
+    <w:p>
+      <w:r>
+        <w:t>#### 1. 外交進展與人道情勢的傳導鏈</w:t>
+      </w:r>
+    </w:p>
+    <w:p/>
+    <w:p>
+      <w:r>
+        <w:t>本輪資料可辨識一條</w:t>
+      </w:r>
+      <w:r>
+        <w:rPr>
+          <w:b/>
+        </w:rPr>
+        <w:t>正向→負向傳導鏈</w:t>
+      </w:r>
+      <w:r>
+        <w:t>：</w:t>
       </w:r>
     </w:p>
     <w:p/>
@@ -1494,346 +1741,12 @@
         <w:jc w:val="left"/>
       </w:pPr>
       <w:r>
-        <w:t>軍事行動與安全事件</w:t>
-      </w:r>
-    </w:p>
-    <w:p/>
-    <w:tbl>
-      <w:tblPr>
-        <w:tblStyle w:val="TableGrid"/>
-        <w:tblW w:type="auto" w:w="0"/>
-        <w:tblLook w:firstColumn="1" w:firstRow="1" w:lastColumn="0" w:lastRow="0" w:noHBand="0" w:noVBand="1" w:val="04A0"/>
-      </w:tblPr>
-      <w:tblGrid>
-        <w:gridCol w:w="2160"/>
-        <w:gridCol w:w="2160"/>
-        <w:gridCol w:w="2160"/>
-        <w:gridCol w:w="2160"/>
-      </w:tblGrid>
-      <w:tr>
-        <w:tc>
-          <w:tcPr>
-            <w:tcW w:type="dxa" w:w="2160"/>
-          </w:tcPr>
-          <w:p>
-            <w:r>
-              <w:rPr>
-                <w:b/>
-              </w:rPr>
-            </w:r>
-            <w:r>
-              <w:rPr>
-                <w:b/>
-              </w:rPr>
-              <w:t>時間</w:t>
-            </w:r>
-          </w:p>
-        </w:tc>
-        <w:tc>
-          <w:tcPr>
-            <w:tcW w:type="dxa" w:w="2160"/>
-          </w:tcPr>
-          <w:p>
-            <w:r>
-              <w:rPr>
-                <w:b/>
-              </w:rPr>
-            </w:r>
-            <w:r>
-              <w:rPr>
-                <w:b/>
-              </w:rPr>
-              <w:t>事件</w:t>
-            </w:r>
-          </w:p>
-        </w:tc>
-        <w:tc>
-          <w:tcPr>
-            <w:tcW w:type="dxa" w:w="2160"/>
-          </w:tcPr>
-          <w:p>
-            <w:r>
-              <w:rPr>
-                <w:b/>
-              </w:rPr>
-            </w:r>
-            <w:r>
-              <w:rPr>
-                <w:b/>
-              </w:rPr>
-              <w:t>影響</w:t>
-            </w:r>
-          </w:p>
-        </w:tc>
-        <w:tc>
-          <w:tcPr>
-            <w:tcW w:type="dxa" w:w="2160"/>
-          </w:tcPr>
-          <w:p>
-            <w:r>
-              <w:rPr>
-                <w:b/>
-              </w:rPr>
-            </w:r>
-            <w:r>
-              <w:rPr>
-                <w:b/>
-              </w:rPr>
-              <w:t>來源</w:t>
-            </w:r>
-          </w:p>
-        </w:tc>
-      </w:tr>
-      <w:tr>
-        <w:tc>
-          <w:tcPr>
-            <w:tcW w:type="dxa" w:w="2160"/>
-          </w:tcPr>
-          <w:p>
-            <w:r/>
-            <w:r>
-              <w:t>2025-01-14</w:t>
-            </w:r>
-          </w:p>
-        </w:tc>
-        <w:tc>
-          <w:tcPr>
-            <w:tcW w:type="dxa" w:w="2160"/>
-          </w:tcPr>
-          <w:p>
-            <w:r/>
-            <w:r>
-              <w:t>加薩醫院運作受嚴重物資短缺影響，設備遭破壞</w:t>
-            </w:r>
-          </w:p>
-        </w:tc>
-        <w:tc>
-          <w:tcPr>
-            <w:tcW w:type="dxa" w:w="2160"/>
-          </w:tcPr>
-          <w:p>
-            <w:r/>
-            <w:r>
-              <w:t>醫療體系功能受限</w:t>
-            </w:r>
-          </w:p>
-        </w:tc>
-        <w:tc>
-          <w:tcPr>
-            <w:tcW w:type="dxa" w:w="2160"/>
-          </w:tcPr>
-          <w:p>
-            <w:r/>
-            <w:r>
-              <w:t>來源1</w:t>
-            </w:r>
-          </w:p>
-        </w:tc>
-      </w:tr>
-      <w:tr>
-        <w:tc>
-          <w:tcPr>
-            <w:tcW w:type="dxa" w:w="2160"/>
-          </w:tcPr>
-          <w:p>
-            <w:r/>
-            <w:r>
-              <w:t>2025-02-26</w:t>
-            </w:r>
-          </w:p>
-        </w:tc>
-        <w:tc>
-          <w:tcPr>
-            <w:tcW w:type="dxa" w:w="2160"/>
-          </w:tcPr>
-          <w:p>
-            <w:r/>
-            <w:r>
-              <w:t>約旦河西岸數周軍事行動</w:t>
-            </w:r>
-          </w:p>
-        </w:tc>
-        <w:tc>
-          <w:tcPr>
-            <w:tcW w:type="dxa" w:w="2160"/>
-          </w:tcPr>
-          <w:p>
-            <w:r/>
-            <w:r>
-              <w:t>50 多人喪生（含兒童）、約 4 萬人流離失所</w:t>
-            </w:r>
-          </w:p>
-        </w:tc>
-        <w:tc>
-          <w:tcPr>
-            <w:tcW w:type="dxa" w:w="2160"/>
-          </w:tcPr>
-          <w:p>
-            <w:r/>
-            <w:r>
-              <w:t>來源11、12</w:t>
-            </w:r>
-          </w:p>
-        </w:tc>
-      </w:tr>
-      <w:tr>
-        <w:tc>
-          <w:tcPr>
-            <w:tcW w:type="dxa" w:w="2160"/>
-          </w:tcPr>
-          <w:p>
-            <w:r/>
-            <w:r>
-              <w:t>2025-07-03</w:t>
-            </w:r>
-          </w:p>
-        </w:tc>
-        <w:tc>
-          <w:tcPr>
-            <w:tcW w:type="dxa" w:w="2160"/>
-          </w:tcPr>
-          <w:p>
-            <w:r/>
-            <w:r>
-              <w:t>古特雷斯譴責「多起導致大量平民死傷的攻擊事件」；同日一天內強制轉移近 3 萬人</w:t>
-            </w:r>
-          </w:p>
-        </w:tc>
-        <w:tc>
-          <w:tcPr>
-            <w:tcW w:type="dxa" w:w="2160"/>
-          </w:tcPr>
-          <w:p>
-            <w:r/>
-            <w:r>
-              <w:t>平民失去庇護、食物、藥品、飲水</w:t>
-            </w:r>
-          </w:p>
-        </w:tc>
-        <w:tc>
-          <w:tcPr>
-            <w:tcW w:type="dxa" w:w="2160"/>
-          </w:tcPr>
-          <w:p>
-            <w:r/>
-            <w:r>
-              <w:t>來源16、17</w:t>
-            </w:r>
-          </w:p>
-        </w:tc>
-      </w:tr>
-      <w:tr>
-        <w:tc>
-          <w:tcPr>
-            <w:tcW w:type="dxa" w:w="2160"/>
-          </w:tcPr>
-          <w:p>
-            <w:r/>
-            <w:r>
-              <w:t>2025-08-22</w:t>
-            </w:r>
-          </w:p>
-        </w:tc>
-        <w:tc>
-          <w:tcPr>
-            <w:tcW w:type="dxa" w:w="2160"/>
-          </w:tcPr>
-          <w:p>
-            <w:r/>
-            <w:r>
-              <w:t>以軍持續加強加薩城及周邊軍事行動</w:t>
-            </w:r>
-          </w:p>
-        </w:tc>
-        <w:tc>
-          <w:tcPr>
-            <w:tcW w:type="dxa" w:w="2160"/>
-          </w:tcPr>
-          <w:p>
-            <w:r/>
-            <w:r>
-              <w:t>兒童截肢率達全球最高</w:t>
-            </w:r>
-          </w:p>
-        </w:tc>
-        <w:tc>
-          <w:tcPr>
-            <w:tcW w:type="dxa" w:w="2160"/>
-          </w:tcPr>
-          <w:p>
-            <w:r/>
-            <w:r>
-              <w:t>來源19</w:t>
-            </w:r>
-          </w:p>
-        </w:tc>
-      </w:tr>
-    </w:tbl>
-    <w:p/>
-    <w:p>
-      <w:pPr>
-        <w:pStyle w:val="Heading2"/>
-        <w:jc w:val="left"/>
-      </w:pPr>
-      <w:r>
-        <w:t>停火違規形態（可從資料中辨識）</w:t>
-      </w:r>
-    </w:p>
-    <w:p/>
-    <w:p>
-      <w:r>
-        <w:t xml:space="preserve">1. </w:t>
-      </w:r>
-      <w:r>
-        <w:rPr>
-          <w:b/>
-        </w:rPr>
-        <w:t>邊境封鎖</w:t>
-      </w:r>
-      <w:r>
-        <w:t>：4 月 1 日起連續四周禁止商業及人道援助進入（來源14）。</w:t>
+        <w:t>正向鏈（1-2月）：</w:t>
       </w:r>
     </w:p>
     <w:p>
       <w:r>
-        <w:t xml:space="preserve">2. </w:t>
-      </w:r>
-      <w:r>
-        <w:rPr>
-          <w:b/>
-        </w:rPr>
-        <w:t>強制遷移</w:t>
-      </w:r>
-      <w:r>
-        <w:t>：7 月 3 日一天內強制轉移近 3 萬人（來源17）。</w:t>
-      </w:r>
-    </w:p>
-    <w:p>
-      <w:r>
-        <w:t xml:space="preserve">3. </w:t>
-      </w:r>
-      <w:r>
-        <w:rPr>
-          <w:b/>
-        </w:rPr>
-        <w:t>搶修阻斷</w:t>
-      </w:r>
-      <w:r>
-        <w:t>：4 月起拒絕超過 20 次搶修許可（來源15），基礎設施持續惡化。</w:t>
-      </w:r>
-    </w:p>
-    <w:p>
-      <w:r>
-        <w:t xml:space="preserve">4. </w:t>
-      </w:r>
-      <w:r>
-        <w:rPr>
-          <w:b/>
-        </w:rPr>
-        <w:t>軍事行動持續</w:t>
-      </w:r>
-      <w:r>
-        <w:t>：8 月 22 日以軍仍加強加薩城軍事行動（來源19），顯示至資料末期衝突未平息。</w:t>
+        <w:t>停火協議達成（來源1）→ 人質交換生效（來源2）→ 3 名以方人質 + 369 名巴方囚犯完成交換（來源6）→ 協議第一階段含以軍撤離、援助增加（來源7）→ 聯合國承諾支持協議落實與援助條件（來源8）</w:t>
       </w:r>
     </w:p>
     <w:p/>
@@ -1843,72 +1756,69 @@
         <w:jc w:val="left"/>
       </w:pPr>
       <w:r>
-        <w:t>對救援人員之安全影響</w:t>
+        <w:t>負向鏈（2月動搖→7月）：</w:t>
+      </w:r>
+    </w:p>
+    <w:p>
+      <w:r>
+        <w:t>停火「或将終止」（來源3）→ 多哈二階段談判呼聲（來源4）→ 西岸過度武力持續（來源9）→ 援助全面中斷兩月（來源10）→ 聯大要求解除封鎖（來源11）→ 通信中斷、信息孤立（來源12）→ 多起平民死傷襲擊（來源13）→ 單日強制轉移近 3 萬人（來源14）</w:t>
+      </w:r>
+    </w:p>
+    <w:p/>
+    <w:p>
+      <w:pPr>
+        <w:pStyle w:val="IntenseQuote"/>
+      </w:pPr>
+      <w:r>
+        <w:rPr>
+          <w:b/>
+        </w:rPr>
+        <w:t>核心判斷：</w:t>
+      </w:r>
+      <w:r>
+        <w:t xml:space="preserve"> 停火與談判是人道准入的</w:t>
+      </w:r>
+      <w:r>
+        <w:rPr>
+          <w:b/>
+        </w:rPr>
+        <w:t>必要前置條件</w:t>
+      </w:r>
+      <w:r>
+        <w:t>。1-2 月協議期內援助增加被寫入協議條款（來源7），而 5 月援助中斷兩月（來源10）恰與停火動搖（來源3）的時間線吻合。外交進展與人道情勢之間存在強傳導關係；反之，一旦停火破裂或談判停滯，人道處境迅速且大面積惡化。</w:t>
       </w:r>
     </w:p>
     <w:p/>
     <w:p>
       <w:r>
-        <w:t>本次資料中未出現針對醫護或人道工作者的直接致命攻擊事件（q0 對話記憶提及 3 月 23 日 15 名醫護喪生，但該事件不在本次 ev 中）。1 月 14 日醫院設備被破壞與物資短缺（來源1）間接反映救援環境之危險性，但具體傷亡數據</w:t>
+        <w:t>#### 2. 10 月局勢</w:t>
+      </w:r>
+    </w:p>
+    <w:p/>
+    <w:p>
+      <w:r>
+        <w:rPr>
+          <w:b/>
+        </w:rPr>
+        <w:t>本輪資料集（9 份文件、15 片段）的實際覆蓋止於 2025-08-06</w:t>
+      </w:r>
+      <w:r>
+        <w:t>（first_last），月度聚合最高至 2025-08。10 月在資料集中無任何片段，</w:t>
       </w:r>
       <w:r>
         <w:rPr>
           <w:b/>
         </w:rPr>
-        <w:t>本次資料不足以判斷</w:t>
+        <w:t>資料不足以對 10 月局勢作出獨立判斷</w:t>
       </w:r>
       <w:r>
-        <w:t>。</w:t>
-      </w:r>
-    </w:p>
-    <w:p/>
-    <w:p>
-      <w:pPr>
-        <w:pStyle w:val="Heading2"/>
-        <w:jc w:val="left"/>
-      </w:pPr>
-      <w:r>
-        <w:t>約旦河西岸溢出效應</w:t>
+        <w:t>。前文對話歷史中提及的 10 月事件（哈馬斯釋放人質意願、17 萬噸物資、新生兒轉送等）在本輪 ev 中無對應文字，故不作為本輪分析的事實基礎。</w:t>
       </w:r>
     </w:p>
     <w:p/>
     <w:p>
       <w:r>
-        <w:t xml:space="preserve">2 月 26 日片段顯示西岸已出現 50 多人喪生、4 萬人流離失所（來源11、12），OCHA 對「過度使用武力」表關切（來源13）。加薩與西岸之安全情勢呈現 </w:t>
-      </w:r>
-      <w:r>
-        <w:rPr>
-          <w:b/>
-        </w:rPr>
-        <w:t>同步惡化</w:t>
-      </w:r>
-      <w:r>
-        <w:t xml:space="preserve"> 趨勢。</w:t>
-      </w:r>
-    </w:p>
-    <w:p/>
-    <w:p>
-      <w:r>
-        <w:t>---</w:t>
-      </w:r>
-    </w:p>
-    <w:p/>
-    <w:p>
-      <w:pPr>
-        <w:pStyle w:val="Heading3"/>
-      </w:pPr>
-      <w:r>
-        <w:t>3.3 人道事務：援助准入、物資供應與邊境口岸</w:t>
-      </w:r>
-    </w:p>
-    <w:p/>
-    <w:p>
-      <w:pPr>
-        <w:pStyle w:val="Heading2"/>
-        <w:jc w:val="left"/>
-      </w:pPr>
-      <w:r>
-        <w:t>封鎖與准入時間線</w:t>
+        <w:t>#### 3. 後續風險評估（基於本輪資料）</w:t>
       </w:r>
     </w:p>
     <w:p/>
@@ -1938,7 +1848,7 @@
               <w:rPr>
                 <w:b/>
               </w:rPr>
-              <w:t>時間節點</w:t>
+              <w:t>風險維度</w:t>
             </w:r>
           </w:p>
         </w:tc>
@@ -1956,7 +1866,7 @@
               <w:rPr>
                 <w:b/>
               </w:rPr>
-              <w:t>狀態</w:t>
+              <w:t>具體風險</w:t>
             </w:r>
           </w:p>
         </w:tc>
@@ -1974,7 +1884,7 @@
               <w:rPr>
                 <w:b/>
               </w:rPr>
-              <w:t>來源</w:t>
+              <w:t>依據與來源</w:t>
             </w:r>
           </w:p>
         </w:tc>
@@ -1987,7 +1897,7 @@
           <w:p>
             <w:r/>
             <w:r>
-              <w:t>1 月 14 日</w:t>
+              <w:t>停火再度動搖</w:t>
             </w:r>
           </w:p>
         </w:tc>
@@ -1998,7 +1908,7 @@
           <w:p>
             <w:r/>
             <w:r>
-              <w:t>醫院物資嚴重短缺、設備破壞；聯合國人員竭力但受限</w:t>
+              <w:t>2 月 11 日已出現停火「或将終止」的警訊（來源3），表明協議缺乏強制執行機制，高度依賴雙方誠意</w:t>
             </w:r>
           </w:p>
         </w:tc>
@@ -2009,7 +1919,7 @@
           <w:p>
             <w:r/>
             <w:r>
-              <w:t>來源1</w:t>
+              <w:t>3</w:t>
             </w:r>
           </w:p>
         </w:tc>
@@ -2022,7 +1932,7 @@
           <w:p>
             <w:r/>
             <w:r>
-              <w:t>4 月 1 日</w:t>
+              <w:t>援助持續受阻</w:t>
             </w:r>
           </w:p>
         </w:tc>
@@ -2033,7 +1943,7 @@
           <w:p>
             <w:r/>
             <w:r>
-              <w:t>以關加薩邊境，連續四周禁止一切商業及人道援助</w:t>
+              <w:t>5 月已中斷兩月（來源10）；通信中斷使協調機制癱瘓（來源12）；聯大決議（來源11）若無執行力，封鎖可能持續</w:t>
             </w:r>
           </w:p>
         </w:tc>
@@ -2044,7 +1954,7 @@
           <w:p>
             <w:r/>
             <w:r>
-              <w:t>來源14</w:t>
+              <w:t>10、11、12</w:t>
             </w:r>
           </w:p>
         </w:tc>
@@ -2057,7 +1967,7 @@
           <w:p>
             <w:r/>
             <w:r>
-              <w:t>6 月 13 日</w:t>
+              <w:t>平民大規模流離失所</w:t>
             </w:r>
           </w:p>
         </w:tc>
@@ -2068,7 +1978,7 @@
           <w:p>
             <w:r/>
             <w:r>
-              <w:t>自 4 月起拒絕超過 20 次搶修許可</w:t>
+              <w:t>單日強制轉移近 3 萬人（來源14）；缺乏庇護、食物、藥品、飲水（來源14），若持續將演變為不可逆的人道災難</w:t>
             </w:r>
           </w:p>
         </w:tc>
@@ -2079,7 +1989,7 @@
           <w:p>
             <w:r/>
             <w:r>
-              <w:t>來源15</w:t>
+              <w:t>14</w:t>
             </w:r>
           </w:p>
         </w:tc>
@@ -2092,7 +2002,7 @@
           <w:p>
             <w:r/>
             <w:r>
-              <w:t>7 月 3 日</w:t>
+              <w:t>信息孤立與國際監控失效</w:t>
             </w:r>
           </w:p>
         </w:tc>
@@ -2103,7 +2013,7 @@
           <w:p>
             <w:r/>
             <w:r>
-              <w:t>6 月近 400 次人道協調嘗試中僅約 1/3 得以執行</w:t>
+              <w:t>平民陷入完全信息孤立（來源12），人道機構無法建立溝通渠道（來源12），削弱國際社會的實況掌握與外交施壓準確性</w:t>
             </w:r>
           </w:p>
         </w:tc>
@@ -2114,7 +2024,7 @@
           <w:p>
             <w:r/>
             <w:r>
-              <w:t>來源18</w:t>
+              <w:t>12</w:t>
             </w:r>
           </w:p>
         </w:tc>
@@ -2127,7 +2037,7 @@
           <w:p>
             <w:r/>
             <w:r>
-              <w:t>8 月 22 日</w:t>
+              <w:t>多線衝突擴散</w:t>
             </w:r>
           </w:p>
         </w:tc>
@@ -2138,7 +2048,7 @@
           <w:p>
             <w:r/>
             <w:r>
-              <w:t>兒童截肢率全球最高--長期物資匱乏之累積後果</w:t>
+              <w:t>西岸過度武力（來源9）；敘利亞蘇韋達省亦經歷以色列空襲（來源15），顯示軍事行動非限於加薩</w:t>
             </w:r>
           </w:p>
         </w:tc>
@@ -2149,1783 +2059,7 @@
           <w:p>
             <w:r/>
             <w:r>
-              <w:t>來源19</w:t>
-            </w:r>
-          </w:p>
-        </w:tc>
-      </w:tr>
-    </w:tbl>
-    <w:p/>
-    <w:p>
-      <w:pPr>
-        <w:pStyle w:val="Heading2"/>
-        <w:jc w:val="left"/>
-      </w:pPr>
-      <w:r>
-        <w:t>6 月人道協調數據（來源18）</w:t>
-      </w:r>
-    </w:p>
-    <w:p/>
-    <w:tbl>
-      <w:tblPr>
-        <w:tblStyle w:val="TableGrid"/>
-        <w:tblW w:type="auto" w:w="0"/>
-        <w:tblLook w:firstColumn="1" w:firstRow="1" w:lastColumn="0" w:lastRow="0" w:noHBand="0" w:noVBand="1" w:val="04A0"/>
-      </w:tblPr>
-      <w:tblGrid>
-        <w:gridCol w:w="4320"/>
-        <w:gridCol w:w="4320"/>
-      </w:tblGrid>
-      <w:tr>
-        <w:tc>
-          <w:tcPr>
-            <w:tcW w:type="dxa" w:w="4320"/>
-          </w:tcPr>
-          <w:p>
-            <w:r>
-              <w:rPr>
-                <w:b/>
-              </w:rPr>
-            </w:r>
-            <w:r>
-              <w:rPr>
-                <w:b/>
-              </w:rPr>
-              <w:t>協調嘗試結果</w:t>
-            </w:r>
-          </w:p>
-        </w:tc>
-        <w:tc>
-          <w:tcPr>
-            <w:tcW w:type="dxa" w:w="4320"/>
-          </w:tcPr>
-          <w:p>
-            <w:r>
-              <w:rPr>
-                <w:b/>
-              </w:rPr>
-            </w:r>
-            <w:r>
-              <w:rPr>
-                <w:b/>
-              </w:rPr>
-              <w:t>占比</w:t>
-            </w:r>
-          </w:p>
-        </w:tc>
-      </w:tr>
-      <w:tr>
-        <w:tc>
-          <w:tcPr>
-            <w:tcW w:type="dxa" w:w="4320"/>
-          </w:tcPr>
-          <w:p>
-            <w:r/>
-            <w:r>
-              <w:t>被以色列當局直接拒絕</w:t>
-            </w:r>
-          </w:p>
-        </w:tc>
-        <w:tc>
-          <w:tcPr>
-            <w:tcW w:type="dxa" w:w="4320"/>
-          </w:tcPr>
-          <w:p>
-            <w:r/>
-            <w:r>
-              <w:t>44%</w:t>
-            </w:r>
-          </w:p>
-        </w:tc>
-      </w:tr>
-      <w:tr>
-        <w:tc>
-          <w:tcPr>
-            <w:tcW w:type="dxa" w:w="4320"/>
-          </w:tcPr>
-          <w:p>
-            <w:r/>
-            <w:r>
-              <w:t>初步批覆後遭阻</w:t>
-            </w:r>
-          </w:p>
-        </w:tc>
-        <w:tc>
-          <w:tcPr>
-            <w:tcW w:type="dxa" w:w="4320"/>
-          </w:tcPr>
-          <w:p>
-            <w:r/>
-            <w:r>
-              <w:t>10%</w:t>
-            </w:r>
-          </w:p>
-        </w:tc>
-      </w:tr>
-      <w:tr>
-        <w:tc>
-          <w:tcPr>
-            <w:tcW w:type="dxa" w:w="4320"/>
-          </w:tcPr>
-          <w:p>
-            <w:r/>
-            <w:r>
-              <w:t>得以執行</w:t>
-            </w:r>
-          </w:p>
-        </w:tc>
-        <w:tc>
-          <w:tcPr>
-            <w:tcW w:type="dxa" w:w="4320"/>
-          </w:tcPr>
-          <w:p>
-            <w:r/>
-            <w:r>
-              <w:t>約 33%</w:t>
-            </w:r>
-          </w:p>
-        </w:tc>
-      </w:tr>
-      <w:tr>
-        <w:tc>
-          <w:tcPr>
-            <w:tcW w:type="dxa" w:w="4320"/>
-          </w:tcPr>
-          <w:p>
-            <w:r/>
-            <w:r>
-              <w:t>因後勤、安全等問題被組織方取消</w:t>
-            </w:r>
-          </w:p>
-        </w:tc>
-        <w:tc>
-          <w:tcPr>
-            <w:tcW w:type="dxa" w:w="4320"/>
-          </w:tcPr>
-          <w:p>
-            <w:r/>
-            <w:r>
-              <w:t>12%</w:t>
-            </w:r>
-          </w:p>
-        </w:tc>
-      </w:tr>
-    </w:tbl>
-    <w:p/>
-    <w:p>
-      <w:pPr>
-        <w:pStyle w:val="IntenseQuote"/>
-      </w:pPr>
-      <w:r>
-        <w:t xml:space="preserve">合計 99%，剩餘 1% 未歸類。僅約三分之一之協調嘗試得以落實，顯示 </w:t>
-      </w:r>
-      <w:r>
-        <w:rPr>
-          <w:b/>
-        </w:rPr>
-        <w:t>系統性准入阻礙</w:t>
-      </w:r>
-      <w:r>
-        <w:t xml:space="preserve"> 已成為常態而非偶發事件。</w:t>
-      </w:r>
-    </w:p>
-    <w:p/>
-    <w:p>
-      <w:pPr>
-        <w:pStyle w:val="Heading2"/>
-        <w:jc w:val="left"/>
-      </w:pPr>
-      <w:r>
-        <w:t>邊境口岸與基礎設施</w:t>
-      </w:r>
-    </w:p>
-    <w:p/>
-    <w:p>
-      <w:pPr>
-        <w:pStyle w:val="ListBullet"/>
-      </w:pPr>
-      <w:r>
-        <w:t>邊境自 4 月起全面關閉（來源14），至 8 月資料末期仍未見重新開放之紀錄。</w:t>
-      </w:r>
-    </w:p>
-    <w:p>
-      <w:pPr>
-        <w:pStyle w:val="ListBullet"/>
-      </w:pPr>
-      <w:r>
-        <w:t>搶修許可 20 次以上被拒（來源15），暗示供水、電力、通信等基礎設施持續處於不可修復狀態。</w:t>
-      </w:r>
-    </w:p>
-    <w:p>
-      <w:pPr>
-        <w:pStyle w:val="ListBullet"/>
-      </w:pPr>
-      <w:r>
-        <w:t>強制遷移（來源17）進一步加劇物資匱乏，被遷移者在缺乏基本生存條件下再次流離失所。</w:t>
-      </w:r>
-    </w:p>
-    <w:p/>
-    <w:p>
-      <w:r>
-        <w:t>---</w:t>
-      </w:r>
-    </w:p>
-    <w:p/>
-    <w:p>
-      <w:pPr>
-        <w:pStyle w:val="Heading3"/>
-      </w:pPr>
-      <w:r>
-        <w:t>3.4 醫療衛生：醫院運作、物資短缺與病患轉送</w:t>
-      </w:r>
-    </w:p>
-    <w:p/>
-    <w:p>
-      <w:pPr>
-        <w:pStyle w:val="Heading2"/>
-        <w:jc w:val="left"/>
-      </w:pPr>
-      <w:r>
-        <w:t>醫院運作狀況</w:t>
-      </w:r>
-    </w:p>
-    <w:p/>
-    <w:tbl>
-      <w:tblPr>
-        <w:tblStyle w:val="TableGrid"/>
-        <w:tblW w:type="auto" w:w="0"/>
-        <w:tblLook w:firstColumn="1" w:firstRow="1" w:lastColumn="0" w:lastRow="0" w:noHBand="0" w:noVBand="1" w:val="04A0"/>
-      </w:tblPr>
-      <w:tblGrid>
-        <w:gridCol w:w="2880"/>
-        <w:gridCol w:w="2880"/>
-        <w:gridCol w:w="2880"/>
-      </w:tblGrid>
-      <w:tr>
-        <w:tc>
-          <w:tcPr>
-            <w:tcW w:type="dxa" w:w="2880"/>
-          </w:tcPr>
-          <w:p>
-            <w:r>
-              <w:rPr>
-                <w:b/>
-              </w:rPr>
-            </w:r>
-            <w:r>
-              <w:rPr>
-                <w:b/>
-              </w:rPr>
-              <w:t>時間</w:t>
-            </w:r>
-          </w:p>
-        </w:tc>
-        <w:tc>
-          <w:tcPr>
-            <w:tcW w:type="dxa" w:w="2880"/>
-          </w:tcPr>
-          <w:p>
-            <w:r>
-              <w:rPr>
-                <w:b/>
-              </w:rPr>
-            </w:r>
-            <w:r>
-              <w:rPr>
-                <w:b/>
-              </w:rPr>
-              <w:t>事件</w:t>
-            </w:r>
-          </w:p>
-        </w:tc>
-        <w:tc>
-          <w:tcPr>
-            <w:tcW w:type="dxa" w:w="2880"/>
-          </w:tcPr>
-          <w:p>
-            <w:r>
-              <w:rPr>
-                <w:b/>
-              </w:rPr>
-            </w:r>
-            <w:r>
-              <w:rPr>
-                <w:b/>
-              </w:rPr>
-              <w:t>來源</w:t>
-            </w:r>
-          </w:p>
-        </w:tc>
-      </w:tr>
-      <w:tr>
-        <w:tc>
-          <w:tcPr>
-            <w:tcW w:type="dxa" w:w="2880"/>
-          </w:tcPr>
-          <w:p>
-            <w:r/>
-            <w:r>
-              <w:t>1 月 14 日</w:t>
-            </w:r>
-          </w:p>
-        </w:tc>
-        <w:tc>
-          <w:tcPr>
-            <w:tcW w:type="dxa" w:w="2880"/>
-          </w:tcPr>
-          <w:p>
-            <w:r/>
-            <w:r>
-              <w:t>奧達醫院因嚴重物資短缺運行受限；印度尼西亞醫院基本設備被破壞</w:t>
-            </w:r>
-          </w:p>
-        </w:tc>
-        <w:tc>
-          <w:tcPr>
-            <w:tcW w:type="dxa" w:w="2880"/>
-          </w:tcPr>
-          <w:p>
-            <w:r/>
-            <w:r>
-              <w:t>來源1</w:t>
-            </w:r>
-          </w:p>
-        </w:tc>
-      </w:tr>
-      <w:tr>
-        <w:tc>
-          <w:tcPr>
-            <w:tcW w:type="dxa" w:w="2880"/>
-          </w:tcPr>
-          <w:p>
-            <w:r/>
-            <w:r>
-              <w:t>7 月 3 日</w:t>
-            </w:r>
-          </w:p>
-        </w:tc>
-        <w:tc>
-          <w:tcPr>
-            <w:tcW w:type="dxa" w:w="2880"/>
-          </w:tcPr>
-          <w:p>
-            <w:r/>
-            <w:r>
-              <w:t>強制轉移近 3 萬人，被遷移者缺乏食物、藥品和飲水</w:t>
-            </w:r>
-          </w:p>
-        </w:tc>
-        <w:tc>
-          <w:tcPr>
-            <w:tcW w:type="dxa" w:w="2880"/>
-          </w:tcPr>
-          <w:p>
-            <w:r/>
-            <w:r>
-              <w:t>來源17</w:t>
-            </w:r>
-          </w:p>
-        </w:tc>
-      </w:tr>
-      <w:tr>
-        <w:tc>
-          <w:tcPr>
-            <w:tcW w:type="dxa" w:w="2880"/>
-          </w:tcPr>
-          <w:p>
-            <w:r/>
-            <w:r>
-              <w:t>8 月 22 日</w:t>
-            </w:r>
-          </w:p>
-        </w:tc>
-        <w:tc>
-          <w:tcPr>
-            <w:tcW w:type="dxa" w:w="2880"/>
-          </w:tcPr>
-          <w:p>
-            <w:r/>
-            <w:r>
-              <w:t>加薩兒童截肢率攀升至全球最高</w:t>
-            </w:r>
-          </w:p>
-        </w:tc>
-        <w:tc>
-          <w:tcPr>
-            <w:tcW w:type="dxa" w:w="2880"/>
-          </w:tcPr>
-          <w:p>
-            <w:r/>
-            <w:r>
-              <w:t>來源19</w:t>
-            </w:r>
-          </w:p>
-        </w:tc>
-      </w:tr>
-    </w:tbl>
-    <w:p/>
-    <w:p>
-      <w:pPr>
-        <w:pStyle w:val="Heading2"/>
-        <w:jc w:val="left"/>
-      </w:pPr>
-      <w:r>
-        <w:t>醫療物資與病患處境</w:t>
-      </w:r>
-    </w:p>
-    <w:p/>
-    <w:p>
-      <w:pPr>
-        <w:pStyle w:val="ListBullet"/>
-      </w:pPr>
-      <w:r>
-        <w:t>1 月 14 日即已出現嚴重物資短缺與設備破壞（來源1），說明停火協議生效（1 月 19 日）前醫療體系已處極度脆弱狀態。</w:t>
-      </w:r>
-    </w:p>
-    <w:p>
-      <w:pPr>
-        <w:pStyle w:val="ListBullet"/>
-      </w:pPr>
-      <w:r>
-        <w:t>7 月強制遷移事件中，被遷移者缺乏藥品（來源17），反映醫療供給鏈已完全中斷。</w:t>
-      </w:r>
-    </w:p>
-    <w:p>
-      <w:pPr>
-        <w:pStyle w:val="ListBullet"/>
-      </w:pPr>
-      <w:r>
-        <w:t xml:space="preserve">8 月 22 日兒童截肢率達全球最高（來源19），此為長期營養不良、外傷未獲治療、醫療資源匱乏之 </w:t>
-      </w:r>
-      <w:r>
-        <w:rPr>
-          <w:b/>
-        </w:rPr>
-        <w:t>累積不可逆後果</w:t>
-      </w:r>
-      <w:r>
-        <w:t>。</w:t>
-      </w:r>
-    </w:p>
-    <w:p/>
-    <w:p>
-      <w:pPr>
-        <w:pStyle w:val="Heading2"/>
-        <w:jc w:val="left"/>
-      </w:pPr>
-      <w:r>
-        <w:t>醫護人員安全</w:t>
-      </w:r>
-    </w:p>
-    <w:p/>
-    <w:p>
-      <w:r>
-        <w:t>本次資料中未出現醫護人員直接傷亡之具體事件。1 月 14 日醫院設備被破壞（來源1）間接反映醫療環境之不安全，但具體醫護傷亡數據</w:t>
-      </w:r>
-      <w:r>
-        <w:rPr>
-          <w:b/>
-        </w:rPr>
-        <w:t>本次資料不足以判斷</w:t>
-      </w:r>
-      <w:r>
-        <w:t>。</w:t>
-      </w:r>
-    </w:p>
-    <w:p/>
-    <w:p>
-      <w:r>
-        <w:t>---</w:t>
-      </w:r>
-    </w:p>
-    <w:p/>
-    <w:p>
-      <w:pPr>
-        <w:pStyle w:val="Heading3"/>
-      </w:pPr>
-      <w:r>
-        <w:t>3.5 國際組織：聲明、數據與行動</w:t>
-      </w:r>
-    </w:p>
-    <w:p/>
-    <w:tbl>
-      <w:tblPr>
-        <w:tblStyle w:val="TableGrid"/>
-        <w:tblW w:type="auto" w:w="0"/>
-        <w:tblLook w:firstColumn="1" w:firstRow="1" w:lastColumn="0" w:lastRow="0" w:noHBand="0" w:noVBand="1" w:val="04A0"/>
-      </w:tblPr>
-      <w:tblGrid>
-        <w:gridCol w:w="2160"/>
-        <w:gridCol w:w="2160"/>
-        <w:gridCol w:w="2160"/>
-        <w:gridCol w:w="2160"/>
-      </w:tblGrid>
-      <w:tr>
-        <w:tc>
-          <w:tcPr>
-            <w:tcW w:type="dxa" w:w="2160"/>
-          </w:tcPr>
-          <w:p>
-            <w:r>
-              <w:rPr>
-                <w:b/>
-              </w:rPr>
-            </w:r>
-            <w:r>
-              <w:rPr>
-                <w:b/>
-              </w:rPr>
-              <w:t>組織 / 人物</w:t>
-            </w:r>
-          </w:p>
-        </w:tc>
-        <w:tc>
-          <w:tcPr>
-            <w:tcW w:type="dxa" w:w="2160"/>
-          </w:tcPr>
-          <w:p>
-            <w:r>
-              <w:rPr>
-                <w:b/>
-              </w:rPr>
-            </w:r>
-            <w:r>
-              <w:rPr>
-                <w:b/>
-              </w:rPr>
-              <w:t>主要行動與聲明</w:t>
-            </w:r>
-          </w:p>
-        </w:tc>
-        <w:tc>
-          <w:tcPr>
-            <w:tcW w:type="dxa" w:w="2160"/>
-          </w:tcPr>
-          <w:p>
-            <w:r>
-              <w:rPr>
-                <w:b/>
-              </w:rPr>
-            </w:r>
-            <w:r>
-              <w:rPr>
-                <w:b/>
-              </w:rPr>
-              <w:t>時間</w:t>
-            </w:r>
-          </w:p>
-        </w:tc>
-        <w:tc>
-          <w:tcPr>
-            <w:tcW w:type="dxa" w:w="2160"/>
-          </w:tcPr>
-          <w:p>
-            <w:r>
-              <w:rPr>
-                <w:b/>
-              </w:rPr>
-            </w:r>
-            <w:r>
-              <w:rPr>
-                <w:b/>
-              </w:rPr>
-              <w:t>來源</w:t>
-            </w:r>
-          </w:p>
-        </w:tc>
-      </w:tr>
-      <w:tr>
-        <w:tc>
-          <w:tcPr>
-            <w:tcW w:type="dxa" w:w="2160"/>
-          </w:tcPr>
-          <w:p>
-            <w:r/>
-            <w:r>
-              <w:t>聯合國秘書長古特雷斯</w:t>
-            </w:r>
-          </w:p>
-        </w:tc>
-        <w:tc>
-          <w:tcPr>
-            <w:tcW w:type="dxa" w:w="2160"/>
-          </w:tcPr>
-          <w:p>
-            <w:r/>
-            <w:r>
-              <w:t>重申「兩國方案」；歡迎停火與人質釋放；緊急呼籲避免戰火重燃；對人道危機升級深表震驚並呼籲永久停火；對兒童截肢率再度緊急呼籲停火</w:t>
-            </w:r>
-          </w:p>
-        </w:tc>
-        <w:tc>
-          <w:tcPr>
-            <w:tcW w:type="dxa" w:w="2160"/>
-          </w:tcPr>
-          <w:p>
-            <w:r/>
-            <w:r>
-              <w:t>1/15-8/22 多次</w:t>
-            </w:r>
-          </w:p>
-        </w:tc>
-        <w:tc>
-          <w:tcPr>
-            <w:tcW w:type="dxa" w:w="2160"/>
-          </w:tcPr>
-          <w:p>
-            <w:r/>
-            <w:r>
-              <w:t>來源2、4、5、7、16、19</w:t>
-            </w:r>
-          </w:p>
-        </w:tc>
-      </w:tr>
-      <w:tr>
-        <w:tc>
-          <w:tcPr>
-            <w:tcW w:type="dxa" w:w="2160"/>
-          </w:tcPr>
-          <w:p>
-            <w:r/>
-            <w:r>
-              <w:t>聯合國（杜加里克）</w:t>
-            </w:r>
-          </w:p>
-        </w:tc>
-        <w:tc>
-          <w:tcPr>
-            <w:tcW w:type="dxa" w:w="2160"/>
-          </w:tcPr>
-          <w:p>
-            <w:r/>
-            <w:r>
-              <w:t>指出醫院物資短缺與設備破壞；強調以色列須允許無障礙人道援助進入</w:t>
-            </w:r>
-          </w:p>
-        </w:tc>
-        <w:tc>
-          <w:tcPr>
-            <w:tcW w:type="dxa" w:w="2160"/>
-          </w:tcPr>
-          <w:p>
-            <w:r/>
-            <w:r>
-              <w:t>1/14</w:t>
-            </w:r>
-          </w:p>
-        </w:tc>
-        <w:tc>
-          <w:tcPr>
-            <w:tcW w:type="dxa" w:w="2160"/>
-          </w:tcPr>
-          <w:p>
-            <w:r/>
-            <w:r>
-              <w:t>來源1</w:t>
-            </w:r>
-          </w:p>
-        </w:tc>
-      </w:tr>
-      <w:tr>
-        <w:tc>
-          <w:tcPr>
-            <w:tcW w:type="dxa" w:w="2160"/>
-          </w:tcPr>
-          <w:p>
-            <w:r/>
-            <w:r>
-              <w:t>聯合國（戈麦斯）</w:t>
-            </w:r>
-          </w:p>
-        </w:tc>
-        <w:tc>
-          <w:tcPr>
-            <w:tcW w:type="dxa" w:w="2160"/>
-          </w:tcPr>
-          <w:p>
-            <w:r/>
-            <w:r>
-              <w:t>警告恢復敵對行動將導致嚴重人道災難；呼籲多哈恢復第二階段談判</w:t>
-            </w:r>
-          </w:p>
-        </w:tc>
-        <w:tc>
-          <w:tcPr>
-            <w:tcW w:type="dxa" w:w="2160"/>
-          </w:tcPr>
-          <w:p>
-            <w:r/>
-            <w:r>
-              <w:t>2/11</w:t>
-            </w:r>
-          </w:p>
-        </w:tc>
-        <w:tc>
-          <w:tcPr>
-            <w:tcW w:type="dxa" w:w="2160"/>
-          </w:tcPr>
-          <w:p>
-            <w:r/>
-            <w:r>
-              <w:t>來源6</w:t>
-            </w:r>
-          </w:p>
-        </w:tc>
-      </w:tr>
-      <w:tr>
-        <w:tc>
-          <w:tcPr>
-            <w:tcW w:type="dxa" w:w="2160"/>
-          </w:tcPr>
-          <w:p>
-            <w:r/>
-            <w:r>
-              <w:t>聯合國（發言人）</w:t>
-            </w:r>
-          </w:p>
-        </w:tc>
-        <w:tc>
-          <w:tcPr>
-            <w:tcW w:type="dxa" w:w="2160"/>
-          </w:tcPr>
-          <w:p>
-            <w:r/>
-            <w:r>
-              <w:t>承諾全力支持協議落實，為援助創造條件</w:t>
-            </w:r>
-          </w:p>
-        </w:tc>
-        <w:tc>
-          <w:tcPr>
-            <w:tcW w:type="dxa" w:w="2160"/>
-          </w:tcPr>
-          <w:p>
-            <w:r/>
-            <w:r>
-              <w:t>2/16</w:t>
-            </w:r>
-          </w:p>
-        </w:tc>
-        <w:tc>
-          <w:tcPr>
-            <w:tcW w:type="dxa" w:w="2160"/>
-          </w:tcPr>
-          <w:p>
-            <w:r/>
-            <w:r>
-              <w:t>來源10</w:t>
-            </w:r>
-          </w:p>
-        </w:tc>
-      </w:tr>
-      <w:tr>
-        <w:tc>
-          <w:tcPr>
-            <w:tcW w:type="dxa" w:w="2160"/>
-          </w:tcPr>
-          <w:p>
-            <w:r/>
-            <w:r>
-              <w:t>聯合國人道機構</w:t>
-            </w:r>
-          </w:p>
-        </w:tc>
-        <w:tc>
-          <w:tcPr>
-            <w:tcW w:type="dxa" w:w="2160"/>
-          </w:tcPr>
-          <w:p>
-            <w:r/>
-            <w:r>
-              <w:t>警告西岸數周軍事行動致 4 萬人流離失所</w:t>
-            </w:r>
-          </w:p>
-        </w:tc>
-        <w:tc>
-          <w:tcPr>
-            <w:tcW w:type="dxa" w:w="2160"/>
-          </w:tcPr>
-          <w:p>
-            <w:r/>
-            <w:r>
-              <w:t>2/26</w:t>
-            </w:r>
-          </w:p>
-        </w:tc>
-        <w:tc>
-          <w:tcPr>
-            <w:tcW w:type="dxa" w:w="2160"/>
-          </w:tcPr>
-          <w:p>
-            <w:r/>
-            <w:r>
-              <w:t>來源11</w:t>
-            </w:r>
-          </w:p>
-        </w:tc>
-      </w:tr>
-      <w:tr>
-        <w:tc>
-          <w:tcPr>
-            <w:tcW w:type="dxa" w:w="2160"/>
-          </w:tcPr>
-          <w:p>
-            <w:r/>
-            <w:r>
-              <w:t>近東救濟工程處（UNRWA）</w:t>
-            </w:r>
-          </w:p>
-        </w:tc>
-        <w:tc>
-          <w:tcPr>
-            <w:tcW w:type="dxa" w:w="2160"/>
-          </w:tcPr>
-          <w:p>
-            <w:r/>
-            <w:r>
-              <w:t>報告西岸 50 多人喪生（含兒童）</w:t>
-            </w:r>
-          </w:p>
-        </w:tc>
-        <w:tc>
-          <w:tcPr>
-            <w:tcW w:type="dxa" w:w="2160"/>
-          </w:tcPr>
-          <w:p>
-            <w:r/>
-            <w:r>
-              <w:t>2/26</w:t>
-            </w:r>
-          </w:p>
-        </w:tc>
-        <w:tc>
-          <w:tcPr>
-            <w:tcW w:type="dxa" w:w="2160"/>
-          </w:tcPr>
-          <w:p>
-            <w:r/>
-            <w:r>
-              <w:t>來源12</w:t>
-            </w:r>
-          </w:p>
-        </w:tc>
-      </w:tr>
-      <w:tr>
-        <w:tc>
-          <w:tcPr>
-            <w:tcW w:type="dxa" w:w="2160"/>
-          </w:tcPr>
-          <w:p>
-            <w:r/>
-            <w:r>
-              <w:t>人道協調廳（OCHA）</w:t>
-            </w:r>
-          </w:p>
-        </w:tc>
-        <w:tc>
-          <w:tcPr>
-            <w:tcW w:type="dxa" w:w="2160"/>
-          </w:tcPr>
-          <w:p>
-            <w:r/>
-            <w:r>
-              <w:t>對西岸過度使用武力及流離失所者需求深表關切</w:t>
-            </w:r>
-          </w:p>
-        </w:tc>
-        <w:tc>
-          <w:tcPr>
-            <w:tcW w:type="dxa" w:w="2160"/>
-          </w:tcPr>
-          <w:p>
-            <w:r/>
-            <w:r>
-              <w:t>2/26</w:t>
-            </w:r>
-          </w:p>
-        </w:tc>
-        <w:tc>
-          <w:tcPr>
-            <w:tcW w:type="dxa" w:w="2160"/>
-          </w:tcPr>
-          <w:p>
-            <w:r/>
-            <w:r>
-              <w:t>來源13</w:t>
-            </w:r>
-          </w:p>
-        </w:tc>
-      </w:tr>
-      <w:tr>
-        <w:tc>
-          <w:tcPr>
-            <w:tcW w:type="dxa" w:w="2160"/>
-          </w:tcPr>
-          <w:p>
-            <w:r/>
-            <w:r>
-              <w:t>聯合國（埃尔德）</w:t>
-            </w:r>
-          </w:p>
-        </w:tc>
-        <w:tc>
-          <w:tcPr>
-            <w:tcW w:type="dxa" w:w="2160"/>
-          </w:tcPr>
-          <w:p>
-            <w:r/>
-            <w:r>
-              <w:t>譴責以關邊境、連續四周禁止援助為侵犯國際人道法</w:t>
-            </w:r>
-          </w:p>
-        </w:tc>
-        <w:tc>
-          <w:tcPr>
-            <w:tcW w:type="dxa" w:w="2160"/>
-          </w:tcPr>
-          <w:p>
-            <w:r/>
-            <w:r>
-              <w:t>4/1</w:t>
-            </w:r>
-          </w:p>
-        </w:tc>
-        <w:tc>
-          <w:tcPr>
-            <w:tcW w:type="dxa" w:w="2160"/>
-          </w:tcPr>
-          <w:p>
-            <w:r/>
-            <w:r>
-              <w:t>來源14</w:t>
-            </w:r>
-          </w:p>
-        </w:tc>
-      </w:tr>
-      <w:tr>
-        <w:tc>
-          <w:tcPr>
-            <w:tcW w:type="dxa" w:w="2160"/>
-          </w:tcPr>
-          <w:p>
-            <w:r/>
-            <w:r>
-              <w:t>聯合國</w:t>
-            </w:r>
-          </w:p>
-        </w:tc>
-        <w:tc>
-          <w:tcPr>
-            <w:tcW w:type="dxa" w:w="2160"/>
-          </w:tcPr>
-          <w:p>
-            <w:r/>
-            <w:r>
-              <w:t>指出 4 月起 20 次以上搶修被拒</w:t>
-            </w:r>
-          </w:p>
-        </w:tc>
-        <w:tc>
-          <w:tcPr>
-            <w:tcW w:type="dxa" w:w="2160"/>
-          </w:tcPr>
-          <w:p>
-            <w:r/>
-            <w:r>
-              <w:t>6/13</w:t>
-            </w:r>
-          </w:p>
-        </w:tc>
-        <w:tc>
-          <w:tcPr>
-            <w:tcW w:type="dxa" w:w="2160"/>
-          </w:tcPr>
-          <w:p>
-            <w:r/>
-            <w:r>
-              <w:t>來源15</w:t>
-            </w:r>
-          </w:p>
-        </w:tc>
-      </w:tr>
-      <w:tr>
-        <w:tc>
-          <w:tcPr>
-            <w:tcW w:type="dxa" w:w="2160"/>
-          </w:tcPr>
-          <w:p>
-            <w:r/>
-            <w:r>
-              <w:t>聯合國（杜加里克）</w:t>
-            </w:r>
-          </w:p>
-        </w:tc>
-        <w:tc>
-          <w:tcPr>
-            <w:tcW w:type="dxa" w:w="2160"/>
-          </w:tcPr>
-          <w:p>
-            <w:r/>
-            <w:r>
-              <w:t>指出 6 月 44% 協調被拒、僅 1/3 執行</w:t>
-            </w:r>
-          </w:p>
-        </w:tc>
-        <w:tc>
-          <w:tcPr>
-            <w:tcW w:type="dxa" w:w="2160"/>
-          </w:tcPr>
-          <w:p>
-            <w:r/>
-            <w:r>
-              <w:t>7/3</w:t>
-            </w:r>
-          </w:p>
-        </w:tc>
-        <w:tc>
-          <w:tcPr>
-            <w:tcW w:type="dxa" w:w="2160"/>
-          </w:tcPr>
-          <w:p>
-            <w:r/>
-            <w:r>
-              <w:t>來源18</w:t>
-            </w:r>
-          </w:p>
-        </w:tc>
-      </w:tr>
-    </w:tbl>
-    <w:p/>
-    <w:p>
-      <w:r>
-        <w:t>---</w:t>
-      </w:r>
-    </w:p>
-    <w:p/>
-    <w:p>
-      <w:pPr>
-        <w:pStyle w:val="Heading3"/>
-      </w:pPr>
-      <w:r>
-        <w:t>3.6 綜合研析：傳導關係與風險評估</w:t>
-      </w:r>
-    </w:p>
-    <w:p/>
-    <w:p>
-      <w:r>
-        <w:t>#### 3.6.1 外交進展與人道准入之傳導關係</w:t>
-      </w:r>
-    </w:p>
-    <w:p/>
-    <w:p>
-      <w:r>
-        <w:t xml:space="preserve">基於現有資料，可辨識以下 </w:t>
-      </w:r>
-      <w:r>
-        <w:rPr>
-          <w:b/>
-        </w:rPr>
-        <w:t>雙向傳導路徑</w:t>
-      </w:r>
-      <w:r>
-        <w:t>：</w:t>
-      </w:r>
-    </w:p>
-    <w:p/>
-    <w:p>
-      <w:r>
-        <w:t>```</w:t>
-      </w:r>
-    </w:p>
-    <w:p>
-      <w:r>
-        <w:t>外交進展（停火 / 人質交換）</w:t>
-      </w:r>
-    </w:p>
-    <w:p>
-      <w:r>
-        <w:t xml:space="preserve">  │</w:t>
-      </w:r>
-    </w:p>
-    <w:p>
-      <w:r>
-        <w:t xml:space="preserve">  ├──【正面傳導】</w:t>
-      </w:r>
-    </w:p>
-    <w:p>
-      <w:r>
-        <w:t xml:space="preserve">  │     停火生效（1/19）→ 以軍撤離條款 + 援助增加條款（來源9）</w:t>
-      </w:r>
-    </w:p>
-    <w:p>
-      <w:r>
-        <w:t xml:space="preserve">  │     → 聯合國為援助創造條件（來源10）</w:t>
-      </w:r>
-    </w:p>
-    <w:p>
-      <w:r>
-        <w:t xml:space="preserve">  │     → 人質交換順利推進（來源4、7、8）</w:t>
-      </w:r>
-    </w:p>
-    <w:p>
-      <w:r>
-        <w:t xml:space="preserve">  │</w:t>
-      </w:r>
-    </w:p>
-    <w:p>
-      <w:r>
-        <w:t xml:space="preserve">  └──【負面傳導】</w:t>
-      </w:r>
-    </w:p>
-    <w:p>
-      <w:r>
-        <w:t xml:space="preserve">        停火出現終止風險（2/11，來源5）</w:t>
-      </w:r>
-    </w:p>
-    <w:p>
-      <w:r>
-        <w:t xml:space="preserve">        → 邊境關閉、四周零援助（4/1，來源14）</w:t>
-      </w:r>
-    </w:p>
-    <w:p>
-      <w:r>
-        <w:t xml:space="preserve">        → 搶修 20 次以上被拒（6/13，來源15）</w:t>
-      </w:r>
-    </w:p>
-    <w:p>
-      <w:r>
-        <w:t xml:space="preserve">        → 44% 協調被拒（7/3，來源18）</w:t>
-      </w:r>
-    </w:p>
-    <w:p>
-      <w:r>
-        <w:t xml:space="preserve">        → 強制遷移 3 萬人（7/3，來源17）</w:t>
-      </w:r>
-    </w:p>
-    <w:p>
-      <w:r>
-        <w:t xml:space="preserve">        → 兒童截肢率全球最高（8/22，來源19）</w:t>
-      </w:r>
-    </w:p>
-    <w:p>
-      <w:r>
-        <w:t>```</w:t>
-      </w:r>
-    </w:p>
-    <w:p/>
-    <w:p>
-      <w:r>
-        <w:rPr>
-          <w:b/>
-        </w:rPr>
-        <w:t>核心判斷</w:t>
-      </w:r>
-      <w:r>
-        <w:t>：</w:t>
-      </w:r>
-    </w:p>
-    <w:p/>
-    <w:p>
-      <w:pPr>
-        <w:pStyle w:val="ListBullet"/>
-      </w:pPr>
-      <w:r>
-        <w:rPr>
-          <w:b/>
-        </w:rPr>
-        <w:t>停火生效期間（1-2 月）</w:t>
-      </w:r>
-      <w:r>
-        <w:t>：人道准入有有限改善，協議第一階段明確包含「大幅增加援助物資」條款（來源9），聯合國亦承諾創造條件（來源10）。但改善幅度有限--1 月 14 日醫院物資短缺與設備破壞（來源1）說明封鎖在停火前已嚴重存在。</w:t>
-      </w:r>
-    </w:p>
-    <w:p>
-      <w:pPr>
-        <w:pStyle w:val="ListBullet"/>
-      </w:pPr>
-      <w:r>
-        <w:rPr>
-          <w:b/>
-        </w:rPr>
-        <w:t>停火破裂後（4 月起）</w:t>
-      </w:r>
-      <w:r>
-        <w:t xml:space="preserve">：外交進展中斷，人道准入惡化至極端。4 月邊境全面關閉（來源14）→ 6 月 44% 協調被拒（來源18）→ 8 月兒童截肢率全球最高（來源19），形成 </w:t>
-      </w:r>
-      <w:r>
-        <w:rPr>
-          <w:b/>
-        </w:rPr>
-        <w:t>惡性循環</w:t>
-      </w:r>
-      <w:r>
-        <w:t>。</w:t>
-      </w:r>
-    </w:p>
-    <w:p>
-      <w:pPr>
-        <w:pStyle w:val="ListBullet"/>
-      </w:pPr>
-      <w:r>
-        <w:rPr>
-          <w:b/>
-        </w:rPr>
-        <w:t>傳導的脆弱性</w:t>
-      </w:r>
-      <w:r>
-        <w:t xml:space="preserve">：整個正面傳導高度依賴協議持續執行。2 月 11 日即出現終止風險（來源5），至 4 月邊境已全面關閉（來源14），僅約 6 週內即從「第一階段推進」跌至「零援助」，顯示 </w:t>
-      </w:r>
-      <w:r>
-        <w:rPr>
-          <w:b/>
-        </w:rPr>
-        <w:t>無第三方強制執行機制下，正面傳導極易逆轉</w:t>
-      </w:r>
-      <w:r>
-        <w:t>。</w:t>
-      </w:r>
-    </w:p>
-    <w:p/>
-    <w:p>
-      <w:r>
-        <w:t>#### 3.6.2 2025 年 1-8 月整體趨勢</w:t>
-      </w:r>
-    </w:p>
-    <w:p/>
-    <w:tbl>
-      <w:tblPr>
-        <w:tblStyle w:val="TableGrid"/>
-        <w:tblW w:type="auto" w:w="0"/>
-        <w:tblLook w:firstColumn="1" w:firstRow="1" w:lastColumn="0" w:lastRow="0" w:noHBand="0" w:noVBand="1" w:val="04A0"/>
-      </w:tblPr>
-      <w:tblGrid>
-        <w:gridCol w:w="2160"/>
-        <w:gridCol w:w="2160"/>
-        <w:gridCol w:w="2160"/>
-        <w:gridCol w:w="2160"/>
-      </w:tblGrid>
-      <w:tr>
-        <w:tc>
-          <w:tcPr>
-            <w:tcW w:type="dxa" w:w="2160"/>
-          </w:tcPr>
-          <w:p>
-            <w:r>
-              <w:rPr>
-                <w:b/>
-              </w:rPr>
-            </w:r>
-            <w:r>
-              <w:rPr>
-                <w:b/>
-              </w:rPr>
-              <w:t>階段</w:t>
-            </w:r>
-          </w:p>
-        </w:tc>
-        <w:tc>
-          <w:tcPr>
-            <w:tcW w:type="dxa" w:w="2160"/>
-          </w:tcPr>
-          <w:p>
-            <w:r>
-              <w:rPr>
-                <w:b/>
-              </w:rPr>
-            </w:r>
-            <w:r>
-              <w:rPr>
-                <w:b/>
-              </w:rPr>
-              <w:t>時間</w:t>
-            </w:r>
-          </w:p>
-        </w:tc>
-        <w:tc>
-          <w:tcPr>
-            <w:tcW w:type="dxa" w:w="2160"/>
-          </w:tcPr>
-          <w:p>
-            <w:r>
-              <w:rPr>
-                <w:b/>
-              </w:rPr>
-            </w:r>
-            <w:r>
-              <w:rPr>
-                <w:b/>
-              </w:rPr>
-              <w:t>特徵</w:t>
-            </w:r>
-          </w:p>
-        </w:tc>
-        <w:tc>
-          <w:tcPr>
-            <w:tcW w:type="dxa" w:w="2160"/>
-          </w:tcPr>
-          <w:p>
-            <w:r>
-              <w:rPr>
-                <w:b/>
-              </w:rPr>
-            </w:r>
-            <w:r>
-              <w:rPr>
-                <w:b/>
-              </w:rPr>
-              <w:t>主要依據</w:t>
-            </w:r>
-          </w:p>
-        </w:tc>
-      </w:tr>
-      <w:tr>
-        <w:tc>
-          <w:tcPr>
-            <w:tcW w:type="dxa" w:w="2160"/>
-          </w:tcPr>
-          <w:p>
-            <w:r/>
-            <w:r>
-              <w:t>停火窗口期</w:t>
-            </w:r>
-          </w:p>
-        </w:tc>
-        <w:tc>
-          <w:tcPr>
-            <w:tcW w:type="dxa" w:w="2160"/>
-          </w:tcPr>
-          <w:p>
-            <w:r/>
-            <w:r>
-              <w:t>1 月中旬-2 月中旬</w:t>
-            </w:r>
-          </w:p>
-        </w:tc>
-        <w:tc>
-          <w:tcPr>
-            <w:tcW w:type="dxa" w:w="2160"/>
-          </w:tcPr>
-          <w:p>
-            <w:r/>
-            <w:r>
-              <w:t>協議生效、兩波人質交換推進、第一階段按計劃執行</w:t>
-            </w:r>
-          </w:p>
-        </w:tc>
-        <w:tc>
-          <w:tcPr>
-            <w:tcW w:type="dxa" w:w="2160"/>
-          </w:tcPr>
-          <w:p>
-            <w:r/>
-            <w:r>
-              <w:t>來源4、7、8、9</w:t>
-            </w:r>
-          </w:p>
-        </w:tc>
-      </w:tr>
-      <w:tr>
-        <w:tc>
-          <w:tcPr>
-            <w:tcW w:type="dxa" w:w="2160"/>
-          </w:tcPr>
-          <w:p>
-            <w:r/>
-            <w:r>
-              <w:t>風險浮現期</w:t>
-            </w:r>
-          </w:p>
-        </w:tc>
-        <w:tc>
-          <w:tcPr>
-            <w:tcW w:type="dxa" w:w="2160"/>
-          </w:tcPr>
-          <w:p>
-            <w:r/>
-            <w:r>
-              <w:t>2 月下旬</w:t>
-            </w:r>
-          </w:p>
-        </w:tc>
-        <w:tc>
-          <w:tcPr>
-            <w:tcW w:type="dxa" w:w="2160"/>
-          </w:tcPr>
-          <w:p>
-            <w:r/>
-            <w:r>
-              <w:t>停火終止風險出現；西岸同步惡化（50 人喪生、4 萬人流離失所）</w:t>
-            </w:r>
-          </w:p>
-        </w:tc>
-        <w:tc>
-          <w:tcPr>
-            <w:tcW w:type="dxa" w:w="2160"/>
-          </w:tcPr>
-          <w:p>
-            <w:r/>
-            <w:r>
-              <w:t>來源5、6、11、12</w:t>
-            </w:r>
-          </w:p>
-        </w:tc>
-      </w:tr>
-      <w:tr>
-        <w:tc>
-          <w:tcPr>
-            <w:tcW w:type="dxa" w:w="2160"/>
-          </w:tcPr>
-          <w:p>
-            <w:r/>
-            <w:r>
-              <w:t>系統性崩潰期</w:t>
-            </w:r>
-          </w:p>
-        </w:tc>
-        <w:tc>
-          <w:tcPr>
-            <w:tcW w:type="dxa" w:w="2160"/>
-          </w:tcPr>
-          <w:p>
-            <w:r/>
-            <w:r>
-              <w:t>4 月-7 月</w:t>
-            </w:r>
-          </w:p>
-        </w:tc>
-        <w:tc>
-          <w:tcPr>
-            <w:tcW w:type="dxa" w:w="2160"/>
-          </w:tcPr>
-          <w:p>
-            <w:r/>
-            <w:r>
-              <w:t>邊境封鎖、搶修阻斷、強制遷移、44% 協調被拒</w:t>
-            </w:r>
-          </w:p>
-        </w:tc>
-        <w:tc>
-          <w:tcPr>
-            <w:tcW w:type="dxa" w:w="2160"/>
-          </w:tcPr>
-          <w:p>
-            <w:r/>
-            <w:r>
-              <w:t>來源14、15、17、18</w:t>
-            </w:r>
-          </w:p>
-        </w:tc>
-      </w:tr>
-      <w:tr>
-        <w:tc>
-          <w:tcPr>
-            <w:tcW w:type="dxa" w:w="2160"/>
-          </w:tcPr>
-          <w:p>
-            <w:r/>
-            <w:r>
-              <w:t>危機頂點期</w:t>
-            </w:r>
-          </w:p>
-        </w:tc>
-        <w:tc>
-          <w:tcPr>
-            <w:tcW w:type="dxa" w:w="2160"/>
-          </w:tcPr>
-          <w:p>
-            <w:r/>
-            <w:r>
-              <w:t>8 月</w:t>
-            </w:r>
-          </w:p>
-        </w:tc>
-        <w:tc>
-          <w:tcPr>
-            <w:tcW w:type="dxa" w:w="2160"/>
-          </w:tcPr>
-          <w:p>
-            <w:r/>
-            <w:r>
-              <w:t>兒童截肢率全球最高、以軍加強軍事行動、古特雷斯再度緊急呼籲</w:t>
-            </w:r>
-          </w:p>
-        </w:tc>
-        <w:tc>
-          <w:tcPr>
-            <w:tcW w:type="dxa" w:w="2160"/>
-          </w:tcPr>
-          <w:p>
-            <w:r/>
-            <w:r>
-              <w:t>來源19</w:t>
-            </w:r>
-          </w:p>
-        </w:tc>
-      </w:tr>
-    </w:tbl>
-    <w:p/>
-    <w:p>
-      <w:pPr>
-        <w:pStyle w:val="IntenseQuote"/>
-      </w:pPr>
-      <w:r>
-        <w:t xml:space="preserve">整體呈現 </w:t>
-      </w:r>
-      <w:r>
-        <w:rPr>
-          <w:b/>
-        </w:rPr>
-        <w:t>「停火-風險-破裂-升級」</w:t>
-      </w:r>
-      <w:r>
-        <w:t xml:space="preserve"> 的單向惡化軌跡，至 8 月 22 日資料末期情勢仍在惡化中，尚未出現反向信號。</w:t>
-      </w:r>
-    </w:p>
-    <w:p/>
-    <w:p>
-      <w:r>
-        <w:t>#### 3.6.3 後續風險評估</w:t>
-      </w:r>
-    </w:p>
-    <w:p/>
-    <w:tbl>
-      <w:tblPr>
-        <w:tblStyle w:val="TableGrid"/>
-        <w:tblW w:type="auto" w:w="0"/>
-        <w:tblLook w:firstColumn="1" w:firstRow="1" w:lastColumn="0" w:lastRow="0" w:noHBand="0" w:noVBand="1" w:val="04A0"/>
-      </w:tblPr>
-      <w:tblGrid>
-        <w:gridCol w:w="2880"/>
-        <w:gridCol w:w="2880"/>
-        <w:gridCol w:w="2880"/>
-      </w:tblGrid>
-      <w:tr>
-        <w:tc>
-          <w:tcPr>
-            <w:tcW w:type="dxa" w:w="2880"/>
-          </w:tcPr>
-          <w:p>
-            <w:r>
-              <w:rPr>
-                <w:b/>
-              </w:rPr>
-            </w:r>
-            <w:r>
-              <w:rPr>
-                <w:b/>
-              </w:rPr>
-              <w:t>風險項目</w:t>
-            </w:r>
-          </w:p>
-        </w:tc>
-        <w:tc>
-          <w:tcPr>
-            <w:tcW w:type="dxa" w:w="2880"/>
-          </w:tcPr>
-          <w:p>
-            <w:r>
-              <w:rPr>
-                <w:b/>
-              </w:rPr>
-            </w:r>
-            <w:r>
-              <w:rPr>
-                <w:b/>
-              </w:rPr>
-              <w:t>依據</w:t>
-            </w:r>
-          </w:p>
-        </w:tc>
-        <w:tc>
-          <w:tcPr>
-            <w:tcW w:type="dxa" w:w="2880"/>
-          </w:tcPr>
-          <w:p>
-            <w:r>
-              <w:rPr>
-                <w:b/>
-              </w:rPr>
-            </w:r>
-            <w:r>
-              <w:rPr>
-                <w:b/>
-              </w:rPr>
-              <w:t>風險等級</w:t>
-            </w:r>
-          </w:p>
-        </w:tc>
-      </w:tr>
-      <w:tr>
-        <w:tc>
-          <w:tcPr>
-            <w:tcW w:type="dxa" w:w="2880"/>
-          </w:tcPr>
-          <w:p>
-            <w:r/>
-            <w:r>
-              <w:t>停火徹底瓦解、衝突再升級</w:t>
-            </w:r>
-          </w:p>
-        </w:tc>
-        <w:tc>
-          <w:tcPr>
-            <w:tcW w:type="dxa" w:w="2880"/>
-          </w:tcPr>
-          <w:p>
-            <w:r/>
-            <w:r>
-              <w:t>停火三週即出現終止風險（來源5）；4 月邊境關閉（來源14）；8 月以軍仍加強行動（來源19）</w:t>
-            </w:r>
-          </w:p>
-        </w:tc>
-        <w:tc>
-          <w:tcPr>
-            <w:tcW w:type="dxa" w:w="2880"/>
-          </w:tcPr>
-          <w:p>
-            <w:r/>
-            <w:r>
-              <w:t>高</w:t>
-            </w:r>
-          </w:p>
-        </w:tc>
-      </w:tr>
-      <w:tr>
-        <w:tc>
-          <w:tcPr>
-            <w:tcW w:type="dxa" w:w="2880"/>
-          </w:tcPr>
-          <w:p>
-            <w:r/>
-            <w:r>
-              <w:t>援助持續受阻、飢荒深化</w:t>
-            </w:r>
-          </w:p>
-        </w:tc>
-        <w:tc>
-          <w:tcPr>
-            <w:tcW w:type="dxa" w:w="2880"/>
-          </w:tcPr>
-          <w:p>
-            <w:r/>
-            <w:r>
-              <w:t>44% 協調被拒為常態（來源18）；20 次以上搶修被拒（來源15）；強制遷移加劇匱乏（來源17）</w:t>
-            </w:r>
-          </w:p>
-        </w:tc>
-        <w:tc>
-          <w:tcPr>
-            <w:tcW w:type="dxa" w:w="2880"/>
-          </w:tcPr>
-          <w:p>
-            <w:r/>
-            <w:r>
-              <w:t>高</w:t>
-            </w:r>
-          </w:p>
-        </w:tc>
-      </w:tr>
-      <w:tr>
-        <w:tc>
-          <w:tcPr>
-            <w:tcW w:type="dxa" w:w="2880"/>
-          </w:tcPr>
-          <w:p>
-            <w:r/>
-            <w:r>
-              <w:t>醫療體系不可逆損傷</w:t>
-            </w:r>
-          </w:p>
-        </w:tc>
-        <w:tc>
-          <w:tcPr>
-            <w:tcW w:type="dxa" w:w="2880"/>
-          </w:tcPr>
-          <w:p>
-            <w:r/>
-            <w:r>
-              <w:t>兒童截肢率全球最高（來源19）；醫院設備破壞（來源1）；藥品飲水缺乏（來源17）</w:t>
-            </w:r>
-          </w:p>
-        </w:tc>
-        <w:tc>
-          <w:tcPr>
-            <w:tcW w:type="dxa" w:w="2880"/>
-          </w:tcPr>
-          <w:p>
-            <w:r/>
-            <w:r>
-              <w:t>高</w:t>
-            </w:r>
-          </w:p>
-        </w:tc>
-      </w:tr>
-      <w:tr>
-        <w:tc>
-          <w:tcPr>
-            <w:tcW w:type="dxa" w:w="2880"/>
-          </w:tcPr>
-          <w:p>
-            <w:r/>
-            <w:r>
-              <w:t>約旦河西岸同步惡化</w:t>
-            </w:r>
-          </w:p>
-        </w:tc>
-        <w:tc>
-          <w:tcPr>
-            <w:tcW w:type="dxa" w:w="2880"/>
-          </w:tcPr>
-          <w:p>
-            <w:r/>
-            <w:r>
-              <w:t>50 人喪生、4 萬人流離失所（來源11、12）；OCHA 關切過度武力（來源13）</w:t>
-            </w:r>
-          </w:p>
-        </w:tc>
-        <w:tc>
-          <w:tcPr>
-            <w:tcW w:type="dxa" w:w="2880"/>
-          </w:tcPr>
-          <w:p>
-            <w:r/>
-            <w:r>
-              <w:t>中高</w:t>
-            </w:r>
-          </w:p>
-        </w:tc>
-      </w:tr>
-      <w:tr>
-        <w:tc>
-          <w:tcPr>
-            <w:tcW w:type="dxa" w:w="2880"/>
-          </w:tcPr>
-          <w:p>
-            <w:r/>
-            <w:r>
-              <w:t>大國協調失能</w:t>
-            </w:r>
-          </w:p>
-        </w:tc>
-        <w:tc>
-          <w:tcPr>
-            <w:tcW w:type="dxa" w:w="2880"/>
-          </w:tcPr>
-          <w:p>
-            <w:r/>
-            <w:r>
-              <w:t>本次資料中未見安理會有效行動紀錄；國際壓力僅限秘書長口頭譴責</w:t>
-            </w:r>
-          </w:p>
-        </w:tc>
-        <w:tc>
-          <w:tcPr>
-            <w:tcW w:type="dxa" w:w="2880"/>
-          </w:tcPr>
-          <w:p>
-            <w:r/>
-            <w:r>
-              <w:t>中（資料不足，謹慎判斷）</w:t>
+              <w:t>9、15</w:t>
             </w:r>
           </w:p>
         </w:tc>
@@ -4042,7 +2176,7 @@
           <w:p>
             <w:r/>
             <w:r>
-              <w:t>Strength</w:t>
+              <w:t>Strength（優勢）</w:t>
             </w:r>
           </w:p>
           <w:p>
@@ -4059,7 +2193,7 @@
           <w:p>
             <w:r/>
             <w:r>
-              <w:t>外交協議基礎</w:t>
+              <w:t>多邊調解與協議框架</w:t>
             </w:r>
           </w:p>
         </w:tc>
@@ -4070,7 +2204,7 @@
           <w:p>
             <w:r/>
             <w:r>
-              <w:t>停火協議三階段架構已建立並運作過（1-2 月），第一階段含以軍撤離、巴勒斯坦人返家、援助增加等具體條款；兩波人質交換已順利完成，顯示談判機制具備一定操作性</w:t>
+              <w:t>停火協議已達成且分三階段設計（來源7），含人質交換、以軍撤離、援助增加等具體條款（來源7）；聯合國承諾全力支持協議落實（來源8），表明多邊調解路徑已被驗證可行</w:t>
             </w:r>
           </w:p>
         </w:tc>
@@ -4081,7 +2215,7 @@
           <w:p>
             <w:r/>
             <w:r>
-              <w:t>來源4、7、8、9</w:t>
+              <w:t>7、8</w:t>
             </w:r>
           </w:p>
         </w:tc>
@@ -4101,7 +2235,7 @@
           <w:p>
             <w:r/>
             <w:r>
-              <w:t>國際組織動員能力</w:t>
+              <w:t>國際法與道義動員能力</w:t>
             </w:r>
           </w:p>
         </w:tc>
@@ -4112,7 +2246,7 @@
           <w:p>
             <w:r/>
             <w:r>
-              <w:t>聯合國持續發布聲明、統計數據（400 次協調嘗試）、譴責違規行為；OCHA、UNRWA、UNICEF 等多機構同步行動，顯示國際人道體系仍保持運轉</w:t>
+              <w:t>20 多國聯大決議以壓倒性多數通過，譴責「飢餓作為戰爭工具」並要求解除封鎖（來源11），顯示國際社會在道義與法律層面仍具集體行動能力</w:t>
             </w:r>
           </w:p>
         </w:tc>
@@ -4123,7 +2257,7 @@
           <w:p>
             <w:r/>
             <w:r>
-              <w:t>來源1、10、11、12、13、16、18</w:t>
+              <w:t>11</w:t>
             </w:r>
           </w:p>
         </w:tc>
@@ -4143,7 +2277,7 @@
           <w:p>
             <w:r/>
             <w:r>
-              <w:t>法理與道德框架</w:t>
+              <w:t>人質交換機制已啟動</w:t>
             </w:r>
           </w:p>
         </w:tc>
@@ -4154,7 +2288,7 @@
           <w:p>
             <w:r/>
             <w:r>
-              <w:t>古特雷斯多次援引國際人道法、佔領國義務、「兩國方案」；OCHA 定性過度武力；聯合國承諾為援助創造條件--為後續施壓提供法理依據</w:t>
+              <w:t>2 月 16 日完成一輪 3 對 369 的交換（來源6），證明人質交換作為外交槓桿在技術層面可運作</w:t>
             </w:r>
           </w:p>
         </w:tc>
@@ -4165,7 +2299,7 @@
           <w:p>
             <w:r/>
             <w:r>
-              <w:t>來源1、2、10、13、16</w:t>
+              <w:t>6</w:t>
             </w:r>
           </w:p>
         </w:tc>
@@ -4179,7 +2313,7 @@
           <w:p>
             <w:r/>
             <w:r>
-              <w:t>Weakness</w:t>
+              <w:t>Weakness（劣勢）</w:t>
             </w:r>
           </w:p>
           <w:p>
@@ -4199,7 +2333,7 @@
           <w:p>
             <w:r/>
             <w:r>
-              <w:t>停火極度脆弱</w:t>
+              <w:t>停火協議缺乏強制執行力</w:t>
             </w:r>
           </w:p>
         </w:tc>
@@ -4210,7 +2344,7 @@
           <w:p>
             <w:r/>
             <w:r>
-              <w:t>停火持續僅約三週即出現終止風險（2/11）；至 4 月即邊境全面關閉；無第三方強制執行機制；正面傳導一次破裂即全面逆轉</w:t>
+              <w:t>2 月 11 日即出現「或将終止」警訊（來源3），顯示協議高度依賴雙方誠意，一旦一方退出不存在有效制動</w:t>
             </w:r>
           </w:p>
         </w:tc>
@@ -4221,7 +2355,7 @@
           <w:p>
             <w:r/>
             <w:r>
-              <w:t>來源5、14</w:t>
+              <w:t>3</w:t>
             </w:r>
           </w:p>
         </w:tc>
@@ -4241,7 +2375,7 @@
           <w:p>
             <w:r/>
             <w:r>
-              <w:t>准入結構性阻斷</w:t>
+              <w:t>人道准入受制於單邊安全決定</w:t>
             </w:r>
           </w:p>
         </w:tc>
@@ -4252,7 +2386,7 @@
           <w:p>
             <w:r/>
             <w:r>
-              <w:t>非單一事件而是系統性阻斷：邊境關閉（四周→持續）、20 次以上搶修被拒、44% 協調被拒、10% 批覆後受阻--僅 1/3 能落實</w:t>
+              <w:t>以色列可單方面切斷所有援助（來源10）、拒絕搶修（本輪資料中弗萊徹聲明暗示封鎖持續）；通信中斷使協調機制癱瘓（來源12）</w:t>
             </w:r>
           </w:p>
         </w:tc>
@@ -4263,7 +2397,7 @@
           <w:p>
             <w:r/>
             <w:r>
-              <w:t>來源14、15、18</w:t>
+              <w:t>10、12</w:t>
             </w:r>
           </w:p>
         </w:tc>
@@ -4283,7 +2417,7 @@
           <w:p>
             <w:r/>
             <w:r>
-              <w:t>醫療體系脆化</w:t>
+              <w:t>醫療與基本需求系統性崩潰</w:t>
             </w:r>
           </w:p>
         </w:tc>
@@ -4294,7 +2428,7 @@
           <w:p>
             <w:r/>
             <w:r>
-              <w:t>醫院設備破壞、物資嚴重短缺（1 月即已出現）；兒童截肢率全球最高（8 月）；強制遷移者缺乏藥品--醫療恢復時間遠長於衝突升級速度</w:t>
+              <w:t>基本醫療保障被剝奪（來源10）、緊急醫療無法聯絡（來源12）、被轉移者缺乏藥品（來源14），三者疊加構成不可快速修復的系統性損毀</w:t>
             </w:r>
           </w:p>
         </w:tc>
@@ -4305,7 +2439,7 @@
           <w:p>
             <w:r/>
             <w:r>
-              <w:t>來源1、17、19</w:t>
+              <w:t>10、12、14</w:t>
             </w:r>
           </w:p>
         </w:tc>
@@ -4325,7 +2459,7 @@
           <w:p>
             <w:r/>
             <w:r>
-              <w:t>外交槓桿不足</w:t>
+              <w:t>國際制動機制受限</w:t>
             </w:r>
           </w:p>
         </w:tc>
@@ -4336,7 +2470,7 @@
           <w:p>
             <w:r/>
             <w:r>
-              <w:t>本資料中僅見秘書長口頭譴責與呼籲，未見安理會強制決議、制裁或維和部署等實質手段；調解方（卡達、埃及）具體動作未在資料中出現</w:t>
+              <w:t>聯大決議雖以壓倒性多數通過（來源11），但缺乏強制執行機制；以色列仍可持續單邊行動（來源10、14）</w:t>
             </w:r>
           </w:p>
         </w:tc>
@@ -4347,7 +2481,7 @@
           <w:p>
             <w:r/>
             <w:r>
-              <w:t>來源2、5、6、16（間接推斷）</w:t>
+              <w:t>11</w:t>
             </w:r>
           </w:p>
         </w:tc>
@@ -4361,7 +2495,7 @@
           <w:p>
             <w:r/>
             <w:r>
-              <w:t>Opportunity</w:t>
+              <w:t>Opportunity（機會）</w:t>
             </w:r>
           </w:p>
           <w:p>
@@ -4378,7 +2512,7 @@
           <w:p>
             <w:r/>
             <w:r>
-              <w:t>協議框架仍在</w:t>
+              <w:t>多哈二階段談判窗口</w:t>
             </w:r>
           </w:p>
         </w:tc>
@@ -4389,7 +2523,7 @@
           <w:p>
             <w:r/>
             <w:r>
-              <w:t>三階段架構未正式廢除，第二階段多哈談判曾被明確提議（2/11），若雙方回到談判桌，協議條款（以軍撤離、援助增加）可作為起點</w:t>
+              <w:t>古特雷斯已明確呼籲「在多哈恢復第二階段的認真談判」（來源4），若雙方恢復對話，正向傳導鏈（來源7、8）有重啟可能</w:t>
             </w:r>
           </w:p>
         </w:tc>
@@ -4400,7 +2534,7 @@
           <w:p>
             <w:r/>
             <w:r>
-              <w:t>來源6、9</w:t>
+              <w:t>4</w:t>
             </w:r>
           </w:p>
         </w:tc>
@@ -4420,7 +2554,7 @@
           <w:p>
             <w:r/>
             <w:r>
-              <w:t>人道備援能力</w:t>
+              <w:t>聯大決議的持續道義壓力</w:t>
             </w:r>
           </w:p>
         </w:tc>
@@ -4431,7 +2565,7 @@
           <w:p>
             <w:r/>
             <w:r>
-              <w:t>聯合國及合作夥伴仍在「竭尽全力」提供必要支持（來源1）；人道機構協調機制保持運轉（400 次協調嘗試本身即反映動員意願）（來源18）</w:t>
+              <w:t>20 多國決議（來源11）為後續外交施壓提供法律與道義依據，可作為安理會或區域組織行動的參考框架</w:t>
             </w:r>
           </w:p>
         </w:tc>
@@ -4442,7 +2576,7 @@
           <w:p>
             <w:r/>
             <w:r>
-              <w:t>來源1、18</w:t>
+              <w:t>11</w:t>
             </w:r>
           </w:p>
         </w:tc>
@@ -4462,7 +2596,7 @@
           <w:p>
             <w:r/>
             <w:r>
-              <w:t>國際輿論壓力</w:t>
+              <w:t>人質交換的「正和」效應</w:t>
             </w:r>
           </w:p>
         </w:tc>
@@ -4473,7 +2607,7 @@
           <w:p>
             <w:r/>
             <w:r>
-              <w:t>古特雷斯多次公開譴責（「深表震驚」「緊急呼籲」）、OCHA 統計數據公開、UNRWA 報告流離失所數字--持續的國際關注可為後續外交施壓創造空間</w:t>
+              <w:t>3 對 369 交換（來源6）證明雙方在特定條件下可達成交易；若以此為信任建設基礎，可逐步擴展至更廣泛的人道與安全協議</w:t>
             </w:r>
           </w:p>
         </w:tc>
@@ -4484,7 +2618,7 @@
           <w:p>
             <w:r/>
             <w:r>
-              <w:t>來源5、16、19</w:t>
+              <w:t>6</w:t>
             </w:r>
           </w:p>
         </w:tc>
@@ -4498,7 +2632,7 @@
           <w:p>
             <w:r/>
             <w:r>
-              <w:t>Threat</w:t>
+              <w:t>Threat（威脅）</w:t>
             </w:r>
           </w:p>
           <w:p>
@@ -4518,7 +2652,7 @@
           <w:p>
             <w:r/>
             <w:r>
-              <w:t>衝突持續升級</w:t>
+              <w:t>停火破裂後人道災難加速</w:t>
             </w:r>
           </w:p>
         </w:tc>
@@ -4529,7 +2663,7 @@
           <w:p>
             <w:r/>
             <w:r>
-              <w:t>8 月 22 日以軍仍「持續加強」加薩城軍事行動；古特雷斯仍須「再度緊急呼籲停火」--衝突未見收斂跡象</w:t>
+              <w:t>2 月動搖（來源3）→ 5 月援助中斷兩月（來源10）→ 7 月多起平民死傷（來源13）+ 強制轉移 3 萬人（來源14），惡化速度極快且可能不可逆</w:t>
             </w:r>
           </w:p>
         </w:tc>
@@ -4540,7 +2674,7 @@
           <w:p>
             <w:r/>
             <w:r>
-              <w:t>來源19</w:t>
+              <w:t>3、10、13、14</w:t>
             </w:r>
           </w:p>
         </w:tc>
@@ -4560,7 +2694,7 @@
           <w:p>
             <w:r/>
             <w:r>
-              <w:t>人道危機不可逆</w:t>
+              <w:t>信息封鎖阻斷國際干預</w:t>
             </w:r>
           </w:p>
         </w:tc>
@@ -4571,7 +2705,7 @@
           <w:p>
             <w:r/>
             <w:r>
-              <w:t>兒童截肢率全球最高為長期營養損傷與醫療匱乏之累積後果；即使衝突立即停止，醫療體系重建仍需漫長過程</w:t>
+              <w:t>通信中斷使平民陷入完全信息孤立（來源12），人道機構無法協調（來源12），國際社會失去即時監控能力，削弱外交與軍事干預的準確性</w:t>
             </w:r>
           </w:p>
         </w:tc>
@@ -4582,7 +2716,7 @@
           <w:p>
             <w:r/>
             <w:r>
-              <w:t>來源19</w:t>
+              <w:t>12</w:t>
             </w:r>
           </w:p>
         </w:tc>
@@ -4602,7 +2736,7 @@
           <w:p>
             <w:r/>
             <w:r>
-              <w:t>西岸第二戰場</w:t>
+              <w:t>多線衝突與地區擴散</w:t>
             </w:r>
           </w:p>
         </w:tc>
@@ -4613,7 +2747,7 @@
           <w:p>
             <w:r/>
             <w:r>
-              <w:t>加薩以外，約旦河西岸已出現 50 人喪生、4 萬人流離失所、過度武力使用--若加薩戰事升級，西岸可能同步惡化</w:t>
+              <w:t>西岸過度武力（來源9）與敘利亞蘇韋達省遭以色列空襲（來源15）並存，顯示衝突非限於加薩，人道與外交資源可能被分散</w:t>
             </w:r>
           </w:p>
         </w:tc>
@@ -4624,7 +2758,7 @@
           <w:p>
             <w:r/>
             <w:r>
-              <w:t>來源11、12、13</w:t>
+              <w:t>9、15</w:t>
             </w:r>
           </w:p>
         </w:tc>
@@ -4644,7 +2778,7 @@
           <w:p>
             <w:r/>
             <w:r>
-              <w:t>強制遷移慣性</w:t>
+              <w:t>「集體處罰」邏輯制度化</w:t>
             </w:r>
           </w:p>
         </w:tc>
@@ -4655,7 +2789,7 @@
           <w:p>
             <w:r/>
             <w:r>
-              <w:t>7 月一天 3 萬人的強制遷移（來源17）顯示以方將人口移動作為軍事手段之趨勢，若持續將根本改變加薩人口結構，增加後續人道重建難度</w:t>
+              <w:t>弗萊徹指稱以色列切斷援助是「對哈馬斯施壓的策略」（來源10），若此邏輯被視為可接受的外交工具，將對未來所有以人為本的援助原則構成根本性威脅</w:t>
             </w:r>
           </w:p>
         </w:tc>
@@ -4666,7 +2800,7 @@
           <w:p>
             <w:r/>
             <w:r>
-              <w:t>來源17</w:t>
+              <w:t>10</w:t>
             </w:r>
           </w:p>
         </w:tc>
@@ -4684,571 +2818,82 @@
         <w:pStyle w:val="Heading2"/>
       </w:pPr>
       <w:r>
-        <w:t>五、風險評估與監測要點（持續追蹤）</w:t>
-      </w:r>
-    </w:p>
-    <w:p/>
-    <w:p>
-      <w:pPr>
-        <w:pStyle w:val="Heading3"/>
-      </w:pPr>
-      <w:r>
-        <w:t>5.1 高優先級監測項目</w:t>
-      </w:r>
-    </w:p>
-    <w:p/>
-    <w:tbl>
-      <w:tblPr>
-        <w:tblStyle w:val="TableGrid"/>
-        <w:tblW w:type="auto" w:w="0"/>
-        <w:tblLook w:firstColumn="1" w:firstRow="1" w:lastColumn="0" w:lastRow="0" w:noHBand="0" w:noVBand="1" w:val="04A0"/>
-      </w:tblPr>
-      <w:tblGrid>
-        <w:gridCol w:w="2880"/>
-        <w:gridCol w:w="2880"/>
-        <w:gridCol w:w="2880"/>
-      </w:tblGrid>
-      <w:tr>
-        <w:tc>
-          <w:tcPr>
-            <w:tcW w:type="dxa" w:w="2880"/>
-          </w:tcPr>
-          <w:p>
-            <w:r>
-              <w:rPr>
-                <w:b/>
-              </w:rPr>
-            </w:r>
-            <w:r>
-              <w:rPr>
-                <w:b/>
-              </w:rPr>
-              <w:t>監測維度</w:t>
-            </w:r>
-          </w:p>
-        </w:tc>
-        <w:tc>
-          <w:tcPr>
-            <w:tcW w:type="dxa" w:w="2880"/>
-          </w:tcPr>
-          <w:p>
-            <w:r>
-              <w:rPr>
-                <w:b/>
-              </w:rPr>
-            </w:r>
-            <w:r>
-              <w:rPr>
-                <w:b/>
-              </w:rPr>
-              <w:t>具體指標</w:t>
-            </w:r>
-          </w:p>
-        </w:tc>
-        <w:tc>
-          <w:tcPr>
-            <w:tcW w:type="dxa" w:w="2880"/>
-          </w:tcPr>
-          <w:p>
-            <w:r>
-              <w:rPr>
-                <w:b/>
-              </w:rPr>
-            </w:r>
-            <w:r>
-              <w:rPr>
-                <w:b/>
-              </w:rPr>
-              <w:t>現狀依據</w:t>
-            </w:r>
-          </w:p>
-        </w:tc>
-      </w:tr>
-      <w:tr>
-        <w:tc>
-          <w:tcPr>
-            <w:tcW w:type="dxa" w:w="2880"/>
-          </w:tcPr>
-          <w:p>
-            <w:r/>
-            <w:r>
-              <w:t>政治外交</w:t>
-            </w:r>
-          </w:p>
-        </w:tc>
-        <w:tc>
-          <w:tcPr>
-            <w:tcW w:type="dxa" w:w="2880"/>
-          </w:tcPr>
-          <w:p>
-            <w:r/>
-            <w:r>
-              <w:t>第二階段多哈談判是否恢復；新一輪人質交換是否啟動；調解方（埃及、卡達）是否重新介入</w:t>
-            </w:r>
-          </w:p>
-        </w:tc>
-        <w:tc>
-          <w:tcPr>
-            <w:tcW w:type="dxa" w:w="2880"/>
-          </w:tcPr>
-          <w:p>
-            <w:r/>
-            <w:r>
-              <w:t>多哈談判曾於 2/11 被提議（來源6）；第二波交換完成於 2/16（來源8）</w:t>
-            </w:r>
-          </w:p>
-        </w:tc>
-      </w:tr>
-      <w:tr>
-        <w:tc>
-          <w:tcPr>
-            <w:tcW w:type="dxa" w:w="2880"/>
-          </w:tcPr>
-          <w:p>
-            <w:r/>
-            <w:r>
-              <w:t>國際安全</w:t>
-            </w:r>
-          </w:p>
-        </w:tc>
-        <w:tc>
-          <w:tcPr>
-            <w:tcW w:type="dxa" w:w="2880"/>
-          </w:tcPr>
-          <w:p>
-            <w:r/>
-            <w:r>
-              <w:t>加薩城軍事行動規模是否擴大；強制遷移頻率與規模；約旦河西岸衝突是否升級</w:t>
-            </w:r>
-          </w:p>
-        </w:tc>
-        <w:tc>
-          <w:tcPr>
-            <w:tcW w:type="dxa" w:w="2880"/>
-          </w:tcPr>
-          <w:p>
-            <w:r/>
-            <w:r>
-              <w:t>8/22 以軍加強行動（來源19）；7/3 一日 3 萬人遷移（來源17）；2/26 西岸 50 人喪生（來源12）</w:t>
-            </w:r>
-          </w:p>
-        </w:tc>
-      </w:tr>
-      <w:tr>
-        <w:tc>
-          <w:tcPr>
-            <w:tcW w:type="dxa" w:w="2880"/>
-          </w:tcPr>
-          <w:p>
-            <w:r/>
-            <w:r>
-              <w:t>人道事務</w:t>
-            </w:r>
-          </w:p>
-        </w:tc>
-        <w:tc>
-          <w:tcPr>
-            <w:tcW w:type="dxa" w:w="2880"/>
-          </w:tcPr>
-          <w:p>
-            <w:r/>
-            <w:r>
-              <w:t>邊境口岸是否重新開放；人道協調成功率是否回升；搶修許可是否恢復批覆</w:t>
-            </w:r>
-          </w:p>
-        </w:tc>
-        <w:tc>
-          <w:tcPr>
-            <w:tcW w:type="dxa" w:w="2880"/>
-          </w:tcPr>
-          <w:p>
-            <w:r/>
-            <w:r>
-              <w:t>44% 被拒（來源18）；20 次以上搶修被拒（來源15）；四周零援助（來源14）</w:t>
-            </w:r>
-          </w:p>
-        </w:tc>
-      </w:tr>
-      <w:tr>
-        <w:tc>
-          <w:tcPr>
-            <w:tcW w:type="dxa" w:w="2880"/>
-          </w:tcPr>
-          <w:p>
-            <w:r/>
-            <w:r>
-              <w:t>醫療衛生</w:t>
-            </w:r>
-          </w:p>
-        </w:tc>
-        <w:tc>
-          <w:tcPr>
-            <w:tcW w:type="dxa" w:w="2880"/>
-          </w:tcPr>
-          <w:p>
-            <w:r/>
-            <w:r>
-              <w:t>醫院運營狀態；兒童截肢率後續數據；新生兒及重症轉送安全性</w:t>
-            </w:r>
-          </w:p>
-        </w:tc>
-        <w:tc>
-          <w:tcPr>
-            <w:tcW w:type="dxa" w:w="2880"/>
-          </w:tcPr>
-          <w:p>
-            <w:r/>
-            <w:r>
-              <w:t>截肢率全球最高（來源19）；醫院設備破壞（來源1）</w:t>
-            </w:r>
-          </w:p>
-        </w:tc>
-      </w:tr>
-      <w:tr>
-        <w:tc>
-          <w:tcPr>
-            <w:tcW w:type="dxa" w:w="2880"/>
-          </w:tcPr>
-          <w:p>
-            <w:r/>
-            <w:r>
-              <w:t>國際組織</w:t>
-            </w:r>
-          </w:p>
-        </w:tc>
-        <w:tc>
-          <w:tcPr>
-            <w:tcW w:type="dxa" w:w="2880"/>
-          </w:tcPr>
-          <w:p>
-            <w:r/>
-            <w:r>
-              <w:t>安理會是否通過強制決議；獨立調查是否啟動；糧食安全評估是否更新</w:t>
-            </w:r>
-          </w:p>
-        </w:tc>
-        <w:tc>
-          <w:tcPr>
-            <w:tcW w:type="dxa" w:w="2880"/>
-          </w:tcPr>
-          <w:p>
-            <w:r/>
-            <w:r>
-              <w:t>秘書長多次呼籲（來源16、19）；UNRWA/OCHA 持續監測（來源11、13）</w:t>
-            </w:r>
-          </w:p>
-        </w:tc>
-      </w:tr>
-    </w:tbl>
-    <w:p/>
-    <w:p>
-      <w:pPr>
-        <w:pStyle w:val="Heading3"/>
-      </w:pPr>
-      <w:r>
-        <w:t>5.2 資料缺口與後續補充方向</w:t>
-      </w:r>
-    </w:p>
-    <w:p/>
-    <w:tbl>
-      <w:tblPr>
-        <w:tblStyle w:val="TableGrid"/>
-        <w:tblW w:type="auto" w:w="0"/>
-        <w:tblLook w:firstColumn="1" w:firstRow="1" w:lastColumn="0" w:lastRow="0" w:noHBand="0" w:noVBand="1" w:val="04A0"/>
-      </w:tblPr>
-      <w:tblGrid>
-        <w:gridCol w:w="4320"/>
-        <w:gridCol w:w="4320"/>
-      </w:tblGrid>
-      <w:tr>
-        <w:tc>
-          <w:tcPr>
-            <w:tcW w:type="dxa" w:w="4320"/>
-          </w:tcPr>
-          <w:p>
-            <w:r>
-              <w:rPr>
-                <w:b/>
-              </w:rPr>
-            </w:r>
-            <w:r>
-              <w:rPr>
-                <w:b/>
-              </w:rPr>
-              <w:t>缺口</w:t>
-            </w:r>
-          </w:p>
-        </w:tc>
-        <w:tc>
-          <w:tcPr>
-            <w:tcW w:type="dxa" w:w="4320"/>
-          </w:tcPr>
-          <w:p>
-            <w:r>
-              <w:rPr>
-                <w:b/>
-              </w:rPr>
-            </w:r>
-            <w:r>
-              <w:rPr>
-                <w:b/>
-              </w:rPr>
-              <w:t>說明</w:t>
-            </w:r>
-          </w:p>
-        </w:tc>
-      </w:tr>
-      <w:tr>
-        <w:tc>
-          <w:tcPr>
-            <w:tcW w:type="dxa" w:w="4320"/>
-          </w:tcPr>
-          <w:p>
-            <w:r/>
-            <w:r>
-              <w:t>2025 年 3 月</w:t>
-            </w:r>
-          </w:p>
-        </w:tc>
-        <w:tc>
-          <w:tcPr>
-            <w:tcW w:type="dxa" w:w="4320"/>
-          </w:tcPr>
-          <w:p>
-            <w:r/>
-            <w:r>
-              <w:t>本次資料完全缺失。q0 對話記憶顯示 3 月為停火破裂關鍵期（3/23 醫療車隊襲擊），但該事件不在本次 ev 中，需後續補充</w:t>
-            </w:r>
-          </w:p>
-        </w:tc>
-      </w:tr>
-      <w:tr>
-        <w:tc>
-          <w:tcPr>
-            <w:tcW w:type="dxa" w:w="4320"/>
-          </w:tcPr>
-          <w:p>
-            <w:r/>
-            <w:r>
-              <w:t>2025 年 5 月</w:t>
-            </w:r>
-          </w:p>
-        </w:tc>
-        <w:tc>
-          <w:tcPr>
-            <w:tcW w:type="dxa" w:w="4320"/>
-          </w:tcPr>
-          <w:p>
-            <w:r/>
-            <w:r>
-              <w:t>本次資料完全缺失。q0 提及 5/31 美方安理會否決，需後續補充</w:t>
-            </w:r>
-          </w:p>
-        </w:tc>
-      </w:tr>
-      <w:tr>
-        <w:tc>
-          <w:tcPr>
-            <w:tcW w:type="dxa" w:w="4320"/>
-          </w:tcPr>
-          <w:p>
-            <w:r/>
-            <w:r>
-              <w:t>2025 年 9-12 月</w:t>
-            </w:r>
-          </w:p>
-        </w:tc>
-        <w:tc>
-          <w:tcPr>
-            <w:tcW w:type="dxa" w:w="4320"/>
-          </w:tcPr>
-          <w:p>
-            <w:r/>
-            <w:r>
-              <w:t>本次資料完全缺失。任務問句指定 10 月為重點時段，但目前無任何 10 月片段，</w:t>
-            </w:r>
-            <w:r>
-              <w:rPr>
-                <w:b/>
-              </w:rPr>
-              <w:t>目前資料不足以判斷 10 月情勢</w:t>
-            </w:r>
-          </w:p>
-        </w:tc>
-      </w:tr>
-      <w:tr>
-        <w:tc>
-          <w:tcPr>
-            <w:tcW w:type="dxa" w:w="4320"/>
-          </w:tcPr>
-          <w:p>
-            <w:r/>
-            <w:r>
-              <w:t>卡達、埃及具體調解動作</w:t>
-            </w:r>
-          </w:p>
-        </w:tc>
-        <w:tc>
-          <w:tcPr>
-            <w:tcW w:type="dxa" w:w="4320"/>
-          </w:tcPr>
-          <w:p>
-            <w:r/>
-            <w:r>
-              <w:t>本次 19 個片段中未出現卡達或埃及之直接發言或行動紀錄</w:t>
-            </w:r>
-          </w:p>
-        </w:tc>
-      </w:tr>
-      <w:tr>
-        <w:tc>
-          <w:tcPr>
-            <w:tcW w:type="dxa" w:w="4320"/>
-          </w:tcPr>
-          <w:p>
-            <w:r/>
-            <w:r>
-              <w:t>以色列政府內部決策</w:t>
-            </w:r>
-          </w:p>
-        </w:tc>
-        <w:tc>
-          <w:tcPr>
-            <w:tcW w:type="dxa" w:w="4320"/>
-          </w:tcPr>
-          <w:p>
-            <w:r/>
-            <w:r>
-              <w:t>本次資料中未出現以色列官方法官或政府聲明</w:t>
-            </w:r>
-          </w:p>
-        </w:tc>
-      </w:tr>
-      <w:tr>
-        <w:tc>
-          <w:tcPr>
-            <w:tcW w:type="dxa" w:w="4320"/>
-          </w:tcPr>
-          <w:p>
-            <w:r/>
-            <w:r>
-              <w:t>哈馬斯直接聲明</w:t>
-            </w:r>
-          </w:p>
-        </w:tc>
-        <w:tc>
-          <w:tcPr>
-            <w:tcW w:type="dxa" w:w="4320"/>
-          </w:tcPr>
-          <w:p>
-            <w:r/>
-            <w:r>
-              <w:t>本次資料中未出現哈馬斯之直接發言（僅透過聯合國引述其行動）</w:t>
-            </w:r>
-          </w:p>
-        </w:tc>
-      </w:tr>
-    </w:tbl>
-    <w:p/>
-    <w:p>
-      <w:r>
-        <w:t>---</w:t>
-      </w:r>
-    </w:p>
-    <w:p/>
-    <w:p>
-      <w:pPr>
-        <w:pStyle w:val="Heading2"/>
-      </w:pPr>
-      <w:r>
-        <w:t>六、結語</w:t>
+        <w:t>五、結語與後續追蹤建議</w:t>
       </w:r>
     </w:p>
     <w:p/>
     <w:p>
       <w:r>
-        <w:t>本次持續追蹤（10 份文件、19 個片段）覆蓋 2025 年 1 月 14 日至 8 月 22 日，揭示以下核心觀察：</w:t>
-      </w:r>
-    </w:p>
-    <w:p/>
-    <w:p>
-      <w:pPr>
-        <w:pStyle w:val="ListBullet"/>
-      </w:pPr>
-      <w:r>
-        <w:rPr>
-          <w:b/>
-        </w:rPr>
-        <w:t>外交與人道高度綁定但極度脆弱</w:t>
-      </w:r>
-      <w:r>
-        <w:t>：停火協議第一階段在 1-2 月有實質推進（兩波人質交換、以軍撤離條款），聯合國亦承諾為援助創造條件（來源4、9、10）。然而至 4 月邊境即全面關閉（來源14），正面傳導在缺乏強制執行機制下迅速逆轉。</w:t>
-      </w:r>
-    </w:p>
-    <w:p>
-      <w:pPr>
-        <w:pStyle w:val="ListBullet"/>
-      </w:pPr>
-      <w:r>
-        <w:rPr>
-          <w:b/>
-        </w:rPr>
-        <w:t>准入瓶頸是核心結構問題</w:t>
-      </w:r>
-      <w:r>
-        <w:t>：6 月 44% 協調被拒、10% 批覆後受阻、僅 1/3 得以執行（來源18），20 次以上搶修被拒（來源15）--瓶頸不在「有沒有物資」而在「能不能進去」，且此為系統性而非偶發性阻斷。</w:t>
-      </w:r>
-    </w:p>
-    <w:p>
-      <w:pPr>
-        <w:pStyle w:val="ListBullet"/>
-      </w:pPr>
-      <w:r>
-        <w:rPr>
-          <w:b/>
-        </w:rPr>
-        <w:t>醫療體系正朝向不可逆損傷</w:t>
-      </w:r>
-      <w:r>
-        <w:t>：1 月即出現醫院設備破壞與物資短缺（來源1），至 8 月兒童截肢率已達全球最高（來源19），七個月的惡化已產生難以短期修復的累積後果。</w:t>
-      </w:r>
-    </w:p>
-    <w:p>
-      <w:pPr>
-        <w:pStyle w:val="ListBullet"/>
-      </w:pPr>
-      <w:r>
-        <w:rPr>
-          <w:b/>
-        </w:rPr>
-        <w:t>10 月重點時段目前資料空白</w:t>
-      </w:r>
-      <w:r>
-        <w:t>：任務要求以 10 月為重點，但本次 payload 最晚片段僅至 8 月 22 日，9-12 月完全無數據，</w:t>
+        <w:t xml:space="preserve">1. </w:t>
       </w:r>
       <w:r>
         <w:rPr>
           <w:b/>
         </w:rPr>
-        <w:t>目前資料不足以判斷 10 月停火、人質談判及人道情勢之發展</w:t>
+        <w:t>3-4 月與 9-10 月為關鍵資料缺口：</w:t>
       </w:r>
       <w:r>
-        <w:t>。</w:t>
+        <w:t xml:space="preserve"> 本輪 15 個片段實際覆蓋 1 月至 7 月（first_last 至 2025-08-06），3 月、4 月、9 月、10 月在月度聚合中完全缺席。前文對話歷史中提及的 3 月停火破裂、4 月邊境封鎖、10 月人質釋放等事件，在本輪資料中無直接文字對應，需待補充資料後方可驗證。</w:t>
       </w:r>
     </w:p>
     <w:p/>
     <w:p>
       <w:r>
-        <w:t xml:space="preserve">建議後續持續補充 9-12 月資料，特別是 10 月多哈談判進展、邊境口岸開放狀態、17 萬噸物資（q0 對話記憶提及）是否實際入境、以及約旦河西岸情勢是否同步惡化等關鍵問題。在現有 1-8 月資料框架下，加薩情勢呈現 </w:t>
+        <w:t xml:space="preserve">2. </w:t>
       </w:r>
       <w:r>
         <w:rPr>
           <w:b/>
         </w:rPr>
-        <w:t>「停火→風險→破裂→升級」</w:t>
+        <w:t>多哈二階段談判是核心觀察點：</w:t>
       </w:r>
       <w:r>
-        <w:t xml:space="preserve"> 的單向惡化軌跡，至資料末期（8 月 22 日）衝突仍在加深（來源19），尚無明顯反向信號。</w:t>
+        <w:t xml:space="preserve"> 古特雷斯已明確呼喚（來源4），但其後續進展在本輪資料中無記錄。建議持續追蹤：以色列是否同意恢復談判、哈馬斯是否按計劃釋放下一批人質、以及埃及與卡達的調介動作。</w:t>
+      </w:r>
+    </w:p>
+    <w:p/>
+    <w:p>
+      <w:r>
+        <w:t xml:space="preserve">3. </w:t>
+      </w:r>
+      <w:r>
+        <w:rPr>
+          <w:b/>
+        </w:rPr>
+        <w:t>通信中斷是隱性但致命的變數：</w:t>
+      </w:r>
+      <w:r>
+        <w:t xml:space="preserve"> 來源 12 描述的「完全信息孤立」不僅影響救援效率，更使國際社會喪失實時監控能力。若通信封鎖持續或升級，所有外交與人道干預的準確性與時效性都將受到根本削弱。</w:t>
+      </w:r>
+    </w:p>
+    <w:p/>
+    <w:p>
+      <w:r>
+        <w:t xml:space="preserve">4. </w:t>
+      </w:r>
+      <w:r>
+        <w:rPr>
+          <w:b/>
+        </w:rPr>
+        <w:t>聯大決議的執行跟進：</w:t>
+      </w:r>
+      <w:r>
+        <w:t xml:space="preserve"> 6 月 12 日決議（來源11）要求「全面解除封鎖」，但本輪資料中無執行追蹤。建議關注：以色列是否對決議作出正式回應、安理會是否有後續動作、以及 20 多國提案國是否建立監督機制。</w:t>
+      </w:r>
+    </w:p>
+    <w:p/>
+    <w:p>
+      <w:r>
+        <w:t xml:space="preserve">5. </w:t>
+      </w:r>
+      <w:r>
+        <w:rPr>
+          <w:b/>
+        </w:rPr>
+        <w:t>多線衝突需納入整體評估：</w:t>
+      </w:r>
+      <w:r>
+        <w:t xml:space="preserve"> 西岸（來源9）與敘利亞（來源15）的同步軍事行動，意味著加薩議題無法被孤立處理。任何停火或人道協議若未涵蓋多線安全安排，其穩定性將大打折扣。</w:t>
       </w:r>
     </w:p>
     <w:p/>
@@ -5263,7 +2908,7 @@
         <w:rPr>
           <w:i/>
         </w:rPr>
-        <w:t>報告完。所有事實均嚴格依據所提供的 10 份文件、19 個片段及統計數據，未引入外部資訊。資料覆蓋期為 2025-01-14 至 2025-08-22，3 月、5 月、9-12 月為資料缺口，需後續補充。</w:t>
+        <w:t>本報告依據本輪 9 份文件、15 個片段（來源 1-15）撰寫，涵蓋 2025-01-15 至 2025-08-06。所有事實均標註來源編號，未提供之欄位不作假設。前文對話歷史中提及但本輪資料未包含之事實，不作為本輪分析之引用依據。</w:t>
       </w:r>
     </w:p>
     <w:p>
@@ -5284,35 +2929,11 @@
         <w:pStyle w:val="ListNumber"/>
       </w:pPr>
       <w:r>
-        <w:t>联合国谴责以色列继续阻碍向加沙提供援助的努力 · 2025-01-14</w:t>
-      </w:r>
-      <w:r>
-        <w:br/>
-        <w:t>(dc48d935d6abd0eafd683a5d6fab2988a9c4e6e5) 杜加里克指出，由于严重的物资短缺，奥达医院的运行受限，而印度尼西亚医院的基本设备已被破坏...联合国及其合作伙伴仍在竭尽全力，向受冲突影响的巴勒斯坦人提供必要支持。他强调，以色列当局必须履行国际人道主义法义务，允许无阻碍的人道援助进入加沙。</w:t>
-      </w:r>
-    </w:p>
-    <w:p>
-      <w:pPr>
-        <w:pStyle w:val="ListNumber"/>
-      </w:pPr>
-      <w:r>
         <w:t>联合国秘书长欢迎达成加沙停火及释放人质协议 · 2025-01-15</w:t>
       </w:r>
       <w:r>
         <w:br/>
         <w:t>(39eaccd8c4e92c673329f5fc2fe17d2284346c9b) 古特雷斯重申，结束占领并通过谈判实现“两国方案”，使以色列和巴勒斯坦在国际法、联合国相关决议和既往协议的框架内和平共处，是一项紧迫而重要的任务。</w:t>
-      </w:r>
-    </w:p>
-    <w:p>
-      <w:pPr>
-        <w:pStyle w:val="ListNumber"/>
-      </w:pPr>
-      <w:r>
-        <w:t>联合国秘书长古特雷斯：黎巴嫩将迎来更具希望的未来 · 2025-01-18</w:t>
-      </w:r>
-      <w:r>
-        <w:br/>
-        <w:t>(72ac732975f335c2fdf6bef02046b5851341bb4c) 古特雷斯回忆了他上周五对黎巴嫩南部的访问。在那里，真主党武装与以色列军队之间的跨境冲突虽仍存在，但停火总体得以维持。</w:t>
       </w:r>
     </w:p>
     <w:p>
@@ -5408,30 +3029,6 @@
       </w:r>
       <w:r>
         <w:br/>
-        <w:t>(cb4a819ff3eda078e28cf6d668f54c953d86d19e) 联合国人道机构周三警告说，以色列在被占领的约旦河西岸发动的数周军事行动已将巴勒斯坦社区变成“战场”，导致约四万人流离失所，安全形势令人担忧。</w:t>
-      </w:r>
-    </w:p>
-    <w:p>
-      <w:pPr>
-        <w:pStyle w:val="ListNumber"/>
-      </w:pPr>
-      <w:r>
-        <w:t>联合国警告：约旦河西岸安全局势持续恶化 · 2025-02-26</w:t>
-      </w:r>
-      <w:r>
-        <w:br/>
-        <w:t>(cb4a819ff3eda078e28cf6d668f54c953d86d19e) 近东救济工程处报告说，自以色列五周前发动军事行动以来，已有50多人丧生，其中包括儿童，约旦河西岸正迅速演变为战场，而普通巴勒斯坦民众首当其冲，承受着最严重的后果。</w:t>
-      </w:r>
-    </w:p>
-    <w:p>
-      <w:pPr>
-        <w:pStyle w:val="ListNumber"/>
-      </w:pPr>
-      <w:r>
-        <w:t>联合国警告：约旦河西岸安全局势持续恶化 · 2025-02-26</w:t>
-      </w:r>
-      <w:r>
-        <w:br/>
         <w:t>(cb4a819ff3eda078e28cf6d668f54c953d86d19e) 人道协调厅重申，对以色列军方对平民使用过度武力以及流离失所者日益严峻的人道需求深表关切。</w:t>
       </w:r>
     </w:p>
@@ -5440,11 +3037,23 @@
         <w:pStyle w:val="ListNumber"/>
       </w:pPr>
       <w:r>
-        <w:t>联合国谴责以色列袭击加沙人道工作者 呼吁进行独立调查 · 2025-04-01</w:t>
+        <w:t>【世界进行时】2025年5月2日 · 2025-05-02</w:t>
       </w:r>
       <w:r>
         <w:br/>
-        <w:t>(f81d008d56390f29d4afb877219562b28a5784d1) 埃尔德表示：“以色列当局关闭了加沙边境，已连续四周禁止所有商业和人道主义援助进入。面对一次又一次的侵犯国际人道法行为，我们的援助努力正被不断受到削弱。”</w:t>
+        <w:t>(e29e171afacdcb9477c21405ab50df04631ed526) 在以色列切断对加沙所有援助两个月后，负责人道事务的副秘书长弗莱彻周四发表声明指出，以色列阻止援助物资进入是对哈马斯施压的策略，却严重违反国际法，剥夺了平民的生存权、基本医疗保障和尊严，是残酷的集体惩罚。</w:t>
+      </w:r>
+    </w:p>
+    <w:p>
+      <w:pPr>
+        <w:pStyle w:val="ListNumber"/>
+      </w:pPr>
+      <w:r>
+        <w:t>联合国大会以压倒性多数通过加沙停火决议 · 2025-06-12</w:t>
+      </w:r>
+      <w:r>
+        <w:br/>
+        <w:t>(79e980e297ea8459db1078912c125a4da0c117f6) 由20多个国家提出的这项决议强烈谴责将饥饿作为战争工具，要求全面解除以色列对人道主义援助的封锁，并重申必须根据国际法保护平民。</w:t>
       </w:r>
     </w:p>
     <w:p>
@@ -5456,7 +3065,7 @@
       </w:r>
       <w:r>
         <w:br/>
-        <w:t>(2be23bcc957b8a5b1e7506443ed67ab66c369ec1) 然而自四月以来，以色列当局已拒绝超过20次抢修许可申请。</w:t>
+        <w:t>(2be23bcc957b8a5b1e7506443ed67ab66c369ec1) 持续通信中断使人道救援机构既无法建立有效沟通渠道，也难以协调跨机构应急响应行动。这导致急需援助的平民陷入完全的信息孤立状态，既无法获取生死攸关的救援物资信息，也无法联络紧急医疗服务。</w:t>
       </w:r>
     </w:p>
     <w:p>
@@ -5488,23 +3097,11 @@
         <w:pStyle w:val="ListNumber"/>
       </w:pPr>
       <w:r>
-        <w:t>联合国秘书长对加沙人道危机升级深表震惊　呼吁立即实现永久停火和全面准入 · 2025-07-03</w:t>
+        <w:t>叙利亚：苏韦达省冲突与人道援助通行问题持续存在 · 2025-07-19</w:t>
       </w:r>
       <w:r>
         <w:br/>
-        <w:t>(f52a255e51ca67f26b22cd6870bc2eab25f97d53) 仅在2025年6月，联合国进行的近400次人道协调尝试中，有44%被以色列当局直接拒绝，10%虽初步获批但后来受阻，仅有三分之一得以执行。其余12%因后勤、安全等问题被组织方取消。</w:t>
-      </w:r>
-    </w:p>
-    <w:p>
-      <w:pPr>
-        <w:pStyle w:val="ListNumber"/>
-      </w:pPr>
-      <w:r>
-        <w:t>【世界进行时】2025年8月22日 · 2025-08-22</w:t>
-      </w:r>
-      <w:r>
-        <w:br/>
-        <w:t>(9636869ff36155742998777919504f25a8be97f4) 加沙地带儿童截肢率已攀升至全球最高。周四，以色列军队持续加强在加沙城及周边地带的军事行动。联合国秘书长古特雷斯再度紧急呼吁停火。</w:t>
+        <w:t>(8372c4a7be3a5ae5d479fcafc12ab95628864710) 7月19日，该省南部在经历数周教派冲突、以色列空袭以及严重人权侵犯事件后，达成了停火协议。</w:t>
       </w:r>
     </w:p>
     <w:p>
@@ -5539,7 +3136,7 @@
         <w:t>資料準備耗時：</w:t>
       </w:r>
       <w:r>
-        <w:t>約 74.06 秒</w:t>
+        <w:t>約 109.86 秒</w:t>
       </w:r>
     </w:p>
     <w:p>
@@ -5552,411 +3149,269 @@
       <w:r>
         <w:t>【對話記憶】</w:t>
         <w:br/>
-        <w:t>- 主題：2025年加薩停火、人質談判、人道援助及平民保護情勢分析</w:t>
+        <w:t>- 主題：2025年加薩衝突綜合研析：停火談判、人質釋放、人道援助准入、平民保護與醫療體系</w:t>
         <w:br/>
-        <w:t>- 時間範圍：2025-01-14至2025-10-03（11-12月資料缺口）</w:t>
+        <w:t>- 時間範圍：2025-01-14 至 2025-10-03</w:t>
         <w:br/>
-        <w:t>- 子題：停火協議三階段時間線（1月生效→3月破裂→10月窗口重現）, 人質交換與囚犯釋放進度, 人道准入與援助封鎖（44%協調被拒、連續數月零物資）, 醫療體系不可逆損傷（兒童截肢率全球最高、新生兒轉移死亡）, 外交傳導模型（正面/負面傳導與外部阻斷）, SWOT分析（停火脆弱性、准入結構性阻斷、大國協調裂痕）</w:t>
+        <w:t>- 子題：停火協議達成與破裂（1月達成→3月破裂）, 人質交換與多哈談判（1-2月正向鏈）, 邊境封鎖與援助中斷（4月起）, 人道協調失效（6月44%被拒）, 醫療體系結構性損毀（截肢率、新生兒轉送死亡）, 約旦河西岸同步惡化</w:t>
         <w:br/>
-        <w:t>- 重要實體：哈馬斯, 以色列, 聯合國（古特雷斯、OCHA、UNRWA、UNICEF、WHO）, 埃及, 卡達, 美國（安理會否決）, 約旦河西岸, 賈巴利亞·巴拉德, 汗尤尼斯, 奧達醫院</w:t>
+        <w:t>- 重要實體：聯合國秘書長古特雷斯, OCHA, UNICEF, UNRWA, WHO, 弗萊徹（緊急救濟協調員）, 哈馬斯, 以色列政府, 埃及, 卡達</w:t>
         <w:br/>
-        <w:t>- 既定限制：僅依據16份文件、35個片段，未引入外部資訊; 資料覆蓋期2025-01-14至2025-10-03，11-12月缺口需後續補充; 3月無獨立文件計數，僅有事件片段; 停火僅持續約三個月即破裂，無第三方強制執行機制</w:t>
+        <w:t>- 既定限制：資料集僅15份文件/32片段，非連續覆蓋; 3月在月度聚合中缺席; 10月僅1則片段（10/3），無法反映全月演進; 4月後資料稀疏; 所有事實標註來源編號，未提供欄位不作假設</w:t>
         <w:br/>
-        <w:t>- 未決問題：2025年11-12月多哈談判是否恢復; 17萬噸備妥物資是否實際入境; 加薩城軍事行動規模與停火違規頻率; 飢荒是否擴大及公共衛生危機（霍亂等）; 約旦河西岸是否同步惡化</w:t>
+        <w:t>- 未決問題：以色列對10月哈馬斯釋放人質意願的官方回應; 邊境口岸是否實際開放、17萬噸物資能否落地; 多哈第二階段談判是否恢復; 醫療體系（兒童截肢率、新生兒死亡率、醫院運作）短期恢復可能性; 約旦河西岸雙線衝突風險是否加劇</w:t>
         <w:br/>
         <w:br/>
         <w:t>【對話歷史】</w:t>
         <w:br/>
-        <w:t xml:space="preserve"> 被直接拒絕、10% 初步批覆後受阻、僅約三分之一得以執行 | 來源27、28、29 |</w:t>
+        <w:t>第一階段計劃「基本按商定步驟推進」；隨後哈以雙方將就永久停火展開談判（來源18） | 18 |</w:t>
         <w:br/>
-        <w:t>| 2025-08-08 | 以色列政府決定「接管加薩城」；古特雷斯表示深表震驚，警告局勢危險升級，可能危及包括仍被扣押人質在內之更多生命 | 來源30 |</w:t>
+        <w:t>| 2025-04-01 | 以色列關閉加薩邊境，連續四周禁止所有商業和人道主義援助進入；埃爾德稱援助努力不斷被削弱（來源19） | 19 |</w:t>
         <w:br/>
-        <w:t>| 2025-08-22 | 加薩兒童截肢率攀升至全球最高；以軍持續加強加薩城軍事行動；聯合國「糧食安全階段綜合分類」報告確認加薩發生飢荒；古特雷斯稱此為「人性的失敗」，強調以色列作為佔領國負有確保食品和醫療供應之義務 | 來源31、32 |</w:t>
+        <w:t>| 2025-04-25 | 停火協議 3 月破裂；連續 50 多天無援助物資進入；酷熱、污水、垃圾成山，流離失所家庭面臨嚴重公共衛生危機（來源20） | 20 |</w:t>
         <w:br/>
-        <w:t>| 2025-09-23 | 聯合國報告指出以色列在加薩實施種族滅絕，並對約旦河西岸（含東耶路撒冷）企圖強制轉移巴勒斯坦人、擴大猶太平民存在及吞併 | 來源33 |</w:t>
+        <w:t>| 2025-05-02 | 以色列切斷援助已達兩月；弗萊徹譴責此為「殘酷的集體處罰」，嚴重違反國際法（來源21） | 21 |</w:t>
         <w:br/>
-        <w:t>| 2025-10-03 | 哈馬斯宣布準備釋放人質，古特雷斯表示「感到鼓舞」；聯合國及合作夥伴已備妥約 17 萬噸食品、藥品、帳篷等物資隨時可運入；世衛組織緊急轉移 3 名危重新生兒，第 4 名嬰兒於當天早上死亡 | 來源34、35 |</w:t>
+        <w:t>| 2025-05-31 | 加薩飢餓危機失控；南部美以控制區私營援助中心周邊民眾領糧時遭槍擊遇難；古特雷斯「深表震驚」；美國在安理會投下否決票，阻止永久停火及解除援助限制的決議草案（來源22） | 22 |</w:t>
+        <w:br/>
+        <w:t>| 2025-06-13 | 持續通信中斷使人道機構無法建立溝通渠道、協調跨機構應急；4 月以來以色列已拒絕超過 20 次搶修許可申請（來源23、24） | 23、24 |</w:t>
+        <w:br/>
+        <w:t>| 2025-07-03 | 古特雷斯強烈譴責多起平民死傷襲擊；單日內以軍下令強制轉移近 3 萬人；6 月聯合國近 400 次人道協調嘗試中 44% 被直接拒絕、10% 初步批後受阻，僅約三分之一得以執行（來源25、26、27） | 25、26、27 |</w:t>
+        <w:br/>
+        <w:t>| 2025-08-08 | 以色列政府決定「接管加薩城」；古特雷斯「深表震驚」，指此舉標誌局勢危險升級，可能危及更多生命包括仍被扣押的人質（來源28） | 28 |</w:t>
+        <w:br/>
+        <w:t>| 2025-08-22 | 加薩兒童截肢率攀升至全球最高；以軍持續加強加薩城及周边軍事行動；古特雷斯再度緊急呼籲停火（來源29） | 29 |</w:t>
+        <w:br/>
+        <w:t>| 2025-09-23 | 聯合國報告指以色列在加薩實施種族滅絕，並在約旦河西岸（含東耶路撒冷）顯示明確意圖強行轉移巴勒斯坦人、擴大猶太平民存在並吞併整個西岸（來源30） | 30 |</w:t>
+        <w:br/>
+        <w:t>| 2025-10-03 | 哈馬斯宣布準備釋放人質；古特雷斯表示「感到鼓舞」；聯合國及合作夥伴已備妥約 17 萬噸食品、藥品、帳篷等急需物資可隨時運入；世衛組織緊急轉移 3 名危重新生兒（赫魯醫院→阿克薩醫院），原定第 4 名嬰兒當晨死亡（來源31、32） | 31、32 |</w:t>
         <w:br/>
         <w:br/>
         <w:t>---</w:t>
         <w:br/>
         <w:br/>
-        <w:t>## 三、分主題分析</w:t>
+        <w:t>## 三、六部門分項分析</w:t>
         <w:br/>
         <w:br/>
-        <w:t>### 3.1 政治外交：停火方案與人質談判</w:t>
+        <w:t>### （一）政治外交：停火方案、人質交換與談判進展</w:t>
         <w:br/>
         <w:br/>
-        <w:t>**協議架構與階段設計**</w:t>
+        <w:t>- **協議達成與三方調解（1月）：** 1 月 15 日停火及釋放人質協議正式達成，古特雷斯高度讚揚**埃及、卡達、美國**三方的調解貢獻（來源3）。古特雷斯同時將終局框架定位為「兩國方案」，要求以巴雙方在国际法與聯合國決議框架內和平共處（來源5）。</w:t>
+        <w:br/>
+        <w:t>- **第一階段執行與人質交換（1-2月）：** 協議分三個階段（來源12）。第一階段核心包括人質與囚犯交換、以軍撤離居民區、巴勒斯坦人返回家園及大幅增加援助物資（來源7、12）。2 月 16 日完成一輪交換：3 名以色列人質換 369 名巴勒斯坦囚犯（來源11）。</w:t>
+        <w:br/>
+        <w:t>- **停火動搖與第二階段談判（2月）：** 2 月 11 日出現停火「或将終止」的報導，古特雷斯緊急警告並敦促在多哈恢復第二階段談判（來源8、9）。2 月 16 日古特雷斯再次呼籲各方「信守承諾」並遵守國際人道法（來源14）。</w:t>
+        <w:br/>
+        <w:t>- **協議破裂與外交僵局（3-5月）：** 3 月停火協議破裂（來源20）。5 月 31 日美國在安理會以否決票阻止了永久停火及解除援助限制的決議草案，外交斡旋陷入僵局（來源22）。</w:t>
+        <w:br/>
+        <w:t>- **以色列「接管加薩城」決定（8月）：** 8 月 8 日以色列政府決定「接管加薩城」，古特雷斯視為局勢的危險升級，並警告可能危及仍被扣押的人質（來源28）。此舉實質上否定了以先前三階段協議中的以軍撤離承諾（來源12 vs 28）。</w:t>
+        <w:br/>
+        <w:t>- **10月轉機：** 10 月 3 日哈馬斯宣布準備釋放人質，古特雷斯表示「感到鼓舞」，顯示外交接觸出現重新啟動的跡象（來源31）。</w:t>
         <w:br/>
         <w:br/>
-        <w:t>2025 年 1 月 19 日生效之加薩停火協議共分三個階段：第一階段包含人質與囚犯交換、以色列軍隊撤離加薩居民區、允許巴勒斯坦人返回家園，以及大幅增加進入被佔領土之援助物資數量（來源13）。協議的調解方包括埃及、卡達與美國，古特雷斯對三國推動協議達成之貢獻給予高度評價（來源4）。</w:t>
-        <w:br/>
-        <w:br/>
-        <w:t>**談判進展與波折**</w:t>
-        <w:br/>
-        <w:br/>
-        <w:t>- **1 月中旬**：協議達成並生效，首波人質交換啟動（來源4、8）。</w:t>
-        <w:br/>
-        <w:t>- **2 月上旬**：停火持續約三週後即出現終止風險，古特雷斯緊急呼籲避免戰火重燃，並要求在多哈恢復第二階段談判（來源9、10）。</w:t>
-        <w:br/>
-        <w:t>- **2 月中旬**：第二波人質釋放（3 名以色列人質 / 369 名巴勒斯坦囚犯），顯示第一階段仍按計劃推進（來源12、19）。</w:t>
-        <w:br/>
-        <w:t>- **3 月**：第一階段原定於 3 月 1 日前完成（來源19），但 3 月 23 日以色列襲擊醫療車隊事件（來源20）成為停火協議破裂之關鍵轉折點。</w:t>
-        <w:br/>
-        <w:t>- **4 月起**：停火正式破裂，以色列關閉邊境並持續封鎖援助（來源21、22），外交進展迅速逆轉。</w:t>
-        <w:br/>
-        <w:t>- **10 月初**：哈馬斯再度宣布準備釋放人質，古特雷斯表示「感到鼓舞」（來源34），暗示外交窗口可能重新開啟，但目前資料不足以判斷是否已進入實質談判階段。</w:t>
-        <w:br/>
-        <w:br/>
-        <w:t>**安理會層面**</w:t>
-        <w:br/>
-        <w:br/>
-        <w:t>5 月 31 日，美國在安理會投下否決票，阻止了呼籲加薩永久停火及解除援助限制之決議草案（來源24），顯示大國外交協調出現嚴重裂痕。</w:t>
+        <w:t>**小結：** 全年外交軌跡呈「達成→動搖→破裂→單邊升級→10月重啟訊號」的脈絡。調解核心為埃及、卡達、美國三方（來源3），但 5 月美國安理會否決（來源22）與 8 月以色列「接管加薩城」（來源28）顯示調解方影響力受到嚴重削弱。10 月哈馬斯主動釋出善意（來源31）可能為下一輪談判提供窗口，但資料不足以判斷以色列方面的回應及談判是否實質展開。</w:t>
         <w:br/>
         <w:br/>
         <w:t>---</w:t>
         <w:br/>
         <w:br/>
-        <w:t>### 3.2 國際安全：軍事行動與平民保護</w:t>
+        <w:t>### （二）國際安全：軍事行動、停火違規及平民安全影響</w:t>
         <w:br/>
         <w:br/>
-        <w:t>**軍事行動升級軌跡**</w:t>
+        <w:t>- **停火前持續襲擊（1月）：** 賈巴利亞·巴拉德與汗尤尼斯遭襲致大量平民死傷（來源1），顯示停火前軍事行動仍在持續。</w:t>
+        <w:br/>
+        <w:t>- **停火期間的西岸升級（2月）：** 即便加薩停火，約旦河西岸安全局勢同步惡化，以色列數週軍事行動致 4 萬人流離失所、50 多人喪生（來源15、16），顯示衝突並非局限於加薩。</w:t>
+        <w:br/>
+        <w:t>- **停火破裂後軍事行動升級（4月以後）：** 4 月起以色列關閉邊境並持續軍事壓力（來源19）；5 月 31 日援助中心周邊出現槍擊事件（來源22）；7 月單日強制轉移近 3 萬人（來源26）；8 月以軍「持續加強」加薩城軍事行動（來源29）。</w:t>
+        <w:br/>
+        <w:t>- **8月「接管加薩城」：** 以色列政府正式決定接管加薩城，古特雷斯稱此舉「可能進一步危及更多生命，包括仍被扣押的人質」（來源28）。</w:t>
+        <w:br/>
+        <w:t>- **平民與救援人員安全：** 5 月 31 日平民在領糧時遭槍擊（來源22）；7 月古特雷斯譴責「多起導致大量平民死傷的襲擊事件」（來源25）；聯合國報告指以色列在加薩實施「種族滅絕」（來源30）。</w:t>
         <w:br/>
         <w:br/>
-        <w:t>| 時間 | 軍事行動 / 安全事件 | 影響 | 來源 |</w:t>
-        <w:br/>
-        <w:t>| --- | --- | --- | --- |</w:t>
-        <w:br/>
-        <w:t>| 2025-01-14 | 賈巴利亞·巴拉德、汗尤尼斯襲擊 | 大量平民死傷 | 來源1 |</w:t>
-        <w:br/>
-        <w:t>| 2025-02-26 | 約旦河西岸五周軍事行動 | 50 多人喪生（含兒童）、約 4 萬人流離失所 | 來源16、17 |</w:t>
-        <w:br/>
-        <w:t>| 2025-03-23 | 襲擊加薩醫療和急救車隊 | 15 名醫護人員和人道工作者喪生 | 來源20 |</w:t>
-        <w:br/>
-        <w:t>| 2025-05-31 前後 | 南部援助中心周邊槍擊事件 | 民眾領取食物時遇難 | 來源24 |</w:t>
-        <w:br/>
-        <w:t>| 2025-07-03 前後 | 一天內強制轉移近 3 萬人 | 缺乏庇護、食物、藥品、飲水 | 來源28 |</w:t>
-        <w:br/>
-        <w:t>| 2025-08-08 | 以色列決定「接管加薩城」 | 局勢危險升級，危及更多生命（含人質） | 來源30 |</w:t>
-        <w:br/>
-        <w:t>| 2025-08-22 | 以軍持續加強加薩城及周邊軍事行動 | 兒童截肢率達全球最高 | 來源31 |</w:t>
-        <w:br/>
-        <w:br/>
-        <w:t>**停火違規模式**</w:t>
-        <w:br/>
-        <w:br/>
-        <w:t>從現有資料可辨識出以下反覆出現之違規形態：</w:t>
-        <w:br/>
-        <w:t>1. **軍事行動持續**：即使在停火期間（1-3 月），仍發生針對醫療車隊之致命襲擊（來源20）。</w:t>
-        <w:br/>
-        <w:t>2. **邊境與准入封鎖**：4 月起連續四周、後續擴至近三個月完全禁止商業及人道援助進入（來源21、22、23）。</w:t>
-        <w:br/>
-        <w:t>3. **強制遷移**：7 月單日即強制轉移近 3 萬人（來源28）。</w:t>
-        <w:br/>
-        <w:t>4. **通信中斷**：6 月持續通信中斷使平民陷入信息孤立（來源25）。</w:t>
-        <w:br/>
-        <w:t>5. **拒絕搶修**：自 4 月以來以色列拒絕超過 20 次搶修許可（來源26）。</w:t>
-        <w:br/>
-        <w:br/>
-        <w:t>**對救援人員之安全影響**</w:t>
-        <w:br/>
-        <w:br/>
-        <w:t>3 月 23 日 15 名醫護和人道工作者喪生事件（來源20）為 2025 年資料中最嚴重的針對救援人員之攻擊。世衛組織 10 月之新生兒緊急轉移任務中，第 4 名嬰兒於轉移當天早上死亡（來源35），反映醫療安全環境之極度脆弱。</w:t>
+        <w:t>**小結：** 2025 年加薩安全局勢呈現「停火（1-2月）→破裂（3月）→持續軍事壓制與邊境封鎖（4-8月）→單邊接管決定（8月）」的惡化曲線。平民死傷、強制轉移、對人道工作者的暴力貫穿全年（來源1、22、25、26），救援人員安全未見實質保障。</w:t>
         <w:br/>
         <w:br/>
         <w:t>---</w:t>
         <w:br/>
         <w:br/>
-        <w:t>### 3.3 人道事務：援助准入與物資供應</w:t>
+        <w:t>### （三）人道事務：食品、藥品、飲水、避難與援助准入</w:t>
         <w:br/>
         <w:br/>
-        <w:t>**封鎖時間線**</w:t>
+        <w:t>- **停火期間的援助困境（1月）：** 即便在停火前後，奧達醫院因物資嚴重短缺運行受限，印尼醫院基本設備被破壞（來源2）；以色列持續阻礙援助進入（來源1）。</w:t>
+        <w:br/>
+        <w:t>- **邊境封鎖與援助中斷（4-5月）：** 以色列連續四周禁止所有商業和人道援助進入（來源19）；至 4 月 25 日已連續 50 多天無援助物資進入（來源20）；5 月 2 日切斷援助已達兩月，弗萊徹譴責為「集體處罰」（來源21）。</w:t>
+        <w:br/>
+        <w:t>- **飢餓危機與公共衛生災難（4-5月）：** 酷熱、污水橫流、垃圾成山，流離失所家庭面臨嚴重公共衛生危機（來源20）；飢餓危機「已呈失控態勢」（來源22）。</w:t>
+        <w:br/>
+        <w:t>- **通信與基礎設施中斷（6月）：** 持續通信中斷使人道機構無法溝通與協調應急（來源23）；4 月以來以色列拒絕超過 20 次搶修許可（來源24）。</w:t>
+        <w:br/>
+        <w:t>- **人道協調大規模受阻（7月）：** 6 月聯合國近 400 次人道協調嘗試中，44% 被直接拒絕、10% 批後受阻，僅約三分之一得以執行（來源27）。</w:t>
+        <w:br/>
+        <w:t>- **10月物資備妥但准入未解：** 聯合國及合作夥伴已備妥約 **17 萬噸**食品、藥品、帳篷等急需物資，「可隨時運入」加薩（來源31），但截至 10/3 資料中尚無實際放行記錄。</w:t>
         <w:br/>
         <w:br/>
-        <w:t>| 時間節點 | 狀態 | 來源 |</w:t>
-        <w:br/>
-        <w:t>| --- | --- | --- |</w:t>
-        <w:br/>
-        <w:t>| 1 月 14 日 | 聯合國人員無法進入醫院，物資嚴重短缺 | 來源2、3 |</w:t>
-        <w:br/>
-        <w:t>| 4 月 1 日 | 邊境關閉，連續四周禁止一切援助進入 | 來源21 |</w:t>
-        <w:br/>
-        <w:t>| 4 月 25 日 | 停火破裂後連續 50 多天無物資進入，面臨斷糧 | 來源22 |</w:t>
-        <w:br/>
-        <w:t>| 5 月 2 日 | 援助切斷已達兩月，被定性為集體懲罰 | 來源23 |</w:t>
-        <w:br/>
-        <w:t>| 5 月 31 日 | 封鎖近三個月，饑荒失控，民眾在援助點遭槍擊 | 來源24 |</w:t>
-        <w:br/>
-        <w:t>| 6 月 13 日 | 通信中斷，44% 協調嘗試被拒（6 月數據），20 次以上搶修被拒 | 來源25、26、29 |</w:t>
-        <w:br/>
-        <w:t>| 7 月 3 日 | 人道危機進一步升級，強制遷移加劇物資匱乏 | 來源27、28、29 |</w:t>
-        <w:br/>
-        <w:t>| 8 月 22 日 | 糧食安全報告確認加薩發生飢荒 | 來源32 |</w:t>
-        <w:br/>
-        <w:t>| 10 月 3 日 | 聯合國及合作夥伴已備妥約 17 萬噸物資隨時可運入 | 來源34 |</w:t>
-        <w:br/>
-        <w:br/>
-        <w:t>**6 月人道協調數據（來源29）**</w:t>
-        <w:br/>
-        <w:br/>
-        <w:t>| 協調嘗試結果 | 占比 |</w:t>
-        <w:br/>
-        <w:t>| --- | --- |</w:t>
-        <w:br/>
-        <w:t>| 被以色列當局直接拒絕 | 44% |</w:t>
-        <w:br/>
-        <w:t>| 初步批覆後遭阻 | 10% |</w:t>
-        <w:br/>
-        <w:t>| 得以執行 | 約 33% |</w:t>
-        <w:br/>
-        <w:t>| 因後勤、安全等問題被組織方取消 | 12% |</w:t>
-        <w:br/>
-        <w:br/>
-        <w:t>&gt; 以上數據合計 99%，剩餘 1% 未歸類。僅三分之一之協調嘗試得以落實，顯示系統性准入阻礙。</w:t>
-        <w:br/>
-        <w:br/>
-        <w:t>**邊境口岸與通信**</w:t>
-        <w:br/>
-        <w:br/>
-        <w:t>- 以色列於 4 月關閉加薩邊境，禁止所有商業和人道主義援助進入（來源21）。</w:t>
-        <w:br/>
-        <w:t>- 自 4 月起拒絕超過 20 次搶修許可（來源26），暗示基礎設施（含通信、供水等）持續惡化。</w:t>
-        <w:br/>
-        <w:t>- 通信中斷使人道機構無法建立溝通渠道、平民陷入信息孤立（來源25）。</w:t>
+        <w:t>**小結：** 全年人道援助呈現「有限進入（1-2月停火期）→全面封鎖（4-5月）→協調機制大規模失效（6-7月）→物資備妥但准入未實現（10月）」的困局。17 萬噸物資「可隨時運入」（來源31）是正面訊號，但缺乏邊境開放的明確時間表，援助落實仍高度依賴外交突破。</w:t>
         <w:br/>
         <w:br/>
         <w:t>---</w:t>
         <w:br/>
         <w:br/>
-        <w:t>### 3.4 醫療衛生：醫院運作與醫療危機</w:t>
+        <w:t>### （四）醫療衛生：醫院運作、醫療物資、病患轉送與醫護安全</w:t>
         <w:br/>
         <w:br/>
-        <w:t>**醫院運作狀況**</w:t>
+        <w:t>- **醫院運作受限于物資短缺（1月）：** 奧達醫院因嚴重物資短缺運行受限；印尼醫院基本設備被破壞（來源2）。</w:t>
+        <w:br/>
+        <w:t>- **兒童醫療災難（8月）：** 加薩兒童截肢率攀升至**全球最高**（來源29），反映醫療體系長期惡化的極端後果。</w:t>
+        <w:br/>
+        <w:t>- **新生兒緊急轉送（10月）：** 世衛組織執行緊急轉移任務，將 3 名危重新生兒從加薩市赫魯醫院轉至代爾巴拉赫阿克薩醫院；原定第 4 名嬰兒於當天早上死亡（來源32）。此事件突顯加薩醫療設施無法處理高危新生兒、跨區轉送機制脆弱且隨時可能中斷。</w:t>
+        <w:br/>
+        <w:t>- **強制轉移中的醫療真空（7月）：** 單日強制轉移近 3 萬人，這些人在「缺乏庇護、食物、藥品和飲用水」的情況下再次流離失所（來源26），意味著大量病患（含慢性病患者、孕婦、兒童）在轉移中失去醫療接續。</w:t>
+        <w:br/>
+        <w:t>- **公共衛生危機（4月）：** 酷熱、污水、垃圾成山的環境下，流離失所家庭面臨日益嚴重的公共衛生危機（來源20）。</w:t>
         <w:br/>
         <w:br/>
-        <w:t>| 時間 | 事件 | 來源 |</w:t>
-        <w:br/>
-        <w:t>| --- | --- | --- |</w:t>
-        <w:br/>
-        <w:t>| 1 月 14 日 | 奧達醫院因嚴重物資短缺運行受限；印度尼西亞醫院基本設備被破壞；聯合國兩次試圖進入均遭拒 | 來源2、3 |</w:t>
-        <w:br/>
-        <w:t>| 3 月 23 日 | 醫療和急救車隊遭襲擊，15 名醫護和人道工作者喪生 | 來源20 |</w:t>
-        <w:br/>
-        <w:t>| 10 月 3 日 | 世衛組織緊急轉移 3 名危重新生兒（赫盧醫院→阿克薩醫院），第 4 名嬰兒當天早上死亡 | 來源35 |</w:t>
-        <w:br/>
-        <w:br/>
-        <w:t>**醫療物資與病患轉送**</w:t>
-        <w:br/>
-        <w:br/>
-        <w:t>- 1 月 14 日即已出現嚴重物資短缺與設備破壞（來源3）。</w:t>
-        <w:br/>
-        <w:t>- 7 月強制轉移近 3 萬人時，被遷移者缺乏庇護、食物、藥品和飲水（來源28）。</w:t>
-        <w:br/>
-        <w:t>- 8 月 22 日，加薩兒童截肢率已攀升至全球最高（來源31），反映長期醫療資源匱乏之累積效應。</w:t>
-        <w:br/>
-        <w:t>- 10 月 3 日，聯合國及合作夥伴備妥約 17 萬噸食品、藥品、帳篷等物資（來源34），但能否實際運入仍取決於准入條件。</w:t>
-        <w:br/>
-        <w:br/>
-        <w:t>**醫護人員安全**</w:t>
-        <w:br/>
-        <w:br/>
-        <w:t>3 月 23 日事件（來源20）為資料中最嚴重的醫護人員陣亡事件。10 月世衛組織之新生兒轉移（來源35）則顯示即使在停火談判窗口重新出現之階段，醫療轉送仍面臨極高風險。</w:t>
+        <w:t>**小結：** 醫療體系在 2025 年持續惡化，從 1 月的醫院物資短缺（來源2）到 8 月兒童截肢率全球最高（來源29），再到 10 月仍需世衛組織跨區轉送新生兒（來源32），顯示加薩醫療基礎設施已處於極度脆弱狀態。強制轉移（來源26）與通信中斷（來源23）進一步切斷了病患獲取醫療的路徑。</w:t>
         <w:br/>
         <w:br/>
         <w:t>---</w:t>
         <w:br/>
         <w:br/>
-        <w:t>### 3.5 國際組織：聲明、數據與行動</w:t>
+        <w:t>### （五）國際組織：聯合國、人道協調廳、世衛組織之聲明與行動</w:t>
         <w:br/>
         <w:br/>
-        <w:t>| 組織 / 人物 | 主要行動與聲明 | 時間 | 來源 |</w:t>
+        <w:t>| 機構 / 角色 | 主要行動與聲明（2025年） | 來源 |</w:t>
         <w:br/>
-        <w:t>| --- | --- | --- | --- |</w:t>
+        <w:t>| --- | --- | --- |</w:t>
         <w:br/>
-        <w:t>| 聯合國秘書長古特雷斯 | 歡迎停火協議、敦促永久停火、譴責襲擊、警告飢荒為「人性的失敗」、對「接管加薩城」震驚、對哈馬斯準備釋放人質表示鼓舞 | 1/15-10/3 多次 | 來源4、6、9、11、15、24、27、30、32、34 |</w:t>
+        <w:t>| 聯合國秘書長古特雷斯 | 1月歡迎停火協議；2月警告停火將終止、呼籲維持停火；5月譴責援助中心槍擊事件並呼籲永久停火；7月譴責平民死傷襲擊；8月對「接管加薩城」深表震驚；10月對哈馬斯準備釋放人質「感到鼓舞」 | 3、8、22、25、28、31 |</w:t>
         <w:br/>
-        <w:t>| 緊急救濟協調員弗萊徹 | 指出停火帶來希望但援助仍充滿挑戰；定性封鎖為集體懲罰 | 1/15、5/2 | 來源7、23 |</w:t>
+        <w:t>| 人道事務副秘書長弗萊徹（緊急救濟協調員） | 1月表示停火帶來希望但挑戰仍存；5月譴責封鎖為「集體處罰」 | 6、21 |</w:t>
         <w:br/>
-        <w:t>| 人道協調廳（OCHA） | 對約旦河西岸過度使用武力深表關切；統計 6 月 44% 協調嘗試被拒 | 2/26、7/3 | 來源18、29 |</w:t>
+        <w:t>| 人道協調廳 OCHA | 2月對西岸平民使用過度武力深表關切；6月報告通信中斷影響救援；7月披露 6 月 400 次協調中 44% 被拒 | 17、23、27 |</w:t>
         <w:br/>
-        <w:t>| 近東救濟工程處（UNRWA） | 報告約旦河西岸 50 多人喪生、4 萬人流離失所 | 2/26 | 來源17 |</w:t>
+        <w:t>| 聯合國兒童基金會 UNICEF | 1月指出至少 1.45 萬名兒童喪生、近 100 萬人流離失所 | 4 |</w:t>
         <w:br/>
-        <w:t>| UNICEF 執行主任拉塞尔 | 指出至少 1.45 萬名兒童喪生、近 100 萬人流離失所 | 1/15 | 來源5 |</w:t>
+        <w:t>| 近東救济工程處 UNRWA | 2月報告西岸 50 多人喪生（含兒童），巴勒斯坦民眾「首當其沖」 | 16 |</w:t>
         <w:br/>
-        <w:t>| 聯合國人權高級專員蒂尔克 | 嚴厲譴責 3/23 襲擊，呼籲獨立調查 | 3/23 | 來源20 |</w:t>
+        <w:t>| 世衛組織 WHO | 10月執行 3 名危重新生兒緊急轉送（赫魯→阿克薩醫院），第 4 名嬰兒轉送前死亡 | 32 |</w:t>
         <w:br/>
-        <w:t>| 世衛組織（WHO） | 組織新生兒緊急轉移任務 | 10/3 | 來源35 |</w:t>
+        <w:t>| 美國（安理會常任理事） | 5月在安理會否決永久停火及解除援助限制決議草案 | 22 |</w:t>
         <w:br/>
-        <w:t>| 聯合國「糧食安全階段綜合分類」 | 發布飢荒評估報告 | 8/22 | 來源32 |</w:t>
+        <w:t>| 埃及、卡達、美國（調解方） | 1月被古特雷斯高度讚揚在推動停火協議中做出卓越貢獻 | 3 |</w:t>
         <w:br/>
-        <w:t>| 聯合國報告 | 指出以色列在加薩實施種族滅絕、企圖吞併西岸 | 9/23 | 來源33 |</w:t>
+        <w:br/>
+        <w:t>**小結：** 聯合國系統（秘書長、OCHA、UNICEF、UNRWA、WHO）在 2025 年持續發出警告、譴責並執行有限的人道行動，但整體態勢為「聲明高頻、實質干預有限」。最突出的结构性困境是：聯合國 6 月近 400 次協調嘗試中僅約三分之一得以執行（來源27），反映國際組織在缺乏安全准入條件下的人道行動能力受到根本性限制。</w:t>
         <w:br/>
         <w:br/>
         <w:t>---</w:t>
         <w:br/>
         <w:br/>
-        <w:t>## 四、綜合趨勢分析：外交進展、軍事行動與人道情勢之傳導關係</w:t>
+        <w:t>### （六）綜合研析：傳導關係、10月局勢與後續風險</w:t>
         <w:br/>
         <w:br/>
-        <w:t>### 4.1 三階段傳導模型（基於現有資料之定性判斷）</w:t>
+        <w:t>#### 1. 外交進展與軍事行動、人道情勢的傳導關係</w:t>
         <w:br/>
         <w:br/>
-        <w:t>```</w:t>
-        <w:br/>
-        <w:t>外交進展（停火談判 / 人質交換）</w:t>
-        <w:br/>
-        <w:t xml:space="preserve">    │</w:t>
-        <w:br/>
-        <w:t xml:space="preserve">    ├──【正面傳導】──→ 邊境開放 / 准入改善 ──→ 援助物資進入 ──→ 醫療恢復 / 平民處境改善</w:t>
-        <w:br/>
-        <w:t xml:space="preserve">    │</w:t>
-        <w:br/>
-        <w:t xml:space="preserve">    └──【負面傳導】──→ 停火破裂 / 談判中止 ──→ 邊境封鎖 / 軍事行動升級 ──→ 人道危機加劇 / 醫療體系崩潰</w:t>
-        <w:br/>
-        <w:t>```</w:t>
+        <w:t>全年資料呈現一條清晰的**正向/負向傳導鏈**：</w:t>
         <w:br/>
         <w:br/>
-        <w:t>**具體對應**：</w:t>
+        <w:t>- **正向鏈（1-2月）：** 停火協議達成（來源3）→ 人質交換啟動（來源7、11）→ 以軍開始撤離（來源12）→ 援助增加成為協議條款（來源12）→ 第一階段「基本按步驟推進」（來源18）。</w:t>
+        <w:br/>
+        <w:t>- **負向鏈（3月以後）：** 停火破裂（來源20）→ 邊境封鎖（來源19）→ 援助中斷（來源20、21）→ 飢餓與公共衛生危機（來源20、22）→ 軍事行動升級（來源26、28、29）→ 人道協調大規模失效（來源27）→ 兒童截肢率全球最高（來源29）。</w:t>
+        <w:br/>
+        <w:t>- **10月重啟訊號：** 哈馬斯準備釋放人質（來源31）+ 17 萬噸物資備妥（來源31）→ 若邊境開放，人道處境有望快速改善；但世衛組織仍需緊急轉送新生兒且 1 名嬰兒死亡（來源32），顯示醫療體系仍極度脆弱，短期內難以僅靠援助補救。</w:t>
         <w:br/>
         <w:br/>
-        <w:t>- **正面傳導案例**：1 月 19 日停火生效後，第一階段計劃包含以軍撤離與大幅增加援助物資（來源13），2 月 16 日第二波人質釋放順利完成（來源12），3 月 1 日第一階段基本按計劃推進（來源19）。</w:t>
-        <w:br/>
-        <w:t>- **負面傳導案例**：3 月 23 日醫療車隊遭襲（來源20）→ 停火於三月破裂（來源22）→ 4 月邊境關閉（來源21）→ 5 月封鎖兩月（來源23）→ 6 月 44% 協調被拒（來源29）→ 8 月確認飢荒（來源32）。</w:t>
-        <w:br/>
-        <w:t>- **外部阻斷因素**：5 月 31 日美國安理會否決（來源24）阻斷了國際壓力機制，使外交層面無法形成有效制衡。</w:t>
+        <w:t>&gt; **核心判斷：** 停火與人質談判是人道准入的**必要前置條件**。1-2月的正面經驗（來源3、7、12、18）與 3月以後的惡化（來源19、20、21、27）形成鮮明對照，說明外交進展與人道情勢之間存在強傳導關係；反之，軍事升級與邊境封鎖會迅速且不可逆地惡化平民處境。</w:t>
         <w:br/>
         <w:br/>
-        <w:t>### 4.2 2025 年整體趨勢判斷</w:t>
+        <w:t>#### 2. 10月局勢判讀</w:t>
         <w:br/>
         <w:br/>
-        <w:t>1. **上半年（1-3 月）：停火窗口期**。協議生效、人質交換推進、第一階段基本完成，人道准入有所改善但基礎設施已嚴重受損（來源3、19）。</w:t>
+        <w:t>- **正面訊號：** 哈馬斯主動宣布準備釋放人質，古特雷斯表示「感到鼓舞」（來源31）；聯合國已備妥 17 萬噸物資（來源31）。</w:t>
         <w:br/>
-        <w:t>2. **夏季（4-7 月）：系統性崩潰**。停火破裂後，封鎖、軍事行動、強制遷移、通信中斷形成疊加效應，人道協調成功率降至約三分之一（來源21-29）。</w:t>
+        <w:t>- **結構性限制仍未解除：** 截至 10/3，資料中無邊境口岸正式開放、以軍停止軍事行動或以色列政府明確回應的記錄。10 月僅 1 則片段（agg.month 中 10 月 count=1），資料不足以判斷 10 月後續演進。</w:t>
         <w:br/>
-        <w:t>3. **秋季（8-10 月）：危機頂點與窗口重現**。飢荒確認（來源32）、「接管加薩城」決定（來源30）、種族滅絕指控（來源33）標記情勢谷底；10 月初哈馬斯宣布準備釋放人質（來源34）及 17 萬噸物資備妥（來源34）則暗示外交窗口可能再度開啟，但實際效果尚待驗證。</w:t>
+        <w:t>- **醫療脆弱性：** 新生兒仍需世衛組織跨區緊急轉送且已出現死亡案例（來源32），顯示即使援助物資到位，醫療體系的恢復仍需更長時間。</w:t>
         <w:br/>
         <w:br/>
-        <w:t>### 4.3 外交進展是否實際改善人道准入？</w:t>
+        <w:t>#### 3. 後續風險評估</w:t>
         <w:br/>
         <w:br/>
-        <w:t>**在停火生效期間（1-3 月）**：有一定改善，第一階段包含以軍撤離與援助增加條款（來源13），聯合國承諾為援助創造條件（來源14）。但改善幅度有限，1 月 14 日醫院物資短缺與進入受阻（來源2、3）說明封鎖在停火前已嚴重存在。</w:t>
+        <w:t>| 風險維度 | 具體風險 | 依據與來源 |</w:t>
         <w:br/>
+        <w:t>| --- | --- | --- |</w:t>
         <w:br/>
-        <w:t>**在停火破裂後（4-10 月）**：外交進展完全中斷，人道准入惡化至極端--連續數月零物資進入（來源22）、飢荒確認（來源32）、僅 1/3 協調得以執行（來源29）。</w:t>
+        <w:t>| 談判破裂 | 10月哈馬斯釋放人質意願（來源31）能否轉化為實質交換取決於以色列回應；2月已出現停火「或将終止」的前例（來源8），3月實際破裂（來源20），談判脆弱性極高 | 8、20、31 |</w:t>
         <w:br/>
+        <w:t>| 援助受阻 | 17 萬噸物資備妥但「可隨時運入」（來源31）不等於「已運入」；歷史上以色列多次拒絕准入（來源19、24、27），若談判再度破裂，物資將繼續滯留邊境 | 19、24、27、31 |</w:t>
         <w:br/>
-        <w:t>**結論**：現有資料顯示，停火與人質談判之正面效應高度依賴協議持續執行；一旦破裂，人道情勢迅速惡化且恢復成本極高。外交進展與人道准入之間存在強正相關，但此關係極為脆弱，缺乏制度性保障。</w:t>
+        <w:t>| 醫療體系惡化 | 兒童截肢率已全球最高（來源29）；新生兒轉送即有死亡（來源32）；強制轉移導致病患失去醫療接續（來源26）；醫療基礎設施損毀（來源2）。短期內無法靠外部援助完全補救 | 2、26、29、32 |</w:t>
+        <w:br/>
+        <w:t>| 衝突再升級 | 以色列「接管加薩城」決定（來源28）與持續加強軍事行動（來源29）表明安全態勢未根本緩解；5月美國安理會否決（來源22）顯示國際制動機制受限；約旦河西岸同步惡化（來源15、16、30）可能形成雙線衝突 | 15、22、28、29、30 |</w:t>
+        <w:br/>
+        <w:t>| 通信與情報中斷 | 持續通信中斷使人道機構無法協調（來源23），若升級為全面通信封鎖，將進一步孤立平民並阻斷國際社會的實況掌握 | 23 |</w:t>
         <w:br/>
         <w:br/>
         <w:t>---</w:t>
         <w:br/>
         <w:br/>
-        <w:t>## 五、SWOT 分析</w:t>
+        <w:t>## 四、SWOT 分析</w:t>
         <w:br/>
         <w:br/>
         <w:t>| 維度 | 面向 | 主要內容 | 來源 |</w:t>
         <w:br/>
         <w:t>| --- | --- | --- | --- |</w:t>
         <w:br/>
-        <w:t>| Strength | 外交基礎 | 停火協議三階段架構已建立，埃及、卡達、美國三方調解機制運作過（1-3 月），哈馬斯 10 月再度釋放人質意圖顯示談判基礎未完全喪失 | 來源4、8、13、34 |</w:t>
+        <w:t>| Strength（優勢） | 國際社會調解基礎 | 埃及、卡達、美國三方調解機制已在 1 月成功推動停火協議（來源3），表明多邊調解路徑有效且各方有參與意願 | 3 |</w:t>
         <w:br/>
-        <w:t>| Strength | 人道備援能力 | 聯合國及合作夥伴已備妥約 17 萬噸食品、藥品、帳篷等物資，具備快速部署能力 | 來源34 |</w:t>
+        <w:t>| Strength（優勢） | 人道物資已就緒 | 聯合國及合作夥伴已備妥約 17 萬噸食品、藥品、帳篷等物資，「可隨時運入」（來源31），一旦准入解決，人道狀況有望快速改善 | 31 |</w:t>
         <w:br/>
-        <w:t>| Strength | 國際壓力機制 | 聯合國多次公開譴責（古特雷斯、人權專員、OCHA），安理會曾有停火決議草案（雖被否決），國際法框架（佔領國義務）提供法理依據 | 來源20、24、27、32 |</w:t>
+        <w:t>| Strength（優勢） | 國際法與道義壓力 | 聯合國多機構（OCHA、UNICEF、UNRWA、WHO）持續發聲並記錄違規（來源17、21、27）；9 月聯合國報告指「種族滅絕」（來源30），形成長期道義與法律壓力 | 17、21、27、30 |</w:t>
         <w:br/>
-        <w:t>| Weakness | 停火脆弱性 | 停火僅持續約三個月即破裂，且無第三方強制執行機制；美方安理會否決削弱集體安全作用 | 來源9、24 |</w:t>
+        <w:t>| Weakness（劣勢） | 停火協議脆弱性 | 協議 3 月即破裂（來源20）；2 月已出現終止風險（來源8）；協議執行高度依賴雙方誠意，缺乏強制執行機制 | 8、20 |</w:t>
         <w:br/>
-        <w:t>| Weakness | 准入系統性阻斷 | 邊境關閉、20 次以上搶修被拒、44% 協調被拒、通信中斷--非單一事件而是結構性阻斷 | 來源21、26、29、25 |</w:t>
+        <w:t>| Weakness（劣勢） | 人道准入受制於安全條件 | 歷史上 44% 協調嘗試被拒（來源27）、20+ 次搶修被拒（來源24）、通信中斷（來源23）；17 萬噸物資（來源31）無法在缺乏安全通行條件下落地 | 23、24、27、31 |</w:t>
         <w:br/>
-        <w:t>| Weakness | 醫療體系脆化 | 醫院設備破壞、物資短缺、醫護遭襲（15 人喪生）、兒童截肢率全球最高、新生兒轉移中死亡--醫療恢復時間遠長於衝突升級速度 | 來源3、20、31、35 |</w:t>
+        <w:t>| Weakness（劣勢） | 醫療體系结构性損毀 | 醫院設備被破壞（來源2）、兒童截肢率全球最高（來源29）、新生兒轉送即死亡（來源32）；醫療體系修復需要遠超出援助物資的投入與時間 | 2、29、32 |</w:t>
         <w:br/>
-        <w:t>| Weakness | 大國協調裂痕 | 美國否決停火決議，使安理會無法形成統一立場，外交斡旋失去最重要槓桿之一 | 來源24 |</w:t>
+        <w:t>| Weakness（劣勢） | 國際制動機制受限 | 美國安理會否決票（來源22）使聯合國無法通過有約束力的停火與援助決議；「接管加薩城」（來源28）反映單邊行動不受有效約束 | 22、28 |</w:t>
         <w:br/>
-        <w:t>| Opportunity | 談判窗口重現 | 10 月 3 日哈馬斯宣布準備釋放人質，古特雷斯表示「感到鼓舞」，17 萬噸物資已備妥--若雙方回到談判桌，人道改善具備物質基礎 | 來源34 |</w:t>
+        <w:t>| Opportunity（機會） | 10月談判重啟窗口 | 哈馬斯主動宣布準備釋放人質（來源31），古特雷斯表示「感到鼓舞」；若以此為起點恢復多哈談判（參照 2 月路徑，來源9），有望重啟正向傳導鏈 | 9、31 |</w:t>
         <w:br/>
-        <w:t>| Opportunity | 國際法理優勢 | 聯合國報告（9 月）及糧食安全評估（8 月）提供法律與事實依據，可能強化國際刑事司法或制裁路徑 | 來源32、33 |</w:t>
+        <w:t>| Opportunity（機會） | 人道「即釋」效應 | 17 萬噸物資已備妥（來源31），若邊境在數日內開放，短期內可緩解最急迫的食品與藥品短缺，形成可觀測的平民處境改善，增強談判動能 | 31 |</w:t>
         <w:br/>
-        <w:t>| Opportunity | 人道機構動員 | 世衛組織、OCHA、UNRWA 等機構保持運轉，緊急轉移任務（10 月）顯示協調能力尚存 | 來源35、29 |</w:t>
+        <w:t>| Opportunity（機會） | 世衛組織緊急醫療行動先例 | 10 月新生兒轉送（來源32）雖有 1 名死亡，但證明了跨區轉送機制在極限條件下仍可運作，可作為擴大醫療援助的起點 | 32 |</w:t>
         <w:br/>
-        <w:t>| Threat | 衝突再升級 | 以色列決定「接管加薩城」（8 月）、以軍持續加強軍事行動（8 月），若 10 月談判再次破裂，情勢可能超越 4-7 月水平 | 來源30、31 |</w:t>
+        <w:t>| Threat（威脅） | 談判再度破裂 | 2-3月已有停火破裂前例（來源8、20）；以色列「接管加薩城」決定（來源28）表明其意圖單邊改變局勢，可能使談判失去對等基礎 | 8、20、28 |</w:t>
         <w:br/>
-        <w:t>| Threat | 飢荒不可逆 | 8 月 22 日已確認飢荒發生，營養損傷具有長期健康後果，即使援助恢復，醫療體系重建仍需漫長時間 | 來源32、31 |</w:t>
+        <w:t>| Threat（威脅） | 軍事行動持續升級 | 8 月以軍持續加強加薩城行動（來源29）；約旦河西岸同步惡化（來源15、16、30）；若衝突擴散為加薩+西岸雙線作戰，人道與外交空間將進一步收窄 | 15、16、29、30 |</w:t>
         <w:br/>
-        <w:t>| Threat | 約旦河西岸溢出 | 2 月即出現 50 人喪生、4 萬人流離失所，9 月聯合國報告指涉吞併意圖--加薩之外第二戰場可能同步惡化 | 來源16、17、33 |</w:t>
+        <w:t>| Threat（威脅） | 飢餓與公共衛生不可逆惡化 | 4 月起飢餓「失控」（來源22）、公共衛生危機（來源20）；若援助持續受阻，將出現大規模餓死與傳染病爆發，形成长期人道災難 | 20、22 |</w:t>
         <w:br/>
-        <w:t>| Threat | 人質安全 | 古特雷斯明確警告「接管加薩城」可能危及仍被扣押之人質，軍事行動升級將直接威脅人質談判籌碼 | 來源30 |</w:t>
+        <w:t>| Threat（威脅） | 信息與通信封鎖 | 持續通信中斷（來源23）不僅阻礙救援，也使國際社會無法即時掌握局勢，削弱外交施壓的準確性與時效性 | 23 |</w:t>
         <w:br/>
         <w:br/>
         <w:t>---</w:t>
         <w:br/>
         <w:br/>
-        <w:t>## 六、後續風險評估與監測要點</w:t>
+        <w:t>## 五、結語與後續追蹤建議</w:t>
         <w:br/>
         <w:br/>
-        <w:t>### 6.1 高機率風險</w:t>
+        <w:t>1. **10月為關鍵觀察期：** 哈馬斯釋放人質意願（來源31）與 17 萬噸物資備妥（來源31）構成正面窗口，但需密切追蹤以色列官方回應、邊境口岸是否實際開放、以及是否恢復多哈第二階段談判（參照來源9路徑）。</w:t>
         <w:br/>
+        <w:t>2. **資料缺口需補強：** 本資料集 10 月僅 1 則片段，無法反映 10 月全月演進；3 月在月度聚合中缺席。建議持續補足 3 月及 10 月 4 日以後的資料，以完整評估談判進展與援助落地狀況。</w:t>
         <w:br/>
-        <w:t>| 風險項目 | 依據 | 監測指標 |</w:t>
+        <w:t>3. **醫療體系需獨立追蹤：** 兒童截肢率（來源29）、新生兒死亡率（來源32）、醫院運作狀態（來源2）等指標變化，是衡量平民處境是否實質改善的核心參數，建議建立定期監測。</w:t>
         <w:br/>
-        <w:t>| --- | --- | --- |</w:t>
-        <w:br/>
-        <w:t>| 談判再度破裂 | 停火僅持續三個月即破裂（來源22）；美方否決顯示調解方內部分歧（來源24）；以軍行動持續升級（來源30、31） | 11 月是否出現新一輪人質釋放；多哈談判是否恢復 |</w:t>
-        <w:br/>
-        <w:t>| 援助持續受阻 | 44% 協調被拒為常態（來源29）；封鎖已持續近半年（來源22-24）；搶修 20 次以上被拒（來源26） | 17 萬噸物資是否實際入境（來源34）；邊境口岸開放狀態 |</w:t>
-        <w:br/>
-        <w:t>| 醫療體系不可逆惡化 | 兒童截肢率全球最高（來源31）；新生兒轉移中死亡（來源35）；醫院設備破壞未修復（來源3） | 醫院運營狀態；新生兒及重症轉送成功率；醫護人員傷亡數據 |</w:t>
-        <w:br/>
-        <w:t>| 飢荒擴大與公共衛生危機 | 8 月已確認飢荒（來源32）；污水、垃圾、酷熱環境加劇公共衛生風險（來源22） | 糧食安全階段分類後續評估；霍亂等傳染病爆發數據 |</w:t>
-        <w:br/>
-        <w:br/>
-        <w:t>### 6.2 中低機率但高影響風險</w:t>
-        <w:br/>
-        <w:br/>
-        <w:t>- **約旦河西岸全面軍事化**：2 月 50 人喪生、4 萬人流離失所（來源16、17），9 月聯合國報告指涉吞併意圖（來源33），若加薩戰事升級可能同步引爆西岸。</w:t>
-        <w:br/>
-        <w:t>- **人質安全事件**：軍事行動升級直接威脅被扣人質（來源30），一旦發生可能導致談判基礎徹底瓦解。</w:t>
-        <w:br/>
-        <w:t>- **國際法框架進一步瓦解**：美方否決（來源24）與以色列「接管」決定（來源30）若無後果，可能鼓勵各方忽視國際人道法義務。</w:t>
-        <w:br/>
-        <w:br/>
-        <w:t>### 6.3 建議持續監測重點</w:t>
-        <w:br/>
-        <w:br/>
-        <w:t>1. **政治外交**：11-12 月多哈談判是否恢復、人質交換節奏、美國立場是否調整</w:t>
-        <w:br/>
-        <w:t>2. **國際安全**：加薩城軍事行動規模、停火違規事件頻率、強制遷移規模</w:t>
-        <w:br/>
-        <w:t>3. **人道事務**：17 萬噸物資（來源34）實際入境進度、邊境口岸開放天數、通信恢復狀況</w:t>
-        <w:br/>
-        <w:t>4. **醫療衛生**：醫院運營數、醫療物資庫存、新生兒及重症轉送安全</w:t>
-        <w:br/>
-        <w:t>5. **國際組織**：安理會後續決議、獨立調查結果（來源20）、糧食安全評估更新（來源32）</w:t>
+        <w:t>4. **雙線衝突風險不可忽視：** 約旦河西岸安全惡化（來源15、16、30）與加薩局勢存在互聯性，任何加薩談判進展若未同步納入西岸議題，可能影響協議的整體穩定性。</w:t>
         <w:br/>
         <w:br/>
         <w:t>---</w:t>
         <w:br/>
         <w:br/>
-        <w:t>## 七、結語</w:t>
-        <w:br/>
-        <w:br/>
-        <w:t>2025 年加薩情勢呈現「停火-破裂-升級-窗口重現」的劇烈擺動。現有的 16 份文件、35 個片段揭示了三個核心事實：</w:t>
-        <w:br/>
-        <w:br/>
-        <w:t>- 第一，**外交進展與人道准入高度綁定**：停火生效期間援助通道有有限改善，一旦破裂則迅速惡化至飢荒水平（來源13 vs. 來源22、32）。</w:t>
-        <w:br/>
-        <w:t>- 第二，**人道機構的動員能力遠未及於實際准入**：17 萬噸物資備妥（來源34）、6 月近 400 次協調嘗試（來源29）--後者 44% 被直接拒絕，說明瓶頸不在「有沒有物資」而在「能不能進去」。</w:t>
-        <w:br/>
-        <w:t>- 第三，**醫療體系正處於不可逆損傷的臨界點**：兒童截肢率全球最高（來源31）、新生兒轉移中死亡（來源35）、醫院設備破壞（來源3）--這些損害即使衝突立即停止，也需要漫長時間與巨額資源方能恢復。</w:t>
-        <w:br/>
-        <w:br/>
-        <w:t>10 月初哈馬斯釋放人質意圖的出現（來源34）為 2025 年下半年提供了最後一次外交窗口。然而，在缺乏第三方強制執行機制、大國協調存在根本分歧（來源24）且軍事行動持續升級（來源30、31）之背景下，此窗口的持續性與有效性仍面臨極大不確定性。目前資料不足以判斷 2025 年 11 月至 12 月之發展，建議持續追蹤上述監測指標以掌握情勢走向。</w:t>
-        <w:br/>
-        <w:br/>
-        <w:t>---</w:t>
-        <w:br/>
-        <w:br/>
-        <w:t>*報告完。所有事實均嚴格依據所提供的 16 份文件、35 個片段及統計數據，未引入外部資訊。資料覆蓋期為 2025-01-14 至 2025-10-03，11-12 月缺口需後續補充。*</w:t>
+        <w:t>*報告依據 15 份文件、32 個片段撰寫，涵蓋 2025-01-14 至 2025-10-03。所有事實均標註來源編號，未提供之欄位不作假設。*</w:t>
         <w:br/>
         <w:br/>
         <w:t>【目前問題】</w:t>
@@ -5975,18 +3430,7 @@
         <w:t>相對時間解析基準：</w:t>
       </w:r>
       <w:r>
-        <w:t>2026-09-15T13:48:05+08:00 (Asia/Taipei；去年=2025)</w:t>
-      </w:r>
-    </w:p>
-    <w:p>
-      <w:r>
-        <w:rPr>
-          <w:b/>
-        </w:rPr>
-        <w:t>精煉後問題（檢索用）：</w:t>
-      </w:r>
-      <w:r>
-        <w:t>持續蒐集2025年（2025-01-01至2025-12-31，10月為重點時段）加薩停火、人質談判、人道援助及平民保護相關資訊，依以下部門分層檢索：①政治外交：以色列、哈馬斯、美國、卡達、埃及及調解方之停火方案、人質交換條件、談判進展；②國際安全：空襲、地面軍事行動、停火違規、平民與救援人員安全影響；③人道事務：食品、藥品、飲水、避難、邊境口岸開放、援助物資進入；④醫療衛生：醫院運作、醫療物資短缺、病患轉送、醫護人員安全；⑤國際組織：聯合國、OCHA、WHO、UNRWA、UNICEF之聲明、數據與行動；⑥綜合研析：停火/人質談判與人道准入之傳導關係、後續風險評估（談判破裂、援助受阻、醫療體系惡化、衝突再升級）。</w:t>
+        <w:t>2026-09-21T13:33:36+08:00 (Asia/Taipei；去年=2025)</w:t>
       </w:r>
     </w:p>
     <w:p>
@@ -6019,7 +3463,7 @@
         <w:t>查詢時間範圍：</w:t>
       </w:r>
       <w:r>
-        <w:t>2025-01-01 ～ 2025-12-31</w:t>
+        <w:t>2025-01-14 ～ 2025-10-03</w:t>
       </w:r>
     </w:p>
     <w:p>
@@ -6030,7 +3474,7 @@
         <w:t>統計概況：</w:t>
       </w:r>
       <w:r>
-        <w:t>文件數：10；片段數：19；有活動天數：10</w:t>
+        <w:t>文件數：9；片段數：15；有活動天數：9</w:t>
       </w:r>
     </w:p>
     <w:p>
@@ -6044,7 +3488,7 @@
         <w:t>核心關鍵詞：</w:t>
       </w:r>
       <w:r>
-        <w:t>加薩, 停火, 人質談判, 人道援助, 平民保護, 以色列, 哈馬斯, 聯合國</w:t>
+        <w:t>加薩, 停火, 人質, 人道援助, 哈馬斯, 以色列, 平民, 醫療</w:t>
       </w:r>
     </w:p>
     <w:p>
@@ -6055,7 +3499,7 @@
         <w:t>代理人 ES 文本查詢工具查詢字串：</w:t>
       </w:r>
       <w:r>
-        <w:t>核心關鍵詞組如下：加薩、停火、人質談判、人道援助、平民保護、以色列、哈馬斯、聯合國</w:t>
+        <w:t>核心關鍵詞組如下：加薩、停火、人質、人道援助、哈馬斯、以色列、平民、醫療</w:t>
       </w:r>
     </w:p>
     <w:p>
@@ -6066,7 +3510,7 @@
         <w:t>同義／擴充關鍵詞：</w:t>
       </w:r>
       <w:r>
-        <w:t>加萨, 加薩地帶, 加萨地带, 加薩地區, 加萨地区, Gaza, Gaza Strip, 休戰, 休战, 停戰, 停战, ceasefire, truce, 人质谈判, 質俘談判, 质俘谈判, 人質交換, 人质交换, 質俘交換, 质俘交换, hostage negotiations, captive negotiations, 人道主義援助, 人道主义援助, 人道救援, 人道救助, humanitarian aid, humanitarian assistance, 平民保护, 保護平民, 保护平民, civilian protection, 以色列國, 以色列国, Israel, State of Israel, 以方, 哈马斯, 哈瑪斯, 哈玛斯, Hamas, 联合国, UN, United Nations</w:t>
+        <w:t>加萨, 加薩地帶, 加萨地带, 加薩走廊, 加萨走廊, 休戰, 休战, 人质, 質子, 质子, 人道主義援助, 人道主义援助, 人道救援, 哈马斯, 哈瑪斯, 哈玛斯, 巴勒斯坦伊斯蘭抵抗運動, 巴勒斯坦伊斯兰抵抗运动, 以色列國, 以色列国, 医疗</w:t>
       </w:r>
     </w:p>
     <w:p>
@@ -6077,7 +3521,7 @@
         <w:t>實際使用關鍵詞（effective terms）：</w:t>
       </w:r>
       <w:r>
-        <w:t>加薩, 停火, 人質談判, 人道援助, 平民保護, 以色列, 哈馬斯, 聯合國, 加萨, 加薩地帶, 加萨地带, 加薩地區, 加萨地区, Gaza, Gaza Strip, 休戰, 休战, 停戰, 停战, ceasefire, truce, 人质谈判, 質俘談判, 质俘谈判, 人質交換, 人质交换, 質俘交換, 质俘交换, hostage negotiations, captive negotiations, 人道主義援助, 人道主义援助, 人道救援, 人道救助, humanitarian aid, humanitarian assistance, 平民保护, 保護平民, 保护平民, civilian protection, 以色列國, 以色列国, Israel, State of Israel, 以方, 哈马斯, 哈瑪斯, 哈玛斯, Hamas, 联合国, UN, United Nations</w:t>
+        <w:t>加薩, 停火, 人質, 人道援助, 哈馬斯, 以色列, 醫療, 平民, 加萨, 加薩地帶, 加萨地带, 加薩走廊, 加萨走廊, 休戰, 休战, 人质, 質子, 质子, 人道主義援助, 人道主义援助, 人道救援, 哈马斯, 哈瑪斯, 哈玛斯, 巴勒斯坦伊斯蘭抵抗運動, 巴勒斯坦伊斯兰抵抗运动, 以色列國, 以色列国, 医疗</w:t>
       </w:r>
     </w:p>
     <w:p>
@@ -6128,7 +3572,7 @@
         <w:t>；執行狀態：正常完成</w:t>
       </w:r>
       <w:r>
-        <w:t>；耗時：15.098 秒</w:t>
+        <w:t>；耗時：17.386 秒</w:t>
       </w:r>
     </w:p>
     <w:p>
@@ -6148,7 +3592,7 @@
         <w:t>；執行狀態：正常完成</w:t>
       </w:r>
       <w:r>
-        <w:t>；耗時：23.332 秒</w:t>
+        <w:t>；耗時：60.062 秒</w:t>
       </w:r>
     </w:p>
     <w:p>
@@ -6168,28 +3612,7 @@
         <w:t>；執行狀態：正常完成</w:t>
       </w:r>
       <w:r>
-        <w:t>；耗時：74.061 秒</w:t>
-      </w:r>
-    </w:p>
-    <w:p>
-      <w:pPr>
-        <w:pStyle w:val="ListBullet"/>
-      </w:pPr>
-      <w:r>
-        <w:rPr>
-          <w:b/>
-        </w:rPr>
-        <w:t>證據欄位選擇：</w:t>
-      </w:r>
-      <w:r>
-        <w:t>qwen3.8:latest-128k</w:t>
-      </w:r>
-      <w:r>
-        <w:t>；執行狀態：正常完成</w:t>
-      </w:r>
-      <w:r>
-        <w:br/>
-        <w:t>錯誤／備註：mode=hybrid</w:t>
+        <w:t>；耗時：109.861 秒</w:t>
       </w:r>
     </w:p>
     <w:p>
@@ -6209,7 +3632,7 @@
         <w:t>；執行狀態：正常完成</w:t>
       </w:r>
       <w:r>
-        <w:t>；耗時：111.822 秒</w:t>
+        <w:t>；耗時：136.516 秒</w:t>
       </w:r>
     </w:p>
     <w:sectPr>
